--- a/output/writing/DissertationChapter/mcgrealCh1_draft3DD_TQ 20 May 2026.docx
+++ b/output/writing/DissertationChapter/mcgrealCh1_draft3DD_TQ 20 May 2026.docx
@@ -229,64 +229,21 @@
       <w:r>
         <w:t xml:space="preserve">e can pose </w:t>
       </w:r>
-      <w:del w:id="1" w:author="tquinn" w:date="2026-05-20T12:29:00Z" w16du:dateUtc="2026-05-20T19:29:00Z">
-        <w:r>
-          <w:delText xml:space="preserve">a difficult </w:delText>
-        </w:r>
-      </w:del>
-      <w:ins w:id="2" w:author="tquinn" w:date="2026-05-20T12:29:00Z" w16du:dateUtc="2026-05-20T19:29:00Z">
-        <w:r>
-          <w:t xml:space="preserve">challenges for </w:t>
-        </w:r>
-      </w:ins>
-      <w:r>
-        <w:t>management</w:t>
-      </w:r>
-      <w:del w:id="3" w:author="tquinn" w:date="2026-05-20T12:29:00Z" w16du:dateUtc="2026-05-20T19:29:00Z">
-        <w:r>
-          <w:delText xml:space="preserve"> challenge</w:delText>
-        </w:r>
-      </w:del>
-      <w:r>
-        <w:t>. Whether due to direct human influence on their environments</w:t>
-      </w:r>
-      <w:del w:id="4" w:author="tquinn" w:date="2026-05-20T12:30:00Z" w16du:dateUtc="2026-05-20T19:30:00Z">
-        <w:r>
-          <w:delText>,</w:delText>
-        </w:r>
-      </w:del>
-      <w:r>
-        <w:t xml:space="preserve"> </w:t>
+      <w:r>
+        <w:t xml:space="preserve">challenges for </w:t>
+      </w:r>
+      <w:r>
+        <w:t xml:space="preserve">management. Whether due to direct human influence on their environments </w:t>
       </w:r>
       <w:r>
         <w:t xml:space="preserve">or </w:t>
       </w:r>
-      <w:del w:id="5" w:author="tquinn" w:date="2026-05-20T12:30:00Z" w16du:dateUtc="2026-05-20T19:30:00Z">
-        <w:r>
-          <w:delText xml:space="preserve">from </w:delText>
-        </w:r>
-      </w:del>
-      <w:r>
-        <w:t xml:space="preserve">indirect </w:t>
-      </w:r>
-      <w:del w:id="6" w:author="tquinn" w:date="2026-05-20T12:30:00Z" w16du:dateUtc="2026-05-20T19:30:00Z">
-        <w:r>
-          <w:delText xml:space="preserve">human </w:delText>
-        </w:r>
-      </w:del>
-      <w:r>
-        <w:t xml:space="preserve">influence </w:t>
-      </w:r>
-      <w:ins w:id="7" w:author="tquinn" w:date="2026-05-20T12:30:00Z" w16du:dateUtc="2026-05-20T19:30:00Z">
-        <w:r>
-          <w:t>through</w:t>
-        </w:r>
-      </w:ins>
-      <w:del w:id="8" w:author="tquinn" w:date="2026-05-20T12:30:00Z" w16du:dateUtc="2026-05-20T19:30:00Z">
-        <w:r>
-          <w:delText>due to</w:delText>
-        </w:r>
-      </w:del>
+      <w:r>
+        <w:t xml:space="preserve">indirect influence </w:t>
+      </w:r>
+      <w:r>
+        <w:t>through</w:t>
+      </w:r>
       <w:r>
         <w:t xml:space="preserve"> </w:t>
       </w:r>
@@ -335,30 +292,11 @@
         <w:t>)</w:t>
       </w:r>
       <w:r>
-        <w:t xml:space="preserve"> in Sitka National Historical Park’s Indian River</w:t>
-      </w:r>
-      <w:del w:id="9" w:author="tquinn" w:date="2026-05-20T12:32:00Z" w16du:dateUtc="2026-05-20T19:32:00Z">
-        <w:r>
-          <w:delText>, the life history of which leads to two genetically distinctly runs inhabiting the same stream in even and odd years</w:delText>
-        </w:r>
-      </w:del>
-      <w:r>
-        <w:t>. Though native to the river,</w:t>
+        <w:t xml:space="preserve"> in Sitka National Historical Park’s Indian River. Though native to the river,</w:t>
       </w:r>
       <w:r>
         <w:t xml:space="preserve"> </w:t>
       </w:r>
-      <w:del w:id="10" w:author="tquinn" w:date="2026-05-20T12:32:00Z" w16du:dateUtc="2026-05-20T19:32:00Z">
-        <w:r>
-          <w:delText>both runs</w:delText>
-        </w:r>
-        <w:r>
-          <w:delText xml:space="preserve"> </w:delText>
-        </w:r>
-        <w:r>
-          <w:delText xml:space="preserve">of </w:delText>
-        </w:r>
-      </w:del>
       <w:r>
         <w:t>pink salmon</w:t>
       </w:r>
@@ -368,11 +306,9 @@
       <w:r>
         <w:t xml:space="preserve">have seen </w:t>
       </w:r>
-      <w:ins w:id="11" w:author="tquinn" w:date="2026-05-20T12:32:00Z" w16du:dateUtc="2026-05-20T19:32:00Z">
-        <w:r>
-          <w:t xml:space="preserve">exponentially increasing </w:t>
-        </w:r>
-      </w:ins>
+      <w:r>
+        <w:t xml:space="preserve">exponentially increasing </w:t>
+      </w:r>
       <w:r>
         <w:t>number</w:t>
       </w:r>
@@ -395,313 +331,221 @@
         <w:t>late summer</w:t>
       </w:r>
       <w:r>
+        <w:t xml:space="preserve"> in recent decades</w:t>
+      </w:r>
+      <w:r>
+        <w:t xml:space="preserve"> on the biennial (i.e., odd and even numbered year) cycles characteristic of the species</w:t>
+      </w:r>
+      <w:r>
+        <w:t>. These potentially hyperabundant runs create the risk</w:t>
+      </w:r>
+      <w:r>
         <w:t xml:space="preserve"> </w:t>
       </w:r>
-      <w:del w:id="12" w:author="tquinn" w:date="2026-05-20T12:33:00Z" w16du:dateUtc="2026-05-20T19:33:00Z">
-        <w:r>
-          <w:delText xml:space="preserve">grow exponentially </w:delText>
-        </w:r>
-      </w:del>
-      <w:r>
-        <w:t>in recent decades</w:t>
-      </w:r>
-      <w:ins w:id="13" w:author="tquinn" w:date="2026-05-20T12:35:00Z" w16du:dateUtc="2026-05-20T19:35:00Z">
-        <w:r>
-          <w:t xml:space="preserve"> on the biennial (i.e., odd and even numbered</w:t>
-        </w:r>
-      </w:ins>
-      <w:ins w:id="14" w:author="tquinn" w:date="2026-05-20T12:36:00Z" w16du:dateUtc="2026-05-20T19:36:00Z">
-        <w:r>
-          <w:t xml:space="preserve"> year) </w:t>
-        </w:r>
-      </w:ins>
-      <w:ins w:id="15" w:author="tquinn" w:date="2026-05-20T12:35:00Z" w16du:dateUtc="2026-05-20T19:35:00Z">
-        <w:r>
-          <w:t>cycles characteristic of the species</w:t>
-        </w:r>
-      </w:ins>
-      <w:r>
-        <w:t>. These potentially hyperabundant runs create the risk</w:t>
+      <w:r>
+        <w:t>of hypoxia events</w:t>
+      </w:r>
+      <w:r>
+        <w:t xml:space="preserve">, putting fish </w:t>
+      </w:r>
+      <w:r>
+        <w:t xml:space="preserve">and other resident </w:t>
+      </w:r>
+      <w:r>
+        <w:t>species</w:t>
+      </w:r>
+      <w:r>
+        <w:t xml:space="preserve"> reliant on the river </w:t>
+      </w:r>
+      <w:r>
+        <w:t>at risk</w:t>
+      </w:r>
+      <w:r>
+        <w:t>. T</w:t>
+      </w:r>
+      <w:r>
+        <w:t xml:space="preserve">he </w:t>
+      </w:r>
+      <w:r>
+        <w:t xml:space="preserve">U.S. </w:t>
+      </w:r>
+      <w:r>
+        <w:t xml:space="preserve">National Park Service mandates the maintenance of </w:t>
+      </w:r>
+      <w:r>
+        <w:t xml:space="preserve">population densities </w:t>
+      </w:r>
+      <w:r>
+        <w:t xml:space="preserve">such as they would occur </w:t>
+      </w:r>
+      <w:r>
+        <w:t xml:space="preserve">within a </w:t>
+      </w:r>
+      <w:r>
+        <w:t>“</w:t>
+      </w:r>
+      <w:r>
+        <w:t>natural range of variation,</w:t>
+      </w:r>
+      <w:r>
+        <w:t>”</w:t>
       </w:r>
       <w:r>
         <w:t xml:space="preserve"> </w:t>
       </w:r>
       <w:r>
-        <w:t>of hypoxia events</w:t>
-      </w:r>
-      <w:r>
-        <w:t xml:space="preserve">, putting fish </w:t>
-      </w:r>
-      <w:r>
-        <w:t xml:space="preserve">and other resident </w:t>
-      </w:r>
-      <w:r>
-        <w:t>species</w:t>
-      </w:r>
-      <w:r>
-        <w:t xml:space="preserve"> reliant on the river </w:t>
-      </w:r>
-      <w:r>
-        <w:t>at risk</w:t>
-      </w:r>
-      <w:r>
-        <w:t>. T</w:t>
-      </w:r>
-      <w:r>
-        <w:t xml:space="preserve">he </w:t>
-      </w:r>
-      <w:r>
-        <w:t xml:space="preserve">U.S. </w:t>
-      </w:r>
-      <w:r>
-        <w:t xml:space="preserve">National Park Service mandates the maintenance of </w:t>
-      </w:r>
-      <w:r>
-        <w:t xml:space="preserve">population densities </w:t>
-      </w:r>
-      <w:r>
-        <w:t xml:space="preserve">such as they would occur </w:t>
-      </w:r>
-      <w:r>
-        <w:t xml:space="preserve">within a </w:t>
-      </w:r>
-      <w:r>
-        <w:t>“</w:t>
-      </w:r>
-      <w:r>
-        <w:t>natural range of variation,</w:t>
-      </w:r>
-      <w:r>
-        <w:t>”</w:t>
+        <w:t>meaning the potential hyperabundance of pink salmon may</w:t>
+      </w:r>
+      <w:r>
+        <w:t xml:space="preserve"> prompt the need for management action</w:t>
+      </w:r>
+      <w:r>
+        <w:t xml:space="preserve">. </w:t>
+      </w:r>
+      <w:r>
+        <w:t>A</w:t>
+      </w:r>
+      <w:r>
+        <w:t xml:space="preserve"> nearby hatchery, which releases 3 million </w:t>
+      </w:r>
+      <w:r>
+        <w:t>pink salmon</w:t>
+      </w:r>
+      <w:r>
+        <w:t xml:space="preserve"> fry each year</w:t>
+      </w:r>
+      <w:r>
+        <w:t>, may be</w:t>
+      </w:r>
+      <w:r>
+        <w:t xml:space="preserve"> contributing to the abundance of </w:t>
+      </w:r>
+      <w:r>
+        <w:t>pink salmon</w:t>
       </w:r>
       <w:r>
         <w:t xml:space="preserve"> </w:t>
       </w:r>
       <w:r>
-        <w:t>meaning the potential hyperabundance of pink salmon may</w:t>
-      </w:r>
-      <w:r>
-        <w:t xml:space="preserve"> prompt the need for management action</w:t>
-      </w:r>
-      <w:r>
-        <w:t xml:space="preserve">. </w:t>
-      </w:r>
-      <w:r>
-        <w:t>A</w:t>
-      </w:r>
-      <w:r>
-        <w:t xml:space="preserve"> nearby hatchery, which releases 3 million </w:t>
+        <w:t>in</w:t>
+      </w:r>
+      <w:r>
+        <w:t xml:space="preserve"> Indian River. </w:t>
+      </w:r>
+      <w:r>
+        <w:t xml:space="preserve">Using pink salmon escapement data </w:t>
+      </w:r>
+      <w:r>
+        <w:t xml:space="preserve">collected by the Alaska Department of Fish </w:t>
+      </w:r>
+      <w:r>
+        <w:t>and</w:t>
+      </w:r>
+      <w:r>
+        <w:t xml:space="preserve"> Game</w:t>
+      </w:r>
+      <w:r>
+        <w:t>,</w:t>
+      </w:r>
+      <w:r>
+        <w:t xml:space="preserve"> </w:t>
+      </w:r>
+      <w:r>
+        <w:t>t</w:t>
+      </w:r>
+      <w:r>
+        <w:t>his study determine</w:t>
+      </w:r>
+      <w:r>
+        <w:t>d</w:t>
+      </w:r>
+      <w:r>
+        <w:t xml:space="preserve"> whether the increased numbers of </w:t>
       </w:r>
       <w:r>
         <w:t>pink salmon</w:t>
       </w:r>
       <w:r>
-        <w:t xml:space="preserve"> fry each year</w:t>
-      </w:r>
-      <w:r>
-        <w:t>, may be</w:t>
-      </w:r>
-      <w:r>
-        <w:t xml:space="preserve"> contributing to the abundance of </w:t>
-      </w:r>
-      <w:r>
-        <w:t>pink salmon</w:t>
+        <w:t xml:space="preserve"> observed at Indian River are </w:t>
+      </w:r>
+      <w:r>
+        <w:t>typical</w:t>
+      </w:r>
+      <w:r>
+        <w:t xml:space="preserve"> of trends in the wider region</w:t>
+      </w:r>
+      <w:r>
+        <w:t xml:space="preserve"> (i.e., </w:t>
+      </w:r>
+      <w:r>
+        <w:t>the</w:t>
+      </w:r>
+      <w:r>
+        <w:t xml:space="preserve"> natural range of variation)</w:t>
+      </w:r>
+      <w:r>
+        <w:t xml:space="preserve">, or whether hatchery operations may be </w:t>
+      </w:r>
+      <w:r>
+        <w:t>contributing to or causing</w:t>
+      </w:r>
+      <w:r>
+        <w:t xml:space="preserve"> the </w:t>
+      </w:r>
+      <w:r>
+        <w:t xml:space="preserve">recent </w:t>
+      </w:r>
+      <w:r>
+        <w:t>hyperabundan</w:t>
+      </w:r>
+      <w:r>
+        <w:t>ce</w:t>
+      </w:r>
+      <w:r>
+        <w:t>.</w:t>
       </w:r>
       <w:r>
         <w:t xml:space="preserve"> </w:t>
       </w:r>
       <w:r>
-        <w:t>in</w:t>
-      </w:r>
-      <w:r>
-        <w:t xml:space="preserve"> Indian River. </w:t>
-      </w:r>
-      <w:r>
-        <w:t xml:space="preserve">Using pink salmon escapement data </w:t>
-      </w:r>
-      <w:r>
-        <w:t xml:space="preserve">collected by the Alaska Department of Fish </w:t>
-      </w:r>
-      <w:r>
-        <w:t>and</w:t>
-      </w:r>
-      <w:r>
-        <w:t xml:space="preserve"> Game</w:t>
-      </w:r>
-      <w:r>
-        <w:t>,</w:t>
-      </w:r>
-      <w:r>
-        <w:t xml:space="preserve"> </w:t>
-      </w:r>
-      <w:r>
-        <w:t>t</w:t>
-      </w:r>
-      <w:r>
-        <w:t>his study determine</w:t>
-      </w:r>
-      <w:ins w:id="16" w:author="tquinn" w:date="2026-05-20T12:33:00Z" w16du:dateUtc="2026-05-20T19:33:00Z">
-        <w:r>
-          <w:t>d</w:t>
-        </w:r>
-      </w:ins>
-      <w:del w:id="17" w:author="tquinn" w:date="2026-05-20T12:33:00Z" w16du:dateUtc="2026-05-20T19:33:00Z">
-        <w:r>
-          <w:delText>s</w:delText>
-        </w:r>
-      </w:del>
-      <w:r>
-        <w:t xml:space="preserve"> whether the increased numbers of </w:t>
-      </w:r>
-      <w:r>
-        <w:t>pink salmon</w:t>
-      </w:r>
-      <w:r>
-        <w:t xml:space="preserve"> observed at Indian River are </w:t>
-      </w:r>
-      <w:r>
-        <w:t>typical</w:t>
-      </w:r>
-      <w:r>
-        <w:t xml:space="preserve"> of trends in the wider region</w:t>
-      </w:r>
-      <w:r>
-        <w:t xml:space="preserve"> (i.e., </w:t>
-      </w:r>
-      <w:ins w:id="18" w:author="tquinn" w:date="2026-05-20T12:34:00Z" w16du:dateUtc="2026-05-20T19:34:00Z">
-        <w:r>
-          <w:t>the</w:t>
-        </w:r>
-      </w:ins>
-      <w:del w:id="19" w:author="tquinn" w:date="2026-05-20T12:34:00Z" w16du:dateUtc="2026-05-20T19:34:00Z">
-        <w:r>
-          <w:delText>a</w:delText>
-        </w:r>
-      </w:del>
-      <w:r>
-        <w:t xml:space="preserve"> natural range of variation)</w:t>
-      </w:r>
-      <w:r>
-        <w:t xml:space="preserve">, or whether hatchery operations may be </w:t>
-      </w:r>
-      <w:ins w:id="20" w:author="tquinn" w:date="2026-05-20T12:34:00Z" w16du:dateUtc="2026-05-20T19:34:00Z">
-        <w:r>
-          <w:t>contributing to or causing</w:t>
-        </w:r>
-      </w:ins>
-      <w:del w:id="21" w:author="tquinn" w:date="2026-05-20T12:34:00Z" w16du:dateUtc="2026-05-20T19:34:00Z">
-        <w:r>
-          <w:delText>driving</w:delText>
-        </w:r>
-      </w:del>
-      <w:r>
-        <w:t xml:space="preserve"> the </w:t>
-      </w:r>
-      <w:ins w:id="22" w:author="tquinn" w:date="2026-05-20T12:34:00Z" w16du:dateUtc="2026-05-20T19:34:00Z">
-        <w:r>
-          <w:t xml:space="preserve">recent </w:t>
-        </w:r>
-      </w:ins>
-      <w:r>
-        <w:t>hyperabundan</w:t>
-      </w:r>
-      <w:ins w:id="23" w:author="tquinn" w:date="2026-05-20T12:34:00Z" w16du:dateUtc="2026-05-20T19:34:00Z">
-        <w:r>
-          <w:t>ce</w:t>
-        </w:r>
-      </w:ins>
-      <w:del w:id="24" w:author="tquinn" w:date="2026-05-20T12:34:00Z" w16du:dateUtc="2026-05-20T19:34:00Z">
-        <w:r>
-          <w:delText>t runs in recent years</w:delText>
-        </w:r>
-      </w:del>
-      <w:r>
-        <w:t>.</w:t>
-      </w:r>
-      <w:r>
-        <w:t xml:space="preserve"> </w:t>
-      </w:r>
-      <w:del w:id="25" w:author="tquinn" w:date="2026-05-20T12:34:00Z" w16du:dateUtc="2026-05-20T19:34:00Z">
-        <w:r>
-          <w:delText xml:space="preserve">Analysis using </w:delText>
-        </w:r>
-      </w:del>
-      <w:del w:id="26" w:author="tquinn" w:date="2026-05-20T12:35:00Z" w16du:dateUtc="2026-05-20T19:35:00Z">
-        <w:r>
-          <w:delText>s</w:delText>
-        </w:r>
-      </w:del>
-      <w:ins w:id="27" w:author="tquinn" w:date="2026-05-20T12:35:00Z" w16du:dateUtc="2026-05-20T19:35:00Z">
-        <w:r>
-          <w:t>S</w:t>
-        </w:r>
-      </w:ins>
+        <w:t>S</w:t>
+      </w:r>
       <w:r>
         <w:t>tate-</w:t>
       </w:r>
       <w:r>
         <w:t xml:space="preserve">space models </w:t>
       </w:r>
-      <w:ins w:id="28" w:author="tquinn" w:date="2026-05-20T12:35:00Z" w16du:dateUtc="2026-05-20T19:35:00Z">
-        <w:r>
-          <w:t>indicated</w:t>
-        </w:r>
-      </w:ins>
-      <w:del w:id="29" w:author="tquinn" w:date="2026-05-20T12:35:00Z" w16du:dateUtc="2026-05-20T19:35:00Z">
-        <w:r>
-          <w:delText>finds</w:delText>
-        </w:r>
-      </w:del>
+      <w:r>
+        <w:t>indicated</w:t>
+      </w:r>
       <w:r>
         <w:t xml:space="preserve"> that odd-year runs of pink salmon at Indian River diverge</w:t>
       </w:r>
-      <w:ins w:id="30" w:author="tquinn" w:date="2026-05-20T12:35:00Z" w16du:dateUtc="2026-05-20T19:35:00Z">
-        <w:r>
-          <w:t>d</w:t>
-        </w:r>
-      </w:ins>
+      <w:r>
+        <w:t>d</w:t>
+      </w:r>
       <w:r>
         <w:t xml:space="preserve"> significantly from regional expectations, although conclusive evidence that this divergence is driven by hatchery releases is not clear. </w:t>
       </w:r>
       <w:r>
         <w:t>Even-year runs d</w:t>
       </w:r>
-      <w:ins w:id="31" w:author="tquinn" w:date="2026-05-20T12:36:00Z" w16du:dateUtc="2026-05-20T19:36:00Z">
-        <w:r>
-          <w:t>id</w:t>
-        </w:r>
-      </w:ins>
-      <w:del w:id="32" w:author="tquinn" w:date="2026-05-20T12:36:00Z" w16du:dateUtc="2026-05-20T19:36:00Z">
-        <w:r>
-          <w:delText>o</w:delText>
-        </w:r>
-      </w:del>
+      <w:r>
+        <w:t>id</w:t>
+      </w:r>
       <w:r>
         <w:t xml:space="preserve"> not display the same divergence in </w:t>
       </w:r>
-      <w:ins w:id="33" w:author="tquinn" w:date="2026-05-20T12:36:00Z" w16du:dateUtc="2026-05-20T19:36:00Z">
-        <w:r>
-          <w:t>abundance</w:t>
-        </w:r>
-      </w:ins>
-      <w:del w:id="34" w:author="tquinn" w:date="2026-05-20T12:36:00Z" w16du:dateUtc="2026-05-20T19:36:00Z">
-        <w:r>
-          <w:delText>behavior</w:delText>
-        </w:r>
-      </w:del>
+      <w:r>
+        <w:t>abundance</w:t>
+      </w:r>
       <w:r>
         <w:t xml:space="preserve"> and </w:t>
       </w:r>
-      <w:ins w:id="35" w:author="tquinn" w:date="2026-05-20T12:36:00Z" w16du:dateUtc="2026-05-20T19:36:00Z">
-        <w:r>
-          <w:t>were consistent</w:t>
-        </w:r>
-      </w:ins>
-      <w:del w:id="36" w:author="tquinn" w:date="2026-05-20T12:36:00Z" w16du:dateUtc="2026-05-20T19:36:00Z">
-        <w:r>
-          <w:delText>seem to be in line</w:delText>
-        </w:r>
-      </w:del>
+      <w:r>
+        <w:t>were consistent</w:t>
+      </w:r>
       <w:r>
         <w:t xml:space="preserve"> with pink salmon abundances elsewhere in the region.   </w:t>
       </w:r>
@@ -734,58 +578,17 @@
         <w:ind w:firstLine="720"/>
       </w:pPr>
       <w:r>
-        <w:t xml:space="preserve">Conservation issues related to individual species are often the result of </w:t>
-      </w:r>
-      <w:del w:id="37" w:author="tquinn" w:date="2026-05-20T12:37:00Z" w16du:dateUtc="2026-05-20T19:37:00Z">
-        <w:r>
-          <w:delText xml:space="preserve">either </w:delText>
-        </w:r>
-      </w:del>
-      <w:r>
-        <w:t xml:space="preserve">the scarcity of </w:t>
-      </w:r>
-      <w:del w:id="38" w:author="tquinn" w:date="2026-05-20T12:38:00Z" w16du:dateUtc="2026-05-20T19:38:00Z">
-        <w:r>
-          <w:delText xml:space="preserve">a </w:delText>
-        </w:r>
-      </w:del>
-      <w:r>
-        <w:t>native plant or animal species</w:t>
-      </w:r>
-      <w:del w:id="39" w:author="tquinn" w:date="2026-05-20T12:38:00Z" w16du:dateUtc="2026-05-20T19:38:00Z">
-        <w:r>
-          <w:delText>,</w:delText>
-        </w:r>
-      </w:del>
-      <w:r>
-        <w:t xml:space="preserve"> or </w:t>
-      </w:r>
-      <w:ins w:id="40" w:author="tquinn" w:date="2026-05-20T12:38:00Z" w16du:dateUtc="2026-05-20T19:38:00Z">
-        <w:r>
-          <w:t>the</w:t>
-        </w:r>
-      </w:ins>
-      <w:del w:id="41" w:author="tquinn" w:date="2026-05-20T12:38:00Z" w16du:dateUtc="2026-05-20T19:38:00Z">
-        <w:r>
-          <w:delText>of an</w:delText>
-        </w:r>
-      </w:del>
+        <w:t xml:space="preserve">Conservation issues related to individual species are often the result of the scarcity of native plant or animal species or </w:t>
+      </w:r>
+      <w:r>
+        <w:t>the</w:t>
+      </w:r>
       <w:r>
         <w:t xml:space="preserve"> abundance of non-native (exotic, invasive) species</w:t>
       </w:r>
-      <w:ins w:id="42" w:author="tquinn" w:date="2026-05-20T12:38:00Z" w16du:dateUtc="2026-05-20T19:38:00Z">
-        <w:r>
-          <w:t xml:space="preserve"> </w:t>
-        </w:r>
-      </w:ins>
-      <w:del w:id="43" w:author="tquinn" w:date="2026-05-20T12:38:00Z" w16du:dateUtc="2026-05-20T19:38:00Z">
-        <w:r>
-          <w:delText>, with either scenario capable of imperiling the ecosystems in which they occur</w:delText>
-        </w:r>
-        <w:r>
-          <w:delText xml:space="preserve"> </w:delText>
-        </w:r>
-      </w:del>
+      <w:r>
+        <w:t xml:space="preserve"> </w:t>
+      </w:r>
       <w:r>
         <w:t>(</w:t>
       </w:r>
@@ -799,34 +602,11 @@
         <w:t>.</w:t>
       </w:r>
       <w:r>
-        <w:t xml:space="preserve"> </w:t>
-      </w:r>
-      <w:del w:id="44" w:author="tquinn" w:date="2026-05-20T12:38:00Z" w16du:dateUtc="2026-05-20T19:38:00Z">
-        <w:r>
-          <w:delText xml:space="preserve"> </w:delText>
-        </w:r>
-      </w:del>
-      <w:r>
-        <w:t xml:space="preserve">However, </w:t>
-      </w:r>
-      <w:del w:id="45" w:author="tquinn" w:date="2026-05-20T12:38:00Z" w16du:dateUtc="2026-05-20T19:38:00Z">
-        <w:r>
-          <w:delText xml:space="preserve">harm to </w:delText>
-        </w:r>
-      </w:del>
-      <w:r>
-        <w:t xml:space="preserve">ecosystems can also be </w:t>
-      </w:r>
-      <w:ins w:id="46" w:author="tquinn" w:date="2026-05-20T12:39:00Z" w16du:dateUtc="2026-05-20T19:39:00Z">
-        <w:r>
-          <w:t>harmed</w:t>
-        </w:r>
-      </w:ins>
-      <w:del w:id="47" w:author="tquinn" w:date="2026-05-20T12:39:00Z" w16du:dateUtc="2026-05-20T19:39:00Z">
-        <w:r>
-          <w:delText>driven</w:delText>
-        </w:r>
-      </w:del>
+        <w:t xml:space="preserve"> However, ecosystems can also be </w:t>
+      </w:r>
+      <w:r>
+        <w:t>harmed</w:t>
+      </w:r>
       <w:r>
         <w:t xml:space="preserve"> by the hyperabundance of a native species, due either to shifting regional trends in habitat suitability, to direct (and often anthropogenic) intervention, or to a combination of these factors (Sambaraju and Goodsman 2021, Beckett et al. 2022, Moore et al. 2023).</w:t>
       </w:r>
@@ -858,11 +638,9 @@
       <w:r>
         <w:t xml:space="preserve">hyperabundance in the northern Pacific </w:t>
       </w:r>
-      <w:ins w:id="48" w:author="tquinn" w:date="2026-05-20T12:39:00Z" w16du:dateUtc="2026-05-20T19:39:00Z">
-        <w:r>
-          <w:t xml:space="preserve">Ocean </w:t>
-        </w:r>
-      </w:ins>
+      <w:r>
+        <w:t xml:space="preserve">Ocean </w:t>
+      </w:r>
       <w:r>
         <w:t>can lead</w:t>
       </w:r>
@@ -886,40 +664,17 @@
         <w:t xml:space="preserve">forests, critical ecosystems upon which countless marine species depend. This hyperabundance </w:t>
       </w:r>
       <w:r>
-        <w:t xml:space="preserve">has been driven </w:t>
-      </w:r>
-      <w:del w:id="49" w:author="tquinn" w:date="2026-05-20T12:40:00Z" w16du:dateUtc="2026-05-20T19:40:00Z">
-        <w:r>
-          <w:delText xml:space="preserve">in the past </w:delText>
-        </w:r>
-      </w:del>
-      <w:r>
-        <w:t xml:space="preserve">by </w:t>
-      </w:r>
-      <w:del w:id="50" w:author="tquinn" w:date="2026-05-20T12:40:00Z" w16du:dateUtc="2026-05-20T19:40:00Z">
-        <w:r>
-          <w:delText>a direct anthropogenic intervention</w:delText>
-        </w:r>
-        <w:r>
-          <w:delText xml:space="preserve">: </w:delText>
-        </w:r>
-      </w:del>
+        <w:t xml:space="preserve">has been driven by </w:t>
+      </w:r>
       <w:r>
         <w:t>the</w:t>
       </w:r>
       <w:r>
         <w:t xml:space="preserve"> de</w:t>
       </w:r>
-      <w:ins w:id="51" w:author="tquinn" w:date="2026-05-20T12:40:00Z" w16du:dateUtc="2026-05-20T19:40:00Z">
-        <w:r>
-          <w:t>pletion</w:t>
-        </w:r>
-      </w:ins>
-      <w:del w:id="52" w:author="tquinn" w:date="2026-05-20T12:40:00Z" w16du:dateUtc="2026-05-20T19:40:00Z">
-        <w:r>
-          <w:delText>cimation</w:delText>
-        </w:r>
-      </w:del>
+      <w:r>
+        <w:t>pletion</w:t>
+      </w:r>
       <w:r>
         <w:t xml:space="preserve"> </w:t>
       </w:r>
@@ -978,11 +733,6 @@
       <w:r>
         <w:t xml:space="preserve"> </w:t>
       </w:r>
-      <w:del w:id="53" w:author="tquinn" w:date="2026-05-20T12:41:00Z" w16du:dateUtc="2026-05-20T19:41:00Z">
-        <w:r>
-          <w:delText xml:space="preserve">due to the high value placed on otter pelts </w:delText>
-        </w:r>
-      </w:del>
       <w:r>
         <w:t>by</w:t>
       </w:r>
@@ -1044,16 +794,9 @@
       <w:r>
         <w:t>throughout its native range, the Rocky Mountains. While the mountain pine beetle’s life history has always involved causing damage to the inner bark of conifers, cold winter temperatures have previously limited the</w:t>
       </w:r>
-      <w:ins w:id="54" w:author="tquinn" w:date="2026-05-20T12:42:00Z" w16du:dateUtc="2026-05-20T19:42:00Z">
-        <w:r>
-          <w:t>ir</w:t>
-        </w:r>
-      </w:ins>
-      <w:del w:id="55" w:author="tquinn" w:date="2026-05-20T12:42:00Z" w16du:dateUtc="2026-05-20T19:42:00Z">
-        <w:r>
-          <w:delText xml:space="preserve"> insects’</w:delText>
-        </w:r>
-      </w:del>
+      <w:r>
+        <w:t>ir</w:t>
+      </w:r>
       <w:r>
         <w:t xml:space="preserve"> numbers and, by extension, their impacts on Rocky Mountain forests. However, as shifting climate patterns have led to warmer winters and longer summers, the mountain pine beetle has flourished and in doing so has devasted large swathes </w:t>
       </w:r>
@@ -1069,11 +812,6 @@
       <w:r>
         <w:t xml:space="preserve"> </w:t>
       </w:r>
-      <w:del w:id="56" w:author="tquinn" w:date="2026-05-20T12:42:00Z" w16du:dateUtc="2026-05-20T19:42:00Z">
-        <w:r>
-          <w:delText xml:space="preserve">Unlike the direct human intervention responsible for hyperabundant purple urchins, the mountain pine beetle has proliferated due to a shifting trend in habitat suitability (albeit one that is due indirectly to human activities). </w:delText>
-        </w:r>
-      </w:del>
     </w:p>
     <w:p>
       <w:pPr>
@@ -1084,63 +822,26 @@
         <w:lastRenderedPageBreak/>
         <w:t>If a hyperabundan</w:t>
       </w:r>
-      <w:ins w:id="57" w:author="tquinn" w:date="2026-05-20T12:42:00Z" w16du:dateUtc="2026-05-20T19:42:00Z">
-        <w:r>
-          <w:t>t</w:t>
-        </w:r>
-      </w:ins>
-      <w:del w:id="58" w:author="tquinn" w:date="2026-05-20T12:42:00Z" w16du:dateUtc="2026-05-20T19:42:00Z">
-        <w:r>
-          <w:delText>ce of a</w:delText>
-        </w:r>
-      </w:del>
+      <w:r>
+        <w:t>t</w:t>
+      </w:r>
       <w:r>
         <w:t xml:space="preserve"> native species occurs within a </w:t>
       </w:r>
       <w:r>
-        <w:t xml:space="preserve">conservation area, it may </w:t>
-      </w:r>
-      <w:del w:id="59" w:author="tquinn" w:date="2026-05-20T12:43:00Z" w16du:dateUtc="2026-05-20T19:43:00Z">
-        <w:r>
-          <w:delText xml:space="preserve">trigger the </w:delText>
-        </w:r>
-      </w:del>
-      <w:r>
-        <w:t>ne</w:t>
-      </w:r>
-      <w:ins w:id="60" w:author="tquinn" w:date="2026-05-20T12:43:00Z" w16du:dateUtc="2026-05-20T19:43:00Z">
-        <w:r>
-          <w:t>cessitate</w:t>
-        </w:r>
-      </w:ins>
-      <w:del w:id="61" w:author="tquinn" w:date="2026-05-20T12:43:00Z" w16du:dateUtc="2026-05-20T19:43:00Z">
-        <w:r>
-          <w:delText>ed for</w:delText>
-        </w:r>
-      </w:del>
+        <w:t>conservation area, it may ne</w:t>
+      </w:r>
+      <w:r>
+        <w:t>cessitate</w:t>
+      </w:r>
       <w:r>
         <w:t xml:space="preserve"> management action</w:t>
       </w:r>
-      <w:ins w:id="62" w:author="tquinn" w:date="2026-05-20T12:43:00Z" w16du:dateUtc="2026-05-20T19:43:00Z">
-        <w:r>
-          <w:t>s</w:t>
-        </w:r>
-      </w:ins>
-      <w:del w:id="63" w:author="tquinn" w:date="2026-05-20T12:43:00Z" w16du:dateUtc="2026-05-20T19:43:00Z">
-        <w:r>
-          <w:delText xml:space="preserve"> designed</w:delText>
-        </w:r>
-      </w:del>
-      <w:r>
-        <w:t xml:space="preserve"> to protect other species within the </w:t>
-      </w:r>
-      <w:del w:id="64" w:author="tquinn" w:date="2026-05-20T12:43:00Z" w16du:dateUtc="2026-05-20T19:43:00Z">
-        <w:r>
-          <w:delText xml:space="preserve">same </w:delText>
-        </w:r>
-      </w:del>
-      <w:r>
-        <w:t xml:space="preserve">ecosystem. </w:t>
+      <w:r>
+        <w:t>s</w:t>
+      </w:r>
+      <w:r>
+        <w:t xml:space="preserve"> to protect other species within the ecosystem. </w:t>
       </w:r>
       <w:r>
         <w:t>For example</w:t>
@@ -1148,33 +849,31 @@
       <w:r>
         <w:t xml:space="preserve">, the </w:t>
       </w:r>
-      <w:ins w:id="65" w:author="tquinn" w:date="2026-05-20T12:43:00Z" w16du:dateUtc="2026-05-20T19:43:00Z">
-        <w:r>
-          <w:t xml:space="preserve">United States </w:t>
-        </w:r>
-      </w:ins>
+      <w:r>
+        <w:t xml:space="preserve">United States </w:t>
+      </w:r>
       <w:r>
         <w:t>National Park Service (NPS) has operated under a mandate to preserve the resources under their stewardship such that they represent ‘vignettes of primitive America’.</w:t>
       </w:r>
-      <w:ins w:id="66" w:author="tquinn" w:date="2026-05-20T12:43:00Z" w16du:dateUtc="2026-05-20T19:43:00Z">
+      <w:ins w:id="1" w:author="tquinn" w:date="2026-05-20T12:43:00Z" w16du:dateUtc="2026-05-20T19:43:00Z">
         <w:r>
           <w:t xml:space="preserve"> </w:t>
         </w:r>
         <w:r>
           <w:rPr>
             <w:highlight w:val="yellow"/>
-            <w:rPrChange w:id="67" w:author="tquinn" w:date="2026-05-20T12:44:00Z" w16du:dateUtc="2026-05-20T19:44:00Z">
+            <w:rPrChange w:id="2" w:author="tquinn" w:date="2026-05-20T12:44:00Z" w16du:dateUtc="2026-05-20T19:44:00Z">
               <w:rPr/>
             </w:rPrChange>
           </w:rPr>
           <w:t>[Is this a direct quote, and if so,</w:t>
         </w:r>
       </w:ins>
-      <w:ins w:id="68" w:author="tquinn" w:date="2026-05-20T12:44:00Z" w16du:dateUtc="2026-05-20T19:44:00Z">
+      <w:ins w:id="3" w:author="tquinn" w:date="2026-05-20T12:44:00Z" w16du:dateUtc="2026-05-20T19:44:00Z">
         <w:r>
           <w:rPr>
             <w:highlight w:val="yellow"/>
-            <w:rPrChange w:id="69" w:author="tquinn" w:date="2026-05-20T12:44:00Z" w16du:dateUtc="2026-05-20T19:44:00Z">
+            <w:rPrChange w:id="4" w:author="tquinn" w:date="2026-05-20T12:44:00Z" w16du:dateUtc="2026-05-20T19:44:00Z">
               <w:rPr/>
             </w:rPrChange>
           </w:rPr>
@@ -1229,96 +928,37 @@
       <w:r>
         <w:t xml:space="preserve"> and Rocky Mountain </w:t>
       </w:r>
-      <w:del w:id="70" w:author="tquinn" w:date="2026-05-20T12:46:00Z" w16du:dateUtc="2026-05-20T19:46:00Z">
-        <w:r>
-          <w:delText>N</w:delText>
-        </w:r>
-      </w:del>
-      <w:ins w:id="71" w:author="tquinn" w:date="2026-05-20T12:46:00Z" w16du:dateUtc="2026-05-20T19:46:00Z">
-        <w:r>
-          <w:t>n</w:t>
-        </w:r>
-      </w:ins>
+      <w:r>
+        <w:t>N</w:t>
+      </w:r>
       <w:r>
         <w:t xml:space="preserve">ational </w:t>
       </w:r>
-      <w:del w:id="72" w:author="tquinn" w:date="2026-05-20T12:46:00Z" w16du:dateUtc="2026-05-20T19:46:00Z">
-        <w:r>
-          <w:delText>P</w:delText>
-        </w:r>
-      </w:del>
-      <w:ins w:id="73" w:author="tquinn" w:date="2026-05-20T12:46:00Z" w16du:dateUtc="2026-05-20T19:46:00Z">
-        <w:r>
-          <w:t>p</w:t>
-        </w:r>
-      </w:ins>
-      <w:r>
-        <w:t xml:space="preserve">arks, and </w:t>
-      </w:r>
-      <w:del w:id="74" w:author="tquinn" w:date="2026-05-20T12:46:00Z" w16du:dateUtc="2026-05-20T19:46:00Z">
-        <w:r>
-          <w:delText>white-tailed deer (</w:delText>
-        </w:r>
-        <w:r>
-          <w:rPr>
-            <w:i/>
-            <w:iCs/>
-          </w:rPr>
-          <w:delText>Odocoileus virginianus</w:delText>
-        </w:r>
-        <w:r>
-          <w:delText xml:space="preserve">) in many midwestern and eastern national parks, capable of </w:delText>
-        </w:r>
-      </w:del>
-      <w:r>
-        <w:t xml:space="preserve">intense foraging on vegetation </w:t>
-      </w:r>
-      <w:ins w:id="75" w:author="tquinn" w:date="2026-05-20T12:47:00Z" w16du:dateUtc="2026-05-20T19:47:00Z">
-        <w:r>
-          <w:t xml:space="preserve">by </w:t>
-        </w:r>
-      </w:ins>
-      <w:ins w:id="76" w:author="tquinn" w:date="2026-05-20T12:46:00Z" w16du:dateUtc="2026-05-20T19:46:00Z">
-        <w:r>
-          <w:t>white-tailed deer (</w:t>
-        </w:r>
-        <w:r>
-          <w:rPr>
-            <w:i/>
-            <w:iCs/>
-          </w:rPr>
-          <w:t>Odocoileus virginianus</w:t>
-        </w:r>
-        <w:r>
-          <w:t xml:space="preserve">) in many midwestern and eastern national parks, </w:t>
-        </w:r>
-      </w:ins>
-      <w:del w:id="77" w:author="tquinn" w:date="2026-05-20T12:47:00Z" w16du:dateUtc="2026-05-20T19:47:00Z">
-        <w:r>
-          <w:delText xml:space="preserve">and the </w:delText>
-        </w:r>
-      </w:del>
-      <w:r>
-        <w:t>depleti</w:t>
-      </w:r>
-      <w:del w:id="78" w:author="tquinn" w:date="2026-05-20T12:47:00Z" w16du:dateUtc="2026-05-20T19:47:00Z">
-        <w:r>
-          <w:delText>o</w:delText>
-        </w:r>
-      </w:del>
-      <w:r>
-        <w:t>n</w:t>
-      </w:r>
-      <w:ins w:id="79" w:author="tquinn" w:date="2026-05-20T12:47:00Z" w16du:dateUtc="2026-05-20T19:47:00Z">
-        <w:r>
-          <w:t>g</w:t>
-        </w:r>
-      </w:ins>
-      <w:del w:id="80" w:author="tquinn" w:date="2026-05-20T12:47:00Z" w16du:dateUtc="2026-05-20T19:47:00Z">
-        <w:r>
-          <w:delText xml:space="preserve"> of</w:delText>
-        </w:r>
-      </w:del>
+      <w:r>
+        <w:t>P</w:t>
+      </w:r>
+      <w:r>
+        <w:t xml:space="preserve">arks, and intense foraging on vegetation </w:t>
+      </w:r>
+      <w:r>
+        <w:t>by white-tailed deer (</w:t>
+      </w:r>
+      <w:r>
+        <w:rPr>
+          <w:i/>
+          <w:iCs/>
+        </w:rPr>
+        <w:t>Odocoileus virginianus</w:t>
+      </w:r>
+      <w:r>
+        <w:t xml:space="preserve">) in many midwestern and eastern national parks, </w:t>
+      </w:r>
+      <w:r>
+        <w:t>depletin</w:t>
+      </w:r>
+      <w:r>
+        <w:t>g</w:t>
+      </w:r>
       <w:r>
         <w:t xml:space="preserve"> resources on which other species depend </w:t>
       </w:r>
@@ -1346,51 +986,18 @@
       <w:r>
         <w:t xml:space="preserve">While </w:t>
       </w:r>
-      <w:del w:id="81" w:author="tquinn" w:date="2026-05-20T13:12:00Z" w16du:dateUtc="2026-05-20T20:12:00Z">
-        <w:r>
-          <w:delText xml:space="preserve">there is little debate that these </w:delText>
-        </w:r>
-      </w:del>
       <w:r>
         <w:t>hyperabundance</w:t>
       </w:r>
-      <w:ins w:id="82" w:author="tquinn" w:date="2026-05-20T13:12:00Z" w16du:dateUtc="2026-05-20T20:12:00Z">
-        <w:r>
-          <w:t xml:space="preserve"> of organisms can</w:t>
-        </w:r>
-      </w:ins>
-      <w:del w:id="83" w:author="tquinn" w:date="2026-05-20T13:12:00Z" w16du:dateUtc="2026-05-20T20:12:00Z">
-        <w:r>
-          <w:delText>s</w:delText>
-        </w:r>
-      </w:del>
-      <w:del w:id="84" w:author="tquinn" w:date="2026-05-20T13:13:00Z" w16du:dateUtc="2026-05-20T20:13:00Z">
-        <w:r>
-          <w:delText xml:space="preserve"> </w:delText>
-        </w:r>
-        <w:r>
-          <w:delText>create</w:delText>
-        </w:r>
-        <w:r>
-          <w:delText xml:space="preserve"> </w:delText>
-        </w:r>
-        <w:r>
-          <w:delText>the</w:delText>
-        </w:r>
-      </w:del>
+      <w:r>
+        <w:t xml:space="preserve"> of organisms can</w:t>
+      </w:r>
       <w:r>
         <w:t xml:space="preserve"> </w:t>
       </w:r>
-      <w:ins w:id="85" w:author="tquinn" w:date="2026-05-20T13:13:00Z" w16du:dateUtc="2026-05-20T20:13:00Z">
-        <w:r>
-          <w:t>require</w:t>
-        </w:r>
-      </w:ins>
-      <w:del w:id="86" w:author="tquinn" w:date="2026-05-20T13:13:00Z" w16du:dateUtc="2026-05-20T20:13:00Z">
-        <w:r>
-          <w:delText>need for</w:delText>
-        </w:r>
-      </w:del>
+      <w:r>
+        <w:t>require</w:t>
+      </w:r>
       <w:r>
         <w:t xml:space="preserve"> management action,</w:t>
       </w:r>
@@ -1412,16 +1019,9 @@
       <w:r>
         <w:t xml:space="preserve">bundance of </w:t>
       </w:r>
-      <w:ins w:id="87" w:author="tquinn" w:date="2026-05-20T12:47:00Z" w16du:dateUtc="2026-05-20T19:47:00Z">
-        <w:r>
-          <w:t>an</w:t>
-        </w:r>
-      </w:ins>
-      <w:del w:id="88" w:author="tquinn" w:date="2026-05-20T12:47:00Z" w16du:dateUtc="2026-05-20T19:47:00Z">
-        <w:r>
-          <w:delText>some</w:delText>
-        </w:r>
-      </w:del>
+      <w:r>
+        <w:t>an</w:t>
+      </w:r>
       <w:r>
         <w:t xml:space="preserve"> endemic species exceeds the natural range of variation, thereby triggering a need for management action, can be difficult to ascertain. Park managers </w:t>
       </w:r>
@@ -1519,7 +1119,7 @@
         </w:rPr>
         <w:t>, Cháas’</w:t>
       </w:r>
-      <w:ins w:id="89" w:author="tquinn" w:date="2026-05-20T13:13:00Z" w16du:dateUtc="2026-05-20T20:13:00Z">
+      <w:ins w:id="5" w:author="tquinn" w:date="2026-05-20T13:13:00Z" w16du:dateUtc="2026-05-20T20:13:00Z">
         <w:r>
           <w:rPr>
             <w:rFonts w:cstheme="minorHAnsi"/>
@@ -1534,7 +1134,7 @@
             <w:color w:val="202122"/>
             <w:highlight w:val="yellow"/>
             <w:shd w:val="clear" w:color="auto" w:fill="FFFFFF"/>
-            <w:rPrChange w:id="90" w:author="tquinn" w:date="2026-05-20T13:14:00Z" w16du:dateUtc="2026-05-20T20:14:00Z">
+            <w:rPrChange w:id="6" w:author="tquinn" w:date="2026-05-20T13:14:00Z" w16du:dateUtc="2026-05-20T20:14:00Z">
               <w:rPr>
                 <w:rFonts w:cstheme="minorHAnsi"/>
                 <w:color w:val="202122"/>
@@ -1545,14 +1145,14 @@
           <w:t xml:space="preserve">in what language? We need to be careful and </w:t>
         </w:r>
       </w:ins>
-      <w:ins w:id="91" w:author="tquinn" w:date="2026-05-20T13:14:00Z" w16du:dateUtc="2026-05-20T20:14:00Z">
+      <w:ins w:id="7" w:author="tquinn" w:date="2026-05-20T13:14:00Z" w16du:dateUtc="2026-05-20T20:14:00Z">
         <w:r>
           <w:rPr>
             <w:rFonts w:cstheme="minorHAnsi"/>
             <w:color w:val="202122"/>
             <w:highlight w:val="yellow"/>
             <w:shd w:val="clear" w:color="auto" w:fill="FFFFFF"/>
-            <w:rPrChange w:id="92" w:author="tquinn" w:date="2026-05-20T13:14:00Z" w16du:dateUtc="2026-05-20T20:14:00Z">
+            <w:rPrChange w:id="8" w:author="tquinn" w:date="2026-05-20T13:14:00Z" w16du:dateUtc="2026-05-20T20:14:00Z">
               <w:rPr>
                 <w:rFonts w:cstheme="minorHAnsi"/>
                 <w:color w:val="202122"/>
@@ -1642,32 +1242,12 @@
       <w:r>
         <w:t xml:space="preserve">a small </w:t>
       </w:r>
-      <w:ins w:id="93" w:author="tquinn" w:date="2026-05-20T13:14:00Z" w16du:dateUtc="2026-05-20T20:14:00Z">
-        <w:r>
-          <w:t>(45 ha)</w:t>
-        </w:r>
-      </w:ins>
-      <w:del w:id="94" w:author="tquinn" w:date="2026-05-20T13:14:00Z" w16du:dateUtc="2026-05-20T20:14:00Z">
-        <w:r>
-          <w:delText>112-acre</w:delText>
-        </w:r>
-      </w:del>
-      <w:r>
-        <w:t xml:space="preserve"> coastal park l</w:t>
-      </w:r>
-      <w:del w:id="95" w:author="tquinn" w:date="2026-05-20T13:15:00Z" w16du:dateUtc="2026-05-20T20:15:00Z">
-        <w:r>
-          <w:delText xml:space="preserve">ocated </w:delText>
-        </w:r>
-        <w:r>
-          <w:delText xml:space="preserve">(as the name suggests) </w:delText>
-        </w:r>
-      </w:del>
-      <w:ins w:id="96" w:author="tquinn" w:date="2026-05-20T13:15:00Z" w16du:dateUtc="2026-05-20T20:15:00Z">
-        <w:r>
-          <w:t xml:space="preserve"> </w:t>
-        </w:r>
-      </w:ins>
+      <w:r>
+        <w:t>(45 ha)</w:t>
+      </w:r>
+      <w:r>
+        <w:t xml:space="preserve"> coastal park </w:t>
+      </w:r>
       <w:r>
         <w:t>in Sitka, Alaska</w:t>
       </w:r>
@@ -2001,23 +1581,13 @@
         </w:rPr>
         <w:t xml:space="preserve"> in the winter</w:t>
       </w:r>
-      <w:ins w:id="97" w:author="tquinn" w:date="2026-05-20T13:16:00Z" w16du:dateUtc="2026-05-20T20:16:00Z">
-        <w:r>
-          <w:rPr>
-            <w:rFonts w:cstheme="minorHAnsi"/>
-            <w:color w:val="202122"/>
-            <w:shd w:val="clear" w:color="auto" w:fill="FFFFFF"/>
-          </w:rPr>
-          <w:t xml:space="preserve"> and completing their embryonic development below the surface of the stream gravel</w:t>
-        </w:r>
-      </w:ins>
       <w:r>
         <w:rPr>
           <w:rFonts w:cstheme="minorHAnsi"/>
           <w:color w:val="202122"/>
           <w:shd w:val="clear" w:color="auto" w:fill="FFFFFF"/>
         </w:rPr>
-        <w:t>,</w:t>
+        <w:t xml:space="preserve"> and completing their embryonic development below the surface of the stream gravel</w:t>
       </w:r>
       <w:r>
         <w:rPr>
@@ -2025,6 +1595,14 @@
           <w:color w:val="202122"/>
           <w:shd w:val="clear" w:color="auto" w:fill="FFFFFF"/>
         </w:rPr>
+        <w:t>,</w:t>
+      </w:r>
+      <w:r>
+        <w:rPr>
+          <w:rFonts w:cstheme="minorHAnsi"/>
+          <w:color w:val="202122"/>
+          <w:shd w:val="clear" w:color="auto" w:fill="FFFFFF"/>
+        </w:rPr>
         <w:t xml:space="preserve"> </w:t>
       </w:r>
       <w:r>
@@ -2072,32 +1650,27 @@
       <w:r>
         <w:t xml:space="preserve"> at two years of age</w:t>
       </w:r>
-      <w:ins w:id="98" w:author="tquinn" w:date="2026-05-20T13:17:00Z" w16du:dateUtc="2026-05-20T20:17:00Z">
-        <w:r>
-          <w:t xml:space="preserve"> (Heard 1991; Quinn 2018)</w:t>
-        </w:r>
-      </w:ins>
+      <w:r>
+        <w:t xml:space="preserve"> (Heard 1991</w:t>
+      </w:r>
+      <w:r>
+        <w:t>,</w:t>
+      </w:r>
+      <w:r>
+        <w:t xml:space="preserve"> Quinn 2018)</w:t>
+      </w:r>
       <w:r>
         <w:t xml:space="preserve">. This </w:t>
       </w:r>
-      <w:ins w:id="99" w:author="tquinn" w:date="2026-05-20T13:17:00Z" w16du:dateUtc="2026-05-20T20:17:00Z">
-        <w:r>
-          <w:t xml:space="preserve">obligate two-year life cycle </w:t>
-        </w:r>
-      </w:ins>
-      <w:r>
-        <w:t xml:space="preserve">leads to </w:t>
-      </w:r>
-      <w:del w:id="100" w:author="tquinn" w:date="2026-05-20T13:17:00Z" w16du:dateUtc="2026-05-20T20:17:00Z">
-        <w:r>
-          <w:delText xml:space="preserve">two </w:delText>
-        </w:r>
-      </w:del>
-      <w:ins w:id="101" w:author="tquinn" w:date="2026-05-22T17:00:00Z" w16du:dateUtc="2026-05-23T00:00:00Z">
-        <w:r>
-          <w:t xml:space="preserve"> </w:t>
-        </w:r>
-      </w:ins>
+      <w:r>
+        <w:t xml:space="preserve">obligate two-year life cycle </w:t>
+      </w:r>
+      <w:r>
+        <w:t>leads to</w:t>
+      </w:r>
+      <w:r>
+        <w:t xml:space="preserve"> </w:t>
+      </w:r>
       <w:r>
         <w:t xml:space="preserve">genetically distinct runs </w:t>
       </w:r>
@@ -2196,55 +1769,17 @@
         <w:t xml:space="preserve">runs </w:t>
       </w:r>
       <w:r>
-        <w:t>regularly exceeding 100,000 fish annually (Stopha 2015). High abundances of salmon are concerning to park managers because</w:t>
-      </w:r>
-      <w:del w:id="102" w:author="tquinn" w:date="2026-05-20T21:15:00Z" w16du:dateUtc="2026-05-21T04:15:00Z">
-        <w:r>
-          <w:delText>,</w:delText>
-        </w:r>
-      </w:del>
-      <w:r>
-        <w:t xml:space="preserve"> </w:t>
-      </w:r>
-      <w:del w:id="103" w:author="tquinn" w:date="2026-05-20T21:15:00Z" w16du:dateUtc="2026-05-21T04:15:00Z">
-        <w:r>
-          <w:delText xml:space="preserve">particularly </w:delText>
-        </w:r>
-      </w:del>
-      <w:ins w:id="104" w:author="tquinn" w:date="2026-05-20T21:16:00Z" w16du:dateUtc="2026-05-21T04:16:00Z">
-        <w:r>
-          <w:t xml:space="preserve"> </w:t>
-        </w:r>
-      </w:ins>
-      <w:r>
-        <w:t xml:space="preserve">when </w:t>
-      </w:r>
-      <w:ins w:id="105" w:author="tquinn" w:date="2026-05-20T21:16:00Z" w16du:dateUtc="2026-05-21T04:16:00Z">
-        <w:r>
-          <w:t>they coincide with</w:t>
-        </w:r>
-      </w:ins>
-      <w:del w:id="106" w:author="tquinn" w:date="2026-05-20T21:16:00Z" w16du:dateUtc="2026-05-21T04:16:00Z">
-        <w:r>
-          <w:delText>occurring at the same time as</w:delText>
-        </w:r>
-      </w:del>
-      <w:r>
-        <w:t xml:space="preserve"> low </w:t>
-      </w:r>
-      <w:del w:id="107" w:author="tquinn" w:date="2026-05-20T21:16:00Z" w16du:dateUtc="2026-05-21T04:16:00Z">
-        <w:r>
-          <w:delText>in-</w:delText>
-        </w:r>
-      </w:del>
-      <w:r>
-        <w:t>stream flows</w:t>
-      </w:r>
-      <w:ins w:id="108" w:author="tquinn" w:date="2026-05-20T21:16:00Z" w16du:dateUtc="2026-05-21T04:16:00Z">
-        <w:r>
-          <w:t xml:space="preserve"> and warm temperatures</w:t>
-        </w:r>
-      </w:ins>
+        <w:t xml:space="preserve">regularly exceeding 100,000 fish annually (Stopha 2015). High abundances of salmon are concerning to park managers because when </w:t>
+      </w:r>
+      <w:r>
+        <w:t>they coincide with</w:t>
+      </w:r>
+      <w:r>
+        <w:t xml:space="preserve"> low stream flows</w:t>
+      </w:r>
+      <w:r>
+        <w:t xml:space="preserve"> and warm temperatures</w:t>
+      </w:r>
       <w:r>
         <w:t xml:space="preserve">, </w:t>
       </w:r>
@@ -2254,135 +1789,64 @@
       <w:r>
         <w:t xml:space="preserve"> densities can impact the Indian River’s ability to sustain other resident fish species by </w:t>
       </w:r>
-      <w:ins w:id="109" w:author="tquinn" w:date="2026-05-20T21:16:00Z" w16du:dateUtc="2026-05-21T04:16:00Z">
-        <w:r>
-          <w:t>decreasing</w:t>
-        </w:r>
-      </w:ins>
-      <w:del w:id="110" w:author="tquinn" w:date="2026-05-20T21:16:00Z" w16du:dateUtc="2026-05-21T04:16:00Z">
-        <w:r>
-          <w:delText>crashing in-stream</w:delText>
-        </w:r>
-      </w:del>
+      <w:r>
+        <w:t>decreasing</w:t>
+      </w:r>
       <w:r>
         <w:t xml:space="preserve"> dissolved oxygen concentrations</w:t>
       </w:r>
-      <w:del w:id="111" w:author="tquinn" w:date="2026-05-20T21:17:00Z" w16du:dateUtc="2026-05-21T04:17:00Z">
-        <w:r>
-          <w:delText>, both</w:delText>
-        </w:r>
-      </w:del>
-      <w:r>
-        <w:t xml:space="preserve"> through </w:t>
-      </w:r>
-      <w:del w:id="112" w:author="tquinn" w:date="2026-05-20T21:17:00Z" w16du:dateUtc="2026-05-21T04:17:00Z">
-        <w:r>
-          <w:delText xml:space="preserve">the </w:delText>
-        </w:r>
-      </w:del>
-      <w:r>
-        <w:t xml:space="preserve">direct consumption of oxygen while alive </w:t>
-      </w:r>
-      <w:ins w:id="113" w:author="tquinn" w:date="2026-05-20T21:24:00Z" w16du:dateUtc="2026-05-21T04:24:00Z">
-        <w:r>
-          <w:t xml:space="preserve">(Murphy 1985) </w:t>
-        </w:r>
-      </w:ins>
-      <w:r>
-        <w:t xml:space="preserve">and </w:t>
-      </w:r>
-      <w:del w:id="114" w:author="tquinn" w:date="2026-05-20T21:17:00Z" w16du:dateUtc="2026-05-21T04:17:00Z">
-        <w:r>
-          <w:delText xml:space="preserve">through </w:delText>
-        </w:r>
-      </w:del>
-      <w:r>
-        <w:t xml:space="preserve">the respiration of </w:t>
-      </w:r>
-      <w:ins w:id="115" w:author="tquinn" w:date="2026-05-20T21:17:00Z" w16du:dateUtc="2026-05-21T04:17:00Z">
-        <w:r>
-          <w:t xml:space="preserve">microbes </w:t>
-        </w:r>
-      </w:ins>
-      <w:r>
-        <w:t xml:space="preserve">decomposing </w:t>
-      </w:r>
-      <w:del w:id="116" w:author="tquinn" w:date="2026-05-20T21:17:00Z" w16du:dateUtc="2026-05-21T04:17:00Z">
-        <w:r>
-          <w:delText xml:space="preserve">microbes following </w:delText>
-        </w:r>
-      </w:del>
-      <w:r>
-        <w:t xml:space="preserve">their </w:t>
-      </w:r>
-      <w:ins w:id="117" w:author="tquinn" w:date="2026-05-20T21:17:00Z" w16du:dateUtc="2026-05-21T04:17:00Z">
-        <w:r>
-          <w:t>carcasses</w:t>
-        </w:r>
-      </w:ins>
-      <w:del w:id="118" w:author="tquinn" w:date="2026-05-20T21:17:00Z" w16du:dateUtc="2026-05-21T04:17:00Z">
-        <w:r>
-          <w:delText>death</w:delText>
-        </w:r>
-      </w:del>
-      <w:r>
-        <w:t xml:space="preserve"> (Sergeant et al. 2023). </w:t>
-      </w:r>
-      <w:commentRangeStart w:id="119"/>
+      <w:r>
+        <w:t xml:space="preserve"> through direct consumption of oxygen while alive and the respiration of </w:t>
+      </w:r>
+      <w:r>
+        <w:t xml:space="preserve">microbes </w:t>
+      </w:r>
+      <w:r>
+        <w:t xml:space="preserve">decomposing their </w:t>
+      </w:r>
+      <w:r>
+        <w:t>carcasses</w:t>
+      </w:r>
+      <w:r>
+        <w:t xml:space="preserve"> (</w:t>
+      </w:r>
+      <w:r>
+        <w:t xml:space="preserve">Murphy 1985, </w:t>
+      </w:r>
+      <w:r>
+        <w:t xml:space="preserve">Sergeant et al. 2023). </w:t>
+      </w:r>
+      <w:commentRangeStart w:id="9"/>
       <w:r>
         <w:t>In</w:t>
       </w:r>
-      <w:commentRangeEnd w:id="119"/>
+      <w:commentRangeEnd w:id="9"/>
       <w:r>
         <w:rPr>
           <w:rStyle w:val="CommentReference"/>
           <w:sz w:val="24"/>
           <w:szCs w:val="24"/>
         </w:rPr>
-        <w:commentReference w:id="119"/>
+        <w:commentReference w:id="9"/>
       </w:r>
       <w:r>
         <w:t xml:space="preserve"> stream systems free of hatchery influence, there are natural regulators (density dependence) that bring the population back into balance when the number of returning spawners exceeds a stream’s carrying capacity. For example, at very high densities, females arriving later in a spawning season dig up nests (redds) made by early arriving females, so the stream has a natural limit to production (McNeil 1964). Hypoxia events are also not limited to stream systems in which natural abundances are supplemented by hatchery strays. High salmon densities </w:t>
       </w:r>
-      <w:ins w:id="120" w:author="tquinn" w:date="2026-05-20T21:35:00Z" w16du:dateUtc="2026-05-21T04:35:00Z">
-        <w:r>
-          <w:t>occur</w:t>
-        </w:r>
-      </w:ins>
-      <w:del w:id="121" w:author="tquinn" w:date="2026-05-20T21:35:00Z" w16du:dateUtc="2026-05-21T04:35:00Z">
-        <w:r>
-          <w:delText>are a</w:delText>
-        </w:r>
-      </w:del>
-      <w:r>
-        <w:t xml:space="preserve"> naturally </w:t>
-      </w:r>
-      <w:del w:id="122" w:author="tquinn" w:date="2026-05-20T21:35:00Z" w16du:dateUtc="2026-05-21T04:35:00Z">
-        <w:r>
-          <w:delText xml:space="preserve">occurring phenomenon </w:delText>
-        </w:r>
-      </w:del>
-      <w:r>
-        <w:t xml:space="preserve">across the Pacific Rim, and incidences of high densities leading to low egg to fry survival and reduced recruitment or contributing to depleted in stream oxygen levels have been recorded </w:t>
-      </w:r>
-      <w:ins w:id="123" w:author="tquinn" w:date="2026-05-20T21:35:00Z" w16du:dateUtc="2026-05-21T04:35:00Z">
-        <w:r>
-          <w:t>in</w:t>
-        </w:r>
-      </w:ins>
-      <w:del w:id="124" w:author="tquinn" w:date="2026-05-20T21:35:00Z" w16du:dateUtc="2026-05-21T04:35:00Z">
-        <w:r>
-          <w:delText>throughout</w:delText>
-        </w:r>
-      </w:del>
+      <w:r>
+        <w:t>occur</w:t>
+      </w:r>
+      <w:r>
+        <w:t xml:space="preserve"> naturally across the Pacific Rim, and incidences of high densities leading to low egg to fry survival and reduced recruitment or contributing to depleted in stream oxygen levels have been recorded </w:t>
+      </w:r>
+      <w:r>
+        <w:t>in</w:t>
+      </w:r>
       <w:r>
         <w:t xml:space="preserve"> southeast Alaska</w:t>
       </w:r>
-      <w:ins w:id="125" w:author="tquinn" w:date="2026-05-20T21:25:00Z" w16du:dateUtc="2026-05-21T04:25:00Z">
-        <w:r>
-          <w:t xml:space="preserve"> (e.g., Murphy 1985)</w:t>
-        </w:r>
-      </w:ins>
+      <w:r>
+        <w:t xml:space="preserve"> (Murphy 1985)</w:t>
+      </w:r>
       <w:r>
         <w:t xml:space="preserve">. In such an instance, females may die before spawning due to lowered oxygen levels (Sergeant et al. 2017, Tillotson and Quinn 2017). In either of these scenarios, the numbers of spawners returning in subsequent years would be constrained. These </w:t>
       </w:r>
@@ -2436,32 +1900,10 @@
         <w:t>This water is used to rear salmon fry, which imprint on its distinct chemical signature</w:t>
       </w:r>
       <w:r>
-        <w:t xml:space="preserve">, and </w:t>
-      </w:r>
-      <w:del w:id="126" w:author="tquinn" w:date="2026-05-20T21:36:00Z" w16du:dateUtc="2026-05-21T04:36:00Z">
-        <w:r>
-          <w:delText xml:space="preserve">also </w:delText>
-        </w:r>
-      </w:del>
-      <w:r>
-        <w:t>d</w:t>
-      </w:r>
-      <w:r>
-        <w:t>uring spawning season</w:t>
-      </w:r>
-      <w:del w:id="127" w:author="tquinn" w:date="2026-05-20T21:37:00Z" w16du:dateUtc="2026-05-21T04:37:00Z">
-        <w:r>
-          <w:delText xml:space="preserve">, </w:delText>
-        </w:r>
-        <w:r>
-          <w:delText xml:space="preserve">when </w:delText>
-        </w:r>
-        <w:r>
-          <w:delText>more of</w:delText>
-        </w:r>
-      </w:del>
-      <w:r>
-        <w:t xml:space="preserve"> this diverted </w:t>
+        <w:t>, and d</w:t>
+      </w:r>
+      <w:r>
+        <w:t xml:space="preserve">uring spawning season this diverted </w:t>
       </w:r>
       <w:r>
         <w:t>Indian River w</w:t>
@@ -2490,50 +1932,27 @@
       <w:r>
         <w:t xml:space="preserve"> </w:t>
       </w:r>
-      <w:del w:id="128" w:author="tquinn" w:date="2026-05-20T21:37:00Z" w16du:dateUtc="2026-05-21T04:37:00Z">
-        <w:r>
-          <w:delText>At its inception t</w:delText>
-        </w:r>
-      </w:del>
-      <w:ins w:id="129" w:author="tquinn" w:date="2026-05-20T21:37:00Z" w16du:dateUtc="2026-05-21T04:37:00Z">
-        <w:r>
-          <w:t>T</w:t>
-        </w:r>
-      </w:ins>
+      <w:r>
+        <w:t>T</w:t>
+      </w:r>
       <w:r>
         <w:t xml:space="preserve">he hatchery was </w:t>
       </w:r>
-      <w:ins w:id="130" w:author="tquinn" w:date="2026-05-20T21:37:00Z" w16du:dateUtc="2026-05-21T04:37:00Z">
-        <w:r>
-          <w:t xml:space="preserve">initially </w:t>
-        </w:r>
-      </w:ins>
+      <w:r>
+        <w:t xml:space="preserve">initially </w:t>
+      </w:r>
       <w:r>
         <w:t xml:space="preserve">permitted to </w:t>
       </w:r>
-      <w:ins w:id="131" w:author="tquinn" w:date="2026-05-20T21:37:00Z" w16du:dateUtc="2026-05-21T04:37:00Z">
-        <w:r>
-          <w:t>spawn</w:t>
-        </w:r>
-      </w:ins>
-      <w:del w:id="132" w:author="tquinn" w:date="2026-05-20T21:37:00Z" w16du:dateUtc="2026-05-21T04:37:00Z">
-        <w:r>
-          <w:delText>propagate</w:delText>
-        </w:r>
-      </w:del>
+      <w:r>
+        <w:t>spawn</w:t>
+      </w:r>
       <w:r>
         <w:t xml:space="preserve"> 1 million pink salmon eggs each year, </w:t>
       </w:r>
-      <w:ins w:id="133" w:author="tquinn" w:date="2026-05-20T21:38:00Z" w16du:dateUtc="2026-05-21T04:38:00Z">
-        <w:r>
-          <w:t>but</w:t>
-        </w:r>
-      </w:ins>
-      <w:del w:id="134" w:author="tquinn" w:date="2026-05-20T21:38:00Z" w16du:dateUtc="2026-05-21T04:38:00Z">
-        <w:r>
-          <w:delText>a number</w:delText>
-        </w:r>
-      </w:del>
+      <w:r>
+        <w:t>but</w:t>
+      </w:r>
       <w:r>
         <w:t xml:space="preserve"> that was increased </w:t>
       </w:r>
@@ -2543,29 +1962,15 @@
       <w:r>
         <w:t xml:space="preserve"> in 2010</w:t>
       </w:r>
-      <w:ins w:id="135" w:author="tquinn" w:date="2026-05-20T21:38:00Z" w16du:dateUtc="2026-05-21T04:38:00Z">
-        <w:r>
-          <w:t>. M</w:t>
-        </w:r>
-      </w:ins>
-      <w:del w:id="136" w:author="tquinn" w:date="2026-05-20T21:38:00Z" w16du:dateUtc="2026-05-21T04:38:00Z">
-        <w:r>
-          <w:delText>, m</w:delText>
-        </w:r>
-      </w:del>
+      <w:r>
+        <w:t>. M</w:t>
+      </w:r>
       <w:r>
         <w:t xml:space="preserve">ost of </w:t>
       </w:r>
-      <w:ins w:id="137" w:author="tquinn" w:date="2026-05-20T21:38:00Z" w16du:dateUtc="2026-05-21T04:38:00Z">
-        <w:r>
-          <w:t>the embryos in the hatchery</w:t>
-        </w:r>
-      </w:ins>
-      <w:del w:id="138" w:author="tquinn" w:date="2026-05-20T21:38:00Z" w16du:dateUtc="2026-05-21T04:38:00Z">
-        <w:r>
-          <w:delText>which</w:delText>
-        </w:r>
-      </w:del>
+      <w:r>
+        <w:t>the embryos in the hatchery</w:t>
+      </w:r>
       <w:r>
         <w:t xml:space="preserve"> survive and are released as fry to the ocean</w:t>
       </w:r>
@@ -2575,24 +1980,15 @@
       <w:r>
         <w:t xml:space="preserve"> </w:t>
       </w:r>
-      <w:del w:id="139" w:author="tquinn" w:date="2026-05-20T21:39:00Z" w16du:dateUtc="2026-05-21T04:39:00Z">
-        <w:r>
-          <w:delText>While t</w:delText>
-        </w:r>
-      </w:del>
-      <w:ins w:id="140" w:author="tquinn" w:date="2026-05-20T21:39:00Z" w16du:dateUtc="2026-05-21T04:39:00Z">
-        <w:r>
-          <w:t>T</w:t>
-        </w:r>
-      </w:ins>
+      <w:r>
+        <w:t>T</w:t>
+      </w:r>
       <w:r>
         <w:t xml:space="preserve">hese eggs are </w:t>
       </w:r>
-      <w:ins w:id="141" w:author="tquinn" w:date="2026-05-20T21:39:00Z" w16du:dateUtc="2026-05-21T04:39:00Z">
-        <w:r>
-          <w:t xml:space="preserve">currently </w:t>
-        </w:r>
-      </w:ins>
+      <w:r>
+        <w:t xml:space="preserve">currently </w:t>
+      </w:r>
       <w:r>
         <w:t xml:space="preserve">extracted from hatchery broodstock, the original stock of eggs was </w:t>
       </w:r>
@@ -2640,84 +2036,42 @@
         <w:t xml:space="preserve"> by hatchery operations</w:t>
       </w:r>
       <w:r>
-        <w:t>. However, homing by salmon is</w:t>
-      </w:r>
-      <w:del w:id="142" w:author="tquinn" w:date="2026-05-20T21:39:00Z" w16du:dateUtc="2026-05-21T04:39:00Z">
-        <w:r>
-          <w:delText>n’t</w:delText>
-        </w:r>
-      </w:del>
+        <w:t xml:space="preserve">. However, homing by salmon is </w:t>
+      </w:r>
+      <w:r>
+        <w:t>im</w:t>
+      </w:r>
+      <w:r>
+        <w:t xml:space="preserve">perfect and </w:t>
+      </w:r>
+      <w:r>
+        <w:t>has adaptive value</w:t>
+      </w:r>
+      <w:r>
+        <w:t xml:space="preserve"> (Quinn 2018).  Straying, whereby a juvenile salmon that was produced in one stream (or hatchery) strays into a different stream as an adult to spawn</w:t>
+      </w:r>
+      <w:r>
+        <w:t xml:space="preserve"> occurs</w:t>
+      </w:r>
+      <w:r>
+        <w:t>, but whether hatcheries increase the proportion of fish that stray is less clear (Knudsen et al. 2021). Evidence suggests that the Indian River is no exception, and indeed it is possible that the Indian River sees higher than average levels of straying due to the proximity of SJH and the hatchery fish being reared in Indian River water</w:t>
+      </w:r>
+      <w:r>
+        <w:t xml:space="preserve"> (Figure </w:t>
+      </w:r>
+      <w:r>
+        <w:t>1</w:t>
+      </w:r>
+      <w:r>
+        <w:t>)</w:t>
+      </w:r>
+      <w:r>
+        <w:t>.</w:t>
+      </w:r>
       <w:r>
         <w:t xml:space="preserve"> </w:t>
       </w:r>
-      <w:ins w:id="143" w:author="tquinn" w:date="2026-05-20T21:39:00Z" w16du:dateUtc="2026-05-21T04:39:00Z">
-        <w:r>
-          <w:t>im</w:t>
-        </w:r>
-      </w:ins>
-      <w:r>
-        <w:t>perfect</w:t>
-      </w:r>
-      <w:del w:id="144" w:author="tquinn" w:date="2026-05-20T21:40:00Z" w16du:dateUtc="2026-05-21T04:40:00Z">
-        <w:r>
-          <w:delText>,</w:delText>
-        </w:r>
-      </w:del>
-      <w:r>
-        <w:t xml:space="preserve"> and </w:t>
-      </w:r>
-      <w:ins w:id="145" w:author="tquinn" w:date="2026-05-20T21:40:00Z" w16du:dateUtc="2026-05-21T04:40:00Z">
-        <w:r>
-          <w:t>has adaptive value</w:t>
-        </w:r>
-      </w:ins>
-      <w:del w:id="146" w:author="tquinn" w:date="2026-05-20T21:40:00Z" w16du:dateUtc="2026-05-21T04:40:00Z">
-        <w:r>
-          <w:delText>in fact is likely an evolved trait that allows fish to colonize new habitats when they become suitable for spawning</w:delText>
-        </w:r>
-      </w:del>
-      <w:r>
-        <w:t xml:space="preserve"> (Quinn 2018).  Straying, whereby a juvenile salmon that was produced in one stream (or hatchery) strays into a different stream as an adult to spawn</w:t>
-      </w:r>
-      <w:ins w:id="147" w:author="tquinn" w:date="2026-05-20T21:40:00Z" w16du:dateUtc="2026-05-21T04:40:00Z">
-        <w:r>
-          <w:t xml:space="preserve"> occurs</w:t>
-        </w:r>
-      </w:ins>
-      <w:del w:id="148" w:author="tquinn" w:date="2026-05-20T21:41:00Z" w16du:dateUtc="2026-05-21T04:41:00Z">
-        <w:r>
-          <w:delText xml:space="preserve">, is </w:delText>
-        </w:r>
-      </w:del>
-      <w:del w:id="149" w:author="tquinn" w:date="2026-05-20T21:40:00Z" w16du:dateUtc="2026-05-21T04:40:00Z">
-        <w:r>
-          <w:delText>li</w:delText>
-        </w:r>
-      </w:del>
-      <w:del w:id="150" w:author="tquinn" w:date="2026-05-20T21:41:00Z" w16du:dateUtc="2026-05-21T04:41:00Z">
-        <w:r>
-          <w:delText>kely a common phenomenon for hatchery fish</w:delText>
-        </w:r>
-      </w:del>
-      <w:r>
-        <w:t>, but whether hatcheries increase the proportion of fish that stray is less clear (Knudsen et al. 2021). Evidence suggests that the Indian River is no exception, and indeed it is possible that the Indian River sees higher than average levels of straying due to the proximity of SJH and the hatchery fish being reared in Indian River water</w:t>
-      </w:r>
-      <w:r>
-        <w:t xml:space="preserve"> (Figure </w:t>
-      </w:r>
-      <w:r>
-        <w:t>1</w:t>
-      </w:r>
-      <w:r>
-        <w:t>)</w:t>
-      </w:r>
-      <w:r>
-        <w:t>.</w:t>
-      </w:r>
-      <w:r>
-        <w:t xml:space="preserve"> </w:t>
-      </w:r>
-      <w:del w:id="151" w:author="tquinn" w:date="2026-05-20T21:41:00Z" w16du:dateUtc="2026-05-21T04:41:00Z">
+      <w:del w:id="10" w:author="tquinn" w:date="2026-05-20T21:41:00Z" w16du:dateUtc="2026-05-21T04:41:00Z">
         <w:r>
           <w:delText>While</w:delText>
         </w:r>
@@ -2768,23 +2122,7 @@
         <w:t>SJH</w:t>
       </w:r>
       <w:r>
-        <w:t xml:space="preserve"> are subject to otolith marking (Stopha 2015, Alaska Department of Fish and Game </w:t>
-      </w:r>
-      <w:ins w:id="152" w:author="tquinn" w:date="2026-05-21T16:30:00Z" w16du:dateUtc="2026-05-21T23:30:00Z">
-        <w:r>
-          <w:t xml:space="preserve">(ADFG) </w:t>
-        </w:r>
-      </w:ins>
-      <w:r>
-        <w:t xml:space="preserve">2024b).  Surveying efforts at Indian River have at times found stray pink salmon from Sheldon Jackson Hatchery making up one third of all individuals sampled in a </w:t>
-      </w:r>
-      <w:del w:id="153" w:author="tquinn" w:date="2026-05-20T21:42:00Z" w16du:dateUtc="2026-05-21T04:42:00Z">
-        <w:r>
-          <w:delText xml:space="preserve">given </w:delText>
-        </w:r>
-      </w:del>
-      <w:r>
-        <w:t xml:space="preserve">year. However, rates observed vary considerably, perhaps due to the time of year pink salmon are sampled, with some surveys observing rates of straying closer to 10% (Gende and Carter 2015). </w:t>
+        <w:t xml:space="preserve"> are subject to otolith marking (Stopha 2015, Alaska Department of Fish and Game 2024b).  Surveying efforts at Indian River have at times found stray pink salmon from Sheldon Jackson Hatchery making up one third of all individuals sampled in a year. However, rates observed vary considerably, perhaps due to the time of year pink salmon are sampled, with some surveys observing rates of straying closer to 10% (Gende and Carter 2015). </w:t>
       </w:r>
     </w:p>
     <w:p>
@@ -3073,66 +2411,50 @@
       <w:pPr>
         <w:spacing w:after="0" w:line="480" w:lineRule="auto"/>
         <w:rPr>
-          <w:ins w:id="154" w:author="tquinn" w:date="2026-05-20T21:58:00Z" w16du:dateUtc="2026-05-21T04:58:00Z"/>
+          <w:ins w:id="11" w:author="tquinn" w:date="2026-05-20T21:58:00Z" w16du:dateUtc="2026-05-21T04:58:00Z"/>
         </w:rPr>
       </w:pPr>
       <w:r>
         <w:lastRenderedPageBreak/>
-        <w:t>elsewhere in the region, and to evaluate if and to what extent Sheldon Jackson Hatchery operations have driven the increased abundance</w:t>
-      </w:r>
-      <w:del w:id="155" w:author="tquinn" w:date="2026-05-20T21:43:00Z" w16du:dateUtc="2026-05-21T04:43:00Z">
-        <w:r>
-          <w:delText>s</w:delText>
-        </w:r>
-      </w:del>
+        <w:t>elsewhere in the region, and to evaluate if and to what extent Sheldon Jackson Hatchery operations have driven increas</w:t>
+      </w:r>
+      <w:r>
+        <w:t>ing</w:t>
+      </w:r>
       <w:r>
         <w:t xml:space="preserve"> </w:t>
       </w:r>
-      <w:del w:id="156" w:author="tquinn" w:date="2026-05-20T21:56:00Z" w16du:dateUtc="2026-05-21T04:56:00Z">
-        <w:r>
-          <w:delText xml:space="preserve">observed </w:delText>
-        </w:r>
-      </w:del>
-      <w:r>
-        <w:t xml:space="preserve">since 1980. If Indian River pink salmon abundances </w:t>
-      </w:r>
-      <w:ins w:id="157" w:author="tquinn" w:date="2026-05-20T21:56:00Z" w16du:dateUtc="2026-05-21T04:56:00Z">
-        <w:r>
-          <w:t>exceed</w:t>
-        </w:r>
-      </w:ins>
-      <w:del w:id="158" w:author="tquinn" w:date="2026-05-20T21:56:00Z" w16du:dateUtc="2026-05-21T04:56:00Z">
-        <w:r>
-          <w:delText>do not exist within a</w:delText>
-        </w:r>
-      </w:del>
-      <w:ins w:id="159" w:author="tquinn" w:date="2026-05-20T21:56:00Z" w16du:dateUtc="2026-05-21T04:56:00Z">
-        <w:r>
-          <w:t xml:space="preserve"> the</w:t>
-        </w:r>
-      </w:ins>
+      <w:r>
+        <w:t>abundance</w:t>
+      </w:r>
+      <w:r>
+        <w:t xml:space="preserve"> since 1980. If Indian River pink salmon abundances </w:t>
+      </w:r>
+      <w:r>
+        <w:t>exceed the</w:t>
+      </w:r>
       <w:r>
         <w:t xml:space="preserve"> natural range of variation, then it follows that a model which specifies estimates Indian River abundance as separate from that of the wider region would fit the observed data significantly better than a model which estimates pink salmon abundance throughout the region and does not allow for the Indian River to be treated as separate</w:t>
       </w:r>
-      <w:ins w:id="160" w:author="tquinn" w:date="2026-05-20T21:57:00Z" w16du:dateUtc="2026-05-21T04:57:00Z">
+      <w:ins w:id="12" w:author="tquinn" w:date="2026-05-20T21:57:00Z" w16du:dateUtc="2026-05-21T04:57:00Z">
         <w:r>
           <w:t xml:space="preserve"> [</w:t>
         </w:r>
         <w:r>
           <w:rPr>
             <w:highlight w:val="yellow"/>
-            <w:rPrChange w:id="161" w:author="tquinn" w:date="2026-05-20T21:58:00Z" w16du:dateUtc="2026-05-21T04:58:00Z">
+            <w:rPrChange w:id="13" w:author="tquinn" w:date="2026-05-20T21:58:00Z" w16du:dateUtc="2026-05-21T04:58:00Z">
               <w:rPr/>
             </w:rPrChange>
           </w:rPr>
           <w:t>This seems like a very complicated and lengthy way to say this. The Introduction is rather long and I think cons</w:t>
         </w:r>
       </w:ins>
-      <w:ins w:id="162" w:author="tquinn" w:date="2026-05-20T21:58:00Z" w16du:dateUtc="2026-05-21T04:58:00Z">
+      <w:ins w:id="14" w:author="tquinn" w:date="2026-05-20T21:58:00Z" w16du:dateUtc="2026-05-21T04:58:00Z">
         <w:r>
           <w:rPr>
             <w:highlight w:val="yellow"/>
-            <w:rPrChange w:id="163" w:author="tquinn" w:date="2026-05-20T21:58:00Z" w16du:dateUtc="2026-05-21T04:58:00Z">
+            <w:rPrChange w:id="15" w:author="tquinn" w:date="2026-05-20T21:58:00Z" w16du:dateUtc="2026-05-21T04:58:00Z">
               <w:rPr/>
             </w:rPrChange>
           </w:rPr>
@@ -3150,7 +2472,7 @@
       <w:pPr>
         <w:spacing w:after="0" w:line="480" w:lineRule="auto"/>
         <w:rPr>
-          <w:ins w:id="164" w:author="tquinn" w:date="2026-05-20T21:58:00Z" w16du:dateUtc="2026-05-21T04:58:00Z"/>
+          <w:ins w:id="16" w:author="tquinn" w:date="2026-05-20T21:58:00Z" w16du:dateUtc="2026-05-21T04:58:00Z"/>
         </w:rPr>
       </w:pPr>
     </w:p>
@@ -3158,22 +2480,22 @@
       <w:pPr>
         <w:spacing w:after="0" w:line="480" w:lineRule="auto"/>
       </w:pPr>
-      <w:ins w:id="165" w:author="tquinn" w:date="2026-05-20T21:58:00Z" w16du:dateUtc="2026-05-21T04:58:00Z">
+      <w:ins w:id="17" w:author="tquinn" w:date="2026-05-20T21:58:00Z" w16du:dateUtc="2026-05-21T04:58:00Z">
         <w:r>
           <w:rPr>
             <w:highlight w:val="yellow"/>
-            <w:rPrChange w:id="166" w:author="tquinn" w:date="2026-05-20T21:59:00Z" w16du:dateUtc="2026-05-21T04:59:00Z">
+            <w:rPrChange w:id="18" w:author="tquinn" w:date="2026-05-20T21:59:00Z" w16du:dateUtc="2026-05-21T04:59:00Z">
               <w:rPr/>
             </w:rPrChange>
           </w:rPr>
           <w:t>You nee</w:t>
         </w:r>
       </w:ins>
-      <w:ins w:id="167" w:author="tquinn" w:date="2026-05-20T21:59:00Z" w16du:dateUtc="2026-05-21T04:59:00Z">
+      <w:ins w:id="19" w:author="tquinn" w:date="2026-05-20T21:59:00Z" w16du:dateUtc="2026-05-21T04:59:00Z">
         <w:r>
           <w:rPr>
             <w:highlight w:val="yellow"/>
-            <w:rPrChange w:id="168" w:author="tquinn" w:date="2026-05-20T21:59:00Z" w16du:dateUtc="2026-05-21T04:59:00Z">
+            <w:rPrChange w:id="20" w:author="tquinn" w:date="2026-05-20T21:59:00Z" w16du:dateUtc="2026-05-21T04:59:00Z">
               <w:rPr/>
             </w:rPrChange>
           </w:rPr>
@@ -3182,18 +2504,18 @@
         <w:r>
           <w:rPr>
             <w:highlight w:val="yellow"/>
-            <w:rPrChange w:id="169" w:author="tquinn" w:date="2026-05-21T16:28:00Z" w16du:dateUtc="2026-05-21T23:28:00Z">
+            <w:rPrChange w:id="21" w:author="tquinn" w:date="2026-05-21T16:28:00Z" w16du:dateUtc="2026-05-21T23:28:00Z">
               <w:rPr/>
             </w:rPrChange>
           </w:rPr>
           <w:t>and hypotheses here or the reader will not see where this is going.</w:t>
         </w:r>
       </w:ins>
-      <w:ins w:id="170" w:author="tquinn" w:date="2026-05-21T16:28:00Z" w16du:dateUtc="2026-05-21T23:28:00Z">
+      <w:ins w:id="22" w:author="tquinn" w:date="2026-05-21T16:28:00Z" w16du:dateUtc="2026-05-21T23:28:00Z">
         <w:r>
           <w:rPr>
             <w:highlight w:val="yellow"/>
-            <w:rPrChange w:id="171" w:author="tquinn" w:date="2026-05-21T16:28:00Z" w16du:dateUtc="2026-05-21T23:28:00Z">
+            <w:rPrChange w:id="23" w:author="tquinn" w:date="2026-05-21T16:28:00Z" w16du:dateUtc="2026-05-21T23:28:00Z">
               <w:rPr/>
             </w:rPrChange>
           </w:rPr>
@@ -3312,7 +2634,31 @@
         <w:t>which are used to</w:t>
       </w:r>
       <w:r>
-        <w:t xml:space="preserve"> assess the accuracy of ADFG’s aerial survey efforts (A. Dupuis, ADFG, personal communication, August 19, 2024). </w:t>
+        <w:t xml:space="preserve"> assess the accuracy of ADFG’s aerial survey efforts (A. Dupuis, A</w:t>
+      </w:r>
+      <w:r>
+        <w:t xml:space="preserve">laska </w:t>
+      </w:r>
+      <w:r>
+        <w:t>D</w:t>
+      </w:r>
+      <w:r>
+        <w:t xml:space="preserve">epartment of </w:t>
+      </w:r>
+      <w:r>
+        <w:t>F</w:t>
+      </w:r>
+      <w:r>
+        <w:t xml:space="preserve">ish and </w:t>
+      </w:r>
+      <w:r>
+        <w:t>G</w:t>
+      </w:r>
+      <w:r>
+        <w:t>ame</w:t>
+      </w:r>
+      <w:r>
+        <w:t xml:space="preserve">, personal communication, August 19, 2024). </w:t>
       </w:r>
       <w:r>
         <w:t>In addition to these aerial surveys, SJH files annual reports with ADFG</w:t>
@@ -3326,55 +2672,23 @@
       <w:r>
         <w:t xml:space="preserve"> the number of </w:t>
       </w:r>
-      <w:ins w:id="172" w:author="tquinn" w:date="2026-05-21T17:31:00Z" w16du:dateUtc="2026-05-22T00:31:00Z">
-        <w:r>
-          <w:t xml:space="preserve">juvenile </w:t>
-        </w:r>
-      </w:ins>
-      <w:r>
-        <w:t xml:space="preserve">salmon </w:t>
-      </w:r>
-      <w:del w:id="173" w:author="tquinn" w:date="2026-05-21T17:31:00Z" w16du:dateUtc="2026-05-22T00:31:00Z">
-        <w:r>
-          <w:delText>juvenil</w:delText>
-        </w:r>
-      </w:del>
-      <w:del w:id="174" w:author="tquinn" w:date="2026-05-21T17:32:00Z" w16du:dateUtc="2026-05-22T00:32:00Z">
-        <w:r>
-          <w:delText xml:space="preserve">es reared and </w:delText>
-        </w:r>
-      </w:del>
-      <w:r>
-        <w:t xml:space="preserve">released, the number of hatchery-raised adult salmon which survive the marine environment, </w:t>
-      </w:r>
-      <w:ins w:id="175" w:author="tquinn" w:date="2026-05-21T17:37:00Z" w16du:dateUtc="2026-05-22T00:37:00Z">
-        <w:r>
-          <w:t xml:space="preserve">based on </w:t>
-        </w:r>
-      </w:ins>
+      <w:r>
+        <w:t xml:space="preserve">juvenile </w:t>
+      </w:r>
+      <w:r>
+        <w:t xml:space="preserve">salmon released, the number of hatchery-raised adult salmon which survive the marine environment, </w:t>
+      </w:r>
+      <w:r>
+        <w:t xml:space="preserve">based on </w:t>
+      </w:r>
       <w:r>
         <w:t>the hatchery’s contributions to common property commercial</w:t>
       </w:r>
-      <w:ins w:id="176" w:author="tquinn" w:date="2026-05-21T17:38:00Z" w16du:dateUtc="2026-05-22T00:38:00Z">
-        <w:r>
-          <w:t xml:space="preserve">, </w:t>
-        </w:r>
-      </w:ins>
-      <w:del w:id="177" w:author="tquinn" w:date="2026-05-21T17:38:00Z" w16du:dateUtc="2026-05-22T00:38:00Z">
-        <w:r>
-          <w:delText xml:space="preserve"> fisheries (as well as </w:delText>
-        </w:r>
-      </w:del>
-      <w:r>
-        <w:t>sport and subsistence fisheries</w:t>
-      </w:r>
-      <w:del w:id="178" w:author="tquinn" w:date="2026-05-21T17:38:00Z" w16du:dateUtc="2026-05-22T00:38:00Z">
-        <w:r>
-          <w:delText>)</w:delText>
-        </w:r>
-      </w:del>
-      <w:r>
-        <w:t>, and numbers of adult fish which return to the hatchery and are taken as cost recovery or as broodstock</w:t>
+      <w:r>
+        <w:t xml:space="preserve">, </w:t>
+      </w:r>
+      <w:r>
+        <w:t>sport and subsistence fisheries, and numbers of adult fish which return to the hatchery and are taken as cost recovery or as broodstock</w:t>
       </w:r>
       <w:r>
         <w:t xml:space="preserve"> (L. Wilson, ADFG, personal communication, July 9, 2025)</w:t>
@@ -3382,14 +2696,14 @@
       <w:r>
         <w:t>.</w:t>
       </w:r>
-      <w:ins w:id="179" w:author="tquinn" w:date="2026-05-21T17:38:00Z" w16du:dateUtc="2026-05-22T00:38:00Z">
+      <w:ins w:id="24" w:author="tquinn" w:date="2026-05-21T17:38:00Z" w16du:dateUtc="2026-05-22T00:38:00Z">
         <w:r>
           <w:t>[</w:t>
         </w:r>
         <w:r>
           <w:rPr>
             <w:highlight w:val="yellow"/>
-            <w:rPrChange w:id="180" w:author="tquinn" w:date="2026-05-21T17:38:00Z" w16du:dateUtc="2026-05-22T00:38:00Z">
+            <w:rPrChange w:id="25" w:author="tquinn" w:date="2026-05-21T17:38:00Z" w16du:dateUtc="2026-05-22T00:38:00Z">
               <w:rPr/>
             </w:rPrChange>
           </w:rPr>
@@ -3404,7 +2718,7 @@
         <w:r>
           <w:rPr>
             <w:highlight w:val="yellow"/>
-            <w:rPrChange w:id="181" w:author="tquinn" w:date="2026-05-21T17:38:00Z" w16du:dateUtc="2026-05-22T00:38:00Z">
+            <w:rPrChange w:id="26" w:author="tquinn" w:date="2026-05-21T17:38:00Z" w16du:dateUtc="2026-05-22T00:38:00Z">
               <w:rPr/>
             </w:rPrChange>
           </w:rPr>
@@ -3420,32 +2734,15 @@
         <w:spacing w:after="0" w:line="480" w:lineRule="auto"/>
         <w:ind w:firstLine="720"/>
       </w:pPr>
-      <w:ins w:id="182" w:author="tquinn" w:date="2026-05-21T17:39:00Z" w16du:dateUtc="2026-05-22T00:39:00Z">
-        <w:r>
-          <w:t xml:space="preserve">Because they </w:t>
-        </w:r>
-      </w:ins>
-      <w:del w:id="183" w:author="tquinn" w:date="2026-05-21T17:39:00Z" w16du:dateUtc="2026-05-22T00:39:00Z">
-        <w:r>
-          <w:delText>Due to their life history</w:delText>
-        </w:r>
-        <w:r>
-          <w:delText xml:space="preserve"> of </w:delText>
-        </w:r>
-      </w:del>
+      <w:r>
+        <w:t xml:space="preserve">Because they </w:t>
+      </w:r>
       <w:r>
         <w:t>immediately migrat</w:t>
       </w:r>
-      <w:ins w:id="184" w:author="tquinn" w:date="2026-05-21T17:39:00Z" w16du:dateUtc="2026-05-22T00:39:00Z">
-        <w:r>
-          <w:t>e</w:t>
-        </w:r>
-      </w:ins>
-      <w:del w:id="185" w:author="tquinn" w:date="2026-05-21T17:39:00Z" w16du:dateUtc="2026-05-22T00:39:00Z">
-        <w:r>
-          <w:delText>ing</w:delText>
-        </w:r>
-      </w:del>
+      <w:r>
+        <w:t>e</w:t>
+      </w:r>
       <w:r>
         <w:t xml:space="preserve"> into the ocean as juveniles</w:t>
       </w:r>
@@ -3503,38 +2800,15 @@
       <w:r>
         <w:t xml:space="preserve">may </w:t>
       </w:r>
-      <w:ins w:id="186" w:author="tquinn" w:date="2026-05-21T17:39:00Z" w16du:dateUtc="2026-05-22T00:39:00Z">
-        <w:r>
-          <w:t>help</w:t>
-        </w:r>
-      </w:ins>
-      <w:del w:id="187" w:author="tquinn" w:date="2026-05-21T17:39:00Z" w16du:dateUtc="2026-05-22T00:39:00Z">
-        <w:r>
-          <w:delText>go a long way towards</w:delText>
-        </w:r>
-      </w:del>
-      <w:r>
-        <w:t xml:space="preserve"> explain</w:t>
-      </w:r>
-      <w:del w:id="188" w:author="tquinn" w:date="2026-05-21T17:39:00Z" w16du:dateUtc="2026-05-22T00:39:00Z">
-        <w:r>
-          <w:delText>ing</w:delText>
-        </w:r>
-      </w:del>
-      <w:r>
-        <w:t xml:space="preserve"> year-to-</w:t>
+      <w:r>
+        <w:t>help</w:t>
+      </w:r>
+      <w:r>
+        <w:t xml:space="preserve"> explain year-to-</w:t>
       </w:r>
       <w:r>
         <w:lastRenderedPageBreak/>
-        <w:t xml:space="preserve">year variations in returning adults. The Pacific Decadal Oscillation, a recurring pattern of Northen Pacific sea surface temperature, has been </w:t>
-      </w:r>
-      <w:del w:id="189" w:author="tquinn" w:date="2026-05-21T17:39:00Z" w16du:dateUtc="2026-05-22T00:39:00Z">
-        <w:r>
-          <w:delText xml:space="preserve">shown to be robustly </w:delText>
-        </w:r>
-      </w:del>
-      <w:r>
-        <w:t>correlated with salmon production regimes off the coast of Alaska</w:t>
+        <w:t>year variations in returning adults. The Pacific Decadal Oscillation, a recurring pattern of Northen Pacific sea surface temperature, has been correlated with salmon production regimes off the coast of Alaska</w:t>
       </w:r>
       <w:r>
         <w:t xml:space="preserve"> (Mantua et al. 1997). As such, </w:t>
@@ -3545,14 +2819,14 @@
       <w:r>
         <w:t xml:space="preserve"> leverage data </w:t>
       </w:r>
-      <w:ins w:id="190" w:author="tquinn" w:date="2026-05-21T17:40:00Z" w16du:dateUtc="2026-05-22T00:40:00Z">
+      <w:ins w:id="27" w:author="tquinn" w:date="2026-05-21T17:40:00Z" w16du:dateUtc="2026-05-22T00:40:00Z">
         <w:r>
           <w:t>[</w:t>
         </w:r>
         <w:r>
           <w:rPr>
             <w:highlight w:val="yellow"/>
-            <w:rPrChange w:id="191" w:author="tquinn" w:date="2026-05-21T17:40:00Z" w16du:dateUtc="2026-05-22T00:40:00Z">
+            <w:rPrChange w:id="28" w:author="tquinn" w:date="2026-05-21T17:40:00Z" w16du:dateUtc="2026-05-22T00:40:00Z">
               <w:rPr/>
             </w:rPrChange>
           </w:rPr>
@@ -3572,34 +2846,14 @@
         <w:ind w:firstLine="720"/>
       </w:pPr>
       <w:r>
-        <w:t>Survey data used in this study cover</w:t>
-      </w:r>
-      <w:del w:id="192" w:author="tquinn" w:date="2026-05-21T17:40:00Z" w16du:dateUtc="2026-05-22T00:40:00Z">
-        <w:r>
-          <w:delText>s</w:delText>
-        </w:r>
-      </w:del>
-      <w:r>
-        <w:t xml:space="preserve"> the period from 1960 to 2023. </w:t>
+        <w:t xml:space="preserve">Survey data used in this study cover the period from 1960 to 2023. </w:t>
       </w:r>
       <w:r>
         <w:t xml:space="preserve">Due to the proximity of SJH and the accompanying potential of hatchery fish to affect wild fish abundance estimates, the Indian River is not one of ADFG’s index streams. Nonetheless, ADFG has </w:t>
       </w:r>
-      <w:del w:id="193" w:author="tquinn" w:date="2026-05-21T17:40:00Z" w16du:dateUtc="2026-05-22T00:40:00Z">
-        <w:r>
-          <w:delText xml:space="preserve">still </w:delText>
-        </w:r>
-      </w:del>
-      <w:ins w:id="194" w:author="tquinn" w:date="2026-05-21T17:41:00Z" w16du:dateUtc="2026-05-22T00:41:00Z">
-        <w:r>
-          <w:t>often</w:t>
-        </w:r>
-      </w:ins>
-      <w:del w:id="195" w:author="tquinn" w:date="2026-05-21T17:41:00Z" w16du:dateUtc="2026-05-22T00:41:00Z">
-        <w:r>
-          <w:delText>intermittently</w:delText>
-        </w:r>
-      </w:del>
+      <w:r>
+        <w:t>often</w:t>
+      </w:r>
       <w:r>
         <w:t xml:space="preserve"> monitored pink salmon escapement in the stream to provide the most complete data possible on pink salmon in the region. Data are available from Indian River from 1962-67, 1969, 1971-73, 1977-88, 1990, and from 1993-202</w:t>
       </w:r>
@@ -4072,24 +3326,15 @@
       <w:r>
         <w:t xml:space="preserve">In the above, observed data in </w:t>
       </w:r>
-      <w:ins w:id="196" w:author="tquinn" w:date="2026-05-21T17:42:00Z" w16du:dateUtc="2026-05-22T00:42:00Z">
-        <w:r>
-          <w:t>e</w:t>
-        </w:r>
-      </w:ins>
+      <w:r>
+        <w:t>e</w:t>
+      </w:r>
       <w:r>
         <w:t>a</w:t>
       </w:r>
-      <w:ins w:id="197" w:author="tquinn" w:date="2026-05-21T17:42:00Z" w16du:dateUtc="2026-05-22T00:42:00Z">
-        <w:r>
-          <w:t>ch</w:t>
-        </w:r>
-      </w:ins>
-      <w:del w:id="198" w:author="tquinn" w:date="2026-05-21T17:42:00Z" w16du:dateUtc="2026-05-22T00:42:00Z">
-        <w:r>
-          <w:delText xml:space="preserve"> given time</w:delText>
-        </w:r>
-      </w:del>
+      <w:r>
+        <w:t>ch</w:t>
+      </w:r>
       <w:r>
         <w:t xml:space="preserve"> period (</w:t>
       </w:r>
@@ -5128,14 +4373,14 @@
       <w:r>
         <w:t>Data are standardized at the stream level so that streams of varying available pink salmon habitat may be directly compared</w:t>
       </w:r>
-      <w:ins w:id="199" w:author="tquinn" w:date="2026-05-21T17:43:00Z" w16du:dateUtc="2026-05-22T00:43:00Z">
+      <w:ins w:id="29" w:author="tquinn" w:date="2026-05-21T17:43:00Z" w16du:dateUtc="2026-05-22T00:43:00Z">
         <w:r>
           <w:t xml:space="preserve"> [</w:t>
         </w:r>
         <w:r>
           <w:rPr>
             <w:highlight w:val="yellow"/>
-            <w:rPrChange w:id="200" w:author="tquinn" w:date="2026-05-21T17:43:00Z" w16du:dateUtc="2026-05-22T00:43:00Z">
+            <w:rPrChange w:id="30" w:author="tquinn" w:date="2026-05-21T17:43:00Z" w16du:dateUtc="2026-05-22T00:43:00Z">
               <w:rPr/>
             </w:rPrChange>
           </w:rPr>
@@ -5154,25 +4399,25 @@
       <w:r>
         <w:t xml:space="preserve">offset </w:t>
       </w:r>
-      <w:ins w:id="201" w:author="tquinn" w:date="2026-05-21T17:43:00Z" w16du:dateUtc="2026-05-22T00:43:00Z">
+      <w:ins w:id="31" w:author="tquinn" w:date="2026-05-21T17:43:00Z" w16du:dateUtc="2026-05-22T00:43:00Z">
         <w:r>
           <w:t>[</w:t>
         </w:r>
         <w:r>
           <w:rPr>
             <w:highlight w:val="yellow"/>
-            <w:rPrChange w:id="202" w:author="tquinn" w:date="2026-05-21T17:44:00Z" w16du:dateUtc="2026-05-22T00:44:00Z">
+            <w:rPrChange w:id="32" w:author="tquinn" w:date="2026-05-21T17:44:00Z" w16du:dateUtc="2026-05-22T00:44:00Z">
               <w:rPr/>
             </w:rPrChange>
           </w:rPr>
           <w:t>what i</w:t>
         </w:r>
       </w:ins>
-      <w:ins w:id="203" w:author="tquinn" w:date="2026-05-21T17:44:00Z" w16du:dateUtc="2026-05-22T00:44:00Z">
+      <w:ins w:id="33" w:author="tquinn" w:date="2026-05-21T17:44:00Z" w16du:dateUtc="2026-05-22T00:44:00Z">
         <w:r>
           <w:rPr>
             <w:highlight w:val="yellow"/>
-            <w:rPrChange w:id="204" w:author="tquinn" w:date="2026-05-21T17:44:00Z" w16du:dateUtc="2026-05-22T00:44:00Z">
+            <w:rPrChange w:id="34" w:author="tquinn" w:date="2026-05-21T17:44:00Z" w16du:dateUtc="2026-05-22T00:44:00Z">
               <w:rPr/>
             </w:rPrChange>
           </w:rPr>
@@ -6020,88 +5265,88 @@
         <w:lastRenderedPageBreak/>
         <w:t xml:space="preserve">for each run (even and odd) the underlying state process of pink salmon at Indian River is estimated separately from the underlying state of the wider region, meaning the model estimates four state processes total. </w:t>
       </w:r>
-      <w:ins w:id="205" w:author="tquinn" w:date="2026-05-21T17:51:00Z" w16du:dateUtc="2026-05-22T00:51:00Z">
+      <w:ins w:id="35" w:author="tquinn" w:date="2026-05-21T17:51:00Z" w16du:dateUtc="2026-05-22T00:51:00Z">
         <w:r>
           <w:rPr>
             <w:highlight w:val="yellow"/>
-            <w:rPrChange w:id="206" w:author="tquinn" w:date="2026-05-21T17:52:00Z" w16du:dateUtc="2026-05-22T00:52:00Z">
+            <w:rPrChange w:id="36" w:author="tquinn" w:date="2026-05-21T17:52:00Z" w16du:dateUtc="2026-05-22T00:52:00Z">
               <w:rPr/>
             </w:rPrChange>
           </w:rPr>
           <w:t xml:space="preserve">[I confess that I find this </w:t>
         </w:r>
       </w:ins>
-      <w:ins w:id="207" w:author="tquinn" w:date="2026-05-21T17:52:00Z" w16du:dateUtc="2026-05-22T00:52:00Z">
+      <w:ins w:id="37" w:author="tquinn" w:date="2026-05-21T17:52:00Z" w16du:dateUtc="2026-05-22T00:52:00Z">
         <w:r>
           <w:rPr>
             <w:highlight w:val="yellow"/>
-            <w:rPrChange w:id="208" w:author="tquinn" w:date="2026-05-21T17:52:00Z" w16du:dateUtc="2026-05-22T00:52:00Z">
+            <w:rPrChange w:id="38" w:author="tquinn" w:date="2026-05-21T17:52:00Z" w16du:dateUtc="2026-05-22T00:52:00Z">
               <w:rPr/>
             </w:rPrChange>
           </w:rPr>
           <w:t>very hard</w:t>
         </w:r>
       </w:ins>
-      <w:ins w:id="209" w:author="tquinn" w:date="2026-05-21T17:51:00Z" w16du:dateUtc="2026-05-22T00:51:00Z">
+      <w:ins w:id="39" w:author="tquinn" w:date="2026-05-21T17:51:00Z" w16du:dateUtc="2026-05-22T00:51:00Z">
         <w:r>
           <w:rPr>
             <w:highlight w:val="yellow"/>
-            <w:rPrChange w:id="210" w:author="tquinn" w:date="2026-05-21T17:52:00Z" w16du:dateUtc="2026-05-22T00:52:00Z">
+            <w:rPrChange w:id="40" w:author="tquinn" w:date="2026-05-21T17:52:00Z" w16du:dateUtc="2026-05-22T00:52:00Z">
               <w:rPr/>
             </w:rPrChange>
           </w:rPr>
           <w:t xml:space="preserve"> to follow. What, exactly, is the null and alternative hypothes</w:t>
         </w:r>
       </w:ins>
-      <w:ins w:id="211" w:author="tquinn" w:date="2026-05-21T17:52:00Z" w16du:dateUtc="2026-05-22T00:52:00Z">
+      <w:ins w:id="41" w:author="tquinn" w:date="2026-05-21T17:52:00Z" w16du:dateUtc="2026-05-22T00:52:00Z">
         <w:r>
           <w:rPr>
             <w:highlight w:val="yellow"/>
-            <w:rPrChange w:id="212" w:author="tquinn" w:date="2026-05-21T17:52:00Z" w16du:dateUtc="2026-05-22T00:52:00Z">
+            <w:rPrChange w:id="42" w:author="tquinn" w:date="2026-05-21T17:52:00Z" w16du:dateUtc="2026-05-22T00:52:00Z">
               <w:rPr/>
             </w:rPrChange>
           </w:rPr>
           <w:t>e</w:t>
         </w:r>
       </w:ins>
-      <w:ins w:id="213" w:author="tquinn" w:date="2026-05-21T17:51:00Z" w16du:dateUtc="2026-05-22T00:51:00Z">
+      <w:ins w:id="43" w:author="tquinn" w:date="2026-05-21T17:51:00Z" w16du:dateUtc="2026-05-22T00:51:00Z">
         <w:r>
           <w:rPr>
             <w:highlight w:val="yellow"/>
-            <w:rPrChange w:id="214" w:author="tquinn" w:date="2026-05-21T17:52:00Z" w16du:dateUtc="2026-05-22T00:52:00Z">
+            <w:rPrChange w:id="44" w:author="tquinn" w:date="2026-05-21T17:52:00Z" w16du:dateUtc="2026-05-22T00:52:00Z">
               <w:rPr/>
             </w:rPrChange>
           </w:rPr>
           <w:t>s or prediction</w:t>
         </w:r>
       </w:ins>
-      <w:ins w:id="215" w:author="tquinn" w:date="2026-05-21T17:52:00Z" w16du:dateUtc="2026-05-22T00:52:00Z">
+      <w:ins w:id="45" w:author="tquinn" w:date="2026-05-21T17:52:00Z" w16du:dateUtc="2026-05-22T00:52:00Z">
         <w:r>
           <w:rPr>
             <w:highlight w:val="yellow"/>
-            <w:rPrChange w:id="216" w:author="tquinn" w:date="2026-05-21T17:52:00Z" w16du:dateUtc="2026-05-22T00:52:00Z">
+            <w:rPrChange w:id="46" w:author="tquinn" w:date="2026-05-21T17:52:00Z" w16du:dateUtc="2026-05-22T00:52:00Z">
               <w:rPr/>
             </w:rPrChange>
           </w:rPr>
           <w:t>s</w:t>
         </w:r>
       </w:ins>
-      <w:ins w:id="217" w:author="tquinn" w:date="2026-05-21T17:51:00Z" w16du:dateUtc="2026-05-22T00:51:00Z">
+      <w:ins w:id="47" w:author="tquinn" w:date="2026-05-21T17:51:00Z" w16du:dateUtc="2026-05-22T00:51:00Z">
         <w:r>
           <w:rPr>
             <w:highlight w:val="yellow"/>
-            <w:rPrChange w:id="218" w:author="tquinn" w:date="2026-05-21T17:52:00Z" w16du:dateUtc="2026-05-22T00:52:00Z">
+            <w:rPrChange w:id="48" w:author="tquinn" w:date="2026-05-21T17:52:00Z" w16du:dateUtc="2026-05-22T00:52:00Z">
               <w:rPr/>
             </w:rPrChange>
           </w:rPr>
           <w:t xml:space="preserve"> being test</w:t>
         </w:r>
       </w:ins>
-      <w:ins w:id="219" w:author="tquinn" w:date="2026-05-21T17:52:00Z" w16du:dateUtc="2026-05-22T00:52:00Z">
+      <w:ins w:id="49" w:author="tquinn" w:date="2026-05-21T17:52:00Z" w16du:dateUtc="2026-05-22T00:52:00Z">
         <w:r>
           <w:rPr>
             <w:highlight w:val="yellow"/>
-            <w:rPrChange w:id="220" w:author="tquinn" w:date="2026-05-21T17:52:00Z" w16du:dateUtc="2026-05-22T00:52:00Z">
+            <w:rPrChange w:id="50" w:author="tquinn" w:date="2026-05-21T17:52:00Z" w16du:dateUtc="2026-05-22T00:52:00Z">
               <w:rPr/>
             </w:rPrChange>
           </w:rPr>
@@ -6114,11 +5359,9 @@
       <w:r>
         <w:t>Next, the equivalent of the abstract one-state model is specified such that, for each run, all 35 index streams and</w:t>
       </w:r>
-      <w:ins w:id="221" w:author="tquinn" w:date="2026-05-21T17:53:00Z" w16du:dateUtc="2026-05-22T00:53:00Z">
-        <w:r>
-          <w:t xml:space="preserve"> the</w:t>
-        </w:r>
-      </w:ins>
+      <w:r>
+        <w:t xml:space="preserve"> the</w:t>
+      </w:r>
       <w:r>
         <w:t xml:space="preserve"> Indian River are treated as representative of one underlying state, leading to the model estimating two state processes total. There </w:t>
       </w:r>
@@ -6134,50 +5377,21 @@
       <w:r>
         <w:t xml:space="preserve">due to some variation in the underlying genetics of each run, odd-year runs at Indian River </w:t>
       </w:r>
-      <w:ins w:id="222" w:author="tquinn" w:date="2026-05-21T17:53:00Z" w16du:dateUtc="2026-05-22T00:53:00Z">
-        <w:r>
-          <w:t>differ</w:t>
-        </w:r>
-      </w:ins>
-      <w:del w:id="223" w:author="tquinn" w:date="2026-05-21T17:53:00Z" w16du:dateUtc="2026-05-22T00:53:00Z">
-        <w:r>
-          <w:delText>exhibit substantial variation</w:delText>
-        </w:r>
-      </w:del>
-      <w:r>
-        <w:t xml:space="preserve"> in</w:t>
-      </w:r>
-      <w:del w:id="224" w:author="tquinn" w:date="2026-05-21T17:53:00Z" w16du:dateUtc="2026-05-22T00:53:00Z">
-        <w:r>
-          <w:delText xml:space="preserve"> annual</w:delText>
-        </w:r>
-      </w:del>
-      <w:r>
-        <w:t xml:space="preserve"> abundance from those of streams in the wider region</w:t>
-      </w:r>
-      <w:ins w:id="225" w:author="tquinn" w:date="2026-05-21T17:54:00Z" w16du:dateUtc="2026-05-22T00:54:00Z">
-        <w:r>
-          <w:t xml:space="preserve"> but</w:t>
-        </w:r>
-      </w:ins>
-      <w:del w:id="226" w:author="tquinn" w:date="2026-05-21T17:54:00Z" w16du:dateUtc="2026-05-22T00:54:00Z">
-        <w:r>
-          <w:delText>, while</w:delText>
-        </w:r>
-      </w:del>
+      <w:r>
+        <w:t>differ</w:t>
+      </w:r>
+      <w:r>
+        <w:t xml:space="preserve"> in abundance from those of streams in the wider region</w:t>
+      </w:r>
+      <w:r>
+        <w:t xml:space="preserve"> but</w:t>
+      </w:r>
       <w:r>
         <w:t xml:space="preserve"> even-runs at Indian River </w:t>
       </w:r>
-      <w:ins w:id="227" w:author="tquinn" w:date="2026-05-21T17:54:00Z" w16du:dateUtc="2026-05-22T00:54:00Z">
-        <w:r>
-          <w:t>do not</w:t>
-        </w:r>
-      </w:ins>
-      <w:del w:id="228" w:author="tquinn" w:date="2026-05-21T17:54:00Z" w16du:dateUtc="2026-05-22T00:54:00Z">
-        <w:r>
-          <w:delText>generally fall within the region’s natural range of variation</w:delText>
-        </w:r>
-      </w:del>
+      <w:r>
+        <w:t>do not</w:t>
+      </w:r>
       <w:r>
         <w:t>, or vice versa</w:t>
       </w:r>
@@ -6215,84 +5429,26 @@
       <w:pPr>
         <w:spacing w:after="0" w:line="480" w:lineRule="auto"/>
       </w:pPr>
-      <w:del w:id="229" w:author="tquinn" w:date="2026-05-22T10:21:00Z" w16du:dateUtc="2026-05-22T17:21:00Z">
-        <w:r>
-          <w:delText xml:space="preserve">The timeline of </w:delText>
-        </w:r>
-      </w:del>
-      <w:r>
-        <w:t xml:space="preserve">SJH </w:t>
-      </w:r>
-      <w:del w:id="230" w:author="tquinn" w:date="2026-05-22T10:21:00Z" w16du:dateUtc="2026-05-22T17:21:00Z">
-        <w:r>
-          <w:delText>potentially impacting pink salmon abundance at Indian River is reasonably straightforward:</w:delText>
-        </w:r>
-      </w:del>
-      <w:r>
-        <w:t xml:space="preserve"> hatchery operations beg</w:t>
-      </w:r>
-      <w:ins w:id="231" w:author="tquinn" w:date="2026-05-22T10:21:00Z" w16du:dateUtc="2026-05-22T17:21:00Z">
-        <w:r>
-          <w:t>a</w:t>
-        </w:r>
-      </w:ins>
-      <w:del w:id="232" w:author="tquinn" w:date="2026-05-22T10:21:00Z" w16du:dateUtc="2026-05-22T17:21:00Z">
-        <w:r>
-          <w:delText>i</w:delText>
-        </w:r>
-      </w:del>
+      <w:r>
+        <w:t>SJH  hatchery operations beg</w:t>
+      </w:r>
+      <w:r>
+        <w:t>a</w:t>
+      </w:r>
       <w:r>
         <w:t xml:space="preserve">n in 1975, </w:t>
       </w:r>
-      <w:del w:id="233" w:author="tquinn" w:date="2026-05-22T10:21:00Z" w16du:dateUtc="2026-05-22T17:21:00Z">
-        <w:r>
-          <w:delText>meaning that given the short life cycle of pink salmon, the first returning adults would appear shortly thereafter (</w:delText>
-        </w:r>
-      </w:del>
-      <w:ins w:id="234" w:author="tquinn" w:date="2026-05-22T10:21:00Z" w16du:dateUtc="2026-05-22T17:21:00Z">
-        <w:r>
-          <w:t xml:space="preserve"> though </w:t>
-        </w:r>
-      </w:ins>
-      <w:r>
-        <w:t xml:space="preserve">it is unclear from available documentation whether </w:t>
-      </w:r>
-      <w:del w:id="235" w:author="tquinn" w:date="2026-05-22T10:22:00Z" w16du:dateUtc="2026-05-22T17:22:00Z">
-        <w:r>
-          <w:delText xml:space="preserve">a brood of </w:delText>
-        </w:r>
-      </w:del>
-      <w:r>
-        <w:t>fish were released in 1975 or if that was the first year broodstock was taken from sources at Indian River and Starrigavan Creek</w:t>
-      </w:r>
-      <w:del w:id="236" w:author="tquinn" w:date="2026-05-22T10:22:00Z" w16du:dateUtc="2026-05-22T17:22:00Z">
-        <w:r>
-          <w:delText>)</w:delText>
-        </w:r>
-      </w:del>
-      <w:r>
-        <w:t xml:space="preserve">. For the first three decades of its existence, SJH was permitted to propagate 1 million pink salmon eggs per year, </w:t>
-      </w:r>
-      <w:ins w:id="237" w:author="tquinn" w:date="2026-05-22T10:22:00Z" w16du:dateUtc="2026-05-22T17:22:00Z">
-        <w:r>
-          <w:t>and</w:t>
-        </w:r>
-      </w:ins>
-      <w:del w:id="238" w:author="tquinn" w:date="2026-05-22T10:22:00Z" w16du:dateUtc="2026-05-22T17:22:00Z">
-        <w:r>
-          <w:delText>with</w:delText>
-        </w:r>
-      </w:del>
-      <w:r>
-        <w:t xml:space="preserve"> this </w:t>
-      </w:r>
-      <w:del w:id="239" w:author="tquinn" w:date="2026-05-22T10:22:00Z" w16du:dateUtc="2026-05-22T17:22:00Z">
-        <w:r>
-          <w:delText xml:space="preserve">number </w:delText>
-        </w:r>
-      </w:del>
-      <w:r>
-        <w:t xml:space="preserve">increased to 3 million in 2010. This then defines three distinct time periods of SJH production: pre-1975 with no </w:t>
+      <w:r>
+        <w:t xml:space="preserve"> though </w:t>
+      </w:r>
+      <w:r>
+        <w:t xml:space="preserve">it is unclear from available documentation whether fish were released in 1975 or if that was the first year broodstock was taken from sources at Indian River and Starrigavan Creek. For the first three decades of its existence, SJH was permitted to propagate 1 million pink salmon eggs per year, </w:t>
+      </w:r>
+      <w:r>
+        <w:t>and</w:t>
+      </w:r>
+      <w:r>
+        <w:t xml:space="preserve"> this increased to 3 million in 2010. This then defines three distinct time periods of SJH production: pre-1975 with no </w:t>
       </w:r>
       <w:r>
         <w:lastRenderedPageBreak/>
@@ -6304,19 +5460,9 @@
         <w:spacing w:after="0" w:line="480" w:lineRule="auto"/>
         <w:ind w:firstLine="720"/>
       </w:pPr>
-      <w:del w:id="240" w:author="tquinn" w:date="2026-05-22T10:22:00Z" w16du:dateUtc="2026-05-22T17:22:00Z">
-        <w:r>
-          <w:delText>In order</w:delText>
-        </w:r>
-        <w:r>
-          <w:delText xml:space="preserve"> t</w:delText>
-        </w:r>
-      </w:del>
-      <w:ins w:id="241" w:author="tquinn" w:date="2026-05-22T10:23:00Z" w16du:dateUtc="2026-05-22T17:23:00Z">
-        <w:r>
-          <w:t>T</w:t>
-        </w:r>
-      </w:ins>
+      <w:r>
+        <w:t>T</w:t>
+      </w:r>
       <w:r>
         <w:t xml:space="preserve">o take advantage of these distinct time periods </w:t>
       </w:r>
@@ -6999,49 +6145,19 @@
       </w:r>
       <w:r>
         <w:lastRenderedPageBreak/>
-        <w:t xml:space="preserve">researchers must make do with treating what might be referred to as reference states as control groups. The assumption that these reference states are suitable proxies for randomized control groups, known as the parallel trends assumption, is bolstered through the application of event studies </w:t>
-      </w:r>
-      <w:del w:id="242" w:author="tquinn" w:date="2026-05-22T10:23:00Z" w16du:dateUtc="2026-05-22T17:23:00Z">
-        <w:r>
-          <w:delText xml:space="preserve">which </w:delText>
-        </w:r>
-      </w:del>
-      <w:r>
-        <w:t>evaluat</w:t>
-      </w:r>
-      <w:ins w:id="243" w:author="tquinn" w:date="2026-05-22T10:23:00Z" w16du:dateUtc="2026-05-22T17:23:00Z">
-        <w:r>
-          <w:t>ing</w:t>
-        </w:r>
-      </w:ins>
-      <w:del w:id="244" w:author="tquinn" w:date="2026-05-22T10:23:00Z" w16du:dateUtc="2026-05-22T17:23:00Z">
-        <w:r>
-          <w:delText>e</w:delText>
-        </w:r>
-      </w:del>
+        <w:t>researchers must make do with treating what might be referred to as reference states as control groups. The assumption that these reference states are suitable proxies for randomized control groups, known as the parallel trends assumption, is bolstered through the application of event studies evaluat</w:t>
+      </w:r>
+      <w:r>
+        <w:t>ing</w:t>
+      </w:r>
       <w:r>
         <w:t xml:space="preserve"> whether trends in control and treatment groups </w:t>
       </w:r>
-      <w:del w:id="245" w:author="tquinn" w:date="2026-05-22T10:24:00Z" w16du:dateUtc="2026-05-22T17:24:00Z">
-        <w:r>
-          <w:delText>a</w:delText>
-        </w:r>
-      </w:del>
-      <w:ins w:id="246" w:author="tquinn" w:date="2026-05-22T10:24:00Z" w16du:dateUtc="2026-05-22T17:24:00Z">
-        <w:r>
-          <w:t>we</w:t>
-        </w:r>
-      </w:ins>
-      <w:r>
-        <w:t xml:space="preserve">re </w:t>
-      </w:r>
-      <w:del w:id="247" w:author="tquinn" w:date="2026-05-22T10:23:00Z" w16du:dateUtc="2026-05-22T17:23:00Z">
-        <w:r>
-          <w:delText xml:space="preserve">mathematically </w:delText>
-        </w:r>
-      </w:del>
-      <w:r>
-        <w:t>similar in the pre-treatment period (Cunningham 2021).</w:t>
+      <w:r>
+        <w:t>we</w:t>
+      </w:r>
+      <w:r>
+        <w:t>re similar in the pre-treatment period (Cunningham 2021).</w:t>
       </w:r>
     </w:p>
     <w:p>
@@ -7134,7 +6250,7 @@
           <w:szCs w:val="26"/>
           <w:lang w:val="fr-FR"/>
           <w14:ligatures w14:val="none"/>
-          <w:rPrChange w:id="248" w:author="tquinn" w:date="2026-05-20T11:45:00Z" w16du:dateUtc="2026-05-20T18:45:00Z">
+          <w:rPrChange w:id="51" w:author="tquinn" w:date="2026-05-20T11:45:00Z" w16du:dateUtc="2026-05-20T18:45:00Z">
             <w:rPr>
               <w:rFonts w:ascii="Times New Roman" w:eastAsia="Times New Roman" w:hAnsi="Times New Roman" w:cs="Times New Roman"/>
               <w:kern w:val="0"/>
@@ -7154,7 +6270,7 @@
           <w:bdr w:val="none" w:sz="0" w:space="0" w:color="auto" w:frame="1"/>
           <w:lang w:val="fr-FR"/>
           <w14:ligatures w14:val="none"/>
-          <w:rPrChange w:id="249" w:author="tquinn" w:date="2026-05-20T11:45:00Z" w16du:dateUtc="2026-05-20T18:45:00Z">
+          <w:rPrChange w:id="52" w:author="tquinn" w:date="2026-05-20T11:45:00Z" w16du:dateUtc="2026-05-20T18:45:00Z">
             <w:rPr>
               <w:rFonts w:ascii="MathJax_Math-italic" w:eastAsia="Times New Roman" w:hAnsi="MathJax_Math-italic" w:cs="Times New Roman"/>
               <w:kern w:val="0"/>
@@ -7177,7 +6293,7 @@
           <w:vertAlign w:val="subscript"/>
           <w:lang w:val="fr-FR"/>
           <w14:ligatures w14:val="none"/>
-          <w:rPrChange w:id="250" w:author="tquinn" w:date="2026-05-20T11:45:00Z" w16du:dateUtc="2026-05-20T18:45:00Z">
+          <w:rPrChange w:id="53" w:author="tquinn" w:date="2026-05-20T11:45:00Z" w16du:dateUtc="2026-05-20T18:45:00Z">
             <w:rPr>
               <w:rFonts w:ascii="MathJax_Math-italic" w:eastAsia="Times New Roman" w:hAnsi="MathJax_Math-italic" w:cs="Times New Roman"/>
               <w:kern w:val="0"/>
@@ -7200,7 +6316,7 @@
           <w:bdr w:val="none" w:sz="0" w:space="0" w:color="auto" w:frame="1"/>
           <w:lang w:val="fr-FR"/>
           <w14:ligatures w14:val="none"/>
-          <w:rPrChange w:id="251" w:author="tquinn" w:date="2026-05-20T11:45:00Z" w16du:dateUtc="2026-05-20T18:45:00Z">
+          <w:rPrChange w:id="54" w:author="tquinn" w:date="2026-05-20T11:45:00Z" w16du:dateUtc="2026-05-20T18:45:00Z">
             <w:rPr>
               <w:rFonts w:ascii="MathJax_Math-italic" w:eastAsia="Times New Roman" w:hAnsi="MathJax_Math-italic" w:cs="Times New Roman"/>
               <w:kern w:val="0"/>
@@ -7222,7 +6338,7 @@
           <w:bdr w:val="none" w:sz="0" w:space="0" w:color="auto" w:frame="1"/>
           <w:lang w:val="fr-FR"/>
           <w14:ligatures w14:val="none"/>
-          <w:rPrChange w:id="252" w:author="tquinn" w:date="2026-05-20T11:45:00Z" w16du:dateUtc="2026-05-20T18:45:00Z">
+          <w:rPrChange w:id="55" w:author="tquinn" w:date="2026-05-20T11:45:00Z" w16du:dateUtc="2026-05-20T18:45:00Z">
             <w:rPr>
               <w:rFonts w:ascii="MathJax_Main" w:eastAsia="Times New Roman" w:hAnsi="MathJax_Main" w:cs="Times New Roman"/>
               <w:kern w:val="0"/>
@@ -7256,7 +6372,7 @@
           <w:vertAlign w:val="subscript"/>
           <w:lang w:val="fr-FR"/>
           <w14:ligatures w14:val="none"/>
-          <w:rPrChange w:id="253" w:author="tquinn" w:date="2026-05-20T11:45:00Z" w16du:dateUtc="2026-05-20T18:45:00Z">
+          <w:rPrChange w:id="56" w:author="tquinn" w:date="2026-05-20T11:45:00Z" w16du:dateUtc="2026-05-20T18:45:00Z">
             <w:rPr>
               <w:rFonts w:ascii="MathJax_Math-italic" w:eastAsia="Times New Roman" w:hAnsi="MathJax_Math-italic" w:cs="Times New Roman"/>
               <w:kern w:val="0"/>
@@ -7279,7 +6395,7 @@
           <w:bdr w:val="none" w:sz="0" w:space="0" w:color="auto" w:frame="1"/>
           <w:lang w:val="fr-FR"/>
           <w14:ligatures w14:val="none"/>
-          <w:rPrChange w:id="254" w:author="tquinn" w:date="2026-05-20T11:45:00Z" w16du:dateUtc="2026-05-20T18:45:00Z">
+          <w:rPrChange w:id="57" w:author="tquinn" w:date="2026-05-20T11:45:00Z" w16du:dateUtc="2026-05-20T18:45:00Z">
             <w:rPr>
               <w:rFonts w:ascii="MathJax_Main" w:eastAsia="Times New Roman" w:hAnsi="MathJax_Main" w:cs="Times New Roman"/>
               <w:kern w:val="0"/>
@@ -7313,7 +6429,7 @@
           <w:vertAlign w:val="subscript"/>
           <w:lang w:val="fr-FR"/>
           <w14:ligatures w14:val="none"/>
-          <w:rPrChange w:id="255" w:author="tquinn" w:date="2026-05-20T11:45:00Z" w16du:dateUtc="2026-05-20T18:45:00Z">
+          <w:rPrChange w:id="58" w:author="tquinn" w:date="2026-05-20T11:45:00Z" w16du:dateUtc="2026-05-20T18:45:00Z">
             <w:rPr>
               <w:rFonts w:ascii="MathJax_Math-italic" w:eastAsia="Times New Roman" w:hAnsi="MathJax_Math-italic" w:cs="Times New Roman"/>
               <w:kern w:val="0"/>
@@ -7336,7 +6452,7 @@
           <w:bdr w:val="none" w:sz="0" w:space="0" w:color="auto" w:frame="1"/>
           <w:lang w:val="fr-FR"/>
           <w14:ligatures w14:val="none"/>
-          <w:rPrChange w:id="256" w:author="tquinn" w:date="2026-05-20T11:45:00Z" w16du:dateUtc="2026-05-20T18:45:00Z">
+          <w:rPrChange w:id="59" w:author="tquinn" w:date="2026-05-20T11:45:00Z" w16du:dateUtc="2026-05-20T18:45:00Z">
             <w:rPr>
               <w:rFonts w:ascii="MathJax_Math-italic" w:eastAsia="Times New Roman" w:hAnsi="MathJax_Math-italic" w:cs="Times New Roman"/>
               <w:kern w:val="0"/>
@@ -7359,7 +6475,7 @@
           <w:vertAlign w:val="subscript"/>
           <w:lang w:val="fr-FR"/>
           <w14:ligatures w14:val="none"/>
-          <w:rPrChange w:id="257" w:author="tquinn" w:date="2026-05-20T11:45:00Z" w16du:dateUtc="2026-05-20T18:45:00Z">
+          <w:rPrChange w:id="60" w:author="tquinn" w:date="2026-05-20T11:45:00Z" w16du:dateUtc="2026-05-20T18:45:00Z">
             <w:rPr>
               <w:rFonts w:ascii="MathJax_Math-italic" w:eastAsia="Times New Roman" w:hAnsi="MathJax_Math-italic" w:cs="Times New Roman"/>
               <w:kern w:val="0"/>
@@ -7382,7 +6498,7 @@
           <w:bdr w:val="none" w:sz="0" w:space="0" w:color="auto" w:frame="1"/>
           <w:lang w:val="fr-FR"/>
           <w14:ligatures w14:val="none"/>
-          <w:rPrChange w:id="258" w:author="tquinn" w:date="2026-05-20T11:45:00Z" w16du:dateUtc="2026-05-20T18:45:00Z">
+          <w:rPrChange w:id="61" w:author="tquinn" w:date="2026-05-20T11:45:00Z" w16du:dateUtc="2026-05-20T18:45:00Z">
             <w:rPr>
               <w:rFonts w:ascii="MathJax_Main" w:eastAsia="Times New Roman" w:hAnsi="MathJax_Main" w:cs="Times New Roman"/>
               <w:kern w:val="0"/>
@@ -7404,7 +6520,7 @@
           <w:bdr w:val="none" w:sz="0" w:space="0" w:color="auto" w:frame="1"/>
           <w:lang w:val="fr-FR"/>
           <w14:ligatures w14:val="none"/>
-          <w:rPrChange w:id="259" w:author="tquinn" w:date="2026-05-20T11:45:00Z" w16du:dateUtc="2026-05-20T18:45:00Z">
+          <w:rPrChange w:id="62" w:author="tquinn" w:date="2026-05-20T11:45:00Z" w16du:dateUtc="2026-05-20T18:45:00Z">
             <w:rPr>
               <w:rFonts w:ascii="MathJax_Math-italic" w:eastAsia="Times New Roman" w:hAnsi="MathJax_Math-italic" w:cs="Times New Roman"/>
               <w:kern w:val="0"/>
@@ -7427,7 +6543,7 @@
           <w:vertAlign w:val="subscript"/>
           <w:lang w:val="fr-FR"/>
           <w14:ligatures w14:val="none"/>
-          <w:rPrChange w:id="260" w:author="tquinn" w:date="2026-05-20T11:45:00Z" w16du:dateUtc="2026-05-20T18:45:00Z">
+          <w:rPrChange w:id="63" w:author="tquinn" w:date="2026-05-20T11:45:00Z" w16du:dateUtc="2026-05-20T18:45:00Z">
             <w:rPr>
               <w:rFonts w:ascii="MathJax_Math-italic" w:eastAsia="Times New Roman" w:hAnsi="MathJax_Math-italic" w:cs="Times New Roman"/>
               <w:kern w:val="0"/>
@@ -7704,14 +6820,14 @@
       <w:r>
         <w:t>Parametric bootstrapping is employed to construct confidence intervals around these parameter estimates.</w:t>
       </w:r>
-      <w:ins w:id="261" w:author="tquinn" w:date="2026-05-22T10:29:00Z" w16du:dateUtc="2026-05-22T17:29:00Z">
+      <w:ins w:id="64" w:author="tquinn" w:date="2026-05-22T10:29:00Z" w16du:dateUtc="2026-05-22T17:29:00Z">
         <w:r>
           <w:t xml:space="preserve"> </w:t>
         </w:r>
         <w:r>
           <w:rPr>
             <w:highlight w:val="yellow"/>
-            <w:rPrChange w:id="262" w:author="tquinn" w:date="2026-05-22T10:29:00Z" w16du:dateUtc="2026-05-22T17:29:00Z">
+            <w:rPrChange w:id="65" w:author="tquinn" w:date="2026-05-22T10:29:00Z" w16du:dateUtc="2026-05-22T17:29:00Z">
               <w:rPr/>
             </w:rPrChange>
           </w:rPr>
@@ -7730,17 +6846,17 @@
       <w:r>
         <w:rPr>
           <w:highlight w:val="yellow"/>
-          <w:rPrChange w:id="263" w:author="tquinn" w:date="2026-05-22T10:29:00Z" w16du:dateUtc="2026-05-22T17:29:00Z">
+          <w:rPrChange w:id="66" w:author="tquinn" w:date="2026-05-22T10:29:00Z" w16du:dateUtc="2026-05-22T17:29:00Z">
             <w:rPr/>
           </w:rPrChange>
         </w:rPr>
         <w:t>the hatchery will release a number of smolts which is as close as possible to their permitted maximum</w:t>
       </w:r>
-      <w:ins w:id="264" w:author="tquinn" w:date="2026-05-22T10:28:00Z" w16du:dateUtc="2026-05-22T17:28:00Z">
+      <w:ins w:id="67" w:author="tquinn" w:date="2026-05-22T10:28:00Z" w16du:dateUtc="2026-05-22T17:28:00Z">
         <w:r>
           <w:rPr>
             <w:highlight w:val="yellow"/>
-            <w:rPrChange w:id="265" w:author="tquinn" w:date="2026-05-22T10:29:00Z" w16du:dateUtc="2026-05-22T17:29:00Z">
+            <w:rPrChange w:id="68" w:author="tquinn" w:date="2026-05-22T10:29:00Z" w16du:dateUtc="2026-05-22T17:29:00Z">
               <w:rPr/>
             </w:rPrChange>
           </w:rPr>
@@ -7950,7 +7066,7 @@
       <w:r>
         <w:t xml:space="preserve"> Observation error is site specific, while process error is shared by both states (river and hatchery returners) due to fish encountering the same conditions throughout their lifespan at sea as well as the same commercial fishing effort upon their return.</w:t>
       </w:r>
-      <w:bookmarkStart w:id="266" w:name="_Hlk201668133"/>
+      <w:bookmarkStart w:id="69" w:name="_Hlk201668133"/>
       <w:r>
         <w:rPr>
           <w:b/>
@@ -8204,14 +7320,14 @@
       <w:r>
         <w:t>fall below what might be expected relative to the wider region</w:t>
       </w:r>
-      <w:ins w:id="267" w:author="tquinn" w:date="2026-05-22T10:33:00Z" w16du:dateUtc="2026-05-22T17:33:00Z">
+      <w:ins w:id="70" w:author="tquinn" w:date="2026-05-22T10:33:00Z" w16du:dateUtc="2026-05-22T17:33:00Z">
         <w:r>
           <w:t xml:space="preserve"> [</w:t>
         </w:r>
         <w:r>
           <w:rPr>
             <w:highlight w:val="yellow"/>
-            <w:rPrChange w:id="268" w:author="tquinn" w:date="2026-05-22T10:33:00Z" w16du:dateUtc="2026-05-22T17:33:00Z">
+            <w:rPrChange w:id="71" w:author="tquinn" w:date="2026-05-22T10:33:00Z" w16du:dateUtc="2026-05-22T17:33:00Z">
               <w:rPr/>
             </w:rPrChange>
           </w:rPr>
@@ -8234,61 +7350,37 @@
         <w:t xml:space="preserve"> the regional average, while odd-year Indian River abundance in 1961 was estimated to be 1.326 standard deviations lower</w:t>
       </w:r>
       <w:r>
-        <w:t xml:space="preserve">. Over the </w:t>
-      </w:r>
-      <w:del w:id="269" w:author="tquinn" w:date="2026-05-22T10:37:00Z" w16du:dateUtc="2026-05-22T17:37:00Z">
-        <w:r>
-          <w:delText xml:space="preserve">course of the </w:delText>
-        </w:r>
-      </w:del>
-      <w:r>
-        <w:t>time series, Indian River abundances for both runs “ca</w:t>
-      </w:r>
-      <w:ins w:id="270" w:author="tquinn" w:date="2026-05-22T10:37:00Z" w16du:dateUtc="2026-05-22T17:37:00Z">
-        <w:r>
-          <w:t>ug</w:t>
-        </w:r>
-      </w:ins>
-      <w:del w:id="271" w:author="tquinn" w:date="2026-05-22T10:37:00Z" w16du:dateUtc="2026-05-22T17:37:00Z">
-        <w:r>
-          <w:delText>tc</w:delText>
-        </w:r>
-      </w:del>
+        <w:t>. Over the time series, Indian River abundances for both runs “ca</w:t>
+      </w:r>
+      <w:r>
+        <w:t>ug</w:t>
+      </w:r>
       <w:r>
         <w:t>h</w:t>
       </w:r>
-      <w:ins w:id="272" w:author="tquinn" w:date="2026-05-22T10:37:00Z" w16du:dateUtc="2026-05-22T17:37:00Z">
-        <w:r>
-          <w:t>t</w:t>
-        </w:r>
-      </w:ins>
+      <w:r>
+        <w:t>t</w:t>
+      </w:r>
       <w:r>
         <w:t>-up” to what would be expected of an average pink salmon index stream</w:t>
       </w:r>
       <w:r>
         <w:t>, although odd-year Indian River runs t</w:t>
       </w:r>
-      <w:ins w:id="273" w:author="tquinn" w:date="2026-05-22T10:38:00Z" w16du:dateUtc="2026-05-22T17:38:00Z">
-        <w:r>
-          <w:t>ook</w:t>
-        </w:r>
-      </w:ins>
-      <w:del w:id="274" w:author="tquinn" w:date="2026-05-22T10:38:00Z" w16du:dateUtc="2026-05-22T17:38:00Z">
-        <w:r>
-          <w:delText>ake</w:delText>
-        </w:r>
-      </w:del>
+      <w:r>
+        <w:t>ook</w:t>
+      </w:r>
       <w:r>
         <w:t xml:space="preserve"> </w:t>
       </w:r>
-      <w:ins w:id="275" w:author="tquinn" w:date="2026-05-22T10:38:00Z" w16du:dateUtc="2026-05-22T17:38:00Z">
+      <w:ins w:id="72" w:author="tquinn" w:date="2026-05-22T10:38:00Z" w16du:dateUtc="2026-05-22T17:38:00Z">
         <w:r>
           <w:t>[</w:t>
         </w:r>
         <w:r>
           <w:rPr>
             <w:highlight w:val="yellow"/>
-            <w:rPrChange w:id="276" w:author="tquinn" w:date="2026-05-22T10:38:00Z" w16du:dateUtc="2026-05-22T17:38:00Z">
+            <w:rPrChange w:id="73" w:author="tquinn" w:date="2026-05-22T10:38:00Z" w16du:dateUtc="2026-05-22T17:38:00Z">
               <w:rPr/>
             </w:rPrChange>
           </w:rPr>
@@ -8397,7 +7489,7 @@
       <w:pPr>
         <w:spacing w:after="0" w:line="240" w:lineRule="auto"/>
         <w:rPr>
-          <w:rPrChange w:id="277" w:author="tquinn" w:date="2026-05-22T10:42:00Z" w16du:dateUtc="2026-05-22T17:42:00Z">
+          <w:rPrChange w:id="74" w:author="tquinn" w:date="2026-05-22T10:42:00Z" w16du:dateUtc="2026-05-22T17:42:00Z">
             <w:rPr>
               <w:sz w:val="20"/>
               <w:szCs w:val="20"/>
@@ -8407,7 +7499,7 @@
       </w:pPr>
       <w:r>
         <w:rPr>
-          <w:rPrChange w:id="278" w:author="tquinn" w:date="2026-05-22T10:42:00Z" w16du:dateUtc="2026-05-22T17:42:00Z">
+          <w:rPrChange w:id="75" w:author="tquinn" w:date="2026-05-22T10:42:00Z" w16du:dateUtc="2026-05-22T17:42:00Z">
             <w:rPr>
               <w:i/>
               <w:iCs/>
@@ -8418,10 +7510,10 @@
         </w:rPr>
         <w:t>Table 1: Comparison of multi-state model specifications.</w:t>
       </w:r>
-      <w:ins w:id="279" w:author="tquinn" w:date="2026-05-22T10:42:00Z" w16du:dateUtc="2026-05-22T17:42:00Z">
+      <w:ins w:id="76" w:author="tquinn" w:date="2026-05-22T10:42:00Z" w16du:dateUtc="2026-05-22T17:42:00Z">
         <w:r>
           <w:rPr>
-            <w:rPrChange w:id="280" w:author="tquinn" w:date="2026-05-22T10:42:00Z" w16du:dateUtc="2026-05-22T17:42:00Z">
+            <w:rPrChange w:id="77" w:author="tquinn" w:date="2026-05-22T10:42:00Z" w16du:dateUtc="2026-05-22T17:42:00Z">
               <w:rPr>
                 <w:i/>
                 <w:iCs/>
@@ -8435,7 +7527,7 @@
         <w:r>
           <w:rPr>
             <w:highlight w:val="yellow"/>
-            <w:rPrChange w:id="281" w:author="tquinn" w:date="2026-05-22T10:42:00Z" w16du:dateUtc="2026-05-22T17:42:00Z">
+            <w:rPrChange w:id="78" w:author="tquinn" w:date="2026-05-22T10:42:00Z" w16du:dateUtc="2026-05-22T17:42:00Z">
               <w:rPr>
                 <w:i/>
                 <w:iCs/>
@@ -8448,7 +7540,7 @@
         </w:r>
         <w:r>
           <w:rPr>
-            <w:rPrChange w:id="282" w:author="tquinn" w:date="2026-05-22T10:42:00Z" w16du:dateUtc="2026-05-22T17:42:00Z">
+            <w:rPrChange w:id="79" w:author="tquinn" w:date="2026-05-22T10:42:00Z" w16du:dateUtc="2026-05-22T17:42:00Z">
               <w:rPr>
                 <w:i/>
                 <w:iCs/>
@@ -8480,62 +7572,43 @@
       <w:r>
         <w:t xml:space="preserve"> d</w:t>
       </w:r>
-      <w:ins w:id="283" w:author="tquinn" w:date="2026-05-22T10:40:00Z" w16du:dateUtc="2026-05-22T17:40:00Z">
-        <w:r>
-          <w:t>id</w:t>
-        </w:r>
-      </w:ins>
-      <w:del w:id="284" w:author="tquinn" w:date="2026-05-22T10:40:00Z" w16du:dateUtc="2026-05-22T17:40:00Z">
-        <w:r>
-          <w:delText>o</w:delText>
-        </w:r>
-      </w:del>
+      <w:r>
+        <w:t>id</w:t>
+      </w:r>
       <w:r>
         <w:t xml:space="preserve"> not </w:t>
       </w:r>
-      <w:del w:id="285" w:author="tquinn" w:date="2026-05-22T10:40:00Z" w16du:dateUtc="2026-05-22T17:40:00Z">
-        <w:r>
-          <w:delText xml:space="preserve">seem to </w:delText>
-        </w:r>
-      </w:del>
       <w:r>
         <w:t xml:space="preserve">deviate </w:t>
       </w:r>
-      <w:ins w:id="286" w:author="tquinn" w:date="2026-05-22T10:40:00Z" w16du:dateUtc="2026-05-22T17:40:00Z">
-        <w:r>
-          <w:t>significantly</w:t>
-        </w:r>
-      </w:ins>
-      <w:del w:id="287" w:author="tquinn" w:date="2026-05-22T10:40:00Z" w16du:dateUtc="2026-05-22T17:40:00Z">
-        <w:r>
-          <w:delText>wildly</w:delText>
-        </w:r>
-      </w:del>
+      <w:r>
+        <w:t>significantly</w:t>
+      </w:r>
       <w:r>
         <w:t xml:space="preserve"> from the regional average</w:t>
       </w:r>
       <w:r>
         <w:t xml:space="preserve">. However, plotting these time series is not enough to conclusively state that abundances at Indian River do not differ from those that would be expected of an average pink salmon index stream in the region in a statistically significant way. </w:t>
       </w:r>
-      <w:ins w:id="288" w:author="tquinn" w:date="2026-05-22T10:40:00Z" w16du:dateUtc="2026-05-22T17:40:00Z">
+      <w:ins w:id="80" w:author="tquinn" w:date="2026-05-22T10:40:00Z" w16du:dateUtc="2026-05-22T17:40:00Z">
         <w:r>
           <w:t>[</w:t>
         </w:r>
         <w:r>
           <w:rPr>
             <w:highlight w:val="yellow"/>
-            <w:rPrChange w:id="289" w:author="tquinn" w:date="2026-05-22T10:41:00Z" w16du:dateUtc="2026-05-22T17:41:00Z">
+            <w:rPrChange w:id="81" w:author="tquinn" w:date="2026-05-22T10:41:00Z" w16du:dateUtc="2026-05-22T17:41:00Z">
               <w:rPr/>
             </w:rPrChange>
           </w:rPr>
           <w:t>Brian – this is to</w:t>
         </w:r>
       </w:ins>
-      <w:ins w:id="290" w:author="tquinn" w:date="2026-05-22T10:41:00Z" w16du:dateUtc="2026-05-22T17:41:00Z">
+      <w:ins w:id="82" w:author="tquinn" w:date="2026-05-22T10:41:00Z" w16du:dateUtc="2026-05-22T17:41:00Z">
         <w:r>
           <w:rPr>
             <w:highlight w:val="yellow"/>
-            <w:rPrChange w:id="291" w:author="tquinn" w:date="2026-05-22T10:41:00Z" w16du:dateUtc="2026-05-22T17:41:00Z">
+            <w:rPrChange w:id="83" w:author="tquinn" w:date="2026-05-22T10:41:00Z" w16du:dateUtc="2026-05-22T17:41:00Z">
               <w:rPr/>
             </w:rPrChange>
           </w:rPr>
@@ -8563,16 +7636,9 @@
       <w:r>
         <w:t>7</w:t>
       </w:r>
-      <w:ins w:id="292" w:author="tquinn" w:date="2026-05-22T10:41:00Z" w16du:dateUtc="2026-05-22T17:41:00Z">
-        <w:r>
-          <w:t>8</w:t>
-        </w:r>
-      </w:ins>
-      <w:del w:id="293" w:author="tquinn" w:date="2026-05-22T10:41:00Z" w16du:dateUtc="2026-05-22T17:41:00Z">
-        <w:r>
-          <w:delText>77</w:delText>
-        </w:r>
-      </w:del>
+      <w:r>
+        <w:t>8</w:t>
+      </w:r>
       <w:r>
         <w:t xml:space="preserve"> between this model and t</w:t>
       </w:r>
@@ -8582,72 +7648,27 @@
       <w:r>
         <w:t xml:space="preserve"> (</w:t>
       </w:r>
-      <w:del w:id="294" w:author="tquinn" w:date="2026-05-22T10:42:00Z" w16du:dateUtc="2026-05-22T17:42:00Z">
-        <w:r>
-          <w:delText>which</w:delText>
-        </w:r>
-        <w:r>
-          <w:delText xml:space="preserve"> </w:delText>
-        </w:r>
-      </w:del>
       <w:r>
         <w:t>allow</w:t>
       </w:r>
-      <w:ins w:id="295" w:author="tquinn" w:date="2026-05-22T10:43:00Z" w16du:dateUtc="2026-05-22T17:43:00Z">
-        <w:r>
-          <w:t>ing</w:t>
-        </w:r>
-      </w:ins>
-      <w:del w:id="296" w:author="tquinn" w:date="2026-05-22T10:43:00Z" w16du:dateUtc="2026-05-22T17:43:00Z">
-        <w:r>
-          <w:delText>s for both</w:delText>
-        </w:r>
-      </w:del>
-      <w:r>
-        <w:t xml:space="preserve"> even- and odd-year Indian River pink salmon abundance to be </w:t>
-      </w:r>
-      <w:del w:id="297" w:author="tquinn" w:date="2026-05-22T10:43:00Z" w16du:dateUtc="2026-05-22T17:43:00Z">
-        <w:r>
-          <w:delText xml:space="preserve">estimated as </w:delText>
-        </w:r>
-      </w:del>
-      <w:r>
-        <w:t>separate</w:t>
-      </w:r>
-      <w:ins w:id="298" w:author="tquinn" w:date="2026-05-22T10:43:00Z" w16du:dateUtc="2026-05-22T17:43:00Z">
-        <w:r>
-          <w:t>d</w:t>
-        </w:r>
-      </w:ins>
+      <w:r>
+        <w:t>ing</w:t>
+      </w:r>
+      <w:r>
+        <w:t xml:space="preserve"> even- and odd-year Indian River pink salmon abundance to be separate</w:t>
+      </w:r>
+      <w:r>
+        <w:t>d</w:t>
+      </w:r>
       <w:r>
         <w:t xml:space="preserve"> from regional abundances</w:t>
       </w:r>
       <w:r>
-        <w:t>) means that</w:t>
-      </w:r>
-      <w:del w:id="299" w:author="tquinn" w:date="2026-05-22T10:43:00Z" w16du:dateUtc="2026-05-22T17:43:00Z">
-        <w:r>
-          <w:delText>, given the available data,</w:delText>
-        </w:r>
-      </w:del>
-      <w:r>
-        <w:t xml:space="preserve"> this model </w:t>
-      </w:r>
-      <w:ins w:id="300" w:author="tquinn" w:date="2026-05-22T10:43:00Z" w16du:dateUtc="2026-05-22T17:43:00Z">
-        <w:r>
-          <w:t>the</w:t>
-        </w:r>
-      </w:ins>
-      <w:ins w:id="301" w:author="tquinn" w:date="2026-05-22T10:44:00Z" w16du:dateUtc="2026-05-22T17:44:00Z">
-        <w:r>
-          <w:t xml:space="preserve"> </w:t>
-        </w:r>
-      </w:ins>
-      <w:del w:id="302" w:author="tquinn" w:date="2026-05-22T10:44:00Z" w16du:dateUtc="2026-05-22T17:44:00Z">
-        <w:r>
-          <w:delText xml:space="preserve">can be said to be </w:delText>
-        </w:r>
-      </w:del>
+        <w:t xml:space="preserve">) means that this model </w:t>
+      </w:r>
+      <w:r>
+        <w:t xml:space="preserve">the </w:t>
+      </w:r>
       <w:r>
         <w:t xml:space="preserve">best with </w:t>
       </w:r>
@@ -8949,72 +7970,31 @@
       <w:r>
         <w:t xml:space="preserve">The commencement of SJH operations in 1980 </w:t>
       </w:r>
-      <w:ins w:id="303" w:author="tquinn" w:date="2026-05-20T22:00:00Z" w16du:dateUtc="2026-05-21T05:00:00Z">
-        <w:r>
-          <w:t>caused</w:t>
-        </w:r>
-      </w:ins>
-      <w:del w:id="304" w:author="tquinn" w:date="2026-05-20T22:00:00Z" w16du:dateUtc="2026-05-21T05:00:00Z">
-        <w:r>
-          <w:delText>is shown to have driven</w:delText>
-        </w:r>
-      </w:del>
+      <w:r>
+        <w:t>caused</w:t>
+      </w:r>
       <w:r>
         <w:t xml:space="preserve"> a significant increase in odd-year pink salmon abundances at Indian River, </w:t>
       </w:r>
-      <w:ins w:id="305" w:author="tquinn" w:date="2026-05-20T22:00:00Z" w16du:dateUtc="2026-05-21T05:00:00Z">
-        <w:r>
-          <w:t>but</w:t>
-        </w:r>
-      </w:ins>
-      <w:del w:id="306" w:author="tquinn" w:date="2026-05-20T22:00:00Z" w16du:dateUtc="2026-05-21T05:00:00Z">
-        <w:r>
-          <w:delText>while</w:delText>
-        </w:r>
-      </w:del>
+      <w:r>
+        <w:t>but</w:t>
+      </w:r>
       <w:r>
         <w:t xml:space="preserve"> no significant </w:t>
       </w:r>
-      <w:ins w:id="307" w:author="tquinn" w:date="2026-05-20T22:00:00Z" w16du:dateUtc="2026-05-21T05:00:00Z">
-        <w:r>
-          <w:t>effect</w:t>
-        </w:r>
-      </w:ins>
-      <w:del w:id="308" w:author="tquinn" w:date="2026-05-20T22:00:00Z" w16du:dateUtc="2026-05-21T05:00:00Z">
-        <w:r>
-          <w:delText>impact is found affecting</w:delText>
-        </w:r>
-      </w:del>
-      <w:ins w:id="309" w:author="tquinn" w:date="2026-05-20T22:00:00Z" w16du:dateUtc="2026-05-21T05:00:00Z">
-        <w:r>
-          <w:t xml:space="preserve"> occurred for</w:t>
-        </w:r>
-      </w:ins>
+      <w:r>
+        <w:t>effect occurred for</w:t>
+      </w:r>
       <w:r>
         <w:t xml:space="preserve"> even-year runs. </w:t>
       </w:r>
       <w:r>
         <w:lastRenderedPageBreak/>
-        <w:t xml:space="preserve">The expansion of permitted pink salmon releases from 1 million to 3 million in 2010 </w:t>
-      </w:r>
-      <w:del w:id="310" w:author="tquinn" w:date="2026-05-20T22:01:00Z" w16du:dateUtc="2026-05-21T05:01:00Z">
-        <w:r>
-          <w:delText xml:space="preserve">is shown to have driven significant </w:delText>
-        </w:r>
-      </w:del>
-      <w:r>
-        <w:t>increase</w:t>
-      </w:r>
-      <w:ins w:id="311" w:author="tquinn" w:date="2026-05-20T22:01:00Z" w16du:dateUtc="2026-05-21T05:01:00Z">
-        <w:r>
-          <w:t>d</w:t>
-        </w:r>
-      </w:ins>
-      <w:del w:id="312" w:author="tquinn" w:date="2026-05-20T22:01:00Z" w16du:dateUtc="2026-05-21T05:01:00Z">
-        <w:r>
-          <w:delText>s in</w:delText>
-        </w:r>
-      </w:del>
+        <w:t>The expansion of permitted pink salmon releases from 1 million to 3 million in 2010 increase</w:t>
+      </w:r>
+      <w:r>
+        <w:t>d</w:t>
+      </w:r>
       <w:r>
         <w:t xml:space="preserve"> both even- and odd-year</w:t>
       </w:r>
@@ -9024,14 +8004,14 @@
       <w:r>
         <w:t>bundances (Table 3). The difference in time periods (pre- and post-1980</w:t>
       </w:r>
-      <w:ins w:id="313" w:author="tquinn" w:date="2026-05-22T10:45:00Z" w16du:dateUtc="2026-05-22T17:45:00Z">
+      <w:ins w:id="84" w:author="tquinn" w:date="2026-05-22T10:45:00Z" w16du:dateUtc="2026-05-22T17:45:00Z">
         <w:r>
           <w:t xml:space="preserve"> [</w:t>
         </w:r>
         <w:r>
           <w:rPr>
             <w:highlight w:val="yellow"/>
-            <w:rPrChange w:id="314" w:author="tquinn" w:date="2026-05-22T10:45:00Z" w16du:dateUtc="2026-05-22T17:45:00Z">
+            <w:rPrChange w:id="85" w:author="tquinn" w:date="2026-05-22T10:45:00Z" w16du:dateUtc="2026-05-22T17:45:00Z">
               <w:rPr/>
             </w:rPrChange>
           </w:rPr>
@@ -9107,7 +8087,7 @@
       <w:pPr>
         <w:spacing w:after="0" w:line="480" w:lineRule="auto"/>
         <w:rPr>
-          <w:del w:id="315" w:author="tquinn" w:date="2026-05-22T10:48:00Z" w16du:dateUtc="2026-05-22T17:48:00Z"/>
+          <w:del w:id="86" w:author="tquinn" w:date="2026-05-22T10:48:00Z" w16du:dateUtc="2026-05-22T17:48:00Z"/>
         </w:rPr>
       </w:pPr>
       <w:r>
@@ -9176,15 +8156,7 @@
         <w:t>the smallest of the three effects observed for each run, with point estimates of 0.</w:t>
       </w:r>
       <w:r>
-        <w:t>0</w:t>
-      </w:r>
-      <w:del w:id="316" w:author="tquinn" w:date="2026-05-22T10:47:00Z" w16du:dateUtc="2026-05-22T17:47:00Z">
-        <w:r>
-          <w:delText>8</w:delText>
-        </w:r>
-      </w:del>
-      <w:r>
-        <w:t>9</w:t>
+        <w:t>09</w:t>
       </w:r>
       <w:r>
         <w:t xml:space="preserve"> and 0.</w:t>
@@ -9216,21 +8188,9 @@
       <w:r>
         <w:t xml:space="preserve">but </w:t>
       </w:r>
-      <w:del w:id="317" w:author="tquinn" w:date="2026-05-22T10:47:00Z" w16du:dateUtc="2026-05-22T17:47:00Z">
-        <w:r>
-          <w:delText xml:space="preserve">in both cases </w:delText>
-        </w:r>
-      </w:del>
-      <w:del w:id="318" w:author="tquinn" w:date="2026-05-22T10:45:00Z" w16du:dateUtc="2026-05-22T17:45:00Z">
-        <w:r>
-          <w:delText>a majority of</w:delText>
-        </w:r>
-      </w:del>
-      <w:ins w:id="319" w:author="tquinn" w:date="2026-05-22T10:45:00Z" w16du:dateUtc="2026-05-22T17:45:00Z">
-        <w:r>
-          <w:t>most</w:t>
-        </w:r>
-      </w:ins>
+      <w:r>
+        <w:t>most</w:t>
+      </w:r>
       <w:r>
         <w:t xml:space="preserve"> bootstrapped parameter estimates were positive (94.2% in even-year runs, and 92% in odd-year runs).</w:t>
       </w:r>
@@ -9249,25 +8209,25 @@
       <w:r>
         <w:t xml:space="preserve">he river shows a significant positive effect on itself </w:t>
       </w:r>
-      <w:ins w:id="320" w:author="tquinn" w:date="2026-05-22T10:47:00Z" w16du:dateUtc="2026-05-22T17:47:00Z">
+      <w:ins w:id="87" w:author="tquinn" w:date="2026-05-22T10:47:00Z" w16du:dateUtc="2026-05-22T17:47:00Z">
         <w:r>
           <w:t>[</w:t>
         </w:r>
         <w:r>
           <w:rPr>
             <w:highlight w:val="yellow"/>
-            <w:rPrChange w:id="321" w:author="tquinn" w:date="2026-05-22T10:48:00Z" w16du:dateUtc="2026-05-22T17:48:00Z">
+            <w:rPrChange w:id="88" w:author="tquinn" w:date="2026-05-22T10:48:00Z" w16du:dateUtc="2026-05-22T17:48:00Z">
               <w:rPr/>
             </w:rPrChange>
           </w:rPr>
           <w:t>meaning wh</w:t>
         </w:r>
       </w:ins>
-      <w:ins w:id="322" w:author="tquinn" w:date="2026-05-22T10:48:00Z" w16du:dateUtc="2026-05-22T17:48:00Z">
+      <w:ins w:id="89" w:author="tquinn" w:date="2026-05-22T10:48:00Z" w16du:dateUtc="2026-05-22T17:48:00Z">
         <w:r>
           <w:rPr>
             <w:highlight w:val="yellow"/>
-            <w:rPrChange w:id="323" w:author="tquinn" w:date="2026-05-22T10:48:00Z" w16du:dateUtc="2026-05-22T17:48:00Z">
+            <w:rPrChange w:id="90" w:author="tquinn" w:date="2026-05-22T10:48:00Z" w16du:dateUtc="2026-05-22T17:48:00Z">
               <w:rPr/>
             </w:rPrChange>
           </w:rPr>
@@ -9353,14 +8313,14 @@
         <w:t xml:space="preserve"> </w:t>
       </w:r>
       <w:r>
-        <w:t xml:space="preserve">While the effect of prior brood year Indian River abundances on current brood year hatchery returns is stronger for both runs than its inverse, it is crucial to note that hatchery returns are </w:t>
-      </w:r>
-      <w:r>
-        <w:t xml:space="preserve">greater than Indian River </w:t>
+        <w:t xml:space="preserve">While the effect of prior brood year Indian River abundances on current brood year hatchery returns is stronger for both </w:t>
       </w:r>
       <w:r>
         <w:lastRenderedPageBreak/>
-        <w:t>abundance much more often than not. This means that</w:t>
+        <w:t xml:space="preserve">runs than its inverse, it is crucial to note that hatchery returns are </w:t>
+      </w:r>
+      <w:r>
+        <w:t>greater than Indian River abundance much more often than not. This means that</w:t>
       </w:r>
       <w:r>
         <w:t>,</w:t>
@@ -9391,14 +8351,14 @@
       <w:r>
         <w:t>could be roughly equal or even skewed towards hatchery-born fish returning to Indian River</w:t>
       </w:r>
-      <w:ins w:id="324" w:author="tquinn" w:date="2026-05-22T10:48:00Z" w16du:dateUtc="2026-05-22T17:48:00Z">
+      <w:ins w:id="91" w:author="tquinn" w:date="2026-05-22T10:48:00Z" w16du:dateUtc="2026-05-22T17:48:00Z">
         <w:r>
           <w:t xml:space="preserve"> [</w:t>
         </w:r>
         <w:r>
           <w:rPr>
             <w:highlight w:val="yellow"/>
-            <w:rPrChange w:id="325" w:author="tquinn" w:date="2026-05-22T10:48:00Z" w16du:dateUtc="2026-05-22T17:48:00Z">
+            <w:rPrChange w:id="92" w:author="tquinn" w:date="2026-05-22T10:48:00Z" w16du:dateUtc="2026-05-22T17:48:00Z">
               <w:rPr/>
             </w:rPrChange>
           </w:rPr>
@@ -9418,7 +8378,7 @@
         <w:t>s imply that the following brood year will see more fish from Indian River returning to the hatchery than vice versa.</w:t>
       </w:r>
       <w:bookmarkEnd w:id="0"/>
-      <w:bookmarkEnd w:id="266"/>
+      <w:bookmarkEnd w:id="69"/>
     </w:p>
     <w:p>
       <w:pPr>
@@ -9444,7 +8404,7 @@
           <w:szCs w:val="20"/>
         </w:rPr>
         <w:drawing>
-          <wp:inline distT="0" distB="0" distL="0" distR="0" wp14:anchorId="524AAB61" wp14:editId="11A1792F">
+          <wp:inline distT="0" distB="0" distL="0" distR="0" wp14:anchorId="524AAB61" wp14:editId="5583607D">
             <wp:extent cx="6960541" cy="3239548"/>
             <wp:effectExtent l="0" t="0" r="0" b="0"/>
             <wp:docPr id="1324619098" name="Picture 6" descr="The diagram presents a statistical comparison of the effects of previous year's hatchery returns on the current year's brood counts for different species, including Indian River, with a focus on even and odd years.&#10;&#10;AI-generated content may be incorrect."/>
@@ -9508,7 +8468,7 @@
       <w:pPr>
         <w:spacing w:after="0" w:line="240" w:lineRule="auto"/>
         <w:rPr>
-          <w:rPrChange w:id="326" w:author="tquinn" w:date="2026-05-22T10:46:00Z" w16du:dateUtc="2026-05-22T17:46:00Z">
+          <w:rPrChange w:id="93" w:author="tquinn" w:date="2026-05-22T10:46:00Z" w16du:dateUtc="2026-05-22T17:46:00Z">
             <w:rPr>
               <w:sz w:val="20"/>
               <w:szCs w:val="20"/>
@@ -9518,7 +8478,7 @@
       </w:pPr>
       <w:r>
         <w:rPr>
-          <w:rPrChange w:id="327" w:author="tquinn" w:date="2026-05-22T10:46:00Z" w16du:dateUtc="2026-05-22T17:46:00Z">
+          <w:rPrChange w:id="94" w:author="tquinn" w:date="2026-05-22T10:46:00Z" w16du:dateUtc="2026-05-22T17:46:00Z">
             <w:rPr>
               <w:i/>
               <w:iCs/>
@@ -9531,7 +8491,7 @@
       </w:r>
       <w:r>
         <w:rPr>
-          <w:rPrChange w:id="328" w:author="tquinn" w:date="2026-05-22T10:46:00Z" w16du:dateUtc="2026-05-22T17:46:00Z">
+          <w:rPrChange w:id="95" w:author="tquinn" w:date="2026-05-22T10:46:00Z" w16du:dateUtc="2026-05-22T17:46:00Z">
             <w:rPr>
               <w:i/>
               <w:iCs/>
@@ -9544,7 +8504,7 @@
       </w:r>
       <w:r>
         <w:rPr>
-          <w:rPrChange w:id="329" w:author="tquinn" w:date="2026-05-22T10:46:00Z" w16du:dateUtc="2026-05-22T17:46:00Z">
+          <w:rPrChange w:id="96" w:author="tquinn" w:date="2026-05-22T10:46:00Z" w16du:dateUtc="2026-05-22T17:46:00Z">
             <w:rPr>
               <w:i/>
               <w:iCs/>
@@ -9593,29 +8553,29 @@
         <w:spacing w:after="0" w:line="480" w:lineRule="auto"/>
         <w:ind w:firstLine="720"/>
       </w:pPr>
-      <w:ins w:id="330" w:author="tquinn" w:date="2026-05-22T10:49:00Z" w16du:dateUtc="2026-05-22T17:49:00Z">
+      <w:ins w:id="97" w:author="tquinn" w:date="2026-05-22T10:49:00Z" w16du:dateUtc="2026-05-22T17:49:00Z">
         <w:r>
           <w:rPr>
             <w:highlight w:val="yellow"/>
-            <w:rPrChange w:id="331" w:author="tquinn" w:date="2026-05-22T10:52:00Z" w16du:dateUtc="2026-05-22T17:52:00Z">
+            <w:rPrChange w:id="98" w:author="tquinn" w:date="2026-05-22T10:52:00Z" w16du:dateUtc="2026-05-22T17:52:00Z">
               <w:rPr/>
             </w:rPrChange>
           </w:rPr>
           <w:t>I think it is important here, at the start of the Discussion, to remind the readers exactly what hypotheses were tested, and then make sure, in non-statistical terms, they know what the findings were</w:t>
         </w:r>
       </w:ins>
-      <w:ins w:id="332" w:author="tquinn" w:date="2026-05-22T10:50:00Z" w16du:dateUtc="2026-05-22T17:50:00Z">
+      <w:ins w:id="99" w:author="tquinn" w:date="2026-05-22T10:50:00Z" w16du:dateUtc="2026-05-22T17:50:00Z">
         <w:r>
           <w:rPr>
             <w:highlight w:val="yellow"/>
-            <w:rPrChange w:id="333" w:author="tquinn" w:date="2026-05-22T10:52:00Z" w16du:dateUtc="2026-05-22T17:52:00Z">
+            <w:rPrChange w:id="100" w:author="tquinn" w:date="2026-05-22T10:52:00Z" w16du:dateUtc="2026-05-22T17:52:00Z">
               <w:rPr/>
             </w:rPrChange>
           </w:rPr>
           <w:t>. Going back into the Introduction themes leaves the reader unsure what the true outcome was</w:t>
         </w:r>
       </w:ins>
-      <w:ins w:id="334" w:author="tquinn" w:date="2026-05-22T10:53:00Z" w16du:dateUtc="2026-05-22T17:53:00Z">
+      <w:ins w:id="101" w:author="tquinn" w:date="2026-05-22T10:53:00Z" w16du:dateUtc="2026-05-22T17:53:00Z">
         <w:r>
           <w:rPr>
             <w:highlight w:val="yellow"/>
@@ -9623,7 +8583,7 @@
           <w:t xml:space="preserve">, and I am </w:t>
         </w:r>
       </w:ins>
-      <w:ins w:id="335" w:author="tquinn" w:date="2026-05-22T10:54:00Z" w16du:dateUtc="2026-05-22T17:54:00Z">
+      <w:ins w:id="102" w:author="tquinn" w:date="2026-05-22T10:54:00Z" w16du:dateUtc="2026-05-22T17:54:00Z">
         <w:r>
           <w:rPr>
             <w:highlight w:val="yellow"/>
@@ -9631,33 +8591,33 @@
           <w:t>not at all sure</w:t>
         </w:r>
       </w:ins>
-      <w:ins w:id="336" w:author="tquinn" w:date="2026-05-22T10:50:00Z" w16du:dateUtc="2026-05-22T17:50:00Z">
+      <w:ins w:id="103" w:author="tquinn" w:date="2026-05-22T10:50:00Z" w16du:dateUtc="2026-05-22T17:50:00Z">
         <w:r>
           <w:rPr>
             <w:highlight w:val="yellow"/>
-            <w:rPrChange w:id="337" w:author="tquinn" w:date="2026-05-22T10:52:00Z" w16du:dateUtc="2026-05-22T17:52:00Z">
+            <w:rPrChange w:id="104" w:author="tquinn" w:date="2026-05-22T10:52:00Z" w16du:dateUtc="2026-05-22T17:52:00Z">
               <w:rPr/>
             </w:rPrChange>
           </w:rPr>
           <w:t>. Once we all know that, then you w</w:t>
         </w:r>
       </w:ins>
-      <w:ins w:id="338" w:author="tquinn" w:date="2026-05-22T10:51:00Z" w16du:dateUtc="2026-05-22T17:51:00Z">
+      <w:ins w:id="105" w:author="tquinn" w:date="2026-05-22T10:51:00Z" w16du:dateUtc="2026-05-22T17:51:00Z">
         <w:r>
           <w:rPr>
             <w:highlight w:val="yellow"/>
-            <w:rPrChange w:id="339" w:author="tquinn" w:date="2026-05-22T10:52:00Z" w16du:dateUtc="2026-05-22T17:52:00Z">
+            <w:rPrChange w:id="106" w:author="tquinn" w:date="2026-05-22T10:52:00Z" w16du:dateUtc="2026-05-22T17:52:00Z">
               <w:rPr/>
             </w:rPrChange>
           </w:rPr>
           <w:t>ant to discuss your findings per se, followed by gradually broadening the scope to discuss them in light of broader conservation concerns for salmon (wild – hatchery, etc.) and then for other animals. A paragraph for caveats follows that</w:t>
         </w:r>
       </w:ins>
-      <w:ins w:id="340" w:author="tquinn" w:date="2026-05-22T10:52:00Z" w16du:dateUtc="2026-05-22T17:52:00Z">
+      <w:ins w:id="107" w:author="tquinn" w:date="2026-05-22T10:52:00Z" w16du:dateUtc="2026-05-22T17:52:00Z">
         <w:r>
           <w:rPr>
             <w:highlight w:val="yellow"/>
-            <w:rPrChange w:id="341" w:author="tquinn" w:date="2026-05-22T10:52:00Z" w16du:dateUtc="2026-05-22T17:52:00Z">
+            <w:rPrChange w:id="108" w:author="tquinn" w:date="2026-05-22T10:52:00Z" w16du:dateUtc="2026-05-22T17:52:00Z">
               <w:rPr/>
             </w:rPrChange>
           </w:rPr>
@@ -9748,239 +8708,81 @@
       <w:r>
         <w:t xml:space="preserve"> </w:t>
       </w:r>
-      <w:ins w:id="342" w:author="tquinn" w:date="2026-05-22T10:56:00Z" w16du:dateUtc="2026-05-22T17:56:00Z">
-        <w:r>
-          <w:t xml:space="preserve">such </w:t>
-        </w:r>
-      </w:ins>
+      <w:r>
+        <w:t xml:space="preserve">such </w:t>
+      </w:r>
       <w:r>
         <w:t xml:space="preserve">overabundance </w:t>
       </w:r>
-      <w:del w:id="343" w:author="tquinn" w:date="2026-05-22T10:56:00Z" w16du:dateUtc="2026-05-22T17:56:00Z">
-        <w:r>
-          <w:delText>of a n</w:delText>
-        </w:r>
-      </w:del>
-      <w:ins w:id="344" w:author="tquinn" w:date="2026-05-22T10:56:00Z" w16du:dateUtc="2026-05-22T17:56:00Z">
-        <w:r>
-          <w:t>resu</w:t>
-        </w:r>
-      </w:ins>
-      <w:ins w:id="345" w:author="tquinn" w:date="2026-05-22T10:57:00Z" w16du:dateUtc="2026-05-22T17:57:00Z">
-        <w:r>
-          <w:t>lted from</w:t>
-        </w:r>
-      </w:ins>
-      <w:del w:id="346" w:author="tquinn" w:date="2026-05-22T10:57:00Z" w16du:dateUtc="2026-05-22T17:57:00Z">
-        <w:r>
-          <w:delText>ative species might be driven by</w:delText>
-        </w:r>
-      </w:del>
+      <w:r>
+        <w:t>resulted from</w:t>
+      </w:r>
       <w:r>
         <w:t xml:space="preserve"> some anthropogenic intervention </w:t>
       </w:r>
-      <w:ins w:id="347" w:author="tquinn" w:date="2026-05-22T10:57:00Z" w16du:dateUtc="2026-05-22T17:57:00Z">
-        <w:r>
-          <w:t xml:space="preserve">also </w:t>
-        </w:r>
-      </w:ins>
-      <w:r>
-        <w:t xml:space="preserve">requires </w:t>
-      </w:r>
-      <w:del w:id="348" w:author="tquinn" w:date="2026-05-22T10:57:00Z" w16du:dateUtc="2026-05-22T17:57:00Z">
-        <w:r>
-          <w:delText>the consideration not only of that particular population in time, but also the consideration of</w:delText>
-        </w:r>
-      </w:del>
-      <w:ins w:id="349" w:author="tquinn" w:date="2026-05-22T10:57:00Z" w16du:dateUtc="2026-05-22T17:57:00Z">
-        <w:r>
-          <w:t xml:space="preserve"> data on</w:t>
-        </w:r>
-      </w:ins>
+      <w:r>
+        <w:t xml:space="preserve">also </w:t>
+      </w:r>
+      <w:r>
+        <w:t>requires</w:t>
+      </w:r>
+      <w:r>
+        <w:t xml:space="preserve"> data on</w:t>
+      </w:r>
       <w:r>
         <w:t xml:space="preserve"> </w:t>
       </w:r>
-      <w:ins w:id="350" w:author="tquinn" w:date="2026-05-22T10:57:00Z" w16du:dateUtc="2026-05-22T17:57:00Z">
-        <w:r>
-          <w:t>otherwise comparable</w:t>
-        </w:r>
-      </w:ins>
-      <w:del w:id="351" w:author="tquinn" w:date="2026-05-22T10:57:00Z" w16du:dateUtc="2026-05-22T17:57:00Z">
-        <w:r>
-          <w:delText>relevant</w:delText>
-        </w:r>
-      </w:del>
-      <w:r>
-        <w:t xml:space="preserve"> populations of the </w:t>
-      </w:r>
-      <w:del w:id="352" w:author="tquinn" w:date="2026-05-22T10:57:00Z" w16du:dateUtc="2026-05-22T17:57:00Z">
-        <w:r>
-          <w:delText xml:space="preserve">same </w:delText>
-        </w:r>
-      </w:del>
-      <w:r>
-        <w:t xml:space="preserve">species that have not been exposed to the </w:t>
-      </w:r>
-      <w:del w:id="353" w:author="tquinn" w:date="2026-05-22T10:58:00Z" w16du:dateUtc="2026-05-22T17:58:00Z">
-        <w:r>
-          <w:lastRenderedPageBreak/>
-          <w:delText xml:space="preserve">same </w:delText>
-        </w:r>
-      </w:del>
-      <w:r>
-        <w:t>intervention</w:t>
-      </w:r>
-      <w:del w:id="354" w:author="tquinn" w:date="2026-05-22T10:58:00Z" w16du:dateUtc="2026-05-22T17:58:00Z">
-        <w:r>
-          <w:delText xml:space="preserve"> (although this may not always be possible)</w:delText>
-        </w:r>
-      </w:del>
-      <w:r>
-        <w:t xml:space="preserve">. In the case of pink salmon at Indian River, this task is made additionally complicated by the fact there two populations inhabiting the same environment (odd- and even-year runs) with potentially different life histories and characteristics. Pink salmon abundances are </w:t>
-      </w:r>
-      <w:ins w:id="355" w:author="tquinn" w:date="2026-05-22T10:58:00Z" w16du:dateUtc="2026-05-22T17:58:00Z">
-        <w:r>
-          <w:t>increasing</w:t>
-        </w:r>
-      </w:ins>
-      <w:del w:id="356" w:author="tquinn" w:date="2026-05-22T10:58:00Z" w16du:dateUtc="2026-05-22T17:58:00Z">
-        <w:r>
-          <w:delText>on the rise</w:delText>
-        </w:r>
-      </w:del>
-      <w:r>
-        <w:t xml:space="preserve"> throughout their native range</w:t>
-      </w:r>
-      <w:del w:id="357" w:author="tquinn" w:date="2026-05-22T10:58:00Z" w16du:dateUtc="2026-05-22T17:58:00Z">
-        <w:r>
-          <w:delText xml:space="preserve"> (likely due to warming sea surface temperatures observed in recent decades)</w:delText>
-        </w:r>
-      </w:del>
-      <w:r>
-        <w:t xml:space="preserve">, </w:t>
-      </w:r>
-      <w:del w:id="358" w:author="tquinn" w:date="2026-05-22T10:59:00Z" w16du:dateUtc="2026-05-22T17:59:00Z">
-        <w:r>
-          <w:delText xml:space="preserve">and </w:delText>
-        </w:r>
-      </w:del>
-      <w:r>
-        <w:t xml:space="preserve">so </w:t>
-      </w:r>
-      <w:del w:id="359" w:author="tquinn" w:date="2026-05-22T10:59:00Z" w16du:dateUtc="2026-05-22T17:59:00Z">
-        <w:r>
-          <w:delText>if one seeks to</w:delText>
-        </w:r>
-      </w:del>
-      <w:r>
-        <w:t xml:space="preserve"> determin</w:t>
-      </w:r>
-      <w:ins w:id="360" w:author="tquinn" w:date="2026-05-22T10:59:00Z" w16du:dateUtc="2026-05-22T17:59:00Z">
-        <w:r>
-          <w:t>ing</w:t>
-        </w:r>
-      </w:ins>
-      <w:del w:id="361" w:author="tquinn" w:date="2026-05-22T10:59:00Z" w16du:dateUtc="2026-05-22T17:59:00Z">
-        <w:r>
-          <w:delText>e</w:delText>
-        </w:r>
-      </w:del>
+      <w:r>
+        <w:t>otherwise comparable</w:t>
+      </w:r>
+      <w:r>
+        <w:t xml:space="preserve"> populations of the species that have not been exposed to the intervention. In the </w:t>
+      </w:r>
+      <w:r>
+        <w:lastRenderedPageBreak/>
+        <w:t xml:space="preserve">case of pink salmon at Indian River, this task is made additionally complicated by the fact there two populations inhabiting the same environment (odd- and even-year runs) with potentially different life histories and characteristics. Pink salmon abundances are </w:t>
+      </w:r>
+      <w:r>
+        <w:t>increasing</w:t>
+      </w:r>
+      <w:r>
+        <w:t xml:space="preserve"> throughout their native range, so determin</w:t>
+      </w:r>
+      <w:r>
+        <w:t>ing</w:t>
+      </w:r>
       <w:r>
         <w:t xml:space="preserve"> whether high abundances </w:t>
       </w:r>
-      <w:ins w:id="362" w:author="tquinn" w:date="2026-05-22T10:59:00Z" w16du:dateUtc="2026-05-22T17:59:00Z">
-        <w:r>
-          <w:t>of one population</w:t>
-        </w:r>
-      </w:ins>
-      <w:del w:id="363" w:author="tquinn" w:date="2026-05-22T10:59:00Z" w16du:dateUtc="2026-05-22T17:59:00Z">
-        <w:r>
-          <w:delText>observed at a particular site (like Indian River)</w:delText>
-        </w:r>
-      </w:del>
-      <w:r>
-        <w:t xml:space="preserve"> fall</w:t>
-      </w:r>
-      <w:del w:id="364" w:author="tquinn" w:date="2026-05-22T10:59:00Z" w16du:dateUtc="2026-05-22T17:59:00Z">
-        <w:r>
-          <w:delText>s</w:delText>
-        </w:r>
-      </w:del>
-      <w:r>
-        <w:t xml:space="preserve"> outside a natural range of variation</w:t>
-      </w:r>
-      <w:ins w:id="365" w:author="tquinn" w:date="2026-05-22T11:00:00Z" w16du:dateUtc="2026-05-22T18:00:00Z">
-        <w:r>
-          <w:t xml:space="preserve"> requires data on </w:t>
-        </w:r>
-      </w:ins>
-      <w:del w:id="366" w:author="tquinn" w:date="2026-05-22T11:00:00Z" w16du:dateUtc="2026-05-22T18:00:00Z">
-        <w:r>
-          <w:delText>, it is important to consider</w:delText>
-        </w:r>
-      </w:del>
+      <w:r>
+        <w:t>of one population</w:t>
+      </w:r>
+      <w:r>
+        <w:t xml:space="preserve"> fall outside a natural range of variation</w:t>
+      </w:r>
+      <w:r>
+        <w:t xml:space="preserve"> requires data on</w:t>
+      </w:r>
       <w:r>
         <w:t xml:space="preserve"> the population dynamics of </w:t>
       </w:r>
-      <w:ins w:id="367" w:author="tquinn" w:date="2026-05-22T11:00:00Z" w16du:dateUtc="2026-05-22T18:00:00Z">
-        <w:r>
-          <w:t>unaffected</w:t>
-        </w:r>
-      </w:ins>
-      <w:del w:id="368" w:author="tquinn" w:date="2026-05-22T11:00:00Z" w16du:dateUtc="2026-05-22T18:00:00Z">
-        <w:r>
-          <w:delText>pristine</w:delText>
-        </w:r>
-      </w:del>
-      <w:r>
-        <w:t xml:space="preserve"> sites throughout the </w:t>
-      </w:r>
-      <w:del w:id="369" w:author="tquinn" w:date="2026-05-22T11:00:00Z" w16du:dateUtc="2026-05-22T18:00:00Z">
-        <w:r>
-          <w:delText xml:space="preserve">neighboring </w:delText>
-        </w:r>
-      </w:del>
-      <w:r>
-        <w:t xml:space="preserve">region (Ruggerone and Irvine 2018). Given their shared heritage, the proximity of the origin sites (Figure 1), and the results of prior Indian River stray surveys, it is very likely that fish from SJH </w:t>
-      </w:r>
-      <w:ins w:id="370" w:author="tquinn" w:date="2026-05-22T11:00:00Z" w16du:dateUtc="2026-05-22T18:00:00Z">
-        <w:r>
-          <w:t>entering</w:t>
-        </w:r>
-      </w:ins>
-      <w:del w:id="371" w:author="tquinn" w:date="2026-05-22T11:00:00Z" w16du:dateUtc="2026-05-22T18:00:00Z">
-        <w:r>
-          <w:delText>are making their way into</w:delText>
-        </w:r>
-      </w:del>
-      <w:ins w:id="372" w:author="tquinn" w:date="2026-05-22T11:00:00Z" w16du:dateUtc="2026-05-22T18:00:00Z">
-        <w:r>
-          <w:t xml:space="preserve"> the</w:t>
-        </w:r>
-      </w:ins>
+      <w:r>
+        <w:t>unaffected</w:t>
+      </w:r>
+      <w:r>
+        <w:t xml:space="preserve"> sites throughout the region (Ruggerone and Irvine 2018). Given their shared heritage, the proximity of the origin sites (Figure 1), and the results of prior Indian River stray surveys, it is very likely that fish from SJH </w:t>
+      </w:r>
+      <w:r>
+        <w:t>entering the</w:t>
+      </w:r>
       <w:r>
         <w:t xml:space="preserve"> Indian River </w:t>
       </w:r>
-      <w:ins w:id="373" w:author="tquinn" w:date="2026-05-22T11:00:00Z" w16du:dateUtc="2026-05-22T18:00:00Z">
-        <w:r>
-          <w:t>to</w:t>
-        </w:r>
-      </w:ins>
-      <w:del w:id="374" w:author="tquinn" w:date="2026-05-22T11:00:00Z" w16du:dateUtc="2026-05-22T18:00:00Z">
-        <w:r>
-          <w:delText>as</w:delText>
-        </w:r>
-      </w:del>
-      <w:r>
-        <w:t xml:space="preserve"> spawn</w:t>
-      </w:r>
-      <w:del w:id="375" w:author="tquinn" w:date="2026-05-22T11:00:00Z" w16du:dateUtc="2026-05-22T18:00:00Z">
-        <w:r>
-          <w:delText>ing adults</w:delText>
-        </w:r>
-      </w:del>
-      <w:r>
-        <w:t xml:space="preserve"> (and vice vera), but it is also plausible that the primary driver of increased pink salmon abundances at Indian River is not SJH releases but the same factors driving increased abundances throughout the region (Gende and Carter 2015, Ruggerone et al. 2023). </w:t>
+      <w:r>
+        <w:t>to</w:t>
+      </w:r>
+      <w:r>
+        <w:t xml:space="preserve"> spawn (and vice vera), but it is also plausible that the primary driver of increased pink salmon abundances at Indian River is not SJH releases but the same factors driving increased abundances throughout the region (Gende and Carter 2015, Ruggerone et al. 2023). </w:t>
       </w:r>
     </w:p>
     <w:p>
@@ -9991,43 +8793,26 @@
       <w:r>
         <w:t>While pink salmon densities observed at Indian River in recent decades are high</w:t>
       </w:r>
-      <w:ins w:id="376" w:author="tquinn" w:date="2026-05-22T16:34:00Z" w16du:dateUtc="2026-05-22T23:34:00Z">
-        <w:r>
-          <w:t>er</w:t>
-        </w:r>
-      </w:ins>
+      <w:r>
+        <w:t>er</w:t>
+      </w:r>
       <w:r>
         <w:t xml:space="preserve"> </w:t>
       </w:r>
-      <w:ins w:id="377" w:author="tquinn" w:date="2026-05-22T16:34:00Z" w16du:dateUtc="2026-05-22T23:34:00Z">
-        <w:r>
-          <w:t>than</w:t>
-        </w:r>
-      </w:ins>
-      <w:del w:id="378" w:author="tquinn" w:date="2026-05-22T16:34:00Z" w16du:dateUtc="2026-05-22T23:34:00Z">
-        <w:r>
-          <w:delText>compared to</w:delText>
-        </w:r>
-      </w:del>
-      <w:r>
-        <w:t xml:space="preserve"> those </w:t>
-      </w:r>
-      <w:del w:id="379" w:author="tquinn" w:date="2026-05-22T16:34:00Z" w16du:dateUtc="2026-05-22T23:34:00Z">
-        <w:r>
-          <w:delText xml:space="preserve">that were </w:delText>
-        </w:r>
-      </w:del>
-      <w:r>
-        <w:t xml:space="preserve">recorded decades ago, more contemporary </w:t>
-      </w:r>
-      <w:ins w:id="380" w:author="tquinn" w:date="2026-05-22T16:34:00Z" w16du:dateUtc="2026-05-22T23:34:00Z">
+      <w:r>
+        <w:t>than</w:t>
+      </w:r>
+      <w:r>
+        <w:t xml:space="preserve"> those recorded decades ago, more contemporary </w:t>
+      </w:r>
+      <w:ins w:id="109" w:author="tquinn" w:date="2026-05-22T16:34:00Z" w16du:dateUtc="2026-05-22T23:34:00Z">
         <w:r>
           <w:t>[</w:t>
         </w:r>
         <w:r>
           <w:rPr>
             <w:highlight w:val="yellow"/>
-            <w:rPrChange w:id="381" w:author="tquinn" w:date="2026-05-22T16:34:00Z" w16du:dateUtc="2026-05-22T23:34:00Z">
+            <w:rPrChange w:id="110" w:author="tquinn" w:date="2026-05-22T16:34:00Z" w16du:dateUtc="2026-05-22T23:34:00Z">
               <w:rPr/>
             </w:rPrChange>
           </w:rPr>
@@ -10049,29 +8834,17 @@
       <w:r>
         <w:t xml:space="preserve"> whereas odd-year runs </w:t>
       </w:r>
-      <w:ins w:id="382" w:author="tquinn" w:date="2026-05-22T11:01:00Z" w16du:dateUtc="2026-05-22T18:01:00Z">
-        <w:r>
-          <w:t>differ</w:t>
-        </w:r>
-      </w:ins>
-      <w:del w:id="383" w:author="tquinn" w:date="2026-05-22T11:01:00Z" w16du:dateUtc="2026-05-22T18:01:00Z">
-        <w:r>
-          <w:delText>are no</w:delText>
-        </w:r>
-      </w:del>
-      <w:del w:id="384" w:author="tquinn" w:date="2026-05-22T11:02:00Z" w16du:dateUtc="2026-05-22T18:02:00Z">
-        <w:r>
-          <w:delText>t in line</w:delText>
-        </w:r>
-      </w:del>
+      <w:r>
+        <w:t>differ</w:t>
+      </w:r>
       <w:r>
         <w:t xml:space="preserve"> </w:t>
       </w:r>
-      <w:ins w:id="385" w:author="tquinn" w:date="2026-05-22T11:01:00Z" w16du:dateUtc="2026-05-22T18:01:00Z">
+      <w:ins w:id="111" w:author="tquinn" w:date="2026-05-22T11:01:00Z" w16du:dateUtc="2026-05-22T18:01:00Z">
         <w:r>
           <w:rPr>
             <w:highlight w:val="yellow"/>
-            <w:rPrChange w:id="386" w:author="tquinn" w:date="2026-05-22T11:01:00Z" w16du:dateUtc="2026-05-22T18:01:00Z">
+            <w:rPrChange w:id="112" w:author="tquinn" w:date="2026-05-22T11:01:00Z" w16du:dateUtc="2026-05-22T18:01:00Z">
               <w:rPr/>
             </w:rPrChange>
           </w:rPr>
@@ -10087,16 +8860,9 @@
       <w:r>
         <w:t xml:space="preserve"> The effect of hatchery releases on subsequent brood year Indian River abundances was not statistically significant for either run, but in both cases a convincing majority of bootstrapped parameter estimates were positive. </w:t>
       </w:r>
-      <w:del w:id="387" w:author="tquinn" w:date="2026-05-22T16:33:00Z" w16du:dateUtc="2026-05-22T23:33:00Z">
-        <w:r>
-          <w:delText>Despite falling short of the 95% confidence threshold, i</w:delText>
-        </w:r>
-      </w:del>
-      <w:ins w:id="388" w:author="tquinn" w:date="2026-05-22T16:33:00Z" w16du:dateUtc="2026-05-22T23:33:00Z">
-        <w:r>
-          <w:t>I</w:t>
-        </w:r>
-      </w:ins>
+      <w:r>
+        <w:t>I</w:t>
+      </w:r>
       <w:r>
         <w:t xml:space="preserve">t is worth considering the implications of a small but positive effect of hatchery releases on Indian River pink salmon abundance in the following brood year. For both runs, the effect of prior brood year Indian River abundances on current brood year hatchery returns is stronger than its inverse (Figure </w:t>
       </w:r>
@@ -10106,91 +8872,47 @@
       <w:r>
         <w:t>)</w:t>
       </w:r>
-      <w:ins w:id="389" w:author="tquinn" w:date="2026-05-22T16:37:00Z" w16du:dateUtc="2026-05-22T23:37:00Z">
-        <w:r>
-          <w:t xml:space="preserve">. </w:t>
-        </w:r>
-      </w:ins>
-      <w:del w:id="390" w:author="tquinn" w:date="2026-05-22T16:37:00Z" w16du:dateUtc="2026-05-22T23:37:00Z">
-        <w:r>
-          <w:delText xml:space="preserve">, but </w:delText>
-        </w:r>
-      </w:del>
-      <w:del w:id="391" w:author="tquinn" w:date="2026-05-22T16:35:00Z" w16du:dateUtc="2026-05-22T23:35:00Z">
-        <w:r>
-          <w:delText xml:space="preserve">it is crucial to note that </w:delText>
-        </w:r>
-      </w:del>
-      <w:del w:id="392" w:author="tquinn" w:date="2026-05-22T16:37:00Z" w16du:dateUtc="2026-05-22T23:37:00Z">
-        <w:r>
-          <w:delText>h</w:delText>
-        </w:r>
-      </w:del>
-      <w:ins w:id="393" w:author="tquinn" w:date="2026-05-22T16:37:00Z" w16du:dateUtc="2026-05-22T23:37:00Z">
-        <w:r>
-          <w:t>H</w:t>
-        </w:r>
-      </w:ins>
+      <w:r>
+        <w:t>. H</w:t>
+      </w:r>
       <w:r>
         <w:t xml:space="preserve">atchery returns frequently exceed </w:t>
       </w:r>
-      <w:ins w:id="394" w:author="tquinn" w:date="2026-05-22T16:37:00Z" w16du:dateUtc="2026-05-22T23:37:00Z">
-        <w:r>
-          <w:t>in-river</w:t>
-        </w:r>
-      </w:ins>
-      <w:del w:id="395" w:author="tquinn" w:date="2026-05-22T16:37:00Z" w16du:dateUtc="2026-05-22T23:37:00Z">
-        <w:r>
-          <w:delText>Indian River</w:delText>
-        </w:r>
-      </w:del>
+      <w:r>
+        <w:t>in-river</w:t>
+      </w:r>
       <w:r>
         <w:t xml:space="preserve"> abundances, </w:t>
       </w:r>
-      <w:ins w:id="396" w:author="tquinn" w:date="2026-05-22T16:36:00Z" w16du:dateUtc="2026-05-22T23:36:00Z">
-        <w:r>
-          <w:t>thus</w:t>
-        </w:r>
-      </w:ins>
-      <w:del w:id="397" w:author="tquinn" w:date="2026-05-22T16:36:00Z" w16du:dateUtc="2026-05-22T23:36:00Z">
-        <w:r>
-          <w:delText>creating a situation wherein if there exists</w:delText>
-        </w:r>
-      </w:del>
-      <w:r>
-        <w:t xml:space="preserve"> a small </w:t>
-      </w:r>
-      <w:del w:id="398" w:author="tquinn" w:date="2026-05-22T16:36:00Z" w16du:dateUtc="2026-05-22T23:36:00Z">
-        <w:r>
-          <w:delText xml:space="preserve">but </w:delText>
-        </w:r>
-      </w:del>
-      <w:r>
-        <w:t xml:space="preserve">positive effect of hatchery releases on subsequent </w:t>
+      <w:r>
+        <w:t>thus</w:t>
+      </w:r>
+      <w:r>
+        <w:t xml:space="preserve"> a small positive effect of hatchery releases on subsequent </w:t>
       </w:r>
       <w:r>
         <w:lastRenderedPageBreak/>
         <w:t>brood year Indian River abundances, the overall numbers of fish straying to a non-origin site could be roughly equal or even skewed towards hatchery-born fish returning to Indian River</w:t>
       </w:r>
-      <w:ins w:id="399" w:author="tquinn" w:date="2026-05-22T16:38:00Z" w16du:dateUtc="2026-05-22T23:38:00Z">
+      <w:ins w:id="113" w:author="tquinn" w:date="2026-05-22T16:38:00Z" w16du:dateUtc="2026-05-22T23:38:00Z">
         <w:r>
           <w:t xml:space="preserve"> [</w:t>
         </w:r>
         <w:r>
           <w:rPr>
             <w:highlight w:val="yellow"/>
-            <w:rPrChange w:id="400" w:author="tquinn" w:date="2026-05-22T16:39:00Z" w16du:dateUtc="2026-05-22T23:39:00Z">
+            <w:rPrChange w:id="114" w:author="tquinn" w:date="2026-05-22T16:39:00Z" w16du:dateUtc="2026-05-22T23:39:00Z">
               <w:rPr/>
             </w:rPrChange>
           </w:rPr>
           <w:t>This sentence is long and complicated and I am having trouble untangling it. Are you suggesting that if there are more hatchery than natural origin fish, and equal straying rates for each, there will be more hatch</w:t>
         </w:r>
       </w:ins>
-      <w:ins w:id="401" w:author="tquinn" w:date="2026-05-22T16:39:00Z" w16du:dateUtc="2026-05-22T23:39:00Z">
+      <w:ins w:id="115" w:author="tquinn" w:date="2026-05-22T16:39:00Z" w16du:dateUtc="2026-05-22T23:39:00Z">
         <w:r>
           <w:rPr>
             <w:highlight w:val="yellow"/>
-            <w:rPrChange w:id="402" w:author="tquinn" w:date="2026-05-22T16:39:00Z" w16du:dateUtc="2026-05-22T23:39:00Z">
+            <w:rPrChange w:id="116" w:author="tquinn" w:date="2026-05-22T16:39:00Z" w16du:dateUtc="2026-05-22T23:39:00Z">
               <w:rPr/>
             </w:rPrChange>
           </w:rPr>
@@ -10212,44 +8934,17 @@
       <w:r>
         <w:t xml:space="preserve">In even years, Indian River salmon </w:t>
       </w:r>
-      <w:ins w:id="403" w:author="tquinn" w:date="2026-05-22T16:54:00Z" w16du:dateUtc="2026-05-22T23:54:00Z">
-        <w:r>
-          <w:t>we</w:t>
-        </w:r>
-      </w:ins>
-      <w:del w:id="404" w:author="tquinn" w:date="2026-05-22T16:54:00Z" w16du:dateUtc="2026-05-22T23:54:00Z">
-        <w:r>
-          <w:delText>a</w:delText>
-        </w:r>
-      </w:del>
+      <w:r>
+        <w:t>we</w:t>
+      </w:r>
       <w:r>
         <w:t xml:space="preserve">re </w:t>
       </w:r>
-      <w:ins w:id="405" w:author="tquinn" w:date="2026-05-22T16:54:00Z" w16du:dateUtc="2026-05-22T23:54:00Z">
-        <w:r>
-          <w:t>within the expected r</w:t>
-        </w:r>
-      </w:ins>
-      <w:ins w:id="406" w:author="tquinn" w:date="2026-05-22T16:55:00Z" w16du:dateUtc="2026-05-22T23:55:00Z">
-        <w:r>
-          <w:t>ange of abundance for</w:t>
-        </w:r>
-      </w:ins>
-      <w:del w:id="407" w:author="tquinn" w:date="2026-05-22T16:55:00Z" w16du:dateUtc="2026-05-22T23:55:00Z">
-        <w:r>
-          <w:delText>not out of the ordinary relative to</w:delText>
-        </w:r>
-      </w:del>
-      <w:r>
-        <w:t xml:space="preserve"> the </w:t>
-      </w:r>
-      <w:del w:id="408" w:author="tquinn" w:date="2026-05-22T16:55:00Z" w16du:dateUtc="2026-05-22T23:55:00Z">
-        <w:r>
-          <w:delText xml:space="preserve">wider </w:delText>
-        </w:r>
-      </w:del>
-      <w:r>
-        <w:t xml:space="preserve">region. </w:t>
+      <w:r>
+        <w:t>within the expected range of abundance for</w:t>
+      </w:r>
+      <w:r>
+        <w:t xml:space="preserve"> the region. </w:t>
       </w:r>
       <w:r>
         <w:t>T</w:t>
@@ -10264,23 +8959,7 @@
         <w:t>associated with an increase in the numbers of spawning pink salmon at Indian River relative to the wider region</w:t>
       </w:r>
       <w:r>
-        <w:t xml:space="preserve">, </w:t>
-      </w:r>
-      <w:del w:id="409" w:author="tquinn" w:date="2026-05-22T16:58:00Z" w16du:dateUtc="2026-05-22T23:58:00Z">
-        <w:r>
-          <w:delText>al</w:delText>
-        </w:r>
-      </w:del>
-      <w:r>
-        <w:t xml:space="preserve">though the expansion of hatchery </w:t>
-      </w:r>
-      <w:del w:id="410" w:author="tquinn" w:date="2026-05-22T16:58:00Z" w16du:dateUtc="2026-05-22T23:58:00Z">
-        <w:r>
-          <w:delText xml:space="preserve">pink salmon </w:delText>
-        </w:r>
-      </w:del>
-      <w:r>
-        <w:t>releases in 2010</w:t>
+        <w:t>, though the expansion of hatchery releases in 2010</w:t>
       </w:r>
       <w:r>
         <w:t xml:space="preserve"> </w:t>
@@ -10306,37 +8985,21 @@
       <w:r>
         <w:t xml:space="preserve">was estimated to be positive </w:t>
       </w:r>
-      <w:ins w:id="411" w:author="tquinn" w:date="2026-05-22T16:58:00Z" w16du:dateUtc="2026-05-22T23:58:00Z">
-        <w:r>
-          <w:t>not</w:t>
-        </w:r>
-      </w:ins>
-      <w:del w:id="412" w:author="tquinn" w:date="2026-05-22T16:58:00Z" w16du:dateUtc="2026-05-22T23:58:00Z">
-        <w:r>
-          <w:delText>but fell short of</w:delText>
-        </w:r>
-      </w:del>
+      <w:r>
+        <w:t>not</w:t>
+      </w:r>
       <w:r>
         <w:t xml:space="preserve"> statistical</w:t>
       </w:r>
-      <w:ins w:id="413" w:author="tquinn" w:date="2026-05-22T16:58:00Z" w16du:dateUtc="2026-05-22T23:58:00Z">
-        <w:r>
-          <w:t>ly</w:t>
-        </w:r>
-      </w:ins>
+      <w:r>
+        <w:t>ly</w:t>
+      </w:r>
       <w:r>
         <w:t xml:space="preserve"> significan</w:t>
       </w:r>
-      <w:ins w:id="414" w:author="tquinn" w:date="2026-05-22T16:59:00Z" w16du:dateUtc="2026-05-22T23:59:00Z">
-        <w:r>
-          <w:t>t</w:t>
-        </w:r>
-      </w:ins>
-      <w:del w:id="415" w:author="tquinn" w:date="2026-05-22T16:59:00Z" w16du:dateUtc="2026-05-22T23:59:00Z">
-        <w:r>
-          <w:delText>ce</w:delText>
-        </w:r>
-      </w:del>
+      <w:r>
+        <w:t>t</w:t>
+      </w:r>
       <w:r>
         <w:t xml:space="preserve"> (Figure </w:t>
       </w:r>
@@ -10395,18 +9058,18 @@
       <w:r>
         <w:t xml:space="preserve">from what would be expected of a similar </w:t>
       </w:r>
-      <w:ins w:id="416" w:author="tquinn" w:date="2026-05-22T16:59:00Z" w16du:dateUtc="2026-05-22T23:59:00Z">
+      <w:ins w:id="117" w:author="tquinn" w:date="2026-05-22T16:59:00Z" w16du:dateUtc="2026-05-22T23:59:00Z">
         <w:r>
           <w:rPr>
             <w:highlight w:val="yellow"/>
-            <w:rPrChange w:id="417" w:author="tquinn" w:date="2026-05-22T17:00:00Z" w16du:dateUtc="2026-05-23T00:00:00Z">
+            <w:rPrChange w:id="118" w:author="tquinn" w:date="2026-05-22T17:00:00Z" w16du:dateUtc="2026-05-23T00:00:00Z">
               <w:rPr/>
             </w:rPrChange>
           </w:rPr>
           <w:t>[in what way</w:t>
         </w:r>
       </w:ins>
-      <w:ins w:id="418" w:author="tquinn" w:date="2026-05-22T17:00:00Z" w16du:dateUtc="2026-05-23T00:00:00Z">
+      <w:ins w:id="119" w:author="tquinn" w:date="2026-05-22T17:00:00Z" w16du:dateUtc="2026-05-23T00:00:00Z">
         <w:r>
           <w:t xml:space="preserve">?] </w:t>
         </w:r>
@@ -10496,303 +9159,128 @@
       </w:pPr>
       <w:r>
         <w:tab/>
-        <w:t xml:space="preserve">This work is intended </w:t>
-      </w:r>
-      <w:del w:id="419" w:author="tquinn" w:date="2026-05-22T17:06:00Z" w16du:dateUtc="2026-05-23T00:06:00Z">
-        <w:r>
-          <w:delText>fi</w:delText>
-        </w:r>
-      </w:del>
-      <w:del w:id="420" w:author="tquinn" w:date="2026-05-22T17:07:00Z" w16du:dateUtc="2026-05-23T00:07:00Z">
-        <w:r>
-          <w:delText xml:space="preserve">rst and foremost </w:delText>
-        </w:r>
-      </w:del>
-      <w:r>
-        <w:t xml:space="preserve">to provide management at SITK with a comprehensive description of both the impacts of SJH operations and </w:t>
-      </w:r>
-      <w:del w:id="421" w:author="tquinn" w:date="2026-05-22T17:07:00Z" w16du:dateUtc="2026-05-23T00:07:00Z">
-        <w:r>
-          <w:delText xml:space="preserve">of </w:delText>
-        </w:r>
-      </w:del>
-      <w:r>
-        <w:t xml:space="preserve">the population dynamics of pink salmon </w:t>
-      </w:r>
-      <w:ins w:id="422" w:author="tquinn" w:date="2026-05-22T17:07:00Z" w16du:dateUtc="2026-05-23T00:07:00Z">
-        <w:r>
-          <w:t>in</w:t>
-        </w:r>
-      </w:ins>
-      <w:del w:id="423" w:author="tquinn" w:date="2026-05-22T17:07:00Z" w16du:dateUtc="2026-05-23T00:07:00Z">
-        <w:r>
-          <w:delText>throughout</w:delText>
-        </w:r>
-      </w:del>
+        <w:t xml:space="preserve">This work is intended to provide management at SITK with a comprehensive description of both the impacts of SJH operations and the population dynamics of pink salmon </w:t>
+      </w:r>
+      <w:r>
+        <w:t>in</w:t>
+      </w:r>
       <w:r>
         <w:t xml:space="preserve"> the </w:t>
       </w:r>
-      <w:del w:id="424" w:author="tquinn" w:date="2026-05-22T17:07:00Z" w16du:dateUtc="2026-05-23T00:07:00Z">
-        <w:r>
-          <w:lastRenderedPageBreak/>
-          <w:delText xml:space="preserve">broader </w:delText>
-        </w:r>
-      </w:del>
-      <w:r>
+      <w:r>
+        <w:lastRenderedPageBreak/>
         <w:t xml:space="preserve">region. In even years, pink salmon abundances at Indian River </w:t>
       </w:r>
-      <w:ins w:id="425" w:author="tquinn" w:date="2026-05-22T17:07:00Z" w16du:dateUtc="2026-05-23T00:07:00Z">
-        <w:r>
-          <w:t>have been</w:t>
-        </w:r>
-      </w:ins>
-      <w:del w:id="426" w:author="tquinn" w:date="2026-05-22T17:07:00Z" w16du:dateUtc="2026-05-23T00:07:00Z">
-        <w:r>
-          <w:delText>are</w:delText>
-        </w:r>
-      </w:del>
+      <w:r>
+        <w:t>have been</w:t>
+      </w:r>
       <w:r>
         <w:t xml:space="preserve"> </w:t>
       </w:r>
-      <w:ins w:id="427" w:author="tquinn" w:date="2026-05-22T17:07:00Z" w16du:dateUtc="2026-05-23T00:07:00Z">
-        <w:r>
-          <w:t>comparable</w:t>
-        </w:r>
-      </w:ins>
-      <w:del w:id="428" w:author="tquinn" w:date="2026-05-22T17:07:00Z" w16du:dateUtc="2026-05-23T00:07:00Z">
-        <w:r>
-          <w:delText>i</w:delText>
-        </w:r>
-      </w:del>
-      <w:del w:id="429" w:author="tquinn" w:date="2026-05-22T17:08:00Z" w16du:dateUtc="2026-05-23T00:08:00Z">
-        <w:r>
-          <w:delText>n line</w:delText>
-        </w:r>
-      </w:del>
-      <w:r>
-        <w:t xml:space="preserve"> with those observed at </w:t>
-      </w:r>
-      <w:del w:id="430" w:author="tquinn" w:date="2026-05-22T17:08:00Z" w16du:dateUtc="2026-05-23T00:08:00Z">
-        <w:r>
-          <w:delText xml:space="preserve">‘pristine’ </w:delText>
-        </w:r>
-      </w:del>
-      <w:r>
-        <w:t>index streams nearby. Thus, increases in the</w:t>
-      </w:r>
-      <w:ins w:id="431" w:author="tquinn" w:date="2026-05-22T17:08:00Z" w16du:dateUtc="2026-05-23T00:08:00Z">
-        <w:r>
-          <w:t xml:space="preserve"> Indian River</w:t>
-        </w:r>
-      </w:ins>
-      <w:del w:id="432" w:author="tquinn" w:date="2026-05-22T17:08:00Z" w16du:dateUtc="2026-05-23T00:08:00Z">
-        <w:r>
-          <w:delText>ir</w:delText>
-        </w:r>
-      </w:del>
+      <w:r>
+        <w:t>comparable</w:t>
+      </w:r>
+      <w:r>
+        <w:t xml:space="preserve"> with those observed at index streams nearby. Thus, increases in the</w:t>
+      </w:r>
+      <w:r>
+        <w:t xml:space="preserve"> Indian River</w:t>
+      </w:r>
       <w:r>
         <w:t xml:space="preserve"> spawning densities </w:t>
       </w:r>
-      <w:del w:id="433" w:author="tquinn" w:date="2026-05-22T17:08:00Z" w16du:dateUtc="2026-05-23T00:08:00Z">
-        <w:r>
-          <w:delText>a</w:delText>
-        </w:r>
-      </w:del>
-      <w:ins w:id="434" w:author="tquinn" w:date="2026-05-22T17:08:00Z" w16du:dateUtc="2026-05-23T00:08:00Z">
-        <w:r>
-          <w:t>we</w:t>
-        </w:r>
-      </w:ins>
-      <w:r>
-        <w:t xml:space="preserve">re </w:t>
-      </w:r>
-      <w:del w:id="435" w:author="tquinn" w:date="2026-05-22T17:08:00Z" w16du:dateUtc="2026-05-23T00:08:00Z">
-        <w:r>
-          <w:delText xml:space="preserve">likely still </w:delText>
-        </w:r>
-      </w:del>
-      <w:r>
-        <w:t xml:space="preserve">within the natural range of variation. This </w:t>
-      </w:r>
-      <w:ins w:id="436" w:author="tquinn" w:date="2026-05-22T17:08:00Z" w16du:dateUtc="2026-05-23T00:08:00Z">
-        <w:r>
-          <w:t>does</w:t>
-        </w:r>
-      </w:ins>
-      <w:del w:id="437" w:author="tquinn" w:date="2026-05-22T17:08:00Z" w16du:dateUtc="2026-05-23T00:08:00Z">
-        <w:r>
-          <w:delText>is</w:delText>
-        </w:r>
-      </w:del>
+      <w:r>
+        <w:t>we</w:t>
+      </w:r>
+      <w:r>
+        <w:t xml:space="preserve">re within the natural range of variation. This </w:t>
+      </w:r>
+      <w:r>
+        <w:t>does</w:t>
+      </w:r>
       <w:r>
         <w:t xml:space="preserve"> not </w:t>
       </w:r>
-      <w:ins w:id="438" w:author="tquinn" w:date="2026-05-22T17:08:00Z" w16du:dateUtc="2026-05-23T00:08:00Z">
-        <w:r>
-          <w:t>invalidate</w:t>
-        </w:r>
-      </w:ins>
-      <w:del w:id="439" w:author="tquinn" w:date="2026-05-22T17:08:00Z" w16du:dateUtc="2026-05-23T00:08:00Z">
-        <w:r>
-          <w:delText>to say that</w:delText>
-        </w:r>
-      </w:del>
-      <w:r>
-        <w:t xml:space="preserve"> concerns about hypoxia events</w:t>
-      </w:r>
-      <w:del w:id="440" w:author="tquinn" w:date="2026-05-22T17:09:00Z" w16du:dateUtc="2026-05-23T00:09:00Z">
-        <w:r>
-          <w:delText xml:space="preserve"> are invalid</w:delText>
-        </w:r>
-      </w:del>
-      <w:r>
-        <w:t xml:space="preserve">, but </w:t>
-      </w:r>
-      <w:del w:id="441" w:author="tquinn" w:date="2026-05-22T17:09:00Z" w16du:dateUtc="2026-05-23T00:09:00Z">
-        <w:r>
-          <w:delText xml:space="preserve">the possibility exists that </w:delText>
-        </w:r>
-      </w:del>
-      <w:r>
-        <w:t xml:space="preserve">interceding on behalf of Indian River’s other resident species may run contrary to the natural state of even-year pink salmon in northern Southeast Alaska. Available evidence suggests that there is likely no need for intervention to address even-year abundances. In odd years there </w:t>
-      </w:r>
-      <w:ins w:id="442" w:author="tquinn" w:date="2026-05-22T17:11:00Z" w16du:dateUtc="2026-05-23T00:11:00Z">
-        <w:r>
-          <w:t>was</w:t>
-        </w:r>
-      </w:ins>
-      <w:del w:id="443" w:author="tquinn" w:date="2026-05-22T17:11:00Z" w16du:dateUtc="2026-05-23T00:11:00Z">
-        <w:r>
-          <w:delText>exists</w:delText>
-        </w:r>
-      </w:del>
+      <w:r>
+        <w:t>invalidate</w:t>
+      </w:r>
+      <w:r>
+        <w:t xml:space="preserve"> concerns about hypoxia events, but interceding on behalf of Indian River’s other resident species may run contrary to the natural state of even-year pink salmon in northern Southeast Alaska. Available evidence suggests that there is likely no need for intervention to address even-year </w:t>
+      </w:r>
+      <w:r>
+        <w:t>abundance</w:t>
+      </w:r>
+      <w:r>
+        <w:t xml:space="preserve">. In odd years there </w:t>
+      </w:r>
+      <w:r>
+        <w:t>was</w:t>
+      </w:r>
       <w:r>
         <w:t xml:space="preserve"> more compelling evidence that SJH pink salmon releases could be </w:t>
       </w:r>
-      <w:ins w:id="444" w:author="tquinn" w:date="2026-05-22T17:10:00Z" w16du:dateUtc="2026-05-23T00:10:00Z">
-        <w:r>
-          <w:t>increasing</w:t>
-        </w:r>
-      </w:ins>
-      <w:del w:id="445" w:author="tquinn" w:date="2026-05-22T17:11:00Z" w16du:dateUtc="2026-05-23T00:11:00Z">
-        <w:r>
-          <w:delText>exerting some influence over</w:delText>
-        </w:r>
-      </w:del>
+      <w:r>
+        <w:t>increasing</w:t>
+      </w:r>
       <w:r>
         <w:t xml:space="preserve"> abundances at Indian River, </w:t>
       </w:r>
-      <w:ins w:id="446" w:author="tquinn" w:date="2026-05-22T17:11:00Z" w16du:dateUtc="2026-05-23T00:11:00Z">
-        <w:r>
-          <w:t>but th</w:t>
-        </w:r>
-      </w:ins>
-      <w:ins w:id="447" w:author="tquinn" w:date="2026-05-22T17:12:00Z" w16du:dateUtc="2026-05-23T00:12:00Z">
-        <w:r>
-          <w:t xml:space="preserve">ey have been </w:t>
-        </w:r>
-      </w:ins>
-      <w:ins w:id="448" w:author="tquinn" w:date="2026-05-22T17:11:00Z" w16du:dateUtc="2026-05-23T00:11:00Z">
-        <w:r>
-          <w:t>less important than other factors</w:t>
-        </w:r>
-      </w:ins>
-      <w:del w:id="449" w:author="tquinn" w:date="2026-05-22T17:11:00Z" w16du:dateUtc="2026-05-23T00:11:00Z">
-        <w:r>
-          <w:delText>although i</w:delText>
-        </w:r>
-      </w:del>
-      <w:del w:id="450" w:author="tquinn" w:date="2026-05-22T17:12:00Z" w16du:dateUtc="2026-05-23T00:12:00Z">
-        <w:r>
-          <w:delText>t may not be the most significant driver of high odd-year</w:delText>
-        </w:r>
-      </w:del>
-      <w:ins w:id="451" w:author="tquinn" w:date="2026-05-22T17:12:00Z" w16du:dateUtc="2026-05-23T00:12:00Z">
-        <w:r>
-          <w:t xml:space="preserve"> affecting</w:t>
-        </w:r>
-      </w:ins>
+      <w:r>
+        <w:t>but they have been less important than other factors affecting</w:t>
+      </w:r>
       <w:r>
         <w:t xml:space="preserve"> pink salmon population densities in odd years, as </w:t>
       </w:r>
-      <w:ins w:id="452" w:author="tquinn" w:date="2026-05-22T17:12:00Z" w16du:dateUtc="2026-05-23T00:12:00Z">
-        <w:r>
-          <w:t>populations</w:t>
-        </w:r>
-      </w:ins>
-      <w:del w:id="453" w:author="tquinn" w:date="2026-05-22T17:12:00Z" w16du:dateUtc="2026-05-23T00:12:00Z">
-        <w:r>
-          <w:delText>spawning abundances of these fish</w:delText>
-        </w:r>
-      </w:del>
+      <w:r>
+        <w:t>populations</w:t>
+      </w:r>
       <w:r>
         <w:t xml:space="preserve"> have been </w:t>
       </w:r>
-      <w:ins w:id="454" w:author="tquinn" w:date="2026-05-22T17:12:00Z" w16du:dateUtc="2026-05-23T00:12:00Z">
-        <w:r>
-          <w:t>increasing</w:t>
-        </w:r>
-      </w:ins>
-      <w:del w:id="455" w:author="tquinn" w:date="2026-05-22T17:12:00Z" w16du:dateUtc="2026-05-23T00:12:00Z">
-        <w:r>
-          <w:delText>on the rise</w:delText>
-        </w:r>
-      </w:del>
+      <w:r>
+        <w:t>increasing</w:t>
+      </w:r>
       <w:r>
         <w:t xml:space="preserve"> throughout the region for decades. </w:t>
       </w:r>
-      <w:del w:id="456" w:author="tquinn" w:date="2026-05-22T17:13:00Z" w16du:dateUtc="2026-05-23T00:13:00Z">
-        <w:r>
-          <w:delText>Recall that i</w:delText>
-        </w:r>
-      </w:del>
-      <w:ins w:id="457" w:author="tquinn" w:date="2026-05-22T17:13:00Z" w16du:dateUtc="2026-05-23T00:13:00Z">
-        <w:r>
-          <w:t>I</w:t>
-        </w:r>
-      </w:ins>
+      <w:r>
+        <w:t>I</w:t>
+      </w:r>
       <w:r>
         <w:t xml:space="preserve">n odd years, the effect of Indian River pink salmon abundance on hatchery returns in the subsequent brood year </w:t>
       </w:r>
-      <w:del w:id="458" w:author="tquinn" w:date="2026-05-22T17:13:00Z" w16du:dateUtc="2026-05-23T00:13:00Z">
-        <w:r>
-          <w:delText>i</w:delText>
-        </w:r>
-      </w:del>
-      <w:ins w:id="459" w:author="tquinn" w:date="2026-05-22T17:13:00Z" w16du:dateUtc="2026-05-23T00:13:00Z">
-        <w:r>
-          <w:t>wa</w:t>
-        </w:r>
-      </w:ins>
+      <w:r>
+        <w:t>wa</w:t>
+      </w:r>
       <w:r>
         <w:t xml:space="preserve">s lower than the effect observed in even years. If there exists some small but positive true effect of hatchery releases on subsequent brood year Indian River abundances, the difference between the magnitude of these effects in odd years would be far less than in even-years, meaning that odd-year Indian River abundances would be more susceptible to being inflated by hatchery releases. It is possible that limiting the number of SJH pink salmon moving into Indian River to spawn in odd years may be beneficial for maintaining the wild population in the park within their natural range of variation, but this is far from conclusive, and suggests the need for more consistent otolith sampling </w:t>
       </w:r>
-      <w:ins w:id="460" w:author="tquinn" w:date="2026-05-22T17:13:00Z" w16du:dateUtc="2026-05-23T00:13:00Z">
+      <w:ins w:id="120" w:author="tquinn" w:date="2026-05-22T17:13:00Z" w16du:dateUtc="2026-05-23T00:13:00Z">
         <w:r>
           <w:t>[</w:t>
         </w:r>
       </w:ins>
-      <w:ins w:id="461" w:author="tquinn" w:date="2026-05-22T17:14:00Z" w16du:dateUtc="2026-05-23T00:14:00Z">
+      <w:ins w:id="121" w:author="tquinn" w:date="2026-05-22T17:14:00Z" w16du:dateUtc="2026-05-23T00:14:00Z">
         <w:r>
           <w:t>H</w:t>
         </w:r>
       </w:ins>
-      <w:ins w:id="462" w:author="tquinn" w:date="2026-05-22T17:13:00Z" w16du:dateUtc="2026-05-23T00:13:00Z">
+      <w:ins w:id="122" w:author="tquinn" w:date="2026-05-22T17:13:00Z" w16du:dateUtc="2026-05-23T00:13:00Z">
         <w:r>
           <w:t xml:space="preserve">as this </w:t>
         </w:r>
       </w:ins>
-      <w:ins w:id="463" w:author="tquinn" w:date="2026-05-22T17:14:00Z" w16du:dateUtc="2026-05-23T00:14:00Z">
+      <w:ins w:id="123" w:author="tquinn" w:date="2026-05-22T17:14:00Z" w16du:dateUtc="2026-05-23T00:14:00Z">
         <w:r>
           <w:t xml:space="preserve">method </w:t>
         </w:r>
       </w:ins>
-      <w:ins w:id="464" w:author="tquinn" w:date="2026-05-22T17:13:00Z" w16du:dateUtc="2026-05-23T00:13:00Z">
+      <w:ins w:id="124" w:author="tquinn" w:date="2026-05-22T17:13:00Z" w16du:dateUtc="2026-05-23T00:13:00Z">
         <w:r>
           <w:t>been described and the results presented?</w:t>
         </w:r>
       </w:ins>
-      <w:ins w:id="465" w:author="tquinn" w:date="2026-05-22T17:14:00Z" w16du:dateUtc="2026-05-23T00:14:00Z">
+      <w:ins w:id="125" w:author="tquinn" w:date="2026-05-22T17:14:00Z" w16du:dateUtc="2026-05-23T00:14:00Z">
         <w:r>
           <w:t xml:space="preserve">] </w:t>
         </w:r>
@@ -10822,16 +9310,9 @@
       <w:r>
         <w:t xml:space="preserve">Likewise, management at SITK may choose to address the proliferation of pink salmon at Indian River, even if it </w:t>
       </w:r>
-      <w:ins w:id="466" w:author="tquinn" w:date="2026-05-22T17:03:00Z" w16du:dateUtc="2026-05-23T00:03:00Z">
-        <w:r>
-          <w:t>does not exceed</w:t>
-        </w:r>
-      </w:ins>
-      <w:del w:id="467" w:author="tquinn" w:date="2026-05-22T17:03:00Z" w16du:dateUtc="2026-05-23T00:03:00Z">
-        <w:r>
-          <w:delText>is largely in-line with</w:delText>
-        </w:r>
-      </w:del>
+      <w:r>
+        <w:t>does not exceed</w:t>
+      </w:r>
       <w:r>
         <w:t xml:space="preserve"> regional expectations</w:t>
       </w:r>
@@ -10894,7 +9375,7 @@
       <w:pPr>
         <w:suppressLineNumbers/>
         <w:spacing w:after="0" w:line="480" w:lineRule="auto"/>
-        <w:pPrChange w:id="468" w:author="tquinn" w:date="2026-05-22T17:02:00Z" w16du:dateUtc="2026-05-23T00:02:00Z">
+        <w:pPrChange w:id="126" w:author="tquinn" w:date="2026-05-22T17:02:00Z" w16du:dateUtc="2026-05-23T00:02:00Z">
           <w:pPr>
             <w:suppressLineNumbers/>
             <w:spacing w:after="0" w:line="240" w:lineRule="auto"/>
@@ -10904,42 +9385,21 @@
       <w:r>
         <w:t xml:space="preserve">The work presented would not have been possible without support from Sitka National Historical Park management and biologists. Mary Miller, Olivia Magni, Jordan Tanguay, and Zachary Jones have provided substantial guidance in understanding the ecological and cultural history of the park and its neighbors. Lauren Bell, Bill Coltharp, and Haley Jenkins of the Sitka Sound Science Center have likewise offered invaluable perspectives and background regarding the history and current state of hatchery operations. </w:t>
       </w:r>
-      <w:ins w:id="469" w:author="Brian E McGreal" w:date="2026-05-22T18:10:00Z" w16du:dateUtc="2026-05-23T01:10:00Z">
-        <w:r>
-          <w:t>C</w:t>
-        </w:r>
-      </w:ins>
-      <w:del w:id="470" w:author="Brian E McGreal" w:date="2026-05-22T18:10:00Z" w16du:dateUtc="2026-05-23T01:10:00Z">
-        <w:r>
-          <w:delText>Finally, c</w:delText>
-        </w:r>
-      </w:del>
+      <w:r>
+        <w:t>C</w:t>
+      </w:r>
       <w:r>
         <w:t xml:space="preserve">ollaboration from Alaska Department of Fish and Game biologists Aaron Dupuis and Justin Priest has enabled </w:t>
       </w:r>
-      <w:ins w:id="471" w:author="tquinn" w:date="2026-05-22T17:02:00Z" w16du:dateUtc="2026-05-23T00:02:00Z">
-        <w:r>
-          <w:t>us</w:t>
-        </w:r>
-      </w:ins>
-      <w:del w:id="472" w:author="tquinn" w:date="2026-05-22T17:02:00Z" w16du:dateUtc="2026-05-23T00:02:00Z">
-        <w:r>
-          <w:delText>this work</w:delText>
-        </w:r>
-      </w:del>
+      <w:r>
+        <w:t>us</w:t>
+      </w:r>
       <w:r>
         <w:t xml:space="preserve"> to compare Indian River pink salmon abundances to those seen elsewhere in the vicinity of Sitka, a vital component of this research. </w:t>
       </w:r>
-      <w:ins w:id="473" w:author="Brian E McGreal" w:date="2026-05-22T18:10:00Z" w16du:dateUtc="2026-05-23T01:10:00Z">
-        <w:r>
-          <w:t>Finally, Sunny Jardine pr</w:t>
-        </w:r>
-      </w:ins>
-      <w:ins w:id="474" w:author="Brian E McGreal" w:date="2026-05-22T18:11:00Z" w16du:dateUtc="2026-05-23T01:11:00Z">
-        <w:r>
-          <w:t xml:space="preserve">ovided substantial expertise and guidance in the field of causal inference. </w:t>
-        </w:r>
-      </w:ins>
+      <w:r>
+        <w:t xml:space="preserve">Finally, Sunny Jardine provided substantial expertise and guidance in the field of causal inference. </w:t>
+      </w:r>
       <w:r>
         <w:t xml:space="preserve">This research has occurred on the ancestral homeland and with the approval of the Sitka Tribe of Alaska.  </w:t>
       </w:r>
@@ -11024,94 +9484,45 @@
       <w:r>
         <w:t xml:space="preserve">Planning Pacific Salmon and </w:t>
       </w:r>
-      <w:del w:id="475" w:author="tquinn" w:date="2026-05-20T21:34:00Z" w16du:dateUtc="2026-05-21T04:34:00Z">
-        <w:r>
-          <w:delText>S</w:delText>
-        </w:r>
-      </w:del>
-      <w:ins w:id="476" w:author="tquinn" w:date="2026-05-20T21:34:00Z" w16du:dateUtc="2026-05-21T04:34:00Z">
-        <w:r>
-          <w:t>s</w:t>
-        </w:r>
-      </w:ins>
+      <w:r>
+        <w:t>s</w:t>
+      </w:r>
       <w:r>
         <w:t xml:space="preserve">teelhead </w:t>
       </w:r>
-      <w:del w:id="477" w:author="tquinn" w:date="2026-05-20T21:34:00Z" w16du:dateUtc="2026-05-21T04:34:00Z">
-        <w:r>
-          <w:delText>R</w:delText>
-        </w:r>
-      </w:del>
-      <w:ins w:id="478" w:author="tquinn" w:date="2026-05-20T21:34:00Z" w16du:dateUtc="2026-05-21T04:34:00Z">
-        <w:r>
-          <w:t>r</w:t>
-        </w:r>
-      </w:ins>
+      <w:r>
+        <w:t>r</w:t>
+      </w:r>
       <w:r>
         <w:t xml:space="preserve">eintroductions </w:t>
       </w:r>
-      <w:del w:id="479" w:author="tquinn" w:date="2026-05-20T21:34:00Z" w16du:dateUtc="2026-05-21T04:34:00Z">
-        <w:r>
-          <w:delText>A</w:delText>
-        </w:r>
-      </w:del>
-      <w:ins w:id="480" w:author="tquinn" w:date="2026-05-20T21:34:00Z" w16du:dateUtc="2026-05-21T04:34:00Z">
-        <w:r>
-          <w:t>a</w:t>
-        </w:r>
-      </w:ins>
+      <w:r>
+        <w:t>a</w:t>
+      </w:r>
       <w:r>
         <w:t xml:space="preserve">imed at </w:t>
       </w:r>
-      <w:del w:id="481" w:author="tquinn" w:date="2026-05-20T21:34:00Z" w16du:dateUtc="2026-05-21T04:34:00Z">
-        <w:r>
-          <w:delText>L</w:delText>
-        </w:r>
-      </w:del>
-      <w:ins w:id="482" w:author="tquinn" w:date="2026-05-20T21:34:00Z" w16du:dateUtc="2026-05-21T04:34:00Z">
-        <w:r>
-          <w:t>l</w:t>
-        </w:r>
-      </w:ins>
+      <w:r>
+        <w:t>l</w:t>
+      </w:r>
       <w:r>
         <w:t>ong-</w:t>
       </w:r>
-      <w:del w:id="483" w:author="tquinn" w:date="2026-05-20T21:34:00Z" w16du:dateUtc="2026-05-21T04:34:00Z">
-        <w:r>
-          <w:delText>T</w:delText>
-        </w:r>
-      </w:del>
-      <w:ins w:id="484" w:author="tquinn" w:date="2026-05-20T21:34:00Z" w16du:dateUtc="2026-05-21T04:34:00Z">
-        <w:r>
-          <w:t>t</w:t>
-        </w:r>
-      </w:ins>
+      <w:r>
+        <w:t>t</w:t>
+      </w:r>
       <w:r>
         <w:t xml:space="preserve">erm </w:t>
       </w:r>
-      <w:del w:id="485" w:author="tquinn" w:date="2026-05-20T21:34:00Z" w16du:dateUtc="2026-05-21T04:34:00Z">
-        <w:r>
-          <w:delText>V</w:delText>
-        </w:r>
-      </w:del>
-      <w:ins w:id="486" w:author="tquinn" w:date="2026-05-20T21:34:00Z" w16du:dateUtc="2026-05-21T04:34:00Z">
-        <w:r>
-          <w:t>v</w:t>
-        </w:r>
-      </w:ins>
+      <w:r>
+        <w:t>v</w:t>
+      </w:r>
       <w:r>
         <w:t xml:space="preserve">iability and </w:t>
       </w:r>
-      <w:del w:id="487" w:author="tquinn" w:date="2026-05-20T21:34:00Z" w16du:dateUtc="2026-05-21T04:34:00Z">
-        <w:r>
-          <w:delText>R</w:delText>
-        </w:r>
-      </w:del>
-      <w:ins w:id="488" w:author="tquinn" w:date="2026-05-20T21:34:00Z" w16du:dateUtc="2026-05-21T04:34:00Z">
-        <w:r>
-          <w:t>r</w:t>
-        </w:r>
-      </w:ins>
+      <w:r>
+        <w:t>r</w:t>
+      </w:r>
       <w:r>
         <w:t xml:space="preserve">ecovery. </w:t>
       </w:r>
@@ -11391,81 +9802,39 @@
         <w:lastRenderedPageBreak/>
         <w:t xml:space="preserve">Estes, J. A. 2015. Natural </w:t>
       </w:r>
-      <w:del w:id="489" w:author="tquinn" w:date="2026-05-20T21:33:00Z" w16du:dateUtc="2026-05-21T04:33:00Z">
-        <w:r>
-          <w:delText>H</w:delText>
-        </w:r>
-      </w:del>
-      <w:ins w:id="490" w:author="tquinn" w:date="2026-05-20T21:33:00Z" w16du:dateUtc="2026-05-21T04:33:00Z">
-        <w:r>
-          <w:t>h</w:t>
-        </w:r>
-      </w:ins>
+      <w:r>
+        <w:t>h</w:t>
+      </w:r>
       <w:r>
         <w:t xml:space="preserve">istory, </w:t>
       </w:r>
-      <w:del w:id="491" w:author="tquinn" w:date="2026-05-20T21:33:00Z" w16du:dateUtc="2026-05-21T04:33:00Z">
-        <w:r>
-          <w:delText>E</w:delText>
-        </w:r>
-      </w:del>
-      <w:ins w:id="492" w:author="tquinn" w:date="2026-05-20T21:33:00Z" w16du:dateUtc="2026-05-21T04:33:00Z">
-        <w:r>
-          <w:t>e</w:t>
-        </w:r>
-      </w:ins>
+      <w:r>
+        <w:t>e</w:t>
+      </w:r>
       <w:r>
         <w:t xml:space="preserve">cology, and the </w:t>
       </w:r>
-      <w:ins w:id="493" w:author="tquinn" w:date="2026-05-20T21:33:00Z" w16du:dateUtc="2026-05-21T04:33:00Z">
-        <w:r>
-          <w:t>c</w:t>
-        </w:r>
-      </w:ins>
-      <w:del w:id="494" w:author="tquinn" w:date="2026-05-20T21:33:00Z" w16du:dateUtc="2026-05-21T04:33:00Z">
-        <w:r>
-          <w:delText>C</w:delText>
-        </w:r>
-      </w:del>
+      <w:r>
+        <w:t>c</w:t>
+      </w:r>
       <w:r>
         <w:t xml:space="preserve">onservation and </w:t>
       </w:r>
-      <w:del w:id="495" w:author="tquinn" w:date="2026-05-20T21:33:00Z" w16du:dateUtc="2026-05-21T04:33:00Z">
-        <w:r>
-          <w:delText>M</w:delText>
-        </w:r>
-      </w:del>
-      <w:ins w:id="496" w:author="tquinn" w:date="2026-05-20T21:33:00Z" w16du:dateUtc="2026-05-21T04:33:00Z">
-        <w:r>
-          <w:t>m</w:t>
-        </w:r>
-      </w:ins>
+      <w:r>
+        <w:t>m</w:t>
+      </w:r>
       <w:r>
         <w:t xml:space="preserve">anagement of </w:t>
       </w:r>
-      <w:del w:id="497" w:author="tquinn" w:date="2026-05-20T21:33:00Z" w16du:dateUtc="2026-05-21T04:33:00Z">
-        <w:r>
-          <w:delText>S</w:delText>
-        </w:r>
-      </w:del>
-      <w:ins w:id="498" w:author="tquinn" w:date="2026-05-20T21:33:00Z" w16du:dateUtc="2026-05-21T04:33:00Z">
-        <w:r>
-          <w:t>s</w:t>
-        </w:r>
-      </w:ins>
+      <w:r>
+        <w:t>s</w:t>
+      </w:r>
       <w:r>
         <w:t xml:space="preserve">ea </w:t>
       </w:r>
-      <w:del w:id="499" w:author="tquinn" w:date="2026-05-20T21:33:00Z" w16du:dateUtc="2026-05-21T04:33:00Z">
-        <w:r>
-          <w:delText>O</w:delText>
-        </w:r>
-      </w:del>
-      <w:ins w:id="500" w:author="tquinn" w:date="2026-05-20T21:33:00Z" w16du:dateUtc="2026-05-21T04:33:00Z">
-        <w:r>
-          <w:t>o</w:t>
-        </w:r>
-      </w:ins>
+      <w:r>
+        <w:t>o</w:t>
+      </w:r>
       <w:r>
         <w:t xml:space="preserve">tters. Edited by Shawn Larson. </w:t>
       </w:r>
@@ -11558,146 +9927,69 @@
       <w:r>
         <w:t xml:space="preserve">Mountain </w:t>
       </w:r>
-      <w:del w:id="501" w:author="tquinn" w:date="2026-05-20T21:32:00Z" w16du:dateUtc="2026-05-21T04:32:00Z">
-        <w:r>
-          <w:delText>P</w:delText>
-        </w:r>
-      </w:del>
-      <w:ins w:id="502" w:author="tquinn" w:date="2026-05-20T21:32:00Z" w16du:dateUtc="2026-05-21T04:32:00Z">
-        <w:r>
-          <w:t>p</w:t>
-        </w:r>
-      </w:ins>
+      <w:r>
+        <w:t>p</w:t>
+      </w:r>
       <w:r>
         <w:t xml:space="preserve">ine </w:t>
       </w:r>
-      <w:del w:id="503" w:author="tquinn" w:date="2026-05-20T21:32:00Z" w16du:dateUtc="2026-05-21T04:32:00Z">
-        <w:r>
-          <w:delText>B</w:delText>
-        </w:r>
-      </w:del>
-      <w:ins w:id="504" w:author="tquinn" w:date="2026-05-20T21:32:00Z" w16du:dateUtc="2026-05-21T04:32:00Z">
-        <w:r>
-          <w:t>b</w:t>
-        </w:r>
-      </w:ins>
+      <w:r>
+        <w:t>b</w:t>
+      </w:r>
       <w:r>
         <w:t xml:space="preserve">eetle </w:t>
       </w:r>
-      <w:del w:id="505" w:author="tquinn" w:date="2026-05-20T21:32:00Z" w16du:dateUtc="2026-05-21T04:32:00Z">
-        <w:r>
-          <w:delText>I</w:delText>
-        </w:r>
-      </w:del>
-      <w:ins w:id="506" w:author="tquinn" w:date="2026-05-20T21:32:00Z" w16du:dateUtc="2026-05-21T04:32:00Z">
-        <w:r>
-          <w:t>i</w:t>
-        </w:r>
-      </w:ins>
+      <w:r>
+        <w:t>i</w:t>
+      </w:r>
       <w:r>
         <w:t xml:space="preserve">mpacts in </w:t>
       </w:r>
-      <w:del w:id="507" w:author="tquinn" w:date="2026-05-20T21:32:00Z" w16du:dateUtc="2026-05-21T04:32:00Z">
-        <w:r>
-          <w:delText>H</w:delText>
-        </w:r>
-      </w:del>
-      <w:ins w:id="508" w:author="tquinn" w:date="2026-05-20T21:33:00Z" w16du:dateUtc="2026-05-21T04:33:00Z">
-        <w:r>
-          <w:t>h</w:t>
-        </w:r>
-      </w:ins>
+      <w:r>
+        <w:t>h</w:t>
+      </w:r>
       <w:r>
         <w:t>igh-</w:t>
       </w:r>
-      <w:del w:id="509" w:author="tquinn" w:date="2026-05-20T21:33:00Z" w16du:dateUtc="2026-05-21T04:33:00Z">
-        <w:r>
-          <w:delText>E</w:delText>
-        </w:r>
-      </w:del>
-      <w:ins w:id="510" w:author="tquinn" w:date="2026-05-20T21:33:00Z" w16du:dateUtc="2026-05-21T04:33:00Z">
-        <w:r>
-          <w:t>e</w:t>
-        </w:r>
-      </w:ins>
+      <w:r>
+        <w:t>e</w:t>
+      </w:r>
       <w:r>
         <w:t xml:space="preserve">levation </w:t>
       </w:r>
-      <w:del w:id="511" w:author="tquinn" w:date="2026-05-20T21:33:00Z" w16du:dateUtc="2026-05-21T04:33:00Z">
-        <w:r>
-          <w:delText>F</w:delText>
-        </w:r>
-      </w:del>
-      <w:ins w:id="512" w:author="tquinn" w:date="2026-05-20T21:33:00Z" w16du:dateUtc="2026-05-21T04:33:00Z">
-        <w:r>
-          <w:t>f</w:t>
-        </w:r>
-      </w:ins>
+      <w:r>
+        <w:t>f</w:t>
+      </w:r>
       <w:r>
         <w:t>ive-</w:t>
       </w:r>
-      <w:del w:id="513" w:author="tquinn" w:date="2026-05-20T21:33:00Z" w16du:dateUtc="2026-05-21T04:33:00Z">
-        <w:r>
-          <w:delText>N</w:delText>
-        </w:r>
-      </w:del>
-      <w:ins w:id="514" w:author="tquinn" w:date="2026-05-20T21:33:00Z" w16du:dateUtc="2026-05-21T04:33:00Z">
-        <w:r>
-          <w:t>n</w:t>
-        </w:r>
-      </w:ins>
+      <w:r>
+        <w:t>n</w:t>
+      </w:r>
       <w:r>
         <w:t xml:space="preserve">eedle </w:t>
       </w:r>
-      <w:del w:id="515" w:author="tquinn" w:date="2026-05-20T21:33:00Z" w16du:dateUtc="2026-05-21T04:33:00Z">
-        <w:r>
-          <w:delText>P</w:delText>
-        </w:r>
-      </w:del>
-      <w:ins w:id="516" w:author="tquinn" w:date="2026-05-20T21:33:00Z" w16du:dateUtc="2026-05-21T04:33:00Z">
-        <w:r>
-          <w:t>p</w:t>
-        </w:r>
-      </w:ins>
+      <w:r>
+        <w:t>p</w:t>
+      </w:r>
       <w:r>
         <w:t xml:space="preserve">ines: </w:t>
       </w:r>
-      <w:ins w:id="517" w:author="tquinn" w:date="2026-05-20T21:33:00Z" w16du:dateUtc="2026-05-21T04:33:00Z">
-        <w:r>
-          <w:t>c</w:t>
-        </w:r>
-      </w:ins>
-      <w:del w:id="518" w:author="tquinn" w:date="2026-05-20T21:33:00Z" w16du:dateUtc="2026-05-21T04:33:00Z">
-        <w:r>
-          <w:delText>C</w:delText>
-        </w:r>
-      </w:del>
+      <w:r>
+        <w:t>c</w:t>
+      </w:r>
       <w:r>
         <w:t xml:space="preserve">urrent </w:t>
       </w:r>
-      <w:del w:id="519" w:author="tquinn" w:date="2026-05-20T21:33:00Z" w16du:dateUtc="2026-05-21T04:33:00Z">
-        <w:r>
-          <w:delText>T</w:delText>
-        </w:r>
-      </w:del>
-      <w:ins w:id="520" w:author="tquinn" w:date="2026-05-20T21:33:00Z" w16du:dateUtc="2026-05-21T04:33:00Z">
-        <w:r>
-          <w:t>t</w:t>
-        </w:r>
-      </w:ins>
+      <w:r>
+        <w:t>t</w:t>
+      </w:r>
       <w:r>
         <w:t xml:space="preserve">rends and </w:t>
       </w:r>
-      <w:del w:id="521" w:author="tquinn" w:date="2026-05-20T21:33:00Z" w16du:dateUtc="2026-05-21T04:33:00Z">
-        <w:r>
-          <w:delText>C</w:delText>
-        </w:r>
-      </w:del>
-      <w:ins w:id="522" w:author="tquinn" w:date="2026-05-20T21:33:00Z" w16du:dateUtc="2026-05-21T04:33:00Z">
-        <w:r>
-          <w:t>c</w:t>
-        </w:r>
-      </w:ins>
+      <w:r>
+        <w:t>c</w:t>
+      </w:r>
       <w:r>
         <w:t>hallenges.</w:t>
       </w:r>
@@ -11820,55 +10112,27 @@
       <w:r>
         <w:t xml:space="preserve">S. Kumschick. 2014. Defining the </w:t>
       </w:r>
-      <w:del w:id="523" w:author="tquinn" w:date="2026-05-20T21:32:00Z" w16du:dateUtc="2026-05-21T04:32:00Z">
-        <w:r>
-          <w:delText>I</w:delText>
-        </w:r>
-      </w:del>
-      <w:ins w:id="524" w:author="tquinn" w:date="2026-05-20T21:32:00Z" w16du:dateUtc="2026-05-21T04:32:00Z">
-        <w:r>
-          <w:t>i</w:t>
-        </w:r>
-      </w:ins>
+      <w:r>
+        <w:t>i</w:t>
+      </w:r>
       <w:r>
         <w:t xml:space="preserve">mpact of </w:t>
       </w:r>
-      <w:del w:id="525" w:author="tquinn" w:date="2026-05-20T21:32:00Z" w16du:dateUtc="2026-05-21T04:32:00Z">
-        <w:r>
-          <w:delText>N</w:delText>
-        </w:r>
-      </w:del>
-      <w:ins w:id="526" w:author="tquinn" w:date="2026-05-20T21:32:00Z" w16du:dateUtc="2026-05-21T04:32:00Z">
-        <w:r>
-          <w:t>n</w:t>
-        </w:r>
-      </w:ins>
+      <w:r>
+        <w:t>n</w:t>
+      </w:r>
       <w:r>
         <w:t>on-</w:t>
       </w:r>
-      <w:del w:id="527" w:author="tquinn" w:date="2026-05-20T21:32:00Z" w16du:dateUtc="2026-05-21T04:32:00Z">
-        <w:r>
-          <w:delText>N</w:delText>
-        </w:r>
-      </w:del>
-      <w:ins w:id="528" w:author="tquinn" w:date="2026-05-20T21:32:00Z" w16du:dateUtc="2026-05-21T04:32:00Z">
-        <w:r>
-          <w:t>n</w:t>
-        </w:r>
-      </w:ins>
+      <w:r>
+        <w:t>n</w:t>
+      </w:r>
       <w:r>
         <w:t xml:space="preserve">ative </w:t>
       </w:r>
-      <w:del w:id="529" w:author="tquinn" w:date="2026-05-20T21:32:00Z" w16du:dateUtc="2026-05-21T04:32:00Z">
-        <w:r>
-          <w:delText>S</w:delText>
-        </w:r>
-      </w:del>
-      <w:ins w:id="530" w:author="tquinn" w:date="2026-05-20T21:32:00Z" w16du:dateUtc="2026-05-21T04:32:00Z">
-        <w:r>
-          <w:t>s</w:t>
-        </w:r>
-      </w:ins>
+      <w:r>
+        <w:t>s</w:t>
+      </w:r>
       <w:r>
         <w:t xml:space="preserve">pecies. </w:t>
       </w:r>
@@ -11916,68 +10180,33 @@
       <w:r>
         <w:t xml:space="preserve">Lemoine, N. P., D. E. Burkepile, and J. D. Parker. 2016. Quantifying </w:t>
       </w:r>
-      <w:del w:id="531" w:author="tquinn" w:date="2026-05-20T21:31:00Z" w16du:dateUtc="2026-05-21T04:31:00Z">
-        <w:r>
-          <w:delText>D</w:delText>
-        </w:r>
-      </w:del>
-      <w:ins w:id="532" w:author="tquinn" w:date="2026-05-20T21:31:00Z" w16du:dateUtc="2026-05-21T04:31:00Z">
-        <w:r>
-          <w:t>d</w:t>
-        </w:r>
-      </w:ins>
+      <w:r>
+        <w:t>d</w:t>
+      </w:r>
       <w:r>
         <w:t xml:space="preserve">ifferences </w:t>
       </w:r>
-      <w:del w:id="533" w:author="tquinn" w:date="2026-05-20T21:31:00Z" w16du:dateUtc="2026-05-21T04:31:00Z">
-        <w:r>
-          <w:delText>B</w:delText>
-        </w:r>
-      </w:del>
-      <w:ins w:id="534" w:author="tquinn" w:date="2026-05-20T21:31:00Z" w16du:dateUtc="2026-05-21T04:31:00Z">
-        <w:r>
-          <w:t>b</w:t>
-        </w:r>
-      </w:ins>
+      <w:r>
+        <w:t>b</w:t>
+      </w:r>
       <w:r>
         <w:t xml:space="preserve">etween </w:t>
       </w:r>
-      <w:del w:id="535" w:author="tquinn" w:date="2026-05-20T21:31:00Z" w16du:dateUtc="2026-05-21T04:31:00Z">
-        <w:r>
-          <w:delText>N</w:delText>
-        </w:r>
-      </w:del>
-      <w:ins w:id="536" w:author="tquinn" w:date="2026-05-20T21:31:00Z" w16du:dateUtc="2026-05-21T04:31:00Z">
-        <w:r>
-          <w:t>n</w:t>
-        </w:r>
-      </w:ins>
+      <w:r>
+        <w:t>n</w:t>
+      </w:r>
       <w:r>
         <w:t xml:space="preserve">ative and </w:t>
       </w:r>
-      <w:del w:id="537" w:author="tquinn" w:date="2026-05-20T21:31:00Z" w16du:dateUtc="2026-05-21T04:31:00Z">
-        <w:r>
-          <w:delText>I</w:delText>
-        </w:r>
-      </w:del>
-      <w:ins w:id="538" w:author="tquinn" w:date="2026-05-20T21:31:00Z" w16du:dateUtc="2026-05-21T04:31:00Z">
-        <w:r>
-          <w:t>i</w:t>
-        </w:r>
-      </w:ins>
+      <w:r>
+        <w:t>i</w:t>
+      </w:r>
       <w:r>
         <w:t xml:space="preserve">ntroduced </w:t>
       </w:r>
-      <w:del w:id="539" w:author="tquinn" w:date="2026-05-20T21:32:00Z" w16du:dateUtc="2026-05-21T04:32:00Z">
-        <w:r>
-          <w:delText>S</w:delText>
-        </w:r>
-      </w:del>
-      <w:ins w:id="540" w:author="tquinn" w:date="2026-05-20T21:32:00Z" w16du:dateUtc="2026-05-21T04:32:00Z">
-        <w:r>
-          <w:t>s</w:t>
-        </w:r>
-      </w:ins>
+      <w:r>
+        <w:t>s</w:t>
+      </w:r>
       <w:r>
         <w:t xml:space="preserve">pecies. </w:t>
       </w:r>
@@ -12061,81 +10290,39 @@
       <w:r>
         <w:t xml:space="preserve"> R. C. Francis. A Pacific </w:t>
       </w:r>
-      <w:del w:id="541" w:author="tquinn" w:date="2026-05-20T21:31:00Z" w16du:dateUtc="2026-05-21T04:31:00Z">
-        <w:r>
-          <w:delText>I</w:delText>
-        </w:r>
-      </w:del>
-      <w:ins w:id="542" w:author="tquinn" w:date="2026-05-20T21:31:00Z" w16du:dateUtc="2026-05-21T04:31:00Z">
-        <w:r>
-          <w:t>i</w:t>
-        </w:r>
-      </w:ins>
+      <w:r>
+        <w:t>i</w:t>
+      </w:r>
       <w:r>
         <w:t xml:space="preserve">nterdecadal </w:t>
       </w:r>
-      <w:del w:id="543" w:author="tquinn" w:date="2026-05-20T21:31:00Z" w16du:dateUtc="2026-05-21T04:31:00Z">
-        <w:r>
-          <w:delText>C</w:delText>
-        </w:r>
-      </w:del>
-      <w:ins w:id="544" w:author="tquinn" w:date="2026-05-20T21:31:00Z" w16du:dateUtc="2026-05-21T04:31:00Z">
-        <w:r>
-          <w:t>c</w:t>
-        </w:r>
-      </w:ins>
+      <w:r>
+        <w:t>c</w:t>
+      </w:r>
       <w:r>
         <w:t xml:space="preserve">limate </w:t>
       </w:r>
-      <w:del w:id="545" w:author="tquinn" w:date="2026-05-20T21:31:00Z" w16du:dateUtc="2026-05-21T04:31:00Z">
-        <w:r>
-          <w:delText>O</w:delText>
-        </w:r>
-      </w:del>
-      <w:ins w:id="546" w:author="tquinn" w:date="2026-05-20T21:31:00Z" w16du:dateUtc="2026-05-21T04:31:00Z">
-        <w:r>
-          <w:t>o</w:t>
-        </w:r>
-      </w:ins>
+      <w:r>
+        <w:t>o</w:t>
+      </w:r>
       <w:r>
         <w:t xml:space="preserve">scillation with </w:t>
       </w:r>
-      <w:del w:id="547" w:author="tquinn" w:date="2026-05-20T21:31:00Z" w16du:dateUtc="2026-05-21T04:31:00Z">
-        <w:r>
-          <w:delText>I</w:delText>
-        </w:r>
-      </w:del>
-      <w:ins w:id="548" w:author="tquinn" w:date="2026-05-20T21:31:00Z" w16du:dateUtc="2026-05-21T04:31:00Z">
-        <w:r>
-          <w:t>i</w:t>
-        </w:r>
-      </w:ins>
+      <w:r>
+        <w:t>i</w:t>
+      </w:r>
       <w:r>
         <w:t xml:space="preserve">mpacts on </w:t>
       </w:r>
-      <w:del w:id="549" w:author="tquinn" w:date="2026-05-20T21:31:00Z" w16du:dateUtc="2026-05-21T04:31:00Z">
-        <w:r>
-          <w:delText>S</w:delText>
-        </w:r>
-      </w:del>
-      <w:ins w:id="550" w:author="tquinn" w:date="2026-05-20T21:31:00Z" w16du:dateUtc="2026-05-21T04:31:00Z">
-        <w:r>
-          <w:t>s</w:t>
-        </w:r>
-      </w:ins>
+      <w:r>
+        <w:t>s</w:t>
+      </w:r>
       <w:r>
         <w:t xml:space="preserve">almon </w:t>
       </w:r>
-      <w:del w:id="551" w:author="tquinn" w:date="2026-05-20T21:31:00Z" w16du:dateUtc="2026-05-21T04:31:00Z">
-        <w:r>
-          <w:delText>P</w:delText>
-        </w:r>
-      </w:del>
-      <w:ins w:id="552" w:author="tquinn" w:date="2026-05-20T21:31:00Z" w16du:dateUtc="2026-05-21T04:31:00Z">
-        <w:r>
-          <w:t>p</w:t>
-        </w:r>
-      </w:ins>
+      <w:r>
+        <w:t>p</w:t>
+      </w:r>
       <w:r>
         <w:t xml:space="preserve">roduction. </w:t>
       </w:r>
@@ -12237,94 +10424,45 @@
       <w:r>
         <w:t xml:space="preserve">McNeil, W. J. 1964. Redd </w:t>
       </w:r>
-      <w:del w:id="553" w:author="tquinn" w:date="2026-05-20T21:30:00Z" w16du:dateUtc="2026-05-21T04:30:00Z">
-        <w:r>
-          <w:delText>S</w:delText>
-        </w:r>
-      </w:del>
-      <w:ins w:id="554" w:author="tquinn" w:date="2026-05-20T21:30:00Z" w16du:dateUtc="2026-05-21T04:30:00Z">
-        <w:r>
-          <w:t>s</w:t>
-        </w:r>
-      </w:ins>
+      <w:r>
+        <w:t>s</w:t>
+      </w:r>
       <w:r>
         <w:t xml:space="preserve">uperimposition and </w:t>
       </w:r>
-      <w:del w:id="555" w:author="tquinn" w:date="2026-05-20T21:30:00Z" w16du:dateUtc="2026-05-21T04:30:00Z">
-        <w:r>
-          <w:delText>E</w:delText>
-        </w:r>
-      </w:del>
-      <w:ins w:id="556" w:author="tquinn" w:date="2026-05-20T21:30:00Z" w16du:dateUtc="2026-05-21T04:30:00Z">
-        <w:r>
-          <w:t>e</w:t>
-        </w:r>
-      </w:ins>
+      <w:r>
+        <w:t>e</w:t>
+      </w:r>
       <w:r>
         <w:t xml:space="preserve">gg </w:t>
       </w:r>
-      <w:ins w:id="557" w:author="tquinn" w:date="2026-05-20T21:30:00Z" w16du:dateUtc="2026-05-21T04:30:00Z">
-        <w:r>
-          <w:t>c</w:t>
-        </w:r>
-      </w:ins>
-      <w:del w:id="558" w:author="tquinn" w:date="2026-05-20T21:30:00Z" w16du:dateUtc="2026-05-21T04:30:00Z">
-        <w:r>
-          <w:delText>C</w:delText>
-        </w:r>
-      </w:del>
+      <w:r>
+        <w:t>c</w:t>
+      </w:r>
       <w:r>
         <w:t xml:space="preserve">apacity of </w:t>
       </w:r>
-      <w:del w:id="559" w:author="tquinn" w:date="2026-05-20T21:30:00Z" w16du:dateUtc="2026-05-21T04:30:00Z">
-        <w:r>
-          <w:delText>P</w:delText>
-        </w:r>
-      </w:del>
-      <w:ins w:id="560" w:author="tquinn" w:date="2026-05-20T21:30:00Z" w16du:dateUtc="2026-05-21T04:30:00Z">
-        <w:r>
-          <w:t>p</w:t>
-        </w:r>
-      </w:ins>
+      <w:r>
+        <w:t>p</w:t>
+      </w:r>
       <w:r>
         <w:t xml:space="preserve">ink </w:t>
       </w:r>
-      <w:del w:id="561" w:author="tquinn" w:date="2026-05-20T21:30:00Z" w16du:dateUtc="2026-05-21T04:30:00Z">
-        <w:r>
-          <w:delText>S</w:delText>
-        </w:r>
-      </w:del>
-      <w:ins w:id="562" w:author="tquinn" w:date="2026-05-20T21:30:00Z" w16du:dateUtc="2026-05-21T04:30:00Z">
-        <w:r>
-          <w:t>s</w:t>
-        </w:r>
-      </w:ins>
+      <w:r>
+        <w:t>s</w:t>
+      </w:r>
       <w:r>
         <w:t xml:space="preserve">almon </w:t>
       </w:r>
-      <w:del w:id="563" w:author="tquinn" w:date="2026-05-20T21:30:00Z" w16du:dateUtc="2026-05-21T04:30:00Z">
-        <w:r>
-          <w:delText>S</w:delText>
-        </w:r>
-      </w:del>
-      <w:ins w:id="564" w:author="tquinn" w:date="2026-05-20T21:30:00Z" w16du:dateUtc="2026-05-21T04:30:00Z">
-        <w:r>
-          <w:t>s</w:t>
-        </w:r>
-      </w:ins>
+      <w:r>
+        <w:t>s</w:t>
+      </w:r>
       <w:r>
         <w:t xml:space="preserve">pawning </w:t>
       </w:r>
-      <w:del w:id="565" w:author="tquinn" w:date="2026-05-20T21:30:00Z" w16du:dateUtc="2026-05-21T04:30:00Z">
-        <w:r>
-          <w:delText>B</w:delText>
-        </w:r>
-      </w:del>
-      <w:ins w:id="566" w:author="tquinn" w:date="2026-05-20T21:30:00Z" w16du:dateUtc="2026-05-21T04:30:00Z">
-        <w:r>
-          <w:t>b</w:t>
-        </w:r>
-      </w:ins>
+      <w:r>
+        <w:t>b</w:t>
+      </w:r>
       <w:r>
         <w:t xml:space="preserve">eds. </w:t>
       </w:r>
@@ -12402,38 +10540,26 @@
       <w:pPr>
         <w:spacing w:line="240" w:lineRule="auto"/>
         <w:ind w:left="720" w:hanging="720"/>
-        <w:rPr>
-          <w:ins w:id="567" w:author="tquinn" w:date="2026-05-20T21:22:00Z"/>
-        </w:rPr>
-      </w:pPr>
-      <w:ins w:id="568" w:author="tquinn" w:date="2026-05-20T21:22:00Z">
-        <w:r>
-          <w:t xml:space="preserve">Murphy, M. L., 1985. Die-offs of pre-spawn adult pink </w:t>
-        </w:r>
-      </w:ins>
-      <w:ins w:id="569" w:author="tquinn" w:date="2026-05-20T21:22:00Z" w16du:dateUtc="2026-05-21T04:22:00Z">
-        <w:r>
-          <w:t>s</w:t>
-        </w:r>
-      </w:ins>
-      <w:ins w:id="570" w:author="tquinn" w:date="2026-05-20T21:22:00Z">
-        <w:r>
-          <w:t xml:space="preserve">almon and chum salmon in southeastern Alaska. </w:t>
-        </w:r>
-        <w:r>
-          <w:rPr>
-            <w:i/>
-            <w:iCs/>
-            <w:rPrChange w:id="571" w:author="tquinn" w:date="2026-05-20T21:22:00Z" w16du:dateUtc="2026-05-21T04:22:00Z">
-              <w:rPr/>
-            </w:rPrChange>
-          </w:rPr>
-          <w:t>North American Journal of Fisheries Management</w:t>
-        </w:r>
-        <w:r>
-          <w:t xml:space="preserve"> 5:302–308.</w:t>
-        </w:r>
-      </w:ins>
+      </w:pPr>
+      <w:r>
+        <w:t xml:space="preserve">Murphy, M. L., 1985. Die-offs of pre-spawn adult pink </w:t>
+      </w:r>
+      <w:r>
+        <w:t>s</w:t>
+      </w:r>
+      <w:r>
+        <w:t xml:space="preserve">almon and chum salmon in southeastern Alaska. </w:t>
+      </w:r>
+      <w:r>
+        <w:rPr>
+          <w:i/>
+          <w:iCs/>
+        </w:rPr>
+        <w:t>North American Journal of Fisheries Management</w:t>
+      </w:r>
+      <w:r>
+        <w:t xml:space="preserve"> 5:302–308.</w:t>
+      </w:r>
     </w:p>
     <w:p>
       <w:pPr>
@@ -12574,55 +10700,27 @@
       <w:r>
         <w:t xml:space="preserve">and J. R. Irvine. 2018. Numbers and </w:t>
       </w:r>
-      <w:del w:id="572" w:author="tquinn" w:date="2026-05-20T21:29:00Z" w16du:dateUtc="2026-05-21T04:29:00Z">
-        <w:r>
-          <w:delText>B</w:delText>
-        </w:r>
-      </w:del>
-      <w:ins w:id="573" w:author="tquinn" w:date="2026-05-20T21:29:00Z" w16du:dateUtc="2026-05-21T04:29:00Z">
-        <w:r>
-          <w:t>b</w:t>
-        </w:r>
-      </w:ins>
+      <w:r>
+        <w:t>b</w:t>
+      </w:r>
       <w:r>
         <w:t xml:space="preserve">iomass of </w:t>
       </w:r>
-      <w:del w:id="574" w:author="tquinn" w:date="2026-05-20T21:29:00Z" w16du:dateUtc="2026-05-21T04:29:00Z">
-        <w:r>
-          <w:delText>N</w:delText>
-        </w:r>
-      </w:del>
-      <w:ins w:id="575" w:author="tquinn" w:date="2026-05-20T21:29:00Z" w16du:dateUtc="2026-05-21T04:29:00Z">
-        <w:r>
-          <w:t>n</w:t>
-        </w:r>
-      </w:ins>
+      <w:r>
+        <w:t>n</w:t>
+      </w:r>
       <w:r>
         <w:t xml:space="preserve">atural- and </w:t>
       </w:r>
-      <w:del w:id="576" w:author="tquinn" w:date="2026-05-20T21:29:00Z" w16du:dateUtc="2026-05-21T04:29:00Z">
-        <w:r>
-          <w:delText>H</w:delText>
-        </w:r>
-      </w:del>
-      <w:ins w:id="577" w:author="tquinn" w:date="2026-05-20T21:29:00Z" w16du:dateUtc="2026-05-21T04:29:00Z">
-        <w:r>
-          <w:t>h</w:t>
-        </w:r>
-      </w:ins>
+      <w:r>
+        <w:t>h</w:t>
+      </w:r>
       <w:r>
         <w:t>atchery-</w:t>
       </w:r>
-      <w:del w:id="578" w:author="tquinn" w:date="2026-05-20T21:29:00Z" w16du:dateUtc="2026-05-21T04:29:00Z">
-        <w:r>
-          <w:delText>O</w:delText>
-        </w:r>
-      </w:del>
-      <w:ins w:id="579" w:author="tquinn" w:date="2026-05-20T21:29:00Z" w16du:dateUtc="2026-05-21T04:29:00Z">
-        <w:r>
-          <w:t>o</w:t>
-        </w:r>
-      </w:ins>
+      <w:r>
+        <w:t>o</w:t>
+      </w:r>
       <w:r>
         <w:t xml:space="preserve">rigin Pink Salmon, Chum Salmon, and Sockeye Salmon in the North Pacific Ocean, 1925-2015. </w:t>
       </w:r>
@@ -12667,11 +10765,6 @@
       <w:r>
         <w:t xml:space="preserve"> and</w:t>
       </w:r>
-      <w:del w:id="580" w:author="tquinn" w:date="2026-05-20T21:27:00Z" w16du:dateUtc="2026-05-21T04:27:00Z">
-        <w:r>
-          <w:delText xml:space="preserve"> </w:delText>
-        </w:r>
-      </w:del>
       <w:r>
         <w:t xml:space="preserve"> D. W. Goodman. 2021. Mountain pine beetle: an example of a climate-driven eruptive insect impacting conifer forest ecosystems. </w:t>
       </w:r>
@@ -12700,11 +10793,9 @@
       <w:r>
         <w:t>R. W. Carmichael. 2015. Analyzing large-scale conservation interventions with Bayesian hierarchical models: a case study of supplementing threate</w:t>
       </w:r>
-      <w:ins w:id="581" w:author="tquinn" w:date="2026-05-20T21:27:00Z" w16du:dateUtc="2026-05-21T04:27:00Z">
-        <w:r>
-          <w:t>ne</w:t>
-        </w:r>
-      </w:ins>
+      <w:r>
+        <w:t>ne</w:t>
+      </w:r>
       <w:r>
         <w:t xml:space="preserve">d Pacific salmon. </w:t>
       </w:r>
@@ -12800,24 +10891,18 @@
       <w:r>
         <w:t>12</w:t>
       </w:r>
-      <w:ins w:id="582" w:author="tquinn" w:date="2026-05-20T21:27:00Z" w16du:dateUtc="2026-05-21T04:27:00Z">
-        <w:r>
-          <w:t xml:space="preserve"> </w:t>
-        </w:r>
-      </w:ins>
+      <w:r>
+        <w:t xml:space="preserve"> </w:t>
+      </w:r>
       <w:r>
         <w:t>pp.</w:t>
       </w:r>
-      <w:ins w:id="583" w:author="tquinn" w:date="2026-05-20T21:27:00Z" w16du:dateUtc="2026-05-21T04:27:00Z">
-        <w:r>
-          <w:t xml:space="preserve"> </w:t>
-        </w:r>
-      </w:ins>
-      <w:ins w:id="584" w:author="tquinn" w:date="2026-05-20T21:27:00Z">
-        <w:r>
-          <w:t>doi.org/10.1016/j.scitotenv.2023.165247</w:t>
-        </w:r>
-      </w:ins>
+      <w:r>
+        <w:t xml:space="preserve"> </w:t>
+      </w:r>
+      <w:r>
+        <w:t>doi.org/10.1016/j.scitotenv.2023.165247</w:t>
+      </w:r>
     </w:p>
     <w:p>
       <w:pPr>
@@ -12928,11 +11013,9 @@
       <w:r>
         <w:t>Sustainable Fisheries Managem</w:t>
       </w:r>
-      <w:ins w:id="585" w:author="tquinn" w:date="2026-05-20T21:30:00Z" w16du:dateUtc="2026-05-21T04:30:00Z">
-        <w:r>
-          <w:t>e</w:t>
-        </w:r>
-      </w:ins>
+      <w:r>
+        <w:t>e</w:t>
+      </w:r>
       <w:r>
         <w:t>nt – Pacific Salmon,</w:t>
       </w:r>
@@ -12954,7 +11037,7 @@
 
 <file path=word/comments.xml><?xml version="1.0" encoding="utf-8"?>
 <w:comments xmlns:wpc="http://schemas.microsoft.com/office/word/2010/wordprocessingCanvas" xmlns:cx="http://schemas.microsoft.com/office/drawing/2014/chartex" xmlns:cx1="http://schemas.microsoft.com/office/drawing/2015/9/8/chartex" xmlns:cx2="http://schemas.microsoft.com/office/drawing/2015/10/21/chartex" xmlns:cx3="http://schemas.microsoft.com/office/drawing/2016/5/9/chartex" xmlns:cx4="http://schemas.microsoft.com/office/drawing/2016/5/10/chartex" xmlns:cx5="http://schemas.microsoft.com/office/drawing/2016/5/11/chartex" xmlns:cx6="http://schemas.microsoft.com/office/drawing/2016/5/12/chartex" xmlns:cx7="http://schemas.microsoft.com/office/drawing/2016/5/13/chartex" xmlns:cx8="http://schemas.microsoft.com/office/drawing/2016/5/14/chartex" xmlns:mc="http://schemas.openxmlformats.org/markup-compatibility/2006" xmlns:aink="http://schemas.microsoft.com/office/drawing/2016/ink" xmlns:am3d="http://schemas.microsoft.com/office/drawing/2017/model3d" xmlns:o="urn:schemas-microsoft-com:office:office" xmlns:oel="http://schemas.microsoft.com/office/2019/extlst" xmlns:r="http://schemas.openxmlformats.org/officeDocument/2006/relationships" xmlns:m="http://schemas.openxmlformats.org/officeDocument/2006/math" xmlns:v="urn:schemas-microsoft-com:vml" xmlns:wp14="http://schemas.microsoft.com/office/word/2010/wordprocessingDrawing" xmlns:wp="http://schemas.openxmlformats.org/drawingml/2006/wordprocessingDrawing" xmlns:w10="urn:schemas-microsoft-com:office:word" xmlns:w="http://schemas.openxmlformats.org/wordprocessingml/2006/main" xmlns:w14="http://schemas.microsoft.com/office/word/2010/wordml" xmlns:w15="http://schemas.microsoft.com/office/word/2012/wordml" xmlns:w16cex="http://schemas.microsoft.com/office/word/2018/wordml/cex" xmlns:w16cid="http://schemas.microsoft.com/office/word/2016/wordml/cid" xmlns:w16="http://schemas.microsoft.com/office/word/2018/wordml" xmlns:w16du="http://schemas.microsoft.com/office/word/2023/wordml/word16du" xmlns:w16sdtdh="http://schemas.microsoft.com/office/word/2020/wordml/sdtdatahash" xmlns:w16sdtfl="http://schemas.microsoft.com/office/word/2024/wordml/sdtformatlock" xmlns:w16se="http://schemas.microsoft.com/office/word/2015/wordml/symex" xmlns:wpg="http://schemas.microsoft.com/office/word/2010/wordprocessingGroup" xmlns:wpi="http://schemas.microsoft.com/office/word/2010/wordprocessingInk" xmlns:wne="http://schemas.microsoft.com/office/word/2006/wordml" xmlns:wps="http://schemas.microsoft.com/office/word/2010/wordprocessingShape" mc:Ignorable="w14 w15 w16se w16cid w16 w16cex w16sdtdh w16sdtfl w16du wp14">
-  <w:comment w:id="119" w:author="tquinn" w:date="2026-05-20T21:23:00Z" w:initials="-t">
+  <w:comment w:id="9" w:author="tquinn" w:date="2026-05-20T21:23:00Z" w:initials="-t">
     <w:p>
       <w:pPr>
         <w:pStyle w:val="CommentText"/>
@@ -13288,9 +11371,6 @@
 <w15:people xmlns:wpc="http://schemas.microsoft.com/office/word/2010/wordprocessingCanvas" xmlns:cx="http://schemas.microsoft.com/office/drawing/2014/chartex" xmlns:cx1="http://schemas.microsoft.com/office/drawing/2015/9/8/chartex" xmlns:cx2="http://schemas.microsoft.com/office/drawing/2015/10/21/chartex" xmlns:cx3="http://schemas.microsoft.com/office/drawing/2016/5/9/chartex" xmlns:cx4="http://schemas.microsoft.com/office/drawing/2016/5/10/chartex" xmlns:cx5="http://schemas.microsoft.com/office/drawing/2016/5/11/chartex" xmlns:cx6="http://schemas.microsoft.com/office/drawing/2016/5/12/chartex" xmlns:cx7="http://schemas.microsoft.com/office/drawing/2016/5/13/chartex" xmlns:cx8="http://schemas.microsoft.com/office/drawing/2016/5/14/chartex" xmlns:mc="http://schemas.openxmlformats.org/markup-compatibility/2006" xmlns:aink="http://schemas.microsoft.com/office/drawing/2016/ink" xmlns:am3d="http://schemas.microsoft.com/office/drawing/2017/model3d" xmlns:o="urn:schemas-microsoft-com:office:office" xmlns:oel="http://schemas.microsoft.com/office/2019/extlst" xmlns:r="http://schemas.openxmlformats.org/officeDocument/2006/relationships" xmlns:m="http://schemas.openxmlformats.org/officeDocument/2006/math" xmlns:v="urn:schemas-microsoft-com:vml" xmlns:wp14="http://schemas.microsoft.com/office/word/2010/wordprocessingDrawing" xmlns:wp="http://schemas.openxmlformats.org/drawingml/2006/wordprocessingDrawing" xmlns:w10="urn:schemas-microsoft-com:office:word" xmlns:w="http://schemas.openxmlformats.org/wordprocessingml/2006/main" xmlns:w14="http://schemas.microsoft.com/office/word/2010/wordml" xmlns:w15="http://schemas.microsoft.com/office/word/2012/wordml" xmlns:w16cex="http://schemas.microsoft.com/office/word/2018/wordml/cex" xmlns:w16cid="http://schemas.microsoft.com/office/word/2016/wordml/cid" xmlns:w16="http://schemas.microsoft.com/office/word/2018/wordml" xmlns:w16du="http://schemas.microsoft.com/office/word/2023/wordml/word16du" xmlns:w16sdtdh="http://schemas.microsoft.com/office/word/2020/wordml/sdtdatahash" xmlns:w16sdtfl="http://schemas.microsoft.com/office/word/2024/wordml/sdtformatlock" xmlns:w16se="http://schemas.microsoft.com/office/word/2015/wordml/symex" xmlns:wpg="http://schemas.microsoft.com/office/word/2010/wordprocessingGroup" xmlns:wpi="http://schemas.microsoft.com/office/word/2010/wordprocessingInk" xmlns:wne="http://schemas.microsoft.com/office/word/2006/wordml" xmlns:wps="http://schemas.microsoft.com/office/word/2010/wordprocessingShape" mc:Ignorable="w14 w15 w16se w16cid w16 w16cex w16sdtdh w16sdtfl w16du wp14">
   <w15:person w15:author="tquinn">
     <w15:presenceInfo w15:providerId="AD" w15:userId="S::tquinn@uw.edu::ee529a76-8161-4736-8a8f-a36503551b67"/>
-  </w15:person>
-  <w15:person w15:author="Brian E McGreal">
-    <w15:presenceInfo w15:providerId="AD" w15:userId="S::bmcgreal@uw.edu::500ccbb3-e957-4a38-850c-c0c2fd4a68d5"/>
   </w15:person>
 </w15:people>
 </file>

--- a/output/writing/DissertationChapter/mcgrealCh1_draft3DD_TQ 20 May 2026.docx
+++ b/output/writing/DissertationChapter/mcgrealCh1_draft3DD_TQ 20 May 2026.docx
@@ -853,38 +853,19 @@
         <w:t xml:space="preserve">United States </w:t>
       </w:r>
       <w:r>
-        <w:t>National Park Service (NPS) has operated under a mandate to preserve the resources under their stewardship such that they represent ‘vignettes of primitive America’.</w:t>
-      </w:r>
-      <w:ins w:id="1" w:author="tquinn" w:date="2026-05-20T12:43:00Z" w16du:dateUtc="2026-05-20T19:43:00Z">
-        <w:r>
-          <w:t xml:space="preserve"> </w:t>
-        </w:r>
-        <w:r>
-          <w:rPr>
-            <w:highlight w:val="yellow"/>
-            <w:rPrChange w:id="2" w:author="tquinn" w:date="2026-05-20T12:44:00Z" w16du:dateUtc="2026-05-20T19:44:00Z">
-              <w:rPr/>
-            </w:rPrChange>
-          </w:rPr>
-          <w:t>[Is this a direct quote, and if so,</w:t>
-        </w:r>
-      </w:ins>
-      <w:ins w:id="3" w:author="tquinn" w:date="2026-05-20T12:44:00Z" w16du:dateUtc="2026-05-20T19:44:00Z">
-        <w:r>
-          <w:rPr>
-            <w:highlight w:val="yellow"/>
-            <w:rPrChange w:id="4" w:author="tquinn" w:date="2026-05-20T12:44:00Z" w16du:dateUtc="2026-05-20T19:44:00Z">
-              <w:rPr/>
-            </w:rPrChange>
-          </w:rPr>
-          <w:t xml:space="preserve"> from where</w:t>
-        </w:r>
-        <w:r>
-          <w:t>?]</w:t>
-        </w:r>
-      </w:ins>
-      <w:r>
-        <w:t xml:space="preserve">  For natural resources, particularly those that vary in space and time, the management target has </w:t>
+        <w:t xml:space="preserve">National Park Service (NPS) has operated under a </w:t>
+      </w:r>
+      <w:r>
+        <w:t>mandate to “steward NPS resources for continuous change that is not yet fully understood, in order to preserve ecological integrity and cultural and historical authenticity…” (</w:t>
+      </w:r>
+      <w:r>
+        <w:t>Colwell et al.</w:t>
+      </w:r>
+      <w:r>
+        <w:t xml:space="preserve"> 2012). </w:t>
+      </w:r>
+      <w:r>
+        <w:t xml:space="preserve">For natural resources, particularly those that vary in space and time, the management target has </w:t>
       </w:r>
       <w:r>
         <w:t xml:space="preserve">historically </w:t>
@@ -1119,7 +1100,7 @@
         </w:rPr>
         <w:t>, Cháas’</w:t>
       </w:r>
-      <w:ins w:id="5" w:author="tquinn" w:date="2026-05-20T13:13:00Z" w16du:dateUtc="2026-05-20T20:13:00Z">
+      <w:ins w:id="1" w:author="tquinn" w:date="2026-05-20T13:13:00Z" w16du:dateUtc="2026-05-20T20:13:00Z">
         <w:r>
           <w:rPr>
             <w:rFonts w:cstheme="minorHAnsi"/>
@@ -1134,7 +1115,7 @@
             <w:color w:val="202122"/>
             <w:highlight w:val="yellow"/>
             <w:shd w:val="clear" w:color="auto" w:fill="FFFFFF"/>
-            <w:rPrChange w:id="6" w:author="tquinn" w:date="2026-05-20T13:14:00Z" w16du:dateUtc="2026-05-20T20:14:00Z">
+            <w:rPrChange w:id="2" w:author="tquinn" w:date="2026-05-20T13:14:00Z" w16du:dateUtc="2026-05-20T20:14:00Z">
               <w:rPr>
                 <w:rFonts w:cstheme="minorHAnsi"/>
                 <w:color w:val="202122"/>
@@ -1145,14 +1126,14 @@
           <w:t xml:space="preserve">in what language? We need to be careful and </w:t>
         </w:r>
       </w:ins>
-      <w:ins w:id="7" w:author="tquinn" w:date="2026-05-20T13:14:00Z" w16du:dateUtc="2026-05-20T20:14:00Z">
+      <w:ins w:id="3" w:author="tquinn" w:date="2026-05-20T13:14:00Z" w16du:dateUtc="2026-05-20T20:14:00Z">
         <w:r>
           <w:rPr>
             <w:rFonts w:cstheme="minorHAnsi"/>
             <w:color w:val="202122"/>
             <w:highlight w:val="yellow"/>
             <w:shd w:val="clear" w:color="auto" w:fill="FFFFFF"/>
-            <w:rPrChange w:id="8" w:author="tquinn" w:date="2026-05-20T13:14:00Z" w16du:dateUtc="2026-05-20T20:14:00Z">
+            <w:rPrChange w:id="4" w:author="tquinn" w:date="2026-05-20T13:14:00Z" w16du:dateUtc="2026-05-20T20:14:00Z">
               <w:rPr>
                 <w:rFonts w:cstheme="minorHAnsi"/>
                 <w:color w:val="202122"/>
@@ -1816,18 +1797,18 @@
       <w:r>
         <w:t xml:space="preserve">Sergeant et al. 2023). </w:t>
       </w:r>
-      <w:commentRangeStart w:id="9"/>
+      <w:commentRangeStart w:id="5"/>
       <w:r>
         <w:t>In</w:t>
       </w:r>
-      <w:commentRangeEnd w:id="9"/>
+      <w:commentRangeEnd w:id="5"/>
       <w:r>
         <w:rPr>
           <w:rStyle w:val="CommentReference"/>
           <w:sz w:val="24"/>
           <w:szCs w:val="24"/>
         </w:rPr>
-        <w:commentReference w:id="9"/>
+        <w:commentReference w:id="5"/>
       </w:r>
       <w:r>
         <w:t xml:space="preserve"> stream systems free of hatchery influence, there are natural regulators (density dependence) that bring the population back into balance when the number of returning spawners exceeds a stream’s carrying capacity. For example, at very high densities, females arriving later in a spawning season dig up nests (redds) made by early arriving females, so the stream has a natural limit to production (McNeil 1964). Hypoxia events are also not limited to stream systems in which natural abundances are supplemented by hatchery strays. High salmon densities </w:t>
@@ -2071,7 +2052,7 @@
       <w:r>
         <w:t xml:space="preserve"> </w:t>
       </w:r>
-      <w:del w:id="10" w:author="tquinn" w:date="2026-05-20T21:41:00Z" w16du:dateUtc="2026-05-21T04:41:00Z">
+      <w:del w:id="6" w:author="tquinn" w:date="2026-05-20T21:41:00Z" w16du:dateUtc="2026-05-21T04:41:00Z">
         <w:r>
           <w:delText>While</w:delText>
         </w:r>
@@ -2411,7 +2392,7 @@
       <w:pPr>
         <w:spacing w:after="0" w:line="480" w:lineRule="auto"/>
         <w:rPr>
-          <w:ins w:id="11" w:author="tquinn" w:date="2026-05-20T21:58:00Z" w16du:dateUtc="2026-05-21T04:58:00Z"/>
+          <w:ins w:id="7" w:author="tquinn" w:date="2026-05-20T21:58:00Z" w16du:dateUtc="2026-05-21T04:58:00Z"/>
         </w:rPr>
       </w:pPr>
       <w:r>
@@ -2436,25 +2417,25 @@
       <w:r>
         <w:t xml:space="preserve"> natural range of variation, then it follows that a model which specifies estimates Indian River abundance as separate from that of the wider region would fit the observed data significantly better than a model which estimates pink salmon abundance throughout the region and does not allow for the Indian River to be treated as separate</w:t>
       </w:r>
-      <w:ins w:id="12" w:author="tquinn" w:date="2026-05-20T21:57:00Z" w16du:dateUtc="2026-05-21T04:57:00Z">
+      <w:ins w:id="8" w:author="tquinn" w:date="2026-05-20T21:57:00Z" w16du:dateUtc="2026-05-21T04:57:00Z">
         <w:r>
           <w:t xml:space="preserve"> [</w:t>
         </w:r>
         <w:r>
           <w:rPr>
             <w:highlight w:val="yellow"/>
-            <w:rPrChange w:id="13" w:author="tquinn" w:date="2026-05-20T21:58:00Z" w16du:dateUtc="2026-05-21T04:58:00Z">
+            <w:rPrChange w:id="9" w:author="tquinn" w:date="2026-05-20T21:58:00Z" w16du:dateUtc="2026-05-21T04:58:00Z">
               <w:rPr/>
             </w:rPrChange>
           </w:rPr>
           <w:t>This seems like a very complicated and lengthy way to say this. The Introduction is rather long and I think cons</w:t>
         </w:r>
       </w:ins>
-      <w:ins w:id="14" w:author="tquinn" w:date="2026-05-20T21:58:00Z" w16du:dateUtc="2026-05-21T04:58:00Z">
+      <w:ins w:id="10" w:author="tquinn" w:date="2026-05-20T21:58:00Z" w16du:dateUtc="2026-05-21T04:58:00Z">
         <w:r>
           <w:rPr>
             <w:highlight w:val="yellow"/>
-            <w:rPrChange w:id="15" w:author="tquinn" w:date="2026-05-20T21:58:00Z" w16du:dateUtc="2026-05-21T04:58:00Z">
+            <w:rPrChange w:id="11" w:author="tquinn" w:date="2026-05-20T21:58:00Z" w16du:dateUtc="2026-05-21T04:58:00Z">
               <w:rPr/>
             </w:rPrChange>
           </w:rPr>
@@ -2472,7 +2453,7 @@
       <w:pPr>
         <w:spacing w:after="0" w:line="480" w:lineRule="auto"/>
         <w:rPr>
-          <w:ins w:id="16" w:author="tquinn" w:date="2026-05-20T21:58:00Z" w16du:dateUtc="2026-05-21T04:58:00Z"/>
+          <w:ins w:id="12" w:author="tquinn" w:date="2026-05-20T21:58:00Z" w16du:dateUtc="2026-05-21T04:58:00Z"/>
         </w:rPr>
       </w:pPr>
     </w:p>
@@ -2480,22 +2461,22 @@
       <w:pPr>
         <w:spacing w:after="0" w:line="480" w:lineRule="auto"/>
       </w:pPr>
-      <w:ins w:id="17" w:author="tquinn" w:date="2026-05-20T21:58:00Z" w16du:dateUtc="2026-05-21T04:58:00Z">
+      <w:ins w:id="13" w:author="tquinn" w:date="2026-05-20T21:58:00Z" w16du:dateUtc="2026-05-21T04:58:00Z">
         <w:r>
           <w:rPr>
             <w:highlight w:val="yellow"/>
-            <w:rPrChange w:id="18" w:author="tquinn" w:date="2026-05-20T21:59:00Z" w16du:dateUtc="2026-05-21T04:59:00Z">
+            <w:rPrChange w:id="14" w:author="tquinn" w:date="2026-05-20T21:59:00Z" w16du:dateUtc="2026-05-21T04:59:00Z">
               <w:rPr/>
             </w:rPrChange>
           </w:rPr>
           <w:t>You nee</w:t>
         </w:r>
       </w:ins>
-      <w:ins w:id="19" w:author="tquinn" w:date="2026-05-20T21:59:00Z" w16du:dateUtc="2026-05-21T04:59:00Z">
+      <w:ins w:id="15" w:author="tquinn" w:date="2026-05-20T21:59:00Z" w16du:dateUtc="2026-05-21T04:59:00Z">
         <w:r>
           <w:rPr>
             <w:highlight w:val="yellow"/>
-            <w:rPrChange w:id="20" w:author="tquinn" w:date="2026-05-20T21:59:00Z" w16du:dateUtc="2026-05-21T04:59:00Z">
+            <w:rPrChange w:id="16" w:author="tquinn" w:date="2026-05-20T21:59:00Z" w16du:dateUtc="2026-05-21T04:59:00Z">
               <w:rPr/>
             </w:rPrChange>
           </w:rPr>
@@ -2504,18 +2485,18 @@
         <w:r>
           <w:rPr>
             <w:highlight w:val="yellow"/>
-            <w:rPrChange w:id="21" w:author="tquinn" w:date="2026-05-21T16:28:00Z" w16du:dateUtc="2026-05-21T23:28:00Z">
+            <w:rPrChange w:id="17" w:author="tquinn" w:date="2026-05-21T16:28:00Z" w16du:dateUtc="2026-05-21T23:28:00Z">
               <w:rPr/>
             </w:rPrChange>
           </w:rPr>
           <w:t>and hypotheses here or the reader will not see where this is going.</w:t>
         </w:r>
       </w:ins>
-      <w:ins w:id="22" w:author="tquinn" w:date="2026-05-21T16:28:00Z" w16du:dateUtc="2026-05-21T23:28:00Z">
+      <w:ins w:id="18" w:author="tquinn" w:date="2026-05-21T16:28:00Z" w16du:dateUtc="2026-05-21T23:28:00Z">
         <w:r>
           <w:rPr>
             <w:highlight w:val="yellow"/>
-            <w:rPrChange w:id="23" w:author="tquinn" w:date="2026-05-21T16:28:00Z" w16du:dateUtc="2026-05-21T23:28:00Z">
+            <w:rPrChange w:id="19" w:author="tquinn" w:date="2026-05-21T16:28:00Z" w16du:dateUtc="2026-05-21T23:28:00Z">
               <w:rPr/>
             </w:rPrChange>
           </w:rPr>
@@ -2696,14 +2677,14 @@
       <w:r>
         <w:t>.</w:t>
       </w:r>
-      <w:ins w:id="24" w:author="tquinn" w:date="2026-05-21T17:38:00Z" w16du:dateUtc="2026-05-22T00:38:00Z">
+      <w:ins w:id="20" w:author="tquinn" w:date="2026-05-21T17:38:00Z" w16du:dateUtc="2026-05-22T00:38:00Z">
         <w:r>
           <w:t>[</w:t>
         </w:r>
         <w:r>
           <w:rPr>
             <w:highlight w:val="yellow"/>
-            <w:rPrChange w:id="25" w:author="tquinn" w:date="2026-05-21T17:38:00Z" w16du:dateUtc="2026-05-22T00:38:00Z">
+            <w:rPrChange w:id="21" w:author="tquinn" w:date="2026-05-21T17:38:00Z" w16du:dateUtc="2026-05-22T00:38:00Z">
               <w:rPr/>
             </w:rPrChange>
           </w:rPr>
@@ -2718,7 +2699,7 @@
         <w:r>
           <w:rPr>
             <w:highlight w:val="yellow"/>
-            <w:rPrChange w:id="26" w:author="tquinn" w:date="2026-05-21T17:38:00Z" w16du:dateUtc="2026-05-22T00:38:00Z">
+            <w:rPrChange w:id="22" w:author="tquinn" w:date="2026-05-21T17:38:00Z" w16du:dateUtc="2026-05-22T00:38:00Z">
               <w:rPr/>
             </w:rPrChange>
           </w:rPr>
@@ -2819,14 +2800,14 @@
       <w:r>
         <w:t xml:space="preserve"> leverage data </w:t>
       </w:r>
-      <w:ins w:id="27" w:author="tquinn" w:date="2026-05-21T17:40:00Z" w16du:dateUtc="2026-05-22T00:40:00Z">
+      <w:ins w:id="23" w:author="tquinn" w:date="2026-05-21T17:40:00Z" w16du:dateUtc="2026-05-22T00:40:00Z">
         <w:r>
           <w:t>[</w:t>
         </w:r>
         <w:r>
           <w:rPr>
             <w:highlight w:val="yellow"/>
-            <w:rPrChange w:id="28" w:author="tquinn" w:date="2026-05-21T17:40:00Z" w16du:dateUtc="2026-05-22T00:40:00Z">
+            <w:rPrChange w:id="24" w:author="tquinn" w:date="2026-05-21T17:40:00Z" w16du:dateUtc="2026-05-22T00:40:00Z">
               <w:rPr/>
             </w:rPrChange>
           </w:rPr>
@@ -4373,14 +4354,14 @@
       <w:r>
         <w:t>Data are standardized at the stream level so that streams of varying available pink salmon habitat may be directly compared</w:t>
       </w:r>
-      <w:ins w:id="29" w:author="tquinn" w:date="2026-05-21T17:43:00Z" w16du:dateUtc="2026-05-22T00:43:00Z">
+      <w:ins w:id="25" w:author="tquinn" w:date="2026-05-21T17:43:00Z" w16du:dateUtc="2026-05-22T00:43:00Z">
         <w:r>
           <w:t xml:space="preserve"> [</w:t>
         </w:r>
         <w:r>
           <w:rPr>
             <w:highlight w:val="yellow"/>
-            <w:rPrChange w:id="30" w:author="tquinn" w:date="2026-05-21T17:43:00Z" w16du:dateUtc="2026-05-22T00:43:00Z">
+            <w:rPrChange w:id="26" w:author="tquinn" w:date="2026-05-21T17:43:00Z" w16du:dateUtc="2026-05-22T00:43:00Z">
               <w:rPr/>
             </w:rPrChange>
           </w:rPr>
@@ -4399,25 +4380,25 @@
       <w:r>
         <w:t xml:space="preserve">offset </w:t>
       </w:r>
-      <w:ins w:id="31" w:author="tquinn" w:date="2026-05-21T17:43:00Z" w16du:dateUtc="2026-05-22T00:43:00Z">
+      <w:ins w:id="27" w:author="tquinn" w:date="2026-05-21T17:43:00Z" w16du:dateUtc="2026-05-22T00:43:00Z">
         <w:r>
           <w:t>[</w:t>
         </w:r>
         <w:r>
           <w:rPr>
             <w:highlight w:val="yellow"/>
-            <w:rPrChange w:id="32" w:author="tquinn" w:date="2026-05-21T17:44:00Z" w16du:dateUtc="2026-05-22T00:44:00Z">
+            <w:rPrChange w:id="28" w:author="tquinn" w:date="2026-05-21T17:44:00Z" w16du:dateUtc="2026-05-22T00:44:00Z">
               <w:rPr/>
             </w:rPrChange>
           </w:rPr>
           <w:t>what i</w:t>
         </w:r>
       </w:ins>
-      <w:ins w:id="33" w:author="tquinn" w:date="2026-05-21T17:44:00Z" w16du:dateUtc="2026-05-22T00:44:00Z">
+      <w:ins w:id="29" w:author="tquinn" w:date="2026-05-21T17:44:00Z" w16du:dateUtc="2026-05-22T00:44:00Z">
         <w:r>
           <w:rPr>
             <w:highlight w:val="yellow"/>
-            <w:rPrChange w:id="34" w:author="tquinn" w:date="2026-05-21T17:44:00Z" w16du:dateUtc="2026-05-22T00:44:00Z">
+            <w:rPrChange w:id="30" w:author="tquinn" w:date="2026-05-21T17:44:00Z" w16du:dateUtc="2026-05-22T00:44:00Z">
               <w:rPr/>
             </w:rPrChange>
           </w:rPr>
@@ -5265,6 +5246,28 @@
         <w:lastRenderedPageBreak/>
         <w:t xml:space="preserve">for each run (even and odd) the underlying state process of pink salmon at Indian River is estimated separately from the underlying state of the wider region, meaning the model estimates four state processes total. </w:t>
       </w:r>
+      <w:ins w:id="31" w:author="tquinn" w:date="2026-05-21T17:51:00Z" w16du:dateUtc="2026-05-22T00:51:00Z">
+        <w:r>
+          <w:rPr>
+            <w:highlight w:val="yellow"/>
+            <w:rPrChange w:id="32" w:author="tquinn" w:date="2026-05-21T17:52:00Z" w16du:dateUtc="2026-05-22T00:52:00Z">
+              <w:rPr/>
+            </w:rPrChange>
+          </w:rPr>
+          <w:t xml:space="preserve">[I confess that I find this </w:t>
+        </w:r>
+      </w:ins>
+      <w:ins w:id="33" w:author="tquinn" w:date="2026-05-21T17:52:00Z" w16du:dateUtc="2026-05-22T00:52:00Z">
+        <w:r>
+          <w:rPr>
+            <w:highlight w:val="yellow"/>
+            <w:rPrChange w:id="34" w:author="tquinn" w:date="2026-05-21T17:52:00Z" w16du:dateUtc="2026-05-22T00:52:00Z">
+              <w:rPr/>
+            </w:rPrChange>
+          </w:rPr>
+          <w:t>very hard</w:t>
+        </w:r>
+      </w:ins>
       <w:ins w:id="35" w:author="tquinn" w:date="2026-05-21T17:51:00Z" w16du:dateUtc="2026-05-22T00:51:00Z">
         <w:r>
           <w:rPr>
@@ -5273,7 +5276,7 @@
               <w:rPr/>
             </w:rPrChange>
           </w:rPr>
-          <w:t xml:space="preserve">[I confess that I find this </w:t>
+          <w:t xml:space="preserve"> to follow. What, exactly, is the null and alternative hypothes</w:t>
         </w:r>
       </w:ins>
       <w:ins w:id="37" w:author="tquinn" w:date="2026-05-21T17:52:00Z" w16du:dateUtc="2026-05-22T00:52:00Z">
@@ -5284,7 +5287,7 @@
               <w:rPr/>
             </w:rPrChange>
           </w:rPr>
-          <w:t>very hard</w:t>
+          <w:t>e</w:t>
         </w:r>
       </w:ins>
       <w:ins w:id="39" w:author="tquinn" w:date="2026-05-21T17:51:00Z" w16du:dateUtc="2026-05-22T00:51:00Z">
@@ -5295,7 +5298,7 @@
               <w:rPr/>
             </w:rPrChange>
           </w:rPr>
-          <w:t xml:space="preserve"> to follow. What, exactly, is the null and alternative hypothes</w:t>
+          <w:t>s or prediction</w:t>
         </w:r>
       </w:ins>
       <w:ins w:id="41" w:author="tquinn" w:date="2026-05-21T17:52:00Z" w16du:dateUtc="2026-05-22T00:52:00Z">
@@ -5306,7 +5309,7 @@
               <w:rPr/>
             </w:rPrChange>
           </w:rPr>
-          <w:t>e</w:t>
+          <w:t>s</w:t>
         </w:r>
       </w:ins>
       <w:ins w:id="43" w:author="tquinn" w:date="2026-05-21T17:51:00Z" w16du:dateUtc="2026-05-22T00:51:00Z">
@@ -5317,7 +5320,7 @@
               <w:rPr/>
             </w:rPrChange>
           </w:rPr>
-          <w:t>s or prediction</w:t>
+          <w:t xml:space="preserve"> being test</w:t>
         </w:r>
       </w:ins>
       <w:ins w:id="45" w:author="tquinn" w:date="2026-05-21T17:52:00Z" w16du:dateUtc="2026-05-22T00:52:00Z">
@@ -5328,28 +5331,6 @@
               <w:rPr/>
             </w:rPrChange>
           </w:rPr>
-          <w:t>s</w:t>
-        </w:r>
-      </w:ins>
-      <w:ins w:id="47" w:author="tquinn" w:date="2026-05-21T17:51:00Z" w16du:dateUtc="2026-05-22T00:51:00Z">
-        <w:r>
-          <w:rPr>
-            <w:highlight w:val="yellow"/>
-            <w:rPrChange w:id="48" w:author="tquinn" w:date="2026-05-21T17:52:00Z" w16du:dateUtc="2026-05-22T00:52:00Z">
-              <w:rPr/>
-            </w:rPrChange>
-          </w:rPr>
-          <w:t xml:space="preserve"> being test</w:t>
-        </w:r>
-      </w:ins>
-      <w:ins w:id="49" w:author="tquinn" w:date="2026-05-21T17:52:00Z" w16du:dateUtc="2026-05-22T00:52:00Z">
-        <w:r>
-          <w:rPr>
-            <w:highlight w:val="yellow"/>
-            <w:rPrChange w:id="50" w:author="tquinn" w:date="2026-05-21T17:52:00Z" w16du:dateUtc="2026-05-22T00:52:00Z">
-              <w:rPr/>
-            </w:rPrChange>
-          </w:rPr>
           <w:t>ed? Can they be expressed in plain English?</w:t>
         </w:r>
         <w:r>
@@ -6250,7 +6231,7 @@
           <w:szCs w:val="26"/>
           <w:lang w:val="fr-FR"/>
           <w14:ligatures w14:val="none"/>
-          <w:rPrChange w:id="51" w:author="tquinn" w:date="2026-05-20T11:45:00Z" w16du:dateUtc="2026-05-20T18:45:00Z">
+          <w:rPrChange w:id="47" w:author="tquinn" w:date="2026-05-20T11:45:00Z" w16du:dateUtc="2026-05-20T18:45:00Z">
             <w:rPr>
               <w:rFonts w:ascii="Times New Roman" w:eastAsia="Times New Roman" w:hAnsi="Times New Roman" w:cs="Times New Roman"/>
               <w:kern w:val="0"/>
@@ -6270,7 +6251,7 @@
           <w:bdr w:val="none" w:sz="0" w:space="0" w:color="auto" w:frame="1"/>
           <w:lang w:val="fr-FR"/>
           <w14:ligatures w14:val="none"/>
-          <w:rPrChange w:id="52" w:author="tquinn" w:date="2026-05-20T11:45:00Z" w16du:dateUtc="2026-05-20T18:45:00Z">
+          <w:rPrChange w:id="48" w:author="tquinn" w:date="2026-05-20T11:45:00Z" w16du:dateUtc="2026-05-20T18:45:00Z">
             <w:rPr>
               <w:rFonts w:ascii="MathJax_Math-italic" w:eastAsia="Times New Roman" w:hAnsi="MathJax_Math-italic" w:cs="Times New Roman"/>
               <w:kern w:val="0"/>
@@ -6293,7 +6274,7 @@
           <w:vertAlign w:val="subscript"/>
           <w:lang w:val="fr-FR"/>
           <w14:ligatures w14:val="none"/>
-          <w:rPrChange w:id="53" w:author="tquinn" w:date="2026-05-20T11:45:00Z" w16du:dateUtc="2026-05-20T18:45:00Z">
+          <w:rPrChange w:id="49" w:author="tquinn" w:date="2026-05-20T11:45:00Z" w16du:dateUtc="2026-05-20T18:45:00Z">
             <w:rPr>
               <w:rFonts w:ascii="MathJax_Math-italic" w:eastAsia="Times New Roman" w:hAnsi="MathJax_Math-italic" w:cs="Times New Roman"/>
               <w:kern w:val="0"/>
@@ -6316,7 +6297,7 @@
           <w:bdr w:val="none" w:sz="0" w:space="0" w:color="auto" w:frame="1"/>
           <w:lang w:val="fr-FR"/>
           <w14:ligatures w14:val="none"/>
-          <w:rPrChange w:id="54" w:author="tquinn" w:date="2026-05-20T11:45:00Z" w16du:dateUtc="2026-05-20T18:45:00Z">
+          <w:rPrChange w:id="50" w:author="tquinn" w:date="2026-05-20T11:45:00Z" w16du:dateUtc="2026-05-20T18:45:00Z">
             <w:rPr>
               <w:rFonts w:ascii="MathJax_Math-italic" w:eastAsia="Times New Roman" w:hAnsi="MathJax_Math-italic" w:cs="Times New Roman"/>
               <w:kern w:val="0"/>
@@ -6338,7 +6319,7 @@
           <w:bdr w:val="none" w:sz="0" w:space="0" w:color="auto" w:frame="1"/>
           <w:lang w:val="fr-FR"/>
           <w14:ligatures w14:val="none"/>
-          <w:rPrChange w:id="55" w:author="tquinn" w:date="2026-05-20T11:45:00Z" w16du:dateUtc="2026-05-20T18:45:00Z">
+          <w:rPrChange w:id="51" w:author="tquinn" w:date="2026-05-20T11:45:00Z" w16du:dateUtc="2026-05-20T18:45:00Z">
             <w:rPr>
               <w:rFonts w:ascii="MathJax_Main" w:eastAsia="Times New Roman" w:hAnsi="MathJax_Main" w:cs="Times New Roman"/>
               <w:kern w:val="0"/>
@@ -6361,6 +6342,109 @@
           <w14:ligatures w14:val="none"/>
         </w:rPr>
         <w:t>β</w:t>
+      </w:r>
+      <w:r>
+        <w:rPr>
+          <w:rFonts w:ascii="MathJax_Math-italic" w:eastAsia="Times New Roman" w:hAnsi="MathJax_Math-italic" w:cs="Times New Roman"/>
+          <w:kern w:val="0"/>
+          <w:sz w:val="26"/>
+          <w:szCs w:val="26"/>
+          <w:bdr w:val="none" w:sz="0" w:space="0" w:color="auto" w:frame="1"/>
+          <w:vertAlign w:val="subscript"/>
+          <w:lang w:val="fr-FR"/>
+          <w14:ligatures w14:val="none"/>
+          <w:rPrChange w:id="52" w:author="tquinn" w:date="2026-05-20T11:45:00Z" w16du:dateUtc="2026-05-20T18:45:00Z">
+            <w:rPr>
+              <w:rFonts w:ascii="MathJax_Math-italic" w:eastAsia="Times New Roman" w:hAnsi="MathJax_Math-italic" w:cs="Times New Roman"/>
+              <w:kern w:val="0"/>
+              <w:sz w:val="26"/>
+              <w:szCs w:val="26"/>
+              <w:bdr w:val="none" w:sz="0" w:space="0" w:color="auto" w:frame="1"/>
+              <w:vertAlign w:val="subscript"/>
+              <w14:ligatures w14:val="none"/>
+            </w:rPr>
+          </w:rPrChange>
+        </w:rPr>
+        <w:t>0</w:t>
+      </w:r>
+      <w:r>
+        <w:rPr>
+          <w:rFonts w:ascii="MathJax_Main" w:eastAsia="Times New Roman" w:hAnsi="MathJax_Main" w:cs="Times New Roman"/>
+          <w:kern w:val="0"/>
+          <w:sz w:val="26"/>
+          <w:szCs w:val="26"/>
+          <w:bdr w:val="none" w:sz="0" w:space="0" w:color="auto" w:frame="1"/>
+          <w:lang w:val="fr-FR"/>
+          <w14:ligatures w14:val="none"/>
+          <w:rPrChange w:id="53" w:author="tquinn" w:date="2026-05-20T11:45:00Z" w16du:dateUtc="2026-05-20T18:45:00Z">
+            <w:rPr>
+              <w:rFonts w:ascii="MathJax_Main" w:eastAsia="Times New Roman" w:hAnsi="MathJax_Main" w:cs="Times New Roman"/>
+              <w:kern w:val="0"/>
+              <w:sz w:val="26"/>
+              <w:szCs w:val="26"/>
+              <w:bdr w:val="none" w:sz="0" w:space="0" w:color="auto" w:frame="1"/>
+              <w14:ligatures w14:val="none"/>
+            </w:rPr>
+          </w:rPrChange>
+        </w:rPr>
+        <w:t xml:space="preserve"> + </w:t>
+      </w:r>
+      <w:r>
+        <w:rPr>
+          <w:rFonts w:ascii="MathJax_Math-italic" w:eastAsia="Times New Roman" w:hAnsi="MathJax_Math-italic" w:cs="Times New Roman"/>
+          <w:kern w:val="0"/>
+          <w:sz w:val="26"/>
+          <w:szCs w:val="26"/>
+          <w:bdr w:val="none" w:sz="0" w:space="0" w:color="auto" w:frame="1"/>
+          <w14:ligatures w14:val="none"/>
+        </w:rPr>
+        <w:t>β</w:t>
+      </w:r>
+      <w:r>
+        <w:rPr>
+          <w:rFonts w:ascii="MathJax_Math-italic" w:eastAsia="Times New Roman" w:hAnsi="MathJax_Math-italic" w:cs="Times New Roman"/>
+          <w:kern w:val="0"/>
+          <w:sz w:val="26"/>
+          <w:szCs w:val="26"/>
+          <w:bdr w:val="none" w:sz="0" w:space="0" w:color="auto" w:frame="1"/>
+          <w:vertAlign w:val="subscript"/>
+          <w:lang w:val="fr-FR"/>
+          <w14:ligatures w14:val="none"/>
+          <w:rPrChange w:id="54" w:author="tquinn" w:date="2026-05-20T11:45:00Z" w16du:dateUtc="2026-05-20T18:45:00Z">
+            <w:rPr>
+              <w:rFonts w:ascii="MathJax_Math-italic" w:eastAsia="Times New Roman" w:hAnsi="MathJax_Math-italic" w:cs="Times New Roman"/>
+              <w:kern w:val="0"/>
+              <w:sz w:val="26"/>
+              <w:szCs w:val="26"/>
+              <w:bdr w:val="none" w:sz="0" w:space="0" w:color="auto" w:frame="1"/>
+              <w:vertAlign w:val="subscript"/>
+              <w14:ligatures w14:val="none"/>
+            </w:rPr>
+          </w:rPrChange>
+        </w:rPr>
+        <w:t>1</w:t>
+      </w:r>
+      <w:r>
+        <w:rPr>
+          <w:rFonts w:ascii="MathJax_Math-italic" w:eastAsia="Times New Roman" w:hAnsi="MathJax_Math-italic" w:cs="Times New Roman"/>
+          <w:kern w:val="0"/>
+          <w:sz w:val="26"/>
+          <w:szCs w:val="26"/>
+          <w:bdr w:val="none" w:sz="0" w:space="0" w:color="auto" w:frame="1"/>
+          <w:lang w:val="fr-FR"/>
+          <w14:ligatures w14:val="none"/>
+          <w:rPrChange w:id="55" w:author="tquinn" w:date="2026-05-20T11:45:00Z" w16du:dateUtc="2026-05-20T18:45:00Z">
+            <w:rPr>
+              <w:rFonts w:ascii="MathJax_Math-italic" w:eastAsia="Times New Roman" w:hAnsi="MathJax_Math-italic" w:cs="Times New Roman"/>
+              <w:kern w:val="0"/>
+              <w:sz w:val="26"/>
+              <w:szCs w:val="26"/>
+              <w:bdr w:val="none" w:sz="0" w:space="0" w:color="auto" w:frame="1"/>
+              <w14:ligatures w14:val="none"/>
+            </w:rPr>
+          </w:rPrChange>
+        </w:rPr>
+        <w:t>D</w:t>
       </w:r>
       <w:r>
         <w:rPr>
@@ -6384,7 +6468,7 @@
             </w:rPr>
           </w:rPrChange>
         </w:rPr>
-        <w:t>0</w:t>
+        <w:t xml:space="preserve">Indian River </w:t>
       </w:r>
       <w:r>
         <w:rPr>
@@ -6406,18 +6490,29 @@
             </w:rPr>
           </w:rPrChange>
         </w:rPr>
-        <w:t xml:space="preserve"> + </w:t>
-      </w:r>
-      <w:r>
-        <w:rPr>
-          <w:rFonts w:ascii="MathJax_Math-italic" w:eastAsia="Times New Roman" w:hAnsi="MathJax_Math-italic" w:cs="Times New Roman"/>
-          <w:kern w:val="0"/>
-          <w:sz w:val="26"/>
-          <w:szCs w:val="26"/>
-          <w:bdr w:val="none" w:sz="0" w:space="0" w:color="auto" w:frame="1"/>
-          <w14:ligatures w14:val="none"/>
-        </w:rPr>
-        <w:t>β</w:t>
+        <w:t xml:space="preserve">+ </w:t>
+      </w:r>
+      <w:r>
+        <w:rPr>
+          <w:rFonts w:ascii="MathJax_Math-italic" w:eastAsia="Times New Roman" w:hAnsi="MathJax_Math-italic" w:cs="Times New Roman"/>
+          <w:kern w:val="0"/>
+          <w:sz w:val="26"/>
+          <w:szCs w:val="26"/>
+          <w:bdr w:val="none" w:sz="0" w:space="0" w:color="auto" w:frame="1"/>
+          <w:lang w:val="fr-FR"/>
+          <w14:ligatures w14:val="none"/>
+          <w:rPrChange w:id="58" w:author="tquinn" w:date="2026-05-20T11:45:00Z" w16du:dateUtc="2026-05-20T18:45:00Z">
+            <w:rPr>
+              <w:rFonts w:ascii="MathJax_Math-italic" w:eastAsia="Times New Roman" w:hAnsi="MathJax_Math-italic" w:cs="Times New Roman"/>
+              <w:kern w:val="0"/>
+              <w:sz w:val="26"/>
+              <w:szCs w:val="26"/>
+              <w:bdr w:val="none" w:sz="0" w:space="0" w:color="auto" w:frame="1"/>
+              <w14:ligatures w14:val="none"/>
+            </w:rPr>
+          </w:rPrChange>
+        </w:rPr>
+        <w:t>e</w:t>
       </w:r>
       <w:r>
         <w:rPr>
@@ -6429,7 +6524,7 @@
           <w:vertAlign w:val="subscript"/>
           <w:lang w:val="fr-FR"/>
           <w14:ligatures w14:val="none"/>
-          <w:rPrChange w:id="58" w:author="tquinn" w:date="2026-05-20T11:45:00Z" w16du:dateUtc="2026-05-20T18:45:00Z">
+          <w:rPrChange w:id="59" w:author="tquinn" w:date="2026-05-20T11:45:00Z" w16du:dateUtc="2026-05-20T18:45:00Z">
             <w:rPr>
               <w:rFonts w:ascii="MathJax_Math-italic" w:eastAsia="Times New Roman" w:hAnsi="MathJax_Math-italic" w:cs="Times New Roman"/>
               <w:kern w:val="0"/>
@@ -6441,120 +6536,6 @@
             </w:rPr>
           </w:rPrChange>
         </w:rPr>
-        <w:t>1</w:t>
-      </w:r>
-      <w:r>
-        <w:rPr>
-          <w:rFonts w:ascii="MathJax_Math-italic" w:eastAsia="Times New Roman" w:hAnsi="MathJax_Math-italic" w:cs="Times New Roman"/>
-          <w:kern w:val="0"/>
-          <w:sz w:val="26"/>
-          <w:szCs w:val="26"/>
-          <w:bdr w:val="none" w:sz="0" w:space="0" w:color="auto" w:frame="1"/>
-          <w:lang w:val="fr-FR"/>
-          <w14:ligatures w14:val="none"/>
-          <w:rPrChange w:id="59" w:author="tquinn" w:date="2026-05-20T11:45:00Z" w16du:dateUtc="2026-05-20T18:45:00Z">
-            <w:rPr>
-              <w:rFonts w:ascii="MathJax_Math-italic" w:eastAsia="Times New Roman" w:hAnsi="MathJax_Math-italic" w:cs="Times New Roman"/>
-              <w:kern w:val="0"/>
-              <w:sz w:val="26"/>
-              <w:szCs w:val="26"/>
-              <w:bdr w:val="none" w:sz="0" w:space="0" w:color="auto" w:frame="1"/>
-              <w14:ligatures w14:val="none"/>
-            </w:rPr>
-          </w:rPrChange>
-        </w:rPr>
-        <w:t>D</w:t>
-      </w:r>
-      <w:r>
-        <w:rPr>
-          <w:rFonts w:ascii="MathJax_Math-italic" w:eastAsia="Times New Roman" w:hAnsi="MathJax_Math-italic" w:cs="Times New Roman"/>
-          <w:kern w:val="0"/>
-          <w:sz w:val="26"/>
-          <w:szCs w:val="26"/>
-          <w:bdr w:val="none" w:sz="0" w:space="0" w:color="auto" w:frame="1"/>
-          <w:vertAlign w:val="subscript"/>
-          <w:lang w:val="fr-FR"/>
-          <w14:ligatures w14:val="none"/>
-          <w:rPrChange w:id="60" w:author="tquinn" w:date="2026-05-20T11:45:00Z" w16du:dateUtc="2026-05-20T18:45:00Z">
-            <w:rPr>
-              <w:rFonts w:ascii="MathJax_Math-italic" w:eastAsia="Times New Roman" w:hAnsi="MathJax_Math-italic" w:cs="Times New Roman"/>
-              <w:kern w:val="0"/>
-              <w:sz w:val="26"/>
-              <w:szCs w:val="26"/>
-              <w:bdr w:val="none" w:sz="0" w:space="0" w:color="auto" w:frame="1"/>
-              <w:vertAlign w:val="subscript"/>
-              <w14:ligatures w14:val="none"/>
-            </w:rPr>
-          </w:rPrChange>
-        </w:rPr>
-        <w:t xml:space="preserve">Indian River </w:t>
-      </w:r>
-      <w:r>
-        <w:rPr>
-          <w:rFonts w:ascii="MathJax_Main" w:eastAsia="Times New Roman" w:hAnsi="MathJax_Main" w:cs="Times New Roman"/>
-          <w:kern w:val="0"/>
-          <w:sz w:val="26"/>
-          <w:szCs w:val="26"/>
-          <w:bdr w:val="none" w:sz="0" w:space="0" w:color="auto" w:frame="1"/>
-          <w:lang w:val="fr-FR"/>
-          <w14:ligatures w14:val="none"/>
-          <w:rPrChange w:id="61" w:author="tquinn" w:date="2026-05-20T11:45:00Z" w16du:dateUtc="2026-05-20T18:45:00Z">
-            <w:rPr>
-              <w:rFonts w:ascii="MathJax_Main" w:eastAsia="Times New Roman" w:hAnsi="MathJax_Main" w:cs="Times New Roman"/>
-              <w:kern w:val="0"/>
-              <w:sz w:val="26"/>
-              <w:szCs w:val="26"/>
-              <w:bdr w:val="none" w:sz="0" w:space="0" w:color="auto" w:frame="1"/>
-              <w14:ligatures w14:val="none"/>
-            </w:rPr>
-          </w:rPrChange>
-        </w:rPr>
-        <w:t xml:space="preserve">+ </w:t>
-      </w:r>
-      <w:r>
-        <w:rPr>
-          <w:rFonts w:ascii="MathJax_Math-italic" w:eastAsia="Times New Roman" w:hAnsi="MathJax_Math-italic" w:cs="Times New Roman"/>
-          <w:kern w:val="0"/>
-          <w:sz w:val="26"/>
-          <w:szCs w:val="26"/>
-          <w:bdr w:val="none" w:sz="0" w:space="0" w:color="auto" w:frame="1"/>
-          <w:lang w:val="fr-FR"/>
-          <w14:ligatures w14:val="none"/>
-          <w:rPrChange w:id="62" w:author="tquinn" w:date="2026-05-20T11:45:00Z" w16du:dateUtc="2026-05-20T18:45:00Z">
-            <w:rPr>
-              <w:rFonts w:ascii="MathJax_Math-italic" w:eastAsia="Times New Roman" w:hAnsi="MathJax_Math-italic" w:cs="Times New Roman"/>
-              <w:kern w:val="0"/>
-              <w:sz w:val="26"/>
-              <w:szCs w:val="26"/>
-              <w:bdr w:val="none" w:sz="0" w:space="0" w:color="auto" w:frame="1"/>
-              <w14:ligatures w14:val="none"/>
-            </w:rPr>
-          </w:rPrChange>
-        </w:rPr>
-        <w:t>e</w:t>
-      </w:r>
-      <w:r>
-        <w:rPr>
-          <w:rFonts w:ascii="MathJax_Math-italic" w:eastAsia="Times New Roman" w:hAnsi="MathJax_Math-italic" w:cs="Times New Roman"/>
-          <w:kern w:val="0"/>
-          <w:sz w:val="26"/>
-          <w:szCs w:val="26"/>
-          <w:bdr w:val="none" w:sz="0" w:space="0" w:color="auto" w:frame="1"/>
-          <w:vertAlign w:val="subscript"/>
-          <w:lang w:val="fr-FR"/>
-          <w14:ligatures w14:val="none"/>
-          <w:rPrChange w:id="63" w:author="tquinn" w:date="2026-05-20T11:45:00Z" w16du:dateUtc="2026-05-20T18:45:00Z">
-            <w:rPr>
-              <w:rFonts w:ascii="MathJax_Math-italic" w:eastAsia="Times New Roman" w:hAnsi="MathJax_Math-italic" w:cs="Times New Roman"/>
-              <w:kern w:val="0"/>
-              <w:sz w:val="26"/>
-              <w:szCs w:val="26"/>
-              <w:bdr w:val="none" w:sz="0" w:space="0" w:color="auto" w:frame="1"/>
-              <w:vertAlign w:val="subscript"/>
-              <w14:ligatures w14:val="none"/>
-            </w:rPr>
-          </w:rPrChange>
-        </w:rPr>
         <w:t>i,t</w:t>
       </w:r>
     </w:p>
@@ -6820,14 +6801,14 @@
       <w:r>
         <w:t>Parametric bootstrapping is employed to construct confidence intervals around these parameter estimates.</w:t>
       </w:r>
-      <w:ins w:id="64" w:author="tquinn" w:date="2026-05-22T10:29:00Z" w16du:dateUtc="2026-05-22T17:29:00Z">
+      <w:ins w:id="60" w:author="tquinn" w:date="2026-05-22T10:29:00Z" w16du:dateUtc="2026-05-22T17:29:00Z">
         <w:r>
           <w:t xml:space="preserve"> </w:t>
         </w:r>
         <w:r>
           <w:rPr>
             <w:highlight w:val="yellow"/>
-            <w:rPrChange w:id="65" w:author="tquinn" w:date="2026-05-22T10:29:00Z" w16du:dateUtc="2026-05-22T17:29:00Z">
+            <w:rPrChange w:id="61" w:author="tquinn" w:date="2026-05-22T10:29:00Z" w16du:dateUtc="2026-05-22T17:29:00Z">
               <w:rPr/>
             </w:rPrChange>
           </w:rPr>
@@ -6846,17 +6827,17 @@
       <w:r>
         <w:rPr>
           <w:highlight w:val="yellow"/>
-          <w:rPrChange w:id="66" w:author="tquinn" w:date="2026-05-22T10:29:00Z" w16du:dateUtc="2026-05-22T17:29:00Z">
+          <w:rPrChange w:id="62" w:author="tquinn" w:date="2026-05-22T10:29:00Z" w16du:dateUtc="2026-05-22T17:29:00Z">
             <w:rPr/>
           </w:rPrChange>
         </w:rPr>
         <w:t>the hatchery will release a number of smolts which is as close as possible to their permitted maximum</w:t>
       </w:r>
-      <w:ins w:id="67" w:author="tquinn" w:date="2026-05-22T10:28:00Z" w16du:dateUtc="2026-05-22T17:28:00Z">
+      <w:ins w:id="63" w:author="tquinn" w:date="2026-05-22T10:28:00Z" w16du:dateUtc="2026-05-22T17:28:00Z">
         <w:r>
           <w:rPr>
             <w:highlight w:val="yellow"/>
-            <w:rPrChange w:id="68" w:author="tquinn" w:date="2026-05-22T10:29:00Z" w16du:dateUtc="2026-05-22T17:29:00Z">
+            <w:rPrChange w:id="64" w:author="tquinn" w:date="2026-05-22T10:29:00Z" w16du:dateUtc="2026-05-22T17:29:00Z">
               <w:rPr/>
             </w:rPrChange>
           </w:rPr>
@@ -7066,7 +7047,7 @@
       <w:r>
         <w:t xml:space="preserve"> Observation error is site specific, while process error is shared by both states (river and hatchery returners) due to fish encountering the same conditions throughout their lifespan at sea as well as the same commercial fishing effort upon their return.</w:t>
       </w:r>
-      <w:bookmarkStart w:id="69" w:name="_Hlk201668133"/>
+      <w:bookmarkStart w:id="65" w:name="_Hlk201668133"/>
       <w:r>
         <w:rPr>
           <w:b/>
@@ -7320,14 +7301,14 @@
       <w:r>
         <w:t>fall below what might be expected relative to the wider region</w:t>
       </w:r>
-      <w:ins w:id="70" w:author="tquinn" w:date="2026-05-22T10:33:00Z" w16du:dateUtc="2026-05-22T17:33:00Z">
+      <w:ins w:id="66" w:author="tquinn" w:date="2026-05-22T10:33:00Z" w16du:dateUtc="2026-05-22T17:33:00Z">
         <w:r>
           <w:t xml:space="preserve"> [</w:t>
         </w:r>
         <w:r>
           <w:rPr>
             <w:highlight w:val="yellow"/>
-            <w:rPrChange w:id="71" w:author="tquinn" w:date="2026-05-22T10:33:00Z" w16du:dateUtc="2026-05-22T17:33:00Z">
+            <w:rPrChange w:id="67" w:author="tquinn" w:date="2026-05-22T10:33:00Z" w16du:dateUtc="2026-05-22T17:33:00Z">
               <w:rPr/>
             </w:rPrChange>
           </w:rPr>
@@ -7373,14 +7354,14 @@
       <w:r>
         <w:t xml:space="preserve"> </w:t>
       </w:r>
-      <w:ins w:id="72" w:author="tquinn" w:date="2026-05-22T10:38:00Z" w16du:dateUtc="2026-05-22T17:38:00Z">
+      <w:ins w:id="68" w:author="tquinn" w:date="2026-05-22T10:38:00Z" w16du:dateUtc="2026-05-22T17:38:00Z">
         <w:r>
           <w:t>[</w:t>
         </w:r>
         <w:r>
           <w:rPr>
             <w:highlight w:val="yellow"/>
-            <w:rPrChange w:id="73" w:author="tquinn" w:date="2026-05-22T10:38:00Z" w16du:dateUtc="2026-05-22T17:38:00Z">
+            <w:rPrChange w:id="69" w:author="tquinn" w:date="2026-05-22T10:38:00Z" w16du:dateUtc="2026-05-22T17:38:00Z">
               <w:rPr/>
             </w:rPrChange>
           </w:rPr>
@@ -7489,7 +7470,7 @@
       <w:pPr>
         <w:spacing w:after="0" w:line="240" w:lineRule="auto"/>
         <w:rPr>
-          <w:rPrChange w:id="74" w:author="tquinn" w:date="2026-05-22T10:42:00Z" w16du:dateUtc="2026-05-22T17:42:00Z">
+          <w:rPrChange w:id="70" w:author="tquinn" w:date="2026-05-22T10:42:00Z" w16du:dateUtc="2026-05-22T17:42:00Z">
             <w:rPr>
               <w:sz w:val="20"/>
               <w:szCs w:val="20"/>
@@ -7499,7 +7480,7 @@
       </w:pPr>
       <w:r>
         <w:rPr>
-          <w:rPrChange w:id="75" w:author="tquinn" w:date="2026-05-22T10:42:00Z" w16du:dateUtc="2026-05-22T17:42:00Z">
+          <w:rPrChange w:id="71" w:author="tquinn" w:date="2026-05-22T10:42:00Z" w16du:dateUtc="2026-05-22T17:42:00Z">
             <w:rPr>
               <w:i/>
               <w:iCs/>
@@ -7510,10 +7491,10 @@
         </w:rPr>
         <w:t>Table 1: Comparison of multi-state model specifications.</w:t>
       </w:r>
-      <w:ins w:id="76" w:author="tquinn" w:date="2026-05-22T10:42:00Z" w16du:dateUtc="2026-05-22T17:42:00Z">
+      <w:ins w:id="72" w:author="tquinn" w:date="2026-05-22T10:42:00Z" w16du:dateUtc="2026-05-22T17:42:00Z">
         <w:r>
           <w:rPr>
-            <w:rPrChange w:id="77" w:author="tquinn" w:date="2026-05-22T10:42:00Z" w16du:dateUtc="2026-05-22T17:42:00Z">
+            <w:rPrChange w:id="73" w:author="tquinn" w:date="2026-05-22T10:42:00Z" w16du:dateUtc="2026-05-22T17:42:00Z">
               <w:rPr>
                 <w:i/>
                 <w:iCs/>
@@ -7527,7 +7508,7 @@
         <w:r>
           <w:rPr>
             <w:highlight w:val="yellow"/>
-            <w:rPrChange w:id="78" w:author="tquinn" w:date="2026-05-22T10:42:00Z" w16du:dateUtc="2026-05-22T17:42:00Z">
+            <w:rPrChange w:id="74" w:author="tquinn" w:date="2026-05-22T10:42:00Z" w16du:dateUtc="2026-05-22T17:42:00Z">
               <w:rPr>
                 <w:i/>
                 <w:iCs/>
@@ -7540,7 +7521,7 @@
         </w:r>
         <w:r>
           <w:rPr>
-            <w:rPrChange w:id="79" w:author="tquinn" w:date="2026-05-22T10:42:00Z" w16du:dateUtc="2026-05-22T17:42:00Z">
+            <w:rPrChange w:id="75" w:author="tquinn" w:date="2026-05-22T10:42:00Z" w16du:dateUtc="2026-05-22T17:42:00Z">
               <w:rPr>
                 <w:i/>
                 <w:iCs/>
@@ -7590,25 +7571,25 @@
       <w:r>
         <w:t xml:space="preserve">. However, plotting these time series is not enough to conclusively state that abundances at Indian River do not differ from those that would be expected of an average pink salmon index stream in the region in a statistically significant way. </w:t>
       </w:r>
-      <w:ins w:id="80" w:author="tquinn" w:date="2026-05-22T10:40:00Z" w16du:dateUtc="2026-05-22T17:40:00Z">
+      <w:ins w:id="76" w:author="tquinn" w:date="2026-05-22T10:40:00Z" w16du:dateUtc="2026-05-22T17:40:00Z">
         <w:r>
           <w:t>[</w:t>
         </w:r>
         <w:r>
           <w:rPr>
             <w:highlight w:val="yellow"/>
-            <w:rPrChange w:id="81" w:author="tquinn" w:date="2026-05-22T10:41:00Z" w16du:dateUtc="2026-05-22T17:41:00Z">
+            <w:rPrChange w:id="77" w:author="tquinn" w:date="2026-05-22T10:41:00Z" w16du:dateUtc="2026-05-22T17:41:00Z">
               <w:rPr/>
             </w:rPrChange>
           </w:rPr>
           <w:t>Brian – this is to</w:t>
         </w:r>
       </w:ins>
-      <w:ins w:id="82" w:author="tquinn" w:date="2026-05-22T10:41:00Z" w16du:dateUtc="2026-05-22T17:41:00Z">
+      <w:ins w:id="78" w:author="tquinn" w:date="2026-05-22T10:41:00Z" w16du:dateUtc="2026-05-22T17:41:00Z">
         <w:r>
           <w:rPr>
             <w:highlight w:val="yellow"/>
-            <w:rPrChange w:id="83" w:author="tquinn" w:date="2026-05-22T10:41:00Z" w16du:dateUtc="2026-05-22T17:41:00Z">
+            <w:rPrChange w:id="79" w:author="tquinn" w:date="2026-05-22T10:41:00Z" w16du:dateUtc="2026-05-22T17:41:00Z">
               <w:rPr/>
             </w:rPrChange>
           </w:rPr>
@@ -8004,14 +7985,14 @@
       <w:r>
         <w:t>bundances (Table 3). The difference in time periods (pre- and post-1980</w:t>
       </w:r>
-      <w:ins w:id="84" w:author="tquinn" w:date="2026-05-22T10:45:00Z" w16du:dateUtc="2026-05-22T17:45:00Z">
+      <w:ins w:id="80" w:author="tquinn" w:date="2026-05-22T10:45:00Z" w16du:dateUtc="2026-05-22T17:45:00Z">
         <w:r>
           <w:t xml:space="preserve"> [</w:t>
         </w:r>
         <w:r>
           <w:rPr>
             <w:highlight w:val="yellow"/>
-            <w:rPrChange w:id="85" w:author="tquinn" w:date="2026-05-22T10:45:00Z" w16du:dateUtc="2026-05-22T17:45:00Z">
+            <w:rPrChange w:id="81" w:author="tquinn" w:date="2026-05-22T10:45:00Z" w16du:dateUtc="2026-05-22T17:45:00Z">
               <w:rPr/>
             </w:rPrChange>
           </w:rPr>
@@ -8087,7 +8068,7 @@
       <w:pPr>
         <w:spacing w:after="0" w:line="480" w:lineRule="auto"/>
         <w:rPr>
-          <w:del w:id="86" w:author="tquinn" w:date="2026-05-22T10:48:00Z" w16du:dateUtc="2026-05-22T17:48:00Z"/>
+          <w:del w:id="82" w:author="tquinn" w:date="2026-05-22T10:48:00Z" w16du:dateUtc="2026-05-22T17:48:00Z"/>
         </w:rPr>
       </w:pPr>
       <w:r>
@@ -8209,25 +8190,25 @@
       <w:r>
         <w:t xml:space="preserve">he river shows a significant positive effect on itself </w:t>
       </w:r>
-      <w:ins w:id="87" w:author="tquinn" w:date="2026-05-22T10:47:00Z" w16du:dateUtc="2026-05-22T17:47:00Z">
+      <w:ins w:id="83" w:author="tquinn" w:date="2026-05-22T10:47:00Z" w16du:dateUtc="2026-05-22T17:47:00Z">
         <w:r>
           <w:t>[</w:t>
         </w:r>
         <w:r>
           <w:rPr>
             <w:highlight w:val="yellow"/>
-            <w:rPrChange w:id="88" w:author="tquinn" w:date="2026-05-22T10:48:00Z" w16du:dateUtc="2026-05-22T17:48:00Z">
+            <w:rPrChange w:id="84" w:author="tquinn" w:date="2026-05-22T10:48:00Z" w16du:dateUtc="2026-05-22T17:48:00Z">
               <w:rPr/>
             </w:rPrChange>
           </w:rPr>
           <w:t>meaning wh</w:t>
         </w:r>
       </w:ins>
-      <w:ins w:id="89" w:author="tquinn" w:date="2026-05-22T10:48:00Z" w16du:dateUtc="2026-05-22T17:48:00Z">
+      <w:ins w:id="85" w:author="tquinn" w:date="2026-05-22T10:48:00Z" w16du:dateUtc="2026-05-22T17:48:00Z">
         <w:r>
           <w:rPr>
             <w:highlight w:val="yellow"/>
-            <w:rPrChange w:id="90" w:author="tquinn" w:date="2026-05-22T10:48:00Z" w16du:dateUtc="2026-05-22T17:48:00Z">
+            <w:rPrChange w:id="86" w:author="tquinn" w:date="2026-05-22T10:48:00Z" w16du:dateUtc="2026-05-22T17:48:00Z">
               <w:rPr/>
             </w:rPrChange>
           </w:rPr>
@@ -8351,14 +8332,14 @@
       <w:r>
         <w:t>could be roughly equal or even skewed towards hatchery-born fish returning to Indian River</w:t>
       </w:r>
-      <w:ins w:id="91" w:author="tquinn" w:date="2026-05-22T10:48:00Z" w16du:dateUtc="2026-05-22T17:48:00Z">
+      <w:ins w:id="87" w:author="tquinn" w:date="2026-05-22T10:48:00Z" w16du:dateUtc="2026-05-22T17:48:00Z">
         <w:r>
           <w:t xml:space="preserve"> [</w:t>
         </w:r>
         <w:r>
           <w:rPr>
             <w:highlight w:val="yellow"/>
-            <w:rPrChange w:id="92" w:author="tquinn" w:date="2026-05-22T10:48:00Z" w16du:dateUtc="2026-05-22T17:48:00Z">
+            <w:rPrChange w:id="88" w:author="tquinn" w:date="2026-05-22T10:48:00Z" w16du:dateUtc="2026-05-22T17:48:00Z">
               <w:rPr/>
             </w:rPrChange>
           </w:rPr>
@@ -8378,7 +8359,7 @@
         <w:t>s imply that the following brood year will see more fish from Indian River returning to the hatchery than vice versa.</w:t>
       </w:r>
       <w:bookmarkEnd w:id="0"/>
-      <w:bookmarkEnd w:id="69"/>
+      <w:bookmarkEnd w:id="65"/>
     </w:p>
     <w:p>
       <w:pPr>
@@ -8404,7 +8385,7 @@
           <w:szCs w:val="20"/>
         </w:rPr>
         <w:drawing>
-          <wp:inline distT="0" distB="0" distL="0" distR="0" wp14:anchorId="524AAB61" wp14:editId="5583607D">
+          <wp:inline distT="0" distB="0" distL="0" distR="0" wp14:anchorId="524AAB61" wp14:editId="1037E87B">
             <wp:extent cx="6960541" cy="3239548"/>
             <wp:effectExtent l="0" t="0" r="0" b="0"/>
             <wp:docPr id="1324619098" name="Picture 6" descr="The diagram presents a statistical comparison of the effects of previous year's hatchery returns on the current year's brood counts for different species, including Indian River, with a focus on even and odd years.&#10;&#10;AI-generated content may be incorrect."/>
@@ -8468,7 +8449,7 @@
       <w:pPr>
         <w:spacing w:after="0" w:line="240" w:lineRule="auto"/>
         <w:rPr>
-          <w:rPrChange w:id="93" w:author="tquinn" w:date="2026-05-22T10:46:00Z" w16du:dateUtc="2026-05-22T17:46:00Z">
+          <w:rPrChange w:id="89" w:author="tquinn" w:date="2026-05-22T10:46:00Z" w16du:dateUtc="2026-05-22T17:46:00Z">
             <w:rPr>
               <w:sz w:val="20"/>
               <w:szCs w:val="20"/>
@@ -8478,7 +8459,7 @@
       </w:pPr>
       <w:r>
         <w:rPr>
-          <w:rPrChange w:id="94" w:author="tquinn" w:date="2026-05-22T10:46:00Z" w16du:dateUtc="2026-05-22T17:46:00Z">
+          <w:rPrChange w:id="90" w:author="tquinn" w:date="2026-05-22T10:46:00Z" w16du:dateUtc="2026-05-22T17:46:00Z">
             <w:rPr>
               <w:i/>
               <w:iCs/>
@@ -8491,7 +8472,7 @@
       </w:r>
       <w:r>
         <w:rPr>
-          <w:rPrChange w:id="95" w:author="tquinn" w:date="2026-05-22T10:46:00Z" w16du:dateUtc="2026-05-22T17:46:00Z">
+          <w:rPrChange w:id="91" w:author="tquinn" w:date="2026-05-22T10:46:00Z" w16du:dateUtc="2026-05-22T17:46:00Z">
             <w:rPr>
               <w:i/>
               <w:iCs/>
@@ -8504,7 +8485,7 @@
       </w:r>
       <w:r>
         <w:rPr>
-          <w:rPrChange w:id="96" w:author="tquinn" w:date="2026-05-22T10:46:00Z" w16du:dateUtc="2026-05-22T17:46:00Z">
+          <w:rPrChange w:id="92" w:author="tquinn" w:date="2026-05-22T10:46:00Z" w16du:dateUtc="2026-05-22T17:46:00Z">
             <w:rPr>
               <w:i/>
               <w:iCs/>
@@ -8553,15 +8534,42 @@
         <w:spacing w:after="0" w:line="480" w:lineRule="auto"/>
         <w:ind w:firstLine="720"/>
       </w:pPr>
-      <w:ins w:id="97" w:author="tquinn" w:date="2026-05-22T10:49:00Z" w16du:dateUtc="2026-05-22T17:49:00Z">
+      <w:ins w:id="93" w:author="tquinn" w:date="2026-05-22T10:49:00Z" w16du:dateUtc="2026-05-22T17:49:00Z">
         <w:r>
           <w:rPr>
             <w:highlight w:val="yellow"/>
-            <w:rPrChange w:id="98" w:author="tquinn" w:date="2026-05-22T10:52:00Z" w16du:dateUtc="2026-05-22T17:52:00Z">
+            <w:rPrChange w:id="94" w:author="tquinn" w:date="2026-05-22T10:52:00Z" w16du:dateUtc="2026-05-22T17:52:00Z">
               <w:rPr/>
             </w:rPrChange>
           </w:rPr>
           <w:t>I think it is important here, at the start of the Discussion, to remind the readers exactly what hypotheses were tested, and then make sure, in non-statistical terms, they know what the findings were</w:t>
+        </w:r>
+      </w:ins>
+      <w:ins w:id="95" w:author="tquinn" w:date="2026-05-22T10:50:00Z" w16du:dateUtc="2026-05-22T17:50:00Z">
+        <w:r>
+          <w:rPr>
+            <w:highlight w:val="yellow"/>
+            <w:rPrChange w:id="96" w:author="tquinn" w:date="2026-05-22T10:52:00Z" w16du:dateUtc="2026-05-22T17:52:00Z">
+              <w:rPr/>
+            </w:rPrChange>
+          </w:rPr>
+          <w:t>. Going back into the Introduction themes leaves the reader unsure what the true outcome was</w:t>
+        </w:r>
+      </w:ins>
+      <w:ins w:id="97" w:author="tquinn" w:date="2026-05-22T10:53:00Z" w16du:dateUtc="2026-05-22T17:53:00Z">
+        <w:r>
+          <w:rPr>
+            <w:highlight w:val="yellow"/>
+          </w:rPr>
+          <w:t xml:space="preserve">, and I am </w:t>
+        </w:r>
+      </w:ins>
+      <w:ins w:id="98" w:author="tquinn" w:date="2026-05-22T10:54:00Z" w16du:dateUtc="2026-05-22T17:54:00Z">
+        <w:r>
+          <w:rPr>
+            <w:highlight w:val="yellow"/>
+          </w:rPr>
+          <w:t>not at all sure</w:t>
         </w:r>
       </w:ins>
       <w:ins w:id="99" w:author="tquinn" w:date="2026-05-22T10:50:00Z" w16du:dateUtc="2026-05-22T17:50:00Z">
@@ -8572,52 +8580,25 @@
               <w:rPr/>
             </w:rPrChange>
           </w:rPr>
-          <w:t>. Going back into the Introduction themes leaves the reader unsure what the true outcome was</w:t>
+          <w:t>. Once we all know that, then you w</w:t>
         </w:r>
       </w:ins>
-      <w:ins w:id="101" w:author="tquinn" w:date="2026-05-22T10:53:00Z" w16du:dateUtc="2026-05-22T17:53:00Z">
+      <w:ins w:id="101" w:author="tquinn" w:date="2026-05-22T10:51:00Z" w16du:dateUtc="2026-05-22T17:51:00Z">
         <w:r>
           <w:rPr>
             <w:highlight w:val="yellow"/>
-          </w:rPr>
-          <w:t xml:space="preserve">, and I am </w:t>
-        </w:r>
-      </w:ins>
-      <w:ins w:id="102" w:author="tquinn" w:date="2026-05-22T10:54:00Z" w16du:dateUtc="2026-05-22T17:54:00Z">
-        <w:r>
-          <w:rPr>
-            <w:highlight w:val="yellow"/>
-          </w:rPr>
-          <w:t>not at all sure</w:t>
-        </w:r>
-      </w:ins>
-      <w:ins w:id="103" w:author="tquinn" w:date="2026-05-22T10:50:00Z" w16du:dateUtc="2026-05-22T17:50:00Z">
-        <w:r>
-          <w:rPr>
-            <w:highlight w:val="yellow"/>
-            <w:rPrChange w:id="104" w:author="tquinn" w:date="2026-05-22T10:52:00Z" w16du:dateUtc="2026-05-22T17:52:00Z">
-              <w:rPr/>
-            </w:rPrChange>
-          </w:rPr>
-          <w:t>. Once we all know that, then you w</w:t>
-        </w:r>
-      </w:ins>
-      <w:ins w:id="105" w:author="tquinn" w:date="2026-05-22T10:51:00Z" w16du:dateUtc="2026-05-22T17:51:00Z">
-        <w:r>
-          <w:rPr>
-            <w:highlight w:val="yellow"/>
-            <w:rPrChange w:id="106" w:author="tquinn" w:date="2026-05-22T10:52:00Z" w16du:dateUtc="2026-05-22T17:52:00Z">
+            <w:rPrChange w:id="102" w:author="tquinn" w:date="2026-05-22T10:52:00Z" w16du:dateUtc="2026-05-22T17:52:00Z">
               <w:rPr/>
             </w:rPrChange>
           </w:rPr>
           <w:t>ant to discuss your findings per se, followed by gradually broadening the scope to discuss them in light of broader conservation concerns for salmon (wild – hatchery, etc.) and then for other animals. A paragraph for caveats follows that</w:t>
         </w:r>
       </w:ins>
-      <w:ins w:id="107" w:author="tquinn" w:date="2026-05-22T10:52:00Z" w16du:dateUtc="2026-05-22T17:52:00Z">
+      <w:ins w:id="103" w:author="tquinn" w:date="2026-05-22T10:52:00Z" w16du:dateUtc="2026-05-22T17:52:00Z">
         <w:r>
           <w:rPr>
             <w:highlight w:val="yellow"/>
-            <w:rPrChange w:id="108" w:author="tquinn" w:date="2026-05-22T10:52:00Z" w16du:dateUtc="2026-05-22T17:52:00Z">
+            <w:rPrChange w:id="104" w:author="tquinn" w:date="2026-05-22T10:52:00Z" w16du:dateUtc="2026-05-22T17:52:00Z">
               <w:rPr/>
             </w:rPrChange>
           </w:rPr>
@@ -8805,14 +8786,14 @@
       <w:r>
         <w:t xml:space="preserve"> those recorded decades ago, more contemporary </w:t>
       </w:r>
-      <w:ins w:id="109" w:author="tquinn" w:date="2026-05-22T16:34:00Z" w16du:dateUtc="2026-05-22T23:34:00Z">
+      <w:ins w:id="105" w:author="tquinn" w:date="2026-05-22T16:34:00Z" w16du:dateUtc="2026-05-22T23:34:00Z">
         <w:r>
           <w:t>[</w:t>
         </w:r>
         <w:r>
           <w:rPr>
             <w:highlight w:val="yellow"/>
-            <w:rPrChange w:id="110" w:author="tquinn" w:date="2026-05-22T16:34:00Z" w16du:dateUtc="2026-05-22T23:34:00Z">
+            <w:rPrChange w:id="106" w:author="tquinn" w:date="2026-05-22T16:34:00Z" w16du:dateUtc="2026-05-22T23:34:00Z">
               <w:rPr/>
             </w:rPrChange>
           </w:rPr>
@@ -8840,11 +8821,11 @@
       <w:r>
         <w:t xml:space="preserve"> </w:t>
       </w:r>
-      <w:ins w:id="111" w:author="tquinn" w:date="2026-05-22T11:01:00Z" w16du:dateUtc="2026-05-22T18:01:00Z">
+      <w:ins w:id="107" w:author="tquinn" w:date="2026-05-22T11:01:00Z" w16du:dateUtc="2026-05-22T18:01:00Z">
         <w:r>
           <w:rPr>
             <w:highlight w:val="yellow"/>
-            <w:rPrChange w:id="112" w:author="tquinn" w:date="2026-05-22T11:01:00Z" w16du:dateUtc="2026-05-22T18:01:00Z">
+            <w:rPrChange w:id="108" w:author="tquinn" w:date="2026-05-22T11:01:00Z" w16du:dateUtc="2026-05-22T18:01:00Z">
               <w:rPr/>
             </w:rPrChange>
           </w:rPr>
@@ -8894,25 +8875,25 @@
         <w:lastRenderedPageBreak/>
         <w:t>brood year Indian River abundances, the overall numbers of fish straying to a non-origin site could be roughly equal or even skewed towards hatchery-born fish returning to Indian River</w:t>
       </w:r>
-      <w:ins w:id="113" w:author="tquinn" w:date="2026-05-22T16:38:00Z" w16du:dateUtc="2026-05-22T23:38:00Z">
+      <w:ins w:id="109" w:author="tquinn" w:date="2026-05-22T16:38:00Z" w16du:dateUtc="2026-05-22T23:38:00Z">
         <w:r>
           <w:t xml:space="preserve"> [</w:t>
         </w:r>
         <w:r>
           <w:rPr>
             <w:highlight w:val="yellow"/>
-            <w:rPrChange w:id="114" w:author="tquinn" w:date="2026-05-22T16:39:00Z" w16du:dateUtc="2026-05-22T23:39:00Z">
+            <w:rPrChange w:id="110" w:author="tquinn" w:date="2026-05-22T16:39:00Z" w16du:dateUtc="2026-05-22T23:39:00Z">
               <w:rPr/>
             </w:rPrChange>
           </w:rPr>
           <w:t>This sentence is long and complicated and I am having trouble untangling it. Are you suggesting that if there are more hatchery than natural origin fish, and equal straying rates for each, there will be more hatch</w:t>
         </w:r>
       </w:ins>
-      <w:ins w:id="115" w:author="tquinn" w:date="2026-05-22T16:39:00Z" w16du:dateUtc="2026-05-22T23:39:00Z">
+      <w:ins w:id="111" w:author="tquinn" w:date="2026-05-22T16:39:00Z" w16du:dateUtc="2026-05-22T23:39:00Z">
         <w:r>
           <w:rPr>
             <w:highlight w:val="yellow"/>
-            <w:rPrChange w:id="116" w:author="tquinn" w:date="2026-05-22T16:39:00Z" w16du:dateUtc="2026-05-22T23:39:00Z">
+            <w:rPrChange w:id="112" w:author="tquinn" w:date="2026-05-22T16:39:00Z" w16du:dateUtc="2026-05-22T23:39:00Z">
               <w:rPr/>
             </w:rPrChange>
           </w:rPr>
@@ -9058,18 +9039,18 @@
       <w:r>
         <w:t xml:space="preserve">from what would be expected of a similar </w:t>
       </w:r>
-      <w:ins w:id="117" w:author="tquinn" w:date="2026-05-22T16:59:00Z" w16du:dateUtc="2026-05-22T23:59:00Z">
+      <w:ins w:id="113" w:author="tquinn" w:date="2026-05-22T16:59:00Z" w16du:dateUtc="2026-05-22T23:59:00Z">
         <w:r>
           <w:rPr>
             <w:highlight w:val="yellow"/>
-            <w:rPrChange w:id="118" w:author="tquinn" w:date="2026-05-22T17:00:00Z" w16du:dateUtc="2026-05-23T00:00:00Z">
+            <w:rPrChange w:id="114" w:author="tquinn" w:date="2026-05-22T17:00:00Z" w16du:dateUtc="2026-05-23T00:00:00Z">
               <w:rPr/>
             </w:rPrChange>
           </w:rPr>
           <w:t>[in what way</w:t>
         </w:r>
       </w:ins>
-      <w:ins w:id="119" w:author="tquinn" w:date="2026-05-22T17:00:00Z" w16du:dateUtc="2026-05-23T00:00:00Z">
+      <w:ins w:id="115" w:author="tquinn" w:date="2026-05-22T17:00:00Z" w16du:dateUtc="2026-05-23T00:00:00Z">
         <w:r>
           <w:t xml:space="preserve">?] </w:t>
         </w:r>
@@ -9255,32 +9236,32 @@
       <w:r>
         <w:t xml:space="preserve">s lower than the effect observed in even years. If there exists some small but positive true effect of hatchery releases on subsequent brood year Indian River abundances, the difference between the magnitude of these effects in odd years would be far less than in even-years, meaning that odd-year Indian River abundances would be more susceptible to being inflated by hatchery releases. It is possible that limiting the number of SJH pink salmon moving into Indian River to spawn in odd years may be beneficial for maintaining the wild population in the park within their natural range of variation, but this is far from conclusive, and suggests the need for more consistent otolith sampling </w:t>
       </w:r>
-      <w:ins w:id="120" w:author="tquinn" w:date="2026-05-22T17:13:00Z" w16du:dateUtc="2026-05-23T00:13:00Z">
+      <w:ins w:id="116" w:author="tquinn" w:date="2026-05-22T17:13:00Z" w16du:dateUtc="2026-05-23T00:13:00Z">
         <w:r>
           <w:t>[</w:t>
         </w:r>
       </w:ins>
-      <w:ins w:id="121" w:author="tquinn" w:date="2026-05-22T17:14:00Z" w16du:dateUtc="2026-05-23T00:14:00Z">
+      <w:ins w:id="117" w:author="tquinn" w:date="2026-05-22T17:14:00Z" w16du:dateUtc="2026-05-23T00:14:00Z">
         <w:r>
           <w:t>H</w:t>
         </w:r>
       </w:ins>
-      <w:ins w:id="122" w:author="tquinn" w:date="2026-05-22T17:13:00Z" w16du:dateUtc="2026-05-23T00:13:00Z">
+      <w:ins w:id="118" w:author="tquinn" w:date="2026-05-22T17:13:00Z" w16du:dateUtc="2026-05-23T00:13:00Z">
         <w:r>
           <w:t xml:space="preserve">as this </w:t>
         </w:r>
       </w:ins>
-      <w:ins w:id="123" w:author="tquinn" w:date="2026-05-22T17:14:00Z" w16du:dateUtc="2026-05-23T00:14:00Z">
+      <w:ins w:id="119" w:author="tquinn" w:date="2026-05-22T17:14:00Z" w16du:dateUtc="2026-05-23T00:14:00Z">
         <w:r>
           <w:t xml:space="preserve">method </w:t>
         </w:r>
       </w:ins>
-      <w:ins w:id="124" w:author="tquinn" w:date="2026-05-22T17:13:00Z" w16du:dateUtc="2026-05-23T00:13:00Z">
+      <w:ins w:id="120" w:author="tquinn" w:date="2026-05-22T17:13:00Z" w16du:dateUtc="2026-05-23T00:13:00Z">
         <w:r>
           <w:t>been described and the results presented?</w:t>
         </w:r>
       </w:ins>
-      <w:ins w:id="125" w:author="tquinn" w:date="2026-05-22T17:14:00Z" w16du:dateUtc="2026-05-23T00:14:00Z">
+      <w:ins w:id="121" w:author="tquinn" w:date="2026-05-22T17:14:00Z" w16du:dateUtc="2026-05-23T00:14:00Z">
         <w:r>
           <w:t xml:space="preserve">] </w:t>
         </w:r>
@@ -9375,7 +9356,7 @@
       <w:pPr>
         <w:suppressLineNumbers/>
         <w:spacing w:after="0" w:line="480" w:lineRule="auto"/>
-        <w:pPrChange w:id="126" w:author="tquinn" w:date="2026-05-22T17:02:00Z" w16du:dateUtc="2026-05-23T00:02:00Z">
+        <w:pPrChange w:id="122" w:author="tquinn" w:date="2026-05-22T17:02:00Z" w16du:dateUtc="2026-05-23T00:02:00Z">
           <w:pPr>
             <w:suppressLineNumbers/>
             <w:spacing w:after="0" w:line="240" w:lineRule="auto"/>
@@ -9727,17 +9708,17 @@
         <w:ind w:left="720" w:hanging="720"/>
       </w:pPr>
       <w:r>
-        <w:t xml:space="preserve">Cunningham, S. 2021. </w:t>
+        <w:t xml:space="preserve">Colwell, R, S. Avery, J. Berger, G. E. Davis, H. Hamilton, T. Lovejoy, S. Malcolm, A. McMullen, M. Novacek, R. J. Roberts, R. Tapia, and G. Machlis. 2012. </w:t>
       </w:r>
       <w:r>
         <w:rPr>
           <w:i/>
           <w:iCs/>
         </w:rPr>
-        <w:t>Causal Inference: The Mixtape.</w:t>
-      </w:r>
-      <w:r>
-        <w:t xml:space="preserve"> Yale University Press, 352 pp.</w:t>
+        <w:t>Revisiting Leopold: Resource Stewardship in the National Parks.</w:t>
+      </w:r>
+      <w:r>
+        <w:t xml:space="preserve"> National Park Service, 24 pp.</w:t>
       </w:r>
     </w:p>
     <w:p>
@@ -9746,23 +9727,17 @@
         <w:ind w:left="720" w:hanging="720"/>
       </w:pPr>
       <w:r>
-        <w:t>del Monte-Luna, P., B. W. Brook, M. J. Zetina-Rej</w:t>
-      </w:r>
-      <w:r>
-        <w:t xml:space="preserve">ón, and </w:t>
-      </w:r>
-      <w:r>
-        <w:t xml:space="preserve">V. H. Cruz-Escalona. 2004. The carrying capacity of ecosystems. </w:t>
+        <w:t xml:space="preserve">Cunningham, S. 2021. </w:t>
       </w:r>
       <w:r>
         <w:rPr>
           <w:i/>
           <w:iCs/>
         </w:rPr>
-        <w:t xml:space="preserve">Global Ecology and Biogeography </w:t>
-      </w:r>
-      <w:r>
-        <w:t>13: 485-495.</w:t>
+        <w:t>Causal Inference: The Mixtape.</w:t>
+      </w:r>
+      <w:r>
+        <w:t xml:space="preserve"> Yale University Press, 352 pp.</w:t>
       </w:r>
     </w:p>
     <w:p>
@@ -9771,26 +9746,23 @@
         <w:ind w:left="720" w:hanging="720"/>
       </w:pPr>
       <w:r>
-        <w:t xml:space="preserve">Ellison, A. M., M. S. Bank, B. D. Clinton, E. A. Colburn, K. Elliott, C. R. Ford, D. R. Foster, B. D. Kloeppel, J. D. Knoepp, G. M. Lovett, J. Mohan, D. A. Orwig, N. L. Rodenhouse, W. V. Sobczak, K. A. Stinson, J. K. Stone, C. M. Swan, J. Thompson, B. von Holle, </w:t>
-      </w:r>
-      <w:r>
-        <w:t>and</w:t>
-      </w:r>
-      <w:r>
-        <w:t xml:space="preserve"> </w:t>
-      </w:r>
-      <w:r>
-        <w:t xml:space="preserve">J. R. Webster. 2005. Loss of foundation species: consequences for the structure and dynamics of forested ecosystems. </w:t>
+        <w:t>del Monte-Luna, P., B. W. Brook, M. J. Zetina-Rej</w:t>
+      </w:r>
+      <w:r>
+        <w:t xml:space="preserve">ón, and </w:t>
+      </w:r>
+      <w:r>
+        <w:t xml:space="preserve">V. H. Cruz-Escalona. 2004. The carrying capacity of ecosystems. </w:t>
       </w:r>
       <w:r>
         <w:rPr>
           <w:i/>
           <w:iCs/>
         </w:rPr>
-        <w:t>Frontiers in Ecology and the Environment</w:t>
-      </w:r>
-      <w:r>
-        <w:t xml:space="preserve"> 3(9): 479-486.</w:t>
+        <w:t xml:space="preserve">Global Ecology and Biogeography </w:t>
+      </w:r>
+      <w:r>
+        <w:t>13: 485-495.</w:t>
       </w:r>
     </w:p>
     <w:p>
@@ -9799,7 +9771,38 @@
         <w:ind w:left="720" w:hanging="720"/>
       </w:pPr>
       <w:r>
+        <w:t xml:space="preserve">Ellison, A. M., M. S. Bank, B. D. Clinton, E. A. Colburn, K. Elliott, C. R. Ford, D. R. Foster, B. D. Kloeppel, J. D. Knoepp, G. M. Lovett, J. Mohan, D. A. Orwig, N. L. Rodenhouse, W. V. </w:t>
+      </w:r>
+      <w:r>
         <w:lastRenderedPageBreak/>
+        <w:t xml:space="preserve">Sobczak, K. A. Stinson, J. K. Stone, C. M. Swan, J. Thompson, B. von Holle, </w:t>
+      </w:r>
+      <w:r>
+        <w:t>and</w:t>
+      </w:r>
+      <w:r>
+        <w:t xml:space="preserve"> </w:t>
+      </w:r>
+      <w:r>
+        <w:t xml:space="preserve">J. R. Webster. 2005. Loss of foundation species: consequences for the structure and dynamics of forested ecosystems. </w:t>
+      </w:r>
+      <w:r>
+        <w:rPr>
+          <w:i/>
+          <w:iCs/>
+        </w:rPr>
+        <w:t>Frontiers in Ecology and the Environment</w:t>
+      </w:r>
+      <w:r>
+        <w:t xml:space="preserve"> 3(9): 479-486.</w:t>
+      </w:r>
+    </w:p>
+    <w:p>
+      <w:pPr>
+        <w:spacing w:line="240" w:lineRule="auto"/>
+        <w:ind w:left="720" w:hanging="720"/>
+      </w:pPr>
+      <w:r>
         <w:t xml:space="preserve">Estes, J. A. 2015. Natural </w:t>
       </w:r>
       <w:r>
@@ -10246,6 +10249,7 @@
         <w:ind w:left="720" w:hanging="720"/>
       </w:pPr>
       <w:r>
+        <w:lastRenderedPageBreak/>
         <w:t xml:space="preserve">Manhard, C. V., J. E. Joyce, W. W. Smoker, </w:t>
       </w:r>
       <w:r>
@@ -10281,7 +10285,6 @@
         <w:ind w:left="720" w:hanging="720"/>
       </w:pPr>
       <w:r>
-        <w:lastRenderedPageBreak/>
         <w:t xml:space="preserve">Mantua, N. J., S. R. Hare, Y. Zhang, J. M. Wallace, </w:t>
       </w:r>
       <w:r>
@@ -10560,12 +10563,6 @@
       <w:r>
         <w:t xml:space="preserve"> 5:302–308.</w:t>
       </w:r>
-    </w:p>
-    <w:p>
-      <w:pPr>
-        <w:spacing w:line="240" w:lineRule="auto"/>
-        <w:ind w:left="720" w:hanging="720"/>
-      </w:pPr>
       <w:r>
         <w:t xml:space="preserve">National Park Service. 2023. Reducing deer numbers and removing invasive plants are key to long term forest health. Available at: </w:t>
       </w:r>
@@ -10593,6 +10590,7 @@
         <w:ind w:left="720" w:hanging="720"/>
       </w:pPr>
       <w:r>
+        <w:lastRenderedPageBreak/>
         <w:t>National Park Service. 2025</w:t>
       </w:r>
       <w:r>
@@ -10656,7 +10654,6 @@
         <w:ind w:left="720" w:hanging="720"/>
       </w:pPr>
       <w:r>
-        <w:lastRenderedPageBreak/>
         <w:t xml:space="preserve">Pearsons, T. N., and T. W. Hillman. 2025. Costs and benefits of a multi-generation captive broodstock Chinook Salmon hatchery program. </w:t>
       </w:r>
       <w:r>
@@ -11008,6 +11005,7 @@
         <w:ind w:left="720" w:hanging="720"/>
       </w:pPr>
       <w:r>
+        <w:lastRenderedPageBreak/>
         <w:t xml:space="preserve">Van Alen, B. W. 2000. Status and Stewardship of Salmon Stocks in Southeast Alaska. In E. E. Knudsen, Steward, C. R., MacDonald, D. D., Williams, J. E., Reiser, D. W. </w:t>
       </w:r>
       <w:r>
@@ -11037,7 +11035,7 @@
 
 <file path=word/comments.xml><?xml version="1.0" encoding="utf-8"?>
 <w:comments xmlns:wpc="http://schemas.microsoft.com/office/word/2010/wordprocessingCanvas" xmlns:cx="http://schemas.microsoft.com/office/drawing/2014/chartex" xmlns:cx1="http://schemas.microsoft.com/office/drawing/2015/9/8/chartex" xmlns:cx2="http://schemas.microsoft.com/office/drawing/2015/10/21/chartex" xmlns:cx3="http://schemas.microsoft.com/office/drawing/2016/5/9/chartex" xmlns:cx4="http://schemas.microsoft.com/office/drawing/2016/5/10/chartex" xmlns:cx5="http://schemas.microsoft.com/office/drawing/2016/5/11/chartex" xmlns:cx6="http://schemas.microsoft.com/office/drawing/2016/5/12/chartex" xmlns:cx7="http://schemas.microsoft.com/office/drawing/2016/5/13/chartex" xmlns:cx8="http://schemas.microsoft.com/office/drawing/2016/5/14/chartex" xmlns:mc="http://schemas.openxmlformats.org/markup-compatibility/2006" xmlns:aink="http://schemas.microsoft.com/office/drawing/2016/ink" xmlns:am3d="http://schemas.microsoft.com/office/drawing/2017/model3d" xmlns:o="urn:schemas-microsoft-com:office:office" xmlns:oel="http://schemas.microsoft.com/office/2019/extlst" xmlns:r="http://schemas.openxmlformats.org/officeDocument/2006/relationships" xmlns:m="http://schemas.openxmlformats.org/officeDocument/2006/math" xmlns:v="urn:schemas-microsoft-com:vml" xmlns:wp14="http://schemas.microsoft.com/office/word/2010/wordprocessingDrawing" xmlns:wp="http://schemas.openxmlformats.org/drawingml/2006/wordprocessingDrawing" xmlns:w10="urn:schemas-microsoft-com:office:word" xmlns:w="http://schemas.openxmlformats.org/wordprocessingml/2006/main" xmlns:w14="http://schemas.microsoft.com/office/word/2010/wordml" xmlns:w15="http://schemas.microsoft.com/office/word/2012/wordml" xmlns:w16cex="http://schemas.microsoft.com/office/word/2018/wordml/cex" xmlns:w16cid="http://schemas.microsoft.com/office/word/2016/wordml/cid" xmlns:w16="http://schemas.microsoft.com/office/word/2018/wordml" xmlns:w16du="http://schemas.microsoft.com/office/word/2023/wordml/word16du" xmlns:w16sdtdh="http://schemas.microsoft.com/office/word/2020/wordml/sdtdatahash" xmlns:w16sdtfl="http://schemas.microsoft.com/office/word/2024/wordml/sdtformatlock" xmlns:w16se="http://schemas.microsoft.com/office/word/2015/wordml/symex" xmlns:wpg="http://schemas.microsoft.com/office/word/2010/wordprocessingGroup" xmlns:wpi="http://schemas.microsoft.com/office/word/2010/wordprocessingInk" xmlns:wne="http://schemas.microsoft.com/office/word/2006/wordml" xmlns:wps="http://schemas.microsoft.com/office/word/2010/wordprocessingShape" mc:Ignorable="w14 w15 w16se w16cid w16 w16cex w16sdtdh w16sdtfl w16du wp14">
-  <w:comment w:id="9" w:author="tquinn" w:date="2026-05-20T21:23:00Z" w:initials="-t">
+  <w:comment w:id="5" w:author="tquinn" w:date="2026-05-20T21:23:00Z" w:initials="-t">
     <w:p>
       <w:pPr>
         <w:pStyle w:val="CommentText"/>

--- a/output/writing/DissertationChapter/mcgrealCh1_draft3DD_TQ 20 May 2026.docx
+++ b/output/writing/DissertationChapter/mcgrealCh1_draft3DD_TQ 20 May 2026.docx
@@ -286,802 +286,9 @@
           <w:color w:val="202122"/>
           <w:shd w:val="clear" w:color="auto" w:fill="FFFFFF"/>
         </w:rPr>
-        <w:t xml:space="preserve"> gorbuscha</w:t>
-      </w:r>
-      <w:r>
-        <w:t>)</w:t>
-      </w:r>
-      <w:r>
-        <w:t xml:space="preserve"> in Sitka National Historical Park’s Indian River. Though native to the river,</w:t>
-      </w:r>
-      <w:r>
         <w:t xml:space="preserve"> </w:t>
       </w:r>
-      <w:r>
-        <w:t>pink salmon</w:t>
-      </w:r>
-      <w:r>
-        <w:t xml:space="preserve"> </w:t>
-      </w:r>
-      <w:r>
-        <w:t xml:space="preserve">have seen </w:t>
-      </w:r>
-      <w:r>
-        <w:t xml:space="preserve">exponentially increasing </w:t>
-      </w:r>
-      <w:r>
-        <w:t>number</w:t>
-      </w:r>
-      <w:r>
-        <w:t>s</w:t>
-      </w:r>
-      <w:r>
-        <w:t xml:space="preserve"> of fish </w:t>
-      </w:r>
-      <w:r>
-        <w:t xml:space="preserve">returning </w:t>
-      </w:r>
-      <w:r>
-        <w:t xml:space="preserve">to spawn </w:t>
-      </w:r>
-      <w:r>
-        <w:t xml:space="preserve">in </w:t>
-      </w:r>
-      <w:r>
-        <w:t>late summer</w:t>
-      </w:r>
-      <w:r>
-        <w:t xml:space="preserve"> in recent decades</w:t>
-      </w:r>
-      <w:r>
-        <w:t xml:space="preserve"> on the biennial (i.e., odd and even numbered year) cycles characteristic of the species</w:t>
-      </w:r>
-      <w:r>
-        <w:t>. These potentially hyperabundant runs create the risk</w:t>
-      </w:r>
-      <w:r>
-        <w:t xml:space="preserve"> </w:t>
-      </w:r>
-      <w:r>
-        <w:t>of hypoxia events</w:t>
-      </w:r>
-      <w:r>
-        <w:t xml:space="preserve">, putting fish </w:t>
-      </w:r>
-      <w:r>
-        <w:t xml:space="preserve">and other resident </w:t>
-      </w:r>
-      <w:r>
-        <w:t>species</w:t>
-      </w:r>
-      <w:r>
-        <w:t xml:space="preserve"> reliant on the river </w:t>
-      </w:r>
-      <w:r>
-        <w:t>at risk</w:t>
-      </w:r>
-      <w:r>
-        <w:t>. T</w:t>
-      </w:r>
-      <w:r>
-        <w:t xml:space="preserve">he </w:t>
-      </w:r>
-      <w:r>
-        <w:t xml:space="preserve">U.S. </w:t>
-      </w:r>
-      <w:r>
-        <w:t xml:space="preserve">National Park Service mandates the maintenance of </w:t>
-      </w:r>
-      <w:r>
-        <w:t xml:space="preserve">population densities </w:t>
-      </w:r>
-      <w:r>
-        <w:t xml:space="preserve">such as they would occur </w:t>
-      </w:r>
-      <w:r>
-        <w:t xml:space="preserve">within a </w:t>
-      </w:r>
-      <w:r>
-        <w:t>“</w:t>
-      </w:r>
-      <w:r>
-        <w:t>natural range of variation,</w:t>
-      </w:r>
-      <w:r>
-        <w:t>”</w:t>
-      </w:r>
-      <w:r>
-        <w:t xml:space="preserve"> </w:t>
-      </w:r>
-      <w:r>
-        <w:t>meaning the potential hyperabundance of pink salmon may</w:t>
-      </w:r>
-      <w:r>
-        <w:t xml:space="preserve"> prompt the need for management action</w:t>
-      </w:r>
-      <w:r>
-        <w:t xml:space="preserve">. </w:t>
-      </w:r>
-      <w:r>
-        <w:t>A</w:t>
-      </w:r>
-      <w:r>
-        <w:t xml:space="preserve"> nearby hatchery, which releases 3 million </w:t>
-      </w:r>
-      <w:r>
-        <w:t>pink salmon</w:t>
-      </w:r>
-      <w:r>
-        <w:t xml:space="preserve"> fry each year</w:t>
-      </w:r>
-      <w:r>
-        <w:t>, may be</w:t>
-      </w:r>
-      <w:r>
-        <w:t xml:space="preserve"> contributing to the abundance of </w:t>
-      </w:r>
-      <w:r>
-        <w:t>pink salmon</w:t>
-      </w:r>
-      <w:r>
-        <w:t xml:space="preserve"> </w:t>
-      </w:r>
-      <w:r>
-        <w:t>in</w:t>
-      </w:r>
-      <w:r>
-        <w:t xml:space="preserve"> Indian River. </w:t>
-      </w:r>
-      <w:r>
-        <w:t xml:space="preserve">Using pink salmon escapement data </w:t>
-      </w:r>
-      <w:r>
-        <w:t xml:space="preserve">collected by the Alaska Department of Fish </w:t>
-      </w:r>
-      <w:r>
-        <w:t>and</w:t>
-      </w:r>
-      <w:r>
-        <w:t xml:space="preserve"> Game</w:t>
-      </w:r>
-      <w:r>
-        <w:t>,</w:t>
-      </w:r>
-      <w:r>
-        <w:t xml:space="preserve"> </w:t>
-      </w:r>
-      <w:r>
-        <w:t>t</w:t>
-      </w:r>
-      <w:r>
-        <w:t>his study determine</w:t>
-      </w:r>
-      <w:r>
-        <w:t>d</w:t>
-      </w:r>
-      <w:r>
-        <w:t xml:space="preserve"> whether the increased numbers of </w:t>
-      </w:r>
-      <w:r>
-        <w:t>pink salmon</w:t>
-      </w:r>
-      <w:r>
-        <w:t xml:space="preserve"> observed at Indian River are </w:t>
-      </w:r>
-      <w:r>
-        <w:t>typical</w:t>
-      </w:r>
-      <w:r>
-        <w:t xml:space="preserve"> of trends in the wider region</w:t>
-      </w:r>
-      <w:r>
-        <w:t xml:space="preserve"> (i.e., </w:t>
-      </w:r>
-      <w:r>
-        <w:t>the</w:t>
-      </w:r>
-      <w:r>
-        <w:t xml:space="preserve"> natural range of variation)</w:t>
-      </w:r>
-      <w:r>
-        <w:t xml:space="preserve">, or whether hatchery operations may be </w:t>
-      </w:r>
-      <w:r>
-        <w:t>contributing to or causing</w:t>
-      </w:r>
-      <w:r>
-        <w:t xml:space="preserve"> the </w:t>
-      </w:r>
-      <w:r>
-        <w:t xml:space="preserve">recent </w:t>
-      </w:r>
-      <w:r>
-        <w:t>hyperabundan</w:t>
-      </w:r>
-      <w:r>
-        <w:t>ce</w:t>
-      </w:r>
-      <w:r>
-        <w:t>.</w:t>
-      </w:r>
-      <w:r>
-        <w:t xml:space="preserve"> </w:t>
-      </w:r>
-      <w:r>
-        <w:t>S</w:t>
-      </w:r>
-      <w:r>
-        <w:t>tate-</w:t>
-      </w:r>
-      <w:r>
-        <w:t xml:space="preserve">space models </w:t>
-      </w:r>
-      <w:r>
-        <w:t>indicated</w:t>
-      </w:r>
-      <w:r>
-        <w:t xml:space="preserve"> that odd-year runs of pink salmon at Indian River diverge</w:t>
-      </w:r>
-      <w:r>
-        <w:t>d</w:t>
-      </w:r>
-      <w:r>
-        <w:t xml:space="preserve"> significantly from regional expectations, although conclusive evidence that this divergence is driven by hatchery releases is not clear. </w:t>
-      </w:r>
-      <w:r>
-        <w:t>Even-year runs d</w:t>
-      </w:r>
-      <w:r>
-        <w:t>id</w:t>
-      </w:r>
-      <w:r>
-        <w:t xml:space="preserve"> not display the same divergence in </w:t>
-      </w:r>
-      <w:r>
-        <w:t>abundance</w:t>
-      </w:r>
-      <w:r>
-        <w:t xml:space="preserve"> and </w:t>
-      </w:r>
-      <w:r>
-        <w:t>were consistent</w:t>
-      </w:r>
-      <w:r>
-        <w:t xml:space="preserve"> with pink salmon abundances elsewhere in the region.   </w:t>
-      </w:r>
-      <w:r>
-        <w:br w:type="page"/>
-      </w:r>
-    </w:p>
-    <w:p>
-      <w:pPr>
-        <w:spacing w:after="0" w:line="480" w:lineRule="auto"/>
-        <w:rPr>
-          <w:b/>
-          <w:bCs/>
-          <w:u w:val="single"/>
-        </w:rPr>
-      </w:pPr>
-      <w:r>
-        <w:rPr>
-          <w:b/>
-          <w:bCs/>
-          <w:u w:val="single"/>
-        </w:rPr>
-        <w:lastRenderedPageBreak/>
-        <w:t xml:space="preserve">Introduction </w:t>
-      </w:r>
-    </w:p>
-    <w:p>
-      <w:pPr>
-        <w:spacing w:after="0" w:line="480" w:lineRule="auto"/>
-        <w:ind w:firstLine="720"/>
-      </w:pPr>
-      <w:r>
-        <w:t xml:space="preserve">Conservation issues related to individual species are often the result of the scarcity of native plant or animal species or </w:t>
-      </w:r>
-      <w:r>
-        <w:t>the</w:t>
-      </w:r>
-      <w:r>
-        <w:t xml:space="preserve"> abundance of non-native (exotic, invasive) species</w:t>
-      </w:r>
-      <w:r>
-        <w:t xml:space="preserve"> </w:t>
-      </w:r>
-      <w:r>
-        <w:t>(</w:t>
-      </w:r>
-      <w:r>
-        <w:t xml:space="preserve">Ellison et al. 2005, Gallardo et al. 2015, </w:t>
-      </w:r>
-      <w:r>
-        <w:t>Jeschke et al. 2014)</w:t>
-      </w:r>
-      <w:r>
-        <w:t>.</w:t>
-      </w:r>
-      <w:r>
-        <w:t xml:space="preserve"> However, ecosystems can also be </w:t>
-      </w:r>
-      <w:r>
-        <w:t>harmed</w:t>
-      </w:r>
-      <w:r>
-        <w:t xml:space="preserve"> by the hyperabundance of a native species, due either to shifting regional trends in habitat suitability, to direct (and often anthropogenic) intervention, or to a combination of these factors (Sambaraju and Goodsman 2021, Beckett et al. 2022, Moore et al. 2023).</w:t>
-      </w:r>
-      <w:r>
-        <w:t xml:space="preserve"> </w:t>
-      </w:r>
-      <w:r>
-        <w:t xml:space="preserve">For example, purple </w:t>
-      </w:r>
-      <w:r>
-        <w:t>s</w:t>
-      </w:r>
-      <w:r>
-        <w:t xml:space="preserve">ea urchin </w:t>
-      </w:r>
-      <w:r>
-        <w:t>(</w:t>
-      </w:r>
-      <w:r>
-        <w:rPr>
-          <w:i/>
-          <w:iCs/>
-        </w:rPr>
-        <w:t>Strongylocentrotus purpuratus</w:t>
-      </w:r>
-      <w:r>
-        <w:t xml:space="preserve">) </w:t>
-      </w:r>
-      <w:r>
-        <w:t xml:space="preserve">hyperabundance in the northern Pacific </w:t>
-      </w:r>
-      <w:r>
-        <w:t xml:space="preserve">Ocean </w:t>
-      </w:r>
-      <w:r>
-        <w:t>can lead</w:t>
-      </w:r>
-      <w:r>
-        <w:t xml:space="preserve"> to the devastation of kelp </w:t>
-      </w:r>
-      <w:r>
-        <w:t>(</w:t>
-      </w:r>
-      <w:r>
-        <w:rPr>
-          <w:i/>
-          <w:iCs/>
-        </w:rPr>
-        <w:t>Macrocystis pyrifera</w:t>
-      </w:r>
-      <w:r>
-        <w:t xml:space="preserve">) </w:t>
-      </w:r>
-      <w:r>
-        <w:t xml:space="preserve">forests, critical ecosystems upon which countless marine species depend. This hyperabundance </w:t>
-      </w:r>
-      <w:r>
-        <w:t xml:space="preserve">has been driven by </w:t>
-      </w:r>
-      <w:r>
-        <w:t>the</w:t>
-      </w:r>
-      <w:r>
-        <w:t xml:space="preserve"> de</w:t>
-      </w:r>
-      <w:r>
-        <w:t>pletion</w:t>
-      </w:r>
-      <w:r>
-        <w:t xml:space="preserve"> </w:t>
-      </w:r>
-      <w:r>
-        <w:t xml:space="preserve">of </w:t>
-      </w:r>
-      <w:r>
-        <w:t xml:space="preserve">Pacific </w:t>
-      </w:r>
-      <w:r>
-        <w:t>sea otter</w:t>
-      </w:r>
-      <w:r>
-        <w:t xml:space="preserve"> (</w:t>
-      </w:r>
-      <w:r>
-        <w:rPr>
-          <w:i/>
-          <w:iCs/>
-        </w:rPr>
-        <w:t>Enhydra lutris</w:t>
-      </w:r>
-      <w:r>
-        <w:t>)</w:t>
-      </w:r>
-      <w:r>
-        <w:t xml:space="preserve"> populations</w:t>
-      </w:r>
-      <w:r>
-        <w:t xml:space="preserve"> during the 1</w:t>
-      </w:r>
-      <w:r>
-        <w:t>8</w:t>
-      </w:r>
-      <w:r>
-        <w:rPr>
-          <w:vertAlign w:val="superscript"/>
-        </w:rPr>
-        <w:t>th</w:t>
-      </w:r>
-      <w:r>
-        <w:t xml:space="preserve"> and </w:t>
-      </w:r>
-      <w:r>
-        <w:t>19</w:t>
-      </w:r>
-      <w:r>
-        <w:rPr>
-          <w:vertAlign w:val="superscript"/>
-        </w:rPr>
-        <w:t>th</w:t>
-      </w:r>
-      <w:r>
-        <w:t xml:space="preserve"> centuries</w:t>
-      </w:r>
-      <w:r>
-        <w:t xml:space="preserve"> </w:t>
-      </w:r>
-      <w:r>
-        <w:t>by</w:t>
-      </w:r>
-      <w:r>
-        <w:t xml:space="preserve"> the maritime fur trade. Otter populations have never recovered</w:t>
-      </w:r>
-      <w:r>
-        <w:t xml:space="preserve"> along much of the North American Pacific coast</w:t>
-      </w:r>
-      <w:r>
-        <w:t xml:space="preserve">, and as a result ‘urchin barrens’ are a common feature in shallow coastal regions off the west coast of North America </w:t>
-      </w:r>
-      <w:r>
-        <w:t>(</w:t>
-      </w:r>
-      <w:r>
-        <w:t>Estes 2015</w:t>
-      </w:r>
-      <w:r>
-        <w:t>)</w:t>
-      </w:r>
-      <w:r>
-        <w:t>.</w:t>
-      </w:r>
-      <w:r>
-        <w:t xml:space="preserve"> More recently, a</w:t>
-      </w:r>
-      <w:r>
-        <w:t>nother hyperabundant</w:t>
-      </w:r>
-      <w:r>
-        <w:t xml:space="preserve"> </w:t>
-      </w:r>
-      <w:r>
-        <w:t>species</w:t>
-      </w:r>
-      <w:r>
-        <w:t>, t</w:t>
-      </w:r>
-      <w:r>
-        <w:t>he mountain pine beetle (</w:t>
-      </w:r>
-      <w:r>
-        <w:rPr>
-          <w:i/>
-          <w:iCs/>
-        </w:rPr>
-        <w:t>Dendroctonus ponderosae</w:t>
-      </w:r>
-      <w:r>
-        <w:t xml:space="preserve">), </w:t>
-      </w:r>
-      <w:r>
-        <w:t>has caused catastrophic destruction of</w:t>
-      </w:r>
-      <w:r>
-        <w:t xml:space="preserve"> coniferous forests </w:t>
-      </w:r>
-      <w:r>
-        <w:t>throughout its native range, the Rocky Mountains. While the mountain pine beetle’s life history has always involved causing damage to the inner bark of conifers, cold winter temperatures have previously limited the</w:t>
-      </w:r>
-      <w:r>
-        <w:t>ir</w:t>
-      </w:r>
-      <w:r>
-        <w:t xml:space="preserve"> numbers and, by extension, their impacts on Rocky Mountain forests. However, as shifting climate patterns have led to warmer winters and longer summers, the mountain pine beetle has flourished and in doing so has devasted large swathes </w:t>
-      </w:r>
-      <w:r>
-        <w:t>of forest habitat in Canada and the US</w:t>
-      </w:r>
-      <w:r>
-        <w:t xml:space="preserve"> </w:t>
-      </w:r>
-      <w:r>
-        <w:t>(Gibson et al. 2008).</w:t>
-      </w:r>
-      <w:r>
-        <w:t xml:space="preserve"> </w:t>
-      </w:r>
-    </w:p>
-    <w:p>
-      <w:pPr>
-        <w:spacing w:after="0" w:line="480" w:lineRule="auto"/>
-        <w:ind w:firstLine="720"/>
-      </w:pPr>
-      <w:r>
-        <w:lastRenderedPageBreak/>
-        <w:t>If a hyperabundan</w:t>
-      </w:r>
-      <w:r>
-        <w:t>t</w:t>
-      </w:r>
-      <w:r>
-        <w:t xml:space="preserve"> native species occurs within a </w:t>
-      </w:r>
-      <w:r>
-        <w:t>conservation area, it may ne</w:t>
-      </w:r>
-      <w:r>
-        <w:t>cessitate</w:t>
-      </w:r>
-      <w:r>
-        <w:t xml:space="preserve"> management action</w:t>
-      </w:r>
-      <w:r>
-        <w:t>s</w:t>
-      </w:r>
-      <w:r>
-        <w:t xml:space="preserve"> to protect other species within the ecosystem. </w:t>
-      </w:r>
-      <w:r>
-        <w:t>For example</w:t>
-      </w:r>
-      <w:r>
-        <w:t xml:space="preserve">, the </w:t>
-      </w:r>
-      <w:r>
-        <w:t xml:space="preserve">United States </w:t>
-      </w:r>
-      <w:r>
-        <w:t xml:space="preserve">National Park Service (NPS) has operated under a </w:t>
-      </w:r>
-      <w:r>
-        <w:t>mandate to “steward NPS resources for continuous change that is not yet fully understood, in order to preserve ecological integrity and cultural and historical authenticity…” (</w:t>
-      </w:r>
-      <w:r>
-        <w:t>Colwell et al.</w:t>
-      </w:r>
-      <w:r>
-        <w:t xml:space="preserve"> 2012). </w:t>
-      </w:r>
-      <w:r>
-        <w:t xml:space="preserve">For natural resources, particularly those that vary in space and time, the management target has </w:t>
-      </w:r>
-      <w:r>
-        <w:t xml:space="preserve">historically </w:t>
-      </w:r>
-      <w:r>
-        <w:t>been to maintain abundances within a ‘natural range of variation’</w:t>
-      </w:r>
-      <w:r>
-        <w:t xml:space="preserve"> </w:t>
-      </w:r>
-      <w:r>
-        <w:rPr>
-          <w:rFonts w:cstheme="minorHAnsi"/>
-          <w:color w:val="202122"/>
-          <w:shd w:val="clear" w:color="auto" w:fill="FFFFFF"/>
-        </w:rPr>
-        <w:t>(National Park Service 2025</w:t>
-      </w:r>
-      <w:r>
-        <w:rPr>
-          <w:rFonts w:cstheme="minorHAnsi"/>
-          <w:color w:val="202122"/>
-          <w:shd w:val="clear" w:color="auto" w:fill="FFFFFF"/>
-        </w:rPr>
-        <w:t>a</w:t>
-      </w:r>
-      <w:r>
-        <w:rPr>
-          <w:rFonts w:cstheme="minorHAnsi"/>
-          <w:color w:val="202122"/>
-          <w:shd w:val="clear" w:color="auto" w:fill="FFFFFF"/>
-        </w:rPr>
-        <w:t>)</w:t>
-      </w:r>
-      <w:r>
-        <w:t>. Notable occurrences in which native species fall outside this natural range of variation include the above-mentioned mountain pine beetle in Yellowstone</w:t>
-      </w:r>
-      <w:r>
-        <w:t>, Grand Teton,</w:t>
-      </w:r>
-      <w:r>
-        <w:t xml:space="preserve"> and Rocky Mountain </w:t>
-      </w:r>
-      <w:r>
-        <w:t>N</w:t>
-      </w:r>
-      <w:r>
-        <w:t xml:space="preserve">ational </w:t>
-      </w:r>
-      <w:r>
-        <w:t>P</w:t>
-      </w:r>
-      <w:r>
-        <w:t xml:space="preserve">arks, and intense foraging on vegetation </w:t>
-      </w:r>
-      <w:r>
-        <w:t>by white-tailed deer (</w:t>
-      </w:r>
-      <w:r>
-        <w:rPr>
-          <w:i/>
-          <w:iCs/>
-        </w:rPr>
-        <w:t>Odocoileus virginianus</w:t>
-      </w:r>
-      <w:r>
-        <w:t xml:space="preserve">) in many midwestern and eastern national parks, </w:t>
-      </w:r>
-      <w:r>
-        <w:t>depletin</w:t>
-      </w:r>
-      <w:r>
-        <w:t>g</w:t>
-      </w:r>
-      <w:r>
-        <w:t xml:space="preserve"> resources on which other species depend </w:t>
-      </w:r>
-      <w:r>
-        <w:t>(Gibson et al. 2008</w:t>
-      </w:r>
-      <w:r>
-        <w:t xml:space="preserve">, </w:t>
-      </w:r>
-      <w:r>
-        <w:t>Miller et al. 2023</w:t>
-      </w:r>
-      <w:r>
-        <w:t>, National Park Service 2023</w:t>
-      </w:r>
-      <w:r>
-        <w:t xml:space="preserve">). </w:t>
-      </w:r>
-    </w:p>
-    <w:p>
-      <w:pPr>
-        <w:spacing w:after="0" w:line="480" w:lineRule="auto"/>
-        <w:ind w:firstLine="720"/>
-      </w:pPr>
-      <w:r>
-        <w:t xml:space="preserve">While </w:t>
-      </w:r>
-      <w:r>
-        <w:t>hyperabundance</w:t>
-      </w:r>
-      <w:r>
-        <w:t xml:space="preserve"> of organisms can</w:t>
-      </w:r>
-      <w:r>
-        <w:t xml:space="preserve"> </w:t>
-      </w:r>
-      <w:r>
-        <w:t>require</w:t>
-      </w:r>
-      <w:r>
-        <w:t xml:space="preserve"> management action,</w:t>
-      </w:r>
-      <w:r>
-        <w:t xml:space="preserve"> </w:t>
-      </w:r>
-      <w:r>
-        <w:t xml:space="preserve">the </w:t>
-      </w:r>
-      <w:r>
-        <w:t>point at which</w:t>
-      </w:r>
-      <w:r>
-        <w:t xml:space="preserve"> </w:t>
-      </w:r>
-      <w:r>
-        <w:t>the a</w:t>
-      </w:r>
-      <w:r>
-        <w:t xml:space="preserve">bundance of </w:t>
-      </w:r>
-      <w:r>
-        <w:t>an</w:t>
-      </w:r>
-      <w:r>
-        <w:t xml:space="preserve"> endemic species exceeds the natural range of variation, thereby triggering a need for management action, can be difficult to ascertain. Park managers </w:t>
-      </w:r>
-      <w:r>
-        <w:t>finding themselves confronted with such issues must make careful and informed decisions based on the best scientific information available</w:t>
-      </w:r>
-      <w:r>
-        <w:t xml:space="preserve"> as they seek to interpret and implement the mandate to preserve resources in a natural condition. </w:t>
-      </w:r>
-      <w:r>
-        <w:t>Hyperabundant native species are not given anywhere near the same attention as invasive species</w:t>
-      </w:r>
-      <w:r>
-        <w:t xml:space="preserve"> </w:t>
-      </w:r>
-      <w:r>
-        <w:t xml:space="preserve">in </w:t>
-      </w:r>
-      <w:r>
-        <w:t>scientific</w:t>
-      </w:r>
-      <w:r>
-        <w:t xml:space="preserve"> literature</w:t>
-      </w:r>
-      <w:r>
-        <w:t xml:space="preserve">, and identifying these instances as they occur is challenging </w:t>
-      </w:r>
-      <w:r>
-        <w:t>(</w:t>
-      </w:r>
-      <w:r>
-        <w:t>Valéry et al. 2013</w:t>
-      </w:r>
-      <w:r>
-        <w:t>)</w:t>
-      </w:r>
-      <w:r>
-        <w:t>.</w:t>
-      </w:r>
-      <w:r>
-        <w:t xml:space="preserve"> While historical presence, abundance, or </w:t>
-      </w:r>
-      <w:r>
-        <w:t>range</w:t>
-      </w:r>
-      <w:r>
-        <w:t xml:space="preserve"> of a species is useful when available, these data are often non-existent or sorely lacking (Carey et al. 2012).</w:t>
-      </w:r>
-    </w:p>
-    <w:p>
-      <w:pPr>
-        <w:spacing w:after="0" w:line="480" w:lineRule="auto"/>
-        <w:ind w:firstLine="720"/>
-      </w:pPr>
-      <w:r>
-        <w:lastRenderedPageBreak/>
-        <w:t xml:space="preserve">With these ideas in mind, </w:t>
-      </w:r>
-      <w:r>
-        <w:t xml:space="preserve">our </w:t>
-      </w:r>
-      <w:r>
-        <w:t xml:space="preserve">research is focused on a population of pink salmon </w:t>
-      </w:r>
-      <w:r>
-        <w:rPr>
-          <w:rFonts w:cstheme="minorHAnsi"/>
-          <w:color w:val="202122"/>
-          <w:shd w:val="clear" w:color="auto" w:fill="FFFFFF"/>
-        </w:rPr>
-        <w:t>(</w:t>
-      </w:r>
-      <w:r>
-        <w:rPr>
-          <w:i/>
-          <w:iCs/>
-        </w:rPr>
-        <w:t>Oncorhynchus</w:t>
-      </w:r>
+      <w:proofErr w:type="spellStart"/>
       <w:r>
         <w:rPr>
           <w:rFonts w:cstheme="minorHAnsi"/>
@@ -1090,7 +297,638 @@
           <w:color w:val="202122"/>
           <w:shd w:val="clear" w:color="auto" w:fill="FFFFFF"/>
         </w:rPr>
-        <w:t xml:space="preserve"> gorbuscha</w:t>
+        <w:t>gorbuscha</w:t>
+      </w:r>
+      <w:proofErr w:type="spellEnd"/>
+      <w:r>
+        <w:t>)</w:t>
+      </w:r>
+      <w:r>
+        <w:t xml:space="preserve"> in Sitka National Historical Park’s Indian River. Though native to the river,</w:t>
+      </w:r>
+      <w:r>
+        <w:t xml:space="preserve"> </w:t>
+      </w:r>
+      <w:r>
+        <w:t>pink salmon</w:t>
+      </w:r>
+      <w:r>
+        <w:t xml:space="preserve"> </w:t>
+      </w:r>
+      <w:r>
+        <w:t xml:space="preserve">have seen </w:t>
+      </w:r>
+      <w:r>
+        <w:t xml:space="preserve">exponentially increasing </w:t>
+      </w:r>
+      <w:r>
+        <w:t>number</w:t>
+      </w:r>
+      <w:r>
+        <w:t>s</w:t>
+      </w:r>
+      <w:r>
+        <w:t xml:space="preserve"> of fish </w:t>
+      </w:r>
+      <w:r>
+        <w:t xml:space="preserve">returning </w:t>
+      </w:r>
+      <w:r>
+        <w:t xml:space="preserve">to spawn </w:t>
+      </w:r>
+      <w:r>
+        <w:t xml:space="preserve">in </w:t>
+      </w:r>
+      <w:r>
+        <w:t>late summer</w:t>
+      </w:r>
+      <w:r>
+        <w:t xml:space="preserve"> in recent decades</w:t>
+      </w:r>
+      <w:r>
+        <w:t xml:space="preserve"> on the biennial (i.e., odd and even numbered year) cycles characteristic of the species</w:t>
+      </w:r>
+      <w:r>
+        <w:t>. These potentially hyperabundant runs create the risk</w:t>
+      </w:r>
+      <w:r>
+        <w:t xml:space="preserve"> </w:t>
+      </w:r>
+      <w:r>
+        <w:t>of hypoxia events</w:t>
+      </w:r>
+      <w:r>
+        <w:t xml:space="preserve">, putting fish </w:t>
+      </w:r>
+      <w:r>
+        <w:t xml:space="preserve">and other resident </w:t>
+      </w:r>
+      <w:r>
+        <w:t>species</w:t>
+      </w:r>
+      <w:r>
+        <w:t xml:space="preserve"> reliant on the river </w:t>
+      </w:r>
+      <w:r>
+        <w:t>at risk</w:t>
+      </w:r>
+      <w:r>
+        <w:t>. T</w:t>
+      </w:r>
+      <w:r>
+        <w:t xml:space="preserve">he </w:t>
+      </w:r>
+      <w:r>
+        <w:t xml:space="preserve">U.S. </w:t>
+      </w:r>
+      <w:r>
+        <w:t xml:space="preserve">National Park Service mandates the maintenance of </w:t>
+      </w:r>
+      <w:r>
+        <w:t xml:space="preserve">population densities </w:t>
+      </w:r>
+      <w:r>
+        <w:t xml:space="preserve">such as they would occur </w:t>
+      </w:r>
+      <w:r>
+        <w:t xml:space="preserve">within a </w:t>
+      </w:r>
+      <w:r>
+        <w:t>“</w:t>
+      </w:r>
+      <w:r>
+        <w:t>natural range of variation,</w:t>
+      </w:r>
+      <w:r>
+        <w:t>”</w:t>
+      </w:r>
+      <w:r>
+        <w:t xml:space="preserve"> </w:t>
+      </w:r>
+      <w:r>
+        <w:t>meaning the potential hyperabundance of pink salmon may</w:t>
+      </w:r>
+      <w:r>
+        <w:t xml:space="preserve"> prompt the need for management action</w:t>
+      </w:r>
+      <w:r>
+        <w:t xml:space="preserve">. </w:t>
+      </w:r>
+      <w:r>
+        <w:t>A</w:t>
+      </w:r>
+      <w:r>
+        <w:t xml:space="preserve"> nearby hatchery, which releases 3 million </w:t>
+      </w:r>
+      <w:r>
+        <w:t>pink salmon</w:t>
+      </w:r>
+      <w:r>
+        <w:t xml:space="preserve"> fry each year</w:t>
+      </w:r>
+      <w:r>
+        <w:t>, may be</w:t>
+      </w:r>
+      <w:r>
+        <w:t xml:space="preserve"> contributing to the abundance of </w:t>
+      </w:r>
+      <w:r>
+        <w:t>pink salmon</w:t>
+      </w:r>
+      <w:r>
+        <w:t xml:space="preserve"> </w:t>
+      </w:r>
+      <w:r>
+        <w:t>in</w:t>
+      </w:r>
+      <w:r>
+        <w:t xml:space="preserve"> Indian River. </w:t>
+      </w:r>
+      <w:r>
+        <w:t xml:space="preserve">Using pink salmon escapement data </w:t>
+      </w:r>
+      <w:r>
+        <w:t xml:space="preserve">collected by the Alaska Department of Fish </w:t>
+      </w:r>
+      <w:r>
+        <w:t>and</w:t>
+      </w:r>
+      <w:r>
+        <w:t xml:space="preserve"> Game</w:t>
+      </w:r>
+      <w:r>
+        <w:t>,</w:t>
+      </w:r>
+      <w:r>
+        <w:t xml:space="preserve"> </w:t>
+      </w:r>
+      <w:r>
+        <w:t>t</w:t>
+      </w:r>
+      <w:r>
+        <w:t>his study determine</w:t>
+      </w:r>
+      <w:r>
+        <w:t>d</w:t>
+      </w:r>
+      <w:r>
+        <w:t xml:space="preserve"> whether the increased numbers of </w:t>
+      </w:r>
+      <w:r>
+        <w:t>pink salmon</w:t>
+      </w:r>
+      <w:r>
+        <w:t xml:space="preserve"> observed at Indian River are </w:t>
+      </w:r>
+      <w:r>
+        <w:t>typical</w:t>
+      </w:r>
+      <w:r>
+        <w:t xml:space="preserve"> of trends in the wider region</w:t>
+      </w:r>
+      <w:r>
+        <w:t xml:space="preserve"> (i.e., </w:t>
+      </w:r>
+      <w:r>
+        <w:t>the</w:t>
+      </w:r>
+      <w:r>
+        <w:t xml:space="preserve"> natural range of variation)</w:t>
+      </w:r>
+      <w:r>
+        <w:t xml:space="preserve">, or whether hatchery operations may be </w:t>
+      </w:r>
+      <w:r>
+        <w:t>contributing to or causing</w:t>
+      </w:r>
+      <w:r>
+        <w:t xml:space="preserve"> the </w:t>
+      </w:r>
+      <w:r>
+        <w:t xml:space="preserve">recent </w:t>
+      </w:r>
+      <w:r>
+        <w:t>hyperabundan</w:t>
+      </w:r>
+      <w:r>
+        <w:t>ce</w:t>
+      </w:r>
+      <w:r>
+        <w:t>.</w:t>
+      </w:r>
+      <w:r>
+        <w:t xml:space="preserve"> </w:t>
+      </w:r>
+      <w:r>
+        <w:t>S</w:t>
+      </w:r>
+      <w:r>
+        <w:t>tate-</w:t>
+      </w:r>
+      <w:r>
+        <w:t xml:space="preserve">space models </w:t>
+      </w:r>
+      <w:r>
+        <w:t>indicated</w:t>
+      </w:r>
+      <w:r>
+        <w:t xml:space="preserve"> that odd-year runs of pink salmon at Indian River diverge</w:t>
+      </w:r>
+      <w:r>
+        <w:t>d</w:t>
+      </w:r>
+      <w:r>
+        <w:t xml:space="preserve"> significantly from regional expectations, although conclusive evidence that this divergence is driven by hatchery releases is not clear. </w:t>
+      </w:r>
+      <w:r>
+        <w:t>Even-year runs d</w:t>
+      </w:r>
+      <w:r>
+        <w:t>id</w:t>
+      </w:r>
+      <w:r>
+        <w:t xml:space="preserve"> not display the same divergence in </w:t>
+      </w:r>
+      <w:r>
+        <w:t>abundance</w:t>
+      </w:r>
+      <w:r>
+        <w:t xml:space="preserve"> and </w:t>
+      </w:r>
+      <w:r>
+        <w:t>were consistent</w:t>
+      </w:r>
+      <w:r>
+        <w:t xml:space="preserve"> with pink salmon abundances elsewhere in the region.   </w:t>
+      </w:r>
+      <w:r>
+        <w:br w:type="page"/>
+      </w:r>
+    </w:p>
+    <w:p>
+      <w:pPr>
+        <w:spacing w:after="0" w:line="480" w:lineRule="auto"/>
+        <w:rPr>
+          <w:b/>
+          <w:bCs/>
+          <w:u w:val="single"/>
+        </w:rPr>
+      </w:pPr>
+      <w:r>
+        <w:rPr>
+          <w:b/>
+          <w:bCs/>
+          <w:u w:val="single"/>
+        </w:rPr>
+        <w:lastRenderedPageBreak/>
+        <w:t xml:space="preserve">Introduction </w:t>
+      </w:r>
+    </w:p>
+    <w:p>
+      <w:pPr>
+        <w:spacing w:after="0" w:line="480" w:lineRule="auto"/>
+        <w:ind w:firstLine="720"/>
+      </w:pPr>
+      <w:r>
+        <w:t xml:space="preserve">Conservation issues related to individual species are often the result of the scarcity of native plant or animal species or </w:t>
+      </w:r>
+      <w:r>
+        <w:t>the</w:t>
+      </w:r>
+      <w:r>
+        <w:t xml:space="preserve"> abundance of non-native (exotic, invasive) species</w:t>
+      </w:r>
+      <w:r>
+        <w:t xml:space="preserve"> </w:t>
+      </w:r>
+      <w:r>
+        <w:t>(</w:t>
+      </w:r>
+      <w:r>
+        <w:t xml:space="preserve">Ellison et al. 2005, Gallardo et al. 2015, </w:t>
+      </w:r>
+      <w:r>
+        <w:t>Jeschke et al. 2014)</w:t>
+      </w:r>
+      <w:r>
+        <w:t>.</w:t>
+      </w:r>
+      <w:r>
+        <w:t xml:space="preserve"> However, ecosystems can also be </w:t>
+      </w:r>
+      <w:r>
+        <w:t>harmed</w:t>
+      </w:r>
+      <w:r>
+        <w:t xml:space="preserve"> by the hyperabundance of a native species, due either to shifting regional trends in habitat suitability, to direct (and often anthropogenic) intervention, or to a combination of these factors (</w:t>
+      </w:r>
+      <w:proofErr w:type="spellStart"/>
+      <w:r>
+        <w:t>Sambaraju</w:t>
+      </w:r>
+      <w:proofErr w:type="spellEnd"/>
+      <w:r>
+        <w:t xml:space="preserve"> and </w:t>
+      </w:r>
+      <w:proofErr w:type="spellStart"/>
+      <w:r>
+        <w:t>Goodsman</w:t>
+      </w:r>
+      <w:proofErr w:type="spellEnd"/>
+      <w:r>
+        <w:t xml:space="preserve"> 2021, Beckett et al. 2022, Moore et al. 2023).</w:t>
+      </w:r>
+      <w:r>
+        <w:t xml:space="preserve"> </w:t>
+      </w:r>
+      <w:r>
+        <w:t xml:space="preserve">For example, purple </w:t>
+      </w:r>
+      <w:r>
+        <w:t>s</w:t>
+      </w:r>
+      <w:r>
+        <w:t xml:space="preserve">ea urchin </w:t>
+      </w:r>
+      <w:r>
+        <w:t>(</w:t>
+      </w:r>
+      <w:r>
+        <w:rPr>
+          <w:i/>
+          <w:iCs/>
+        </w:rPr>
+        <w:t xml:space="preserve">Strongylocentrotus </w:t>
+      </w:r>
+      <w:proofErr w:type="spellStart"/>
+      <w:r>
+        <w:rPr>
+          <w:i/>
+          <w:iCs/>
+        </w:rPr>
+        <w:t>purpuratus</w:t>
+      </w:r>
+      <w:proofErr w:type="spellEnd"/>
+      <w:r>
+        <w:t xml:space="preserve">) </w:t>
+      </w:r>
+      <w:r>
+        <w:t xml:space="preserve">hyperabundance in the northern Pacific </w:t>
+      </w:r>
+      <w:r>
+        <w:t xml:space="preserve">Ocean </w:t>
+      </w:r>
+      <w:r>
+        <w:t>can lead</w:t>
+      </w:r>
+      <w:r>
+        <w:t xml:space="preserve"> to the devastation of kelp </w:t>
+      </w:r>
+      <w:r>
+        <w:t>(</w:t>
+      </w:r>
+      <w:r>
+        <w:rPr>
+          <w:i/>
+          <w:iCs/>
+        </w:rPr>
+        <w:t xml:space="preserve">Macrocystis </w:t>
+      </w:r>
+      <w:proofErr w:type="spellStart"/>
+      <w:r>
+        <w:rPr>
+          <w:i/>
+          <w:iCs/>
+        </w:rPr>
+        <w:t>pyrifera</w:t>
+      </w:r>
+      <w:proofErr w:type="spellEnd"/>
+      <w:r>
+        <w:t xml:space="preserve">) </w:t>
+      </w:r>
+      <w:r>
+        <w:t xml:space="preserve">forests, critical ecosystems upon which countless marine species depend. This hyperabundance </w:t>
+      </w:r>
+      <w:r>
+        <w:t xml:space="preserve">has been driven by </w:t>
+      </w:r>
+      <w:r>
+        <w:t>the</w:t>
+      </w:r>
+      <w:r>
+        <w:t xml:space="preserve"> de</w:t>
+      </w:r>
+      <w:r>
+        <w:t>pletion</w:t>
+      </w:r>
+      <w:r>
+        <w:t xml:space="preserve"> </w:t>
+      </w:r>
+      <w:r>
+        <w:t xml:space="preserve">of </w:t>
+      </w:r>
+      <w:proofErr w:type="gramStart"/>
+      <w:r>
+        <w:t xml:space="preserve">Pacific </w:t>
+      </w:r>
+      <w:r>
+        <w:t>sea</w:t>
+      </w:r>
+      <w:proofErr w:type="gramEnd"/>
+      <w:r>
+        <w:t xml:space="preserve"> otter</w:t>
+      </w:r>
+      <w:r>
+        <w:t xml:space="preserve"> (</w:t>
+      </w:r>
+      <w:r>
+        <w:rPr>
+          <w:i/>
+          <w:iCs/>
+        </w:rPr>
+        <w:t>Enhydra lutris</w:t>
+      </w:r>
+      <w:r>
+        <w:t>)</w:t>
+      </w:r>
+      <w:r>
+        <w:t xml:space="preserve"> populations</w:t>
+      </w:r>
+      <w:r>
+        <w:t xml:space="preserve"> during the 1</w:t>
+      </w:r>
+      <w:r>
+        <w:t>8</w:t>
+      </w:r>
+      <w:r>
+        <w:rPr>
+          <w:vertAlign w:val="superscript"/>
+        </w:rPr>
+        <w:t>th</w:t>
+      </w:r>
+      <w:r>
+        <w:t xml:space="preserve"> and </w:t>
+      </w:r>
+      <w:r>
+        <w:t>19</w:t>
+      </w:r>
+      <w:r>
+        <w:rPr>
+          <w:vertAlign w:val="superscript"/>
+        </w:rPr>
+        <w:t>th</w:t>
+      </w:r>
+      <w:r>
+        <w:t xml:space="preserve"> centuries</w:t>
+      </w:r>
+      <w:r>
+        <w:t xml:space="preserve"> </w:t>
+      </w:r>
+      <w:r>
+        <w:t>by</w:t>
+      </w:r>
+      <w:r>
+        <w:t xml:space="preserve"> the maritime fur trade. Otter populations have never recovered</w:t>
+      </w:r>
+      <w:r>
+        <w:t xml:space="preserve"> along much of the North American Pacific coast</w:t>
+      </w:r>
+      <w:r>
+        <w:t xml:space="preserve">, and as a result ‘urchin barrens’ are a common feature in shallow coastal regions off the west coast of North America </w:t>
+      </w:r>
+      <w:r>
+        <w:t>(</w:t>
+      </w:r>
+      <w:r>
+        <w:t>Estes 2015</w:t>
+      </w:r>
+      <w:r>
+        <w:t>)</w:t>
+      </w:r>
+      <w:r>
+        <w:t>.</w:t>
+      </w:r>
+      <w:r>
+        <w:t xml:space="preserve"> More recently, a</w:t>
+      </w:r>
+      <w:r>
+        <w:t>nother hyperabundant</w:t>
+      </w:r>
+      <w:r>
+        <w:t xml:space="preserve"> </w:t>
+      </w:r>
+      <w:r>
+        <w:t>species</w:t>
+      </w:r>
+      <w:r>
+        <w:t>, t</w:t>
+      </w:r>
+      <w:r>
+        <w:t>he mountain pine beetle (</w:t>
+      </w:r>
+      <w:r>
+        <w:rPr>
+          <w:i/>
+          <w:iCs/>
+        </w:rPr>
+        <w:t xml:space="preserve">Dendroctonus </w:t>
+      </w:r>
+      <w:proofErr w:type="spellStart"/>
+      <w:r>
+        <w:rPr>
+          <w:i/>
+          <w:iCs/>
+        </w:rPr>
+        <w:t>ponderosae</w:t>
+      </w:r>
+      <w:proofErr w:type="spellEnd"/>
+      <w:r>
+        <w:t xml:space="preserve">), </w:t>
+      </w:r>
+      <w:r>
+        <w:t>has caused catastrophic destruction of</w:t>
+      </w:r>
+      <w:r>
+        <w:t xml:space="preserve"> coniferous forests </w:t>
+      </w:r>
+      <w:r>
+        <w:t>throughout its native range, the Rocky Mountains. While the mountain pine beetle’s life history has always involved causing damage to the inner bark of conifers, cold winter temperatures have previously limited the</w:t>
+      </w:r>
+      <w:r>
+        <w:t>ir</w:t>
+      </w:r>
+      <w:r>
+        <w:t xml:space="preserve"> numbers and, by extension, their impacts on Rocky Mountain forests. However, as shifting climate patterns have led to warmer winters and longer summers, the mountain pine beetle has flourished and in doing so has devasted large swathes </w:t>
+      </w:r>
+      <w:r>
+        <w:t>of forest habitat in Canada and the US</w:t>
+      </w:r>
+      <w:r>
+        <w:t xml:space="preserve"> </w:t>
+      </w:r>
+      <w:r>
+        <w:t>(Gibson et al. 2008).</w:t>
+      </w:r>
+      <w:r>
+        <w:t xml:space="preserve"> </w:t>
+      </w:r>
+    </w:p>
+    <w:p>
+      <w:pPr>
+        <w:spacing w:after="0" w:line="480" w:lineRule="auto"/>
+        <w:ind w:firstLine="720"/>
+      </w:pPr>
+      <w:r>
+        <w:lastRenderedPageBreak/>
+        <w:t>If a hyperabundan</w:t>
+      </w:r>
+      <w:r>
+        <w:t>t</w:t>
+      </w:r>
+      <w:r>
+        <w:t xml:space="preserve"> native species occurs within a </w:t>
+      </w:r>
+      <w:r>
+        <w:t>conservation area, it may ne</w:t>
+      </w:r>
+      <w:r>
+        <w:t>cessitate</w:t>
+      </w:r>
+      <w:r>
+        <w:t xml:space="preserve"> management action</w:t>
+      </w:r>
+      <w:r>
+        <w:t>s</w:t>
+      </w:r>
+      <w:r>
+        <w:t xml:space="preserve"> to protect other species within the ecosystem. </w:t>
+      </w:r>
+      <w:r>
+        <w:t>For example</w:t>
+      </w:r>
+      <w:r>
+        <w:t xml:space="preserve">, the </w:t>
+      </w:r>
+      <w:r>
+        <w:t xml:space="preserve">United States </w:t>
+      </w:r>
+      <w:r>
+        <w:t xml:space="preserve">National Park Service (NPS) has operated under a </w:t>
+      </w:r>
+      <w:r>
+        <w:t xml:space="preserve">mandate to “steward NPS resources for continuous change that is not yet fully understood, in order to preserve ecological integrity and cultural and historical authenticity…” (Colwell et al. 2012). </w:t>
+      </w:r>
+      <w:r>
+        <w:t xml:space="preserve">For natural resources, particularly those that vary in space and time, the management target has </w:t>
+      </w:r>
+      <w:r>
+        <w:t xml:space="preserve">historically </w:t>
+      </w:r>
+      <w:r>
+        <w:t>been to maintain abundances within a ‘natural range of variation’</w:t>
+      </w:r>
+      <w:r>
+        <w:t xml:space="preserve"> </w:t>
       </w:r>
       <w:r>
         <w:rPr>
@@ -1098,7 +936,253 @@
           <w:color w:val="202122"/>
           <w:shd w:val="clear" w:color="auto" w:fill="FFFFFF"/>
         </w:rPr>
-        <w:t>, Cháas’</w:t>
+        <w:t>(National Park Service 2025</w:t>
+      </w:r>
+      <w:r>
+        <w:rPr>
+          <w:rFonts w:cstheme="minorHAnsi"/>
+          <w:color w:val="202122"/>
+          <w:shd w:val="clear" w:color="auto" w:fill="FFFFFF"/>
+        </w:rPr>
+        <w:t>a</w:t>
+      </w:r>
+      <w:r>
+        <w:rPr>
+          <w:rFonts w:cstheme="minorHAnsi"/>
+          <w:color w:val="202122"/>
+          <w:shd w:val="clear" w:color="auto" w:fill="FFFFFF"/>
+        </w:rPr>
+        <w:t>)</w:t>
+      </w:r>
+      <w:r>
+        <w:t>. Notable occurrences in which native species fall outside this natural range of variation include the above-mentioned mountain pine beetle in Yellowstone</w:t>
+      </w:r>
+      <w:r>
+        <w:t>, Grand Teton,</w:t>
+      </w:r>
+      <w:r>
+        <w:t xml:space="preserve"> and Rocky Mountain </w:t>
+      </w:r>
+      <w:r>
+        <w:t>N</w:t>
+      </w:r>
+      <w:r>
+        <w:t xml:space="preserve">ational </w:t>
+      </w:r>
+      <w:r>
+        <w:t>P</w:t>
+      </w:r>
+      <w:r>
+        <w:t xml:space="preserve">arks, and intense foraging on vegetation </w:t>
+      </w:r>
+      <w:r>
+        <w:t>by white-tailed deer (</w:t>
+      </w:r>
+      <w:r>
+        <w:rPr>
+          <w:i/>
+          <w:iCs/>
+        </w:rPr>
+        <w:t>Odocoileus virginianus</w:t>
+      </w:r>
+      <w:r>
+        <w:t xml:space="preserve">) in many midwestern and eastern national parks, </w:t>
+      </w:r>
+      <w:r>
+        <w:t>depletin</w:t>
+      </w:r>
+      <w:r>
+        <w:t>g</w:t>
+      </w:r>
+      <w:r>
+        <w:t xml:space="preserve"> resources on which other species depend </w:t>
+      </w:r>
+      <w:r>
+        <w:t>(Gibson et al. 2008</w:t>
+      </w:r>
+      <w:r>
+        <w:t xml:space="preserve">, </w:t>
+      </w:r>
+      <w:r>
+        <w:t>Miller et al. 2023</w:t>
+      </w:r>
+      <w:r>
+        <w:t>, National Park Service 2023</w:t>
+      </w:r>
+      <w:r>
+        <w:t xml:space="preserve">). </w:t>
+      </w:r>
+    </w:p>
+    <w:p>
+      <w:pPr>
+        <w:spacing w:after="0" w:line="480" w:lineRule="auto"/>
+        <w:ind w:firstLine="720"/>
+      </w:pPr>
+      <w:r>
+        <w:t xml:space="preserve">While </w:t>
+      </w:r>
+      <w:r>
+        <w:t>hyperabundance</w:t>
+      </w:r>
+      <w:r>
+        <w:t xml:space="preserve"> of organisms can</w:t>
+      </w:r>
+      <w:r>
+        <w:t xml:space="preserve"> </w:t>
+      </w:r>
+      <w:r>
+        <w:t>require</w:t>
+      </w:r>
+      <w:r>
+        <w:t xml:space="preserve"> management action,</w:t>
+      </w:r>
+      <w:r>
+        <w:t xml:space="preserve"> </w:t>
+      </w:r>
+      <w:r>
+        <w:t xml:space="preserve">the </w:t>
+      </w:r>
+      <w:r>
+        <w:t>point at which</w:t>
+      </w:r>
+      <w:r>
+        <w:t xml:space="preserve"> </w:t>
+      </w:r>
+      <w:r>
+        <w:t>the a</w:t>
+      </w:r>
+      <w:r>
+        <w:t xml:space="preserve">bundance of </w:t>
+      </w:r>
+      <w:r>
+        <w:t>an</w:t>
+      </w:r>
+      <w:r>
+        <w:t xml:space="preserve"> endemic species exceeds the natural range of variation, thereby triggering a need for management action, can be difficult to ascertain. Park managers </w:t>
+      </w:r>
+      <w:r>
+        <w:t>finding themselves confronted with such issues must make careful and informed decisions based on the best scientific information available</w:t>
+      </w:r>
+      <w:r>
+        <w:t xml:space="preserve"> as they seek to interpret and implement the mandate to preserve resources in a natural condition. </w:t>
+      </w:r>
+      <w:r>
+        <w:t>Hyperabundant native species are not given anywhere near the same attention as invasive species</w:t>
+      </w:r>
+      <w:r>
+        <w:t xml:space="preserve"> </w:t>
+      </w:r>
+      <w:r>
+        <w:t xml:space="preserve">in </w:t>
+      </w:r>
+      <w:r>
+        <w:t>scientific</w:t>
+      </w:r>
+      <w:r>
+        <w:t xml:space="preserve"> literature</w:t>
+      </w:r>
+      <w:r>
+        <w:t xml:space="preserve">, and identifying these instances as they occur is challenging </w:t>
+      </w:r>
+      <w:r>
+        <w:t>(</w:t>
+      </w:r>
+      <w:r>
+        <w:t>Valéry et al. 2013</w:t>
+      </w:r>
+      <w:r>
+        <w:t>)</w:t>
+      </w:r>
+      <w:r>
+        <w:t>.</w:t>
+      </w:r>
+      <w:r>
+        <w:t xml:space="preserve"> While historical presence, abundance, or </w:t>
+      </w:r>
+      <w:r>
+        <w:t>range</w:t>
+      </w:r>
+      <w:r>
+        <w:t xml:space="preserve"> of a species is useful when available, these data are often non-existent or sorely lacking (Carey et al. 2012).</w:t>
+      </w:r>
+    </w:p>
+    <w:p>
+      <w:pPr>
+        <w:spacing w:after="0" w:line="480" w:lineRule="auto"/>
+        <w:ind w:firstLine="720"/>
+      </w:pPr>
+      <w:r>
+        <w:lastRenderedPageBreak/>
+        <w:t xml:space="preserve">With these ideas in mind, </w:t>
+      </w:r>
+      <w:r>
+        <w:t xml:space="preserve">our </w:t>
+      </w:r>
+      <w:r>
+        <w:t xml:space="preserve">research is focused on a population of pink salmon </w:t>
+      </w:r>
+      <w:r>
+        <w:rPr>
+          <w:rFonts w:cstheme="minorHAnsi"/>
+          <w:color w:val="202122"/>
+          <w:shd w:val="clear" w:color="auto" w:fill="FFFFFF"/>
+        </w:rPr>
+        <w:t>(</w:t>
+      </w:r>
+      <w:r>
+        <w:rPr>
+          <w:i/>
+          <w:iCs/>
+        </w:rPr>
+        <w:t>Oncorhynchus</w:t>
+      </w:r>
+      <w:r>
+        <w:rPr>
+          <w:rFonts w:cstheme="minorHAnsi"/>
+          <w:i/>
+          <w:iCs/>
+          <w:color w:val="202122"/>
+          <w:shd w:val="clear" w:color="auto" w:fill="FFFFFF"/>
+        </w:rPr>
+        <w:t xml:space="preserve"> </w:t>
+      </w:r>
+      <w:proofErr w:type="spellStart"/>
+      <w:r>
+        <w:rPr>
+          <w:rFonts w:cstheme="minorHAnsi"/>
+          <w:i/>
+          <w:iCs/>
+          <w:color w:val="202122"/>
+          <w:shd w:val="clear" w:color="auto" w:fill="FFFFFF"/>
+        </w:rPr>
+        <w:t>gorbuscha</w:t>
+      </w:r>
+      <w:proofErr w:type="spellEnd"/>
+      <w:r>
+        <w:rPr>
+          <w:rFonts w:cstheme="minorHAnsi"/>
+          <w:color w:val="202122"/>
+          <w:shd w:val="clear" w:color="auto" w:fill="FFFFFF"/>
+        </w:rPr>
+        <w:t xml:space="preserve">, </w:t>
+      </w:r>
+      <w:proofErr w:type="spellStart"/>
+      <w:r>
+        <w:rPr>
+          <w:rFonts w:cstheme="minorHAnsi"/>
+          <w:color w:val="202122"/>
+          <w:shd w:val="clear" w:color="auto" w:fill="FFFFFF"/>
+        </w:rPr>
+        <w:t>Cháas</w:t>
+      </w:r>
+      <w:proofErr w:type="spellEnd"/>
+      <w:r>
+        <w:rPr>
+          <w:rFonts w:cstheme="minorHAnsi"/>
+          <w:color w:val="202122"/>
+          <w:shd w:val="clear" w:color="auto" w:fill="FFFFFF"/>
+        </w:rPr>
+        <w:t>’</w:t>
       </w:r>
       <w:ins w:id="1" w:author="tquinn" w:date="2026-05-20T13:13:00Z" w16du:dateUtc="2026-05-20T20:13:00Z">
         <w:r>
@@ -1259,26 +1343,25 @@
           <w:color w:val="202122"/>
           <w:shd w:val="clear" w:color="auto" w:fill="FFFFFF"/>
         </w:rPr>
-        <w:t>between the native Tlingit Kiks.ádi clan and Russian colonizers</w:t>
-      </w:r>
+        <w:t xml:space="preserve">between the native Tlingit </w:t>
+      </w:r>
+      <w:proofErr w:type="spellStart"/>
       <w:r>
         <w:rPr>
           <w:rFonts w:cstheme="minorHAnsi"/>
           <w:color w:val="202122"/>
           <w:shd w:val="clear" w:color="auto" w:fill="FFFFFF"/>
         </w:rPr>
-        <w:t xml:space="preserve">, </w:t>
-      </w:r>
-      <w:r>
-        <w:t>today the park is managed to</w:t>
-      </w:r>
+        <w:t>Kiks.ádi</w:t>
+      </w:r>
+      <w:proofErr w:type="spellEnd"/>
       <w:r>
         <w:rPr>
           <w:rFonts w:cstheme="minorHAnsi"/>
           <w:color w:val="202122"/>
           <w:shd w:val="clear" w:color="auto" w:fill="FFFFFF"/>
         </w:rPr>
-        <w:t xml:space="preserve"> preserve </w:t>
+        <w:t xml:space="preserve"> clan and Russian colonizers</w:t>
       </w:r>
       <w:r>
         <w:rPr>
@@ -1286,7 +1369,10 @@
           <w:color w:val="202122"/>
           <w:shd w:val="clear" w:color="auto" w:fill="FFFFFF"/>
         </w:rPr>
-        <w:t xml:space="preserve">not only the historical battleground, but </w:t>
+        <w:t xml:space="preserve">, </w:t>
+      </w:r>
+      <w:r>
+        <w:t>today the park is managed to</w:t>
       </w:r>
       <w:r>
         <w:rPr>
@@ -1294,10 +1380,7 @@
           <w:color w:val="202122"/>
           <w:shd w:val="clear" w:color="auto" w:fill="FFFFFF"/>
         </w:rPr>
-        <w:t xml:space="preserve">the </w:t>
-      </w:r>
-      <w:r>
-        <w:t>ecosystems</w:t>
+        <w:t xml:space="preserve"> preserve </w:t>
       </w:r>
       <w:r>
         <w:rPr>
@@ -1305,7 +1388,7 @@
           <w:color w:val="202122"/>
           <w:shd w:val="clear" w:color="auto" w:fill="FFFFFF"/>
         </w:rPr>
-        <w:t xml:space="preserve"> </w:t>
+        <w:t xml:space="preserve">not only the historical battleground, but </w:t>
       </w:r>
       <w:r>
         <w:rPr>
@@ -1313,7 +1396,10 @@
           <w:color w:val="202122"/>
           <w:shd w:val="clear" w:color="auto" w:fill="FFFFFF"/>
         </w:rPr>
-        <w:t xml:space="preserve">and </w:t>
+        <w:t xml:space="preserve">the </w:t>
+      </w:r>
+      <w:r>
+        <w:t>ecosystems</w:t>
       </w:r>
       <w:r>
         <w:rPr>
@@ -1321,7 +1407,7 @@
           <w:color w:val="202122"/>
           <w:shd w:val="clear" w:color="auto" w:fill="FFFFFF"/>
         </w:rPr>
-        <w:t>natural resources present in the surrounding area</w:t>
+        <w:t xml:space="preserve"> </w:t>
       </w:r>
       <w:r>
         <w:rPr>
@@ -1329,13 +1415,7 @@
           <w:color w:val="202122"/>
           <w:shd w:val="clear" w:color="auto" w:fill="FFFFFF"/>
         </w:rPr>
-        <w:t>. These</w:t>
-      </w:r>
-      <w:r>
-        <w:t xml:space="preserve"> include mature spruce-hemlock forests and </w:t>
-      </w:r>
-      <w:r>
-        <w:t>the</w:t>
+        <w:t xml:space="preserve">and </w:t>
       </w:r>
       <w:r>
         <w:rPr>
@@ -1343,6 +1423,28 @@
           <w:color w:val="202122"/>
           <w:shd w:val="clear" w:color="auto" w:fill="FFFFFF"/>
         </w:rPr>
+        <w:t>natural resources present in the surrounding area</w:t>
+      </w:r>
+      <w:r>
+        <w:rPr>
+          <w:rFonts w:cstheme="minorHAnsi"/>
+          <w:color w:val="202122"/>
+          <w:shd w:val="clear" w:color="auto" w:fill="FFFFFF"/>
+        </w:rPr>
+        <w:t>. These</w:t>
+      </w:r>
+      <w:r>
+        <w:t xml:space="preserve"> include mature spruce-hemlock forests and </w:t>
+      </w:r>
+      <w:r>
+        <w:t>the</w:t>
+      </w:r>
+      <w:r>
+        <w:rPr>
+          <w:rFonts w:cstheme="minorHAnsi"/>
+          <w:color w:val="202122"/>
+          <w:shd w:val="clear" w:color="auto" w:fill="FFFFFF"/>
+        </w:rPr>
         <w:t xml:space="preserve"> </w:t>
       </w:r>
       <w:r>
@@ -1351,6 +1453,7 @@
       <w:r>
         <w:t xml:space="preserve"> (</w:t>
       </w:r>
+      <w:proofErr w:type="spellStart"/>
       <w:r>
         <w:rPr>
           <w:rFonts w:cstheme="minorHAnsi"/>
@@ -1366,14 +1469,9 @@
           <w:color w:val="202122"/>
           <w:shd w:val="clear" w:color="auto" w:fill="FFFFFF"/>
         </w:rPr>
-        <w:t>aasda Héen</w:t>
-      </w:r>
-      <w:r>
-        <w:t>)</w:t>
-      </w:r>
-      <w:r>
-        <w:t>, the main reach and intertidal area of which fall within park boundaries</w:t>
-      </w:r>
+        <w:t>aasda</w:t>
+      </w:r>
+      <w:proofErr w:type="spellEnd"/>
       <w:r>
         <w:rPr>
           <w:rFonts w:cstheme="minorHAnsi"/>
@@ -1382,22 +1480,21 @@
         </w:rPr>
         <w:t xml:space="preserve"> </w:t>
       </w:r>
-      <w:r>
-        <w:t>(National Park Service 2025</w:t>
-      </w:r>
-      <w:r>
-        <w:t>b</w:t>
-      </w:r>
-      <w:r>
-        <w:t>)</w:t>
-      </w:r>
+      <w:proofErr w:type="spellStart"/>
       <w:r>
         <w:rPr>
           <w:rFonts w:cstheme="minorHAnsi"/>
           <w:color w:val="202122"/>
           <w:shd w:val="clear" w:color="auto" w:fill="FFFFFF"/>
         </w:rPr>
-        <w:t>.</w:t>
+        <w:t>Héen</w:t>
+      </w:r>
+      <w:proofErr w:type="spellEnd"/>
+      <w:r>
+        <w:t>)</w:t>
+      </w:r>
+      <w:r>
+        <w:t>, the main reach and intertidal area of which fall within park boundaries</w:t>
       </w:r>
       <w:r>
         <w:rPr>
@@ -1408,12 +1505,21 @@
         <w:t xml:space="preserve"> </w:t>
       </w:r>
       <w:r>
+        <w:t>(National Park Service 2025</w:t>
+      </w:r>
+      <w:r>
+        <w:t>b</w:t>
+      </w:r>
+      <w:r>
+        <w:t>)</w:t>
+      </w:r>
+      <w:r>
         <w:rPr>
           <w:rFonts w:cstheme="minorHAnsi"/>
           <w:color w:val="202122"/>
           <w:shd w:val="clear" w:color="auto" w:fill="FFFFFF"/>
         </w:rPr>
-        <w:t>Since time immemorial</w:t>
+        <w:t>.</w:t>
       </w:r>
       <w:r>
         <w:rPr>
@@ -1421,7 +1527,7 @@
           <w:color w:val="202122"/>
           <w:shd w:val="clear" w:color="auto" w:fill="FFFFFF"/>
         </w:rPr>
-        <w:t xml:space="preserve">, </w:t>
+        <w:t xml:space="preserve"> </w:t>
       </w:r>
       <w:r>
         <w:rPr>
@@ -1429,7 +1535,41 @@
           <w:color w:val="202122"/>
           <w:shd w:val="clear" w:color="auto" w:fill="FFFFFF"/>
         </w:rPr>
-        <w:t>the Indian River has been the location of a fishing camp and harvesting site for the Kiks.ádi clan, and particularly valued for its close proximity to the clan’s winter villages, as well as for hosting runs of a variety of Pacific salmon species, including chum (</w:t>
+        <w:t>Since time immemorial</w:t>
+      </w:r>
+      <w:r>
+        <w:rPr>
+          <w:rFonts w:cstheme="minorHAnsi"/>
+          <w:color w:val="202122"/>
+          <w:shd w:val="clear" w:color="auto" w:fill="FFFFFF"/>
+        </w:rPr>
+        <w:t xml:space="preserve">, </w:t>
+      </w:r>
+      <w:r>
+        <w:rPr>
+          <w:rFonts w:cstheme="minorHAnsi"/>
+          <w:color w:val="202122"/>
+          <w:shd w:val="clear" w:color="auto" w:fill="FFFFFF"/>
+        </w:rPr>
+        <w:t xml:space="preserve">the Indian River has been the location of a fishing camp and harvesting site for the </w:t>
+      </w:r>
+      <w:proofErr w:type="spellStart"/>
+      <w:r>
+        <w:rPr>
+          <w:rFonts w:cstheme="minorHAnsi"/>
+          <w:color w:val="202122"/>
+          <w:shd w:val="clear" w:color="auto" w:fill="FFFFFF"/>
+        </w:rPr>
+        <w:t>Kiks.ádi</w:t>
+      </w:r>
+      <w:proofErr w:type="spellEnd"/>
+      <w:r>
+        <w:rPr>
+          <w:rFonts w:cstheme="minorHAnsi"/>
+          <w:color w:val="202122"/>
+          <w:shd w:val="clear" w:color="auto" w:fill="FFFFFF"/>
+        </w:rPr>
+        <w:t xml:space="preserve"> clan, and particularly valued for its close proximity to the clan’s winter villages, as well as for hosting runs of a variety of Pacific salmon species, including chum (</w:t>
       </w:r>
       <w:r>
         <w:rPr>
@@ -1457,11 +1597,20 @@
           <w:i/>
           <w:iCs/>
         </w:rPr>
-        <w:t>keta, T</w:t>
+        <w:t xml:space="preserve">keta, </w:t>
+      </w:r>
+      <w:proofErr w:type="spellStart"/>
+      <w:r>
+        <w:rPr>
+          <w:i/>
+          <w:iCs/>
+        </w:rPr>
+        <w:t>T</w:t>
       </w:r>
       <w:r>
         <w:t>éel</w:t>
       </w:r>
+      <w:proofErr w:type="spellEnd"/>
       <w:r>
         <w:rPr>
           <w:rFonts w:cstheme="minorHAnsi"/>
@@ -1486,7 +1635,25 @@
           <w:color w:val="202122"/>
           <w:shd w:val="clear" w:color="auto" w:fill="FFFFFF"/>
         </w:rPr>
-        <w:t>, L’ook), Chinook (</w:t>
+        <w:t xml:space="preserve">, </w:t>
+      </w:r>
+      <w:proofErr w:type="spellStart"/>
+      <w:r>
+        <w:rPr>
+          <w:rFonts w:cstheme="minorHAnsi"/>
+          <w:color w:val="202122"/>
+          <w:shd w:val="clear" w:color="auto" w:fill="FFFFFF"/>
+        </w:rPr>
+        <w:t>L’ook</w:t>
+      </w:r>
+      <w:proofErr w:type="spellEnd"/>
+      <w:r>
+        <w:rPr>
+          <w:rFonts w:cstheme="minorHAnsi"/>
+          <w:color w:val="202122"/>
+          <w:shd w:val="clear" w:color="auto" w:fill="FFFFFF"/>
+        </w:rPr>
+        <w:t>), Chinook (</w:t>
       </w:r>
       <w:r>
         <w:rPr>
@@ -1504,23 +1671,25 @@
           <w:color w:val="202122"/>
           <w:shd w:val="clear" w:color="auto" w:fill="FFFFFF"/>
         </w:rPr>
-        <w:t>, T’á), and pink salmon (Thornton 1998). Pink salmon are the most abundant species at Indian River, typically return</w:t>
-      </w:r>
+        <w:t xml:space="preserve">, </w:t>
+      </w:r>
+      <w:proofErr w:type="spellStart"/>
       <w:r>
         <w:rPr>
           <w:rFonts w:cstheme="minorHAnsi"/>
           <w:color w:val="202122"/>
           <w:shd w:val="clear" w:color="auto" w:fill="FFFFFF"/>
         </w:rPr>
-        <w:t>ing</w:t>
-      </w:r>
+        <w:t>T’a</w:t>
+      </w:r>
+      <w:proofErr w:type="spellEnd"/>
       <w:r>
         <w:rPr>
           <w:rFonts w:cstheme="minorHAnsi"/>
           <w:color w:val="202122"/>
           <w:shd w:val="clear" w:color="auto" w:fill="FFFFFF"/>
         </w:rPr>
-        <w:t xml:space="preserve"> to spawn in August. </w:t>
+        <w:t>́), and pink salmon (Thornton 1998). Pink salmon are the most abundant species at Indian River, typically return</w:t>
       </w:r>
       <w:r>
         <w:rPr>
@@ -1528,7 +1697,7 @@
           <w:color w:val="202122"/>
           <w:shd w:val="clear" w:color="auto" w:fill="FFFFFF"/>
         </w:rPr>
-        <w:t>After</w:t>
+        <w:t>ing</w:t>
       </w:r>
       <w:r>
         <w:rPr>
@@ -1536,7 +1705,7 @@
           <w:color w:val="202122"/>
           <w:shd w:val="clear" w:color="auto" w:fill="FFFFFF"/>
         </w:rPr>
-        <w:t xml:space="preserve"> </w:t>
+        <w:t xml:space="preserve"> to spawn in August. </w:t>
       </w:r>
       <w:r>
         <w:rPr>
@@ -1544,7 +1713,7 @@
           <w:color w:val="202122"/>
           <w:shd w:val="clear" w:color="auto" w:fill="FFFFFF"/>
         </w:rPr>
-        <w:t>hatch</w:t>
+        <w:t>After</w:t>
       </w:r>
       <w:r>
         <w:rPr>
@@ -1552,7 +1721,7 @@
           <w:color w:val="202122"/>
           <w:shd w:val="clear" w:color="auto" w:fill="FFFFFF"/>
         </w:rPr>
-        <w:t>ing</w:t>
+        <w:t xml:space="preserve"> </w:t>
       </w:r>
       <w:r>
         <w:rPr>
@@ -1560,7 +1729,7 @@
           <w:color w:val="202122"/>
           <w:shd w:val="clear" w:color="auto" w:fill="FFFFFF"/>
         </w:rPr>
-        <w:t xml:space="preserve"> in the winter</w:t>
+        <w:t>hatch</w:t>
       </w:r>
       <w:r>
         <w:rPr>
@@ -1568,7 +1737,7 @@
           <w:color w:val="202122"/>
           <w:shd w:val="clear" w:color="auto" w:fill="FFFFFF"/>
         </w:rPr>
-        <w:t xml:space="preserve"> and completing their embryonic development below the surface of the stream gravel</w:t>
+        <w:t>ing</w:t>
       </w:r>
       <w:r>
         <w:rPr>
@@ -1576,7 +1745,7 @@
           <w:color w:val="202122"/>
           <w:shd w:val="clear" w:color="auto" w:fill="FFFFFF"/>
         </w:rPr>
-        <w:t>,</w:t>
+        <w:t xml:space="preserve"> in the winter</w:t>
       </w:r>
       <w:r>
         <w:rPr>
@@ -1584,6 +1753,22 @@
           <w:color w:val="202122"/>
           <w:shd w:val="clear" w:color="auto" w:fill="FFFFFF"/>
         </w:rPr>
+        <w:t xml:space="preserve"> and completing their embryonic development below the surface of the stream gravel</w:t>
+      </w:r>
+      <w:r>
+        <w:rPr>
+          <w:rFonts w:cstheme="minorHAnsi"/>
+          <w:color w:val="202122"/>
+          <w:shd w:val="clear" w:color="auto" w:fill="FFFFFF"/>
+        </w:rPr>
+        <w:t>,</w:t>
+      </w:r>
+      <w:r>
+        <w:rPr>
+          <w:rFonts w:cstheme="minorHAnsi"/>
+          <w:color w:val="202122"/>
+          <w:shd w:val="clear" w:color="auto" w:fill="FFFFFF"/>
+        </w:rPr>
         <w:t xml:space="preserve"> </w:t>
       </w:r>
       <w:r>
@@ -1750,7 +1935,15 @@
         <w:t xml:space="preserve">runs </w:t>
       </w:r>
       <w:r>
-        <w:t xml:space="preserve">regularly exceeding 100,000 fish annually (Stopha 2015). High abundances of salmon are concerning to park managers because when </w:t>
+        <w:t>regularly exceeding 100,000 fish annually (</w:t>
+      </w:r>
+      <w:proofErr w:type="spellStart"/>
+      <w:r>
+        <w:t>Stopha</w:t>
+      </w:r>
+      <w:proofErr w:type="spellEnd"/>
+      <w:r>
+        <w:t xml:space="preserve"> 2015). High abundances of salmon are concerning to park managers because when </w:t>
       </w:r>
       <w:r>
         <w:t>they coincide with</w:t>
@@ -1797,21 +1990,16 @@
       <w:r>
         <w:t xml:space="preserve">Sergeant et al. 2023). </w:t>
       </w:r>
-      <w:commentRangeStart w:id="5"/>
-      <w:r>
-        <w:t>In</w:t>
-      </w:r>
-      <w:commentRangeEnd w:id="5"/>
-      <w:r>
-        <w:rPr>
-          <w:rStyle w:val="CommentReference"/>
-          <w:sz w:val="24"/>
-          <w:szCs w:val="24"/>
-        </w:rPr>
-        <w:commentReference w:id="5"/>
-      </w:r>
-      <w:r>
-        <w:t xml:space="preserve"> stream systems free of hatchery influence, there are natural regulators (density dependence) that bring the population back into balance when the number of returning spawners exceeds a stream’s carrying capacity. For example, at very high densities, females arriving later in a spawning season dig up nests (redds) made by early arriving females, so the stream has a natural limit to production (McNeil 1964). Hypoxia events are also not limited to stream systems in which natural abundances are supplemented by hatchery strays. High salmon densities </w:t>
+      <w:r>
+        <w:t>In stream systems free of hatchery influence, there are natural regulators (density dependence) that bring the population back into balance when the number of returning spawners exceeds a stream’s carrying capacity. For example, at very high densities, females arriving later in a spawning season dig up nests (</w:t>
+      </w:r>
+      <w:proofErr w:type="spellStart"/>
+      <w:r>
+        <w:t>redds</w:t>
+      </w:r>
+      <w:proofErr w:type="spellEnd"/>
+      <w:r>
+        <w:t xml:space="preserve">) made by early arriving females, so the stream has a natural limit to production (McNeil 1964). Hypoxia events are also not limited to stream systems in which natural abundances are supplemented by hatchery strays. High salmon densities </w:t>
       </w:r>
       <w:r>
         <w:t>occur</w:t>
@@ -1857,7 +2045,15 @@
         <w:t>the not-for-profit Sitka Sound Science Center</w:t>
       </w:r>
       <w:r>
-        <w:t xml:space="preserve"> but was originally established in 1975 by Sheldon Jackson College (Stopha 2015). The college, </w:t>
+        <w:t xml:space="preserve"> but was originally established in 1975 by Sheldon Jackson College (</w:t>
+      </w:r>
+      <w:proofErr w:type="spellStart"/>
+      <w:r>
+        <w:t>Stopha</w:t>
+      </w:r>
+      <w:proofErr w:type="spellEnd"/>
+      <w:r>
+        <w:t xml:space="preserve"> 2015). The college, </w:t>
       </w:r>
       <w:r>
         <w:t>initially “laid out as a kind of utopian experiment in assimilating Natives into ‘civilized’ Christian living”</w:t>
@@ -1989,7 +2185,15 @@
         <w:t>nearby Starrigavan Creek</w:t>
       </w:r>
       <w:r>
-        <w:t xml:space="preserve"> (odd years) (Stopha 2</w:t>
+        <w:t xml:space="preserve"> (odd years) (</w:t>
+      </w:r>
+      <w:proofErr w:type="spellStart"/>
+      <w:r>
+        <w:t>Stopha</w:t>
+      </w:r>
+      <w:proofErr w:type="spellEnd"/>
+      <w:r>
+        <w:t xml:space="preserve"> 2</w:t>
       </w:r>
       <w:r>
         <w:t>01</w:t>
@@ -2029,67 +2233,40 @@
         <w:t>has adaptive value</w:t>
       </w:r>
       <w:r>
-        <w:t xml:space="preserve"> (Quinn 2018).  Straying, whereby a juvenile salmon that was produced in one stream (or hatchery) strays into a different stream as an adult to spawn</w:t>
-      </w:r>
-      <w:r>
-        <w:t xml:space="preserve"> occurs</w:t>
-      </w:r>
-      <w:r>
-        <w:t>, but whether hatcheries increase the proportion of fish that stray is less clear (Knudsen et al. 2021). Evidence suggests that the Indian River is no exception, and indeed it is possible that the Indian River sees higher than average levels of straying due to the proximity of SJH and the hatchery fish being reared in Indian River water</w:t>
-      </w:r>
-      <w:r>
-        <w:t xml:space="preserve"> (Figure </w:t>
-      </w:r>
-      <w:r>
-        <w:t>1</w:t>
-      </w:r>
-      <w:r>
-        <w:t>)</w:t>
-      </w:r>
-      <w:r>
-        <w:t>.</w:t>
-      </w:r>
-      <w:r>
-        <w:t xml:space="preserve"> </w:t>
-      </w:r>
-      <w:del w:id="6" w:author="tquinn" w:date="2026-05-20T21:41:00Z" w16du:dateUtc="2026-05-21T04:41:00Z">
+        <w:t xml:space="preserve"> (Quinn 2018). </w:t>
+      </w:r>
+      <w:ins w:id="5" w:author="Brian McGreal" w:date="2026-06-03T16:25:00Z" w16du:dateUtc="2026-06-03T23:25:00Z">
         <w:r>
-          <w:delText>While</w:delText>
+          <w:t>It</w:t>
         </w:r>
         <w:r>
-          <w:delText xml:space="preserve"> </w:delText>
+          <w:t xml:space="preserve"> has been shown that both the purposeful and incidental introduction of hatchery salmon into streams with native populations can contribute to increased abundances (Anderson et al. 2014, McMillan et al. 2023, May et al. 2024). </w:t>
         </w:r>
-        <w:r>
-          <w:delText xml:space="preserve">it has been shown that </w:delText>
-        </w:r>
-        <w:r>
-          <w:delText xml:space="preserve">both the </w:delText>
-        </w:r>
-        <w:r>
-          <w:delText>purposeful</w:delText>
-        </w:r>
-        <w:r>
-          <w:delText xml:space="preserve"> and incidental</w:delText>
-        </w:r>
-        <w:r>
-          <w:delText xml:space="preserve"> introduction of hatchery salmon into streams with native populations can contribute to increased abundances (</w:delText>
-        </w:r>
-        <w:r>
-          <w:delText xml:space="preserve">Anderson et al. 2014, </w:delText>
-        </w:r>
-        <w:r>
-          <w:delText>McMillan et al. 2023</w:delText>
-        </w:r>
-        <w:r>
-          <w:delText>, May et al. 2024</w:delText>
-        </w:r>
-        <w:r>
-          <w:delText>).</w:delText>
-        </w:r>
-        <w:r>
-          <w:delText xml:space="preserve"> </w:delText>
-        </w:r>
-      </w:del>
+      </w:ins>
+      <w:r>
+        <w:t>Straying, whereby a juvenile salmon that was produced in one stream (or hatchery) strays into a different stream as an adult to spawn</w:t>
+      </w:r>
+      <w:r>
+        <w:t xml:space="preserve"> occurs</w:t>
+      </w:r>
+      <w:r>
+        <w:t>, but whether hatcheries increase the proportion of fish that stray is less clear (Knudsen et al. 2021). Evidence suggests that the Indian River is no exception, and indeed it is possible that the Indian River sees higher than average levels of straying due to the proximity of SJH and the hatchery fish being reared in Indian River water</w:t>
+      </w:r>
+      <w:r>
+        <w:t xml:space="preserve"> (Figure </w:t>
+      </w:r>
+      <w:r>
+        <w:t>1</w:t>
+      </w:r>
+      <w:r>
+        <w:t>)</w:t>
+      </w:r>
+      <w:r>
+        <w:t>.</w:t>
+      </w:r>
+      <w:r>
+        <w:t xml:space="preserve"> </w:t>
+      </w:r>
     </w:p>
     <w:p>
       <w:pPr>
@@ -2103,7 +2280,15 @@
         <w:t>SJH</w:t>
       </w:r>
       <w:r>
-        <w:t xml:space="preserve"> are subject to otolith marking (Stopha 2015, Alaska Department of Fish and Game 2024b).  Surveying efforts at Indian River have at times found stray pink salmon from Sheldon Jackson Hatchery making up one third of all individuals sampled in a year. However, rates observed vary considerably, perhaps due to the time of year pink salmon are sampled, with some surveys observing rates of straying closer to 10% (Gende and Carter 2015). </w:t>
+        <w:t xml:space="preserve"> are subject to otolith marking (</w:t>
+      </w:r>
+      <w:proofErr w:type="spellStart"/>
+      <w:r>
+        <w:t>Stopha</w:t>
+      </w:r>
+      <w:proofErr w:type="spellEnd"/>
+      <w:r>
+        <w:t xml:space="preserve"> 2015, Alaska Department of Fish and Game 2024b).  Surveying efforts at Indian River have at times found stray pink salmon from Sheldon Jackson Hatchery making up one third of all individuals sampled in a year. However, rates observed vary considerably, perhaps due to the time of year pink salmon are sampled, with some surveys observing rates of straying closer to 10% (Gende and Carter 2015). </w:t>
       </w:r>
     </w:p>
     <w:p>
@@ -2146,7 +2331,7 @@
                     <pic:cNvPicPr/>
                   </pic:nvPicPr>
                   <pic:blipFill>
-                    <a:blip r:embed="rId11" cstate="print">
+                    <a:blip r:embed="rId7" cstate="print">
                       <a:extLst>
                         <a:ext uri="{28A0092B-C50C-407E-A947-70E740481C1C}">
                           <a14:useLocalDpi xmlns:a14="http://schemas.microsoft.com/office/drawing/2010/main" val="0"/>
@@ -2326,7 +2511,7 @@
                     </pic:cNvPicPr>
                   </pic:nvPicPr>
                   <pic:blipFill>
-                    <a:blip r:embed="rId12" cstate="print">
+                    <a:blip r:embed="rId8" cstate="print">
                       <a:extLst>
                         <a:ext uri="{28A0092B-C50C-407E-A947-70E740481C1C}">
                           <a14:useLocalDpi xmlns:a14="http://schemas.microsoft.com/office/drawing/2010/main" val="0"/>
@@ -2392,7 +2577,7 @@
       <w:pPr>
         <w:spacing w:after="0" w:line="480" w:lineRule="auto"/>
         <w:rPr>
-          <w:ins w:id="7" w:author="tquinn" w:date="2026-05-20T21:58:00Z" w16du:dateUtc="2026-05-21T04:58:00Z"/>
+          <w:ins w:id="6" w:author="tquinn" w:date="2026-05-20T21:58:00Z" w16du:dateUtc="2026-05-21T04:58:00Z"/>
         </w:rPr>
       </w:pPr>
       <w:r>
@@ -2417,25 +2602,25 @@
       <w:r>
         <w:t xml:space="preserve"> natural range of variation, then it follows that a model which specifies estimates Indian River abundance as separate from that of the wider region would fit the observed data significantly better than a model which estimates pink salmon abundance throughout the region and does not allow for the Indian River to be treated as separate</w:t>
       </w:r>
-      <w:ins w:id="8" w:author="tquinn" w:date="2026-05-20T21:57:00Z" w16du:dateUtc="2026-05-21T04:57:00Z">
+      <w:ins w:id="7" w:author="tquinn" w:date="2026-05-20T21:57:00Z" w16du:dateUtc="2026-05-21T04:57:00Z">
         <w:r>
           <w:t xml:space="preserve"> [</w:t>
         </w:r>
         <w:r>
           <w:rPr>
             <w:highlight w:val="yellow"/>
-            <w:rPrChange w:id="9" w:author="tquinn" w:date="2026-05-20T21:58:00Z" w16du:dateUtc="2026-05-21T04:58:00Z">
+            <w:rPrChange w:id="8" w:author="tquinn" w:date="2026-05-20T21:58:00Z" w16du:dateUtc="2026-05-21T04:58:00Z">
               <w:rPr/>
             </w:rPrChange>
           </w:rPr>
           <w:t>This seems like a very complicated and lengthy way to say this. The Introduction is rather long and I think cons</w:t>
         </w:r>
       </w:ins>
-      <w:ins w:id="10" w:author="tquinn" w:date="2026-05-20T21:58:00Z" w16du:dateUtc="2026-05-21T04:58:00Z">
+      <w:ins w:id="9" w:author="tquinn" w:date="2026-05-20T21:58:00Z" w16du:dateUtc="2026-05-21T04:58:00Z">
         <w:r>
           <w:rPr>
             <w:highlight w:val="yellow"/>
-            <w:rPrChange w:id="11" w:author="tquinn" w:date="2026-05-20T21:58:00Z" w16du:dateUtc="2026-05-21T04:58:00Z">
+            <w:rPrChange w:id="10" w:author="tquinn" w:date="2026-05-20T21:58:00Z" w16du:dateUtc="2026-05-21T04:58:00Z">
               <w:rPr/>
             </w:rPrChange>
           </w:rPr>
@@ -2453,7 +2638,7 @@
       <w:pPr>
         <w:spacing w:after="0" w:line="480" w:lineRule="auto"/>
         <w:rPr>
-          <w:ins w:id="12" w:author="tquinn" w:date="2026-05-20T21:58:00Z" w16du:dateUtc="2026-05-21T04:58:00Z"/>
+          <w:ins w:id="11" w:author="tquinn" w:date="2026-05-20T21:58:00Z" w16du:dateUtc="2026-05-21T04:58:00Z"/>
         </w:rPr>
       </w:pPr>
     </w:p>
@@ -2461,22 +2646,22 @@
       <w:pPr>
         <w:spacing w:after="0" w:line="480" w:lineRule="auto"/>
       </w:pPr>
-      <w:ins w:id="13" w:author="tquinn" w:date="2026-05-20T21:58:00Z" w16du:dateUtc="2026-05-21T04:58:00Z">
+      <w:ins w:id="12" w:author="tquinn" w:date="2026-05-20T21:58:00Z" w16du:dateUtc="2026-05-21T04:58:00Z">
         <w:r>
           <w:rPr>
             <w:highlight w:val="yellow"/>
-            <w:rPrChange w:id="14" w:author="tquinn" w:date="2026-05-20T21:59:00Z" w16du:dateUtc="2026-05-21T04:59:00Z">
+            <w:rPrChange w:id="13" w:author="tquinn" w:date="2026-05-20T21:59:00Z" w16du:dateUtc="2026-05-21T04:59:00Z">
               <w:rPr/>
             </w:rPrChange>
           </w:rPr>
           <w:t>You nee</w:t>
         </w:r>
       </w:ins>
-      <w:ins w:id="15" w:author="tquinn" w:date="2026-05-20T21:59:00Z" w16du:dateUtc="2026-05-21T04:59:00Z">
+      <w:ins w:id="14" w:author="tquinn" w:date="2026-05-20T21:59:00Z" w16du:dateUtc="2026-05-21T04:59:00Z">
         <w:r>
           <w:rPr>
             <w:highlight w:val="yellow"/>
-            <w:rPrChange w:id="16" w:author="tquinn" w:date="2026-05-20T21:59:00Z" w16du:dateUtc="2026-05-21T04:59:00Z">
+            <w:rPrChange w:id="15" w:author="tquinn" w:date="2026-05-20T21:59:00Z" w16du:dateUtc="2026-05-21T04:59:00Z">
               <w:rPr/>
             </w:rPrChange>
           </w:rPr>
@@ -2485,18 +2670,18 @@
         <w:r>
           <w:rPr>
             <w:highlight w:val="yellow"/>
-            <w:rPrChange w:id="17" w:author="tquinn" w:date="2026-05-21T16:28:00Z" w16du:dateUtc="2026-05-21T23:28:00Z">
+            <w:rPrChange w:id="16" w:author="tquinn" w:date="2026-05-21T16:28:00Z" w16du:dateUtc="2026-05-21T23:28:00Z">
               <w:rPr/>
             </w:rPrChange>
           </w:rPr>
           <w:t>and hypotheses here or the reader will not see where this is going.</w:t>
         </w:r>
       </w:ins>
-      <w:ins w:id="18" w:author="tquinn" w:date="2026-05-21T16:28:00Z" w16du:dateUtc="2026-05-21T23:28:00Z">
+      <w:ins w:id="17" w:author="tquinn" w:date="2026-05-21T16:28:00Z" w16du:dateUtc="2026-05-21T23:28:00Z">
         <w:r>
           <w:rPr>
             <w:highlight w:val="yellow"/>
-            <w:rPrChange w:id="19" w:author="tquinn" w:date="2026-05-21T16:28:00Z" w16du:dateUtc="2026-05-21T23:28:00Z">
+            <w:rPrChange w:id="18" w:author="tquinn" w:date="2026-05-21T16:28:00Z" w16du:dateUtc="2026-05-21T23:28:00Z">
               <w:rPr/>
             </w:rPrChange>
           </w:rPr>
@@ -2550,6 +2735,12 @@
     <w:p>
       <w:pPr>
         <w:spacing w:after="0" w:line="480" w:lineRule="auto"/>
+        <w:pPrChange w:id="19" w:author="Brian McGreal" w:date="2026-06-03T16:33:00Z" w16du:dateUtc="2026-06-03T23:33:00Z">
+          <w:pPr>
+            <w:spacing w:after="0" w:line="480" w:lineRule="auto"/>
+            <w:ind w:firstLine="720"/>
+          </w:pPr>
+        </w:pPrChange>
       </w:pPr>
       <w:r>
         <w:t xml:space="preserve">ADFG conducts annual aerial surveys of approximately 700 streams in southeast Alaska to monitor pink salmon escapement (Van Alen 2000). These streams, referred to by ADFG as index streams, are chosen because they are believed to reflect the natural condition of pink salmon populations in the region. Index streams are grouped into three sub-regions: </w:t>
@@ -2615,2719 +2806,2723 @@
         <w:t>which are used to</w:t>
       </w:r>
       <w:r>
-        <w:t xml:space="preserve"> assess the accuracy of ADFG’s aerial survey efforts (A. Dupuis, A</w:t>
-      </w:r>
-      <w:r>
-        <w:t xml:space="preserve">laska </w:t>
-      </w:r>
-      <w:r>
+        <w:t xml:space="preserve"> assess the accuracy of ADFG’s aerial survey efforts</w:t>
+      </w:r>
+      <w:r>
+        <w:t xml:space="preserve">. </w:t>
+      </w:r>
+      <w:r>
+        <w:t>Survey data used in this study cover the period from 1960 to 2023. Due to the proximity of SJH and the accompanying potential of hatchery fish to affect wild fish abundance estimates, the Indian River is not one of ADFG’s index streams. Nonetheless, ADFG has often monitored pink salmon escapement in the stream to provide the most complete data possible on pink salmon in the region. Data are available from Indian River from 1962-67, 1969, 1971-73, 1977-88, 1990, and from 1993-2023 (n = 54 annual observations). Annual reports from Sheldon Jackson Hatchery are available from 1975 onwards, commensurate with the establishment of the hatchery. NOAA PDO data included in this research likewise covers the period from 1960 to 2023</w:t>
+      </w:r>
+      <w:r>
+        <w:t xml:space="preserve"> </w:t>
+      </w:r>
+      <w:r>
+        <w:t>(A. Dupuis, Alaska Department of Fish and Game, personal communication, August 19, 2024).</w:t>
+      </w:r>
+    </w:p>
+    <w:p>
+      <w:pPr>
+        <w:spacing w:after="0" w:line="480" w:lineRule="auto"/>
+        <w:ind w:firstLine="720"/>
+      </w:pPr>
+      <w:r>
+        <w:lastRenderedPageBreak/>
+        <w:t>In addition to these aerial surveys, SJH files annual reports with ADFG</w:t>
+      </w:r>
+      <w:r>
+        <w:t xml:space="preserve"> </w:t>
+      </w:r>
+      <w:r>
+        <w:t>which include</w:t>
+      </w:r>
+      <w:r>
+        <w:t xml:space="preserve"> the number of </w:t>
+      </w:r>
+      <w:r>
+        <w:t xml:space="preserve">juvenile </w:t>
+      </w:r>
+      <w:r>
+        <w:t xml:space="preserve">salmon released, the number of hatchery-raised adult salmon which survive the marine environment, </w:t>
+      </w:r>
+      <w:r>
+        <w:t xml:space="preserve">based on </w:t>
+      </w:r>
+      <w:r>
+        <w:t>the hatchery’s contributions to common property commercial</w:t>
+      </w:r>
+      <w:r>
+        <w:t xml:space="preserve">, </w:t>
+      </w:r>
+      <w:r>
+        <w:t>sport and subsistence fisheries, and numbers of adult fish which return to the hatchery and are taken as cost recovery or as broodstock</w:t>
+      </w:r>
+      <w:r>
+        <w:t xml:space="preserve"> (L. Wilson, ADFG, personal communication, July 9, 2025)</w:t>
+      </w:r>
+      <w:r>
+        <w:t>.</w:t>
+      </w:r>
+    </w:p>
+    <w:p>
+      <w:pPr>
+        <w:spacing w:after="0" w:line="480" w:lineRule="auto"/>
+        <w:ind w:firstLine="720"/>
+      </w:pPr>
+      <w:r>
+        <w:t xml:space="preserve">Because they </w:t>
+      </w:r>
+      <w:r>
+        <w:t>immediately migrat</w:t>
+      </w:r>
+      <w:r>
+        <w:t>e</w:t>
+      </w:r>
+      <w:r>
+        <w:t xml:space="preserve"> into the ocean as juveniles</w:t>
+      </w:r>
+      <w:r>
+        <w:t xml:space="preserve">, </w:t>
+      </w:r>
+      <w:r>
+        <w:t xml:space="preserve">the </w:t>
+      </w:r>
+      <w:r>
+        <w:t>marine environment</w:t>
+      </w:r>
+      <w:r>
+        <w:t xml:space="preserve"> </w:t>
+      </w:r>
+      <w:r>
+        <w:t xml:space="preserve">is </w:t>
+      </w:r>
+      <w:r>
+        <w:t xml:space="preserve">critical rearing habitat </w:t>
+      </w:r>
+      <w:r>
+        <w:t>for pink salmon</w:t>
+      </w:r>
+      <w:r>
+        <w:t xml:space="preserve"> (</w:t>
+      </w:r>
+      <w:r>
+        <w:t xml:space="preserve">Heard 1991). </w:t>
+      </w:r>
+      <w:r>
+        <w:t>Therefore, i</w:t>
+      </w:r>
+      <w:r>
+        <w:t xml:space="preserve">ncluding </w:t>
+      </w:r>
+      <w:r>
+        <w:t>some</w:t>
+      </w:r>
+      <w:r>
+        <w:t xml:space="preserve"> measure</w:t>
+      </w:r>
+      <w:r>
+        <w:t xml:space="preserve"> </w:t>
+      </w:r>
+      <w:r>
+        <w:t>of ocean climate</w:t>
+      </w:r>
+      <w:r>
+        <w:t xml:space="preserve"> and productivity</w:t>
+      </w:r>
+      <w:r>
+        <w:t xml:space="preserve"> in models of pink salmon abundance </w:t>
+      </w:r>
+      <w:r>
+        <w:t xml:space="preserve">may </w:t>
+      </w:r>
+      <w:r>
+        <w:t>help</w:t>
+      </w:r>
+      <w:r>
+        <w:t xml:space="preserve"> explain year-to-year variations in returning adults. The Pacific Decadal Oscillation, a recurring pattern of Northen Pacific sea surface temperature, has been correlated with salmon production regimes off the coast of Alaska</w:t>
+      </w:r>
+      <w:r>
+        <w:t xml:space="preserve"> (Mantua et al. 1997). As such, </w:t>
+      </w:r>
+      <w:r>
+        <w:t>we</w:t>
+      </w:r>
+      <w:r>
+        <w:t xml:space="preserve"> </w:t>
+      </w:r>
+      <w:r>
+        <w:t>include</w:t>
+      </w:r>
+      <w:r>
+        <w:t xml:space="preserve"> </w:t>
+      </w:r>
+      <w:r>
+        <w:t>data on ocean climate in the form of PDO as recorded by the US National Oceanic and Atmospheric Administration (NOAA)</w:t>
+      </w:r>
+      <w:r>
+        <w:t xml:space="preserve"> to control for variations in the productivity of the marine ecosystems in which these fish matured</w:t>
+      </w:r>
+      <w:r>
+        <w:t xml:space="preserve">.  </w:t>
+      </w:r>
+    </w:p>
+    <w:p>
+      <w:pPr>
+        <w:spacing w:after="0" w:line="480" w:lineRule="auto"/>
+        <w:ind w:firstLine="360"/>
+        <w:rPr>
+          <w:b/>
+          <w:bCs/>
+        </w:rPr>
+      </w:pPr>
+    </w:p>
+    <w:p>
+      <w:pPr>
+        <w:spacing w:after="0" w:line="480" w:lineRule="auto"/>
+        <w:rPr>
+          <w:b/>
+          <w:bCs/>
+        </w:rPr>
+      </w:pPr>
+      <w:r>
+        <w:rPr>
+          <w:b/>
+          <w:bCs/>
+        </w:rPr>
+        <w:t>MARSS Models</w:t>
+      </w:r>
+    </w:p>
+    <w:p>
+      <w:pPr>
+        <w:spacing w:after="0" w:line="480" w:lineRule="auto"/>
+      </w:pPr>
+      <w:r>
+        <w:t xml:space="preserve">Multivariate autoregressive state-space (MARSS) models are well suited for </w:t>
+      </w:r>
+      <w:r>
+        <w:t>analyzing</w:t>
+      </w:r>
+      <w:r>
+        <w:t xml:space="preserve"> long running time series survey </w:t>
+      </w:r>
+      <w:r>
+        <w:t>data and</w:t>
+      </w:r>
+      <w:r>
+        <w:t xml:space="preserve"> </w:t>
+      </w:r>
+      <w:r>
+        <w:t xml:space="preserve">able </w:t>
+      </w:r>
+      <w:r>
+        <w:t xml:space="preserve">to mathematically distinguish observation error from error arising from stochasticity in the underlying state of a system. </w:t>
+      </w:r>
+      <w:r>
+        <w:t xml:space="preserve">This is accomplished through a model structure with two components: a process equation which models one or more true but unobserved states, and an observation equation which models the relationship between </w:t>
+      </w:r>
+      <w:r>
+        <w:lastRenderedPageBreak/>
+        <w:t xml:space="preserve">these unobserved states and the </w:t>
+      </w:r>
+      <w:r>
+        <w:t xml:space="preserve">observed </w:t>
+      </w:r>
+      <w:r>
+        <w:t>data</w:t>
+      </w:r>
+      <w:r>
+        <w:t xml:space="preserve"> and capture</w:t>
+      </w:r>
+      <w:r>
+        <w:t>s</w:t>
+      </w:r>
+      <w:r>
+        <w:t xml:space="preserve"> error resulting from imperfect detection</w:t>
+      </w:r>
+      <w:r>
+        <w:t xml:space="preserve">. </w:t>
+      </w:r>
+      <w:r>
+        <w:t>The observation equation is generically formulated as follows:</w:t>
+      </w:r>
+    </w:p>
+    <w:p>
+      <w:pPr>
+        <w:spacing w:after="0" w:line="480" w:lineRule="auto"/>
+        <w:jc w:val="center"/>
+        <w:rPr>
+          <w:rFonts w:ascii="Times New Roman" w:eastAsia="Times New Roman" w:hAnsi="Times New Roman" w:cs="Times New Roman"/>
+          <w:kern w:val="0"/>
+          <w:sz w:val="26"/>
+          <w:szCs w:val="26"/>
+          <w14:ligatures w14:val="none"/>
+        </w:rPr>
+      </w:pPr>
+      <w:proofErr w:type="spellStart"/>
+      <w:r>
+        <w:rPr>
+          <w:rFonts w:ascii="MathJax_Math-italic" w:eastAsia="Times New Roman" w:hAnsi="MathJax_Math-italic" w:cs="Times New Roman"/>
+          <w:b/>
+          <w:bCs/>
+          <w:kern w:val="0"/>
+          <w:sz w:val="26"/>
+          <w:szCs w:val="26"/>
+          <w:bdr w:val="none" w:sz="0" w:space="0" w:color="auto" w:frame="1"/>
+          <w14:ligatures w14:val="none"/>
+        </w:rPr>
+        <w:t>y</w:t>
+      </w:r>
+      <w:r>
+        <w:rPr>
+          <w:rFonts w:ascii="MathJax_Math-italic" w:eastAsia="Times New Roman" w:hAnsi="MathJax_Math-italic" w:cs="Times New Roman"/>
+          <w:b/>
+          <w:bCs/>
+          <w:kern w:val="0"/>
+          <w:sz w:val="26"/>
+          <w:szCs w:val="26"/>
+          <w:bdr w:val="none" w:sz="0" w:space="0" w:color="auto" w:frame="1"/>
+          <w:vertAlign w:val="subscript"/>
+          <w14:ligatures w14:val="none"/>
+        </w:rPr>
+        <w:t>t</w:t>
+      </w:r>
+      <w:proofErr w:type="spellEnd"/>
+      <w:r>
+        <w:rPr>
+          <w:rFonts w:ascii="MathJax_Math-italic" w:eastAsia="Times New Roman" w:hAnsi="MathJax_Math-italic" w:cs="Times New Roman"/>
+          <w:kern w:val="0"/>
+          <w:sz w:val="26"/>
+          <w:szCs w:val="26"/>
+          <w:bdr w:val="none" w:sz="0" w:space="0" w:color="auto" w:frame="1"/>
+          <w14:ligatures w14:val="none"/>
+        </w:rPr>
+        <w:t xml:space="preserve"> </w:t>
+      </w:r>
+      <w:r>
+        <w:rPr>
+          <w:rFonts w:ascii="MathJax_Main" w:eastAsia="Times New Roman" w:hAnsi="MathJax_Main" w:cs="Times New Roman"/>
+          <w:kern w:val="0"/>
+          <w:sz w:val="26"/>
+          <w:szCs w:val="26"/>
+          <w:bdr w:val="none" w:sz="0" w:space="0" w:color="auto" w:frame="1"/>
+          <w14:ligatures w14:val="none"/>
+        </w:rPr>
+        <w:t>=</w:t>
+      </w:r>
+      <w:r>
+        <w:rPr>
+          <w:rFonts w:ascii="MathJax_Main" w:eastAsia="Times New Roman" w:hAnsi="MathJax_Main" w:cs="Times New Roman"/>
+          <w:kern w:val="0"/>
+          <w:sz w:val="26"/>
+          <w:szCs w:val="26"/>
+          <w:bdr w:val="none" w:sz="0" w:space="0" w:color="auto" w:frame="1"/>
+          <w14:ligatures w14:val="none"/>
+        </w:rPr>
+        <w:t xml:space="preserve"> </w:t>
+      </w:r>
+      <w:proofErr w:type="spellStart"/>
+      <w:r>
+        <w:rPr>
+          <w:rFonts w:ascii="MathJax_Math-italic" w:eastAsia="Times New Roman" w:hAnsi="MathJax_Math-italic" w:cs="Times New Roman"/>
+          <w:b/>
+          <w:bCs/>
+          <w:kern w:val="0"/>
+          <w:sz w:val="26"/>
+          <w:szCs w:val="26"/>
+          <w:bdr w:val="none" w:sz="0" w:space="0" w:color="auto" w:frame="1"/>
+          <w14:ligatures w14:val="none"/>
+        </w:rPr>
+        <w:t>Zx</w:t>
+      </w:r>
+      <w:r>
+        <w:rPr>
+          <w:rFonts w:ascii="MathJax_Math-italic" w:eastAsia="Times New Roman" w:hAnsi="MathJax_Math-italic" w:cs="Times New Roman"/>
+          <w:b/>
+          <w:bCs/>
+          <w:kern w:val="0"/>
+          <w:sz w:val="26"/>
+          <w:szCs w:val="26"/>
+          <w:bdr w:val="none" w:sz="0" w:space="0" w:color="auto" w:frame="1"/>
+          <w:vertAlign w:val="subscript"/>
+          <w14:ligatures w14:val="none"/>
+        </w:rPr>
+        <w:t>t</w:t>
+      </w:r>
+      <w:proofErr w:type="spellEnd"/>
+      <w:r>
+        <w:rPr>
+          <w:rFonts w:ascii="MathJax_Math-italic" w:eastAsia="Times New Roman" w:hAnsi="MathJax_Math-italic" w:cs="Times New Roman"/>
+          <w:kern w:val="0"/>
+          <w:sz w:val="26"/>
+          <w:szCs w:val="26"/>
+          <w:bdr w:val="none" w:sz="0" w:space="0" w:color="auto" w:frame="1"/>
+          <w14:ligatures w14:val="none"/>
+        </w:rPr>
+        <w:t xml:space="preserve"> </w:t>
+      </w:r>
+      <w:r>
+        <w:rPr>
+          <w:rFonts w:ascii="MathJax_Main" w:eastAsia="Times New Roman" w:hAnsi="MathJax_Main" w:cs="Times New Roman"/>
+          <w:kern w:val="0"/>
+          <w:sz w:val="26"/>
+          <w:szCs w:val="26"/>
+          <w:bdr w:val="none" w:sz="0" w:space="0" w:color="auto" w:frame="1"/>
+          <w14:ligatures w14:val="none"/>
+        </w:rPr>
+        <w:t xml:space="preserve">+ </w:t>
+      </w:r>
+      <w:r>
+        <w:rPr>
+          <w:rFonts w:ascii="MathJax_Math-italic" w:eastAsia="Times New Roman" w:hAnsi="MathJax_Math-italic" w:cs="Times New Roman"/>
+          <w:b/>
+          <w:bCs/>
+          <w:kern w:val="0"/>
+          <w:sz w:val="26"/>
+          <w:szCs w:val="26"/>
+          <w:bdr w:val="none" w:sz="0" w:space="0" w:color="auto" w:frame="1"/>
+          <w14:ligatures w14:val="none"/>
+        </w:rPr>
+        <w:t>a</w:t>
+      </w:r>
+      <w:r>
+        <w:rPr>
+          <w:rFonts w:ascii="MathJax_Math-italic" w:eastAsia="Times New Roman" w:hAnsi="MathJax_Math-italic" w:cs="Times New Roman"/>
+          <w:kern w:val="0"/>
+          <w:sz w:val="26"/>
+          <w:szCs w:val="26"/>
+          <w:bdr w:val="none" w:sz="0" w:space="0" w:color="auto" w:frame="1"/>
+          <w14:ligatures w14:val="none"/>
+        </w:rPr>
+        <w:t xml:space="preserve"> </w:t>
+      </w:r>
+      <w:r>
+        <w:rPr>
+          <w:rFonts w:ascii="MathJax_Main" w:eastAsia="Times New Roman" w:hAnsi="MathJax_Main" w:cs="Times New Roman"/>
+          <w:kern w:val="0"/>
+          <w:sz w:val="26"/>
+          <w:szCs w:val="26"/>
+          <w:bdr w:val="none" w:sz="0" w:space="0" w:color="auto" w:frame="1"/>
+          <w14:ligatures w14:val="none"/>
+        </w:rPr>
+        <w:t xml:space="preserve">+ </w:t>
+      </w:r>
+      <w:proofErr w:type="spellStart"/>
+      <w:r>
+        <w:rPr>
+          <w:rFonts w:ascii="MathJax_Math-italic" w:eastAsia="Times New Roman" w:hAnsi="MathJax_Math-italic" w:cs="Times New Roman"/>
+          <w:b/>
+          <w:bCs/>
+          <w:kern w:val="0"/>
+          <w:sz w:val="26"/>
+          <w:szCs w:val="26"/>
+          <w:bdr w:val="none" w:sz="0" w:space="0" w:color="auto" w:frame="1"/>
+          <w14:ligatures w14:val="none"/>
+        </w:rPr>
+        <w:t>Dd</w:t>
+      </w:r>
+      <w:r>
+        <w:rPr>
+          <w:rFonts w:ascii="MathJax_Math-italic" w:eastAsia="Times New Roman" w:hAnsi="MathJax_Math-italic" w:cs="Times New Roman"/>
+          <w:b/>
+          <w:bCs/>
+          <w:kern w:val="0"/>
+          <w:sz w:val="26"/>
+          <w:szCs w:val="26"/>
+          <w:bdr w:val="none" w:sz="0" w:space="0" w:color="auto" w:frame="1"/>
+          <w:vertAlign w:val="subscript"/>
+          <w14:ligatures w14:val="none"/>
+        </w:rPr>
+        <w:t>t</w:t>
+      </w:r>
+      <w:proofErr w:type="spellEnd"/>
+      <w:r>
+        <w:rPr>
+          <w:rFonts w:ascii="MathJax_Math-italic" w:eastAsia="Times New Roman" w:hAnsi="MathJax_Math-italic" w:cs="Times New Roman"/>
+          <w:kern w:val="0"/>
+          <w:sz w:val="26"/>
+          <w:szCs w:val="26"/>
+          <w:bdr w:val="none" w:sz="0" w:space="0" w:color="auto" w:frame="1"/>
+          <w:vertAlign w:val="subscript"/>
+          <w14:ligatures w14:val="none"/>
+        </w:rPr>
+        <w:t>,</w:t>
+      </w:r>
+      <w:r>
+        <w:rPr>
+          <w:rFonts w:ascii="MathJax_Math-italic" w:eastAsia="Times New Roman" w:hAnsi="MathJax_Math-italic" w:cs="Times New Roman"/>
+          <w:kern w:val="0"/>
+          <w:sz w:val="26"/>
+          <w:szCs w:val="26"/>
+          <w:bdr w:val="none" w:sz="0" w:space="0" w:color="auto" w:frame="1"/>
+          <w14:ligatures w14:val="none"/>
+        </w:rPr>
+        <w:t xml:space="preserve"> </w:t>
+      </w:r>
+      <w:r>
+        <w:rPr>
+          <w:rFonts w:ascii="MathJax_Main" w:eastAsia="Times New Roman" w:hAnsi="MathJax_Main" w:cs="Times New Roman"/>
+          <w:kern w:val="0"/>
+          <w:sz w:val="26"/>
+          <w:szCs w:val="26"/>
+          <w:bdr w:val="none" w:sz="0" w:space="0" w:color="auto" w:frame="1"/>
+          <w14:ligatures w14:val="none"/>
+        </w:rPr>
+        <w:t xml:space="preserve">+ </w:t>
+      </w:r>
+      <w:proofErr w:type="spellStart"/>
+      <w:r>
+        <w:rPr>
+          <w:rFonts w:ascii="MathJax_Math-italic" w:eastAsia="Times New Roman" w:hAnsi="MathJax_Math-italic" w:cs="Times New Roman"/>
+          <w:b/>
+          <w:bCs/>
+          <w:kern w:val="0"/>
+          <w:sz w:val="26"/>
+          <w:szCs w:val="26"/>
+          <w:bdr w:val="none" w:sz="0" w:space="0" w:color="auto" w:frame="1"/>
+          <w14:ligatures w14:val="none"/>
+        </w:rPr>
+        <w:t>v</w:t>
+      </w:r>
+      <w:r>
+        <w:rPr>
+          <w:rFonts w:ascii="MathJax_Math-italic" w:eastAsia="Times New Roman" w:hAnsi="MathJax_Math-italic" w:cs="Times New Roman"/>
+          <w:b/>
+          <w:bCs/>
+          <w:kern w:val="0"/>
+          <w:sz w:val="26"/>
+          <w:szCs w:val="26"/>
+          <w:bdr w:val="none" w:sz="0" w:space="0" w:color="auto" w:frame="1"/>
+          <w:vertAlign w:val="subscript"/>
+          <w14:ligatures w14:val="none"/>
+        </w:rPr>
+        <w:t>t</w:t>
+      </w:r>
+      <w:proofErr w:type="spellEnd"/>
+      <w:r>
+        <w:rPr>
+          <w:rFonts w:ascii="MathJax_Math-italic" w:eastAsia="Times New Roman" w:hAnsi="MathJax_Math-italic" w:cs="Times New Roman"/>
+          <w:kern w:val="0"/>
+          <w:sz w:val="20"/>
+          <w:szCs w:val="20"/>
+          <w:bdr w:val="none" w:sz="0" w:space="0" w:color="auto" w:frame="1"/>
+          <w14:ligatures w14:val="none"/>
+        </w:rPr>
+        <w:t>, where</w:t>
+      </w:r>
+      <w:r>
+        <w:rPr>
+          <w:rFonts w:ascii="MathJax_Math-italic" w:eastAsia="Times New Roman" w:hAnsi="MathJax_Math-italic" w:cs="Times New Roman"/>
+          <w:kern w:val="0"/>
+          <w:sz w:val="26"/>
+          <w:szCs w:val="26"/>
+          <w:bdr w:val="none" w:sz="0" w:space="0" w:color="auto" w:frame="1"/>
+          <w14:ligatures w14:val="none"/>
+        </w:rPr>
+        <w:t xml:space="preserve"> </w:t>
+      </w:r>
+      <w:proofErr w:type="spellStart"/>
+      <w:r>
+        <w:rPr>
+          <w:rFonts w:ascii="MathJax_Math-italic" w:eastAsia="Times New Roman" w:hAnsi="MathJax_Math-italic" w:cs="Times New Roman"/>
+          <w:b/>
+          <w:bCs/>
+          <w:kern w:val="0"/>
+          <w:sz w:val="26"/>
+          <w:szCs w:val="26"/>
+          <w:bdr w:val="none" w:sz="0" w:space="0" w:color="auto" w:frame="1"/>
+          <w14:ligatures w14:val="none"/>
+        </w:rPr>
+        <w:t>v</w:t>
+      </w:r>
+      <w:r>
+        <w:rPr>
+          <w:rFonts w:ascii="MathJax_Math-italic" w:eastAsia="Times New Roman" w:hAnsi="MathJax_Math-italic" w:cs="Times New Roman"/>
+          <w:b/>
+          <w:bCs/>
+          <w:kern w:val="0"/>
+          <w:sz w:val="26"/>
+          <w:szCs w:val="26"/>
+          <w:bdr w:val="none" w:sz="0" w:space="0" w:color="auto" w:frame="1"/>
+          <w:vertAlign w:val="subscript"/>
+          <w14:ligatures w14:val="none"/>
+        </w:rPr>
+        <w:t>t</w:t>
+      </w:r>
+      <w:r>
+        <w:rPr>
+          <w:rFonts w:ascii="MathJax_Main" w:eastAsia="Times New Roman" w:hAnsi="MathJax_Main" w:cs="Times New Roman"/>
+          <w:kern w:val="0"/>
+          <w:sz w:val="26"/>
+          <w:szCs w:val="26"/>
+          <w:bdr w:val="none" w:sz="0" w:space="0" w:color="auto" w:frame="1"/>
+          <w14:ligatures w14:val="none"/>
+        </w:rPr>
+        <w:t>∼</w:t>
+      </w:r>
+      <w:r>
+        <w:rPr>
+          <w:rFonts w:ascii="MathJax_Math-italic" w:eastAsia="Times New Roman" w:hAnsi="MathJax_Math-italic" w:cs="Times New Roman"/>
+          <w:kern w:val="0"/>
+          <w:sz w:val="26"/>
+          <w:szCs w:val="26"/>
+          <w:bdr w:val="none" w:sz="0" w:space="0" w:color="auto" w:frame="1"/>
+          <w14:ligatures w14:val="none"/>
+        </w:rPr>
+        <w:t>MVN</w:t>
+      </w:r>
+      <w:proofErr w:type="spellEnd"/>
+      <w:r>
+        <w:rPr>
+          <w:rFonts w:ascii="MathJax_Main" w:eastAsia="Times New Roman" w:hAnsi="MathJax_Main" w:cs="Times New Roman"/>
+          <w:kern w:val="0"/>
+          <w:sz w:val="26"/>
+          <w:szCs w:val="26"/>
+          <w:bdr w:val="none" w:sz="0" w:space="0" w:color="auto" w:frame="1"/>
+          <w14:ligatures w14:val="none"/>
+        </w:rPr>
+        <w:t>(</w:t>
+      </w:r>
+      <w:proofErr w:type="gramStart"/>
+      <w:r>
+        <w:rPr>
+          <w:rFonts w:ascii="MathJax_Main" w:eastAsia="Times New Roman" w:hAnsi="MathJax_Main" w:cs="Times New Roman"/>
+          <w:kern w:val="0"/>
+          <w:sz w:val="26"/>
+          <w:szCs w:val="26"/>
+          <w:bdr w:val="none" w:sz="0" w:space="0" w:color="auto" w:frame="1"/>
+          <w14:ligatures w14:val="none"/>
+        </w:rPr>
+        <w:t>0,</w:t>
+      </w:r>
+      <w:r>
+        <w:rPr>
+          <w:rFonts w:ascii="MathJax_Math-italic" w:eastAsia="Times New Roman" w:hAnsi="MathJax_Math-italic" w:cs="Times New Roman"/>
+          <w:b/>
+          <w:bCs/>
+          <w:kern w:val="0"/>
+          <w:sz w:val="26"/>
+          <w:szCs w:val="26"/>
+          <w:bdr w:val="none" w:sz="0" w:space="0" w:color="auto" w:frame="1"/>
+          <w14:ligatures w14:val="none"/>
+        </w:rPr>
+        <w:t>R</w:t>
+      </w:r>
+      <w:proofErr w:type="gramEnd"/>
+      <w:r>
+        <w:rPr>
+          <w:rFonts w:ascii="MathJax_Main" w:eastAsia="Times New Roman" w:hAnsi="MathJax_Main" w:cs="Times New Roman"/>
+          <w:kern w:val="0"/>
+          <w:sz w:val="26"/>
+          <w:szCs w:val="26"/>
+          <w:bdr w:val="none" w:sz="0" w:space="0" w:color="auto" w:frame="1"/>
+          <w14:ligatures w14:val="none"/>
+        </w:rPr>
+        <w:t>)</w:t>
+      </w:r>
+    </w:p>
+    <w:p>
+      <w:pPr>
+        <w:spacing w:after="0" w:line="480" w:lineRule="auto"/>
+      </w:pPr>
+      <w:r>
+        <w:t xml:space="preserve">In the above, observed data in </w:t>
+      </w:r>
+      <w:r>
+        <w:t>e</w:t>
+      </w:r>
+      <w:r>
+        <w:t>a</w:t>
+      </w:r>
+      <w:r>
+        <w:t>ch</w:t>
+      </w:r>
+      <w:r>
+        <w:t xml:space="preserve"> period (</w:t>
+      </w:r>
+      <w:proofErr w:type="spellStart"/>
+      <w:r>
+        <w:rPr>
+          <w:rFonts w:ascii="MathJax_Math-italic" w:eastAsia="Times New Roman" w:hAnsi="MathJax_Math-italic" w:cs="Times New Roman"/>
+          <w:b/>
+          <w:bCs/>
+          <w:kern w:val="0"/>
+          <w:sz w:val="26"/>
+          <w:szCs w:val="26"/>
+          <w:bdr w:val="none" w:sz="0" w:space="0" w:color="auto" w:frame="1"/>
+          <w14:ligatures w14:val="none"/>
+        </w:rPr>
+        <w:t>y</w:t>
+      </w:r>
+      <w:r>
+        <w:rPr>
+          <w:rFonts w:ascii="MathJax_Math-italic" w:eastAsia="Times New Roman" w:hAnsi="MathJax_Math-italic" w:cs="Times New Roman"/>
+          <w:b/>
+          <w:bCs/>
+          <w:kern w:val="0"/>
+          <w:sz w:val="26"/>
+          <w:szCs w:val="26"/>
+          <w:bdr w:val="none" w:sz="0" w:space="0" w:color="auto" w:frame="1"/>
+          <w:vertAlign w:val="subscript"/>
+          <w14:ligatures w14:val="none"/>
+        </w:rPr>
+        <w:t>t</w:t>
+      </w:r>
+      <w:proofErr w:type="spellEnd"/>
+      <w:r>
+        <w:t>) are used to estimate the underlying state of a system of interest (</w:t>
+      </w:r>
+      <w:proofErr w:type="spellStart"/>
+      <w:r>
+        <w:rPr>
+          <w:rFonts w:ascii="MathJax_Math-italic" w:eastAsia="Times New Roman" w:hAnsi="MathJax_Math-italic" w:cs="Times New Roman"/>
+          <w:b/>
+          <w:bCs/>
+          <w:kern w:val="0"/>
+          <w:sz w:val="26"/>
+          <w:szCs w:val="26"/>
+          <w:bdr w:val="none" w:sz="0" w:space="0" w:color="auto" w:frame="1"/>
+          <w14:ligatures w14:val="none"/>
+        </w:rPr>
+        <w:t>x</w:t>
+      </w:r>
+      <w:r>
+        <w:rPr>
+          <w:rFonts w:ascii="MathJax_Math-italic" w:eastAsia="Times New Roman" w:hAnsi="MathJax_Math-italic" w:cs="Times New Roman"/>
+          <w:b/>
+          <w:bCs/>
+          <w:kern w:val="0"/>
+          <w:sz w:val="26"/>
+          <w:szCs w:val="26"/>
+          <w:bdr w:val="none" w:sz="0" w:space="0" w:color="auto" w:frame="1"/>
+          <w:vertAlign w:val="subscript"/>
+          <w14:ligatures w14:val="none"/>
+        </w:rPr>
+        <w:t>t</w:t>
+      </w:r>
+      <w:proofErr w:type="spellEnd"/>
+      <w:r>
+        <w:t xml:space="preserve">). </w:t>
+      </w:r>
+      <w:r>
+        <w:rPr>
+          <w:rFonts w:ascii="MathJax_Math-italic" w:eastAsia="Times New Roman" w:hAnsi="MathJax_Math-italic" w:cs="Times New Roman"/>
+          <w:b/>
+          <w:bCs/>
+          <w:kern w:val="0"/>
+          <w:sz w:val="26"/>
+          <w:szCs w:val="26"/>
+          <w:bdr w:val="none" w:sz="0" w:space="0" w:color="auto" w:frame="1"/>
+          <w14:ligatures w14:val="none"/>
+        </w:rPr>
+        <w:t>Z</w:t>
+      </w:r>
+      <w:r>
+        <w:t xml:space="preserve"> determines which time series observations will inform which underlying states in the process equation. In the case of Indian River and the 35 index streams in its vicinity, specifying </w:t>
+      </w:r>
+      <w:r>
+        <w:rPr>
+          <w:rFonts w:ascii="MathJax_Math-italic" w:eastAsia="Times New Roman" w:hAnsi="MathJax_Math-italic" w:cs="Times New Roman"/>
+          <w:b/>
+          <w:bCs/>
+          <w:kern w:val="0"/>
+          <w:sz w:val="26"/>
+          <w:szCs w:val="26"/>
+          <w:bdr w:val="none" w:sz="0" w:space="0" w:color="auto" w:frame="1"/>
+          <w14:ligatures w14:val="none"/>
+        </w:rPr>
+        <w:t>Z</w:t>
+      </w:r>
+      <w:r>
+        <w:t xml:space="preserve"> as a 36x36 identity matrix would allow each time series to be representative of a separate (in this case stream-level) state, while specifying </w:t>
+      </w:r>
+      <w:r>
+        <w:rPr>
+          <w:rFonts w:ascii="MathJax_Math-italic" w:eastAsia="Times New Roman" w:hAnsi="MathJax_Math-italic" w:cs="Times New Roman"/>
+          <w:b/>
+          <w:bCs/>
+          <w:kern w:val="0"/>
+          <w:sz w:val="26"/>
+          <w:szCs w:val="26"/>
+          <w:bdr w:val="none" w:sz="0" w:space="0" w:color="auto" w:frame="1"/>
+          <w14:ligatures w14:val="none"/>
+        </w:rPr>
+        <w:t>Z</w:t>
+      </w:r>
+      <w:r>
+        <w:t xml:space="preserve"> as a 36x1 vector of 1s would force all-time series in the data to represent samples from one comprehensive underlying state</w:t>
+      </w:r>
+      <w:r>
+        <w:t xml:space="preserve">. This critical feature allows these models to be used </w:t>
+      </w:r>
+      <w:r>
+        <w:t xml:space="preserve">to </w:t>
+      </w:r>
+      <w:r>
+        <w:t xml:space="preserve">determine how many true underlying states a set of observations represents, by comparing goodness of fit between various specifications of </w:t>
+      </w:r>
+      <w:r>
+        <w:rPr>
+          <w:rFonts w:ascii="MathJax_Math-italic" w:eastAsia="Times New Roman" w:hAnsi="MathJax_Math-italic" w:cs="Times New Roman"/>
+          <w:b/>
+          <w:bCs/>
+          <w:kern w:val="0"/>
+          <w:sz w:val="26"/>
+          <w:szCs w:val="26"/>
+          <w:bdr w:val="none" w:sz="0" w:space="0" w:color="auto" w:frame="1"/>
+          <w14:ligatures w14:val="none"/>
+        </w:rPr>
+        <w:t>Z</w:t>
+      </w:r>
+      <w:r>
+        <w:t xml:space="preserve">. </w:t>
+      </w:r>
+      <w:r>
+        <w:t xml:space="preserve">The vector </w:t>
+      </w:r>
+      <w:r>
+        <w:rPr>
+          <w:rFonts w:ascii="MathJax_Math-italic" w:eastAsia="Times New Roman" w:hAnsi="MathJax_Math-italic" w:cs="Times New Roman"/>
+          <w:b/>
+          <w:bCs/>
+          <w:kern w:val="0"/>
+          <w:sz w:val="26"/>
+          <w:szCs w:val="26"/>
+          <w:bdr w:val="none" w:sz="0" w:space="0" w:color="auto" w:frame="1"/>
+          <w14:ligatures w14:val="none"/>
+        </w:rPr>
+        <w:t>a</w:t>
+      </w:r>
+      <w:r>
+        <w:t xml:space="preserve"> allows for </w:t>
+      </w:r>
+      <w:r>
+        <w:t>the existence of some</w:t>
+      </w:r>
+      <w:r>
+        <w:t xml:space="preserve"> degree of offset between the observed data and the underlying state process to be asserted or captured (depending on whether </w:t>
+      </w:r>
+      <w:r>
+        <w:rPr>
+          <w:rFonts w:ascii="MathJax_Math-italic" w:eastAsia="Times New Roman" w:hAnsi="MathJax_Math-italic" w:cs="Times New Roman"/>
+          <w:b/>
+          <w:bCs/>
+          <w:kern w:val="0"/>
+          <w:sz w:val="26"/>
+          <w:szCs w:val="26"/>
+          <w:bdr w:val="none" w:sz="0" w:space="0" w:color="auto" w:frame="1"/>
+          <w14:ligatures w14:val="none"/>
+        </w:rPr>
+        <w:t>a</w:t>
+      </w:r>
+      <w:r>
+        <w:t xml:space="preserve"> is specified or estimated), and any correlation in observation error between time series is defined by the off-diagonal elements in </w:t>
+      </w:r>
+      <w:r>
+        <w:rPr>
+          <w:rFonts w:ascii="MathJax_Math-italic" w:eastAsia="Times New Roman" w:hAnsi="MathJax_Math-italic" w:cs="Times New Roman"/>
+          <w:b/>
+          <w:bCs/>
+          <w:kern w:val="0"/>
+          <w:sz w:val="26"/>
+          <w:szCs w:val="26"/>
+          <w:bdr w:val="none" w:sz="0" w:space="0" w:color="auto" w:frame="1"/>
+          <w14:ligatures w14:val="none"/>
+        </w:rPr>
+        <w:t>R</w:t>
+      </w:r>
+      <w:r>
+        <w:rPr>
+          <w:rFonts w:ascii="MathJax_Math-italic" w:eastAsia="Times New Roman" w:hAnsi="MathJax_Math-italic" w:cs="Times New Roman"/>
+          <w:kern w:val="0"/>
+          <w:sz w:val="26"/>
+          <w:szCs w:val="26"/>
+          <w:bdr w:val="none" w:sz="0" w:space="0" w:color="auto" w:frame="1"/>
+          <w14:ligatures w14:val="none"/>
+        </w:rPr>
+        <w:t xml:space="preserve">, </w:t>
+      </w:r>
+      <w:r>
+        <w:t>the variance-covariance matrix.</w:t>
+      </w:r>
+      <w:r>
+        <w:t xml:space="preserve"> </w:t>
+      </w:r>
+      <w:r>
+        <w:t xml:space="preserve">The vector </w:t>
+      </w:r>
+      <w:r>
+        <w:rPr>
+          <w:rFonts w:ascii="MathJax_Math-italic" w:eastAsia="Times New Roman" w:hAnsi="MathJax_Math-italic" w:cs="Times New Roman"/>
+          <w:b/>
+          <w:bCs/>
+          <w:kern w:val="0"/>
+          <w:sz w:val="26"/>
+          <w:szCs w:val="26"/>
+          <w:bdr w:val="none" w:sz="0" w:space="0" w:color="auto" w:frame="1"/>
+          <w14:ligatures w14:val="none"/>
+        </w:rPr>
+        <w:t>d</w:t>
+      </w:r>
+      <w:r>
+        <w:rPr>
+          <w:rFonts w:ascii="MathJax_Math-italic" w:eastAsia="Times New Roman" w:hAnsi="MathJax_Math-italic" w:cs="Times New Roman"/>
+          <w:b/>
+          <w:bCs/>
+          <w:kern w:val="0"/>
+          <w:sz w:val="26"/>
+          <w:szCs w:val="26"/>
+          <w:bdr w:val="none" w:sz="0" w:space="0" w:color="auto" w:frame="1"/>
+          <w:vertAlign w:val="subscript"/>
+          <w14:ligatures w14:val="none"/>
+        </w:rPr>
+        <w:t>t</w:t>
+      </w:r>
+      <w:r>
+        <w:t xml:space="preserve"> represents covariate data related to the sampling procedure, with </w:t>
+      </w:r>
+      <w:r>
+        <w:rPr>
+          <w:rFonts w:ascii="MathJax_Math-italic" w:eastAsia="Times New Roman" w:hAnsi="MathJax_Math-italic" w:cs="Times New Roman"/>
+          <w:b/>
+          <w:bCs/>
+          <w:kern w:val="0"/>
+          <w:sz w:val="26"/>
+          <w:szCs w:val="26"/>
+          <w:bdr w:val="none" w:sz="0" w:space="0" w:color="auto" w:frame="1"/>
+          <w14:ligatures w14:val="none"/>
+        </w:rPr>
         <w:t>D</w:t>
       </w:r>
       <w:r>
-        <w:t xml:space="preserve">epartment of </w:t>
-      </w:r>
-      <w:r>
-        <w:t>F</w:t>
-      </w:r>
-      <w:r>
-        <w:t xml:space="preserve">ish and </w:t>
-      </w:r>
-      <w:r>
-        <w:t>G</w:t>
-      </w:r>
-      <w:r>
-        <w:t>ame</w:t>
-      </w:r>
-      <w:r>
-        <w:t xml:space="preserve">, personal communication, August 19, 2024). </w:t>
-      </w:r>
-      <w:r>
-        <w:t>In addition to these aerial surveys, SJH files annual reports with ADFG</w:t>
-      </w:r>
-      <w:r>
+        <w:t xml:space="preserve"> capturing the effect of these covariates. </w:t>
+      </w:r>
+    </w:p>
+    <w:p>
+      <w:pPr>
+        <w:spacing w:after="0" w:line="480" w:lineRule="auto"/>
+        <w:ind w:firstLine="720"/>
+      </w:pPr>
+      <w:r>
+        <w:t>The observation equation is linked to the autoregressive process equation through the estimates of underlying states (</w:t>
+      </w:r>
+      <w:proofErr w:type="spellStart"/>
+      <w:r>
+        <w:rPr>
+          <w:rFonts w:ascii="MathJax_Math-italic" w:eastAsia="Times New Roman" w:hAnsi="MathJax_Math-italic" w:cs="Times New Roman"/>
+          <w:b/>
+          <w:bCs/>
+          <w:kern w:val="0"/>
+          <w:sz w:val="26"/>
+          <w:szCs w:val="26"/>
+          <w:bdr w:val="none" w:sz="0" w:space="0" w:color="auto" w:frame="1"/>
+          <w14:ligatures w14:val="none"/>
+        </w:rPr>
+        <w:t>x</w:t>
+      </w:r>
+      <w:r>
+        <w:rPr>
+          <w:rFonts w:ascii="MathJax_Math-italic" w:eastAsia="Times New Roman" w:hAnsi="MathJax_Math-italic" w:cs="Times New Roman"/>
+          <w:b/>
+          <w:bCs/>
+          <w:kern w:val="0"/>
+          <w:sz w:val="26"/>
+          <w:szCs w:val="26"/>
+          <w:bdr w:val="none" w:sz="0" w:space="0" w:color="auto" w:frame="1"/>
+          <w:vertAlign w:val="subscript"/>
+          <w14:ligatures w14:val="none"/>
+        </w:rPr>
+        <w:t>t</w:t>
+      </w:r>
+      <w:proofErr w:type="spellEnd"/>
+      <w:r>
+        <w:t xml:space="preserve">). </w:t>
+      </w:r>
+      <w:r>
+        <w:t xml:space="preserve">The process equation connects time steps in state processes by estimating terms for both </w:t>
+      </w:r>
+      <w:proofErr w:type="spellStart"/>
+      <w:r>
+        <w:rPr>
+          <w:rFonts w:ascii="MathJax_Math-italic" w:eastAsia="Times New Roman" w:hAnsi="MathJax_Math-italic" w:cs="Times New Roman"/>
+          <w:b/>
+          <w:bCs/>
+          <w:kern w:val="0"/>
+          <w:sz w:val="26"/>
+          <w:szCs w:val="26"/>
+          <w:bdr w:val="none" w:sz="0" w:space="0" w:color="auto" w:frame="1"/>
+          <w14:ligatures w14:val="none"/>
+        </w:rPr>
+        <w:t>x</w:t>
+      </w:r>
+      <w:r>
+        <w:rPr>
+          <w:rFonts w:ascii="MathJax_Math-italic" w:eastAsia="Times New Roman" w:hAnsi="MathJax_Math-italic" w:cs="Times New Roman"/>
+          <w:b/>
+          <w:bCs/>
+          <w:kern w:val="0"/>
+          <w:sz w:val="26"/>
+          <w:szCs w:val="26"/>
+          <w:bdr w:val="none" w:sz="0" w:space="0" w:color="auto" w:frame="1"/>
+          <w:vertAlign w:val="subscript"/>
+          <w14:ligatures w14:val="none"/>
+        </w:rPr>
+        <w:t>t</w:t>
+      </w:r>
+      <w:proofErr w:type="spellEnd"/>
+      <w:r>
+        <w:t xml:space="preserve"> (in conjunction with the observation equation) and </w:t>
+      </w:r>
+      <w:r>
+        <w:rPr>
+          <w:rFonts w:ascii="MathJax_Math-italic" w:eastAsia="Times New Roman" w:hAnsi="MathJax_Math-italic" w:cs="Times New Roman"/>
+          <w:b/>
+          <w:bCs/>
+          <w:kern w:val="0"/>
+          <w:sz w:val="26"/>
+          <w:szCs w:val="26"/>
+          <w:bdr w:val="none" w:sz="0" w:space="0" w:color="auto" w:frame="1"/>
+          <w14:ligatures w14:val="none"/>
+        </w:rPr>
+        <w:t>x</w:t>
+      </w:r>
+      <w:r>
+        <w:rPr>
+          <w:rFonts w:ascii="MathJax_Math-italic" w:eastAsia="Times New Roman" w:hAnsi="MathJax_Math-italic" w:cs="Times New Roman"/>
+          <w:b/>
+          <w:bCs/>
+          <w:kern w:val="0"/>
+          <w:sz w:val="26"/>
+          <w:szCs w:val="26"/>
+          <w:bdr w:val="none" w:sz="0" w:space="0" w:color="auto" w:frame="1"/>
+          <w:vertAlign w:val="subscript"/>
+          <w14:ligatures w14:val="none"/>
+        </w:rPr>
+        <w:t>t</w:t>
+      </w:r>
+      <w:r>
+        <w:rPr>
+          <w:rFonts w:ascii="MathJax_Main" w:eastAsia="Times New Roman" w:hAnsi="MathJax_Main" w:cs="Times New Roman"/>
+          <w:b/>
+          <w:bCs/>
+          <w:kern w:val="0"/>
+          <w:sz w:val="26"/>
+          <w:szCs w:val="26"/>
+          <w:bdr w:val="none" w:sz="0" w:space="0" w:color="auto" w:frame="1"/>
+          <w:vertAlign w:val="subscript"/>
+          <w14:ligatures w14:val="none"/>
+        </w:rPr>
+        <w:t>−1</w:t>
+      </w:r>
+      <w:r>
+        <w:t xml:space="preserve">. The process equation is </w:t>
+      </w:r>
+      <w:r>
+        <w:t xml:space="preserve">formulated as follows: </w:t>
+      </w:r>
+    </w:p>
+    <w:p>
+      <w:pPr>
+        <w:spacing w:after="0" w:line="480" w:lineRule="auto"/>
+        <w:jc w:val="center"/>
+        <w:rPr>
+          <w:rFonts w:ascii="Times New Roman" w:eastAsia="Times New Roman" w:hAnsi="Times New Roman" w:cs="Times New Roman"/>
+          <w:kern w:val="0"/>
+          <w:sz w:val="26"/>
+          <w:szCs w:val="26"/>
+          <w14:ligatures w14:val="none"/>
+        </w:rPr>
+      </w:pPr>
+      <w:proofErr w:type="spellStart"/>
+      <w:r>
+        <w:rPr>
+          <w:rFonts w:ascii="MathJax_Math-italic" w:eastAsia="Times New Roman" w:hAnsi="MathJax_Math-italic" w:cs="Times New Roman"/>
+          <w:b/>
+          <w:bCs/>
+          <w:kern w:val="0"/>
+          <w:sz w:val="26"/>
+          <w:szCs w:val="26"/>
+          <w:bdr w:val="none" w:sz="0" w:space="0" w:color="auto" w:frame="1"/>
+          <w14:ligatures w14:val="none"/>
+        </w:rPr>
+        <w:t>x</w:t>
+      </w:r>
+      <w:r>
+        <w:rPr>
+          <w:rFonts w:ascii="MathJax_Math-italic" w:eastAsia="Times New Roman" w:hAnsi="MathJax_Math-italic" w:cs="Times New Roman"/>
+          <w:b/>
+          <w:bCs/>
+          <w:kern w:val="0"/>
+          <w:sz w:val="26"/>
+          <w:szCs w:val="26"/>
+          <w:bdr w:val="none" w:sz="0" w:space="0" w:color="auto" w:frame="1"/>
+          <w:vertAlign w:val="subscript"/>
+          <w14:ligatures w14:val="none"/>
+        </w:rPr>
+        <w:t>t</w:t>
+      </w:r>
+      <w:proofErr w:type="spellEnd"/>
+      <w:r>
+        <w:rPr>
+          <w:rFonts w:ascii="MathJax_Math-italic" w:eastAsia="Times New Roman" w:hAnsi="MathJax_Math-italic" w:cs="Times New Roman"/>
+          <w:kern w:val="0"/>
+          <w:sz w:val="26"/>
+          <w:szCs w:val="26"/>
+          <w:bdr w:val="none" w:sz="0" w:space="0" w:color="auto" w:frame="1"/>
+          <w14:ligatures w14:val="none"/>
+        </w:rPr>
         <w:t xml:space="preserve"> </w:t>
       </w:r>
       <w:r>
-        <w:t>which include</w:t>
-      </w:r>
-      <w:r>
-        <w:t xml:space="preserve"> the number of </w:t>
-      </w:r>
-      <w:r>
-        <w:t xml:space="preserve">juvenile </w:t>
-      </w:r>
-      <w:r>
-        <w:t xml:space="preserve">salmon released, the number of hatchery-raised adult salmon which survive the marine environment, </w:t>
-      </w:r>
-      <w:r>
-        <w:t xml:space="preserve">based on </w:t>
-      </w:r>
-      <w:r>
-        <w:t>the hatchery’s contributions to common property commercial</w:t>
-      </w:r>
-      <w:r>
-        <w:t xml:space="preserve">, </w:t>
-      </w:r>
-      <w:r>
-        <w:t>sport and subsistence fisheries, and numbers of adult fish which return to the hatchery and are taken as cost recovery or as broodstock</w:t>
-      </w:r>
-      <w:r>
-        <w:t xml:space="preserve"> (L. Wilson, ADFG, personal communication, July 9, 2025)</w:t>
+        <w:rPr>
+          <w:rFonts w:ascii="MathJax_Main" w:eastAsia="Times New Roman" w:hAnsi="MathJax_Main" w:cs="Times New Roman"/>
+          <w:kern w:val="0"/>
+          <w:sz w:val="26"/>
+          <w:szCs w:val="26"/>
+          <w:bdr w:val="none" w:sz="0" w:space="0" w:color="auto" w:frame="1"/>
+          <w14:ligatures w14:val="none"/>
+        </w:rPr>
+        <w:t xml:space="preserve">= </w:t>
+      </w:r>
+      <w:r>
+        <w:rPr>
+          <w:rFonts w:ascii="MathJax_Math-italic" w:eastAsia="Times New Roman" w:hAnsi="MathJax_Math-italic" w:cs="Times New Roman"/>
+          <w:b/>
+          <w:bCs/>
+          <w:kern w:val="0"/>
+          <w:sz w:val="26"/>
+          <w:szCs w:val="26"/>
+          <w:bdr w:val="none" w:sz="0" w:space="0" w:color="auto" w:frame="1"/>
+          <w14:ligatures w14:val="none"/>
+        </w:rPr>
+        <w:t>Bx</w:t>
+      </w:r>
+      <w:r>
+        <w:rPr>
+          <w:rFonts w:ascii="MathJax_Math-italic" w:eastAsia="Times New Roman" w:hAnsi="MathJax_Math-italic" w:cs="Times New Roman"/>
+          <w:b/>
+          <w:bCs/>
+          <w:kern w:val="0"/>
+          <w:sz w:val="26"/>
+          <w:szCs w:val="26"/>
+          <w:bdr w:val="none" w:sz="0" w:space="0" w:color="auto" w:frame="1"/>
+          <w:vertAlign w:val="subscript"/>
+          <w14:ligatures w14:val="none"/>
+        </w:rPr>
+        <w:t>t</w:t>
+      </w:r>
+      <w:r>
+        <w:rPr>
+          <w:rFonts w:ascii="MathJax_Main" w:eastAsia="Times New Roman" w:hAnsi="MathJax_Main" w:cs="Times New Roman"/>
+          <w:b/>
+          <w:bCs/>
+          <w:kern w:val="0"/>
+          <w:sz w:val="26"/>
+          <w:szCs w:val="26"/>
+          <w:bdr w:val="none" w:sz="0" w:space="0" w:color="auto" w:frame="1"/>
+          <w:vertAlign w:val="subscript"/>
+          <w14:ligatures w14:val="none"/>
+        </w:rPr>
+        <w:t>−1</w:t>
+      </w:r>
+      <w:r>
+        <w:rPr>
+          <w:rFonts w:ascii="MathJax_Main" w:eastAsia="Times New Roman" w:hAnsi="MathJax_Main" w:cs="Times New Roman"/>
+          <w:kern w:val="0"/>
+          <w:sz w:val="26"/>
+          <w:szCs w:val="26"/>
+          <w:bdr w:val="none" w:sz="0" w:space="0" w:color="auto" w:frame="1"/>
+          <w14:ligatures w14:val="none"/>
+        </w:rPr>
+        <w:t xml:space="preserve"> + </w:t>
+      </w:r>
+      <w:r>
+        <w:rPr>
+          <w:rFonts w:ascii="MathJax_Math-italic" w:eastAsia="Times New Roman" w:hAnsi="MathJax_Math-italic" w:cs="Times New Roman"/>
+          <w:b/>
+          <w:bCs/>
+          <w:kern w:val="0"/>
+          <w:sz w:val="26"/>
+          <w:szCs w:val="26"/>
+          <w:bdr w:val="none" w:sz="0" w:space="0" w:color="auto" w:frame="1"/>
+          <w14:ligatures w14:val="none"/>
+        </w:rPr>
+        <w:t>u</w:t>
+      </w:r>
+      <w:r>
+        <w:rPr>
+          <w:rFonts w:ascii="MathJax_Math-italic" w:eastAsia="Times New Roman" w:hAnsi="MathJax_Math-italic" w:cs="Times New Roman"/>
+          <w:kern w:val="0"/>
+          <w:sz w:val="26"/>
+          <w:szCs w:val="26"/>
+          <w:bdr w:val="none" w:sz="0" w:space="0" w:color="auto" w:frame="1"/>
+          <w14:ligatures w14:val="none"/>
+        </w:rPr>
+        <w:t xml:space="preserve"> </w:t>
+      </w:r>
+      <w:r>
+        <w:rPr>
+          <w:rFonts w:ascii="MathJax_Main" w:eastAsia="Times New Roman" w:hAnsi="MathJax_Main" w:cs="Times New Roman"/>
+          <w:kern w:val="0"/>
+          <w:sz w:val="26"/>
+          <w:szCs w:val="26"/>
+          <w:bdr w:val="none" w:sz="0" w:space="0" w:color="auto" w:frame="1"/>
+          <w14:ligatures w14:val="none"/>
+        </w:rPr>
+        <w:t xml:space="preserve">+ </w:t>
+      </w:r>
+      <w:proofErr w:type="spellStart"/>
+      <w:r>
+        <w:rPr>
+          <w:rFonts w:ascii="MathJax_Math-italic" w:eastAsia="Times New Roman" w:hAnsi="MathJax_Math-italic" w:cs="Times New Roman"/>
+          <w:b/>
+          <w:bCs/>
+          <w:kern w:val="0"/>
+          <w:sz w:val="26"/>
+          <w:szCs w:val="26"/>
+          <w:bdr w:val="none" w:sz="0" w:space="0" w:color="auto" w:frame="1"/>
+          <w14:ligatures w14:val="none"/>
+        </w:rPr>
+        <w:t>Cc</w:t>
+      </w:r>
+      <w:r>
+        <w:rPr>
+          <w:rFonts w:ascii="MathJax_Math-italic" w:eastAsia="Times New Roman" w:hAnsi="MathJax_Math-italic" w:cs="Times New Roman"/>
+          <w:b/>
+          <w:bCs/>
+          <w:kern w:val="0"/>
+          <w:sz w:val="26"/>
+          <w:szCs w:val="26"/>
+          <w:bdr w:val="none" w:sz="0" w:space="0" w:color="auto" w:frame="1"/>
+          <w:vertAlign w:val="subscript"/>
+          <w14:ligatures w14:val="none"/>
+        </w:rPr>
+        <w:t>t</w:t>
+      </w:r>
+      <w:proofErr w:type="spellEnd"/>
+      <w:r>
+        <w:rPr>
+          <w:rFonts w:ascii="MathJax_Math-italic" w:eastAsia="Times New Roman" w:hAnsi="MathJax_Math-italic" w:cs="Times New Roman"/>
+          <w:kern w:val="0"/>
+          <w:sz w:val="26"/>
+          <w:szCs w:val="26"/>
+          <w:bdr w:val="none" w:sz="0" w:space="0" w:color="auto" w:frame="1"/>
+          <w14:ligatures w14:val="none"/>
+        </w:rPr>
+        <w:t xml:space="preserve"> </w:t>
+      </w:r>
+      <w:r>
+        <w:rPr>
+          <w:rFonts w:ascii="MathJax_Main" w:eastAsia="Times New Roman" w:hAnsi="MathJax_Main" w:cs="Times New Roman"/>
+          <w:kern w:val="0"/>
+          <w:sz w:val="26"/>
+          <w:szCs w:val="26"/>
+          <w:bdr w:val="none" w:sz="0" w:space="0" w:color="auto" w:frame="1"/>
+          <w14:ligatures w14:val="none"/>
+        </w:rPr>
+        <w:t xml:space="preserve">+ </w:t>
+      </w:r>
+      <w:proofErr w:type="spellStart"/>
+      <w:r>
+        <w:rPr>
+          <w:rFonts w:ascii="MathJax_Math-italic" w:eastAsia="Times New Roman" w:hAnsi="MathJax_Math-italic" w:cs="Times New Roman"/>
+          <w:b/>
+          <w:bCs/>
+          <w:kern w:val="0"/>
+          <w:sz w:val="26"/>
+          <w:szCs w:val="26"/>
+          <w:bdr w:val="none" w:sz="0" w:space="0" w:color="auto" w:frame="1"/>
+          <w14:ligatures w14:val="none"/>
+        </w:rPr>
+        <w:t>w</w:t>
+      </w:r>
+      <w:r>
+        <w:rPr>
+          <w:rFonts w:ascii="MathJax_Math-italic" w:eastAsia="Times New Roman" w:hAnsi="MathJax_Math-italic" w:cs="Times New Roman"/>
+          <w:b/>
+          <w:bCs/>
+          <w:kern w:val="0"/>
+          <w:sz w:val="26"/>
+          <w:szCs w:val="26"/>
+          <w:bdr w:val="none" w:sz="0" w:space="0" w:color="auto" w:frame="1"/>
+          <w:vertAlign w:val="subscript"/>
+          <w14:ligatures w14:val="none"/>
+        </w:rPr>
+        <w:t>t</w:t>
+      </w:r>
+      <w:proofErr w:type="spellEnd"/>
+      <w:r>
+        <w:rPr>
+          <w:rFonts w:ascii="MathJax_Math-italic" w:eastAsia="Times New Roman" w:hAnsi="MathJax_Math-italic" w:cs="Times New Roman"/>
+          <w:kern w:val="0"/>
+          <w:sz w:val="20"/>
+          <w:szCs w:val="20"/>
+          <w:bdr w:val="none" w:sz="0" w:space="0" w:color="auto" w:frame="1"/>
+          <w14:ligatures w14:val="none"/>
+        </w:rPr>
+        <w:t xml:space="preserve">, where </w:t>
+      </w:r>
+      <w:proofErr w:type="spellStart"/>
+      <w:r>
+        <w:rPr>
+          <w:rFonts w:ascii="MathJax_Math-italic" w:eastAsia="Times New Roman" w:hAnsi="MathJax_Math-italic" w:cs="Times New Roman"/>
+          <w:b/>
+          <w:bCs/>
+          <w:kern w:val="0"/>
+          <w:sz w:val="26"/>
+          <w:szCs w:val="26"/>
+          <w:bdr w:val="none" w:sz="0" w:space="0" w:color="auto" w:frame="1"/>
+          <w14:ligatures w14:val="none"/>
+        </w:rPr>
+        <w:t>w</w:t>
+      </w:r>
+      <w:r>
+        <w:rPr>
+          <w:rFonts w:ascii="MathJax_Math-italic" w:eastAsia="Times New Roman" w:hAnsi="MathJax_Math-italic" w:cs="Times New Roman"/>
+          <w:b/>
+          <w:bCs/>
+          <w:kern w:val="0"/>
+          <w:sz w:val="26"/>
+          <w:szCs w:val="26"/>
+          <w:bdr w:val="none" w:sz="0" w:space="0" w:color="auto" w:frame="1"/>
+          <w:vertAlign w:val="subscript"/>
+          <w14:ligatures w14:val="none"/>
+        </w:rPr>
+        <w:t>t</w:t>
+      </w:r>
+      <w:r>
+        <w:rPr>
+          <w:rFonts w:ascii="MathJax_Main" w:eastAsia="Times New Roman" w:hAnsi="MathJax_Main" w:cs="Times New Roman"/>
+          <w:kern w:val="0"/>
+          <w:sz w:val="26"/>
+          <w:szCs w:val="26"/>
+          <w:bdr w:val="none" w:sz="0" w:space="0" w:color="auto" w:frame="1"/>
+          <w14:ligatures w14:val="none"/>
+        </w:rPr>
+        <w:t>∼</w:t>
+      </w:r>
+      <w:r>
+        <w:rPr>
+          <w:rFonts w:ascii="MathJax_Math-italic" w:eastAsia="Times New Roman" w:hAnsi="MathJax_Math-italic" w:cs="Times New Roman"/>
+          <w:kern w:val="0"/>
+          <w:sz w:val="26"/>
+          <w:szCs w:val="26"/>
+          <w:bdr w:val="none" w:sz="0" w:space="0" w:color="auto" w:frame="1"/>
+          <w14:ligatures w14:val="none"/>
+        </w:rPr>
+        <w:t>MVN</w:t>
+      </w:r>
+      <w:proofErr w:type="spellEnd"/>
+      <w:r>
+        <w:rPr>
+          <w:rFonts w:ascii="MathJax_Main" w:eastAsia="Times New Roman" w:hAnsi="MathJax_Main" w:cs="Times New Roman"/>
+          <w:kern w:val="0"/>
+          <w:sz w:val="26"/>
+          <w:szCs w:val="26"/>
+          <w:bdr w:val="none" w:sz="0" w:space="0" w:color="auto" w:frame="1"/>
+          <w14:ligatures w14:val="none"/>
+        </w:rPr>
+        <w:t>(</w:t>
+      </w:r>
+      <w:proofErr w:type="gramStart"/>
+      <w:r>
+        <w:rPr>
+          <w:rFonts w:ascii="MathJax_Main" w:eastAsia="Times New Roman" w:hAnsi="MathJax_Main" w:cs="Times New Roman"/>
+          <w:kern w:val="0"/>
+          <w:sz w:val="26"/>
+          <w:szCs w:val="26"/>
+          <w:bdr w:val="none" w:sz="0" w:space="0" w:color="auto" w:frame="1"/>
+          <w14:ligatures w14:val="none"/>
+        </w:rPr>
+        <w:t>0,</w:t>
+      </w:r>
+      <w:r>
+        <w:rPr>
+          <w:rFonts w:ascii="MathJax_Math-italic" w:eastAsia="Times New Roman" w:hAnsi="MathJax_Math-italic" w:cs="Times New Roman"/>
+          <w:b/>
+          <w:bCs/>
+          <w:kern w:val="0"/>
+          <w:sz w:val="26"/>
+          <w:szCs w:val="26"/>
+          <w:bdr w:val="none" w:sz="0" w:space="0" w:color="auto" w:frame="1"/>
+          <w14:ligatures w14:val="none"/>
+        </w:rPr>
+        <w:t>Q</w:t>
+      </w:r>
+      <w:proofErr w:type="gramEnd"/>
+      <w:r>
+        <w:rPr>
+          <w:rFonts w:ascii="MathJax_Main" w:eastAsia="Times New Roman" w:hAnsi="MathJax_Main" w:cs="Times New Roman"/>
+          <w:kern w:val="0"/>
+          <w:sz w:val="26"/>
+          <w:szCs w:val="26"/>
+          <w:bdr w:val="none" w:sz="0" w:space="0" w:color="auto" w:frame="1"/>
+          <w14:ligatures w14:val="none"/>
+        </w:rPr>
+        <w:t>)</w:t>
+      </w:r>
+    </w:p>
+    <w:p>
+      <w:pPr>
+        <w:spacing w:after="0" w:line="480" w:lineRule="auto"/>
+      </w:pPr>
+      <w:r>
+        <w:lastRenderedPageBreak/>
+        <w:t xml:space="preserve">Here, </w:t>
+      </w:r>
+      <w:r>
+        <w:rPr>
+          <w:rFonts w:ascii="MathJax_Math-italic" w:eastAsia="Times New Roman" w:hAnsi="MathJax_Math-italic" w:cs="Times New Roman"/>
+          <w:b/>
+          <w:bCs/>
+          <w:kern w:val="0"/>
+          <w:sz w:val="26"/>
+          <w:szCs w:val="26"/>
+          <w:bdr w:val="none" w:sz="0" w:space="0" w:color="auto" w:frame="1"/>
+          <w14:ligatures w14:val="none"/>
+        </w:rPr>
+        <w:t>B</w:t>
+      </w:r>
+      <w:r>
+        <w:t xml:space="preserve"> defines the interaction between state estimates through time (i.e., </w:t>
+      </w:r>
+      <w:proofErr w:type="spellStart"/>
+      <w:r>
+        <w:rPr>
+          <w:rFonts w:ascii="MathJax_Math-italic" w:eastAsia="Times New Roman" w:hAnsi="MathJax_Math-italic" w:cs="Times New Roman"/>
+          <w:b/>
+          <w:bCs/>
+          <w:kern w:val="0"/>
+          <w:sz w:val="26"/>
+          <w:szCs w:val="26"/>
+          <w:bdr w:val="none" w:sz="0" w:space="0" w:color="auto" w:frame="1"/>
+          <w14:ligatures w14:val="none"/>
+        </w:rPr>
+        <w:t>x</w:t>
+      </w:r>
+      <w:r>
+        <w:rPr>
+          <w:rFonts w:ascii="MathJax_Math-italic" w:eastAsia="Times New Roman" w:hAnsi="MathJax_Math-italic" w:cs="Times New Roman"/>
+          <w:b/>
+          <w:bCs/>
+          <w:kern w:val="0"/>
+          <w:sz w:val="26"/>
+          <w:szCs w:val="26"/>
+          <w:bdr w:val="none" w:sz="0" w:space="0" w:color="auto" w:frame="1"/>
+          <w:vertAlign w:val="subscript"/>
+          <w14:ligatures w14:val="none"/>
+        </w:rPr>
+        <w:t>t</w:t>
+      </w:r>
+      <w:proofErr w:type="spellEnd"/>
+      <w:r>
+        <w:rPr>
+          <w:rFonts w:ascii="MathJax_Main" w:eastAsia="Times New Roman" w:hAnsi="MathJax_Main" w:cs="Times New Roman"/>
+          <w:kern w:val="0"/>
+          <w:sz w:val="26"/>
+          <w:szCs w:val="26"/>
+          <w:bdr w:val="none" w:sz="0" w:space="0" w:color="auto" w:frame="1"/>
+          <w14:ligatures w14:val="none"/>
+        </w:rPr>
+        <w:t xml:space="preserve"> </w:t>
+      </w:r>
+      <w:r>
+        <w:t xml:space="preserve">and </w:t>
+      </w:r>
+      <w:r>
+        <w:rPr>
+          <w:rFonts w:ascii="MathJax_Math-italic" w:eastAsia="Times New Roman" w:hAnsi="MathJax_Math-italic" w:cs="Times New Roman"/>
+          <w:b/>
+          <w:bCs/>
+          <w:kern w:val="0"/>
+          <w:sz w:val="26"/>
+          <w:szCs w:val="26"/>
+          <w:bdr w:val="none" w:sz="0" w:space="0" w:color="auto" w:frame="1"/>
+          <w14:ligatures w14:val="none"/>
+        </w:rPr>
+        <w:t>x</w:t>
+      </w:r>
+      <w:r>
+        <w:rPr>
+          <w:rFonts w:ascii="MathJax_Math-italic" w:eastAsia="Times New Roman" w:hAnsi="MathJax_Math-italic" w:cs="Times New Roman"/>
+          <w:b/>
+          <w:bCs/>
+          <w:kern w:val="0"/>
+          <w:sz w:val="26"/>
+          <w:szCs w:val="26"/>
+          <w:bdr w:val="none" w:sz="0" w:space="0" w:color="auto" w:frame="1"/>
+          <w:vertAlign w:val="subscript"/>
+          <w14:ligatures w14:val="none"/>
+        </w:rPr>
+        <w:t>t</w:t>
+      </w:r>
+      <w:r>
+        <w:rPr>
+          <w:rFonts w:ascii="MathJax_Main" w:eastAsia="Times New Roman" w:hAnsi="MathJax_Main" w:cs="Times New Roman"/>
+          <w:b/>
+          <w:bCs/>
+          <w:kern w:val="0"/>
+          <w:sz w:val="26"/>
+          <w:szCs w:val="26"/>
+          <w:bdr w:val="none" w:sz="0" w:space="0" w:color="auto" w:frame="1"/>
+          <w:vertAlign w:val="subscript"/>
+          <w14:ligatures w14:val="none"/>
+        </w:rPr>
+        <w:t>−1</w:t>
+      </w:r>
+      <w:r>
+        <w:t xml:space="preserve">). If </w:t>
+      </w:r>
+      <w:r>
+        <w:rPr>
+          <w:rFonts w:ascii="MathJax_Math-italic" w:eastAsia="Times New Roman" w:hAnsi="MathJax_Math-italic" w:cs="Times New Roman"/>
+          <w:b/>
+          <w:bCs/>
+          <w:kern w:val="0"/>
+          <w:sz w:val="26"/>
+          <w:szCs w:val="26"/>
+          <w:bdr w:val="none" w:sz="0" w:space="0" w:color="auto" w:frame="1"/>
+          <w14:ligatures w14:val="none"/>
+        </w:rPr>
+        <w:t>B</w:t>
+      </w:r>
+      <w:r>
+        <w:t xml:space="preserve"> is specified as an identity matrix, </w:t>
+      </w:r>
+      <w:r>
+        <w:rPr>
+          <w:rFonts w:ascii="MathJax_Math-italic" w:eastAsia="Times New Roman" w:hAnsi="MathJax_Math-italic" w:cs="Times New Roman"/>
+          <w:b/>
+          <w:bCs/>
+          <w:kern w:val="0"/>
+          <w:sz w:val="26"/>
+          <w:szCs w:val="26"/>
+          <w:bdr w:val="none" w:sz="0" w:space="0" w:color="auto" w:frame="1"/>
+          <w14:ligatures w14:val="none"/>
+        </w:rPr>
+        <w:t>u</w:t>
+      </w:r>
+      <w:r>
+        <w:t xml:space="preserve"> then represents trends in the underlying state(s), otherwise </w:t>
+      </w:r>
+      <w:r>
+        <w:rPr>
+          <w:rFonts w:ascii="MathJax_Math-italic" w:eastAsia="Times New Roman" w:hAnsi="MathJax_Math-italic" w:cs="Times New Roman"/>
+          <w:b/>
+          <w:bCs/>
+          <w:kern w:val="0"/>
+          <w:sz w:val="26"/>
+          <w:szCs w:val="26"/>
+          <w:bdr w:val="none" w:sz="0" w:space="0" w:color="auto" w:frame="1"/>
+          <w14:ligatures w14:val="none"/>
+        </w:rPr>
+        <w:t>B</w:t>
+      </w:r>
+      <w:r>
+        <w:t xml:space="preserve"> and </w:t>
+      </w:r>
+      <w:r>
+        <w:rPr>
+          <w:rFonts w:ascii="MathJax_Math-italic" w:eastAsia="Times New Roman" w:hAnsi="MathJax_Math-italic" w:cs="Times New Roman"/>
+          <w:b/>
+          <w:bCs/>
+          <w:kern w:val="0"/>
+          <w:sz w:val="26"/>
+          <w:szCs w:val="26"/>
+          <w:bdr w:val="none" w:sz="0" w:space="0" w:color="auto" w:frame="1"/>
+          <w14:ligatures w14:val="none"/>
+        </w:rPr>
+        <w:t>u</w:t>
+      </w:r>
+      <w:r>
+        <w:t xml:space="preserve"> together determine the underlying mean and how quickly the time series would return to the mean following some perturbation. The variance of process errors as well as the (possible) covariance between them is defined by</w:t>
+      </w:r>
+      <w:r>
+        <w:rPr>
+          <w:rFonts w:ascii="MathJax_Math-italic" w:eastAsia="Times New Roman" w:hAnsi="MathJax_Math-italic" w:cs="Times New Roman"/>
+          <w:kern w:val="0"/>
+          <w:sz w:val="26"/>
+          <w:szCs w:val="26"/>
+          <w:bdr w:val="none" w:sz="0" w:space="0" w:color="auto" w:frame="1"/>
+          <w14:ligatures w14:val="none"/>
+        </w:rPr>
+        <w:t xml:space="preserve"> </w:t>
+      </w:r>
+      <w:r>
+        <w:rPr>
+          <w:rFonts w:ascii="MathJax_Math-italic" w:eastAsia="Times New Roman" w:hAnsi="MathJax_Math-italic" w:cs="Times New Roman"/>
+          <w:b/>
+          <w:bCs/>
+          <w:kern w:val="0"/>
+          <w:sz w:val="26"/>
+          <w:szCs w:val="26"/>
+          <w:bdr w:val="none" w:sz="0" w:space="0" w:color="auto" w:frame="1"/>
+          <w14:ligatures w14:val="none"/>
+        </w:rPr>
+        <w:t>Q</w:t>
+      </w:r>
+      <w:r>
+        <w:t xml:space="preserve">. Finally, </w:t>
+      </w:r>
+      <w:proofErr w:type="spellStart"/>
+      <w:r>
+        <w:rPr>
+          <w:rFonts w:ascii="MathJax_Math-italic" w:eastAsia="Times New Roman" w:hAnsi="MathJax_Math-italic" w:cs="Times New Roman"/>
+          <w:b/>
+          <w:bCs/>
+          <w:kern w:val="0"/>
+          <w:sz w:val="26"/>
+          <w:szCs w:val="26"/>
+          <w:bdr w:val="none" w:sz="0" w:space="0" w:color="auto" w:frame="1"/>
+          <w14:ligatures w14:val="none"/>
+        </w:rPr>
+        <w:t>c</w:t>
+      </w:r>
+      <w:r>
+        <w:rPr>
+          <w:rFonts w:ascii="MathJax_Math-italic" w:eastAsia="Times New Roman" w:hAnsi="MathJax_Math-italic" w:cs="Times New Roman"/>
+          <w:b/>
+          <w:bCs/>
+          <w:kern w:val="0"/>
+          <w:sz w:val="26"/>
+          <w:szCs w:val="26"/>
+          <w:bdr w:val="none" w:sz="0" w:space="0" w:color="auto" w:frame="1"/>
+          <w:vertAlign w:val="subscript"/>
+          <w14:ligatures w14:val="none"/>
+        </w:rPr>
+        <w:t>t</w:t>
+      </w:r>
+      <w:proofErr w:type="spellEnd"/>
+      <w:r>
+        <w:t xml:space="preserve"> and </w:t>
+      </w:r>
+      <w:r>
+        <w:rPr>
+          <w:rFonts w:ascii="MathJax_Math-italic" w:eastAsia="Times New Roman" w:hAnsi="MathJax_Math-italic" w:cs="Times New Roman"/>
+          <w:b/>
+          <w:bCs/>
+          <w:kern w:val="0"/>
+          <w:sz w:val="26"/>
+          <w:szCs w:val="26"/>
+          <w:bdr w:val="none" w:sz="0" w:space="0" w:color="auto" w:frame="1"/>
+          <w14:ligatures w14:val="none"/>
+        </w:rPr>
+        <w:t>C</w:t>
+      </w:r>
+      <w:r>
+        <w:t xml:space="preserve"> respectively represent covariate data related to the state process and the effect of said covariates.</w:t>
+      </w:r>
+    </w:p>
+    <w:p>
+      <w:pPr>
+        <w:spacing w:after="0" w:line="480" w:lineRule="auto"/>
+        <w:ind w:firstLine="720"/>
+      </w:pPr>
+      <w:r>
+        <w:t>MARSS models are very</w:t>
+      </w:r>
+      <w:r>
+        <w:t xml:space="preserve"> useful when parsing data collected by different observers operating in differing conditions (weather, time of day, time of year, etc.), where those conditions </w:t>
+      </w:r>
+      <w:r>
+        <w:t>could potentially</w:t>
+      </w:r>
+      <w:r>
+        <w:t xml:space="preserve"> bias the observations being made. Furthermore, MARSS models allow for gaps in the observed time series, like those present in the Indian River data, while retaining the ability to make inferences about the underlying state (Holmes et al. 2012</w:t>
+      </w:r>
+      <w:r>
+        <w:t>, Scheuerell et al. 2015</w:t>
+      </w:r>
+      <w:r>
+        <w:t>).</w:t>
+      </w:r>
+      <w:r>
+        <w:t xml:space="preserve"> </w:t>
+      </w:r>
+    </w:p>
+    <w:p>
+      <w:pPr>
+        <w:pStyle w:val="ListParagraph"/>
+        <w:spacing w:after="0" w:line="480" w:lineRule="auto"/>
+        <w:ind w:left="360"/>
+      </w:pPr>
+    </w:p>
+    <w:p>
+      <w:pPr>
+        <w:spacing w:after="0" w:line="480" w:lineRule="auto"/>
+        <w:rPr>
+          <w:b/>
+          <w:bCs/>
+        </w:rPr>
+      </w:pPr>
+      <w:r>
+        <w:rPr>
+          <w:b/>
+          <w:bCs/>
+        </w:rPr>
+        <w:t>Regional Abundance</w:t>
+      </w:r>
+    </w:p>
+    <w:p>
+      <w:pPr>
+        <w:spacing w:after="0" w:line="480" w:lineRule="auto"/>
+      </w:pPr>
+      <w:r>
+        <w:t>We began by</w:t>
+      </w:r>
+      <w:r>
+        <w:t xml:space="preserve"> assess</w:t>
+      </w:r>
+      <w:r>
+        <w:t>ing</w:t>
+      </w:r>
+      <w:r>
+        <w:t xml:space="preserve"> whether abundances of pink salmon observed at Indian River are consistent with those abundances seen elsewhere in the region, with no attention paid to the existence of the hatchery. </w:t>
+      </w:r>
+      <w:r>
+        <w:t>We</w:t>
+      </w:r>
+      <w:r>
+        <w:t xml:space="preserve"> accomplished </w:t>
+      </w:r>
+      <w:r>
+        <w:t xml:space="preserve">this </w:t>
+      </w:r>
+      <w:r>
+        <w:t xml:space="preserve">by specifying two separate MARSS models of pink salmon abundance at Indian River and the surrounding region. The first estimates two underlying state processes, treating the underlying state of Indian River pink salmon abundance separately from that of the wider region. The second uses all available data (abundance observations from Indian River and ADFG’s 35 </w:t>
+      </w:r>
+      <w:r>
+        <w:rPr>
+          <w:i/>
+          <w:iCs/>
+        </w:rPr>
+        <w:t>north southeast (outside)</w:t>
+      </w:r>
+      <w:r>
+        <w:t xml:space="preserve"> index streams) to estimate one underlying state process of pink salmon abundance throughout the region. A </w:t>
+      </w:r>
+      <w:r>
+        <w:lastRenderedPageBreak/>
+        <w:t xml:space="preserve">comparison of how well each model fits the abundance data will either lend support to or undermine the notion that Indian River pink salmon abundances significantly differ from those observed elsewhere in the region throughout the study period. </w:t>
+      </w:r>
+      <w:r>
+        <w:t>Annual abundance d</w:t>
+      </w:r>
+      <w:r>
+        <w:t>ata are</w:t>
+      </w:r>
+      <w:r>
+        <w:t xml:space="preserve"> scaled by stream length (fish per km) and then</w:t>
+      </w:r>
+      <w:r>
+        <w:t xml:space="preserve"> standardized at the stream level so that streams of varying available pink salmon habitat may be directly compared</w:t>
+      </w:r>
+      <w:r>
+        <w:t xml:space="preserve">. </w:t>
+      </w:r>
+      <w:r>
+        <w:t xml:space="preserve">No </w:t>
+      </w:r>
+      <w:r>
+        <w:t xml:space="preserve">offset </w:t>
+      </w:r>
+      <w:r>
+        <w:t>(</w:t>
+      </w:r>
+      <w:r>
+        <w:rPr>
+          <w:rFonts w:ascii="MathJax_Math-italic" w:eastAsia="Times New Roman" w:hAnsi="MathJax_Math-italic" w:cs="Times New Roman"/>
+          <w:b/>
+          <w:bCs/>
+          <w:kern w:val="0"/>
+          <w:sz w:val="26"/>
+          <w:szCs w:val="26"/>
+          <w:bdr w:val="none" w:sz="0" w:space="0" w:color="auto" w:frame="1"/>
+          <w14:ligatures w14:val="none"/>
+        </w:rPr>
+        <w:t>a</w:t>
+      </w:r>
+      <w:r>
+        <w:t>)</w:t>
+      </w:r>
+      <w:r>
+        <w:t xml:space="preserve"> </w:t>
+      </w:r>
+      <w:r>
+        <w:t xml:space="preserve">is </w:t>
+      </w:r>
+      <w:r>
+        <w:t>estimated for the observation process, but the model allows for distinct trends in both</w:t>
+      </w:r>
+      <w:r>
+        <w:t xml:space="preserve"> </w:t>
+      </w:r>
+      <w:r>
+        <w:t>underlying states. Covariate data relating to observers (</w:t>
+      </w:r>
+      <w:r>
+        <w:rPr>
+          <w:rFonts w:ascii="MathJax_Math-italic" w:eastAsia="Times New Roman" w:hAnsi="MathJax_Math-italic" w:cs="Times New Roman"/>
+          <w:b/>
+          <w:bCs/>
+          <w:kern w:val="0"/>
+          <w:sz w:val="26"/>
+          <w:szCs w:val="26"/>
+          <w:bdr w:val="none" w:sz="0" w:space="0" w:color="auto" w:frame="1"/>
+          <w14:ligatures w14:val="none"/>
+        </w:rPr>
+        <w:t>d</w:t>
+      </w:r>
+      <w:r>
+        <w:rPr>
+          <w:rFonts w:ascii="MathJax_Math-italic" w:eastAsia="Times New Roman" w:hAnsi="MathJax_Math-italic" w:cs="Times New Roman"/>
+          <w:b/>
+          <w:bCs/>
+          <w:kern w:val="0"/>
+          <w:sz w:val="26"/>
+          <w:szCs w:val="26"/>
+          <w:bdr w:val="none" w:sz="0" w:space="0" w:color="auto" w:frame="1"/>
+          <w:vertAlign w:val="subscript"/>
+          <w14:ligatures w14:val="none"/>
+        </w:rPr>
+        <w:t>t</w:t>
+      </w:r>
+      <w:r>
+        <w:t xml:space="preserve">) and </w:t>
+      </w:r>
+      <w:r>
+        <w:t xml:space="preserve">the prior year’s </w:t>
+      </w:r>
+      <w:r>
+        <w:t>ocean climate</w:t>
+      </w:r>
+      <w:r>
+        <w:t xml:space="preserve"> via lagged PDO</w:t>
+      </w:r>
+      <w:r>
+        <w:t xml:space="preserve"> (</w:t>
+      </w:r>
+      <w:proofErr w:type="spellStart"/>
+      <w:r>
+        <w:rPr>
+          <w:rFonts w:ascii="MathJax_Math-italic" w:eastAsia="Times New Roman" w:hAnsi="MathJax_Math-italic" w:cs="Times New Roman"/>
+          <w:b/>
+          <w:bCs/>
+          <w:kern w:val="0"/>
+          <w:sz w:val="26"/>
+          <w:szCs w:val="26"/>
+          <w:bdr w:val="none" w:sz="0" w:space="0" w:color="auto" w:frame="1"/>
+          <w14:ligatures w14:val="none"/>
+        </w:rPr>
+        <w:t>c</w:t>
+      </w:r>
+      <w:r>
+        <w:rPr>
+          <w:rFonts w:ascii="MathJax_Math-italic" w:eastAsia="Times New Roman" w:hAnsi="MathJax_Math-italic" w:cs="Times New Roman"/>
+          <w:b/>
+          <w:bCs/>
+          <w:kern w:val="0"/>
+          <w:sz w:val="26"/>
+          <w:szCs w:val="26"/>
+          <w:bdr w:val="none" w:sz="0" w:space="0" w:color="auto" w:frame="1"/>
+          <w:vertAlign w:val="subscript"/>
+          <w14:ligatures w14:val="none"/>
+        </w:rPr>
+        <w:t>t</w:t>
+      </w:r>
+      <w:proofErr w:type="spellEnd"/>
+      <w:r>
+        <w:t xml:space="preserve">) are included, resulting in the model described below. </w:t>
+      </w:r>
+    </w:p>
+    <w:p>
+      <w:pPr>
+        <w:spacing w:after="0" w:line="480" w:lineRule="auto"/>
+        <w:jc w:val="center"/>
+        <w:rPr>
+          <w:rFonts w:ascii="Times New Roman" w:eastAsia="Times New Roman" w:hAnsi="Times New Roman" w:cs="Times New Roman"/>
+          <w:kern w:val="0"/>
+          <w:sz w:val="26"/>
+          <w:szCs w:val="26"/>
+          <w14:ligatures w14:val="none"/>
+        </w:rPr>
+      </w:pPr>
+      <w:proofErr w:type="spellStart"/>
+      <w:r>
+        <w:rPr>
+          <w:rFonts w:ascii="MathJax_Math-italic" w:eastAsia="Times New Roman" w:hAnsi="MathJax_Math-italic" w:cs="Times New Roman"/>
+          <w:b/>
+          <w:bCs/>
+          <w:kern w:val="0"/>
+          <w:sz w:val="26"/>
+          <w:szCs w:val="26"/>
+          <w:bdr w:val="none" w:sz="0" w:space="0" w:color="auto" w:frame="1"/>
+          <w14:ligatures w14:val="none"/>
+        </w:rPr>
+        <w:t>y</w:t>
+      </w:r>
+      <w:r>
+        <w:rPr>
+          <w:rFonts w:ascii="MathJax_Math-italic" w:eastAsia="Times New Roman" w:hAnsi="MathJax_Math-italic" w:cs="Times New Roman"/>
+          <w:b/>
+          <w:bCs/>
+          <w:kern w:val="0"/>
+          <w:sz w:val="26"/>
+          <w:szCs w:val="26"/>
+          <w:bdr w:val="none" w:sz="0" w:space="0" w:color="auto" w:frame="1"/>
+          <w:vertAlign w:val="subscript"/>
+          <w14:ligatures w14:val="none"/>
+        </w:rPr>
+        <w:t>t</w:t>
+      </w:r>
+      <w:proofErr w:type="spellEnd"/>
+      <w:r>
+        <w:rPr>
+          <w:rFonts w:ascii="MathJax_Math-italic" w:eastAsia="Times New Roman" w:hAnsi="MathJax_Math-italic" w:cs="Times New Roman"/>
+          <w:kern w:val="0"/>
+          <w:sz w:val="26"/>
+          <w:szCs w:val="26"/>
+          <w:bdr w:val="none" w:sz="0" w:space="0" w:color="auto" w:frame="1"/>
+          <w14:ligatures w14:val="none"/>
+        </w:rPr>
+        <w:t xml:space="preserve"> </w:t>
+      </w:r>
+      <w:r>
+        <w:rPr>
+          <w:rFonts w:ascii="MathJax_Main" w:eastAsia="Times New Roman" w:hAnsi="MathJax_Main" w:cs="Times New Roman"/>
+          <w:kern w:val="0"/>
+          <w:sz w:val="26"/>
+          <w:szCs w:val="26"/>
+          <w:bdr w:val="none" w:sz="0" w:space="0" w:color="auto" w:frame="1"/>
+          <w14:ligatures w14:val="none"/>
+        </w:rPr>
+        <w:t>=</w:t>
+      </w:r>
+      <w:r>
+        <w:rPr>
+          <w:rFonts w:ascii="MathJax_Main" w:eastAsia="Times New Roman" w:hAnsi="MathJax_Main" w:cs="Times New Roman"/>
+          <w:kern w:val="0"/>
+          <w:sz w:val="26"/>
+          <w:szCs w:val="26"/>
+          <w:bdr w:val="none" w:sz="0" w:space="0" w:color="auto" w:frame="1"/>
+          <w14:ligatures w14:val="none"/>
+        </w:rPr>
+        <w:t xml:space="preserve"> </w:t>
+      </w:r>
+      <w:proofErr w:type="spellStart"/>
+      <w:r>
+        <w:rPr>
+          <w:rFonts w:ascii="MathJax_Math-italic" w:eastAsia="Times New Roman" w:hAnsi="MathJax_Math-italic" w:cs="Times New Roman"/>
+          <w:b/>
+          <w:bCs/>
+          <w:kern w:val="0"/>
+          <w:sz w:val="26"/>
+          <w:szCs w:val="26"/>
+          <w:bdr w:val="none" w:sz="0" w:space="0" w:color="auto" w:frame="1"/>
+          <w14:ligatures w14:val="none"/>
+        </w:rPr>
+        <w:t>Zx</w:t>
+      </w:r>
+      <w:r>
+        <w:rPr>
+          <w:rFonts w:ascii="MathJax_Math-italic" w:eastAsia="Times New Roman" w:hAnsi="MathJax_Math-italic" w:cs="Times New Roman"/>
+          <w:b/>
+          <w:bCs/>
+          <w:kern w:val="0"/>
+          <w:sz w:val="26"/>
+          <w:szCs w:val="26"/>
+          <w:bdr w:val="none" w:sz="0" w:space="0" w:color="auto" w:frame="1"/>
+          <w:vertAlign w:val="subscript"/>
+          <w14:ligatures w14:val="none"/>
+        </w:rPr>
+        <w:t>t</w:t>
+      </w:r>
+      <w:proofErr w:type="spellEnd"/>
+      <w:r>
+        <w:rPr>
+          <w:rFonts w:ascii="MathJax_Math-italic" w:eastAsia="Times New Roman" w:hAnsi="MathJax_Math-italic" w:cs="Times New Roman"/>
+          <w:kern w:val="0"/>
+          <w:sz w:val="26"/>
+          <w:szCs w:val="26"/>
+          <w:bdr w:val="none" w:sz="0" w:space="0" w:color="auto" w:frame="1"/>
+          <w14:ligatures w14:val="none"/>
+        </w:rPr>
+        <w:t xml:space="preserve"> </w:t>
+      </w:r>
+      <w:r>
+        <w:rPr>
+          <w:rFonts w:ascii="MathJax_Main" w:eastAsia="Times New Roman" w:hAnsi="MathJax_Main" w:cs="Times New Roman"/>
+          <w:kern w:val="0"/>
+          <w:sz w:val="26"/>
+          <w:szCs w:val="26"/>
+          <w:bdr w:val="none" w:sz="0" w:space="0" w:color="auto" w:frame="1"/>
+          <w14:ligatures w14:val="none"/>
+        </w:rPr>
+        <w:t xml:space="preserve">+ </w:t>
+      </w:r>
+      <w:proofErr w:type="spellStart"/>
+      <w:r>
+        <w:rPr>
+          <w:rFonts w:ascii="MathJax_Math-italic" w:eastAsia="Times New Roman" w:hAnsi="MathJax_Math-italic" w:cs="Times New Roman"/>
+          <w:b/>
+          <w:bCs/>
+          <w:kern w:val="0"/>
+          <w:sz w:val="26"/>
+          <w:szCs w:val="26"/>
+          <w:bdr w:val="none" w:sz="0" w:space="0" w:color="auto" w:frame="1"/>
+          <w14:ligatures w14:val="none"/>
+        </w:rPr>
+        <w:t>Dd</w:t>
+      </w:r>
+      <w:r>
+        <w:rPr>
+          <w:rFonts w:ascii="MathJax_Math-italic" w:eastAsia="Times New Roman" w:hAnsi="MathJax_Math-italic" w:cs="Times New Roman"/>
+          <w:b/>
+          <w:bCs/>
+          <w:kern w:val="0"/>
+          <w:sz w:val="26"/>
+          <w:szCs w:val="26"/>
+          <w:bdr w:val="none" w:sz="0" w:space="0" w:color="auto" w:frame="1"/>
+          <w:vertAlign w:val="subscript"/>
+          <w14:ligatures w14:val="none"/>
+        </w:rPr>
+        <w:t>t</w:t>
+      </w:r>
+      <w:proofErr w:type="spellEnd"/>
+      <w:r>
+        <w:rPr>
+          <w:rFonts w:ascii="MathJax_Math-italic" w:eastAsia="Times New Roman" w:hAnsi="MathJax_Math-italic" w:cs="Times New Roman"/>
+          <w:kern w:val="0"/>
+          <w:sz w:val="26"/>
+          <w:szCs w:val="26"/>
+          <w:bdr w:val="none" w:sz="0" w:space="0" w:color="auto" w:frame="1"/>
+          <w:vertAlign w:val="subscript"/>
+          <w14:ligatures w14:val="none"/>
+        </w:rPr>
+        <w:t>,</w:t>
+      </w:r>
+      <w:r>
+        <w:rPr>
+          <w:rFonts w:ascii="MathJax_Math-italic" w:eastAsia="Times New Roman" w:hAnsi="MathJax_Math-italic" w:cs="Times New Roman"/>
+          <w:kern w:val="0"/>
+          <w:sz w:val="26"/>
+          <w:szCs w:val="26"/>
+          <w:bdr w:val="none" w:sz="0" w:space="0" w:color="auto" w:frame="1"/>
+          <w14:ligatures w14:val="none"/>
+        </w:rPr>
+        <w:t xml:space="preserve"> </w:t>
+      </w:r>
+      <w:r>
+        <w:rPr>
+          <w:rFonts w:ascii="MathJax_Main" w:eastAsia="Times New Roman" w:hAnsi="MathJax_Main" w:cs="Times New Roman"/>
+          <w:kern w:val="0"/>
+          <w:sz w:val="26"/>
+          <w:szCs w:val="26"/>
+          <w:bdr w:val="none" w:sz="0" w:space="0" w:color="auto" w:frame="1"/>
+          <w14:ligatures w14:val="none"/>
+        </w:rPr>
+        <w:t xml:space="preserve">+ </w:t>
+      </w:r>
+      <w:proofErr w:type="spellStart"/>
+      <w:r>
+        <w:rPr>
+          <w:rFonts w:ascii="MathJax_Math-italic" w:eastAsia="Times New Roman" w:hAnsi="MathJax_Math-italic" w:cs="Times New Roman"/>
+          <w:b/>
+          <w:bCs/>
+          <w:kern w:val="0"/>
+          <w:sz w:val="26"/>
+          <w:szCs w:val="26"/>
+          <w:bdr w:val="none" w:sz="0" w:space="0" w:color="auto" w:frame="1"/>
+          <w14:ligatures w14:val="none"/>
+        </w:rPr>
+        <w:t>v</w:t>
+      </w:r>
+      <w:r>
+        <w:rPr>
+          <w:rFonts w:ascii="MathJax_Math-italic" w:eastAsia="Times New Roman" w:hAnsi="MathJax_Math-italic" w:cs="Times New Roman"/>
+          <w:b/>
+          <w:bCs/>
+          <w:kern w:val="0"/>
+          <w:sz w:val="26"/>
+          <w:szCs w:val="26"/>
+          <w:bdr w:val="none" w:sz="0" w:space="0" w:color="auto" w:frame="1"/>
+          <w:vertAlign w:val="subscript"/>
+          <w14:ligatures w14:val="none"/>
+        </w:rPr>
+        <w:t>t</w:t>
+      </w:r>
+      <w:proofErr w:type="spellEnd"/>
+      <w:r>
+        <w:rPr>
+          <w:rFonts w:ascii="MathJax_Math-italic" w:eastAsia="Times New Roman" w:hAnsi="MathJax_Math-italic" w:cs="Times New Roman"/>
+          <w:kern w:val="0"/>
+          <w:sz w:val="20"/>
+          <w:szCs w:val="20"/>
+          <w:bdr w:val="none" w:sz="0" w:space="0" w:color="auto" w:frame="1"/>
+          <w14:ligatures w14:val="none"/>
+        </w:rPr>
+        <w:t>, where</w:t>
+      </w:r>
+      <w:r>
+        <w:rPr>
+          <w:rFonts w:ascii="MathJax_Math-italic" w:eastAsia="Times New Roman" w:hAnsi="MathJax_Math-italic" w:cs="Times New Roman"/>
+          <w:kern w:val="0"/>
+          <w:sz w:val="26"/>
+          <w:szCs w:val="26"/>
+          <w:bdr w:val="none" w:sz="0" w:space="0" w:color="auto" w:frame="1"/>
+          <w14:ligatures w14:val="none"/>
+        </w:rPr>
+        <w:t xml:space="preserve"> </w:t>
+      </w:r>
+      <w:proofErr w:type="spellStart"/>
+      <w:r>
+        <w:rPr>
+          <w:rFonts w:ascii="MathJax_Math-italic" w:eastAsia="Times New Roman" w:hAnsi="MathJax_Math-italic" w:cs="Times New Roman"/>
+          <w:b/>
+          <w:bCs/>
+          <w:kern w:val="0"/>
+          <w:sz w:val="26"/>
+          <w:szCs w:val="26"/>
+          <w:bdr w:val="none" w:sz="0" w:space="0" w:color="auto" w:frame="1"/>
+          <w14:ligatures w14:val="none"/>
+        </w:rPr>
+        <w:t>v</w:t>
+      </w:r>
+      <w:r>
+        <w:rPr>
+          <w:rFonts w:ascii="MathJax_Math-italic" w:eastAsia="Times New Roman" w:hAnsi="MathJax_Math-italic" w:cs="Times New Roman"/>
+          <w:b/>
+          <w:bCs/>
+          <w:kern w:val="0"/>
+          <w:sz w:val="26"/>
+          <w:szCs w:val="26"/>
+          <w:bdr w:val="none" w:sz="0" w:space="0" w:color="auto" w:frame="1"/>
+          <w:vertAlign w:val="subscript"/>
+          <w14:ligatures w14:val="none"/>
+        </w:rPr>
+        <w:t>t</w:t>
+      </w:r>
+      <w:r>
+        <w:rPr>
+          <w:rFonts w:ascii="MathJax_Main" w:eastAsia="Times New Roman" w:hAnsi="MathJax_Main" w:cs="Times New Roman"/>
+          <w:kern w:val="0"/>
+          <w:sz w:val="26"/>
+          <w:szCs w:val="26"/>
+          <w:bdr w:val="none" w:sz="0" w:space="0" w:color="auto" w:frame="1"/>
+          <w14:ligatures w14:val="none"/>
+        </w:rPr>
+        <w:t>∼</w:t>
+      </w:r>
+      <w:r>
+        <w:rPr>
+          <w:rFonts w:ascii="MathJax_Math-italic" w:eastAsia="Times New Roman" w:hAnsi="MathJax_Math-italic" w:cs="Times New Roman"/>
+          <w:kern w:val="0"/>
+          <w:sz w:val="26"/>
+          <w:szCs w:val="26"/>
+          <w:bdr w:val="none" w:sz="0" w:space="0" w:color="auto" w:frame="1"/>
+          <w14:ligatures w14:val="none"/>
+        </w:rPr>
+        <w:t>MVN</w:t>
+      </w:r>
+      <w:proofErr w:type="spellEnd"/>
+      <w:r>
+        <w:rPr>
+          <w:rFonts w:ascii="MathJax_Main" w:eastAsia="Times New Roman" w:hAnsi="MathJax_Main" w:cs="Times New Roman"/>
+          <w:kern w:val="0"/>
+          <w:sz w:val="26"/>
+          <w:szCs w:val="26"/>
+          <w:bdr w:val="none" w:sz="0" w:space="0" w:color="auto" w:frame="1"/>
+          <w14:ligatures w14:val="none"/>
+        </w:rPr>
+        <w:t>(</w:t>
+      </w:r>
+      <w:proofErr w:type="gramStart"/>
+      <w:r>
+        <w:rPr>
+          <w:rFonts w:ascii="MathJax_Main" w:eastAsia="Times New Roman" w:hAnsi="MathJax_Main" w:cs="Times New Roman"/>
+          <w:kern w:val="0"/>
+          <w:sz w:val="26"/>
+          <w:szCs w:val="26"/>
+          <w:bdr w:val="none" w:sz="0" w:space="0" w:color="auto" w:frame="1"/>
+          <w14:ligatures w14:val="none"/>
+        </w:rPr>
+        <w:t>0,</w:t>
+      </w:r>
+      <w:r>
+        <w:rPr>
+          <w:rFonts w:ascii="MathJax_Math-italic" w:eastAsia="Times New Roman" w:hAnsi="MathJax_Math-italic" w:cs="Times New Roman"/>
+          <w:b/>
+          <w:bCs/>
+          <w:kern w:val="0"/>
+          <w:sz w:val="26"/>
+          <w:szCs w:val="26"/>
+          <w:bdr w:val="none" w:sz="0" w:space="0" w:color="auto" w:frame="1"/>
+          <w14:ligatures w14:val="none"/>
+        </w:rPr>
+        <w:t>R</w:t>
+      </w:r>
+      <w:proofErr w:type="gramEnd"/>
+      <w:r>
+        <w:rPr>
+          <w:rFonts w:ascii="MathJax_Main" w:eastAsia="Times New Roman" w:hAnsi="MathJax_Main" w:cs="Times New Roman"/>
+          <w:kern w:val="0"/>
+          <w:sz w:val="26"/>
+          <w:szCs w:val="26"/>
+          <w:bdr w:val="none" w:sz="0" w:space="0" w:color="auto" w:frame="1"/>
+          <w14:ligatures w14:val="none"/>
+        </w:rPr>
+        <w:t>)</w:t>
+      </w:r>
+    </w:p>
+    <w:p>
+      <w:pPr>
+        <w:spacing w:after="0" w:line="480" w:lineRule="auto"/>
+        <w:jc w:val="center"/>
+        <w:rPr>
+          <w:rFonts w:ascii="Times New Roman" w:eastAsia="Times New Roman" w:hAnsi="Times New Roman" w:cs="Times New Roman"/>
+          <w:kern w:val="0"/>
+          <w:sz w:val="26"/>
+          <w:szCs w:val="26"/>
+          <w14:ligatures w14:val="none"/>
+        </w:rPr>
+      </w:pPr>
+      <w:proofErr w:type="spellStart"/>
+      <w:r>
+        <w:rPr>
+          <w:rFonts w:ascii="MathJax_Math-italic" w:eastAsia="Times New Roman" w:hAnsi="MathJax_Math-italic" w:cs="Times New Roman"/>
+          <w:b/>
+          <w:bCs/>
+          <w:kern w:val="0"/>
+          <w:sz w:val="26"/>
+          <w:szCs w:val="26"/>
+          <w:bdr w:val="none" w:sz="0" w:space="0" w:color="auto" w:frame="1"/>
+          <w14:ligatures w14:val="none"/>
+        </w:rPr>
+        <w:t>x</w:t>
+      </w:r>
+      <w:r>
+        <w:rPr>
+          <w:rFonts w:ascii="MathJax_Math-italic" w:eastAsia="Times New Roman" w:hAnsi="MathJax_Math-italic" w:cs="Times New Roman"/>
+          <w:b/>
+          <w:bCs/>
+          <w:kern w:val="0"/>
+          <w:sz w:val="26"/>
+          <w:szCs w:val="26"/>
+          <w:bdr w:val="none" w:sz="0" w:space="0" w:color="auto" w:frame="1"/>
+          <w:vertAlign w:val="subscript"/>
+          <w14:ligatures w14:val="none"/>
+        </w:rPr>
+        <w:t>t</w:t>
+      </w:r>
+      <w:proofErr w:type="spellEnd"/>
+      <w:r>
+        <w:rPr>
+          <w:rFonts w:ascii="MathJax_Math-italic" w:eastAsia="Times New Roman" w:hAnsi="MathJax_Math-italic" w:cs="Times New Roman"/>
+          <w:kern w:val="0"/>
+          <w:sz w:val="26"/>
+          <w:szCs w:val="26"/>
+          <w:bdr w:val="none" w:sz="0" w:space="0" w:color="auto" w:frame="1"/>
+          <w14:ligatures w14:val="none"/>
+        </w:rPr>
+        <w:t xml:space="preserve"> </w:t>
+      </w:r>
+      <w:r>
+        <w:rPr>
+          <w:rFonts w:ascii="MathJax_Main" w:eastAsia="Times New Roman" w:hAnsi="MathJax_Main" w:cs="Times New Roman"/>
+          <w:kern w:val="0"/>
+          <w:sz w:val="26"/>
+          <w:szCs w:val="26"/>
+          <w:bdr w:val="none" w:sz="0" w:space="0" w:color="auto" w:frame="1"/>
+          <w14:ligatures w14:val="none"/>
+        </w:rPr>
+        <w:t xml:space="preserve">= </w:t>
+      </w:r>
+      <w:r>
+        <w:rPr>
+          <w:rFonts w:ascii="MathJax_Math-italic" w:eastAsia="Times New Roman" w:hAnsi="MathJax_Math-italic" w:cs="Times New Roman"/>
+          <w:b/>
+          <w:bCs/>
+          <w:kern w:val="0"/>
+          <w:sz w:val="26"/>
+          <w:szCs w:val="26"/>
+          <w:bdr w:val="none" w:sz="0" w:space="0" w:color="auto" w:frame="1"/>
+          <w14:ligatures w14:val="none"/>
+        </w:rPr>
+        <w:t>Bx</w:t>
+      </w:r>
+      <w:r>
+        <w:rPr>
+          <w:rFonts w:ascii="MathJax_Math-italic" w:eastAsia="Times New Roman" w:hAnsi="MathJax_Math-italic" w:cs="Times New Roman"/>
+          <w:b/>
+          <w:bCs/>
+          <w:kern w:val="0"/>
+          <w:sz w:val="26"/>
+          <w:szCs w:val="26"/>
+          <w:bdr w:val="none" w:sz="0" w:space="0" w:color="auto" w:frame="1"/>
+          <w:vertAlign w:val="subscript"/>
+          <w14:ligatures w14:val="none"/>
+        </w:rPr>
+        <w:t>t</w:t>
+      </w:r>
+      <w:r>
+        <w:rPr>
+          <w:rFonts w:ascii="MathJax_Main" w:eastAsia="Times New Roman" w:hAnsi="MathJax_Main" w:cs="Times New Roman"/>
+          <w:b/>
+          <w:bCs/>
+          <w:kern w:val="0"/>
+          <w:sz w:val="26"/>
+          <w:szCs w:val="26"/>
+          <w:bdr w:val="none" w:sz="0" w:space="0" w:color="auto" w:frame="1"/>
+          <w:vertAlign w:val="subscript"/>
+          <w14:ligatures w14:val="none"/>
+        </w:rPr>
+        <w:t>−1</w:t>
+      </w:r>
+      <w:r>
+        <w:rPr>
+          <w:rFonts w:ascii="MathJax_Main" w:eastAsia="Times New Roman" w:hAnsi="MathJax_Main" w:cs="Times New Roman"/>
+          <w:kern w:val="0"/>
+          <w:sz w:val="26"/>
+          <w:szCs w:val="26"/>
+          <w:bdr w:val="none" w:sz="0" w:space="0" w:color="auto" w:frame="1"/>
+          <w14:ligatures w14:val="none"/>
+        </w:rPr>
+        <w:t xml:space="preserve"> + </w:t>
+      </w:r>
+      <w:r>
+        <w:rPr>
+          <w:rFonts w:ascii="MathJax_Math-italic" w:eastAsia="Times New Roman" w:hAnsi="MathJax_Math-italic" w:cs="Times New Roman"/>
+          <w:b/>
+          <w:bCs/>
+          <w:kern w:val="0"/>
+          <w:sz w:val="26"/>
+          <w:szCs w:val="26"/>
+          <w:bdr w:val="none" w:sz="0" w:space="0" w:color="auto" w:frame="1"/>
+          <w14:ligatures w14:val="none"/>
+        </w:rPr>
+        <w:t>u</w:t>
+      </w:r>
+      <w:r>
+        <w:rPr>
+          <w:rFonts w:ascii="MathJax_Math-italic" w:eastAsia="Times New Roman" w:hAnsi="MathJax_Math-italic" w:cs="Times New Roman"/>
+          <w:kern w:val="0"/>
+          <w:sz w:val="26"/>
+          <w:szCs w:val="26"/>
+          <w:bdr w:val="none" w:sz="0" w:space="0" w:color="auto" w:frame="1"/>
+          <w14:ligatures w14:val="none"/>
+        </w:rPr>
+        <w:t xml:space="preserve"> </w:t>
+      </w:r>
+      <w:r>
+        <w:rPr>
+          <w:rFonts w:ascii="MathJax_Main" w:eastAsia="Times New Roman" w:hAnsi="MathJax_Main" w:cs="Times New Roman"/>
+          <w:kern w:val="0"/>
+          <w:sz w:val="26"/>
+          <w:szCs w:val="26"/>
+          <w:bdr w:val="none" w:sz="0" w:space="0" w:color="auto" w:frame="1"/>
+          <w14:ligatures w14:val="none"/>
+        </w:rPr>
+        <w:t xml:space="preserve">+ </w:t>
+      </w:r>
+      <w:proofErr w:type="spellStart"/>
+      <w:r>
+        <w:rPr>
+          <w:rFonts w:ascii="MathJax_Math-italic" w:eastAsia="Times New Roman" w:hAnsi="MathJax_Math-italic" w:cs="Times New Roman"/>
+          <w:b/>
+          <w:bCs/>
+          <w:kern w:val="0"/>
+          <w:sz w:val="26"/>
+          <w:szCs w:val="26"/>
+          <w:bdr w:val="none" w:sz="0" w:space="0" w:color="auto" w:frame="1"/>
+          <w14:ligatures w14:val="none"/>
+        </w:rPr>
+        <w:t>Cc</w:t>
+      </w:r>
+      <w:r>
+        <w:rPr>
+          <w:rFonts w:ascii="MathJax_Math-italic" w:eastAsia="Times New Roman" w:hAnsi="MathJax_Math-italic" w:cs="Times New Roman"/>
+          <w:b/>
+          <w:bCs/>
+          <w:kern w:val="0"/>
+          <w:sz w:val="26"/>
+          <w:szCs w:val="26"/>
+          <w:bdr w:val="none" w:sz="0" w:space="0" w:color="auto" w:frame="1"/>
+          <w:vertAlign w:val="subscript"/>
+          <w14:ligatures w14:val="none"/>
+        </w:rPr>
+        <w:t>t</w:t>
+      </w:r>
+      <w:proofErr w:type="spellEnd"/>
+      <w:r>
+        <w:rPr>
+          <w:rFonts w:ascii="MathJax_Math-italic" w:eastAsia="Times New Roman" w:hAnsi="MathJax_Math-italic" w:cs="Times New Roman"/>
+          <w:kern w:val="0"/>
+          <w:sz w:val="26"/>
+          <w:szCs w:val="26"/>
+          <w:bdr w:val="none" w:sz="0" w:space="0" w:color="auto" w:frame="1"/>
+          <w14:ligatures w14:val="none"/>
+        </w:rPr>
+        <w:t xml:space="preserve"> </w:t>
+      </w:r>
+      <w:r>
+        <w:rPr>
+          <w:rFonts w:ascii="MathJax_Main" w:eastAsia="Times New Roman" w:hAnsi="MathJax_Main" w:cs="Times New Roman"/>
+          <w:kern w:val="0"/>
+          <w:sz w:val="26"/>
+          <w:szCs w:val="26"/>
+          <w:bdr w:val="none" w:sz="0" w:space="0" w:color="auto" w:frame="1"/>
+          <w14:ligatures w14:val="none"/>
+        </w:rPr>
+        <w:t xml:space="preserve">+ </w:t>
+      </w:r>
+      <w:proofErr w:type="spellStart"/>
+      <w:r>
+        <w:rPr>
+          <w:rFonts w:ascii="MathJax_Math-italic" w:eastAsia="Times New Roman" w:hAnsi="MathJax_Math-italic" w:cs="Times New Roman"/>
+          <w:b/>
+          <w:bCs/>
+          <w:kern w:val="0"/>
+          <w:sz w:val="26"/>
+          <w:szCs w:val="26"/>
+          <w:bdr w:val="none" w:sz="0" w:space="0" w:color="auto" w:frame="1"/>
+          <w14:ligatures w14:val="none"/>
+        </w:rPr>
+        <w:t>w</w:t>
+      </w:r>
+      <w:r>
+        <w:rPr>
+          <w:rFonts w:ascii="MathJax_Math-italic" w:eastAsia="Times New Roman" w:hAnsi="MathJax_Math-italic" w:cs="Times New Roman"/>
+          <w:b/>
+          <w:bCs/>
+          <w:kern w:val="0"/>
+          <w:sz w:val="26"/>
+          <w:szCs w:val="26"/>
+          <w:bdr w:val="none" w:sz="0" w:space="0" w:color="auto" w:frame="1"/>
+          <w:vertAlign w:val="subscript"/>
+          <w14:ligatures w14:val="none"/>
+        </w:rPr>
+        <w:t>t</w:t>
+      </w:r>
+      <w:proofErr w:type="spellEnd"/>
+      <w:r>
+        <w:rPr>
+          <w:rFonts w:ascii="MathJax_Math-italic" w:eastAsia="Times New Roman" w:hAnsi="MathJax_Math-italic" w:cs="Times New Roman"/>
+          <w:kern w:val="0"/>
+          <w:sz w:val="20"/>
+          <w:szCs w:val="20"/>
+          <w:bdr w:val="none" w:sz="0" w:space="0" w:color="auto" w:frame="1"/>
+          <w14:ligatures w14:val="none"/>
+        </w:rPr>
+        <w:t xml:space="preserve">, where </w:t>
+      </w:r>
+      <w:proofErr w:type="spellStart"/>
+      <w:r>
+        <w:rPr>
+          <w:rFonts w:ascii="MathJax_Math-italic" w:eastAsia="Times New Roman" w:hAnsi="MathJax_Math-italic" w:cs="Times New Roman"/>
+          <w:b/>
+          <w:bCs/>
+          <w:kern w:val="0"/>
+          <w:sz w:val="26"/>
+          <w:szCs w:val="26"/>
+          <w:bdr w:val="none" w:sz="0" w:space="0" w:color="auto" w:frame="1"/>
+          <w14:ligatures w14:val="none"/>
+        </w:rPr>
+        <w:t>w</w:t>
+      </w:r>
+      <w:r>
+        <w:rPr>
+          <w:rFonts w:ascii="MathJax_Math-italic" w:eastAsia="Times New Roman" w:hAnsi="MathJax_Math-italic" w:cs="Times New Roman"/>
+          <w:b/>
+          <w:bCs/>
+          <w:kern w:val="0"/>
+          <w:sz w:val="26"/>
+          <w:szCs w:val="26"/>
+          <w:bdr w:val="none" w:sz="0" w:space="0" w:color="auto" w:frame="1"/>
+          <w:vertAlign w:val="subscript"/>
+          <w14:ligatures w14:val="none"/>
+        </w:rPr>
+        <w:t>t</w:t>
+      </w:r>
+      <w:r>
+        <w:rPr>
+          <w:rFonts w:ascii="MathJax_Main" w:eastAsia="Times New Roman" w:hAnsi="MathJax_Main" w:cs="Times New Roman"/>
+          <w:kern w:val="0"/>
+          <w:sz w:val="26"/>
+          <w:szCs w:val="26"/>
+          <w:bdr w:val="none" w:sz="0" w:space="0" w:color="auto" w:frame="1"/>
+          <w14:ligatures w14:val="none"/>
+        </w:rPr>
+        <w:t>∼</w:t>
+      </w:r>
+      <w:r>
+        <w:rPr>
+          <w:rFonts w:ascii="MathJax_Math-italic" w:eastAsia="Times New Roman" w:hAnsi="MathJax_Math-italic" w:cs="Times New Roman"/>
+          <w:kern w:val="0"/>
+          <w:sz w:val="26"/>
+          <w:szCs w:val="26"/>
+          <w:bdr w:val="none" w:sz="0" w:space="0" w:color="auto" w:frame="1"/>
+          <w14:ligatures w14:val="none"/>
+        </w:rPr>
+        <w:t>MVN</w:t>
+      </w:r>
+      <w:proofErr w:type="spellEnd"/>
+      <w:r>
+        <w:rPr>
+          <w:rFonts w:ascii="MathJax_Main" w:eastAsia="Times New Roman" w:hAnsi="MathJax_Main" w:cs="Times New Roman"/>
+          <w:kern w:val="0"/>
+          <w:sz w:val="26"/>
+          <w:szCs w:val="26"/>
+          <w:bdr w:val="none" w:sz="0" w:space="0" w:color="auto" w:frame="1"/>
+          <w14:ligatures w14:val="none"/>
+        </w:rPr>
+        <w:t>(</w:t>
+      </w:r>
+      <w:proofErr w:type="gramStart"/>
+      <w:r>
+        <w:rPr>
+          <w:rFonts w:ascii="MathJax_Main" w:eastAsia="Times New Roman" w:hAnsi="MathJax_Main" w:cs="Times New Roman"/>
+          <w:kern w:val="0"/>
+          <w:sz w:val="26"/>
+          <w:szCs w:val="26"/>
+          <w:bdr w:val="none" w:sz="0" w:space="0" w:color="auto" w:frame="1"/>
+          <w14:ligatures w14:val="none"/>
+        </w:rPr>
+        <w:t>0,</w:t>
+      </w:r>
+      <w:r>
+        <w:rPr>
+          <w:rFonts w:ascii="MathJax_Math-italic" w:eastAsia="Times New Roman" w:hAnsi="MathJax_Math-italic" w:cs="Times New Roman"/>
+          <w:b/>
+          <w:bCs/>
+          <w:kern w:val="0"/>
+          <w:sz w:val="26"/>
+          <w:szCs w:val="26"/>
+          <w:bdr w:val="none" w:sz="0" w:space="0" w:color="auto" w:frame="1"/>
+          <w14:ligatures w14:val="none"/>
+        </w:rPr>
+        <w:t>Q</w:t>
+      </w:r>
+      <w:proofErr w:type="gramEnd"/>
+      <w:r>
+        <w:rPr>
+          <w:rFonts w:ascii="MathJax_Main" w:eastAsia="Times New Roman" w:hAnsi="MathJax_Main" w:cs="Times New Roman"/>
+          <w:kern w:val="0"/>
+          <w:sz w:val="26"/>
+          <w:szCs w:val="26"/>
+          <w:bdr w:val="none" w:sz="0" w:space="0" w:color="auto" w:frame="1"/>
+          <w14:ligatures w14:val="none"/>
+        </w:rPr>
+        <w:t>)</w:t>
+      </w:r>
+    </w:p>
+    <w:p>
+      <w:pPr>
+        <w:spacing w:after="0" w:line="480" w:lineRule="auto"/>
+      </w:pPr>
+      <w:r>
+        <w:t xml:space="preserve">Depending on the specification of </w:t>
+      </w:r>
+      <w:r>
+        <w:rPr>
+          <w:rFonts w:ascii="MathJax_Math-italic" w:eastAsia="Times New Roman" w:hAnsi="MathJax_Math-italic" w:cs="Times New Roman"/>
+          <w:b/>
+          <w:bCs/>
+          <w:kern w:val="0"/>
+          <w:sz w:val="26"/>
+          <w:szCs w:val="26"/>
+          <w:bdr w:val="none" w:sz="0" w:space="0" w:color="auto" w:frame="1"/>
+          <w14:ligatures w14:val="none"/>
+        </w:rPr>
+        <w:t>Z</w:t>
+      </w:r>
+      <w:r>
+        <w:t>,</w:t>
+      </w:r>
+      <w:r>
+        <w:t xml:space="preserve"> </w:t>
+      </w:r>
+      <w:proofErr w:type="gramStart"/>
+      <w:r>
+        <w:t>We</w:t>
+      </w:r>
+      <w:proofErr w:type="gramEnd"/>
+      <w:r>
+        <w:t xml:space="preserve"> are</w:t>
+      </w:r>
+      <w:r>
+        <w:t xml:space="preserve"> able to </w:t>
+      </w:r>
+      <w:r>
+        <w:t xml:space="preserve">estimate </w:t>
+      </w:r>
+      <w:r>
+        <w:t xml:space="preserve">either one or </w:t>
+      </w:r>
+      <w:r>
+        <w:t>two</w:t>
+      </w:r>
+      <w:r>
+        <w:t xml:space="preserve"> </w:t>
+      </w:r>
+      <w:r>
+        <w:t xml:space="preserve">underlying </w:t>
+      </w:r>
+      <w:r>
+        <w:t xml:space="preserve">state processes </w:t>
+      </w:r>
+      <w:r>
+        <w:t>of pink salmon abundance</w:t>
       </w:r>
       <w:r>
         <w:t>.</w:t>
       </w:r>
-      <w:ins w:id="20" w:author="tquinn" w:date="2026-05-21T17:38:00Z" w16du:dateUtc="2026-05-22T00:38:00Z">
-        <w:r>
-          <w:t>[</w:t>
-        </w:r>
+      <w:r>
+        <w:t xml:space="preserve"> </w:t>
+      </w:r>
+      <w:r>
+        <w:t>T</w:t>
+      </w:r>
+      <w:r>
+        <w:t>hese separate model specifications are compared for</w:t>
+      </w:r>
+      <w:r>
+        <w:t xml:space="preserve"> goodness of</w:t>
+      </w:r>
+      <w:r>
+        <w:t xml:space="preserve"> fit using </w:t>
+      </w:r>
+      <w:proofErr w:type="spellStart"/>
+      <w:r>
+        <w:t>AICc</w:t>
+      </w:r>
+      <w:proofErr w:type="spellEnd"/>
+      <w:r>
+        <w:t xml:space="preserve">, a criterion which </w:t>
+      </w:r>
+      <w:r>
+        <w:t>is well suited for evaluating models fitted on relatively sparse data (i.e., the small number of observations at Indian River) (Burnham et al. 2010)</w:t>
+      </w:r>
+      <w:r>
+        <w:t>.</w:t>
+      </w:r>
+      <w:r>
+        <w:t xml:space="preserve"> </w:t>
+      </w:r>
+      <w:r>
+        <w:t xml:space="preserve"> </w:t>
+      </w:r>
+    </w:p>
+    <w:p>
+      <w:pPr>
+        <w:spacing w:after="0" w:line="480" w:lineRule="auto"/>
+      </w:pPr>
+      <w:r>
+        <w:tab/>
+        <w:t xml:space="preserve">The above description of an approach comparing a one-state model to a two-state model as a means of determining whether pink salmon abundances at Indian River </w:t>
+      </w:r>
+      <w:r>
+        <w:t xml:space="preserve">differ </w:t>
+      </w:r>
+      <w:r>
+        <w:t>substantially from those observed elsewhere in the reason is made additionally complicated by the life history of pink salmon leading to the existence of genetically distinct populations in the same stream in even- and odd-year runs. This means that</w:t>
+      </w:r>
+      <w:r>
+        <w:t xml:space="preserve"> four models must be fit</w:t>
+      </w:r>
+      <w:r>
+        <w:t xml:space="preserve"> </w:t>
+      </w:r>
+      <w:r>
+        <w:t>to</w:t>
+      </w:r>
+      <w:r>
+        <w:t xml:space="preserve"> evaluate whether abundances at Indian River are exhibiting behaviors atypical of an equivalent pink salmon stream in the region. The first is the equivalent of the abstract two-state model, where </w:t>
+      </w:r>
+      <w:r>
+        <w:lastRenderedPageBreak/>
+        <w:t xml:space="preserve">for each run (even and odd) the underlying state process of pink salmon at Indian River is estimated separately from the underlying state of the wider region, meaning the model estimates four state processes total. </w:t>
+      </w:r>
+      <w:ins w:id="20" w:author="tquinn" w:date="2026-05-21T17:51:00Z" w16du:dateUtc="2026-05-22T00:51:00Z">
         <w:r>
           <w:rPr>
             <w:highlight w:val="yellow"/>
-            <w:rPrChange w:id="21" w:author="tquinn" w:date="2026-05-21T17:38:00Z" w16du:dateUtc="2026-05-22T00:38:00Z">
-              <w:rPr/>
-            </w:rPrChange>
-          </w:rPr>
-          <w:t>an</w:t>
-        </w:r>
-        <w:r>
-          <w:rPr>
-            <w:highlight w:val="yellow"/>
-          </w:rPr>
-          <w:t>d</w:t>
-        </w:r>
-        <w:r>
-          <w:rPr>
-            <w:highlight w:val="yellow"/>
-            <w:rPrChange w:id="22" w:author="tquinn" w:date="2026-05-21T17:38:00Z" w16du:dateUtc="2026-05-22T00:38:00Z">
-              <w:rPr/>
-            </w:rPrChange>
-          </w:rPr>
-          <w:t xml:space="preserve"> the ones in the river itself?</w:t>
-        </w:r>
-        <w:r>
-          <w:t>]</w:t>
-        </w:r>
-      </w:ins>
-    </w:p>
-    <w:p>
-      <w:pPr>
-        <w:spacing w:after="0" w:line="480" w:lineRule="auto"/>
-        <w:ind w:firstLine="720"/>
-      </w:pPr>
-      <w:r>
-        <w:t xml:space="preserve">Because they </w:t>
-      </w:r>
-      <w:r>
-        <w:t>immediately migrat</w:t>
-      </w:r>
-      <w:r>
-        <w:t>e</w:t>
-      </w:r>
-      <w:r>
-        <w:t xml:space="preserve"> into the ocean as juveniles</w:t>
-      </w:r>
-      <w:r>
-        <w:t xml:space="preserve">, </w:t>
-      </w:r>
-      <w:r>
-        <w:t xml:space="preserve">the </w:t>
-      </w:r>
-      <w:r>
-        <w:t>marine environment</w:t>
-      </w:r>
-      <w:r>
-        <w:t xml:space="preserve"> </w:t>
-      </w:r>
-      <w:r>
-        <w:t xml:space="preserve">is </w:t>
-      </w:r>
-      <w:r>
-        <w:t xml:space="preserve">critical rearing habitat </w:t>
-      </w:r>
-      <w:r>
-        <w:t>for pink salmon</w:t>
-      </w:r>
-      <w:r>
-        <w:t xml:space="preserve"> (</w:t>
-      </w:r>
-      <w:r>
-        <w:t xml:space="preserve">Heard 1991). </w:t>
-      </w:r>
-      <w:r>
-        <w:t>Therefore, i</w:t>
-      </w:r>
-      <w:r>
-        <w:t xml:space="preserve">ncluding </w:t>
-      </w:r>
-      <w:r>
-        <w:t>some</w:t>
-      </w:r>
-      <w:r>
-        <w:t xml:space="preserve"> measure</w:t>
-      </w:r>
-      <w:r>
-        <w:t xml:space="preserve"> </w:t>
-      </w:r>
-      <w:r>
-        <w:t>of ocean climate</w:t>
-      </w:r>
-      <w:r>
-        <w:t xml:space="preserve"> and productivity</w:t>
-      </w:r>
-      <w:r>
-        <w:t xml:space="preserve"> in models of pink salmon abundance </w:t>
-      </w:r>
-      <w:r>
-        <w:t xml:space="preserve">may </w:t>
-      </w:r>
-      <w:r>
-        <w:t>help</w:t>
-      </w:r>
-      <w:r>
-        <w:t xml:space="preserve"> explain year-to-</w:t>
-      </w:r>
-      <w:r>
-        <w:lastRenderedPageBreak/>
-        <w:t>year variations in returning adults. The Pacific Decadal Oscillation, a recurring pattern of Northen Pacific sea surface temperature, has been correlated with salmon production regimes off the coast of Alaska</w:t>
-      </w:r>
-      <w:r>
-        <w:t xml:space="preserve"> (Mantua et al. 1997). As such, </w:t>
-      </w:r>
-      <w:r>
-        <w:t>we</w:t>
-      </w:r>
-      <w:r>
-        <w:t xml:space="preserve"> leverage data </w:t>
-      </w:r>
-      <w:ins w:id="23" w:author="tquinn" w:date="2026-05-21T17:40:00Z" w16du:dateUtc="2026-05-22T00:40:00Z">
-        <w:r>
-          <w:t>[</w:t>
-        </w:r>
-        <w:r>
-          <w:rPr>
-            <w:highlight w:val="yellow"/>
-            <w:rPrChange w:id="24" w:author="tquinn" w:date="2026-05-21T17:40:00Z" w16du:dateUtc="2026-05-22T00:40:00Z">
-              <w:rPr/>
-            </w:rPrChange>
-          </w:rPr>
-          <w:t>for what purpose, precisely</w:t>
-        </w:r>
-        <w:r>
-          <w:t xml:space="preserve">?] </w:t>
-        </w:r>
-      </w:ins>
-      <w:r>
-        <w:t xml:space="preserve">on ocean climate in the form of PDO as recorded by the US National Oceanic and Atmospheric Administration (NOAA).  </w:t>
-      </w:r>
-    </w:p>
-    <w:p>
-      <w:pPr>
-        <w:spacing w:after="0" w:line="480" w:lineRule="auto"/>
-        <w:ind w:firstLine="720"/>
-      </w:pPr>
-      <w:r>
-        <w:t xml:space="preserve">Survey data used in this study cover the period from 1960 to 2023. </w:t>
-      </w:r>
-      <w:r>
-        <w:t xml:space="preserve">Due to the proximity of SJH and the accompanying potential of hatchery fish to affect wild fish abundance estimates, the Indian River is not one of ADFG’s index streams. Nonetheless, ADFG has </w:t>
-      </w:r>
-      <w:r>
-        <w:t>often</w:t>
-      </w:r>
-      <w:r>
-        <w:t xml:space="preserve"> monitored pink salmon escapement in the stream to provide the most complete data possible on pink salmon in the region. Data are available from Indian River from 1962-67, 1969, 1971-73, 1977-88, 1990, and from 1993-202</w:t>
-      </w:r>
-      <w:r>
-        <w:t>3</w:t>
-      </w:r>
-      <w:r>
-        <w:t xml:space="preserve"> (n = </w:t>
-      </w:r>
-      <w:r>
-        <w:t>54</w:t>
-      </w:r>
-      <w:r>
-        <w:t xml:space="preserve"> annual observations). </w:t>
-      </w:r>
-      <w:r>
-        <w:t>Annual reports from Sheldon Jackson Hatchery</w:t>
-      </w:r>
-      <w:r>
-        <w:t xml:space="preserve"> are available from 1975 onwards, commensurate with the </w:t>
-      </w:r>
-      <w:r>
-        <w:t xml:space="preserve">establishment of the </w:t>
-      </w:r>
-      <w:r>
-        <w:t>hatchery.</w:t>
-      </w:r>
-      <w:r>
-        <w:t xml:space="preserve"> </w:t>
-      </w:r>
-      <w:r>
-        <w:t>NOAA PDO data included in this research likewise covers the period from 1960 to 2023.</w:t>
-      </w:r>
-    </w:p>
-    <w:p>
-      <w:pPr>
-        <w:spacing w:after="0" w:line="480" w:lineRule="auto"/>
-        <w:ind w:firstLine="360"/>
-        <w:rPr>
-          <w:b/>
-          <w:bCs/>
-        </w:rPr>
-      </w:pPr>
-    </w:p>
-    <w:p>
-      <w:pPr>
-        <w:spacing w:after="0" w:line="480" w:lineRule="auto"/>
-        <w:rPr>
-          <w:b/>
-          <w:bCs/>
-        </w:rPr>
-      </w:pPr>
-      <w:r>
-        <w:rPr>
-          <w:b/>
-          <w:bCs/>
-        </w:rPr>
-        <w:t>MARSS Models</w:t>
-      </w:r>
-    </w:p>
-    <w:p>
-      <w:pPr>
-        <w:spacing w:after="0" w:line="480" w:lineRule="auto"/>
-      </w:pPr>
-      <w:r>
-        <w:t xml:space="preserve">Multivariate autoregressive state-space (MARSS) models are well suited for </w:t>
-      </w:r>
-      <w:r>
-        <w:t>analyzing</w:t>
-      </w:r>
-      <w:r>
-        <w:t xml:space="preserve"> long running time series survey </w:t>
-      </w:r>
-      <w:r>
-        <w:t>data and</w:t>
-      </w:r>
-      <w:r>
-        <w:t xml:space="preserve"> </w:t>
-      </w:r>
-      <w:r>
-        <w:t xml:space="preserve">able </w:t>
-      </w:r>
-      <w:r>
-        <w:t xml:space="preserve">to mathematically distinguish observation error from error arising from stochasticity in the underlying state of a system. </w:t>
-      </w:r>
-      <w:r>
-        <w:t xml:space="preserve">This is accomplished through a model structure with two components: a process equation which models one or more true but unobserved states, and an observation equation which models the relationship between </w:t>
-      </w:r>
-      <w:r>
-        <w:lastRenderedPageBreak/>
-        <w:t xml:space="preserve">these unobserved states and the </w:t>
-      </w:r>
-      <w:r>
-        <w:t xml:space="preserve">observed </w:t>
-      </w:r>
-      <w:r>
-        <w:t>data</w:t>
-      </w:r>
-      <w:r>
-        <w:t xml:space="preserve"> and capture</w:t>
-      </w:r>
-      <w:r>
-        <w:t>s</w:t>
-      </w:r>
-      <w:r>
-        <w:t xml:space="preserve"> error resulting from imperfect detection</w:t>
-      </w:r>
-      <w:r>
-        <w:t xml:space="preserve">. </w:t>
-      </w:r>
-      <w:r>
-        <w:t>The observation equation is generically formulated as follows:</w:t>
-      </w:r>
-    </w:p>
-    <w:p>
-      <w:pPr>
-        <w:spacing w:after="0" w:line="480" w:lineRule="auto"/>
-        <w:jc w:val="center"/>
-        <w:rPr>
-          <w:rFonts w:ascii="Times New Roman" w:eastAsia="Times New Roman" w:hAnsi="Times New Roman" w:cs="Times New Roman"/>
-          <w:kern w:val="0"/>
-          <w:sz w:val="26"/>
-          <w:szCs w:val="26"/>
-          <w14:ligatures w14:val="none"/>
-        </w:rPr>
-      </w:pPr>
-      <w:r>
-        <w:rPr>
-          <w:rFonts w:ascii="MathJax_Math-italic" w:eastAsia="Times New Roman" w:hAnsi="MathJax_Math-italic" w:cs="Times New Roman"/>
-          <w:b/>
-          <w:bCs/>
-          <w:kern w:val="0"/>
-          <w:sz w:val="26"/>
-          <w:szCs w:val="26"/>
-          <w:bdr w:val="none" w:sz="0" w:space="0" w:color="auto" w:frame="1"/>
-          <w14:ligatures w14:val="none"/>
-        </w:rPr>
-        <w:t>y</w:t>
-      </w:r>
-      <w:r>
-        <w:rPr>
-          <w:rFonts w:ascii="MathJax_Math-italic" w:eastAsia="Times New Roman" w:hAnsi="MathJax_Math-italic" w:cs="Times New Roman"/>
-          <w:b/>
-          <w:bCs/>
-          <w:kern w:val="0"/>
-          <w:sz w:val="26"/>
-          <w:szCs w:val="26"/>
-          <w:bdr w:val="none" w:sz="0" w:space="0" w:color="auto" w:frame="1"/>
-          <w:vertAlign w:val="subscript"/>
-          <w14:ligatures w14:val="none"/>
-        </w:rPr>
-        <w:t>t</w:t>
-      </w:r>
-      <w:r>
-        <w:rPr>
-          <w:rFonts w:ascii="MathJax_Math-italic" w:eastAsia="Times New Roman" w:hAnsi="MathJax_Math-italic" w:cs="Times New Roman"/>
-          <w:kern w:val="0"/>
-          <w:sz w:val="26"/>
-          <w:szCs w:val="26"/>
-          <w:bdr w:val="none" w:sz="0" w:space="0" w:color="auto" w:frame="1"/>
-          <w14:ligatures w14:val="none"/>
-        </w:rPr>
-        <w:t xml:space="preserve"> </w:t>
-      </w:r>
-      <w:r>
-        <w:rPr>
-          <w:rFonts w:ascii="MathJax_Main" w:eastAsia="Times New Roman" w:hAnsi="MathJax_Main" w:cs="Times New Roman"/>
-          <w:kern w:val="0"/>
-          <w:sz w:val="26"/>
-          <w:szCs w:val="26"/>
-          <w:bdr w:val="none" w:sz="0" w:space="0" w:color="auto" w:frame="1"/>
-          <w14:ligatures w14:val="none"/>
-        </w:rPr>
-        <w:t>=</w:t>
-      </w:r>
-      <w:r>
-        <w:rPr>
-          <w:rFonts w:ascii="MathJax_Main" w:eastAsia="Times New Roman" w:hAnsi="MathJax_Main" w:cs="Times New Roman"/>
-          <w:kern w:val="0"/>
-          <w:sz w:val="26"/>
-          <w:szCs w:val="26"/>
-          <w:bdr w:val="none" w:sz="0" w:space="0" w:color="auto" w:frame="1"/>
-          <w14:ligatures w14:val="none"/>
-        </w:rPr>
-        <w:t xml:space="preserve"> </w:t>
-      </w:r>
-      <w:r>
-        <w:rPr>
-          <w:rFonts w:ascii="MathJax_Math-italic" w:eastAsia="Times New Roman" w:hAnsi="MathJax_Math-italic" w:cs="Times New Roman"/>
-          <w:b/>
-          <w:bCs/>
-          <w:kern w:val="0"/>
-          <w:sz w:val="26"/>
-          <w:szCs w:val="26"/>
-          <w:bdr w:val="none" w:sz="0" w:space="0" w:color="auto" w:frame="1"/>
-          <w14:ligatures w14:val="none"/>
-        </w:rPr>
-        <w:t>Zx</w:t>
-      </w:r>
-      <w:r>
-        <w:rPr>
-          <w:rFonts w:ascii="MathJax_Math-italic" w:eastAsia="Times New Roman" w:hAnsi="MathJax_Math-italic" w:cs="Times New Roman"/>
-          <w:b/>
-          <w:bCs/>
-          <w:kern w:val="0"/>
-          <w:sz w:val="26"/>
-          <w:szCs w:val="26"/>
-          <w:bdr w:val="none" w:sz="0" w:space="0" w:color="auto" w:frame="1"/>
-          <w:vertAlign w:val="subscript"/>
-          <w14:ligatures w14:val="none"/>
-        </w:rPr>
-        <w:t>t</w:t>
-      </w:r>
-      <w:r>
-        <w:rPr>
-          <w:rFonts w:ascii="MathJax_Math-italic" w:eastAsia="Times New Roman" w:hAnsi="MathJax_Math-italic" w:cs="Times New Roman"/>
-          <w:kern w:val="0"/>
-          <w:sz w:val="26"/>
-          <w:szCs w:val="26"/>
-          <w:bdr w:val="none" w:sz="0" w:space="0" w:color="auto" w:frame="1"/>
-          <w14:ligatures w14:val="none"/>
-        </w:rPr>
-        <w:t xml:space="preserve"> </w:t>
-      </w:r>
-      <w:r>
-        <w:rPr>
-          <w:rFonts w:ascii="MathJax_Main" w:eastAsia="Times New Roman" w:hAnsi="MathJax_Main" w:cs="Times New Roman"/>
-          <w:kern w:val="0"/>
-          <w:sz w:val="26"/>
-          <w:szCs w:val="26"/>
-          <w:bdr w:val="none" w:sz="0" w:space="0" w:color="auto" w:frame="1"/>
-          <w14:ligatures w14:val="none"/>
-        </w:rPr>
-        <w:t xml:space="preserve">+ </w:t>
-      </w:r>
-      <w:r>
-        <w:rPr>
-          <w:rFonts w:ascii="MathJax_Math-italic" w:eastAsia="Times New Roman" w:hAnsi="MathJax_Math-italic" w:cs="Times New Roman"/>
-          <w:b/>
-          <w:bCs/>
-          <w:kern w:val="0"/>
-          <w:sz w:val="26"/>
-          <w:szCs w:val="26"/>
-          <w:bdr w:val="none" w:sz="0" w:space="0" w:color="auto" w:frame="1"/>
-          <w14:ligatures w14:val="none"/>
-        </w:rPr>
-        <w:t>a</w:t>
-      </w:r>
-      <w:r>
-        <w:rPr>
-          <w:rFonts w:ascii="MathJax_Math-italic" w:eastAsia="Times New Roman" w:hAnsi="MathJax_Math-italic" w:cs="Times New Roman"/>
-          <w:kern w:val="0"/>
-          <w:sz w:val="26"/>
-          <w:szCs w:val="26"/>
-          <w:bdr w:val="none" w:sz="0" w:space="0" w:color="auto" w:frame="1"/>
-          <w14:ligatures w14:val="none"/>
-        </w:rPr>
-        <w:t xml:space="preserve"> </w:t>
-      </w:r>
-      <w:r>
-        <w:rPr>
-          <w:rFonts w:ascii="MathJax_Main" w:eastAsia="Times New Roman" w:hAnsi="MathJax_Main" w:cs="Times New Roman"/>
-          <w:kern w:val="0"/>
-          <w:sz w:val="26"/>
-          <w:szCs w:val="26"/>
-          <w:bdr w:val="none" w:sz="0" w:space="0" w:color="auto" w:frame="1"/>
-          <w14:ligatures w14:val="none"/>
-        </w:rPr>
-        <w:t xml:space="preserve">+ </w:t>
-      </w:r>
-      <w:r>
-        <w:rPr>
-          <w:rFonts w:ascii="MathJax_Math-italic" w:eastAsia="Times New Roman" w:hAnsi="MathJax_Math-italic" w:cs="Times New Roman"/>
-          <w:b/>
-          <w:bCs/>
-          <w:kern w:val="0"/>
-          <w:sz w:val="26"/>
-          <w:szCs w:val="26"/>
-          <w:bdr w:val="none" w:sz="0" w:space="0" w:color="auto" w:frame="1"/>
-          <w14:ligatures w14:val="none"/>
-        </w:rPr>
-        <w:t>Dd</w:t>
-      </w:r>
-      <w:r>
-        <w:rPr>
-          <w:rFonts w:ascii="MathJax_Math-italic" w:eastAsia="Times New Roman" w:hAnsi="MathJax_Math-italic" w:cs="Times New Roman"/>
-          <w:b/>
-          <w:bCs/>
-          <w:kern w:val="0"/>
-          <w:sz w:val="26"/>
-          <w:szCs w:val="26"/>
-          <w:bdr w:val="none" w:sz="0" w:space="0" w:color="auto" w:frame="1"/>
-          <w:vertAlign w:val="subscript"/>
-          <w14:ligatures w14:val="none"/>
-        </w:rPr>
-        <w:t>t</w:t>
-      </w:r>
-      <w:r>
-        <w:rPr>
-          <w:rFonts w:ascii="MathJax_Math-italic" w:eastAsia="Times New Roman" w:hAnsi="MathJax_Math-italic" w:cs="Times New Roman"/>
-          <w:kern w:val="0"/>
-          <w:sz w:val="26"/>
-          <w:szCs w:val="26"/>
-          <w:bdr w:val="none" w:sz="0" w:space="0" w:color="auto" w:frame="1"/>
-          <w:vertAlign w:val="subscript"/>
-          <w14:ligatures w14:val="none"/>
-        </w:rPr>
-        <w:t>,</w:t>
-      </w:r>
-      <w:r>
-        <w:rPr>
-          <w:rFonts w:ascii="MathJax_Math-italic" w:eastAsia="Times New Roman" w:hAnsi="MathJax_Math-italic" w:cs="Times New Roman"/>
-          <w:kern w:val="0"/>
-          <w:sz w:val="26"/>
-          <w:szCs w:val="26"/>
-          <w:bdr w:val="none" w:sz="0" w:space="0" w:color="auto" w:frame="1"/>
-          <w14:ligatures w14:val="none"/>
-        </w:rPr>
-        <w:t xml:space="preserve"> </w:t>
-      </w:r>
-      <w:r>
-        <w:rPr>
-          <w:rFonts w:ascii="MathJax_Main" w:eastAsia="Times New Roman" w:hAnsi="MathJax_Main" w:cs="Times New Roman"/>
-          <w:kern w:val="0"/>
-          <w:sz w:val="26"/>
-          <w:szCs w:val="26"/>
-          <w:bdr w:val="none" w:sz="0" w:space="0" w:color="auto" w:frame="1"/>
-          <w14:ligatures w14:val="none"/>
-        </w:rPr>
-        <w:t xml:space="preserve">+ </w:t>
-      </w:r>
-      <w:r>
-        <w:rPr>
-          <w:rFonts w:ascii="MathJax_Math-italic" w:eastAsia="Times New Roman" w:hAnsi="MathJax_Math-italic" w:cs="Times New Roman"/>
-          <w:b/>
-          <w:bCs/>
-          <w:kern w:val="0"/>
-          <w:sz w:val="26"/>
-          <w:szCs w:val="26"/>
-          <w:bdr w:val="none" w:sz="0" w:space="0" w:color="auto" w:frame="1"/>
-          <w14:ligatures w14:val="none"/>
-        </w:rPr>
-        <w:t>v</w:t>
-      </w:r>
-      <w:r>
-        <w:rPr>
-          <w:rFonts w:ascii="MathJax_Math-italic" w:eastAsia="Times New Roman" w:hAnsi="MathJax_Math-italic" w:cs="Times New Roman"/>
-          <w:b/>
-          <w:bCs/>
-          <w:kern w:val="0"/>
-          <w:sz w:val="26"/>
-          <w:szCs w:val="26"/>
-          <w:bdr w:val="none" w:sz="0" w:space="0" w:color="auto" w:frame="1"/>
-          <w:vertAlign w:val="subscript"/>
-          <w14:ligatures w14:val="none"/>
-        </w:rPr>
-        <w:t>t</w:t>
-      </w:r>
-      <w:r>
-        <w:rPr>
-          <w:rFonts w:ascii="MathJax_Math-italic" w:eastAsia="Times New Roman" w:hAnsi="MathJax_Math-italic" w:cs="Times New Roman"/>
-          <w:kern w:val="0"/>
-          <w:sz w:val="20"/>
-          <w:szCs w:val="20"/>
-          <w:bdr w:val="none" w:sz="0" w:space="0" w:color="auto" w:frame="1"/>
-          <w14:ligatures w14:val="none"/>
-        </w:rPr>
-        <w:t>, where</w:t>
-      </w:r>
-      <w:r>
-        <w:rPr>
-          <w:rFonts w:ascii="MathJax_Math-italic" w:eastAsia="Times New Roman" w:hAnsi="MathJax_Math-italic" w:cs="Times New Roman"/>
-          <w:kern w:val="0"/>
-          <w:sz w:val="26"/>
-          <w:szCs w:val="26"/>
-          <w:bdr w:val="none" w:sz="0" w:space="0" w:color="auto" w:frame="1"/>
-          <w14:ligatures w14:val="none"/>
-        </w:rPr>
-        <w:t xml:space="preserve"> </w:t>
-      </w:r>
-      <w:r>
-        <w:rPr>
-          <w:rFonts w:ascii="MathJax_Math-italic" w:eastAsia="Times New Roman" w:hAnsi="MathJax_Math-italic" w:cs="Times New Roman"/>
-          <w:b/>
-          <w:bCs/>
-          <w:kern w:val="0"/>
-          <w:sz w:val="26"/>
-          <w:szCs w:val="26"/>
-          <w:bdr w:val="none" w:sz="0" w:space="0" w:color="auto" w:frame="1"/>
-          <w14:ligatures w14:val="none"/>
-        </w:rPr>
-        <w:t>v</w:t>
-      </w:r>
-      <w:r>
-        <w:rPr>
-          <w:rFonts w:ascii="MathJax_Math-italic" w:eastAsia="Times New Roman" w:hAnsi="MathJax_Math-italic" w:cs="Times New Roman"/>
-          <w:b/>
-          <w:bCs/>
-          <w:kern w:val="0"/>
-          <w:sz w:val="26"/>
-          <w:szCs w:val="26"/>
-          <w:bdr w:val="none" w:sz="0" w:space="0" w:color="auto" w:frame="1"/>
-          <w:vertAlign w:val="subscript"/>
-          <w14:ligatures w14:val="none"/>
-        </w:rPr>
-        <w:t>t</w:t>
-      </w:r>
-      <w:r>
-        <w:rPr>
-          <w:rFonts w:ascii="MathJax_Main" w:eastAsia="Times New Roman" w:hAnsi="MathJax_Main" w:cs="Times New Roman"/>
-          <w:kern w:val="0"/>
-          <w:sz w:val="26"/>
-          <w:szCs w:val="26"/>
-          <w:bdr w:val="none" w:sz="0" w:space="0" w:color="auto" w:frame="1"/>
-          <w14:ligatures w14:val="none"/>
-        </w:rPr>
-        <w:t>∼</w:t>
-      </w:r>
-      <w:r>
-        <w:rPr>
-          <w:rFonts w:ascii="MathJax_Math-italic" w:eastAsia="Times New Roman" w:hAnsi="MathJax_Math-italic" w:cs="Times New Roman"/>
-          <w:kern w:val="0"/>
-          <w:sz w:val="26"/>
-          <w:szCs w:val="26"/>
-          <w:bdr w:val="none" w:sz="0" w:space="0" w:color="auto" w:frame="1"/>
-          <w14:ligatures w14:val="none"/>
-        </w:rPr>
-        <w:t>MVN</w:t>
-      </w:r>
-      <w:r>
-        <w:rPr>
-          <w:rFonts w:ascii="MathJax_Main" w:eastAsia="Times New Roman" w:hAnsi="MathJax_Main" w:cs="Times New Roman"/>
-          <w:kern w:val="0"/>
-          <w:sz w:val="26"/>
-          <w:szCs w:val="26"/>
-          <w:bdr w:val="none" w:sz="0" w:space="0" w:color="auto" w:frame="1"/>
-          <w14:ligatures w14:val="none"/>
-        </w:rPr>
-        <w:t>(0,</w:t>
-      </w:r>
-      <w:r>
-        <w:rPr>
-          <w:rFonts w:ascii="MathJax_Math-italic" w:eastAsia="Times New Roman" w:hAnsi="MathJax_Math-italic" w:cs="Times New Roman"/>
-          <w:b/>
-          <w:bCs/>
-          <w:kern w:val="0"/>
-          <w:sz w:val="26"/>
-          <w:szCs w:val="26"/>
-          <w:bdr w:val="none" w:sz="0" w:space="0" w:color="auto" w:frame="1"/>
-          <w14:ligatures w14:val="none"/>
-        </w:rPr>
-        <w:t>R</w:t>
-      </w:r>
-      <w:r>
-        <w:rPr>
-          <w:rFonts w:ascii="MathJax_Main" w:eastAsia="Times New Roman" w:hAnsi="MathJax_Main" w:cs="Times New Roman"/>
-          <w:kern w:val="0"/>
-          <w:sz w:val="26"/>
-          <w:szCs w:val="26"/>
-          <w:bdr w:val="none" w:sz="0" w:space="0" w:color="auto" w:frame="1"/>
-          <w14:ligatures w14:val="none"/>
-        </w:rPr>
-        <w:t>)</w:t>
-      </w:r>
-    </w:p>
-    <w:p>
-      <w:pPr>
-        <w:spacing w:after="0" w:line="480" w:lineRule="auto"/>
-      </w:pPr>
-      <w:r>
-        <w:t xml:space="preserve">In the above, observed data in </w:t>
-      </w:r>
-      <w:r>
-        <w:t>e</w:t>
-      </w:r>
-      <w:r>
-        <w:t>a</w:t>
-      </w:r>
-      <w:r>
-        <w:t>ch</w:t>
-      </w:r>
-      <w:r>
-        <w:t xml:space="preserve"> period (</w:t>
-      </w:r>
-      <w:r>
-        <w:rPr>
-          <w:rFonts w:ascii="MathJax_Math-italic" w:eastAsia="Times New Roman" w:hAnsi="MathJax_Math-italic" w:cs="Times New Roman"/>
-          <w:b/>
-          <w:bCs/>
-          <w:kern w:val="0"/>
-          <w:sz w:val="26"/>
-          <w:szCs w:val="26"/>
-          <w:bdr w:val="none" w:sz="0" w:space="0" w:color="auto" w:frame="1"/>
-          <w14:ligatures w14:val="none"/>
-        </w:rPr>
-        <w:t>y</w:t>
-      </w:r>
-      <w:r>
-        <w:rPr>
-          <w:rFonts w:ascii="MathJax_Math-italic" w:eastAsia="Times New Roman" w:hAnsi="MathJax_Math-italic" w:cs="Times New Roman"/>
-          <w:b/>
-          <w:bCs/>
-          <w:kern w:val="0"/>
-          <w:sz w:val="26"/>
-          <w:szCs w:val="26"/>
-          <w:bdr w:val="none" w:sz="0" w:space="0" w:color="auto" w:frame="1"/>
-          <w:vertAlign w:val="subscript"/>
-          <w14:ligatures w14:val="none"/>
-        </w:rPr>
-        <w:t>t</w:t>
-      </w:r>
-      <w:r>
-        <w:t>) are used to estimate the underlying state of a system of interest (</w:t>
-      </w:r>
-      <w:r>
-        <w:rPr>
-          <w:rFonts w:ascii="MathJax_Math-italic" w:eastAsia="Times New Roman" w:hAnsi="MathJax_Math-italic" w:cs="Times New Roman"/>
-          <w:b/>
-          <w:bCs/>
-          <w:kern w:val="0"/>
-          <w:sz w:val="26"/>
-          <w:szCs w:val="26"/>
-          <w:bdr w:val="none" w:sz="0" w:space="0" w:color="auto" w:frame="1"/>
-          <w14:ligatures w14:val="none"/>
-        </w:rPr>
-        <w:t>x</w:t>
-      </w:r>
-      <w:r>
-        <w:rPr>
-          <w:rFonts w:ascii="MathJax_Math-italic" w:eastAsia="Times New Roman" w:hAnsi="MathJax_Math-italic" w:cs="Times New Roman"/>
-          <w:b/>
-          <w:bCs/>
-          <w:kern w:val="0"/>
-          <w:sz w:val="26"/>
-          <w:szCs w:val="26"/>
-          <w:bdr w:val="none" w:sz="0" w:space="0" w:color="auto" w:frame="1"/>
-          <w:vertAlign w:val="subscript"/>
-          <w14:ligatures w14:val="none"/>
-        </w:rPr>
-        <w:t>t</w:t>
-      </w:r>
-      <w:r>
-        <w:t xml:space="preserve">). </w:t>
-      </w:r>
-      <w:r>
-        <w:rPr>
-          <w:rFonts w:ascii="MathJax_Math-italic" w:eastAsia="Times New Roman" w:hAnsi="MathJax_Math-italic" w:cs="Times New Roman"/>
-          <w:b/>
-          <w:bCs/>
-          <w:kern w:val="0"/>
-          <w:sz w:val="26"/>
-          <w:szCs w:val="26"/>
-          <w:bdr w:val="none" w:sz="0" w:space="0" w:color="auto" w:frame="1"/>
-          <w14:ligatures w14:val="none"/>
-        </w:rPr>
-        <w:t>Z</w:t>
-      </w:r>
-      <w:r>
-        <w:t xml:space="preserve"> determines which time series observations will inform which underlying states in the process equation. In the case of Indian River and the 35 index streams in its vicinity, specifying </w:t>
-      </w:r>
-      <w:r>
-        <w:rPr>
-          <w:rFonts w:ascii="MathJax_Math-italic" w:eastAsia="Times New Roman" w:hAnsi="MathJax_Math-italic" w:cs="Times New Roman"/>
-          <w:b/>
-          <w:bCs/>
-          <w:kern w:val="0"/>
-          <w:sz w:val="26"/>
-          <w:szCs w:val="26"/>
-          <w:bdr w:val="none" w:sz="0" w:space="0" w:color="auto" w:frame="1"/>
-          <w14:ligatures w14:val="none"/>
-        </w:rPr>
-        <w:t>Z</w:t>
-      </w:r>
-      <w:r>
-        <w:t xml:space="preserve"> as a 36x36 identity matrix would allow each time series to be representative of a separate (in this case stream-level) state, while specifying </w:t>
-      </w:r>
-      <w:r>
-        <w:rPr>
-          <w:rFonts w:ascii="MathJax_Math-italic" w:eastAsia="Times New Roman" w:hAnsi="MathJax_Math-italic" w:cs="Times New Roman"/>
-          <w:b/>
-          <w:bCs/>
-          <w:kern w:val="0"/>
-          <w:sz w:val="26"/>
-          <w:szCs w:val="26"/>
-          <w:bdr w:val="none" w:sz="0" w:space="0" w:color="auto" w:frame="1"/>
-          <w14:ligatures w14:val="none"/>
-        </w:rPr>
-        <w:t>Z</w:t>
-      </w:r>
-      <w:r>
-        <w:t xml:space="preserve"> as a 36x1 vector of 1s would force all-time series in the data to represent samples from one comprehensive underlying state</w:t>
-      </w:r>
-      <w:r>
-        <w:t xml:space="preserve">. This critical feature allows these models to be used </w:t>
-      </w:r>
-      <w:r>
-        <w:t xml:space="preserve">to </w:t>
-      </w:r>
-      <w:r>
-        <w:t xml:space="preserve">determine how many true underlying states a set of observations represents, by comparing goodness of fit between various specifications of </w:t>
-      </w:r>
-      <w:r>
-        <w:rPr>
-          <w:rFonts w:ascii="MathJax_Math-italic" w:eastAsia="Times New Roman" w:hAnsi="MathJax_Math-italic" w:cs="Times New Roman"/>
-          <w:b/>
-          <w:bCs/>
-          <w:kern w:val="0"/>
-          <w:sz w:val="26"/>
-          <w:szCs w:val="26"/>
-          <w:bdr w:val="none" w:sz="0" w:space="0" w:color="auto" w:frame="1"/>
-          <w14:ligatures w14:val="none"/>
-        </w:rPr>
-        <w:t>Z</w:t>
-      </w:r>
-      <w:r>
-        <w:t xml:space="preserve">. </w:t>
-      </w:r>
-      <w:r>
-        <w:t xml:space="preserve">The vector </w:t>
-      </w:r>
-      <w:r>
-        <w:rPr>
-          <w:rFonts w:ascii="MathJax_Math-italic" w:eastAsia="Times New Roman" w:hAnsi="MathJax_Math-italic" w:cs="Times New Roman"/>
-          <w:b/>
-          <w:bCs/>
-          <w:kern w:val="0"/>
-          <w:sz w:val="26"/>
-          <w:szCs w:val="26"/>
-          <w:bdr w:val="none" w:sz="0" w:space="0" w:color="auto" w:frame="1"/>
-          <w14:ligatures w14:val="none"/>
-        </w:rPr>
-        <w:t>a</w:t>
-      </w:r>
-      <w:r>
-        <w:t xml:space="preserve"> allows for </w:t>
-      </w:r>
-      <w:r>
-        <w:t>the existence of some</w:t>
-      </w:r>
-      <w:r>
-        <w:t xml:space="preserve"> degree of offset between the observed data and the underlying state process to be asserted or captured (depending on whether </w:t>
-      </w:r>
-      <w:r>
-        <w:rPr>
-          <w:rFonts w:ascii="MathJax_Math-italic" w:eastAsia="Times New Roman" w:hAnsi="MathJax_Math-italic" w:cs="Times New Roman"/>
-          <w:b/>
-          <w:bCs/>
-          <w:kern w:val="0"/>
-          <w:sz w:val="26"/>
-          <w:szCs w:val="26"/>
-          <w:bdr w:val="none" w:sz="0" w:space="0" w:color="auto" w:frame="1"/>
-          <w14:ligatures w14:val="none"/>
-        </w:rPr>
-        <w:t>a</w:t>
-      </w:r>
-      <w:r>
-        <w:t xml:space="preserve"> is specified or estimated), and any correlation in observation error between time series is defined by the off-diagonal elements in </w:t>
-      </w:r>
-      <w:r>
-        <w:rPr>
-          <w:rFonts w:ascii="MathJax_Math-italic" w:eastAsia="Times New Roman" w:hAnsi="MathJax_Math-italic" w:cs="Times New Roman"/>
-          <w:b/>
-          <w:bCs/>
-          <w:kern w:val="0"/>
-          <w:sz w:val="26"/>
-          <w:szCs w:val="26"/>
-          <w:bdr w:val="none" w:sz="0" w:space="0" w:color="auto" w:frame="1"/>
-          <w14:ligatures w14:val="none"/>
-        </w:rPr>
-        <w:t>R</w:t>
-      </w:r>
-      <w:r>
-        <w:rPr>
-          <w:rFonts w:ascii="MathJax_Math-italic" w:eastAsia="Times New Roman" w:hAnsi="MathJax_Math-italic" w:cs="Times New Roman"/>
-          <w:kern w:val="0"/>
-          <w:sz w:val="26"/>
-          <w:szCs w:val="26"/>
-          <w:bdr w:val="none" w:sz="0" w:space="0" w:color="auto" w:frame="1"/>
-          <w14:ligatures w14:val="none"/>
-        </w:rPr>
-        <w:t xml:space="preserve">, </w:t>
-      </w:r>
-      <w:r>
-        <w:t>the variance-covariance matrix.</w:t>
-      </w:r>
-      <w:r>
-        <w:t xml:space="preserve"> </w:t>
-      </w:r>
-      <w:r>
-        <w:t xml:space="preserve">The vector </w:t>
-      </w:r>
-      <w:r>
-        <w:rPr>
-          <w:rFonts w:ascii="MathJax_Math-italic" w:eastAsia="Times New Roman" w:hAnsi="MathJax_Math-italic" w:cs="Times New Roman"/>
-          <w:b/>
-          <w:bCs/>
-          <w:kern w:val="0"/>
-          <w:sz w:val="26"/>
-          <w:szCs w:val="26"/>
-          <w:bdr w:val="none" w:sz="0" w:space="0" w:color="auto" w:frame="1"/>
-          <w14:ligatures w14:val="none"/>
-        </w:rPr>
-        <w:t>d</w:t>
-      </w:r>
-      <w:r>
-        <w:rPr>
-          <w:rFonts w:ascii="MathJax_Math-italic" w:eastAsia="Times New Roman" w:hAnsi="MathJax_Math-italic" w:cs="Times New Roman"/>
-          <w:b/>
-          <w:bCs/>
-          <w:kern w:val="0"/>
-          <w:sz w:val="26"/>
-          <w:szCs w:val="26"/>
-          <w:bdr w:val="none" w:sz="0" w:space="0" w:color="auto" w:frame="1"/>
-          <w:vertAlign w:val="subscript"/>
-          <w14:ligatures w14:val="none"/>
-        </w:rPr>
-        <w:t>t</w:t>
-      </w:r>
-      <w:r>
-        <w:t xml:space="preserve"> represents covariate data related to the sampling procedure, with </w:t>
-      </w:r>
-      <w:r>
-        <w:rPr>
-          <w:rFonts w:ascii="MathJax_Math-italic" w:eastAsia="Times New Roman" w:hAnsi="MathJax_Math-italic" w:cs="Times New Roman"/>
-          <w:b/>
-          <w:bCs/>
-          <w:kern w:val="0"/>
-          <w:sz w:val="26"/>
-          <w:szCs w:val="26"/>
-          <w:bdr w:val="none" w:sz="0" w:space="0" w:color="auto" w:frame="1"/>
-          <w14:ligatures w14:val="none"/>
-        </w:rPr>
-        <w:t>D</w:t>
-      </w:r>
-      <w:r>
-        <w:t xml:space="preserve"> capturing the effect of these covariates. </w:t>
-      </w:r>
-    </w:p>
-    <w:p>
-      <w:pPr>
-        <w:spacing w:after="0" w:line="480" w:lineRule="auto"/>
-        <w:ind w:firstLine="720"/>
-      </w:pPr>
-      <w:r>
-        <w:t>The observation equation is linked to the autoregressive process equation through the estimates of underlying states (</w:t>
-      </w:r>
-      <w:r>
-        <w:rPr>
-          <w:rFonts w:ascii="MathJax_Math-italic" w:eastAsia="Times New Roman" w:hAnsi="MathJax_Math-italic" w:cs="Times New Roman"/>
-          <w:b/>
-          <w:bCs/>
-          <w:kern w:val="0"/>
-          <w:sz w:val="26"/>
-          <w:szCs w:val="26"/>
-          <w:bdr w:val="none" w:sz="0" w:space="0" w:color="auto" w:frame="1"/>
-          <w14:ligatures w14:val="none"/>
-        </w:rPr>
-        <w:t>x</w:t>
-      </w:r>
-      <w:r>
-        <w:rPr>
-          <w:rFonts w:ascii="MathJax_Math-italic" w:eastAsia="Times New Roman" w:hAnsi="MathJax_Math-italic" w:cs="Times New Roman"/>
-          <w:b/>
-          <w:bCs/>
-          <w:kern w:val="0"/>
-          <w:sz w:val="26"/>
-          <w:szCs w:val="26"/>
-          <w:bdr w:val="none" w:sz="0" w:space="0" w:color="auto" w:frame="1"/>
-          <w:vertAlign w:val="subscript"/>
-          <w14:ligatures w14:val="none"/>
-        </w:rPr>
-        <w:t>t</w:t>
-      </w:r>
-      <w:r>
-        <w:t xml:space="preserve">). </w:t>
-      </w:r>
-      <w:r>
-        <w:t xml:space="preserve">The process equation connects time steps in state processes by estimating terms for both </w:t>
-      </w:r>
-      <w:r>
-        <w:rPr>
-          <w:rFonts w:ascii="MathJax_Math-italic" w:eastAsia="Times New Roman" w:hAnsi="MathJax_Math-italic" w:cs="Times New Roman"/>
-          <w:b/>
-          <w:bCs/>
-          <w:kern w:val="0"/>
-          <w:sz w:val="26"/>
-          <w:szCs w:val="26"/>
-          <w:bdr w:val="none" w:sz="0" w:space="0" w:color="auto" w:frame="1"/>
-          <w14:ligatures w14:val="none"/>
-        </w:rPr>
-        <w:t>x</w:t>
-      </w:r>
-      <w:r>
-        <w:rPr>
-          <w:rFonts w:ascii="MathJax_Math-italic" w:eastAsia="Times New Roman" w:hAnsi="MathJax_Math-italic" w:cs="Times New Roman"/>
-          <w:b/>
-          <w:bCs/>
-          <w:kern w:val="0"/>
-          <w:sz w:val="26"/>
-          <w:szCs w:val="26"/>
-          <w:bdr w:val="none" w:sz="0" w:space="0" w:color="auto" w:frame="1"/>
-          <w:vertAlign w:val="subscript"/>
-          <w14:ligatures w14:val="none"/>
-        </w:rPr>
-        <w:t>t</w:t>
-      </w:r>
-      <w:r>
-        <w:t xml:space="preserve"> (in conjunction with the observation equation) and </w:t>
-      </w:r>
-      <w:r>
-        <w:rPr>
-          <w:rFonts w:ascii="MathJax_Math-italic" w:eastAsia="Times New Roman" w:hAnsi="MathJax_Math-italic" w:cs="Times New Roman"/>
-          <w:b/>
-          <w:bCs/>
-          <w:kern w:val="0"/>
-          <w:sz w:val="26"/>
-          <w:szCs w:val="26"/>
-          <w:bdr w:val="none" w:sz="0" w:space="0" w:color="auto" w:frame="1"/>
-          <w14:ligatures w14:val="none"/>
-        </w:rPr>
-        <w:t>x</w:t>
-      </w:r>
-      <w:r>
-        <w:rPr>
-          <w:rFonts w:ascii="MathJax_Math-italic" w:eastAsia="Times New Roman" w:hAnsi="MathJax_Math-italic" w:cs="Times New Roman"/>
-          <w:b/>
-          <w:bCs/>
-          <w:kern w:val="0"/>
-          <w:sz w:val="26"/>
-          <w:szCs w:val="26"/>
-          <w:bdr w:val="none" w:sz="0" w:space="0" w:color="auto" w:frame="1"/>
-          <w:vertAlign w:val="subscript"/>
-          <w14:ligatures w14:val="none"/>
-        </w:rPr>
-        <w:t>t</w:t>
-      </w:r>
-      <w:r>
-        <w:rPr>
-          <w:rFonts w:ascii="MathJax_Main" w:eastAsia="Times New Roman" w:hAnsi="MathJax_Main" w:cs="Times New Roman"/>
-          <w:b/>
-          <w:bCs/>
-          <w:kern w:val="0"/>
-          <w:sz w:val="26"/>
-          <w:szCs w:val="26"/>
-          <w:bdr w:val="none" w:sz="0" w:space="0" w:color="auto" w:frame="1"/>
-          <w:vertAlign w:val="subscript"/>
-          <w14:ligatures w14:val="none"/>
-        </w:rPr>
-        <w:t>−1</w:t>
-      </w:r>
-      <w:r>
-        <w:t xml:space="preserve">. The process equation is </w:t>
-      </w:r>
-      <w:r>
-        <w:t xml:space="preserve">formulated as follows: </w:t>
-      </w:r>
-    </w:p>
-    <w:p>
-      <w:pPr>
-        <w:spacing w:after="0" w:line="480" w:lineRule="auto"/>
-        <w:jc w:val="center"/>
-        <w:rPr>
-          <w:rFonts w:ascii="Times New Roman" w:eastAsia="Times New Roman" w:hAnsi="Times New Roman" w:cs="Times New Roman"/>
-          <w:kern w:val="0"/>
-          <w:sz w:val="26"/>
-          <w:szCs w:val="26"/>
-          <w14:ligatures w14:val="none"/>
-        </w:rPr>
-      </w:pPr>
-      <w:r>
-        <w:rPr>
-          <w:rFonts w:ascii="MathJax_Math-italic" w:eastAsia="Times New Roman" w:hAnsi="MathJax_Math-italic" w:cs="Times New Roman"/>
-          <w:b/>
-          <w:bCs/>
-          <w:kern w:val="0"/>
-          <w:sz w:val="26"/>
-          <w:szCs w:val="26"/>
-          <w:bdr w:val="none" w:sz="0" w:space="0" w:color="auto" w:frame="1"/>
-          <w14:ligatures w14:val="none"/>
-        </w:rPr>
-        <w:t>x</w:t>
-      </w:r>
-      <w:r>
-        <w:rPr>
-          <w:rFonts w:ascii="MathJax_Math-italic" w:eastAsia="Times New Roman" w:hAnsi="MathJax_Math-italic" w:cs="Times New Roman"/>
-          <w:b/>
-          <w:bCs/>
-          <w:kern w:val="0"/>
-          <w:sz w:val="26"/>
-          <w:szCs w:val="26"/>
-          <w:bdr w:val="none" w:sz="0" w:space="0" w:color="auto" w:frame="1"/>
-          <w:vertAlign w:val="subscript"/>
-          <w14:ligatures w14:val="none"/>
-        </w:rPr>
-        <w:t>t</w:t>
-      </w:r>
-      <w:r>
-        <w:rPr>
-          <w:rFonts w:ascii="MathJax_Math-italic" w:eastAsia="Times New Roman" w:hAnsi="MathJax_Math-italic" w:cs="Times New Roman"/>
-          <w:kern w:val="0"/>
-          <w:sz w:val="26"/>
-          <w:szCs w:val="26"/>
-          <w:bdr w:val="none" w:sz="0" w:space="0" w:color="auto" w:frame="1"/>
-          <w14:ligatures w14:val="none"/>
-        </w:rPr>
-        <w:t xml:space="preserve"> </w:t>
-      </w:r>
-      <w:r>
-        <w:rPr>
-          <w:rFonts w:ascii="MathJax_Main" w:eastAsia="Times New Roman" w:hAnsi="MathJax_Main" w:cs="Times New Roman"/>
-          <w:kern w:val="0"/>
-          <w:sz w:val="26"/>
-          <w:szCs w:val="26"/>
-          <w:bdr w:val="none" w:sz="0" w:space="0" w:color="auto" w:frame="1"/>
-          <w14:ligatures w14:val="none"/>
-        </w:rPr>
-        <w:t xml:space="preserve">= </w:t>
-      </w:r>
-      <w:r>
-        <w:rPr>
-          <w:rFonts w:ascii="MathJax_Math-italic" w:eastAsia="Times New Roman" w:hAnsi="MathJax_Math-italic" w:cs="Times New Roman"/>
-          <w:b/>
-          <w:bCs/>
-          <w:kern w:val="0"/>
-          <w:sz w:val="26"/>
-          <w:szCs w:val="26"/>
-          <w:bdr w:val="none" w:sz="0" w:space="0" w:color="auto" w:frame="1"/>
-          <w14:ligatures w14:val="none"/>
-        </w:rPr>
-        <w:t>Bx</w:t>
-      </w:r>
-      <w:r>
-        <w:rPr>
-          <w:rFonts w:ascii="MathJax_Math-italic" w:eastAsia="Times New Roman" w:hAnsi="MathJax_Math-italic" w:cs="Times New Roman"/>
-          <w:b/>
-          <w:bCs/>
-          <w:kern w:val="0"/>
-          <w:sz w:val="26"/>
-          <w:szCs w:val="26"/>
-          <w:bdr w:val="none" w:sz="0" w:space="0" w:color="auto" w:frame="1"/>
-          <w:vertAlign w:val="subscript"/>
-          <w14:ligatures w14:val="none"/>
-        </w:rPr>
-        <w:t>t</w:t>
-      </w:r>
-      <w:r>
-        <w:rPr>
-          <w:rFonts w:ascii="MathJax_Main" w:eastAsia="Times New Roman" w:hAnsi="MathJax_Main" w:cs="Times New Roman"/>
-          <w:b/>
-          <w:bCs/>
-          <w:kern w:val="0"/>
-          <w:sz w:val="26"/>
-          <w:szCs w:val="26"/>
-          <w:bdr w:val="none" w:sz="0" w:space="0" w:color="auto" w:frame="1"/>
-          <w:vertAlign w:val="subscript"/>
-          <w14:ligatures w14:val="none"/>
-        </w:rPr>
-        <w:t>−1</w:t>
-      </w:r>
-      <w:r>
-        <w:rPr>
-          <w:rFonts w:ascii="MathJax_Main" w:eastAsia="Times New Roman" w:hAnsi="MathJax_Main" w:cs="Times New Roman"/>
-          <w:kern w:val="0"/>
-          <w:sz w:val="26"/>
-          <w:szCs w:val="26"/>
-          <w:bdr w:val="none" w:sz="0" w:space="0" w:color="auto" w:frame="1"/>
-          <w14:ligatures w14:val="none"/>
-        </w:rPr>
-        <w:t xml:space="preserve"> + </w:t>
-      </w:r>
-      <w:r>
-        <w:rPr>
-          <w:rFonts w:ascii="MathJax_Math-italic" w:eastAsia="Times New Roman" w:hAnsi="MathJax_Math-italic" w:cs="Times New Roman"/>
-          <w:b/>
-          <w:bCs/>
-          <w:kern w:val="0"/>
-          <w:sz w:val="26"/>
-          <w:szCs w:val="26"/>
-          <w:bdr w:val="none" w:sz="0" w:space="0" w:color="auto" w:frame="1"/>
-          <w14:ligatures w14:val="none"/>
-        </w:rPr>
-        <w:t>u</w:t>
-      </w:r>
-      <w:r>
-        <w:rPr>
-          <w:rFonts w:ascii="MathJax_Math-italic" w:eastAsia="Times New Roman" w:hAnsi="MathJax_Math-italic" w:cs="Times New Roman"/>
-          <w:kern w:val="0"/>
-          <w:sz w:val="26"/>
-          <w:szCs w:val="26"/>
-          <w:bdr w:val="none" w:sz="0" w:space="0" w:color="auto" w:frame="1"/>
-          <w14:ligatures w14:val="none"/>
-        </w:rPr>
-        <w:t xml:space="preserve"> </w:t>
-      </w:r>
-      <w:r>
-        <w:rPr>
-          <w:rFonts w:ascii="MathJax_Main" w:eastAsia="Times New Roman" w:hAnsi="MathJax_Main" w:cs="Times New Roman"/>
-          <w:kern w:val="0"/>
-          <w:sz w:val="26"/>
-          <w:szCs w:val="26"/>
-          <w:bdr w:val="none" w:sz="0" w:space="0" w:color="auto" w:frame="1"/>
-          <w14:ligatures w14:val="none"/>
-        </w:rPr>
-        <w:t xml:space="preserve">+ </w:t>
-      </w:r>
-      <w:r>
-        <w:rPr>
-          <w:rFonts w:ascii="MathJax_Math-italic" w:eastAsia="Times New Roman" w:hAnsi="MathJax_Math-italic" w:cs="Times New Roman"/>
-          <w:b/>
-          <w:bCs/>
-          <w:kern w:val="0"/>
-          <w:sz w:val="26"/>
-          <w:szCs w:val="26"/>
-          <w:bdr w:val="none" w:sz="0" w:space="0" w:color="auto" w:frame="1"/>
-          <w14:ligatures w14:val="none"/>
-        </w:rPr>
-        <w:t>Cc</w:t>
-      </w:r>
-      <w:r>
-        <w:rPr>
-          <w:rFonts w:ascii="MathJax_Math-italic" w:eastAsia="Times New Roman" w:hAnsi="MathJax_Math-italic" w:cs="Times New Roman"/>
-          <w:b/>
-          <w:bCs/>
-          <w:kern w:val="0"/>
-          <w:sz w:val="26"/>
-          <w:szCs w:val="26"/>
-          <w:bdr w:val="none" w:sz="0" w:space="0" w:color="auto" w:frame="1"/>
-          <w:vertAlign w:val="subscript"/>
-          <w14:ligatures w14:val="none"/>
-        </w:rPr>
-        <w:t>t</w:t>
-      </w:r>
-      <w:r>
-        <w:rPr>
-          <w:rFonts w:ascii="MathJax_Math-italic" w:eastAsia="Times New Roman" w:hAnsi="MathJax_Math-italic" w:cs="Times New Roman"/>
-          <w:kern w:val="0"/>
-          <w:sz w:val="26"/>
-          <w:szCs w:val="26"/>
-          <w:bdr w:val="none" w:sz="0" w:space="0" w:color="auto" w:frame="1"/>
-          <w14:ligatures w14:val="none"/>
-        </w:rPr>
-        <w:t xml:space="preserve"> </w:t>
-      </w:r>
-      <w:r>
-        <w:rPr>
-          <w:rFonts w:ascii="MathJax_Main" w:eastAsia="Times New Roman" w:hAnsi="MathJax_Main" w:cs="Times New Roman"/>
-          <w:kern w:val="0"/>
-          <w:sz w:val="26"/>
-          <w:szCs w:val="26"/>
-          <w:bdr w:val="none" w:sz="0" w:space="0" w:color="auto" w:frame="1"/>
-          <w14:ligatures w14:val="none"/>
-        </w:rPr>
-        <w:t xml:space="preserve">+ </w:t>
-      </w:r>
-      <w:r>
-        <w:rPr>
-          <w:rFonts w:ascii="MathJax_Math-italic" w:eastAsia="Times New Roman" w:hAnsi="MathJax_Math-italic" w:cs="Times New Roman"/>
-          <w:b/>
-          <w:bCs/>
-          <w:kern w:val="0"/>
-          <w:sz w:val="26"/>
-          <w:szCs w:val="26"/>
-          <w:bdr w:val="none" w:sz="0" w:space="0" w:color="auto" w:frame="1"/>
-          <w14:ligatures w14:val="none"/>
-        </w:rPr>
-        <w:t>w</w:t>
-      </w:r>
-      <w:r>
-        <w:rPr>
-          <w:rFonts w:ascii="MathJax_Math-italic" w:eastAsia="Times New Roman" w:hAnsi="MathJax_Math-italic" w:cs="Times New Roman"/>
-          <w:b/>
-          <w:bCs/>
-          <w:kern w:val="0"/>
-          <w:sz w:val="26"/>
-          <w:szCs w:val="26"/>
-          <w:bdr w:val="none" w:sz="0" w:space="0" w:color="auto" w:frame="1"/>
-          <w:vertAlign w:val="subscript"/>
-          <w14:ligatures w14:val="none"/>
-        </w:rPr>
-        <w:t>t</w:t>
-      </w:r>
-      <w:r>
-        <w:rPr>
-          <w:rFonts w:ascii="MathJax_Math-italic" w:eastAsia="Times New Roman" w:hAnsi="MathJax_Math-italic" w:cs="Times New Roman"/>
-          <w:kern w:val="0"/>
-          <w:sz w:val="20"/>
-          <w:szCs w:val="20"/>
-          <w:bdr w:val="none" w:sz="0" w:space="0" w:color="auto" w:frame="1"/>
-          <w14:ligatures w14:val="none"/>
-        </w:rPr>
-        <w:t xml:space="preserve">, where </w:t>
-      </w:r>
-      <w:r>
-        <w:rPr>
-          <w:rFonts w:ascii="MathJax_Math-italic" w:eastAsia="Times New Roman" w:hAnsi="MathJax_Math-italic" w:cs="Times New Roman"/>
-          <w:b/>
-          <w:bCs/>
-          <w:kern w:val="0"/>
-          <w:sz w:val="26"/>
-          <w:szCs w:val="26"/>
-          <w:bdr w:val="none" w:sz="0" w:space="0" w:color="auto" w:frame="1"/>
-          <w14:ligatures w14:val="none"/>
-        </w:rPr>
-        <w:t>w</w:t>
-      </w:r>
-      <w:r>
-        <w:rPr>
-          <w:rFonts w:ascii="MathJax_Math-italic" w:eastAsia="Times New Roman" w:hAnsi="MathJax_Math-italic" w:cs="Times New Roman"/>
-          <w:b/>
-          <w:bCs/>
-          <w:kern w:val="0"/>
-          <w:sz w:val="26"/>
-          <w:szCs w:val="26"/>
-          <w:bdr w:val="none" w:sz="0" w:space="0" w:color="auto" w:frame="1"/>
-          <w:vertAlign w:val="subscript"/>
-          <w14:ligatures w14:val="none"/>
-        </w:rPr>
-        <w:t>t</w:t>
-      </w:r>
-      <w:r>
-        <w:rPr>
-          <w:rFonts w:ascii="MathJax_Main" w:eastAsia="Times New Roman" w:hAnsi="MathJax_Main" w:cs="Times New Roman"/>
-          <w:kern w:val="0"/>
-          <w:sz w:val="26"/>
-          <w:szCs w:val="26"/>
-          <w:bdr w:val="none" w:sz="0" w:space="0" w:color="auto" w:frame="1"/>
-          <w14:ligatures w14:val="none"/>
-        </w:rPr>
-        <w:t>∼</w:t>
-      </w:r>
-      <w:r>
-        <w:rPr>
-          <w:rFonts w:ascii="MathJax_Math-italic" w:eastAsia="Times New Roman" w:hAnsi="MathJax_Math-italic" w:cs="Times New Roman"/>
-          <w:kern w:val="0"/>
-          <w:sz w:val="26"/>
-          <w:szCs w:val="26"/>
-          <w:bdr w:val="none" w:sz="0" w:space="0" w:color="auto" w:frame="1"/>
-          <w14:ligatures w14:val="none"/>
-        </w:rPr>
-        <w:t>MVN</w:t>
-      </w:r>
-      <w:r>
-        <w:rPr>
-          <w:rFonts w:ascii="MathJax_Main" w:eastAsia="Times New Roman" w:hAnsi="MathJax_Main" w:cs="Times New Roman"/>
-          <w:kern w:val="0"/>
-          <w:sz w:val="26"/>
-          <w:szCs w:val="26"/>
-          <w:bdr w:val="none" w:sz="0" w:space="0" w:color="auto" w:frame="1"/>
-          <w14:ligatures w14:val="none"/>
-        </w:rPr>
-        <w:t>(0,</w:t>
-      </w:r>
-      <w:r>
-        <w:rPr>
-          <w:rFonts w:ascii="MathJax_Math-italic" w:eastAsia="Times New Roman" w:hAnsi="MathJax_Math-italic" w:cs="Times New Roman"/>
-          <w:b/>
-          <w:bCs/>
-          <w:kern w:val="0"/>
-          <w:sz w:val="26"/>
-          <w:szCs w:val="26"/>
-          <w:bdr w:val="none" w:sz="0" w:space="0" w:color="auto" w:frame="1"/>
-          <w14:ligatures w14:val="none"/>
-        </w:rPr>
-        <w:t>Q</w:t>
-      </w:r>
-      <w:r>
-        <w:rPr>
-          <w:rFonts w:ascii="MathJax_Main" w:eastAsia="Times New Roman" w:hAnsi="MathJax_Main" w:cs="Times New Roman"/>
-          <w:kern w:val="0"/>
-          <w:sz w:val="26"/>
-          <w:szCs w:val="26"/>
-          <w:bdr w:val="none" w:sz="0" w:space="0" w:color="auto" w:frame="1"/>
-          <w14:ligatures w14:val="none"/>
-        </w:rPr>
-        <w:t>)</w:t>
-      </w:r>
-    </w:p>
-    <w:p>
-      <w:pPr>
-        <w:spacing w:after="0" w:line="480" w:lineRule="auto"/>
-      </w:pPr>
-      <w:r>
-        <w:lastRenderedPageBreak/>
-        <w:t xml:space="preserve">Here, </w:t>
-      </w:r>
-      <w:r>
-        <w:rPr>
-          <w:rFonts w:ascii="MathJax_Math-italic" w:eastAsia="Times New Roman" w:hAnsi="MathJax_Math-italic" w:cs="Times New Roman"/>
-          <w:b/>
-          <w:bCs/>
-          <w:kern w:val="0"/>
-          <w:sz w:val="26"/>
-          <w:szCs w:val="26"/>
-          <w:bdr w:val="none" w:sz="0" w:space="0" w:color="auto" w:frame="1"/>
-          <w14:ligatures w14:val="none"/>
-        </w:rPr>
-        <w:t>B</w:t>
-      </w:r>
-      <w:r>
-        <w:t xml:space="preserve"> defines the interaction between state estimates through time (i.e., </w:t>
-      </w:r>
-      <w:r>
-        <w:rPr>
-          <w:rFonts w:ascii="MathJax_Math-italic" w:eastAsia="Times New Roman" w:hAnsi="MathJax_Math-italic" w:cs="Times New Roman"/>
-          <w:b/>
-          <w:bCs/>
-          <w:kern w:val="0"/>
-          <w:sz w:val="26"/>
-          <w:szCs w:val="26"/>
-          <w:bdr w:val="none" w:sz="0" w:space="0" w:color="auto" w:frame="1"/>
-          <w14:ligatures w14:val="none"/>
-        </w:rPr>
-        <w:t>x</w:t>
-      </w:r>
-      <w:r>
-        <w:rPr>
-          <w:rFonts w:ascii="MathJax_Math-italic" w:eastAsia="Times New Roman" w:hAnsi="MathJax_Math-italic" w:cs="Times New Roman"/>
-          <w:b/>
-          <w:bCs/>
-          <w:kern w:val="0"/>
-          <w:sz w:val="26"/>
-          <w:szCs w:val="26"/>
-          <w:bdr w:val="none" w:sz="0" w:space="0" w:color="auto" w:frame="1"/>
-          <w:vertAlign w:val="subscript"/>
-          <w14:ligatures w14:val="none"/>
-        </w:rPr>
-        <w:t>t</w:t>
-      </w:r>
-      <w:r>
-        <w:rPr>
-          <w:rFonts w:ascii="MathJax_Main" w:eastAsia="Times New Roman" w:hAnsi="MathJax_Main" w:cs="Times New Roman"/>
-          <w:kern w:val="0"/>
-          <w:sz w:val="26"/>
-          <w:szCs w:val="26"/>
-          <w:bdr w:val="none" w:sz="0" w:space="0" w:color="auto" w:frame="1"/>
-          <w14:ligatures w14:val="none"/>
-        </w:rPr>
-        <w:t xml:space="preserve"> </w:t>
-      </w:r>
-      <w:r>
-        <w:t xml:space="preserve">and </w:t>
-      </w:r>
-      <w:r>
-        <w:rPr>
-          <w:rFonts w:ascii="MathJax_Math-italic" w:eastAsia="Times New Roman" w:hAnsi="MathJax_Math-italic" w:cs="Times New Roman"/>
-          <w:b/>
-          <w:bCs/>
-          <w:kern w:val="0"/>
-          <w:sz w:val="26"/>
-          <w:szCs w:val="26"/>
-          <w:bdr w:val="none" w:sz="0" w:space="0" w:color="auto" w:frame="1"/>
-          <w14:ligatures w14:val="none"/>
-        </w:rPr>
-        <w:t>x</w:t>
-      </w:r>
-      <w:r>
-        <w:rPr>
-          <w:rFonts w:ascii="MathJax_Math-italic" w:eastAsia="Times New Roman" w:hAnsi="MathJax_Math-italic" w:cs="Times New Roman"/>
-          <w:b/>
-          <w:bCs/>
-          <w:kern w:val="0"/>
-          <w:sz w:val="26"/>
-          <w:szCs w:val="26"/>
-          <w:bdr w:val="none" w:sz="0" w:space="0" w:color="auto" w:frame="1"/>
-          <w:vertAlign w:val="subscript"/>
-          <w14:ligatures w14:val="none"/>
-        </w:rPr>
-        <w:t>t</w:t>
-      </w:r>
-      <w:r>
-        <w:rPr>
-          <w:rFonts w:ascii="MathJax_Main" w:eastAsia="Times New Roman" w:hAnsi="MathJax_Main" w:cs="Times New Roman"/>
-          <w:b/>
-          <w:bCs/>
-          <w:kern w:val="0"/>
-          <w:sz w:val="26"/>
-          <w:szCs w:val="26"/>
-          <w:bdr w:val="none" w:sz="0" w:space="0" w:color="auto" w:frame="1"/>
-          <w:vertAlign w:val="subscript"/>
-          <w14:ligatures w14:val="none"/>
-        </w:rPr>
-        <w:t>−1</w:t>
-      </w:r>
-      <w:r>
-        <w:t xml:space="preserve">). If </w:t>
-      </w:r>
-      <w:r>
-        <w:rPr>
-          <w:rFonts w:ascii="MathJax_Math-italic" w:eastAsia="Times New Roman" w:hAnsi="MathJax_Math-italic" w:cs="Times New Roman"/>
-          <w:b/>
-          <w:bCs/>
-          <w:kern w:val="0"/>
-          <w:sz w:val="26"/>
-          <w:szCs w:val="26"/>
-          <w:bdr w:val="none" w:sz="0" w:space="0" w:color="auto" w:frame="1"/>
-          <w14:ligatures w14:val="none"/>
-        </w:rPr>
-        <w:t>B</w:t>
-      </w:r>
-      <w:r>
-        <w:t xml:space="preserve"> is specified as an identity matrix, </w:t>
-      </w:r>
-      <w:r>
-        <w:rPr>
-          <w:rFonts w:ascii="MathJax_Math-italic" w:eastAsia="Times New Roman" w:hAnsi="MathJax_Math-italic" w:cs="Times New Roman"/>
-          <w:b/>
-          <w:bCs/>
-          <w:kern w:val="0"/>
-          <w:sz w:val="26"/>
-          <w:szCs w:val="26"/>
-          <w:bdr w:val="none" w:sz="0" w:space="0" w:color="auto" w:frame="1"/>
-          <w14:ligatures w14:val="none"/>
-        </w:rPr>
-        <w:t>u</w:t>
-      </w:r>
-      <w:r>
-        <w:t xml:space="preserve"> then represents trends in the underlying state(s), otherwise </w:t>
-      </w:r>
-      <w:r>
-        <w:rPr>
-          <w:rFonts w:ascii="MathJax_Math-italic" w:eastAsia="Times New Roman" w:hAnsi="MathJax_Math-italic" w:cs="Times New Roman"/>
-          <w:b/>
-          <w:bCs/>
-          <w:kern w:val="0"/>
-          <w:sz w:val="26"/>
-          <w:szCs w:val="26"/>
-          <w:bdr w:val="none" w:sz="0" w:space="0" w:color="auto" w:frame="1"/>
-          <w14:ligatures w14:val="none"/>
-        </w:rPr>
-        <w:t>B</w:t>
-      </w:r>
-      <w:r>
-        <w:t xml:space="preserve"> and </w:t>
-      </w:r>
-      <w:r>
-        <w:rPr>
-          <w:rFonts w:ascii="MathJax_Math-italic" w:eastAsia="Times New Roman" w:hAnsi="MathJax_Math-italic" w:cs="Times New Roman"/>
-          <w:b/>
-          <w:bCs/>
-          <w:kern w:val="0"/>
-          <w:sz w:val="26"/>
-          <w:szCs w:val="26"/>
-          <w:bdr w:val="none" w:sz="0" w:space="0" w:color="auto" w:frame="1"/>
-          <w14:ligatures w14:val="none"/>
-        </w:rPr>
-        <w:t>u</w:t>
-      </w:r>
-      <w:r>
-        <w:t xml:space="preserve"> together determine the underlying mean and how quickly the time series would return to the mean following some perturbation. The variance of process errors as well as the (possible) covariance between them is defined by</w:t>
-      </w:r>
-      <w:r>
-        <w:rPr>
-          <w:rFonts w:ascii="MathJax_Math-italic" w:eastAsia="Times New Roman" w:hAnsi="MathJax_Math-italic" w:cs="Times New Roman"/>
-          <w:kern w:val="0"/>
-          <w:sz w:val="26"/>
-          <w:szCs w:val="26"/>
-          <w:bdr w:val="none" w:sz="0" w:space="0" w:color="auto" w:frame="1"/>
-          <w14:ligatures w14:val="none"/>
-        </w:rPr>
-        <w:t xml:space="preserve"> </w:t>
-      </w:r>
-      <w:r>
-        <w:rPr>
-          <w:rFonts w:ascii="MathJax_Math-italic" w:eastAsia="Times New Roman" w:hAnsi="MathJax_Math-italic" w:cs="Times New Roman"/>
-          <w:b/>
-          <w:bCs/>
-          <w:kern w:val="0"/>
-          <w:sz w:val="26"/>
-          <w:szCs w:val="26"/>
-          <w:bdr w:val="none" w:sz="0" w:space="0" w:color="auto" w:frame="1"/>
-          <w14:ligatures w14:val="none"/>
-        </w:rPr>
-        <w:t>Q</w:t>
-      </w:r>
-      <w:r>
-        <w:t xml:space="preserve">. Finally, </w:t>
-      </w:r>
-      <w:r>
-        <w:rPr>
-          <w:rFonts w:ascii="MathJax_Math-italic" w:eastAsia="Times New Roman" w:hAnsi="MathJax_Math-italic" w:cs="Times New Roman"/>
-          <w:b/>
-          <w:bCs/>
-          <w:kern w:val="0"/>
-          <w:sz w:val="26"/>
-          <w:szCs w:val="26"/>
-          <w:bdr w:val="none" w:sz="0" w:space="0" w:color="auto" w:frame="1"/>
-          <w14:ligatures w14:val="none"/>
-        </w:rPr>
-        <w:t>c</w:t>
-      </w:r>
-      <w:r>
-        <w:rPr>
-          <w:rFonts w:ascii="MathJax_Math-italic" w:eastAsia="Times New Roman" w:hAnsi="MathJax_Math-italic" w:cs="Times New Roman"/>
-          <w:b/>
-          <w:bCs/>
-          <w:kern w:val="0"/>
-          <w:sz w:val="26"/>
-          <w:szCs w:val="26"/>
-          <w:bdr w:val="none" w:sz="0" w:space="0" w:color="auto" w:frame="1"/>
-          <w:vertAlign w:val="subscript"/>
-          <w14:ligatures w14:val="none"/>
-        </w:rPr>
-        <w:t>t</w:t>
-      </w:r>
-      <w:r>
-        <w:t xml:space="preserve"> and </w:t>
-      </w:r>
-      <w:r>
-        <w:rPr>
-          <w:rFonts w:ascii="MathJax_Math-italic" w:eastAsia="Times New Roman" w:hAnsi="MathJax_Math-italic" w:cs="Times New Roman"/>
-          <w:b/>
-          <w:bCs/>
-          <w:kern w:val="0"/>
-          <w:sz w:val="26"/>
-          <w:szCs w:val="26"/>
-          <w:bdr w:val="none" w:sz="0" w:space="0" w:color="auto" w:frame="1"/>
-          <w14:ligatures w14:val="none"/>
-        </w:rPr>
-        <w:t>C</w:t>
-      </w:r>
-      <w:r>
-        <w:t xml:space="preserve"> respectively represent covariate data related to the state process and the effect of said covariates.</w:t>
-      </w:r>
-    </w:p>
-    <w:p>
-      <w:pPr>
-        <w:spacing w:after="0" w:line="480" w:lineRule="auto"/>
-        <w:ind w:firstLine="720"/>
-      </w:pPr>
-      <w:r>
-        <w:t>MARSS models are very</w:t>
-      </w:r>
-      <w:r>
-        <w:t xml:space="preserve"> useful when parsing data collected by different observers operating in differing conditions (weather, time of day, time of year, etc.), where those conditions </w:t>
-      </w:r>
-      <w:r>
-        <w:t>could potentially</w:t>
-      </w:r>
-      <w:r>
-        <w:t xml:space="preserve"> bias the observations being made. Furthermore, MARSS models allow for gaps in the observed time series, like those present in the Indian River data, while retaining the ability to make inferences about the underlying state (Holmes et al. 2012</w:t>
-      </w:r>
-      <w:r>
-        <w:t>, Scheuerell et al. 2015</w:t>
-      </w:r>
-      <w:r>
-        <w:t>).</w:t>
-      </w:r>
-      <w:r>
-        <w:t xml:space="preserve"> </w:t>
-      </w:r>
-    </w:p>
-    <w:p>
-      <w:pPr>
-        <w:pStyle w:val="ListParagraph"/>
-        <w:spacing w:after="0" w:line="480" w:lineRule="auto"/>
-        <w:ind w:left="360"/>
-      </w:pPr>
-    </w:p>
-    <w:p>
-      <w:pPr>
-        <w:spacing w:after="0" w:line="480" w:lineRule="auto"/>
-        <w:rPr>
-          <w:b/>
-          <w:bCs/>
-        </w:rPr>
-      </w:pPr>
-      <w:r>
-        <w:rPr>
-          <w:b/>
-          <w:bCs/>
-        </w:rPr>
-        <w:t>Regional Abundance</w:t>
-      </w:r>
-    </w:p>
-    <w:p>
-      <w:pPr>
-        <w:spacing w:after="0" w:line="480" w:lineRule="auto"/>
-      </w:pPr>
-      <w:r>
-        <w:t>We began by</w:t>
-      </w:r>
-      <w:r>
-        <w:t xml:space="preserve"> assess</w:t>
-      </w:r>
-      <w:r>
-        <w:t>ing</w:t>
-      </w:r>
-      <w:r>
-        <w:t xml:space="preserve"> whether abundances of pink salmon observed at Indian River are consistent with those abundances seen elsewhere in the region, with no attention paid to the existence of the hatchery. </w:t>
-      </w:r>
-      <w:r>
-        <w:t>We</w:t>
-      </w:r>
-      <w:r>
-        <w:t xml:space="preserve"> accomplished </w:t>
-      </w:r>
-      <w:r>
-        <w:t xml:space="preserve">this </w:t>
-      </w:r>
-      <w:r>
-        <w:t xml:space="preserve">by specifying two separate MARSS models of pink salmon abundance at Indian River and the surrounding region. The first estimates two underlying state processes, treating the underlying state of Indian River pink salmon abundance separately from that of the wider region. The second uses all available data (abundance observations from Indian River and ADFG’s 35 </w:t>
-      </w:r>
-      <w:r>
-        <w:rPr>
-          <w:i/>
-          <w:iCs/>
-        </w:rPr>
-        <w:t>north southeast (outside)</w:t>
-      </w:r>
-      <w:r>
-        <w:t xml:space="preserve"> index streams) to estimate one underlying state process of pink salmon abundance throughout the region. A </w:t>
-      </w:r>
-      <w:r>
-        <w:lastRenderedPageBreak/>
-        <w:t xml:space="preserve">comparison of how well each model fits the abundance data will either lend support to or undermine the notion that Indian River pink salmon abundances significantly differ from those observed elsewhere in the region throughout the study period. </w:t>
-      </w:r>
-      <w:r>
-        <w:t>Data are standardized at the stream level so that streams of varying available pink salmon habitat may be directly compared</w:t>
-      </w:r>
-      <w:ins w:id="25" w:author="tquinn" w:date="2026-05-21T17:43:00Z" w16du:dateUtc="2026-05-22T00:43:00Z">
-        <w:r>
-          <w:t xml:space="preserve"> [</w:t>
-        </w:r>
-        <w:r>
-          <w:rPr>
-            <w:highlight w:val="yellow"/>
-            <w:rPrChange w:id="26" w:author="tquinn" w:date="2026-05-21T17:43:00Z" w16du:dateUtc="2026-05-22T00:43:00Z">
-              <w:rPr/>
-            </w:rPrChange>
-          </w:rPr>
-          <w:t>How was this done? Fish per km or stream or hectare</w:t>
-        </w:r>
-        <w:r>
-          <w:t>?]</w:t>
-        </w:r>
-      </w:ins>
-      <w:r>
-        <w:t xml:space="preserve">. </w:t>
-      </w:r>
-      <w:r>
-        <w:t xml:space="preserve">No </w:t>
-      </w:r>
-      <w:r>
-        <w:t xml:space="preserve">offset </w:t>
-      </w:r>
-      <w:ins w:id="27" w:author="tquinn" w:date="2026-05-21T17:43:00Z" w16du:dateUtc="2026-05-22T00:43:00Z">
-        <w:r>
-          <w:t>[</w:t>
-        </w:r>
-        <w:r>
-          <w:rPr>
-            <w:highlight w:val="yellow"/>
-            <w:rPrChange w:id="28" w:author="tquinn" w:date="2026-05-21T17:44:00Z" w16du:dateUtc="2026-05-22T00:44:00Z">
-              <w:rPr/>
-            </w:rPrChange>
-          </w:rPr>
-          <w:t>what i</w:t>
-        </w:r>
-      </w:ins>
-      <w:ins w:id="29" w:author="tquinn" w:date="2026-05-21T17:44:00Z" w16du:dateUtc="2026-05-22T00:44:00Z">
-        <w:r>
-          <w:rPr>
-            <w:highlight w:val="yellow"/>
-            <w:rPrChange w:id="30" w:author="tquinn" w:date="2026-05-21T17:44:00Z" w16du:dateUtc="2026-05-22T00:44:00Z">
-              <w:rPr/>
-            </w:rPrChange>
-          </w:rPr>
-          <w:t>s that?]</w:t>
-        </w:r>
-        <w:r>
-          <w:t xml:space="preserve"> </w:t>
-        </w:r>
-      </w:ins>
-      <w:r>
-        <w:t xml:space="preserve">is </w:t>
-      </w:r>
-      <w:r>
-        <w:t>estimated for the observation process, but the model allows for distinct trends in both</w:t>
-      </w:r>
-      <w:r>
-        <w:t xml:space="preserve"> </w:t>
-      </w:r>
-      <w:r>
-        <w:t>underlying states. Covariate data relating to observers (</w:t>
-      </w:r>
-      <w:r>
-        <w:rPr>
-          <w:rFonts w:ascii="MathJax_Math-italic" w:eastAsia="Times New Roman" w:hAnsi="MathJax_Math-italic" w:cs="Times New Roman"/>
-          <w:b/>
-          <w:bCs/>
-          <w:kern w:val="0"/>
-          <w:sz w:val="26"/>
-          <w:szCs w:val="26"/>
-          <w:bdr w:val="none" w:sz="0" w:space="0" w:color="auto" w:frame="1"/>
-          <w14:ligatures w14:val="none"/>
-        </w:rPr>
-        <w:t>d</w:t>
-      </w:r>
-      <w:r>
-        <w:rPr>
-          <w:rFonts w:ascii="MathJax_Math-italic" w:eastAsia="Times New Roman" w:hAnsi="MathJax_Math-italic" w:cs="Times New Roman"/>
-          <w:b/>
-          <w:bCs/>
-          <w:kern w:val="0"/>
-          <w:sz w:val="26"/>
-          <w:szCs w:val="26"/>
-          <w:bdr w:val="none" w:sz="0" w:space="0" w:color="auto" w:frame="1"/>
-          <w:vertAlign w:val="subscript"/>
-          <w14:ligatures w14:val="none"/>
-        </w:rPr>
-        <w:t>t</w:t>
-      </w:r>
-      <w:r>
-        <w:t xml:space="preserve">) and </w:t>
-      </w:r>
-      <w:r>
-        <w:t xml:space="preserve">the prior year’s </w:t>
-      </w:r>
-      <w:r>
-        <w:t>ocean climate</w:t>
-      </w:r>
-      <w:r>
-        <w:t xml:space="preserve"> via lagged PDO</w:t>
-      </w:r>
-      <w:r>
-        <w:t xml:space="preserve"> (</w:t>
-      </w:r>
-      <w:r>
-        <w:rPr>
-          <w:rFonts w:ascii="MathJax_Math-italic" w:eastAsia="Times New Roman" w:hAnsi="MathJax_Math-italic" w:cs="Times New Roman"/>
-          <w:b/>
-          <w:bCs/>
-          <w:kern w:val="0"/>
-          <w:sz w:val="26"/>
-          <w:szCs w:val="26"/>
-          <w:bdr w:val="none" w:sz="0" w:space="0" w:color="auto" w:frame="1"/>
-          <w14:ligatures w14:val="none"/>
-        </w:rPr>
-        <w:t>c</w:t>
-      </w:r>
-      <w:r>
-        <w:rPr>
-          <w:rFonts w:ascii="MathJax_Math-italic" w:eastAsia="Times New Roman" w:hAnsi="MathJax_Math-italic" w:cs="Times New Roman"/>
-          <w:b/>
-          <w:bCs/>
-          <w:kern w:val="0"/>
-          <w:sz w:val="26"/>
-          <w:szCs w:val="26"/>
-          <w:bdr w:val="none" w:sz="0" w:space="0" w:color="auto" w:frame="1"/>
-          <w:vertAlign w:val="subscript"/>
-          <w14:ligatures w14:val="none"/>
-        </w:rPr>
-        <w:t>t</w:t>
-      </w:r>
-      <w:r>
-        <w:t xml:space="preserve">) are included, resulting in the model described below. </w:t>
-      </w:r>
-    </w:p>
-    <w:p>
-      <w:pPr>
-        <w:spacing w:after="0" w:line="480" w:lineRule="auto"/>
-        <w:jc w:val="center"/>
-        <w:rPr>
-          <w:rFonts w:ascii="Times New Roman" w:eastAsia="Times New Roman" w:hAnsi="Times New Roman" w:cs="Times New Roman"/>
-          <w:kern w:val="0"/>
-          <w:sz w:val="26"/>
-          <w:szCs w:val="26"/>
-          <w14:ligatures w14:val="none"/>
-        </w:rPr>
-      </w:pPr>
-      <w:r>
-        <w:rPr>
-          <w:rFonts w:ascii="MathJax_Math-italic" w:eastAsia="Times New Roman" w:hAnsi="MathJax_Math-italic" w:cs="Times New Roman"/>
-          <w:b/>
-          <w:bCs/>
-          <w:kern w:val="0"/>
-          <w:sz w:val="26"/>
-          <w:szCs w:val="26"/>
-          <w:bdr w:val="none" w:sz="0" w:space="0" w:color="auto" w:frame="1"/>
-          <w14:ligatures w14:val="none"/>
-        </w:rPr>
-        <w:t>y</w:t>
-      </w:r>
-      <w:r>
-        <w:rPr>
-          <w:rFonts w:ascii="MathJax_Math-italic" w:eastAsia="Times New Roman" w:hAnsi="MathJax_Math-italic" w:cs="Times New Roman"/>
-          <w:b/>
-          <w:bCs/>
-          <w:kern w:val="0"/>
-          <w:sz w:val="26"/>
-          <w:szCs w:val="26"/>
-          <w:bdr w:val="none" w:sz="0" w:space="0" w:color="auto" w:frame="1"/>
-          <w:vertAlign w:val="subscript"/>
-          <w14:ligatures w14:val="none"/>
-        </w:rPr>
-        <w:t>t</w:t>
-      </w:r>
-      <w:r>
-        <w:rPr>
-          <w:rFonts w:ascii="MathJax_Math-italic" w:eastAsia="Times New Roman" w:hAnsi="MathJax_Math-italic" w:cs="Times New Roman"/>
-          <w:kern w:val="0"/>
-          <w:sz w:val="26"/>
-          <w:szCs w:val="26"/>
-          <w:bdr w:val="none" w:sz="0" w:space="0" w:color="auto" w:frame="1"/>
-          <w14:ligatures w14:val="none"/>
-        </w:rPr>
-        <w:t xml:space="preserve"> </w:t>
-      </w:r>
-      <w:r>
-        <w:rPr>
-          <w:rFonts w:ascii="MathJax_Main" w:eastAsia="Times New Roman" w:hAnsi="MathJax_Main" w:cs="Times New Roman"/>
-          <w:kern w:val="0"/>
-          <w:sz w:val="26"/>
-          <w:szCs w:val="26"/>
-          <w:bdr w:val="none" w:sz="0" w:space="0" w:color="auto" w:frame="1"/>
-          <w14:ligatures w14:val="none"/>
-        </w:rPr>
-        <w:t>=</w:t>
-      </w:r>
-      <w:r>
-        <w:rPr>
-          <w:rFonts w:ascii="MathJax_Main" w:eastAsia="Times New Roman" w:hAnsi="MathJax_Main" w:cs="Times New Roman"/>
-          <w:kern w:val="0"/>
-          <w:sz w:val="26"/>
-          <w:szCs w:val="26"/>
-          <w:bdr w:val="none" w:sz="0" w:space="0" w:color="auto" w:frame="1"/>
-          <w14:ligatures w14:val="none"/>
-        </w:rPr>
-        <w:t xml:space="preserve"> </w:t>
-      </w:r>
-      <w:r>
-        <w:rPr>
-          <w:rFonts w:ascii="MathJax_Math-italic" w:eastAsia="Times New Roman" w:hAnsi="MathJax_Math-italic" w:cs="Times New Roman"/>
-          <w:b/>
-          <w:bCs/>
-          <w:kern w:val="0"/>
-          <w:sz w:val="26"/>
-          <w:szCs w:val="26"/>
-          <w:bdr w:val="none" w:sz="0" w:space="0" w:color="auto" w:frame="1"/>
-          <w14:ligatures w14:val="none"/>
-        </w:rPr>
-        <w:t>Zx</w:t>
-      </w:r>
-      <w:r>
-        <w:rPr>
-          <w:rFonts w:ascii="MathJax_Math-italic" w:eastAsia="Times New Roman" w:hAnsi="MathJax_Math-italic" w:cs="Times New Roman"/>
-          <w:b/>
-          <w:bCs/>
-          <w:kern w:val="0"/>
-          <w:sz w:val="26"/>
-          <w:szCs w:val="26"/>
-          <w:bdr w:val="none" w:sz="0" w:space="0" w:color="auto" w:frame="1"/>
-          <w:vertAlign w:val="subscript"/>
-          <w14:ligatures w14:val="none"/>
-        </w:rPr>
-        <w:t>t</w:t>
-      </w:r>
-      <w:r>
-        <w:rPr>
-          <w:rFonts w:ascii="MathJax_Math-italic" w:eastAsia="Times New Roman" w:hAnsi="MathJax_Math-italic" w:cs="Times New Roman"/>
-          <w:kern w:val="0"/>
-          <w:sz w:val="26"/>
-          <w:szCs w:val="26"/>
-          <w:bdr w:val="none" w:sz="0" w:space="0" w:color="auto" w:frame="1"/>
-          <w14:ligatures w14:val="none"/>
-        </w:rPr>
-        <w:t xml:space="preserve"> </w:t>
-      </w:r>
-      <w:r>
-        <w:rPr>
-          <w:rFonts w:ascii="MathJax_Main" w:eastAsia="Times New Roman" w:hAnsi="MathJax_Main" w:cs="Times New Roman"/>
-          <w:kern w:val="0"/>
-          <w:sz w:val="26"/>
-          <w:szCs w:val="26"/>
-          <w:bdr w:val="none" w:sz="0" w:space="0" w:color="auto" w:frame="1"/>
-          <w14:ligatures w14:val="none"/>
-        </w:rPr>
-        <w:t xml:space="preserve">+ </w:t>
-      </w:r>
-      <w:r>
-        <w:rPr>
-          <w:rFonts w:ascii="MathJax_Math-italic" w:eastAsia="Times New Roman" w:hAnsi="MathJax_Math-italic" w:cs="Times New Roman"/>
-          <w:b/>
-          <w:bCs/>
-          <w:kern w:val="0"/>
-          <w:sz w:val="26"/>
-          <w:szCs w:val="26"/>
-          <w:bdr w:val="none" w:sz="0" w:space="0" w:color="auto" w:frame="1"/>
-          <w14:ligatures w14:val="none"/>
-        </w:rPr>
-        <w:t>Dd</w:t>
-      </w:r>
-      <w:r>
-        <w:rPr>
-          <w:rFonts w:ascii="MathJax_Math-italic" w:eastAsia="Times New Roman" w:hAnsi="MathJax_Math-italic" w:cs="Times New Roman"/>
-          <w:b/>
-          <w:bCs/>
-          <w:kern w:val="0"/>
-          <w:sz w:val="26"/>
-          <w:szCs w:val="26"/>
-          <w:bdr w:val="none" w:sz="0" w:space="0" w:color="auto" w:frame="1"/>
-          <w:vertAlign w:val="subscript"/>
-          <w14:ligatures w14:val="none"/>
-        </w:rPr>
-        <w:t>t</w:t>
-      </w:r>
-      <w:r>
-        <w:rPr>
-          <w:rFonts w:ascii="MathJax_Math-italic" w:eastAsia="Times New Roman" w:hAnsi="MathJax_Math-italic" w:cs="Times New Roman"/>
-          <w:kern w:val="0"/>
-          <w:sz w:val="26"/>
-          <w:szCs w:val="26"/>
-          <w:bdr w:val="none" w:sz="0" w:space="0" w:color="auto" w:frame="1"/>
-          <w:vertAlign w:val="subscript"/>
-          <w14:ligatures w14:val="none"/>
-        </w:rPr>
-        <w:t>,</w:t>
-      </w:r>
-      <w:r>
-        <w:rPr>
-          <w:rFonts w:ascii="MathJax_Math-italic" w:eastAsia="Times New Roman" w:hAnsi="MathJax_Math-italic" w:cs="Times New Roman"/>
-          <w:kern w:val="0"/>
-          <w:sz w:val="26"/>
-          <w:szCs w:val="26"/>
-          <w:bdr w:val="none" w:sz="0" w:space="0" w:color="auto" w:frame="1"/>
-          <w14:ligatures w14:val="none"/>
-        </w:rPr>
-        <w:t xml:space="preserve"> </w:t>
-      </w:r>
-      <w:r>
-        <w:rPr>
-          <w:rFonts w:ascii="MathJax_Main" w:eastAsia="Times New Roman" w:hAnsi="MathJax_Main" w:cs="Times New Roman"/>
-          <w:kern w:val="0"/>
-          <w:sz w:val="26"/>
-          <w:szCs w:val="26"/>
-          <w:bdr w:val="none" w:sz="0" w:space="0" w:color="auto" w:frame="1"/>
-          <w14:ligatures w14:val="none"/>
-        </w:rPr>
-        <w:t xml:space="preserve">+ </w:t>
-      </w:r>
-      <w:r>
-        <w:rPr>
-          <w:rFonts w:ascii="MathJax_Math-italic" w:eastAsia="Times New Roman" w:hAnsi="MathJax_Math-italic" w:cs="Times New Roman"/>
-          <w:b/>
-          <w:bCs/>
-          <w:kern w:val="0"/>
-          <w:sz w:val="26"/>
-          <w:szCs w:val="26"/>
-          <w:bdr w:val="none" w:sz="0" w:space="0" w:color="auto" w:frame="1"/>
-          <w14:ligatures w14:val="none"/>
-        </w:rPr>
-        <w:t>v</w:t>
-      </w:r>
-      <w:r>
-        <w:rPr>
-          <w:rFonts w:ascii="MathJax_Math-italic" w:eastAsia="Times New Roman" w:hAnsi="MathJax_Math-italic" w:cs="Times New Roman"/>
-          <w:b/>
-          <w:bCs/>
-          <w:kern w:val="0"/>
-          <w:sz w:val="26"/>
-          <w:szCs w:val="26"/>
-          <w:bdr w:val="none" w:sz="0" w:space="0" w:color="auto" w:frame="1"/>
-          <w:vertAlign w:val="subscript"/>
-          <w14:ligatures w14:val="none"/>
-        </w:rPr>
-        <w:t>t</w:t>
-      </w:r>
-      <w:r>
-        <w:rPr>
-          <w:rFonts w:ascii="MathJax_Math-italic" w:eastAsia="Times New Roman" w:hAnsi="MathJax_Math-italic" w:cs="Times New Roman"/>
-          <w:kern w:val="0"/>
-          <w:sz w:val="20"/>
-          <w:szCs w:val="20"/>
-          <w:bdr w:val="none" w:sz="0" w:space="0" w:color="auto" w:frame="1"/>
-          <w14:ligatures w14:val="none"/>
-        </w:rPr>
-        <w:t>, where</w:t>
-      </w:r>
-      <w:r>
-        <w:rPr>
-          <w:rFonts w:ascii="MathJax_Math-italic" w:eastAsia="Times New Roman" w:hAnsi="MathJax_Math-italic" w:cs="Times New Roman"/>
-          <w:kern w:val="0"/>
-          <w:sz w:val="26"/>
-          <w:szCs w:val="26"/>
-          <w:bdr w:val="none" w:sz="0" w:space="0" w:color="auto" w:frame="1"/>
-          <w14:ligatures w14:val="none"/>
-        </w:rPr>
-        <w:t xml:space="preserve"> </w:t>
-      </w:r>
-      <w:r>
-        <w:rPr>
-          <w:rFonts w:ascii="MathJax_Math-italic" w:eastAsia="Times New Roman" w:hAnsi="MathJax_Math-italic" w:cs="Times New Roman"/>
-          <w:b/>
-          <w:bCs/>
-          <w:kern w:val="0"/>
-          <w:sz w:val="26"/>
-          <w:szCs w:val="26"/>
-          <w:bdr w:val="none" w:sz="0" w:space="0" w:color="auto" w:frame="1"/>
-          <w14:ligatures w14:val="none"/>
-        </w:rPr>
-        <w:t>v</w:t>
-      </w:r>
-      <w:r>
-        <w:rPr>
-          <w:rFonts w:ascii="MathJax_Math-italic" w:eastAsia="Times New Roman" w:hAnsi="MathJax_Math-italic" w:cs="Times New Roman"/>
-          <w:b/>
-          <w:bCs/>
-          <w:kern w:val="0"/>
-          <w:sz w:val="26"/>
-          <w:szCs w:val="26"/>
-          <w:bdr w:val="none" w:sz="0" w:space="0" w:color="auto" w:frame="1"/>
-          <w:vertAlign w:val="subscript"/>
-          <w14:ligatures w14:val="none"/>
-        </w:rPr>
-        <w:t>t</w:t>
-      </w:r>
-      <w:r>
-        <w:rPr>
-          <w:rFonts w:ascii="MathJax_Main" w:eastAsia="Times New Roman" w:hAnsi="MathJax_Main" w:cs="Times New Roman"/>
-          <w:kern w:val="0"/>
-          <w:sz w:val="26"/>
-          <w:szCs w:val="26"/>
-          <w:bdr w:val="none" w:sz="0" w:space="0" w:color="auto" w:frame="1"/>
-          <w14:ligatures w14:val="none"/>
-        </w:rPr>
-        <w:t>∼</w:t>
-      </w:r>
-      <w:r>
-        <w:rPr>
-          <w:rFonts w:ascii="MathJax_Math-italic" w:eastAsia="Times New Roman" w:hAnsi="MathJax_Math-italic" w:cs="Times New Roman"/>
-          <w:kern w:val="0"/>
-          <w:sz w:val="26"/>
-          <w:szCs w:val="26"/>
-          <w:bdr w:val="none" w:sz="0" w:space="0" w:color="auto" w:frame="1"/>
-          <w14:ligatures w14:val="none"/>
-        </w:rPr>
-        <w:t>MVN</w:t>
-      </w:r>
-      <w:r>
-        <w:rPr>
-          <w:rFonts w:ascii="MathJax_Main" w:eastAsia="Times New Roman" w:hAnsi="MathJax_Main" w:cs="Times New Roman"/>
-          <w:kern w:val="0"/>
-          <w:sz w:val="26"/>
-          <w:szCs w:val="26"/>
-          <w:bdr w:val="none" w:sz="0" w:space="0" w:color="auto" w:frame="1"/>
-          <w14:ligatures w14:val="none"/>
-        </w:rPr>
-        <w:t>(0,</w:t>
-      </w:r>
-      <w:r>
-        <w:rPr>
-          <w:rFonts w:ascii="MathJax_Math-italic" w:eastAsia="Times New Roman" w:hAnsi="MathJax_Math-italic" w:cs="Times New Roman"/>
-          <w:b/>
-          <w:bCs/>
-          <w:kern w:val="0"/>
-          <w:sz w:val="26"/>
-          <w:szCs w:val="26"/>
-          <w:bdr w:val="none" w:sz="0" w:space="0" w:color="auto" w:frame="1"/>
-          <w14:ligatures w14:val="none"/>
-        </w:rPr>
-        <w:t>R</w:t>
-      </w:r>
-      <w:r>
-        <w:rPr>
-          <w:rFonts w:ascii="MathJax_Main" w:eastAsia="Times New Roman" w:hAnsi="MathJax_Main" w:cs="Times New Roman"/>
-          <w:kern w:val="0"/>
-          <w:sz w:val="26"/>
-          <w:szCs w:val="26"/>
-          <w:bdr w:val="none" w:sz="0" w:space="0" w:color="auto" w:frame="1"/>
-          <w14:ligatures w14:val="none"/>
-        </w:rPr>
-        <w:t>)</w:t>
-      </w:r>
-    </w:p>
-    <w:p>
-      <w:pPr>
-        <w:spacing w:after="0" w:line="480" w:lineRule="auto"/>
-        <w:jc w:val="center"/>
-        <w:rPr>
-          <w:rFonts w:ascii="Times New Roman" w:eastAsia="Times New Roman" w:hAnsi="Times New Roman" w:cs="Times New Roman"/>
-          <w:kern w:val="0"/>
-          <w:sz w:val="26"/>
-          <w:szCs w:val="26"/>
-          <w14:ligatures w14:val="none"/>
-        </w:rPr>
-      </w:pPr>
-      <w:r>
-        <w:rPr>
-          <w:rFonts w:ascii="MathJax_Math-italic" w:eastAsia="Times New Roman" w:hAnsi="MathJax_Math-italic" w:cs="Times New Roman"/>
-          <w:b/>
-          <w:bCs/>
-          <w:kern w:val="0"/>
-          <w:sz w:val="26"/>
-          <w:szCs w:val="26"/>
-          <w:bdr w:val="none" w:sz="0" w:space="0" w:color="auto" w:frame="1"/>
-          <w14:ligatures w14:val="none"/>
-        </w:rPr>
-        <w:t>x</w:t>
-      </w:r>
-      <w:r>
-        <w:rPr>
-          <w:rFonts w:ascii="MathJax_Math-italic" w:eastAsia="Times New Roman" w:hAnsi="MathJax_Math-italic" w:cs="Times New Roman"/>
-          <w:b/>
-          <w:bCs/>
-          <w:kern w:val="0"/>
-          <w:sz w:val="26"/>
-          <w:szCs w:val="26"/>
-          <w:bdr w:val="none" w:sz="0" w:space="0" w:color="auto" w:frame="1"/>
-          <w:vertAlign w:val="subscript"/>
-          <w14:ligatures w14:val="none"/>
-        </w:rPr>
-        <w:t>t</w:t>
-      </w:r>
-      <w:r>
-        <w:rPr>
-          <w:rFonts w:ascii="MathJax_Math-italic" w:eastAsia="Times New Roman" w:hAnsi="MathJax_Math-italic" w:cs="Times New Roman"/>
-          <w:kern w:val="0"/>
-          <w:sz w:val="26"/>
-          <w:szCs w:val="26"/>
-          <w:bdr w:val="none" w:sz="0" w:space="0" w:color="auto" w:frame="1"/>
-          <w14:ligatures w14:val="none"/>
-        </w:rPr>
-        <w:t xml:space="preserve"> </w:t>
-      </w:r>
-      <w:r>
-        <w:rPr>
-          <w:rFonts w:ascii="MathJax_Main" w:eastAsia="Times New Roman" w:hAnsi="MathJax_Main" w:cs="Times New Roman"/>
-          <w:kern w:val="0"/>
-          <w:sz w:val="26"/>
-          <w:szCs w:val="26"/>
-          <w:bdr w:val="none" w:sz="0" w:space="0" w:color="auto" w:frame="1"/>
-          <w14:ligatures w14:val="none"/>
-        </w:rPr>
-        <w:t xml:space="preserve">= </w:t>
-      </w:r>
-      <w:r>
-        <w:rPr>
-          <w:rFonts w:ascii="MathJax_Math-italic" w:eastAsia="Times New Roman" w:hAnsi="MathJax_Math-italic" w:cs="Times New Roman"/>
-          <w:b/>
-          <w:bCs/>
-          <w:kern w:val="0"/>
-          <w:sz w:val="26"/>
-          <w:szCs w:val="26"/>
-          <w:bdr w:val="none" w:sz="0" w:space="0" w:color="auto" w:frame="1"/>
-          <w14:ligatures w14:val="none"/>
-        </w:rPr>
-        <w:t>Bx</w:t>
-      </w:r>
-      <w:r>
-        <w:rPr>
-          <w:rFonts w:ascii="MathJax_Math-italic" w:eastAsia="Times New Roman" w:hAnsi="MathJax_Math-italic" w:cs="Times New Roman"/>
-          <w:b/>
-          <w:bCs/>
-          <w:kern w:val="0"/>
-          <w:sz w:val="26"/>
-          <w:szCs w:val="26"/>
-          <w:bdr w:val="none" w:sz="0" w:space="0" w:color="auto" w:frame="1"/>
-          <w:vertAlign w:val="subscript"/>
-          <w14:ligatures w14:val="none"/>
-        </w:rPr>
-        <w:t>t</w:t>
-      </w:r>
-      <w:r>
-        <w:rPr>
-          <w:rFonts w:ascii="MathJax_Main" w:eastAsia="Times New Roman" w:hAnsi="MathJax_Main" w:cs="Times New Roman"/>
-          <w:b/>
-          <w:bCs/>
-          <w:kern w:val="0"/>
-          <w:sz w:val="26"/>
-          <w:szCs w:val="26"/>
-          <w:bdr w:val="none" w:sz="0" w:space="0" w:color="auto" w:frame="1"/>
-          <w:vertAlign w:val="subscript"/>
-          <w14:ligatures w14:val="none"/>
-        </w:rPr>
-        <w:t>−1</w:t>
-      </w:r>
-      <w:r>
-        <w:rPr>
-          <w:rFonts w:ascii="MathJax_Main" w:eastAsia="Times New Roman" w:hAnsi="MathJax_Main" w:cs="Times New Roman"/>
-          <w:kern w:val="0"/>
-          <w:sz w:val="26"/>
-          <w:szCs w:val="26"/>
-          <w:bdr w:val="none" w:sz="0" w:space="0" w:color="auto" w:frame="1"/>
-          <w14:ligatures w14:val="none"/>
-        </w:rPr>
-        <w:t xml:space="preserve"> + </w:t>
-      </w:r>
-      <w:r>
-        <w:rPr>
-          <w:rFonts w:ascii="MathJax_Math-italic" w:eastAsia="Times New Roman" w:hAnsi="MathJax_Math-italic" w:cs="Times New Roman"/>
-          <w:b/>
-          <w:bCs/>
-          <w:kern w:val="0"/>
-          <w:sz w:val="26"/>
-          <w:szCs w:val="26"/>
-          <w:bdr w:val="none" w:sz="0" w:space="0" w:color="auto" w:frame="1"/>
-          <w14:ligatures w14:val="none"/>
-        </w:rPr>
-        <w:t>u</w:t>
-      </w:r>
-      <w:r>
-        <w:rPr>
-          <w:rFonts w:ascii="MathJax_Math-italic" w:eastAsia="Times New Roman" w:hAnsi="MathJax_Math-italic" w:cs="Times New Roman"/>
-          <w:kern w:val="0"/>
-          <w:sz w:val="26"/>
-          <w:szCs w:val="26"/>
-          <w:bdr w:val="none" w:sz="0" w:space="0" w:color="auto" w:frame="1"/>
-          <w14:ligatures w14:val="none"/>
-        </w:rPr>
-        <w:t xml:space="preserve"> </w:t>
-      </w:r>
-      <w:r>
-        <w:rPr>
-          <w:rFonts w:ascii="MathJax_Main" w:eastAsia="Times New Roman" w:hAnsi="MathJax_Main" w:cs="Times New Roman"/>
-          <w:kern w:val="0"/>
-          <w:sz w:val="26"/>
-          <w:szCs w:val="26"/>
-          <w:bdr w:val="none" w:sz="0" w:space="0" w:color="auto" w:frame="1"/>
-          <w14:ligatures w14:val="none"/>
-        </w:rPr>
-        <w:t xml:space="preserve">+ </w:t>
-      </w:r>
-      <w:r>
-        <w:rPr>
-          <w:rFonts w:ascii="MathJax_Math-italic" w:eastAsia="Times New Roman" w:hAnsi="MathJax_Math-italic" w:cs="Times New Roman"/>
-          <w:b/>
-          <w:bCs/>
-          <w:kern w:val="0"/>
-          <w:sz w:val="26"/>
-          <w:szCs w:val="26"/>
-          <w:bdr w:val="none" w:sz="0" w:space="0" w:color="auto" w:frame="1"/>
-          <w14:ligatures w14:val="none"/>
-        </w:rPr>
-        <w:t>Cc</w:t>
-      </w:r>
-      <w:r>
-        <w:rPr>
-          <w:rFonts w:ascii="MathJax_Math-italic" w:eastAsia="Times New Roman" w:hAnsi="MathJax_Math-italic" w:cs="Times New Roman"/>
-          <w:b/>
-          <w:bCs/>
-          <w:kern w:val="0"/>
-          <w:sz w:val="26"/>
-          <w:szCs w:val="26"/>
-          <w:bdr w:val="none" w:sz="0" w:space="0" w:color="auto" w:frame="1"/>
-          <w:vertAlign w:val="subscript"/>
-          <w14:ligatures w14:val="none"/>
-        </w:rPr>
-        <w:t>t</w:t>
-      </w:r>
-      <w:r>
-        <w:rPr>
-          <w:rFonts w:ascii="MathJax_Math-italic" w:eastAsia="Times New Roman" w:hAnsi="MathJax_Math-italic" w:cs="Times New Roman"/>
-          <w:kern w:val="0"/>
-          <w:sz w:val="26"/>
-          <w:szCs w:val="26"/>
-          <w:bdr w:val="none" w:sz="0" w:space="0" w:color="auto" w:frame="1"/>
-          <w14:ligatures w14:val="none"/>
-        </w:rPr>
-        <w:t xml:space="preserve"> </w:t>
-      </w:r>
-      <w:r>
-        <w:rPr>
-          <w:rFonts w:ascii="MathJax_Main" w:eastAsia="Times New Roman" w:hAnsi="MathJax_Main" w:cs="Times New Roman"/>
-          <w:kern w:val="0"/>
-          <w:sz w:val="26"/>
-          <w:szCs w:val="26"/>
-          <w:bdr w:val="none" w:sz="0" w:space="0" w:color="auto" w:frame="1"/>
-          <w14:ligatures w14:val="none"/>
-        </w:rPr>
-        <w:t xml:space="preserve">+ </w:t>
-      </w:r>
-      <w:r>
-        <w:rPr>
-          <w:rFonts w:ascii="MathJax_Math-italic" w:eastAsia="Times New Roman" w:hAnsi="MathJax_Math-italic" w:cs="Times New Roman"/>
-          <w:b/>
-          <w:bCs/>
-          <w:kern w:val="0"/>
-          <w:sz w:val="26"/>
-          <w:szCs w:val="26"/>
-          <w:bdr w:val="none" w:sz="0" w:space="0" w:color="auto" w:frame="1"/>
-          <w14:ligatures w14:val="none"/>
-        </w:rPr>
-        <w:t>w</w:t>
-      </w:r>
-      <w:r>
-        <w:rPr>
-          <w:rFonts w:ascii="MathJax_Math-italic" w:eastAsia="Times New Roman" w:hAnsi="MathJax_Math-italic" w:cs="Times New Roman"/>
-          <w:b/>
-          <w:bCs/>
-          <w:kern w:val="0"/>
-          <w:sz w:val="26"/>
-          <w:szCs w:val="26"/>
-          <w:bdr w:val="none" w:sz="0" w:space="0" w:color="auto" w:frame="1"/>
-          <w:vertAlign w:val="subscript"/>
-          <w14:ligatures w14:val="none"/>
-        </w:rPr>
-        <w:t>t</w:t>
-      </w:r>
-      <w:r>
-        <w:rPr>
-          <w:rFonts w:ascii="MathJax_Math-italic" w:eastAsia="Times New Roman" w:hAnsi="MathJax_Math-italic" w:cs="Times New Roman"/>
-          <w:kern w:val="0"/>
-          <w:sz w:val="20"/>
-          <w:szCs w:val="20"/>
-          <w:bdr w:val="none" w:sz="0" w:space="0" w:color="auto" w:frame="1"/>
-          <w14:ligatures w14:val="none"/>
-        </w:rPr>
-        <w:t xml:space="preserve">, where </w:t>
-      </w:r>
-      <w:r>
-        <w:rPr>
-          <w:rFonts w:ascii="MathJax_Math-italic" w:eastAsia="Times New Roman" w:hAnsi="MathJax_Math-italic" w:cs="Times New Roman"/>
-          <w:b/>
-          <w:bCs/>
-          <w:kern w:val="0"/>
-          <w:sz w:val="26"/>
-          <w:szCs w:val="26"/>
-          <w:bdr w:val="none" w:sz="0" w:space="0" w:color="auto" w:frame="1"/>
-          <w14:ligatures w14:val="none"/>
-        </w:rPr>
-        <w:t>w</w:t>
-      </w:r>
-      <w:r>
-        <w:rPr>
-          <w:rFonts w:ascii="MathJax_Math-italic" w:eastAsia="Times New Roman" w:hAnsi="MathJax_Math-italic" w:cs="Times New Roman"/>
-          <w:b/>
-          <w:bCs/>
-          <w:kern w:val="0"/>
-          <w:sz w:val="26"/>
-          <w:szCs w:val="26"/>
-          <w:bdr w:val="none" w:sz="0" w:space="0" w:color="auto" w:frame="1"/>
-          <w:vertAlign w:val="subscript"/>
-          <w14:ligatures w14:val="none"/>
-        </w:rPr>
-        <w:t>t</w:t>
-      </w:r>
-      <w:r>
-        <w:rPr>
-          <w:rFonts w:ascii="MathJax_Main" w:eastAsia="Times New Roman" w:hAnsi="MathJax_Main" w:cs="Times New Roman"/>
-          <w:kern w:val="0"/>
-          <w:sz w:val="26"/>
-          <w:szCs w:val="26"/>
-          <w:bdr w:val="none" w:sz="0" w:space="0" w:color="auto" w:frame="1"/>
-          <w14:ligatures w14:val="none"/>
-        </w:rPr>
-        <w:t>∼</w:t>
-      </w:r>
-      <w:r>
-        <w:rPr>
-          <w:rFonts w:ascii="MathJax_Math-italic" w:eastAsia="Times New Roman" w:hAnsi="MathJax_Math-italic" w:cs="Times New Roman"/>
-          <w:kern w:val="0"/>
-          <w:sz w:val="26"/>
-          <w:szCs w:val="26"/>
-          <w:bdr w:val="none" w:sz="0" w:space="0" w:color="auto" w:frame="1"/>
-          <w14:ligatures w14:val="none"/>
-        </w:rPr>
-        <w:t>MVN</w:t>
-      </w:r>
-      <w:r>
-        <w:rPr>
-          <w:rFonts w:ascii="MathJax_Main" w:eastAsia="Times New Roman" w:hAnsi="MathJax_Main" w:cs="Times New Roman"/>
-          <w:kern w:val="0"/>
-          <w:sz w:val="26"/>
-          <w:szCs w:val="26"/>
-          <w:bdr w:val="none" w:sz="0" w:space="0" w:color="auto" w:frame="1"/>
-          <w14:ligatures w14:val="none"/>
-        </w:rPr>
-        <w:t>(0,</w:t>
-      </w:r>
-      <w:r>
-        <w:rPr>
-          <w:rFonts w:ascii="MathJax_Math-italic" w:eastAsia="Times New Roman" w:hAnsi="MathJax_Math-italic" w:cs="Times New Roman"/>
-          <w:b/>
-          <w:bCs/>
-          <w:kern w:val="0"/>
-          <w:sz w:val="26"/>
-          <w:szCs w:val="26"/>
-          <w:bdr w:val="none" w:sz="0" w:space="0" w:color="auto" w:frame="1"/>
-          <w14:ligatures w14:val="none"/>
-        </w:rPr>
-        <w:t>Q</w:t>
-      </w:r>
-      <w:r>
-        <w:rPr>
-          <w:rFonts w:ascii="MathJax_Main" w:eastAsia="Times New Roman" w:hAnsi="MathJax_Main" w:cs="Times New Roman"/>
-          <w:kern w:val="0"/>
-          <w:sz w:val="26"/>
-          <w:szCs w:val="26"/>
-          <w:bdr w:val="none" w:sz="0" w:space="0" w:color="auto" w:frame="1"/>
-          <w14:ligatures w14:val="none"/>
-        </w:rPr>
-        <w:t>)</w:t>
-      </w:r>
-    </w:p>
-    <w:p>
-      <w:pPr>
-        <w:spacing w:after="0" w:line="480" w:lineRule="auto"/>
-      </w:pPr>
-      <w:r>
-        <w:t xml:space="preserve">Depending on the specification of </w:t>
-      </w:r>
-      <w:r>
-        <w:rPr>
-          <w:rFonts w:ascii="MathJax_Math-italic" w:eastAsia="Times New Roman" w:hAnsi="MathJax_Math-italic" w:cs="Times New Roman"/>
-          <w:b/>
-          <w:bCs/>
-          <w:kern w:val="0"/>
-          <w:sz w:val="26"/>
-          <w:szCs w:val="26"/>
-          <w:bdr w:val="none" w:sz="0" w:space="0" w:color="auto" w:frame="1"/>
-          <w14:ligatures w14:val="none"/>
-        </w:rPr>
-        <w:t>Z</w:t>
-      </w:r>
-      <w:r>
-        <w:t>,</w:t>
-      </w:r>
-      <w:r>
-        <w:t xml:space="preserve"> </w:t>
-      </w:r>
-      <w:r>
-        <w:t>We are</w:t>
-      </w:r>
-      <w:r>
-        <w:t xml:space="preserve"> able to </w:t>
-      </w:r>
-      <w:r>
-        <w:t xml:space="preserve">estimate </w:t>
-      </w:r>
-      <w:r>
-        <w:t xml:space="preserve">either one or </w:t>
-      </w:r>
-      <w:r>
-        <w:t>two</w:t>
-      </w:r>
-      <w:r>
-        <w:t xml:space="preserve"> </w:t>
-      </w:r>
-      <w:r>
-        <w:t xml:space="preserve">underlying </w:t>
-      </w:r>
-      <w:r>
-        <w:t xml:space="preserve">state processes </w:t>
-      </w:r>
-      <w:r>
-        <w:t>of pink salmon abundance</w:t>
-      </w:r>
-      <w:r>
-        <w:t>.</w:t>
-      </w:r>
-      <w:r>
-        <w:t xml:space="preserve"> </w:t>
-      </w:r>
-      <w:r>
-        <w:t>T</w:t>
-      </w:r>
-      <w:r>
-        <w:t>hese separate model specifications are compared for</w:t>
-      </w:r>
-      <w:r>
-        <w:t xml:space="preserve"> goodness of</w:t>
-      </w:r>
-      <w:r>
-        <w:t xml:space="preserve"> fit using AICc</w:t>
-      </w:r>
-      <w:r>
-        <w:t xml:space="preserve">, a criterion which </w:t>
-      </w:r>
-      <w:r>
-        <w:t>is well suited for evaluating models fitted on relatively sparse data (i.e., the small number of observations at Indian River) (Burnham et al. 2010)</w:t>
-      </w:r>
-      <w:r>
-        <w:t>.</w:t>
-      </w:r>
-      <w:r>
-        <w:t xml:space="preserve"> </w:t>
-      </w:r>
-      <w:r>
-        <w:t xml:space="preserve"> </w:t>
-      </w:r>
-    </w:p>
-    <w:p>
-      <w:pPr>
-        <w:spacing w:after="0" w:line="480" w:lineRule="auto"/>
-      </w:pPr>
-      <w:r>
-        <w:tab/>
-        <w:t xml:space="preserve">The above description of an approach comparing a one-state model to a two-state model as a means of determining whether pink salmon abundances at Indian River </w:t>
-      </w:r>
-      <w:r>
-        <w:t xml:space="preserve">differ </w:t>
-      </w:r>
-      <w:r>
-        <w:t>substantially from those observed elsewhere in the reason is made additionally complicated by the life history of pink salmon leading to the existence of genetically distinct populations in the same stream in even- and odd-year runs. This means that</w:t>
-      </w:r>
-      <w:r>
-        <w:t xml:space="preserve"> four models must be fit</w:t>
-      </w:r>
-      <w:r>
-        <w:t xml:space="preserve"> </w:t>
-      </w:r>
-      <w:r>
-        <w:t>to</w:t>
-      </w:r>
-      <w:r>
-        <w:t xml:space="preserve"> evaluate whether abundances at Indian River are exhibiting behaviors atypical of an equivalent pink salmon stream in the region. The first is the equivalent of the abstract two-state model, where </w:t>
-      </w:r>
-      <w:r>
-        <w:lastRenderedPageBreak/>
-        <w:t xml:space="preserve">for each run (even and odd) the underlying state process of pink salmon at Indian River is estimated separately from the underlying state of the wider region, meaning the model estimates four state processes total. </w:t>
-      </w:r>
-      <w:ins w:id="31" w:author="tquinn" w:date="2026-05-21T17:51:00Z" w16du:dateUtc="2026-05-22T00:51:00Z">
-        <w:r>
-          <w:rPr>
-            <w:highlight w:val="yellow"/>
-            <w:rPrChange w:id="32" w:author="tquinn" w:date="2026-05-21T17:52:00Z" w16du:dateUtc="2026-05-22T00:52:00Z">
+            <w:rPrChange w:id="21" w:author="tquinn" w:date="2026-05-21T17:52:00Z" w16du:dateUtc="2026-05-22T00:52:00Z">
               <w:rPr/>
             </w:rPrChange>
           </w:rPr>
           <w:t xml:space="preserve">[I confess that I find this </w:t>
         </w:r>
       </w:ins>
-      <w:ins w:id="33" w:author="tquinn" w:date="2026-05-21T17:52:00Z" w16du:dateUtc="2026-05-22T00:52:00Z">
+      <w:ins w:id="22" w:author="tquinn" w:date="2026-05-21T17:52:00Z" w16du:dateUtc="2026-05-22T00:52:00Z">
         <w:r>
           <w:rPr>
             <w:highlight w:val="yellow"/>
-            <w:rPrChange w:id="34" w:author="tquinn" w:date="2026-05-21T17:52:00Z" w16du:dateUtc="2026-05-22T00:52:00Z">
+            <w:rPrChange w:id="23" w:author="tquinn" w:date="2026-05-21T17:52:00Z" w16du:dateUtc="2026-05-22T00:52:00Z">
               <w:rPr/>
             </w:rPrChange>
           </w:rPr>
           <w:t>very hard</w:t>
         </w:r>
       </w:ins>
-      <w:ins w:id="35" w:author="tquinn" w:date="2026-05-21T17:51:00Z" w16du:dateUtc="2026-05-22T00:51:00Z">
+      <w:ins w:id="24" w:author="tquinn" w:date="2026-05-21T17:51:00Z" w16du:dateUtc="2026-05-22T00:51:00Z">
         <w:r>
           <w:rPr>
             <w:highlight w:val="yellow"/>
-            <w:rPrChange w:id="36" w:author="tquinn" w:date="2026-05-21T17:52:00Z" w16du:dateUtc="2026-05-22T00:52:00Z">
+            <w:rPrChange w:id="25" w:author="tquinn" w:date="2026-05-21T17:52:00Z" w16du:dateUtc="2026-05-22T00:52:00Z">
               <w:rPr/>
             </w:rPrChange>
           </w:rPr>
           <w:t xml:space="preserve"> to follow. What, exactly, is the null and alternative hypothes</w:t>
         </w:r>
       </w:ins>
-      <w:ins w:id="37" w:author="tquinn" w:date="2026-05-21T17:52:00Z" w16du:dateUtc="2026-05-22T00:52:00Z">
+      <w:ins w:id="26" w:author="tquinn" w:date="2026-05-21T17:52:00Z" w16du:dateUtc="2026-05-22T00:52:00Z">
         <w:r>
           <w:rPr>
             <w:highlight w:val="yellow"/>
-            <w:rPrChange w:id="38" w:author="tquinn" w:date="2026-05-21T17:52:00Z" w16du:dateUtc="2026-05-22T00:52:00Z">
+            <w:rPrChange w:id="27" w:author="tquinn" w:date="2026-05-21T17:52:00Z" w16du:dateUtc="2026-05-22T00:52:00Z">
               <w:rPr/>
             </w:rPrChange>
           </w:rPr>
           <w:t>e</w:t>
         </w:r>
       </w:ins>
-      <w:ins w:id="39" w:author="tquinn" w:date="2026-05-21T17:51:00Z" w16du:dateUtc="2026-05-22T00:51:00Z">
+      <w:ins w:id="28" w:author="tquinn" w:date="2026-05-21T17:51:00Z" w16du:dateUtc="2026-05-22T00:51:00Z">
         <w:r>
           <w:rPr>
             <w:highlight w:val="yellow"/>
-            <w:rPrChange w:id="40" w:author="tquinn" w:date="2026-05-21T17:52:00Z" w16du:dateUtc="2026-05-22T00:52:00Z">
+            <w:rPrChange w:id="29" w:author="tquinn" w:date="2026-05-21T17:52:00Z" w16du:dateUtc="2026-05-22T00:52:00Z">
               <w:rPr/>
             </w:rPrChange>
           </w:rPr>
           <w:t>s or prediction</w:t>
         </w:r>
       </w:ins>
-      <w:ins w:id="41" w:author="tquinn" w:date="2026-05-21T17:52:00Z" w16du:dateUtc="2026-05-22T00:52:00Z">
+      <w:ins w:id="30" w:author="tquinn" w:date="2026-05-21T17:52:00Z" w16du:dateUtc="2026-05-22T00:52:00Z">
         <w:r>
           <w:rPr>
             <w:highlight w:val="yellow"/>
-            <w:rPrChange w:id="42" w:author="tquinn" w:date="2026-05-21T17:52:00Z" w16du:dateUtc="2026-05-22T00:52:00Z">
+            <w:rPrChange w:id="31" w:author="tquinn" w:date="2026-05-21T17:52:00Z" w16du:dateUtc="2026-05-22T00:52:00Z">
               <w:rPr/>
             </w:rPrChange>
           </w:rPr>
           <w:t>s</w:t>
         </w:r>
       </w:ins>
-      <w:ins w:id="43" w:author="tquinn" w:date="2026-05-21T17:51:00Z" w16du:dateUtc="2026-05-22T00:51:00Z">
+      <w:ins w:id="32" w:author="tquinn" w:date="2026-05-21T17:51:00Z" w16du:dateUtc="2026-05-22T00:51:00Z">
         <w:r>
           <w:rPr>
             <w:highlight w:val="yellow"/>
-            <w:rPrChange w:id="44" w:author="tquinn" w:date="2026-05-21T17:52:00Z" w16du:dateUtc="2026-05-22T00:52:00Z">
+            <w:rPrChange w:id="33" w:author="tquinn" w:date="2026-05-21T17:52:00Z" w16du:dateUtc="2026-05-22T00:52:00Z">
               <w:rPr/>
             </w:rPrChange>
           </w:rPr>
           <w:t xml:space="preserve"> being test</w:t>
         </w:r>
       </w:ins>
-      <w:ins w:id="45" w:author="tquinn" w:date="2026-05-21T17:52:00Z" w16du:dateUtc="2026-05-22T00:52:00Z">
+      <w:ins w:id="34" w:author="tquinn" w:date="2026-05-21T17:52:00Z" w16du:dateUtc="2026-05-22T00:52:00Z">
         <w:r>
           <w:rPr>
             <w:highlight w:val="yellow"/>
-            <w:rPrChange w:id="46" w:author="tquinn" w:date="2026-05-21T17:52:00Z" w16du:dateUtc="2026-05-22T00:52:00Z">
+            <w:rPrChange w:id="35" w:author="tquinn" w:date="2026-05-21T17:52:00Z" w16du:dateUtc="2026-05-22T00:52:00Z">
               <w:rPr/>
             </w:rPrChange>
           </w:rPr>
@@ -5380,7 +5575,15 @@
         <w:t>.</w:t>
       </w:r>
       <w:r>
-        <w:t xml:space="preserve"> To evaluate these cases, two three-state models are specified, in which Indian River abundance is estimated separately for one run, while the other is included as part of the regional underlying state. Evaluation of model fit using AICc then determines which of these model structures most closely fits the observed data.</w:t>
+        <w:t xml:space="preserve"> To evaluate these cases, two three-state models are specified, in which Indian River abundance is estimated separately for one run, while the other is included as part of the regional underlying state. Evaluation of model fit using </w:t>
+      </w:r>
+      <w:proofErr w:type="spellStart"/>
+      <w:r>
+        <w:t>AICc</w:t>
+      </w:r>
+      <w:proofErr w:type="spellEnd"/>
+      <w:r>
+        <w:t xml:space="preserve"> then determines which of these model structures most closely fits the observed data.</w:t>
       </w:r>
     </w:p>
     <w:p>
@@ -5411,29 +5614,27 @@
         <w:spacing w:after="0" w:line="480" w:lineRule="auto"/>
       </w:pPr>
       <w:r>
-        <w:t>SJH  hatchery operations beg</w:t>
+        <w:t>SJH hatchery operations beg</w:t>
       </w:r>
       <w:r>
         <w:t>a</w:t>
       </w:r>
       <w:r>
-        <w:t xml:space="preserve">n in 1975, </w:t>
-      </w:r>
-      <w:r>
-        <w:t xml:space="preserve"> though </w:t>
-      </w:r>
-      <w:r>
-        <w:t xml:space="preserve">it is unclear from available documentation whether fish were released in 1975 or if that was the first year broodstock was taken from sources at Indian River and Starrigavan Creek. For the first three decades of its existence, SJH was permitted to propagate 1 million pink salmon eggs per year, </w:t>
+        <w:t xml:space="preserve">n in 1975. For the first three decades of its existence, SJH was permitted to propagate 1 million pink salmon eggs per year, </w:t>
       </w:r>
       <w:r>
         <w:t>and</w:t>
       </w:r>
       <w:r>
-        <w:t xml:space="preserve"> this increased to 3 million in 2010. This then defines three distinct time periods of SJH production: pre-1975 with no </w:t>
-      </w:r>
-      <w:r>
-        <w:lastRenderedPageBreak/>
-        <w:t xml:space="preserve">hatchery operations, 1975-2009 with low level operations, and post-2010 with high level operations (Stopha 2015). </w:t>
+        <w:t xml:space="preserve"> this increased to 3 million in 2010. This then defines three distinct time periods of SJH production: pre-1975 with no hatchery operations, 1975-2009 with low level operations, and post-2010 with high level operations (</w:t>
+      </w:r>
+      <w:proofErr w:type="spellStart"/>
+      <w:r>
+        <w:t>Stopha</w:t>
+      </w:r>
+      <w:proofErr w:type="spellEnd"/>
+      <w:r>
+        <w:t xml:space="preserve"> 2015). </w:t>
       </w:r>
     </w:p>
     <w:p>
@@ -5442,6 +5643,7 @@
         <w:ind w:firstLine="720"/>
       </w:pPr>
       <w:r>
+        <w:lastRenderedPageBreak/>
         <w:t>T</w:t>
       </w:r>
       <w:r>
@@ -5505,10 +5707,23 @@
         <w:t xml:space="preserve"> (</w:t>
       </w:r>
       <w:r>
-        <w:t xml:space="preserve">Levin and Tolimieri 2001, </w:t>
-      </w:r>
-      <w:r>
-        <w:t>Berejikian et al. 2025</w:t>
+        <w:t xml:space="preserve">Levin and </w:t>
+      </w:r>
+      <w:proofErr w:type="spellStart"/>
+      <w:r>
+        <w:t>Tolimieri</w:t>
+      </w:r>
+      <w:proofErr w:type="spellEnd"/>
+      <w:r>
+        <w:t xml:space="preserve"> 2001, </w:t>
+      </w:r>
+      <w:proofErr w:type="spellStart"/>
+      <w:r>
+        <w:t>Berejikian</w:t>
+      </w:r>
+      <w:proofErr w:type="spellEnd"/>
+      <w:r>
+        <w:t xml:space="preserve"> et al. 2025</w:t>
       </w:r>
       <w:r>
         <w:t>, Pearsons and Hillman 2025</w:t>
@@ -5525,6 +5740,8 @@
         <w:spacing w:after="0" w:line="480" w:lineRule="auto"/>
         <w:jc w:val="center"/>
       </w:pPr>
+      <w:proofErr w:type="spellStart"/>
+      <w:proofErr w:type="gramStart"/>
       <w:r>
         <w:rPr>
           <w:rFonts w:ascii="MathJax_Math-italic" w:eastAsia="Times New Roman" w:hAnsi="MathJax_Math-italic" w:cs="Times New Roman"/>
@@ -5548,6 +5765,8 @@
         </w:rPr>
         <w:t>i,t</w:t>
       </w:r>
+      <w:proofErr w:type="spellEnd"/>
+      <w:proofErr w:type="gramEnd"/>
       <w:r>
         <w:rPr>
           <w:rFonts w:ascii="MathJax_Math-italic" w:eastAsia="Times New Roman" w:hAnsi="MathJax_Math-italic" w:cs="Times New Roman"/>
@@ -5695,6 +5914,7 @@
         </w:rPr>
         <w:t>2</w:t>
       </w:r>
+      <w:proofErr w:type="gramStart"/>
       <w:r>
         <w:rPr>
           <w:rFonts w:ascii="MathJax_Math-italic" w:eastAsia="Times New Roman" w:hAnsi="MathJax_Math-italic" w:cs="Times New Roman"/>
@@ -5738,7 +5958,19 @@
           <w:bdr w:val="none" w:sz="0" w:space="0" w:color="auto" w:frame="1"/>
           <w14:ligatures w14:val="none"/>
         </w:rPr>
-        <w:t xml:space="preserve">+ </w:t>
+        <w:t>+</w:t>
+      </w:r>
+      <w:proofErr w:type="gramEnd"/>
+      <w:r>
+        <w:rPr>
+          <w:rFonts w:ascii="MathJax_Main" w:eastAsia="Times New Roman" w:hAnsi="MathJax_Main" w:cs="Times New Roman"/>
+          <w:kern w:val="0"/>
+          <w:sz w:val="26"/>
+          <w:szCs w:val="26"/>
+          <w:bdr w:val="none" w:sz="0" w:space="0" w:color="auto" w:frame="1"/>
+          <w14:ligatures w14:val="none"/>
+        </w:rPr>
+        <w:t xml:space="preserve"> </w:t>
       </w:r>
       <w:r>
         <w:rPr>
@@ -5795,7 +6027,19 @@
           <w:bdr w:val="none" w:sz="0" w:space="0" w:color="auto" w:frame="1"/>
           <w14:ligatures w14:val="none"/>
         </w:rPr>
-        <w:t>*D</w:t>
+        <w:t>*</w:t>
+      </w:r>
+      <w:proofErr w:type="spellStart"/>
+      <w:r>
+        <w:rPr>
+          <w:rFonts w:ascii="MathJax_Math-italic" w:eastAsia="Times New Roman" w:hAnsi="MathJax_Math-italic" w:cs="Times New Roman"/>
+          <w:kern w:val="0"/>
+          <w:sz w:val="26"/>
+          <w:szCs w:val="26"/>
+          <w:bdr w:val="none" w:sz="0" w:space="0" w:color="auto" w:frame="1"/>
+          <w14:ligatures w14:val="none"/>
+        </w:rPr>
+        <w:t>D</w:t>
       </w:r>
       <w:r>
         <w:rPr>
@@ -5807,7 +6051,20 @@
           <w:vertAlign w:val="subscript"/>
           <w14:ligatures w14:val="none"/>
         </w:rPr>
-        <w:t xml:space="preserve">treatment </w:t>
+        <w:t>treatment</w:t>
+      </w:r>
+      <w:proofErr w:type="spellEnd"/>
+      <w:r>
+        <w:rPr>
+          <w:rFonts w:ascii="MathJax_Math-italic" w:eastAsia="Times New Roman" w:hAnsi="MathJax_Math-italic" w:cs="Times New Roman"/>
+          <w:kern w:val="0"/>
+          <w:sz w:val="26"/>
+          <w:szCs w:val="26"/>
+          <w:bdr w:val="none" w:sz="0" w:space="0" w:color="auto" w:frame="1"/>
+          <w:vertAlign w:val="subscript"/>
+          <w14:ligatures w14:val="none"/>
+        </w:rPr>
+        <w:t xml:space="preserve"> </w:t>
       </w:r>
       <w:r>
         <w:rPr>
@@ -5831,6 +6088,8 @@
         </w:rPr>
         <w:t xml:space="preserve"> </w:t>
       </w:r>
+      <w:proofErr w:type="spellStart"/>
+      <w:proofErr w:type="gramStart"/>
       <w:r>
         <w:rPr>
           <w:rFonts w:ascii="MathJax_Math-italic" w:eastAsia="Times New Roman" w:hAnsi="MathJax_Math-italic" w:cs="Times New Roman"/>
@@ -5854,6 +6113,8 @@
         </w:rPr>
         <w:t>i,t</w:t>
       </w:r>
+      <w:proofErr w:type="spellEnd"/>
+      <w:proofErr w:type="gramEnd"/>
     </w:p>
     <w:p>
       <w:pPr>
@@ -5862,6 +6123,7 @@
       <w:r>
         <w:t xml:space="preserve">In the above, </w:t>
       </w:r>
+      <w:proofErr w:type="spellStart"/>
       <w:r>
         <w:rPr>
           <w:rFonts w:ascii="MathJax_Math-italic" w:eastAsia="Times New Roman" w:hAnsi="MathJax_Math-italic" w:cs="Times New Roman"/>
@@ -5873,9 +6135,12 @@
         </w:rPr>
         <w:t>i</w:t>
       </w:r>
+      <w:proofErr w:type="spellEnd"/>
       <w:r>
         <w:t xml:space="preserve"> indexes whether an observation (</w:t>
       </w:r>
+      <w:proofErr w:type="spellStart"/>
+      <w:proofErr w:type="gramStart"/>
       <w:r>
         <w:rPr>
           <w:rFonts w:ascii="MathJax_Math-italic" w:eastAsia="Times New Roman" w:hAnsi="MathJax_Math-italic" w:cs="Times New Roman"/>
@@ -5899,6 +6164,8 @@
         </w:rPr>
         <w:t>i,t</w:t>
       </w:r>
+      <w:proofErr w:type="spellEnd"/>
+      <w:proofErr w:type="gramEnd"/>
       <w:r>
         <w:t xml:space="preserve">) relates to the treatment or control group, while </w:t>
       </w:r>
@@ -5916,6 +6183,7 @@
       <w:r>
         <w:t xml:space="preserve"> indexes whether that same observation comes from before or after the treatment is applied. </w:t>
       </w:r>
+      <w:proofErr w:type="spellStart"/>
       <w:r>
         <w:rPr>
           <w:rFonts w:ascii="MathJax_Math-italic" w:eastAsia="Times New Roman" w:hAnsi="MathJax_Math-italic" w:cs="Times New Roman"/>
@@ -5939,9 +6207,12 @@
         </w:rPr>
         <w:t>treatment</w:t>
       </w:r>
+      <w:proofErr w:type="spellEnd"/>
       <w:r>
         <w:t xml:space="preserve"> is equal to 1 when </w:t>
       </w:r>
+      <w:proofErr w:type="spellStart"/>
+      <w:proofErr w:type="gramStart"/>
       <w:r>
         <w:rPr>
           <w:rFonts w:ascii="MathJax_Math-italic" w:eastAsia="Times New Roman" w:hAnsi="MathJax_Math-italic" w:cs="Times New Roman"/>
@@ -5965,9 +6236,12 @@
         </w:rPr>
         <w:t>i,t</w:t>
       </w:r>
+      <w:proofErr w:type="spellEnd"/>
+      <w:proofErr w:type="gramEnd"/>
       <w:r>
         <w:t xml:space="preserve"> is part of the treatment group and equal to 0 otherwise. Similarly, </w:t>
       </w:r>
+      <w:proofErr w:type="spellStart"/>
       <w:r>
         <w:rPr>
           <w:rFonts w:ascii="MathJax_Math-italic" w:eastAsia="Times New Roman" w:hAnsi="MathJax_Math-italic" w:cs="Times New Roman"/>
@@ -5991,9 +6265,12 @@
         </w:rPr>
         <w:t>post</w:t>
       </w:r>
+      <w:proofErr w:type="spellEnd"/>
       <w:r>
         <w:t xml:space="preserve"> is equal to 1 when </w:t>
       </w:r>
+      <w:proofErr w:type="spellStart"/>
+      <w:proofErr w:type="gramStart"/>
       <w:r>
         <w:rPr>
           <w:rFonts w:ascii="MathJax_Math-italic" w:eastAsia="Times New Roman" w:hAnsi="MathJax_Math-italic" w:cs="Times New Roman"/>
@@ -6017,9 +6294,13 @@
         </w:rPr>
         <w:t>i,t</w:t>
       </w:r>
+      <w:proofErr w:type="spellEnd"/>
+      <w:proofErr w:type="gramEnd"/>
       <w:r>
         <w:t xml:space="preserve"> is observed after treatment is applied, and equal to 0 when </w:t>
       </w:r>
+      <w:proofErr w:type="spellStart"/>
+      <w:proofErr w:type="gramStart"/>
       <w:r>
         <w:rPr>
           <w:rFonts w:ascii="MathJax_Math-italic" w:eastAsia="Times New Roman" w:hAnsi="MathJax_Math-italic" w:cs="Times New Roman"/>
@@ -6043,6 +6324,8 @@
         </w:rPr>
         <w:t>i,t</w:t>
       </w:r>
+      <w:proofErr w:type="spellEnd"/>
+      <w:proofErr w:type="gramEnd"/>
       <w:r>
         <w:t xml:space="preserve"> is observed before. These indicator variables allow for the estimation of a net effect of treatment on the treatment group (</w:t>
       </w:r>
@@ -6122,11 +6405,19 @@
         <w:t>2</w:t>
       </w:r>
       <w:r>
-        <w:t xml:space="preserve">). Crucially, input data must cover both a control and treatment group, as well as time periods before and after the intervention of interest. It is important to note that in this case, and indeed in almost every application of DD modeling, true controls in the sense of those resulting from a randomized experimental design are unavailable. Instead, </w:t>
+        <w:t xml:space="preserve">). Crucially, input data must cover both a control and treatment group, as well as time periods before and after the intervention of interest. It is important to note that in this case, and indeed in almost every application of DD modeling, true controls in the sense of those resulting from a randomized experimental design are unavailable. Instead, researchers must make do with treating what might be referred to as reference states as control groups. The assumption that these reference states are suitable proxies for randomized control </w:t>
       </w:r>
       <w:r>
         <w:lastRenderedPageBreak/>
-        <w:t>researchers must make do with treating what might be referred to as reference states as control groups. The assumption that these reference states are suitable proxies for randomized control groups, known as the parallel trends assumption, is bolstered through the application of event studies evaluat</w:t>
+        <w:t xml:space="preserve">groups, known as the parallel </w:t>
+      </w:r>
+      <w:proofErr w:type="gramStart"/>
+      <w:r>
+        <w:t>trends</w:t>
+      </w:r>
+      <w:proofErr w:type="gramEnd"/>
+      <w:r>
+        <w:t xml:space="preserve"> assumption, is bolstered through the application of event studies evaluat</w:t>
       </w:r>
       <w:r>
         <w:t>ing</w:t>
@@ -6201,23 +6492,26 @@
         <w:ind w:firstLine="720"/>
       </w:pPr>
       <w:r>
+        <w:t xml:space="preserve">To ensure that the parallel trends assumption holds between treatment and control groups during the pre-treatment period, </w:t>
+      </w:r>
+      <w:r>
+        <w:t>we</w:t>
+      </w:r>
+      <w:r>
+        <w:t xml:space="preserve"> conducted </w:t>
+      </w:r>
+      <w:r>
+        <w:t xml:space="preserve">event studies </w:t>
+      </w:r>
+      <w:r>
+        <w:t>by structuring s</w:t>
+      </w:r>
+      <w:r>
+        <w:t xml:space="preserve">imple </w:t>
+      </w:r>
+      <w:r>
         <w:lastRenderedPageBreak/>
-        <w:t xml:space="preserve">To ensure that the parallel trends assumption holds between treatment and control groups during the pre-treatment period, </w:t>
-      </w:r>
-      <w:r>
-        <w:t>we</w:t>
-      </w:r>
-      <w:r>
-        <w:t xml:space="preserve"> conducted </w:t>
-      </w:r>
-      <w:r>
-        <w:t xml:space="preserve">event studies </w:t>
-      </w:r>
-      <w:r>
-        <w:t>by structuring s</w:t>
-      </w:r>
-      <w:r>
-        <w:t>imple linear models to isolate the effect of Indian River on pink salmon abundances during pre-treatment periods, as illustrated below:</w:t>
+        <w:t>linear models to isolate the effect of Indian River on pink salmon abundances during pre-treatment periods, as illustrated below:</w:t>
       </w:r>
     </w:p>
     <w:p>
@@ -6231,17 +6525,10 @@
           <w:szCs w:val="26"/>
           <w:lang w:val="fr-FR"/>
           <w14:ligatures w14:val="none"/>
-          <w:rPrChange w:id="47" w:author="tquinn" w:date="2026-05-20T11:45:00Z" w16du:dateUtc="2026-05-20T18:45:00Z">
-            <w:rPr>
-              <w:rFonts w:ascii="Times New Roman" w:eastAsia="Times New Roman" w:hAnsi="Times New Roman" w:cs="Times New Roman"/>
-              <w:kern w:val="0"/>
-              <w:sz w:val="26"/>
-              <w:szCs w:val="26"/>
-              <w14:ligatures w14:val="none"/>
-            </w:rPr>
-          </w:rPrChange>
-        </w:rPr>
-      </w:pPr>
+        </w:rPr>
+      </w:pPr>
+      <w:proofErr w:type="spellStart"/>
+      <w:proofErr w:type="gramStart"/>
       <w:r>
         <w:rPr>
           <w:rFonts w:ascii="MathJax_Math-italic" w:eastAsia="Times New Roman" w:hAnsi="MathJax_Math-italic" w:cs="Times New Roman"/>
@@ -6251,16 +6538,6 @@
           <w:bdr w:val="none" w:sz="0" w:space="0" w:color="auto" w:frame="1"/>
           <w:lang w:val="fr-FR"/>
           <w14:ligatures w14:val="none"/>
-          <w:rPrChange w:id="48" w:author="tquinn" w:date="2026-05-20T11:45:00Z" w16du:dateUtc="2026-05-20T18:45:00Z">
-            <w:rPr>
-              <w:rFonts w:ascii="MathJax_Math-italic" w:eastAsia="Times New Roman" w:hAnsi="MathJax_Math-italic" w:cs="Times New Roman"/>
-              <w:kern w:val="0"/>
-              <w:sz w:val="26"/>
-              <w:szCs w:val="26"/>
-              <w:bdr w:val="none" w:sz="0" w:space="0" w:color="auto" w:frame="1"/>
-              <w14:ligatures w14:val="none"/>
-            </w:rPr>
-          </w:rPrChange>
         </w:rPr>
         <w:t>y</w:t>
       </w:r>
@@ -6274,20 +6551,11 @@
           <w:vertAlign w:val="subscript"/>
           <w:lang w:val="fr-FR"/>
           <w14:ligatures w14:val="none"/>
-          <w:rPrChange w:id="49" w:author="tquinn" w:date="2026-05-20T11:45:00Z" w16du:dateUtc="2026-05-20T18:45:00Z">
-            <w:rPr>
-              <w:rFonts w:ascii="MathJax_Math-italic" w:eastAsia="Times New Roman" w:hAnsi="MathJax_Math-italic" w:cs="Times New Roman"/>
-              <w:kern w:val="0"/>
-              <w:sz w:val="26"/>
-              <w:szCs w:val="26"/>
-              <w:bdr w:val="none" w:sz="0" w:space="0" w:color="auto" w:frame="1"/>
-              <w:vertAlign w:val="subscript"/>
-              <w14:ligatures w14:val="none"/>
-            </w:rPr>
-          </w:rPrChange>
         </w:rPr>
         <w:t>i,t</w:t>
       </w:r>
+      <w:proofErr w:type="spellEnd"/>
+      <w:proofErr w:type="gramEnd"/>
       <w:r>
         <w:rPr>
           <w:rFonts w:ascii="MathJax_Math-italic" w:eastAsia="Times New Roman" w:hAnsi="MathJax_Math-italic" w:cs="Times New Roman"/>
@@ -6297,16 +6565,6 @@
           <w:bdr w:val="none" w:sz="0" w:space="0" w:color="auto" w:frame="1"/>
           <w:lang w:val="fr-FR"/>
           <w14:ligatures w14:val="none"/>
-          <w:rPrChange w:id="50" w:author="tquinn" w:date="2026-05-20T11:45:00Z" w16du:dateUtc="2026-05-20T18:45:00Z">
-            <w:rPr>
-              <w:rFonts w:ascii="MathJax_Math-italic" w:eastAsia="Times New Roman" w:hAnsi="MathJax_Math-italic" w:cs="Times New Roman"/>
-              <w:kern w:val="0"/>
-              <w:sz w:val="26"/>
-              <w:szCs w:val="26"/>
-              <w:bdr w:val="none" w:sz="0" w:space="0" w:color="auto" w:frame="1"/>
-              <w14:ligatures w14:val="none"/>
-            </w:rPr>
-          </w:rPrChange>
         </w:rPr>
         <w:t xml:space="preserve"> </w:t>
       </w:r>
@@ -6319,16 +6577,6 @@
           <w:bdr w:val="none" w:sz="0" w:space="0" w:color="auto" w:frame="1"/>
           <w:lang w:val="fr-FR"/>
           <w14:ligatures w14:val="none"/>
-          <w:rPrChange w:id="51" w:author="tquinn" w:date="2026-05-20T11:45:00Z" w16du:dateUtc="2026-05-20T18:45:00Z">
-            <w:rPr>
-              <w:rFonts w:ascii="MathJax_Main" w:eastAsia="Times New Roman" w:hAnsi="MathJax_Main" w:cs="Times New Roman"/>
-              <w:kern w:val="0"/>
-              <w:sz w:val="26"/>
-              <w:szCs w:val="26"/>
-              <w:bdr w:val="none" w:sz="0" w:space="0" w:color="auto" w:frame="1"/>
-              <w14:ligatures w14:val="none"/>
-            </w:rPr>
-          </w:rPrChange>
         </w:rPr>
         <w:t xml:space="preserve">= </w:t>
       </w:r>
@@ -6353,17 +6601,6 @@
           <w:vertAlign w:val="subscript"/>
           <w:lang w:val="fr-FR"/>
           <w14:ligatures w14:val="none"/>
-          <w:rPrChange w:id="52" w:author="tquinn" w:date="2026-05-20T11:45:00Z" w16du:dateUtc="2026-05-20T18:45:00Z">
-            <w:rPr>
-              <w:rFonts w:ascii="MathJax_Math-italic" w:eastAsia="Times New Roman" w:hAnsi="MathJax_Math-italic" w:cs="Times New Roman"/>
-              <w:kern w:val="0"/>
-              <w:sz w:val="26"/>
-              <w:szCs w:val="26"/>
-              <w:bdr w:val="none" w:sz="0" w:space="0" w:color="auto" w:frame="1"/>
-              <w:vertAlign w:val="subscript"/>
-              <w14:ligatures w14:val="none"/>
-            </w:rPr>
-          </w:rPrChange>
         </w:rPr>
         <w:t>0</w:t>
       </w:r>
@@ -6376,16 +6613,6 @@
           <w:bdr w:val="none" w:sz="0" w:space="0" w:color="auto" w:frame="1"/>
           <w:lang w:val="fr-FR"/>
           <w14:ligatures w14:val="none"/>
-          <w:rPrChange w:id="53" w:author="tquinn" w:date="2026-05-20T11:45:00Z" w16du:dateUtc="2026-05-20T18:45:00Z">
-            <w:rPr>
-              <w:rFonts w:ascii="MathJax_Main" w:eastAsia="Times New Roman" w:hAnsi="MathJax_Main" w:cs="Times New Roman"/>
-              <w:kern w:val="0"/>
-              <w:sz w:val="26"/>
-              <w:szCs w:val="26"/>
-              <w:bdr w:val="none" w:sz="0" w:space="0" w:color="auto" w:frame="1"/>
-              <w14:ligatures w14:val="none"/>
-            </w:rPr>
-          </w:rPrChange>
         </w:rPr>
         <w:t xml:space="preserve"> + </w:t>
       </w:r>
@@ -6410,17 +6637,6 @@
           <w:vertAlign w:val="subscript"/>
           <w:lang w:val="fr-FR"/>
           <w14:ligatures w14:val="none"/>
-          <w:rPrChange w:id="54" w:author="tquinn" w:date="2026-05-20T11:45:00Z" w16du:dateUtc="2026-05-20T18:45:00Z">
-            <w:rPr>
-              <w:rFonts w:ascii="MathJax_Math-italic" w:eastAsia="Times New Roman" w:hAnsi="MathJax_Math-italic" w:cs="Times New Roman"/>
-              <w:kern w:val="0"/>
-              <w:sz w:val="26"/>
-              <w:szCs w:val="26"/>
-              <w:bdr w:val="none" w:sz="0" w:space="0" w:color="auto" w:frame="1"/>
-              <w:vertAlign w:val="subscript"/>
-              <w14:ligatures w14:val="none"/>
-            </w:rPr>
-          </w:rPrChange>
         </w:rPr>
         <w:t>1</w:t>
       </w:r>
@@ -6433,16 +6649,6 @@
           <w:bdr w:val="none" w:sz="0" w:space="0" w:color="auto" w:frame="1"/>
           <w:lang w:val="fr-FR"/>
           <w14:ligatures w14:val="none"/>
-          <w:rPrChange w:id="55" w:author="tquinn" w:date="2026-05-20T11:45:00Z" w16du:dateUtc="2026-05-20T18:45:00Z">
-            <w:rPr>
-              <w:rFonts w:ascii="MathJax_Math-italic" w:eastAsia="Times New Roman" w:hAnsi="MathJax_Math-italic" w:cs="Times New Roman"/>
-              <w:kern w:val="0"/>
-              <w:sz w:val="26"/>
-              <w:szCs w:val="26"/>
-              <w:bdr w:val="none" w:sz="0" w:space="0" w:color="auto" w:frame="1"/>
-              <w14:ligatures w14:val="none"/>
-            </w:rPr>
-          </w:rPrChange>
         </w:rPr>
         <w:t>D</w:t>
       </w:r>
@@ -6456,17 +6662,6 @@
           <w:vertAlign w:val="subscript"/>
           <w:lang w:val="fr-FR"/>
           <w14:ligatures w14:val="none"/>
-          <w:rPrChange w:id="56" w:author="tquinn" w:date="2026-05-20T11:45:00Z" w16du:dateUtc="2026-05-20T18:45:00Z">
-            <w:rPr>
-              <w:rFonts w:ascii="MathJax_Math-italic" w:eastAsia="Times New Roman" w:hAnsi="MathJax_Math-italic" w:cs="Times New Roman"/>
-              <w:kern w:val="0"/>
-              <w:sz w:val="26"/>
-              <w:szCs w:val="26"/>
-              <w:bdr w:val="none" w:sz="0" w:space="0" w:color="auto" w:frame="1"/>
-              <w:vertAlign w:val="subscript"/>
-              <w14:ligatures w14:val="none"/>
-            </w:rPr>
-          </w:rPrChange>
         </w:rPr>
         <w:t xml:space="preserve">Indian River </w:t>
       </w:r>
@@ -6479,19 +6674,11 @@
           <w:bdr w:val="none" w:sz="0" w:space="0" w:color="auto" w:frame="1"/>
           <w:lang w:val="fr-FR"/>
           <w14:ligatures w14:val="none"/>
-          <w:rPrChange w:id="57" w:author="tquinn" w:date="2026-05-20T11:45:00Z" w16du:dateUtc="2026-05-20T18:45:00Z">
-            <w:rPr>
-              <w:rFonts w:ascii="MathJax_Main" w:eastAsia="Times New Roman" w:hAnsi="MathJax_Main" w:cs="Times New Roman"/>
-              <w:kern w:val="0"/>
-              <w:sz w:val="26"/>
-              <w:szCs w:val="26"/>
-              <w:bdr w:val="none" w:sz="0" w:space="0" w:color="auto" w:frame="1"/>
-              <w14:ligatures w14:val="none"/>
-            </w:rPr>
-          </w:rPrChange>
         </w:rPr>
         <w:t xml:space="preserve">+ </w:t>
       </w:r>
+      <w:proofErr w:type="spellStart"/>
+      <w:proofErr w:type="gramStart"/>
       <w:r>
         <w:rPr>
           <w:rFonts w:ascii="MathJax_Math-italic" w:eastAsia="Times New Roman" w:hAnsi="MathJax_Math-italic" w:cs="Times New Roman"/>
@@ -6501,16 +6688,6 @@
           <w:bdr w:val="none" w:sz="0" w:space="0" w:color="auto" w:frame="1"/>
           <w:lang w:val="fr-FR"/>
           <w14:ligatures w14:val="none"/>
-          <w:rPrChange w:id="58" w:author="tquinn" w:date="2026-05-20T11:45:00Z" w16du:dateUtc="2026-05-20T18:45:00Z">
-            <w:rPr>
-              <w:rFonts w:ascii="MathJax_Math-italic" w:eastAsia="Times New Roman" w:hAnsi="MathJax_Math-italic" w:cs="Times New Roman"/>
-              <w:kern w:val="0"/>
-              <w:sz w:val="26"/>
-              <w:szCs w:val="26"/>
-              <w:bdr w:val="none" w:sz="0" w:space="0" w:color="auto" w:frame="1"/>
-              <w14:ligatures w14:val="none"/>
-            </w:rPr>
-          </w:rPrChange>
         </w:rPr>
         <w:t>e</w:t>
       </w:r>
@@ -6524,20 +6701,11 @@
           <w:vertAlign w:val="subscript"/>
           <w:lang w:val="fr-FR"/>
           <w14:ligatures w14:val="none"/>
-          <w:rPrChange w:id="59" w:author="tquinn" w:date="2026-05-20T11:45:00Z" w16du:dateUtc="2026-05-20T18:45:00Z">
-            <w:rPr>
-              <w:rFonts w:ascii="MathJax_Math-italic" w:eastAsia="Times New Roman" w:hAnsi="MathJax_Math-italic" w:cs="Times New Roman"/>
-              <w:kern w:val="0"/>
-              <w:sz w:val="26"/>
-              <w:szCs w:val="26"/>
-              <w:bdr w:val="none" w:sz="0" w:space="0" w:color="auto" w:frame="1"/>
-              <w:vertAlign w:val="subscript"/>
-              <w14:ligatures w14:val="none"/>
-            </w:rPr>
-          </w:rPrChange>
         </w:rPr>
         <w:t>i,t</w:t>
       </w:r>
+      <w:proofErr w:type="spellEnd"/>
+      <w:proofErr w:type="gramEnd"/>
     </w:p>
     <w:p>
       <w:pPr>
@@ -6546,6 +6714,7 @@
       <w:r>
         <w:t xml:space="preserve">Here, the variable </w:t>
       </w:r>
+      <w:proofErr w:type="spellStart"/>
       <w:r>
         <w:rPr>
           <w:rFonts w:ascii="MathJax_Math-italic" w:eastAsia="Times New Roman" w:hAnsi="MathJax_Math-italic" w:cs="Times New Roman"/>
@@ -6567,7 +6736,20 @@
           <w:vertAlign w:val="subscript"/>
           <w14:ligatures w14:val="none"/>
         </w:rPr>
-        <w:t xml:space="preserve">Indian River </w:t>
+        <w:t>Indian</w:t>
+      </w:r>
+      <w:proofErr w:type="spellEnd"/>
+      <w:r>
+        <w:rPr>
+          <w:rFonts w:ascii="MathJax_Math-italic" w:eastAsia="Times New Roman" w:hAnsi="MathJax_Math-italic" w:cs="Times New Roman"/>
+          <w:kern w:val="0"/>
+          <w:sz w:val="26"/>
+          <w:szCs w:val="26"/>
+          <w:bdr w:val="none" w:sz="0" w:space="0" w:color="auto" w:frame="1"/>
+          <w:vertAlign w:val="subscript"/>
+          <w14:ligatures w14:val="none"/>
+        </w:rPr>
+        <w:t xml:space="preserve"> River </w:t>
       </w:r>
       <w:r>
         <w:t xml:space="preserve">indicates </w:t>
@@ -6578,6 +6760,7 @@
       <w:r>
         <w:t xml:space="preserve"> an observation was taken at Indian River (</w:t>
       </w:r>
+      <w:proofErr w:type="spellStart"/>
       <w:r>
         <w:rPr>
           <w:rFonts w:ascii="MathJax_Math-italic" w:eastAsia="Times New Roman" w:hAnsi="MathJax_Math-italic" w:cs="Times New Roman"/>
@@ -6599,7 +6782,20 @@
           <w:vertAlign w:val="subscript"/>
           <w14:ligatures w14:val="none"/>
         </w:rPr>
-        <w:t>Indian River</w:t>
+        <w:t>Indian</w:t>
+      </w:r>
+      <w:proofErr w:type="spellEnd"/>
+      <w:r>
+        <w:rPr>
+          <w:rFonts w:ascii="MathJax_Math-italic" w:eastAsia="Times New Roman" w:hAnsi="MathJax_Math-italic" w:cs="Times New Roman"/>
+          <w:kern w:val="0"/>
+          <w:sz w:val="26"/>
+          <w:szCs w:val="26"/>
+          <w:bdr w:val="none" w:sz="0" w:space="0" w:color="auto" w:frame="1"/>
+          <w:vertAlign w:val="subscript"/>
+          <w14:ligatures w14:val="none"/>
+        </w:rPr>
+        <w:t xml:space="preserve"> River</w:t>
       </w:r>
       <w:r>
         <w:t xml:space="preserve"> = 1) or elsewhere in the </w:t>
@@ -6614,6 +6810,7 @@
       <w:r>
         <w:t xml:space="preserve"> region (</w:t>
       </w:r>
+      <w:proofErr w:type="spellStart"/>
       <w:r>
         <w:rPr>
           <w:rFonts w:ascii="MathJax_Math-italic" w:eastAsia="Times New Roman" w:hAnsi="MathJax_Math-italic" w:cs="Times New Roman"/>
@@ -6635,7 +6832,20 @@
           <w:vertAlign w:val="subscript"/>
           <w14:ligatures w14:val="none"/>
         </w:rPr>
-        <w:t>Indian River</w:t>
+        <w:t>Indian</w:t>
+      </w:r>
+      <w:proofErr w:type="spellEnd"/>
+      <w:r>
+        <w:rPr>
+          <w:rFonts w:ascii="MathJax_Math-italic" w:eastAsia="Times New Roman" w:hAnsi="MathJax_Math-italic" w:cs="Times New Roman"/>
+          <w:kern w:val="0"/>
+          <w:sz w:val="26"/>
+          <w:szCs w:val="26"/>
+          <w:bdr w:val="none" w:sz="0" w:space="0" w:color="auto" w:frame="1"/>
+          <w:vertAlign w:val="subscript"/>
+          <w14:ligatures w14:val="none"/>
+        </w:rPr>
+        <w:t xml:space="preserve"> River</w:t>
       </w:r>
       <w:r>
         <w:t xml:space="preserve"> = 0). If indeed treatment and control groups are similar during the pre-treatment period, then the effect of Indian River on pink salmon abundances (</w:t>
@@ -6792,23 +7002,23 @@
         <w:t>B</w:t>
       </w:r>
       <w:r>
-        <w:t xml:space="preserve"> elements estimated will be associated </w:t>
+        <w:t xml:space="preserve"> elements estimated will be associated with percent increases from one time step to the next. </w:t>
+      </w:r>
+      <w:r>
+        <w:t xml:space="preserve">Parametric bootstrapping is employed to </w:t>
       </w:r>
       <w:r>
         <w:lastRenderedPageBreak/>
-        <w:t xml:space="preserve">with percent increases from one time step to the next. </w:t>
-      </w:r>
-      <w:r>
-        <w:t>Parametric bootstrapping is employed to construct confidence intervals around these parameter estimates.</w:t>
-      </w:r>
-      <w:ins w:id="60" w:author="tquinn" w:date="2026-05-22T10:29:00Z" w16du:dateUtc="2026-05-22T17:29:00Z">
+        <w:t>construct confidence intervals around these parameter estimates.</w:t>
+      </w:r>
+      <w:ins w:id="36" w:author="tquinn" w:date="2026-05-22T10:29:00Z" w16du:dateUtc="2026-05-22T17:29:00Z">
         <w:r>
           <w:t xml:space="preserve"> </w:t>
         </w:r>
         <w:r>
           <w:rPr>
             <w:highlight w:val="yellow"/>
-            <w:rPrChange w:id="61" w:author="tquinn" w:date="2026-05-22T10:29:00Z" w16du:dateUtc="2026-05-22T17:29:00Z">
+            <w:rPrChange w:id="37" w:author="tquinn" w:date="2026-05-22T10:29:00Z" w16du:dateUtc="2026-05-22T17:29:00Z">
               <w:rPr/>
             </w:rPrChange>
           </w:rPr>
@@ -6825,30 +7035,13 @@
         <w:t xml:space="preserve">The state of the hatchery must also be considered, as regardless of the previous brood year’s returns, </w:t>
       </w:r>
       <w:r>
-        <w:rPr>
-          <w:highlight w:val="yellow"/>
-          <w:rPrChange w:id="62" w:author="tquinn" w:date="2026-05-22T10:29:00Z" w16du:dateUtc="2026-05-22T17:29:00Z">
-            <w:rPr/>
-          </w:rPrChange>
-        </w:rPr>
-        <w:t>the hatchery will release a number of smolts which is as close as possible to their permitted maximum</w:t>
-      </w:r>
-      <w:ins w:id="63" w:author="tquinn" w:date="2026-05-22T10:28:00Z" w16du:dateUtc="2026-05-22T17:28:00Z">
-        <w:r>
-          <w:rPr>
-            <w:highlight w:val="yellow"/>
-            <w:rPrChange w:id="64" w:author="tquinn" w:date="2026-05-22T10:29:00Z" w16du:dateUtc="2026-05-22T17:29:00Z">
-              <w:rPr/>
-            </w:rPrChange>
-          </w:rPr>
-          <w:t xml:space="preserve"> [Is this a fact or an assumption</w:t>
-        </w:r>
-        <w:r>
-          <w:t>?]</w:t>
-        </w:r>
-      </w:ins>
-      <w:r>
-        <w:t xml:space="preserve">. For this reason, the element of </w:t>
+        <w:t xml:space="preserve">it is assumed that </w:t>
+      </w:r>
+      <w:r>
+        <w:t>the hatchery will release a number of smolts which is as close as possible to their permitted maximum.</w:t>
+      </w:r>
+      <w:r>
+        <w:t xml:space="preserve"> For this reason, the element of </w:t>
       </w:r>
       <w:r>
         <w:rPr>
@@ -6881,6 +7074,8 @@
       <w:r>
         <w:t xml:space="preserve"> the state of hatchery returners in the current year (</w:t>
       </w:r>
+      <w:proofErr w:type="spellStart"/>
+      <w:proofErr w:type="gramStart"/>
       <w:r>
         <w:rPr>
           <w:rFonts w:ascii="MathJax_Math-italic" w:eastAsia="Times New Roman" w:hAnsi="MathJax_Math-italic" w:cs="Times New Roman"/>
@@ -6916,6 +7111,8 @@
         </w:rPr>
         <w:t>,t</w:t>
       </w:r>
+      <w:proofErr w:type="spellEnd"/>
+      <w:proofErr w:type="gramEnd"/>
       <w:r>
         <w:t xml:space="preserve">) to be composed of smolts reared from the previous brood (and released in the prior year), as well as wild born fish from Indian River straying to the hatchery. </w:t>
       </w:r>
@@ -6950,7 +7147,7 @@
                     <pic:cNvPicPr/>
                   </pic:nvPicPr>
                   <pic:blipFill>
-                    <a:blip r:embed="rId13"/>
+                    <a:blip r:embed="rId9"/>
                     <a:stretch>
                       <a:fillRect/>
                     </a:stretch>
@@ -6984,6 +7181,7 @@
       <w:r>
         <w:t xml:space="preserve"> term </w:t>
       </w:r>
+      <w:proofErr w:type="spellStart"/>
       <w:r>
         <w:rPr>
           <w:rFonts w:ascii="MathJax_Math-italic" w:eastAsia="Times New Roman" w:hAnsi="MathJax_Math-italic" w:cs="Times New Roman"/>
@@ -7007,6 +7205,7 @@
         </w:rPr>
         <w:t>RH</w:t>
       </w:r>
+      <w:proofErr w:type="spellEnd"/>
       <w:r>
         <w:t>, which describe</w:t>
       </w:r>
@@ -7047,7 +7246,7 @@
       <w:r>
         <w:t xml:space="preserve"> Observation error is site specific, while process error is shared by both states (river and hatchery returners) due to fish encountering the same conditions throughout their lifespan at sea as well as the same commercial fishing effort upon their return.</w:t>
       </w:r>
-      <w:bookmarkStart w:id="65" w:name="_Hlk201668133"/>
+      <w:bookmarkStart w:id="38" w:name="_Hlk201668133"/>
       <w:r>
         <w:rPr>
           <w:b/>
@@ -7130,7 +7329,7 @@
                     </pic:cNvPicPr>
                   </pic:nvPicPr>
                   <pic:blipFill>
-                    <a:blip r:embed="rId14" cstate="print">
+                    <a:blip r:embed="rId10" cstate="print">
                       <a:extLst>
                         <a:ext uri="{28A0092B-C50C-407E-A947-70E740481C1C}">
                           <a14:useLocalDpi xmlns:a14="http://schemas.microsoft.com/office/drawing/2010/main" val="0"/>
@@ -7299,27 +7498,7 @@
         <w:t xml:space="preserve">, Indian River abundances at the beginning of the time series </w:t>
       </w:r>
       <w:r>
-        <w:t>fall below what might be expected relative to the wider region</w:t>
-      </w:r>
-      <w:ins w:id="66" w:author="tquinn" w:date="2026-05-22T10:33:00Z" w16du:dateUtc="2026-05-22T17:33:00Z">
-        <w:r>
-          <w:t xml:space="preserve"> [</w:t>
-        </w:r>
-        <w:r>
-          <w:rPr>
-            <w:highlight w:val="yellow"/>
-            <w:rPrChange w:id="67" w:author="tquinn" w:date="2026-05-22T10:33:00Z" w16du:dateUtc="2026-05-22T17:33:00Z">
-              <w:rPr/>
-            </w:rPrChange>
-          </w:rPr>
-          <w:t>are these adjusted for stream size in some w</w:t>
-        </w:r>
-        <w:r>
-          <w:t>ay]</w:t>
-        </w:r>
-      </w:ins>
-      <w:r>
-        <w:t>. Even-year Indian River abundance in 1960 was</w:t>
+        <w:t>fall below what might be expected relative to the wider region. Even-year Indian River abundance in 1960 was</w:t>
       </w:r>
       <w:r>
         <w:t xml:space="preserve"> estimated to be 0</w:t>
@@ -7352,27 +7531,7 @@
         <w:t>ook</w:t>
       </w:r>
       <w:r>
-        <w:t xml:space="preserve"> </w:t>
-      </w:r>
-      <w:ins w:id="68" w:author="tquinn" w:date="2026-05-22T10:38:00Z" w16du:dateUtc="2026-05-22T17:38:00Z">
-        <w:r>
-          <w:t>[</w:t>
-        </w:r>
-        <w:r>
-          <w:rPr>
-            <w:highlight w:val="yellow"/>
-            <w:rPrChange w:id="69" w:author="tquinn" w:date="2026-05-22T10:38:00Z" w16du:dateUtc="2026-05-22T17:38:00Z">
-              <w:rPr/>
-            </w:rPrChange>
-          </w:rPr>
-          <w:t>please use the past tense for all results]</w:t>
-        </w:r>
-        <w:r>
-          <w:t xml:space="preserve"> </w:t>
-        </w:r>
-      </w:ins>
-      <w:r>
-        <w:t xml:space="preserve">some </w:t>
+        <w:t xml:space="preserve"> some </w:t>
       </w:r>
       <w:r>
         <w:t>time</w:t>
@@ -7390,11 +7549,11 @@
         <w:t xml:space="preserve">Indian River </w:t>
       </w:r>
       <w:r>
-        <w:t xml:space="preserve">runs are closely aligned with the average index stream, </w:t>
+        <w:t xml:space="preserve">runs are closely aligned with the </w:t>
       </w:r>
       <w:r>
         <w:lastRenderedPageBreak/>
-        <w:t>exceeding the average in some years and falling short in others, but in either case not by an amount that appears drastic when visually appraised</w:t>
+        <w:t>average index stream, exceeding the average in some years and falling short in others, but in either case not by an amount that appears drastic when visually appraised</w:t>
       </w:r>
       <w:r>
         <w:t xml:space="preserve"> (Figure 3)</w:t>
@@ -7445,7 +7604,7 @@
                     <pic:cNvPicPr/>
                   </pic:nvPicPr>
                   <pic:blipFill>
-                    <a:blip r:embed="rId15"/>
+                    <a:blip r:embed="rId11"/>
                     <a:stretch>
                       <a:fillRect/>
                     </a:stretch>
@@ -7470,7 +7629,7 @@
       <w:pPr>
         <w:spacing w:after="0" w:line="240" w:lineRule="auto"/>
         <w:rPr>
-          <w:rPrChange w:id="70" w:author="tquinn" w:date="2026-05-22T10:42:00Z" w16du:dateUtc="2026-05-22T17:42:00Z">
+          <w:rPrChange w:id="39" w:author="tquinn" w:date="2026-05-22T10:42:00Z" w16du:dateUtc="2026-05-22T17:42:00Z">
             <w:rPr>
               <w:sz w:val="20"/>
               <w:szCs w:val="20"/>
@@ -7480,7 +7639,7 @@
       </w:pPr>
       <w:r>
         <w:rPr>
-          <w:rPrChange w:id="71" w:author="tquinn" w:date="2026-05-22T10:42:00Z" w16du:dateUtc="2026-05-22T17:42:00Z">
+          <w:rPrChange w:id="40" w:author="tquinn" w:date="2026-05-22T10:42:00Z" w16du:dateUtc="2026-05-22T17:42:00Z">
             <w:rPr>
               <w:i/>
               <w:iCs/>
@@ -7491,10 +7650,10 @@
         </w:rPr>
         <w:t>Table 1: Comparison of multi-state model specifications.</w:t>
       </w:r>
-      <w:ins w:id="72" w:author="tquinn" w:date="2026-05-22T10:42:00Z" w16du:dateUtc="2026-05-22T17:42:00Z">
+      <w:ins w:id="41" w:author="tquinn" w:date="2026-05-22T10:42:00Z" w16du:dateUtc="2026-05-22T17:42:00Z">
         <w:r>
           <w:rPr>
-            <w:rPrChange w:id="73" w:author="tquinn" w:date="2026-05-22T10:42:00Z" w16du:dateUtc="2026-05-22T17:42:00Z">
+            <w:rPrChange w:id="42" w:author="tquinn" w:date="2026-05-22T10:42:00Z" w16du:dateUtc="2026-05-22T17:42:00Z">
               <w:rPr>
                 <w:i/>
                 <w:iCs/>
@@ -7508,7 +7667,7 @@
         <w:r>
           <w:rPr>
             <w:highlight w:val="yellow"/>
-            <w:rPrChange w:id="74" w:author="tquinn" w:date="2026-05-22T10:42:00Z" w16du:dateUtc="2026-05-22T17:42:00Z">
+            <w:rPrChange w:id="43" w:author="tquinn" w:date="2026-05-22T10:42:00Z" w16du:dateUtc="2026-05-22T17:42:00Z">
               <w:rPr>
                 <w:i/>
                 <w:iCs/>
@@ -7521,7 +7680,7 @@
         </w:r>
         <w:r>
           <w:rPr>
-            <w:rPrChange w:id="75" w:author="tquinn" w:date="2026-05-22T10:42:00Z" w16du:dateUtc="2026-05-22T17:42:00Z">
+            <w:rPrChange w:id="44" w:author="tquinn" w:date="2026-05-22T10:42:00Z" w16du:dateUtc="2026-05-22T17:42:00Z">
               <w:rPr>
                 <w:i/>
                 <w:iCs/>
@@ -7571,25 +7730,25 @@
       <w:r>
         <w:t xml:space="preserve">. However, plotting these time series is not enough to conclusively state that abundances at Indian River do not differ from those that would be expected of an average pink salmon index stream in the region in a statistically significant way. </w:t>
       </w:r>
-      <w:ins w:id="76" w:author="tquinn" w:date="2026-05-22T10:40:00Z" w16du:dateUtc="2026-05-22T17:40:00Z">
+      <w:ins w:id="45" w:author="tquinn" w:date="2026-05-22T10:40:00Z" w16du:dateUtc="2026-05-22T17:40:00Z">
         <w:r>
           <w:t>[</w:t>
         </w:r>
         <w:r>
           <w:rPr>
             <w:highlight w:val="yellow"/>
-            <w:rPrChange w:id="77" w:author="tquinn" w:date="2026-05-22T10:41:00Z" w16du:dateUtc="2026-05-22T17:41:00Z">
+            <w:rPrChange w:id="46" w:author="tquinn" w:date="2026-05-22T10:41:00Z" w16du:dateUtc="2026-05-22T17:41:00Z">
               <w:rPr/>
             </w:rPrChange>
           </w:rPr>
           <w:t>Brian – this is to</w:t>
         </w:r>
       </w:ins>
-      <w:ins w:id="78" w:author="tquinn" w:date="2026-05-22T10:41:00Z" w16du:dateUtc="2026-05-22T17:41:00Z">
+      <w:ins w:id="47" w:author="tquinn" w:date="2026-05-22T10:41:00Z" w16du:dateUtc="2026-05-22T17:41:00Z">
         <w:r>
           <w:rPr>
             <w:highlight w:val="yellow"/>
-            <w:rPrChange w:id="79" w:author="tquinn" w:date="2026-05-22T10:41:00Z" w16du:dateUtc="2026-05-22T17:41:00Z">
+            <w:rPrChange w:id="48" w:author="tquinn" w:date="2026-05-22T10:41:00Z" w16du:dateUtc="2026-05-22T17:41:00Z">
               <w:rPr/>
             </w:rPrChange>
           </w:rPr>
@@ -7612,7 +7771,15 @@
         <w:t>The</w:t>
       </w:r>
       <w:r>
-        <w:t xml:space="preserve"> difference in AICc of 12.</w:t>
+        <w:t xml:space="preserve"> difference in </w:t>
+      </w:r>
+      <w:proofErr w:type="spellStart"/>
+      <w:r>
+        <w:t>AICc</w:t>
+      </w:r>
+      <w:proofErr w:type="spellEnd"/>
+      <w:r>
+        <w:t xml:space="preserve"> of 12.</w:t>
       </w:r>
       <w:r>
         <w:t>7</w:t>
@@ -7736,7 +7903,7 @@
                     </pic:cNvPicPr>
                   </pic:nvPicPr>
                   <pic:blipFill>
-                    <a:blip r:embed="rId16" cstate="print">
+                    <a:blip r:embed="rId12" cstate="print">
                       <a:extLst>
                         <a:ext uri="{28A0092B-C50C-407E-A947-70E740481C1C}">
                           <a14:useLocalDpi xmlns:a14="http://schemas.microsoft.com/office/drawing/2010/main" val="0"/>
@@ -7861,7 +8028,7 @@
                     </pic:cNvPicPr>
                   </pic:nvPicPr>
                   <pic:blipFill>
-                    <a:blip r:embed="rId17" cstate="print">
+                    <a:blip r:embed="rId13" cstate="print">
                       <a:extLst>
                         <a:ext uri="{28A0092B-C50C-407E-A947-70E740481C1C}">
                           <a14:useLocalDpi xmlns:a14="http://schemas.microsoft.com/office/drawing/2010/main" val="0"/>
@@ -7985,14 +8152,14 @@
       <w:r>
         <w:t>bundances (Table 3). The difference in time periods (pre- and post-1980</w:t>
       </w:r>
-      <w:ins w:id="80" w:author="tquinn" w:date="2026-05-22T10:45:00Z" w16du:dateUtc="2026-05-22T17:45:00Z">
+      <w:ins w:id="49" w:author="tquinn" w:date="2026-05-22T10:45:00Z" w16du:dateUtc="2026-05-22T17:45:00Z">
         <w:r>
           <w:t xml:space="preserve"> [</w:t>
         </w:r>
         <w:r>
           <w:rPr>
             <w:highlight w:val="yellow"/>
-            <w:rPrChange w:id="81" w:author="tquinn" w:date="2026-05-22T10:45:00Z" w16du:dateUtc="2026-05-22T17:45:00Z">
+            <w:rPrChange w:id="50" w:author="tquinn" w:date="2026-05-22T10:45:00Z" w16du:dateUtc="2026-05-22T17:45:00Z">
               <w:rPr/>
             </w:rPrChange>
           </w:rPr>
@@ -8068,7 +8235,7 @@
       <w:pPr>
         <w:spacing w:after="0" w:line="480" w:lineRule="auto"/>
         <w:rPr>
-          <w:del w:id="82" w:author="tquinn" w:date="2026-05-22T10:48:00Z" w16du:dateUtc="2026-05-22T17:48:00Z"/>
+          <w:del w:id="51" w:author="tquinn" w:date="2026-05-22T10:48:00Z" w16du:dateUtc="2026-05-22T17:48:00Z"/>
         </w:rPr>
       </w:pPr>
       <w:r>
@@ -8190,25 +8357,25 @@
       <w:r>
         <w:t xml:space="preserve">he river shows a significant positive effect on itself </w:t>
       </w:r>
-      <w:ins w:id="83" w:author="tquinn" w:date="2026-05-22T10:47:00Z" w16du:dateUtc="2026-05-22T17:47:00Z">
+      <w:ins w:id="52" w:author="tquinn" w:date="2026-05-22T10:47:00Z" w16du:dateUtc="2026-05-22T17:47:00Z">
         <w:r>
           <w:t>[</w:t>
         </w:r>
         <w:r>
           <w:rPr>
             <w:highlight w:val="yellow"/>
-            <w:rPrChange w:id="84" w:author="tquinn" w:date="2026-05-22T10:48:00Z" w16du:dateUtc="2026-05-22T17:48:00Z">
+            <w:rPrChange w:id="53" w:author="tquinn" w:date="2026-05-22T10:48:00Z" w16du:dateUtc="2026-05-22T17:48:00Z">
               <w:rPr/>
             </w:rPrChange>
           </w:rPr>
           <w:t>meaning wh</w:t>
         </w:r>
       </w:ins>
-      <w:ins w:id="85" w:author="tquinn" w:date="2026-05-22T10:48:00Z" w16du:dateUtc="2026-05-22T17:48:00Z">
+      <w:ins w:id="54" w:author="tquinn" w:date="2026-05-22T10:48:00Z" w16du:dateUtc="2026-05-22T17:48:00Z">
         <w:r>
           <w:rPr>
             <w:highlight w:val="yellow"/>
-            <w:rPrChange w:id="86" w:author="tquinn" w:date="2026-05-22T10:48:00Z" w16du:dateUtc="2026-05-22T17:48:00Z">
+            <w:rPrChange w:id="55" w:author="tquinn" w:date="2026-05-22T10:48:00Z" w16du:dateUtc="2026-05-22T17:48:00Z">
               <w:rPr/>
             </w:rPrChange>
           </w:rPr>
@@ -8332,14 +8499,14 @@
       <w:r>
         <w:t>could be roughly equal or even skewed towards hatchery-born fish returning to Indian River</w:t>
       </w:r>
-      <w:ins w:id="87" w:author="tquinn" w:date="2026-05-22T10:48:00Z" w16du:dateUtc="2026-05-22T17:48:00Z">
+      <w:ins w:id="56" w:author="tquinn" w:date="2026-05-22T10:48:00Z" w16du:dateUtc="2026-05-22T17:48:00Z">
         <w:r>
           <w:t xml:space="preserve"> [</w:t>
         </w:r>
         <w:r>
           <w:rPr>
             <w:highlight w:val="yellow"/>
-            <w:rPrChange w:id="88" w:author="tquinn" w:date="2026-05-22T10:48:00Z" w16du:dateUtc="2026-05-22T17:48:00Z">
+            <w:rPrChange w:id="57" w:author="tquinn" w:date="2026-05-22T10:48:00Z" w16du:dateUtc="2026-05-22T17:48:00Z">
               <w:rPr/>
             </w:rPrChange>
           </w:rPr>
@@ -8359,7 +8526,7 @@
         <w:t>s imply that the following brood year will see more fish from Indian River returning to the hatchery than vice versa.</w:t>
       </w:r>
       <w:bookmarkEnd w:id="0"/>
-      <w:bookmarkEnd w:id="65"/>
+      <w:bookmarkEnd w:id="38"/>
     </w:p>
     <w:p>
       <w:pPr>
@@ -8385,7 +8552,7 @@
           <w:szCs w:val="20"/>
         </w:rPr>
         <w:drawing>
-          <wp:inline distT="0" distB="0" distL="0" distR="0" wp14:anchorId="524AAB61" wp14:editId="1037E87B">
+          <wp:inline distT="0" distB="0" distL="0" distR="0" wp14:anchorId="524AAB61" wp14:editId="42B0C0DD">
             <wp:extent cx="6960541" cy="3239548"/>
             <wp:effectExtent l="0" t="0" r="0" b="0"/>
             <wp:docPr id="1324619098" name="Picture 6" descr="The diagram presents a statistical comparison of the effects of previous year's hatchery returns on the current year's brood counts for different species, including Indian River, with a focus on even and odd years.&#10;&#10;AI-generated content may be incorrect."/>
@@ -8402,7 +8569,7 @@
                     </pic:cNvPicPr>
                   </pic:nvPicPr>
                   <pic:blipFill>
-                    <a:blip r:embed="rId18" cstate="print">
+                    <a:blip r:embed="rId14" cstate="print">
                       <a:extLst>
                         <a:ext uri="{28A0092B-C50C-407E-A947-70E740481C1C}">
                           <a14:useLocalDpi xmlns:a14="http://schemas.microsoft.com/office/drawing/2010/main" val="0"/>
@@ -8449,7 +8616,7 @@
       <w:pPr>
         <w:spacing w:after="0" w:line="240" w:lineRule="auto"/>
         <w:rPr>
-          <w:rPrChange w:id="89" w:author="tquinn" w:date="2026-05-22T10:46:00Z" w16du:dateUtc="2026-05-22T17:46:00Z">
+          <w:rPrChange w:id="58" w:author="tquinn" w:date="2026-05-22T10:46:00Z" w16du:dateUtc="2026-05-22T17:46:00Z">
             <w:rPr>
               <w:sz w:val="20"/>
               <w:szCs w:val="20"/>
@@ -8459,7 +8626,7 @@
       </w:pPr>
       <w:r>
         <w:rPr>
-          <w:rPrChange w:id="90" w:author="tquinn" w:date="2026-05-22T10:46:00Z" w16du:dateUtc="2026-05-22T17:46:00Z">
+          <w:rPrChange w:id="59" w:author="tquinn" w:date="2026-05-22T10:46:00Z" w16du:dateUtc="2026-05-22T17:46:00Z">
             <w:rPr>
               <w:i/>
               <w:iCs/>
@@ -8472,7 +8639,7 @@
       </w:r>
       <w:r>
         <w:rPr>
-          <w:rPrChange w:id="91" w:author="tquinn" w:date="2026-05-22T10:46:00Z" w16du:dateUtc="2026-05-22T17:46:00Z">
+          <w:rPrChange w:id="60" w:author="tquinn" w:date="2026-05-22T10:46:00Z" w16du:dateUtc="2026-05-22T17:46:00Z">
             <w:rPr>
               <w:i/>
               <w:iCs/>
@@ -8485,7 +8652,7 @@
       </w:r>
       <w:r>
         <w:rPr>
-          <w:rPrChange w:id="92" w:author="tquinn" w:date="2026-05-22T10:46:00Z" w16du:dateUtc="2026-05-22T17:46:00Z">
+          <w:rPrChange w:id="61" w:author="tquinn" w:date="2026-05-22T10:46:00Z" w16du:dateUtc="2026-05-22T17:46:00Z">
             <w:rPr>
               <w:i/>
               <w:iCs/>
@@ -8534,29 +8701,29 @@
         <w:spacing w:after="0" w:line="480" w:lineRule="auto"/>
         <w:ind w:firstLine="720"/>
       </w:pPr>
-      <w:ins w:id="93" w:author="tquinn" w:date="2026-05-22T10:49:00Z" w16du:dateUtc="2026-05-22T17:49:00Z">
+      <w:ins w:id="62" w:author="tquinn" w:date="2026-05-22T10:49:00Z" w16du:dateUtc="2026-05-22T17:49:00Z">
         <w:r>
           <w:rPr>
             <w:highlight w:val="yellow"/>
-            <w:rPrChange w:id="94" w:author="tquinn" w:date="2026-05-22T10:52:00Z" w16du:dateUtc="2026-05-22T17:52:00Z">
+            <w:rPrChange w:id="63" w:author="tquinn" w:date="2026-05-22T10:52:00Z" w16du:dateUtc="2026-05-22T17:52:00Z">
               <w:rPr/>
             </w:rPrChange>
           </w:rPr>
           <w:t>I think it is important here, at the start of the Discussion, to remind the readers exactly what hypotheses were tested, and then make sure, in non-statistical terms, they know what the findings were</w:t>
         </w:r>
       </w:ins>
-      <w:ins w:id="95" w:author="tquinn" w:date="2026-05-22T10:50:00Z" w16du:dateUtc="2026-05-22T17:50:00Z">
+      <w:ins w:id="64" w:author="tquinn" w:date="2026-05-22T10:50:00Z" w16du:dateUtc="2026-05-22T17:50:00Z">
         <w:r>
           <w:rPr>
             <w:highlight w:val="yellow"/>
-            <w:rPrChange w:id="96" w:author="tquinn" w:date="2026-05-22T10:52:00Z" w16du:dateUtc="2026-05-22T17:52:00Z">
+            <w:rPrChange w:id="65" w:author="tquinn" w:date="2026-05-22T10:52:00Z" w16du:dateUtc="2026-05-22T17:52:00Z">
               <w:rPr/>
             </w:rPrChange>
           </w:rPr>
           <w:t>. Going back into the Introduction themes leaves the reader unsure what the true outcome was</w:t>
         </w:r>
       </w:ins>
-      <w:ins w:id="97" w:author="tquinn" w:date="2026-05-22T10:53:00Z" w16du:dateUtc="2026-05-22T17:53:00Z">
+      <w:ins w:id="66" w:author="tquinn" w:date="2026-05-22T10:53:00Z" w16du:dateUtc="2026-05-22T17:53:00Z">
         <w:r>
           <w:rPr>
             <w:highlight w:val="yellow"/>
@@ -8564,7 +8731,7 @@
           <w:t xml:space="preserve">, and I am </w:t>
         </w:r>
       </w:ins>
-      <w:ins w:id="98" w:author="tquinn" w:date="2026-05-22T10:54:00Z" w16du:dateUtc="2026-05-22T17:54:00Z">
+      <w:ins w:id="67" w:author="tquinn" w:date="2026-05-22T10:54:00Z" w16du:dateUtc="2026-05-22T17:54:00Z">
         <w:r>
           <w:rPr>
             <w:highlight w:val="yellow"/>
@@ -8572,33 +8739,33 @@
           <w:t>not at all sure</w:t>
         </w:r>
       </w:ins>
-      <w:ins w:id="99" w:author="tquinn" w:date="2026-05-22T10:50:00Z" w16du:dateUtc="2026-05-22T17:50:00Z">
+      <w:ins w:id="68" w:author="tquinn" w:date="2026-05-22T10:50:00Z" w16du:dateUtc="2026-05-22T17:50:00Z">
         <w:r>
           <w:rPr>
             <w:highlight w:val="yellow"/>
-            <w:rPrChange w:id="100" w:author="tquinn" w:date="2026-05-22T10:52:00Z" w16du:dateUtc="2026-05-22T17:52:00Z">
+            <w:rPrChange w:id="69" w:author="tquinn" w:date="2026-05-22T10:52:00Z" w16du:dateUtc="2026-05-22T17:52:00Z">
               <w:rPr/>
             </w:rPrChange>
           </w:rPr>
           <w:t>. Once we all know that, then you w</w:t>
         </w:r>
       </w:ins>
-      <w:ins w:id="101" w:author="tquinn" w:date="2026-05-22T10:51:00Z" w16du:dateUtc="2026-05-22T17:51:00Z">
+      <w:ins w:id="70" w:author="tquinn" w:date="2026-05-22T10:51:00Z" w16du:dateUtc="2026-05-22T17:51:00Z">
         <w:r>
           <w:rPr>
             <w:highlight w:val="yellow"/>
-            <w:rPrChange w:id="102" w:author="tquinn" w:date="2026-05-22T10:52:00Z" w16du:dateUtc="2026-05-22T17:52:00Z">
+            <w:rPrChange w:id="71" w:author="tquinn" w:date="2026-05-22T10:52:00Z" w16du:dateUtc="2026-05-22T17:52:00Z">
               <w:rPr/>
             </w:rPrChange>
           </w:rPr>
           <w:t>ant to discuss your findings per se, followed by gradually broadening the scope to discuss them in light of broader conservation concerns for salmon (wild – hatchery, etc.) and then for other animals. A paragraph for caveats follows that</w:t>
         </w:r>
       </w:ins>
-      <w:ins w:id="103" w:author="tquinn" w:date="2026-05-22T10:52:00Z" w16du:dateUtc="2026-05-22T17:52:00Z">
+      <w:ins w:id="72" w:author="tquinn" w:date="2026-05-22T10:52:00Z" w16du:dateUtc="2026-05-22T17:52:00Z">
         <w:r>
           <w:rPr>
             <w:highlight w:val="yellow"/>
-            <w:rPrChange w:id="104" w:author="tquinn" w:date="2026-05-22T10:52:00Z" w16du:dateUtc="2026-05-22T17:52:00Z">
+            <w:rPrChange w:id="73" w:author="tquinn" w:date="2026-05-22T10:52:00Z" w16du:dateUtc="2026-05-22T17:52:00Z">
               <w:rPr/>
             </w:rPrChange>
           </w:rPr>
@@ -8751,7 +8918,15 @@
         <w:t>unaffected</w:t>
       </w:r>
       <w:r>
-        <w:t xml:space="preserve"> sites throughout the region (Ruggerone and Irvine 2018). Given their shared heritage, the proximity of the origin sites (Figure 1), and the results of prior Indian River stray surveys, it is very likely that fish from SJH </w:t>
+        <w:t xml:space="preserve"> sites throughout the region (</w:t>
+      </w:r>
+      <w:proofErr w:type="spellStart"/>
+      <w:r>
+        <w:t>Ruggerone</w:t>
+      </w:r>
+      <w:proofErr w:type="spellEnd"/>
+      <w:r>
+        <w:t xml:space="preserve"> and Irvine 2018). Given their shared heritage, the proximity of the origin sites (Figure 1), and the results of prior Indian River stray surveys, it is very likely that fish from SJH </w:t>
       </w:r>
       <w:r>
         <w:t>entering the</w:t>
@@ -8763,7 +8938,15 @@
         <w:t>to</w:t>
       </w:r>
       <w:r>
-        <w:t xml:space="preserve"> spawn (and vice vera), but it is also plausible that the primary driver of increased pink salmon abundances at Indian River is not SJH releases but the same factors driving increased abundances throughout the region (Gende and Carter 2015, Ruggerone et al. 2023). </w:t>
+        <w:t xml:space="preserve"> spawn (and vice vera), but it is also plausible that the primary driver of increased pink salmon abundances at Indian River is not SJH releases but the same factors driving increased abundances throughout the region (Gende and Carter 2015, </w:t>
+      </w:r>
+      <w:proofErr w:type="spellStart"/>
+      <w:r>
+        <w:t>Ruggerone</w:t>
+      </w:r>
+      <w:proofErr w:type="spellEnd"/>
+      <w:r>
+        <w:t xml:space="preserve"> et al. 2023). </w:t>
       </w:r>
     </w:p>
     <w:p>
@@ -8786,14 +8969,14 @@
       <w:r>
         <w:t xml:space="preserve"> those recorded decades ago, more contemporary </w:t>
       </w:r>
-      <w:ins w:id="105" w:author="tquinn" w:date="2026-05-22T16:34:00Z" w16du:dateUtc="2026-05-22T23:34:00Z">
+      <w:ins w:id="74" w:author="tquinn" w:date="2026-05-22T16:34:00Z" w16du:dateUtc="2026-05-22T23:34:00Z">
         <w:r>
           <w:t>[</w:t>
         </w:r>
         <w:r>
           <w:rPr>
             <w:highlight w:val="yellow"/>
-            <w:rPrChange w:id="106" w:author="tquinn" w:date="2026-05-22T16:34:00Z" w16du:dateUtc="2026-05-22T23:34:00Z">
+            <w:rPrChange w:id="75" w:author="tquinn" w:date="2026-05-22T16:34:00Z" w16du:dateUtc="2026-05-22T23:34:00Z">
               <w:rPr/>
             </w:rPrChange>
           </w:rPr>
@@ -8821,11 +9004,11 @@
       <w:r>
         <w:t xml:space="preserve"> </w:t>
       </w:r>
-      <w:ins w:id="107" w:author="tquinn" w:date="2026-05-22T11:01:00Z" w16du:dateUtc="2026-05-22T18:01:00Z">
+      <w:ins w:id="76" w:author="tquinn" w:date="2026-05-22T11:01:00Z" w16du:dateUtc="2026-05-22T18:01:00Z">
         <w:r>
           <w:rPr>
             <w:highlight w:val="yellow"/>
-            <w:rPrChange w:id="108" w:author="tquinn" w:date="2026-05-22T11:01:00Z" w16du:dateUtc="2026-05-22T18:01:00Z">
+            <w:rPrChange w:id="77" w:author="tquinn" w:date="2026-05-22T11:01:00Z" w16du:dateUtc="2026-05-22T18:01:00Z">
               <w:rPr/>
             </w:rPrChange>
           </w:rPr>
@@ -8875,36 +9058,50 @@
         <w:lastRenderedPageBreak/>
         <w:t>brood year Indian River abundances, the overall numbers of fish straying to a non-origin site could be roughly equal or even skewed towards hatchery-born fish returning to Indian River</w:t>
       </w:r>
-      <w:ins w:id="109" w:author="tquinn" w:date="2026-05-22T16:38:00Z" w16du:dateUtc="2026-05-22T23:38:00Z">
+      <w:ins w:id="78" w:author="tquinn" w:date="2026-05-22T16:38:00Z" w16du:dateUtc="2026-05-22T23:38:00Z">
         <w:r>
           <w:t xml:space="preserve"> [</w:t>
         </w:r>
         <w:r>
           <w:rPr>
             <w:highlight w:val="yellow"/>
-            <w:rPrChange w:id="110" w:author="tquinn" w:date="2026-05-22T16:39:00Z" w16du:dateUtc="2026-05-22T23:39:00Z">
+            <w:rPrChange w:id="79" w:author="tquinn" w:date="2026-05-22T16:39:00Z" w16du:dateUtc="2026-05-22T23:39:00Z">
               <w:rPr/>
             </w:rPrChange>
           </w:rPr>
           <w:t>This sentence is long and complicated and I am having trouble untangling it. Are you suggesting that if there are more hatchery than natural origin fish, and equal straying rates for each, there will be more hatch</w:t>
         </w:r>
       </w:ins>
-      <w:ins w:id="111" w:author="tquinn" w:date="2026-05-22T16:39:00Z" w16du:dateUtc="2026-05-22T23:39:00Z">
+      <w:ins w:id="80" w:author="tquinn" w:date="2026-05-22T16:39:00Z" w16du:dateUtc="2026-05-22T23:39:00Z">
         <w:r>
           <w:rPr>
             <w:highlight w:val="yellow"/>
-            <w:rPrChange w:id="112" w:author="tquinn" w:date="2026-05-22T16:39:00Z" w16du:dateUtc="2026-05-22T23:39:00Z">
+            <w:rPrChange w:id="81" w:author="tquinn" w:date="2026-05-22T16:39:00Z" w16du:dateUtc="2026-05-22T23:39:00Z">
               <w:rPr/>
             </w:rPrChange>
           </w:rPr>
-          <w:t>ery strays to the river than vice versa?]</w:t>
+          <w:t>ery strays to the river than vice versa?</w:t>
+        </w:r>
+        <w:proofErr w:type="gramStart"/>
+        <w:r>
+          <w:rPr>
+            <w:highlight w:val="yellow"/>
+            <w:rPrChange w:id="82" w:author="tquinn" w:date="2026-05-22T16:39:00Z" w16du:dateUtc="2026-05-22T23:39:00Z">
+              <w:rPr/>
+            </w:rPrChange>
+          </w:rPr>
+          <w:t>]</w:t>
         </w:r>
         <w:r>
           <w:t xml:space="preserve"> </w:t>
         </w:r>
       </w:ins>
       <w:r>
-        <w:t>. In those brood years where Indian River abundances exceed hatchery returns, these effect sizes imply that the following brood year will see more fish from Indian River returning to the hatchery than vice versa.</w:t>
+        <w:t>.</w:t>
+      </w:r>
+      <w:proofErr w:type="gramEnd"/>
+      <w:r>
+        <w:t xml:space="preserve"> In those brood years where Indian River abundances exceed hatchery returns, these effect sizes imply that the following brood year will see more fish from Indian River returning to the hatchery than vice versa.</w:t>
       </w:r>
     </w:p>
     <w:p>
@@ -9039,18 +9236,18 @@
       <w:r>
         <w:t xml:space="preserve">from what would be expected of a similar </w:t>
       </w:r>
-      <w:ins w:id="113" w:author="tquinn" w:date="2026-05-22T16:59:00Z" w16du:dateUtc="2026-05-22T23:59:00Z">
+      <w:ins w:id="83" w:author="tquinn" w:date="2026-05-22T16:59:00Z" w16du:dateUtc="2026-05-22T23:59:00Z">
         <w:r>
           <w:rPr>
             <w:highlight w:val="yellow"/>
-            <w:rPrChange w:id="114" w:author="tquinn" w:date="2026-05-22T17:00:00Z" w16du:dateUtc="2026-05-23T00:00:00Z">
+            <w:rPrChange w:id="84" w:author="tquinn" w:date="2026-05-22T17:00:00Z" w16du:dateUtc="2026-05-23T00:00:00Z">
               <w:rPr/>
             </w:rPrChange>
           </w:rPr>
           <w:t>[in what way</w:t>
         </w:r>
       </w:ins>
-      <w:ins w:id="115" w:author="tquinn" w:date="2026-05-22T17:00:00Z" w16du:dateUtc="2026-05-23T00:00:00Z">
+      <w:ins w:id="85" w:author="tquinn" w:date="2026-05-22T17:00:00Z" w16du:dateUtc="2026-05-23T00:00:00Z">
         <w:r>
           <w:t xml:space="preserve">?] </w:t>
         </w:r>
@@ -9236,32 +9433,32 @@
       <w:r>
         <w:t xml:space="preserve">s lower than the effect observed in even years. If there exists some small but positive true effect of hatchery releases on subsequent brood year Indian River abundances, the difference between the magnitude of these effects in odd years would be far less than in even-years, meaning that odd-year Indian River abundances would be more susceptible to being inflated by hatchery releases. It is possible that limiting the number of SJH pink salmon moving into Indian River to spawn in odd years may be beneficial for maintaining the wild population in the park within their natural range of variation, but this is far from conclusive, and suggests the need for more consistent otolith sampling </w:t>
       </w:r>
-      <w:ins w:id="116" w:author="tquinn" w:date="2026-05-22T17:13:00Z" w16du:dateUtc="2026-05-23T00:13:00Z">
+      <w:ins w:id="86" w:author="tquinn" w:date="2026-05-22T17:13:00Z" w16du:dateUtc="2026-05-23T00:13:00Z">
         <w:r>
           <w:t>[</w:t>
         </w:r>
       </w:ins>
-      <w:ins w:id="117" w:author="tquinn" w:date="2026-05-22T17:14:00Z" w16du:dateUtc="2026-05-23T00:14:00Z">
+      <w:ins w:id="87" w:author="tquinn" w:date="2026-05-22T17:14:00Z" w16du:dateUtc="2026-05-23T00:14:00Z">
         <w:r>
           <w:t>H</w:t>
         </w:r>
       </w:ins>
-      <w:ins w:id="118" w:author="tquinn" w:date="2026-05-22T17:13:00Z" w16du:dateUtc="2026-05-23T00:13:00Z">
+      <w:ins w:id="88" w:author="tquinn" w:date="2026-05-22T17:13:00Z" w16du:dateUtc="2026-05-23T00:13:00Z">
         <w:r>
           <w:t xml:space="preserve">as this </w:t>
         </w:r>
       </w:ins>
-      <w:ins w:id="119" w:author="tquinn" w:date="2026-05-22T17:14:00Z" w16du:dateUtc="2026-05-23T00:14:00Z">
+      <w:ins w:id="89" w:author="tquinn" w:date="2026-05-22T17:14:00Z" w16du:dateUtc="2026-05-23T00:14:00Z">
         <w:r>
           <w:t xml:space="preserve">method </w:t>
         </w:r>
       </w:ins>
-      <w:ins w:id="120" w:author="tquinn" w:date="2026-05-22T17:13:00Z" w16du:dateUtc="2026-05-23T00:13:00Z">
+      <w:ins w:id="90" w:author="tquinn" w:date="2026-05-22T17:13:00Z" w16du:dateUtc="2026-05-23T00:13:00Z">
         <w:r>
           <w:t>been described and the results presented?</w:t>
         </w:r>
       </w:ins>
-      <w:ins w:id="121" w:author="tquinn" w:date="2026-05-22T17:14:00Z" w16du:dateUtc="2026-05-23T00:14:00Z">
+      <w:ins w:id="91" w:author="tquinn" w:date="2026-05-22T17:14:00Z" w16du:dateUtc="2026-05-23T00:14:00Z">
         <w:r>
           <w:t xml:space="preserve">] </w:t>
         </w:r>
@@ -9356,7 +9553,7 @@
       <w:pPr>
         <w:suppressLineNumbers/>
         <w:spacing w:after="0" w:line="480" w:lineRule="auto"/>
-        <w:pPrChange w:id="122" w:author="tquinn" w:date="2026-05-22T17:02:00Z" w16du:dateUtc="2026-05-23T00:02:00Z">
+        <w:pPrChange w:id="92" w:author="tquinn" w:date="2026-05-22T17:02:00Z" w16du:dateUtc="2026-05-23T00:02:00Z">
           <w:pPr>
             <w:suppressLineNumbers/>
             <w:spacing w:after="0" w:line="240" w:lineRule="auto"/>
@@ -9419,7 +9616,7 @@
       <w:r>
         <w:t xml:space="preserve">Alaska Department of Fish and Game. 2024a. Commercial Salmon Fisheries – Southeast Alaska &amp; Yakutat Research: Pink Salmon. Available at: </w:t>
       </w:r>
-      <w:hyperlink r:id="rId19" w:history="1">
+      <w:hyperlink r:id="rId15" w:history="1">
         <w:r>
           <w:rPr>
             <w:rStyle w:val="Hyperlink"/>
@@ -9439,7 +9636,7 @@
       <w:r>
         <w:t xml:space="preserve">Alaska Department of Fish and Game. 2024b. Mark Recovery Laboratory – Otolith Marking. Available at: </w:t>
       </w:r>
-      <w:hyperlink r:id="rId20" w:history="1">
+      <w:hyperlink r:id="rId16" w:history="1">
         <w:r>
           <w:rPr>
             <w:rStyle w:val="Hyperlink"/>
@@ -9551,8 +9748,13 @@
         <w:spacing w:line="240" w:lineRule="auto"/>
         <w:ind w:left="720" w:hanging="720"/>
       </w:pPr>
-      <w:r>
-        <w:t xml:space="preserve">Berejikian, B. A., M. J. Malick, J. Lee-Waltermire, M. R. Downen, K. K. Shelby, R. Endicott, </w:t>
+      <w:proofErr w:type="spellStart"/>
+      <w:r>
+        <w:t>Berejikian</w:t>
+      </w:r>
+      <w:proofErr w:type="spellEnd"/>
+      <w:r>
+        <w:t xml:space="preserve">, B. A., M. J. Malick, J. Lee-Waltermire, M. R. Downen, K. K. Shelby, R. Endicott, </w:t>
       </w:r>
       <w:r>
         <w:t>and</w:t>
@@ -9627,16 +9829,32 @@
           <w:i/>
           <w:iCs/>
         </w:rPr>
-        <w:t>Model selection and multimodel inference: A practical information-theoretic approach</w:t>
-      </w:r>
-      <w:r>
-        <w:t>, </w:t>
-      </w:r>
+        <w:t xml:space="preserve">Model selection and </w:t>
+      </w:r>
+      <w:proofErr w:type="spellStart"/>
       <w:r>
         <w:rPr>
           <w:i/>
           <w:iCs/>
         </w:rPr>
+        <w:t>multimodel</w:t>
+      </w:r>
+      <w:proofErr w:type="spellEnd"/>
+      <w:r>
+        <w:rPr>
+          <w:i/>
+          <w:iCs/>
+        </w:rPr>
+        <w:t xml:space="preserve"> inference: A practical information-theoretic approach</w:t>
+      </w:r>
+      <w:r>
+        <w:t>, </w:t>
+      </w:r>
+      <w:r>
+        <w:rPr>
+          <w:i/>
+          <w:iCs/>
+        </w:rPr>
         <w:t>2nd ed</w:t>
       </w:r>
       <w:r>
@@ -9708,7 +9926,15 @@
         <w:ind w:left="720" w:hanging="720"/>
       </w:pPr>
       <w:r>
-        <w:t xml:space="preserve">Colwell, R, S. Avery, J. Berger, G. E. Davis, H. Hamilton, T. Lovejoy, S. Malcolm, A. McMullen, M. Novacek, R. J. Roberts, R. Tapia, and G. Machlis. 2012. </w:t>
+        <w:t xml:space="preserve">Colwell, R, S. Avery, J. Berger, G. E. Davis, H. Hamilton, T. Lovejoy, S. Malcolm, A. McMullen, M. Novacek, R. J. Roberts, R. Tapia, and G. </w:t>
+      </w:r>
+      <w:proofErr w:type="spellStart"/>
+      <w:r>
+        <w:t>Machlis</w:t>
+      </w:r>
+      <w:proofErr w:type="spellEnd"/>
+      <w:r>
+        <w:t xml:space="preserve">. 2012. </w:t>
       </w:r>
       <w:r>
         <w:rPr>
@@ -9746,10 +9972,18 @@
         <w:ind w:left="720" w:hanging="720"/>
       </w:pPr>
       <w:r>
-        <w:t>del Monte-Luna, P., B. W. Brook, M. J. Zetina-Rej</w:t>
-      </w:r>
-      <w:r>
-        <w:t xml:space="preserve">ón, and </w:t>
+        <w:t>del Monte-Luna, P., B. W. Brook, M. J. Zetina-</w:t>
+      </w:r>
+      <w:proofErr w:type="spellStart"/>
+      <w:r>
+        <w:t>Rej</w:t>
+      </w:r>
+      <w:r>
+        <w:t>ón</w:t>
+      </w:r>
+      <w:proofErr w:type="spellEnd"/>
+      <w:r>
+        <w:t xml:space="preserve">, and </w:t>
       </w:r>
       <w:r>
         <w:t xml:space="preserve">V. H. Cruz-Escalona. 2004. The carrying capacity of ecosystems. </w:t>
@@ -9876,7 +10110,7 @@
       <w:r>
         <w:t xml:space="preserve">. Available at: </w:t>
       </w:r>
-      <w:hyperlink r:id="rId21" w:tgtFrame="_blank" w:history="1">
+      <w:hyperlink r:id="rId17" w:tgtFrame="_blank" w:history="1">
         <w:r>
           <w:rPr>
             <w:rStyle w:val="Hyperlink"/>
@@ -10015,7 +10249,15 @@
         <w:t xml:space="preserve"> </w:t>
       </w:r>
       <w:r>
-        <w:t xml:space="preserve">M. Vilà. 2015. Global ecological impacts of invasive species in aquatic ecosystems. </w:t>
+        <w:t xml:space="preserve">M. </w:t>
+      </w:r>
+      <w:proofErr w:type="spellStart"/>
+      <w:r>
+        <w:t>Vilà</w:t>
+      </w:r>
+      <w:proofErr w:type="spellEnd"/>
+      <w:r>
+        <w:t xml:space="preserve">. 2015. Global ecological impacts of invasive species in aquatic ecosystems. </w:t>
       </w:r>
       <w:r>
         <w:rPr>
@@ -10041,16 +10283,25 @@
           <w:i/>
           <w:iCs/>
         </w:rPr>
-        <w:t>Oncorhynchus gorbuscha</w:t>
-      </w:r>
-      <w:r>
-        <w:t xml:space="preserve">). Edited by Groot, C. and L. Margolis. </w:t>
-      </w:r>
+        <w:t xml:space="preserve">Oncorhynchus </w:t>
+      </w:r>
+      <w:proofErr w:type="spellStart"/>
       <w:r>
         <w:rPr>
           <w:i/>
           <w:iCs/>
         </w:rPr>
+        <w:t>gorbuscha</w:t>
+      </w:r>
+      <w:proofErr w:type="spellEnd"/>
+      <w:r>
+        <w:t xml:space="preserve">). Edited by Groot, C. and L. Margolis. </w:t>
+      </w:r>
+      <w:r>
+        <w:rPr>
+          <w:i/>
+          <w:iCs/>
+        </w:rPr>
         <w:t xml:space="preserve">Pacific Salmon Life Histories </w:t>
       </w:r>
       <w:r>
@@ -10107,13 +10358,37 @@
         <w:ind w:left="720" w:hanging="720"/>
       </w:pPr>
       <w:r>
-        <w:t xml:space="preserve">Jeschke, J. M., S. Bacher, T. M. Blackburn, J. T. A. Dick, F. Essl, T. Evans, M. Gaertner, P. E. Hulme, I. Kühn, A. Mrugala, J. Pergi, P. Pysek, W. Rabitsch, A. Ricciardi, D. M. Richardson, A. Sendek, M. Vilà, M. Winter, </w:t>
+        <w:t xml:space="preserve">Jeschke, J. M., S. Bacher, T. M. Blackburn, J. T. A. Dick, F. Essl, T. Evans, M. Gaertner, P. E. Hulme, I. Kühn, A. Mrugala, J. Pergi, P. Pysek, W. </w:t>
+      </w:r>
+      <w:proofErr w:type="spellStart"/>
+      <w:r>
+        <w:t>Rabitsch</w:t>
+      </w:r>
+      <w:proofErr w:type="spellEnd"/>
+      <w:r>
+        <w:t xml:space="preserve">, A. Ricciardi, D. M. Richardson, A. Sendek, M. </w:t>
+      </w:r>
+      <w:proofErr w:type="spellStart"/>
+      <w:r>
+        <w:t>Vilà</w:t>
+      </w:r>
+      <w:proofErr w:type="spellEnd"/>
+      <w:r>
+        <w:t xml:space="preserve">, M. Winter, </w:t>
       </w:r>
       <w:r>
         <w:t xml:space="preserve">and </w:t>
       </w:r>
       <w:r>
-        <w:t xml:space="preserve">S. Kumschick. 2014. Defining the </w:t>
+        <w:t xml:space="preserve">S. </w:t>
+      </w:r>
+      <w:proofErr w:type="spellStart"/>
+      <w:r>
+        <w:t>Kumschick</w:t>
+      </w:r>
+      <w:proofErr w:type="spellEnd"/>
+      <w:r>
+        <w:t xml:space="preserve">. 2014. Defining the </w:t>
       </w:r>
       <w:r>
         <w:t>i</w:t>
@@ -10230,7 +10505,15 @@
         <w:ind w:left="720" w:hanging="720"/>
       </w:pPr>
       <w:r>
-        <w:t xml:space="preserve">Levin, P. S., and N. Tolimieri. 2001. Differences in the impacts of dams on the dynamics of salmon populations. </w:t>
+        <w:t xml:space="preserve">Levin, P. S., and N. </w:t>
+      </w:r>
+      <w:proofErr w:type="spellStart"/>
+      <w:r>
+        <w:t>Tolimieri</w:t>
+      </w:r>
+      <w:proofErr w:type="spellEnd"/>
+      <w:r>
+        <w:t xml:space="preserve">. 2001. Differences in the impacts of dams on the dynamics of salmon populations. </w:t>
       </w:r>
       <w:r>
         <w:rPr>
@@ -10263,16 +10546,25 @@
           <w:i/>
           <w:iCs/>
         </w:rPr>
-        <w:t>Oncorhynchus gorbuscha</w:t>
-      </w:r>
-      <w:r>
-        <w:t xml:space="preserve">) in an Alaskan stream. </w:t>
-      </w:r>
+        <w:t xml:space="preserve">Oncorhynchus </w:t>
+      </w:r>
+      <w:proofErr w:type="spellStart"/>
       <w:r>
         <w:rPr>
           <w:i/>
           <w:iCs/>
         </w:rPr>
+        <w:t>gorbuscha</w:t>
+      </w:r>
+      <w:proofErr w:type="spellEnd"/>
+      <w:r>
+        <w:t xml:space="preserve">) in an Alaskan stream. </w:t>
+      </w:r>
+      <w:r>
+        <w:rPr>
+          <w:i/>
+          <w:iCs/>
+        </w:rPr>
         <w:t>Canadian Journal of Fisheries and Aquatic Sciences</w:t>
       </w:r>
       <w:r>
@@ -10346,7 +10638,15 @@
         <w:ind w:left="720" w:hanging="720"/>
       </w:pPr>
       <w:r>
-        <w:t xml:space="preserve">May, S. A., K. R. Shedd, K. M. Gruenthal, J. J. Hard, W. D. Templin, C. D. Waters, M. D. Adkison, E. J. Ward, C. Habicht, L. I. Wilson, A. C. Wertheimer, and P. A. H. Westley. 2024. Salmon hatchery strays can demographically boost wild populations at the cost of diversity: quantitative genetic modelling of Alaska pink salmon. </w:t>
+        <w:t xml:space="preserve">May, S. A., K. R. Shedd, K. M. </w:t>
+      </w:r>
+      <w:proofErr w:type="spellStart"/>
+      <w:r>
+        <w:t>Gruenthal</w:t>
+      </w:r>
+      <w:proofErr w:type="spellEnd"/>
+      <w:r>
+        <w:t xml:space="preserve">, J. J. Hard, W. D. Templin, C. D. Waters, M. D. Adkison, E. J. Ward, C. Habicht, L. I. Wilson, A. C. Wertheimer, and P. A. H. Westley. 2024. Salmon hatchery strays can demographically boost wild populations at the cost of diversity: quantitative genetic modelling of Alaska pink salmon. </w:t>
       </w:r>
       <w:r>
         <w:rPr>
@@ -10384,7 +10684,15 @@
         <w:ind w:left="720" w:hanging="720"/>
       </w:pPr>
       <w:r>
-        <w:t xml:space="preserve">McComb, S., K. Beckett, T. Akerman, P. Arcese, D. Bedford, P. Dunwiddie, J. T. Fisher, T. Golumbia, E. K. Gonzales, R. Irvine, A. James, E. S. Long, J. Martin, S. Michel, W. Pelkey, T. Sylvester, S. Thomas, N. Thomas, and T. G. Martin. 2026. Decision analysis rooted in Indigenous and Western scientific knowledge identifies cost-effective strategies for managing hyperabundant deer to restore keystone places. </w:t>
+        <w:t xml:space="preserve">McComb, S., K. Beckett, T. Akerman, P. Arcese, D. Bedford, P. Dunwiddie, J. T. Fisher, T. </w:t>
+      </w:r>
+      <w:proofErr w:type="spellStart"/>
+      <w:r>
+        <w:t>Golumbia</w:t>
+      </w:r>
+      <w:proofErr w:type="spellEnd"/>
+      <w:r>
+        <w:t xml:space="preserve">, E. K. Gonzales, R. Irvine, A. James, E. S. Long, J. Martin, S. Michel, W. Pelkey, T. Sylvester, S. Thomas, N. Thomas, and T. G. Martin. 2026. Decision analysis rooted in Indigenous and Western scientific knowledge identifies cost-effective strategies for managing hyperabundant deer to restore keystone places. </w:t>
       </w:r>
       <w:r>
         <w:rPr>
@@ -10403,7 +10711,15 @@
         <w:ind w:left="720" w:hanging="720"/>
       </w:pPr>
       <w:r>
-        <w:t xml:space="preserve">McMillan, J. R., B. Morrison, N. Chambers, G. Ruggerone, L. Bernatchez, J. Stanford, and H. Neville. 2023. A global synthesis of peer-reviewed research on the effects of hatchery salmonids on wild salmonids. </w:t>
+        <w:t xml:space="preserve">McMillan, J. R., B. Morrison, N. Chambers, G. </w:t>
+      </w:r>
+      <w:proofErr w:type="spellStart"/>
+      <w:r>
+        <w:t>Ruggerone</w:t>
+      </w:r>
+      <w:proofErr w:type="spellEnd"/>
+      <w:r>
+        <w:t xml:space="preserve">, L. Bernatchez, J. Stanford, and H. Neville. 2023. A global synthesis of peer-reviewed research on the effects of hatchery salmonids on wild salmonids. </w:t>
       </w:r>
       <w:r>
         <w:rPr>
@@ -10488,7 +10804,15 @@
         <w:t xml:space="preserve">and </w:t>
       </w:r>
       <w:r>
-        <w:t xml:space="preserve">N. A. Fisichelli. 2023. </w:t>
+        <w:t xml:space="preserve">N. A. </w:t>
+      </w:r>
+      <w:proofErr w:type="spellStart"/>
+      <w:r>
+        <w:t>Fisichelli</w:t>
+      </w:r>
+      <w:proofErr w:type="spellEnd"/>
+      <w:r>
+        <w:t xml:space="preserve">. 2023. </w:t>
       </w:r>
       <w:r>
         <w:t>Overabundant deer and invasive plants drive widespread regeneration debt in eastern United States national parks.</w:t>
@@ -10520,7 +10844,15 @@
         <w:ind w:left="720" w:hanging="720"/>
       </w:pPr>
       <w:r>
-        <w:t xml:space="preserve">Moore, J. H., L. Gibson, Z. Amir, W. Chanthorn, A. H. Ahmad, P. A. Jansen, C. P. Mendes, M. Onuma, C. A. Peres, </w:t>
+        <w:t xml:space="preserve">Moore, J. H., L. Gibson, Z. Amir, W. </w:t>
+      </w:r>
+      <w:proofErr w:type="spellStart"/>
+      <w:r>
+        <w:t>Chanthorn</w:t>
+      </w:r>
+      <w:proofErr w:type="spellEnd"/>
+      <w:r>
+        <w:t xml:space="preserve">, A. H. Ahmad, P. A. Jansen, C. P. Mendes, M. Onuma, C. A. Peres, </w:t>
       </w:r>
       <w:r>
         <w:t xml:space="preserve">and </w:t>
@@ -10566,7 +10898,7 @@
       <w:r>
         <w:t xml:space="preserve">National Park Service. 2023. Reducing deer numbers and removing invasive plants are key to long term forest health. Available at: </w:t>
       </w:r>
-      <w:hyperlink r:id="rId22" w:history="1">
+      <w:hyperlink r:id="rId18" w:history="1">
         <w:r>
           <w:rPr>
             <w:rStyle w:val="Hyperlink"/>
@@ -10599,7 +10931,7 @@
       <w:r>
         <w:t xml:space="preserve">. Organic Act of 1916. Available at: </w:t>
       </w:r>
-      <w:hyperlink r:id="rId23" w:history="1">
+      <w:hyperlink r:id="rId19" w:history="1">
         <w:r>
           <w:rPr>
             <w:rStyle w:val="Hyperlink"/>
@@ -10629,7 +10961,7 @@
       <w:r>
         <w:t xml:space="preserve">. Sitka National Historical Park. Available at: </w:t>
       </w:r>
-      <w:hyperlink r:id="rId24" w:history="1">
+      <w:hyperlink r:id="rId20" w:history="1">
         <w:r>
           <w:rPr>
             <w:rStyle w:val="Hyperlink"/>
@@ -10691,8 +11023,13 @@
         <w:spacing w:line="240" w:lineRule="auto"/>
         <w:ind w:left="720" w:hanging="720"/>
       </w:pPr>
-      <w:r>
-        <w:t xml:space="preserve">Ruggerone, G. T., </w:t>
+      <w:proofErr w:type="spellStart"/>
+      <w:r>
+        <w:t>Ruggerone</w:t>
+      </w:r>
+      <w:proofErr w:type="spellEnd"/>
+      <w:r>
+        <w:t xml:space="preserve">, G. T., </w:t>
       </w:r>
       <w:r>
         <w:t xml:space="preserve">and J. R. Irvine. 2018. Numbers and </w:t>
@@ -10737,8 +11074,13 @@
         <w:spacing w:line="240" w:lineRule="auto"/>
         <w:ind w:left="720" w:hanging="720"/>
       </w:pPr>
-      <w:r>
-        <w:t xml:space="preserve">Ruggerone, G. T., A. M. Springer, G. B. van Vliet, B. Connors, J. R. Irvine, L. D. Shaul, M. R. Sloat, and W. I. Atlas. 2023. From diatoms to killer whales: impacts of pink salmon on North Pacific ecosystems. </w:t>
+      <w:proofErr w:type="spellStart"/>
+      <w:r>
+        <w:t>Ruggerone</w:t>
+      </w:r>
+      <w:proofErr w:type="spellEnd"/>
+      <w:r>
+        <w:t xml:space="preserve">, G. T., A. M. Springer, G. B. van Vliet, B. Connors, J. R. Irvine, L. D. Shaul, M. R. Sloat, and W. I. Atlas. 2023. From diatoms to killer whales: impacts of pink salmon on North Pacific ecosystems. </w:t>
       </w:r>
       <w:r>
         <w:rPr>
@@ -10756,8 +11098,13 @@
         <w:spacing w:line="240" w:lineRule="auto"/>
         <w:ind w:left="720" w:hanging="720"/>
       </w:pPr>
-      <w:r>
-        <w:t>Sambaraju, K. R.</w:t>
+      <w:proofErr w:type="spellStart"/>
+      <w:r>
+        <w:t>Sambaraju</w:t>
+      </w:r>
+      <w:proofErr w:type="spellEnd"/>
+      <w:r>
+        <w:t>, K. R.</w:t>
       </w:r>
       <w:r>
         <w:t xml:space="preserve"> and</w:t>
@@ -10864,7 +11211,15 @@
         <w:ind w:left="720" w:hanging="720"/>
       </w:pPr>
       <w:r>
-        <w:t xml:space="preserve">Sergeant, C. J., J. R. Bellmore, R. A. Bellmore, J. A. Falke, F. J. Mueter, </w:t>
+        <w:t xml:space="preserve">Sergeant, C. J., J. R. Bellmore, R. A. Bellmore, J. A. Falke, F. J. </w:t>
+      </w:r>
+      <w:proofErr w:type="spellStart"/>
+      <w:r>
+        <w:t>Mueter</w:t>
+      </w:r>
+      <w:proofErr w:type="spellEnd"/>
+      <w:r>
+        <w:t xml:space="preserve">, </w:t>
       </w:r>
       <w:r>
         <w:t>and</w:t>
@@ -10910,8 +11265,13 @@
           <w:iCs/>
         </w:rPr>
       </w:pPr>
-      <w:r>
-        <w:t xml:space="preserve">Stopha, M. 2015. </w:t>
+      <w:proofErr w:type="spellStart"/>
+      <w:r>
+        <w:t>Stopha</w:t>
+      </w:r>
+      <w:proofErr w:type="spellEnd"/>
+      <w:r>
+        <w:t xml:space="preserve">, M. 2015. </w:t>
       </w:r>
       <w:r>
         <w:rPr>
@@ -11022,7 +11382,7 @@
       </w:r>
     </w:p>
     <w:sectPr>
-      <w:headerReference w:type="default" r:id="rId25"/>
+      <w:headerReference w:type="default" r:id="rId21"/>
       <w:pgSz w:w="12240" w:h="15840"/>
       <w:pgMar w:top="1440" w:right="1440" w:bottom="1440" w:left="1440" w:header="720" w:footer="720" w:gutter="0"/>
       <w:lnNumType w:countBy="1" w:restart="continuous"/>
@@ -11031,45 +11391,6 @@
     </w:sectPr>
   </w:body>
 </w:document>
-</file>
-
-<file path=word/comments.xml><?xml version="1.0" encoding="utf-8"?>
-<w:comments xmlns:wpc="http://schemas.microsoft.com/office/word/2010/wordprocessingCanvas" xmlns:cx="http://schemas.microsoft.com/office/drawing/2014/chartex" xmlns:cx1="http://schemas.microsoft.com/office/drawing/2015/9/8/chartex" xmlns:cx2="http://schemas.microsoft.com/office/drawing/2015/10/21/chartex" xmlns:cx3="http://schemas.microsoft.com/office/drawing/2016/5/9/chartex" xmlns:cx4="http://schemas.microsoft.com/office/drawing/2016/5/10/chartex" xmlns:cx5="http://schemas.microsoft.com/office/drawing/2016/5/11/chartex" xmlns:cx6="http://schemas.microsoft.com/office/drawing/2016/5/12/chartex" xmlns:cx7="http://schemas.microsoft.com/office/drawing/2016/5/13/chartex" xmlns:cx8="http://schemas.microsoft.com/office/drawing/2016/5/14/chartex" xmlns:mc="http://schemas.openxmlformats.org/markup-compatibility/2006" xmlns:aink="http://schemas.microsoft.com/office/drawing/2016/ink" xmlns:am3d="http://schemas.microsoft.com/office/drawing/2017/model3d" xmlns:o="urn:schemas-microsoft-com:office:office" xmlns:oel="http://schemas.microsoft.com/office/2019/extlst" xmlns:r="http://schemas.openxmlformats.org/officeDocument/2006/relationships" xmlns:m="http://schemas.openxmlformats.org/officeDocument/2006/math" xmlns:v="urn:schemas-microsoft-com:vml" xmlns:wp14="http://schemas.microsoft.com/office/word/2010/wordprocessingDrawing" xmlns:wp="http://schemas.openxmlformats.org/drawingml/2006/wordprocessingDrawing" xmlns:w10="urn:schemas-microsoft-com:office:word" xmlns:w="http://schemas.openxmlformats.org/wordprocessingml/2006/main" xmlns:w14="http://schemas.microsoft.com/office/word/2010/wordml" xmlns:w15="http://schemas.microsoft.com/office/word/2012/wordml" xmlns:w16cex="http://schemas.microsoft.com/office/word/2018/wordml/cex" xmlns:w16cid="http://schemas.microsoft.com/office/word/2016/wordml/cid" xmlns:w16="http://schemas.microsoft.com/office/word/2018/wordml" xmlns:w16du="http://schemas.microsoft.com/office/word/2023/wordml/word16du" xmlns:w16sdtdh="http://schemas.microsoft.com/office/word/2020/wordml/sdtdatahash" xmlns:w16sdtfl="http://schemas.microsoft.com/office/word/2024/wordml/sdtformatlock" xmlns:w16se="http://schemas.microsoft.com/office/word/2015/wordml/symex" xmlns:wpg="http://schemas.microsoft.com/office/word/2010/wordprocessingGroup" xmlns:wpi="http://schemas.microsoft.com/office/word/2010/wordprocessingInk" xmlns:wne="http://schemas.microsoft.com/office/word/2006/wordml" xmlns:wps="http://schemas.microsoft.com/office/word/2010/wordprocessingShape" mc:Ignorable="w14 w15 w16se w16cid w16 w16cex w16sdtdh w16sdtfl w16du wp14">
-  <w:comment w:id="5" w:author="tquinn" w:date="2026-05-20T21:23:00Z" w:initials="-t">
-    <w:p>
-      <w:pPr>
-        <w:pStyle w:val="CommentText"/>
-      </w:pPr>
-      <w:r>
-        <w:rPr>
-          <w:rStyle w:val="CommentReference"/>
-        </w:rPr>
-        <w:annotationRef/>
-      </w:r>
-      <w:r>
-        <w:t>See also Murphy (1985), citation added</w:t>
-      </w:r>
-    </w:p>
-  </w:comment>
-</w:comments>
-</file>
-
-<file path=word/commentsExtended.xml><?xml version="1.0" encoding="utf-8"?>
-<w15:commentsEx xmlns:wpc="http://schemas.microsoft.com/office/word/2010/wordprocessingCanvas" xmlns:cx="http://schemas.microsoft.com/office/drawing/2014/chartex" xmlns:cx1="http://schemas.microsoft.com/office/drawing/2015/9/8/chartex" xmlns:cx2="http://schemas.microsoft.com/office/drawing/2015/10/21/chartex" xmlns:cx3="http://schemas.microsoft.com/office/drawing/2016/5/9/chartex" xmlns:cx4="http://schemas.microsoft.com/office/drawing/2016/5/10/chartex" xmlns:cx5="http://schemas.microsoft.com/office/drawing/2016/5/11/chartex" xmlns:cx6="http://schemas.microsoft.com/office/drawing/2016/5/12/chartex" xmlns:cx7="http://schemas.microsoft.com/office/drawing/2016/5/13/chartex" xmlns:cx8="http://schemas.microsoft.com/office/drawing/2016/5/14/chartex" xmlns:mc="http://schemas.openxmlformats.org/markup-compatibility/2006" xmlns:aink="http://schemas.microsoft.com/office/drawing/2016/ink" xmlns:am3d="http://schemas.microsoft.com/office/drawing/2017/model3d" xmlns:o="urn:schemas-microsoft-com:office:office" xmlns:oel="http://schemas.microsoft.com/office/2019/extlst" xmlns:r="http://schemas.openxmlformats.org/officeDocument/2006/relationships" xmlns:m="http://schemas.openxmlformats.org/officeDocument/2006/math" xmlns:v="urn:schemas-microsoft-com:vml" xmlns:wp14="http://schemas.microsoft.com/office/word/2010/wordprocessingDrawing" xmlns:wp="http://schemas.openxmlformats.org/drawingml/2006/wordprocessingDrawing" xmlns:w10="urn:schemas-microsoft-com:office:word" xmlns:w="http://schemas.openxmlformats.org/wordprocessingml/2006/main" xmlns:w14="http://schemas.microsoft.com/office/word/2010/wordml" xmlns:w15="http://schemas.microsoft.com/office/word/2012/wordml" xmlns:w16cex="http://schemas.microsoft.com/office/word/2018/wordml/cex" xmlns:w16cid="http://schemas.microsoft.com/office/word/2016/wordml/cid" xmlns:w16="http://schemas.microsoft.com/office/word/2018/wordml" xmlns:w16du="http://schemas.microsoft.com/office/word/2023/wordml/word16du" xmlns:w16sdtdh="http://schemas.microsoft.com/office/word/2020/wordml/sdtdatahash" xmlns:w16sdtfl="http://schemas.microsoft.com/office/word/2024/wordml/sdtformatlock" xmlns:w16se="http://schemas.microsoft.com/office/word/2015/wordml/symex" xmlns:wpg="http://schemas.microsoft.com/office/word/2010/wordprocessingGroup" xmlns:wpi="http://schemas.microsoft.com/office/word/2010/wordprocessingInk" xmlns:wne="http://schemas.microsoft.com/office/word/2006/wordml" xmlns:wps="http://schemas.microsoft.com/office/word/2010/wordprocessingShape" mc:Ignorable="w14 w15 w16se w16cid w16 w16cex w16sdtdh w16sdtfl w16du wp14">
-  <w15:commentEx w15:paraId="7F6A9351" w15:done="0"/>
-</w15:commentsEx>
-</file>
-
-<file path=word/commentsExtensible.xml><?xml version="1.0" encoding="utf-8"?>
-<w16cex:commentsExtensible xmlns:wpc="http://schemas.microsoft.com/office/word/2010/wordprocessingCanvas" xmlns:cx="http://schemas.microsoft.com/office/drawing/2014/chartex" xmlns:cx1="http://schemas.microsoft.com/office/drawing/2015/9/8/chartex" xmlns:cx2="http://schemas.microsoft.com/office/drawing/2015/10/21/chartex" xmlns:cx3="http://schemas.microsoft.com/office/drawing/2016/5/9/chartex" xmlns:cx4="http://schemas.microsoft.com/office/drawing/2016/5/10/chartex" xmlns:cx5="http://schemas.microsoft.com/office/drawing/2016/5/11/chartex" xmlns:cx6="http://schemas.microsoft.com/office/drawing/2016/5/12/chartex" xmlns:cx7="http://schemas.microsoft.com/office/drawing/2016/5/13/chartex" xmlns:cx8="http://schemas.microsoft.com/office/drawing/2016/5/14/chartex" xmlns:cr="http://schemas.microsoft.com/office/comments/2020/reactions" xmlns:mc="http://schemas.openxmlformats.org/markup-compatibility/2006" xmlns:aink="http://schemas.microsoft.com/office/drawing/2016/ink" xmlns:am3d="http://schemas.microsoft.com/office/drawing/2017/model3d" xmlns:o="urn:schemas-microsoft-com:office:office" xmlns:oel="http://schemas.microsoft.com/office/2019/extlst" xmlns:r="http://schemas.openxmlformats.org/officeDocument/2006/relationships" xmlns:m="http://schemas.openxmlformats.org/officeDocument/2006/math" xmlns:v="urn:schemas-microsoft-com:vml" xmlns:wp14="http://schemas.microsoft.com/office/word/2010/wordprocessingDrawing" xmlns:wp="http://schemas.openxmlformats.org/drawingml/2006/wordprocessingDrawing" xmlns:w10="urn:schemas-microsoft-com:office:word" xmlns:w="http://schemas.openxmlformats.org/wordprocessingml/2006/main" xmlns:w14="http://schemas.microsoft.com/office/word/2010/wordml" xmlns:w15="http://schemas.microsoft.com/office/word/2012/wordml" xmlns:w16cex="http://schemas.microsoft.com/office/word/2018/wordml/cex" xmlns:w16cid="http://schemas.microsoft.com/office/word/2016/wordml/cid" xmlns:w16="http://schemas.microsoft.com/office/word/2018/wordml" xmlns:w16du="http://schemas.microsoft.com/office/word/2023/wordml/word16du" xmlns:w16sdtdh="http://schemas.microsoft.com/office/word/2020/wordml/sdtdatahash" xmlns:w16sdtfl="http://schemas.microsoft.com/office/word/2024/wordml/sdtformatlock" xmlns:w16se="http://schemas.microsoft.com/office/word/2015/wordml/symex" xmlns:wpg="http://schemas.microsoft.com/office/word/2010/wordprocessingGroup" xmlns:wpi="http://schemas.microsoft.com/office/word/2010/wordprocessingInk" xmlns:wne="http://schemas.microsoft.com/office/word/2006/wordml" xmlns:wps="http://schemas.microsoft.com/office/word/2010/wordprocessingShape" mc:Ignorable="w14 w15 w16se w16cid w16 w16cex w16sdtdh w16sdtfl cr w16du wp14">
-  <w16cex:commentExtensible w16cex:durableId="73B82F5D" w16cex:dateUtc="2026-05-21T04:23:00Z"/>
-</w16cex:commentsExtensible>
-</file>
-
-<file path=word/commentsIds.xml><?xml version="1.0" encoding="utf-8"?>
-<w16cid:commentsIds xmlns:wpc="http://schemas.microsoft.com/office/word/2010/wordprocessingCanvas" xmlns:cx="http://schemas.microsoft.com/office/drawing/2014/chartex" xmlns:cx1="http://schemas.microsoft.com/office/drawing/2015/9/8/chartex" xmlns:cx2="http://schemas.microsoft.com/office/drawing/2015/10/21/chartex" xmlns:cx3="http://schemas.microsoft.com/office/drawing/2016/5/9/chartex" xmlns:cx4="http://schemas.microsoft.com/office/drawing/2016/5/10/chartex" xmlns:cx5="http://schemas.microsoft.com/office/drawing/2016/5/11/chartex" xmlns:cx6="http://schemas.microsoft.com/office/drawing/2016/5/12/chartex" xmlns:cx7="http://schemas.microsoft.com/office/drawing/2016/5/13/chartex" xmlns:cx8="http://schemas.microsoft.com/office/drawing/2016/5/14/chartex" xmlns:mc="http://schemas.openxmlformats.org/markup-compatibility/2006" xmlns:aink="http://schemas.microsoft.com/office/drawing/2016/ink" xmlns:am3d="http://schemas.microsoft.com/office/drawing/2017/model3d" xmlns:o="urn:schemas-microsoft-com:office:office" xmlns:oel="http://schemas.microsoft.com/office/2019/extlst" xmlns:r="http://schemas.openxmlformats.org/officeDocument/2006/relationships" xmlns:m="http://schemas.openxmlformats.org/officeDocument/2006/math" xmlns:v="urn:schemas-microsoft-com:vml" xmlns:wp14="http://schemas.microsoft.com/office/word/2010/wordprocessingDrawing" xmlns:wp="http://schemas.openxmlformats.org/drawingml/2006/wordprocessingDrawing" xmlns:w10="urn:schemas-microsoft-com:office:word" xmlns:w="http://schemas.openxmlformats.org/wordprocessingml/2006/main" xmlns:w14="http://schemas.microsoft.com/office/word/2010/wordml" xmlns:w15="http://schemas.microsoft.com/office/word/2012/wordml" xmlns:w16cex="http://schemas.microsoft.com/office/word/2018/wordml/cex" xmlns:w16cid="http://schemas.microsoft.com/office/word/2016/wordml/cid" xmlns:w16="http://schemas.microsoft.com/office/word/2018/wordml" xmlns:w16du="http://schemas.microsoft.com/office/word/2023/wordml/word16du" xmlns:w16sdtdh="http://schemas.microsoft.com/office/word/2020/wordml/sdtdatahash" xmlns:w16sdtfl="http://schemas.microsoft.com/office/word/2024/wordml/sdtformatlock" xmlns:w16se="http://schemas.microsoft.com/office/word/2015/wordml/symex" xmlns:wpg="http://schemas.microsoft.com/office/word/2010/wordprocessingGroup" xmlns:wpi="http://schemas.microsoft.com/office/word/2010/wordprocessingInk" xmlns:wne="http://schemas.microsoft.com/office/word/2006/wordml" xmlns:wps="http://schemas.microsoft.com/office/word/2010/wordprocessingShape" mc:Ignorable="w14 w15 w16se w16cid w16 w16cex w16sdtdh w16sdtfl w16du wp14">
-  <w16cid:commentId w16cid:paraId="7F6A9351" w16cid:durableId="73B82F5D"/>
-</w16cid:commentsIds>
 </file>
 
 <file path=word/endnotes.xml><?xml version="1.0" encoding="utf-8"?>
@@ -11369,6 +11690,9 @@
 <w15:people xmlns:wpc="http://schemas.microsoft.com/office/word/2010/wordprocessingCanvas" xmlns:cx="http://schemas.microsoft.com/office/drawing/2014/chartex" xmlns:cx1="http://schemas.microsoft.com/office/drawing/2015/9/8/chartex" xmlns:cx2="http://schemas.microsoft.com/office/drawing/2015/10/21/chartex" xmlns:cx3="http://schemas.microsoft.com/office/drawing/2016/5/9/chartex" xmlns:cx4="http://schemas.microsoft.com/office/drawing/2016/5/10/chartex" xmlns:cx5="http://schemas.microsoft.com/office/drawing/2016/5/11/chartex" xmlns:cx6="http://schemas.microsoft.com/office/drawing/2016/5/12/chartex" xmlns:cx7="http://schemas.microsoft.com/office/drawing/2016/5/13/chartex" xmlns:cx8="http://schemas.microsoft.com/office/drawing/2016/5/14/chartex" xmlns:mc="http://schemas.openxmlformats.org/markup-compatibility/2006" xmlns:aink="http://schemas.microsoft.com/office/drawing/2016/ink" xmlns:am3d="http://schemas.microsoft.com/office/drawing/2017/model3d" xmlns:o="urn:schemas-microsoft-com:office:office" xmlns:oel="http://schemas.microsoft.com/office/2019/extlst" xmlns:r="http://schemas.openxmlformats.org/officeDocument/2006/relationships" xmlns:m="http://schemas.openxmlformats.org/officeDocument/2006/math" xmlns:v="urn:schemas-microsoft-com:vml" xmlns:wp14="http://schemas.microsoft.com/office/word/2010/wordprocessingDrawing" xmlns:wp="http://schemas.openxmlformats.org/drawingml/2006/wordprocessingDrawing" xmlns:w10="urn:schemas-microsoft-com:office:word" xmlns:w="http://schemas.openxmlformats.org/wordprocessingml/2006/main" xmlns:w14="http://schemas.microsoft.com/office/word/2010/wordml" xmlns:w15="http://schemas.microsoft.com/office/word/2012/wordml" xmlns:w16cex="http://schemas.microsoft.com/office/word/2018/wordml/cex" xmlns:w16cid="http://schemas.microsoft.com/office/word/2016/wordml/cid" xmlns:w16="http://schemas.microsoft.com/office/word/2018/wordml" xmlns:w16du="http://schemas.microsoft.com/office/word/2023/wordml/word16du" xmlns:w16sdtdh="http://schemas.microsoft.com/office/word/2020/wordml/sdtdatahash" xmlns:w16sdtfl="http://schemas.microsoft.com/office/word/2024/wordml/sdtformatlock" xmlns:w16se="http://schemas.microsoft.com/office/word/2015/wordml/symex" xmlns:wpg="http://schemas.microsoft.com/office/word/2010/wordprocessingGroup" xmlns:wpi="http://schemas.microsoft.com/office/word/2010/wordprocessingInk" xmlns:wne="http://schemas.microsoft.com/office/word/2006/wordml" xmlns:wps="http://schemas.microsoft.com/office/word/2010/wordprocessingShape" mc:Ignorable="w14 w15 w16se w16cid w16 w16cex w16sdtdh w16sdtfl w16du wp14">
   <w15:person w15:author="tquinn">
     <w15:presenceInfo w15:providerId="AD" w15:userId="S::tquinn@uw.edu::ee529a76-8161-4736-8a8f-a36503551b67"/>
+  </w15:person>
+  <w15:person w15:author="Brian McGreal">
+    <w15:presenceInfo w15:providerId="Windows Live" w15:userId="4c81a134ebae7d72"/>
   </w15:person>
 </w15:people>
 </file>

--- a/output/writing/DissertationChapter/mcgrealCh1_draft3DD_TQ 20 May 2026.docx
+++ b/output/writing/DissertationChapter/mcgrealCh1_draft3DD_TQ 20 May 2026.docx
@@ -1343,25 +1343,7 @@
           <w:color w:val="202122"/>
           <w:shd w:val="clear" w:color="auto" w:fill="FFFFFF"/>
         </w:rPr>
-        <w:t xml:space="preserve">between the native Tlingit </w:t>
-      </w:r>
-      <w:proofErr w:type="spellStart"/>
-      <w:r>
-        <w:rPr>
-          <w:rFonts w:cstheme="minorHAnsi"/>
-          <w:color w:val="202122"/>
-          <w:shd w:val="clear" w:color="auto" w:fill="FFFFFF"/>
-        </w:rPr>
-        <w:t>Kiks.ádi</w:t>
-      </w:r>
-      <w:proofErr w:type="spellEnd"/>
-      <w:r>
-        <w:rPr>
-          <w:rFonts w:cstheme="minorHAnsi"/>
-          <w:color w:val="202122"/>
-          <w:shd w:val="clear" w:color="auto" w:fill="FFFFFF"/>
-        </w:rPr>
-        <w:t xml:space="preserve"> clan and Russian colonizers</w:t>
+        <w:t>between the native Tlingit Kiks.ádi clan and Russian colonizers</w:t>
       </w:r>
       <w:r>
         <w:rPr>
@@ -1551,25 +1533,7 @@
           <w:color w:val="202122"/>
           <w:shd w:val="clear" w:color="auto" w:fill="FFFFFF"/>
         </w:rPr>
-        <w:t xml:space="preserve">the Indian River has been the location of a fishing camp and harvesting site for the </w:t>
-      </w:r>
-      <w:proofErr w:type="spellStart"/>
-      <w:r>
-        <w:rPr>
-          <w:rFonts w:cstheme="minorHAnsi"/>
-          <w:color w:val="202122"/>
-          <w:shd w:val="clear" w:color="auto" w:fill="FFFFFF"/>
-        </w:rPr>
-        <w:t>Kiks.ádi</w:t>
-      </w:r>
-      <w:proofErr w:type="spellEnd"/>
-      <w:r>
-        <w:rPr>
-          <w:rFonts w:cstheme="minorHAnsi"/>
-          <w:color w:val="202122"/>
-          <w:shd w:val="clear" w:color="auto" w:fill="FFFFFF"/>
-        </w:rPr>
-        <w:t xml:space="preserve"> clan, and particularly valued for its close proximity to the clan’s winter villages, as well as for hosting runs of a variety of Pacific salmon species, including chum (</w:t>
+        <w:t>the Indian River has been the location of a fishing camp and harvesting site for the Kiks.ádi clan, and particularly valued for its close proximity to the clan’s winter villages, as well as for hosting runs of a variety of Pacific salmon species, including chum (</w:t>
       </w:r>
       <w:r>
         <w:rPr>
@@ -2237,10 +2201,7 @@
       </w:r>
       <w:ins w:id="5" w:author="Brian McGreal" w:date="2026-06-03T16:25:00Z" w16du:dateUtc="2026-06-03T23:25:00Z">
         <w:r>
-          <w:t>It</w:t>
-        </w:r>
-        <w:r>
-          <w:t xml:space="preserve"> has been shown that both the purposeful and incidental introduction of hatchery salmon into streams with native populations can contribute to increased abundances (Anderson et al. 2014, McMillan et al. 2023, May et al. 2024). </w:t>
+          <w:t xml:space="preserve">It has been shown that both the purposeful and incidental introduction of hatchery salmon into streams with native populations can contribute to increased abundances (Anderson et al. 2014, McMillan et al. 2023, May et al. 2024). </w:t>
         </w:r>
       </w:ins>
       <w:r>
@@ -2735,12 +2696,6 @@
     <w:p>
       <w:pPr>
         <w:spacing w:after="0" w:line="480" w:lineRule="auto"/>
-        <w:pPrChange w:id="19" w:author="Brian McGreal" w:date="2026-06-03T16:33:00Z" w16du:dateUtc="2026-06-03T23:33:00Z">
-          <w:pPr>
-            <w:spacing w:after="0" w:line="480" w:lineRule="auto"/>
-            <w:ind w:firstLine="720"/>
-          </w:pPr>
-        </w:pPrChange>
       </w:pPr>
       <w:r>
         <w:t xml:space="preserve">ADFG conducts annual aerial surveys of approximately 700 streams in southeast Alaska to monitor pink salmon escapement (Van Alen 2000). These streams, referred to by ADFG as index streams, are chosen because they are believed to reflect the natural condition of pink salmon populations in the region. Index streams are grouped into three sub-regions: </w:t>
@@ -2815,10 +2770,7 @@
         <w:t>Survey data used in this study cover the period from 1960 to 2023. Due to the proximity of SJH and the accompanying potential of hatchery fish to affect wild fish abundance estimates, the Indian River is not one of ADFG’s index streams. Nonetheless, ADFG has often monitored pink salmon escapement in the stream to provide the most complete data possible on pink salmon in the region. Data are available from Indian River from 1962-67, 1969, 1971-73, 1977-88, 1990, and from 1993-2023 (n = 54 annual observations). Annual reports from Sheldon Jackson Hatchery are available from 1975 onwards, commensurate with the establishment of the hatchery. NOAA PDO data included in this research likewise covers the period from 1960 to 2023</w:t>
       </w:r>
       <w:r>
-        <w:t xml:space="preserve"> </w:t>
-      </w:r>
-      <w:r>
-        <w:t>(A. Dupuis, Alaska Department of Fish and Game, personal communication, August 19, 2024).</w:t>
+        <w:t xml:space="preserve"> (A. Dupuis, Alaska Department of Fish and Game, personal communication, August 19, 2024).</w:t>
       </w:r>
     </w:p>
     <w:p>
@@ -2951,10 +2903,7 @@
         <w:t xml:space="preserve"> </w:t>
       </w:r>
       <w:r>
-        <w:t>include</w:t>
-      </w:r>
-      <w:r>
-        <w:t xml:space="preserve"> </w:t>
+        <w:t xml:space="preserve">include </w:t>
       </w:r>
       <w:r>
         <w:t>data on ocean climate in the form of PDO as recorded by the US National Oceanic and Atmospheric Administration (NOAA)</w:t>
@@ -5346,10 +5295,18 @@
       </w:r>
       <w:proofErr w:type="gramEnd"/>
       <w:r>
-        <w:t xml:space="preserve"> are</w:t>
-      </w:r>
-      <w:r>
-        <w:t xml:space="preserve"> able to </w:t>
+        <w:t xml:space="preserve"> </w:t>
+      </w:r>
+      <w:proofErr w:type="gramStart"/>
+      <w:r>
+        <w:t>are</w:t>
+      </w:r>
+      <w:r>
+        <w:t xml:space="preserve"> able to</w:t>
+      </w:r>
+      <w:proofErr w:type="gramEnd"/>
+      <w:r>
+        <w:t xml:space="preserve"> </w:t>
       </w:r>
       <w:r>
         <w:t xml:space="preserve">estimate </w:t>
@@ -5441,88 +5398,88 @@
         <w:lastRenderedPageBreak/>
         <w:t xml:space="preserve">for each run (even and odd) the underlying state process of pink salmon at Indian River is estimated separately from the underlying state of the wider region, meaning the model estimates four state processes total. </w:t>
       </w:r>
-      <w:ins w:id="20" w:author="tquinn" w:date="2026-05-21T17:51:00Z" w16du:dateUtc="2026-05-22T00:51:00Z">
+      <w:ins w:id="19" w:author="tquinn" w:date="2026-05-21T17:51:00Z" w16du:dateUtc="2026-05-22T00:51:00Z">
         <w:r>
           <w:rPr>
             <w:highlight w:val="yellow"/>
-            <w:rPrChange w:id="21" w:author="tquinn" w:date="2026-05-21T17:52:00Z" w16du:dateUtc="2026-05-22T00:52:00Z">
+            <w:rPrChange w:id="20" w:author="tquinn" w:date="2026-05-21T17:52:00Z" w16du:dateUtc="2026-05-22T00:52:00Z">
               <w:rPr/>
             </w:rPrChange>
           </w:rPr>
           <w:t xml:space="preserve">[I confess that I find this </w:t>
         </w:r>
       </w:ins>
-      <w:ins w:id="22" w:author="tquinn" w:date="2026-05-21T17:52:00Z" w16du:dateUtc="2026-05-22T00:52:00Z">
+      <w:ins w:id="21" w:author="tquinn" w:date="2026-05-21T17:52:00Z" w16du:dateUtc="2026-05-22T00:52:00Z">
         <w:r>
           <w:rPr>
             <w:highlight w:val="yellow"/>
-            <w:rPrChange w:id="23" w:author="tquinn" w:date="2026-05-21T17:52:00Z" w16du:dateUtc="2026-05-22T00:52:00Z">
+            <w:rPrChange w:id="22" w:author="tquinn" w:date="2026-05-21T17:52:00Z" w16du:dateUtc="2026-05-22T00:52:00Z">
               <w:rPr/>
             </w:rPrChange>
           </w:rPr>
           <w:t>very hard</w:t>
         </w:r>
       </w:ins>
-      <w:ins w:id="24" w:author="tquinn" w:date="2026-05-21T17:51:00Z" w16du:dateUtc="2026-05-22T00:51:00Z">
+      <w:ins w:id="23" w:author="tquinn" w:date="2026-05-21T17:51:00Z" w16du:dateUtc="2026-05-22T00:51:00Z">
         <w:r>
           <w:rPr>
             <w:highlight w:val="yellow"/>
-            <w:rPrChange w:id="25" w:author="tquinn" w:date="2026-05-21T17:52:00Z" w16du:dateUtc="2026-05-22T00:52:00Z">
+            <w:rPrChange w:id="24" w:author="tquinn" w:date="2026-05-21T17:52:00Z" w16du:dateUtc="2026-05-22T00:52:00Z">
               <w:rPr/>
             </w:rPrChange>
           </w:rPr>
           <w:t xml:space="preserve"> to follow. What, exactly, is the null and alternative hypothes</w:t>
         </w:r>
       </w:ins>
-      <w:ins w:id="26" w:author="tquinn" w:date="2026-05-21T17:52:00Z" w16du:dateUtc="2026-05-22T00:52:00Z">
+      <w:ins w:id="25" w:author="tquinn" w:date="2026-05-21T17:52:00Z" w16du:dateUtc="2026-05-22T00:52:00Z">
         <w:r>
           <w:rPr>
             <w:highlight w:val="yellow"/>
-            <w:rPrChange w:id="27" w:author="tquinn" w:date="2026-05-21T17:52:00Z" w16du:dateUtc="2026-05-22T00:52:00Z">
+            <w:rPrChange w:id="26" w:author="tquinn" w:date="2026-05-21T17:52:00Z" w16du:dateUtc="2026-05-22T00:52:00Z">
               <w:rPr/>
             </w:rPrChange>
           </w:rPr>
           <w:t>e</w:t>
         </w:r>
       </w:ins>
-      <w:ins w:id="28" w:author="tquinn" w:date="2026-05-21T17:51:00Z" w16du:dateUtc="2026-05-22T00:51:00Z">
+      <w:ins w:id="27" w:author="tquinn" w:date="2026-05-21T17:51:00Z" w16du:dateUtc="2026-05-22T00:51:00Z">
         <w:r>
           <w:rPr>
             <w:highlight w:val="yellow"/>
-            <w:rPrChange w:id="29" w:author="tquinn" w:date="2026-05-21T17:52:00Z" w16du:dateUtc="2026-05-22T00:52:00Z">
+            <w:rPrChange w:id="28" w:author="tquinn" w:date="2026-05-21T17:52:00Z" w16du:dateUtc="2026-05-22T00:52:00Z">
               <w:rPr/>
             </w:rPrChange>
           </w:rPr>
           <w:t>s or prediction</w:t>
         </w:r>
       </w:ins>
-      <w:ins w:id="30" w:author="tquinn" w:date="2026-05-21T17:52:00Z" w16du:dateUtc="2026-05-22T00:52:00Z">
+      <w:ins w:id="29" w:author="tquinn" w:date="2026-05-21T17:52:00Z" w16du:dateUtc="2026-05-22T00:52:00Z">
         <w:r>
           <w:rPr>
             <w:highlight w:val="yellow"/>
-            <w:rPrChange w:id="31" w:author="tquinn" w:date="2026-05-21T17:52:00Z" w16du:dateUtc="2026-05-22T00:52:00Z">
+            <w:rPrChange w:id="30" w:author="tquinn" w:date="2026-05-21T17:52:00Z" w16du:dateUtc="2026-05-22T00:52:00Z">
               <w:rPr/>
             </w:rPrChange>
           </w:rPr>
           <w:t>s</w:t>
         </w:r>
       </w:ins>
-      <w:ins w:id="32" w:author="tquinn" w:date="2026-05-21T17:51:00Z" w16du:dateUtc="2026-05-22T00:51:00Z">
+      <w:ins w:id="31" w:author="tquinn" w:date="2026-05-21T17:51:00Z" w16du:dateUtc="2026-05-22T00:51:00Z">
         <w:r>
           <w:rPr>
             <w:highlight w:val="yellow"/>
-            <w:rPrChange w:id="33" w:author="tquinn" w:date="2026-05-21T17:52:00Z" w16du:dateUtc="2026-05-22T00:52:00Z">
+            <w:rPrChange w:id="32" w:author="tquinn" w:date="2026-05-21T17:52:00Z" w16du:dateUtc="2026-05-22T00:52:00Z">
               <w:rPr/>
             </w:rPrChange>
           </w:rPr>
           <w:t xml:space="preserve"> being test</w:t>
         </w:r>
       </w:ins>
-      <w:ins w:id="34" w:author="tquinn" w:date="2026-05-21T17:52:00Z" w16du:dateUtc="2026-05-22T00:52:00Z">
+      <w:ins w:id="33" w:author="tquinn" w:date="2026-05-21T17:52:00Z" w16du:dateUtc="2026-05-22T00:52:00Z">
         <w:r>
           <w:rPr>
             <w:highlight w:val="yellow"/>
-            <w:rPrChange w:id="35" w:author="tquinn" w:date="2026-05-21T17:52:00Z" w16du:dateUtc="2026-05-22T00:52:00Z">
+            <w:rPrChange w:id="34" w:author="tquinn" w:date="2026-05-21T17:52:00Z" w16du:dateUtc="2026-05-22T00:52:00Z">
               <w:rPr/>
             </w:rPrChange>
           </w:rPr>
@@ -7011,14 +6968,14 @@
         <w:lastRenderedPageBreak/>
         <w:t>construct confidence intervals around these parameter estimates.</w:t>
       </w:r>
-      <w:ins w:id="36" w:author="tquinn" w:date="2026-05-22T10:29:00Z" w16du:dateUtc="2026-05-22T17:29:00Z">
+      <w:ins w:id="35" w:author="tquinn" w:date="2026-05-22T10:29:00Z" w16du:dateUtc="2026-05-22T17:29:00Z">
         <w:r>
           <w:t xml:space="preserve"> </w:t>
         </w:r>
         <w:r>
           <w:rPr>
             <w:highlight w:val="yellow"/>
-            <w:rPrChange w:id="37" w:author="tquinn" w:date="2026-05-22T10:29:00Z" w16du:dateUtc="2026-05-22T17:29:00Z">
+            <w:rPrChange w:id="36" w:author="tquinn" w:date="2026-05-22T10:29:00Z" w16du:dateUtc="2026-05-22T17:29:00Z">
               <w:rPr/>
             </w:rPrChange>
           </w:rPr>
@@ -7246,7 +7203,7 @@
       <w:r>
         <w:t xml:space="preserve"> Observation error is site specific, while process error is shared by both states (river and hatchery returners) due to fish encountering the same conditions throughout their lifespan at sea as well as the same commercial fishing effort upon their return.</w:t>
       </w:r>
-      <w:bookmarkStart w:id="38" w:name="_Hlk201668133"/>
+      <w:bookmarkStart w:id="37" w:name="_Hlk201668133"/>
       <w:r>
         <w:rPr>
           <w:b/>
@@ -7589,10 +7546,10 @@
           <w:szCs w:val="20"/>
         </w:rPr>
         <w:drawing>
-          <wp:inline distT="0" distB="0" distL="0" distR="0" wp14:anchorId="58D4AC06" wp14:editId="766F979B">
-            <wp:extent cx="5991225" cy="2460033"/>
-            <wp:effectExtent l="0" t="0" r="0" b="0"/>
-            <wp:docPr id="1249511879" name="Picture 1" descr="The diagram compares four models of Indian River's regional abundance, presenting their AICc (Akaike Information Criterion corrected) values and evidence ratios.&#10;&#10;AI-generated content may be incorrect."/>
+          <wp:inline distT="0" distB="0" distL="0" distR="0" wp14:anchorId="558B30B6" wp14:editId="7423889F">
+            <wp:extent cx="5943600" cy="2429510"/>
+            <wp:effectExtent l="0" t="0" r="0" b="8890"/>
+            <wp:docPr id="1142321770" name="Picture 1" descr="The table presents a comparison of AICc (Akaike Information Criterion corrected) values for different state models, including 3-state odd, 4-state, 2-state, and 3-state even, with associated evidence ratios and large numerical values for each model.&#10;&#10;AI-generated content may be incorrect."/>
             <wp:cNvGraphicFramePr>
               <a:graphicFrameLocks xmlns:a="http://schemas.openxmlformats.org/drawingml/2006/main" noChangeAspect="1"/>
             </wp:cNvGraphicFramePr>
@@ -7600,7 +7557,7 @@
               <a:graphicData uri="http://schemas.openxmlformats.org/drawingml/2006/picture">
                 <pic:pic xmlns:pic="http://schemas.openxmlformats.org/drawingml/2006/picture">
                   <pic:nvPicPr>
-                    <pic:cNvPr id="1249511879" name="Picture 1" descr="The diagram compares four models of Indian River's regional abundance, presenting their AICc (Akaike Information Criterion corrected) values and evidence ratios.&#10;&#10;AI-generated content may be incorrect."/>
+                    <pic:cNvPr id="1142321770" name="Picture 1" descr="The table presents a comparison of AICc (Akaike Information Criterion corrected) values for different state models, including 3-state odd, 4-state, 2-state, and 3-state even, with associated evidence ratios and large numerical values for each model.&#10;&#10;AI-generated content may be incorrect."/>
                     <pic:cNvPicPr/>
                   </pic:nvPicPr>
                   <pic:blipFill>
@@ -7612,7 +7569,7 @@
                   <pic:spPr>
                     <a:xfrm>
                       <a:off x="0" y="0"/>
-                      <a:ext cx="6030046" cy="2475973"/>
+                      <a:ext cx="5943600" cy="2429510"/>
                     </a:xfrm>
                     <a:prstGeom prst="rect">
                       <a:avLst/>
@@ -7628,70 +7585,10 @@
     <w:p>
       <w:pPr>
         <w:spacing w:after="0" w:line="240" w:lineRule="auto"/>
-        <w:rPr>
-          <w:rPrChange w:id="39" w:author="tquinn" w:date="2026-05-22T10:42:00Z" w16du:dateUtc="2026-05-22T17:42:00Z">
-            <w:rPr>
-              <w:sz w:val="20"/>
-              <w:szCs w:val="20"/>
-            </w:rPr>
-          </w:rPrChange>
-        </w:rPr>
-      </w:pPr>
-      <w:r>
-        <w:rPr>
-          <w:rPrChange w:id="40" w:author="tquinn" w:date="2026-05-22T10:42:00Z" w16du:dateUtc="2026-05-22T17:42:00Z">
-            <w:rPr>
-              <w:i/>
-              <w:iCs/>
-              <w:sz w:val="20"/>
-              <w:szCs w:val="20"/>
-            </w:rPr>
-          </w:rPrChange>
-        </w:rPr>
+      </w:pPr>
+      <w:r>
         <w:t>Table 1: Comparison of multi-state model specifications.</w:t>
       </w:r>
-      <w:ins w:id="41" w:author="tquinn" w:date="2026-05-22T10:42:00Z" w16du:dateUtc="2026-05-22T17:42:00Z">
-        <w:r>
-          <w:rPr>
-            <w:rPrChange w:id="42" w:author="tquinn" w:date="2026-05-22T10:42:00Z" w16du:dateUtc="2026-05-22T17:42:00Z">
-              <w:rPr>
-                <w:i/>
-                <w:iCs/>
-                <w:sz w:val="20"/>
-                <w:szCs w:val="20"/>
-              </w:rPr>
-            </w:rPrChange>
-          </w:rPr>
-          <w:t xml:space="preserve"> </w:t>
-        </w:r>
-        <w:r>
-          <w:rPr>
-            <w:highlight w:val="yellow"/>
-            <w:rPrChange w:id="43" w:author="tquinn" w:date="2026-05-22T10:42:00Z" w16du:dateUtc="2026-05-22T17:42:00Z">
-              <w:rPr>
-                <w:i/>
-                <w:iCs/>
-                <w:sz w:val="20"/>
-                <w:szCs w:val="20"/>
-              </w:rPr>
-            </w:rPrChange>
-          </w:rPr>
-          <w:t>[I think 2 decimal places would be plenty</w:t>
-        </w:r>
-        <w:r>
-          <w:rPr>
-            <w:rPrChange w:id="44" w:author="tquinn" w:date="2026-05-22T10:42:00Z" w16du:dateUtc="2026-05-22T17:42:00Z">
-              <w:rPr>
-                <w:i/>
-                <w:iCs/>
-                <w:sz w:val="20"/>
-                <w:szCs w:val="20"/>
-              </w:rPr>
-            </w:rPrChange>
-          </w:rPr>
-          <w:t>]</w:t>
-        </w:r>
-      </w:ins>
     </w:p>
     <w:p>
       <w:pPr>
@@ -7730,25 +7627,25 @@
       <w:r>
         <w:t xml:space="preserve">. However, plotting these time series is not enough to conclusively state that abundances at Indian River do not differ from those that would be expected of an average pink salmon index stream in the region in a statistically significant way. </w:t>
       </w:r>
-      <w:ins w:id="45" w:author="tquinn" w:date="2026-05-22T10:40:00Z" w16du:dateUtc="2026-05-22T17:40:00Z">
+      <w:ins w:id="38" w:author="tquinn" w:date="2026-05-22T10:40:00Z" w16du:dateUtc="2026-05-22T17:40:00Z">
         <w:r>
           <w:t>[</w:t>
         </w:r>
         <w:r>
           <w:rPr>
             <w:highlight w:val="yellow"/>
-            <w:rPrChange w:id="46" w:author="tquinn" w:date="2026-05-22T10:41:00Z" w16du:dateUtc="2026-05-22T17:41:00Z">
+            <w:rPrChange w:id="39" w:author="tquinn" w:date="2026-05-22T10:41:00Z" w16du:dateUtc="2026-05-22T17:41:00Z">
               <w:rPr/>
             </w:rPrChange>
           </w:rPr>
           <w:t>Brian – this is to</w:t>
         </w:r>
       </w:ins>
-      <w:ins w:id="47" w:author="tquinn" w:date="2026-05-22T10:41:00Z" w16du:dateUtc="2026-05-22T17:41:00Z">
+      <w:ins w:id="40" w:author="tquinn" w:date="2026-05-22T10:41:00Z" w16du:dateUtc="2026-05-22T17:41:00Z">
         <w:r>
           <w:rPr>
             <w:highlight w:val="yellow"/>
-            <w:rPrChange w:id="48" w:author="tquinn" w:date="2026-05-22T10:41:00Z" w16du:dateUtc="2026-05-22T17:41:00Z">
+            <w:rPrChange w:id="41" w:author="tquinn" w:date="2026-05-22T10:41:00Z" w16du:dateUtc="2026-05-22T17:41:00Z">
               <w:rPr/>
             </w:rPrChange>
           </w:rPr>
@@ -8152,14 +8049,14 @@
       <w:r>
         <w:t>bundances (Table 3). The difference in time periods (pre- and post-1980</w:t>
       </w:r>
-      <w:ins w:id="49" w:author="tquinn" w:date="2026-05-22T10:45:00Z" w16du:dateUtc="2026-05-22T17:45:00Z">
+      <w:ins w:id="42" w:author="tquinn" w:date="2026-05-22T10:45:00Z" w16du:dateUtc="2026-05-22T17:45:00Z">
         <w:r>
           <w:t xml:space="preserve"> [</w:t>
         </w:r>
         <w:r>
           <w:rPr>
             <w:highlight w:val="yellow"/>
-            <w:rPrChange w:id="50" w:author="tquinn" w:date="2026-05-22T10:45:00Z" w16du:dateUtc="2026-05-22T17:45:00Z">
+            <w:rPrChange w:id="43" w:author="tquinn" w:date="2026-05-22T10:45:00Z" w16du:dateUtc="2026-05-22T17:45:00Z">
               <w:rPr/>
             </w:rPrChange>
           </w:rPr>
@@ -8235,7 +8132,7 @@
       <w:pPr>
         <w:spacing w:after="0" w:line="480" w:lineRule="auto"/>
         <w:rPr>
-          <w:del w:id="51" w:author="tquinn" w:date="2026-05-22T10:48:00Z" w16du:dateUtc="2026-05-22T17:48:00Z"/>
+          <w:del w:id="44" w:author="tquinn" w:date="2026-05-22T10:48:00Z" w16du:dateUtc="2026-05-22T17:48:00Z"/>
         </w:rPr>
       </w:pPr>
       <w:r>
@@ -8357,25 +8254,25 @@
       <w:r>
         <w:t xml:space="preserve">he river shows a significant positive effect on itself </w:t>
       </w:r>
-      <w:ins w:id="52" w:author="tquinn" w:date="2026-05-22T10:47:00Z" w16du:dateUtc="2026-05-22T17:47:00Z">
+      <w:ins w:id="45" w:author="tquinn" w:date="2026-05-22T10:47:00Z" w16du:dateUtc="2026-05-22T17:47:00Z">
         <w:r>
           <w:t>[</w:t>
         </w:r>
         <w:r>
           <w:rPr>
             <w:highlight w:val="yellow"/>
-            <w:rPrChange w:id="53" w:author="tquinn" w:date="2026-05-22T10:48:00Z" w16du:dateUtc="2026-05-22T17:48:00Z">
+            <w:rPrChange w:id="46" w:author="tquinn" w:date="2026-05-22T10:48:00Z" w16du:dateUtc="2026-05-22T17:48:00Z">
               <w:rPr/>
             </w:rPrChange>
           </w:rPr>
           <w:t>meaning wh</w:t>
         </w:r>
       </w:ins>
-      <w:ins w:id="54" w:author="tquinn" w:date="2026-05-22T10:48:00Z" w16du:dateUtc="2026-05-22T17:48:00Z">
+      <w:ins w:id="47" w:author="tquinn" w:date="2026-05-22T10:48:00Z" w16du:dateUtc="2026-05-22T17:48:00Z">
         <w:r>
           <w:rPr>
             <w:highlight w:val="yellow"/>
-            <w:rPrChange w:id="55" w:author="tquinn" w:date="2026-05-22T10:48:00Z" w16du:dateUtc="2026-05-22T17:48:00Z">
+            <w:rPrChange w:id="48" w:author="tquinn" w:date="2026-05-22T10:48:00Z" w16du:dateUtc="2026-05-22T17:48:00Z">
               <w:rPr/>
             </w:rPrChange>
           </w:rPr>
@@ -8499,14 +8396,14 @@
       <w:r>
         <w:t>could be roughly equal or even skewed towards hatchery-born fish returning to Indian River</w:t>
       </w:r>
-      <w:ins w:id="56" w:author="tquinn" w:date="2026-05-22T10:48:00Z" w16du:dateUtc="2026-05-22T17:48:00Z">
+      <w:ins w:id="49" w:author="tquinn" w:date="2026-05-22T10:48:00Z" w16du:dateUtc="2026-05-22T17:48:00Z">
         <w:r>
           <w:t xml:space="preserve"> [</w:t>
         </w:r>
         <w:r>
           <w:rPr>
             <w:highlight w:val="yellow"/>
-            <w:rPrChange w:id="57" w:author="tquinn" w:date="2026-05-22T10:48:00Z" w16du:dateUtc="2026-05-22T17:48:00Z">
+            <w:rPrChange w:id="50" w:author="tquinn" w:date="2026-05-22T10:48:00Z" w16du:dateUtc="2026-05-22T17:48:00Z">
               <w:rPr/>
             </w:rPrChange>
           </w:rPr>
@@ -8526,7 +8423,7 @@
         <w:t>s imply that the following brood year will see more fish from Indian River returning to the hatchery than vice versa.</w:t>
       </w:r>
       <w:bookmarkEnd w:id="0"/>
-      <w:bookmarkEnd w:id="38"/>
+      <w:bookmarkEnd w:id="37"/>
     </w:p>
     <w:p>
       <w:pPr>
@@ -8552,7 +8449,7 @@
           <w:szCs w:val="20"/>
         </w:rPr>
         <w:drawing>
-          <wp:inline distT="0" distB="0" distL="0" distR="0" wp14:anchorId="524AAB61" wp14:editId="42B0C0DD">
+          <wp:inline distT="0" distB="0" distL="0" distR="0" wp14:anchorId="524AAB61" wp14:editId="0F01DAE9">
             <wp:extent cx="6960541" cy="3239548"/>
             <wp:effectExtent l="0" t="0" r="0" b="0"/>
             <wp:docPr id="1324619098" name="Picture 6" descr="The diagram presents a statistical comparison of the effects of previous year's hatchery returns on the current year's brood counts for different species, including Indian River, with a focus on even and odd years.&#10;&#10;AI-generated content may be incorrect."/>
@@ -8616,7 +8513,7 @@
       <w:pPr>
         <w:spacing w:after="0" w:line="240" w:lineRule="auto"/>
         <w:rPr>
-          <w:rPrChange w:id="58" w:author="tquinn" w:date="2026-05-22T10:46:00Z" w16du:dateUtc="2026-05-22T17:46:00Z">
+          <w:rPrChange w:id="51" w:author="tquinn" w:date="2026-05-22T10:46:00Z" w16du:dateUtc="2026-05-22T17:46:00Z">
             <w:rPr>
               <w:sz w:val="20"/>
               <w:szCs w:val="20"/>
@@ -8626,7 +8523,7 @@
       </w:pPr>
       <w:r>
         <w:rPr>
-          <w:rPrChange w:id="59" w:author="tquinn" w:date="2026-05-22T10:46:00Z" w16du:dateUtc="2026-05-22T17:46:00Z">
+          <w:rPrChange w:id="52" w:author="tquinn" w:date="2026-05-22T10:46:00Z" w16du:dateUtc="2026-05-22T17:46:00Z">
             <w:rPr>
               <w:i/>
               <w:iCs/>
@@ -8639,7 +8536,7 @@
       </w:r>
       <w:r>
         <w:rPr>
-          <w:rPrChange w:id="60" w:author="tquinn" w:date="2026-05-22T10:46:00Z" w16du:dateUtc="2026-05-22T17:46:00Z">
+          <w:rPrChange w:id="53" w:author="tquinn" w:date="2026-05-22T10:46:00Z" w16du:dateUtc="2026-05-22T17:46:00Z">
             <w:rPr>
               <w:i/>
               <w:iCs/>
@@ -8652,7 +8549,7 @@
       </w:r>
       <w:r>
         <w:rPr>
-          <w:rPrChange w:id="61" w:author="tquinn" w:date="2026-05-22T10:46:00Z" w16du:dateUtc="2026-05-22T17:46:00Z">
+          <w:rPrChange w:id="54" w:author="tquinn" w:date="2026-05-22T10:46:00Z" w16du:dateUtc="2026-05-22T17:46:00Z">
             <w:rPr>
               <w:i/>
               <w:iCs/>
@@ -8701,29 +8598,29 @@
         <w:spacing w:after="0" w:line="480" w:lineRule="auto"/>
         <w:ind w:firstLine="720"/>
       </w:pPr>
-      <w:ins w:id="62" w:author="tquinn" w:date="2026-05-22T10:49:00Z" w16du:dateUtc="2026-05-22T17:49:00Z">
+      <w:ins w:id="55" w:author="tquinn" w:date="2026-05-22T10:49:00Z" w16du:dateUtc="2026-05-22T17:49:00Z">
         <w:r>
           <w:rPr>
             <w:highlight w:val="yellow"/>
-            <w:rPrChange w:id="63" w:author="tquinn" w:date="2026-05-22T10:52:00Z" w16du:dateUtc="2026-05-22T17:52:00Z">
+            <w:rPrChange w:id="56" w:author="tquinn" w:date="2026-05-22T10:52:00Z" w16du:dateUtc="2026-05-22T17:52:00Z">
               <w:rPr/>
             </w:rPrChange>
           </w:rPr>
           <w:t>I think it is important here, at the start of the Discussion, to remind the readers exactly what hypotheses were tested, and then make sure, in non-statistical terms, they know what the findings were</w:t>
         </w:r>
       </w:ins>
-      <w:ins w:id="64" w:author="tquinn" w:date="2026-05-22T10:50:00Z" w16du:dateUtc="2026-05-22T17:50:00Z">
+      <w:ins w:id="57" w:author="tquinn" w:date="2026-05-22T10:50:00Z" w16du:dateUtc="2026-05-22T17:50:00Z">
         <w:r>
           <w:rPr>
             <w:highlight w:val="yellow"/>
-            <w:rPrChange w:id="65" w:author="tquinn" w:date="2026-05-22T10:52:00Z" w16du:dateUtc="2026-05-22T17:52:00Z">
+            <w:rPrChange w:id="58" w:author="tquinn" w:date="2026-05-22T10:52:00Z" w16du:dateUtc="2026-05-22T17:52:00Z">
               <w:rPr/>
             </w:rPrChange>
           </w:rPr>
           <w:t>. Going back into the Introduction themes leaves the reader unsure what the true outcome was</w:t>
         </w:r>
       </w:ins>
-      <w:ins w:id="66" w:author="tquinn" w:date="2026-05-22T10:53:00Z" w16du:dateUtc="2026-05-22T17:53:00Z">
+      <w:ins w:id="59" w:author="tquinn" w:date="2026-05-22T10:53:00Z" w16du:dateUtc="2026-05-22T17:53:00Z">
         <w:r>
           <w:rPr>
             <w:highlight w:val="yellow"/>
@@ -8731,7 +8628,7 @@
           <w:t xml:space="preserve">, and I am </w:t>
         </w:r>
       </w:ins>
-      <w:ins w:id="67" w:author="tquinn" w:date="2026-05-22T10:54:00Z" w16du:dateUtc="2026-05-22T17:54:00Z">
+      <w:ins w:id="60" w:author="tquinn" w:date="2026-05-22T10:54:00Z" w16du:dateUtc="2026-05-22T17:54:00Z">
         <w:r>
           <w:rPr>
             <w:highlight w:val="yellow"/>
@@ -8739,33 +8636,33 @@
           <w:t>not at all sure</w:t>
         </w:r>
       </w:ins>
-      <w:ins w:id="68" w:author="tquinn" w:date="2026-05-22T10:50:00Z" w16du:dateUtc="2026-05-22T17:50:00Z">
+      <w:ins w:id="61" w:author="tquinn" w:date="2026-05-22T10:50:00Z" w16du:dateUtc="2026-05-22T17:50:00Z">
         <w:r>
           <w:rPr>
             <w:highlight w:val="yellow"/>
-            <w:rPrChange w:id="69" w:author="tquinn" w:date="2026-05-22T10:52:00Z" w16du:dateUtc="2026-05-22T17:52:00Z">
+            <w:rPrChange w:id="62" w:author="tquinn" w:date="2026-05-22T10:52:00Z" w16du:dateUtc="2026-05-22T17:52:00Z">
               <w:rPr/>
             </w:rPrChange>
           </w:rPr>
           <w:t>. Once we all know that, then you w</w:t>
         </w:r>
       </w:ins>
-      <w:ins w:id="70" w:author="tquinn" w:date="2026-05-22T10:51:00Z" w16du:dateUtc="2026-05-22T17:51:00Z">
+      <w:ins w:id="63" w:author="tquinn" w:date="2026-05-22T10:51:00Z" w16du:dateUtc="2026-05-22T17:51:00Z">
         <w:r>
           <w:rPr>
             <w:highlight w:val="yellow"/>
-            <w:rPrChange w:id="71" w:author="tquinn" w:date="2026-05-22T10:52:00Z" w16du:dateUtc="2026-05-22T17:52:00Z">
+            <w:rPrChange w:id="64" w:author="tquinn" w:date="2026-05-22T10:52:00Z" w16du:dateUtc="2026-05-22T17:52:00Z">
               <w:rPr/>
             </w:rPrChange>
           </w:rPr>
           <w:t>ant to discuss your findings per se, followed by gradually broadening the scope to discuss them in light of broader conservation concerns for salmon (wild – hatchery, etc.) and then for other animals. A paragraph for caveats follows that</w:t>
         </w:r>
       </w:ins>
-      <w:ins w:id="72" w:author="tquinn" w:date="2026-05-22T10:52:00Z" w16du:dateUtc="2026-05-22T17:52:00Z">
+      <w:ins w:id="65" w:author="tquinn" w:date="2026-05-22T10:52:00Z" w16du:dateUtc="2026-05-22T17:52:00Z">
         <w:r>
           <w:rPr>
             <w:highlight w:val="yellow"/>
-            <w:rPrChange w:id="73" w:author="tquinn" w:date="2026-05-22T10:52:00Z" w16du:dateUtc="2026-05-22T17:52:00Z">
+            <w:rPrChange w:id="66" w:author="tquinn" w:date="2026-05-22T10:52:00Z" w16du:dateUtc="2026-05-22T17:52:00Z">
               <w:rPr/>
             </w:rPrChange>
           </w:rPr>
@@ -8969,14 +8866,14 @@
       <w:r>
         <w:t xml:space="preserve"> those recorded decades ago, more contemporary </w:t>
       </w:r>
-      <w:ins w:id="74" w:author="tquinn" w:date="2026-05-22T16:34:00Z" w16du:dateUtc="2026-05-22T23:34:00Z">
+      <w:ins w:id="67" w:author="tquinn" w:date="2026-05-22T16:34:00Z" w16du:dateUtc="2026-05-22T23:34:00Z">
         <w:r>
           <w:t>[</w:t>
         </w:r>
         <w:r>
           <w:rPr>
             <w:highlight w:val="yellow"/>
-            <w:rPrChange w:id="75" w:author="tquinn" w:date="2026-05-22T16:34:00Z" w16du:dateUtc="2026-05-22T23:34:00Z">
+            <w:rPrChange w:id="68" w:author="tquinn" w:date="2026-05-22T16:34:00Z" w16du:dateUtc="2026-05-22T23:34:00Z">
               <w:rPr/>
             </w:rPrChange>
           </w:rPr>
@@ -9004,11 +8901,11 @@
       <w:r>
         <w:t xml:space="preserve"> </w:t>
       </w:r>
-      <w:ins w:id="76" w:author="tquinn" w:date="2026-05-22T11:01:00Z" w16du:dateUtc="2026-05-22T18:01:00Z">
+      <w:ins w:id="69" w:author="tquinn" w:date="2026-05-22T11:01:00Z" w16du:dateUtc="2026-05-22T18:01:00Z">
         <w:r>
           <w:rPr>
             <w:highlight w:val="yellow"/>
-            <w:rPrChange w:id="77" w:author="tquinn" w:date="2026-05-22T11:01:00Z" w16du:dateUtc="2026-05-22T18:01:00Z">
+            <w:rPrChange w:id="70" w:author="tquinn" w:date="2026-05-22T11:01:00Z" w16du:dateUtc="2026-05-22T18:01:00Z">
               <w:rPr/>
             </w:rPrChange>
           </w:rPr>
@@ -9058,25 +8955,25 @@
         <w:lastRenderedPageBreak/>
         <w:t>brood year Indian River abundances, the overall numbers of fish straying to a non-origin site could be roughly equal or even skewed towards hatchery-born fish returning to Indian River</w:t>
       </w:r>
-      <w:ins w:id="78" w:author="tquinn" w:date="2026-05-22T16:38:00Z" w16du:dateUtc="2026-05-22T23:38:00Z">
+      <w:ins w:id="71" w:author="tquinn" w:date="2026-05-22T16:38:00Z" w16du:dateUtc="2026-05-22T23:38:00Z">
         <w:r>
           <w:t xml:space="preserve"> [</w:t>
         </w:r>
         <w:r>
           <w:rPr>
             <w:highlight w:val="yellow"/>
-            <w:rPrChange w:id="79" w:author="tquinn" w:date="2026-05-22T16:39:00Z" w16du:dateUtc="2026-05-22T23:39:00Z">
+            <w:rPrChange w:id="72" w:author="tquinn" w:date="2026-05-22T16:39:00Z" w16du:dateUtc="2026-05-22T23:39:00Z">
               <w:rPr/>
             </w:rPrChange>
           </w:rPr>
           <w:t>This sentence is long and complicated and I am having trouble untangling it. Are you suggesting that if there are more hatchery than natural origin fish, and equal straying rates for each, there will be more hatch</w:t>
         </w:r>
       </w:ins>
-      <w:ins w:id="80" w:author="tquinn" w:date="2026-05-22T16:39:00Z" w16du:dateUtc="2026-05-22T23:39:00Z">
+      <w:ins w:id="73" w:author="tquinn" w:date="2026-05-22T16:39:00Z" w16du:dateUtc="2026-05-22T23:39:00Z">
         <w:r>
           <w:rPr>
             <w:highlight w:val="yellow"/>
-            <w:rPrChange w:id="81" w:author="tquinn" w:date="2026-05-22T16:39:00Z" w16du:dateUtc="2026-05-22T23:39:00Z">
+            <w:rPrChange w:id="74" w:author="tquinn" w:date="2026-05-22T16:39:00Z" w16du:dateUtc="2026-05-22T23:39:00Z">
               <w:rPr/>
             </w:rPrChange>
           </w:rPr>
@@ -9086,7 +8983,7 @@
         <w:r>
           <w:rPr>
             <w:highlight w:val="yellow"/>
-            <w:rPrChange w:id="82" w:author="tquinn" w:date="2026-05-22T16:39:00Z" w16du:dateUtc="2026-05-22T23:39:00Z">
+            <w:rPrChange w:id="75" w:author="tquinn" w:date="2026-05-22T16:39:00Z" w16du:dateUtc="2026-05-22T23:39:00Z">
               <w:rPr/>
             </w:rPrChange>
           </w:rPr>
@@ -9236,18 +9133,18 @@
       <w:r>
         <w:t xml:space="preserve">from what would be expected of a similar </w:t>
       </w:r>
-      <w:ins w:id="83" w:author="tquinn" w:date="2026-05-22T16:59:00Z" w16du:dateUtc="2026-05-22T23:59:00Z">
+      <w:ins w:id="76" w:author="tquinn" w:date="2026-05-22T16:59:00Z" w16du:dateUtc="2026-05-22T23:59:00Z">
         <w:r>
           <w:rPr>
             <w:highlight w:val="yellow"/>
-            <w:rPrChange w:id="84" w:author="tquinn" w:date="2026-05-22T17:00:00Z" w16du:dateUtc="2026-05-23T00:00:00Z">
+            <w:rPrChange w:id="77" w:author="tquinn" w:date="2026-05-22T17:00:00Z" w16du:dateUtc="2026-05-23T00:00:00Z">
               <w:rPr/>
             </w:rPrChange>
           </w:rPr>
           <w:t>[in what way</w:t>
         </w:r>
       </w:ins>
-      <w:ins w:id="85" w:author="tquinn" w:date="2026-05-22T17:00:00Z" w16du:dateUtc="2026-05-23T00:00:00Z">
+      <w:ins w:id="78" w:author="tquinn" w:date="2026-05-22T17:00:00Z" w16du:dateUtc="2026-05-23T00:00:00Z">
         <w:r>
           <w:t xml:space="preserve">?] </w:t>
         </w:r>
@@ -9433,32 +9330,32 @@
       <w:r>
         <w:t xml:space="preserve">s lower than the effect observed in even years. If there exists some small but positive true effect of hatchery releases on subsequent brood year Indian River abundances, the difference between the magnitude of these effects in odd years would be far less than in even-years, meaning that odd-year Indian River abundances would be more susceptible to being inflated by hatchery releases. It is possible that limiting the number of SJH pink salmon moving into Indian River to spawn in odd years may be beneficial for maintaining the wild population in the park within their natural range of variation, but this is far from conclusive, and suggests the need for more consistent otolith sampling </w:t>
       </w:r>
-      <w:ins w:id="86" w:author="tquinn" w:date="2026-05-22T17:13:00Z" w16du:dateUtc="2026-05-23T00:13:00Z">
+      <w:ins w:id="79" w:author="tquinn" w:date="2026-05-22T17:13:00Z" w16du:dateUtc="2026-05-23T00:13:00Z">
         <w:r>
           <w:t>[</w:t>
         </w:r>
       </w:ins>
-      <w:ins w:id="87" w:author="tquinn" w:date="2026-05-22T17:14:00Z" w16du:dateUtc="2026-05-23T00:14:00Z">
+      <w:ins w:id="80" w:author="tquinn" w:date="2026-05-22T17:14:00Z" w16du:dateUtc="2026-05-23T00:14:00Z">
         <w:r>
           <w:t>H</w:t>
         </w:r>
       </w:ins>
-      <w:ins w:id="88" w:author="tquinn" w:date="2026-05-22T17:13:00Z" w16du:dateUtc="2026-05-23T00:13:00Z">
+      <w:ins w:id="81" w:author="tquinn" w:date="2026-05-22T17:13:00Z" w16du:dateUtc="2026-05-23T00:13:00Z">
         <w:r>
           <w:t xml:space="preserve">as this </w:t>
         </w:r>
       </w:ins>
-      <w:ins w:id="89" w:author="tquinn" w:date="2026-05-22T17:14:00Z" w16du:dateUtc="2026-05-23T00:14:00Z">
+      <w:ins w:id="82" w:author="tquinn" w:date="2026-05-22T17:14:00Z" w16du:dateUtc="2026-05-23T00:14:00Z">
         <w:r>
           <w:t xml:space="preserve">method </w:t>
         </w:r>
       </w:ins>
-      <w:ins w:id="90" w:author="tquinn" w:date="2026-05-22T17:13:00Z" w16du:dateUtc="2026-05-23T00:13:00Z">
+      <w:ins w:id="83" w:author="tquinn" w:date="2026-05-22T17:13:00Z" w16du:dateUtc="2026-05-23T00:13:00Z">
         <w:r>
           <w:t>been described and the results presented?</w:t>
         </w:r>
       </w:ins>
-      <w:ins w:id="91" w:author="tquinn" w:date="2026-05-22T17:14:00Z" w16du:dateUtc="2026-05-23T00:14:00Z">
+      <w:ins w:id="84" w:author="tquinn" w:date="2026-05-22T17:14:00Z" w16du:dateUtc="2026-05-23T00:14:00Z">
         <w:r>
           <w:t xml:space="preserve">] </w:t>
         </w:r>
@@ -9553,7 +9450,7 @@
       <w:pPr>
         <w:suppressLineNumbers/>
         <w:spacing w:after="0" w:line="480" w:lineRule="auto"/>
-        <w:pPrChange w:id="92" w:author="tquinn" w:date="2026-05-22T17:02:00Z" w16du:dateUtc="2026-05-23T00:02:00Z">
+        <w:pPrChange w:id="85" w:author="tquinn" w:date="2026-05-22T17:02:00Z" w16du:dateUtc="2026-05-23T00:02:00Z">
           <w:pPr>
             <w:suppressLineNumbers/>
             <w:spacing w:after="0" w:line="240" w:lineRule="auto"/>
@@ -11158,6 +11055,9 @@
       <w:pPr>
         <w:spacing w:line="240" w:lineRule="auto"/>
         <w:ind w:left="720" w:hanging="720"/>
+        <w:rPr>
+          <w:rFonts w:cstheme="minorHAnsi"/>
+        </w:rPr>
       </w:pPr>
       <w:r>
         <w:t xml:space="preserve">Sergeant, C. J., J. R. Bellmore, C. McConnell, </w:t>
@@ -11211,73 +11111,92 @@
         <w:ind w:left="720" w:hanging="720"/>
       </w:pPr>
       <w:r>
-        <w:t xml:space="preserve">Sergeant, C. J., J. R. Bellmore, R. A. Bellmore, J. A. Falke, F. J. </w:t>
-      </w:r>
-      <w:proofErr w:type="spellStart"/>
-      <w:r>
-        <w:t>Mueter</w:t>
-      </w:r>
-      <w:proofErr w:type="spellEnd"/>
-      <w:r>
-        <w:t xml:space="preserve">, </w:t>
-      </w:r>
-      <w:r>
-        <w:t>and</w:t>
-      </w:r>
-      <w:r>
-        <w:t xml:space="preserve"> P. A. H. Westley. 2023. Hypoxia vulnerability in the salmon watersheds of Southeast Alaska. </w:t>
+        <w:t xml:space="preserve">Sergeant, C. J. 2018. Future Challenges for Salmon and the Freshwater Ecosystems of Southeast Alaska. </w:t>
       </w:r>
       <w:r>
         <w:rPr>
           <w:i/>
           <w:iCs/>
         </w:rPr>
-        <w:t xml:space="preserve">Science of the Total Environment </w:t>
-      </w:r>
-      <w:r>
-        <w:t>896:</w:t>
-      </w:r>
-      <w:r>
-        <w:t xml:space="preserve"> </w:t>
-      </w:r>
-      <w:r>
-        <w:t>12</w:t>
-      </w:r>
-      <w:r>
-        <w:t xml:space="preserve"> </w:t>
-      </w:r>
-      <w:r>
-        <w:t>pp.</w:t>
-      </w:r>
-      <w:r>
-        <w:t xml:space="preserve"> </w:t>
-      </w:r>
-      <w:r>
-        <w:t>doi.org/10.1016/j.scitotenv.2023.165247</w:t>
+        <w:t xml:space="preserve">Alaska Park Science </w:t>
+      </w:r>
+      <w:r>
+        <w:t xml:space="preserve">17(1): 41-47. </w:t>
       </w:r>
     </w:p>
     <w:p>
       <w:pPr>
         <w:spacing w:line="240" w:lineRule="auto"/>
         <w:ind w:left="720" w:hanging="720"/>
+      </w:pPr>
+      <w:r>
+        <w:t xml:space="preserve">Sergeant, C. J., J. R. Bellmore, R. A. Bellmore, J. A. Falke, F. J. </w:t>
+      </w:r>
+      <w:proofErr w:type="spellStart"/>
+      <w:r>
+        <w:t>Mueter</w:t>
+      </w:r>
+      <w:proofErr w:type="spellEnd"/>
+      <w:r>
+        <w:t xml:space="preserve">, </w:t>
+      </w:r>
+      <w:r>
+        <w:t>and</w:t>
+      </w:r>
+      <w:r>
+        <w:t xml:space="preserve"> P. A. H. Westley. 2023. Hypoxia vulnerability in the salmon watersheds of Southeast Alaska. </w:t>
+      </w:r>
+      <w:r>
         <w:rPr>
           <w:i/>
           <w:iCs/>
         </w:rPr>
-      </w:pPr>
-      <w:proofErr w:type="spellStart"/>
-      <w:r>
-        <w:t>Stopha</w:t>
-      </w:r>
-      <w:proofErr w:type="spellEnd"/>
-      <w:r>
-        <w:t xml:space="preserve">, M. 2015. </w:t>
-      </w:r>
-      <w:r>
+        <w:t xml:space="preserve">Science of the Total Environment </w:t>
+      </w:r>
+      <w:r>
+        <w:t>896:</w:t>
+      </w:r>
+      <w:r>
+        <w:t xml:space="preserve"> </w:t>
+      </w:r>
+      <w:r>
+        <w:t>12</w:t>
+      </w:r>
+      <w:r>
+        <w:t xml:space="preserve"> </w:t>
+      </w:r>
+      <w:r>
+        <w:t>pp.</w:t>
+      </w:r>
+      <w:r>
+        <w:t xml:space="preserve"> </w:t>
+      </w:r>
+      <w:r>
+        <w:t>doi.org/10.1016/j.scitotenv.2023.165247</w:t>
+      </w:r>
+    </w:p>
+    <w:p>
+      <w:pPr>
+        <w:spacing w:line="240" w:lineRule="auto"/>
+        <w:ind w:left="720" w:hanging="720"/>
         <w:rPr>
           <w:i/>
           <w:iCs/>
         </w:rPr>
+      </w:pPr>
+      <w:proofErr w:type="spellStart"/>
+      <w:r>
+        <w:t>Stopha</w:t>
+      </w:r>
+      <w:proofErr w:type="spellEnd"/>
+      <w:r>
+        <w:t xml:space="preserve">, M. 2015. </w:t>
+      </w:r>
+      <w:r>
+        <w:rPr>
+          <w:i/>
+          <w:iCs/>
+        </w:rPr>
         <w:t xml:space="preserve">An Evaluation of the Sheldon Jackson Salmon Hatchery for Consistency with Statewide Policies and Prescribed Management Practices. </w:t>
       </w:r>
       <w:r>
@@ -11346,6 +11265,7 @@
         <w:ind w:left="720" w:hanging="720"/>
       </w:pPr>
       <w:r>
+        <w:lastRenderedPageBreak/>
         <w:t xml:space="preserve">Valéry, L., H. Fritz, and J. C. Lefeuvre. 2013. Another call for the end of invasion biology. </w:t>
       </w:r>
       <w:r>
@@ -11365,7 +11285,6 @@
         <w:ind w:left="720" w:hanging="720"/>
       </w:pPr>
       <w:r>
-        <w:lastRenderedPageBreak/>
         <w:t xml:space="preserve">Van Alen, B. W. 2000. Status and Stewardship of Salmon Stocks in Southeast Alaska. In E. E. Knudsen, Steward, C. R., MacDonald, D. D., Williams, J. E., Reiser, D. W. </w:t>
       </w:r>
       <w:r>

--- a/output/writing/DissertationChapter/mcgrealCh1_draft3DD_TQ 20 May 2026.docx
+++ b/output/writing/DissertationChapter/mcgrealCh1_draft3DD_TQ 20 May 2026.docx
@@ -286,9 +286,796 @@
           <w:color w:val="202122"/>
           <w:shd w:val="clear" w:color="auto" w:fill="FFFFFF"/>
         </w:rPr>
+        <w:t xml:space="preserve"> gorbuscha</w:t>
+      </w:r>
+      <w:r>
+        <w:t>)</w:t>
+      </w:r>
+      <w:r>
+        <w:t xml:space="preserve"> in Sitka National Historical Park’s Indian River. Though native to the river,</w:t>
+      </w:r>
+      <w:r>
         <w:t xml:space="preserve"> </w:t>
       </w:r>
-      <w:proofErr w:type="spellStart"/>
+      <w:r>
+        <w:t>pink salmon</w:t>
+      </w:r>
+      <w:r>
+        <w:t xml:space="preserve"> </w:t>
+      </w:r>
+      <w:r>
+        <w:t xml:space="preserve">have seen </w:t>
+      </w:r>
+      <w:r>
+        <w:t xml:space="preserve">exponentially increasing </w:t>
+      </w:r>
+      <w:r>
+        <w:t>number</w:t>
+      </w:r>
+      <w:r>
+        <w:t>s</w:t>
+      </w:r>
+      <w:r>
+        <w:t xml:space="preserve"> of fish </w:t>
+      </w:r>
+      <w:r>
+        <w:t xml:space="preserve">returning </w:t>
+      </w:r>
+      <w:r>
+        <w:t xml:space="preserve">to spawn </w:t>
+      </w:r>
+      <w:r>
+        <w:t xml:space="preserve">in </w:t>
+      </w:r>
+      <w:r>
+        <w:t>late summer</w:t>
+      </w:r>
+      <w:r>
+        <w:t xml:space="preserve"> in recent decades</w:t>
+      </w:r>
+      <w:r>
+        <w:t xml:space="preserve"> on the biennial (i.e., odd and even numbered year) cycles characteristic of the species</w:t>
+      </w:r>
+      <w:r>
+        <w:t>. These potentially hyperabundant runs create the risk</w:t>
+      </w:r>
+      <w:r>
+        <w:t xml:space="preserve"> </w:t>
+      </w:r>
+      <w:r>
+        <w:t>of hypoxia events</w:t>
+      </w:r>
+      <w:r>
+        <w:t xml:space="preserve">, putting fish </w:t>
+      </w:r>
+      <w:r>
+        <w:t xml:space="preserve">and other resident </w:t>
+      </w:r>
+      <w:r>
+        <w:t>species</w:t>
+      </w:r>
+      <w:r>
+        <w:t xml:space="preserve"> reliant on the river </w:t>
+      </w:r>
+      <w:r>
+        <w:t>at risk</w:t>
+      </w:r>
+      <w:r>
+        <w:t>. T</w:t>
+      </w:r>
+      <w:r>
+        <w:t xml:space="preserve">he </w:t>
+      </w:r>
+      <w:r>
+        <w:t xml:space="preserve">U.S. </w:t>
+      </w:r>
+      <w:r>
+        <w:t xml:space="preserve">National Park Service mandates the maintenance of </w:t>
+      </w:r>
+      <w:r>
+        <w:t xml:space="preserve">population densities </w:t>
+      </w:r>
+      <w:r>
+        <w:t xml:space="preserve">such as they would occur </w:t>
+      </w:r>
+      <w:r>
+        <w:t xml:space="preserve">within a </w:t>
+      </w:r>
+      <w:r>
+        <w:t>“</w:t>
+      </w:r>
+      <w:r>
+        <w:t>natural range of variation,</w:t>
+      </w:r>
+      <w:r>
+        <w:t>”</w:t>
+      </w:r>
+      <w:r>
+        <w:t xml:space="preserve"> </w:t>
+      </w:r>
+      <w:r>
+        <w:t>meaning the potential hyperabundance of pink salmon may</w:t>
+      </w:r>
+      <w:r>
+        <w:t xml:space="preserve"> prompt the need for management action</w:t>
+      </w:r>
+      <w:r>
+        <w:t xml:space="preserve">. </w:t>
+      </w:r>
+      <w:r>
+        <w:t>A</w:t>
+      </w:r>
+      <w:r>
+        <w:t xml:space="preserve"> nearby hatchery, which releases 3 million </w:t>
+      </w:r>
+      <w:r>
+        <w:t>pink salmon</w:t>
+      </w:r>
+      <w:r>
+        <w:t xml:space="preserve"> fry each year</w:t>
+      </w:r>
+      <w:r>
+        <w:t>, may be</w:t>
+      </w:r>
+      <w:r>
+        <w:t xml:space="preserve"> contributing to the abundance of </w:t>
+      </w:r>
+      <w:r>
+        <w:t>pink salmon</w:t>
+      </w:r>
+      <w:r>
+        <w:t xml:space="preserve"> </w:t>
+      </w:r>
+      <w:r>
+        <w:t>in</w:t>
+      </w:r>
+      <w:r>
+        <w:t xml:space="preserve"> Indian River. </w:t>
+      </w:r>
+      <w:r>
+        <w:t xml:space="preserve">Using pink salmon escapement data </w:t>
+      </w:r>
+      <w:r>
+        <w:t xml:space="preserve">collected by the Alaska Department of Fish </w:t>
+      </w:r>
+      <w:r>
+        <w:t>and</w:t>
+      </w:r>
+      <w:r>
+        <w:t xml:space="preserve"> Game</w:t>
+      </w:r>
+      <w:r>
+        <w:t>,</w:t>
+      </w:r>
+      <w:r>
+        <w:t xml:space="preserve"> </w:t>
+      </w:r>
+      <w:r>
+        <w:t>t</w:t>
+      </w:r>
+      <w:r>
+        <w:t>his study determine</w:t>
+      </w:r>
+      <w:r>
+        <w:t>d</w:t>
+      </w:r>
+      <w:r>
+        <w:t xml:space="preserve"> whether the increased numbers of </w:t>
+      </w:r>
+      <w:r>
+        <w:t>pink salmon</w:t>
+      </w:r>
+      <w:r>
+        <w:t xml:space="preserve"> observed at Indian River are </w:t>
+      </w:r>
+      <w:r>
+        <w:t>typical</w:t>
+      </w:r>
+      <w:r>
+        <w:t xml:space="preserve"> of trends in the wider region</w:t>
+      </w:r>
+      <w:r>
+        <w:t xml:space="preserve"> (i.e., </w:t>
+      </w:r>
+      <w:r>
+        <w:t>the</w:t>
+      </w:r>
+      <w:r>
+        <w:t xml:space="preserve"> natural range of variation)</w:t>
+      </w:r>
+      <w:r>
+        <w:t xml:space="preserve">, or whether hatchery operations may be </w:t>
+      </w:r>
+      <w:r>
+        <w:t>contributing to or causing</w:t>
+      </w:r>
+      <w:r>
+        <w:t xml:space="preserve"> the </w:t>
+      </w:r>
+      <w:r>
+        <w:t xml:space="preserve">recent </w:t>
+      </w:r>
+      <w:r>
+        <w:t>hyperabundan</w:t>
+      </w:r>
+      <w:r>
+        <w:t>ce</w:t>
+      </w:r>
+      <w:r>
+        <w:t>.</w:t>
+      </w:r>
+      <w:r>
+        <w:t xml:space="preserve"> </w:t>
+      </w:r>
+      <w:r>
+        <w:t>S</w:t>
+      </w:r>
+      <w:r>
+        <w:t>tate-</w:t>
+      </w:r>
+      <w:r>
+        <w:t xml:space="preserve">space models </w:t>
+      </w:r>
+      <w:r>
+        <w:t>indicated</w:t>
+      </w:r>
+      <w:r>
+        <w:t xml:space="preserve"> that odd-year runs of pink salmon at Indian River diverge</w:t>
+      </w:r>
+      <w:r>
+        <w:t>d</w:t>
+      </w:r>
+      <w:r>
+        <w:t xml:space="preserve"> significantly from regional expectations, although conclusive evidence that this divergence is driven by hatchery releases is not clear. </w:t>
+      </w:r>
+      <w:r>
+        <w:t>Even-year runs d</w:t>
+      </w:r>
+      <w:r>
+        <w:t>id</w:t>
+      </w:r>
+      <w:r>
+        <w:t xml:space="preserve"> not display the same divergence in </w:t>
+      </w:r>
+      <w:r>
+        <w:t>abundance</w:t>
+      </w:r>
+      <w:r>
+        <w:t xml:space="preserve"> and </w:t>
+      </w:r>
+      <w:r>
+        <w:t>were consistent</w:t>
+      </w:r>
+      <w:r>
+        <w:t xml:space="preserve"> with pink salmon abundances elsewhere in the region.   </w:t>
+      </w:r>
+      <w:r>
+        <w:br w:type="page"/>
+      </w:r>
+    </w:p>
+    <w:p>
+      <w:pPr>
+        <w:spacing w:after="0" w:line="480" w:lineRule="auto"/>
+        <w:rPr>
+          <w:b/>
+          <w:bCs/>
+          <w:u w:val="single"/>
+        </w:rPr>
+      </w:pPr>
+      <w:r>
+        <w:rPr>
+          <w:b/>
+          <w:bCs/>
+          <w:u w:val="single"/>
+        </w:rPr>
+        <w:lastRenderedPageBreak/>
+        <w:t xml:space="preserve">Introduction </w:t>
+      </w:r>
+    </w:p>
+    <w:p>
+      <w:pPr>
+        <w:spacing w:after="0" w:line="480" w:lineRule="auto"/>
+        <w:ind w:firstLine="720"/>
+      </w:pPr>
+      <w:r>
+        <w:t xml:space="preserve">Conservation issues related to individual species are often the result of the scarcity of native plant or animal species or </w:t>
+      </w:r>
+      <w:r>
+        <w:t>the</w:t>
+      </w:r>
+      <w:r>
+        <w:t xml:space="preserve"> abundance of non-native (exotic, invasive) species</w:t>
+      </w:r>
+      <w:r>
+        <w:t xml:space="preserve"> </w:t>
+      </w:r>
+      <w:r>
+        <w:t>(</w:t>
+      </w:r>
+      <w:r>
+        <w:t xml:space="preserve">Ellison et al. 2005, Gallardo et al. 2015, </w:t>
+      </w:r>
+      <w:r>
+        <w:t>Jeschke et al. 2014)</w:t>
+      </w:r>
+      <w:r>
+        <w:t>.</w:t>
+      </w:r>
+      <w:r>
+        <w:t xml:space="preserve"> However, ecosystems can also be </w:t>
+      </w:r>
+      <w:r>
+        <w:t>harmed</w:t>
+      </w:r>
+      <w:r>
+        <w:t xml:space="preserve"> by the hyperabundance of a native species, due either to shifting regional trends in habitat suitability, to direct (and often anthropogenic) intervention, or to a combination of these factors (Sambaraju and Goodsman 2021, Beckett et al. 2022, Moore et al. 2023).</w:t>
+      </w:r>
+      <w:r>
+        <w:t xml:space="preserve"> </w:t>
+      </w:r>
+      <w:r>
+        <w:t xml:space="preserve">For example, purple </w:t>
+      </w:r>
+      <w:r>
+        <w:t>s</w:t>
+      </w:r>
+      <w:r>
+        <w:t xml:space="preserve">ea urchin </w:t>
+      </w:r>
+      <w:r>
+        <w:t>(</w:t>
+      </w:r>
+      <w:r>
+        <w:rPr>
+          <w:i/>
+          <w:iCs/>
+        </w:rPr>
+        <w:t>Strongylocentrotus purpuratus</w:t>
+      </w:r>
+      <w:r>
+        <w:t xml:space="preserve">) </w:t>
+      </w:r>
+      <w:r>
+        <w:t xml:space="preserve">hyperabundance in the northern Pacific </w:t>
+      </w:r>
+      <w:r>
+        <w:t xml:space="preserve">Ocean </w:t>
+      </w:r>
+      <w:r>
+        <w:t>can lead</w:t>
+      </w:r>
+      <w:r>
+        <w:t xml:space="preserve"> to the devastation of kelp </w:t>
+      </w:r>
+      <w:r>
+        <w:t>(</w:t>
+      </w:r>
+      <w:r>
+        <w:rPr>
+          <w:i/>
+          <w:iCs/>
+        </w:rPr>
+        <w:t>Macrocystis pyrifera</w:t>
+      </w:r>
+      <w:r>
+        <w:t xml:space="preserve">) </w:t>
+      </w:r>
+      <w:r>
+        <w:t xml:space="preserve">forests, critical ecosystems upon which countless marine species depend. This hyperabundance </w:t>
+      </w:r>
+      <w:r>
+        <w:t xml:space="preserve">has been driven by </w:t>
+      </w:r>
+      <w:r>
+        <w:t>the</w:t>
+      </w:r>
+      <w:r>
+        <w:t xml:space="preserve"> de</w:t>
+      </w:r>
+      <w:r>
+        <w:t>pletion</w:t>
+      </w:r>
+      <w:r>
+        <w:t xml:space="preserve"> </w:t>
+      </w:r>
+      <w:r>
+        <w:t xml:space="preserve">of </w:t>
+      </w:r>
+      <w:r>
+        <w:t xml:space="preserve">Pacific </w:t>
+      </w:r>
+      <w:r>
+        <w:t>sea otter</w:t>
+      </w:r>
+      <w:r>
+        <w:t xml:space="preserve"> (</w:t>
+      </w:r>
+      <w:r>
+        <w:rPr>
+          <w:i/>
+          <w:iCs/>
+        </w:rPr>
+        <w:t>Enhydra lutris</w:t>
+      </w:r>
+      <w:r>
+        <w:t>)</w:t>
+      </w:r>
+      <w:r>
+        <w:t xml:space="preserve"> populations</w:t>
+      </w:r>
+      <w:r>
+        <w:t xml:space="preserve"> during the 1</w:t>
+      </w:r>
+      <w:r>
+        <w:t>8</w:t>
+      </w:r>
+      <w:r>
+        <w:rPr>
+          <w:vertAlign w:val="superscript"/>
+        </w:rPr>
+        <w:t>th</w:t>
+      </w:r>
+      <w:r>
+        <w:t xml:space="preserve"> and </w:t>
+      </w:r>
+      <w:r>
+        <w:t>19</w:t>
+      </w:r>
+      <w:r>
+        <w:rPr>
+          <w:vertAlign w:val="superscript"/>
+        </w:rPr>
+        <w:t>th</w:t>
+      </w:r>
+      <w:r>
+        <w:t xml:space="preserve"> centuries</w:t>
+      </w:r>
+      <w:r>
+        <w:t xml:space="preserve"> </w:t>
+      </w:r>
+      <w:r>
+        <w:t>by</w:t>
+      </w:r>
+      <w:r>
+        <w:t xml:space="preserve"> the maritime fur trade. Otter populations have never recovered</w:t>
+      </w:r>
+      <w:r>
+        <w:t xml:space="preserve"> along much of the North American Pacific coast</w:t>
+      </w:r>
+      <w:r>
+        <w:t xml:space="preserve">, and as a result ‘urchin barrens’ are a common feature in shallow coastal regions off the west coast of North America </w:t>
+      </w:r>
+      <w:r>
+        <w:t>(</w:t>
+      </w:r>
+      <w:r>
+        <w:t>Estes 2015</w:t>
+      </w:r>
+      <w:r>
+        <w:t>)</w:t>
+      </w:r>
+      <w:r>
+        <w:t>.</w:t>
+      </w:r>
+      <w:r>
+        <w:t xml:space="preserve"> More recently, a</w:t>
+      </w:r>
+      <w:r>
+        <w:t>nother hyperabundant</w:t>
+      </w:r>
+      <w:r>
+        <w:t xml:space="preserve"> </w:t>
+      </w:r>
+      <w:r>
+        <w:t>species</w:t>
+      </w:r>
+      <w:r>
+        <w:t>, t</w:t>
+      </w:r>
+      <w:r>
+        <w:t>he mountain pine beetle (</w:t>
+      </w:r>
+      <w:r>
+        <w:rPr>
+          <w:i/>
+          <w:iCs/>
+        </w:rPr>
+        <w:t>Dendroctonus ponderosae</w:t>
+      </w:r>
+      <w:r>
+        <w:t xml:space="preserve">), </w:t>
+      </w:r>
+      <w:r>
+        <w:t>has caused catastrophic destruction of</w:t>
+      </w:r>
+      <w:r>
+        <w:t xml:space="preserve"> coniferous forests </w:t>
+      </w:r>
+      <w:r>
+        <w:t>throughout its native range, the Rocky Mountains. While the mountain pine beetle’s life history has always involved causing damage to the inner bark of conifers, cold winter temperatures have previously limited the</w:t>
+      </w:r>
+      <w:r>
+        <w:t>ir</w:t>
+      </w:r>
+      <w:r>
+        <w:t xml:space="preserve"> numbers and, by extension, their impacts on Rocky Mountain forests. However, as shifting climate patterns have led to warmer winters and longer summers, the mountain pine beetle has flourished and in doing so has devasted large swathes </w:t>
+      </w:r>
+      <w:r>
+        <w:t>of forest habitat in Canada and the US</w:t>
+      </w:r>
+      <w:r>
+        <w:t xml:space="preserve"> </w:t>
+      </w:r>
+      <w:r>
+        <w:t>(Gibson et al. 2008).</w:t>
+      </w:r>
+      <w:r>
+        <w:t xml:space="preserve"> </w:t>
+      </w:r>
+    </w:p>
+    <w:p>
+      <w:pPr>
+        <w:spacing w:after="0" w:line="480" w:lineRule="auto"/>
+        <w:ind w:firstLine="720"/>
+      </w:pPr>
+      <w:r>
+        <w:lastRenderedPageBreak/>
+        <w:t>If a hyperabundan</w:t>
+      </w:r>
+      <w:r>
+        <w:t>t</w:t>
+      </w:r>
+      <w:r>
+        <w:t xml:space="preserve"> native species occurs within a </w:t>
+      </w:r>
+      <w:r>
+        <w:t>conservation area, it may ne</w:t>
+      </w:r>
+      <w:r>
+        <w:t>cessitate</w:t>
+      </w:r>
+      <w:r>
+        <w:t xml:space="preserve"> management action</w:t>
+      </w:r>
+      <w:r>
+        <w:t>s</w:t>
+      </w:r>
+      <w:r>
+        <w:t xml:space="preserve"> to protect other species within the ecosystem. </w:t>
+      </w:r>
+      <w:r>
+        <w:t>For example</w:t>
+      </w:r>
+      <w:r>
+        <w:t xml:space="preserve">, the </w:t>
+      </w:r>
+      <w:r>
+        <w:t xml:space="preserve">United States </w:t>
+      </w:r>
+      <w:r>
+        <w:t xml:space="preserve">National Park Service (NPS) has operated under a </w:t>
+      </w:r>
+      <w:r>
+        <w:t xml:space="preserve">mandate to “steward NPS resources for continuous change that is not yet fully understood, in order to preserve ecological integrity and cultural and historical authenticity…” (Colwell et al. 2012). </w:t>
+      </w:r>
+      <w:r>
+        <w:t xml:space="preserve">For natural resources, particularly those that vary in space and time, the management target has </w:t>
+      </w:r>
+      <w:r>
+        <w:t xml:space="preserve">historically </w:t>
+      </w:r>
+      <w:r>
+        <w:t>been to maintain abundances within a ‘natural range of variation’</w:t>
+      </w:r>
+      <w:r>
+        <w:t xml:space="preserve"> </w:t>
+      </w:r>
+      <w:r>
+        <w:rPr>
+          <w:rFonts w:cstheme="minorHAnsi"/>
+          <w:color w:val="202122"/>
+          <w:shd w:val="clear" w:color="auto" w:fill="FFFFFF"/>
+        </w:rPr>
+        <w:t>(National Park Service 2025</w:t>
+      </w:r>
+      <w:r>
+        <w:rPr>
+          <w:rFonts w:cstheme="minorHAnsi"/>
+          <w:color w:val="202122"/>
+          <w:shd w:val="clear" w:color="auto" w:fill="FFFFFF"/>
+        </w:rPr>
+        <w:t>a</w:t>
+      </w:r>
+      <w:r>
+        <w:rPr>
+          <w:rFonts w:cstheme="minorHAnsi"/>
+          <w:color w:val="202122"/>
+          <w:shd w:val="clear" w:color="auto" w:fill="FFFFFF"/>
+        </w:rPr>
+        <w:t>)</w:t>
+      </w:r>
+      <w:r>
+        <w:t>. Notable occurrences in which native species fall outside this natural range of variation include the above-mentioned mountain pine beetle in Yellowstone</w:t>
+      </w:r>
+      <w:r>
+        <w:t>, Grand Teton,</w:t>
+      </w:r>
+      <w:r>
+        <w:t xml:space="preserve"> and Rocky Mountain </w:t>
+      </w:r>
+      <w:r>
+        <w:t>N</w:t>
+      </w:r>
+      <w:r>
+        <w:t xml:space="preserve">ational </w:t>
+      </w:r>
+      <w:r>
+        <w:t>P</w:t>
+      </w:r>
+      <w:r>
+        <w:t xml:space="preserve">arks, and intense foraging on vegetation </w:t>
+      </w:r>
+      <w:r>
+        <w:t>by white-tailed deer (</w:t>
+      </w:r>
+      <w:r>
+        <w:rPr>
+          <w:i/>
+          <w:iCs/>
+        </w:rPr>
+        <w:t>Odocoileus virginianus</w:t>
+      </w:r>
+      <w:r>
+        <w:t xml:space="preserve">) in many midwestern and eastern national parks, </w:t>
+      </w:r>
+      <w:r>
+        <w:t>depletin</w:t>
+      </w:r>
+      <w:r>
+        <w:t>g</w:t>
+      </w:r>
+      <w:r>
+        <w:t xml:space="preserve"> resources on which other species depend </w:t>
+      </w:r>
+      <w:r>
+        <w:t>(Gibson et al. 2008</w:t>
+      </w:r>
+      <w:r>
+        <w:t xml:space="preserve">, </w:t>
+      </w:r>
+      <w:r>
+        <w:t>Miller et al. 2023</w:t>
+      </w:r>
+      <w:r>
+        <w:t>, National Park Service 2023</w:t>
+      </w:r>
+      <w:r>
+        <w:t xml:space="preserve">). </w:t>
+      </w:r>
+    </w:p>
+    <w:p>
+      <w:pPr>
+        <w:spacing w:after="0" w:line="480" w:lineRule="auto"/>
+        <w:ind w:firstLine="720"/>
+      </w:pPr>
+      <w:r>
+        <w:t xml:space="preserve">While </w:t>
+      </w:r>
+      <w:r>
+        <w:t>hyperabundance</w:t>
+      </w:r>
+      <w:r>
+        <w:t xml:space="preserve"> of organisms can</w:t>
+      </w:r>
+      <w:r>
+        <w:t xml:space="preserve"> </w:t>
+      </w:r>
+      <w:r>
+        <w:t>require</w:t>
+      </w:r>
+      <w:r>
+        <w:t xml:space="preserve"> management action,</w:t>
+      </w:r>
+      <w:r>
+        <w:t xml:space="preserve"> </w:t>
+      </w:r>
+      <w:r>
+        <w:t xml:space="preserve">the </w:t>
+      </w:r>
+      <w:r>
+        <w:t>point at which</w:t>
+      </w:r>
+      <w:r>
+        <w:t xml:space="preserve"> </w:t>
+      </w:r>
+      <w:r>
+        <w:t>the a</w:t>
+      </w:r>
+      <w:r>
+        <w:t xml:space="preserve">bundance of </w:t>
+      </w:r>
+      <w:r>
+        <w:t>an</w:t>
+      </w:r>
+      <w:r>
+        <w:t xml:space="preserve"> endemic species exceeds the natural range of variation, thereby triggering a need for management action, can be difficult to ascertain. Park managers </w:t>
+      </w:r>
+      <w:r>
+        <w:t>finding themselves confronted with such issues must make careful and informed decisions based on the best scientific information available</w:t>
+      </w:r>
+      <w:r>
+        <w:t xml:space="preserve"> as they seek to interpret and implement the mandate to preserve resources in a natural condition. </w:t>
+      </w:r>
+      <w:r>
+        <w:t>Hyperabundant native species are not given anywhere near the same attention as invasive species</w:t>
+      </w:r>
+      <w:r>
+        <w:t xml:space="preserve"> </w:t>
+      </w:r>
+      <w:r>
+        <w:t xml:space="preserve">in </w:t>
+      </w:r>
+      <w:r>
+        <w:t>scientific</w:t>
+      </w:r>
+      <w:r>
+        <w:t xml:space="preserve"> literature</w:t>
+      </w:r>
+      <w:r>
+        <w:t xml:space="preserve">, and identifying these instances as they occur is challenging </w:t>
+      </w:r>
+      <w:r>
+        <w:t>(</w:t>
+      </w:r>
+      <w:r>
+        <w:t>Valéry et al. 2013</w:t>
+      </w:r>
+      <w:r>
+        <w:t>)</w:t>
+      </w:r>
+      <w:r>
+        <w:t>.</w:t>
+      </w:r>
+      <w:r>
+        <w:t xml:space="preserve"> While historical presence, abundance, or </w:t>
+      </w:r>
+      <w:r>
+        <w:t>range</w:t>
+      </w:r>
+      <w:r>
+        <w:t xml:space="preserve"> of a species is useful when available, these data are often non-existent or sorely lacking (Carey et al. 2012).</w:t>
+      </w:r>
+    </w:p>
+    <w:p>
+      <w:pPr>
+        <w:spacing w:after="0" w:line="480" w:lineRule="auto"/>
+        <w:ind w:firstLine="720"/>
+      </w:pPr>
+      <w:r>
+        <w:lastRenderedPageBreak/>
+        <w:t xml:space="preserve">With these ideas in mind, </w:t>
+      </w:r>
+      <w:r>
+        <w:t xml:space="preserve">our </w:t>
+      </w:r>
+      <w:r>
+        <w:t xml:space="preserve">research is focused on a population of pink salmon </w:t>
+      </w:r>
+      <w:r>
+        <w:rPr>
+          <w:rFonts w:cstheme="minorHAnsi"/>
+          <w:color w:val="202122"/>
+          <w:shd w:val="clear" w:color="auto" w:fill="FFFFFF"/>
+        </w:rPr>
+        <w:t>(</w:t>
+      </w:r>
+      <w:r>
+        <w:rPr>
+          <w:i/>
+          <w:iCs/>
+        </w:rPr>
+        <w:t>Oncorhynchus</w:t>
+      </w:r>
       <w:r>
         <w:rPr>
           <w:rFonts w:cstheme="minorHAnsi"/>
@@ -297,638 +1084,7 @@
           <w:color w:val="202122"/>
           <w:shd w:val="clear" w:color="auto" w:fill="FFFFFF"/>
         </w:rPr>
-        <w:t>gorbuscha</w:t>
-      </w:r>
-      <w:proofErr w:type="spellEnd"/>
-      <w:r>
-        <w:t>)</w:t>
-      </w:r>
-      <w:r>
-        <w:t xml:space="preserve"> in Sitka National Historical Park’s Indian River. Though native to the river,</w:t>
-      </w:r>
-      <w:r>
-        <w:t xml:space="preserve"> </w:t>
-      </w:r>
-      <w:r>
-        <w:t>pink salmon</w:t>
-      </w:r>
-      <w:r>
-        <w:t xml:space="preserve"> </w:t>
-      </w:r>
-      <w:r>
-        <w:t xml:space="preserve">have seen </w:t>
-      </w:r>
-      <w:r>
-        <w:t xml:space="preserve">exponentially increasing </w:t>
-      </w:r>
-      <w:r>
-        <w:t>number</w:t>
-      </w:r>
-      <w:r>
-        <w:t>s</w:t>
-      </w:r>
-      <w:r>
-        <w:t xml:space="preserve"> of fish </w:t>
-      </w:r>
-      <w:r>
-        <w:t xml:space="preserve">returning </w:t>
-      </w:r>
-      <w:r>
-        <w:t xml:space="preserve">to spawn </w:t>
-      </w:r>
-      <w:r>
-        <w:t xml:space="preserve">in </w:t>
-      </w:r>
-      <w:r>
-        <w:t>late summer</w:t>
-      </w:r>
-      <w:r>
-        <w:t xml:space="preserve"> in recent decades</w:t>
-      </w:r>
-      <w:r>
-        <w:t xml:space="preserve"> on the biennial (i.e., odd and even numbered year) cycles characteristic of the species</w:t>
-      </w:r>
-      <w:r>
-        <w:t>. These potentially hyperabundant runs create the risk</w:t>
-      </w:r>
-      <w:r>
-        <w:t xml:space="preserve"> </w:t>
-      </w:r>
-      <w:r>
-        <w:t>of hypoxia events</w:t>
-      </w:r>
-      <w:r>
-        <w:t xml:space="preserve">, putting fish </w:t>
-      </w:r>
-      <w:r>
-        <w:t xml:space="preserve">and other resident </w:t>
-      </w:r>
-      <w:r>
-        <w:t>species</w:t>
-      </w:r>
-      <w:r>
-        <w:t xml:space="preserve"> reliant on the river </w:t>
-      </w:r>
-      <w:r>
-        <w:t>at risk</w:t>
-      </w:r>
-      <w:r>
-        <w:t>. T</w:t>
-      </w:r>
-      <w:r>
-        <w:t xml:space="preserve">he </w:t>
-      </w:r>
-      <w:r>
-        <w:t xml:space="preserve">U.S. </w:t>
-      </w:r>
-      <w:r>
-        <w:t xml:space="preserve">National Park Service mandates the maintenance of </w:t>
-      </w:r>
-      <w:r>
-        <w:t xml:space="preserve">population densities </w:t>
-      </w:r>
-      <w:r>
-        <w:t xml:space="preserve">such as they would occur </w:t>
-      </w:r>
-      <w:r>
-        <w:t xml:space="preserve">within a </w:t>
-      </w:r>
-      <w:r>
-        <w:t>“</w:t>
-      </w:r>
-      <w:r>
-        <w:t>natural range of variation,</w:t>
-      </w:r>
-      <w:r>
-        <w:t>”</w:t>
-      </w:r>
-      <w:r>
-        <w:t xml:space="preserve"> </w:t>
-      </w:r>
-      <w:r>
-        <w:t>meaning the potential hyperabundance of pink salmon may</w:t>
-      </w:r>
-      <w:r>
-        <w:t xml:space="preserve"> prompt the need for management action</w:t>
-      </w:r>
-      <w:r>
-        <w:t xml:space="preserve">. </w:t>
-      </w:r>
-      <w:r>
-        <w:t>A</w:t>
-      </w:r>
-      <w:r>
-        <w:t xml:space="preserve"> nearby hatchery, which releases 3 million </w:t>
-      </w:r>
-      <w:r>
-        <w:t>pink salmon</w:t>
-      </w:r>
-      <w:r>
-        <w:t xml:space="preserve"> fry each year</w:t>
-      </w:r>
-      <w:r>
-        <w:t>, may be</w:t>
-      </w:r>
-      <w:r>
-        <w:t xml:space="preserve"> contributing to the abundance of </w:t>
-      </w:r>
-      <w:r>
-        <w:t>pink salmon</w:t>
-      </w:r>
-      <w:r>
-        <w:t xml:space="preserve"> </w:t>
-      </w:r>
-      <w:r>
-        <w:t>in</w:t>
-      </w:r>
-      <w:r>
-        <w:t xml:space="preserve"> Indian River. </w:t>
-      </w:r>
-      <w:r>
-        <w:t xml:space="preserve">Using pink salmon escapement data </w:t>
-      </w:r>
-      <w:r>
-        <w:t xml:space="preserve">collected by the Alaska Department of Fish </w:t>
-      </w:r>
-      <w:r>
-        <w:t>and</w:t>
-      </w:r>
-      <w:r>
-        <w:t xml:space="preserve"> Game</w:t>
-      </w:r>
-      <w:r>
-        <w:t>,</w:t>
-      </w:r>
-      <w:r>
-        <w:t xml:space="preserve"> </w:t>
-      </w:r>
-      <w:r>
-        <w:t>t</w:t>
-      </w:r>
-      <w:r>
-        <w:t>his study determine</w:t>
-      </w:r>
-      <w:r>
-        <w:t>d</w:t>
-      </w:r>
-      <w:r>
-        <w:t xml:space="preserve"> whether the increased numbers of </w:t>
-      </w:r>
-      <w:r>
-        <w:t>pink salmon</w:t>
-      </w:r>
-      <w:r>
-        <w:t xml:space="preserve"> observed at Indian River are </w:t>
-      </w:r>
-      <w:r>
-        <w:t>typical</w:t>
-      </w:r>
-      <w:r>
-        <w:t xml:space="preserve"> of trends in the wider region</w:t>
-      </w:r>
-      <w:r>
-        <w:t xml:space="preserve"> (i.e., </w:t>
-      </w:r>
-      <w:r>
-        <w:t>the</w:t>
-      </w:r>
-      <w:r>
-        <w:t xml:space="preserve"> natural range of variation)</w:t>
-      </w:r>
-      <w:r>
-        <w:t xml:space="preserve">, or whether hatchery operations may be </w:t>
-      </w:r>
-      <w:r>
-        <w:t>contributing to or causing</w:t>
-      </w:r>
-      <w:r>
-        <w:t xml:space="preserve"> the </w:t>
-      </w:r>
-      <w:r>
-        <w:t xml:space="preserve">recent </w:t>
-      </w:r>
-      <w:r>
-        <w:t>hyperabundan</w:t>
-      </w:r>
-      <w:r>
-        <w:t>ce</w:t>
-      </w:r>
-      <w:r>
-        <w:t>.</w:t>
-      </w:r>
-      <w:r>
-        <w:t xml:space="preserve"> </w:t>
-      </w:r>
-      <w:r>
-        <w:t>S</w:t>
-      </w:r>
-      <w:r>
-        <w:t>tate-</w:t>
-      </w:r>
-      <w:r>
-        <w:t xml:space="preserve">space models </w:t>
-      </w:r>
-      <w:r>
-        <w:t>indicated</w:t>
-      </w:r>
-      <w:r>
-        <w:t xml:space="preserve"> that odd-year runs of pink salmon at Indian River diverge</w:t>
-      </w:r>
-      <w:r>
-        <w:t>d</w:t>
-      </w:r>
-      <w:r>
-        <w:t xml:space="preserve"> significantly from regional expectations, although conclusive evidence that this divergence is driven by hatchery releases is not clear. </w:t>
-      </w:r>
-      <w:r>
-        <w:t>Even-year runs d</w:t>
-      </w:r>
-      <w:r>
-        <w:t>id</w:t>
-      </w:r>
-      <w:r>
-        <w:t xml:space="preserve"> not display the same divergence in </w:t>
-      </w:r>
-      <w:r>
-        <w:t>abundance</w:t>
-      </w:r>
-      <w:r>
-        <w:t xml:space="preserve"> and </w:t>
-      </w:r>
-      <w:r>
-        <w:t>were consistent</w:t>
-      </w:r>
-      <w:r>
-        <w:t xml:space="preserve"> with pink salmon abundances elsewhere in the region.   </w:t>
-      </w:r>
-      <w:r>
-        <w:br w:type="page"/>
-      </w:r>
-    </w:p>
-    <w:p>
-      <w:pPr>
-        <w:spacing w:after="0" w:line="480" w:lineRule="auto"/>
-        <w:rPr>
-          <w:b/>
-          <w:bCs/>
-          <w:u w:val="single"/>
-        </w:rPr>
-      </w:pPr>
-      <w:r>
-        <w:rPr>
-          <w:b/>
-          <w:bCs/>
-          <w:u w:val="single"/>
-        </w:rPr>
-        <w:lastRenderedPageBreak/>
-        <w:t xml:space="preserve">Introduction </w:t>
-      </w:r>
-    </w:p>
-    <w:p>
-      <w:pPr>
-        <w:spacing w:after="0" w:line="480" w:lineRule="auto"/>
-        <w:ind w:firstLine="720"/>
-      </w:pPr>
-      <w:r>
-        <w:t xml:space="preserve">Conservation issues related to individual species are often the result of the scarcity of native plant or animal species or </w:t>
-      </w:r>
-      <w:r>
-        <w:t>the</w:t>
-      </w:r>
-      <w:r>
-        <w:t xml:space="preserve"> abundance of non-native (exotic, invasive) species</w:t>
-      </w:r>
-      <w:r>
-        <w:t xml:space="preserve"> </w:t>
-      </w:r>
-      <w:r>
-        <w:t>(</w:t>
-      </w:r>
-      <w:r>
-        <w:t xml:space="preserve">Ellison et al. 2005, Gallardo et al. 2015, </w:t>
-      </w:r>
-      <w:r>
-        <w:t>Jeschke et al. 2014)</w:t>
-      </w:r>
-      <w:r>
-        <w:t>.</w:t>
-      </w:r>
-      <w:r>
-        <w:t xml:space="preserve"> However, ecosystems can also be </w:t>
-      </w:r>
-      <w:r>
-        <w:t>harmed</w:t>
-      </w:r>
-      <w:r>
-        <w:t xml:space="preserve"> by the hyperabundance of a native species, due either to shifting regional trends in habitat suitability, to direct (and often anthropogenic) intervention, or to a combination of these factors (</w:t>
-      </w:r>
-      <w:proofErr w:type="spellStart"/>
-      <w:r>
-        <w:t>Sambaraju</w:t>
-      </w:r>
-      <w:proofErr w:type="spellEnd"/>
-      <w:r>
-        <w:t xml:space="preserve"> and </w:t>
-      </w:r>
-      <w:proofErr w:type="spellStart"/>
-      <w:r>
-        <w:t>Goodsman</w:t>
-      </w:r>
-      <w:proofErr w:type="spellEnd"/>
-      <w:r>
-        <w:t xml:space="preserve"> 2021, Beckett et al. 2022, Moore et al. 2023).</w:t>
-      </w:r>
-      <w:r>
-        <w:t xml:space="preserve"> </w:t>
-      </w:r>
-      <w:r>
-        <w:t xml:space="preserve">For example, purple </w:t>
-      </w:r>
-      <w:r>
-        <w:t>s</w:t>
-      </w:r>
-      <w:r>
-        <w:t xml:space="preserve">ea urchin </w:t>
-      </w:r>
-      <w:r>
-        <w:t>(</w:t>
-      </w:r>
-      <w:r>
-        <w:rPr>
-          <w:i/>
-          <w:iCs/>
-        </w:rPr>
-        <w:t xml:space="preserve">Strongylocentrotus </w:t>
-      </w:r>
-      <w:proofErr w:type="spellStart"/>
-      <w:r>
-        <w:rPr>
-          <w:i/>
-          <w:iCs/>
-        </w:rPr>
-        <w:t>purpuratus</w:t>
-      </w:r>
-      <w:proofErr w:type="spellEnd"/>
-      <w:r>
-        <w:t xml:space="preserve">) </w:t>
-      </w:r>
-      <w:r>
-        <w:t xml:space="preserve">hyperabundance in the northern Pacific </w:t>
-      </w:r>
-      <w:r>
-        <w:t xml:space="preserve">Ocean </w:t>
-      </w:r>
-      <w:r>
-        <w:t>can lead</w:t>
-      </w:r>
-      <w:r>
-        <w:t xml:space="preserve"> to the devastation of kelp </w:t>
-      </w:r>
-      <w:r>
-        <w:t>(</w:t>
-      </w:r>
-      <w:r>
-        <w:rPr>
-          <w:i/>
-          <w:iCs/>
-        </w:rPr>
-        <w:t xml:space="preserve">Macrocystis </w:t>
-      </w:r>
-      <w:proofErr w:type="spellStart"/>
-      <w:r>
-        <w:rPr>
-          <w:i/>
-          <w:iCs/>
-        </w:rPr>
-        <w:t>pyrifera</w:t>
-      </w:r>
-      <w:proofErr w:type="spellEnd"/>
-      <w:r>
-        <w:t xml:space="preserve">) </w:t>
-      </w:r>
-      <w:r>
-        <w:t xml:space="preserve">forests, critical ecosystems upon which countless marine species depend. This hyperabundance </w:t>
-      </w:r>
-      <w:r>
-        <w:t xml:space="preserve">has been driven by </w:t>
-      </w:r>
-      <w:r>
-        <w:t>the</w:t>
-      </w:r>
-      <w:r>
-        <w:t xml:space="preserve"> de</w:t>
-      </w:r>
-      <w:r>
-        <w:t>pletion</w:t>
-      </w:r>
-      <w:r>
-        <w:t xml:space="preserve"> </w:t>
-      </w:r>
-      <w:r>
-        <w:t xml:space="preserve">of </w:t>
-      </w:r>
-      <w:proofErr w:type="gramStart"/>
-      <w:r>
-        <w:t xml:space="preserve">Pacific </w:t>
-      </w:r>
-      <w:r>
-        <w:t>sea</w:t>
-      </w:r>
-      <w:proofErr w:type="gramEnd"/>
-      <w:r>
-        <w:t xml:space="preserve"> otter</w:t>
-      </w:r>
-      <w:r>
-        <w:t xml:space="preserve"> (</w:t>
-      </w:r>
-      <w:r>
-        <w:rPr>
-          <w:i/>
-          <w:iCs/>
-        </w:rPr>
-        <w:t>Enhydra lutris</w:t>
-      </w:r>
-      <w:r>
-        <w:t>)</w:t>
-      </w:r>
-      <w:r>
-        <w:t xml:space="preserve"> populations</w:t>
-      </w:r>
-      <w:r>
-        <w:t xml:space="preserve"> during the 1</w:t>
-      </w:r>
-      <w:r>
-        <w:t>8</w:t>
-      </w:r>
-      <w:r>
-        <w:rPr>
-          <w:vertAlign w:val="superscript"/>
-        </w:rPr>
-        <w:t>th</w:t>
-      </w:r>
-      <w:r>
-        <w:t xml:space="preserve"> and </w:t>
-      </w:r>
-      <w:r>
-        <w:t>19</w:t>
-      </w:r>
-      <w:r>
-        <w:rPr>
-          <w:vertAlign w:val="superscript"/>
-        </w:rPr>
-        <w:t>th</w:t>
-      </w:r>
-      <w:r>
-        <w:t xml:space="preserve"> centuries</w:t>
-      </w:r>
-      <w:r>
-        <w:t xml:space="preserve"> </w:t>
-      </w:r>
-      <w:r>
-        <w:t>by</w:t>
-      </w:r>
-      <w:r>
-        <w:t xml:space="preserve"> the maritime fur trade. Otter populations have never recovered</w:t>
-      </w:r>
-      <w:r>
-        <w:t xml:space="preserve"> along much of the North American Pacific coast</w:t>
-      </w:r>
-      <w:r>
-        <w:t xml:space="preserve">, and as a result ‘urchin barrens’ are a common feature in shallow coastal regions off the west coast of North America </w:t>
-      </w:r>
-      <w:r>
-        <w:t>(</w:t>
-      </w:r>
-      <w:r>
-        <w:t>Estes 2015</w:t>
-      </w:r>
-      <w:r>
-        <w:t>)</w:t>
-      </w:r>
-      <w:r>
-        <w:t>.</w:t>
-      </w:r>
-      <w:r>
-        <w:t xml:space="preserve"> More recently, a</w:t>
-      </w:r>
-      <w:r>
-        <w:t>nother hyperabundant</w:t>
-      </w:r>
-      <w:r>
-        <w:t xml:space="preserve"> </w:t>
-      </w:r>
-      <w:r>
-        <w:t>species</w:t>
-      </w:r>
-      <w:r>
-        <w:t>, t</w:t>
-      </w:r>
-      <w:r>
-        <w:t>he mountain pine beetle (</w:t>
-      </w:r>
-      <w:r>
-        <w:rPr>
-          <w:i/>
-          <w:iCs/>
-        </w:rPr>
-        <w:t xml:space="preserve">Dendroctonus </w:t>
-      </w:r>
-      <w:proofErr w:type="spellStart"/>
-      <w:r>
-        <w:rPr>
-          <w:i/>
-          <w:iCs/>
-        </w:rPr>
-        <w:t>ponderosae</w:t>
-      </w:r>
-      <w:proofErr w:type="spellEnd"/>
-      <w:r>
-        <w:t xml:space="preserve">), </w:t>
-      </w:r>
-      <w:r>
-        <w:t>has caused catastrophic destruction of</w:t>
-      </w:r>
-      <w:r>
-        <w:t xml:space="preserve"> coniferous forests </w:t>
-      </w:r>
-      <w:r>
-        <w:t>throughout its native range, the Rocky Mountains. While the mountain pine beetle’s life history has always involved causing damage to the inner bark of conifers, cold winter temperatures have previously limited the</w:t>
-      </w:r>
-      <w:r>
-        <w:t>ir</w:t>
-      </w:r>
-      <w:r>
-        <w:t xml:space="preserve"> numbers and, by extension, their impacts on Rocky Mountain forests. However, as shifting climate patterns have led to warmer winters and longer summers, the mountain pine beetle has flourished and in doing so has devasted large swathes </w:t>
-      </w:r>
-      <w:r>
-        <w:t>of forest habitat in Canada and the US</w:t>
-      </w:r>
-      <w:r>
-        <w:t xml:space="preserve"> </w:t>
-      </w:r>
-      <w:r>
-        <w:t>(Gibson et al. 2008).</w:t>
-      </w:r>
-      <w:r>
-        <w:t xml:space="preserve"> </w:t>
-      </w:r>
-    </w:p>
-    <w:p>
-      <w:pPr>
-        <w:spacing w:after="0" w:line="480" w:lineRule="auto"/>
-        <w:ind w:firstLine="720"/>
-      </w:pPr>
-      <w:r>
-        <w:lastRenderedPageBreak/>
-        <w:t>If a hyperabundan</w:t>
-      </w:r>
-      <w:r>
-        <w:t>t</w:t>
-      </w:r>
-      <w:r>
-        <w:t xml:space="preserve"> native species occurs within a </w:t>
-      </w:r>
-      <w:r>
-        <w:t>conservation area, it may ne</w:t>
-      </w:r>
-      <w:r>
-        <w:t>cessitate</w:t>
-      </w:r>
-      <w:r>
-        <w:t xml:space="preserve"> management action</w:t>
-      </w:r>
-      <w:r>
-        <w:t>s</w:t>
-      </w:r>
-      <w:r>
-        <w:t xml:space="preserve"> to protect other species within the ecosystem. </w:t>
-      </w:r>
-      <w:r>
-        <w:t>For example</w:t>
-      </w:r>
-      <w:r>
-        <w:t xml:space="preserve">, the </w:t>
-      </w:r>
-      <w:r>
-        <w:t xml:space="preserve">United States </w:t>
-      </w:r>
-      <w:r>
-        <w:t xml:space="preserve">National Park Service (NPS) has operated under a </w:t>
-      </w:r>
-      <w:r>
-        <w:t xml:space="preserve">mandate to “steward NPS resources for continuous change that is not yet fully understood, in order to preserve ecological integrity and cultural and historical authenticity…” (Colwell et al. 2012). </w:t>
-      </w:r>
-      <w:r>
-        <w:t xml:space="preserve">For natural resources, particularly those that vary in space and time, the management target has </w:t>
-      </w:r>
-      <w:r>
-        <w:t xml:space="preserve">historically </w:t>
-      </w:r>
-      <w:r>
-        <w:t>been to maintain abundances within a ‘natural range of variation’</w:t>
-      </w:r>
-      <w:r>
-        <w:t xml:space="preserve"> </w:t>
+        <w:t xml:space="preserve"> gorbuscha</w:t>
       </w:r>
       <w:r>
         <w:rPr>
@@ -936,253 +1092,7 @@
           <w:color w:val="202122"/>
           <w:shd w:val="clear" w:color="auto" w:fill="FFFFFF"/>
         </w:rPr>
-        <w:t>(National Park Service 2025</w:t>
-      </w:r>
-      <w:r>
-        <w:rPr>
-          <w:rFonts w:cstheme="minorHAnsi"/>
-          <w:color w:val="202122"/>
-          <w:shd w:val="clear" w:color="auto" w:fill="FFFFFF"/>
-        </w:rPr>
-        <w:t>a</w:t>
-      </w:r>
-      <w:r>
-        <w:rPr>
-          <w:rFonts w:cstheme="minorHAnsi"/>
-          <w:color w:val="202122"/>
-          <w:shd w:val="clear" w:color="auto" w:fill="FFFFFF"/>
-        </w:rPr>
-        <w:t>)</w:t>
-      </w:r>
-      <w:r>
-        <w:t>. Notable occurrences in which native species fall outside this natural range of variation include the above-mentioned mountain pine beetle in Yellowstone</w:t>
-      </w:r>
-      <w:r>
-        <w:t>, Grand Teton,</w:t>
-      </w:r>
-      <w:r>
-        <w:t xml:space="preserve"> and Rocky Mountain </w:t>
-      </w:r>
-      <w:r>
-        <w:t>N</w:t>
-      </w:r>
-      <w:r>
-        <w:t xml:space="preserve">ational </w:t>
-      </w:r>
-      <w:r>
-        <w:t>P</w:t>
-      </w:r>
-      <w:r>
-        <w:t xml:space="preserve">arks, and intense foraging on vegetation </w:t>
-      </w:r>
-      <w:r>
-        <w:t>by white-tailed deer (</w:t>
-      </w:r>
-      <w:r>
-        <w:rPr>
-          <w:i/>
-          <w:iCs/>
-        </w:rPr>
-        <w:t>Odocoileus virginianus</w:t>
-      </w:r>
-      <w:r>
-        <w:t xml:space="preserve">) in many midwestern and eastern national parks, </w:t>
-      </w:r>
-      <w:r>
-        <w:t>depletin</w:t>
-      </w:r>
-      <w:r>
-        <w:t>g</w:t>
-      </w:r>
-      <w:r>
-        <w:t xml:space="preserve"> resources on which other species depend </w:t>
-      </w:r>
-      <w:r>
-        <w:t>(Gibson et al. 2008</w:t>
-      </w:r>
-      <w:r>
-        <w:t xml:space="preserve">, </w:t>
-      </w:r>
-      <w:r>
-        <w:t>Miller et al. 2023</w:t>
-      </w:r>
-      <w:r>
-        <w:t>, National Park Service 2023</w:t>
-      </w:r>
-      <w:r>
-        <w:t xml:space="preserve">). </w:t>
-      </w:r>
-    </w:p>
-    <w:p>
-      <w:pPr>
-        <w:spacing w:after="0" w:line="480" w:lineRule="auto"/>
-        <w:ind w:firstLine="720"/>
-      </w:pPr>
-      <w:r>
-        <w:t xml:space="preserve">While </w:t>
-      </w:r>
-      <w:r>
-        <w:t>hyperabundance</w:t>
-      </w:r>
-      <w:r>
-        <w:t xml:space="preserve"> of organisms can</w:t>
-      </w:r>
-      <w:r>
-        <w:t xml:space="preserve"> </w:t>
-      </w:r>
-      <w:r>
-        <w:t>require</w:t>
-      </w:r>
-      <w:r>
-        <w:t xml:space="preserve"> management action,</w:t>
-      </w:r>
-      <w:r>
-        <w:t xml:space="preserve"> </w:t>
-      </w:r>
-      <w:r>
-        <w:t xml:space="preserve">the </w:t>
-      </w:r>
-      <w:r>
-        <w:t>point at which</w:t>
-      </w:r>
-      <w:r>
-        <w:t xml:space="preserve"> </w:t>
-      </w:r>
-      <w:r>
-        <w:t>the a</w:t>
-      </w:r>
-      <w:r>
-        <w:t xml:space="preserve">bundance of </w:t>
-      </w:r>
-      <w:r>
-        <w:t>an</w:t>
-      </w:r>
-      <w:r>
-        <w:t xml:space="preserve"> endemic species exceeds the natural range of variation, thereby triggering a need for management action, can be difficult to ascertain. Park managers </w:t>
-      </w:r>
-      <w:r>
-        <w:t>finding themselves confronted with such issues must make careful and informed decisions based on the best scientific information available</w:t>
-      </w:r>
-      <w:r>
-        <w:t xml:space="preserve"> as they seek to interpret and implement the mandate to preserve resources in a natural condition. </w:t>
-      </w:r>
-      <w:r>
-        <w:t>Hyperabundant native species are not given anywhere near the same attention as invasive species</w:t>
-      </w:r>
-      <w:r>
-        <w:t xml:space="preserve"> </w:t>
-      </w:r>
-      <w:r>
-        <w:t xml:space="preserve">in </w:t>
-      </w:r>
-      <w:r>
-        <w:t>scientific</w:t>
-      </w:r>
-      <w:r>
-        <w:t xml:space="preserve"> literature</w:t>
-      </w:r>
-      <w:r>
-        <w:t xml:space="preserve">, and identifying these instances as they occur is challenging </w:t>
-      </w:r>
-      <w:r>
-        <w:t>(</w:t>
-      </w:r>
-      <w:r>
-        <w:t>Valéry et al. 2013</w:t>
-      </w:r>
-      <w:r>
-        <w:t>)</w:t>
-      </w:r>
-      <w:r>
-        <w:t>.</w:t>
-      </w:r>
-      <w:r>
-        <w:t xml:space="preserve"> While historical presence, abundance, or </w:t>
-      </w:r>
-      <w:r>
-        <w:t>range</w:t>
-      </w:r>
-      <w:r>
-        <w:t xml:space="preserve"> of a species is useful when available, these data are often non-existent or sorely lacking (Carey et al. 2012).</w:t>
-      </w:r>
-    </w:p>
-    <w:p>
-      <w:pPr>
-        <w:spacing w:after="0" w:line="480" w:lineRule="auto"/>
-        <w:ind w:firstLine="720"/>
-      </w:pPr>
-      <w:r>
-        <w:lastRenderedPageBreak/>
-        <w:t xml:space="preserve">With these ideas in mind, </w:t>
-      </w:r>
-      <w:r>
-        <w:t xml:space="preserve">our </w:t>
-      </w:r>
-      <w:r>
-        <w:t xml:space="preserve">research is focused on a population of pink salmon </w:t>
-      </w:r>
-      <w:r>
-        <w:rPr>
-          <w:rFonts w:cstheme="minorHAnsi"/>
-          <w:color w:val="202122"/>
-          <w:shd w:val="clear" w:color="auto" w:fill="FFFFFF"/>
-        </w:rPr>
-        <w:t>(</w:t>
-      </w:r>
-      <w:r>
-        <w:rPr>
-          <w:i/>
-          <w:iCs/>
-        </w:rPr>
-        <w:t>Oncorhynchus</w:t>
-      </w:r>
-      <w:r>
-        <w:rPr>
-          <w:rFonts w:cstheme="minorHAnsi"/>
-          <w:i/>
-          <w:iCs/>
-          <w:color w:val="202122"/>
-          <w:shd w:val="clear" w:color="auto" w:fill="FFFFFF"/>
-        </w:rPr>
-        <w:t xml:space="preserve"> </w:t>
-      </w:r>
-      <w:proofErr w:type="spellStart"/>
-      <w:r>
-        <w:rPr>
-          <w:rFonts w:cstheme="minorHAnsi"/>
-          <w:i/>
-          <w:iCs/>
-          <w:color w:val="202122"/>
-          <w:shd w:val="clear" w:color="auto" w:fill="FFFFFF"/>
-        </w:rPr>
-        <w:t>gorbuscha</w:t>
-      </w:r>
-      <w:proofErr w:type="spellEnd"/>
-      <w:r>
-        <w:rPr>
-          <w:rFonts w:cstheme="minorHAnsi"/>
-          <w:color w:val="202122"/>
-          <w:shd w:val="clear" w:color="auto" w:fill="FFFFFF"/>
-        </w:rPr>
-        <w:t xml:space="preserve">, </w:t>
-      </w:r>
-      <w:proofErr w:type="spellStart"/>
-      <w:r>
-        <w:rPr>
-          <w:rFonts w:cstheme="minorHAnsi"/>
-          <w:color w:val="202122"/>
-          <w:shd w:val="clear" w:color="auto" w:fill="FFFFFF"/>
-        </w:rPr>
-        <w:t>Cháas</w:t>
-      </w:r>
-      <w:proofErr w:type="spellEnd"/>
-      <w:r>
-        <w:rPr>
-          <w:rFonts w:cstheme="minorHAnsi"/>
-          <w:color w:val="202122"/>
-          <w:shd w:val="clear" w:color="auto" w:fill="FFFFFF"/>
-        </w:rPr>
-        <w:t>’</w:t>
+        <w:t>, Cháas’</w:t>
       </w:r>
       <w:ins w:id="1" w:author="tquinn" w:date="2026-05-20T13:13:00Z" w16du:dateUtc="2026-05-20T20:13:00Z">
         <w:r>
@@ -1435,7 +1345,6 @@
       <w:r>
         <w:t xml:space="preserve"> (</w:t>
       </w:r>
-      <w:proofErr w:type="spellStart"/>
       <w:r>
         <w:rPr>
           <w:rFonts w:cstheme="minorHAnsi"/>
@@ -1451,9 +1360,14 @@
           <w:color w:val="202122"/>
           <w:shd w:val="clear" w:color="auto" w:fill="FFFFFF"/>
         </w:rPr>
-        <w:t>aasda</w:t>
-      </w:r>
-      <w:proofErr w:type="spellEnd"/>
+        <w:t>aasda Héen</w:t>
+      </w:r>
+      <w:r>
+        <w:t>)</w:t>
+      </w:r>
+      <w:r>
+        <w:t>, the main reach and intertidal area of which fall within park boundaries</w:t>
+      </w:r>
       <w:r>
         <w:rPr>
           <w:rFonts w:cstheme="minorHAnsi"/>
@@ -1462,21 +1376,22 @@
         </w:rPr>
         <w:t xml:space="preserve"> </w:t>
       </w:r>
-      <w:proofErr w:type="spellStart"/>
+      <w:r>
+        <w:t>(National Park Service 2025</w:t>
+      </w:r>
+      <w:r>
+        <w:t>b</w:t>
+      </w:r>
+      <w:r>
+        <w:t>)</w:t>
+      </w:r>
       <w:r>
         <w:rPr>
           <w:rFonts w:cstheme="minorHAnsi"/>
           <w:color w:val="202122"/>
           <w:shd w:val="clear" w:color="auto" w:fill="FFFFFF"/>
         </w:rPr>
-        <w:t>Héen</w:t>
-      </w:r>
-      <w:proofErr w:type="spellEnd"/>
-      <w:r>
-        <w:t>)</w:t>
-      </w:r>
-      <w:r>
-        <w:t>, the main reach and intertidal area of which fall within park boundaries</w:t>
+        <w:t>.</w:t>
       </w:r>
       <w:r>
         <w:rPr>
@@ -1487,21 +1402,12 @@
         <w:t xml:space="preserve"> </w:t>
       </w:r>
       <w:r>
-        <w:t>(National Park Service 2025</w:t>
-      </w:r>
-      <w:r>
-        <w:t>b</w:t>
-      </w:r>
-      <w:r>
-        <w:t>)</w:t>
-      </w:r>
-      <w:r>
         <w:rPr>
           <w:rFonts w:cstheme="minorHAnsi"/>
           <w:color w:val="202122"/>
           <w:shd w:val="clear" w:color="auto" w:fill="FFFFFF"/>
         </w:rPr>
-        <w:t>.</w:t>
+        <w:t>Since time immemorial</w:t>
       </w:r>
       <w:r>
         <w:rPr>
@@ -1509,7 +1415,7 @@
           <w:color w:val="202122"/>
           <w:shd w:val="clear" w:color="auto" w:fill="FFFFFF"/>
         </w:rPr>
-        <w:t xml:space="preserve"> </w:t>
+        <w:t xml:space="preserve">, </w:t>
       </w:r>
       <w:r>
         <w:rPr>
@@ -1517,22 +1423,6 @@
           <w:color w:val="202122"/>
           <w:shd w:val="clear" w:color="auto" w:fill="FFFFFF"/>
         </w:rPr>
-        <w:t>Since time immemorial</w:t>
-      </w:r>
-      <w:r>
-        <w:rPr>
-          <w:rFonts w:cstheme="minorHAnsi"/>
-          <w:color w:val="202122"/>
-          <w:shd w:val="clear" w:color="auto" w:fill="FFFFFF"/>
-        </w:rPr>
-        <w:t xml:space="preserve">, </w:t>
-      </w:r>
-      <w:r>
-        <w:rPr>
-          <w:rFonts w:cstheme="minorHAnsi"/>
-          <w:color w:val="202122"/>
-          <w:shd w:val="clear" w:color="auto" w:fill="FFFFFF"/>
-        </w:rPr>
         <w:t>the Indian River has been the location of a fishing camp and harvesting site for the Kiks.ádi clan, and particularly valued for its close proximity to the clan’s winter villages, as well as for hosting runs of a variety of Pacific salmon species, including chum (</w:t>
       </w:r>
       <w:r>
@@ -1563,18 +1453,9 @@
         </w:rPr>
         <w:t xml:space="preserve">keta, </w:t>
       </w:r>
-      <w:proofErr w:type="spellStart"/>
-      <w:r>
-        <w:rPr>
-          <w:i/>
-          <w:iCs/>
-        </w:rPr>
-        <w:t>T</w:t>
-      </w:r>
-      <w:r>
-        <w:t>éel</w:t>
-      </w:r>
-      <w:proofErr w:type="spellEnd"/>
+      <w:r>
+        <w:t>Téel</w:t>
+      </w:r>
       <w:r>
         <w:rPr>
           <w:rFonts w:cstheme="minorHAnsi"/>
@@ -1599,25 +1480,7 @@
           <w:color w:val="202122"/>
           <w:shd w:val="clear" w:color="auto" w:fill="FFFFFF"/>
         </w:rPr>
-        <w:t xml:space="preserve">, </w:t>
-      </w:r>
-      <w:proofErr w:type="spellStart"/>
-      <w:r>
-        <w:rPr>
-          <w:rFonts w:cstheme="minorHAnsi"/>
-          <w:color w:val="202122"/>
-          <w:shd w:val="clear" w:color="auto" w:fill="FFFFFF"/>
-        </w:rPr>
-        <w:t>L’ook</w:t>
-      </w:r>
-      <w:proofErr w:type="spellEnd"/>
-      <w:r>
-        <w:rPr>
-          <w:rFonts w:cstheme="minorHAnsi"/>
-          <w:color w:val="202122"/>
-          <w:shd w:val="clear" w:color="auto" w:fill="FFFFFF"/>
-        </w:rPr>
-        <w:t>), Chinook (</w:t>
+        <w:t>, L’ook), Chinook (</w:t>
       </w:r>
       <w:r>
         <w:rPr>
@@ -1635,25 +1498,23 @@
           <w:color w:val="202122"/>
           <w:shd w:val="clear" w:color="auto" w:fill="FFFFFF"/>
         </w:rPr>
-        <w:t xml:space="preserve">, </w:t>
-      </w:r>
-      <w:proofErr w:type="spellStart"/>
+        <w:t>, T’á), and pink salmon (Thornton 1998). Pink salmon are the most abundant species at Indian River, typically return</w:t>
+      </w:r>
       <w:r>
         <w:rPr>
           <w:rFonts w:cstheme="minorHAnsi"/>
           <w:color w:val="202122"/>
           <w:shd w:val="clear" w:color="auto" w:fill="FFFFFF"/>
         </w:rPr>
-        <w:t>T’a</w:t>
-      </w:r>
-      <w:proofErr w:type="spellEnd"/>
+        <w:t>ing</w:t>
+      </w:r>
       <w:r>
         <w:rPr>
           <w:rFonts w:cstheme="minorHAnsi"/>
           <w:color w:val="202122"/>
           <w:shd w:val="clear" w:color="auto" w:fill="FFFFFF"/>
         </w:rPr>
-        <w:t>́), and pink salmon (Thornton 1998). Pink salmon are the most abundant species at Indian River, typically return</w:t>
+        <w:t xml:space="preserve"> to spawn in August. </w:t>
       </w:r>
       <w:r>
         <w:rPr>
@@ -1661,7 +1522,7 @@
           <w:color w:val="202122"/>
           <w:shd w:val="clear" w:color="auto" w:fill="FFFFFF"/>
         </w:rPr>
-        <w:t>ing</w:t>
+        <w:t>After</w:t>
       </w:r>
       <w:r>
         <w:rPr>
@@ -1669,7 +1530,7 @@
           <w:color w:val="202122"/>
           <w:shd w:val="clear" w:color="auto" w:fill="FFFFFF"/>
         </w:rPr>
-        <w:t xml:space="preserve"> to spawn in August. </w:t>
+        <w:t xml:space="preserve"> </w:t>
       </w:r>
       <w:r>
         <w:rPr>
@@ -1677,7 +1538,7 @@
           <w:color w:val="202122"/>
           <w:shd w:val="clear" w:color="auto" w:fill="FFFFFF"/>
         </w:rPr>
-        <w:t>After</w:t>
+        <w:t>hatch</w:t>
       </w:r>
       <w:r>
         <w:rPr>
@@ -1685,7 +1546,7 @@
           <w:color w:val="202122"/>
           <w:shd w:val="clear" w:color="auto" w:fill="FFFFFF"/>
         </w:rPr>
-        <w:t xml:space="preserve"> </w:t>
+        <w:t>ing</w:t>
       </w:r>
       <w:r>
         <w:rPr>
@@ -1693,7 +1554,7 @@
           <w:color w:val="202122"/>
           <w:shd w:val="clear" w:color="auto" w:fill="FFFFFF"/>
         </w:rPr>
-        <w:t>hatch</w:t>
+        <w:t xml:space="preserve"> in the winter</w:t>
       </w:r>
       <w:r>
         <w:rPr>
@@ -1701,7 +1562,7 @@
           <w:color w:val="202122"/>
           <w:shd w:val="clear" w:color="auto" w:fill="FFFFFF"/>
         </w:rPr>
-        <w:t>ing</w:t>
+        <w:t xml:space="preserve"> and completing their embryonic development below the surface of the stream gravel</w:t>
       </w:r>
       <w:r>
         <w:rPr>
@@ -1709,7 +1570,7 @@
           <w:color w:val="202122"/>
           <w:shd w:val="clear" w:color="auto" w:fill="FFFFFF"/>
         </w:rPr>
-        <w:t xml:space="preserve"> in the winter</w:t>
+        <w:t>,</w:t>
       </w:r>
       <w:r>
         <w:rPr>
@@ -1717,22 +1578,6 @@
           <w:color w:val="202122"/>
           <w:shd w:val="clear" w:color="auto" w:fill="FFFFFF"/>
         </w:rPr>
-        <w:t xml:space="preserve"> and completing their embryonic development below the surface of the stream gravel</w:t>
-      </w:r>
-      <w:r>
-        <w:rPr>
-          <w:rFonts w:cstheme="minorHAnsi"/>
-          <w:color w:val="202122"/>
-          <w:shd w:val="clear" w:color="auto" w:fill="FFFFFF"/>
-        </w:rPr>
-        <w:t>,</w:t>
-      </w:r>
-      <w:r>
-        <w:rPr>
-          <w:rFonts w:cstheme="minorHAnsi"/>
-          <w:color w:val="202122"/>
-          <w:shd w:val="clear" w:color="auto" w:fill="FFFFFF"/>
-        </w:rPr>
         <w:t xml:space="preserve"> </w:t>
       </w:r>
       <w:r>
@@ -1899,15 +1744,7 @@
         <w:t xml:space="preserve">runs </w:t>
       </w:r>
       <w:r>
-        <w:t>regularly exceeding 100,000 fish annually (</w:t>
-      </w:r>
-      <w:proofErr w:type="spellStart"/>
-      <w:r>
-        <w:t>Stopha</w:t>
-      </w:r>
-      <w:proofErr w:type="spellEnd"/>
-      <w:r>
-        <w:t xml:space="preserve"> 2015). High abundances of salmon are concerning to park managers because when </w:t>
+        <w:t xml:space="preserve">regularly exceeding 100,000 fish annually (Stopha 2015). High abundances of salmon are concerning to park managers because when </w:t>
       </w:r>
       <w:r>
         <w:t>they coincide with</w:t>
@@ -1955,15 +1792,7 @@
         <w:t xml:space="preserve">Sergeant et al. 2023). </w:t>
       </w:r>
       <w:r>
-        <w:t>In stream systems free of hatchery influence, there are natural regulators (density dependence) that bring the population back into balance when the number of returning spawners exceeds a stream’s carrying capacity. For example, at very high densities, females arriving later in a spawning season dig up nests (</w:t>
-      </w:r>
-      <w:proofErr w:type="spellStart"/>
-      <w:r>
-        <w:t>redds</w:t>
-      </w:r>
-      <w:proofErr w:type="spellEnd"/>
-      <w:r>
-        <w:t xml:space="preserve">) made by early arriving females, so the stream has a natural limit to production (McNeil 1964). Hypoxia events are also not limited to stream systems in which natural abundances are supplemented by hatchery strays. High salmon densities </w:t>
+        <w:t xml:space="preserve">In stream systems free of hatchery influence, there are natural regulators (density dependence) that bring the population back into balance when the number of returning spawners exceeds a stream’s carrying capacity. For example, at very high densities, females arriving later in a spawning season dig up nests (redds) made by early arriving females, so the stream has a natural limit to production (McNeil 1964). Hypoxia events are also not limited to stream systems in which natural abundances are supplemented by hatchery strays. High salmon densities </w:t>
       </w:r>
       <w:r>
         <w:t>occur</w:t>
@@ -2009,15 +1838,7 @@
         <w:t>the not-for-profit Sitka Sound Science Center</w:t>
       </w:r>
       <w:r>
-        <w:t xml:space="preserve"> but was originally established in 1975 by Sheldon Jackson College (</w:t>
-      </w:r>
-      <w:proofErr w:type="spellStart"/>
-      <w:r>
-        <w:t>Stopha</w:t>
-      </w:r>
-      <w:proofErr w:type="spellEnd"/>
-      <w:r>
-        <w:t xml:space="preserve"> 2015). The college, </w:t>
+        <w:t xml:space="preserve"> but was originally established in 1975 by Sheldon Jackson College (Stopha 2015). The college, </w:t>
       </w:r>
       <w:r>
         <w:t>initially “laid out as a kind of utopian experiment in assimilating Natives into ‘civilized’ Christian living”</w:t>
@@ -2149,15 +1970,7 @@
         <w:t>nearby Starrigavan Creek</w:t>
       </w:r>
       <w:r>
-        <w:t xml:space="preserve"> (odd years) (</w:t>
-      </w:r>
-      <w:proofErr w:type="spellStart"/>
-      <w:r>
-        <w:t>Stopha</w:t>
-      </w:r>
-      <w:proofErr w:type="spellEnd"/>
-      <w:r>
-        <w:t xml:space="preserve"> 2</w:t>
+        <w:t xml:space="preserve"> (odd years) (Stopha 2</w:t>
       </w:r>
       <w:r>
         <w:t>01</w:t>
@@ -2199,11 +2012,9 @@
       <w:r>
         <w:t xml:space="preserve"> (Quinn 2018). </w:t>
       </w:r>
-      <w:ins w:id="5" w:author="Brian McGreal" w:date="2026-06-03T16:25:00Z" w16du:dateUtc="2026-06-03T23:25:00Z">
-        <w:r>
-          <w:t xml:space="preserve">It has been shown that both the purposeful and incidental introduction of hatchery salmon into streams with native populations can contribute to increased abundances (Anderson et al. 2014, McMillan et al. 2023, May et al. 2024). </w:t>
-        </w:r>
-      </w:ins>
+      <w:r>
+        <w:t xml:space="preserve">It has been shown that both the purposeful and incidental introduction of hatchery salmon into streams with native populations can contribute to increased abundances (Anderson et al. 2014, McMillan et al. 2023, May et al. 2024). </w:t>
+      </w:r>
       <w:r>
         <w:t>Straying, whereby a juvenile salmon that was produced in one stream (or hatchery) strays into a different stream as an adult to spawn</w:t>
       </w:r>
@@ -2241,15 +2052,7 @@
         <w:t>SJH</w:t>
       </w:r>
       <w:r>
-        <w:t xml:space="preserve"> are subject to otolith marking (</w:t>
-      </w:r>
-      <w:proofErr w:type="spellStart"/>
-      <w:r>
-        <w:t>Stopha</w:t>
-      </w:r>
-      <w:proofErr w:type="spellEnd"/>
-      <w:r>
-        <w:t xml:space="preserve"> 2015, Alaska Department of Fish and Game 2024b).  Surveying efforts at Indian River have at times found stray pink salmon from Sheldon Jackson Hatchery making up one third of all individuals sampled in a year. However, rates observed vary considerably, perhaps due to the time of year pink salmon are sampled, with some surveys observing rates of straying closer to 10% (Gende and Carter 2015). </w:t>
+        <w:t xml:space="preserve"> are subject to otolith marking (Stopha 2015, Alaska Department of Fish and Game 2024b).  Surveying efforts at Indian River have at times found stray pink salmon from Sheldon Jackson Hatchery making up one third of all individuals sampled in a year. However, rates observed vary considerably, perhaps due to the time of year pink salmon are sampled, with some surveys observing rates of straying closer to 10% (Gende and Carter 2015). </w:t>
       </w:r>
     </w:p>
     <w:p>
@@ -2538,7 +2341,7 @@
       <w:pPr>
         <w:spacing w:after="0" w:line="480" w:lineRule="auto"/>
         <w:rPr>
-          <w:ins w:id="6" w:author="tquinn" w:date="2026-05-20T21:58:00Z" w16du:dateUtc="2026-05-21T04:58:00Z"/>
+          <w:ins w:id="5" w:author="tquinn" w:date="2026-05-20T21:58:00Z" w16du:dateUtc="2026-05-21T04:58:00Z"/>
         </w:rPr>
       </w:pPr>
       <w:r>
@@ -2563,25 +2366,25 @@
       <w:r>
         <w:t xml:space="preserve"> natural range of variation, then it follows that a model which specifies estimates Indian River abundance as separate from that of the wider region would fit the observed data significantly better than a model which estimates pink salmon abundance throughout the region and does not allow for the Indian River to be treated as separate</w:t>
       </w:r>
-      <w:ins w:id="7" w:author="tquinn" w:date="2026-05-20T21:57:00Z" w16du:dateUtc="2026-05-21T04:57:00Z">
+      <w:ins w:id="6" w:author="tquinn" w:date="2026-05-20T21:57:00Z" w16du:dateUtc="2026-05-21T04:57:00Z">
         <w:r>
           <w:t xml:space="preserve"> [</w:t>
         </w:r>
         <w:r>
           <w:rPr>
             <w:highlight w:val="yellow"/>
-            <w:rPrChange w:id="8" w:author="tquinn" w:date="2026-05-20T21:58:00Z" w16du:dateUtc="2026-05-21T04:58:00Z">
+            <w:rPrChange w:id="7" w:author="tquinn" w:date="2026-05-20T21:58:00Z" w16du:dateUtc="2026-05-21T04:58:00Z">
               <w:rPr/>
             </w:rPrChange>
           </w:rPr>
           <w:t>This seems like a very complicated and lengthy way to say this. The Introduction is rather long and I think cons</w:t>
         </w:r>
       </w:ins>
-      <w:ins w:id="9" w:author="tquinn" w:date="2026-05-20T21:58:00Z" w16du:dateUtc="2026-05-21T04:58:00Z">
+      <w:ins w:id="8" w:author="tquinn" w:date="2026-05-20T21:58:00Z" w16du:dateUtc="2026-05-21T04:58:00Z">
         <w:r>
           <w:rPr>
             <w:highlight w:val="yellow"/>
-            <w:rPrChange w:id="10" w:author="tquinn" w:date="2026-05-20T21:58:00Z" w16du:dateUtc="2026-05-21T04:58:00Z">
+            <w:rPrChange w:id="9" w:author="tquinn" w:date="2026-05-20T21:58:00Z" w16du:dateUtc="2026-05-21T04:58:00Z">
               <w:rPr/>
             </w:rPrChange>
           </w:rPr>
@@ -2599,7 +2402,7 @@
       <w:pPr>
         <w:spacing w:after="0" w:line="480" w:lineRule="auto"/>
         <w:rPr>
-          <w:ins w:id="11" w:author="tquinn" w:date="2026-05-20T21:58:00Z" w16du:dateUtc="2026-05-21T04:58:00Z"/>
+          <w:ins w:id="10" w:author="tquinn" w:date="2026-05-20T21:58:00Z" w16du:dateUtc="2026-05-21T04:58:00Z"/>
         </w:rPr>
       </w:pPr>
     </w:p>
@@ -2607,22 +2410,22 @@
       <w:pPr>
         <w:spacing w:after="0" w:line="480" w:lineRule="auto"/>
       </w:pPr>
-      <w:ins w:id="12" w:author="tquinn" w:date="2026-05-20T21:58:00Z" w16du:dateUtc="2026-05-21T04:58:00Z">
+      <w:ins w:id="11" w:author="tquinn" w:date="2026-05-20T21:58:00Z" w16du:dateUtc="2026-05-21T04:58:00Z">
         <w:r>
           <w:rPr>
             <w:highlight w:val="yellow"/>
-            <w:rPrChange w:id="13" w:author="tquinn" w:date="2026-05-20T21:59:00Z" w16du:dateUtc="2026-05-21T04:59:00Z">
+            <w:rPrChange w:id="12" w:author="tquinn" w:date="2026-05-20T21:59:00Z" w16du:dateUtc="2026-05-21T04:59:00Z">
               <w:rPr/>
             </w:rPrChange>
           </w:rPr>
           <w:t>You nee</w:t>
         </w:r>
       </w:ins>
-      <w:ins w:id="14" w:author="tquinn" w:date="2026-05-20T21:59:00Z" w16du:dateUtc="2026-05-21T04:59:00Z">
+      <w:ins w:id="13" w:author="tquinn" w:date="2026-05-20T21:59:00Z" w16du:dateUtc="2026-05-21T04:59:00Z">
         <w:r>
           <w:rPr>
             <w:highlight w:val="yellow"/>
-            <w:rPrChange w:id="15" w:author="tquinn" w:date="2026-05-20T21:59:00Z" w16du:dateUtc="2026-05-21T04:59:00Z">
+            <w:rPrChange w:id="14" w:author="tquinn" w:date="2026-05-20T21:59:00Z" w16du:dateUtc="2026-05-21T04:59:00Z">
               <w:rPr/>
             </w:rPrChange>
           </w:rPr>
@@ -2631,18 +2434,18 @@
         <w:r>
           <w:rPr>
             <w:highlight w:val="yellow"/>
-            <w:rPrChange w:id="16" w:author="tquinn" w:date="2026-05-21T16:28:00Z" w16du:dateUtc="2026-05-21T23:28:00Z">
+            <w:rPrChange w:id="15" w:author="tquinn" w:date="2026-05-21T16:28:00Z" w16du:dateUtc="2026-05-21T23:28:00Z">
               <w:rPr/>
             </w:rPrChange>
           </w:rPr>
           <w:t>and hypotheses here or the reader will not see where this is going.</w:t>
         </w:r>
       </w:ins>
-      <w:ins w:id="17" w:author="tquinn" w:date="2026-05-21T16:28:00Z" w16du:dateUtc="2026-05-21T23:28:00Z">
+      <w:ins w:id="16" w:author="tquinn" w:date="2026-05-21T16:28:00Z" w16du:dateUtc="2026-05-21T23:28:00Z">
         <w:r>
           <w:rPr>
             <w:highlight w:val="yellow"/>
-            <w:rPrChange w:id="18" w:author="tquinn" w:date="2026-05-21T16:28:00Z" w16du:dateUtc="2026-05-21T23:28:00Z">
+            <w:rPrChange w:id="17" w:author="tquinn" w:date="2026-05-21T16:28:00Z" w16du:dateUtc="2026-05-21T23:28:00Z">
               <w:rPr/>
             </w:rPrChange>
           </w:rPr>
@@ -3007,7 +2810,6 @@
           <w14:ligatures w14:val="none"/>
         </w:rPr>
       </w:pPr>
-      <w:proofErr w:type="spellStart"/>
       <w:r>
         <w:rPr>
           <w:rFonts w:ascii="MathJax_Math-italic" w:eastAsia="Times New Roman" w:hAnsi="MathJax_Math-italic" w:cs="Times New Roman"/>
@@ -3035,7 +2837,6 @@
         </w:rPr>
         <w:t>t</w:t>
       </w:r>
-      <w:proofErr w:type="spellEnd"/>
       <w:r>
         <w:rPr>
           <w:rFonts w:ascii="MathJax_Math-italic" w:eastAsia="Times New Roman" w:hAnsi="MathJax_Math-italic" w:cs="Times New Roman"/>
@@ -3069,7 +2870,6 @@
         </w:rPr>
         <w:t xml:space="preserve"> </w:t>
       </w:r>
-      <w:proofErr w:type="spellStart"/>
       <w:r>
         <w:rPr>
           <w:rFonts w:ascii="MathJax_Math-italic" w:eastAsia="Times New Roman" w:hAnsi="MathJax_Math-italic" w:cs="Times New Roman"/>
@@ -3097,7 +2897,6 @@
         </w:rPr>
         <w:t>t</w:t>
       </w:r>
-      <w:proofErr w:type="spellEnd"/>
       <w:r>
         <w:rPr>
           <w:rFonts w:ascii="MathJax_Math-italic" w:eastAsia="Times New Roman" w:hAnsi="MathJax_Math-italic" w:cs="Times New Roman"/>
@@ -3155,7 +2954,6 @@
         </w:rPr>
         <w:t xml:space="preserve">+ </w:t>
       </w:r>
-      <w:proofErr w:type="spellStart"/>
       <w:r>
         <w:rPr>
           <w:rFonts w:ascii="MathJax_Math-italic" w:eastAsia="Times New Roman" w:hAnsi="MathJax_Math-italic" w:cs="Times New Roman"/>
@@ -3183,7 +2981,6 @@
         </w:rPr>
         <w:t>t</w:t>
       </w:r>
-      <w:proofErr w:type="spellEnd"/>
       <w:r>
         <w:rPr>
           <w:rFonts w:ascii="MathJax_Math-italic" w:eastAsia="Times New Roman" w:hAnsi="MathJax_Math-italic" w:cs="Times New Roman"/>
@@ -3218,7 +3015,6 @@
         </w:rPr>
         <w:t xml:space="preserve">+ </w:t>
       </w:r>
-      <w:proofErr w:type="spellStart"/>
       <w:r>
         <w:rPr>
           <w:rFonts w:ascii="MathJax_Math-italic" w:eastAsia="Times New Roman" w:hAnsi="MathJax_Math-italic" w:cs="Times New Roman"/>
@@ -3246,7 +3042,6 @@
         </w:rPr>
         <w:t>t</w:t>
       </w:r>
-      <w:proofErr w:type="spellEnd"/>
       <w:r>
         <w:rPr>
           <w:rFonts w:ascii="MathJax_Math-italic" w:eastAsia="Times New Roman" w:hAnsi="MathJax_Math-italic" w:cs="Times New Roman"/>
@@ -3269,7 +3064,6 @@
         </w:rPr>
         <w:t xml:space="preserve"> </w:t>
       </w:r>
-      <w:proofErr w:type="spellStart"/>
       <w:r>
         <w:rPr>
           <w:rFonts w:ascii="MathJax_Math-italic" w:eastAsia="Times New Roman" w:hAnsi="MathJax_Math-italic" w:cs="Times New Roman"/>
@@ -3319,7 +3113,6 @@
         </w:rPr>
         <w:t>MVN</w:t>
       </w:r>
-      <w:proofErr w:type="spellEnd"/>
       <w:r>
         <w:rPr>
           <w:rFonts w:ascii="MathJax_Main" w:eastAsia="Times New Roman" w:hAnsi="MathJax_Main" w:cs="Times New Roman"/>
@@ -3329,9 +3122,21 @@
           <w:bdr w:val="none" w:sz="0" w:space="0" w:color="auto" w:frame="1"/>
           <w14:ligatures w14:val="none"/>
         </w:rPr>
-        <w:t>(</w:t>
-      </w:r>
-      <w:proofErr w:type="gramStart"/>
+        <w:t>(0,</w:t>
+      </w:r>
+      <w:r>
+        <w:rPr>
+          <w:rFonts w:ascii="MathJax_Math-italic" w:eastAsia="Times New Roman" w:hAnsi="MathJax_Math-italic" w:cs="Times New Roman"/>
+          <w:b/>
+          <w:bCs/>
+          <w:kern w:val="0"/>
+          <w:sz w:val="26"/>
+          <w:szCs w:val="26"/>
+          <w:bdr w:val="none" w:sz="0" w:space="0" w:color="auto" w:frame="1"/>
+          <w14:ligatures w14:val="none"/>
+        </w:rPr>
+        <w:t>R</w:t>
+      </w:r>
       <w:r>
         <w:rPr>
           <w:rFonts w:ascii="MathJax_Main" w:eastAsia="Times New Roman" w:hAnsi="MathJax_Main" w:cs="Times New Roman"/>
@@ -3341,31 +3146,6 @@
           <w:bdr w:val="none" w:sz="0" w:space="0" w:color="auto" w:frame="1"/>
           <w14:ligatures w14:val="none"/>
         </w:rPr>
-        <w:t>0,</w:t>
-      </w:r>
-      <w:r>
-        <w:rPr>
-          <w:rFonts w:ascii="MathJax_Math-italic" w:eastAsia="Times New Roman" w:hAnsi="MathJax_Math-italic" w:cs="Times New Roman"/>
-          <w:b/>
-          <w:bCs/>
-          <w:kern w:val="0"/>
-          <w:sz w:val="26"/>
-          <w:szCs w:val="26"/>
-          <w:bdr w:val="none" w:sz="0" w:space="0" w:color="auto" w:frame="1"/>
-          <w14:ligatures w14:val="none"/>
-        </w:rPr>
-        <w:t>R</w:t>
-      </w:r>
-      <w:proofErr w:type="gramEnd"/>
-      <w:r>
-        <w:rPr>
-          <w:rFonts w:ascii="MathJax_Main" w:eastAsia="Times New Roman" w:hAnsi="MathJax_Main" w:cs="Times New Roman"/>
-          <w:kern w:val="0"/>
-          <w:sz w:val="26"/>
-          <w:szCs w:val="26"/>
-          <w:bdr w:val="none" w:sz="0" w:space="0" w:color="auto" w:frame="1"/>
-          <w14:ligatures w14:val="none"/>
-        </w:rPr>
         <w:t>)</w:t>
       </w:r>
     </w:p>
@@ -3388,7 +3168,6 @@
       <w:r>
         <w:t xml:space="preserve"> period (</w:t>
       </w:r>
-      <w:proofErr w:type="spellStart"/>
       <w:r>
         <w:rPr>
           <w:rFonts w:ascii="MathJax_Math-italic" w:eastAsia="Times New Roman" w:hAnsi="MathJax_Math-italic" w:cs="Times New Roman"/>
@@ -3416,11 +3195,9 @@
         </w:rPr>
         <w:t>t</w:t>
       </w:r>
-      <w:proofErr w:type="spellEnd"/>
       <w:r>
         <w:t>) are used to estimate the underlying state of a system of interest (</w:t>
       </w:r>
-      <w:proofErr w:type="spellStart"/>
       <w:r>
         <w:rPr>
           <w:rFonts w:ascii="MathJax_Math-italic" w:eastAsia="Times New Roman" w:hAnsi="MathJax_Math-italic" w:cs="Times New Roman"/>
@@ -3448,7 +3225,6 @@
         </w:rPr>
         <w:t>t</w:t>
       </w:r>
-      <w:proofErr w:type="spellEnd"/>
       <w:r>
         <w:t xml:space="preserve">). </w:t>
       </w:r>
@@ -3654,7 +3430,6 @@
       <w:r>
         <w:t>The observation equation is linked to the autoregressive process equation through the estimates of underlying states (</w:t>
       </w:r>
-      <w:proofErr w:type="spellStart"/>
       <w:r>
         <w:rPr>
           <w:rFonts w:ascii="MathJax_Math-italic" w:eastAsia="Times New Roman" w:hAnsi="MathJax_Math-italic" w:cs="Times New Roman"/>
@@ -3682,14 +3457,12 @@
         </w:rPr>
         <w:t>t</w:t>
       </w:r>
-      <w:proofErr w:type="spellEnd"/>
       <w:r>
         <w:t xml:space="preserve">). </w:t>
       </w:r>
       <w:r>
         <w:t xml:space="preserve">The process equation connects time steps in state processes by estimating terms for both </w:t>
       </w:r>
-      <w:proofErr w:type="spellStart"/>
       <w:r>
         <w:rPr>
           <w:rFonts w:ascii="MathJax_Math-italic" w:eastAsia="Times New Roman" w:hAnsi="MathJax_Math-italic" w:cs="Times New Roman"/>
@@ -3717,7 +3490,6 @@
         </w:rPr>
         <w:t>t</w:t>
       </w:r>
-      <w:proofErr w:type="spellEnd"/>
       <w:r>
         <w:t xml:space="preserve"> (in conjunction with the observation equation) and </w:t>
       </w:r>
@@ -3781,7 +3553,6 @@
           <w14:ligatures w14:val="none"/>
         </w:rPr>
       </w:pPr>
-      <w:proofErr w:type="spellStart"/>
       <w:r>
         <w:rPr>
           <w:rFonts w:ascii="MathJax_Math-italic" w:eastAsia="Times New Roman" w:hAnsi="MathJax_Math-italic" w:cs="Times New Roman"/>
@@ -3809,7 +3580,6 @@
         </w:rPr>
         <w:t>t</w:t>
       </w:r>
-      <w:proofErr w:type="spellEnd"/>
       <w:r>
         <w:rPr>
           <w:rFonts w:ascii="MathJax_Math-italic" w:eastAsia="Times New Roman" w:hAnsi="MathJax_Math-italic" w:cs="Times New Roman"/>
@@ -3919,7 +3689,6 @@
         </w:rPr>
         <w:t xml:space="preserve">+ </w:t>
       </w:r>
-      <w:proofErr w:type="spellStart"/>
       <w:r>
         <w:rPr>
           <w:rFonts w:ascii="MathJax_Math-italic" w:eastAsia="Times New Roman" w:hAnsi="MathJax_Math-italic" w:cs="Times New Roman"/>
@@ -3947,7 +3716,6 @@
         </w:rPr>
         <w:t>t</w:t>
       </w:r>
-      <w:proofErr w:type="spellEnd"/>
       <w:r>
         <w:rPr>
           <w:rFonts w:ascii="MathJax_Math-italic" w:eastAsia="Times New Roman" w:hAnsi="MathJax_Math-italic" w:cs="Times New Roman"/>
@@ -3970,7 +3738,6 @@
         </w:rPr>
         <w:t xml:space="preserve">+ </w:t>
       </w:r>
-      <w:proofErr w:type="spellStart"/>
       <w:r>
         <w:rPr>
           <w:rFonts w:ascii="MathJax_Math-italic" w:eastAsia="Times New Roman" w:hAnsi="MathJax_Math-italic" w:cs="Times New Roman"/>
@@ -3998,7 +3765,6 @@
         </w:rPr>
         <w:t>t</w:t>
       </w:r>
-      <w:proofErr w:type="spellEnd"/>
       <w:r>
         <w:rPr>
           <w:rFonts w:ascii="MathJax_Math-italic" w:eastAsia="Times New Roman" w:hAnsi="MathJax_Math-italic" w:cs="Times New Roman"/>
@@ -4010,7 +3776,6 @@
         </w:rPr>
         <w:t xml:space="preserve">, where </w:t>
       </w:r>
-      <w:proofErr w:type="spellStart"/>
       <w:r>
         <w:rPr>
           <w:rFonts w:ascii="MathJax_Math-italic" w:eastAsia="Times New Roman" w:hAnsi="MathJax_Math-italic" w:cs="Times New Roman"/>
@@ -4060,7 +3825,6 @@
         </w:rPr>
         <w:t>MVN</w:t>
       </w:r>
-      <w:proofErr w:type="spellEnd"/>
       <w:r>
         <w:rPr>
           <w:rFonts w:ascii="MathJax_Main" w:eastAsia="Times New Roman" w:hAnsi="MathJax_Main" w:cs="Times New Roman"/>
@@ -4070,19 +3834,7 @@
           <w:bdr w:val="none" w:sz="0" w:space="0" w:color="auto" w:frame="1"/>
           <w14:ligatures w14:val="none"/>
         </w:rPr>
-        <w:t>(</w:t>
-      </w:r>
-      <w:proofErr w:type="gramStart"/>
-      <w:r>
-        <w:rPr>
-          <w:rFonts w:ascii="MathJax_Main" w:eastAsia="Times New Roman" w:hAnsi="MathJax_Main" w:cs="Times New Roman"/>
-          <w:kern w:val="0"/>
-          <w:sz w:val="26"/>
-          <w:szCs w:val="26"/>
-          <w:bdr w:val="none" w:sz="0" w:space="0" w:color="auto" w:frame="1"/>
-          <w14:ligatures w14:val="none"/>
-        </w:rPr>
-        <w:t>0,</w:t>
+        <w:t>(0,</w:t>
       </w:r>
       <w:r>
         <w:rPr>
@@ -4097,7 +3849,6 @@
         </w:rPr>
         <w:t>Q</w:t>
       </w:r>
-      <w:proofErr w:type="gramEnd"/>
       <w:r>
         <w:rPr>
           <w:rFonts w:ascii="MathJax_Main" w:eastAsia="Times New Roman" w:hAnsi="MathJax_Main" w:cs="Times New Roman"/>
@@ -4134,7 +3885,6 @@
       <w:r>
         <w:t xml:space="preserve"> defines the interaction between state estimates through time (i.e., </w:t>
       </w:r>
-      <w:proofErr w:type="spellStart"/>
       <w:r>
         <w:rPr>
           <w:rFonts w:ascii="MathJax_Math-italic" w:eastAsia="Times New Roman" w:hAnsi="MathJax_Math-italic" w:cs="Times New Roman"/>
@@ -4162,7 +3912,6 @@
         </w:rPr>
         <w:t>t</w:t>
       </w:r>
-      <w:proofErr w:type="spellEnd"/>
       <w:r>
         <w:rPr>
           <w:rFonts w:ascii="MathJax_Main" w:eastAsia="Times New Roman" w:hAnsi="MathJax_Main" w:cs="Times New Roman"/>
@@ -4312,7 +4061,6 @@
       <w:r>
         <w:t xml:space="preserve">. Finally, </w:t>
       </w:r>
-      <w:proofErr w:type="spellStart"/>
       <w:r>
         <w:rPr>
           <w:rFonts w:ascii="MathJax_Math-italic" w:eastAsia="Times New Roman" w:hAnsi="MathJax_Math-italic" w:cs="Times New Roman"/>
@@ -4340,7 +4088,6 @@
         </w:rPr>
         <w:t>t</w:t>
       </w:r>
-      <w:proofErr w:type="spellEnd"/>
       <w:r>
         <w:t xml:space="preserve"> and </w:t>
       </w:r>
@@ -4550,7 +4297,6 @@
       <w:r>
         <w:t xml:space="preserve"> (</w:t>
       </w:r>
-      <w:proofErr w:type="spellStart"/>
       <w:r>
         <w:rPr>
           <w:rFonts w:ascii="MathJax_Math-italic" w:eastAsia="Times New Roman" w:hAnsi="MathJax_Math-italic" w:cs="Times New Roman"/>
@@ -4578,7 +4324,6 @@
         </w:rPr>
         <w:t>t</w:t>
       </w:r>
-      <w:proofErr w:type="spellEnd"/>
       <w:r>
         <w:t xml:space="preserve">) are included, resulting in the model described below. </w:t>
       </w:r>
@@ -4595,7 +4340,6 @@
           <w14:ligatures w14:val="none"/>
         </w:rPr>
       </w:pPr>
-      <w:proofErr w:type="spellStart"/>
       <w:r>
         <w:rPr>
           <w:rFonts w:ascii="MathJax_Math-italic" w:eastAsia="Times New Roman" w:hAnsi="MathJax_Math-italic" w:cs="Times New Roman"/>
@@ -4623,7 +4367,6 @@
         </w:rPr>
         <w:t>t</w:t>
       </w:r>
-      <w:proofErr w:type="spellEnd"/>
       <w:r>
         <w:rPr>
           <w:rFonts w:ascii="MathJax_Math-italic" w:eastAsia="Times New Roman" w:hAnsi="MathJax_Math-italic" w:cs="Times New Roman"/>
@@ -4657,7 +4400,6 @@
         </w:rPr>
         <w:t xml:space="preserve"> </w:t>
       </w:r>
-      <w:proofErr w:type="spellStart"/>
       <w:r>
         <w:rPr>
           <w:rFonts w:ascii="MathJax_Math-italic" w:eastAsia="Times New Roman" w:hAnsi="MathJax_Math-italic" w:cs="Times New Roman"/>
@@ -4685,7 +4427,6 @@
         </w:rPr>
         <w:t>t</w:t>
       </w:r>
-      <w:proofErr w:type="spellEnd"/>
       <w:r>
         <w:rPr>
           <w:rFonts w:ascii="MathJax_Math-italic" w:eastAsia="Times New Roman" w:hAnsi="MathJax_Math-italic" w:cs="Times New Roman"/>
@@ -4708,7 +4449,6 @@
         </w:rPr>
         <w:t xml:space="preserve">+ </w:t>
       </w:r>
-      <w:proofErr w:type="spellStart"/>
       <w:r>
         <w:rPr>
           <w:rFonts w:ascii="MathJax_Math-italic" w:eastAsia="Times New Roman" w:hAnsi="MathJax_Math-italic" w:cs="Times New Roman"/>
@@ -4736,7 +4476,6 @@
         </w:rPr>
         <w:t>t</w:t>
       </w:r>
-      <w:proofErr w:type="spellEnd"/>
       <w:r>
         <w:rPr>
           <w:rFonts w:ascii="MathJax_Math-italic" w:eastAsia="Times New Roman" w:hAnsi="MathJax_Math-italic" w:cs="Times New Roman"/>
@@ -4771,7 +4510,6 @@
         </w:rPr>
         <w:t xml:space="preserve">+ </w:t>
       </w:r>
-      <w:proofErr w:type="spellStart"/>
       <w:r>
         <w:rPr>
           <w:rFonts w:ascii="MathJax_Math-italic" w:eastAsia="Times New Roman" w:hAnsi="MathJax_Math-italic" w:cs="Times New Roman"/>
@@ -4799,7 +4537,6 @@
         </w:rPr>
         <w:t>t</w:t>
       </w:r>
-      <w:proofErr w:type="spellEnd"/>
       <w:r>
         <w:rPr>
           <w:rFonts w:ascii="MathJax_Math-italic" w:eastAsia="Times New Roman" w:hAnsi="MathJax_Math-italic" w:cs="Times New Roman"/>
@@ -4822,7 +4559,6 @@
         </w:rPr>
         <w:t xml:space="preserve"> </w:t>
       </w:r>
-      <w:proofErr w:type="spellStart"/>
       <w:r>
         <w:rPr>
           <w:rFonts w:ascii="MathJax_Math-italic" w:eastAsia="Times New Roman" w:hAnsi="MathJax_Math-italic" w:cs="Times New Roman"/>
@@ -4872,7 +4608,6 @@
         </w:rPr>
         <w:t>MVN</w:t>
       </w:r>
-      <w:proofErr w:type="spellEnd"/>
       <w:r>
         <w:rPr>
           <w:rFonts w:ascii="MathJax_Main" w:eastAsia="Times New Roman" w:hAnsi="MathJax_Main" w:cs="Times New Roman"/>
@@ -4882,19 +4617,7 @@
           <w:bdr w:val="none" w:sz="0" w:space="0" w:color="auto" w:frame="1"/>
           <w14:ligatures w14:val="none"/>
         </w:rPr>
-        <w:t>(</w:t>
-      </w:r>
-      <w:proofErr w:type="gramStart"/>
-      <w:r>
-        <w:rPr>
-          <w:rFonts w:ascii="MathJax_Main" w:eastAsia="Times New Roman" w:hAnsi="MathJax_Main" w:cs="Times New Roman"/>
-          <w:kern w:val="0"/>
-          <w:sz w:val="26"/>
-          <w:szCs w:val="26"/>
-          <w:bdr w:val="none" w:sz="0" w:space="0" w:color="auto" w:frame="1"/>
-          <w14:ligatures w14:val="none"/>
-        </w:rPr>
-        <w:t>0,</w:t>
+        <w:t>(0,</w:t>
       </w:r>
       <w:r>
         <w:rPr>
@@ -4909,7 +4632,6 @@
         </w:rPr>
         <w:t>R</w:t>
       </w:r>
-      <w:proofErr w:type="gramEnd"/>
       <w:r>
         <w:rPr>
           <w:rFonts w:ascii="MathJax_Main" w:eastAsia="Times New Roman" w:hAnsi="MathJax_Main" w:cs="Times New Roman"/>
@@ -4934,7 +4656,6 @@
           <w14:ligatures w14:val="none"/>
         </w:rPr>
       </w:pPr>
-      <w:proofErr w:type="spellStart"/>
       <w:r>
         <w:rPr>
           <w:rFonts w:ascii="MathJax_Math-italic" w:eastAsia="Times New Roman" w:hAnsi="MathJax_Math-italic" w:cs="Times New Roman"/>
@@ -4962,7 +4683,6 @@
         </w:rPr>
         <w:t>t</w:t>
       </w:r>
-      <w:proofErr w:type="spellEnd"/>
       <w:r>
         <w:rPr>
           <w:rFonts w:ascii="MathJax_Math-italic" w:eastAsia="Times New Roman" w:hAnsi="MathJax_Math-italic" w:cs="Times New Roman"/>
@@ -5072,7 +4792,6 @@
         </w:rPr>
         <w:t xml:space="preserve">+ </w:t>
       </w:r>
-      <w:proofErr w:type="spellStart"/>
       <w:r>
         <w:rPr>
           <w:rFonts w:ascii="MathJax_Math-italic" w:eastAsia="Times New Roman" w:hAnsi="MathJax_Math-italic" w:cs="Times New Roman"/>
@@ -5100,7 +4819,6 @@
         </w:rPr>
         <w:t>t</w:t>
       </w:r>
-      <w:proofErr w:type="spellEnd"/>
       <w:r>
         <w:rPr>
           <w:rFonts w:ascii="MathJax_Math-italic" w:eastAsia="Times New Roman" w:hAnsi="MathJax_Math-italic" w:cs="Times New Roman"/>
@@ -5123,7 +4841,6 @@
         </w:rPr>
         <w:t xml:space="preserve">+ </w:t>
       </w:r>
-      <w:proofErr w:type="spellStart"/>
       <w:r>
         <w:rPr>
           <w:rFonts w:ascii="MathJax_Math-italic" w:eastAsia="Times New Roman" w:hAnsi="MathJax_Math-italic" w:cs="Times New Roman"/>
@@ -5151,7 +4868,6 @@
         </w:rPr>
         <w:t>t</w:t>
       </w:r>
-      <w:proofErr w:type="spellEnd"/>
       <w:r>
         <w:rPr>
           <w:rFonts w:ascii="MathJax_Math-italic" w:eastAsia="Times New Roman" w:hAnsi="MathJax_Math-italic" w:cs="Times New Roman"/>
@@ -5163,7 +4879,6 @@
         </w:rPr>
         <w:t xml:space="preserve">, where </w:t>
       </w:r>
-      <w:proofErr w:type="spellStart"/>
       <w:r>
         <w:rPr>
           <w:rFonts w:ascii="MathJax_Math-italic" w:eastAsia="Times New Roman" w:hAnsi="MathJax_Math-italic" w:cs="Times New Roman"/>
@@ -5213,7 +4928,6 @@
         </w:rPr>
         <w:t>MVN</w:t>
       </w:r>
-      <w:proofErr w:type="spellEnd"/>
       <w:r>
         <w:rPr>
           <w:rFonts w:ascii="MathJax_Main" w:eastAsia="Times New Roman" w:hAnsi="MathJax_Main" w:cs="Times New Roman"/>
@@ -5223,9 +4937,21 @@
           <w:bdr w:val="none" w:sz="0" w:space="0" w:color="auto" w:frame="1"/>
           <w14:ligatures w14:val="none"/>
         </w:rPr>
-        <w:t>(</w:t>
-      </w:r>
-      <w:proofErr w:type="gramStart"/>
+        <w:t>(0,</w:t>
+      </w:r>
+      <w:r>
+        <w:rPr>
+          <w:rFonts w:ascii="MathJax_Math-italic" w:eastAsia="Times New Roman" w:hAnsi="MathJax_Math-italic" w:cs="Times New Roman"/>
+          <w:b/>
+          <w:bCs/>
+          <w:kern w:val="0"/>
+          <w:sz w:val="26"/>
+          <w:szCs w:val="26"/>
+          <w:bdr w:val="none" w:sz="0" w:space="0" w:color="auto" w:frame="1"/>
+          <w14:ligatures w14:val="none"/>
+        </w:rPr>
+        <w:t>Q</w:t>
+      </w:r>
       <w:r>
         <w:rPr>
           <w:rFonts w:ascii="MathJax_Main" w:eastAsia="Times New Roman" w:hAnsi="MathJax_Main" w:cs="Times New Roman"/>
@@ -5235,31 +4961,6 @@
           <w:bdr w:val="none" w:sz="0" w:space="0" w:color="auto" w:frame="1"/>
           <w14:ligatures w14:val="none"/>
         </w:rPr>
-        <w:t>0,</w:t>
-      </w:r>
-      <w:r>
-        <w:rPr>
-          <w:rFonts w:ascii="MathJax_Math-italic" w:eastAsia="Times New Roman" w:hAnsi="MathJax_Math-italic" w:cs="Times New Roman"/>
-          <w:b/>
-          <w:bCs/>
-          <w:kern w:val="0"/>
-          <w:sz w:val="26"/>
-          <w:szCs w:val="26"/>
-          <w:bdr w:val="none" w:sz="0" w:space="0" w:color="auto" w:frame="1"/>
-          <w14:ligatures w14:val="none"/>
-        </w:rPr>
-        <w:t>Q</w:t>
-      </w:r>
-      <w:proofErr w:type="gramEnd"/>
-      <w:r>
-        <w:rPr>
-          <w:rFonts w:ascii="MathJax_Main" w:eastAsia="Times New Roman" w:hAnsi="MathJax_Main" w:cs="Times New Roman"/>
-          <w:kern w:val="0"/>
-          <w:sz w:val="26"/>
-          <w:szCs w:val="26"/>
-          <w:bdr w:val="none" w:sz="0" w:space="0" w:color="auto" w:frame="1"/>
-          <w14:ligatures w14:val="none"/>
-        </w:rPr>
         <w:t>)</w:t>
       </w:r>
     </w:p>
@@ -5289,53 +4990,40 @@
       <w:r>
         <w:t xml:space="preserve"> </w:t>
       </w:r>
-      <w:proofErr w:type="gramStart"/>
-      <w:r>
-        <w:t>We</w:t>
-      </w:r>
-      <w:proofErr w:type="gramEnd"/>
+      <w:r>
+        <w:t>We are</w:t>
+      </w:r>
+      <w:r>
+        <w:t xml:space="preserve"> able to </w:t>
+      </w:r>
+      <w:r>
+        <w:t xml:space="preserve">estimate </w:t>
+      </w:r>
+      <w:r>
+        <w:t xml:space="preserve">either one or </w:t>
+      </w:r>
+      <w:r>
+        <w:t>two</w:t>
+      </w:r>
       <w:r>
         <w:t xml:space="preserve"> </w:t>
       </w:r>
-      <w:proofErr w:type="gramStart"/>
-      <w:r>
-        <w:t>are</w:t>
-      </w:r>
-      <w:r>
-        <w:t xml:space="preserve"> able to</w:t>
-      </w:r>
-      <w:proofErr w:type="gramEnd"/>
+      <w:r>
+        <w:t xml:space="preserve">underlying </w:t>
+      </w:r>
+      <w:r>
+        <w:t xml:space="preserve">state processes </w:t>
+      </w:r>
+      <w:r>
+        <w:t>of pink salmon abundance</w:t>
+      </w:r>
+      <w:r>
+        <w:t>.</w:t>
+      </w:r>
       <w:r>
         <w:t xml:space="preserve"> </w:t>
       </w:r>
       <w:r>
-        <w:t xml:space="preserve">estimate </w:t>
-      </w:r>
-      <w:r>
-        <w:t xml:space="preserve">either one or </w:t>
-      </w:r>
-      <w:r>
-        <w:t>two</w:t>
-      </w:r>
-      <w:r>
-        <w:t xml:space="preserve"> </w:t>
-      </w:r>
-      <w:r>
-        <w:t xml:space="preserve">underlying </w:t>
-      </w:r>
-      <w:r>
-        <w:t xml:space="preserve">state processes </w:t>
-      </w:r>
-      <w:r>
-        <w:t>of pink salmon abundance</w:t>
-      </w:r>
-      <w:r>
-        <w:t>.</w:t>
-      </w:r>
-      <w:r>
-        <w:t xml:space="preserve"> </w:t>
-      </w:r>
-      <w:r>
         <w:t>T</w:t>
       </w:r>
       <w:r>
@@ -5345,13 +5033,8 @@
         <w:t xml:space="preserve"> goodness of</w:t>
       </w:r>
       <w:r>
-        <w:t xml:space="preserve"> fit using </w:t>
-      </w:r>
-      <w:proofErr w:type="spellStart"/>
-      <w:r>
-        <w:t>AICc</w:t>
-      </w:r>
-      <w:proofErr w:type="spellEnd"/>
+        <w:t xml:space="preserve"> fit using AICc</w:t>
+      </w:r>
       <w:r>
         <w:t xml:space="preserve">, a criterion which </w:t>
       </w:r>
@@ -5398,88 +5081,88 @@
         <w:lastRenderedPageBreak/>
         <w:t xml:space="preserve">for each run (even and odd) the underlying state process of pink salmon at Indian River is estimated separately from the underlying state of the wider region, meaning the model estimates four state processes total. </w:t>
       </w:r>
-      <w:ins w:id="19" w:author="tquinn" w:date="2026-05-21T17:51:00Z" w16du:dateUtc="2026-05-22T00:51:00Z">
+      <w:ins w:id="18" w:author="tquinn" w:date="2026-05-21T17:51:00Z" w16du:dateUtc="2026-05-22T00:51:00Z">
         <w:r>
           <w:rPr>
             <w:highlight w:val="yellow"/>
-            <w:rPrChange w:id="20" w:author="tquinn" w:date="2026-05-21T17:52:00Z" w16du:dateUtc="2026-05-22T00:52:00Z">
+            <w:rPrChange w:id="19" w:author="tquinn" w:date="2026-05-21T17:52:00Z" w16du:dateUtc="2026-05-22T00:52:00Z">
               <w:rPr/>
             </w:rPrChange>
           </w:rPr>
           <w:t xml:space="preserve">[I confess that I find this </w:t>
         </w:r>
       </w:ins>
-      <w:ins w:id="21" w:author="tquinn" w:date="2026-05-21T17:52:00Z" w16du:dateUtc="2026-05-22T00:52:00Z">
+      <w:ins w:id="20" w:author="tquinn" w:date="2026-05-21T17:52:00Z" w16du:dateUtc="2026-05-22T00:52:00Z">
         <w:r>
           <w:rPr>
             <w:highlight w:val="yellow"/>
-            <w:rPrChange w:id="22" w:author="tquinn" w:date="2026-05-21T17:52:00Z" w16du:dateUtc="2026-05-22T00:52:00Z">
+            <w:rPrChange w:id="21" w:author="tquinn" w:date="2026-05-21T17:52:00Z" w16du:dateUtc="2026-05-22T00:52:00Z">
               <w:rPr/>
             </w:rPrChange>
           </w:rPr>
           <w:t>very hard</w:t>
         </w:r>
       </w:ins>
-      <w:ins w:id="23" w:author="tquinn" w:date="2026-05-21T17:51:00Z" w16du:dateUtc="2026-05-22T00:51:00Z">
+      <w:ins w:id="22" w:author="tquinn" w:date="2026-05-21T17:51:00Z" w16du:dateUtc="2026-05-22T00:51:00Z">
         <w:r>
           <w:rPr>
             <w:highlight w:val="yellow"/>
-            <w:rPrChange w:id="24" w:author="tquinn" w:date="2026-05-21T17:52:00Z" w16du:dateUtc="2026-05-22T00:52:00Z">
+            <w:rPrChange w:id="23" w:author="tquinn" w:date="2026-05-21T17:52:00Z" w16du:dateUtc="2026-05-22T00:52:00Z">
               <w:rPr/>
             </w:rPrChange>
           </w:rPr>
           <w:t xml:space="preserve"> to follow. What, exactly, is the null and alternative hypothes</w:t>
         </w:r>
       </w:ins>
-      <w:ins w:id="25" w:author="tquinn" w:date="2026-05-21T17:52:00Z" w16du:dateUtc="2026-05-22T00:52:00Z">
+      <w:ins w:id="24" w:author="tquinn" w:date="2026-05-21T17:52:00Z" w16du:dateUtc="2026-05-22T00:52:00Z">
         <w:r>
           <w:rPr>
             <w:highlight w:val="yellow"/>
-            <w:rPrChange w:id="26" w:author="tquinn" w:date="2026-05-21T17:52:00Z" w16du:dateUtc="2026-05-22T00:52:00Z">
+            <w:rPrChange w:id="25" w:author="tquinn" w:date="2026-05-21T17:52:00Z" w16du:dateUtc="2026-05-22T00:52:00Z">
               <w:rPr/>
             </w:rPrChange>
           </w:rPr>
           <w:t>e</w:t>
         </w:r>
       </w:ins>
-      <w:ins w:id="27" w:author="tquinn" w:date="2026-05-21T17:51:00Z" w16du:dateUtc="2026-05-22T00:51:00Z">
+      <w:ins w:id="26" w:author="tquinn" w:date="2026-05-21T17:51:00Z" w16du:dateUtc="2026-05-22T00:51:00Z">
         <w:r>
           <w:rPr>
             <w:highlight w:val="yellow"/>
-            <w:rPrChange w:id="28" w:author="tquinn" w:date="2026-05-21T17:52:00Z" w16du:dateUtc="2026-05-22T00:52:00Z">
+            <w:rPrChange w:id="27" w:author="tquinn" w:date="2026-05-21T17:52:00Z" w16du:dateUtc="2026-05-22T00:52:00Z">
               <w:rPr/>
             </w:rPrChange>
           </w:rPr>
           <w:t>s or prediction</w:t>
         </w:r>
       </w:ins>
-      <w:ins w:id="29" w:author="tquinn" w:date="2026-05-21T17:52:00Z" w16du:dateUtc="2026-05-22T00:52:00Z">
+      <w:ins w:id="28" w:author="tquinn" w:date="2026-05-21T17:52:00Z" w16du:dateUtc="2026-05-22T00:52:00Z">
         <w:r>
           <w:rPr>
             <w:highlight w:val="yellow"/>
-            <w:rPrChange w:id="30" w:author="tquinn" w:date="2026-05-21T17:52:00Z" w16du:dateUtc="2026-05-22T00:52:00Z">
+            <w:rPrChange w:id="29" w:author="tquinn" w:date="2026-05-21T17:52:00Z" w16du:dateUtc="2026-05-22T00:52:00Z">
               <w:rPr/>
             </w:rPrChange>
           </w:rPr>
           <w:t>s</w:t>
         </w:r>
       </w:ins>
-      <w:ins w:id="31" w:author="tquinn" w:date="2026-05-21T17:51:00Z" w16du:dateUtc="2026-05-22T00:51:00Z">
+      <w:ins w:id="30" w:author="tquinn" w:date="2026-05-21T17:51:00Z" w16du:dateUtc="2026-05-22T00:51:00Z">
         <w:r>
           <w:rPr>
             <w:highlight w:val="yellow"/>
-            <w:rPrChange w:id="32" w:author="tquinn" w:date="2026-05-21T17:52:00Z" w16du:dateUtc="2026-05-22T00:52:00Z">
+            <w:rPrChange w:id="31" w:author="tquinn" w:date="2026-05-21T17:52:00Z" w16du:dateUtc="2026-05-22T00:52:00Z">
               <w:rPr/>
             </w:rPrChange>
           </w:rPr>
           <w:t xml:space="preserve"> being test</w:t>
         </w:r>
       </w:ins>
-      <w:ins w:id="33" w:author="tquinn" w:date="2026-05-21T17:52:00Z" w16du:dateUtc="2026-05-22T00:52:00Z">
+      <w:ins w:id="32" w:author="tquinn" w:date="2026-05-21T17:52:00Z" w16du:dateUtc="2026-05-22T00:52:00Z">
         <w:r>
           <w:rPr>
             <w:highlight w:val="yellow"/>
-            <w:rPrChange w:id="34" w:author="tquinn" w:date="2026-05-21T17:52:00Z" w16du:dateUtc="2026-05-22T00:52:00Z">
+            <w:rPrChange w:id="33" w:author="tquinn" w:date="2026-05-21T17:52:00Z" w16du:dateUtc="2026-05-22T00:52:00Z">
               <w:rPr/>
             </w:rPrChange>
           </w:rPr>
@@ -5532,15 +5215,7 @@
         <w:t>.</w:t>
       </w:r>
       <w:r>
-        <w:t xml:space="preserve"> To evaluate these cases, two three-state models are specified, in which Indian River abundance is estimated separately for one run, while the other is included as part of the regional underlying state. Evaluation of model fit using </w:t>
-      </w:r>
-      <w:proofErr w:type="spellStart"/>
-      <w:r>
-        <w:t>AICc</w:t>
-      </w:r>
-      <w:proofErr w:type="spellEnd"/>
-      <w:r>
-        <w:t xml:space="preserve"> then determines which of these model structures most closely fits the observed data.</w:t>
+        <w:t xml:space="preserve"> To evaluate these cases, two three-state models are specified, in which Indian River abundance is estimated separately for one run, while the other is included as part of the regional underlying state. Evaluation of model fit using AICc then determines which of these model structures most closely fits the observed data.</w:t>
       </w:r>
     </w:p>
     <w:p>
@@ -5583,15 +5258,7 @@
         <w:t>and</w:t>
       </w:r>
       <w:r>
-        <w:t xml:space="preserve"> this increased to 3 million in 2010. This then defines three distinct time periods of SJH production: pre-1975 with no hatchery operations, 1975-2009 with low level operations, and post-2010 with high level operations (</w:t>
-      </w:r>
-      <w:proofErr w:type="spellStart"/>
-      <w:r>
-        <w:t>Stopha</w:t>
-      </w:r>
-      <w:proofErr w:type="spellEnd"/>
-      <w:r>
-        <w:t xml:space="preserve"> 2015). </w:t>
+        <w:t xml:space="preserve"> this increased to 3 million in 2010. This then defines three distinct time periods of SJH production: pre-1975 with no hatchery operations, 1975-2009 with low level operations, and post-2010 with high level operations (Stopha 2015). </w:t>
       </w:r>
     </w:p>
     <w:p>
@@ -5664,23 +5331,10 @@
         <w:t xml:space="preserve"> (</w:t>
       </w:r>
       <w:r>
-        <w:t xml:space="preserve">Levin and </w:t>
-      </w:r>
-      <w:proofErr w:type="spellStart"/>
-      <w:r>
-        <w:t>Tolimieri</w:t>
-      </w:r>
-      <w:proofErr w:type="spellEnd"/>
-      <w:r>
-        <w:t xml:space="preserve"> 2001, </w:t>
-      </w:r>
-      <w:proofErr w:type="spellStart"/>
-      <w:r>
-        <w:t>Berejikian</w:t>
-      </w:r>
-      <w:proofErr w:type="spellEnd"/>
-      <w:r>
-        <w:t xml:space="preserve"> et al. 2025</w:t>
+        <w:t xml:space="preserve">Levin and Tolimieri 2001, </w:t>
+      </w:r>
+      <w:r>
+        <w:t>Berejikian et al. 2025</w:t>
       </w:r>
       <w:r>
         <w:t>, Pearsons and Hillman 2025</w:t>
@@ -5697,8 +5351,6 @@
         <w:spacing w:after="0" w:line="480" w:lineRule="auto"/>
         <w:jc w:val="center"/>
       </w:pPr>
-      <w:proofErr w:type="spellStart"/>
-      <w:proofErr w:type="gramStart"/>
       <w:r>
         <w:rPr>
           <w:rFonts w:ascii="MathJax_Math-italic" w:eastAsia="Times New Roman" w:hAnsi="MathJax_Math-italic" w:cs="Times New Roman"/>
@@ -5722,8 +5374,6 @@
         </w:rPr>
         <w:t>i,t</w:t>
       </w:r>
-      <w:proofErr w:type="spellEnd"/>
-      <w:proofErr w:type="gramEnd"/>
       <w:r>
         <w:rPr>
           <w:rFonts w:ascii="MathJax_Math-italic" w:eastAsia="Times New Roman" w:hAnsi="MathJax_Math-italic" w:cs="Times New Roman"/>
@@ -5871,7 +5521,6 @@
         </w:rPr>
         <w:t>2</w:t>
       </w:r>
-      <w:proofErr w:type="gramStart"/>
       <w:r>
         <w:rPr>
           <w:rFonts w:ascii="MathJax_Math-italic" w:eastAsia="Times New Roman" w:hAnsi="MathJax_Math-italic" w:cs="Times New Roman"/>
@@ -5915,9 +5564,88 @@
           <w:bdr w:val="none" w:sz="0" w:space="0" w:color="auto" w:frame="1"/>
           <w14:ligatures w14:val="none"/>
         </w:rPr>
+        <w:t xml:space="preserve">+ </w:t>
+      </w:r>
+      <w:r>
+        <w:rPr>
+          <w:rFonts w:ascii="MathJax_Math-italic" w:eastAsia="Times New Roman" w:hAnsi="MathJax_Math-italic" w:cs="Times New Roman"/>
+          <w:kern w:val="0"/>
+          <w:sz w:val="26"/>
+          <w:szCs w:val="26"/>
+          <w:bdr w:val="none" w:sz="0" w:space="0" w:color="auto" w:frame="1"/>
+          <w14:ligatures w14:val="none"/>
+        </w:rPr>
+        <w:t>β</w:t>
+      </w:r>
+      <w:r>
+        <w:rPr>
+          <w:rFonts w:ascii="MathJax_Math-italic" w:eastAsia="Times New Roman" w:hAnsi="MathJax_Math-italic" w:cs="Times New Roman"/>
+          <w:kern w:val="0"/>
+          <w:sz w:val="26"/>
+          <w:szCs w:val="26"/>
+          <w:bdr w:val="none" w:sz="0" w:space="0" w:color="auto" w:frame="1"/>
+          <w:vertAlign w:val="subscript"/>
+          <w14:ligatures w14:val="none"/>
+        </w:rPr>
+        <w:t>3</w:t>
+      </w:r>
+      <w:r>
+        <w:rPr>
+          <w:rFonts w:ascii="MathJax_Math-italic" w:eastAsia="Times New Roman" w:hAnsi="MathJax_Math-italic" w:cs="Times New Roman"/>
+          <w:kern w:val="0"/>
+          <w:sz w:val="26"/>
+          <w:szCs w:val="26"/>
+          <w:bdr w:val="none" w:sz="0" w:space="0" w:color="auto" w:frame="1"/>
+          <w14:ligatures w14:val="none"/>
+        </w:rPr>
+        <w:t>D</w:t>
+      </w:r>
+      <w:r>
+        <w:rPr>
+          <w:rFonts w:ascii="MathJax_Math-italic" w:eastAsia="Times New Roman" w:hAnsi="MathJax_Math-italic" w:cs="Times New Roman"/>
+          <w:kern w:val="0"/>
+          <w:sz w:val="26"/>
+          <w:szCs w:val="26"/>
+          <w:bdr w:val="none" w:sz="0" w:space="0" w:color="auto" w:frame="1"/>
+          <w:vertAlign w:val="subscript"/>
+          <w14:ligatures w14:val="none"/>
+        </w:rPr>
+        <w:t>post</w:t>
+      </w:r>
+      <w:r>
+        <w:rPr>
+          <w:rFonts w:ascii="MathJax_Math-italic" w:eastAsia="Times New Roman" w:hAnsi="MathJax_Math-italic" w:cs="Times New Roman"/>
+          <w:kern w:val="0"/>
+          <w:sz w:val="26"/>
+          <w:szCs w:val="26"/>
+          <w:bdr w:val="none" w:sz="0" w:space="0" w:color="auto" w:frame="1"/>
+          <w14:ligatures w14:val="none"/>
+        </w:rPr>
+        <w:t>*D</w:t>
+      </w:r>
+      <w:r>
+        <w:rPr>
+          <w:rFonts w:ascii="MathJax_Math-italic" w:eastAsia="Times New Roman" w:hAnsi="MathJax_Math-italic" w:cs="Times New Roman"/>
+          <w:kern w:val="0"/>
+          <w:sz w:val="26"/>
+          <w:szCs w:val="26"/>
+          <w:bdr w:val="none" w:sz="0" w:space="0" w:color="auto" w:frame="1"/>
+          <w:vertAlign w:val="subscript"/>
+          <w14:ligatures w14:val="none"/>
+        </w:rPr>
+        <w:t xml:space="preserve">treatment </w:t>
+      </w:r>
+      <w:r>
+        <w:rPr>
+          <w:rFonts w:ascii="MathJax_Main" w:eastAsia="Times New Roman" w:hAnsi="MathJax_Main" w:cs="Times New Roman"/>
+          <w:kern w:val="0"/>
+          <w:sz w:val="26"/>
+          <w:szCs w:val="26"/>
+          <w:bdr w:val="none" w:sz="0" w:space="0" w:color="auto" w:frame="1"/>
+          <w14:ligatures w14:val="none"/>
+        </w:rPr>
         <w:t>+</w:t>
       </w:r>
-      <w:proofErr w:type="gramEnd"/>
       <w:r>
         <w:rPr>
           <w:rFonts w:ascii="MathJax_Main" w:eastAsia="Times New Roman" w:hAnsi="MathJax_Main" w:cs="Times New Roman"/>
@@ -5938,6 +5666,221 @@
           <w:bdr w:val="none" w:sz="0" w:space="0" w:color="auto" w:frame="1"/>
           <w14:ligatures w14:val="none"/>
         </w:rPr>
+        <w:t>e</w:t>
+      </w:r>
+      <w:r>
+        <w:rPr>
+          <w:rFonts w:ascii="MathJax_Math-italic" w:eastAsia="Times New Roman" w:hAnsi="MathJax_Math-italic" w:cs="Times New Roman"/>
+          <w:kern w:val="0"/>
+          <w:sz w:val="26"/>
+          <w:szCs w:val="26"/>
+          <w:bdr w:val="none" w:sz="0" w:space="0" w:color="auto" w:frame="1"/>
+          <w:vertAlign w:val="subscript"/>
+          <w14:ligatures w14:val="none"/>
+        </w:rPr>
+        <w:t>i,t</w:t>
+      </w:r>
+    </w:p>
+    <w:p>
+      <w:pPr>
+        <w:spacing w:after="0" w:line="480" w:lineRule="auto"/>
+      </w:pPr>
+      <w:r>
+        <w:t xml:space="preserve">In the above, </w:t>
+      </w:r>
+      <w:r>
+        <w:rPr>
+          <w:rFonts w:ascii="MathJax_Math-italic" w:eastAsia="Times New Roman" w:hAnsi="MathJax_Math-italic" w:cs="Times New Roman"/>
+          <w:kern w:val="0"/>
+          <w:sz w:val="26"/>
+          <w:szCs w:val="26"/>
+          <w:bdr w:val="none" w:sz="0" w:space="0" w:color="auto" w:frame="1"/>
+          <w14:ligatures w14:val="none"/>
+        </w:rPr>
+        <w:t>i</w:t>
+      </w:r>
+      <w:r>
+        <w:t xml:space="preserve"> indexes whether an observation (</w:t>
+      </w:r>
+      <w:r>
+        <w:rPr>
+          <w:rFonts w:ascii="MathJax_Math-italic" w:eastAsia="Times New Roman" w:hAnsi="MathJax_Math-italic" w:cs="Times New Roman"/>
+          <w:kern w:val="0"/>
+          <w:sz w:val="26"/>
+          <w:szCs w:val="26"/>
+          <w:bdr w:val="none" w:sz="0" w:space="0" w:color="auto" w:frame="1"/>
+          <w14:ligatures w14:val="none"/>
+        </w:rPr>
+        <w:t>y</w:t>
+      </w:r>
+      <w:r>
+        <w:rPr>
+          <w:rFonts w:ascii="MathJax_Math-italic" w:eastAsia="Times New Roman" w:hAnsi="MathJax_Math-italic" w:cs="Times New Roman"/>
+          <w:kern w:val="0"/>
+          <w:sz w:val="26"/>
+          <w:szCs w:val="26"/>
+          <w:bdr w:val="none" w:sz="0" w:space="0" w:color="auto" w:frame="1"/>
+          <w:vertAlign w:val="subscript"/>
+          <w14:ligatures w14:val="none"/>
+        </w:rPr>
+        <w:t>i,t</w:t>
+      </w:r>
+      <w:r>
+        <w:t xml:space="preserve">) relates to the treatment or control group, while </w:t>
+      </w:r>
+      <w:r>
+        <w:rPr>
+          <w:rFonts w:ascii="MathJax_Math-italic" w:eastAsia="Times New Roman" w:hAnsi="MathJax_Math-italic" w:cs="Times New Roman"/>
+          <w:kern w:val="0"/>
+          <w:sz w:val="26"/>
+          <w:szCs w:val="26"/>
+          <w:bdr w:val="none" w:sz="0" w:space="0" w:color="auto" w:frame="1"/>
+          <w14:ligatures w14:val="none"/>
+        </w:rPr>
+        <w:t>t</w:t>
+      </w:r>
+      <w:r>
+        <w:t xml:space="preserve"> indexes whether that same observation comes from before or after the treatment is applied. </w:t>
+      </w:r>
+      <w:r>
+        <w:rPr>
+          <w:rFonts w:ascii="MathJax_Math-italic" w:eastAsia="Times New Roman" w:hAnsi="MathJax_Math-italic" w:cs="Times New Roman"/>
+          <w:kern w:val="0"/>
+          <w:sz w:val="26"/>
+          <w:szCs w:val="26"/>
+          <w:bdr w:val="none" w:sz="0" w:space="0" w:color="auto" w:frame="1"/>
+          <w14:ligatures w14:val="none"/>
+        </w:rPr>
+        <w:t>D</w:t>
+      </w:r>
+      <w:r>
+        <w:rPr>
+          <w:rFonts w:ascii="MathJax_Math-italic" w:eastAsia="Times New Roman" w:hAnsi="MathJax_Math-italic" w:cs="Times New Roman"/>
+          <w:kern w:val="0"/>
+          <w:sz w:val="26"/>
+          <w:szCs w:val="26"/>
+          <w:bdr w:val="none" w:sz="0" w:space="0" w:color="auto" w:frame="1"/>
+          <w:vertAlign w:val="subscript"/>
+          <w14:ligatures w14:val="none"/>
+        </w:rPr>
+        <w:t>treatment</w:t>
+      </w:r>
+      <w:r>
+        <w:t xml:space="preserve"> is equal to 1 when </w:t>
+      </w:r>
+      <w:r>
+        <w:rPr>
+          <w:rFonts w:ascii="MathJax_Math-italic" w:eastAsia="Times New Roman" w:hAnsi="MathJax_Math-italic" w:cs="Times New Roman"/>
+          <w:kern w:val="0"/>
+          <w:sz w:val="26"/>
+          <w:szCs w:val="26"/>
+          <w:bdr w:val="none" w:sz="0" w:space="0" w:color="auto" w:frame="1"/>
+          <w14:ligatures w14:val="none"/>
+        </w:rPr>
+        <w:t>y</w:t>
+      </w:r>
+      <w:r>
+        <w:rPr>
+          <w:rFonts w:ascii="MathJax_Math-italic" w:eastAsia="Times New Roman" w:hAnsi="MathJax_Math-italic" w:cs="Times New Roman"/>
+          <w:kern w:val="0"/>
+          <w:sz w:val="26"/>
+          <w:szCs w:val="26"/>
+          <w:bdr w:val="none" w:sz="0" w:space="0" w:color="auto" w:frame="1"/>
+          <w:vertAlign w:val="subscript"/>
+          <w14:ligatures w14:val="none"/>
+        </w:rPr>
+        <w:t>i,t</w:t>
+      </w:r>
+      <w:r>
+        <w:t xml:space="preserve"> is part of the treatment group and equal to 0 otherwise. Similarly, </w:t>
+      </w:r>
+      <w:r>
+        <w:rPr>
+          <w:rFonts w:ascii="MathJax_Math-italic" w:eastAsia="Times New Roman" w:hAnsi="MathJax_Math-italic" w:cs="Times New Roman"/>
+          <w:kern w:val="0"/>
+          <w:sz w:val="26"/>
+          <w:szCs w:val="26"/>
+          <w:bdr w:val="none" w:sz="0" w:space="0" w:color="auto" w:frame="1"/>
+          <w14:ligatures w14:val="none"/>
+        </w:rPr>
+        <w:t>D</w:t>
+      </w:r>
+      <w:r>
+        <w:rPr>
+          <w:rFonts w:ascii="MathJax_Math-italic" w:eastAsia="Times New Roman" w:hAnsi="MathJax_Math-italic" w:cs="Times New Roman"/>
+          <w:kern w:val="0"/>
+          <w:sz w:val="26"/>
+          <w:szCs w:val="26"/>
+          <w:bdr w:val="none" w:sz="0" w:space="0" w:color="auto" w:frame="1"/>
+          <w:vertAlign w:val="subscript"/>
+          <w14:ligatures w14:val="none"/>
+        </w:rPr>
+        <w:t>post</w:t>
+      </w:r>
+      <w:r>
+        <w:t xml:space="preserve"> is equal to 1 when </w:t>
+      </w:r>
+      <w:r>
+        <w:rPr>
+          <w:rFonts w:ascii="MathJax_Math-italic" w:eastAsia="Times New Roman" w:hAnsi="MathJax_Math-italic" w:cs="Times New Roman"/>
+          <w:kern w:val="0"/>
+          <w:sz w:val="26"/>
+          <w:szCs w:val="26"/>
+          <w:bdr w:val="none" w:sz="0" w:space="0" w:color="auto" w:frame="1"/>
+          <w14:ligatures w14:val="none"/>
+        </w:rPr>
+        <w:t>y</w:t>
+      </w:r>
+      <w:r>
+        <w:rPr>
+          <w:rFonts w:ascii="MathJax_Math-italic" w:eastAsia="Times New Roman" w:hAnsi="MathJax_Math-italic" w:cs="Times New Roman"/>
+          <w:kern w:val="0"/>
+          <w:sz w:val="26"/>
+          <w:szCs w:val="26"/>
+          <w:bdr w:val="none" w:sz="0" w:space="0" w:color="auto" w:frame="1"/>
+          <w:vertAlign w:val="subscript"/>
+          <w14:ligatures w14:val="none"/>
+        </w:rPr>
+        <w:t>i,t</w:t>
+      </w:r>
+      <w:r>
+        <w:t xml:space="preserve"> is observed after treatment is applied, and equal to 0 when </w:t>
+      </w:r>
+      <w:r>
+        <w:rPr>
+          <w:rFonts w:ascii="MathJax_Math-italic" w:eastAsia="Times New Roman" w:hAnsi="MathJax_Math-italic" w:cs="Times New Roman"/>
+          <w:kern w:val="0"/>
+          <w:sz w:val="26"/>
+          <w:szCs w:val="26"/>
+          <w:bdr w:val="none" w:sz="0" w:space="0" w:color="auto" w:frame="1"/>
+          <w14:ligatures w14:val="none"/>
+        </w:rPr>
+        <w:t>y</w:t>
+      </w:r>
+      <w:r>
+        <w:rPr>
+          <w:rFonts w:ascii="MathJax_Math-italic" w:eastAsia="Times New Roman" w:hAnsi="MathJax_Math-italic" w:cs="Times New Roman"/>
+          <w:kern w:val="0"/>
+          <w:sz w:val="26"/>
+          <w:szCs w:val="26"/>
+          <w:bdr w:val="none" w:sz="0" w:space="0" w:color="auto" w:frame="1"/>
+          <w:vertAlign w:val="subscript"/>
+          <w14:ligatures w14:val="none"/>
+        </w:rPr>
+        <w:t>i,t</w:t>
+      </w:r>
+      <w:r>
+        <w:t xml:space="preserve"> is observed before. These indicator variables allow for the estimation of a net effect of treatment on the treatment group (</w:t>
+      </w:r>
+      <w:r>
+        <w:rPr>
+          <w:rFonts w:ascii="MathJax_Math-italic" w:eastAsia="Times New Roman" w:hAnsi="MathJax_Math-italic" w:cs="Times New Roman"/>
+          <w:kern w:val="0"/>
+          <w:sz w:val="26"/>
+          <w:szCs w:val="26"/>
+          <w:bdr w:val="none" w:sz="0" w:space="0" w:color="auto" w:frame="1"/>
+          <w14:ligatures w14:val="none"/>
+        </w:rPr>
         <w:t>β</w:t>
       </w:r>
       <w:r>
@@ -5953,15 +5896,18 @@
         <w:t>3</w:t>
       </w:r>
       <w:r>
-        <w:rPr>
-          <w:rFonts w:ascii="MathJax_Math-italic" w:eastAsia="Times New Roman" w:hAnsi="MathJax_Math-italic" w:cs="Times New Roman"/>
-          <w:kern w:val="0"/>
-          <w:sz w:val="26"/>
-          <w:szCs w:val="26"/>
-          <w:bdr w:val="none" w:sz="0" w:space="0" w:color="auto" w:frame="1"/>
-          <w14:ligatures w14:val="none"/>
-        </w:rPr>
-        <w:t>D</w:t>
+        <w:t>) by first controlling for differing characteristics in the treatment and control group (</w:t>
+      </w:r>
+      <w:r>
+        <w:rPr>
+          <w:rFonts w:ascii="MathJax_Math-italic" w:eastAsia="Times New Roman" w:hAnsi="MathJax_Math-italic" w:cs="Times New Roman"/>
+          <w:kern w:val="0"/>
+          <w:sz w:val="26"/>
+          <w:szCs w:val="26"/>
+          <w:bdr w:val="none" w:sz="0" w:space="0" w:color="auto" w:frame="1"/>
+          <w14:ligatures w14:val="none"/>
+        </w:rPr>
+        <w:t>β</w:t>
       </w:r>
       <w:r>
         <w:rPr>
@@ -5973,30 +5919,21 @@
           <w:vertAlign w:val="subscript"/>
           <w14:ligatures w14:val="none"/>
         </w:rPr>
-        <w:t>post</w:t>
-      </w:r>
-      <w:r>
-        <w:rPr>
-          <w:rFonts w:ascii="MathJax_Math-italic" w:eastAsia="Times New Roman" w:hAnsi="MathJax_Math-italic" w:cs="Times New Roman"/>
-          <w:kern w:val="0"/>
-          <w:sz w:val="26"/>
-          <w:szCs w:val="26"/>
-          <w:bdr w:val="none" w:sz="0" w:space="0" w:color="auto" w:frame="1"/>
-          <w14:ligatures w14:val="none"/>
-        </w:rPr>
-        <w:t>*</w:t>
-      </w:r>
-      <w:proofErr w:type="spellStart"/>
-      <w:r>
-        <w:rPr>
-          <w:rFonts w:ascii="MathJax_Math-italic" w:eastAsia="Times New Roman" w:hAnsi="MathJax_Math-italic" w:cs="Times New Roman"/>
-          <w:kern w:val="0"/>
-          <w:sz w:val="26"/>
-          <w:szCs w:val="26"/>
-          <w:bdr w:val="none" w:sz="0" w:space="0" w:color="auto" w:frame="1"/>
-          <w14:ligatures w14:val="none"/>
-        </w:rPr>
-        <w:t>D</w:t>
+        <w:t>1</w:t>
+      </w:r>
+      <w:r>
+        <w:t>) and differences in the pre- and post-treatment time periods (</w:t>
+      </w:r>
+      <w:r>
+        <w:rPr>
+          <w:rFonts w:ascii="MathJax_Math-italic" w:eastAsia="Times New Roman" w:hAnsi="MathJax_Math-italic" w:cs="Times New Roman"/>
+          <w:kern w:val="0"/>
+          <w:sz w:val="26"/>
+          <w:szCs w:val="26"/>
+          <w:bdr w:val="none" w:sz="0" w:space="0" w:color="auto" w:frame="1"/>
+          <w14:ligatures w14:val="none"/>
+        </w:rPr>
+        <w:t>β</w:t>
       </w:r>
       <w:r>
         <w:rPr>
@@ -6008,357 +5945,6 @@
           <w:vertAlign w:val="subscript"/>
           <w14:ligatures w14:val="none"/>
         </w:rPr>
-        <w:t>treatment</w:t>
-      </w:r>
-      <w:proofErr w:type="spellEnd"/>
-      <w:r>
-        <w:rPr>
-          <w:rFonts w:ascii="MathJax_Math-italic" w:eastAsia="Times New Roman" w:hAnsi="MathJax_Math-italic" w:cs="Times New Roman"/>
-          <w:kern w:val="0"/>
-          <w:sz w:val="26"/>
-          <w:szCs w:val="26"/>
-          <w:bdr w:val="none" w:sz="0" w:space="0" w:color="auto" w:frame="1"/>
-          <w:vertAlign w:val="subscript"/>
-          <w14:ligatures w14:val="none"/>
-        </w:rPr>
-        <w:t xml:space="preserve"> </w:t>
-      </w:r>
-      <w:r>
-        <w:rPr>
-          <w:rFonts w:ascii="MathJax_Main" w:eastAsia="Times New Roman" w:hAnsi="MathJax_Main" w:cs="Times New Roman"/>
-          <w:kern w:val="0"/>
-          <w:sz w:val="26"/>
-          <w:szCs w:val="26"/>
-          <w:bdr w:val="none" w:sz="0" w:space="0" w:color="auto" w:frame="1"/>
-          <w14:ligatures w14:val="none"/>
-        </w:rPr>
-        <w:t>+</w:t>
-      </w:r>
-      <w:r>
-        <w:rPr>
-          <w:rFonts w:ascii="MathJax_Main" w:eastAsia="Times New Roman" w:hAnsi="MathJax_Main" w:cs="Times New Roman"/>
-          <w:kern w:val="0"/>
-          <w:sz w:val="26"/>
-          <w:szCs w:val="26"/>
-          <w:bdr w:val="none" w:sz="0" w:space="0" w:color="auto" w:frame="1"/>
-          <w14:ligatures w14:val="none"/>
-        </w:rPr>
-        <w:t xml:space="preserve"> </w:t>
-      </w:r>
-      <w:proofErr w:type="spellStart"/>
-      <w:proofErr w:type="gramStart"/>
-      <w:r>
-        <w:rPr>
-          <w:rFonts w:ascii="MathJax_Math-italic" w:eastAsia="Times New Roman" w:hAnsi="MathJax_Math-italic" w:cs="Times New Roman"/>
-          <w:kern w:val="0"/>
-          <w:sz w:val="26"/>
-          <w:szCs w:val="26"/>
-          <w:bdr w:val="none" w:sz="0" w:space="0" w:color="auto" w:frame="1"/>
-          <w14:ligatures w14:val="none"/>
-        </w:rPr>
-        <w:t>e</w:t>
-      </w:r>
-      <w:r>
-        <w:rPr>
-          <w:rFonts w:ascii="MathJax_Math-italic" w:eastAsia="Times New Roman" w:hAnsi="MathJax_Math-italic" w:cs="Times New Roman"/>
-          <w:kern w:val="0"/>
-          <w:sz w:val="26"/>
-          <w:szCs w:val="26"/>
-          <w:bdr w:val="none" w:sz="0" w:space="0" w:color="auto" w:frame="1"/>
-          <w:vertAlign w:val="subscript"/>
-          <w14:ligatures w14:val="none"/>
-        </w:rPr>
-        <w:t>i,t</w:t>
-      </w:r>
-      <w:proofErr w:type="spellEnd"/>
-      <w:proofErr w:type="gramEnd"/>
-    </w:p>
-    <w:p>
-      <w:pPr>
-        <w:spacing w:after="0" w:line="480" w:lineRule="auto"/>
-      </w:pPr>
-      <w:r>
-        <w:t xml:space="preserve">In the above, </w:t>
-      </w:r>
-      <w:proofErr w:type="spellStart"/>
-      <w:r>
-        <w:rPr>
-          <w:rFonts w:ascii="MathJax_Math-italic" w:eastAsia="Times New Roman" w:hAnsi="MathJax_Math-italic" w:cs="Times New Roman"/>
-          <w:kern w:val="0"/>
-          <w:sz w:val="26"/>
-          <w:szCs w:val="26"/>
-          <w:bdr w:val="none" w:sz="0" w:space="0" w:color="auto" w:frame="1"/>
-          <w14:ligatures w14:val="none"/>
-        </w:rPr>
-        <w:t>i</w:t>
-      </w:r>
-      <w:proofErr w:type="spellEnd"/>
-      <w:r>
-        <w:t xml:space="preserve"> indexes whether an observation (</w:t>
-      </w:r>
-      <w:proofErr w:type="spellStart"/>
-      <w:proofErr w:type="gramStart"/>
-      <w:r>
-        <w:rPr>
-          <w:rFonts w:ascii="MathJax_Math-italic" w:eastAsia="Times New Roman" w:hAnsi="MathJax_Math-italic" w:cs="Times New Roman"/>
-          <w:kern w:val="0"/>
-          <w:sz w:val="26"/>
-          <w:szCs w:val="26"/>
-          <w:bdr w:val="none" w:sz="0" w:space="0" w:color="auto" w:frame="1"/>
-          <w14:ligatures w14:val="none"/>
-        </w:rPr>
-        <w:t>y</w:t>
-      </w:r>
-      <w:r>
-        <w:rPr>
-          <w:rFonts w:ascii="MathJax_Math-italic" w:eastAsia="Times New Roman" w:hAnsi="MathJax_Math-italic" w:cs="Times New Roman"/>
-          <w:kern w:val="0"/>
-          <w:sz w:val="26"/>
-          <w:szCs w:val="26"/>
-          <w:bdr w:val="none" w:sz="0" w:space="0" w:color="auto" w:frame="1"/>
-          <w:vertAlign w:val="subscript"/>
-          <w14:ligatures w14:val="none"/>
-        </w:rPr>
-        <w:t>i,t</w:t>
-      </w:r>
-      <w:proofErr w:type="spellEnd"/>
-      <w:proofErr w:type="gramEnd"/>
-      <w:r>
-        <w:t xml:space="preserve">) relates to the treatment or control group, while </w:t>
-      </w:r>
-      <w:r>
-        <w:rPr>
-          <w:rFonts w:ascii="MathJax_Math-italic" w:eastAsia="Times New Roman" w:hAnsi="MathJax_Math-italic" w:cs="Times New Roman"/>
-          <w:kern w:val="0"/>
-          <w:sz w:val="26"/>
-          <w:szCs w:val="26"/>
-          <w:bdr w:val="none" w:sz="0" w:space="0" w:color="auto" w:frame="1"/>
-          <w14:ligatures w14:val="none"/>
-        </w:rPr>
-        <w:t>t</w:t>
-      </w:r>
-      <w:r>
-        <w:t xml:space="preserve"> indexes whether that same observation comes from before or after the treatment is applied. </w:t>
-      </w:r>
-      <w:proofErr w:type="spellStart"/>
-      <w:r>
-        <w:rPr>
-          <w:rFonts w:ascii="MathJax_Math-italic" w:eastAsia="Times New Roman" w:hAnsi="MathJax_Math-italic" w:cs="Times New Roman"/>
-          <w:kern w:val="0"/>
-          <w:sz w:val="26"/>
-          <w:szCs w:val="26"/>
-          <w:bdr w:val="none" w:sz="0" w:space="0" w:color="auto" w:frame="1"/>
-          <w14:ligatures w14:val="none"/>
-        </w:rPr>
-        <w:t>D</w:t>
-      </w:r>
-      <w:r>
-        <w:rPr>
-          <w:rFonts w:ascii="MathJax_Math-italic" w:eastAsia="Times New Roman" w:hAnsi="MathJax_Math-italic" w:cs="Times New Roman"/>
-          <w:kern w:val="0"/>
-          <w:sz w:val="26"/>
-          <w:szCs w:val="26"/>
-          <w:bdr w:val="none" w:sz="0" w:space="0" w:color="auto" w:frame="1"/>
-          <w:vertAlign w:val="subscript"/>
-          <w14:ligatures w14:val="none"/>
-        </w:rPr>
-        <w:t>treatment</w:t>
-      </w:r>
-      <w:proofErr w:type="spellEnd"/>
-      <w:r>
-        <w:t xml:space="preserve"> is equal to 1 when </w:t>
-      </w:r>
-      <w:proofErr w:type="spellStart"/>
-      <w:proofErr w:type="gramStart"/>
-      <w:r>
-        <w:rPr>
-          <w:rFonts w:ascii="MathJax_Math-italic" w:eastAsia="Times New Roman" w:hAnsi="MathJax_Math-italic" w:cs="Times New Roman"/>
-          <w:kern w:val="0"/>
-          <w:sz w:val="26"/>
-          <w:szCs w:val="26"/>
-          <w:bdr w:val="none" w:sz="0" w:space="0" w:color="auto" w:frame="1"/>
-          <w14:ligatures w14:val="none"/>
-        </w:rPr>
-        <w:t>y</w:t>
-      </w:r>
-      <w:r>
-        <w:rPr>
-          <w:rFonts w:ascii="MathJax_Math-italic" w:eastAsia="Times New Roman" w:hAnsi="MathJax_Math-italic" w:cs="Times New Roman"/>
-          <w:kern w:val="0"/>
-          <w:sz w:val="26"/>
-          <w:szCs w:val="26"/>
-          <w:bdr w:val="none" w:sz="0" w:space="0" w:color="auto" w:frame="1"/>
-          <w:vertAlign w:val="subscript"/>
-          <w14:ligatures w14:val="none"/>
-        </w:rPr>
-        <w:t>i,t</w:t>
-      </w:r>
-      <w:proofErr w:type="spellEnd"/>
-      <w:proofErr w:type="gramEnd"/>
-      <w:r>
-        <w:t xml:space="preserve"> is part of the treatment group and equal to 0 otherwise. Similarly, </w:t>
-      </w:r>
-      <w:proofErr w:type="spellStart"/>
-      <w:r>
-        <w:rPr>
-          <w:rFonts w:ascii="MathJax_Math-italic" w:eastAsia="Times New Roman" w:hAnsi="MathJax_Math-italic" w:cs="Times New Roman"/>
-          <w:kern w:val="0"/>
-          <w:sz w:val="26"/>
-          <w:szCs w:val="26"/>
-          <w:bdr w:val="none" w:sz="0" w:space="0" w:color="auto" w:frame="1"/>
-          <w14:ligatures w14:val="none"/>
-        </w:rPr>
-        <w:t>D</w:t>
-      </w:r>
-      <w:r>
-        <w:rPr>
-          <w:rFonts w:ascii="MathJax_Math-italic" w:eastAsia="Times New Roman" w:hAnsi="MathJax_Math-italic" w:cs="Times New Roman"/>
-          <w:kern w:val="0"/>
-          <w:sz w:val="26"/>
-          <w:szCs w:val="26"/>
-          <w:bdr w:val="none" w:sz="0" w:space="0" w:color="auto" w:frame="1"/>
-          <w:vertAlign w:val="subscript"/>
-          <w14:ligatures w14:val="none"/>
-        </w:rPr>
-        <w:t>post</w:t>
-      </w:r>
-      <w:proofErr w:type="spellEnd"/>
-      <w:r>
-        <w:t xml:space="preserve"> is equal to 1 when </w:t>
-      </w:r>
-      <w:proofErr w:type="spellStart"/>
-      <w:proofErr w:type="gramStart"/>
-      <w:r>
-        <w:rPr>
-          <w:rFonts w:ascii="MathJax_Math-italic" w:eastAsia="Times New Roman" w:hAnsi="MathJax_Math-italic" w:cs="Times New Roman"/>
-          <w:kern w:val="0"/>
-          <w:sz w:val="26"/>
-          <w:szCs w:val="26"/>
-          <w:bdr w:val="none" w:sz="0" w:space="0" w:color="auto" w:frame="1"/>
-          <w14:ligatures w14:val="none"/>
-        </w:rPr>
-        <w:t>y</w:t>
-      </w:r>
-      <w:r>
-        <w:rPr>
-          <w:rFonts w:ascii="MathJax_Math-italic" w:eastAsia="Times New Roman" w:hAnsi="MathJax_Math-italic" w:cs="Times New Roman"/>
-          <w:kern w:val="0"/>
-          <w:sz w:val="26"/>
-          <w:szCs w:val="26"/>
-          <w:bdr w:val="none" w:sz="0" w:space="0" w:color="auto" w:frame="1"/>
-          <w:vertAlign w:val="subscript"/>
-          <w14:ligatures w14:val="none"/>
-        </w:rPr>
-        <w:t>i,t</w:t>
-      </w:r>
-      <w:proofErr w:type="spellEnd"/>
-      <w:proofErr w:type="gramEnd"/>
-      <w:r>
-        <w:t xml:space="preserve"> is observed after treatment is applied, and equal to 0 when </w:t>
-      </w:r>
-      <w:proofErr w:type="spellStart"/>
-      <w:proofErr w:type="gramStart"/>
-      <w:r>
-        <w:rPr>
-          <w:rFonts w:ascii="MathJax_Math-italic" w:eastAsia="Times New Roman" w:hAnsi="MathJax_Math-italic" w:cs="Times New Roman"/>
-          <w:kern w:val="0"/>
-          <w:sz w:val="26"/>
-          <w:szCs w:val="26"/>
-          <w:bdr w:val="none" w:sz="0" w:space="0" w:color="auto" w:frame="1"/>
-          <w14:ligatures w14:val="none"/>
-        </w:rPr>
-        <w:t>y</w:t>
-      </w:r>
-      <w:r>
-        <w:rPr>
-          <w:rFonts w:ascii="MathJax_Math-italic" w:eastAsia="Times New Roman" w:hAnsi="MathJax_Math-italic" w:cs="Times New Roman"/>
-          <w:kern w:val="0"/>
-          <w:sz w:val="26"/>
-          <w:szCs w:val="26"/>
-          <w:bdr w:val="none" w:sz="0" w:space="0" w:color="auto" w:frame="1"/>
-          <w:vertAlign w:val="subscript"/>
-          <w14:ligatures w14:val="none"/>
-        </w:rPr>
-        <w:t>i,t</w:t>
-      </w:r>
-      <w:proofErr w:type="spellEnd"/>
-      <w:proofErr w:type="gramEnd"/>
-      <w:r>
-        <w:t xml:space="preserve"> is observed before. These indicator variables allow for the estimation of a net effect of treatment on the treatment group (</w:t>
-      </w:r>
-      <w:r>
-        <w:rPr>
-          <w:rFonts w:ascii="MathJax_Math-italic" w:eastAsia="Times New Roman" w:hAnsi="MathJax_Math-italic" w:cs="Times New Roman"/>
-          <w:kern w:val="0"/>
-          <w:sz w:val="26"/>
-          <w:szCs w:val="26"/>
-          <w:bdr w:val="none" w:sz="0" w:space="0" w:color="auto" w:frame="1"/>
-          <w14:ligatures w14:val="none"/>
-        </w:rPr>
-        <w:t>β</w:t>
-      </w:r>
-      <w:r>
-        <w:rPr>
-          <w:rFonts w:ascii="MathJax_Math-italic" w:eastAsia="Times New Roman" w:hAnsi="MathJax_Math-italic" w:cs="Times New Roman"/>
-          <w:kern w:val="0"/>
-          <w:sz w:val="26"/>
-          <w:szCs w:val="26"/>
-          <w:bdr w:val="none" w:sz="0" w:space="0" w:color="auto" w:frame="1"/>
-          <w:vertAlign w:val="subscript"/>
-          <w14:ligatures w14:val="none"/>
-        </w:rPr>
-        <w:t>3</w:t>
-      </w:r>
-      <w:r>
-        <w:t>) by first controlling for differing characteristics in the treatment and control group (</w:t>
-      </w:r>
-      <w:r>
-        <w:rPr>
-          <w:rFonts w:ascii="MathJax_Math-italic" w:eastAsia="Times New Roman" w:hAnsi="MathJax_Math-italic" w:cs="Times New Roman"/>
-          <w:kern w:val="0"/>
-          <w:sz w:val="26"/>
-          <w:szCs w:val="26"/>
-          <w:bdr w:val="none" w:sz="0" w:space="0" w:color="auto" w:frame="1"/>
-          <w14:ligatures w14:val="none"/>
-        </w:rPr>
-        <w:t>β</w:t>
-      </w:r>
-      <w:r>
-        <w:rPr>
-          <w:rFonts w:ascii="MathJax_Math-italic" w:eastAsia="Times New Roman" w:hAnsi="MathJax_Math-italic" w:cs="Times New Roman"/>
-          <w:kern w:val="0"/>
-          <w:sz w:val="26"/>
-          <w:szCs w:val="26"/>
-          <w:bdr w:val="none" w:sz="0" w:space="0" w:color="auto" w:frame="1"/>
-          <w:vertAlign w:val="subscript"/>
-          <w14:ligatures w14:val="none"/>
-        </w:rPr>
-        <w:t>1</w:t>
-      </w:r>
-      <w:r>
-        <w:t>) and differences in the pre- and post-treatment time periods (</w:t>
-      </w:r>
-      <w:r>
-        <w:rPr>
-          <w:rFonts w:ascii="MathJax_Math-italic" w:eastAsia="Times New Roman" w:hAnsi="MathJax_Math-italic" w:cs="Times New Roman"/>
-          <w:kern w:val="0"/>
-          <w:sz w:val="26"/>
-          <w:szCs w:val="26"/>
-          <w:bdr w:val="none" w:sz="0" w:space="0" w:color="auto" w:frame="1"/>
-          <w14:ligatures w14:val="none"/>
-        </w:rPr>
-        <w:t>β</w:t>
-      </w:r>
-      <w:r>
-        <w:rPr>
-          <w:rFonts w:ascii="MathJax_Math-italic" w:eastAsia="Times New Roman" w:hAnsi="MathJax_Math-italic" w:cs="Times New Roman"/>
-          <w:kern w:val="0"/>
-          <w:sz w:val="26"/>
-          <w:szCs w:val="26"/>
-          <w:bdr w:val="none" w:sz="0" w:space="0" w:color="auto" w:frame="1"/>
-          <w:vertAlign w:val="subscript"/>
-          <w14:ligatures w14:val="none"/>
-        </w:rPr>
         <w:t>2</w:t>
       </w:r>
       <w:r>
@@ -6366,15 +5952,7 @@
       </w:r>
       <w:r>
         <w:lastRenderedPageBreak/>
-        <w:t xml:space="preserve">groups, known as the parallel </w:t>
-      </w:r>
-      <w:proofErr w:type="gramStart"/>
-      <w:r>
-        <w:t>trends</w:t>
-      </w:r>
-      <w:proofErr w:type="gramEnd"/>
-      <w:r>
-        <w:t xml:space="preserve"> assumption, is bolstered through the application of event studies evaluat</w:t>
+        <w:t>groups, known as the parallel trends assumption, is bolstered through the application of event studies evaluat</w:t>
       </w:r>
       <w:r>
         <w:t>ing</w:t>
@@ -6484,8 +6062,6 @@
           <w14:ligatures w14:val="none"/>
         </w:rPr>
       </w:pPr>
-      <w:proofErr w:type="spellStart"/>
-      <w:proofErr w:type="gramStart"/>
       <w:r>
         <w:rPr>
           <w:rFonts w:ascii="MathJax_Math-italic" w:eastAsia="Times New Roman" w:hAnsi="MathJax_Math-italic" w:cs="Times New Roman"/>
@@ -6511,8 +6087,6 @@
         </w:rPr>
         <w:t>i,t</w:t>
       </w:r>
-      <w:proofErr w:type="spellEnd"/>
-      <w:proofErr w:type="gramEnd"/>
       <w:r>
         <w:rPr>
           <w:rFonts w:ascii="MathJax_Math-italic" w:eastAsia="Times New Roman" w:hAnsi="MathJax_Math-italic" w:cs="Times New Roman"/>
@@ -6634,8 +6208,6 @@
         </w:rPr>
         <w:t xml:space="preserve">+ </w:t>
       </w:r>
-      <w:proofErr w:type="spellStart"/>
-      <w:proofErr w:type="gramStart"/>
       <w:r>
         <w:rPr>
           <w:rFonts w:ascii="MathJax_Math-italic" w:eastAsia="Times New Roman" w:hAnsi="MathJax_Math-italic" w:cs="Times New Roman"/>
@@ -6661,8 +6233,6 @@
         </w:rPr>
         <w:t>i,t</w:t>
       </w:r>
-      <w:proofErr w:type="spellEnd"/>
-      <w:proofErr w:type="gramEnd"/>
     </w:p>
     <w:p>
       <w:pPr>
@@ -6671,7 +6241,6 @@
       <w:r>
         <w:t xml:space="preserve">Here, the variable </w:t>
       </w:r>
-      <w:proofErr w:type="spellStart"/>
       <w:r>
         <w:rPr>
           <w:rFonts w:ascii="MathJax_Math-italic" w:eastAsia="Times New Roman" w:hAnsi="MathJax_Math-italic" w:cs="Times New Roman"/>
@@ -6693,9 +6262,28 @@
           <w:vertAlign w:val="subscript"/>
           <w14:ligatures w14:val="none"/>
         </w:rPr>
-        <w:t>Indian</w:t>
-      </w:r>
-      <w:proofErr w:type="spellEnd"/>
+        <w:t xml:space="preserve">Indian River </w:t>
+      </w:r>
+      <w:r>
+        <w:t xml:space="preserve">indicates </w:t>
+      </w:r>
+      <w:r>
+        <w:t>whether</w:t>
+      </w:r>
+      <w:r>
+        <w:t xml:space="preserve"> an observation was taken at Indian River (</w:t>
+      </w:r>
+      <w:r>
+        <w:rPr>
+          <w:rFonts w:ascii="MathJax_Math-italic" w:eastAsia="Times New Roman" w:hAnsi="MathJax_Math-italic" w:cs="Times New Roman"/>
+          <w:kern w:val="0"/>
+          <w:sz w:val="26"/>
+          <w:szCs w:val="26"/>
+          <w:bdr w:val="none" w:sz="0" w:space="0" w:color="auto" w:frame="1"/>
+          <w14:ligatures w14:val="none"/>
+        </w:rPr>
+        <w:t>D</w:t>
+      </w:r>
       <w:r>
         <w:rPr>
           <w:rFonts w:ascii="MathJax_Math-italic" w:eastAsia="Times New Roman" w:hAnsi="MathJax_Math-italic" w:cs="Times New Roman"/>
@@ -6706,53 +6294,7 @@
           <w:vertAlign w:val="subscript"/>
           <w14:ligatures w14:val="none"/>
         </w:rPr>
-        <w:t xml:space="preserve"> River </w:t>
-      </w:r>
-      <w:r>
-        <w:t xml:space="preserve">indicates </w:t>
-      </w:r>
-      <w:r>
-        <w:t>whether</w:t>
-      </w:r>
-      <w:r>
-        <w:t xml:space="preserve"> an observation was taken at Indian River (</w:t>
-      </w:r>
-      <w:proofErr w:type="spellStart"/>
-      <w:r>
-        <w:rPr>
-          <w:rFonts w:ascii="MathJax_Math-italic" w:eastAsia="Times New Roman" w:hAnsi="MathJax_Math-italic" w:cs="Times New Roman"/>
-          <w:kern w:val="0"/>
-          <w:sz w:val="26"/>
-          <w:szCs w:val="26"/>
-          <w:bdr w:val="none" w:sz="0" w:space="0" w:color="auto" w:frame="1"/>
-          <w14:ligatures w14:val="none"/>
-        </w:rPr>
-        <w:t>D</w:t>
-      </w:r>
-      <w:r>
-        <w:rPr>
-          <w:rFonts w:ascii="MathJax_Math-italic" w:eastAsia="Times New Roman" w:hAnsi="MathJax_Math-italic" w:cs="Times New Roman"/>
-          <w:kern w:val="0"/>
-          <w:sz w:val="26"/>
-          <w:szCs w:val="26"/>
-          <w:bdr w:val="none" w:sz="0" w:space="0" w:color="auto" w:frame="1"/>
-          <w:vertAlign w:val="subscript"/>
-          <w14:ligatures w14:val="none"/>
-        </w:rPr>
-        <w:t>Indian</w:t>
-      </w:r>
-      <w:proofErr w:type="spellEnd"/>
-      <w:r>
-        <w:rPr>
-          <w:rFonts w:ascii="MathJax_Math-italic" w:eastAsia="Times New Roman" w:hAnsi="MathJax_Math-italic" w:cs="Times New Roman"/>
-          <w:kern w:val="0"/>
-          <w:sz w:val="26"/>
-          <w:szCs w:val="26"/>
-          <w:bdr w:val="none" w:sz="0" w:space="0" w:color="auto" w:frame="1"/>
-          <w:vertAlign w:val="subscript"/>
-          <w14:ligatures w14:val="none"/>
-        </w:rPr>
-        <w:t xml:space="preserve"> River</w:t>
+        <w:t>Indian River</w:t>
       </w:r>
       <w:r>
         <w:t xml:space="preserve"> = 1) or elsewhere in the </w:t>
@@ -6767,7 +6309,6 @@
       <w:r>
         <w:t xml:space="preserve"> region (</w:t>
       </w:r>
-      <w:proofErr w:type="spellStart"/>
       <w:r>
         <w:rPr>
           <w:rFonts w:ascii="MathJax_Math-italic" w:eastAsia="Times New Roman" w:hAnsi="MathJax_Math-italic" w:cs="Times New Roman"/>
@@ -6789,20 +6330,7 @@
           <w:vertAlign w:val="subscript"/>
           <w14:ligatures w14:val="none"/>
         </w:rPr>
-        <w:t>Indian</w:t>
-      </w:r>
-      <w:proofErr w:type="spellEnd"/>
-      <w:r>
-        <w:rPr>
-          <w:rFonts w:ascii="MathJax_Math-italic" w:eastAsia="Times New Roman" w:hAnsi="MathJax_Math-italic" w:cs="Times New Roman"/>
-          <w:kern w:val="0"/>
-          <w:sz w:val="26"/>
-          <w:szCs w:val="26"/>
-          <w:bdr w:val="none" w:sz="0" w:space="0" w:color="auto" w:frame="1"/>
-          <w:vertAlign w:val="subscript"/>
-          <w14:ligatures w14:val="none"/>
-        </w:rPr>
-        <w:t xml:space="preserve"> River</w:t>
+        <w:t>Indian River</w:t>
       </w:r>
       <w:r>
         <w:t xml:space="preserve"> = 0). If indeed treatment and control groups are similar during the pre-treatment period, then the effect of Indian River on pink salmon abundances (</w:t>
@@ -6968,14 +6496,14 @@
         <w:lastRenderedPageBreak/>
         <w:t>construct confidence intervals around these parameter estimates.</w:t>
       </w:r>
-      <w:ins w:id="35" w:author="tquinn" w:date="2026-05-22T10:29:00Z" w16du:dateUtc="2026-05-22T17:29:00Z">
+      <w:ins w:id="34" w:author="tquinn" w:date="2026-05-22T10:29:00Z" w16du:dateUtc="2026-05-22T17:29:00Z">
         <w:r>
           <w:t xml:space="preserve"> </w:t>
         </w:r>
         <w:r>
           <w:rPr>
             <w:highlight w:val="yellow"/>
-            <w:rPrChange w:id="36" w:author="tquinn" w:date="2026-05-22T10:29:00Z" w16du:dateUtc="2026-05-22T17:29:00Z">
+            <w:rPrChange w:id="35" w:author="tquinn" w:date="2026-05-22T10:29:00Z" w16du:dateUtc="2026-05-22T17:29:00Z">
               <w:rPr/>
             </w:rPrChange>
           </w:rPr>
@@ -7031,8 +6559,6 @@
       <w:r>
         <w:t xml:space="preserve"> the state of hatchery returners in the current year (</w:t>
       </w:r>
-      <w:proofErr w:type="spellStart"/>
-      <w:proofErr w:type="gramStart"/>
       <w:r>
         <w:rPr>
           <w:rFonts w:ascii="MathJax_Math-italic" w:eastAsia="Times New Roman" w:hAnsi="MathJax_Math-italic" w:cs="Times New Roman"/>
@@ -7068,8 +6594,6 @@
         </w:rPr>
         <w:t>,t</w:t>
       </w:r>
-      <w:proofErr w:type="spellEnd"/>
-      <w:proofErr w:type="gramEnd"/>
       <w:r>
         <w:t xml:space="preserve">) to be composed of smolts reared from the previous brood (and released in the prior year), as well as wild born fish from Indian River straying to the hatchery. </w:t>
       </w:r>
@@ -7138,7 +6662,6 @@
       <w:r>
         <w:t xml:space="preserve"> term </w:t>
       </w:r>
-      <w:proofErr w:type="spellStart"/>
       <w:r>
         <w:rPr>
           <w:rFonts w:ascii="MathJax_Math-italic" w:eastAsia="Times New Roman" w:hAnsi="MathJax_Math-italic" w:cs="Times New Roman"/>
@@ -7162,7 +6685,6 @@
         </w:rPr>
         <w:t>RH</w:t>
       </w:r>
-      <w:proofErr w:type="spellEnd"/>
       <w:r>
         <w:t>, which describe</w:t>
       </w:r>
@@ -7203,7 +6725,7 @@
       <w:r>
         <w:t xml:space="preserve"> Observation error is site specific, while process error is shared by both states (river and hatchery returners) due to fish encountering the same conditions throughout their lifespan at sea as well as the same commercial fishing effort upon their return.</w:t>
       </w:r>
-      <w:bookmarkStart w:id="37" w:name="_Hlk201668133"/>
+      <w:bookmarkStart w:id="36" w:name="_Hlk201668133"/>
       <w:r>
         <w:rPr>
           <w:b/>
@@ -7627,25 +7149,25 @@
       <w:r>
         <w:t xml:space="preserve">. However, plotting these time series is not enough to conclusively state that abundances at Indian River do not differ from those that would be expected of an average pink salmon index stream in the region in a statistically significant way. </w:t>
       </w:r>
-      <w:ins w:id="38" w:author="tquinn" w:date="2026-05-22T10:40:00Z" w16du:dateUtc="2026-05-22T17:40:00Z">
+      <w:ins w:id="37" w:author="tquinn" w:date="2026-05-22T10:40:00Z" w16du:dateUtc="2026-05-22T17:40:00Z">
         <w:r>
           <w:t>[</w:t>
         </w:r>
         <w:r>
           <w:rPr>
             <w:highlight w:val="yellow"/>
-            <w:rPrChange w:id="39" w:author="tquinn" w:date="2026-05-22T10:41:00Z" w16du:dateUtc="2026-05-22T17:41:00Z">
+            <w:rPrChange w:id="38" w:author="tquinn" w:date="2026-05-22T10:41:00Z" w16du:dateUtc="2026-05-22T17:41:00Z">
               <w:rPr/>
             </w:rPrChange>
           </w:rPr>
           <w:t>Brian – this is to</w:t>
         </w:r>
       </w:ins>
-      <w:ins w:id="40" w:author="tquinn" w:date="2026-05-22T10:41:00Z" w16du:dateUtc="2026-05-22T17:41:00Z">
+      <w:ins w:id="39" w:author="tquinn" w:date="2026-05-22T10:41:00Z" w16du:dateUtc="2026-05-22T17:41:00Z">
         <w:r>
           <w:rPr>
             <w:highlight w:val="yellow"/>
-            <w:rPrChange w:id="41" w:author="tquinn" w:date="2026-05-22T10:41:00Z" w16du:dateUtc="2026-05-22T17:41:00Z">
+            <w:rPrChange w:id="40" w:author="tquinn" w:date="2026-05-22T10:41:00Z" w16du:dateUtc="2026-05-22T17:41:00Z">
               <w:rPr/>
             </w:rPrChange>
           </w:rPr>
@@ -7668,15 +7190,7 @@
         <w:t>The</w:t>
       </w:r>
       <w:r>
-        <w:t xml:space="preserve"> difference in </w:t>
-      </w:r>
-      <w:proofErr w:type="spellStart"/>
-      <w:r>
-        <w:t>AICc</w:t>
-      </w:r>
-      <w:proofErr w:type="spellEnd"/>
-      <w:r>
-        <w:t xml:space="preserve"> of 12.</w:t>
+        <w:t xml:space="preserve"> difference in AICc of 12.</w:t>
       </w:r>
       <w:r>
         <w:t>7</w:t>
@@ -8047,7 +7561,11 @@
         <w:t xml:space="preserve"> a</w:t>
       </w:r>
       <w:r>
-        <w:t>bundances (Table 3). The difference in time periods (pre- and post-1980</w:t>
+        <w:t>bundances (Table 3). The difference in time periods (pre- and post-198</w:t>
+      </w:r>
+      <w:commentRangeStart w:id="41"/>
+      <w:r>
+        <w:t>0</w:t>
       </w:r>
       <w:ins w:id="42" w:author="tquinn" w:date="2026-05-22T10:45:00Z" w16du:dateUtc="2026-05-22T17:45:00Z">
         <w:r>
@@ -8067,7 +7585,19 @@
         </w:r>
       </w:ins>
       <w:r>
-        <w:t xml:space="preserve">, and pre- and post-2010) is found to be a significant driver of pink salmon abundances both at Indian River and throughout the </w:t>
+        <w:t xml:space="preserve">, </w:t>
+      </w:r>
+      <w:commentRangeEnd w:id="41"/>
+      <w:r>
+        <w:rPr>
+          <w:rStyle w:val="CommentReference"/>
+          <w:sz w:val="24"/>
+          <w:szCs w:val="24"/>
+        </w:rPr>
+        <w:commentReference w:id="41"/>
+      </w:r>
+      <w:r>
+        <w:t xml:space="preserve">and pre- and post-2010) is found to be a significant driver of pink salmon abundances both at Indian River and throughout the </w:t>
       </w:r>
       <w:r>
         <w:rPr>
@@ -8131,9 +7661,6 @@
     <w:p>
       <w:pPr>
         <w:spacing w:after="0" w:line="480" w:lineRule="auto"/>
-        <w:rPr>
-          <w:del w:id="44" w:author="tquinn" w:date="2026-05-22T10:48:00Z" w16du:dateUtc="2026-05-22T17:48:00Z"/>
-        </w:rPr>
       </w:pPr>
       <w:r>
         <w:t xml:space="preserve">The range of interaction effects of brood year </w:t>
@@ -8252,38 +7779,16 @@
         <w:t xml:space="preserve"> t</w:t>
       </w:r>
       <w:r>
-        <w:t xml:space="preserve">he river shows a significant positive effect on itself </w:t>
-      </w:r>
-      <w:ins w:id="45" w:author="tquinn" w:date="2026-05-22T10:47:00Z" w16du:dateUtc="2026-05-22T17:47:00Z">
-        <w:r>
-          <w:t>[</w:t>
-        </w:r>
-        <w:r>
-          <w:rPr>
-            <w:highlight w:val="yellow"/>
-            <w:rPrChange w:id="46" w:author="tquinn" w:date="2026-05-22T10:48:00Z" w16du:dateUtc="2026-05-22T17:48:00Z">
-              <w:rPr/>
-            </w:rPrChange>
-          </w:rPr>
-          <w:t>meaning wh</w:t>
-        </w:r>
-      </w:ins>
-      <w:ins w:id="47" w:author="tquinn" w:date="2026-05-22T10:48:00Z" w16du:dateUtc="2026-05-22T17:48:00Z">
-        <w:r>
-          <w:rPr>
-            <w:highlight w:val="yellow"/>
-            <w:rPrChange w:id="48" w:author="tquinn" w:date="2026-05-22T10:48:00Z" w16du:dateUtc="2026-05-22T17:48:00Z">
-              <w:rPr/>
-            </w:rPrChange>
-          </w:rPr>
-          <w:t>at</w:t>
-        </w:r>
-        <w:r>
-          <w:t xml:space="preserve">?] </w:t>
-        </w:r>
-      </w:ins>
-      <w:r>
-        <w:t xml:space="preserve">for both odd- and even-year runs, with </w:t>
+        <w:t>he river shows a significant positive effect on itself</w:t>
+      </w:r>
+      <w:r>
+        <w:t xml:space="preserve"> </w:t>
+      </w:r>
+      <w:r>
+        <w:t xml:space="preserve">for both odd- and even-year runs </w:t>
+      </w:r>
+      <w:r>
+        <w:t>(</w:t>
       </w:r>
       <w:r>
         <w:t>point estimates</w:t>
@@ -8304,7 +7809,22 @@
         <w:t>96</w:t>
       </w:r>
       <w:r>
-        <w:t xml:space="preserve"> in odd years. </w:t>
+        <w:t xml:space="preserve"> in odd years</w:t>
+      </w:r>
+      <w:r>
+        <w:t xml:space="preserve">), meaning that the strongest predictor of </w:t>
+      </w:r>
+      <w:r>
+        <w:t xml:space="preserve">the size of an </w:t>
+      </w:r>
+      <w:r>
+        <w:t>Indian River pink salmon</w:t>
+      </w:r>
+      <w:r>
+        <w:t xml:space="preserve"> is the size of the run in the previous brood year</w:t>
+      </w:r>
+      <w:r>
+        <w:t xml:space="preserve">. </w:t>
       </w:r>
       <w:r>
         <w:t>B</w:t>
@@ -8358,11 +7878,11 @@
         <w:t xml:space="preserve"> </w:t>
       </w:r>
       <w:r>
-        <w:t xml:space="preserve">While the effect of prior brood year Indian River abundances on current brood year hatchery returns is stronger for both </w:t>
+        <w:t xml:space="preserve">While the effect of prior brood year Indian River abundances on current brood year hatchery returns is </w:t>
       </w:r>
       <w:r>
         <w:lastRenderedPageBreak/>
-        <w:t xml:space="preserve">runs than its inverse, it is crucial to note that hatchery returns are </w:t>
+        <w:t xml:space="preserve">stronger for both runs than its inverse, it is crucial to note that hatchery returns are </w:t>
       </w:r>
       <w:r>
         <w:t>greater than Indian River abundance much more often than not. This means that</w:t>
@@ -8371,15 +7891,7 @@
         <w:t>,</w:t>
       </w:r>
       <w:r>
-        <w:t xml:space="preserve"> despite the difference in </w:t>
-      </w:r>
-    </w:p>
-    <w:p>
-      <w:pPr>
-        <w:spacing w:after="0" w:line="480" w:lineRule="auto"/>
-      </w:pPr>
-      <w:r>
-        <w:t xml:space="preserve">effect, the overall numbers of fish </w:t>
+        <w:t xml:space="preserve"> despite the difference in effect, the overall numbers of fish </w:t>
       </w:r>
       <w:r>
         <w:t xml:space="preserve">straying </w:t>
@@ -8396,14 +7908,14 @@
       <w:r>
         <w:t>could be roughly equal or even skewed towards hatchery-born fish returning to Indian River</w:t>
       </w:r>
-      <w:ins w:id="49" w:author="tquinn" w:date="2026-05-22T10:48:00Z" w16du:dateUtc="2026-05-22T17:48:00Z">
+      <w:ins w:id="44" w:author="tquinn" w:date="2026-05-22T10:48:00Z" w16du:dateUtc="2026-05-22T17:48:00Z">
         <w:r>
           <w:t xml:space="preserve"> [</w:t>
         </w:r>
         <w:r>
           <w:rPr>
             <w:highlight w:val="yellow"/>
-            <w:rPrChange w:id="50" w:author="tquinn" w:date="2026-05-22T10:48:00Z" w16du:dateUtc="2026-05-22T17:48:00Z">
+            <w:rPrChange w:id="45" w:author="tquinn" w:date="2026-05-22T10:48:00Z" w16du:dateUtc="2026-05-22T17:48:00Z">
               <w:rPr/>
             </w:rPrChange>
           </w:rPr>
@@ -8423,7 +7935,7 @@
         <w:t>s imply that the following brood year will see more fish from Indian River returning to the hatchery than vice versa.</w:t>
       </w:r>
       <w:bookmarkEnd w:id="0"/>
-      <w:bookmarkEnd w:id="37"/>
+      <w:bookmarkEnd w:id="36"/>
     </w:p>
     <w:p>
       <w:pPr>
@@ -8466,7 +7978,7 @@
                     </pic:cNvPicPr>
                   </pic:nvPicPr>
                   <pic:blipFill>
-                    <a:blip r:embed="rId14" cstate="print">
+                    <a:blip r:embed="rId18" cstate="print">
                       <a:extLst>
                         <a:ext uri="{28A0092B-C50C-407E-A947-70E740481C1C}">
                           <a14:useLocalDpi xmlns:a14="http://schemas.microsoft.com/office/drawing/2010/main" val="0"/>
@@ -8512,52 +8024,14 @@
     <w:p>
       <w:pPr>
         <w:spacing w:after="0" w:line="240" w:lineRule="auto"/>
-        <w:rPr>
-          <w:rPrChange w:id="51" w:author="tquinn" w:date="2026-05-22T10:46:00Z" w16du:dateUtc="2026-05-22T17:46:00Z">
-            <w:rPr>
-              <w:sz w:val="20"/>
-              <w:szCs w:val="20"/>
-            </w:rPr>
-          </w:rPrChange>
-        </w:rPr>
-      </w:pPr>
-      <w:r>
-        <w:rPr>
-          <w:rPrChange w:id="52" w:author="tquinn" w:date="2026-05-22T10:46:00Z" w16du:dateUtc="2026-05-22T17:46:00Z">
-            <w:rPr>
-              <w:i/>
-              <w:iCs/>
-              <w:sz w:val="20"/>
-              <w:szCs w:val="20"/>
-            </w:rPr>
-          </w:rPrChange>
-        </w:rPr>
+      </w:pPr>
+      <w:r>
         <w:t xml:space="preserve">Figure </w:t>
       </w:r>
       <w:r>
-        <w:rPr>
-          <w:rPrChange w:id="53" w:author="tquinn" w:date="2026-05-22T10:46:00Z" w16du:dateUtc="2026-05-22T17:46:00Z">
-            <w:rPr>
-              <w:i/>
-              <w:iCs/>
-              <w:sz w:val="20"/>
-              <w:szCs w:val="20"/>
-            </w:rPr>
-          </w:rPrChange>
-        </w:rPr>
         <w:t>4</w:t>
       </w:r>
       <w:r>
-        <w:rPr>
-          <w:rPrChange w:id="54" w:author="tquinn" w:date="2026-05-22T10:46:00Z" w16du:dateUtc="2026-05-22T17:46:00Z">
-            <w:rPr>
-              <w:i/>
-              <w:iCs/>
-              <w:sz w:val="20"/>
-              <w:szCs w:val="20"/>
-            </w:rPr>
-          </w:rPrChange>
-        </w:rPr>
         <w:t>: Estimated effect of brood year-to-brood year interactions between Indian River pink salmon runs and Sheldon Jackson Hatchery pink salmon releases</w:t>
       </w:r>
     </w:p>
@@ -8598,29 +8072,29 @@
         <w:spacing w:after="0" w:line="480" w:lineRule="auto"/>
         <w:ind w:firstLine="720"/>
       </w:pPr>
-      <w:ins w:id="55" w:author="tquinn" w:date="2026-05-22T10:49:00Z" w16du:dateUtc="2026-05-22T17:49:00Z">
+      <w:ins w:id="46" w:author="tquinn" w:date="2026-05-22T10:49:00Z" w16du:dateUtc="2026-05-22T17:49:00Z">
         <w:r>
           <w:rPr>
             <w:highlight w:val="yellow"/>
-            <w:rPrChange w:id="56" w:author="tquinn" w:date="2026-05-22T10:52:00Z" w16du:dateUtc="2026-05-22T17:52:00Z">
+            <w:rPrChange w:id="47" w:author="tquinn" w:date="2026-05-22T10:52:00Z" w16du:dateUtc="2026-05-22T17:52:00Z">
               <w:rPr/>
             </w:rPrChange>
           </w:rPr>
           <w:t>I think it is important here, at the start of the Discussion, to remind the readers exactly what hypotheses were tested, and then make sure, in non-statistical terms, they know what the findings were</w:t>
         </w:r>
       </w:ins>
-      <w:ins w:id="57" w:author="tquinn" w:date="2026-05-22T10:50:00Z" w16du:dateUtc="2026-05-22T17:50:00Z">
+      <w:ins w:id="48" w:author="tquinn" w:date="2026-05-22T10:50:00Z" w16du:dateUtc="2026-05-22T17:50:00Z">
         <w:r>
           <w:rPr>
             <w:highlight w:val="yellow"/>
-            <w:rPrChange w:id="58" w:author="tquinn" w:date="2026-05-22T10:52:00Z" w16du:dateUtc="2026-05-22T17:52:00Z">
+            <w:rPrChange w:id="49" w:author="tquinn" w:date="2026-05-22T10:52:00Z" w16du:dateUtc="2026-05-22T17:52:00Z">
               <w:rPr/>
             </w:rPrChange>
           </w:rPr>
           <w:t>. Going back into the Introduction themes leaves the reader unsure what the true outcome was</w:t>
         </w:r>
       </w:ins>
-      <w:ins w:id="59" w:author="tquinn" w:date="2026-05-22T10:53:00Z" w16du:dateUtc="2026-05-22T17:53:00Z">
+      <w:ins w:id="50" w:author="tquinn" w:date="2026-05-22T10:53:00Z" w16du:dateUtc="2026-05-22T17:53:00Z">
         <w:r>
           <w:rPr>
             <w:highlight w:val="yellow"/>
@@ -8628,7 +8102,7 @@
           <w:t xml:space="preserve">, and I am </w:t>
         </w:r>
       </w:ins>
-      <w:ins w:id="60" w:author="tquinn" w:date="2026-05-22T10:54:00Z" w16du:dateUtc="2026-05-22T17:54:00Z">
+      <w:ins w:id="51" w:author="tquinn" w:date="2026-05-22T10:54:00Z" w16du:dateUtc="2026-05-22T17:54:00Z">
         <w:r>
           <w:rPr>
             <w:highlight w:val="yellow"/>
@@ -8636,33 +8110,33 @@
           <w:t>not at all sure</w:t>
         </w:r>
       </w:ins>
-      <w:ins w:id="61" w:author="tquinn" w:date="2026-05-22T10:50:00Z" w16du:dateUtc="2026-05-22T17:50:00Z">
+      <w:ins w:id="52" w:author="tquinn" w:date="2026-05-22T10:50:00Z" w16du:dateUtc="2026-05-22T17:50:00Z">
         <w:r>
           <w:rPr>
             <w:highlight w:val="yellow"/>
-            <w:rPrChange w:id="62" w:author="tquinn" w:date="2026-05-22T10:52:00Z" w16du:dateUtc="2026-05-22T17:52:00Z">
+            <w:rPrChange w:id="53" w:author="tquinn" w:date="2026-05-22T10:52:00Z" w16du:dateUtc="2026-05-22T17:52:00Z">
               <w:rPr/>
             </w:rPrChange>
           </w:rPr>
           <w:t>. Once we all know that, then you w</w:t>
         </w:r>
       </w:ins>
-      <w:ins w:id="63" w:author="tquinn" w:date="2026-05-22T10:51:00Z" w16du:dateUtc="2026-05-22T17:51:00Z">
+      <w:ins w:id="54" w:author="tquinn" w:date="2026-05-22T10:51:00Z" w16du:dateUtc="2026-05-22T17:51:00Z">
         <w:r>
           <w:rPr>
             <w:highlight w:val="yellow"/>
-            <w:rPrChange w:id="64" w:author="tquinn" w:date="2026-05-22T10:52:00Z" w16du:dateUtc="2026-05-22T17:52:00Z">
+            <w:rPrChange w:id="55" w:author="tquinn" w:date="2026-05-22T10:52:00Z" w16du:dateUtc="2026-05-22T17:52:00Z">
               <w:rPr/>
             </w:rPrChange>
           </w:rPr>
           <w:t>ant to discuss your findings per se, followed by gradually broadening the scope to discuss them in light of broader conservation concerns for salmon (wild – hatchery, etc.) and then for other animals. A paragraph for caveats follows that</w:t>
         </w:r>
       </w:ins>
-      <w:ins w:id="65" w:author="tquinn" w:date="2026-05-22T10:52:00Z" w16du:dateUtc="2026-05-22T17:52:00Z">
+      <w:ins w:id="56" w:author="tquinn" w:date="2026-05-22T10:52:00Z" w16du:dateUtc="2026-05-22T17:52:00Z">
         <w:r>
           <w:rPr>
             <w:highlight w:val="yellow"/>
-            <w:rPrChange w:id="66" w:author="tquinn" w:date="2026-05-22T10:52:00Z" w16du:dateUtc="2026-05-22T17:52:00Z">
+            <w:rPrChange w:id="57" w:author="tquinn" w:date="2026-05-22T10:52:00Z" w16du:dateUtc="2026-05-22T17:52:00Z">
               <w:rPr/>
             </w:rPrChange>
           </w:rPr>
@@ -8815,15 +8289,7 @@
         <w:t>unaffected</w:t>
       </w:r>
       <w:r>
-        <w:t xml:space="preserve"> sites throughout the region (</w:t>
-      </w:r>
-      <w:proofErr w:type="spellStart"/>
-      <w:r>
-        <w:t>Ruggerone</w:t>
-      </w:r>
-      <w:proofErr w:type="spellEnd"/>
-      <w:r>
-        <w:t xml:space="preserve"> and Irvine 2018). Given their shared heritage, the proximity of the origin sites (Figure 1), and the results of prior Indian River stray surveys, it is very likely that fish from SJH </w:t>
+        <w:t xml:space="preserve"> sites throughout the region (Ruggerone and Irvine 2018). Given their shared heritage, the proximity of the origin sites (Figure 1), and the results of prior Indian River stray surveys, it is very likely that fish from SJH </w:t>
       </w:r>
       <w:r>
         <w:t>entering the</w:t>
@@ -8835,15 +8301,7 @@
         <w:t>to</w:t>
       </w:r>
       <w:r>
-        <w:t xml:space="preserve"> spawn (and vice vera), but it is also plausible that the primary driver of increased pink salmon abundances at Indian River is not SJH releases but the same factors driving increased abundances throughout the region (Gende and Carter 2015, </w:t>
-      </w:r>
-      <w:proofErr w:type="spellStart"/>
-      <w:r>
-        <w:t>Ruggerone</w:t>
-      </w:r>
-      <w:proofErr w:type="spellEnd"/>
-      <w:r>
-        <w:t xml:space="preserve"> et al. 2023). </w:t>
+        <w:t xml:space="preserve"> spawn (and vice vera), but it is also plausible that the primary driver of increased pink salmon abundances at Indian River is not SJH releases but the same factors driving increased abundances throughout the region (Gende and Carter 2015, Ruggerone et al. 2023). </w:t>
       </w:r>
     </w:p>
     <w:p>
@@ -8866,14 +8324,14 @@
       <w:r>
         <w:t xml:space="preserve"> those recorded decades ago, more contemporary </w:t>
       </w:r>
-      <w:ins w:id="67" w:author="tquinn" w:date="2026-05-22T16:34:00Z" w16du:dateUtc="2026-05-22T23:34:00Z">
+      <w:ins w:id="58" w:author="tquinn" w:date="2026-05-22T16:34:00Z" w16du:dateUtc="2026-05-22T23:34:00Z">
         <w:r>
           <w:t>[</w:t>
         </w:r>
         <w:r>
           <w:rPr>
             <w:highlight w:val="yellow"/>
-            <w:rPrChange w:id="68" w:author="tquinn" w:date="2026-05-22T16:34:00Z" w16du:dateUtc="2026-05-22T23:34:00Z">
+            <w:rPrChange w:id="59" w:author="tquinn" w:date="2026-05-22T16:34:00Z" w16du:dateUtc="2026-05-22T23:34:00Z">
               <w:rPr/>
             </w:rPrChange>
           </w:rPr>
@@ -8901,11 +8359,11 @@
       <w:r>
         <w:t xml:space="preserve"> </w:t>
       </w:r>
-      <w:ins w:id="69" w:author="tquinn" w:date="2026-05-22T11:01:00Z" w16du:dateUtc="2026-05-22T18:01:00Z">
+      <w:ins w:id="60" w:author="tquinn" w:date="2026-05-22T11:01:00Z" w16du:dateUtc="2026-05-22T18:01:00Z">
         <w:r>
           <w:rPr>
             <w:highlight w:val="yellow"/>
-            <w:rPrChange w:id="70" w:author="tquinn" w:date="2026-05-22T11:01:00Z" w16du:dateUtc="2026-05-22T18:01:00Z">
+            <w:rPrChange w:id="61" w:author="tquinn" w:date="2026-05-22T11:01:00Z" w16du:dateUtc="2026-05-22T18:01:00Z">
               <w:rPr/>
             </w:rPrChange>
           </w:rPr>
@@ -8955,50 +8413,36 @@
         <w:lastRenderedPageBreak/>
         <w:t>brood year Indian River abundances, the overall numbers of fish straying to a non-origin site could be roughly equal or even skewed towards hatchery-born fish returning to Indian River</w:t>
       </w:r>
-      <w:ins w:id="71" w:author="tquinn" w:date="2026-05-22T16:38:00Z" w16du:dateUtc="2026-05-22T23:38:00Z">
+      <w:ins w:id="62" w:author="tquinn" w:date="2026-05-22T16:38:00Z" w16du:dateUtc="2026-05-22T23:38:00Z">
         <w:r>
           <w:t xml:space="preserve"> [</w:t>
         </w:r>
         <w:r>
           <w:rPr>
             <w:highlight w:val="yellow"/>
-            <w:rPrChange w:id="72" w:author="tquinn" w:date="2026-05-22T16:39:00Z" w16du:dateUtc="2026-05-22T23:39:00Z">
+            <w:rPrChange w:id="63" w:author="tquinn" w:date="2026-05-22T16:39:00Z" w16du:dateUtc="2026-05-22T23:39:00Z">
               <w:rPr/>
             </w:rPrChange>
           </w:rPr>
           <w:t>This sentence is long and complicated and I am having trouble untangling it. Are you suggesting that if there are more hatchery than natural origin fish, and equal straying rates for each, there will be more hatch</w:t>
         </w:r>
       </w:ins>
-      <w:ins w:id="73" w:author="tquinn" w:date="2026-05-22T16:39:00Z" w16du:dateUtc="2026-05-22T23:39:00Z">
+      <w:ins w:id="64" w:author="tquinn" w:date="2026-05-22T16:39:00Z" w16du:dateUtc="2026-05-22T23:39:00Z">
         <w:r>
           <w:rPr>
             <w:highlight w:val="yellow"/>
-            <w:rPrChange w:id="74" w:author="tquinn" w:date="2026-05-22T16:39:00Z" w16du:dateUtc="2026-05-22T23:39:00Z">
+            <w:rPrChange w:id="65" w:author="tquinn" w:date="2026-05-22T16:39:00Z" w16du:dateUtc="2026-05-22T23:39:00Z">
               <w:rPr/>
             </w:rPrChange>
           </w:rPr>
-          <w:t>ery strays to the river than vice versa?</w:t>
-        </w:r>
-        <w:proofErr w:type="gramStart"/>
-        <w:r>
-          <w:rPr>
-            <w:highlight w:val="yellow"/>
-            <w:rPrChange w:id="75" w:author="tquinn" w:date="2026-05-22T16:39:00Z" w16du:dateUtc="2026-05-22T23:39:00Z">
-              <w:rPr/>
-            </w:rPrChange>
-          </w:rPr>
-          <w:t>]</w:t>
+          <w:t>ery strays to the river than vice versa?]</w:t>
         </w:r>
         <w:r>
           <w:t xml:space="preserve"> </w:t>
         </w:r>
       </w:ins>
       <w:r>
-        <w:t>.</w:t>
-      </w:r>
-      <w:proofErr w:type="gramEnd"/>
-      <w:r>
-        <w:t xml:space="preserve"> In those brood years where Indian River abundances exceed hatchery returns, these effect sizes imply that the following brood year will see more fish from Indian River returning to the hatchery than vice versa.</w:t>
+        <w:t>. In those brood years where Indian River abundances exceed hatchery returns, these effect sizes imply that the following brood year will see more fish from Indian River returning to the hatchery than vice versa.</w:t>
       </w:r>
     </w:p>
     <w:p>
@@ -9133,18 +8577,18 @@
       <w:r>
         <w:t xml:space="preserve">from what would be expected of a similar </w:t>
       </w:r>
-      <w:ins w:id="76" w:author="tquinn" w:date="2026-05-22T16:59:00Z" w16du:dateUtc="2026-05-22T23:59:00Z">
+      <w:ins w:id="66" w:author="tquinn" w:date="2026-05-22T16:59:00Z" w16du:dateUtc="2026-05-22T23:59:00Z">
         <w:r>
           <w:rPr>
             <w:highlight w:val="yellow"/>
-            <w:rPrChange w:id="77" w:author="tquinn" w:date="2026-05-22T17:00:00Z" w16du:dateUtc="2026-05-23T00:00:00Z">
+            <w:rPrChange w:id="67" w:author="tquinn" w:date="2026-05-22T17:00:00Z" w16du:dateUtc="2026-05-23T00:00:00Z">
               <w:rPr/>
             </w:rPrChange>
           </w:rPr>
           <w:t>[in what way</w:t>
         </w:r>
       </w:ins>
-      <w:ins w:id="78" w:author="tquinn" w:date="2026-05-22T17:00:00Z" w16du:dateUtc="2026-05-23T00:00:00Z">
+      <w:ins w:id="68" w:author="tquinn" w:date="2026-05-22T17:00:00Z" w16du:dateUtc="2026-05-23T00:00:00Z">
         <w:r>
           <w:t xml:space="preserve">?] </w:t>
         </w:r>
@@ -9330,32 +8774,32 @@
       <w:r>
         <w:t xml:space="preserve">s lower than the effect observed in even years. If there exists some small but positive true effect of hatchery releases on subsequent brood year Indian River abundances, the difference between the magnitude of these effects in odd years would be far less than in even-years, meaning that odd-year Indian River abundances would be more susceptible to being inflated by hatchery releases. It is possible that limiting the number of SJH pink salmon moving into Indian River to spawn in odd years may be beneficial for maintaining the wild population in the park within their natural range of variation, but this is far from conclusive, and suggests the need for more consistent otolith sampling </w:t>
       </w:r>
-      <w:ins w:id="79" w:author="tquinn" w:date="2026-05-22T17:13:00Z" w16du:dateUtc="2026-05-23T00:13:00Z">
+      <w:ins w:id="69" w:author="tquinn" w:date="2026-05-22T17:13:00Z" w16du:dateUtc="2026-05-23T00:13:00Z">
         <w:r>
           <w:t>[</w:t>
         </w:r>
       </w:ins>
-      <w:ins w:id="80" w:author="tquinn" w:date="2026-05-22T17:14:00Z" w16du:dateUtc="2026-05-23T00:14:00Z">
+      <w:ins w:id="70" w:author="tquinn" w:date="2026-05-22T17:14:00Z" w16du:dateUtc="2026-05-23T00:14:00Z">
         <w:r>
           <w:t>H</w:t>
         </w:r>
       </w:ins>
-      <w:ins w:id="81" w:author="tquinn" w:date="2026-05-22T17:13:00Z" w16du:dateUtc="2026-05-23T00:13:00Z">
+      <w:ins w:id="71" w:author="tquinn" w:date="2026-05-22T17:13:00Z" w16du:dateUtc="2026-05-23T00:13:00Z">
         <w:r>
           <w:t xml:space="preserve">as this </w:t>
         </w:r>
       </w:ins>
-      <w:ins w:id="82" w:author="tquinn" w:date="2026-05-22T17:14:00Z" w16du:dateUtc="2026-05-23T00:14:00Z">
+      <w:ins w:id="72" w:author="tquinn" w:date="2026-05-22T17:14:00Z" w16du:dateUtc="2026-05-23T00:14:00Z">
         <w:r>
           <w:t xml:space="preserve">method </w:t>
         </w:r>
       </w:ins>
-      <w:ins w:id="83" w:author="tquinn" w:date="2026-05-22T17:13:00Z" w16du:dateUtc="2026-05-23T00:13:00Z">
+      <w:ins w:id="73" w:author="tquinn" w:date="2026-05-22T17:13:00Z" w16du:dateUtc="2026-05-23T00:13:00Z">
         <w:r>
           <w:t>been described and the results presented?</w:t>
         </w:r>
       </w:ins>
-      <w:ins w:id="84" w:author="tquinn" w:date="2026-05-22T17:14:00Z" w16du:dateUtc="2026-05-23T00:14:00Z">
+      <w:ins w:id="74" w:author="tquinn" w:date="2026-05-22T17:14:00Z" w16du:dateUtc="2026-05-23T00:14:00Z">
         <w:r>
           <w:t xml:space="preserve">] </w:t>
         </w:r>
@@ -9450,12 +8894,6 @@
       <w:pPr>
         <w:suppressLineNumbers/>
         <w:spacing w:after="0" w:line="480" w:lineRule="auto"/>
-        <w:pPrChange w:id="85" w:author="tquinn" w:date="2026-05-22T17:02:00Z" w16du:dateUtc="2026-05-23T00:02:00Z">
-          <w:pPr>
-            <w:suppressLineNumbers/>
-            <w:spacing w:after="0" w:line="240" w:lineRule="auto"/>
-          </w:pPr>
-        </w:pPrChange>
       </w:pPr>
       <w:r>
         <w:t xml:space="preserve">The work presented would not have been possible without support from Sitka National Historical Park management and biologists. Mary Miller, Olivia Magni, Jordan Tanguay, and Zachary Jones have provided substantial guidance in understanding the ecological and cultural history of the park and its neighbors. Lauren Bell, Bill Coltharp, and Haley Jenkins of the Sitka Sound Science Center have likewise offered invaluable perspectives and background regarding the history and current state of hatchery operations. </w:t>
@@ -9513,7 +8951,7 @@
       <w:r>
         <w:t xml:space="preserve">Alaska Department of Fish and Game. 2024a. Commercial Salmon Fisheries – Southeast Alaska &amp; Yakutat Research: Pink Salmon. Available at: </w:t>
       </w:r>
-      <w:hyperlink r:id="rId15" w:history="1">
+      <w:hyperlink r:id="rId19" w:history="1">
         <w:r>
           <w:rPr>
             <w:rStyle w:val="Hyperlink"/>
@@ -9533,7 +8971,7 @@
       <w:r>
         <w:t xml:space="preserve">Alaska Department of Fish and Game. 2024b. Mark Recovery Laboratory – Otolith Marking. Available at: </w:t>
       </w:r>
-      <w:hyperlink r:id="rId16" w:history="1">
+      <w:hyperlink r:id="rId20" w:history="1">
         <w:r>
           <w:rPr>
             <w:rStyle w:val="Hyperlink"/>
@@ -9645,13 +9083,8 @@
         <w:spacing w:line="240" w:lineRule="auto"/>
         <w:ind w:left="720" w:hanging="720"/>
       </w:pPr>
-      <w:proofErr w:type="spellStart"/>
-      <w:r>
-        <w:t>Berejikian</w:t>
-      </w:r>
-      <w:proofErr w:type="spellEnd"/>
-      <w:r>
-        <w:t xml:space="preserve">, B. A., M. J. Malick, J. Lee-Waltermire, M. R. Downen, K. K. Shelby, R. Endicott, </w:t>
+      <w:r>
+        <w:t xml:space="preserve">Berejikian, B. A., M. J. Malick, J. Lee-Waltermire, M. R. Downen, K. K. Shelby, R. Endicott, </w:t>
       </w:r>
       <w:r>
         <w:t>and</w:t>
@@ -9726,48 +9159,79 @@
           <w:i/>
           <w:iCs/>
         </w:rPr>
-        <w:t xml:space="preserve">Model selection and </w:t>
-      </w:r>
-      <w:proofErr w:type="spellStart"/>
+        <w:t>Model selection and multimodel inference: A practical information-theoretic approach</w:t>
+      </w:r>
+      <w:r>
+        <w:t>, </w:t>
+      </w:r>
       <w:r>
         <w:rPr>
           <w:i/>
           <w:iCs/>
         </w:rPr>
-        <w:t>multimodel</w:t>
-      </w:r>
-      <w:proofErr w:type="spellEnd"/>
+        <w:t>2nd ed</w:t>
+      </w:r>
+      <w:r>
+        <w:t>. </w:t>
+      </w:r>
+      <w:r>
+        <w:t>Springer-Verlag</w:t>
+      </w:r>
+      <w:r>
+        <w:t xml:space="preserve">, </w:t>
+      </w:r>
+      <w:r>
+        <w:t>488</w:t>
+      </w:r>
+      <w:r>
+        <w:t xml:space="preserve"> pp.</w:t>
+      </w:r>
+    </w:p>
+    <w:p>
+      <w:pPr>
+        <w:spacing w:line="240" w:lineRule="auto"/>
+        <w:ind w:left="720" w:hanging="720"/>
+      </w:pPr>
+      <w:r>
+        <w:t xml:space="preserve">Burnham, K. P., D. R. Anderson, </w:t>
+      </w:r>
+      <w:r>
+        <w:t>and</w:t>
+      </w:r>
+      <w:r>
+        <w:t xml:space="preserve"> </w:t>
+      </w:r>
+      <w:r>
+        <w:t xml:space="preserve">K. P. Huyvaert. 2010. AIC model selection and multimodal interference in behavioral ecology: some background, observations, and comparisons. </w:t>
+      </w:r>
       <w:r>
         <w:rPr>
           <w:i/>
           <w:iCs/>
         </w:rPr>
-        <w:t xml:space="preserve"> inference: A practical information-theoretic approach</w:t>
-      </w:r>
-      <w:r>
-        <w:t>, </w:t>
+        <w:t xml:space="preserve">Behavioral Ecology and Sociobiology </w:t>
+      </w:r>
+      <w:r>
+        <w:t>65: 23-35.</w:t>
+      </w:r>
+    </w:p>
+    <w:p>
+      <w:pPr>
+        <w:spacing w:line="240" w:lineRule="auto"/>
+        <w:ind w:left="720" w:hanging="720"/>
+      </w:pPr>
+      <w:r>
+        <w:t xml:space="preserve">Carey, M. P., B. L. Sanderson, K. A. Barnas, and J. D. Olden. 2012. Native invaders – challenges for science, management, policy, and society. </w:t>
       </w:r>
       <w:r>
         <w:rPr>
           <w:i/>
           <w:iCs/>
         </w:rPr>
-        <w:t>2nd ed</w:t>
-      </w:r>
-      <w:r>
-        <w:t>. </w:t>
-      </w:r>
-      <w:r>
-        <w:t>Springer-Verlag</w:t>
-      </w:r>
-      <w:r>
-        <w:t xml:space="preserve">, </w:t>
-      </w:r>
-      <w:r>
-        <w:t>488</w:t>
-      </w:r>
-      <w:r>
-        <w:t xml:space="preserve"> pp.</w:t>
+        <w:t xml:space="preserve">Frontiers in Ecology and the Environment </w:t>
+      </w:r>
+      <w:r>
+        <w:t>10(7): 373-381.</w:t>
       </w:r>
     </w:p>
     <w:p>
@@ -9776,26 +9240,17 @@
         <w:ind w:left="720" w:hanging="720"/>
       </w:pPr>
       <w:r>
-        <w:t xml:space="preserve">Burnham, K. P., D. R. Anderson, </w:t>
-      </w:r>
-      <w:r>
-        <w:t>and</w:t>
-      </w:r>
-      <w:r>
-        <w:t xml:space="preserve"> </w:t>
-      </w:r>
-      <w:r>
-        <w:t xml:space="preserve">K. P. Huyvaert. 2010. AIC model selection and multimodal interference in behavioral ecology: some background, observations, and comparisons. </w:t>
+        <w:t xml:space="preserve">Colwell, R, S. Avery, J. Berger, G. E. Davis, H. Hamilton, T. Lovejoy, S. Malcolm, A. McMullen, M. Novacek, R. J. Roberts, R. Tapia, and G. Machlis. 2012. </w:t>
       </w:r>
       <w:r>
         <w:rPr>
           <w:i/>
           <w:iCs/>
         </w:rPr>
-        <w:t xml:space="preserve">Behavioral Ecology and Sociobiology </w:t>
-      </w:r>
-      <w:r>
-        <w:t>65: 23-35.</w:t>
+        <w:t>Revisiting Leopold: Resource Stewardship in the National Parks.</w:t>
+      </w:r>
+      <w:r>
+        <w:t xml:space="preserve"> National Park Service, 24 pp.</w:t>
       </w:r>
     </w:p>
     <w:p>
@@ -9804,17 +9259,17 @@
         <w:ind w:left="720" w:hanging="720"/>
       </w:pPr>
       <w:r>
-        <w:t xml:space="preserve">Carey, M. P., B. L. Sanderson, K. A. Barnas, and J. D. Olden. 2012. Native invaders – challenges for science, management, policy, and society. </w:t>
+        <w:t xml:space="preserve">Cunningham, S. 2021. </w:t>
       </w:r>
       <w:r>
         <w:rPr>
           <w:i/>
           <w:iCs/>
         </w:rPr>
-        <w:t xml:space="preserve">Frontiers in Ecology and the Environment </w:t>
-      </w:r>
-      <w:r>
-        <w:t>10(7): 373-381.</w:t>
+        <w:t>Causal Inference: The Mixtape.</w:t>
+      </w:r>
+      <w:r>
+        <w:t xml:space="preserve"> Yale University Press, 352 pp.</w:t>
       </w:r>
     </w:p>
     <w:p>
@@ -9823,25 +9278,23 @@
         <w:ind w:left="720" w:hanging="720"/>
       </w:pPr>
       <w:r>
-        <w:t xml:space="preserve">Colwell, R, S. Avery, J. Berger, G. E. Davis, H. Hamilton, T. Lovejoy, S. Malcolm, A. McMullen, M. Novacek, R. J. Roberts, R. Tapia, and G. </w:t>
-      </w:r>
-      <w:proofErr w:type="spellStart"/>
-      <w:r>
-        <w:t>Machlis</w:t>
-      </w:r>
-      <w:proofErr w:type="spellEnd"/>
-      <w:r>
-        <w:t xml:space="preserve">. 2012. </w:t>
+        <w:t>del Monte-Luna, P., B. W. Brook, M. J. Zetina-Rej</w:t>
+      </w:r>
+      <w:r>
+        <w:t xml:space="preserve">ón, and </w:t>
+      </w:r>
+      <w:r>
+        <w:t xml:space="preserve">V. H. Cruz-Escalona. 2004. The carrying capacity of ecosystems. </w:t>
       </w:r>
       <w:r>
         <w:rPr>
           <w:i/>
           <w:iCs/>
         </w:rPr>
-        <w:t>Revisiting Leopold: Resource Stewardship in the National Parks.</w:t>
-      </w:r>
-      <w:r>
-        <w:t xml:space="preserve"> National Park Service, 24 pp.</w:t>
+        <w:t xml:space="preserve">Global Ecology and Biogeography </w:t>
+      </w:r>
+      <w:r>
+        <w:t>13: 485-495.</w:t>
       </w:r>
     </w:p>
     <w:p>
@@ -9850,17 +9303,30 @@
         <w:ind w:left="720" w:hanging="720"/>
       </w:pPr>
       <w:r>
-        <w:t xml:space="preserve">Cunningham, S. 2021. </w:t>
+        <w:t xml:space="preserve">Ellison, A. M., M. S. Bank, B. D. Clinton, E. A. Colburn, K. Elliott, C. R. Ford, D. R. Foster, B. D. Kloeppel, J. D. Knoepp, G. M. Lovett, J. Mohan, D. A. Orwig, N. L. Rodenhouse, W. V. </w:t>
+      </w:r>
+      <w:r>
+        <w:lastRenderedPageBreak/>
+        <w:t xml:space="preserve">Sobczak, K. A. Stinson, J. K. Stone, C. M. Swan, J. Thompson, B. von Holle, </w:t>
+      </w:r>
+      <w:r>
+        <w:t>and</w:t>
+      </w:r>
+      <w:r>
+        <w:t xml:space="preserve"> </w:t>
+      </w:r>
+      <w:r>
+        <w:t xml:space="preserve">J. R. Webster. 2005. Loss of foundation species: consequences for the structure and dynamics of forested ecosystems. </w:t>
       </w:r>
       <w:r>
         <w:rPr>
           <w:i/>
           <w:iCs/>
         </w:rPr>
-        <w:t>Causal Inference: The Mixtape.</w:t>
-      </w:r>
-      <w:r>
-        <w:t xml:space="preserve"> Yale University Press, 352 pp.</w:t>
+        <w:t>Frontiers in Ecology and the Environment</w:t>
+      </w:r>
+      <w:r>
+        <w:t xml:space="preserve"> 3(9): 479-486.</w:t>
       </w:r>
     </w:p>
     <w:p>
@@ -9869,31 +9335,53 @@
         <w:ind w:left="720" w:hanging="720"/>
       </w:pPr>
       <w:r>
-        <w:t>del Monte-Luna, P., B. W. Brook, M. J. Zetina-</w:t>
-      </w:r>
-      <w:proofErr w:type="spellStart"/>
-      <w:r>
-        <w:t>Rej</w:t>
-      </w:r>
-      <w:r>
-        <w:t>ón</w:t>
-      </w:r>
-      <w:proofErr w:type="spellEnd"/>
-      <w:r>
-        <w:t xml:space="preserve">, and </w:t>
-      </w:r>
-      <w:r>
-        <w:t xml:space="preserve">V. H. Cruz-Escalona. 2004. The carrying capacity of ecosystems. </w:t>
+        <w:t xml:space="preserve">Estes, J. A. 2015. Natural </w:t>
+      </w:r>
+      <w:r>
+        <w:t>h</w:t>
+      </w:r>
+      <w:r>
+        <w:t xml:space="preserve">istory, </w:t>
+      </w:r>
+      <w:r>
+        <w:t>e</w:t>
+      </w:r>
+      <w:r>
+        <w:t xml:space="preserve">cology, and the </w:t>
+      </w:r>
+      <w:r>
+        <w:t>c</w:t>
+      </w:r>
+      <w:r>
+        <w:t xml:space="preserve">onservation and </w:t>
+      </w:r>
+      <w:r>
+        <w:t>m</w:t>
+      </w:r>
+      <w:r>
+        <w:t xml:space="preserve">anagement of </w:t>
+      </w:r>
+      <w:r>
+        <w:t>s</w:t>
+      </w:r>
+      <w:r>
+        <w:t xml:space="preserve">ea </w:t>
+      </w:r>
+      <w:r>
+        <w:t>o</w:t>
+      </w:r>
+      <w:r>
+        <w:t xml:space="preserve">tters. Edited by Shawn Larson. </w:t>
       </w:r>
       <w:r>
         <w:rPr>
           <w:i/>
           <w:iCs/>
         </w:rPr>
-        <w:t xml:space="preserve">Global Ecology and Biogeography </w:t>
-      </w:r>
-      <w:r>
-        <w:t>13: 485-495.</w:t>
+        <w:t xml:space="preserve">Sea Otter Conservation </w:t>
+      </w:r>
+      <w:r>
+        <w:t>35-60. Academic Press.</w:t>
       </w:r>
     </w:p>
     <w:p>
@@ -9902,112 +9390,25 @@
         <w:ind w:left="720" w:hanging="720"/>
       </w:pPr>
       <w:r>
-        <w:t xml:space="preserve">Ellison, A. M., M. S. Bank, B. D. Clinton, E. A. Colburn, K. Elliott, C. R. Ford, D. R. Foster, B. D. Kloeppel, J. D. Knoepp, G. M. Lovett, J. Mohan, D. A. Orwig, N. L. Rodenhouse, W. V. </w:t>
-      </w:r>
-      <w:r>
-        <w:lastRenderedPageBreak/>
-        <w:t xml:space="preserve">Sobczak, K. A. Stinson, J. K. Stone, C. M. Swan, J. Thompson, B. von Holle, </w:t>
-      </w:r>
-      <w:r>
-        <w:t>and</w:t>
-      </w:r>
-      <w:r>
-        <w:t xml:space="preserve"> </w:t>
-      </w:r>
-      <w:r>
-        <w:t xml:space="preserve">J. R. Webster. 2005. Loss of foundation species: consequences for the structure and dynamics of forested ecosystems. </w:t>
+        <w:t>Frost, H. C. 2009. Testimony regarding mountain pine beetles: Strategies for protecting the West (</w:t>
+      </w:r>
+      <w:r>
+        <w:t>Oral testimony before the House Natural Resources Committee, Subcommittees on Water and Power and National Parks, Forests, and Public Lands</w:t>
+      </w:r>
+      <w:r>
+        <w:t>).</w:t>
       </w:r>
       <w:r>
         <w:rPr>
           <w:i/>
           <w:iCs/>
         </w:rPr>
-        <w:t>Frontiers in Ecology and the Environment</w:t>
-      </w:r>
-      <w:r>
-        <w:t xml:space="preserve"> 3(9): 479-486.</w:t>
-      </w:r>
-    </w:p>
-    <w:p>
-      <w:pPr>
-        <w:spacing w:line="240" w:lineRule="auto"/>
-        <w:ind w:left="720" w:hanging="720"/>
-      </w:pPr>
-      <w:r>
-        <w:t xml:space="preserve">Estes, J. A. 2015. Natural </w:t>
-      </w:r>
-      <w:r>
-        <w:t>h</w:t>
-      </w:r>
-      <w:r>
-        <w:t xml:space="preserve">istory, </w:t>
-      </w:r>
-      <w:r>
-        <w:t>e</w:t>
-      </w:r>
-      <w:r>
-        <w:t xml:space="preserve">cology, and the </w:t>
-      </w:r>
-      <w:r>
-        <w:t>c</w:t>
-      </w:r>
-      <w:r>
-        <w:t xml:space="preserve">onservation and </w:t>
-      </w:r>
-      <w:r>
-        <w:t>m</w:t>
-      </w:r>
-      <w:r>
-        <w:t xml:space="preserve">anagement of </w:t>
-      </w:r>
-      <w:r>
-        <w:t>s</w:t>
-      </w:r>
-      <w:r>
-        <w:t xml:space="preserve">ea </w:t>
-      </w:r>
-      <w:r>
-        <w:t>o</w:t>
-      </w:r>
-      <w:r>
-        <w:t xml:space="preserve">tters. Edited by Shawn Larson. </w:t>
-      </w:r>
-      <w:r>
-        <w:rPr>
-          <w:i/>
-          <w:iCs/>
-        </w:rPr>
-        <w:t xml:space="preserve">Sea Otter Conservation </w:t>
-      </w:r>
-      <w:r>
-        <w:t>35-60. Academic Press.</w:t>
-      </w:r>
-    </w:p>
-    <w:p>
-      <w:pPr>
-        <w:spacing w:line="240" w:lineRule="auto"/>
-        <w:ind w:left="720" w:hanging="720"/>
-      </w:pPr>
-      <w:r>
-        <w:t>Frost, H. C. 2009. Testimony regarding mountain pine beetles: Strategies for protecting the West (</w:t>
-      </w:r>
-      <w:r>
-        <w:t>Oral testimony before the House Natural Resources Committee, Subcommittees on Water and Power and National Parks, Forests, and Public Lands</w:t>
-      </w:r>
-      <w:r>
-        <w:t>).</w:t>
-      </w:r>
-      <w:r>
-        <w:rPr>
-          <w:i/>
-          <w:iCs/>
-        </w:rPr>
         <w:t xml:space="preserve"> U.S. Department of the Interior</w:t>
       </w:r>
       <w:r>
         <w:t xml:space="preserve">. Available at: </w:t>
       </w:r>
-      <w:hyperlink r:id="rId17" w:tgtFrame="_blank" w:history="1">
+      <w:hyperlink r:id="rId21" w:tgtFrame="_blank" w:history="1">
         <w:r>
           <w:rPr>
             <w:rStyle w:val="Hyperlink"/>
@@ -10146,15 +9547,7 @@
         <w:t xml:space="preserve"> </w:t>
       </w:r>
       <w:r>
-        <w:t xml:space="preserve">M. </w:t>
-      </w:r>
-      <w:proofErr w:type="spellStart"/>
-      <w:r>
-        <w:t>Vilà</w:t>
-      </w:r>
-      <w:proofErr w:type="spellEnd"/>
-      <w:r>
-        <w:t xml:space="preserve">. 2015. Global ecological impacts of invasive species in aquatic ecosystems. </w:t>
+        <w:t xml:space="preserve">M. Vilà. 2015. Global ecological impacts of invasive species in aquatic ecosystems. </w:t>
       </w:r>
       <w:r>
         <w:rPr>
@@ -10180,29 +9573,45 @@
           <w:i/>
           <w:iCs/>
         </w:rPr>
-        <w:t xml:space="preserve">Oncorhynchus </w:t>
-      </w:r>
-      <w:proofErr w:type="spellStart"/>
+        <w:t>Oncorhynchus gorbuscha</w:t>
+      </w:r>
+      <w:r>
+        <w:t xml:space="preserve">). Edited by Groot, C. and L. Margolis. </w:t>
+      </w:r>
       <w:r>
         <w:rPr>
           <w:i/>
           <w:iCs/>
         </w:rPr>
-        <w:t>gorbuscha</w:t>
-      </w:r>
-      <w:proofErr w:type="spellEnd"/>
-      <w:r>
-        <w:t xml:space="preserve">). Edited by Groot, C. and L. Margolis. </w:t>
+        <w:t xml:space="preserve">Pacific Salmon Life Histories </w:t>
+      </w:r>
+      <w:r>
+        <w:t xml:space="preserve">119-231.  UBC Press. </w:t>
+      </w:r>
+    </w:p>
+    <w:p>
+      <w:pPr>
+        <w:spacing w:line="240" w:lineRule="auto"/>
+        <w:ind w:left="720" w:hanging="720"/>
+      </w:pPr>
+      <w:r>
+        <w:t xml:space="preserve">Holmes, E. E., E. J. Ward, </w:t>
+      </w:r>
+      <w:r>
+        <w:t>and</w:t>
+      </w:r>
+      <w:r>
+        <w:t xml:space="preserve"> K. Wills. 2012. MARSS: Multivariate Autoregressive State-space Models for Analyzing Time-series Data. </w:t>
       </w:r>
       <w:r>
         <w:rPr>
           <w:i/>
           <w:iCs/>
         </w:rPr>
-        <w:t xml:space="preserve">Pacific Salmon Life Histories </w:t>
-      </w:r>
-      <w:r>
-        <w:t xml:space="preserve">119-231.  UBC Press. </w:t>
+        <w:t>The R Journal</w:t>
+      </w:r>
+      <w:r>
+        <w:t xml:space="preserve"> 4(1): 11-19.</w:t>
       </w:r>
     </w:p>
     <w:p>
@@ -10211,23 +9620,17 @@
         <w:ind w:left="720" w:hanging="720"/>
       </w:pPr>
       <w:r>
-        <w:t xml:space="preserve">Holmes, E. E., E. J. Ward, </w:t>
-      </w:r>
-      <w:r>
-        <w:t>and</w:t>
-      </w:r>
-      <w:r>
-        <w:t xml:space="preserve"> K. Wills. 2012. MARSS: Multivariate Autoregressive State-space Models for Analyzing Time-series Data. </w:t>
+        <w:t xml:space="preserve">Holzner, A., N. Ruppert, K. Ilham, S. S. K. Kaburu, A. L. K. Liston, A. Fuentes, and M. F. Hansen. 2025. Threatened synanthropes depend on intact forests: a critical evaluation of Moore et al. (2023). </w:t>
       </w:r>
       <w:r>
         <w:rPr>
           <w:i/>
           <w:iCs/>
         </w:rPr>
-        <w:t>The R Journal</w:t>
-      </w:r>
-      <w:r>
-        <w:t xml:space="preserve"> 4(1): 11-19.</w:t>
+        <w:t xml:space="preserve">Biological Reviews </w:t>
+      </w:r>
+      <w:r>
+        <w:t>100: 1444-1451.</w:t>
       </w:r>
     </w:p>
     <w:p>
@@ -10236,17 +9639,47 @@
         <w:ind w:left="720" w:hanging="720"/>
       </w:pPr>
       <w:r>
-        <w:t xml:space="preserve">Holzner, A., N. Ruppert, K. Ilham, S. S. K. Kaburu, A. L. K. Liston, A. Fuentes, and M. F. Hansen. 2025. Threatened synanthropes depend on intact forests: a critical evaluation of Moore et al. (2023). </w:t>
+        <w:t xml:space="preserve">Jeschke, J. M., S. Bacher, T. M. Blackburn, J. T. A. Dick, F. Essl, T. Evans, M. Gaertner, P. E. Hulme, I. Kühn, A. Mrugala, J. Pergi, P. Pysek, W. Rabitsch, A. Ricciardi, D. M. Richardson, A. Sendek, M. Vilà, M. Winter, </w:t>
+      </w:r>
+      <w:r>
+        <w:t xml:space="preserve">and </w:t>
+      </w:r>
+      <w:r>
+        <w:t xml:space="preserve">S. Kumschick. 2014. Defining the </w:t>
+      </w:r>
+      <w:r>
+        <w:t>i</w:t>
+      </w:r>
+      <w:r>
+        <w:t xml:space="preserve">mpact of </w:t>
+      </w:r>
+      <w:r>
+        <w:t>n</w:t>
+      </w:r>
+      <w:r>
+        <w:t>on-</w:t>
+      </w:r>
+      <w:r>
+        <w:t>n</w:t>
+      </w:r>
+      <w:r>
+        <w:t xml:space="preserve">ative </w:t>
+      </w:r>
+      <w:r>
+        <w:t>s</w:t>
+      </w:r>
+      <w:r>
+        <w:t xml:space="preserve">pecies. </w:t>
       </w:r>
       <w:r>
         <w:rPr>
           <w:i/>
           <w:iCs/>
         </w:rPr>
-        <w:t xml:space="preserve">Biological Reviews </w:t>
-      </w:r>
-      <w:r>
-        <w:t>100: 1444-1451.</w:t>
+        <w:t>Conservation Biology</w:t>
+      </w:r>
+      <w:r>
+        <w:t xml:space="preserve"> 28(5): 1188-1194.</w:t>
       </w:r>
     </w:p>
     <w:p>
@@ -10255,71 +9688,23 @@
         <w:ind w:left="720" w:hanging="720"/>
       </w:pPr>
       <w:r>
-        <w:t xml:space="preserve">Jeschke, J. M., S. Bacher, T. M. Blackburn, J. T. A. Dick, F. Essl, T. Evans, M. Gaertner, P. E. Hulme, I. Kühn, A. Mrugala, J. Pergi, P. Pysek, W. </w:t>
-      </w:r>
-      <w:proofErr w:type="spellStart"/>
-      <w:r>
-        <w:t>Rabitsch</w:t>
-      </w:r>
-      <w:proofErr w:type="spellEnd"/>
-      <w:r>
-        <w:t xml:space="preserve">, A. Ricciardi, D. M. Richardson, A. Sendek, M. </w:t>
-      </w:r>
-      <w:proofErr w:type="spellStart"/>
-      <w:r>
-        <w:t>Vilà</w:t>
-      </w:r>
-      <w:proofErr w:type="spellEnd"/>
-      <w:r>
-        <w:t xml:space="preserve">, M. Winter, </w:t>
+        <w:t xml:space="preserve">Knudsen, E. E., P. S. Rand, K. B. Gorman, D. R. Bernard, </w:t>
       </w:r>
       <w:r>
         <w:t xml:space="preserve">and </w:t>
       </w:r>
       <w:r>
-        <w:t xml:space="preserve">S. </w:t>
-      </w:r>
-      <w:proofErr w:type="spellStart"/>
-      <w:r>
-        <w:t>Kumschick</w:t>
-      </w:r>
-      <w:proofErr w:type="spellEnd"/>
-      <w:r>
-        <w:t xml:space="preserve">. 2014. Defining the </w:t>
-      </w:r>
-      <w:r>
-        <w:t>i</w:t>
-      </w:r>
-      <w:r>
-        <w:t xml:space="preserve">mpact of </w:t>
-      </w:r>
-      <w:r>
-        <w:t>n</w:t>
-      </w:r>
-      <w:r>
-        <w:t>on-</w:t>
-      </w:r>
-      <w:r>
-        <w:t>n</w:t>
-      </w:r>
-      <w:r>
-        <w:t xml:space="preserve">ative </w:t>
-      </w:r>
-      <w:r>
-        <w:t>s</w:t>
-      </w:r>
-      <w:r>
-        <w:t xml:space="preserve">pecies. </w:t>
+        <w:t xml:space="preserve">W. D. Templin. 2021. Hatchery-origin stray rates and total run characteristics for Pink Salmon and Chum Salmon returning to Prince William Sound, Alaska in 2013-2015. </w:t>
       </w:r>
       <w:r>
         <w:rPr>
           <w:i/>
           <w:iCs/>
         </w:rPr>
-        <w:t>Conservation Biology</w:t>
-      </w:r>
-      <w:r>
-        <w:t xml:space="preserve"> 28(5): 1188-1194.</w:t>
+        <w:t xml:space="preserve">Marine and Coastal Fisheries </w:t>
+      </w:r>
+      <w:r>
+        <w:t>13(1): 41-68.</w:t>
       </w:r>
     </w:p>
     <w:p>
@@ -10328,23 +9713,47 @@
         <w:ind w:left="720" w:hanging="720"/>
       </w:pPr>
       <w:r>
-        <w:t xml:space="preserve">Knudsen, E. E., P. S. Rand, K. B. Gorman, D. R. Bernard, </w:t>
-      </w:r>
-      <w:r>
-        <w:t xml:space="preserve">and </w:t>
-      </w:r>
-      <w:r>
-        <w:t xml:space="preserve">W. D. Templin. 2021. Hatchery-origin stray rates and total run characteristics for Pink Salmon and Chum Salmon returning to Prince William Sound, Alaska in 2013-2015. </w:t>
+        <w:t xml:space="preserve">Lemoine, N. P., D. E. Burkepile, and J. D. Parker. 2016. Quantifying </w:t>
+      </w:r>
+      <w:r>
+        <w:t>d</w:t>
+      </w:r>
+      <w:r>
+        <w:t xml:space="preserve">ifferences </w:t>
+      </w:r>
+      <w:r>
+        <w:t>b</w:t>
+      </w:r>
+      <w:r>
+        <w:t xml:space="preserve">etween </w:t>
+      </w:r>
+      <w:r>
+        <w:t>n</w:t>
+      </w:r>
+      <w:r>
+        <w:t xml:space="preserve">ative and </w:t>
+      </w:r>
+      <w:r>
+        <w:t>i</w:t>
+      </w:r>
+      <w:r>
+        <w:t xml:space="preserve">ntroduced </w:t>
+      </w:r>
+      <w:r>
+        <w:t>s</w:t>
+      </w:r>
+      <w:r>
+        <w:t xml:space="preserve">pecies. </w:t>
       </w:r>
       <w:r>
         <w:rPr>
           <w:i/>
           <w:iCs/>
         </w:rPr>
-        <w:t xml:space="preserve">Marine and Coastal Fisheries </w:t>
-      </w:r>
-      <w:r>
-        <w:t>13(1): 41-68.</w:t>
+        <w:t xml:space="preserve">Trends in Ecology &amp; Evolution </w:t>
+      </w:r>
+      <w:r>
+        <w:t>31(5): 372-381.</w:t>
       </w:r>
     </w:p>
     <w:p>
@@ -10353,47 +9762,17 @@
         <w:ind w:left="720" w:hanging="720"/>
       </w:pPr>
       <w:r>
-        <w:t xml:space="preserve">Lemoine, N. P., D. E. Burkepile, and J. D. Parker. 2016. Quantifying </w:t>
-      </w:r>
-      <w:r>
-        <w:t>d</w:t>
-      </w:r>
-      <w:r>
-        <w:t xml:space="preserve">ifferences </w:t>
-      </w:r>
-      <w:r>
-        <w:t>b</w:t>
-      </w:r>
-      <w:r>
-        <w:t xml:space="preserve">etween </w:t>
-      </w:r>
-      <w:r>
-        <w:t>n</w:t>
-      </w:r>
-      <w:r>
-        <w:t xml:space="preserve">ative and </w:t>
-      </w:r>
-      <w:r>
-        <w:t>i</w:t>
-      </w:r>
-      <w:r>
-        <w:t xml:space="preserve">ntroduced </w:t>
-      </w:r>
-      <w:r>
-        <w:t>s</w:t>
-      </w:r>
-      <w:r>
-        <w:t xml:space="preserve">pecies. </w:t>
+        <w:t xml:space="preserve">Levin, P. S., and N. Tolimieri. 2001. Differences in the impacts of dams on the dynamics of salmon populations. </w:t>
       </w:r>
       <w:r>
         <w:rPr>
           <w:i/>
           <w:iCs/>
         </w:rPr>
-        <w:t xml:space="preserve">Trends in Ecology &amp; Evolution </w:t>
-      </w:r>
-      <w:r>
-        <w:t>31(5): 372-381.</w:t>
+        <w:t xml:space="preserve">Animal Conservation </w:t>
+      </w:r>
+      <w:r>
+        <w:t>4(4): 291-299.</w:t>
       </w:r>
     </w:p>
     <w:p>
@@ -10402,25 +9781,34 @@
         <w:ind w:left="720" w:hanging="720"/>
       </w:pPr>
       <w:r>
-        <w:t xml:space="preserve">Levin, P. S., and N. </w:t>
-      </w:r>
-      <w:proofErr w:type="spellStart"/>
-      <w:r>
-        <w:t>Tolimieri</w:t>
-      </w:r>
-      <w:proofErr w:type="spellEnd"/>
-      <w:r>
-        <w:t xml:space="preserve">. 2001. Differences in the impacts of dams on the dynamics of salmon populations. </w:t>
+        <w:lastRenderedPageBreak/>
+        <w:t xml:space="preserve">Manhard, C. V., J. E. Joyce, W. W. Smoker, </w:t>
+      </w:r>
+      <w:r>
+        <w:t>and</w:t>
+      </w:r>
+      <w:r>
+        <w:t xml:space="preserve"> A. J. Gharrett. 2017. Ecological factors influencing lifetime productivity of pink salmon (</w:t>
       </w:r>
       <w:r>
         <w:rPr>
           <w:i/>
           <w:iCs/>
         </w:rPr>
-        <w:t xml:space="preserve">Animal Conservation </w:t>
-      </w:r>
-      <w:r>
-        <w:t>4(4): 291-299.</w:t>
+        <w:t>Oncorhynchus gorbuscha</w:t>
+      </w:r>
+      <w:r>
+        <w:t xml:space="preserve">) in an Alaskan stream. </w:t>
+      </w:r>
+      <w:r>
+        <w:rPr>
+          <w:i/>
+          <w:iCs/>
+        </w:rPr>
+        <w:t>Canadian Journal of Fisheries and Aquatic Sciences</w:t>
+      </w:r>
+      <w:r>
+        <w:t xml:space="preserve"> 74(9): 1325-1336.</w:t>
       </w:r>
     </w:p>
     <w:p>
@@ -10429,43 +9817,97 @@
         <w:ind w:left="720" w:hanging="720"/>
       </w:pPr>
       <w:r>
-        <w:lastRenderedPageBreak/>
-        <w:t xml:space="preserve">Manhard, C. V., J. E. Joyce, W. W. Smoker, </w:t>
+        <w:t xml:space="preserve">Mantua, N. J., S. R. Hare, Y. Zhang, J. M. Wallace, </w:t>
       </w:r>
       <w:r>
         <w:t>and</w:t>
       </w:r>
       <w:r>
-        <w:t xml:space="preserve"> A. J. Gharrett. 2017. Ecological factors influencing lifetime productivity of pink salmon (</w:t>
+        <w:t xml:space="preserve"> R. C. Francis. A Pacific </w:t>
+      </w:r>
+      <w:r>
+        <w:t>i</w:t>
+      </w:r>
+      <w:r>
+        <w:t xml:space="preserve">nterdecadal </w:t>
+      </w:r>
+      <w:r>
+        <w:t>c</w:t>
+      </w:r>
+      <w:r>
+        <w:t xml:space="preserve">limate </w:t>
+      </w:r>
+      <w:r>
+        <w:t>o</w:t>
+      </w:r>
+      <w:r>
+        <w:t xml:space="preserve">scillation with </w:t>
+      </w:r>
+      <w:r>
+        <w:t>i</w:t>
+      </w:r>
+      <w:r>
+        <w:t xml:space="preserve">mpacts on </w:t>
+      </w:r>
+      <w:r>
+        <w:t>s</w:t>
+      </w:r>
+      <w:r>
+        <w:t xml:space="preserve">almon </w:t>
+      </w:r>
+      <w:r>
+        <w:t>p</w:t>
+      </w:r>
+      <w:r>
+        <w:t xml:space="preserve">roduction. </w:t>
       </w:r>
       <w:r>
         <w:rPr>
           <w:i/>
           <w:iCs/>
         </w:rPr>
-        <w:t xml:space="preserve">Oncorhynchus </w:t>
-      </w:r>
-      <w:proofErr w:type="spellStart"/>
+        <w:t>Bulletin of the American Meteorological Society</w:t>
+      </w:r>
+      <w:r>
+        <w:t xml:space="preserve"> 78(6): 1069-1079.</w:t>
+      </w:r>
+    </w:p>
+    <w:p>
+      <w:pPr>
+        <w:spacing w:line="240" w:lineRule="auto"/>
+        <w:ind w:left="720" w:hanging="720"/>
+      </w:pPr>
+      <w:r>
+        <w:t xml:space="preserve">May, S. A., K. R. Shedd, K. M. Gruenthal, J. J. Hard, W. D. Templin, C. D. Waters, M. D. Adkison, E. J. Ward, C. Habicht, L. I. Wilson, A. C. Wertheimer, and P. A. H. Westley. 2024. Salmon hatchery strays can demographically boost wild populations at the cost of diversity: quantitative genetic modelling of Alaska pink salmon. </w:t>
+      </w:r>
       <w:r>
         <w:rPr>
           <w:i/>
           <w:iCs/>
         </w:rPr>
-        <w:t>gorbuscha</w:t>
-      </w:r>
-      <w:proofErr w:type="spellEnd"/>
-      <w:r>
-        <w:t xml:space="preserve">) in an Alaskan stream. </w:t>
+        <w:t>Royal Society Open Science</w:t>
+      </w:r>
+      <w:r>
+        <w:t xml:space="preserve"> 11(7): 18pp.</w:t>
+      </w:r>
+    </w:p>
+    <w:p>
+      <w:pPr>
+        <w:spacing w:line="240" w:lineRule="auto"/>
+        <w:ind w:left="720" w:hanging="720"/>
+      </w:pPr>
+      <w:r>
+        <w:t xml:space="preserve">Mazerolle, M. 2006. Improving data analysis in herpetology: using Akaike’s Information Criterion (AIC) to assess the strength of biological hypotheses. </w:t>
       </w:r>
       <w:r>
         <w:rPr>
           <w:i/>
           <w:iCs/>
         </w:rPr>
-        <w:t>Canadian Journal of Fisheries and Aquatic Sciences</w:t>
-      </w:r>
-      <w:r>
-        <w:t xml:space="preserve"> 74(9): 1325-1336.</w:t>
+        <w:t>Amphibia-Reptilia</w:t>
+      </w:r>
+      <w:r>
+        <w:t xml:space="preserve"> 27: 169-180.</w:t>
       </w:r>
     </w:p>
     <w:p>
@@ -10474,59 +9916,17 @@
         <w:ind w:left="720" w:hanging="720"/>
       </w:pPr>
       <w:r>
-        <w:t xml:space="preserve">Mantua, N. J., S. R. Hare, Y. Zhang, J. M. Wallace, </w:t>
-      </w:r>
-      <w:r>
-        <w:t>and</w:t>
-      </w:r>
-      <w:r>
-        <w:t xml:space="preserve"> R. C. Francis. A Pacific </w:t>
-      </w:r>
-      <w:r>
-        <w:t>i</w:t>
-      </w:r>
-      <w:r>
-        <w:t xml:space="preserve">nterdecadal </w:t>
-      </w:r>
-      <w:r>
-        <w:t>c</w:t>
-      </w:r>
-      <w:r>
-        <w:t xml:space="preserve">limate </w:t>
-      </w:r>
-      <w:r>
-        <w:t>o</w:t>
-      </w:r>
-      <w:r>
-        <w:t xml:space="preserve">scillation with </w:t>
-      </w:r>
-      <w:r>
-        <w:t>i</w:t>
-      </w:r>
-      <w:r>
-        <w:t xml:space="preserve">mpacts on </w:t>
-      </w:r>
-      <w:r>
-        <w:t>s</w:t>
-      </w:r>
-      <w:r>
-        <w:t xml:space="preserve">almon </w:t>
-      </w:r>
-      <w:r>
-        <w:t>p</w:t>
-      </w:r>
-      <w:r>
-        <w:t xml:space="preserve">roduction. </w:t>
+        <w:t xml:space="preserve">McComb, S., K. Beckett, T. Akerman, P. Arcese, D. Bedford, P. Dunwiddie, J. T. Fisher, T. Golumbia, E. K. Gonzales, R. Irvine, A. James, E. S. Long, J. Martin, S. Michel, W. Pelkey, T. Sylvester, S. Thomas, N. Thomas, and T. G. Martin. 2026. Decision analysis rooted in Indigenous and Western scientific knowledge identifies cost-effective strategies for managing hyperabundant deer to restore keystone places. </w:t>
       </w:r>
       <w:r>
         <w:rPr>
           <w:i/>
           <w:iCs/>
         </w:rPr>
-        <w:t>Bulletin of the American Meteorological Society</w:t>
-      </w:r>
-      <w:r>
-        <w:t xml:space="preserve"> 78(6): 1069-1079.</w:t>
+        <w:t xml:space="preserve">People and Nature </w:t>
+      </w:r>
+      <w:r>
+        <w:t>8(1): 4-20.</w:t>
       </w:r>
     </w:p>
     <w:p>
@@ -10535,25 +9935,20 @@
         <w:ind w:left="720" w:hanging="720"/>
       </w:pPr>
       <w:r>
-        <w:t xml:space="preserve">May, S. A., K. R. Shedd, K. M. </w:t>
-      </w:r>
-      <w:proofErr w:type="spellStart"/>
-      <w:r>
-        <w:t>Gruenthal</w:t>
-      </w:r>
-      <w:proofErr w:type="spellEnd"/>
-      <w:r>
-        <w:t xml:space="preserve">, J. J. Hard, W. D. Templin, C. D. Waters, M. D. Adkison, E. J. Ward, C. Habicht, L. I. Wilson, A. C. Wertheimer, and P. A. H. Westley. 2024. Salmon hatchery strays can demographically boost wild populations at the cost of diversity: quantitative genetic modelling of Alaska pink salmon. </w:t>
+        <w:t xml:space="preserve">McMillan, J. R., B. Morrison, N. Chambers, G. Ruggerone, L. Bernatchez, J. Stanford, and H. Neville. 2023. A global synthesis of peer-reviewed research on the effects of hatchery salmonids on wild salmonids. </w:t>
       </w:r>
       <w:r>
         <w:rPr>
           <w:i/>
           <w:iCs/>
         </w:rPr>
-        <w:t>Royal Society Open Science</w:t>
-      </w:r>
-      <w:r>
-        <w:t xml:space="preserve"> 11(7): 18pp.</w:t>
+        <w:t xml:space="preserve">Fisheries Management and Ecology </w:t>
+      </w:r>
+      <w:r>
+        <w:t>30(5): 446-463.</w:t>
+      </w:r>
+      <w:r>
+        <w:t xml:space="preserve">  </w:t>
       </w:r>
     </w:p>
     <w:p>
@@ -10562,17 +9957,93 @@
         <w:ind w:left="720" w:hanging="720"/>
       </w:pPr>
       <w:r>
-        <w:t xml:space="preserve">Mazerolle, M. 2006. Improving data analysis in herpetology: using Akaike’s Information Criterion (AIC) to assess the strength of biological hypotheses. </w:t>
+        <w:t xml:space="preserve">McNeil, W. J. 1964. Redd </w:t>
+      </w:r>
+      <w:r>
+        <w:t>s</w:t>
+      </w:r>
+      <w:r>
+        <w:t xml:space="preserve">uperimposition and </w:t>
+      </w:r>
+      <w:r>
+        <w:t>e</w:t>
+      </w:r>
+      <w:r>
+        <w:t xml:space="preserve">gg </w:t>
+      </w:r>
+      <w:r>
+        <w:t>c</w:t>
+      </w:r>
+      <w:r>
+        <w:t xml:space="preserve">apacity of </w:t>
+      </w:r>
+      <w:r>
+        <w:t>p</w:t>
+      </w:r>
+      <w:r>
+        <w:t xml:space="preserve">ink </w:t>
+      </w:r>
+      <w:r>
+        <w:t>s</w:t>
+      </w:r>
+      <w:r>
+        <w:t xml:space="preserve">almon </w:t>
+      </w:r>
+      <w:r>
+        <w:t>s</w:t>
+      </w:r>
+      <w:r>
+        <w:t xml:space="preserve">pawning </w:t>
+      </w:r>
+      <w:r>
+        <w:t>b</w:t>
+      </w:r>
+      <w:r>
+        <w:t xml:space="preserve">eds. </w:t>
+      </w:r>
+      <w:r>
+        <w:t>Journal of the Fisheries Board of Canada</w:t>
+      </w:r>
+      <w:r>
+        <w:t xml:space="preserve"> 21(6): 1385-1396.</w:t>
+      </w:r>
+    </w:p>
+    <w:p>
+      <w:pPr>
+        <w:spacing w:line="240" w:lineRule="auto"/>
+        <w:ind w:left="720" w:hanging="720"/>
+      </w:pPr>
+      <w:r>
+        <w:t xml:space="preserve">Miller, K. M., S. J. Perles, J. P. Schmit, E. R. Matthews, A. S. Weed, J. A. Comiskey, M. R. Marshall, P. Nelson, </w:t>
+      </w:r>
+      <w:r>
+        <w:t xml:space="preserve">and </w:t>
+      </w:r>
+      <w:r>
+        <w:t xml:space="preserve">N. A. Fisichelli. 2023. </w:t>
+      </w:r>
+      <w:r>
+        <w:t>Overabundant deer and invasive plants drive widespread regeneration debt in eastern United States national parks.</w:t>
+      </w:r>
+      <w:r>
+        <w:t xml:space="preserve"> </w:t>
       </w:r>
       <w:r>
         <w:rPr>
           <w:i/>
           <w:iCs/>
         </w:rPr>
-        <w:t>Amphibia-Reptilia</w:t>
-      </w:r>
-      <w:r>
-        <w:t xml:space="preserve"> 27: 169-180.</w:t>
+        <w:t>Ecological Applications</w:t>
+      </w:r>
+      <w:r>
+        <w:rPr>
+          <w:i/>
+          <w:iCs/>
+        </w:rPr>
+        <w:t xml:space="preserve"> </w:t>
+      </w:r>
+      <w:r>
+        <w:t>33: 24pp.</w:t>
       </w:r>
     </w:p>
     <w:p>
@@ -10581,25 +10052,23 @@
         <w:ind w:left="720" w:hanging="720"/>
       </w:pPr>
       <w:r>
-        <w:t xml:space="preserve">McComb, S., K. Beckett, T. Akerman, P. Arcese, D. Bedford, P. Dunwiddie, J. T. Fisher, T. </w:t>
-      </w:r>
-      <w:proofErr w:type="spellStart"/>
-      <w:r>
-        <w:t>Golumbia</w:t>
-      </w:r>
-      <w:proofErr w:type="spellEnd"/>
-      <w:r>
-        <w:t xml:space="preserve">, E. K. Gonzales, R. Irvine, A. James, E. S. Long, J. Martin, S. Michel, W. Pelkey, T. Sylvester, S. Thomas, N. Thomas, and T. G. Martin. 2026. Decision analysis rooted in Indigenous and Western scientific knowledge identifies cost-effective strategies for managing hyperabundant deer to restore keystone places. </w:t>
+        <w:t xml:space="preserve">Moore, J. H., L. Gibson, Z. Amir, W. Chanthorn, A. H. Ahmad, P. A. Jansen, C. P. Mendes, M. Onuma, C. A. Peres, </w:t>
+      </w:r>
+      <w:r>
+        <w:t xml:space="preserve">and </w:t>
+      </w:r>
+      <w:r>
+        <w:t xml:space="preserve">M. S. Luskin. 2023. The rise of hyperabundant native generalists threatens both humans and nature. </w:t>
       </w:r>
       <w:r>
         <w:rPr>
           <w:i/>
           <w:iCs/>
         </w:rPr>
-        <w:t xml:space="preserve">People and Nature </w:t>
-      </w:r>
-      <w:r>
-        <w:t>8(1): 4-20.</w:t>
+        <w:t>Biological Reviews</w:t>
+      </w:r>
+      <w:r>
+        <w:t xml:space="preserve"> 98(5): 1829-1844.</w:t>
       </w:r>
     </w:p>
     <w:p>
@@ -10608,185 +10077,19 @@
         <w:ind w:left="720" w:hanging="720"/>
       </w:pPr>
       <w:r>
-        <w:t xml:space="preserve">McMillan, J. R., B. Morrison, N. Chambers, G. </w:t>
-      </w:r>
-      <w:proofErr w:type="spellStart"/>
-      <w:r>
-        <w:t>Ruggerone</w:t>
-      </w:r>
-      <w:proofErr w:type="spellEnd"/>
-      <w:r>
-        <w:t xml:space="preserve">, L. Bernatchez, J. Stanford, and H. Neville. 2023. A global synthesis of peer-reviewed research on the effects of hatchery salmonids on wild salmonids. </w:t>
+        <w:t xml:space="preserve">Murphy, M. L., 1985. Die-offs of pre-spawn adult pink </w:t>
+      </w:r>
+      <w:r>
+        <w:t>s</w:t>
+      </w:r>
+      <w:r>
+        <w:t xml:space="preserve">almon and chum salmon in southeastern Alaska. </w:t>
       </w:r>
       <w:r>
         <w:rPr>
           <w:i/>
           <w:iCs/>
         </w:rPr>
-        <w:t xml:space="preserve">Fisheries Management and Ecology </w:t>
-      </w:r>
-      <w:r>
-        <w:t>30(5): 446-463.</w:t>
-      </w:r>
-      <w:r>
-        <w:t xml:space="preserve">  </w:t>
-      </w:r>
-    </w:p>
-    <w:p>
-      <w:pPr>
-        <w:spacing w:line="240" w:lineRule="auto"/>
-        <w:ind w:left="720" w:hanging="720"/>
-      </w:pPr>
-      <w:r>
-        <w:t xml:space="preserve">McNeil, W. J. 1964. Redd </w:t>
-      </w:r>
-      <w:r>
-        <w:t>s</w:t>
-      </w:r>
-      <w:r>
-        <w:t xml:space="preserve">uperimposition and </w:t>
-      </w:r>
-      <w:r>
-        <w:t>e</w:t>
-      </w:r>
-      <w:r>
-        <w:t xml:space="preserve">gg </w:t>
-      </w:r>
-      <w:r>
-        <w:t>c</w:t>
-      </w:r>
-      <w:r>
-        <w:t xml:space="preserve">apacity of </w:t>
-      </w:r>
-      <w:r>
-        <w:t>p</w:t>
-      </w:r>
-      <w:r>
-        <w:t xml:space="preserve">ink </w:t>
-      </w:r>
-      <w:r>
-        <w:t>s</w:t>
-      </w:r>
-      <w:r>
-        <w:t xml:space="preserve">almon </w:t>
-      </w:r>
-      <w:r>
-        <w:t>s</w:t>
-      </w:r>
-      <w:r>
-        <w:t xml:space="preserve">pawning </w:t>
-      </w:r>
-      <w:r>
-        <w:t>b</w:t>
-      </w:r>
-      <w:r>
-        <w:t xml:space="preserve">eds. </w:t>
-      </w:r>
-      <w:r>
-        <w:t>Journal of the Fisheries Board of Canada</w:t>
-      </w:r>
-      <w:r>
-        <w:t xml:space="preserve"> 21(6): 1385-1396.</w:t>
-      </w:r>
-    </w:p>
-    <w:p>
-      <w:pPr>
-        <w:spacing w:line="240" w:lineRule="auto"/>
-        <w:ind w:left="720" w:hanging="720"/>
-      </w:pPr>
-      <w:r>
-        <w:t xml:space="preserve">Miller, K. M., S. J. Perles, J. P. Schmit, E. R. Matthews, A. S. Weed, J. A. Comiskey, M. R. Marshall, P. Nelson, </w:t>
-      </w:r>
-      <w:r>
-        <w:t xml:space="preserve">and </w:t>
-      </w:r>
-      <w:r>
-        <w:t xml:space="preserve">N. A. </w:t>
-      </w:r>
-      <w:proofErr w:type="spellStart"/>
-      <w:r>
-        <w:t>Fisichelli</w:t>
-      </w:r>
-      <w:proofErr w:type="spellEnd"/>
-      <w:r>
-        <w:t xml:space="preserve">. 2023. </w:t>
-      </w:r>
-      <w:r>
-        <w:t>Overabundant deer and invasive plants drive widespread regeneration debt in eastern United States national parks.</w:t>
-      </w:r>
-      <w:r>
-        <w:t xml:space="preserve"> </w:t>
-      </w:r>
-      <w:r>
-        <w:rPr>
-          <w:i/>
-          <w:iCs/>
-        </w:rPr>
-        <w:t>Ecological Applications</w:t>
-      </w:r>
-      <w:r>
-        <w:rPr>
-          <w:i/>
-          <w:iCs/>
-        </w:rPr>
-        <w:t xml:space="preserve"> </w:t>
-      </w:r>
-      <w:r>
-        <w:t>33: 24pp.</w:t>
-      </w:r>
-    </w:p>
-    <w:p>
-      <w:pPr>
-        <w:spacing w:line="240" w:lineRule="auto"/>
-        <w:ind w:left="720" w:hanging="720"/>
-      </w:pPr>
-      <w:r>
-        <w:t xml:space="preserve">Moore, J. H., L. Gibson, Z. Amir, W. </w:t>
-      </w:r>
-      <w:proofErr w:type="spellStart"/>
-      <w:r>
-        <w:t>Chanthorn</w:t>
-      </w:r>
-      <w:proofErr w:type="spellEnd"/>
-      <w:r>
-        <w:t xml:space="preserve">, A. H. Ahmad, P. A. Jansen, C. P. Mendes, M. Onuma, C. A. Peres, </w:t>
-      </w:r>
-      <w:r>
-        <w:t xml:space="preserve">and </w:t>
-      </w:r>
-      <w:r>
-        <w:t xml:space="preserve">M. S. Luskin. 2023. The rise of hyperabundant native generalists threatens both humans and nature. </w:t>
-      </w:r>
-      <w:r>
-        <w:rPr>
-          <w:i/>
-          <w:iCs/>
-        </w:rPr>
-        <w:t>Biological Reviews</w:t>
-      </w:r>
-      <w:r>
-        <w:t xml:space="preserve"> 98(5): 1829-1844.</w:t>
-      </w:r>
-    </w:p>
-    <w:p>
-      <w:pPr>
-        <w:spacing w:line="240" w:lineRule="auto"/>
-        <w:ind w:left="720" w:hanging="720"/>
-      </w:pPr>
-      <w:r>
-        <w:t xml:space="preserve">Murphy, M. L., 1985. Die-offs of pre-spawn adult pink </w:t>
-      </w:r>
-      <w:r>
-        <w:t>s</w:t>
-      </w:r>
-      <w:r>
-        <w:t xml:space="preserve">almon and chum salmon in southeastern Alaska. </w:t>
-      </w:r>
-      <w:r>
-        <w:rPr>
-          <w:i/>
-          <w:iCs/>
-        </w:rPr>
         <w:t>North American Journal of Fisheries Management</w:t>
       </w:r>
       <w:r>
@@ -10795,7 +10098,7 @@
       <w:r>
         <w:t xml:space="preserve">National Park Service. 2023. Reducing deer numbers and removing invasive plants are key to long term forest health. Available at: </w:t>
       </w:r>
-      <w:hyperlink r:id="rId18" w:history="1">
+      <w:hyperlink r:id="rId22" w:history="1">
         <w:r>
           <w:rPr>
             <w:rStyle w:val="Hyperlink"/>
@@ -10828,7 +10131,7 @@
       <w:r>
         <w:t xml:space="preserve">. Organic Act of 1916. Available at: </w:t>
       </w:r>
-      <w:hyperlink r:id="rId19" w:history="1">
+      <w:hyperlink r:id="rId23" w:history="1">
         <w:r>
           <w:rPr>
             <w:rStyle w:val="Hyperlink"/>
@@ -10858,7 +10161,7 @@
       <w:r>
         <w:t xml:space="preserve">. Sitka National Historical Park. Available at: </w:t>
       </w:r>
-      <w:hyperlink r:id="rId20" w:history="1">
+      <w:hyperlink r:id="rId24" w:history="1">
         <w:r>
           <w:rPr>
             <w:rStyle w:val="Hyperlink"/>
@@ -10920,13 +10223,8 @@
         <w:spacing w:line="240" w:lineRule="auto"/>
         <w:ind w:left="720" w:hanging="720"/>
       </w:pPr>
-      <w:proofErr w:type="spellStart"/>
-      <w:r>
-        <w:t>Ruggerone</w:t>
-      </w:r>
-      <w:proofErr w:type="spellEnd"/>
-      <w:r>
-        <w:t xml:space="preserve">, G. T., </w:t>
+      <w:r>
+        <w:t xml:space="preserve">Ruggerone, G. T., </w:t>
       </w:r>
       <w:r>
         <w:t xml:space="preserve">and J. R. Irvine. 2018. Numbers and </w:t>
@@ -10971,13 +10269,8 @@
         <w:spacing w:line="240" w:lineRule="auto"/>
         <w:ind w:left="720" w:hanging="720"/>
       </w:pPr>
-      <w:proofErr w:type="spellStart"/>
-      <w:r>
-        <w:t>Ruggerone</w:t>
-      </w:r>
-      <w:proofErr w:type="spellEnd"/>
-      <w:r>
-        <w:t xml:space="preserve">, G. T., A. M. Springer, G. B. van Vliet, B. Connors, J. R. Irvine, L. D. Shaul, M. R. Sloat, and W. I. Atlas. 2023. From diatoms to killer whales: impacts of pink salmon on North Pacific ecosystems. </w:t>
+      <w:r>
+        <w:t xml:space="preserve">Ruggerone, G. T., A. M. Springer, G. B. van Vliet, B. Connors, J. R. Irvine, L. D. Shaul, M. R. Sloat, and W. I. Atlas. 2023. From diatoms to killer whales: impacts of pink salmon on North Pacific ecosystems. </w:t>
       </w:r>
       <w:r>
         <w:rPr>
@@ -10995,13 +10288,8 @@
         <w:spacing w:line="240" w:lineRule="auto"/>
         <w:ind w:left="720" w:hanging="720"/>
       </w:pPr>
-      <w:proofErr w:type="spellStart"/>
-      <w:r>
-        <w:t>Sambaraju</w:t>
-      </w:r>
-      <w:proofErr w:type="spellEnd"/>
-      <w:r>
-        <w:t>, K. R.</w:t>
+      <w:r>
+        <w:t>Sambaraju, K. R.</w:t>
       </w:r>
       <w:r>
         <w:t xml:space="preserve"> and</w:t>
@@ -11130,15 +10418,7 @@
         <w:ind w:left="720" w:hanging="720"/>
       </w:pPr>
       <w:r>
-        <w:t xml:space="preserve">Sergeant, C. J., J. R. Bellmore, R. A. Bellmore, J. A. Falke, F. J. </w:t>
-      </w:r>
-      <w:proofErr w:type="spellStart"/>
-      <w:r>
-        <w:t>Mueter</w:t>
-      </w:r>
-      <w:proofErr w:type="spellEnd"/>
-      <w:r>
-        <w:t xml:space="preserve">, </w:t>
+        <w:t xml:space="preserve">Sergeant, C. J., J. R. Bellmore, R. A. Bellmore, J. A. Falke, F. J. Mueter, </w:t>
       </w:r>
       <w:r>
         <w:t>and</w:t>
@@ -11184,13 +10464,8 @@
           <w:iCs/>
         </w:rPr>
       </w:pPr>
-      <w:proofErr w:type="spellStart"/>
-      <w:r>
-        <w:t>Stopha</w:t>
-      </w:r>
-      <w:proofErr w:type="spellEnd"/>
-      <w:r>
-        <w:t xml:space="preserve">, M. 2015. </w:t>
+      <w:r>
+        <w:t xml:space="preserve">Stopha, M. 2015. </w:t>
       </w:r>
       <w:r>
         <w:rPr>
@@ -11301,7 +10576,7 @@
       </w:r>
     </w:p>
     <w:sectPr>
-      <w:headerReference w:type="default" r:id="rId21"/>
+      <w:headerReference w:type="default" r:id="rId25"/>
       <w:pgSz w:w="12240" w:h="15840"/>
       <w:pgMar w:top="1440" w:right="1440" w:bottom="1440" w:left="1440" w:header="720" w:footer="720" w:gutter="0"/>
       <w:lnNumType w:countBy="1" w:restart="continuous"/>
@@ -11310,6 +10585,45 @@
     </w:sectPr>
   </w:body>
 </w:document>
+</file>
+
+<file path=word/comments.xml><?xml version="1.0" encoding="utf-8"?>
+<w:comments xmlns:wpc="http://schemas.microsoft.com/office/word/2010/wordprocessingCanvas" xmlns:cx="http://schemas.microsoft.com/office/drawing/2014/chartex" xmlns:cx1="http://schemas.microsoft.com/office/drawing/2015/9/8/chartex" xmlns:cx2="http://schemas.microsoft.com/office/drawing/2015/10/21/chartex" xmlns:cx3="http://schemas.microsoft.com/office/drawing/2016/5/9/chartex" xmlns:cx4="http://schemas.microsoft.com/office/drawing/2016/5/10/chartex" xmlns:cx5="http://schemas.microsoft.com/office/drawing/2016/5/11/chartex" xmlns:cx6="http://schemas.microsoft.com/office/drawing/2016/5/12/chartex" xmlns:cx7="http://schemas.microsoft.com/office/drawing/2016/5/13/chartex" xmlns:cx8="http://schemas.microsoft.com/office/drawing/2016/5/14/chartex" xmlns:mc="http://schemas.openxmlformats.org/markup-compatibility/2006" xmlns:aink="http://schemas.microsoft.com/office/drawing/2016/ink" xmlns:am3d="http://schemas.microsoft.com/office/drawing/2017/model3d" xmlns:o="urn:schemas-microsoft-com:office:office" xmlns:oel="http://schemas.microsoft.com/office/2019/extlst" xmlns:r="http://schemas.openxmlformats.org/officeDocument/2006/relationships" xmlns:m="http://schemas.openxmlformats.org/officeDocument/2006/math" xmlns:v="urn:schemas-microsoft-com:vml" xmlns:wp14="http://schemas.microsoft.com/office/word/2010/wordprocessingDrawing" xmlns:wp="http://schemas.openxmlformats.org/drawingml/2006/wordprocessingDrawing" xmlns:w10="urn:schemas-microsoft-com:office:word" xmlns:w="http://schemas.openxmlformats.org/wordprocessingml/2006/main" xmlns:w14="http://schemas.microsoft.com/office/word/2010/wordml" xmlns:w15="http://schemas.microsoft.com/office/word/2012/wordml" xmlns:w16cex="http://schemas.microsoft.com/office/word/2018/wordml/cex" xmlns:w16cid="http://schemas.microsoft.com/office/word/2016/wordml/cid" xmlns:w16="http://schemas.microsoft.com/office/word/2018/wordml" xmlns:w16du="http://schemas.microsoft.com/office/word/2023/wordml/word16du" xmlns:w16sdtdh="http://schemas.microsoft.com/office/word/2020/wordml/sdtdatahash" xmlns:w16sdtfl="http://schemas.microsoft.com/office/word/2024/wordml/sdtformatlock" xmlns:w16se="http://schemas.microsoft.com/office/word/2015/wordml/symex" xmlns:wpg="http://schemas.microsoft.com/office/word/2010/wordprocessingGroup" xmlns:wpi="http://schemas.microsoft.com/office/word/2010/wordprocessingInk" xmlns:wne="http://schemas.microsoft.com/office/word/2006/wordml" xmlns:wps="http://schemas.microsoft.com/office/word/2010/wordprocessingShape" mc:Ignorable="w14 w15 w16se w16cid w16 w16cex w16sdtdh w16sdtfl w16du wp14">
+  <w:comment w:id="41" w:author="Brian E McGreal" w:date="2026-06-05T18:19:00Z" w:initials="BM">
+    <w:p>
+      <w:pPr>
+        <w:pStyle w:val="CommentText"/>
+      </w:pPr>
+      <w:r>
+        <w:rPr>
+          <w:rStyle w:val="CommentReference"/>
+        </w:rPr>
+        <w:annotationRef/>
+      </w:r>
+      <w:r>
+        <w:t>Making adjustments here because tom is right. The first impacted years should be 1977 and 1978. HOWEVER, I’ll wait until I meet with mark to talk about the MARSS BACI approach</w:t>
+      </w:r>
+    </w:p>
+  </w:comment>
+</w:comments>
+</file>
+
+<file path=word/commentsExtended.xml><?xml version="1.0" encoding="utf-8"?>
+<w15:commentsEx xmlns:wpc="http://schemas.microsoft.com/office/word/2010/wordprocessingCanvas" xmlns:cx="http://schemas.microsoft.com/office/drawing/2014/chartex" xmlns:cx1="http://schemas.microsoft.com/office/drawing/2015/9/8/chartex" xmlns:cx2="http://schemas.microsoft.com/office/drawing/2015/10/21/chartex" xmlns:cx3="http://schemas.microsoft.com/office/drawing/2016/5/9/chartex" xmlns:cx4="http://schemas.microsoft.com/office/drawing/2016/5/10/chartex" xmlns:cx5="http://schemas.microsoft.com/office/drawing/2016/5/11/chartex" xmlns:cx6="http://schemas.microsoft.com/office/drawing/2016/5/12/chartex" xmlns:cx7="http://schemas.microsoft.com/office/drawing/2016/5/13/chartex" xmlns:cx8="http://schemas.microsoft.com/office/drawing/2016/5/14/chartex" xmlns:mc="http://schemas.openxmlformats.org/markup-compatibility/2006" xmlns:aink="http://schemas.microsoft.com/office/drawing/2016/ink" xmlns:am3d="http://schemas.microsoft.com/office/drawing/2017/model3d" xmlns:o="urn:schemas-microsoft-com:office:office" xmlns:oel="http://schemas.microsoft.com/office/2019/extlst" xmlns:r="http://schemas.openxmlformats.org/officeDocument/2006/relationships" xmlns:m="http://schemas.openxmlformats.org/officeDocument/2006/math" xmlns:v="urn:schemas-microsoft-com:vml" xmlns:wp14="http://schemas.microsoft.com/office/word/2010/wordprocessingDrawing" xmlns:wp="http://schemas.openxmlformats.org/drawingml/2006/wordprocessingDrawing" xmlns:w10="urn:schemas-microsoft-com:office:word" xmlns:w="http://schemas.openxmlformats.org/wordprocessingml/2006/main" xmlns:w14="http://schemas.microsoft.com/office/word/2010/wordml" xmlns:w15="http://schemas.microsoft.com/office/word/2012/wordml" xmlns:w16cex="http://schemas.microsoft.com/office/word/2018/wordml/cex" xmlns:w16cid="http://schemas.microsoft.com/office/word/2016/wordml/cid" xmlns:w16="http://schemas.microsoft.com/office/word/2018/wordml" xmlns:w16du="http://schemas.microsoft.com/office/word/2023/wordml/word16du" xmlns:w16sdtdh="http://schemas.microsoft.com/office/word/2020/wordml/sdtdatahash" xmlns:w16sdtfl="http://schemas.microsoft.com/office/word/2024/wordml/sdtformatlock" xmlns:w16se="http://schemas.microsoft.com/office/word/2015/wordml/symex" xmlns:wpg="http://schemas.microsoft.com/office/word/2010/wordprocessingGroup" xmlns:wpi="http://schemas.microsoft.com/office/word/2010/wordprocessingInk" xmlns:wne="http://schemas.microsoft.com/office/word/2006/wordml" xmlns:wps="http://schemas.microsoft.com/office/word/2010/wordprocessingShape" mc:Ignorable="w14 w15 w16se w16cid w16 w16cex w16sdtdh w16sdtfl w16du wp14">
+  <w15:commentEx w15:paraId="27D5BA5C" w15:done="0"/>
+</w15:commentsEx>
+</file>
+
+<file path=word/commentsExtensible.xml><?xml version="1.0" encoding="utf-8"?>
+<w16cex:commentsExtensible xmlns:wpc="http://schemas.microsoft.com/office/word/2010/wordprocessingCanvas" xmlns:cx="http://schemas.microsoft.com/office/drawing/2014/chartex" xmlns:cx1="http://schemas.microsoft.com/office/drawing/2015/9/8/chartex" xmlns:cx2="http://schemas.microsoft.com/office/drawing/2015/10/21/chartex" xmlns:cx3="http://schemas.microsoft.com/office/drawing/2016/5/9/chartex" xmlns:cx4="http://schemas.microsoft.com/office/drawing/2016/5/10/chartex" xmlns:cx5="http://schemas.microsoft.com/office/drawing/2016/5/11/chartex" xmlns:cx6="http://schemas.microsoft.com/office/drawing/2016/5/12/chartex" xmlns:cx7="http://schemas.microsoft.com/office/drawing/2016/5/13/chartex" xmlns:cx8="http://schemas.microsoft.com/office/drawing/2016/5/14/chartex" xmlns:cr="http://schemas.microsoft.com/office/comments/2020/reactions" xmlns:mc="http://schemas.openxmlformats.org/markup-compatibility/2006" xmlns:aink="http://schemas.microsoft.com/office/drawing/2016/ink" xmlns:am3d="http://schemas.microsoft.com/office/drawing/2017/model3d" xmlns:o="urn:schemas-microsoft-com:office:office" xmlns:oel="http://schemas.microsoft.com/office/2019/extlst" xmlns:r="http://schemas.openxmlformats.org/officeDocument/2006/relationships" xmlns:m="http://schemas.openxmlformats.org/officeDocument/2006/math" xmlns:v="urn:schemas-microsoft-com:vml" xmlns:wp14="http://schemas.microsoft.com/office/word/2010/wordprocessingDrawing" xmlns:wp="http://schemas.openxmlformats.org/drawingml/2006/wordprocessingDrawing" xmlns:w10="urn:schemas-microsoft-com:office:word" xmlns:w="http://schemas.openxmlformats.org/wordprocessingml/2006/main" xmlns:w14="http://schemas.microsoft.com/office/word/2010/wordml" xmlns:w15="http://schemas.microsoft.com/office/word/2012/wordml" xmlns:w16cex="http://schemas.microsoft.com/office/word/2018/wordml/cex" xmlns:w16cid="http://schemas.microsoft.com/office/word/2016/wordml/cid" xmlns:w16="http://schemas.microsoft.com/office/word/2018/wordml" xmlns:w16du="http://schemas.microsoft.com/office/word/2023/wordml/word16du" xmlns:w16sdtdh="http://schemas.microsoft.com/office/word/2020/wordml/sdtdatahash" xmlns:w16sdtfl="http://schemas.microsoft.com/office/word/2024/wordml/sdtformatlock" xmlns:w16se="http://schemas.microsoft.com/office/word/2015/wordml/symex" xmlns:wpg="http://schemas.microsoft.com/office/word/2010/wordprocessingGroup" xmlns:wpi="http://schemas.microsoft.com/office/word/2010/wordprocessingInk" xmlns:wne="http://schemas.microsoft.com/office/word/2006/wordml" xmlns:wps="http://schemas.microsoft.com/office/word/2010/wordprocessingShape" mc:Ignorable="w14 w15 w16se w16cid w16 w16cex w16sdtdh w16sdtfl cr w16du wp14">
+  <w16cex:commentExtensible w16cex:durableId="052C9960" w16cex:dateUtc="2026-06-06T01:19:00Z"/>
+</w16cex:commentsExtensible>
+</file>
+
+<file path=word/commentsIds.xml><?xml version="1.0" encoding="utf-8"?>
+<w16cid:commentsIds xmlns:wpc="http://schemas.microsoft.com/office/word/2010/wordprocessingCanvas" xmlns:cx="http://schemas.microsoft.com/office/drawing/2014/chartex" xmlns:cx1="http://schemas.microsoft.com/office/drawing/2015/9/8/chartex" xmlns:cx2="http://schemas.microsoft.com/office/drawing/2015/10/21/chartex" xmlns:cx3="http://schemas.microsoft.com/office/drawing/2016/5/9/chartex" xmlns:cx4="http://schemas.microsoft.com/office/drawing/2016/5/10/chartex" xmlns:cx5="http://schemas.microsoft.com/office/drawing/2016/5/11/chartex" xmlns:cx6="http://schemas.microsoft.com/office/drawing/2016/5/12/chartex" xmlns:cx7="http://schemas.microsoft.com/office/drawing/2016/5/13/chartex" xmlns:cx8="http://schemas.microsoft.com/office/drawing/2016/5/14/chartex" xmlns:mc="http://schemas.openxmlformats.org/markup-compatibility/2006" xmlns:aink="http://schemas.microsoft.com/office/drawing/2016/ink" xmlns:am3d="http://schemas.microsoft.com/office/drawing/2017/model3d" xmlns:o="urn:schemas-microsoft-com:office:office" xmlns:oel="http://schemas.microsoft.com/office/2019/extlst" xmlns:r="http://schemas.openxmlformats.org/officeDocument/2006/relationships" xmlns:m="http://schemas.openxmlformats.org/officeDocument/2006/math" xmlns:v="urn:schemas-microsoft-com:vml" xmlns:wp14="http://schemas.microsoft.com/office/word/2010/wordprocessingDrawing" xmlns:wp="http://schemas.openxmlformats.org/drawingml/2006/wordprocessingDrawing" xmlns:w10="urn:schemas-microsoft-com:office:word" xmlns:w="http://schemas.openxmlformats.org/wordprocessingml/2006/main" xmlns:w14="http://schemas.microsoft.com/office/word/2010/wordml" xmlns:w15="http://schemas.microsoft.com/office/word/2012/wordml" xmlns:w16cex="http://schemas.microsoft.com/office/word/2018/wordml/cex" xmlns:w16cid="http://schemas.microsoft.com/office/word/2016/wordml/cid" xmlns:w16="http://schemas.microsoft.com/office/word/2018/wordml" xmlns:w16du="http://schemas.microsoft.com/office/word/2023/wordml/word16du" xmlns:w16sdtdh="http://schemas.microsoft.com/office/word/2020/wordml/sdtdatahash" xmlns:w16sdtfl="http://schemas.microsoft.com/office/word/2024/wordml/sdtformatlock" xmlns:w16se="http://schemas.microsoft.com/office/word/2015/wordml/symex" xmlns:wpg="http://schemas.microsoft.com/office/word/2010/wordprocessingGroup" xmlns:wpi="http://schemas.microsoft.com/office/word/2010/wordprocessingInk" xmlns:wne="http://schemas.microsoft.com/office/word/2006/wordml" xmlns:wps="http://schemas.microsoft.com/office/word/2010/wordprocessingShape" mc:Ignorable="w14 w15 w16se w16cid w16 w16cex w16sdtdh w16sdtfl w16du wp14">
+  <w16cid:commentId w16cid:paraId="27D5BA5C" w16cid:durableId="052C9960"/>
+</w16cid:commentsIds>
 </file>
 
 <file path=word/endnotes.xml><?xml version="1.0" encoding="utf-8"?>
@@ -11610,8 +10924,8 @@
   <w15:person w15:author="tquinn">
     <w15:presenceInfo w15:providerId="AD" w15:userId="S::tquinn@uw.edu::ee529a76-8161-4736-8a8f-a36503551b67"/>
   </w15:person>
-  <w15:person w15:author="Brian McGreal">
-    <w15:presenceInfo w15:providerId="Windows Live" w15:userId="4c81a134ebae7d72"/>
+  <w15:person w15:author="Brian E McGreal">
+    <w15:presenceInfo w15:providerId="AD" w15:userId="S::bmcgreal@uw.edu::500ccbb3-e957-4a38-850c-c0c2fd4a68d5"/>
   </w15:person>
 </w15:people>
 </file>

--- a/output/writing/DissertationChapter/mcgrealCh1_draft3DD_TQ 20 May 2026.docx
+++ b/output/writing/DissertationChapter/mcgrealCh1_draft3DD_TQ 20 May 2026.docx
@@ -578,52 +578,7 @@
         <w:ind w:firstLine="720"/>
       </w:pPr>
       <w:r>
-        <w:t xml:space="preserve">Conservation issues related to individual species are often the result of the scarcity of native plant or animal species or </w:t>
-      </w:r>
-      <w:r>
-        <w:t>the</w:t>
-      </w:r>
-      <w:r>
-        <w:t xml:space="preserve"> abundance of non-native (exotic, invasive) species</w:t>
-      </w:r>
-      <w:r>
-        <w:t xml:space="preserve"> </w:t>
-      </w:r>
-      <w:r>
-        <w:t>(</w:t>
-      </w:r>
-      <w:r>
-        <w:t xml:space="preserve">Ellison et al. 2005, Gallardo et al. 2015, </w:t>
-      </w:r>
-      <w:r>
-        <w:t>Jeschke et al. 2014)</w:t>
-      </w:r>
-      <w:r>
-        <w:t>.</w:t>
-      </w:r>
-      <w:r>
-        <w:t xml:space="preserve"> However, ecosystems can also be </w:t>
-      </w:r>
-      <w:r>
-        <w:t>harmed</w:t>
-      </w:r>
-      <w:r>
-        <w:t xml:space="preserve"> by the hyperabundance of a native species, due either to shifting regional trends in habitat suitability, to direct (and often anthropogenic) intervention, or to a combination of these factors (Sambaraju and Goodsman 2021, Beckett et al. 2022, Moore et al. 2023).</w:t>
-      </w:r>
-      <w:r>
-        <w:t xml:space="preserve"> </w:t>
-      </w:r>
-      <w:r>
-        <w:t xml:space="preserve">For example, purple </w:t>
-      </w:r>
-      <w:r>
-        <w:t>s</w:t>
-      </w:r>
-      <w:r>
-        <w:t xml:space="preserve">ea urchin </w:t>
-      </w:r>
-      <w:r>
-        <w:t>(</w:t>
+        <w:t>Conservation issues related to individual species are often the result of the scarcity of native plant or animal species or the abundance of non-native (exotic, invasive) species (Ellison et al. 2005, Gallardo et al. 2015, Jeschke et al. 2014). However, ecosystems can also be harmed by the hyperabundance of a native species, due either to shifting regional trends in habitat suitability, to direct (and often anthropogenic) intervention, or to a combination of these factors (Sambaraju and Goodsman 2021, Beckett et al. 2022, Moore et al. 2023). Hyperabundance of native purple sea urchin (</w:t>
       </w:r>
       <w:r>
         <w:rPr>
@@ -633,147 +588,27 @@
         <w:t>Strongylocentrotus purpuratus</w:t>
       </w:r>
       <w:r>
-        <w:t xml:space="preserve">) </w:t>
-      </w:r>
-      <w:r>
-        <w:t xml:space="preserve">hyperabundance in the northern Pacific </w:t>
-      </w:r>
-      <w:r>
-        <w:t xml:space="preserve">Ocean </w:t>
-      </w:r>
-      <w:r>
-        <w:t>can lead</w:t>
-      </w:r>
-      <w:r>
-        <w:t xml:space="preserve"> to the devastation of kelp </w:t>
-      </w:r>
-      <w:r>
-        <w:t>(</w:t>
+        <w:t>) in the northern Pacific Ocean, driven by the depletion of Pacific sea otter (</w:t>
       </w:r>
       <w:r>
         <w:rPr>
           <w:i/>
           <w:iCs/>
         </w:rPr>
-        <w:t>Macrocystis pyrifera</w:t>
-      </w:r>
-      <w:r>
-        <w:t xml:space="preserve">) </w:t>
-      </w:r>
-      <w:r>
-        <w:t xml:space="preserve">forests, critical ecosystems upon which countless marine species depend. This hyperabundance </w:t>
-      </w:r>
-      <w:r>
-        <w:t xml:space="preserve">has been driven by </w:t>
-      </w:r>
-      <w:r>
-        <w:t>the</w:t>
-      </w:r>
-      <w:r>
-        <w:t xml:space="preserve"> de</w:t>
-      </w:r>
-      <w:r>
-        <w:t>pletion</w:t>
-      </w:r>
-      <w:r>
-        <w:t xml:space="preserve"> </w:t>
-      </w:r>
-      <w:r>
-        <w:t xml:space="preserve">of </w:t>
-      </w:r>
-      <w:r>
-        <w:t xml:space="preserve">Pacific </w:t>
-      </w:r>
-      <w:r>
-        <w:t>sea otter</w:t>
-      </w:r>
-      <w:r>
-        <w:t xml:space="preserve"> (</w:t>
+        <w:t>Enhydra lutris</w:t>
+      </w:r>
+      <w:r>
+        <w:t>) populations by the maritime fur trade, has led to the devastation of kelp (</w:t>
       </w:r>
       <w:r>
         <w:rPr>
           <w:i/>
           <w:iCs/>
         </w:rPr>
-        <w:t>Enhydra lutris</w:t>
-      </w:r>
-      <w:r>
-        <w:t>)</w:t>
-      </w:r>
-      <w:r>
-        <w:t xml:space="preserve"> populations</w:t>
-      </w:r>
-      <w:r>
-        <w:t xml:space="preserve"> during the 1</w:t>
-      </w:r>
-      <w:r>
-        <w:t>8</w:t>
-      </w:r>
-      <w:r>
-        <w:rPr>
-          <w:vertAlign w:val="superscript"/>
-        </w:rPr>
-        <w:t>th</w:t>
-      </w:r>
-      <w:r>
-        <w:t xml:space="preserve"> and </w:t>
-      </w:r>
-      <w:r>
-        <w:t>19</w:t>
-      </w:r>
-      <w:r>
-        <w:rPr>
-          <w:vertAlign w:val="superscript"/>
-        </w:rPr>
-        <w:t>th</w:t>
-      </w:r>
-      <w:r>
-        <w:t xml:space="preserve"> centuries</w:t>
-      </w:r>
-      <w:r>
-        <w:t xml:space="preserve"> </w:t>
-      </w:r>
-      <w:r>
-        <w:t>by</w:t>
-      </w:r>
-      <w:r>
-        <w:t xml:space="preserve"> the maritime fur trade. Otter populations have never recovered</w:t>
-      </w:r>
-      <w:r>
-        <w:t xml:space="preserve"> along much of the North American Pacific coast</w:t>
-      </w:r>
-      <w:r>
-        <w:t xml:space="preserve">, and as a result ‘urchin barrens’ are a common feature in shallow coastal regions off the west coast of North America </w:t>
-      </w:r>
-      <w:r>
-        <w:t>(</w:t>
-      </w:r>
-      <w:r>
-        <w:t>Estes 2015</w:t>
-      </w:r>
-      <w:r>
-        <w:t>)</w:t>
-      </w:r>
-      <w:r>
-        <w:t>.</w:t>
-      </w:r>
-      <w:r>
-        <w:t xml:space="preserve"> More recently, a</w:t>
-      </w:r>
-      <w:r>
-        <w:t>nother hyperabundant</w:t>
-      </w:r>
-      <w:r>
-        <w:t xml:space="preserve"> </w:t>
-      </w:r>
-      <w:r>
-        <w:t>species</w:t>
-      </w:r>
-      <w:r>
-        <w:t>, t</w:t>
-      </w:r>
-      <w:r>
-        <w:t>he mountain pine beetle (</w:t>
+        <w:t>Macrocystis pyrifera</w:t>
+      </w:r>
+      <w:r>
+        <w:t>) forests, critical ecosystems upon which countless marine species depend (Estes 2015). The mountain pine beetle (</w:t>
       </w:r>
       <w:r>
         <w:rPr>
@@ -783,34 +618,7 @@
         <w:t>Dendroctonus ponderosae</w:t>
       </w:r>
       <w:r>
-        <w:t xml:space="preserve">), </w:t>
-      </w:r>
-      <w:r>
-        <w:t>has caused catastrophic destruction of</w:t>
-      </w:r>
-      <w:r>
-        <w:t xml:space="preserve"> coniferous forests </w:t>
-      </w:r>
-      <w:r>
-        <w:t>throughout its native range, the Rocky Mountains. While the mountain pine beetle’s life history has always involved causing damage to the inner bark of conifers, cold winter temperatures have previously limited the</w:t>
-      </w:r>
-      <w:r>
-        <w:t>ir</w:t>
-      </w:r>
-      <w:r>
-        <w:t xml:space="preserve"> numbers and, by extension, their impacts on Rocky Mountain forests. However, as shifting climate patterns have led to warmer winters and longer summers, the mountain pine beetle has flourished and in doing so has devasted large swathes </w:t>
-      </w:r>
-      <w:r>
-        <w:t>of forest habitat in Canada and the US</w:t>
-      </w:r>
-      <w:r>
-        <w:t xml:space="preserve"> </w:t>
-      </w:r>
-      <w:r>
-        <w:t>(Gibson et al. 2008).</w:t>
-      </w:r>
-      <w:r>
-        <w:t xml:space="preserve"> </w:t>
+        <w:t xml:space="preserve">), another hyperabundant species, has caused catastrophic destruction of coniferous forests throughout its native range, the Rocky Mountains. While in the past cold winter temperatures had limited their numbers and, by extension, their impacts on Rocky Mountain forests, shifting climate patterns have led to warmer winters and longer summers, allowing the mountain pine beetle to flourish and in turn devastate large swathes of forest habitat in Canada and the US (Gibson et al. 2008). </w:t>
       </w:r>
     </w:p>
     <w:p>
@@ -819,56 +627,11 @@
         <w:ind w:firstLine="720"/>
       </w:pPr>
       <w:r>
+        <w:t xml:space="preserve">When a native species hyperabundance occurs within a conservation area, it may necessitate management actions to protect other species within the ecosystem. For example, the United States National Park Service (NPS) has operated under a mandate to “steward NPS resources for continuous change that is not yet fully understood, in order to preserve ecological integrity …” (Colwell et al. 2012). For natural resources, particularly those that vary in space and </w:t>
+      </w:r>
+      <w:r>
         <w:lastRenderedPageBreak/>
-        <w:t>If a hyperabundan</w:t>
-      </w:r>
-      <w:r>
-        <w:t>t</w:t>
-      </w:r>
-      <w:r>
-        <w:t xml:space="preserve"> native species occurs within a </w:t>
-      </w:r>
-      <w:r>
-        <w:t>conservation area, it may ne</w:t>
-      </w:r>
-      <w:r>
-        <w:t>cessitate</w:t>
-      </w:r>
-      <w:r>
-        <w:t xml:space="preserve"> management action</w:t>
-      </w:r>
-      <w:r>
-        <w:t>s</w:t>
-      </w:r>
-      <w:r>
-        <w:t xml:space="preserve"> to protect other species within the ecosystem. </w:t>
-      </w:r>
-      <w:r>
-        <w:t>For example</w:t>
-      </w:r>
-      <w:r>
-        <w:t xml:space="preserve">, the </w:t>
-      </w:r>
-      <w:r>
-        <w:t xml:space="preserve">United States </w:t>
-      </w:r>
-      <w:r>
-        <w:t xml:space="preserve">National Park Service (NPS) has operated under a </w:t>
-      </w:r>
-      <w:r>
-        <w:t xml:space="preserve">mandate to “steward NPS resources for continuous change that is not yet fully understood, in order to preserve ecological integrity and cultural and historical authenticity…” (Colwell et al. 2012). </w:t>
-      </w:r>
-      <w:r>
-        <w:t xml:space="preserve">For natural resources, particularly those that vary in space and time, the management target has </w:t>
-      </w:r>
-      <w:r>
-        <w:t xml:space="preserve">historically </w:t>
-      </w:r>
-      <w:r>
-        <w:t>been to maintain abundances within a ‘natural range of variation’</w:t>
-      </w:r>
-      <w:r>
-        <w:t xml:space="preserve"> </w:t>
+        <w:t xml:space="preserve">time, the NPS management target has historically been to maintain abundances within a ‘natural range of variation’ </w:t>
       </w:r>
       <w:r>
         <w:rPr>
@@ -876,190 +639,24 @@
           <w:color w:val="202122"/>
           <w:shd w:val="clear" w:color="auto" w:fill="FFFFFF"/>
         </w:rPr>
-        <w:t>(National Park Service 2025</w:t>
-      </w:r>
-      <w:r>
+        <w:t>(National Park Service 2025a)</w:t>
+      </w:r>
+      <w:r>
+        <w:t>, but the point at which the abundance of an endemic species exceeds the natural range of variation, thereby triggering a need for management action, can be difficult to ascertain. Park managers finding themselves confronted with such issues must make careful and informed decisions based on the best scientific information available as they seek to interpret and implement the mandate to preserve resources in a natural condition. Hyperabundant native species are not given anywhere near the same attention as invasive species in scientific literature, and identifying these instances as they occur is challenging (Valéry et al. 2013). While information regarding historical presence, abundance, or range of a species is useful when available, these data are often non-existent or lacking (Carey et al. 2012).</w:t>
+      </w:r>
+    </w:p>
+    <w:p>
+      <w:pPr>
+        <w:spacing w:after="0" w:line="480" w:lineRule="auto"/>
+        <w:ind w:firstLine="720"/>
         <w:rPr>
           <w:rFonts w:cstheme="minorHAnsi"/>
           <w:color w:val="202122"/>
           <w:shd w:val="clear" w:color="auto" w:fill="FFFFFF"/>
         </w:rPr>
-        <w:t>a</w:t>
-      </w:r>
-      <w:r>
-        <w:rPr>
-          <w:rFonts w:cstheme="minorHAnsi"/>
-          <w:color w:val="202122"/>
-          <w:shd w:val="clear" w:color="auto" w:fill="FFFFFF"/>
-        </w:rPr>
-        <w:t>)</w:t>
-      </w:r>
-      <w:r>
-        <w:t>. Notable occurrences in which native species fall outside this natural range of variation include the above-mentioned mountain pine beetle in Yellowstone</w:t>
-      </w:r>
-      <w:r>
-        <w:t>, Grand Teton,</w:t>
-      </w:r>
-      <w:r>
-        <w:t xml:space="preserve"> and Rocky Mountain </w:t>
-      </w:r>
-      <w:r>
-        <w:t>N</w:t>
-      </w:r>
-      <w:r>
-        <w:t xml:space="preserve">ational </w:t>
-      </w:r>
-      <w:r>
-        <w:t>P</w:t>
-      </w:r>
-      <w:r>
-        <w:t xml:space="preserve">arks, and intense foraging on vegetation </w:t>
-      </w:r>
-      <w:r>
-        <w:t>by white-tailed deer (</w:t>
-      </w:r>
-      <w:r>
-        <w:rPr>
-          <w:i/>
-          <w:iCs/>
-        </w:rPr>
-        <w:t>Odocoileus virginianus</w:t>
-      </w:r>
-      <w:r>
-        <w:t xml:space="preserve">) in many midwestern and eastern national parks, </w:t>
-      </w:r>
-      <w:r>
-        <w:t>depletin</w:t>
-      </w:r>
-      <w:r>
-        <w:t>g</w:t>
-      </w:r>
-      <w:r>
-        <w:t xml:space="preserve"> resources on which other species depend </w:t>
-      </w:r>
-      <w:r>
-        <w:t>(Gibson et al. 2008</w:t>
-      </w:r>
-      <w:r>
-        <w:t xml:space="preserve">, </w:t>
-      </w:r>
-      <w:r>
-        <w:t>Miller et al. 2023</w:t>
-      </w:r>
-      <w:r>
-        <w:t>, National Park Service 2023</w:t>
-      </w:r>
-      <w:r>
-        <w:t xml:space="preserve">). </w:t>
-      </w:r>
-    </w:p>
-    <w:p>
-      <w:pPr>
-        <w:spacing w:after="0" w:line="480" w:lineRule="auto"/>
-        <w:ind w:firstLine="720"/>
-      </w:pPr>
-      <w:r>
-        <w:t xml:space="preserve">While </w:t>
-      </w:r>
-      <w:r>
-        <w:t>hyperabundance</w:t>
-      </w:r>
-      <w:r>
-        <w:t xml:space="preserve"> of organisms can</w:t>
-      </w:r>
-      <w:r>
-        <w:t xml:space="preserve"> </w:t>
-      </w:r>
-      <w:r>
-        <w:t>require</w:t>
-      </w:r>
-      <w:r>
-        <w:t xml:space="preserve"> management action,</w:t>
-      </w:r>
-      <w:r>
-        <w:t xml:space="preserve"> </w:t>
-      </w:r>
-      <w:r>
-        <w:t xml:space="preserve">the </w:t>
-      </w:r>
-      <w:r>
-        <w:t>point at which</w:t>
-      </w:r>
-      <w:r>
-        <w:t xml:space="preserve"> </w:t>
-      </w:r>
-      <w:r>
-        <w:t>the a</w:t>
-      </w:r>
-      <w:r>
-        <w:t xml:space="preserve">bundance of </w:t>
-      </w:r>
-      <w:r>
-        <w:t>an</w:t>
-      </w:r>
-      <w:r>
-        <w:t xml:space="preserve"> endemic species exceeds the natural range of variation, thereby triggering a need for management action, can be difficult to ascertain. Park managers </w:t>
-      </w:r>
-      <w:r>
-        <w:t>finding themselves confronted with such issues must make careful and informed decisions based on the best scientific information available</w:t>
-      </w:r>
-      <w:r>
-        <w:t xml:space="preserve"> as they seek to interpret and implement the mandate to preserve resources in a natural condition. </w:t>
-      </w:r>
-      <w:r>
-        <w:t>Hyperabundant native species are not given anywhere near the same attention as invasive species</w:t>
-      </w:r>
-      <w:r>
-        <w:t xml:space="preserve"> </w:t>
-      </w:r>
-      <w:r>
-        <w:t xml:space="preserve">in </w:t>
-      </w:r>
-      <w:r>
-        <w:t>scientific</w:t>
-      </w:r>
-      <w:r>
-        <w:t xml:space="preserve"> literature</w:t>
-      </w:r>
-      <w:r>
-        <w:t xml:space="preserve">, and identifying these instances as they occur is challenging </w:t>
-      </w:r>
-      <w:r>
-        <w:t>(</w:t>
-      </w:r>
-      <w:r>
-        <w:t>Valéry et al. 2013</w:t>
-      </w:r>
-      <w:r>
-        <w:t>)</w:t>
-      </w:r>
-      <w:r>
-        <w:t>.</w:t>
-      </w:r>
-      <w:r>
-        <w:t xml:space="preserve"> While historical presence, abundance, or </w:t>
-      </w:r>
-      <w:r>
-        <w:t>range</w:t>
-      </w:r>
-      <w:r>
-        <w:t xml:space="preserve"> of a species is useful when available, these data are often non-existent or sorely lacking (Carey et al. 2012).</w:t>
-      </w:r>
-    </w:p>
-    <w:p>
-      <w:pPr>
-        <w:spacing w:after="0" w:line="480" w:lineRule="auto"/>
-        <w:ind w:firstLine="720"/>
-      </w:pPr>
-      <w:r>
-        <w:lastRenderedPageBreak/>
-        <w:t xml:space="preserve">With these ideas in mind, </w:t>
-      </w:r>
-      <w:r>
-        <w:t xml:space="preserve">our </w:t>
-      </w:r>
-      <w:r>
-        <w:t xml:space="preserve">research is focused on a population of pink salmon </w:t>
+      </w:pPr>
+      <w:r>
+        <w:t xml:space="preserve">With these ideas in mind, our research is focused on pink salmon </w:t>
       </w:r>
       <w:r>
         <w:rPr>
@@ -1092,59 +689,18 @@
           <w:color w:val="202122"/>
           <w:shd w:val="clear" w:color="auto" w:fill="FFFFFF"/>
         </w:rPr>
-        <w:t>, Cháas’</w:t>
-      </w:r>
-      <w:ins w:id="1" w:author="tquinn" w:date="2026-05-20T13:13:00Z" w16du:dateUtc="2026-05-20T20:13:00Z">
-        <w:r>
-          <w:rPr>
-            <w:rFonts w:cstheme="minorHAnsi"/>
-            <w:color w:val="202122"/>
-            <w:shd w:val="clear" w:color="auto" w:fill="FFFFFF"/>
-          </w:rPr>
-          <w:t xml:space="preserve"> [</w:t>
-        </w:r>
-        <w:r>
-          <w:rPr>
-            <w:rFonts w:cstheme="minorHAnsi"/>
-            <w:color w:val="202122"/>
-            <w:highlight w:val="yellow"/>
-            <w:shd w:val="clear" w:color="auto" w:fill="FFFFFF"/>
-            <w:rPrChange w:id="2" w:author="tquinn" w:date="2026-05-20T13:14:00Z" w16du:dateUtc="2026-05-20T20:14:00Z">
-              <w:rPr>
-                <w:rFonts w:cstheme="minorHAnsi"/>
-                <w:color w:val="202122"/>
-                <w:shd w:val="clear" w:color="auto" w:fill="FFFFFF"/>
-              </w:rPr>
-            </w:rPrChange>
-          </w:rPr>
-          <w:t xml:space="preserve">in what language? We need to be careful and </w:t>
-        </w:r>
-      </w:ins>
-      <w:ins w:id="3" w:author="tquinn" w:date="2026-05-20T13:14:00Z" w16du:dateUtc="2026-05-20T20:14:00Z">
-        <w:r>
-          <w:rPr>
-            <w:rFonts w:cstheme="minorHAnsi"/>
-            <w:color w:val="202122"/>
-            <w:highlight w:val="yellow"/>
-            <w:shd w:val="clear" w:color="auto" w:fill="FFFFFF"/>
-            <w:rPrChange w:id="4" w:author="tquinn" w:date="2026-05-20T13:14:00Z" w16du:dateUtc="2026-05-20T20:14:00Z">
-              <w:rPr>
-                <w:rFonts w:cstheme="minorHAnsi"/>
-                <w:color w:val="202122"/>
-                <w:shd w:val="clear" w:color="auto" w:fill="FFFFFF"/>
-              </w:rPr>
-            </w:rPrChange>
-          </w:rPr>
-          <w:t>gravitate to official common names for a good reason</w:t>
-        </w:r>
-      </w:ins>
+        <w:t>)</w:t>
+      </w:r>
       <w:r>
         <w:rPr>
           <w:rFonts w:cstheme="minorHAnsi"/>
           <w:color w:val="202122"/>
           <w:shd w:val="clear" w:color="auto" w:fill="FFFFFF"/>
         </w:rPr>
-        <w:t>)</w:t>
+        <w:t xml:space="preserve"> in </w:t>
+      </w:r>
+      <w:r>
+        <w:t>Sitka National Historical Park (SITK), populations of which have undergone</w:t>
       </w:r>
       <w:r>
         <w:rPr>
@@ -1152,7 +708,10 @@
           <w:color w:val="202122"/>
           <w:shd w:val="clear" w:color="auto" w:fill="FFFFFF"/>
         </w:rPr>
-        <w:t xml:space="preserve"> that has seen dramatic increases in population density in recent decades, and whose </w:t>
+        <w:t xml:space="preserve"> dramatic increases in density in recent decades.</w:t>
+      </w:r>
+      <w:r>
+        <w:t xml:space="preserve"> SITK is a small (45 ha) coastal park in Sitka, Alaska, characterized by mature spruce-hemlock forests and the</w:t>
       </w:r>
       <w:r>
         <w:rPr>
@@ -1160,190 +719,10 @@
           <w:color w:val="202122"/>
           <w:shd w:val="clear" w:color="auto" w:fill="FFFFFF"/>
         </w:rPr>
-        <w:t xml:space="preserve">spawning grounds </w:t>
-      </w:r>
-      <w:r>
-        <w:rPr>
-          <w:rFonts w:cstheme="minorHAnsi"/>
-          <w:color w:val="202122"/>
-          <w:shd w:val="clear" w:color="auto" w:fill="FFFFFF"/>
-        </w:rPr>
-        <w:t>fall</w:t>
-      </w:r>
-      <w:r>
-        <w:rPr>
-          <w:rFonts w:cstheme="minorHAnsi"/>
-          <w:color w:val="202122"/>
-          <w:shd w:val="clear" w:color="auto" w:fill="FFFFFF"/>
-        </w:rPr>
-        <w:t xml:space="preserve"> largely</w:t>
-      </w:r>
-      <w:r>
-        <w:rPr>
-          <w:rFonts w:cstheme="minorHAnsi"/>
-          <w:color w:val="202122"/>
-          <w:shd w:val="clear" w:color="auto" w:fill="FFFFFF"/>
-        </w:rPr>
-        <w:t xml:space="preserve"> within the boundaries of a small national park in </w:t>
-      </w:r>
-      <w:r>
-        <w:rPr>
-          <w:rFonts w:cstheme="minorHAnsi"/>
-          <w:color w:val="202122"/>
-          <w:shd w:val="clear" w:color="auto" w:fill="FFFFFF"/>
-        </w:rPr>
-        <w:t xml:space="preserve">Alaska’s </w:t>
-      </w:r>
-      <w:r>
-        <w:t>southeastern panhandle.</w:t>
-      </w:r>
-      <w:r>
-        <w:rPr>
-          <w:rFonts w:cstheme="minorHAnsi"/>
-          <w:color w:val="202122"/>
-          <w:shd w:val="clear" w:color="auto" w:fill="FFFFFF"/>
-        </w:rPr>
         <w:t xml:space="preserve"> </w:t>
       </w:r>
       <w:r>
-        <w:t xml:space="preserve"> </w:t>
-      </w:r>
-      <w:r>
-        <w:t xml:space="preserve">Sitka National Historical Park (SITK) </w:t>
-      </w:r>
-      <w:r>
-        <w:t xml:space="preserve">is </w:t>
-      </w:r>
-      <w:r>
-        <w:t xml:space="preserve">a small </w:t>
-      </w:r>
-      <w:r>
-        <w:t>(45 ha)</w:t>
-      </w:r>
-      <w:r>
-        <w:t xml:space="preserve"> coastal park </w:t>
-      </w:r>
-      <w:r>
-        <w:t>in Sitka, Alaska</w:t>
-      </w:r>
-      <w:r>
-        <w:t xml:space="preserve">. </w:t>
-      </w:r>
-      <w:r>
-        <w:t>Originally</w:t>
-      </w:r>
-      <w:r>
-        <w:t xml:space="preserve"> designated a National Monument in 1910</w:t>
-      </w:r>
-      <w:r>
-        <w:t xml:space="preserve"> for the purpose of</w:t>
-      </w:r>
-      <w:r>
-        <w:t xml:space="preserve"> conserv</w:t>
-      </w:r>
-      <w:r>
-        <w:t>ing</w:t>
-      </w:r>
-      <w:r>
-        <w:t xml:space="preserve"> the site of an 1804 battle </w:t>
-      </w:r>
-      <w:r>
-        <w:rPr>
-          <w:rFonts w:cstheme="minorHAnsi"/>
-          <w:color w:val="202122"/>
-          <w:shd w:val="clear" w:color="auto" w:fill="FFFFFF"/>
-        </w:rPr>
-        <w:t>between the native Tlingit Kiks.ádi clan and Russian colonizers</w:t>
-      </w:r>
-      <w:r>
-        <w:rPr>
-          <w:rFonts w:cstheme="minorHAnsi"/>
-          <w:color w:val="202122"/>
-          <w:shd w:val="clear" w:color="auto" w:fill="FFFFFF"/>
-        </w:rPr>
-        <w:t xml:space="preserve">, </w:t>
-      </w:r>
-      <w:r>
-        <w:t>today the park is managed to</w:t>
-      </w:r>
-      <w:r>
-        <w:rPr>
-          <w:rFonts w:cstheme="minorHAnsi"/>
-          <w:color w:val="202122"/>
-          <w:shd w:val="clear" w:color="auto" w:fill="FFFFFF"/>
-        </w:rPr>
-        <w:t xml:space="preserve"> preserve </w:t>
-      </w:r>
-      <w:r>
-        <w:rPr>
-          <w:rFonts w:cstheme="minorHAnsi"/>
-          <w:color w:val="202122"/>
-          <w:shd w:val="clear" w:color="auto" w:fill="FFFFFF"/>
-        </w:rPr>
-        <w:t xml:space="preserve">not only the historical battleground, but </w:t>
-      </w:r>
-      <w:r>
-        <w:rPr>
-          <w:rFonts w:cstheme="minorHAnsi"/>
-          <w:color w:val="202122"/>
-          <w:shd w:val="clear" w:color="auto" w:fill="FFFFFF"/>
-        </w:rPr>
-        <w:t xml:space="preserve">the </w:t>
-      </w:r>
-      <w:r>
-        <w:t>ecosystems</w:t>
-      </w:r>
-      <w:r>
-        <w:rPr>
-          <w:rFonts w:cstheme="minorHAnsi"/>
-          <w:color w:val="202122"/>
-          <w:shd w:val="clear" w:color="auto" w:fill="FFFFFF"/>
-        </w:rPr>
-        <w:t xml:space="preserve"> </w:t>
-      </w:r>
-      <w:r>
-        <w:rPr>
-          <w:rFonts w:cstheme="minorHAnsi"/>
-          <w:color w:val="202122"/>
-          <w:shd w:val="clear" w:color="auto" w:fill="FFFFFF"/>
-        </w:rPr>
-        <w:t xml:space="preserve">and </w:t>
-      </w:r>
-      <w:r>
-        <w:rPr>
-          <w:rFonts w:cstheme="minorHAnsi"/>
-          <w:color w:val="202122"/>
-          <w:shd w:val="clear" w:color="auto" w:fill="FFFFFF"/>
-        </w:rPr>
-        <w:t>natural resources present in the surrounding area</w:t>
-      </w:r>
-      <w:r>
-        <w:rPr>
-          <w:rFonts w:cstheme="minorHAnsi"/>
-          <w:color w:val="202122"/>
-          <w:shd w:val="clear" w:color="auto" w:fill="FFFFFF"/>
-        </w:rPr>
-        <w:t>. These</w:t>
-      </w:r>
-      <w:r>
-        <w:t xml:space="preserve"> include mature spruce-hemlock forests and </w:t>
-      </w:r>
-      <w:r>
-        <w:t>the</w:t>
-      </w:r>
-      <w:r>
-        <w:rPr>
-          <w:rFonts w:cstheme="minorHAnsi"/>
-          <w:color w:val="202122"/>
-          <w:shd w:val="clear" w:color="auto" w:fill="FFFFFF"/>
-        </w:rPr>
-        <w:t xml:space="preserve"> </w:t>
-      </w:r>
-      <w:r>
-        <w:t>Indian River</w:t>
-      </w:r>
-      <w:r>
-        <w:t xml:space="preserve"> (</w:t>
+        <w:t>Indian River (</w:t>
       </w:r>
       <w:r>
         <w:rPr>
@@ -1363,27 +742,15 @@
         <w:t>aasda Héen</w:t>
       </w:r>
       <w:r>
-        <w:t>)</w:t>
-      </w:r>
-      <w:r>
-        <w:t>, the main reach and intertidal area of which fall within park boundaries</w:t>
-      </w:r>
-      <w:r>
         <w:rPr>
           <w:rFonts w:cstheme="minorHAnsi"/>
           <w:color w:val="202122"/>
           <w:shd w:val="clear" w:color="auto" w:fill="FFFFFF"/>
         </w:rPr>
-        <w:t xml:space="preserve"> </w:t>
-      </w:r>
-      <w:r>
-        <w:t>(National Park Service 2025</w:t>
-      </w:r>
-      <w:r>
-        <w:t>b</w:t>
-      </w:r>
-      <w:r>
-        <w:t>)</w:t>
+        <w:t xml:space="preserve"> in Tlingit</w:t>
+      </w:r>
+      <w:r>
+        <w:t>), the main reach and intertidal area of which fall within park boundaries</w:t>
       </w:r>
       <w:r>
         <w:rPr>
@@ -1391,7 +758,10 @@
           <w:color w:val="202122"/>
           <w:shd w:val="clear" w:color="auto" w:fill="FFFFFF"/>
         </w:rPr>
-        <w:t>.</w:t>
+        <w:t xml:space="preserve"> </w:t>
+      </w:r>
+      <w:r>
+        <w:t xml:space="preserve">(National Park Service 2025b). </w:t>
       </w:r>
       <w:r>
         <w:rPr>
@@ -1399,7 +769,7 @@
           <w:color w:val="202122"/>
           <w:shd w:val="clear" w:color="auto" w:fill="FFFFFF"/>
         </w:rPr>
-        <w:t xml:space="preserve"> </w:t>
+        <w:t>Since time immemorial</w:t>
       </w:r>
       <w:r>
         <w:rPr>
@@ -1407,7 +777,7 @@
           <w:color w:val="202122"/>
           <w:shd w:val="clear" w:color="auto" w:fill="FFFFFF"/>
         </w:rPr>
-        <w:t>Since time immemorial</w:t>
+        <w:t xml:space="preserve">, </w:t>
       </w:r>
       <w:r>
         <w:rPr>
@@ -1415,14 +785,6 @@
           <w:color w:val="202122"/>
           <w:shd w:val="clear" w:color="auto" w:fill="FFFFFF"/>
         </w:rPr>
-        <w:t xml:space="preserve">, </w:t>
-      </w:r>
-      <w:r>
-        <w:rPr>
-          <w:rFonts w:cstheme="minorHAnsi"/>
-          <w:color w:val="202122"/>
-          <w:shd w:val="clear" w:color="auto" w:fill="FFFFFF"/>
-        </w:rPr>
         <w:t>the Indian River has been the location of a fishing camp and harvesting site for the Kiks.ádi clan, and particularly valued for its close proximity to the clan’s winter villages, as well as for hosting runs of a variety of Pacific salmon species, including chum (</w:t>
       </w:r>
       <w:r>
@@ -1444,17 +806,7 @@
           <w:i/>
           <w:iCs/>
         </w:rPr>
-        <w:t xml:space="preserve"> </w:t>
-      </w:r>
-      <w:r>
-        <w:rPr>
-          <w:i/>
-          <w:iCs/>
-        </w:rPr>
-        <w:t xml:space="preserve">keta, </w:t>
-      </w:r>
-      <w:r>
-        <w:t>Téel</w:t>
+        <w:t xml:space="preserve"> keta</w:t>
       </w:r>
       <w:r>
         <w:rPr>
@@ -1480,7 +832,7 @@
           <w:color w:val="202122"/>
           <w:shd w:val="clear" w:color="auto" w:fill="FFFFFF"/>
         </w:rPr>
-        <w:t>, L’ook), Chinook (</w:t>
+        <w:t>), Chinook (</w:t>
       </w:r>
       <w:r>
         <w:rPr>
@@ -1498,7 +850,10 @@
           <w:color w:val="202122"/>
           <w:shd w:val="clear" w:color="auto" w:fill="FFFFFF"/>
         </w:rPr>
-        <w:t>, T’á), and pink salmon (Thornton 1998). Pink salmon are the most abundant species at Indian River, typically return</w:t>
+        <w:t xml:space="preserve">), and pink salmon (Thornton 1998). </w:t>
+      </w:r>
+      <w:r>
+        <w:t xml:space="preserve">Originally designated a National Monument in 1910 for the purpose of conserving the site of an 1804 battle </w:t>
       </w:r>
       <w:r>
         <w:rPr>
@@ -1506,7 +861,7 @@
           <w:color w:val="202122"/>
           <w:shd w:val="clear" w:color="auto" w:fill="FFFFFF"/>
         </w:rPr>
-        <w:t>ing</w:t>
+        <w:t>between the native Tlingit Kiks.ádi clan and Russian colonizers</w:t>
       </w:r>
       <w:r>
         <w:rPr>
@@ -1514,7 +869,14 @@
           <w:color w:val="202122"/>
           <w:shd w:val="clear" w:color="auto" w:fill="FFFFFF"/>
         </w:rPr>
-        <w:t xml:space="preserve"> to spawn in August. </w:t>
+        <w:t xml:space="preserve">, </w:t>
+      </w:r>
+      <w:r>
+        <w:t xml:space="preserve">today the park is </w:t>
+      </w:r>
+      <w:r>
+        <w:lastRenderedPageBreak/>
+        <w:t>managed to</w:t>
       </w:r>
       <w:r>
         <w:rPr>
@@ -1522,7 +884,7 @@
           <w:color w:val="202122"/>
           <w:shd w:val="clear" w:color="auto" w:fill="FFFFFF"/>
         </w:rPr>
-        <w:t>After</w:t>
+        <w:t xml:space="preserve"> preserve </w:t>
       </w:r>
       <w:r>
         <w:rPr>
@@ -1530,7 +892,7 @@
           <w:color w:val="202122"/>
           <w:shd w:val="clear" w:color="auto" w:fill="FFFFFF"/>
         </w:rPr>
-        <w:t xml:space="preserve"> </w:t>
+        <w:t xml:space="preserve">not only the historical battleground, but </w:t>
       </w:r>
       <w:r>
         <w:rPr>
@@ -1538,7 +900,10 @@
           <w:color w:val="202122"/>
           <w:shd w:val="clear" w:color="auto" w:fill="FFFFFF"/>
         </w:rPr>
-        <w:t>hatch</w:t>
+        <w:t xml:space="preserve">the </w:t>
+      </w:r>
+      <w:r>
+        <w:t>ecosystems</w:t>
       </w:r>
       <w:r>
         <w:rPr>
@@ -1546,7 +911,7 @@
           <w:color w:val="202122"/>
           <w:shd w:val="clear" w:color="auto" w:fill="FFFFFF"/>
         </w:rPr>
-        <w:t>ing</w:t>
+        <w:t xml:space="preserve"> </w:t>
       </w:r>
       <w:r>
         <w:rPr>
@@ -1554,7 +919,7 @@
           <w:color w:val="202122"/>
           <w:shd w:val="clear" w:color="auto" w:fill="FFFFFF"/>
         </w:rPr>
-        <w:t xml:space="preserve"> in the winter</w:t>
+        <w:t xml:space="preserve">and </w:t>
       </w:r>
       <w:r>
         <w:rPr>
@@ -1562,7 +927,7 @@
           <w:color w:val="202122"/>
           <w:shd w:val="clear" w:color="auto" w:fill="FFFFFF"/>
         </w:rPr>
-        <w:t xml:space="preserve"> and completing their embryonic development below the surface of the stream gravel</w:t>
+        <w:t>natural resources present in the surrounding area</w:t>
       </w:r>
       <w:r>
         <w:rPr>
@@ -1570,154 +935,72 @@
           <w:color w:val="202122"/>
           <w:shd w:val="clear" w:color="auto" w:fill="FFFFFF"/>
         </w:rPr>
-        <w:t>,</w:t>
-      </w:r>
+        <w:t xml:space="preserve">. </w:t>
+      </w:r>
+    </w:p>
+    <w:p>
+      <w:pPr>
+        <w:spacing w:after="0" w:line="480" w:lineRule="auto"/>
+        <w:ind w:firstLine="720"/>
+      </w:pPr>
       <w:r>
         <w:rPr>
           <w:rFonts w:cstheme="minorHAnsi"/>
           <w:color w:val="202122"/>
           <w:shd w:val="clear" w:color="auto" w:fill="FFFFFF"/>
         </w:rPr>
+        <w:t>Although p</w:t>
+      </w:r>
+      <w:r>
+        <w:rPr>
+          <w:rFonts w:cstheme="minorHAnsi"/>
+          <w:color w:val="202122"/>
+          <w:shd w:val="clear" w:color="auto" w:fill="FFFFFF"/>
+        </w:rPr>
+        <w:t xml:space="preserve">ink salmon </w:t>
+      </w:r>
+      <w:r>
+        <w:rPr>
+          <w:rFonts w:cstheme="minorHAnsi"/>
+          <w:color w:val="202122"/>
+          <w:shd w:val="clear" w:color="auto" w:fill="FFFFFF"/>
+        </w:rPr>
+        <w:t>have historically been</w:t>
+      </w:r>
+      <w:r>
+        <w:rPr>
+          <w:rFonts w:cstheme="minorHAnsi"/>
+          <w:color w:val="202122"/>
+          <w:shd w:val="clear" w:color="auto" w:fill="FFFFFF"/>
+        </w:rPr>
+        <w:t xml:space="preserve"> the most abundant </w:t>
+      </w:r>
+      <w:r>
+        <w:rPr>
+          <w:rFonts w:cstheme="minorHAnsi"/>
+          <w:color w:val="202122"/>
+          <w:shd w:val="clear" w:color="auto" w:fill="FFFFFF"/>
+        </w:rPr>
+        <w:t xml:space="preserve">salmon </w:t>
+      </w:r>
+      <w:r>
+        <w:rPr>
+          <w:rFonts w:cstheme="minorHAnsi"/>
+          <w:color w:val="202122"/>
+          <w:shd w:val="clear" w:color="auto" w:fill="FFFFFF"/>
+        </w:rPr>
+        <w:t>species at Indian River,</w:t>
+      </w:r>
+      <w:r>
+        <w:rPr>
+          <w:rFonts w:cstheme="minorHAnsi"/>
+          <w:color w:val="202122"/>
+          <w:shd w:val="clear" w:color="auto" w:fill="FFFFFF"/>
+        </w:rPr>
         <w:t xml:space="preserve"> </w:t>
       </w:r>
       <w:r>
-        <w:t>juvenile</w:t>
-      </w:r>
-      <w:r>
-        <w:t xml:space="preserve"> pink salmon</w:t>
-      </w:r>
-      <w:r>
-        <w:t xml:space="preserve"> immediately </w:t>
-      </w:r>
-      <w:r>
-        <w:t>enter the ocean</w:t>
-      </w:r>
-      <w:r>
-        <w:t xml:space="preserve"> in spring</w:t>
-      </w:r>
-      <w:r>
-        <w:t xml:space="preserve">, </w:t>
-      </w:r>
-      <w:r>
-        <w:t>making no use of freshwater as rearing habitat. A</w:t>
-      </w:r>
-      <w:r>
-        <w:t xml:space="preserve">ll members of </w:t>
-      </w:r>
-      <w:r>
-        <w:t xml:space="preserve">the brood then </w:t>
-      </w:r>
-      <w:r>
-        <w:t>return to spawn</w:t>
-      </w:r>
-      <w:r>
-        <w:t xml:space="preserve"> </w:t>
-      </w:r>
-      <w:r>
-        <w:t xml:space="preserve">in autumn of </w:t>
-      </w:r>
-      <w:r>
-        <w:t xml:space="preserve">the following </w:t>
-      </w:r>
-      <w:r>
-        <w:t>year</w:t>
-      </w:r>
-      <w:r>
-        <w:t xml:space="preserve"> at two years of age</w:t>
-      </w:r>
-      <w:r>
-        <w:t xml:space="preserve"> (Heard 1991</w:t>
-      </w:r>
-      <w:r>
-        <w:t>,</w:t>
-      </w:r>
-      <w:r>
-        <w:t xml:space="preserve"> Quinn 2018)</w:t>
-      </w:r>
-      <w:r>
-        <w:t xml:space="preserve">. This </w:t>
-      </w:r>
-      <w:r>
-        <w:t xml:space="preserve">obligate two-year life cycle </w:t>
-      </w:r>
-      <w:r>
-        <w:t>leads to</w:t>
-      </w:r>
-      <w:r>
-        <w:t xml:space="preserve"> </w:t>
-      </w:r>
-      <w:r>
-        <w:t xml:space="preserve">genetically distinct runs </w:t>
-      </w:r>
-      <w:r>
-        <w:t xml:space="preserve">of salmon inhabiting the same stream </w:t>
-      </w:r>
-      <w:r>
-        <w:t>in even numbered and odd numbered years</w:t>
-      </w:r>
-      <w:r>
-        <w:t xml:space="preserve"> (Quinn 2018)</w:t>
-      </w:r>
-      <w:r>
-        <w:t>. U</w:t>
-      </w:r>
-      <w:r>
-        <w:t xml:space="preserve">nlike </w:t>
-      </w:r>
-      <w:r>
-        <w:t xml:space="preserve">in </w:t>
-      </w:r>
-      <w:r>
-        <w:t>regions</w:t>
-      </w:r>
-      <w:r>
-        <w:t xml:space="preserve"> further north or south</w:t>
-      </w:r>
-      <w:r>
-        <w:t xml:space="preserve">, the rivers of </w:t>
-      </w:r>
-      <w:r>
-        <w:lastRenderedPageBreak/>
-        <w:t>northern southeast Alaska see even</w:t>
-      </w:r>
-      <w:r>
-        <w:t>-</w:t>
-      </w:r>
-      <w:r>
-        <w:t xml:space="preserve"> and odd</w:t>
-      </w:r>
-      <w:r>
-        <w:t>-</w:t>
-      </w:r>
-      <w:r>
-        <w:t xml:space="preserve">year pink salmon </w:t>
-      </w:r>
-      <w:r>
-        <w:t>r</w:t>
-      </w:r>
-      <w:r>
-        <w:t>uns that are approximately equal in abundance</w:t>
-      </w:r>
-      <w:r>
-        <w:t xml:space="preserve"> (Alaska Department of Fish and Game 2024a)</w:t>
-      </w:r>
-      <w:r>
-        <w:t>.</w:t>
-      </w:r>
-    </w:p>
-    <w:p>
-      <w:pPr>
-        <w:spacing w:after="0" w:line="480" w:lineRule="auto"/>
-        <w:ind w:firstLine="720"/>
-      </w:pPr>
-      <w:r>
-        <w:t xml:space="preserve">Although pink salmon have always been abundant </w:t>
-      </w:r>
-      <w:r>
-        <w:t>at Indian River</w:t>
-      </w:r>
-      <w:r>
-        <w:t>, their numbers have increased rapidly in the last</w:t>
+        <w:t>their numbers have increased rapidly in the last</w:t>
       </w:r>
       <w:r>
         <w:t xml:space="preserve"> 30</w:t>
@@ -1726,104 +1009,7 @@
         <w:t xml:space="preserve"> years</w:t>
       </w:r>
       <w:r>
-        <w:t xml:space="preserve">. The Alaska Department of Fish and Game (ADFG) peak escapement surveys have estimated that, since 1980, </w:t>
-      </w:r>
-      <w:r>
-        <w:t xml:space="preserve">Indian River </w:t>
-      </w:r>
-      <w:r>
-        <w:t xml:space="preserve">pink salmon abundance has increased from </w:t>
-      </w:r>
-      <w:r>
-        <w:t xml:space="preserve">run of </w:t>
-      </w:r>
-      <w:r>
-        <w:t xml:space="preserve">several thousand to </w:t>
-      </w:r>
-      <w:r>
-        <w:t xml:space="preserve">runs </w:t>
-      </w:r>
-      <w:r>
-        <w:t xml:space="preserve">regularly exceeding 100,000 fish annually (Stopha 2015). High abundances of salmon are concerning to park managers because when </w:t>
-      </w:r>
-      <w:r>
-        <w:t>they coincide with</w:t>
-      </w:r>
-      <w:r>
-        <w:t xml:space="preserve"> low stream flows</w:t>
-      </w:r>
-      <w:r>
-        <w:t xml:space="preserve"> and warm temperatures</w:t>
-      </w:r>
-      <w:r>
-        <w:t xml:space="preserve">, </w:t>
-      </w:r>
-      <w:r>
-        <w:t>these</w:t>
-      </w:r>
-      <w:r>
-        <w:t xml:space="preserve"> densities can impact the Indian River’s ability to sustain other resident fish species by </w:t>
-      </w:r>
-      <w:r>
-        <w:t>decreasing</w:t>
-      </w:r>
-      <w:r>
-        <w:t xml:space="preserve"> dissolved oxygen concentrations</w:t>
-      </w:r>
-      <w:r>
-        <w:t xml:space="preserve"> through direct consumption of oxygen while alive and the respiration of </w:t>
-      </w:r>
-      <w:r>
-        <w:t xml:space="preserve">microbes </w:t>
-      </w:r>
-      <w:r>
-        <w:t xml:space="preserve">decomposing their </w:t>
-      </w:r>
-      <w:r>
-        <w:t>carcasses</w:t>
-      </w:r>
-      <w:r>
-        <w:t xml:space="preserve"> (</w:t>
-      </w:r>
-      <w:r>
-        <w:t xml:space="preserve">Murphy 1985, </w:t>
-      </w:r>
-      <w:r>
-        <w:t xml:space="preserve">Sergeant et al. 2023). </w:t>
-      </w:r>
-      <w:r>
-        <w:t xml:space="preserve">In stream systems free of hatchery influence, there are natural regulators (density dependence) that bring the population back into balance when the number of returning spawners exceeds a stream’s carrying capacity. For example, at very high densities, females arriving later in a spawning season dig up nests (redds) made by early arriving females, so the stream has a natural limit to production (McNeil 1964). Hypoxia events are also not limited to stream systems in which natural abundances are supplemented by hatchery strays. High salmon densities </w:t>
-      </w:r>
-      <w:r>
-        <w:t>occur</w:t>
-      </w:r>
-      <w:r>
-        <w:t xml:space="preserve"> naturally across the Pacific Rim, and incidences of high densities leading to low egg to fry survival and reduced recruitment or contributing to depleted in stream oxygen levels have been recorded </w:t>
-      </w:r>
-      <w:r>
-        <w:t>in</w:t>
-      </w:r>
-      <w:r>
-        <w:t xml:space="preserve"> southeast Alaska</w:t>
-      </w:r>
-      <w:r>
-        <w:t xml:space="preserve"> (Murphy 1985)</w:t>
-      </w:r>
-      <w:r>
-        <w:t xml:space="preserve">. In such an instance, females may die before spawning due to lowered oxygen levels (Sergeant et al. 2017, Tillotson and Quinn 2017). In either of these scenarios, the numbers of spawners returning in subsequent years would be constrained. These </w:t>
-      </w:r>
-      <w:r>
-        <w:lastRenderedPageBreak/>
-        <w:t>constraints weaken with the introduction of straying fish from hatcheries, and the question becomes whether these natural processes and resulting swings in salmon abundance, are exaggerated by strays from nearby hatcheries to the point where the stream ecosystem is disturbed.</w:t>
-      </w:r>
-    </w:p>
-    <w:p>
-      <w:pPr>
-        <w:spacing w:after="0" w:line="480" w:lineRule="auto"/>
-        <w:ind w:firstLine="720"/>
-      </w:pPr>
-      <w:r>
-        <w:t>The initial increases in Indian River pink salmon abundance observed in the 1980s coincided with the commencement of operations at Sheldon Jackson Hatchery (SJH), a pink salmon hatchery located approximately 1 km</w:t>
+        <w:t>. The Alaska Department of Fish and Game (ADFG) peak escapement surveys have estimated that, since 1980, Indian River pink salmon abundance has increased from run of several thousand to runs regularly exceeding 100,000 fish annually (Stopha 2015). Increases in Indian River pink salmon abundance, initially observed in the 1980s, coincided with the commencement of operations at Sheldon Jackson Hatchery (SJH), a pink salmon hatchery located approximately 1 km</w:t>
       </w:r>
       <w:r>
         <w:t xml:space="preserve"> from the mouth of </w:t>
@@ -1832,31 +1018,19 @@
         <w:t>the Indian River</w:t>
       </w:r>
       <w:r>
-        <w:t xml:space="preserve">. The hatchery is currently operated by </w:t>
+        <w:t xml:space="preserve"> (Figure 1). Currently operated by </w:t>
       </w:r>
       <w:r>
         <w:t>the not-for-profit Sitka Sound Science Center</w:t>
       </w:r>
       <w:r>
-        <w:t xml:space="preserve"> but was originally established in 1975 by Sheldon Jackson College (Stopha 2015). The college, </w:t>
-      </w:r>
-      <w:r>
-        <w:t>initially “laid out as a kind of utopian experiment in assimilating Natives into ‘civilized’ Christian living”</w:t>
-      </w:r>
-      <w:r>
-        <w:t xml:space="preserve">, was at its inception granted water rights from the Indian River (Thornton 1998). Today, water is taken from a diversion upriver of </w:t>
-      </w:r>
-      <w:r>
-        <w:t>SITK’s</w:t>
-      </w:r>
-      <w:r>
-        <w:t xml:space="preserve"> boundar</w:t>
-      </w:r>
-      <w:r>
-        <w:t>ies</w:t>
-      </w:r>
-      <w:r>
-        <w:t xml:space="preserve"> to maintain hatchery operations. </w:t>
+        <w:t xml:space="preserve">, the hatchery was originally established in 1975 by Sheldon Jackson College, with the initial broodstock sourced from pink salmon at the Indian River (even years) and </w:t>
+      </w:r>
+      <w:r>
+        <w:t>nearby Starrigavan Creek</w:t>
+      </w:r>
+      <w:r>
+        <w:t xml:space="preserve"> (odd years). Indian River water is diverted upriver of SITK’s boundaries to maintain hatchery operations. </w:t>
       </w:r>
       <w:r>
         <w:t>This water is used to rear salmon fry, which imprint on its distinct chemical signature</w:t>
@@ -1880,192 +1054,14 @@
         <w:t xml:space="preserve">ed into the bay near the hatchery to attract returning </w:t>
       </w:r>
       <w:r>
-        <w:t>fish. In late summer</w:t>
-      </w:r>
-      <w:r>
-        <w:t>,</w:t>
-      </w:r>
-      <w:r>
-        <w:t xml:space="preserve"> returning hatchery fish tend to aggregate in large schools just offshore, where commercial fisherman partnered with the hatchery purse seine the fish and sell the catch </w:t>
-      </w:r>
-      <w:r>
-        <w:t>for the purposes of cost recovery.</w:t>
-      </w:r>
-      <w:r>
-        <w:t xml:space="preserve"> </w:t>
-      </w:r>
-      <w:r>
-        <w:t>T</w:t>
-      </w:r>
-      <w:r>
-        <w:t xml:space="preserve">he hatchery was </w:t>
-      </w:r>
-      <w:r>
-        <w:t xml:space="preserve">initially </w:t>
-      </w:r>
-      <w:r>
-        <w:t xml:space="preserve">permitted to </w:t>
-      </w:r>
-      <w:r>
-        <w:t>spawn</w:t>
-      </w:r>
-      <w:r>
-        <w:t xml:space="preserve"> 1 million pink salmon eggs each year, </w:t>
-      </w:r>
-      <w:r>
-        <w:t>but</w:t>
-      </w:r>
-      <w:r>
-        <w:t xml:space="preserve"> that was increased </w:t>
-      </w:r>
-      <w:r>
-        <w:t>to 3 million eggs</w:t>
-      </w:r>
-      <w:r>
-        <w:t xml:space="preserve"> in 2010</w:t>
-      </w:r>
-      <w:r>
-        <w:t>. M</w:t>
-      </w:r>
-      <w:r>
-        <w:t xml:space="preserve">ost of </w:t>
-      </w:r>
-      <w:r>
-        <w:t>the embryos in the hatchery</w:t>
-      </w:r>
-      <w:r>
-        <w:t xml:space="preserve"> survive and are released as fry to the ocean</w:t>
-      </w:r>
-      <w:r>
-        <w:t>.</w:t>
-      </w:r>
-      <w:r>
-        <w:t xml:space="preserve"> </w:t>
-      </w:r>
-      <w:r>
-        <w:t>T</w:t>
-      </w:r>
-      <w:r>
-        <w:t xml:space="preserve">hese eggs are </w:t>
-      </w:r>
-      <w:r>
-        <w:t xml:space="preserve">currently </w:t>
-      </w:r>
-      <w:r>
-        <w:t xml:space="preserve">extracted from hatchery broodstock, the original stock of eggs was </w:t>
-      </w:r>
-      <w:r>
-        <w:t xml:space="preserve">sourced </w:t>
-      </w:r>
-      <w:r>
-        <w:t xml:space="preserve">from </w:t>
-      </w:r>
-      <w:r>
-        <w:t xml:space="preserve">pink salmon at </w:t>
-      </w:r>
-      <w:r>
-        <w:t xml:space="preserve">the Indian River (even years) and </w:t>
-      </w:r>
-      <w:r>
-        <w:t>nearby Starrigavan Creek</w:t>
-      </w:r>
-      <w:r>
-        <w:t xml:space="preserve"> (odd years) (Stopha 2</w:t>
-      </w:r>
-      <w:r>
-        <w:t>01</w:t>
-      </w:r>
-      <w:r>
-        <w:t>5).</w:t>
-      </w:r>
-    </w:p>
-    <w:p>
-      <w:pPr>
-        <w:spacing w:after="0" w:line="480" w:lineRule="auto"/>
-        <w:ind w:firstLine="720"/>
-      </w:pPr>
-      <w:r>
-        <w:lastRenderedPageBreak/>
-        <w:t xml:space="preserve">If all pink salmon reared </w:t>
-      </w:r>
-      <w:r>
-        <w:t>at</w:t>
-      </w:r>
-      <w:r>
-        <w:t xml:space="preserve"> the hatchery returned to the hatchery, the population dynamics of salmon in the Indian River would be unaffected</w:t>
-      </w:r>
-      <w:r>
-        <w:t xml:space="preserve"> by hatchery operations</w:t>
-      </w:r>
-      <w:r>
-        <w:t xml:space="preserve">. However, homing by salmon is </w:t>
-      </w:r>
-      <w:r>
-        <w:t>im</w:t>
-      </w:r>
-      <w:r>
-        <w:t xml:space="preserve">perfect and </w:t>
-      </w:r>
-      <w:r>
-        <w:t>has adaptive value</w:t>
-      </w:r>
-      <w:r>
-        <w:t xml:space="preserve"> (Quinn 2018). </w:t>
-      </w:r>
-      <w:r>
-        <w:t xml:space="preserve">It has been shown that both the purposeful and incidental introduction of hatchery salmon into streams with native populations can contribute to increased abundances (Anderson et al. 2014, McMillan et al. 2023, May et al. 2024). </w:t>
-      </w:r>
-      <w:r>
-        <w:t>Straying, whereby a juvenile salmon that was produced in one stream (or hatchery) strays into a different stream as an adult to spawn</w:t>
-      </w:r>
-      <w:r>
-        <w:t xml:space="preserve"> occurs</w:t>
-      </w:r>
-      <w:r>
-        <w:t>, but whether hatcheries increase the proportion of fish that stray is less clear (Knudsen et al. 2021). Evidence suggests that the Indian River is no exception, and indeed it is possible that the Indian River sees higher than average levels of straying due to the proximity of SJH and the hatchery fish being reared in Indian River water</w:t>
-      </w:r>
-      <w:r>
-        <w:t xml:space="preserve"> (Figure </w:t>
-      </w:r>
-      <w:r>
-        <w:t>1</w:t>
-      </w:r>
-      <w:r>
-        <w:t>)</w:t>
-      </w:r>
-      <w:r>
-        <w:t>.</w:t>
-      </w:r>
-      <w:r>
-        <w:t xml:space="preserve"> </w:t>
-      </w:r>
-    </w:p>
-    <w:p>
-      <w:pPr>
-        <w:spacing w:after="0" w:line="480" w:lineRule="auto"/>
-        <w:ind w:firstLine="720"/>
-      </w:pPr>
-      <w:r>
-        <w:t xml:space="preserve">Hatchery-origin fish at Indian River can be distinguished from natural-origin fish because all pink salmon released by </w:t>
-      </w:r>
-      <w:r>
-        <w:t>SJH</w:t>
-      </w:r>
-      <w:r>
-        <w:t xml:space="preserve"> are subject to otolith marking (Stopha 2015, Alaska Department of Fish and Game 2024b).  Surveying efforts at Indian River have at times found stray pink salmon from Sheldon Jackson Hatchery making up one third of all individuals sampled in a year. However, rates observed vary considerably, perhaps due to the time of year pink salmon are sampled, with some surveys observing rates of straying closer to 10% (Gende and Carter 2015). </w:t>
-      </w:r>
-    </w:p>
-    <w:p>
-      <w:pPr>
-        <w:spacing w:after="0" w:line="480" w:lineRule="auto"/>
-        <w:ind w:firstLine="720"/>
-      </w:pPr>
+        <w:t>fish. The hatchery was initially permitted to spawn 1 million pink salmon eggs each year, but that was increased to 3 million eggs in 2010, with most hatchery-reared embryos surviving to be released as fry to the ocean (Stopha 2015).</w:t>
+      </w:r>
     </w:p>
     <w:p>
       <w:pPr>
         <w:pStyle w:val="ListParagraph"/>
         <w:spacing w:after="0" w:line="240" w:lineRule="auto"/>
-        <w:ind w:left="-720"/>
+        <w:ind w:left="0"/>
         <w:jc w:val="center"/>
         <w:rPr>
           <w:i/>
@@ -2080,10 +1076,10 @@
         </w:rPr>
         <w:lastRenderedPageBreak/>
         <w:drawing>
-          <wp:inline distT="0" distB="0" distL="0" distR="0" wp14:anchorId="463B0B88" wp14:editId="6236317A">
-            <wp:extent cx="6629400" cy="4987632"/>
-            <wp:effectExtent l="0" t="0" r="0" b="3810"/>
-            <wp:docPr id="1904644809" name="Picture 1904644809" descr="The diagram illustrates the layout of Sitka National Historic Park, including visitor use areas, parking, trails, and boundaries.&#10;&#10;AI-generated content may be incorrect."/>
+          <wp:inline distT="0" distB="0" distL="0" distR="0" wp14:anchorId="28AA2213" wp14:editId="21E9F4FE">
+            <wp:extent cx="6304991" cy="4743564"/>
+            <wp:effectExtent l="0" t="0" r="635" b="0"/>
+            <wp:docPr id="883393892" name="Picture 883393892" descr="The diagram illustrates the layout of Sitka National Historic Park, including visitor use areas, parking, trails, and boundaries.&#10;&#10;AI-generated content may be incorrect."/>
             <wp:cNvGraphicFramePr>
               <a:graphicFrameLocks xmlns:a="http://schemas.openxmlformats.org/drawingml/2006/main" noChangeAspect="1"/>
             </wp:cNvGraphicFramePr>
@@ -2109,7 +1105,7 @@
                   <pic:spPr>
                     <a:xfrm>
                       <a:off x="0" y="0"/>
-                      <a:ext cx="6673013" cy="5020444"/>
+                      <a:ext cx="6331324" cy="4763375"/>
                     </a:xfrm>
                     <a:prstGeom prst="rect">
                       <a:avLst/>
@@ -2136,104 +1132,68 @@
     <w:p>
       <w:pPr>
         <w:spacing w:after="0" w:line="240" w:lineRule="auto"/>
-        <w:rPr>
-          <w:i/>
-          <w:iCs/>
+        <w:ind w:right="-720"/>
+        <w:rPr>
           <w:sz w:val="20"/>
           <w:szCs w:val="20"/>
         </w:rPr>
       </w:pPr>
       <w:r>
         <w:rPr>
-          <w:i/>
-          <w:iCs/>
           <w:sz w:val="20"/>
           <w:szCs w:val="20"/>
         </w:rPr>
-        <w:t xml:space="preserve">Figure </w:t>
-      </w:r>
-      <w:r>
-        <w:rPr>
-          <w:i/>
-          <w:iCs/>
-          <w:sz w:val="20"/>
-          <w:szCs w:val="20"/>
-        </w:rPr>
-        <w:t>1</w:t>
-      </w:r>
-      <w:r>
-        <w:rPr>
-          <w:i/>
-          <w:iCs/>
-          <w:sz w:val="20"/>
-          <w:szCs w:val="20"/>
-        </w:rPr>
-        <w:t>: Location of Sheldon Jackson Hatchery (red star) and the mouth of the Indian River (red circle) in Sitka. The two highlighted points are approximately 1,650 ft (503m) apart.</w:t>
-      </w:r>
-      <w:r>
-        <w:rPr>
-          <w:i/>
-          <w:iCs/>
-          <w:sz w:val="20"/>
-          <w:szCs w:val="20"/>
-        </w:rPr>
-        <w:t xml:space="preserve"> Credit: National Park Service, modified to include river mouth and hatchery location.</w:t>
-      </w:r>
-    </w:p>
-    <w:p>
-      <w:pPr>
-        <w:spacing w:after="0" w:line="480" w:lineRule="auto"/>
-      </w:pPr>
+        <w:t>Figure 1: Location of Sheldon Jackson Hatchery (red star) and the mouth of the Indian River (red circle) in Sitka. The two highlighted points are approximately 1,650 ft (503m) apart. Credit: National Park Service, modified to include river mouth and hatchery location.</w:t>
+      </w:r>
     </w:p>
     <w:p>
       <w:pPr>
         <w:spacing w:after="0" w:line="480" w:lineRule="auto"/>
         <w:ind w:firstLine="720"/>
       </w:pPr>
-      <w:r>
-        <w:t>T</w:t>
-      </w:r>
-      <w:r>
-        <w:t>he possibility that pink salmon being reared and released by Sheldon Jackson hatchery may be contributing to the high abundance</w:t>
-      </w:r>
-      <w:r>
-        <w:t>s of</w:t>
-      </w:r>
-      <w:r>
-        <w:t xml:space="preserve"> fish observed at the Indian River in recent decades</w:t>
-      </w:r>
-      <w:r>
-        <w:t xml:space="preserve"> cannot be ignored. However</w:t>
-      </w:r>
-      <w:r>
-        <w:t xml:space="preserve">, it is also critical to note that these </w:t>
-      </w:r>
-      <w:r>
-        <w:t xml:space="preserve">high </w:t>
-      </w:r>
-      <w:r>
-        <w:t>densities may be naturally occurring phenomena, influenced by variation in stream conditions, ocean productivity, predation intensity, and commercial harvests, among other factors (Manhard et al. 2017).</w:t>
-      </w:r>
-      <w:r>
-        <w:t xml:space="preserve"> ADFG conducts regular monitoring of pink salmon ‘index streams’ throughout southeast </w:t>
+    </w:p>
+    <w:p>
+      <w:pPr>
+        <w:spacing w:after="0" w:line="480" w:lineRule="auto"/>
+        <w:ind w:firstLine="720"/>
+      </w:pPr>
+      <w:r>
+        <w:t xml:space="preserve">If all pink salmon reared at the hatchery returned to the hatchery, the population dynamics of salmon in the Indian River would be unaffected by hatchery operations. However, homing by salmon is imperfect and has adaptive value (Quinn 2018). </w:t>
+      </w:r>
+      <w:commentRangeStart w:id="1"/>
+      <w:r>
+        <w:t>It has been shown that both the purposeful and incidental introduction of hatchery salmon into streams with native populations can contribute to increased abundances (Anderson et al. 2014, McMillan et al. 2023, May et al. 2024).</w:t>
+      </w:r>
+      <w:commentRangeEnd w:id="1"/>
+      <w:r>
+        <w:rPr>
+          <w:rStyle w:val="CommentReference"/>
+          <w:sz w:val="24"/>
+          <w:szCs w:val="24"/>
+        </w:rPr>
+        <w:commentReference w:id="1"/>
+      </w:r>
+      <w:r>
+        <w:t xml:space="preserve"> Evidence suggests that the Indian River is no exception, and indeed it is possible that the Indian River sees higher than average levels of straying due to the proximity of </w:t>
       </w:r>
       <w:r>
         <w:lastRenderedPageBreak/>
-        <w:t xml:space="preserve">Alaska for the primary purpose of managing the commercial fishery (index streams being specifically selected to reflect natural conditions and a lack of undue anthropogenic influences). This extensive monitoring effort provides a regional backdrop against which abundances observed at Indian River may be compared. </w:t>
-      </w:r>
-      <w:r>
-        <w:t xml:space="preserve">Between 1960 and 2023, pink salmon escapement has increased throughout what ADFG designates as the ‘Northern Southeast (Outside)’ region (in which the Indian River is located). The agency has recorded peak pink salmon escapement annually at 35 index streams in this region, as well as at Indian River, albeit with gaps in the time series. Along with other streams in the region, Indian River has seen an increase in peak escapement over the period of observation (Figure 2). </w:t>
+        <w:t>SJH and the hatchery fish being reared in Indian River water. All pink salmon released by SJH are subject to otolith marking, and survey efforts at Indian River have at times found stray pink salmon from Sheldon Jackson Hatchery making up one third of all individuals sampled in a year, although the rates of straying observed vary considerably (Gende and Carter 2015, Stopha 2015, Alaska Department of Fish and Game 2024b).</w:t>
+      </w:r>
+      <w:r>
+        <w:rPr>
+          <w:strike/>
+        </w:rPr>
+        <w:t xml:space="preserve"> </w:t>
       </w:r>
     </w:p>
     <w:p>
       <w:pPr>
         <w:spacing w:after="0" w:line="480" w:lineRule="auto"/>
-      </w:pPr>
-      <w:r>
-        <w:tab/>
-      </w:r>
-      <w:r>
-        <w:t>My research seeks to assess whether the abundances of pink salmon observed in recent decades at Indian River exist within a natural range of variation relative to pink salmon streams</w:t>
+        <w:ind w:firstLine="720"/>
+      </w:pPr>
+      <w:r>
+        <w:t xml:space="preserve">The possibility that pink salmon being reared and released by Sheldon Jackson hatchery may be contributing to the high abundances of fish observed at the Indian River in recent decades cannot be ignored. However, it is also critical to note that these high densities may be naturally occurring phenomena, influenced by variation in stream conditions, ocean productivity, predation intensity, and commercial harvests, among other factors (Manhard et al. 2017). ADFG conducts regular monitoring of pink salmon index streams throughout southeast Alaska for the primary purpose of managing the commercial fishery, selected specifically to reflect natural conditions and a lack of undue anthropogenic influences. This extensive monitoring effort provides a regional backdrop against which abundances observed at Indian River may be compared. Between 1960 and 2023, pink salmon escapement has increased throughout what ADFG designates as the ‘Northern Southeast (Outside)’ region (in which the Indian River is located). The agency has recorded peak pink salmon escapement annually at 35 index streams in this region, and at Indian River as well (albeit with gaps in the time series). Along with other streams in the region, Indian River has seen an increase in peak escapement over the period of observation (Figure 2). </w:t>
       </w:r>
     </w:p>
     <w:p>
@@ -2257,11 +1217,12 @@
           <w:sz w:val="20"/>
           <w:szCs w:val="20"/>
         </w:rPr>
+        <w:lastRenderedPageBreak/>
         <w:drawing>
-          <wp:inline distT="0" distB="0" distL="0" distR="0" wp14:anchorId="36301453" wp14:editId="77D4CA07">
-            <wp:extent cx="5939555" cy="2729172"/>
-            <wp:effectExtent l="0" t="0" r="4445" b="1905"/>
-            <wp:docPr id="1568515327" name="Picture 2" descr="The diagram depicts a time series comparison of logarithmic peak escape rates per kilometer for even and odd numbers, showing trends from 1980 to 2020.&#10;&#10;AI-generated content may be incorrect."/>
+          <wp:inline distT="0" distB="0" distL="0" distR="0" wp14:anchorId="27686FB2" wp14:editId="6C91B4B6">
+            <wp:extent cx="6239565" cy="2867025"/>
+            <wp:effectExtent l="0" t="0" r="8890" b="0"/>
+            <wp:docPr id="2083219616" name="Picture 2" descr="The diagram depicts a time series comparison of logarithmic peak escape rates per kilometer for even and odd numbers, showing trends from 1980 to 2020.&#10;&#10;AI-generated content may be incorrect."/>
             <wp:cNvGraphicFramePr>
               <a:graphicFrameLocks xmlns:a="http://schemas.openxmlformats.org/drawingml/2006/main" noChangeAspect="1"/>
             </wp:cNvGraphicFramePr>
@@ -2275,7 +1236,7 @@
                     </pic:cNvPicPr>
                   </pic:nvPicPr>
                   <pic:blipFill>
-                    <a:blip r:embed="rId8" cstate="print">
+                    <a:blip r:embed="rId12" cstate="print">
                       <a:extLst>
                         <a:ext uri="{28A0092B-C50C-407E-A947-70E740481C1C}">
                           <a14:useLocalDpi xmlns:a14="http://schemas.microsoft.com/office/drawing/2010/main" val="0"/>
@@ -2290,7 +1251,7 @@
                   <pic:spPr bwMode="auto">
                     <a:xfrm>
                       <a:off x="0" y="0"/>
-                      <a:ext cx="6076764" cy="2792218"/>
+                      <a:ext cx="6277009" cy="2884230"/>
                     </a:xfrm>
                     <a:prstGeom prst="rect">
                       <a:avLst/>
@@ -2321,2848 +1282,2805 @@
     <w:p>
       <w:pPr>
         <w:spacing w:after="0" w:line="240" w:lineRule="auto"/>
-      </w:pPr>
+        <w:ind w:right="-720"/>
+      </w:pPr>
+      <w:r>
+        <w:rPr>
+          <w:sz w:val="20"/>
+          <w:szCs w:val="20"/>
+        </w:rPr>
+        <w:t>Figure 2: Even- and odd-year peak pink salmon escapement from 1960 to 2022 in Indian River and 35 index streams across ADFG’s designated Northern Southeast (Outside) region. Indian River counts highlighted. Spawner counts are scaled against stream length (km), then log transformed and standardized at the level of each stream.</w:t>
+      </w:r>
+    </w:p>
+    <w:p>
+      <w:pPr>
+        <w:spacing w:after="0" w:line="480" w:lineRule="auto"/>
+        <w:ind w:firstLine="720"/>
+      </w:pPr>
+    </w:p>
+    <w:p>
+      <w:pPr>
+        <w:spacing w:after="0" w:line="480" w:lineRule="auto"/>
+        <w:ind w:firstLine="720"/>
+        <w:rPr>
+          <w:rFonts w:cstheme="minorHAnsi"/>
+          <w:color w:val="202122"/>
+          <w:shd w:val="clear" w:color="auto" w:fill="FFFFFF"/>
+        </w:rPr>
+      </w:pPr>
+      <w:r>
+        <w:t xml:space="preserve">High abundances of salmon are concerning to park managers due to their potential to contribute to hypoxic aquatic conditions. When a large run coincides with low stream flows and warm temperatures, dissolved oxygen concentrations may be diminished through both direct consumption of oxygen by living fish and the respiration of microbes decomposing their carcasses, with severe hypoxia events capable of compromising a stream’s ability to sustain other resident fish species (Murphy 1985, Sergeant et al. 2023). </w:t>
+      </w:r>
+      <w:r>
+        <w:t xml:space="preserve">High salmon densities occur naturally across the Pacific Rim, and incidences of high densities contributing to depleted in stream oxygen levels have been recorded throughout southeast Alaska (Murphy 1985). In such an instance, females may die before spawning due to lowered oxygen levels (Sergeant et al. 2017, Tillotson and Quinn 2017). In </w:t>
+      </w:r>
+      <w:r>
+        <w:t>this</w:t>
+      </w:r>
+      <w:r>
+        <w:t xml:space="preserve"> scenario, the numbers of spawners returning in subsequent years would be constraine</w:t>
+      </w:r>
+      <w:r>
+        <w:t>d, a</w:t>
+      </w:r>
+      <w:r>
+        <w:t xml:space="preserve"> constraint</w:t>
+      </w:r>
+      <w:r>
+        <w:t xml:space="preserve"> which could </w:t>
+      </w:r>
+      <w:r>
+        <w:t>weaken with the introduction of straying fish from hatcheries</w:t>
+      </w:r>
+      <w:r>
+        <w:t>.</w:t>
+      </w:r>
+    </w:p>
+    <w:p>
+      <w:pPr>
+        <w:spacing w:after="0" w:line="480" w:lineRule="auto"/>
+      </w:pPr>
+      <w:r>
+        <w:lastRenderedPageBreak/>
+        <w:tab/>
+        <w:t xml:space="preserve">My research seeks to assess whether the abundances of pink salmon observed in recent decades at Indian River exist within a natural range of variation relative to pink salmon streams elsewhere in the region, and to evaluate if and to what extent Sheldon Jackson Hatchery operations have driven increasing abundance since 1980. This is accomplished by evaluating three hypotheses. 1) Pink salmon population dynamics at Indian River are separate from those observed at ADFG index streams in the region. A state-space model which specifies pink salmon abundance at Indian River as separate from pink salmon abundance elsewhere in the region will better fit available data than a model which does not make this distinction. 2) The 1975 commencement and/or 2010 expansion of hatchery operations has had some measurable impact on Indian River pink salmon population densities. A before-after control-impact (BACI) analysis will estimate a significant effect of treatment. And 3) the number of pink salmon juveniles released by SJH in brood year </w:t>
+      </w:r>
       <w:r>
         <w:rPr>
           <w:i/>
           <w:iCs/>
+        </w:rPr>
+        <w:t>t-1</w:t>
+      </w:r>
+      <w:r>
+        <w:t xml:space="preserve"> is impacting pink salmon abundance observed at Indian River in brood year </w:t>
+      </w:r>
+      <w:r>
+        <w:rPr>
+          <w:i/>
+          <w:iCs/>
+        </w:rPr>
+        <w:t>t</w:t>
+      </w:r>
+      <w:r>
+        <w:t>. An autoregressive model will estimate this “cross effect” as significant. Each of these approaches is discussed in greater detail in the following section.</w:t>
+      </w:r>
+    </w:p>
+    <w:p>
+      <w:pPr>
+        <w:spacing w:after="0" w:line="480" w:lineRule="auto"/>
+      </w:pPr>
+      <w:r>
+        <w:rPr>
+          <w:b/>
+          <w:bCs/>
+          <w:u w:val="single"/>
+        </w:rPr>
+        <w:br w:type="page"/>
+      </w:r>
+    </w:p>
+    <w:p>
+      <w:pPr>
+        <w:spacing w:after="0" w:line="480" w:lineRule="auto"/>
+        <w:rPr>
+          <w:b/>
+          <w:bCs/>
+          <w:u w:val="single"/>
+        </w:rPr>
+      </w:pPr>
+      <w:r>
+        <w:rPr>
+          <w:b/>
+          <w:bCs/>
+          <w:u w:val="single"/>
+        </w:rPr>
+        <w:lastRenderedPageBreak/>
+        <w:t>Methods</w:t>
+      </w:r>
+    </w:p>
+    <w:p>
+      <w:pPr>
+        <w:spacing w:after="0" w:line="480" w:lineRule="auto"/>
+        <w:rPr>
+          <w:b/>
+          <w:bCs/>
+        </w:rPr>
+      </w:pPr>
+      <w:r>
+        <w:rPr>
+          <w:b/>
+          <w:bCs/>
+        </w:rPr>
+        <w:t>Data</w:t>
+      </w:r>
+    </w:p>
+    <w:p>
+      <w:pPr>
+        <w:spacing w:after="0" w:line="480" w:lineRule="auto"/>
+      </w:pPr>
+      <w:r>
+        <w:t xml:space="preserve">ADFG conducts annual aerial surveys of approximately 700 streams in southeast Alaska to monitor pink salmon escapement (Van Alen 2000). These streams, referred to by ADFG as index streams, are chosen because they are believed to reflect the natural condition of pink salmon populations in the region. Index streams are grouped into three sub-regions: </w:t>
+      </w:r>
+      <w:r>
+        <w:rPr>
+          <w:i/>
+          <w:iCs/>
+        </w:rPr>
+        <w:t>south southeast</w:t>
+      </w:r>
+      <w:r>
+        <w:t xml:space="preserve">, </w:t>
+      </w:r>
+      <w:r>
+        <w:rPr>
+          <w:i/>
+          <w:iCs/>
+        </w:rPr>
+        <w:t>north southeast (inside),</w:t>
+      </w:r>
+      <w:r>
+        <w:t xml:space="preserve"> and </w:t>
+      </w:r>
+      <w:r>
+        <w:rPr>
+          <w:i/>
+          <w:iCs/>
+        </w:rPr>
+        <w:t>north southeast (outside)</w:t>
+      </w:r>
+      <w:r>
+        <w:t>. The last group is composed of 35 streams</w:t>
+      </w:r>
+      <w:r>
+        <w:t xml:space="preserve"> </w:t>
+      </w:r>
+      <w:r>
+        <w:t>in the vicinity of Sitka and the Indian River along the ocean-facing coasts of Baranof and Chichagof islands and a few smaller islands in the area. Surveys are conducted via fixed-wing aircraft throughout the late summer pink salmon spawning season</w:t>
+      </w:r>
+      <w:r>
+        <w:t>, with the name of the biologist</w:t>
+      </w:r>
+      <w:r>
+        <w:t xml:space="preserve"> conducting the survey</w:t>
+      </w:r>
+      <w:r>
+        <w:t xml:space="preserve"> recorded </w:t>
+      </w:r>
+      <w:r>
+        <w:t>in about 75% of observations</w:t>
+      </w:r>
+      <w:r>
+        <w:t xml:space="preserve">. A subset of these stream surveys </w:t>
+      </w:r>
+      <w:r>
+        <w:t>is</w:t>
+      </w:r>
+      <w:r>
+        <w:t xml:space="preserve"> subject to validation by foot counts </w:t>
+      </w:r>
+      <w:r>
+        <w:t>which are used to</w:t>
+      </w:r>
+      <w:r>
+        <w:t xml:space="preserve"> assess the accuracy of ADFG’s aerial survey efforts</w:t>
+      </w:r>
+      <w:r>
+        <w:t xml:space="preserve">. </w:t>
+      </w:r>
+      <w:r>
+        <w:t>Survey data used in this study cover the period from 1960 to 2023. Due to the proximity of SJH and the accompanying potential of hatchery fish to affect wild fish abundance estimates, the Indian River is not one of ADFG’s index streams. Nonetheless, ADFG has often monitored pink salmon escapement in the stream to provide the most complete data possible on pink salmon in the region. Data are available from Indian River from 1962-67, 1969, 1971-73, 1977-88, 1990, and from 1993-2023 (n = 54 annual observations). Annual reports from Sheldon Jackson Hatchery are available from 1975 onwards, commensurate with the establishment of the hatchery. NOAA PDO data included in this research likewise covers the period from 1960 to 2023</w:t>
+      </w:r>
+      <w:r>
+        <w:t xml:space="preserve"> (A. Dupuis, Alaska Department of Fish and Game, personal communication, August 19, 2024).</w:t>
+      </w:r>
+    </w:p>
+    <w:p>
+      <w:pPr>
+        <w:spacing w:after="0" w:line="480" w:lineRule="auto"/>
+        <w:ind w:firstLine="720"/>
+      </w:pPr>
+      <w:r>
+        <w:lastRenderedPageBreak/>
+        <w:t>In addition to these aerial surveys, SJH files annual reports with ADFG</w:t>
+      </w:r>
+      <w:r>
+        <w:t xml:space="preserve"> </w:t>
+      </w:r>
+      <w:r>
+        <w:t>which include</w:t>
+      </w:r>
+      <w:r>
+        <w:t xml:space="preserve"> the number of </w:t>
+      </w:r>
+      <w:r>
+        <w:t xml:space="preserve">juvenile </w:t>
+      </w:r>
+      <w:r>
+        <w:t xml:space="preserve">salmon released, the number of hatchery-raised adult salmon which survive the marine environment, </w:t>
+      </w:r>
+      <w:r>
+        <w:t xml:space="preserve">based on </w:t>
+      </w:r>
+      <w:r>
+        <w:t>the hatchery’s contributions to common property commercial</w:t>
+      </w:r>
+      <w:r>
+        <w:t xml:space="preserve">, </w:t>
+      </w:r>
+      <w:r>
+        <w:t>sport and subsistence fisheries, and numbers of adult fish which return to the hatchery and are taken as cost recovery or as broodstock</w:t>
+      </w:r>
+      <w:r>
+        <w:t xml:space="preserve"> (L. Wilson, ADFG, personal communication, July 9, 2025)</w:t>
+      </w:r>
+      <w:r>
+        <w:t>.</w:t>
+      </w:r>
+    </w:p>
+    <w:p>
+      <w:pPr>
+        <w:spacing w:after="0" w:line="480" w:lineRule="auto"/>
+        <w:ind w:firstLine="720"/>
+      </w:pPr>
+      <w:r>
+        <w:t xml:space="preserve">Because they </w:t>
+      </w:r>
+      <w:r>
+        <w:t>immediately migrat</w:t>
+      </w:r>
+      <w:r>
+        <w:t>e</w:t>
+      </w:r>
+      <w:r>
+        <w:t xml:space="preserve"> into the ocean as juveniles</w:t>
+      </w:r>
+      <w:r>
+        <w:t xml:space="preserve">, </w:t>
+      </w:r>
+      <w:r>
+        <w:t xml:space="preserve">the </w:t>
+      </w:r>
+      <w:r>
+        <w:t>marine environment</w:t>
+      </w:r>
+      <w:r>
+        <w:t xml:space="preserve"> </w:t>
+      </w:r>
+      <w:r>
+        <w:t xml:space="preserve">is </w:t>
+      </w:r>
+      <w:r>
+        <w:t xml:space="preserve">critical rearing habitat </w:t>
+      </w:r>
+      <w:r>
+        <w:t>for pink salmon</w:t>
+      </w:r>
+      <w:r>
+        <w:t xml:space="preserve"> (</w:t>
+      </w:r>
+      <w:r>
+        <w:t xml:space="preserve">Heard 1991). </w:t>
+      </w:r>
+      <w:r>
+        <w:t>Therefore, i</w:t>
+      </w:r>
+      <w:r>
+        <w:t xml:space="preserve">ncluding </w:t>
+      </w:r>
+      <w:r>
+        <w:t>some</w:t>
+      </w:r>
+      <w:r>
+        <w:t xml:space="preserve"> measure</w:t>
+      </w:r>
+      <w:r>
+        <w:t xml:space="preserve"> </w:t>
+      </w:r>
+      <w:r>
+        <w:t>of ocean climate</w:t>
+      </w:r>
+      <w:r>
+        <w:t xml:space="preserve"> and productivity</w:t>
+      </w:r>
+      <w:r>
+        <w:t xml:space="preserve"> in models of pink salmon abundance </w:t>
+      </w:r>
+      <w:r>
+        <w:t xml:space="preserve">may </w:t>
+      </w:r>
+      <w:r>
+        <w:t>help</w:t>
+      </w:r>
+      <w:r>
+        <w:t xml:space="preserve"> explain year-to-year variations in returning adults. The Pacific Decadal Oscillation, a recurring pattern of Northen Pacific sea surface temperature, has been correlated with salmon production regimes off the coast of Alaska</w:t>
+      </w:r>
+      <w:r>
+        <w:t xml:space="preserve"> (Mantua et al. 1997). As such, </w:t>
+      </w:r>
+      <w:r>
+        <w:t>we</w:t>
+      </w:r>
+      <w:r>
+        <w:t xml:space="preserve"> </w:t>
+      </w:r>
+      <w:r>
+        <w:t xml:space="preserve">include </w:t>
+      </w:r>
+      <w:r>
+        <w:t>data on ocean climate in the form of PDO as recorded by the US National Oceanic and Atmospheric Administration (NOAA)</w:t>
+      </w:r>
+      <w:r>
+        <w:t xml:space="preserve"> to control for variations in the productivity of the marine ecosystems in which these fish matured</w:t>
+      </w:r>
+      <w:r>
+        <w:t xml:space="preserve">.  </w:t>
+      </w:r>
+    </w:p>
+    <w:p>
+      <w:pPr>
+        <w:spacing w:after="0" w:line="480" w:lineRule="auto"/>
+        <w:ind w:firstLine="360"/>
+        <w:rPr>
+          <w:b/>
+          <w:bCs/>
+        </w:rPr>
+      </w:pPr>
+    </w:p>
+    <w:p>
+      <w:pPr>
+        <w:spacing w:after="0" w:line="480" w:lineRule="auto"/>
+        <w:rPr>
+          <w:b/>
+          <w:bCs/>
+        </w:rPr>
+      </w:pPr>
+      <w:r>
+        <w:rPr>
+          <w:b/>
+          <w:bCs/>
+        </w:rPr>
+        <w:t>MARSS Models</w:t>
+      </w:r>
+    </w:p>
+    <w:p>
+      <w:pPr>
+        <w:spacing w:after="0" w:line="480" w:lineRule="auto"/>
+      </w:pPr>
+      <w:r>
+        <w:t xml:space="preserve">Multivariate autoregressive state-space (MARSS) models are well suited for </w:t>
+      </w:r>
+      <w:r>
+        <w:t>analyzing</w:t>
+      </w:r>
+      <w:r>
+        <w:t xml:space="preserve"> long running time series survey </w:t>
+      </w:r>
+      <w:r>
+        <w:t>data and</w:t>
+      </w:r>
+      <w:r>
+        <w:t xml:space="preserve"> </w:t>
+      </w:r>
+      <w:r>
+        <w:t xml:space="preserve">able </w:t>
+      </w:r>
+      <w:r>
+        <w:t xml:space="preserve">to mathematically distinguish observation error from error arising from stochasticity in the underlying state of a system. </w:t>
+      </w:r>
+      <w:r>
+        <w:t xml:space="preserve">This is accomplished through a model structure with two components: a process equation which models one or more true but unobserved states, and an observation equation which models the relationship between </w:t>
+      </w:r>
+      <w:r>
+        <w:lastRenderedPageBreak/>
+        <w:t xml:space="preserve">these unobserved states and the </w:t>
+      </w:r>
+      <w:r>
+        <w:t xml:space="preserve">observed </w:t>
+      </w:r>
+      <w:r>
+        <w:t>data</w:t>
+      </w:r>
+      <w:r>
+        <w:t xml:space="preserve"> and capture</w:t>
+      </w:r>
+      <w:r>
+        <w:t>s</w:t>
+      </w:r>
+      <w:r>
+        <w:t xml:space="preserve"> error resulting from imperfect detection</w:t>
+      </w:r>
+      <w:r>
+        <w:t xml:space="preserve">. </w:t>
+      </w:r>
+      <w:r>
+        <w:t>The observation equation is generically formulated as follows:</w:t>
+      </w:r>
+    </w:p>
+    <w:p>
+      <w:pPr>
+        <w:spacing w:after="0" w:line="480" w:lineRule="auto"/>
+        <w:jc w:val="center"/>
+        <w:rPr>
+          <w:rFonts w:ascii="Times New Roman" w:eastAsia="Times New Roman" w:hAnsi="Times New Roman" w:cs="Times New Roman"/>
+          <w:kern w:val="0"/>
+          <w:sz w:val="26"/>
+          <w:szCs w:val="26"/>
+          <w14:ligatures w14:val="none"/>
+        </w:rPr>
+      </w:pPr>
+      <w:r>
+        <w:rPr>
+          <w:rFonts w:ascii="MathJax_Math-italic" w:eastAsia="Times New Roman" w:hAnsi="MathJax_Math-italic" w:cs="Times New Roman"/>
+          <w:b/>
+          <w:bCs/>
+          <w:kern w:val="0"/>
+          <w:sz w:val="26"/>
+          <w:szCs w:val="26"/>
+          <w:bdr w:val="none" w:sz="0" w:space="0" w:color="auto" w:frame="1"/>
+          <w14:ligatures w14:val="none"/>
+        </w:rPr>
+        <w:t>y</w:t>
+      </w:r>
+      <w:r>
+        <w:rPr>
+          <w:rFonts w:ascii="MathJax_Math-italic" w:eastAsia="Times New Roman" w:hAnsi="MathJax_Math-italic" w:cs="Times New Roman"/>
+          <w:b/>
+          <w:bCs/>
+          <w:kern w:val="0"/>
+          <w:sz w:val="26"/>
+          <w:szCs w:val="26"/>
+          <w:bdr w:val="none" w:sz="0" w:space="0" w:color="auto" w:frame="1"/>
+          <w:vertAlign w:val="subscript"/>
+          <w14:ligatures w14:val="none"/>
+        </w:rPr>
+        <w:t>t</w:t>
+      </w:r>
+      <w:r>
+        <w:rPr>
+          <w:rFonts w:ascii="MathJax_Math-italic" w:eastAsia="Times New Roman" w:hAnsi="MathJax_Math-italic" w:cs="Times New Roman"/>
+          <w:kern w:val="0"/>
+          <w:sz w:val="26"/>
+          <w:szCs w:val="26"/>
+          <w:bdr w:val="none" w:sz="0" w:space="0" w:color="auto" w:frame="1"/>
+          <w14:ligatures w14:val="none"/>
+        </w:rPr>
+        <w:t xml:space="preserve"> </w:t>
+      </w:r>
+      <w:r>
+        <w:rPr>
+          <w:rFonts w:ascii="MathJax_Main" w:eastAsia="Times New Roman" w:hAnsi="MathJax_Main" w:cs="Times New Roman"/>
+          <w:kern w:val="0"/>
+          <w:sz w:val="26"/>
+          <w:szCs w:val="26"/>
+          <w:bdr w:val="none" w:sz="0" w:space="0" w:color="auto" w:frame="1"/>
+          <w14:ligatures w14:val="none"/>
+        </w:rPr>
+        <w:t>=</w:t>
+      </w:r>
+      <w:r>
+        <w:rPr>
+          <w:rFonts w:ascii="MathJax_Main" w:eastAsia="Times New Roman" w:hAnsi="MathJax_Main" w:cs="Times New Roman"/>
+          <w:kern w:val="0"/>
+          <w:sz w:val="26"/>
+          <w:szCs w:val="26"/>
+          <w:bdr w:val="none" w:sz="0" w:space="0" w:color="auto" w:frame="1"/>
+          <w14:ligatures w14:val="none"/>
+        </w:rPr>
+        <w:t xml:space="preserve"> </w:t>
+      </w:r>
+      <w:r>
+        <w:rPr>
+          <w:rFonts w:ascii="MathJax_Math-italic" w:eastAsia="Times New Roman" w:hAnsi="MathJax_Math-italic" w:cs="Times New Roman"/>
+          <w:b/>
+          <w:bCs/>
+          <w:kern w:val="0"/>
+          <w:sz w:val="26"/>
+          <w:szCs w:val="26"/>
+          <w:bdr w:val="none" w:sz="0" w:space="0" w:color="auto" w:frame="1"/>
+          <w14:ligatures w14:val="none"/>
+        </w:rPr>
+        <w:t>Zx</w:t>
+      </w:r>
+      <w:r>
+        <w:rPr>
+          <w:rFonts w:ascii="MathJax_Math-italic" w:eastAsia="Times New Roman" w:hAnsi="MathJax_Math-italic" w:cs="Times New Roman"/>
+          <w:b/>
+          <w:bCs/>
+          <w:kern w:val="0"/>
+          <w:sz w:val="26"/>
+          <w:szCs w:val="26"/>
+          <w:bdr w:val="none" w:sz="0" w:space="0" w:color="auto" w:frame="1"/>
+          <w:vertAlign w:val="subscript"/>
+          <w14:ligatures w14:val="none"/>
+        </w:rPr>
+        <w:t>t</w:t>
+      </w:r>
+      <w:r>
+        <w:rPr>
+          <w:rFonts w:ascii="MathJax_Math-italic" w:eastAsia="Times New Roman" w:hAnsi="MathJax_Math-italic" w:cs="Times New Roman"/>
+          <w:kern w:val="0"/>
+          <w:sz w:val="26"/>
+          <w:szCs w:val="26"/>
+          <w:bdr w:val="none" w:sz="0" w:space="0" w:color="auto" w:frame="1"/>
+          <w14:ligatures w14:val="none"/>
+        </w:rPr>
+        <w:t xml:space="preserve"> </w:t>
+      </w:r>
+      <w:r>
+        <w:rPr>
+          <w:rFonts w:ascii="MathJax_Main" w:eastAsia="Times New Roman" w:hAnsi="MathJax_Main" w:cs="Times New Roman"/>
+          <w:kern w:val="0"/>
+          <w:sz w:val="26"/>
+          <w:szCs w:val="26"/>
+          <w:bdr w:val="none" w:sz="0" w:space="0" w:color="auto" w:frame="1"/>
+          <w14:ligatures w14:val="none"/>
+        </w:rPr>
+        <w:t xml:space="preserve">+ </w:t>
+      </w:r>
+      <w:r>
+        <w:rPr>
+          <w:rFonts w:ascii="MathJax_Math-italic" w:eastAsia="Times New Roman" w:hAnsi="MathJax_Math-italic" w:cs="Times New Roman"/>
+          <w:b/>
+          <w:bCs/>
+          <w:kern w:val="0"/>
+          <w:sz w:val="26"/>
+          <w:szCs w:val="26"/>
+          <w:bdr w:val="none" w:sz="0" w:space="0" w:color="auto" w:frame="1"/>
+          <w14:ligatures w14:val="none"/>
+        </w:rPr>
+        <w:t>a</w:t>
+      </w:r>
+      <w:r>
+        <w:rPr>
+          <w:rFonts w:ascii="MathJax_Math-italic" w:eastAsia="Times New Roman" w:hAnsi="MathJax_Math-italic" w:cs="Times New Roman"/>
+          <w:kern w:val="0"/>
+          <w:sz w:val="26"/>
+          <w:szCs w:val="26"/>
+          <w:bdr w:val="none" w:sz="0" w:space="0" w:color="auto" w:frame="1"/>
+          <w14:ligatures w14:val="none"/>
+        </w:rPr>
+        <w:t xml:space="preserve"> </w:t>
+      </w:r>
+      <w:r>
+        <w:rPr>
+          <w:rFonts w:ascii="MathJax_Main" w:eastAsia="Times New Roman" w:hAnsi="MathJax_Main" w:cs="Times New Roman"/>
+          <w:kern w:val="0"/>
+          <w:sz w:val="26"/>
+          <w:szCs w:val="26"/>
+          <w:bdr w:val="none" w:sz="0" w:space="0" w:color="auto" w:frame="1"/>
+          <w14:ligatures w14:val="none"/>
+        </w:rPr>
+        <w:t xml:space="preserve">+ </w:t>
+      </w:r>
+      <w:r>
+        <w:rPr>
+          <w:rFonts w:ascii="MathJax_Math-italic" w:eastAsia="Times New Roman" w:hAnsi="MathJax_Math-italic" w:cs="Times New Roman"/>
+          <w:b/>
+          <w:bCs/>
+          <w:kern w:val="0"/>
+          <w:sz w:val="26"/>
+          <w:szCs w:val="26"/>
+          <w:bdr w:val="none" w:sz="0" w:space="0" w:color="auto" w:frame="1"/>
+          <w14:ligatures w14:val="none"/>
+        </w:rPr>
+        <w:t>Dd</w:t>
+      </w:r>
+      <w:r>
+        <w:rPr>
+          <w:rFonts w:ascii="MathJax_Math-italic" w:eastAsia="Times New Roman" w:hAnsi="MathJax_Math-italic" w:cs="Times New Roman"/>
+          <w:b/>
+          <w:bCs/>
+          <w:kern w:val="0"/>
+          <w:sz w:val="26"/>
+          <w:szCs w:val="26"/>
+          <w:bdr w:val="none" w:sz="0" w:space="0" w:color="auto" w:frame="1"/>
+          <w:vertAlign w:val="subscript"/>
+          <w14:ligatures w14:val="none"/>
+        </w:rPr>
+        <w:t>t</w:t>
+      </w:r>
+      <w:r>
+        <w:rPr>
+          <w:rFonts w:ascii="MathJax_Math-italic" w:eastAsia="Times New Roman" w:hAnsi="MathJax_Math-italic" w:cs="Times New Roman"/>
+          <w:kern w:val="0"/>
+          <w:sz w:val="26"/>
+          <w:szCs w:val="26"/>
+          <w:bdr w:val="none" w:sz="0" w:space="0" w:color="auto" w:frame="1"/>
+          <w:vertAlign w:val="subscript"/>
+          <w14:ligatures w14:val="none"/>
+        </w:rPr>
+        <w:t>,</w:t>
+      </w:r>
+      <w:r>
+        <w:rPr>
+          <w:rFonts w:ascii="MathJax_Math-italic" w:eastAsia="Times New Roman" w:hAnsi="MathJax_Math-italic" w:cs="Times New Roman"/>
+          <w:kern w:val="0"/>
+          <w:sz w:val="26"/>
+          <w:szCs w:val="26"/>
+          <w:bdr w:val="none" w:sz="0" w:space="0" w:color="auto" w:frame="1"/>
+          <w14:ligatures w14:val="none"/>
+        </w:rPr>
+        <w:t xml:space="preserve"> </w:t>
+      </w:r>
+      <w:r>
+        <w:rPr>
+          <w:rFonts w:ascii="MathJax_Main" w:eastAsia="Times New Roman" w:hAnsi="MathJax_Main" w:cs="Times New Roman"/>
+          <w:kern w:val="0"/>
+          <w:sz w:val="26"/>
+          <w:szCs w:val="26"/>
+          <w:bdr w:val="none" w:sz="0" w:space="0" w:color="auto" w:frame="1"/>
+          <w14:ligatures w14:val="none"/>
+        </w:rPr>
+        <w:t xml:space="preserve">+ </w:t>
+      </w:r>
+      <w:r>
+        <w:rPr>
+          <w:rFonts w:ascii="MathJax_Math-italic" w:eastAsia="Times New Roman" w:hAnsi="MathJax_Math-italic" w:cs="Times New Roman"/>
+          <w:b/>
+          <w:bCs/>
+          <w:kern w:val="0"/>
+          <w:sz w:val="26"/>
+          <w:szCs w:val="26"/>
+          <w:bdr w:val="none" w:sz="0" w:space="0" w:color="auto" w:frame="1"/>
+          <w14:ligatures w14:val="none"/>
+        </w:rPr>
+        <w:t>v</w:t>
+      </w:r>
+      <w:r>
+        <w:rPr>
+          <w:rFonts w:ascii="MathJax_Math-italic" w:eastAsia="Times New Roman" w:hAnsi="MathJax_Math-italic" w:cs="Times New Roman"/>
+          <w:b/>
+          <w:bCs/>
+          <w:kern w:val="0"/>
+          <w:sz w:val="26"/>
+          <w:szCs w:val="26"/>
+          <w:bdr w:val="none" w:sz="0" w:space="0" w:color="auto" w:frame="1"/>
+          <w:vertAlign w:val="subscript"/>
+          <w14:ligatures w14:val="none"/>
+        </w:rPr>
+        <w:t>t</w:t>
+      </w:r>
+      <w:r>
+        <w:rPr>
+          <w:rFonts w:ascii="MathJax_Math-italic" w:eastAsia="Times New Roman" w:hAnsi="MathJax_Math-italic" w:cs="Times New Roman"/>
+          <w:kern w:val="0"/>
           <w:sz w:val="20"/>
           <w:szCs w:val="20"/>
-        </w:rPr>
-        <w:t>Figure 2: Even- and odd-year peak pink salmon escapement from 1960 to 2022 in Indian River and 35 index streams across ADFG’s designated Northern Southeast (Outside) region. Indian River counts highlighted. Spawner counts are scaled against stream length (km), then log transformed and standardized at the level of each stream.</w:t>
+          <w:bdr w:val="none" w:sz="0" w:space="0" w:color="auto" w:frame="1"/>
+          <w14:ligatures w14:val="none"/>
+        </w:rPr>
+        <w:t>, where</w:t>
+      </w:r>
+      <w:r>
+        <w:rPr>
+          <w:rFonts w:ascii="MathJax_Math-italic" w:eastAsia="Times New Roman" w:hAnsi="MathJax_Math-italic" w:cs="Times New Roman"/>
+          <w:kern w:val="0"/>
+          <w:sz w:val="26"/>
+          <w:szCs w:val="26"/>
+          <w:bdr w:val="none" w:sz="0" w:space="0" w:color="auto" w:frame="1"/>
+          <w14:ligatures w14:val="none"/>
+        </w:rPr>
+        <w:t xml:space="preserve"> </w:t>
+      </w:r>
+      <w:r>
+        <w:rPr>
+          <w:rFonts w:ascii="MathJax_Math-italic" w:eastAsia="Times New Roman" w:hAnsi="MathJax_Math-italic" w:cs="Times New Roman"/>
+          <w:b/>
+          <w:bCs/>
+          <w:kern w:val="0"/>
+          <w:sz w:val="26"/>
+          <w:szCs w:val="26"/>
+          <w:bdr w:val="none" w:sz="0" w:space="0" w:color="auto" w:frame="1"/>
+          <w14:ligatures w14:val="none"/>
+        </w:rPr>
+        <w:t>v</w:t>
+      </w:r>
+      <w:r>
+        <w:rPr>
+          <w:rFonts w:ascii="MathJax_Math-italic" w:eastAsia="Times New Roman" w:hAnsi="MathJax_Math-italic" w:cs="Times New Roman"/>
+          <w:b/>
+          <w:bCs/>
+          <w:kern w:val="0"/>
+          <w:sz w:val="26"/>
+          <w:szCs w:val="26"/>
+          <w:bdr w:val="none" w:sz="0" w:space="0" w:color="auto" w:frame="1"/>
+          <w:vertAlign w:val="subscript"/>
+          <w14:ligatures w14:val="none"/>
+        </w:rPr>
+        <w:t>t</w:t>
+      </w:r>
+      <w:r>
+        <w:rPr>
+          <w:rFonts w:ascii="MathJax_Main" w:eastAsia="Times New Roman" w:hAnsi="MathJax_Main" w:cs="Times New Roman"/>
+          <w:kern w:val="0"/>
+          <w:sz w:val="26"/>
+          <w:szCs w:val="26"/>
+          <w:bdr w:val="none" w:sz="0" w:space="0" w:color="auto" w:frame="1"/>
+          <w14:ligatures w14:val="none"/>
+        </w:rPr>
+        <w:t>∼</w:t>
+      </w:r>
+      <w:r>
+        <w:rPr>
+          <w:rFonts w:ascii="MathJax_Math-italic" w:eastAsia="Times New Roman" w:hAnsi="MathJax_Math-italic" w:cs="Times New Roman"/>
+          <w:kern w:val="0"/>
+          <w:sz w:val="26"/>
+          <w:szCs w:val="26"/>
+          <w:bdr w:val="none" w:sz="0" w:space="0" w:color="auto" w:frame="1"/>
+          <w14:ligatures w14:val="none"/>
+        </w:rPr>
+        <w:t>MVN</w:t>
+      </w:r>
+      <w:r>
+        <w:rPr>
+          <w:rFonts w:ascii="MathJax_Main" w:eastAsia="Times New Roman" w:hAnsi="MathJax_Main" w:cs="Times New Roman"/>
+          <w:kern w:val="0"/>
+          <w:sz w:val="26"/>
+          <w:szCs w:val="26"/>
+          <w:bdr w:val="none" w:sz="0" w:space="0" w:color="auto" w:frame="1"/>
+          <w14:ligatures w14:val="none"/>
+        </w:rPr>
+        <w:t>(0,</w:t>
+      </w:r>
+      <w:r>
+        <w:rPr>
+          <w:rFonts w:ascii="MathJax_Math-italic" w:eastAsia="Times New Roman" w:hAnsi="MathJax_Math-italic" w:cs="Times New Roman"/>
+          <w:b/>
+          <w:bCs/>
+          <w:kern w:val="0"/>
+          <w:sz w:val="26"/>
+          <w:szCs w:val="26"/>
+          <w:bdr w:val="none" w:sz="0" w:space="0" w:color="auto" w:frame="1"/>
+          <w14:ligatures w14:val="none"/>
+        </w:rPr>
+        <w:t>R</w:t>
+      </w:r>
+      <w:r>
+        <w:rPr>
+          <w:rFonts w:ascii="MathJax_Main" w:eastAsia="Times New Roman" w:hAnsi="MathJax_Main" w:cs="Times New Roman"/>
+          <w:kern w:val="0"/>
+          <w:sz w:val="26"/>
+          <w:szCs w:val="26"/>
+          <w:bdr w:val="none" w:sz="0" w:space="0" w:color="auto" w:frame="1"/>
+          <w14:ligatures w14:val="none"/>
+        </w:rPr>
+        <w:t>)</w:t>
       </w:r>
     </w:p>
     <w:p>
       <w:pPr>
         <w:spacing w:after="0" w:line="480" w:lineRule="auto"/>
       </w:pPr>
+      <w:r>
+        <w:t xml:space="preserve">In the above, observed data in </w:t>
+      </w:r>
+      <w:r>
+        <w:t>e</w:t>
+      </w:r>
+      <w:r>
+        <w:t>a</w:t>
+      </w:r>
+      <w:r>
+        <w:t>ch</w:t>
+      </w:r>
+      <w:r>
+        <w:t xml:space="preserve"> period (</w:t>
+      </w:r>
+      <w:r>
+        <w:rPr>
+          <w:rFonts w:ascii="MathJax_Math-italic" w:eastAsia="Times New Roman" w:hAnsi="MathJax_Math-italic" w:cs="Times New Roman"/>
+          <w:b/>
+          <w:bCs/>
+          <w:kern w:val="0"/>
+          <w:sz w:val="26"/>
+          <w:szCs w:val="26"/>
+          <w:bdr w:val="none" w:sz="0" w:space="0" w:color="auto" w:frame="1"/>
+          <w14:ligatures w14:val="none"/>
+        </w:rPr>
+        <w:t>y</w:t>
+      </w:r>
+      <w:r>
+        <w:rPr>
+          <w:rFonts w:ascii="MathJax_Math-italic" w:eastAsia="Times New Roman" w:hAnsi="MathJax_Math-italic" w:cs="Times New Roman"/>
+          <w:b/>
+          <w:bCs/>
+          <w:kern w:val="0"/>
+          <w:sz w:val="26"/>
+          <w:szCs w:val="26"/>
+          <w:bdr w:val="none" w:sz="0" w:space="0" w:color="auto" w:frame="1"/>
+          <w:vertAlign w:val="subscript"/>
+          <w14:ligatures w14:val="none"/>
+        </w:rPr>
+        <w:t>t</w:t>
+      </w:r>
+      <w:r>
+        <w:t>) are used to estimate the underlying state of a system of interest (</w:t>
+      </w:r>
+      <w:r>
+        <w:rPr>
+          <w:rFonts w:ascii="MathJax_Math-italic" w:eastAsia="Times New Roman" w:hAnsi="MathJax_Math-italic" w:cs="Times New Roman"/>
+          <w:b/>
+          <w:bCs/>
+          <w:kern w:val="0"/>
+          <w:sz w:val="26"/>
+          <w:szCs w:val="26"/>
+          <w:bdr w:val="none" w:sz="0" w:space="0" w:color="auto" w:frame="1"/>
+          <w14:ligatures w14:val="none"/>
+        </w:rPr>
+        <w:t>x</w:t>
+      </w:r>
+      <w:r>
+        <w:rPr>
+          <w:rFonts w:ascii="MathJax_Math-italic" w:eastAsia="Times New Roman" w:hAnsi="MathJax_Math-italic" w:cs="Times New Roman"/>
+          <w:b/>
+          <w:bCs/>
+          <w:kern w:val="0"/>
+          <w:sz w:val="26"/>
+          <w:szCs w:val="26"/>
+          <w:bdr w:val="none" w:sz="0" w:space="0" w:color="auto" w:frame="1"/>
+          <w:vertAlign w:val="subscript"/>
+          <w14:ligatures w14:val="none"/>
+        </w:rPr>
+        <w:t>t</w:t>
+      </w:r>
+      <w:r>
+        <w:t xml:space="preserve">). </w:t>
+      </w:r>
+      <w:r>
+        <w:rPr>
+          <w:rFonts w:ascii="MathJax_Math-italic" w:eastAsia="Times New Roman" w:hAnsi="MathJax_Math-italic" w:cs="Times New Roman"/>
+          <w:b/>
+          <w:bCs/>
+          <w:kern w:val="0"/>
+          <w:sz w:val="26"/>
+          <w:szCs w:val="26"/>
+          <w:bdr w:val="none" w:sz="0" w:space="0" w:color="auto" w:frame="1"/>
+          <w14:ligatures w14:val="none"/>
+        </w:rPr>
+        <w:t>Z</w:t>
+      </w:r>
+      <w:r>
+        <w:t xml:space="preserve"> determines which time series observations will inform which underlying states in the process equation. In the case of Indian River and the 35 index streams in its vicinity, specifying </w:t>
+      </w:r>
+      <w:r>
+        <w:rPr>
+          <w:rFonts w:ascii="MathJax_Math-italic" w:eastAsia="Times New Roman" w:hAnsi="MathJax_Math-italic" w:cs="Times New Roman"/>
+          <w:b/>
+          <w:bCs/>
+          <w:kern w:val="0"/>
+          <w:sz w:val="26"/>
+          <w:szCs w:val="26"/>
+          <w:bdr w:val="none" w:sz="0" w:space="0" w:color="auto" w:frame="1"/>
+          <w14:ligatures w14:val="none"/>
+        </w:rPr>
+        <w:t>Z</w:t>
+      </w:r>
+      <w:r>
+        <w:t xml:space="preserve"> as a 36x36 identity matrix would allow each time series to be representative of a separate (in this case stream-level) state, while specifying </w:t>
+      </w:r>
+      <w:r>
+        <w:rPr>
+          <w:rFonts w:ascii="MathJax_Math-italic" w:eastAsia="Times New Roman" w:hAnsi="MathJax_Math-italic" w:cs="Times New Roman"/>
+          <w:b/>
+          <w:bCs/>
+          <w:kern w:val="0"/>
+          <w:sz w:val="26"/>
+          <w:szCs w:val="26"/>
+          <w:bdr w:val="none" w:sz="0" w:space="0" w:color="auto" w:frame="1"/>
+          <w14:ligatures w14:val="none"/>
+        </w:rPr>
+        <w:t>Z</w:t>
+      </w:r>
+      <w:r>
+        <w:t xml:space="preserve"> as a 36x1 vector of 1s would force all-time series in the data to represent samples from one comprehensive underlying state</w:t>
+      </w:r>
+      <w:r>
+        <w:t xml:space="preserve">. This critical feature allows these models to be used </w:t>
+      </w:r>
+      <w:r>
+        <w:t xml:space="preserve">to </w:t>
+      </w:r>
+      <w:r>
+        <w:t xml:space="preserve">determine how many true underlying states a set of observations represents, by comparing goodness of fit between various specifications of </w:t>
+      </w:r>
+      <w:r>
+        <w:rPr>
+          <w:rFonts w:ascii="MathJax_Math-italic" w:eastAsia="Times New Roman" w:hAnsi="MathJax_Math-italic" w:cs="Times New Roman"/>
+          <w:b/>
+          <w:bCs/>
+          <w:kern w:val="0"/>
+          <w:sz w:val="26"/>
+          <w:szCs w:val="26"/>
+          <w:bdr w:val="none" w:sz="0" w:space="0" w:color="auto" w:frame="1"/>
+          <w14:ligatures w14:val="none"/>
+        </w:rPr>
+        <w:t>Z</w:t>
+      </w:r>
+      <w:r>
+        <w:t xml:space="preserve">. </w:t>
+      </w:r>
+      <w:r>
+        <w:t xml:space="preserve">The vector </w:t>
+      </w:r>
+      <w:r>
+        <w:rPr>
+          <w:rFonts w:ascii="MathJax_Math-italic" w:eastAsia="Times New Roman" w:hAnsi="MathJax_Math-italic" w:cs="Times New Roman"/>
+          <w:b/>
+          <w:bCs/>
+          <w:kern w:val="0"/>
+          <w:sz w:val="26"/>
+          <w:szCs w:val="26"/>
+          <w:bdr w:val="none" w:sz="0" w:space="0" w:color="auto" w:frame="1"/>
+          <w14:ligatures w14:val="none"/>
+        </w:rPr>
+        <w:t>a</w:t>
+      </w:r>
+      <w:r>
+        <w:t xml:space="preserve"> allows for </w:t>
+      </w:r>
+      <w:r>
+        <w:t>the existence of some</w:t>
+      </w:r>
+      <w:r>
+        <w:t xml:space="preserve"> degree of offset between the observed data and the underlying state process to be asserted or captured (depending on whether </w:t>
+      </w:r>
+      <w:r>
+        <w:rPr>
+          <w:rFonts w:ascii="MathJax_Math-italic" w:eastAsia="Times New Roman" w:hAnsi="MathJax_Math-italic" w:cs="Times New Roman"/>
+          <w:b/>
+          <w:bCs/>
+          <w:kern w:val="0"/>
+          <w:sz w:val="26"/>
+          <w:szCs w:val="26"/>
+          <w:bdr w:val="none" w:sz="0" w:space="0" w:color="auto" w:frame="1"/>
+          <w14:ligatures w14:val="none"/>
+        </w:rPr>
+        <w:t>a</w:t>
+      </w:r>
+      <w:r>
+        <w:t xml:space="preserve"> is specified or estimated), and any correlation in observation error between time series is defined by the off-diagonal elements in </w:t>
+      </w:r>
+      <w:r>
+        <w:rPr>
+          <w:rFonts w:ascii="MathJax_Math-italic" w:eastAsia="Times New Roman" w:hAnsi="MathJax_Math-italic" w:cs="Times New Roman"/>
+          <w:b/>
+          <w:bCs/>
+          <w:kern w:val="0"/>
+          <w:sz w:val="26"/>
+          <w:szCs w:val="26"/>
+          <w:bdr w:val="none" w:sz="0" w:space="0" w:color="auto" w:frame="1"/>
+          <w14:ligatures w14:val="none"/>
+        </w:rPr>
+        <w:t>R</w:t>
+      </w:r>
+      <w:r>
+        <w:rPr>
+          <w:rFonts w:ascii="MathJax_Math-italic" w:eastAsia="Times New Roman" w:hAnsi="MathJax_Math-italic" w:cs="Times New Roman"/>
+          <w:kern w:val="0"/>
+          <w:sz w:val="26"/>
+          <w:szCs w:val="26"/>
+          <w:bdr w:val="none" w:sz="0" w:space="0" w:color="auto" w:frame="1"/>
+          <w14:ligatures w14:val="none"/>
+        </w:rPr>
+        <w:t xml:space="preserve">, </w:t>
+      </w:r>
+      <w:r>
+        <w:t>the variance-covariance matrix.</w:t>
+      </w:r>
+      <w:r>
+        <w:t xml:space="preserve"> </w:t>
+      </w:r>
+      <w:r>
+        <w:t xml:space="preserve">The vector </w:t>
+      </w:r>
+      <w:r>
+        <w:rPr>
+          <w:rFonts w:ascii="MathJax_Math-italic" w:eastAsia="Times New Roman" w:hAnsi="MathJax_Math-italic" w:cs="Times New Roman"/>
+          <w:b/>
+          <w:bCs/>
+          <w:kern w:val="0"/>
+          <w:sz w:val="26"/>
+          <w:szCs w:val="26"/>
+          <w:bdr w:val="none" w:sz="0" w:space="0" w:color="auto" w:frame="1"/>
+          <w14:ligatures w14:val="none"/>
+        </w:rPr>
+        <w:t>d</w:t>
+      </w:r>
+      <w:r>
+        <w:rPr>
+          <w:rFonts w:ascii="MathJax_Math-italic" w:eastAsia="Times New Roman" w:hAnsi="MathJax_Math-italic" w:cs="Times New Roman"/>
+          <w:b/>
+          <w:bCs/>
+          <w:kern w:val="0"/>
+          <w:sz w:val="26"/>
+          <w:szCs w:val="26"/>
+          <w:bdr w:val="none" w:sz="0" w:space="0" w:color="auto" w:frame="1"/>
+          <w:vertAlign w:val="subscript"/>
+          <w14:ligatures w14:val="none"/>
+        </w:rPr>
+        <w:t>t</w:t>
+      </w:r>
+      <w:r>
+        <w:t xml:space="preserve"> represents covariate data related to the sampling procedure, with </w:t>
+      </w:r>
+      <w:r>
+        <w:rPr>
+          <w:rFonts w:ascii="MathJax_Math-italic" w:eastAsia="Times New Roman" w:hAnsi="MathJax_Math-italic" w:cs="Times New Roman"/>
+          <w:b/>
+          <w:bCs/>
+          <w:kern w:val="0"/>
+          <w:sz w:val="26"/>
+          <w:szCs w:val="26"/>
+          <w:bdr w:val="none" w:sz="0" w:space="0" w:color="auto" w:frame="1"/>
+          <w14:ligatures w14:val="none"/>
+        </w:rPr>
+        <w:t>D</w:t>
+      </w:r>
+      <w:r>
+        <w:t xml:space="preserve"> capturing the effect of these covariates. </w:t>
+      </w:r>
     </w:p>
     <w:p>
       <w:pPr>
         <w:spacing w:after="0" w:line="480" w:lineRule="auto"/>
-        <w:rPr>
-          <w:ins w:id="5" w:author="tquinn" w:date="2026-05-20T21:58:00Z" w16du:dateUtc="2026-05-21T04:58:00Z"/>
-        </w:rPr>
+        <w:ind w:firstLine="720"/>
+      </w:pPr>
+      <w:r>
+        <w:t>The observation equation is linked to the autoregressive process equation through the estimates of underlying states (</w:t>
+      </w:r>
+      <w:r>
+        <w:rPr>
+          <w:rFonts w:ascii="MathJax_Math-italic" w:eastAsia="Times New Roman" w:hAnsi="MathJax_Math-italic" w:cs="Times New Roman"/>
+          <w:b/>
+          <w:bCs/>
+          <w:kern w:val="0"/>
+          <w:sz w:val="26"/>
+          <w:szCs w:val="26"/>
+          <w:bdr w:val="none" w:sz="0" w:space="0" w:color="auto" w:frame="1"/>
+          <w14:ligatures w14:val="none"/>
+        </w:rPr>
+        <w:t>x</w:t>
+      </w:r>
+      <w:r>
+        <w:rPr>
+          <w:rFonts w:ascii="MathJax_Math-italic" w:eastAsia="Times New Roman" w:hAnsi="MathJax_Math-italic" w:cs="Times New Roman"/>
+          <w:b/>
+          <w:bCs/>
+          <w:kern w:val="0"/>
+          <w:sz w:val="26"/>
+          <w:szCs w:val="26"/>
+          <w:bdr w:val="none" w:sz="0" w:space="0" w:color="auto" w:frame="1"/>
+          <w:vertAlign w:val="subscript"/>
+          <w14:ligatures w14:val="none"/>
+        </w:rPr>
+        <w:t>t</w:t>
+      </w:r>
+      <w:r>
+        <w:t xml:space="preserve">). </w:t>
+      </w:r>
+      <w:r>
+        <w:t xml:space="preserve">The process equation connects time steps in state processes by estimating terms for both </w:t>
+      </w:r>
+      <w:r>
+        <w:rPr>
+          <w:rFonts w:ascii="MathJax_Math-italic" w:eastAsia="Times New Roman" w:hAnsi="MathJax_Math-italic" w:cs="Times New Roman"/>
+          <w:b/>
+          <w:bCs/>
+          <w:kern w:val="0"/>
+          <w:sz w:val="26"/>
+          <w:szCs w:val="26"/>
+          <w:bdr w:val="none" w:sz="0" w:space="0" w:color="auto" w:frame="1"/>
+          <w14:ligatures w14:val="none"/>
+        </w:rPr>
+        <w:t>x</w:t>
+      </w:r>
+      <w:r>
+        <w:rPr>
+          <w:rFonts w:ascii="MathJax_Math-italic" w:eastAsia="Times New Roman" w:hAnsi="MathJax_Math-italic" w:cs="Times New Roman"/>
+          <w:b/>
+          <w:bCs/>
+          <w:kern w:val="0"/>
+          <w:sz w:val="26"/>
+          <w:szCs w:val="26"/>
+          <w:bdr w:val="none" w:sz="0" w:space="0" w:color="auto" w:frame="1"/>
+          <w:vertAlign w:val="subscript"/>
+          <w14:ligatures w14:val="none"/>
+        </w:rPr>
+        <w:t>t</w:t>
+      </w:r>
+      <w:r>
+        <w:t xml:space="preserve"> (in conjunction with the observation equation) and </w:t>
+      </w:r>
+      <w:r>
+        <w:rPr>
+          <w:rFonts w:ascii="MathJax_Math-italic" w:eastAsia="Times New Roman" w:hAnsi="MathJax_Math-italic" w:cs="Times New Roman"/>
+          <w:b/>
+          <w:bCs/>
+          <w:kern w:val="0"/>
+          <w:sz w:val="26"/>
+          <w:szCs w:val="26"/>
+          <w:bdr w:val="none" w:sz="0" w:space="0" w:color="auto" w:frame="1"/>
+          <w14:ligatures w14:val="none"/>
+        </w:rPr>
+        <w:t>x</w:t>
+      </w:r>
+      <w:r>
+        <w:rPr>
+          <w:rFonts w:ascii="MathJax_Math-italic" w:eastAsia="Times New Roman" w:hAnsi="MathJax_Math-italic" w:cs="Times New Roman"/>
+          <w:b/>
+          <w:bCs/>
+          <w:kern w:val="0"/>
+          <w:sz w:val="26"/>
+          <w:szCs w:val="26"/>
+          <w:bdr w:val="none" w:sz="0" w:space="0" w:color="auto" w:frame="1"/>
+          <w:vertAlign w:val="subscript"/>
+          <w14:ligatures w14:val="none"/>
+        </w:rPr>
+        <w:t>t</w:t>
+      </w:r>
+      <w:r>
+        <w:rPr>
+          <w:rFonts w:ascii="MathJax_Main" w:eastAsia="Times New Roman" w:hAnsi="MathJax_Main" w:cs="Times New Roman"/>
+          <w:b/>
+          <w:bCs/>
+          <w:kern w:val="0"/>
+          <w:sz w:val="26"/>
+          <w:szCs w:val="26"/>
+          <w:bdr w:val="none" w:sz="0" w:space="0" w:color="auto" w:frame="1"/>
+          <w:vertAlign w:val="subscript"/>
+          <w14:ligatures w14:val="none"/>
+        </w:rPr>
+        <w:t>−1</w:t>
+      </w:r>
+      <w:r>
+        <w:t xml:space="preserve">. The process equation is </w:t>
+      </w:r>
+      <w:r>
+        <w:t xml:space="preserve">formulated as follows: </w:t>
+      </w:r>
+    </w:p>
+    <w:p>
+      <w:pPr>
+        <w:spacing w:after="0" w:line="480" w:lineRule="auto"/>
+        <w:jc w:val="center"/>
+        <w:rPr>
+          <w:rFonts w:ascii="Times New Roman" w:eastAsia="Times New Roman" w:hAnsi="Times New Roman" w:cs="Times New Roman"/>
+          <w:kern w:val="0"/>
+          <w:sz w:val="26"/>
+          <w:szCs w:val="26"/>
+          <w14:ligatures w14:val="none"/>
+        </w:rPr>
+      </w:pPr>
+      <w:r>
+        <w:rPr>
+          <w:rFonts w:ascii="MathJax_Math-italic" w:eastAsia="Times New Roman" w:hAnsi="MathJax_Math-italic" w:cs="Times New Roman"/>
+          <w:b/>
+          <w:bCs/>
+          <w:kern w:val="0"/>
+          <w:sz w:val="26"/>
+          <w:szCs w:val="26"/>
+          <w:bdr w:val="none" w:sz="0" w:space="0" w:color="auto" w:frame="1"/>
+          <w14:ligatures w14:val="none"/>
+        </w:rPr>
+        <w:t>x</w:t>
+      </w:r>
+      <w:r>
+        <w:rPr>
+          <w:rFonts w:ascii="MathJax_Math-italic" w:eastAsia="Times New Roman" w:hAnsi="MathJax_Math-italic" w:cs="Times New Roman"/>
+          <w:b/>
+          <w:bCs/>
+          <w:kern w:val="0"/>
+          <w:sz w:val="26"/>
+          <w:szCs w:val="26"/>
+          <w:bdr w:val="none" w:sz="0" w:space="0" w:color="auto" w:frame="1"/>
+          <w:vertAlign w:val="subscript"/>
+          <w14:ligatures w14:val="none"/>
+        </w:rPr>
+        <w:t>t</w:t>
+      </w:r>
+      <w:r>
+        <w:rPr>
+          <w:rFonts w:ascii="MathJax_Math-italic" w:eastAsia="Times New Roman" w:hAnsi="MathJax_Math-italic" w:cs="Times New Roman"/>
+          <w:kern w:val="0"/>
+          <w:sz w:val="26"/>
+          <w:szCs w:val="26"/>
+          <w:bdr w:val="none" w:sz="0" w:space="0" w:color="auto" w:frame="1"/>
+          <w14:ligatures w14:val="none"/>
+        </w:rPr>
+        <w:t xml:space="preserve"> </w:t>
+      </w:r>
+      <w:r>
+        <w:rPr>
+          <w:rFonts w:ascii="MathJax_Main" w:eastAsia="Times New Roman" w:hAnsi="MathJax_Main" w:cs="Times New Roman"/>
+          <w:kern w:val="0"/>
+          <w:sz w:val="26"/>
+          <w:szCs w:val="26"/>
+          <w:bdr w:val="none" w:sz="0" w:space="0" w:color="auto" w:frame="1"/>
+          <w14:ligatures w14:val="none"/>
+        </w:rPr>
+        <w:t xml:space="preserve">= </w:t>
+      </w:r>
+      <w:r>
+        <w:rPr>
+          <w:rFonts w:ascii="MathJax_Math-italic" w:eastAsia="Times New Roman" w:hAnsi="MathJax_Math-italic" w:cs="Times New Roman"/>
+          <w:b/>
+          <w:bCs/>
+          <w:kern w:val="0"/>
+          <w:sz w:val="26"/>
+          <w:szCs w:val="26"/>
+          <w:bdr w:val="none" w:sz="0" w:space="0" w:color="auto" w:frame="1"/>
+          <w14:ligatures w14:val="none"/>
+        </w:rPr>
+        <w:t>Bx</w:t>
+      </w:r>
+      <w:r>
+        <w:rPr>
+          <w:rFonts w:ascii="MathJax_Math-italic" w:eastAsia="Times New Roman" w:hAnsi="MathJax_Math-italic" w:cs="Times New Roman"/>
+          <w:b/>
+          <w:bCs/>
+          <w:kern w:val="0"/>
+          <w:sz w:val="26"/>
+          <w:szCs w:val="26"/>
+          <w:bdr w:val="none" w:sz="0" w:space="0" w:color="auto" w:frame="1"/>
+          <w:vertAlign w:val="subscript"/>
+          <w14:ligatures w14:val="none"/>
+        </w:rPr>
+        <w:t>t</w:t>
+      </w:r>
+      <w:r>
+        <w:rPr>
+          <w:rFonts w:ascii="MathJax_Main" w:eastAsia="Times New Roman" w:hAnsi="MathJax_Main" w:cs="Times New Roman"/>
+          <w:b/>
+          <w:bCs/>
+          <w:kern w:val="0"/>
+          <w:sz w:val="26"/>
+          <w:szCs w:val="26"/>
+          <w:bdr w:val="none" w:sz="0" w:space="0" w:color="auto" w:frame="1"/>
+          <w:vertAlign w:val="subscript"/>
+          <w14:ligatures w14:val="none"/>
+        </w:rPr>
+        <w:t>−1</w:t>
+      </w:r>
+      <w:r>
+        <w:rPr>
+          <w:rFonts w:ascii="MathJax_Main" w:eastAsia="Times New Roman" w:hAnsi="MathJax_Main" w:cs="Times New Roman"/>
+          <w:kern w:val="0"/>
+          <w:sz w:val="26"/>
+          <w:szCs w:val="26"/>
+          <w:bdr w:val="none" w:sz="0" w:space="0" w:color="auto" w:frame="1"/>
+          <w14:ligatures w14:val="none"/>
+        </w:rPr>
+        <w:t xml:space="preserve"> + </w:t>
+      </w:r>
+      <w:r>
+        <w:rPr>
+          <w:rFonts w:ascii="MathJax_Math-italic" w:eastAsia="Times New Roman" w:hAnsi="MathJax_Math-italic" w:cs="Times New Roman"/>
+          <w:b/>
+          <w:bCs/>
+          <w:kern w:val="0"/>
+          <w:sz w:val="26"/>
+          <w:szCs w:val="26"/>
+          <w:bdr w:val="none" w:sz="0" w:space="0" w:color="auto" w:frame="1"/>
+          <w14:ligatures w14:val="none"/>
+        </w:rPr>
+        <w:t>u</w:t>
+      </w:r>
+      <w:r>
+        <w:rPr>
+          <w:rFonts w:ascii="MathJax_Math-italic" w:eastAsia="Times New Roman" w:hAnsi="MathJax_Math-italic" w:cs="Times New Roman"/>
+          <w:kern w:val="0"/>
+          <w:sz w:val="26"/>
+          <w:szCs w:val="26"/>
+          <w:bdr w:val="none" w:sz="0" w:space="0" w:color="auto" w:frame="1"/>
+          <w14:ligatures w14:val="none"/>
+        </w:rPr>
+        <w:t xml:space="preserve"> </w:t>
+      </w:r>
+      <w:r>
+        <w:rPr>
+          <w:rFonts w:ascii="MathJax_Main" w:eastAsia="Times New Roman" w:hAnsi="MathJax_Main" w:cs="Times New Roman"/>
+          <w:kern w:val="0"/>
+          <w:sz w:val="26"/>
+          <w:szCs w:val="26"/>
+          <w:bdr w:val="none" w:sz="0" w:space="0" w:color="auto" w:frame="1"/>
+          <w14:ligatures w14:val="none"/>
+        </w:rPr>
+        <w:t xml:space="preserve">+ </w:t>
+      </w:r>
+      <w:r>
+        <w:rPr>
+          <w:rFonts w:ascii="MathJax_Math-italic" w:eastAsia="Times New Roman" w:hAnsi="MathJax_Math-italic" w:cs="Times New Roman"/>
+          <w:b/>
+          <w:bCs/>
+          <w:kern w:val="0"/>
+          <w:sz w:val="26"/>
+          <w:szCs w:val="26"/>
+          <w:bdr w:val="none" w:sz="0" w:space="0" w:color="auto" w:frame="1"/>
+          <w14:ligatures w14:val="none"/>
+        </w:rPr>
+        <w:t>Cc</w:t>
+      </w:r>
+      <w:r>
+        <w:rPr>
+          <w:rFonts w:ascii="MathJax_Math-italic" w:eastAsia="Times New Roman" w:hAnsi="MathJax_Math-italic" w:cs="Times New Roman"/>
+          <w:b/>
+          <w:bCs/>
+          <w:kern w:val="0"/>
+          <w:sz w:val="26"/>
+          <w:szCs w:val="26"/>
+          <w:bdr w:val="none" w:sz="0" w:space="0" w:color="auto" w:frame="1"/>
+          <w:vertAlign w:val="subscript"/>
+          <w14:ligatures w14:val="none"/>
+        </w:rPr>
+        <w:t>t</w:t>
+      </w:r>
+      <w:r>
+        <w:rPr>
+          <w:rFonts w:ascii="MathJax_Math-italic" w:eastAsia="Times New Roman" w:hAnsi="MathJax_Math-italic" w:cs="Times New Roman"/>
+          <w:kern w:val="0"/>
+          <w:sz w:val="26"/>
+          <w:szCs w:val="26"/>
+          <w:bdr w:val="none" w:sz="0" w:space="0" w:color="auto" w:frame="1"/>
+          <w14:ligatures w14:val="none"/>
+        </w:rPr>
+        <w:t xml:space="preserve"> </w:t>
+      </w:r>
+      <w:r>
+        <w:rPr>
+          <w:rFonts w:ascii="MathJax_Main" w:eastAsia="Times New Roman" w:hAnsi="MathJax_Main" w:cs="Times New Roman"/>
+          <w:kern w:val="0"/>
+          <w:sz w:val="26"/>
+          <w:szCs w:val="26"/>
+          <w:bdr w:val="none" w:sz="0" w:space="0" w:color="auto" w:frame="1"/>
+          <w14:ligatures w14:val="none"/>
+        </w:rPr>
+        <w:t xml:space="preserve">+ </w:t>
+      </w:r>
+      <w:r>
+        <w:rPr>
+          <w:rFonts w:ascii="MathJax_Math-italic" w:eastAsia="Times New Roman" w:hAnsi="MathJax_Math-italic" w:cs="Times New Roman"/>
+          <w:b/>
+          <w:bCs/>
+          <w:kern w:val="0"/>
+          <w:sz w:val="26"/>
+          <w:szCs w:val="26"/>
+          <w:bdr w:val="none" w:sz="0" w:space="0" w:color="auto" w:frame="1"/>
+          <w14:ligatures w14:val="none"/>
+        </w:rPr>
+        <w:t>w</w:t>
+      </w:r>
+      <w:r>
+        <w:rPr>
+          <w:rFonts w:ascii="MathJax_Math-italic" w:eastAsia="Times New Roman" w:hAnsi="MathJax_Math-italic" w:cs="Times New Roman"/>
+          <w:b/>
+          <w:bCs/>
+          <w:kern w:val="0"/>
+          <w:sz w:val="26"/>
+          <w:szCs w:val="26"/>
+          <w:bdr w:val="none" w:sz="0" w:space="0" w:color="auto" w:frame="1"/>
+          <w:vertAlign w:val="subscript"/>
+          <w14:ligatures w14:val="none"/>
+        </w:rPr>
+        <w:t>t</w:t>
+      </w:r>
+      <w:r>
+        <w:rPr>
+          <w:rFonts w:ascii="MathJax_Math-italic" w:eastAsia="Times New Roman" w:hAnsi="MathJax_Math-italic" w:cs="Times New Roman"/>
+          <w:kern w:val="0"/>
+          <w:sz w:val="20"/>
+          <w:szCs w:val="20"/>
+          <w:bdr w:val="none" w:sz="0" w:space="0" w:color="auto" w:frame="1"/>
+          <w14:ligatures w14:val="none"/>
+        </w:rPr>
+        <w:t xml:space="preserve">, where </w:t>
+      </w:r>
+      <w:r>
+        <w:rPr>
+          <w:rFonts w:ascii="MathJax_Math-italic" w:eastAsia="Times New Roman" w:hAnsi="MathJax_Math-italic" w:cs="Times New Roman"/>
+          <w:b/>
+          <w:bCs/>
+          <w:kern w:val="0"/>
+          <w:sz w:val="26"/>
+          <w:szCs w:val="26"/>
+          <w:bdr w:val="none" w:sz="0" w:space="0" w:color="auto" w:frame="1"/>
+          <w14:ligatures w14:val="none"/>
+        </w:rPr>
+        <w:t>w</w:t>
+      </w:r>
+      <w:r>
+        <w:rPr>
+          <w:rFonts w:ascii="MathJax_Math-italic" w:eastAsia="Times New Roman" w:hAnsi="MathJax_Math-italic" w:cs="Times New Roman"/>
+          <w:b/>
+          <w:bCs/>
+          <w:kern w:val="0"/>
+          <w:sz w:val="26"/>
+          <w:szCs w:val="26"/>
+          <w:bdr w:val="none" w:sz="0" w:space="0" w:color="auto" w:frame="1"/>
+          <w:vertAlign w:val="subscript"/>
+          <w14:ligatures w14:val="none"/>
+        </w:rPr>
+        <w:t>t</w:t>
+      </w:r>
+      <w:r>
+        <w:rPr>
+          <w:rFonts w:ascii="MathJax_Main" w:eastAsia="Times New Roman" w:hAnsi="MathJax_Main" w:cs="Times New Roman"/>
+          <w:kern w:val="0"/>
+          <w:sz w:val="26"/>
+          <w:szCs w:val="26"/>
+          <w:bdr w:val="none" w:sz="0" w:space="0" w:color="auto" w:frame="1"/>
+          <w14:ligatures w14:val="none"/>
+        </w:rPr>
+        <w:t>∼</w:t>
+      </w:r>
+      <w:r>
+        <w:rPr>
+          <w:rFonts w:ascii="MathJax_Math-italic" w:eastAsia="Times New Roman" w:hAnsi="MathJax_Math-italic" w:cs="Times New Roman"/>
+          <w:kern w:val="0"/>
+          <w:sz w:val="26"/>
+          <w:szCs w:val="26"/>
+          <w:bdr w:val="none" w:sz="0" w:space="0" w:color="auto" w:frame="1"/>
+          <w14:ligatures w14:val="none"/>
+        </w:rPr>
+        <w:t>MVN</w:t>
+      </w:r>
+      <w:r>
+        <w:rPr>
+          <w:rFonts w:ascii="MathJax_Main" w:eastAsia="Times New Roman" w:hAnsi="MathJax_Main" w:cs="Times New Roman"/>
+          <w:kern w:val="0"/>
+          <w:sz w:val="26"/>
+          <w:szCs w:val="26"/>
+          <w:bdr w:val="none" w:sz="0" w:space="0" w:color="auto" w:frame="1"/>
+          <w14:ligatures w14:val="none"/>
+        </w:rPr>
+        <w:t>(0,</w:t>
+      </w:r>
+      <w:r>
+        <w:rPr>
+          <w:rFonts w:ascii="MathJax_Math-italic" w:eastAsia="Times New Roman" w:hAnsi="MathJax_Math-italic" w:cs="Times New Roman"/>
+          <w:b/>
+          <w:bCs/>
+          <w:kern w:val="0"/>
+          <w:sz w:val="26"/>
+          <w:szCs w:val="26"/>
+          <w:bdr w:val="none" w:sz="0" w:space="0" w:color="auto" w:frame="1"/>
+          <w14:ligatures w14:val="none"/>
+        </w:rPr>
+        <w:t>Q</w:t>
+      </w:r>
+      <w:r>
+        <w:rPr>
+          <w:rFonts w:ascii="MathJax_Main" w:eastAsia="Times New Roman" w:hAnsi="MathJax_Main" w:cs="Times New Roman"/>
+          <w:kern w:val="0"/>
+          <w:sz w:val="26"/>
+          <w:szCs w:val="26"/>
+          <w:bdr w:val="none" w:sz="0" w:space="0" w:color="auto" w:frame="1"/>
+          <w14:ligatures w14:val="none"/>
+        </w:rPr>
+        <w:t>)</w:t>
+      </w:r>
+    </w:p>
+    <w:p>
+      <w:pPr>
+        <w:spacing w:after="0" w:line="480" w:lineRule="auto"/>
       </w:pPr>
       <w:r>
         <w:lastRenderedPageBreak/>
-        <w:t>elsewhere in the region, and to evaluate if and to what extent Sheldon Jackson Hatchery operations have driven increas</w:t>
+        <w:t xml:space="preserve">Here, </w:t>
+      </w:r>
+      <w:r>
+        <w:rPr>
+          <w:rFonts w:ascii="MathJax_Math-italic" w:eastAsia="Times New Roman" w:hAnsi="MathJax_Math-italic" w:cs="Times New Roman"/>
+          <w:b/>
+          <w:bCs/>
+          <w:kern w:val="0"/>
+          <w:sz w:val="26"/>
+          <w:szCs w:val="26"/>
+          <w:bdr w:val="none" w:sz="0" w:space="0" w:color="auto" w:frame="1"/>
+          <w14:ligatures w14:val="none"/>
+        </w:rPr>
+        <w:t>B</w:t>
+      </w:r>
+      <w:r>
+        <w:t xml:space="preserve"> defines the interaction between state estimates through time (i.e., </w:t>
+      </w:r>
+      <w:r>
+        <w:rPr>
+          <w:rFonts w:ascii="MathJax_Math-italic" w:eastAsia="Times New Roman" w:hAnsi="MathJax_Math-italic" w:cs="Times New Roman"/>
+          <w:b/>
+          <w:bCs/>
+          <w:kern w:val="0"/>
+          <w:sz w:val="26"/>
+          <w:szCs w:val="26"/>
+          <w:bdr w:val="none" w:sz="0" w:space="0" w:color="auto" w:frame="1"/>
+          <w14:ligatures w14:val="none"/>
+        </w:rPr>
+        <w:t>x</w:t>
+      </w:r>
+      <w:r>
+        <w:rPr>
+          <w:rFonts w:ascii="MathJax_Math-italic" w:eastAsia="Times New Roman" w:hAnsi="MathJax_Math-italic" w:cs="Times New Roman"/>
+          <w:b/>
+          <w:bCs/>
+          <w:kern w:val="0"/>
+          <w:sz w:val="26"/>
+          <w:szCs w:val="26"/>
+          <w:bdr w:val="none" w:sz="0" w:space="0" w:color="auto" w:frame="1"/>
+          <w:vertAlign w:val="subscript"/>
+          <w14:ligatures w14:val="none"/>
+        </w:rPr>
+        <w:t>t</w:t>
+      </w:r>
+      <w:r>
+        <w:rPr>
+          <w:rFonts w:ascii="MathJax_Main" w:eastAsia="Times New Roman" w:hAnsi="MathJax_Main" w:cs="Times New Roman"/>
+          <w:kern w:val="0"/>
+          <w:sz w:val="26"/>
+          <w:szCs w:val="26"/>
+          <w:bdr w:val="none" w:sz="0" w:space="0" w:color="auto" w:frame="1"/>
+          <w14:ligatures w14:val="none"/>
+        </w:rPr>
+        <w:t xml:space="preserve"> </w:t>
+      </w:r>
+      <w:r>
+        <w:t xml:space="preserve">and </w:t>
+      </w:r>
+      <w:r>
+        <w:rPr>
+          <w:rFonts w:ascii="MathJax_Math-italic" w:eastAsia="Times New Roman" w:hAnsi="MathJax_Math-italic" w:cs="Times New Roman"/>
+          <w:b/>
+          <w:bCs/>
+          <w:kern w:val="0"/>
+          <w:sz w:val="26"/>
+          <w:szCs w:val="26"/>
+          <w:bdr w:val="none" w:sz="0" w:space="0" w:color="auto" w:frame="1"/>
+          <w14:ligatures w14:val="none"/>
+        </w:rPr>
+        <w:t>x</w:t>
+      </w:r>
+      <w:r>
+        <w:rPr>
+          <w:rFonts w:ascii="MathJax_Math-italic" w:eastAsia="Times New Roman" w:hAnsi="MathJax_Math-italic" w:cs="Times New Roman"/>
+          <w:b/>
+          <w:bCs/>
+          <w:kern w:val="0"/>
+          <w:sz w:val="26"/>
+          <w:szCs w:val="26"/>
+          <w:bdr w:val="none" w:sz="0" w:space="0" w:color="auto" w:frame="1"/>
+          <w:vertAlign w:val="subscript"/>
+          <w14:ligatures w14:val="none"/>
+        </w:rPr>
+        <w:t>t</w:t>
+      </w:r>
+      <w:r>
+        <w:rPr>
+          <w:rFonts w:ascii="MathJax_Main" w:eastAsia="Times New Roman" w:hAnsi="MathJax_Main" w:cs="Times New Roman"/>
+          <w:b/>
+          <w:bCs/>
+          <w:kern w:val="0"/>
+          <w:sz w:val="26"/>
+          <w:szCs w:val="26"/>
+          <w:bdr w:val="none" w:sz="0" w:space="0" w:color="auto" w:frame="1"/>
+          <w:vertAlign w:val="subscript"/>
+          <w14:ligatures w14:val="none"/>
+        </w:rPr>
+        <w:t>−1</w:t>
+      </w:r>
+      <w:r>
+        <w:t xml:space="preserve">). If </w:t>
+      </w:r>
+      <w:r>
+        <w:rPr>
+          <w:rFonts w:ascii="MathJax_Math-italic" w:eastAsia="Times New Roman" w:hAnsi="MathJax_Math-italic" w:cs="Times New Roman"/>
+          <w:b/>
+          <w:bCs/>
+          <w:kern w:val="0"/>
+          <w:sz w:val="26"/>
+          <w:szCs w:val="26"/>
+          <w:bdr w:val="none" w:sz="0" w:space="0" w:color="auto" w:frame="1"/>
+          <w14:ligatures w14:val="none"/>
+        </w:rPr>
+        <w:t>B</w:t>
+      </w:r>
+      <w:r>
+        <w:t xml:space="preserve"> is specified as an identity matrix, </w:t>
+      </w:r>
+      <w:r>
+        <w:rPr>
+          <w:rFonts w:ascii="MathJax_Math-italic" w:eastAsia="Times New Roman" w:hAnsi="MathJax_Math-italic" w:cs="Times New Roman"/>
+          <w:b/>
+          <w:bCs/>
+          <w:kern w:val="0"/>
+          <w:sz w:val="26"/>
+          <w:szCs w:val="26"/>
+          <w:bdr w:val="none" w:sz="0" w:space="0" w:color="auto" w:frame="1"/>
+          <w14:ligatures w14:val="none"/>
+        </w:rPr>
+        <w:t>u</w:t>
+      </w:r>
+      <w:r>
+        <w:t xml:space="preserve"> then represents trends in the underlying state(s), otherwise </w:t>
+      </w:r>
+      <w:r>
+        <w:rPr>
+          <w:rFonts w:ascii="MathJax_Math-italic" w:eastAsia="Times New Roman" w:hAnsi="MathJax_Math-italic" w:cs="Times New Roman"/>
+          <w:b/>
+          <w:bCs/>
+          <w:kern w:val="0"/>
+          <w:sz w:val="26"/>
+          <w:szCs w:val="26"/>
+          <w:bdr w:val="none" w:sz="0" w:space="0" w:color="auto" w:frame="1"/>
+          <w14:ligatures w14:val="none"/>
+        </w:rPr>
+        <w:t>B</w:t>
+      </w:r>
+      <w:r>
+        <w:t xml:space="preserve"> and </w:t>
+      </w:r>
+      <w:r>
+        <w:rPr>
+          <w:rFonts w:ascii="MathJax_Math-italic" w:eastAsia="Times New Roman" w:hAnsi="MathJax_Math-italic" w:cs="Times New Roman"/>
+          <w:b/>
+          <w:bCs/>
+          <w:kern w:val="0"/>
+          <w:sz w:val="26"/>
+          <w:szCs w:val="26"/>
+          <w:bdr w:val="none" w:sz="0" w:space="0" w:color="auto" w:frame="1"/>
+          <w14:ligatures w14:val="none"/>
+        </w:rPr>
+        <w:t>u</w:t>
+      </w:r>
+      <w:r>
+        <w:t xml:space="preserve"> together determine the underlying mean and how quickly the time series would return to the mean following some perturbation. The variance of process errors as well as the (possible) covariance between them is defined by</w:t>
+      </w:r>
+      <w:r>
+        <w:rPr>
+          <w:rFonts w:ascii="MathJax_Math-italic" w:eastAsia="Times New Roman" w:hAnsi="MathJax_Math-italic" w:cs="Times New Roman"/>
+          <w:kern w:val="0"/>
+          <w:sz w:val="26"/>
+          <w:szCs w:val="26"/>
+          <w:bdr w:val="none" w:sz="0" w:space="0" w:color="auto" w:frame="1"/>
+          <w14:ligatures w14:val="none"/>
+        </w:rPr>
+        <w:t xml:space="preserve"> </w:t>
+      </w:r>
+      <w:r>
+        <w:rPr>
+          <w:rFonts w:ascii="MathJax_Math-italic" w:eastAsia="Times New Roman" w:hAnsi="MathJax_Math-italic" w:cs="Times New Roman"/>
+          <w:b/>
+          <w:bCs/>
+          <w:kern w:val="0"/>
+          <w:sz w:val="26"/>
+          <w:szCs w:val="26"/>
+          <w:bdr w:val="none" w:sz="0" w:space="0" w:color="auto" w:frame="1"/>
+          <w14:ligatures w14:val="none"/>
+        </w:rPr>
+        <w:t>Q</w:t>
+      </w:r>
+      <w:r>
+        <w:t xml:space="preserve">. Finally, </w:t>
+      </w:r>
+      <w:r>
+        <w:rPr>
+          <w:rFonts w:ascii="MathJax_Math-italic" w:eastAsia="Times New Roman" w:hAnsi="MathJax_Math-italic" w:cs="Times New Roman"/>
+          <w:b/>
+          <w:bCs/>
+          <w:kern w:val="0"/>
+          <w:sz w:val="26"/>
+          <w:szCs w:val="26"/>
+          <w:bdr w:val="none" w:sz="0" w:space="0" w:color="auto" w:frame="1"/>
+          <w14:ligatures w14:val="none"/>
+        </w:rPr>
+        <w:t>c</w:t>
+      </w:r>
+      <w:r>
+        <w:rPr>
+          <w:rFonts w:ascii="MathJax_Math-italic" w:eastAsia="Times New Roman" w:hAnsi="MathJax_Math-italic" w:cs="Times New Roman"/>
+          <w:b/>
+          <w:bCs/>
+          <w:kern w:val="0"/>
+          <w:sz w:val="26"/>
+          <w:szCs w:val="26"/>
+          <w:bdr w:val="none" w:sz="0" w:space="0" w:color="auto" w:frame="1"/>
+          <w:vertAlign w:val="subscript"/>
+          <w14:ligatures w14:val="none"/>
+        </w:rPr>
+        <w:t>t</w:t>
+      </w:r>
+      <w:r>
+        <w:t xml:space="preserve"> and </w:t>
+      </w:r>
+      <w:r>
+        <w:rPr>
+          <w:rFonts w:ascii="MathJax_Math-italic" w:eastAsia="Times New Roman" w:hAnsi="MathJax_Math-italic" w:cs="Times New Roman"/>
+          <w:b/>
+          <w:bCs/>
+          <w:kern w:val="0"/>
+          <w:sz w:val="26"/>
+          <w:szCs w:val="26"/>
+          <w:bdr w:val="none" w:sz="0" w:space="0" w:color="auto" w:frame="1"/>
+          <w14:ligatures w14:val="none"/>
+        </w:rPr>
+        <w:t>C</w:t>
+      </w:r>
+      <w:r>
+        <w:t xml:space="preserve"> respectively represent covariate data related to the state process and the effect of said covariates.</w:t>
+      </w:r>
+    </w:p>
+    <w:p>
+      <w:pPr>
+        <w:spacing w:after="0" w:line="480" w:lineRule="auto"/>
+        <w:ind w:firstLine="720"/>
+      </w:pPr>
+      <w:r>
+        <w:t>MARSS models are very</w:t>
+      </w:r>
+      <w:r>
+        <w:t xml:space="preserve"> useful when parsing data collected by different observers operating in differing conditions (weather, time of day, time of year, etc.), where those conditions </w:t>
+      </w:r>
+      <w:r>
+        <w:t>could potentially</w:t>
+      </w:r>
+      <w:r>
+        <w:t xml:space="preserve"> bias the observations being made. Furthermore, MARSS models allow for gaps in the observed time series, like those present in the Indian River data, while retaining the ability to make inferences about the underlying state (Holmes et al. 2012</w:t>
+      </w:r>
+      <w:r>
+        <w:t>, Scheuerell et al. 2015</w:t>
+      </w:r>
+      <w:r>
+        <w:t>).</w:t>
+      </w:r>
+      <w:r>
+        <w:t xml:space="preserve"> </w:t>
+      </w:r>
+    </w:p>
+    <w:p>
+      <w:pPr>
+        <w:pStyle w:val="ListParagraph"/>
+        <w:spacing w:after="0" w:line="480" w:lineRule="auto"/>
+        <w:ind w:left="360"/>
+      </w:pPr>
+    </w:p>
+    <w:p>
+      <w:pPr>
+        <w:spacing w:after="0" w:line="480" w:lineRule="auto"/>
+        <w:rPr>
+          <w:b/>
+          <w:bCs/>
+        </w:rPr>
+      </w:pPr>
+      <w:r>
+        <w:rPr>
+          <w:b/>
+          <w:bCs/>
+        </w:rPr>
+        <w:t>Regional Abundance</w:t>
+      </w:r>
+    </w:p>
+    <w:p>
+      <w:pPr>
+        <w:spacing w:after="0" w:line="480" w:lineRule="auto"/>
+      </w:pPr>
+      <w:r>
+        <w:t>We began by</w:t>
+      </w:r>
+      <w:r>
+        <w:t xml:space="preserve"> assess</w:t>
       </w:r>
       <w:r>
         <w:t>ing</w:t>
       </w:r>
       <w:r>
+        <w:t xml:space="preserve"> whether abundances of pink salmon observed at Indian River are consistent with those abundances seen elsewhere in the region, with no attention paid to the existence of the hatchery. </w:t>
+      </w:r>
+      <w:r>
+        <w:t>We</w:t>
+      </w:r>
+      <w:r>
+        <w:t xml:space="preserve"> accomplished </w:t>
+      </w:r>
+      <w:r>
+        <w:t xml:space="preserve">this </w:t>
+      </w:r>
+      <w:r>
+        <w:t xml:space="preserve">by specifying two separate MARSS models of pink salmon abundance at Indian River and the surrounding region. The first estimates two underlying state processes, treating the underlying state of Indian River pink salmon abundance separately from that of the wider region. The second uses all available data (abundance observations from Indian River and ADFG’s 35 </w:t>
+      </w:r>
+      <w:r>
+        <w:rPr>
+          <w:i/>
+          <w:iCs/>
+        </w:rPr>
+        <w:t>north southeast (outside)</w:t>
+      </w:r>
+      <w:r>
+        <w:t xml:space="preserve"> index streams) to estimate one underlying state process of pink salmon abundance throughout the region. A </w:t>
+      </w:r>
+      <w:r>
+        <w:lastRenderedPageBreak/>
+        <w:t xml:space="preserve">comparison of how well each model fits the abundance data will either lend support to or undermine the notion that Indian River pink salmon abundances significantly differ from those observed elsewhere in the region throughout the study period. </w:t>
+      </w:r>
+      <w:r>
+        <w:t>Annual abundance d</w:t>
+      </w:r>
+      <w:r>
+        <w:t>ata are</w:t>
+      </w:r>
+      <w:r>
+        <w:t xml:space="preserve"> scaled by stream length (fish per km) and then</w:t>
+      </w:r>
+      <w:r>
+        <w:t xml:space="preserve"> standardized at the stream level so that streams of varying available pink salmon habitat may be directly compared</w:t>
+      </w:r>
+      <w:r>
+        <w:t xml:space="preserve">. </w:t>
+      </w:r>
+      <w:r>
+        <w:t xml:space="preserve">No </w:t>
+      </w:r>
+      <w:r>
+        <w:t xml:space="preserve">offset </w:t>
+      </w:r>
+      <w:r>
+        <w:t>(</w:t>
+      </w:r>
+      <w:r>
+        <w:rPr>
+          <w:rFonts w:ascii="MathJax_Math-italic" w:eastAsia="Times New Roman" w:hAnsi="MathJax_Math-italic" w:cs="Times New Roman"/>
+          <w:b/>
+          <w:bCs/>
+          <w:kern w:val="0"/>
+          <w:sz w:val="26"/>
+          <w:szCs w:val="26"/>
+          <w:bdr w:val="none" w:sz="0" w:space="0" w:color="auto" w:frame="1"/>
+          <w14:ligatures w14:val="none"/>
+        </w:rPr>
+        <w:t>a</w:t>
+      </w:r>
+      <w:r>
+        <w:t>)</w:t>
+      </w:r>
+      <w:r>
         <w:t xml:space="preserve"> </w:t>
       </w:r>
       <w:r>
-        <w:t>abundance</w:t>
-      </w:r>
-      <w:r>
-        <w:t xml:space="preserve"> since 1980. If Indian River pink salmon abundances </w:t>
-      </w:r>
-      <w:r>
-        <w:t>exceed the</w:t>
-      </w:r>
-      <w:r>
-        <w:t xml:space="preserve"> natural range of variation, then it follows that a model which specifies estimates Indian River abundance as separate from that of the wider region would fit the observed data significantly better than a model which estimates pink salmon abundance throughout the region and does not allow for the Indian River to be treated as separate</w:t>
-      </w:r>
-      <w:ins w:id="6" w:author="tquinn" w:date="2026-05-20T21:57:00Z" w16du:dateUtc="2026-05-21T04:57:00Z">
-        <w:r>
-          <w:t xml:space="preserve"> [</w:t>
-        </w:r>
+        <w:t xml:space="preserve">is </w:t>
+      </w:r>
+      <w:r>
+        <w:t>estimated for the observation process, but the model allows for distinct trends in both</w:t>
+      </w:r>
+      <w:r>
+        <w:t xml:space="preserve"> </w:t>
+      </w:r>
+      <w:r>
+        <w:t>underlying states. Covariate data relating to observers (</w:t>
+      </w:r>
+      <w:r>
+        <w:rPr>
+          <w:rFonts w:ascii="MathJax_Math-italic" w:eastAsia="Times New Roman" w:hAnsi="MathJax_Math-italic" w:cs="Times New Roman"/>
+          <w:b/>
+          <w:bCs/>
+          <w:kern w:val="0"/>
+          <w:sz w:val="26"/>
+          <w:szCs w:val="26"/>
+          <w:bdr w:val="none" w:sz="0" w:space="0" w:color="auto" w:frame="1"/>
+          <w14:ligatures w14:val="none"/>
+        </w:rPr>
+        <w:t>d</w:t>
+      </w:r>
+      <w:r>
+        <w:rPr>
+          <w:rFonts w:ascii="MathJax_Math-italic" w:eastAsia="Times New Roman" w:hAnsi="MathJax_Math-italic" w:cs="Times New Roman"/>
+          <w:b/>
+          <w:bCs/>
+          <w:kern w:val="0"/>
+          <w:sz w:val="26"/>
+          <w:szCs w:val="26"/>
+          <w:bdr w:val="none" w:sz="0" w:space="0" w:color="auto" w:frame="1"/>
+          <w:vertAlign w:val="subscript"/>
+          <w14:ligatures w14:val="none"/>
+        </w:rPr>
+        <w:t>t</w:t>
+      </w:r>
+      <w:r>
+        <w:t xml:space="preserve">) and </w:t>
+      </w:r>
+      <w:r>
+        <w:t xml:space="preserve">the prior year’s </w:t>
+      </w:r>
+      <w:r>
+        <w:t>ocean climate</w:t>
+      </w:r>
+      <w:r>
+        <w:t xml:space="preserve"> via lagged PDO</w:t>
+      </w:r>
+      <w:r>
+        <w:t xml:space="preserve"> (</w:t>
+      </w:r>
+      <w:r>
+        <w:rPr>
+          <w:rFonts w:ascii="MathJax_Math-italic" w:eastAsia="Times New Roman" w:hAnsi="MathJax_Math-italic" w:cs="Times New Roman"/>
+          <w:b/>
+          <w:bCs/>
+          <w:kern w:val="0"/>
+          <w:sz w:val="26"/>
+          <w:szCs w:val="26"/>
+          <w:bdr w:val="none" w:sz="0" w:space="0" w:color="auto" w:frame="1"/>
+          <w14:ligatures w14:val="none"/>
+        </w:rPr>
+        <w:t>c</w:t>
+      </w:r>
+      <w:r>
+        <w:rPr>
+          <w:rFonts w:ascii="MathJax_Math-italic" w:eastAsia="Times New Roman" w:hAnsi="MathJax_Math-italic" w:cs="Times New Roman"/>
+          <w:b/>
+          <w:bCs/>
+          <w:kern w:val="0"/>
+          <w:sz w:val="26"/>
+          <w:szCs w:val="26"/>
+          <w:bdr w:val="none" w:sz="0" w:space="0" w:color="auto" w:frame="1"/>
+          <w:vertAlign w:val="subscript"/>
+          <w14:ligatures w14:val="none"/>
+        </w:rPr>
+        <w:t>t</w:t>
+      </w:r>
+      <w:r>
+        <w:t xml:space="preserve">) are included, resulting in the model described below. </w:t>
+      </w:r>
+    </w:p>
+    <w:p>
+      <w:pPr>
+        <w:spacing w:after="0" w:line="480" w:lineRule="auto"/>
+        <w:jc w:val="center"/>
+        <w:rPr>
+          <w:rFonts w:ascii="Times New Roman" w:eastAsia="Times New Roman" w:hAnsi="Times New Roman" w:cs="Times New Roman"/>
+          <w:kern w:val="0"/>
+          <w:sz w:val="26"/>
+          <w:szCs w:val="26"/>
+          <w14:ligatures w14:val="none"/>
+        </w:rPr>
+      </w:pPr>
+      <w:r>
+        <w:rPr>
+          <w:rFonts w:ascii="MathJax_Math-italic" w:eastAsia="Times New Roman" w:hAnsi="MathJax_Math-italic" w:cs="Times New Roman"/>
+          <w:b/>
+          <w:bCs/>
+          <w:kern w:val="0"/>
+          <w:sz w:val="26"/>
+          <w:szCs w:val="26"/>
+          <w:bdr w:val="none" w:sz="0" w:space="0" w:color="auto" w:frame="1"/>
+          <w14:ligatures w14:val="none"/>
+        </w:rPr>
+        <w:t>y</w:t>
+      </w:r>
+      <w:r>
+        <w:rPr>
+          <w:rFonts w:ascii="MathJax_Math-italic" w:eastAsia="Times New Roman" w:hAnsi="MathJax_Math-italic" w:cs="Times New Roman"/>
+          <w:b/>
+          <w:bCs/>
+          <w:kern w:val="0"/>
+          <w:sz w:val="26"/>
+          <w:szCs w:val="26"/>
+          <w:bdr w:val="none" w:sz="0" w:space="0" w:color="auto" w:frame="1"/>
+          <w:vertAlign w:val="subscript"/>
+          <w14:ligatures w14:val="none"/>
+        </w:rPr>
+        <w:t>t</w:t>
+      </w:r>
+      <w:r>
+        <w:rPr>
+          <w:rFonts w:ascii="MathJax_Math-italic" w:eastAsia="Times New Roman" w:hAnsi="MathJax_Math-italic" w:cs="Times New Roman"/>
+          <w:kern w:val="0"/>
+          <w:sz w:val="26"/>
+          <w:szCs w:val="26"/>
+          <w:bdr w:val="none" w:sz="0" w:space="0" w:color="auto" w:frame="1"/>
+          <w14:ligatures w14:val="none"/>
+        </w:rPr>
+        <w:t xml:space="preserve"> </w:t>
+      </w:r>
+      <w:r>
+        <w:rPr>
+          <w:rFonts w:ascii="MathJax_Main" w:eastAsia="Times New Roman" w:hAnsi="MathJax_Main" w:cs="Times New Roman"/>
+          <w:kern w:val="0"/>
+          <w:sz w:val="26"/>
+          <w:szCs w:val="26"/>
+          <w:bdr w:val="none" w:sz="0" w:space="0" w:color="auto" w:frame="1"/>
+          <w14:ligatures w14:val="none"/>
+        </w:rPr>
+        <w:t>=</w:t>
+      </w:r>
+      <w:r>
+        <w:rPr>
+          <w:rFonts w:ascii="MathJax_Main" w:eastAsia="Times New Roman" w:hAnsi="MathJax_Main" w:cs="Times New Roman"/>
+          <w:kern w:val="0"/>
+          <w:sz w:val="26"/>
+          <w:szCs w:val="26"/>
+          <w:bdr w:val="none" w:sz="0" w:space="0" w:color="auto" w:frame="1"/>
+          <w14:ligatures w14:val="none"/>
+        </w:rPr>
+        <w:t xml:space="preserve"> </w:t>
+      </w:r>
+      <w:r>
+        <w:rPr>
+          <w:rFonts w:ascii="MathJax_Math-italic" w:eastAsia="Times New Roman" w:hAnsi="MathJax_Math-italic" w:cs="Times New Roman"/>
+          <w:b/>
+          <w:bCs/>
+          <w:kern w:val="0"/>
+          <w:sz w:val="26"/>
+          <w:szCs w:val="26"/>
+          <w:bdr w:val="none" w:sz="0" w:space="0" w:color="auto" w:frame="1"/>
+          <w14:ligatures w14:val="none"/>
+        </w:rPr>
+        <w:t>Zx</w:t>
+      </w:r>
+      <w:r>
+        <w:rPr>
+          <w:rFonts w:ascii="MathJax_Math-italic" w:eastAsia="Times New Roman" w:hAnsi="MathJax_Math-italic" w:cs="Times New Roman"/>
+          <w:b/>
+          <w:bCs/>
+          <w:kern w:val="0"/>
+          <w:sz w:val="26"/>
+          <w:szCs w:val="26"/>
+          <w:bdr w:val="none" w:sz="0" w:space="0" w:color="auto" w:frame="1"/>
+          <w:vertAlign w:val="subscript"/>
+          <w14:ligatures w14:val="none"/>
+        </w:rPr>
+        <w:t>t</w:t>
+      </w:r>
+      <w:r>
+        <w:rPr>
+          <w:rFonts w:ascii="MathJax_Math-italic" w:eastAsia="Times New Roman" w:hAnsi="MathJax_Math-italic" w:cs="Times New Roman"/>
+          <w:kern w:val="0"/>
+          <w:sz w:val="26"/>
+          <w:szCs w:val="26"/>
+          <w:bdr w:val="none" w:sz="0" w:space="0" w:color="auto" w:frame="1"/>
+          <w14:ligatures w14:val="none"/>
+        </w:rPr>
+        <w:t xml:space="preserve"> </w:t>
+      </w:r>
+      <w:r>
+        <w:rPr>
+          <w:rFonts w:ascii="MathJax_Main" w:eastAsia="Times New Roman" w:hAnsi="MathJax_Main" w:cs="Times New Roman"/>
+          <w:kern w:val="0"/>
+          <w:sz w:val="26"/>
+          <w:szCs w:val="26"/>
+          <w:bdr w:val="none" w:sz="0" w:space="0" w:color="auto" w:frame="1"/>
+          <w14:ligatures w14:val="none"/>
+        </w:rPr>
+        <w:t xml:space="preserve">+ </w:t>
+      </w:r>
+      <w:r>
+        <w:rPr>
+          <w:rFonts w:ascii="MathJax_Math-italic" w:eastAsia="Times New Roman" w:hAnsi="MathJax_Math-italic" w:cs="Times New Roman"/>
+          <w:b/>
+          <w:bCs/>
+          <w:kern w:val="0"/>
+          <w:sz w:val="26"/>
+          <w:szCs w:val="26"/>
+          <w:bdr w:val="none" w:sz="0" w:space="0" w:color="auto" w:frame="1"/>
+          <w14:ligatures w14:val="none"/>
+        </w:rPr>
+        <w:t>Dd</w:t>
+      </w:r>
+      <w:r>
+        <w:rPr>
+          <w:rFonts w:ascii="MathJax_Math-italic" w:eastAsia="Times New Roman" w:hAnsi="MathJax_Math-italic" w:cs="Times New Roman"/>
+          <w:b/>
+          <w:bCs/>
+          <w:kern w:val="0"/>
+          <w:sz w:val="26"/>
+          <w:szCs w:val="26"/>
+          <w:bdr w:val="none" w:sz="0" w:space="0" w:color="auto" w:frame="1"/>
+          <w:vertAlign w:val="subscript"/>
+          <w14:ligatures w14:val="none"/>
+        </w:rPr>
+        <w:t>t</w:t>
+      </w:r>
+      <w:r>
+        <w:rPr>
+          <w:rFonts w:ascii="MathJax_Math-italic" w:eastAsia="Times New Roman" w:hAnsi="MathJax_Math-italic" w:cs="Times New Roman"/>
+          <w:kern w:val="0"/>
+          <w:sz w:val="26"/>
+          <w:szCs w:val="26"/>
+          <w:bdr w:val="none" w:sz="0" w:space="0" w:color="auto" w:frame="1"/>
+          <w:vertAlign w:val="subscript"/>
+          <w14:ligatures w14:val="none"/>
+        </w:rPr>
+        <w:t>,</w:t>
+      </w:r>
+      <w:r>
+        <w:rPr>
+          <w:rFonts w:ascii="MathJax_Math-italic" w:eastAsia="Times New Roman" w:hAnsi="MathJax_Math-italic" w:cs="Times New Roman"/>
+          <w:kern w:val="0"/>
+          <w:sz w:val="26"/>
+          <w:szCs w:val="26"/>
+          <w:bdr w:val="none" w:sz="0" w:space="0" w:color="auto" w:frame="1"/>
+          <w14:ligatures w14:val="none"/>
+        </w:rPr>
+        <w:t xml:space="preserve"> </w:t>
+      </w:r>
+      <w:r>
+        <w:rPr>
+          <w:rFonts w:ascii="MathJax_Main" w:eastAsia="Times New Roman" w:hAnsi="MathJax_Main" w:cs="Times New Roman"/>
+          <w:kern w:val="0"/>
+          <w:sz w:val="26"/>
+          <w:szCs w:val="26"/>
+          <w:bdr w:val="none" w:sz="0" w:space="0" w:color="auto" w:frame="1"/>
+          <w14:ligatures w14:val="none"/>
+        </w:rPr>
+        <w:t xml:space="preserve">+ </w:t>
+      </w:r>
+      <w:r>
+        <w:rPr>
+          <w:rFonts w:ascii="MathJax_Math-italic" w:eastAsia="Times New Roman" w:hAnsi="MathJax_Math-italic" w:cs="Times New Roman"/>
+          <w:b/>
+          <w:bCs/>
+          <w:kern w:val="0"/>
+          <w:sz w:val="26"/>
+          <w:szCs w:val="26"/>
+          <w:bdr w:val="none" w:sz="0" w:space="0" w:color="auto" w:frame="1"/>
+          <w14:ligatures w14:val="none"/>
+        </w:rPr>
+        <w:t>v</w:t>
+      </w:r>
+      <w:r>
+        <w:rPr>
+          <w:rFonts w:ascii="MathJax_Math-italic" w:eastAsia="Times New Roman" w:hAnsi="MathJax_Math-italic" w:cs="Times New Roman"/>
+          <w:b/>
+          <w:bCs/>
+          <w:kern w:val="0"/>
+          <w:sz w:val="26"/>
+          <w:szCs w:val="26"/>
+          <w:bdr w:val="none" w:sz="0" w:space="0" w:color="auto" w:frame="1"/>
+          <w:vertAlign w:val="subscript"/>
+          <w14:ligatures w14:val="none"/>
+        </w:rPr>
+        <w:t>t</w:t>
+      </w:r>
+      <w:r>
+        <w:rPr>
+          <w:rFonts w:ascii="MathJax_Math-italic" w:eastAsia="Times New Roman" w:hAnsi="MathJax_Math-italic" w:cs="Times New Roman"/>
+          <w:kern w:val="0"/>
+          <w:sz w:val="20"/>
+          <w:szCs w:val="20"/>
+          <w:bdr w:val="none" w:sz="0" w:space="0" w:color="auto" w:frame="1"/>
+          <w14:ligatures w14:val="none"/>
+        </w:rPr>
+        <w:t>, where</w:t>
+      </w:r>
+      <w:r>
+        <w:rPr>
+          <w:rFonts w:ascii="MathJax_Math-italic" w:eastAsia="Times New Roman" w:hAnsi="MathJax_Math-italic" w:cs="Times New Roman"/>
+          <w:kern w:val="0"/>
+          <w:sz w:val="26"/>
+          <w:szCs w:val="26"/>
+          <w:bdr w:val="none" w:sz="0" w:space="0" w:color="auto" w:frame="1"/>
+          <w14:ligatures w14:val="none"/>
+        </w:rPr>
+        <w:t xml:space="preserve"> </w:t>
+      </w:r>
+      <w:r>
+        <w:rPr>
+          <w:rFonts w:ascii="MathJax_Math-italic" w:eastAsia="Times New Roman" w:hAnsi="MathJax_Math-italic" w:cs="Times New Roman"/>
+          <w:b/>
+          <w:bCs/>
+          <w:kern w:val="0"/>
+          <w:sz w:val="26"/>
+          <w:szCs w:val="26"/>
+          <w:bdr w:val="none" w:sz="0" w:space="0" w:color="auto" w:frame="1"/>
+          <w14:ligatures w14:val="none"/>
+        </w:rPr>
+        <w:t>v</w:t>
+      </w:r>
+      <w:r>
+        <w:rPr>
+          <w:rFonts w:ascii="MathJax_Math-italic" w:eastAsia="Times New Roman" w:hAnsi="MathJax_Math-italic" w:cs="Times New Roman"/>
+          <w:b/>
+          <w:bCs/>
+          <w:kern w:val="0"/>
+          <w:sz w:val="26"/>
+          <w:szCs w:val="26"/>
+          <w:bdr w:val="none" w:sz="0" w:space="0" w:color="auto" w:frame="1"/>
+          <w:vertAlign w:val="subscript"/>
+          <w14:ligatures w14:val="none"/>
+        </w:rPr>
+        <w:t>t</w:t>
+      </w:r>
+      <w:r>
+        <w:rPr>
+          <w:rFonts w:ascii="MathJax_Main" w:eastAsia="Times New Roman" w:hAnsi="MathJax_Main" w:cs="Times New Roman"/>
+          <w:kern w:val="0"/>
+          <w:sz w:val="26"/>
+          <w:szCs w:val="26"/>
+          <w:bdr w:val="none" w:sz="0" w:space="0" w:color="auto" w:frame="1"/>
+          <w14:ligatures w14:val="none"/>
+        </w:rPr>
+        <w:t>∼</w:t>
+      </w:r>
+      <w:r>
+        <w:rPr>
+          <w:rFonts w:ascii="MathJax_Math-italic" w:eastAsia="Times New Roman" w:hAnsi="MathJax_Math-italic" w:cs="Times New Roman"/>
+          <w:kern w:val="0"/>
+          <w:sz w:val="26"/>
+          <w:szCs w:val="26"/>
+          <w:bdr w:val="none" w:sz="0" w:space="0" w:color="auto" w:frame="1"/>
+          <w14:ligatures w14:val="none"/>
+        </w:rPr>
+        <w:t>MVN</w:t>
+      </w:r>
+      <w:r>
+        <w:rPr>
+          <w:rFonts w:ascii="MathJax_Main" w:eastAsia="Times New Roman" w:hAnsi="MathJax_Main" w:cs="Times New Roman"/>
+          <w:kern w:val="0"/>
+          <w:sz w:val="26"/>
+          <w:szCs w:val="26"/>
+          <w:bdr w:val="none" w:sz="0" w:space="0" w:color="auto" w:frame="1"/>
+          <w14:ligatures w14:val="none"/>
+        </w:rPr>
+        <w:t>(0,</w:t>
+      </w:r>
+      <w:r>
+        <w:rPr>
+          <w:rFonts w:ascii="MathJax_Math-italic" w:eastAsia="Times New Roman" w:hAnsi="MathJax_Math-italic" w:cs="Times New Roman"/>
+          <w:b/>
+          <w:bCs/>
+          <w:kern w:val="0"/>
+          <w:sz w:val="26"/>
+          <w:szCs w:val="26"/>
+          <w:bdr w:val="none" w:sz="0" w:space="0" w:color="auto" w:frame="1"/>
+          <w14:ligatures w14:val="none"/>
+        </w:rPr>
+        <w:t>R</w:t>
+      </w:r>
+      <w:r>
+        <w:rPr>
+          <w:rFonts w:ascii="MathJax_Main" w:eastAsia="Times New Roman" w:hAnsi="MathJax_Main" w:cs="Times New Roman"/>
+          <w:kern w:val="0"/>
+          <w:sz w:val="26"/>
+          <w:szCs w:val="26"/>
+          <w:bdr w:val="none" w:sz="0" w:space="0" w:color="auto" w:frame="1"/>
+          <w14:ligatures w14:val="none"/>
+        </w:rPr>
+        <w:t>)</w:t>
+      </w:r>
+    </w:p>
+    <w:p>
+      <w:pPr>
+        <w:spacing w:after="0" w:line="480" w:lineRule="auto"/>
+        <w:jc w:val="center"/>
+        <w:rPr>
+          <w:rFonts w:ascii="Times New Roman" w:eastAsia="Times New Roman" w:hAnsi="Times New Roman" w:cs="Times New Roman"/>
+          <w:kern w:val="0"/>
+          <w:sz w:val="26"/>
+          <w:szCs w:val="26"/>
+          <w14:ligatures w14:val="none"/>
+        </w:rPr>
+      </w:pPr>
+      <w:r>
+        <w:rPr>
+          <w:rFonts w:ascii="MathJax_Math-italic" w:eastAsia="Times New Roman" w:hAnsi="MathJax_Math-italic" w:cs="Times New Roman"/>
+          <w:b/>
+          <w:bCs/>
+          <w:kern w:val="0"/>
+          <w:sz w:val="26"/>
+          <w:szCs w:val="26"/>
+          <w:bdr w:val="none" w:sz="0" w:space="0" w:color="auto" w:frame="1"/>
+          <w14:ligatures w14:val="none"/>
+        </w:rPr>
+        <w:t>x</w:t>
+      </w:r>
+      <w:r>
+        <w:rPr>
+          <w:rFonts w:ascii="MathJax_Math-italic" w:eastAsia="Times New Roman" w:hAnsi="MathJax_Math-italic" w:cs="Times New Roman"/>
+          <w:b/>
+          <w:bCs/>
+          <w:kern w:val="0"/>
+          <w:sz w:val="26"/>
+          <w:szCs w:val="26"/>
+          <w:bdr w:val="none" w:sz="0" w:space="0" w:color="auto" w:frame="1"/>
+          <w:vertAlign w:val="subscript"/>
+          <w14:ligatures w14:val="none"/>
+        </w:rPr>
+        <w:t>t</w:t>
+      </w:r>
+      <w:r>
+        <w:rPr>
+          <w:rFonts w:ascii="MathJax_Math-italic" w:eastAsia="Times New Roman" w:hAnsi="MathJax_Math-italic" w:cs="Times New Roman"/>
+          <w:kern w:val="0"/>
+          <w:sz w:val="26"/>
+          <w:szCs w:val="26"/>
+          <w:bdr w:val="none" w:sz="0" w:space="0" w:color="auto" w:frame="1"/>
+          <w14:ligatures w14:val="none"/>
+        </w:rPr>
+        <w:t xml:space="preserve"> </w:t>
+      </w:r>
+      <w:r>
+        <w:rPr>
+          <w:rFonts w:ascii="MathJax_Main" w:eastAsia="Times New Roman" w:hAnsi="MathJax_Main" w:cs="Times New Roman"/>
+          <w:kern w:val="0"/>
+          <w:sz w:val="26"/>
+          <w:szCs w:val="26"/>
+          <w:bdr w:val="none" w:sz="0" w:space="0" w:color="auto" w:frame="1"/>
+          <w14:ligatures w14:val="none"/>
+        </w:rPr>
+        <w:t xml:space="preserve">= </w:t>
+      </w:r>
+      <w:r>
+        <w:rPr>
+          <w:rFonts w:ascii="MathJax_Math-italic" w:eastAsia="Times New Roman" w:hAnsi="MathJax_Math-italic" w:cs="Times New Roman"/>
+          <w:b/>
+          <w:bCs/>
+          <w:kern w:val="0"/>
+          <w:sz w:val="26"/>
+          <w:szCs w:val="26"/>
+          <w:bdr w:val="none" w:sz="0" w:space="0" w:color="auto" w:frame="1"/>
+          <w14:ligatures w14:val="none"/>
+        </w:rPr>
+        <w:t>Bx</w:t>
+      </w:r>
+      <w:r>
+        <w:rPr>
+          <w:rFonts w:ascii="MathJax_Math-italic" w:eastAsia="Times New Roman" w:hAnsi="MathJax_Math-italic" w:cs="Times New Roman"/>
+          <w:b/>
+          <w:bCs/>
+          <w:kern w:val="0"/>
+          <w:sz w:val="26"/>
+          <w:szCs w:val="26"/>
+          <w:bdr w:val="none" w:sz="0" w:space="0" w:color="auto" w:frame="1"/>
+          <w:vertAlign w:val="subscript"/>
+          <w14:ligatures w14:val="none"/>
+        </w:rPr>
+        <w:t>t</w:t>
+      </w:r>
+      <w:r>
+        <w:rPr>
+          <w:rFonts w:ascii="MathJax_Main" w:eastAsia="Times New Roman" w:hAnsi="MathJax_Main" w:cs="Times New Roman"/>
+          <w:b/>
+          <w:bCs/>
+          <w:kern w:val="0"/>
+          <w:sz w:val="26"/>
+          <w:szCs w:val="26"/>
+          <w:bdr w:val="none" w:sz="0" w:space="0" w:color="auto" w:frame="1"/>
+          <w:vertAlign w:val="subscript"/>
+          <w14:ligatures w14:val="none"/>
+        </w:rPr>
+        <w:t>−1</w:t>
+      </w:r>
+      <w:r>
+        <w:rPr>
+          <w:rFonts w:ascii="MathJax_Main" w:eastAsia="Times New Roman" w:hAnsi="MathJax_Main" w:cs="Times New Roman"/>
+          <w:kern w:val="0"/>
+          <w:sz w:val="26"/>
+          <w:szCs w:val="26"/>
+          <w:bdr w:val="none" w:sz="0" w:space="0" w:color="auto" w:frame="1"/>
+          <w14:ligatures w14:val="none"/>
+        </w:rPr>
+        <w:t xml:space="preserve"> + </w:t>
+      </w:r>
+      <w:r>
+        <w:rPr>
+          <w:rFonts w:ascii="MathJax_Math-italic" w:eastAsia="Times New Roman" w:hAnsi="MathJax_Math-italic" w:cs="Times New Roman"/>
+          <w:b/>
+          <w:bCs/>
+          <w:kern w:val="0"/>
+          <w:sz w:val="26"/>
+          <w:szCs w:val="26"/>
+          <w:bdr w:val="none" w:sz="0" w:space="0" w:color="auto" w:frame="1"/>
+          <w14:ligatures w14:val="none"/>
+        </w:rPr>
+        <w:t>u</w:t>
+      </w:r>
+      <w:r>
+        <w:rPr>
+          <w:rFonts w:ascii="MathJax_Math-italic" w:eastAsia="Times New Roman" w:hAnsi="MathJax_Math-italic" w:cs="Times New Roman"/>
+          <w:kern w:val="0"/>
+          <w:sz w:val="26"/>
+          <w:szCs w:val="26"/>
+          <w:bdr w:val="none" w:sz="0" w:space="0" w:color="auto" w:frame="1"/>
+          <w14:ligatures w14:val="none"/>
+        </w:rPr>
+        <w:t xml:space="preserve"> </w:t>
+      </w:r>
+      <w:r>
+        <w:rPr>
+          <w:rFonts w:ascii="MathJax_Main" w:eastAsia="Times New Roman" w:hAnsi="MathJax_Main" w:cs="Times New Roman"/>
+          <w:kern w:val="0"/>
+          <w:sz w:val="26"/>
+          <w:szCs w:val="26"/>
+          <w:bdr w:val="none" w:sz="0" w:space="0" w:color="auto" w:frame="1"/>
+          <w14:ligatures w14:val="none"/>
+        </w:rPr>
+        <w:t xml:space="preserve">+ </w:t>
+      </w:r>
+      <w:r>
+        <w:rPr>
+          <w:rFonts w:ascii="MathJax_Math-italic" w:eastAsia="Times New Roman" w:hAnsi="MathJax_Math-italic" w:cs="Times New Roman"/>
+          <w:b/>
+          <w:bCs/>
+          <w:kern w:val="0"/>
+          <w:sz w:val="26"/>
+          <w:szCs w:val="26"/>
+          <w:bdr w:val="none" w:sz="0" w:space="0" w:color="auto" w:frame="1"/>
+          <w14:ligatures w14:val="none"/>
+        </w:rPr>
+        <w:t>Cc</w:t>
+      </w:r>
+      <w:r>
+        <w:rPr>
+          <w:rFonts w:ascii="MathJax_Math-italic" w:eastAsia="Times New Roman" w:hAnsi="MathJax_Math-italic" w:cs="Times New Roman"/>
+          <w:b/>
+          <w:bCs/>
+          <w:kern w:val="0"/>
+          <w:sz w:val="26"/>
+          <w:szCs w:val="26"/>
+          <w:bdr w:val="none" w:sz="0" w:space="0" w:color="auto" w:frame="1"/>
+          <w:vertAlign w:val="subscript"/>
+          <w14:ligatures w14:val="none"/>
+        </w:rPr>
+        <w:t>t</w:t>
+      </w:r>
+      <w:r>
+        <w:rPr>
+          <w:rFonts w:ascii="MathJax_Math-italic" w:eastAsia="Times New Roman" w:hAnsi="MathJax_Math-italic" w:cs="Times New Roman"/>
+          <w:kern w:val="0"/>
+          <w:sz w:val="26"/>
+          <w:szCs w:val="26"/>
+          <w:bdr w:val="none" w:sz="0" w:space="0" w:color="auto" w:frame="1"/>
+          <w14:ligatures w14:val="none"/>
+        </w:rPr>
+        <w:t xml:space="preserve"> </w:t>
+      </w:r>
+      <w:r>
+        <w:rPr>
+          <w:rFonts w:ascii="MathJax_Main" w:eastAsia="Times New Roman" w:hAnsi="MathJax_Main" w:cs="Times New Roman"/>
+          <w:kern w:val="0"/>
+          <w:sz w:val="26"/>
+          <w:szCs w:val="26"/>
+          <w:bdr w:val="none" w:sz="0" w:space="0" w:color="auto" w:frame="1"/>
+          <w14:ligatures w14:val="none"/>
+        </w:rPr>
+        <w:t xml:space="preserve">+ </w:t>
+      </w:r>
+      <w:r>
+        <w:rPr>
+          <w:rFonts w:ascii="MathJax_Math-italic" w:eastAsia="Times New Roman" w:hAnsi="MathJax_Math-italic" w:cs="Times New Roman"/>
+          <w:b/>
+          <w:bCs/>
+          <w:kern w:val="0"/>
+          <w:sz w:val="26"/>
+          <w:szCs w:val="26"/>
+          <w:bdr w:val="none" w:sz="0" w:space="0" w:color="auto" w:frame="1"/>
+          <w14:ligatures w14:val="none"/>
+        </w:rPr>
+        <w:t>w</w:t>
+      </w:r>
+      <w:r>
+        <w:rPr>
+          <w:rFonts w:ascii="MathJax_Math-italic" w:eastAsia="Times New Roman" w:hAnsi="MathJax_Math-italic" w:cs="Times New Roman"/>
+          <w:b/>
+          <w:bCs/>
+          <w:kern w:val="0"/>
+          <w:sz w:val="26"/>
+          <w:szCs w:val="26"/>
+          <w:bdr w:val="none" w:sz="0" w:space="0" w:color="auto" w:frame="1"/>
+          <w:vertAlign w:val="subscript"/>
+          <w14:ligatures w14:val="none"/>
+        </w:rPr>
+        <w:t>t</w:t>
+      </w:r>
+      <w:r>
+        <w:rPr>
+          <w:rFonts w:ascii="MathJax_Math-italic" w:eastAsia="Times New Roman" w:hAnsi="MathJax_Math-italic" w:cs="Times New Roman"/>
+          <w:kern w:val="0"/>
+          <w:sz w:val="20"/>
+          <w:szCs w:val="20"/>
+          <w:bdr w:val="none" w:sz="0" w:space="0" w:color="auto" w:frame="1"/>
+          <w14:ligatures w14:val="none"/>
+        </w:rPr>
+        <w:t xml:space="preserve">, where </w:t>
+      </w:r>
+      <w:r>
+        <w:rPr>
+          <w:rFonts w:ascii="MathJax_Math-italic" w:eastAsia="Times New Roman" w:hAnsi="MathJax_Math-italic" w:cs="Times New Roman"/>
+          <w:b/>
+          <w:bCs/>
+          <w:kern w:val="0"/>
+          <w:sz w:val="26"/>
+          <w:szCs w:val="26"/>
+          <w:bdr w:val="none" w:sz="0" w:space="0" w:color="auto" w:frame="1"/>
+          <w14:ligatures w14:val="none"/>
+        </w:rPr>
+        <w:t>w</w:t>
+      </w:r>
+      <w:r>
+        <w:rPr>
+          <w:rFonts w:ascii="MathJax_Math-italic" w:eastAsia="Times New Roman" w:hAnsi="MathJax_Math-italic" w:cs="Times New Roman"/>
+          <w:b/>
+          <w:bCs/>
+          <w:kern w:val="0"/>
+          <w:sz w:val="26"/>
+          <w:szCs w:val="26"/>
+          <w:bdr w:val="none" w:sz="0" w:space="0" w:color="auto" w:frame="1"/>
+          <w:vertAlign w:val="subscript"/>
+          <w14:ligatures w14:val="none"/>
+        </w:rPr>
+        <w:t>t</w:t>
+      </w:r>
+      <w:r>
+        <w:rPr>
+          <w:rFonts w:ascii="MathJax_Main" w:eastAsia="Times New Roman" w:hAnsi="MathJax_Main" w:cs="Times New Roman"/>
+          <w:kern w:val="0"/>
+          <w:sz w:val="26"/>
+          <w:szCs w:val="26"/>
+          <w:bdr w:val="none" w:sz="0" w:space="0" w:color="auto" w:frame="1"/>
+          <w14:ligatures w14:val="none"/>
+        </w:rPr>
+        <w:t>∼</w:t>
+      </w:r>
+      <w:r>
+        <w:rPr>
+          <w:rFonts w:ascii="MathJax_Math-italic" w:eastAsia="Times New Roman" w:hAnsi="MathJax_Math-italic" w:cs="Times New Roman"/>
+          <w:kern w:val="0"/>
+          <w:sz w:val="26"/>
+          <w:szCs w:val="26"/>
+          <w:bdr w:val="none" w:sz="0" w:space="0" w:color="auto" w:frame="1"/>
+          <w14:ligatures w14:val="none"/>
+        </w:rPr>
+        <w:t>MVN</w:t>
+      </w:r>
+      <w:r>
+        <w:rPr>
+          <w:rFonts w:ascii="MathJax_Main" w:eastAsia="Times New Roman" w:hAnsi="MathJax_Main" w:cs="Times New Roman"/>
+          <w:kern w:val="0"/>
+          <w:sz w:val="26"/>
+          <w:szCs w:val="26"/>
+          <w:bdr w:val="none" w:sz="0" w:space="0" w:color="auto" w:frame="1"/>
+          <w14:ligatures w14:val="none"/>
+        </w:rPr>
+        <w:t>(0,</w:t>
+      </w:r>
+      <w:r>
+        <w:rPr>
+          <w:rFonts w:ascii="MathJax_Math-italic" w:eastAsia="Times New Roman" w:hAnsi="MathJax_Math-italic" w:cs="Times New Roman"/>
+          <w:b/>
+          <w:bCs/>
+          <w:kern w:val="0"/>
+          <w:sz w:val="26"/>
+          <w:szCs w:val="26"/>
+          <w:bdr w:val="none" w:sz="0" w:space="0" w:color="auto" w:frame="1"/>
+          <w14:ligatures w14:val="none"/>
+        </w:rPr>
+        <w:t>Q</w:t>
+      </w:r>
+      <w:r>
+        <w:rPr>
+          <w:rFonts w:ascii="MathJax_Main" w:eastAsia="Times New Roman" w:hAnsi="MathJax_Main" w:cs="Times New Roman"/>
+          <w:kern w:val="0"/>
+          <w:sz w:val="26"/>
+          <w:szCs w:val="26"/>
+          <w:bdr w:val="none" w:sz="0" w:space="0" w:color="auto" w:frame="1"/>
+          <w14:ligatures w14:val="none"/>
+        </w:rPr>
+        <w:t>)</w:t>
+      </w:r>
+    </w:p>
+    <w:p>
+      <w:pPr>
+        <w:spacing w:after="0" w:line="480" w:lineRule="auto"/>
+      </w:pPr>
+      <w:r>
+        <w:t xml:space="preserve">Depending on the specification of </w:t>
+      </w:r>
+      <w:r>
+        <w:rPr>
+          <w:rFonts w:ascii="MathJax_Math-italic" w:eastAsia="Times New Roman" w:hAnsi="MathJax_Math-italic" w:cs="Times New Roman"/>
+          <w:b/>
+          <w:bCs/>
+          <w:kern w:val="0"/>
+          <w:sz w:val="26"/>
+          <w:szCs w:val="26"/>
+          <w:bdr w:val="none" w:sz="0" w:space="0" w:color="auto" w:frame="1"/>
+          <w14:ligatures w14:val="none"/>
+        </w:rPr>
+        <w:t>Z</w:t>
+      </w:r>
+      <w:r>
+        <w:t>,</w:t>
+      </w:r>
+      <w:r>
+        <w:t xml:space="preserve"> </w:t>
+      </w:r>
+      <w:r>
+        <w:t>We are</w:t>
+      </w:r>
+      <w:r>
+        <w:t xml:space="preserve"> able to </w:t>
+      </w:r>
+      <w:r>
+        <w:t xml:space="preserve">estimate </w:t>
+      </w:r>
+      <w:r>
+        <w:t xml:space="preserve">either one or </w:t>
+      </w:r>
+      <w:r>
+        <w:t>two</w:t>
+      </w:r>
+      <w:r>
+        <w:t xml:space="preserve"> </w:t>
+      </w:r>
+      <w:r>
+        <w:t xml:space="preserve">underlying </w:t>
+      </w:r>
+      <w:r>
+        <w:t xml:space="preserve">state processes </w:t>
+      </w:r>
+      <w:r>
+        <w:t>of pink salmon abundance</w:t>
+      </w:r>
+      <w:r>
+        <w:t>.</w:t>
+      </w:r>
+      <w:r>
+        <w:t xml:space="preserve"> </w:t>
+      </w:r>
+      <w:r>
+        <w:t>T</w:t>
+      </w:r>
+      <w:r>
+        <w:t>hese separate model specifications are compared for</w:t>
+      </w:r>
+      <w:r>
+        <w:t xml:space="preserve"> goodness of</w:t>
+      </w:r>
+      <w:r>
+        <w:t xml:space="preserve"> fit using AICc</w:t>
+      </w:r>
+      <w:r>
+        <w:t xml:space="preserve">, a criterion which </w:t>
+      </w:r>
+      <w:r>
+        <w:t>is well suited for evaluating models fitted on relatively sparse data (i.e., the small number of observations at Indian River) (Burnham et al. 2010)</w:t>
+      </w:r>
+      <w:r>
+        <w:t>.</w:t>
+      </w:r>
+      <w:r>
+        <w:t xml:space="preserve"> </w:t>
+      </w:r>
+      <w:r>
+        <w:t xml:space="preserve"> </w:t>
+      </w:r>
+    </w:p>
+    <w:p>
+      <w:pPr>
+        <w:spacing w:after="0" w:line="480" w:lineRule="auto"/>
+      </w:pPr>
+      <w:r>
+        <w:tab/>
+        <w:t xml:space="preserve">The above description of an approach comparing a one-state model to a two-state model as a means of determining whether pink salmon abundances at Indian River </w:t>
+      </w:r>
+      <w:r>
+        <w:t xml:space="preserve">differ </w:t>
+      </w:r>
+      <w:r>
+        <w:t>substantially from those observed elsewhere in the reason is made additionally complicated by the life history of pink salmon leading to the existence of genetically distinct populations in the same stream in even- and odd-year runs. This means that</w:t>
+      </w:r>
+      <w:r>
+        <w:t xml:space="preserve"> four models must be fit</w:t>
+      </w:r>
+      <w:r>
+        <w:t xml:space="preserve"> </w:t>
+      </w:r>
+      <w:r>
+        <w:t>to</w:t>
+      </w:r>
+      <w:r>
+        <w:t xml:space="preserve"> evaluate whether abundances at Indian River are exhibiting behaviors atypical of an equivalent pink salmon stream in the region. The first is the equivalent of the abstract two-state model, where </w:t>
+      </w:r>
+      <w:r>
+        <w:lastRenderedPageBreak/>
+        <w:t xml:space="preserve">for each run (even and odd) the underlying state process of pink salmon at Indian River is estimated separately from the underlying state of the wider region, meaning the model estimates four state processes total. </w:t>
+      </w:r>
+      <w:ins w:id="2" w:author="tquinn" w:date="2026-05-21T17:51:00Z" w16du:dateUtc="2026-05-22T00:51:00Z">
         <w:r>
           <w:rPr>
             <w:highlight w:val="yellow"/>
-            <w:rPrChange w:id="7" w:author="tquinn" w:date="2026-05-20T21:58:00Z" w16du:dateUtc="2026-05-21T04:58:00Z">
-              <w:rPr/>
-            </w:rPrChange>
-          </w:rPr>
-          <w:t>This seems like a very complicated and lengthy way to say this. The Introduction is rather long and I think cons</w:t>
-        </w:r>
-      </w:ins>
-      <w:ins w:id="8" w:author="tquinn" w:date="2026-05-20T21:58:00Z" w16du:dateUtc="2026-05-21T04:58:00Z">
-        <w:r>
-          <w:rPr>
-            <w:highlight w:val="yellow"/>
-            <w:rPrChange w:id="9" w:author="tquinn" w:date="2026-05-20T21:58:00Z" w16du:dateUtc="2026-05-21T04:58:00Z">
-              <w:rPr/>
-            </w:rPrChange>
-          </w:rPr>
-          <w:t>iderable trimming and condensation would help.</w:t>
-        </w:r>
-        <w:r>
-          <w:t>]</w:t>
-        </w:r>
-      </w:ins>
-      <w:r>
-        <w:t>. If the commencement (or 2010 expansion) of hatchery operations has significantly increased pink salmon population densities at Indian River, then this effect could be observed by specifying a model of hatchery operations which controls for both the effect of time period (pre- and post-commencement of operations) and the effect of treatment (considering Indian River the treated group). Finally, the impact of hatchery releases on Indian River abundances may be evaluated by specifying a model which allows for both peak escapement and hatchery releases in the previous brood year to influence the number of pink salmon returning to Indian River to spawn in the current brood year, with the size and significance of the effect of prior-year hatchery releases providing insight as to if and what influence the volume of hatchery releases has on wild abundance. Each of these approaches is discussed in greater detail in the following section.</w:t>
-      </w:r>
-    </w:p>
-    <w:p>
-      <w:pPr>
-        <w:spacing w:after="0" w:line="480" w:lineRule="auto"/>
-        <w:rPr>
-          <w:ins w:id="10" w:author="tquinn" w:date="2026-05-20T21:58:00Z" w16du:dateUtc="2026-05-21T04:58:00Z"/>
-        </w:rPr>
-      </w:pPr>
-    </w:p>
-    <w:p>
-      <w:pPr>
-        <w:spacing w:after="0" w:line="480" w:lineRule="auto"/>
-      </w:pPr>
-      <w:ins w:id="11" w:author="tquinn" w:date="2026-05-20T21:58:00Z" w16du:dateUtc="2026-05-21T04:58:00Z">
-        <w:r>
-          <w:rPr>
-            <w:highlight w:val="yellow"/>
-            <w:rPrChange w:id="12" w:author="tquinn" w:date="2026-05-20T21:59:00Z" w16du:dateUtc="2026-05-21T04:59:00Z">
-              <w:rPr/>
-            </w:rPrChange>
-          </w:rPr>
-          <w:t>You nee</w:t>
-        </w:r>
-      </w:ins>
-      <w:ins w:id="13" w:author="tquinn" w:date="2026-05-20T21:59:00Z" w16du:dateUtc="2026-05-21T04:59:00Z">
-        <w:r>
-          <w:rPr>
-            <w:highlight w:val="yellow"/>
-            <w:rPrChange w:id="14" w:author="tquinn" w:date="2026-05-20T21:59:00Z" w16du:dateUtc="2026-05-21T04:59:00Z">
-              <w:rPr/>
-            </w:rPrChange>
-          </w:rPr>
-          <w:t xml:space="preserve">d a clear, concise statement of goals </w:t>
-        </w:r>
-        <w:r>
-          <w:rPr>
-            <w:highlight w:val="yellow"/>
-            <w:rPrChange w:id="15" w:author="tquinn" w:date="2026-05-21T16:28:00Z" w16du:dateUtc="2026-05-21T23:28:00Z">
-              <w:rPr/>
-            </w:rPrChange>
-          </w:rPr>
-          <w:t>and hypotheses here or the reader will not see where this is going.</w:t>
-        </w:r>
-      </w:ins>
-      <w:ins w:id="16" w:author="tquinn" w:date="2026-05-21T16:28:00Z" w16du:dateUtc="2026-05-21T23:28:00Z">
-        <w:r>
-          <w:rPr>
-            <w:highlight w:val="yellow"/>
-            <w:rPrChange w:id="17" w:author="tquinn" w:date="2026-05-21T16:28:00Z" w16du:dateUtc="2026-05-21T23:28:00Z">
-              <w:rPr/>
-            </w:rPrChange>
-          </w:rPr>
-          <w:t xml:space="preserve"> And I think a shorter Intro, in general, will help.</w:t>
-        </w:r>
-      </w:ins>
-      <w:r>
-        <w:rPr>
-          <w:b/>
-          <w:bCs/>
-          <w:u w:val="single"/>
-        </w:rPr>
-        <w:br w:type="page"/>
-      </w:r>
-    </w:p>
-    <w:p>
-      <w:pPr>
-        <w:spacing w:after="0" w:line="480" w:lineRule="auto"/>
-        <w:rPr>
-          <w:b/>
-          <w:bCs/>
-          <w:u w:val="single"/>
-        </w:rPr>
-      </w:pPr>
-      <w:r>
-        <w:rPr>
-          <w:b/>
-          <w:bCs/>
-          <w:u w:val="single"/>
-        </w:rPr>
-        <w:lastRenderedPageBreak/>
-        <w:t>Methods</w:t>
-      </w:r>
-    </w:p>
-    <w:p>
-      <w:pPr>
-        <w:spacing w:after="0" w:line="480" w:lineRule="auto"/>
-        <w:rPr>
-          <w:b/>
-          <w:bCs/>
-        </w:rPr>
-      </w:pPr>
-      <w:r>
-        <w:rPr>
-          <w:b/>
-          <w:bCs/>
-        </w:rPr>
-        <w:t>Data</w:t>
-      </w:r>
-    </w:p>
-    <w:p>
-      <w:pPr>
-        <w:spacing w:after="0" w:line="480" w:lineRule="auto"/>
-      </w:pPr>
-      <w:r>
-        <w:t xml:space="preserve">ADFG conducts annual aerial surveys of approximately 700 streams in southeast Alaska to monitor pink salmon escapement (Van Alen 2000). These streams, referred to by ADFG as index streams, are chosen because they are believed to reflect the natural condition of pink salmon populations in the region. Index streams are grouped into three sub-regions: </w:t>
-      </w:r>
-      <w:r>
-        <w:rPr>
-          <w:i/>
-          <w:iCs/>
-        </w:rPr>
-        <w:t>south southeast</w:t>
-      </w:r>
-      <w:r>
-        <w:t xml:space="preserve">, </w:t>
-      </w:r>
-      <w:r>
-        <w:rPr>
-          <w:i/>
-          <w:iCs/>
-        </w:rPr>
-        <w:t>north southeast (inside),</w:t>
-      </w:r>
-      <w:r>
-        <w:t xml:space="preserve"> and </w:t>
-      </w:r>
-      <w:r>
-        <w:rPr>
-          <w:i/>
-          <w:iCs/>
-        </w:rPr>
-        <w:t>north southeast (outside)</w:t>
-      </w:r>
-      <w:r>
-        <w:t>. The last group is composed of 35 streams</w:t>
-      </w:r>
-      <w:r>
-        <w:t xml:space="preserve"> </w:t>
-      </w:r>
-      <w:r>
-        <w:t>in the vicinity of Sitka and the Indian River along the ocean-facing coasts of Baranof and Chichagof islands and a few smaller islands in the area. Surveys are conducted via fixed-wing aircraft throughout the late summer pink salmon spawning season</w:t>
-      </w:r>
-      <w:r>
-        <w:t>, with the name of the biologist</w:t>
-      </w:r>
-      <w:r>
-        <w:t xml:space="preserve"> conducting the survey</w:t>
-      </w:r>
-      <w:r>
-        <w:t xml:space="preserve"> recorded </w:t>
-      </w:r>
-      <w:r>
-        <w:t>in about 75% of observations</w:t>
-      </w:r>
-      <w:r>
-        <w:t xml:space="preserve">. A subset of these stream surveys </w:t>
-      </w:r>
-      <w:r>
-        <w:t>is</w:t>
-      </w:r>
-      <w:r>
-        <w:t xml:space="preserve"> subject to validation by foot counts </w:t>
-      </w:r>
-      <w:r>
-        <w:t>which are used to</w:t>
-      </w:r>
-      <w:r>
-        <w:t xml:space="preserve"> assess the accuracy of ADFG’s aerial survey efforts</w:t>
-      </w:r>
-      <w:r>
-        <w:t xml:space="preserve">. </w:t>
-      </w:r>
-      <w:r>
-        <w:t>Survey data used in this study cover the period from 1960 to 2023. Due to the proximity of SJH and the accompanying potential of hatchery fish to affect wild fish abundance estimates, the Indian River is not one of ADFG’s index streams. Nonetheless, ADFG has often monitored pink salmon escapement in the stream to provide the most complete data possible on pink salmon in the region. Data are available from Indian River from 1962-67, 1969, 1971-73, 1977-88, 1990, and from 1993-2023 (n = 54 annual observations). Annual reports from Sheldon Jackson Hatchery are available from 1975 onwards, commensurate with the establishment of the hatchery. NOAA PDO data included in this research likewise covers the period from 1960 to 2023</w:t>
-      </w:r>
-      <w:r>
-        <w:t xml:space="preserve"> (A. Dupuis, Alaska Department of Fish and Game, personal communication, August 19, 2024).</w:t>
-      </w:r>
-    </w:p>
-    <w:p>
-      <w:pPr>
-        <w:spacing w:after="0" w:line="480" w:lineRule="auto"/>
-        <w:ind w:firstLine="720"/>
-      </w:pPr>
-      <w:r>
-        <w:lastRenderedPageBreak/>
-        <w:t>In addition to these aerial surveys, SJH files annual reports with ADFG</w:t>
-      </w:r>
-      <w:r>
-        <w:t xml:space="preserve"> </w:t>
-      </w:r>
-      <w:r>
-        <w:t>which include</w:t>
-      </w:r>
-      <w:r>
-        <w:t xml:space="preserve"> the number of </w:t>
-      </w:r>
-      <w:r>
-        <w:t xml:space="preserve">juvenile </w:t>
-      </w:r>
-      <w:r>
-        <w:t xml:space="preserve">salmon released, the number of hatchery-raised adult salmon which survive the marine environment, </w:t>
-      </w:r>
-      <w:r>
-        <w:t xml:space="preserve">based on </w:t>
-      </w:r>
-      <w:r>
-        <w:t>the hatchery’s contributions to common property commercial</w:t>
-      </w:r>
-      <w:r>
-        <w:t xml:space="preserve">, </w:t>
-      </w:r>
-      <w:r>
-        <w:t>sport and subsistence fisheries, and numbers of adult fish which return to the hatchery and are taken as cost recovery or as broodstock</w:t>
-      </w:r>
-      <w:r>
-        <w:t xml:space="preserve"> (L. Wilson, ADFG, personal communication, July 9, 2025)</w:t>
-      </w:r>
-      <w:r>
-        <w:t>.</w:t>
-      </w:r>
-    </w:p>
-    <w:p>
-      <w:pPr>
-        <w:spacing w:after="0" w:line="480" w:lineRule="auto"/>
-        <w:ind w:firstLine="720"/>
-      </w:pPr>
-      <w:r>
-        <w:t xml:space="preserve">Because they </w:t>
-      </w:r>
-      <w:r>
-        <w:t>immediately migrat</w:t>
-      </w:r>
-      <w:r>
-        <w:t>e</w:t>
-      </w:r>
-      <w:r>
-        <w:t xml:space="preserve"> into the ocean as juveniles</w:t>
-      </w:r>
-      <w:r>
-        <w:t xml:space="preserve">, </w:t>
-      </w:r>
-      <w:r>
-        <w:t xml:space="preserve">the </w:t>
-      </w:r>
-      <w:r>
-        <w:t>marine environment</w:t>
-      </w:r>
-      <w:r>
-        <w:t xml:space="preserve"> </w:t>
-      </w:r>
-      <w:r>
-        <w:t xml:space="preserve">is </w:t>
-      </w:r>
-      <w:r>
-        <w:t xml:space="preserve">critical rearing habitat </w:t>
-      </w:r>
-      <w:r>
-        <w:t>for pink salmon</w:t>
-      </w:r>
-      <w:r>
-        <w:t xml:space="preserve"> (</w:t>
-      </w:r>
-      <w:r>
-        <w:t xml:space="preserve">Heard 1991). </w:t>
-      </w:r>
-      <w:r>
-        <w:t>Therefore, i</w:t>
-      </w:r>
-      <w:r>
-        <w:t xml:space="preserve">ncluding </w:t>
-      </w:r>
-      <w:r>
-        <w:t>some</w:t>
-      </w:r>
-      <w:r>
-        <w:t xml:space="preserve"> measure</w:t>
-      </w:r>
-      <w:r>
-        <w:t xml:space="preserve"> </w:t>
-      </w:r>
-      <w:r>
-        <w:t>of ocean climate</w:t>
-      </w:r>
-      <w:r>
-        <w:t xml:space="preserve"> and productivity</w:t>
-      </w:r>
-      <w:r>
-        <w:t xml:space="preserve"> in models of pink salmon abundance </w:t>
-      </w:r>
-      <w:r>
-        <w:t xml:space="preserve">may </w:t>
-      </w:r>
-      <w:r>
-        <w:t>help</w:t>
-      </w:r>
-      <w:r>
-        <w:t xml:space="preserve"> explain year-to-year variations in returning adults. The Pacific Decadal Oscillation, a recurring pattern of Northen Pacific sea surface temperature, has been correlated with salmon production regimes off the coast of Alaska</w:t>
-      </w:r>
-      <w:r>
-        <w:t xml:space="preserve"> (Mantua et al. 1997). As such, </w:t>
-      </w:r>
-      <w:r>
-        <w:t>we</w:t>
-      </w:r>
-      <w:r>
-        <w:t xml:space="preserve"> </w:t>
-      </w:r>
-      <w:r>
-        <w:t xml:space="preserve">include </w:t>
-      </w:r>
-      <w:r>
-        <w:t>data on ocean climate in the form of PDO as recorded by the US National Oceanic and Atmospheric Administration (NOAA)</w:t>
-      </w:r>
-      <w:r>
-        <w:t xml:space="preserve"> to control for variations in the productivity of the marine ecosystems in which these fish matured</w:t>
-      </w:r>
-      <w:r>
-        <w:t xml:space="preserve">.  </w:t>
-      </w:r>
-    </w:p>
-    <w:p>
-      <w:pPr>
-        <w:spacing w:after="0" w:line="480" w:lineRule="auto"/>
-        <w:ind w:firstLine="360"/>
-        <w:rPr>
-          <w:b/>
-          <w:bCs/>
-        </w:rPr>
-      </w:pPr>
-    </w:p>
-    <w:p>
-      <w:pPr>
-        <w:spacing w:after="0" w:line="480" w:lineRule="auto"/>
-        <w:rPr>
-          <w:b/>
-          <w:bCs/>
-        </w:rPr>
-      </w:pPr>
-      <w:r>
-        <w:rPr>
-          <w:b/>
-          <w:bCs/>
-        </w:rPr>
-        <w:t>MARSS Models</w:t>
-      </w:r>
-    </w:p>
-    <w:p>
-      <w:pPr>
-        <w:spacing w:after="0" w:line="480" w:lineRule="auto"/>
-      </w:pPr>
-      <w:r>
-        <w:t xml:space="preserve">Multivariate autoregressive state-space (MARSS) models are well suited for </w:t>
-      </w:r>
-      <w:r>
-        <w:t>analyzing</w:t>
-      </w:r>
-      <w:r>
-        <w:t xml:space="preserve"> long running time series survey </w:t>
-      </w:r>
-      <w:r>
-        <w:t>data and</w:t>
-      </w:r>
-      <w:r>
-        <w:t xml:space="preserve"> </w:t>
-      </w:r>
-      <w:r>
-        <w:t xml:space="preserve">able </w:t>
-      </w:r>
-      <w:r>
-        <w:t xml:space="preserve">to mathematically distinguish observation error from error arising from stochasticity in the underlying state of a system. </w:t>
-      </w:r>
-      <w:r>
-        <w:t xml:space="preserve">This is accomplished through a model structure with two components: a process equation which models one or more true but unobserved states, and an observation equation which models the relationship between </w:t>
-      </w:r>
-      <w:r>
-        <w:lastRenderedPageBreak/>
-        <w:t xml:space="preserve">these unobserved states and the </w:t>
-      </w:r>
-      <w:r>
-        <w:t xml:space="preserve">observed </w:t>
-      </w:r>
-      <w:r>
-        <w:t>data</w:t>
-      </w:r>
-      <w:r>
-        <w:t xml:space="preserve"> and capture</w:t>
-      </w:r>
-      <w:r>
-        <w:t>s</w:t>
-      </w:r>
-      <w:r>
-        <w:t xml:space="preserve"> error resulting from imperfect detection</w:t>
-      </w:r>
-      <w:r>
-        <w:t xml:space="preserve">. </w:t>
-      </w:r>
-      <w:r>
-        <w:t>The observation equation is generically formulated as follows:</w:t>
-      </w:r>
-    </w:p>
-    <w:p>
-      <w:pPr>
-        <w:spacing w:after="0" w:line="480" w:lineRule="auto"/>
-        <w:jc w:val="center"/>
-        <w:rPr>
-          <w:rFonts w:ascii="Times New Roman" w:eastAsia="Times New Roman" w:hAnsi="Times New Roman" w:cs="Times New Roman"/>
-          <w:kern w:val="0"/>
-          <w:sz w:val="26"/>
-          <w:szCs w:val="26"/>
-          <w14:ligatures w14:val="none"/>
-        </w:rPr>
-      </w:pPr>
-      <w:r>
-        <w:rPr>
-          <w:rFonts w:ascii="MathJax_Math-italic" w:eastAsia="Times New Roman" w:hAnsi="MathJax_Math-italic" w:cs="Times New Roman"/>
-          <w:b/>
-          <w:bCs/>
-          <w:kern w:val="0"/>
-          <w:sz w:val="26"/>
-          <w:szCs w:val="26"/>
-          <w:bdr w:val="none" w:sz="0" w:space="0" w:color="auto" w:frame="1"/>
-          <w14:ligatures w14:val="none"/>
-        </w:rPr>
-        <w:t>y</w:t>
-      </w:r>
-      <w:r>
-        <w:rPr>
-          <w:rFonts w:ascii="MathJax_Math-italic" w:eastAsia="Times New Roman" w:hAnsi="MathJax_Math-italic" w:cs="Times New Roman"/>
-          <w:b/>
-          <w:bCs/>
-          <w:kern w:val="0"/>
-          <w:sz w:val="26"/>
-          <w:szCs w:val="26"/>
-          <w:bdr w:val="none" w:sz="0" w:space="0" w:color="auto" w:frame="1"/>
-          <w:vertAlign w:val="subscript"/>
-          <w14:ligatures w14:val="none"/>
-        </w:rPr>
-        <w:t>t</w:t>
-      </w:r>
-      <w:r>
-        <w:rPr>
-          <w:rFonts w:ascii="MathJax_Math-italic" w:eastAsia="Times New Roman" w:hAnsi="MathJax_Math-italic" w:cs="Times New Roman"/>
-          <w:kern w:val="0"/>
-          <w:sz w:val="26"/>
-          <w:szCs w:val="26"/>
-          <w:bdr w:val="none" w:sz="0" w:space="0" w:color="auto" w:frame="1"/>
-          <w14:ligatures w14:val="none"/>
-        </w:rPr>
-        <w:t xml:space="preserve"> </w:t>
-      </w:r>
-      <w:r>
-        <w:rPr>
-          <w:rFonts w:ascii="MathJax_Main" w:eastAsia="Times New Roman" w:hAnsi="MathJax_Main" w:cs="Times New Roman"/>
-          <w:kern w:val="0"/>
-          <w:sz w:val="26"/>
-          <w:szCs w:val="26"/>
-          <w:bdr w:val="none" w:sz="0" w:space="0" w:color="auto" w:frame="1"/>
-          <w14:ligatures w14:val="none"/>
-        </w:rPr>
-        <w:t>=</w:t>
-      </w:r>
-      <w:r>
-        <w:rPr>
-          <w:rFonts w:ascii="MathJax_Main" w:eastAsia="Times New Roman" w:hAnsi="MathJax_Main" w:cs="Times New Roman"/>
-          <w:kern w:val="0"/>
-          <w:sz w:val="26"/>
-          <w:szCs w:val="26"/>
-          <w:bdr w:val="none" w:sz="0" w:space="0" w:color="auto" w:frame="1"/>
-          <w14:ligatures w14:val="none"/>
-        </w:rPr>
-        <w:t xml:space="preserve"> </w:t>
-      </w:r>
-      <w:r>
-        <w:rPr>
-          <w:rFonts w:ascii="MathJax_Math-italic" w:eastAsia="Times New Roman" w:hAnsi="MathJax_Math-italic" w:cs="Times New Roman"/>
-          <w:b/>
-          <w:bCs/>
-          <w:kern w:val="0"/>
-          <w:sz w:val="26"/>
-          <w:szCs w:val="26"/>
-          <w:bdr w:val="none" w:sz="0" w:space="0" w:color="auto" w:frame="1"/>
-          <w14:ligatures w14:val="none"/>
-        </w:rPr>
-        <w:t>Zx</w:t>
-      </w:r>
-      <w:r>
-        <w:rPr>
-          <w:rFonts w:ascii="MathJax_Math-italic" w:eastAsia="Times New Roman" w:hAnsi="MathJax_Math-italic" w:cs="Times New Roman"/>
-          <w:b/>
-          <w:bCs/>
-          <w:kern w:val="0"/>
-          <w:sz w:val="26"/>
-          <w:szCs w:val="26"/>
-          <w:bdr w:val="none" w:sz="0" w:space="0" w:color="auto" w:frame="1"/>
-          <w:vertAlign w:val="subscript"/>
-          <w14:ligatures w14:val="none"/>
-        </w:rPr>
-        <w:t>t</w:t>
-      </w:r>
-      <w:r>
-        <w:rPr>
-          <w:rFonts w:ascii="MathJax_Math-italic" w:eastAsia="Times New Roman" w:hAnsi="MathJax_Math-italic" w:cs="Times New Roman"/>
-          <w:kern w:val="0"/>
-          <w:sz w:val="26"/>
-          <w:szCs w:val="26"/>
-          <w:bdr w:val="none" w:sz="0" w:space="0" w:color="auto" w:frame="1"/>
-          <w14:ligatures w14:val="none"/>
-        </w:rPr>
-        <w:t xml:space="preserve"> </w:t>
-      </w:r>
-      <w:r>
-        <w:rPr>
-          <w:rFonts w:ascii="MathJax_Main" w:eastAsia="Times New Roman" w:hAnsi="MathJax_Main" w:cs="Times New Roman"/>
-          <w:kern w:val="0"/>
-          <w:sz w:val="26"/>
-          <w:szCs w:val="26"/>
-          <w:bdr w:val="none" w:sz="0" w:space="0" w:color="auto" w:frame="1"/>
-          <w14:ligatures w14:val="none"/>
-        </w:rPr>
-        <w:t xml:space="preserve">+ </w:t>
-      </w:r>
-      <w:r>
-        <w:rPr>
-          <w:rFonts w:ascii="MathJax_Math-italic" w:eastAsia="Times New Roman" w:hAnsi="MathJax_Math-italic" w:cs="Times New Roman"/>
-          <w:b/>
-          <w:bCs/>
-          <w:kern w:val="0"/>
-          <w:sz w:val="26"/>
-          <w:szCs w:val="26"/>
-          <w:bdr w:val="none" w:sz="0" w:space="0" w:color="auto" w:frame="1"/>
-          <w14:ligatures w14:val="none"/>
-        </w:rPr>
-        <w:t>a</w:t>
-      </w:r>
-      <w:r>
-        <w:rPr>
-          <w:rFonts w:ascii="MathJax_Math-italic" w:eastAsia="Times New Roman" w:hAnsi="MathJax_Math-italic" w:cs="Times New Roman"/>
-          <w:kern w:val="0"/>
-          <w:sz w:val="26"/>
-          <w:szCs w:val="26"/>
-          <w:bdr w:val="none" w:sz="0" w:space="0" w:color="auto" w:frame="1"/>
-          <w14:ligatures w14:val="none"/>
-        </w:rPr>
-        <w:t xml:space="preserve"> </w:t>
-      </w:r>
-      <w:r>
-        <w:rPr>
-          <w:rFonts w:ascii="MathJax_Main" w:eastAsia="Times New Roman" w:hAnsi="MathJax_Main" w:cs="Times New Roman"/>
-          <w:kern w:val="0"/>
-          <w:sz w:val="26"/>
-          <w:szCs w:val="26"/>
-          <w:bdr w:val="none" w:sz="0" w:space="0" w:color="auto" w:frame="1"/>
-          <w14:ligatures w14:val="none"/>
-        </w:rPr>
-        <w:t xml:space="preserve">+ </w:t>
-      </w:r>
-      <w:r>
-        <w:rPr>
-          <w:rFonts w:ascii="MathJax_Math-italic" w:eastAsia="Times New Roman" w:hAnsi="MathJax_Math-italic" w:cs="Times New Roman"/>
-          <w:b/>
-          <w:bCs/>
-          <w:kern w:val="0"/>
-          <w:sz w:val="26"/>
-          <w:szCs w:val="26"/>
-          <w:bdr w:val="none" w:sz="0" w:space="0" w:color="auto" w:frame="1"/>
-          <w14:ligatures w14:val="none"/>
-        </w:rPr>
-        <w:t>Dd</w:t>
-      </w:r>
-      <w:r>
-        <w:rPr>
-          <w:rFonts w:ascii="MathJax_Math-italic" w:eastAsia="Times New Roman" w:hAnsi="MathJax_Math-italic" w:cs="Times New Roman"/>
-          <w:b/>
-          <w:bCs/>
-          <w:kern w:val="0"/>
-          <w:sz w:val="26"/>
-          <w:szCs w:val="26"/>
-          <w:bdr w:val="none" w:sz="0" w:space="0" w:color="auto" w:frame="1"/>
-          <w:vertAlign w:val="subscript"/>
-          <w14:ligatures w14:val="none"/>
-        </w:rPr>
-        <w:t>t</w:t>
-      </w:r>
-      <w:r>
-        <w:rPr>
-          <w:rFonts w:ascii="MathJax_Math-italic" w:eastAsia="Times New Roman" w:hAnsi="MathJax_Math-italic" w:cs="Times New Roman"/>
-          <w:kern w:val="0"/>
-          <w:sz w:val="26"/>
-          <w:szCs w:val="26"/>
-          <w:bdr w:val="none" w:sz="0" w:space="0" w:color="auto" w:frame="1"/>
-          <w:vertAlign w:val="subscript"/>
-          <w14:ligatures w14:val="none"/>
-        </w:rPr>
-        <w:t>,</w:t>
-      </w:r>
-      <w:r>
-        <w:rPr>
-          <w:rFonts w:ascii="MathJax_Math-italic" w:eastAsia="Times New Roman" w:hAnsi="MathJax_Math-italic" w:cs="Times New Roman"/>
-          <w:kern w:val="0"/>
-          <w:sz w:val="26"/>
-          <w:szCs w:val="26"/>
-          <w:bdr w:val="none" w:sz="0" w:space="0" w:color="auto" w:frame="1"/>
-          <w14:ligatures w14:val="none"/>
-        </w:rPr>
-        <w:t xml:space="preserve"> </w:t>
-      </w:r>
-      <w:r>
-        <w:rPr>
-          <w:rFonts w:ascii="MathJax_Main" w:eastAsia="Times New Roman" w:hAnsi="MathJax_Main" w:cs="Times New Roman"/>
-          <w:kern w:val="0"/>
-          <w:sz w:val="26"/>
-          <w:szCs w:val="26"/>
-          <w:bdr w:val="none" w:sz="0" w:space="0" w:color="auto" w:frame="1"/>
-          <w14:ligatures w14:val="none"/>
-        </w:rPr>
-        <w:t xml:space="preserve">+ </w:t>
-      </w:r>
-      <w:r>
-        <w:rPr>
-          <w:rFonts w:ascii="MathJax_Math-italic" w:eastAsia="Times New Roman" w:hAnsi="MathJax_Math-italic" w:cs="Times New Roman"/>
-          <w:b/>
-          <w:bCs/>
-          <w:kern w:val="0"/>
-          <w:sz w:val="26"/>
-          <w:szCs w:val="26"/>
-          <w:bdr w:val="none" w:sz="0" w:space="0" w:color="auto" w:frame="1"/>
-          <w14:ligatures w14:val="none"/>
-        </w:rPr>
-        <w:t>v</w:t>
-      </w:r>
-      <w:r>
-        <w:rPr>
-          <w:rFonts w:ascii="MathJax_Math-italic" w:eastAsia="Times New Roman" w:hAnsi="MathJax_Math-italic" w:cs="Times New Roman"/>
-          <w:b/>
-          <w:bCs/>
-          <w:kern w:val="0"/>
-          <w:sz w:val="26"/>
-          <w:szCs w:val="26"/>
-          <w:bdr w:val="none" w:sz="0" w:space="0" w:color="auto" w:frame="1"/>
-          <w:vertAlign w:val="subscript"/>
-          <w14:ligatures w14:val="none"/>
-        </w:rPr>
-        <w:t>t</w:t>
-      </w:r>
-      <w:r>
-        <w:rPr>
-          <w:rFonts w:ascii="MathJax_Math-italic" w:eastAsia="Times New Roman" w:hAnsi="MathJax_Math-italic" w:cs="Times New Roman"/>
-          <w:kern w:val="0"/>
-          <w:sz w:val="20"/>
-          <w:szCs w:val="20"/>
-          <w:bdr w:val="none" w:sz="0" w:space="0" w:color="auto" w:frame="1"/>
-          <w14:ligatures w14:val="none"/>
-        </w:rPr>
-        <w:t>, where</w:t>
-      </w:r>
-      <w:r>
-        <w:rPr>
-          <w:rFonts w:ascii="MathJax_Math-italic" w:eastAsia="Times New Roman" w:hAnsi="MathJax_Math-italic" w:cs="Times New Roman"/>
-          <w:kern w:val="0"/>
-          <w:sz w:val="26"/>
-          <w:szCs w:val="26"/>
-          <w:bdr w:val="none" w:sz="0" w:space="0" w:color="auto" w:frame="1"/>
-          <w14:ligatures w14:val="none"/>
-        </w:rPr>
-        <w:t xml:space="preserve"> </w:t>
-      </w:r>
-      <w:r>
-        <w:rPr>
-          <w:rFonts w:ascii="MathJax_Math-italic" w:eastAsia="Times New Roman" w:hAnsi="MathJax_Math-italic" w:cs="Times New Roman"/>
-          <w:b/>
-          <w:bCs/>
-          <w:kern w:val="0"/>
-          <w:sz w:val="26"/>
-          <w:szCs w:val="26"/>
-          <w:bdr w:val="none" w:sz="0" w:space="0" w:color="auto" w:frame="1"/>
-          <w14:ligatures w14:val="none"/>
-        </w:rPr>
-        <w:t>v</w:t>
-      </w:r>
-      <w:r>
-        <w:rPr>
-          <w:rFonts w:ascii="MathJax_Math-italic" w:eastAsia="Times New Roman" w:hAnsi="MathJax_Math-italic" w:cs="Times New Roman"/>
-          <w:b/>
-          <w:bCs/>
-          <w:kern w:val="0"/>
-          <w:sz w:val="26"/>
-          <w:szCs w:val="26"/>
-          <w:bdr w:val="none" w:sz="0" w:space="0" w:color="auto" w:frame="1"/>
-          <w:vertAlign w:val="subscript"/>
-          <w14:ligatures w14:val="none"/>
-        </w:rPr>
-        <w:t>t</w:t>
-      </w:r>
-      <w:r>
-        <w:rPr>
-          <w:rFonts w:ascii="MathJax_Main" w:eastAsia="Times New Roman" w:hAnsi="MathJax_Main" w:cs="Times New Roman"/>
-          <w:kern w:val="0"/>
-          <w:sz w:val="26"/>
-          <w:szCs w:val="26"/>
-          <w:bdr w:val="none" w:sz="0" w:space="0" w:color="auto" w:frame="1"/>
-          <w14:ligatures w14:val="none"/>
-        </w:rPr>
-        <w:t>∼</w:t>
-      </w:r>
-      <w:r>
-        <w:rPr>
-          <w:rFonts w:ascii="MathJax_Math-italic" w:eastAsia="Times New Roman" w:hAnsi="MathJax_Math-italic" w:cs="Times New Roman"/>
-          <w:kern w:val="0"/>
-          <w:sz w:val="26"/>
-          <w:szCs w:val="26"/>
-          <w:bdr w:val="none" w:sz="0" w:space="0" w:color="auto" w:frame="1"/>
-          <w14:ligatures w14:val="none"/>
-        </w:rPr>
-        <w:t>MVN</w:t>
-      </w:r>
-      <w:r>
-        <w:rPr>
-          <w:rFonts w:ascii="MathJax_Main" w:eastAsia="Times New Roman" w:hAnsi="MathJax_Main" w:cs="Times New Roman"/>
-          <w:kern w:val="0"/>
-          <w:sz w:val="26"/>
-          <w:szCs w:val="26"/>
-          <w:bdr w:val="none" w:sz="0" w:space="0" w:color="auto" w:frame="1"/>
-          <w14:ligatures w14:val="none"/>
-        </w:rPr>
-        <w:t>(0,</w:t>
-      </w:r>
-      <w:r>
-        <w:rPr>
-          <w:rFonts w:ascii="MathJax_Math-italic" w:eastAsia="Times New Roman" w:hAnsi="MathJax_Math-italic" w:cs="Times New Roman"/>
-          <w:b/>
-          <w:bCs/>
-          <w:kern w:val="0"/>
-          <w:sz w:val="26"/>
-          <w:szCs w:val="26"/>
-          <w:bdr w:val="none" w:sz="0" w:space="0" w:color="auto" w:frame="1"/>
-          <w14:ligatures w14:val="none"/>
-        </w:rPr>
-        <w:t>R</w:t>
-      </w:r>
-      <w:r>
-        <w:rPr>
-          <w:rFonts w:ascii="MathJax_Main" w:eastAsia="Times New Roman" w:hAnsi="MathJax_Main" w:cs="Times New Roman"/>
-          <w:kern w:val="0"/>
-          <w:sz w:val="26"/>
-          <w:szCs w:val="26"/>
-          <w:bdr w:val="none" w:sz="0" w:space="0" w:color="auto" w:frame="1"/>
-          <w14:ligatures w14:val="none"/>
-        </w:rPr>
-        <w:t>)</w:t>
-      </w:r>
-    </w:p>
-    <w:p>
-      <w:pPr>
-        <w:spacing w:after="0" w:line="480" w:lineRule="auto"/>
-      </w:pPr>
-      <w:r>
-        <w:t xml:space="preserve">In the above, observed data in </w:t>
-      </w:r>
-      <w:r>
-        <w:t>e</w:t>
-      </w:r>
-      <w:r>
-        <w:t>a</w:t>
-      </w:r>
-      <w:r>
-        <w:t>ch</w:t>
-      </w:r>
-      <w:r>
-        <w:t xml:space="preserve"> period (</w:t>
-      </w:r>
-      <w:r>
-        <w:rPr>
-          <w:rFonts w:ascii="MathJax_Math-italic" w:eastAsia="Times New Roman" w:hAnsi="MathJax_Math-italic" w:cs="Times New Roman"/>
-          <w:b/>
-          <w:bCs/>
-          <w:kern w:val="0"/>
-          <w:sz w:val="26"/>
-          <w:szCs w:val="26"/>
-          <w:bdr w:val="none" w:sz="0" w:space="0" w:color="auto" w:frame="1"/>
-          <w14:ligatures w14:val="none"/>
-        </w:rPr>
-        <w:t>y</w:t>
-      </w:r>
-      <w:r>
-        <w:rPr>
-          <w:rFonts w:ascii="MathJax_Math-italic" w:eastAsia="Times New Roman" w:hAnsi="MathJax_Math-italic" w:cs="Times New Roman"/>
-          <w:b/>
-          <w:bCs/>
-          <w:kern w:val="0"/>
-          <w:sz w:val="26"/>
-          <w:szCs w:val="26"/>
-          <w:bdr w:val="none" w:sz="0" w:space="0" w:color="auto" w:frame="1"/>
-          <w:vertAlign w:val="subscript"/>
-          <w14:ligatures w14:val="none"/>
-        </w:rPr>
-        <w:t>t</w:t>
-      </w:r>
-      <w:r>
-        <w:t>) are used to estimate the underlying state of a system of interest (</w:t>
-      </w:r>
-      <w:r>
-        <w:rPr>
-          <w:rFonts w:ascii="MathJax_Math-italic" w:eastAsia="Times New Roman" w:hAnsi="MathJax_Math-italic" w:cs="Times New Roman"/>
-          <w:b/>
-          <w:bCs/>
-          <w:kern w:val="0"/>
-          <w:sz w:val="26"/>
-          <w:szCs w:val="26"/>
-          <w:bdr w:val="none" w:sz="0" w:space="0" w:color="auto" w:frame="1"/>
-          <w14:ligatures w14:val="none"/>
-        </w:rPr>
-        <w:t>x</w:t>
-      </w:r>
-      <w:r>
-        <w:rPr>
-          <w:rFonts w:ascii="MathJax_Math-italic" w:eastAsia="Times New Roman" w:hAnsi="MathJax_Math-italic" w:cs="Times New Roman"/>
-          <w:b/>
-          <w:bCs/>
-          <w:kern w:val="0"/>
-          <w:sz w:val="26"/>
-          <w:szCs w:val="26"/>
-          <w:bdr w:val="none" w:sz="0" w:space="0" w:color="auto" w:frame="1"/>
-          <w:vertAlign w:val="subscript"/>
-          <w14:ligatures w14:val="none"/>
-        </w:rPr>
-        <w:t>t</w:t>
-      </w:r>
-      <w:r>
-        <w:t xml:space="preserve">). </w:t>
-      </w:r>
-      <w:r>
-        <w:rPr>
-          <w:rFonts w:ascii="MathJax_Math-italic" w:eastAsia="Times New Roman" w:hAnsi="MathJax_Math-italic" w:cs="Times New Roman"/>
-          <w:b/>
-          <w:bCs/>
-          <w:kern w:val="0"/>
-          <w:sz w:val="26"/>
-          <w:szCs w:val="26"/>
-          <w:bdr w:val="none" w:sz="0" w:space="0" w:color="auto" w:frame="1"/>
-          <w14:ligatures w14:val="none"/>
-        </w:rPr>
-        <w:t>Z</w:t>
-      </w:r>
-      <w:r>
-        <w:t xml:space="preserve"> determines which time series observations will inform which underlying states in the process equation. In the case of Indian River and the 35 index streams in its vicinity, specifying </w:t>
-      </w:r>
-      <w:r>
-        <w:rPr>
-          <w:rFonts w:ascii="MathJax_Math-italic" w:eastAsia="Times New Roman" w:hAnsi="MathJax_Math-italic" w:cs="Times New Roman"/>
-          <w:b/>
-          <w:bCs/>
-          <w:kern w:val="0"/>
-          <w:sz w:val="26"/>
-          <w:szCs w:val="26"/>
-          <w:bdr w:val="none" w:sz="0" w:space="0" w:color="auto" w:frame="1"/>
-          <w14:ligatures w14:val="none"/>
-        </w:rPr>
-        <w:t>Z</w:t>
-      </w:r>
-      <w:r>
-        <w:t xml:space="preserve"> as a 36x36 identity matrix would allow each time series to be representative of a separate (in this case stream-level) state, while specifying </w:t>
-      </w:r>
-      <w:r>
-        <w:rPr>
-          <w:rFonts w:ascii="MathJax_Math-italic" w:eastAsia="Times New Roman" w:hAnsi="MathJax_Math-italic" w:cs="Times New Roman"/>
-          <w:b/>
-          <w:bCs/>
-          <w:kern w:val="0"/>
-          <w:sz w:val="26"/>
-          <w:szCs w:val="26"/>
-          <w:bdr w:val="none" w:sz="0" w:space="0" w:color="auto" w:frame="1"/>
-          <w14:ligatures w14:val="none"/>
-        </w:rPr>
-        <w:t>Z</w:t>
-      </w:r>
-      <w:r>
-        <w:t xml:space="preserve"> as a 36x1 vector of 1s would force all-time series in the data to represent samples from one comprehensive underlying state</w:t>
-      </w:r>
-      <w:r>
-        <w:t xml:space="preserve">. This critical feature allows these models to be used </w:t>
-      </w:r>
-      <w:r>
-        <w:t xml:space="preserve">to </w:t>
-      </w:r>
-      <w:r>
-        <w:t xml:space="preserve">determine how many true underlying states a set of observations represents, by comparing goodness of fit between various specifications of </w:t>
-      </w:r>
-      <w:r>
-        <w:rPr>
-          <w:rFonts w:ascii="MathJax_Math-italic" w:eastAsia="Times New Roman" w:hAnsi="MathJax_Math-italic" w:cs="Times New Roman"/>
-          <w:b/>
-          <w:bCs/>
-          <w:kern w:val="0"/>
-          <w:sz w:val="26"/>
-          <w:szCs w:val="26"/>
-          <w:bdr w:val="none" w:sz="0" w:space="0" w:color="auto" w:frame="1"/>
-          <w14:ligatures w14:val="none"/>
-        </w:rPr>
-        <w:t>Z</w:t>
-      </w:r>
-      <w:r>
-        <w:t xml:space="preserve">. </w:t>
-      </w:r>
-      <w:r>
-        <w:t xml:space="preserve">The vector </w:t>
-      </w:r>
-      <w:r>
-        <w:rPr>
-          <w:rFonts w:ascii="MathJax_Math-italic" w:eastAsia="Times New Roman" w:hAnsi="MathJax_Math-italic" w:cs="Times New Roman"/>
-          <w:b/>
-          <w:bCs/>
-          <w:kern w:val="0"/>
-          <w:sz w:val="26"/>
-          <w:szCs w:val="26"/>
-          <w:bdr w:val="none" w:sz="0" w:space="0" w:color="auto" w:frame="1"/>
-          <w14:ligatures w14:val="none"/>
-        </w:rPr>
-        <w:t>a</w:t>
-      </w:r>
-      <w:r>
-        <w:t xml:space="preserve"> allows for </w:t>
-      </w:r>
-      <w:r>
-        <w:t>the existence of some</w:t>
-      </w:r>
-      <w:r>
-        <w:t xml:space="preserve"> degree of offset between the observed data and the underlying state process to be asserted or captured (depending on whether </w:t>
-      </w:r>
-      <w:r>
-        <w:rPr>
-          <w:rFonts w:ascii="MathJax_Math-italic" w:eastAsia="Times New Roman" w:hAnsi="MathJax_Math-italic" w:cs="Times New Roman"/>
-          <w:b/>
-          <w:bCs/>
-          <w:kern w:val="0"/>
-          <w:sz w:val="26"/>
-          <w:szCs w:val="26"/>
-          <w:bdr w:val="none" w:sz="0" w:space="0" w:color="auto" w:frame="1"/>
-          <w14:ligatures w14:val="none"/>
-        </w:rPr>
-        <w:t>a</w:t>
-      </w:r>
-      <w:r>
-        <w:t xml:space="preserve"> is specified or estimated), and any correlation in observation error between time series is defined by the off-diagonal elements in </w:t>
-      </w:r>
-      <w:r>
-        <w:rPr>
-          <w:rFonts w:ascii="MathJax_Math-italic" w:eastAsia="Times New Roman" w:hAnsi="MathJax_Math-italic" w:cs="Times New Roman"/>
-          <w:b/>
-          <w:bCs/>
-          <w:kern w:val="0"/>
-          <w:sz w:val="26"/>
-          <w:szCs w:val="26"/>
-          <w:bdr w:val="none" w:sz="0" w:space="0" w:color="auto" w:frame="1"/>
-          <w14:ligatures w14:val="none"/>
-        </w:rPr>
-        <w:t>R</w:t>
-      </w:r>
-      <w:r>
-        <w:rPr>
-          <w:rFonts w:ascii="MathJax_Math-italic" w:eastAsia="Times New Roman" w:hAnsi="MathJax_Math-italic" w:cs="Times New Roman"/>
-          <w:kern w:val="0"/>
-          <w:sz w:val="26"/>
-          <w:szCs w:val="26"/>
-          <w:bdr w:val="none" w:sz="0" w:space="0" w:color="auto" w:frame="1"/>
-          <w14:ligatures w14:val="none"/>
-        </w:rPr>
-        <w:t xml:space="preserve">, </w:t>
-      </w:r>
-      <w:r>
-        <w:t>the variance-covariance matrix.</w:t>
-      </w:r>
-      <w:r>
-        <w:t xml:space="preserve"> </w:t>
-      </w:r>
-      <w:r>
-        <w:t xml:space="preserve">The vector </w:t>
-      </w:r>
-      <w:r>
-        <w:rPr>
-          <w:rFonts w:ascii="MathJax_Math-italic" w:eastAsia="Times New Roman" w:hAnsi="MathJax_Math-italic" w:cs="Times New Roman"/>
-          <w:b/>
-          <w:bCs/>
-          <w:kern w:val="0"/>
-          <w:sz w:val="26"/>
-          <w:szCs w:val="26"/>
-          <w:bdr w:val="none" w:sz="0" w:space="0" w:color="auto" w:frame="1"/>
-          <w14:ligatures w14:val="none"/>
-        </w:rPr>
-        <w:t>d</w:t>
-      </w:r>
-      <w:r>
-        <w:rPr>
-          <w:rFonts w:ascii="MathJax_Math-italic" w:eastAsia="Times New Roman" w:hAnsi="MathJax_Math-italic" w:cs="Times New Roman"/>
-          <w:b/>
-          <w:bCs/>
-          <w:kern w:val="0"/>
-          <w:sz w:val="26"/>
-          <w:szCs w:val="26"/>
-          <w:bdr w:val="none" w:sz="0" w:space="0" w:color="auto" w:frame="1"/>
-          <w:vertAlign w:val="subscript"/>
-          <w14:ligatures w14:val="none"/>
-        </w:rPr>
-        <w:t>t</w:t>
-      </w:r>
-      <w:r>
-        <w:t xml:space="preserve"> represents covariate data related to the sampling procedure, with </w:t>
-      </w:r>
-      <w:r>
-        <w:rPr>
-          <w:rFonts w:ascii="MathJax_Math-italic" w:eastAsia="Times New Roman" w:hAnsi="MathJax_Math-italic" w:cs="Times New Roman"/>
-          <w:b/>
-          <w:bCs/>
-          <w:kern w:val="0"/>
-          <w:sz w:val="26"/>
-          <w:szCs w:val="26"/>
-          <w:bdr w:val="none" w:sz="0" w:space="0" w:color="auto" w:frame="1"/>
-          <w14:ligatures w14:val="none"/>
-        </w:rPr>
-        <w:t>D</w:t>
-      </w:r>
-      <w:r>
-        <w:t xml:space="preserve"> capturing the effect of these covariates. </w:t>
-      </w:r>
-    </w:p>
-    <w:p>
-      <w:pPr>
-        <w:spacing w:after="0" w:line="480" w:lineRule="auto"/>
-        <w:ind w:firstLine="720"/>
-      </w:pPr>
-      <w:r>
-        <w:t>The observation equation is linked to the autoregressive process equation through the estimates of underlying states (</w:t>
-      </w:r>
-      <w:r>
-        <w:rPr>
-          <w:rFonts w:ascii="MathJax_Math-italic" w:eastAsia="Times New Roman" w:hAnsi="MathJax_Math-italic" w:cs="Times New Roman"/>
-          <w:b/>
-          <w:bCs/>
-          <w:kern w:val="0"/>
-          <w:sz w:val="26"/>
-          <w:szCs w:val="26"/>
-          <w:bdr w:val="none" w:sz="0" w:space="0" w:color="auto" w:frame="1"/>
-          <w14:ligatures w14:val="none"/>
-        </w:rPr>
-        <w:t>x</w:t>
-      </w:r>
-      <w:r>
-        <w:rPr>
-          <w:rFonts w:ascii="MathJax_Math-italic" w:eastAsia="Times New Roman" w:hAnsi="MathJax_Math-italic" w:cs="Times New Roman"/>
-          <w:b/>
-          <w:bCs/>
-          <w:kern w:val="0"/>
-          <w:sz w:val="26"/>
-          <w:szCs w:val="26"/>
-          <w:bdr w:val="none" w:sz="0" w:space="0" w:color="auto" w:frame="1"/>
-          <w:vertAlign w:val="subscript"/>
-          <w14:ligatures w14:val="none"/>
-        </w:rPr>
-        <w:t>t</w:t>
-      </w:r>
-      <w:r>
-        <w:t xml:space="preserve">). </w:t>
-      </w:r>
-      <w:r>
-        <w:t xml:space="preserve">The process equation connects time steps in state processes by estimating terms for both </w:t>
-      </w:r>
-      <w:r>
-        <w:rPr>
-          <w:rFonts w:ascii="MathJax_Math-italic" w:eastAsia="Times New Roman" w:hAnsi="MathJax_Math-italic" w:cs="Times New Roman"/>
-          <w:b/>
-          <w:bCs/>
-          <w:kern w:val="0"/>
-          <w:sz w:val="26"/>
-          <w:szCs w:val="26"/>
-          <w:bdr w:val="none" w:sz="0" w:space="0" w:color="auto" w:frame="1"/>
-          <w14:ligatures w14:val="none"/>
-        </w:rPr>
-        <w:t>x</w:t>
-      </w:r>
-      <w:r>
-        <w:rPr>
-          <w:rFonts w:ascii="MathJax_Math-italic" w:eastAsia="Times New Roman" w:hAnsi="MathJax_Math-italic" w:cs="Times New Roman"/>
-          <w:b/>
-          <w:bCs/>
-          <w:kern w:val="0"/>
-          <w:sz w:val="26"/>
-          <w:szCs w:val="26"/>
-          <w:bdr w:val="none" w:sz="0" w:space="0" w:color="auto" w:frame="1"/>
-          <w:vertAlign w:val="subscript"/>
-          <w14:ligatures w14:val="none"/>
-        </w:rPr>
-        <w:t>t</w:t>
-      </w:r>
-      <w:r>
-        <w:t xml:space="preserve"> (in conjunction with the observation equation) and </w:t>
-      </w:r>
-      <w:r>
-        <w:rPr>
-          <w:rFonts w:ascii="MathJax_Math-italic" w:eastAsia="Times New Roman" w:hAnsi="MathJax_Math-italic" w:cs="Times New Roman"/>
-          <w:b/>
-          <w:bCs/>
-          <w:kern w:val="0"/>
-          <w:sz w:val="26"/>
-          <w:szCs w:val="26"/>
-          <w:bdr w:val="none" w:sz="0" w:space="0" w:color="auto" w:frame="1"/>
-          <w14:ligatures w14:val="none"/>
-        </w:rPr>
-        <w:t>x</w:t>
-      </w:r>
-      <w:r>
-        <w:rPr>
-          <w:rFonts w:ascii="MathJax_Math-italic" w:eastAsia="Times New Roman" w:hAnsi="MathJax_Math-italic" w:cs="Times New Roman"/>
-          <w:b/>
-          <w:bCs/>
-          <w:kern w:val="0"/>
-          <w:sz w:val="26"/>
-          <w:szCs w:val="26"/>
-          <w:bdr w:val="none" w:sz="0" w:space="0" w:color="auto" w:frame="1"/>
-          <w:vertAlign w:val="subscript"/>
-          <w14:ligatures w14:val="none"/>
-        </w:rPr>
-        <w:t>t</w:t>
-      </w:r>
-      <w:r>
-        <w:rPr>
-          <w:rFonts w:ascii="MathJax_Main" w:eastAsia="Times New Roman" w:hAnsi="MathJax_Main" w:cs="Times New Roman"/>
-          <w:b/>
-          <w:bCs/>
-          <w:kern w:val="0"/>
-          <w:sz w:val="26"/>
-          <w:szCs w:val="26"/>
-          <w:bdr w:val="none" w:sz="0" w:space="0" w:color="auto" w:frame="1"/>
-          <w:vertAlign w:val="subscript"/>
-          <w14:ligatures w14:val="none"/>
-        </w:rPr>
-        <w:t>−1</w:t>
-      </w:r>
-      <w:r>
-        <w:t xml:space="preserve">. The process equation is </w:t>
-      </w:r>
-      <w:r>
-        <w:t xml:space="preserve">formulated as follows: </w:t>
-      </w:r>
-    </w:p>
-    <w:p>
-      <w:pPr>
-        <w:spacing w:after="0" w:line="480" w:lineRule="auto"/>
-        <w:jc w:val="center"/>
-        <w:rPr>
-          <w:rFonts w:ascii="Times New Roman" w:eastAsia="Times New Roman" w:hAnsi="Times New Roman" w:cs="Times New Roman"/>
-          <w:kern w:val="0"/>
-          <w:sz w:val="26"/>
-          <w:szCs w:val="26"/>
-          <w14:ligatures w14:val="none"/>
-        </w:rPr>
-      </w:pPr>
-      <w:r>
-        <w:rPr>
-          <w:rFonts w:ascii="MathJax_Math-italic" w:eastAsia="Times New Roman" w:hAnsi="MathJax_Math-italic" w:cs="Times New Roman"/>
-          <w:b/>
-          <w:bCs/>
-          <w:kern w:val="0"/>
-          <w:sz w:val="26"/>
-          <w:szCs w:val="26"/>
-          <w:bdr w:val="none" w:sz="0" w:space="0" w:color="auto" w:frame="1"/>
-          <w14:ligatures w14:val="none"/>
-        </w:rPr>
-        <w:t>x</w:t>
-      </w:r>
-      <w:r>
-        <w:rPr>
-          <w:rFonts w:ascii="MathJax_Math-italic" w:eastAsia="Times New Roman" w:hAnsi="MathJax_Math-italic" w:cs="Times New Roman"/>
-          <w:b/>
-          <w:bCs/>
-          <w:kern w:val="0"/>
-          <w:sz w:val="26"/>
-          <w:szCs w:val="26"/>
-          <w:bdr w:val="none" w:sz="0" w:space="0" w:color="auto" w:frame="1"/>
-          <w:vertAlign w:val="subscript"/>
-          <w14:ligatures w14:val="none"/>
-        </w:rPr>
-        <w:t>t</w:t>
-      </w:r>
-      <w:r>
-        <w:rPr>
-          <w:rFonts w:ascii="MathJax_Math-italic" w:eastAsia="Times New Roman" w:hAnsi="MathJax_Math-italic" w:cs="Times New Roman"/>
-          <w:kern w:val="0"/>
-          <w:sz w:val="26"/>
-          <w:szCs w:val="26"/>
-          <w:bdr w:val="none" w:sz="0" w:space="0" w:color="auto" w:frame="1"/>
-          <w14:ligatures w14:val="none"/>
-        </w:rPr>
-        <w:t xml:space="preserve"> </w:t>
-      </w:r>
-      <w:r>
-        <w:rPr>
-          <w:rFonts w:ascii="MathJax_Main" w:eastAsia="Times New Roman" w:hAnsi="MathJax_Main" w:cs="Times New Roman"/>
-          <w:kern w:val="0"/>
-          <w:sz w:val="26"/>
-          <w:szCs w:val="26"/>
-          <w:bdr w:val="none" w:sz="0" w:space="0" w:color="auto" w:frame="1"/>
-          <w14:ligatures w14:val="none"/>
-        </w:rPr>
-        <w:t xml:space="preserve">= </w:t>
-      </w:r>
-      <w:r>
-        <w:rPr>
-          <w:rFonts w:ascii="MathJax_Math-italic" w:eastAsia="Times New Roman" w:hAnsi="MathJax_Math-italic" w:cs="Times New Roman"/>
-          <w:b/>
-          <w:bCs/>
-          <w:kern w:val="0"/>
-          <w:sz w:val="26"/>
-          <w:szCs w:val="26"/>
-          <w:bdr w:val="none" w:sz="0" w:space="0" w:color="auto" w:frame="1"/>
-          <w14:ligatures w14:val="none"/>
-        </w:rPr>
-        <w:t>Bx</w:t>
-      </w:r>
-      <w:r>
-        <w:rPr>
-          <w:rFonts w:ascii="MathJax_Math-italic" w:eastAsia="Times New Roman" w:hAnsi="MathJax_Math-italic" w:cs="Times New Roman"/>
-          <w:b/>
-          <w:bCs/>
-          <w:kern w:val="0"/>
-          <w:sz w:val="26"/>
-          <w:szCs w:val="26"/>
-          <w:bdr w:val="none" w:sz="0" w:space="0" w:color="auto" w:frame="1"/>
-          <w:vertAlign w:val="subscript"/>
-          <w14:ligatures w14:val="none"/>
-        </w:rPr>
-        <w:t>t</w:t>
-      </w:r>
-      <w:r>
-        <w:rPr>
-          <w:rFonts w:ascii="MathJax_Main" w:eastAsia="Times New Roman" w:hAnsi="MathJax_Main" w:cs="Times New Roman"/>
-          <w:b/>
-          <w:bCs/>
-          <w:kern w:val="0"/>
-          <w:sz w:val="26"/>
-          <w:szCs w:val="26"/>
-          <w:bdr w:val="none" w:sz="0" w:space="0" w:color="auto" w:frame="1"/>
-          <w:vertAlign w:val="subscript"/>
-          <w14:ligatures w14:val="none"/>
-        </w:rPr>
-        <w:t>−1</w:t>
-      </w:r>
-      <w:r>
-        <w:rPr>
-          <w:rFonts w:ascii="MathJax_Main" w:eastAsia="Times New Roman" w:hAnsi="MathJax_Main" w:cs="Times New Roman"/>
-          <w:kern w:val="0"/>
-          <w:sz w:val="26"/>
-          <w:szCs w:val="26"/>
-          <w:bdr w:val="none" w:sz="0" w:space="0" w:color="auto" w:frame="1"/>
-          <w14:ligatures w14:val="none"/>
-        </w:rPr>
-        <w:t xml:space="preserve"> + </w:t>
-      </w:r>
-      <w:r>
-        <w:rPr>
-          <w:rFonts w:ascii="MathJax_Math-italic" w:eastAsia="Times New Roman" w:hAnsi="MathJax_Math-italic" w:cs="Times New Roman"/>
-          <w:b/>
-          <w:bCs/>
-          <w:kern w:val="0"/>
-          <w:sz w:val="26"/>
-          <w:szCs w:val="26"/>
-          <w:bdr w:val="none" w:sz="0" w:space="0" w:color="auto" w:frame="1"/>
-          <w14:ligatures w14:val="none"/>
-        </w:rPr>
-        <w:t>u</w:t>
-      </w:r>
-      <w:r>
-        <w:rPr>
-          <w:rFonts w:ascii="MathJax_Math-italic" w:eastAsia="Times New Roman" w:hAnsi="MathJax_Math-italic" w:cs="Times New Roman"/>
-          <w:kern w:val="0"/>
-          <w:sz w:val="26"/>
-          <w:szCs w:val="26"/>
-          <w:bdr w:val="none" w:sz="0" w:space="0" w:color="auto" w:frame="1"/>
-          <w14:ligatures w14:val="none"/>
-        </w:rPr>
-        <w:t xml:space="preserve"> </w:t>
-      </w:r>
-      <w:r>
-        <w:rPr>
-          <w:rFonts w:ascii="MathJax_Main" w:eastAsia="Times New Roman" w:hAnsi="MathJax_Main" w:cs="Times New Roman"/>
-          <w:kern w:val="0"/>
-          <w:sz w:val="26"/>
-          <w:szCs w:val="26"/>
-          <w:bdr w:val="none" w:sz="0" w:space="0" w:color="auto" w:frame="1"/>
-          <w14:ligatures w14:val="none"/>
-        </w:rPr>
-        <w:t xml:space="preserve">+ </w:t>
-      </w:r>
-      <w:r>
-        <w:rPr>
-          <w:rFonts w:ascii="MathJax_Math-italic" w:eastAsia="Times New Roman" w:hAnsi="MathJax_Math-italic" w:cs="Times New Roman"/>
-          <w:b/>
-          <w:bCs/>
-          <w:kern w:val="0"/>
-          <w:sz w:val="26"/>
-          <w:szCs w:val="26"/>
-          <w:bdr w:val="none" w:sz="0" w:space="0" w:color="auto" w:frame="1"/>
-          <w14:ligatures w14:val="none"/>
-        </w:rPr>
-        <w:t>Cc</w:t>
-      </w:r>
-      <w:r>
-        <w:rPr>
-          <w:rFonts w:ascii="MathJax_Math-italic" w:eastAsia="Times New Roman" w:hAnsi="MathJax_Math-italic" w:cs="Times New Roman"/>
-          <w:b/>
-          <w:bCs/>
-          <w:kern w:val="0"/>
-          <w:sz w:val="26"/>
-          <w:szCs w:val="26"/>
-          <w:bdr w:val="none" w:sz="0" w:space="0" w:color="auto" w:frame="1"/>
-          <w:vertAlign w:val="subscript"/>
-          <w14:ligatures w14:val="none"/>
-        </w:rPr>
-        <w:t>t</w:t>
-      </w:r>
-      <w:r>
-        <w:rPr>
-          <w:rFonts w:ascii="MathJax_Math-italic" w:eastAsia="Times New Roman" w:hAnsi="MathJax_Math-italic" w:cs="Times New Roman"/>
-          <w:kern w:val="0"/>
-          <w:sz w:val="26"/>
-          <w:szCs w:val="26"/>
-          <w:bdr w:val="none" w:sz="0" w:space="0" w:color="auto" w:frame="1"/>
-          <w14:ligatures w14:val="none"/>
-        </w:rPr>
-        <w:t xml:space="preserve"> </w:t>
-      </w:r>
-      <w:r>
-        <w:rPr>
-          <w:rFonts w:ascii="MathJax_Main" w:eastAsia="Times New Roman" w:hAnsi="MathJax_Main" w:cs="Times New Roman"/>
-          <w:kern w:val="0"/>
-          <w:sz w:val="26"/>
-          <w:szCs w:val="26"/>
-          <w:bdr w:val="none" w:sz="0" w:space="0" w:color="auto" w:frame="1"/>
-          <w14:ligatures w14:val="none"/>
-        </w:rPr>
-        <w:t xml:space="preserve">+ </w:t>
-      </w:r>
-      <w:r>
-        <w:rPr>
-          <w:rFonts w:ascii="MathJax_Math-italic" w:eastAsia="Times New Roman" w:hAnsi="MathJax_Math-italic" w:cs="Times New Roman"/>
-          <w:b/>
-          <w:bCs/>
-          <w:kern w:val="0"/>
-          <w:sz w:val="26"/>
-          <w:szCs w:val="26"/>
-          <w:bdr w:val="none" w:sz="0" w:space="0" w:color="auto" w:frame="1"/>
-          <w14:ligatures w14:val="none"/>
-        </w:rPr>
-        <w:t>w</w:t>
-      </w:r>
-      <w:r>
-        <w:rPr>
-          <w:rFonts w:ascii="MathJax_Math-italic" w:eastAsia="Times New Roman" w:hAnsi="MathJax_Math-italic" w:cs="Times New Roman"/>
-          <w:b/>
-          <w:bCs/>
-          <w:kern w:val="0"/>
-          <w:sz w:val="26"/>
-          <w:szCs w:val="26"/>
-          <w:bdr w:val="none" w:sz="0" w:space="0" w:color="auto" w:frame="1"/>
-          <w:vertAlign w:val="subscript"/>
-          <w14:ligatures w14:val="none"/>
-        </w:rPr>
-        <w:t>t</w:t>
-      </w:r>
-      <w:r>
-        <w:rPr>
-          <w:rFonts w:ascii="MathJax_Math-italic" w:eastAsia="Times New Roman" w:hAnsi="MathJax_Math-italic" w:cs="Times New Roman"/>
-          <w:kern w:val="0"/>
-          <w:sz w:val="20"/>
-          <w:szCs w:val="20"/>
-          <w:bdr w:val="none" w:sz="0" w:space="0" w:color="auto" w:frame="1"/>
-          <w14:ligatures w14:val="none"/>
-        </w:rPr>
-        <w:t xml:space="preserve">, where </w:t>
-      </w:r>
-      <w:r>
-        <w:rPr>
-          <w:rFonts w:ascii="MathJax_Math-italic" w:eastAsia="Times New Roman" w:hAnsi="MathJax_Math-italic" w:cs="Times New Roman"/>
-          <w:b/>
-          <w:bCs/>
-          <w:kern w:val="0"/>
-          <w:sz w:val="26"/>
-          <w:szCs w:val="26"/>
-          <w:bdr w:val="none" w:sz="0" w:space="0" w:color="auto" w:frame="1"/>
-          <w14:ligatures w14:val="none"/>
-        </w:rPr>
-        <w:t>w</w:t>
-      </w:r>
-      <w:r>
-        <w:rPr>
-          <w:rFonts w:ascii="MathJax_Math-italic" w:eastAsia="Times New Roman" w:hAnsi="MathJax_Math-italic" w:cs="Times New Roman"/>
-          <w:b/>
-          <w:bCs/>
-          <w:kern w:val="0"/>
-          <w:sz w:val="26"/>
-          <w:szCs w:val="26"/>
-          <w:bdr w:val="none" w:sz="0" w:space="0" w:color="auto" w:frame="1"/>
-          <w:vertAlign w:val="subscript"/>
-          <w14:ligatures w14:val="none"/>
-        </w:rPr>
-        <w:t>t</w:t>
-      </w:r>
-      <w:r>
-        <w:rPr>
-          <w:rFonts w:ascii="MathJax_Main" w:eastAsia="Times New Roman" w:hAnsi="MathJax_Main" w:cs="Times New Roman"/>
-          <w:kern w:val="0"/>
-          <w:sz w:val="26"/>
-          <w:szCs w:val="26"/>
-          <w:bdr w:val="none" w:sz="0" w:space="0" w:color="auto" w:frame="1"/>
-          <w14:ligatures w14:val="none"/>
-        </w:rPr>
-        <w:t>∼</w:t>
-      </w:r>
-      <w:r>
-        <w:rPr>
-          <w:rFonts w:ascii="MathJax_Math-italic" w:eastAsia="Times New Roman" w:hAnsi="MathJax_Math-italic" w:cs="Times New Roman"/>
-          <w:kern w:val="0"/>
-          <w:sz w:val="26"/>
-          <w:szCs w:val="26"/>
-          <w:bdr w:val="none" w:sz="0" w:space="0" w:color="auto" w:frame="1"/>
-          <w14:ligatures w14:val="none"/>
-        </w:rPr>
-        <w:t>MVN</w:t>
-      </w:r>
-      <w:r>
-        <w:rPr>
-          <w:rFonts w:ascii="MathJax_Main" w:eastAsia="Times New Roman" w:hAnsi="MathJax_Main" w:cs="Times New Roman"/>
-          <w:kern w:val="0"/>
-          <w:sz w:val="26"/>
-          <w:szCs w:val="26"/>
-          <w:bdr w:val="none" w:sz="0" w:space="0" w:color="auto" w:frame="1"/>
-          <w14:ligatures w14:val="none"/>
-        </w:rPr>
-        <w:t>(0,</w:t>
-      </w:r>
-      <w:r>
-        <w:rPr>
-          <w:rFonts w:ascii="MathJax_Math-italic" w:eastAsia="Times New Roman" w:hAnsi="MathJax_Math-italic" w:cs="Times New Roman"/>
-          <w:b/>
-          <w:bCs/>
-          <w:kern w:val="0"/>
-          <w:sz w:val="26"/>
-          <w:szCs w:val="26"/>
-          <w:bdr w:val="none" w:sz="0" w:space="0" w:color="auto" w:frame="1"/>
-          <w14:ligatures w14:val="none"/>
-        </w:rPr>
-        <w:t>Q</w:t>
-      </w:r>
-      <w:r>
-        <w:rPr>
-          <w:rFonts w:ascii="MathJax_Main" w:eastAsia="Times New Roman" w:hAnsi="MathJax_Main" w:cs="Times New Roman"/>
-          <w:kern w:val="0"/>
-          <w:sz w:val="26"/>
-          <w:szCs w:val="26"/>
-          <w:bdr w:val="none" w:sz="0" w:space="0" w:color="auto" w:frame="1"/>
-          <w14:ligatures w14:val="none"/>
-        </w:rPr>
-        <w:t>)</w:t>
-      </w:r>
-    </w:p>
-    <w:p>
-      <w:pPr>
-        <w:spacing w:after="0" w:line="480" w:lineRule="auto"/>
-      </w:pPr>
-      <w:r>
-        <w:lastRenderedPageBreak/>
-        <w:t xml:space="preserve">Here, </w:t>
-      </w:r>
-      <w:r>
-        <w:rPr>
-          <w:rFonts w:ascii="MathJax_Math-italic" w:eastAsia="Times New Roman" w:hAnsi="MathJax_Math-italic" w:cs="Times New Roman"/>
-          <w:b/>
-          <w:bCs/>
-          <w:kern w:val="0"/>
-          <w:sz w:val="26"/>
-          <w:szCs w:val="26"/>
-          <w:bdr w:val="none" w:sz="0" w:space="0" w:color="auto" w:frame="1"/>
-          <w14:ligatures w14:val="none"/>
-        </w:rPr>
-        <w:t>B</w:t>
-      </w:r>
-      <w:r>
-        <w:t xml:space="preserve"> defines the interaction between state estimates through time (i.e., </w:t>
-      </w:r>
-      <w:r>
-        <w:rPr>
-          <w:rFonts w:ascii="MathJax_Math-italic" w:eastAsia="Times New Roman" w:hAnsi="MathJax_Math-italic" w:cs="Times New Roman"/>
-          <w:b/>
-          <w:bCs/>
-          <w:kern w:val="0"/>
-          <w:sz w:val="26"/>
-          <w:szCs w:val="26"/>
-          <w:bdr w:val="none" w:sz="0" w:space="0" w:color="auto" w:frame="1"/>
-          <w14:ligatures w14:val="none"/>
-        </w:rPr>
-        <w:t>x</w:t>
-      </w:r>
-      <w:r>
-        <w:rPr>
-          <w:rFonts w:ascii="MathJax_Math-italic" w:eastAsia="Times New Roman" w:hAnsi="MathJax_Math-italic" w:cs="Times New Roman"/>
-          <w:b/>
-          <w:bCs/>
-          <w:kern w:val="0"/>
-          <w:sz w:val="26"/>
-          <w:szCs w:val="26"/>
-          <w:bdr w:val="none" w:sz="0" w:space="0" w:color="auto" w:frame="1"/>
-          <w:vertAlign w:val="subscript"/>
-          <w14:ligatures w14:val="none"/>
-        </w:rPr>
-        <w:t>t</w:t>
-      </w:r>
-      <w:r>
-        <w:rPr>
-          <w:rFonts w:ascii="MathJax_Main" w:eastAsia="Times New Roman" w:hAnsi="MathJax_Main" w:cs="Times New Roman"/>
-          <w:kern w:val="0"/>
-          <w:sz w:val="26"/>
-          <w:szCs w:val="26"/>
-          <w:bdr w:val="none" w:sz="0" w:space="0" w:color="auto" w:frame="1"/>
-          <w14:ligatures w14:val="none"/>
-        </w:rPr>
-        <w:t xml:space="preserve"> </w:t>
-      </w:r>
-      <w:r>
-        <w:t xml:space="preserve">and </w:t>
-      </w:r>
-      <w:r>
-        <w:rPr>
-          <w:rFonts w:ascii="MathJax_Math-italic" w:eastAsia="Times New Roman" w:hAnsi="MathJax_Math-italic" w:cs="Times New Roman"/>
-          <w:b/>
-          <w:bCs/>
-          <w:kern w:val="0"/>
-          <w:sz w:val="26"/>
-          <w:szCs w:val="26"/>
-          <w:bdr w:val="none" w:sz="0" w:space="0" w:color="auto" w:frame="1"/>
-          <w14:ligatures w14:val="none"/>
-        </w:rPr>
-        <w:t>x</w:t>
-      </w:r>
-      <w:r>
-        <w:rPr>
-          <w:rFonts w:ascii="MathJax_Math-italic" w:eastAsia="Times New Roman" w:hAnsi="MathJax_Math-italic" w:cs="Times New Roman"/>
-          <w:b/>
-          <w:bCs/>
-          <w:kern w:val="0"/>
-          <w:sz w:val="26"/>
-          <w:szCs w:val="26"/>
-          <w:bdr w:val="none" w:sz="0" w:space="0" w:color="auto" w:frame="1"/>
-          <w:vertAlign w:val="subscript"/>
-          <w14:ligatures w14:val="none"/>
-        </w:rPr>
-        <w:t>t</w:t>
-      </w:r>
-      <w:r>
-        <w:rPr>
-          <w:rFonts w:ascii="MathJax_Main" w:eastAsia="Times New Roman" w:hAnsi="MathJax_Main" w:cs="Times New Roman"/>
-          <w:b/>
-          <w:bCs/>
-          <w:kern w:val="0"/>
-          <w:sz w:val="26"/>
-          <w:szCs w:val="26"/>
-          <w:bdr w:val="none" w:sz="0" w:space="0" w:color="auto" w:frame="1"/>
-          <w:vertAlign w:val="subscript"/>
-          <w14:ligatures w14:val="none"/>
-        </w:rPr>
-        <w:t>−1</w:t>
-      </w:r>
-      <w:r>
-        <w:t xml:space="preserve">). If </w:t>
-      </w:r>
-      <w:r>
-        <w:rPr>
-          <w:rFonts w:ascii="MathJax_Math-italic" w:eastAsia="Times New Roman" w:hAnsi="MathJax_Math-italic" w:cs="Times New Roman"/>
-          <w:b/>
-          <w:bCs/>
-          <w:kern w:val="0"/>
-          <w:sz w:val="26"/>
-          <w:szCs w:val="26"/>
-          <w:bdr w:val="none" w:sz="0" w:space="0" w:color="auto" w:frame="1"/>
-          <w14:ligatures w14:val="none"/>
-        </w:rPr>
-        <w:t>B</w:t>
-      </w:r>
-      <w:r>
-        <w:t xml:space="preserve"> is specified as an identity matrix, </w:t>
-      </w:r>
-      <w:r>
-        <w:rPr>
-          <w:rFonts w:ascii="MathJax_Math-italic" w:eastAsia="Times New Roman" w:hAnsi="MathJax_Math-italic" w:cs="Times New Roman"/>
-          <w:b/>
-          <w:bCs/>
-          <w:kern w:val="0"/>
-          <w:sz w:val="26"/>
-          <w:szCs w:val="26"/>
-          <w:bdr w:val="none" w:sz="0" w:space="0" w:color="auto" w:frame="1"/>
-          <w14:ligatures w14:val="none"/>
-        </w:rPr>
-        <w:t>u</w:t>
-      </w:r>
-      <w:r>
-        <w:t xml:space="preserve"> then represents trends in the underlying state(s), otherwise </w:t>
-      </w:r>
-      <w:r>
-        <w:rPr>
-          <w:rFonts w:ascii="MathJax_Math-italic" w:eastAsia="Times New Roman" w:hAnsi="MathJax_Math-italic" w:cs="Times New Roman"/>
-          <w:b/>
-          <w:bCs/>
-          <w:kern w:val="0"/>
-          <w:sz w:val="26"/>
-          <w:szCs w:val="26"/>
-          <w:bdr w:val="none" w:sz="0" w:space="0" w:color="auto" w:frame="1"/>
-          <w14:ligatures w14:val="none"/>
-        </w:rPr>
-        <w:t>B</w:t>
-      </w:r>
-      <w:r>
-        <w:t xml:space="preserve"> and </w:t>
-      </w:r>
-      <w:r>
-        <w:rPr>
-          <w:rFonts w:ascii="MathJax_Math-italic" w:eastAsia="Times New Roman" w:hAnsi="MathJax_Math-italic" w:cs="Times New Roman"/>
-          <w:b/>
-          <w:bCs/>
-          <w:kern w:val="0"/>
-          <w:sz w:val="26"/>
-          <w:szCs w:val="26"/>
-          <w:bdr w:val="none" w:sz="0" w:space="0" w:color="auto" w:frame="1"/>
-          <w14:ligatures w14:val="none"/>
-        </w:rPr>
-        <w:t>u</w:t>
-      </w:r>
-      <w:r>
-        <w:t xml:space="preserve"> together determine the underlying mean and how quickly the time series would return to the mean following some perturbation. The variance of process errors as well as the (possible) covariance between them is defined by</w:t>
-      </w:r>
-      <w:r>
-        <w:rPr>
-          <w:rFonts w:ascii="MathJax_Math-italic" w:eastAsia="Times New Roman" w:hAnsi="MathJax_Math-italic" w:cs="Times New Roman"/>
-          <w:kern w:val="0"/>
-          <w:sz w:val="26"/>
-          <w:szCs w:val="26"/>
-          <w:bdr w:val="none" w:sz="0" w:space="0" w:color="auto" w:frame="1"/>
-          <w14:ligatures w14:val="none"/>
-        </w:rPr>
-        <w:t xml:space="preserve"> </w:t>
-      </w:r>
-      <w:r>
-        <w:rPr>
-          <w:rFonts w:ascii="MathJax_Math-italic" w:eastAsia="Times New Roman" w:hAnsi="MathJax_Math-italic" w:cs="Times New Roman"/>
-          <w:b/>
-          <w:bCs/>
-          <w:kern w:val="0"/>
-          <w:sz w:val="26"/>
-          <w:szCs w:val="26"/>
-          <w:bdr w:val="none" w:sz="0" w:space="0" w:color="auto" w:frame="1"/>
-          <w14:ligatures w14:val="none"/>
-        </w:rPr>
-        <w:t>Q</w:t>
-      </w:r>
-      <w:r>
-        <w:t xml:space="preserve">. Finally, </w:t>
-      </w:r>
-      <w:r>
-        <w:rPr>
-          <w:rFonts w:ascii="MathJax_Math-italic" w:eastAsia="Times New Roman" w:hAnsi="MathJax_Math-italic" w:cs="Times New Roman"/>
-          <w:b/>
-          <w:bCs/>
-          <w:kern w:val="0"/>
-          <w:sz w:val="26"/>
-          <w:szCs w:val="26"/>
-          <w:bdr w:val="none" w:sz="0" w:space="0" w:color="auto" w:frame="1"/>
-          <w14:ligatures w14:val="none"/>
-        </w:rPr>
-        <w:t>c</w:t>
-      </w:r>
-      <w:r>
-        <w:rPr>
-          <w:rFonts w:ascii="MathJax_Math-italic" w:eastAsia="Times New Roman" w:hAnsi="MathJax_Math-italic" w:cs="Times New Roman"/>
-          <w:b/>
-          <w:bCs/>
-          <w:kern w:val="0"/>
-          <w:sz w:val="26"/>
-          <w:szCs w:val="26"/>
-          <w:bdr w:val="none" w:sz="0" w:space="0" w:color="auto" w:frame="1"/>
-          <w:vertAlign w:val="subscript"/>
-          <w14:ligatures w14:val="none"/>
-        </w:rPr>
-        <w:t>t</w:t>
-      </w:r>
-      <w:r>
-        <w:t xml:space="preserve"> and </w:t>
-      </w:r>
-      <w:r>
-        <w:rPr>
-          <w:rFonts w:ascii="MathJax_Math-italic" w:eastAsia="Times New Roman" w:hAnsi="MathJax_Math-italic" w:cs="Times New Roman"/>
-          <w:b/>
-          <w:bCs/>
-          <w:kern w:val="0"/>
-          <w:sz w:val="26"/>
-          <w:szCs w:val="26"/>
-          <w:bdr w:val="none" w:sz="0" w:space="0" w:color="auto" w:frame="1"/>
-          <w14:ligatures w14:val="none"/>
-        </w:rPr>
-        <w:t>C</w:t>
-      </w:r>
-      <w:r>
-        <w:t xml:space="preserve"> respectively represent covariate data related to the state process and the effect of said covariates.</w:t>
-      </w:r>
-    </w:p>
-    <w:p>
-      <w:pPr>
-        <w:spacing w:after="0" w:line="480" w:lineRule="auto"/>
-        <w:ind w:firstLine="720"/>
-      </w:pPr>
-      <w:r>
-        <w:t>MARSS models are very</w:t>
-      </w:r>
-      <w:r>
-        <w:t xml:space="preserve"> useful when parsing data collected by different observers operating in differing conditions (weather, time of day, time of year, etc.), where those conditions </w:t>
-      </w:r>
-      <w:r>
-        <w:t>could potentially</w:t>
-      </w:r>
-      <w:r>
-        <w:t xml:space="preserve"> bias the observations being made. Furthermore, MARSS models allow for gaps in the observed time series, like those present in the Indian River data, while retaining the ability to make inferences about the underlying state (Holmes et al. 2012</w:t>
-      </w:r>
-      <w:r>
-        <w:t>, Scheuerell et al. 2015</w:t>
-      </w:r>
-      <w:r>
-        <w:t>).</w:t>
-      </w:r>
-      <w:r>
-        <w:t xml:space="preserve"> </w:t>
-      </w:r>
-    </w:p>
-    <w:p>
-      <w:pPr>
-        <w:pStyle w:val="ListParagraph"/>
-        <w:spacing w:after="0" w:line="480" w:lineRule="auto"/>
-        <w:ind w:left="360"/>
-      </w:pPr>
-    </w:p>
-    <w:p>
-      <w:pPr>
-        <w:spacing w:after="0" w:line="480" w:lineRule="auto"/>
-        <w:rPr>
-          <w:b/>
-          <w:bCs/>
-        </w:rPr>
-      </w:pPr>
-      <w:r>
-        <w:rPr>
-          <w:b/>
-          <w:bCs/>
-        </w:rPr>
-        <w:t>Regional Abundance</w:t>
-      </w:r>
-    </w:p>
-    <w:p>
-      <w:pPr>
-        <w:spacing w:after="0" w:line="480" w:lineRule="auto"/>
-      </w:pPr>
-      <w:r>
-        <w:t>We began by</w:t>
-      </w:r>
-      <w:r>
-        <w:t xml:space="preserve"> assess</w:t>
-      </w:r>
-      <w:r>
-        <w:t>ing</w:t>
-      </w:r>
-      <w:r>
-        <w:t xml:space="preserve"> whether abundances of pink salmon observed at Indian River are consistent with those abundances seen elsewhere in the region, with no attention paid to the existence of the hatchery. </w:t>
-      </w:r>
-      <w:r>
-        <w:t>We</w:t>
-      </w:r>
-      <w:r>
-        <w:t xml:space="preserve"> accomplished </w:t>
-      </w:r>
-      <w:r>
-        <w:t xml:space="preserve">this </w:t>
-      </w:r>
-      <w:r>
-        <w:t xml:space="preserve">by specifying two separate MARSS models of pink salmon abundance at Indian River and the surrounding region. The first estimates two underlying state processes, treating the underlying state of Indian River pink salmon abundance separately from that of the wider region. The second uses all available data (abundance observations from Indian River and ADFG’s 35 </w:t>
-      </w:r>
-      <w:r>
-        <w:rPr>
-          <w:i/>
-          <w:iCs/>
-        </w:rPr>
-        <w:t>north southeast (outside)</w:t>
-      </w:r>
-      <w:r>
-        <w:t xml:space="preserve"> index streams) to estimate one underlying state process of pink salmon abundance throughout the region. A </w:t>
-      </w:r>
-      <w:r>
-        <w:lastRenderedPageBreak/>
-        <w:t xml:space="preserve">comparison of how well each model fits the abundance data will either lend support to or undermine the notion that Indian River pink salmon abundances significantly differ from those observed elsewhere in the region throughout the study period. </w:t>
-      </w:r>
-      <w:r>
-        <w:t>Annual abundance d</w:t>
-      </w:r>
-      <w:r>
-        <w:t>ata are</w:t>
-      </w:r>
-      <w:r>
-        <w:t xml:space="preserve"> scaled by stream length (fish per km) and then</w:t>
-      </w:r>
-      <w:r>
-        <w:t xml:space="preserve"> standardized at the stream level so that streams of varying available pink salmon habitat may be directly compared</w:t>
-      </w:r>
-      <w:r>
-        <w:t xml:space="preserve">. </w:t>
-      </w:r>
-      <w:r>
-        <w:t xml:space="preserve">No </w:t>
-      </w:r>
-      <w:r>
-        <w:t xml:space="preserve">offset </w:t>
-      </w:r>
-      <w:r>
-        <w:t>(</w:t>
-      </w:r>
-      <w:r>
-        <w:rPr>
-          <w:rFonts w:ascii="MathJax_Math-italic" w:eastAsia="Times New Roman" w:hAnsi="MathJax_Math-italic" w:cs="Times New Roman"/>
-          <w:b/>
-          <w:bCs/>
-          <w:kern w:val="0"/>
-          <w:sz w:val="26"/>
-          <w:szCs w:val="26"/>
-          <w:bdr w:val="none" w:sz="0" w:space="0" w:color="auto" w:frame="1"/>
-          <w14:ligatures w14:val="none"/>
-        </w:rPr>
-        <w:t>a</w:t>
-      </w:r>
-      <w:r>
-        <w:t>)</w:t>
-      </w:r>
-      <w:r>
-        <w:t xml:space="preserve"> </w:t>
-      </w:r>
-      <w:r>
-        <w:t xml:space="preserve">is </w:t>
-      </w:r>
-      <w:r>
-        <w:t>estimated for the observation process, but the model allows for distinct trends in both</w:t>
-      </w:r>
-      <w:r>
-        <w:t xml:space="preserve"> </w:t>
-      </w:r>
-      <w:r>
-        <w:t>underlying states. Covariate data relating to observers (</w:t>
-      </w:r>
-      <w:r>
-        <w:rPr>
-          <w:rFonts w:ascii="MathJax_Math-italic" w:eastAsia="Times New Roman" w:hAnsi="MathJax_Math-italic" w:cs="Times New Roman"/>
-          <w:b/>
-          <w:bCs/>
-          <w:kern w:val="0"/>
-          <w:sz w:val="26"/>
-          <w:szCs w:val="26"/>
-          <w:bdr w:val="none" w:sz="0" w:space="0" w:color="auto" w:frame="1"/>
-          <w14:ligatures w14:val="none"/>
-        </w:rPr>
-        <w:t>d</w:t>
-      </w:r>
-      <w:r>
-        <w:rPr>
-          <w:rFonts w:ascii="MathJax_Math-italic" w:eastAsia="Times New Roman" w:hAnsi="MathJax_Math-italic" w:cs="Times New Roman"/>
-          <w:b/>
-          <w:bCs/>
-          <w:kern w:val="0"/>
-          <w:sz w:val="26"/>
-          <w:szCs w:val="26"/>
-          <w:bdr w:val="none" w:sz="0" w:space="0" w:color="auto" w:frame="1"/>
-          <w:vertAlign w:val="subscript"/>
-          <w14:ligatures w14:val="none"/>
-        </w:rPr>
-        <w:t>t</w:t>
-      </w:r>
-      <w:r>
-        <w:t xml:space="preserve">) and </w:t>
-      </w:r>
-      <w:r>
-        <w:t xml:space="preserve">the prior year’s </w:t>
-      </w:r>
-      <w:r>
-        <w:t>ocean climate</w:t>
-      </w:r>
-      <w:r>
-        <w:t xml:space="preserve"> via lagged PDO</w:t>
-      </w:r>
-      <w:r>
-        <w:t xml:space="preserve"> (</w:t>
-      </w:r>
-      <w:r>
-        <w:rPr>
-          <w:rFonts w:ascii="MathJax_Math-italic" w:eastAsia="Times New Roman" w:hAnsi="MathJax_Math-italic" w:cs="Times New Roman"/>
-          <w:b/>
-          <w:bCs/>
-          <w:kern w:val="0"/>
-          <w:sz w:val="26"/>
-          <w:szCs w:val="26"/>
-          <w:bdr w:val="none" w:sz="0" w:space="0" w:color="auto" w:frame="1"/>
-          <w14:ligatures w14:val="none"/>
-        </w:rPr>
-        <w:t>c</w:t>
-      </w:r>
-      <w:r>
-        <w:rPr>
-          <w:rFonts w:ascii="MathJax_Math-italic" w:eastAsia="Times New Roman" w:hAnsi="MathJax_Math-italic" w:cs="Times New Roman"/>
-          <w:b/>
-          <w:bCs/>
-          <w:kern w:val="0"/>
-          <w:sz w:val="26"/>
-          <w:szCs w:val="26"/>
-          <w:bdr w:val="none" w:sz="0" w:space="0" w:color="auto" w:frame="1"/>
-          <w:vertAlign w:val="subscript"/>
-          <w14:ligatures w14:val="none"/>
-        </w:rPr>
-        <w:t>t</w:t>
-      </w:r>
-      <w:r>
-        <w:t xml:space="preserve">) are included, resulting in the model described below. </w:t>
-      </w:r>
-    </w:p>
-    <w:p>
-      <w:pPr>
-        <w:spacing w:after="0" w:line="480" w:lineRule="auto"/>
-        <w:jc w:val="center"/>
-        <w:rPr>
-          <w:rFonts w:ascii="Times New Roman" w:eastAsia="Times New Roman" w:hAnsi="Times New Roman" w:cs="Times New Roman"/>
-          <w:kern w:val="0"/>
-          <w:sz w:val="26"/>
-          <w:szCs w:val="26"/>
-          <w14:ligatures w14:val="none"/>
-        </w:rPr>
-      </w:pPr>
-      <w:r>
-        <w:rPr>
-          <w:rFonts w:ascii="MathJax_Math-italic" w:eastAsia="Times New Roman" w:hAnsi="MathJax_Math-italic" w:cs="Times New Roman"/>
-          <w:b/>
-          <w:bCs/>
-          <w:kern w:val="0"/>
-          <w:sz w:val="26"/>
-          <w:szCs w:val="26"/>
-          <w:bdr w:val="none" w:sz="0" w:space="0" w:color="auto" w:frame="1"/>
-          <w14:ligatures w14:val="none"/>
-        </w:rPr>
-        <w:t>y</w:t>
-      </w:r>
-      <w:r>
-        <w:rPr>
-          <w:rFonts w:ascii="MathJax_Math-italic" w:eastAsia="Times New Roman" w:hAnsi="MathJax_Math-italic" w:cs="Times New Roman"/>
-          <w:b/>
-          <w:bCs/>
-          <w:kern w:val="0"/>
-          <w:sz w:val="26"/>
-          <w:szCs w:val="26"/>
-          <w:bdr w:val="none" w:sz="0" w:space="0" w:color="auto" w:frame="1"/>
-          <w:vertAlign w:val="subscript"/>
-          <w14:ligatures w14:val="none"/>
-        </w:rPr>
-        <w:t>t</w:t>
-      </w:r>
-      <w:r>
-        <w:rPr>
-          <w:rFonts w:ascii="MathJax_Math-italic" w:eastAsia="Times New Roman" w:hAnsi="MathJax_Math-italic" w:cs="Times New Roman"/>
-          <w:kern w:val="0"/>
-          <w:sz w:val="26"/>
-          <w:szCs w:val="26"/>
-          <w:bdr w:val="none" w:sz="0" w:space="0" w:color="auto" w:frame="1"/>
-          <w14:ligatures w14:val="none"/>
-        </w:rPr>
-        <w:t xml:space="preserve"> </w:t>
-      </w:r>
-      <w:r>
-        <w:rPr>
-          <w:rFonts w:ascii="MathJax_Main" w:eastAsia="Times New Roman" w:hAnsi="MathJax_Main" w:cs="Times New Roman"/>
-          <w:kern w:val="0"/>
-          <w:sz w:val="26"/>
-          <w:szCs w:val="26"/>
-          <w:bdr w:val="none" w:sz="0" w:space="0" w:color="auto" w:frame="1"/>
-          <w14:ligatures w14:val="none"/>
-        </w:rPr>
-        <w:t>=</w:t>
-      </w:r>
-      <w:r>
-        <w:rPr>
-          <w:rFonts w:ascii="MathJax_Main" w:eastAsia="Times New Roman" w:hAnsi="MathJax_Main" w:cs="Times New Roman"/>
-          <w:kern w:val="0"/>
-          <w:sz w:val="26"/>
-          <w:szCs w:val="26"/>
-          <w:bdr w:val="none" w:sz="0" w:space="0" w:color="auto" w:frame="1"/>
-          <w14:ligatures w14:val="none"/>
-        </w:rPr>
-        <w:t xml:space="preserve"> </w:t>
-      </w:r>
-      <w:r>
-        <w:rPr>
-          <w:rFonts w:ascii="MathJax_Math-italic" w:eastAsia="Times New Roman" w:hAnsi="MathJax_Math-italic" w:cs="Times New Roman"/>
-          <w:b/>
-          <w:bCs/>
-          <w:kern w:val="0"/>
-          <w:sz w:val="26"/>
-          <w:szCs w:val="26"/>
-          <w:bdr w:val="none" w:sz="0" w:space="0" w:color="auto" w:frame="1"/>
-          <w14:ligatures w14:val="none"/>
-        </w:rPr>
-        <w:t>Zx</w:t>
-      </w:r>
-      <w:r>
-        <w:rPr>
-          <w:rFonts w:ascii="MathJax_Math-italic" w:eastAsia="Times New Roman" w:hAnsi="MathJax_Math-italic" w:cs="Times New Roman"/>
-          <w:b/>
-          <w:bCs/>
-          <w:kern w:val="0"/>
-          <w:sz w:val="26"/>
-          <w:szCs w:val="26"/>
-          <w:bdr w:val="none" w:sz="0" w:space="0" w:color="auto" w:frame="1"/>
-          <w:vertAlign w:val="subscript"/>
-          <w14:ligatures w14:val="none"/>
-        </w:rPr>
-        <w:t>t</w:t>
-      </w:r>
-      <w:r>
-        <w:rPr>
-          <w:rFonts w:ascii="MathJax_Math-italic" w:eastAsia="Times New Roman" w:hAnsi="MathJax_Math-italic" w:cs="Times New Roman"/>
-          <w:kern w:val="0"/>
-          <w:sz w:val="26"/>
-          <w:szCs w:val="26"/>
-          <w:bdr w:val="none" w:sz="0" w:space="0" w:color="auto" w:frame="1"/>
-          <w14:ligatures w14:val="none"/>
-        </w:rPr>
-        <w:t xml:space="preserve"> </w:t>
-      </w:r>
-      <w:r>
-        <w:rPr>
-          <w:rFonts w:ascii="MathJax_Main" w:eastAsia="Times New Roman" w:hAnsi="MathJax_Main" w:cs="Times New Roman"/>
-          <w:kern w:val="0"/>
-          <w:sz w:val="26"/>
-          <w:szCs w:val="26"/>
-          <w:bdr w:val="none" w:sz="0" w:space="0" w:color="auto" w:frame="1"/>
-          <w14:ligatures w14:val="none"/>
-        </w:rPr>
-        <w:t xml:space="preserve">+ </w:t>
-      </w:r>
-      <w:r>
-        <w:rPr>
-          <w:rFonts w:ascii="MathJax_Math-italic" w:eastAsia="Times New Roman" w:hAnsi="MathJax_Math-italic" w:cs="Times New Roman"/>
-          <w:b/>
-          <w:bCs/>
-          <w:kern w:val="0"/>
-          <w:sz w:val="26"/>
-          <w:szCs w:val="26"/>
-          <w:bdr w:val="none" w:sz="0" w:space="0" w:color="auto" w:frame="1"/>
-          <w14:ligatures w14:val="none"/>
-        </w:rPr>
-        <w:t>Dd</w:t>
-      </w:r>
-      <w:r>
-        <w:rPr>
-          <w:rFonts w:ascii="MathJax_Math-italic" w:eastAsia="Times New Roman" w:hAnsi="MathJax_Math-italic" w:cs="Times New Roman"/>
-          <w:b/>
-          <w:bCs/>
-          <w:kern w:val="0"/>
-          <w:sz w:val="26"/>
-          <w:szCs w:val="26"/>
-          <w:bdr w:val="none" w:sz="0" w:space="0" w:color="auto" w:frame="1"/>
-          <w:vertAlign w:val="subscript"/>
-          <w14:ligatures w14:val="none"/>
-        </w:rPr>
-        <w:t>t</w:t>
-      </w:r>
-      <w:r>
-        <w:rPr>
-          <w:rFonts w:ascii="MathJax_Math-italic" w:eastAsia="Times New Roman" w:hAnsi="MathJax_Math-italic" w:cs="Times New Roman"/>
-          <w:kern w:val="0"/>
-          <w:sz w:val="26"/>
-          <w:szCs w:val="26"/>
-          <w:bdr w:val="none" w:sz="0" w:space="0" w:color="auto" w:frame="1"/>
-          <w:vertAlign w:val="subscript"/>
-          <w14:ligatures w14:val="none"/>
-        </w:rPr>
-        <w:t>,</w:t>
-      </w:r>
-      <w:r>
-        <w:rPr>
-          <w:rFonts w:ascii="MathJax_Math-italic" w:eastAsia="Times New Roman" w:hAnsi="MathJax_Math-italic" w:cs="Times New Roman"/>
-          <w:kern w:val="0"/>
-          <w:sz w:val="26"/>
-          <w:szCs w:val="26"/>
-          <w:bdr w:val="none" w:sz="0" w:space="0" w:color="auto" w:frame="1"/>
-          <w14:ligatures w14:val="none"/>
-        </w:rPr>
-        <w:t xml:space="preserve"> </w:t>
-      </w:r>
-      <w:r>
-        <w:rPr>
-          <w:rFonts w:ascii="MathJax_Main" w:eastAsia="Times New Roman" w:hAnsi="MathJax_Main" w:cs="Times New Roman"/>
-          <w:kern w:val="0"/>
-          <w:sz w:val="26"/>
-          <w:szCs w:val="26"/>
-          <w:bdr w:val="none" w:sz="0" w:space="0" w:color="auto" w:frame="1"/>
-          <w14:ligatures w14:val="none"/>
-        </w:rPr>
-        <w:t xml:space="preserve">+ </w:t>
-      </w:r>
-      <w:r>
-        <w:rPr>
-          <w:rFonts w:ascii="MathJax_Math-italic" w:eastAsia="Times New Roman" w:hAnsi="MathJax_Math-italic" w:cs="Times New Roman"/>
-          <w:b/>
-          <w:bCs/>
-          <w:kern w:val="0"/>
-          <w:sz w:val="26"/>
-          <w:szCs w:val="26"/>
-          <w:bdr w:val="none" w:sz="0" w:space="0" w:color="auto" w:frame="1"/>
-          <w14:ligatures w14:val="none"/>
-        </w:rPr>
-        <w:t>v</w:t>
-      </w:r>
-      <w:r>
-        <w:rPr>
-          <w:rFonts w:ascii="MathJax_Math-italic" w:eastAsia="Times New Roman" w:hAnsi="MathJax_Math-italic" w:cs="Times New Roman"/>
-          <w:b/>
-          <w:bCs/>
-          <w:kern w:val="0"/>
-          <w:sz w:val="26"/>
-          <w:szCs w:val="26"/>
-          <w:bdr w:val="none" w:sz="0" w:space="0" w:color="auto" w:frame="1"/>
-          <w:vertAlign w:val="subscript"/>
-          <w14:ligatures w14:val="none"/>
-        </w:rPr>
-        <w:t>t</w:t>
-      </w:r>
-      <w:r>
-        <w:rPr>
-          <w:rFonts w:ascii="MathJax_Math-italic" w:eastAsia="Times New Roman" w:hAnsi="MathJax_Math-italic" w:cs="Times New Roman"/>
-          <w:kern w:val="0"/>
-          <w:sz w:val="20"/>
-          <w:szCs w:val="20"/>
-          <w:bdr w:val="none" w:sz="0" w:space="0" w:color="auto" w:frame="1"/>
-          <w14:ligatures w14:val="none"/>
-        </w:rPr>
-        <w:t>, where</w:t>
-      </w:r>
-      <w:r>
-        <w:rPr>
-          <w:rFonts w:ascii="MathJax_Math-italic" w:eastAsia="Times New Roman" w:hAnsi="MathJax_Math-italic" w:cs="Times New Roman"/>
-          <w:kern w:val="0"/>
-          <w:sz w:val="26"/>
-          <w:szCs w:val="26"/>
-          <w:bdr w:val="none" w:sz="0" w:space="0" w:color="auto" w:frame="1"/>
-          <w14:ligatures w14:val="none"/>
-        </w:rPr>
-        <w:t xml:space="preserve"> </w:t>
-      </w:r>
-      <w:r>
-        <w:rPr>
-          <w:rFonts w:ascii="MathJax_Math-italic" w:eastAsia="Times New Roman" w:hAnsi="MathJax_Math-italic" w:cs="Times New Roman"/>
-          <w:b/>
-          <w:bCs/>
-          <w:kern w:val="0"/>
-          <w:sz w:val="26"/>
-          <w:szCs w:val="26"/>
-          <w:bdr w:val="none" w:sz="0" w:space="0" w:color="auto" w:frame="1"/>
-          <w14:ligatures w14:val="none"/>
-        </w:rPr>
-        <w:t>v</w:t>
-      </w:r>
-      <w:r>
-        <w:rPr>
-          <w:rFonts w:ascii="MathJax_Math-italic" w:eastAsia="Times New Roman" w:hAnsi="MathJax_Math-italic" w:cs="Times New Roman"/>
-          <w:b/>
-          <w:bCs/>
-          <w:kern w:val="0"/>
-          <w:sz w:val="26"/>
-          <w:szCs w:val="26"/>
-          <w:bdr w:val="none" w:sz="0" w:space="0" w:color="auto" w:frame="1"/>
-          <w:vertAlign w:val="subscript"/>
-          <w14:ligatures w14:val="none"/>
-        </w:rPr>
-        <w:t>t</w:t>
-      </w:r>
-      <w:r>
-        <w:rPr>
-          <w:rFonts w:ascii="MathJax_Main" w:eastAsia="Times New Roman" w:hAnsi="MathJax_Main" w:cs="Times New Roman"/>
-          <w:kern w:val="0"/>
-          <w:sz w:val="26"/>
-          <w:szCs w:val="26"/>
-          <w:bdr w:val="none" w:sz="0" w:space="0" w:color="auto" w:frame="1"/>
-          <w14:ligatures w14:val="none"/>
-        </w:rPr>
-        <w:t>∼</w:t>
-      </w:r>
-      <w:r>
-        <w:rPr>
-          <w:rFonts w:ascii="MathJax_Math-italic" w:eastAsia="Times New Roman" w:hAnsi="MathJax_Math-italic" w:cs="Times New Roman"/>
-          <w:kern w:val="0"/>
-          <w:sz w:val="26"/>
-          <w:szCs w:val="26"/>
-          <w:bdr w:val="none" w:sz="0" w:space="0" w:color="auto" w:frame="1"/>
-          <w14:ligatures w14:val="none"/>
-        </w:rPr>
-        <w:t>MVN</w:t>
-      </w:r>
-      <w:r>
-        <w:rPr>
-          <w:rFonts w:ascii="MathJax_Main" w:eastAsia="Times New Roman" w:hAnsi="MathJax_Main" w:cs="Times New Roman"/>
-          <w:kern w:val="0"/>
-          <w:sz w:val="26"/>
-          <w:szCs w:val="26"/>
-          <w:bdr w:val="none" w:sz="0" w:space="0" w:color="auto" w:frame="1"/>
-          <w14:ligatures w14:val="none"/>
-        </w:rPr>
-        <w:t>(0,</w:t>
-      </w:r>
-      <w:r>
-        <w:rPr>
-          <w:rFonts w:ascii="MathJax_Math-italic" w:eastAsia="Times New Roman" w:hAnsi="MathJax_Math-italic" w:cs="Times New Roman"/>
-          <w:b/>
-          <w:bCs/>
-          <w:kern w:val="0"/>
-          <w:sz w:val="26"/>
-          <w:szCs w:val="26"/>
-          <w:bdr w:val="none" w:sz="0" w:space="0" w:color="auto" w:frame="1"/>
-          <w14:ligatures w14:val="none"/>
-        </w:rPr>
-        <w:t>R</w:t>
-      </w:r>
-      <w:r>
-        <w:rPr>
-          <w:rFonts w:ascii="MathJax_Main" w:eastAsia="Times New Roman" w:hAnsi="MathJax_Main" w:cs="Times New Roman"/>
-          <w:kern w:val="0"/>
-          <w:sz w:val="26"/>
-          <w:szCs w:val="26"/>
-          <w:bdr w:val="none" w:sz="0" w:space="0" w:color="auto" w:frame="1"/>
-          <w14:ligatures w14:val="none"/>
-        </w:rPr>
-        <w:t>)</w:t>
-      </w:r>
-    </w:p>
-    <w:p>
-      <w:pPr>
-        <w:spacing w:after="0" w:line="480" w:lineRule="auto"/>
-        <w:jc w:val="center"/>
-        <w:rPr>
-          <w:rFonts w:ascii="Times New Roman" w:eastAsia="Times New Roman" w:hAnsi="Times New Roman" w:cs="Times New Roman"/>
-          <w:kern w:val="0"/>
-          <w:sz w:val="26"/>
-          <w:szCs w:val="26"/>
-          <w14:ligatures w14:val="none"/>
-        </w:rPr>
-      </w:pPr>
-      <w:r>
-        <w:rPr>
-          <w:rFonts w:ascii="MathJax_Math-italic" w:eastAsia="Times New Roman" w:hAnsi="MathJax_Math-italic" w:cs="Times New Roman"/>
-          <w:b/>
-          <w:bCs/>
-          <w:kern w:val="0"/>
-          <w:sz w:val="26"/>
-          <w:szCs w:val="26"/>
-          <w:bdr w:val="none" w:sz="0" w:space="0" w:color="auto" w:frame="1"/>
-          <w14:ligatures w14:val="none"/>
-        </w:rPr>
-        <w:t>x</w:t>
-      </w:r>
-      <w:r>
-        <w:rPr>
-          <w:rFonts w:ascii="MathJax_Math-italic" w:eastAsia="Times New Roman" w:hAnsi="MathJax_Math-italic" w:cs="Times New Roman"/>
-          <w:b/>
-          <w:bCs/>
-          <w:kern w:val="0"/>
-          <w:sz w:val="26"/>
-          <w:szCs w:val="26"/>
-          <w:bdr w:val="none" w:sz="0" w:space="0" w:color="auto" w:frame="1"/>
-          <w:vertAlign w:val="subscript"/>
-          <w14:ligatures w14:val="none"/>
-        </w:rPr>
-        <w:t>t</w:t>
-      </w:r>
-      <w:r>
-        <w:rPr>
-          <w:rFonts w:ascii="MathJax_Math-italic" w:eastAsia="Times New Roman" w:hAnsi="MathJax_Math-italic" w:cs="Times New Roman"/>
-          <w:kern w:val="0"/>
-          <w:sz w:val="26"/>
-          <w:szCs w:val="26"/>
-          <w:bdr w:val="none" w:sz="0" w:space="0" w:color="auto" w:frame="1"/>
-          <w14:ligatures w14:val="none"/>
-        </w:rPr>
-        <w:t xml:space="preserve"> </w:t>
-      </w:r>
-      <w:r>
-        <w:rPr>
-          <w:rFonts w:ascii="MathJax_Main" w:eastAsia="Times New Roman" w:hAnsi="MathJax_Main" w:cs="Times New Roman"/>
-          <w:kern w:val="0"/>
-          <w:sz w:val="26"/>
-          <w:szCs w:val="26"/>
-          <w:bdr w:val="none" w:sz="0" w:space="0" w:color="auto" w:frame="1"/>
-          <w14:ligatures w14:val="none"/>
-        </w:rPr>
-        <w:t xml:space="preserve">= </w:t>
-      </w:r>
-      <w:r>
-        <w:rPr>
-          <w:rFonts w:ascii="MathJax_Math-italic" w:eastAsia="Times New Roman" w:hAnsi="MathJax_Math-italic" w:cs="Times New Roman"/>
-          <w:b/>
-          <w:bCs/>
-          <w:kern w:val="0"/>
-          <w:sz w:val="26"/>
-          <w:szCs w:val="26"/>
-          <w:bdr w:val="none" w:sz="0" w:space="0" w:color="auto" w:frame="1"/>
-          <w14:ligatures w14:val="none"/>
-        </w:rPr>
-        <w:t>Bx</w:t>
-      </w:r>
-      <w:r>
-        <w:rPr>
-          <w:rFonts w:ascii="MathJax_Math-italic" w:eastAsia="Times New Roman" w:hAnsi="MathJax_Math-italic" w:cs="Times New Roman"/>
-          <w:b/>
-          <w:bCs/>
-          <w:kern w:val="0"/>
-          <w:sz w:val="26"/>
-          <w:szCs w:val="26"/>
-          <w:bdr w:val="none" w:sz="0" w:space="0" w:color="auto" w:frame="1"/>
-          <w:vertAlign w:val="subscript"/>
-          <w14:ligatures w14:val="none"/>
-        </w:rPr>
-        <w:t>t</w:t>
-      </w:r>
-      <w:r>
-        <w:rPr>
-          <w:rFonts w:ascii="MathJax_Main" w:eastAsia="Times New Roman" w:hAnsi="MathJax_Main" w:cs="Times New Roman"/>
-          <w:b/>
-          <w:bCs/>
-          <w:kern w:val="0"/>
-          <w:sz w:val="26"/>
-          <w:szCs w:val="26"/>
-          <w:bdr w:val="none" w:sz="0" w:space="0" w:color="auto" w:frame="1"/>
-          <w:vertAlign w:val="subscript"/>
-          <w14:ligatures w14:val="none"/>
-        </w:rPr>
-        <w:t>−1</w:t>
-      </w:r>
-      <w:r>
-        <w:rPr>
-          <w:rFonts w:ascii="MathJax_Main" w:eastAsia="Times New Roman" w:hAnsi="MathJax_Main" w:cs="Times New Roman"/>
-          <w:kern w:val="0"/>
-          <w:sz w:val="26"/>
-          <w:szCs w:val="26"/>
-          <w:bdr w:val="none" w:sz="0" w:space="0" w:color="auto" w:frame="1"/>
-          <w14:ligatures w14:val="none"/>
-        </w:rPr>
-        <w:t xml:space="preserve"> + </w:t>
-      </w:r>
-      <w:r>
-        <w:rPr>
-          <w:rFonts w:ascii="MathJax_Math-italic" w:eastAsia="Times New Roman" w:hAnsi="MathJax_Math-italic" w:cs="Times New Roman"/>
-          <w:b/>
-          <w:bCs/>
-          <w:kern w:val="0"/>
-          <w:sz w:val="26"/>
-          <w:szCs w:val="26"/>
-          <w:bdr w:val="none" w:sz="0" w:space="0" w:color="auto" w:frame="1"/>
-          <w14:ligatures w14:val="none"/>
-        </w:rPr>
-        <w:t>u</w:t>
-      </w:r>
-      <w:r>
-        <w:rPr>
-          <w:rFonts w:ascii="MathJax_Math-italic" w:eastAsia="Times New Roman" w:hAnsi="MathJax_Math-italic" w:cs="Times New Roman"/>
-          <w:kern w:val="0"/>
-          <w:sz w:val="26"/>
-          <w:szCs w:val="26"/>
-          <w:bdr w:val="none" w:sz="0" w:space="0" w:color="auto" w:frame="1"/>
-          <w14:ligatures w14:val="none"/>
-        </w:rPr>
-        <w:t xml:space="preserve"> </w:t>
-      </w:r>
-      <w:r>
-        <w:rPr>
-          <w:rFonts w:ascii="MathJax_Main" w:eastAsia="Times New Roman" w:hAnsi="MathJax_Main" w:cs="Times New Roman"/>
-          <w:kern w:val="0"/>
-          <w:sz w:val="26"/>
-          <w:szCs w:val="26"/>
-          <w:bdr w:val="none" w:sz="0" w:space="0" w:color="auto" w:frame="1"/>
-          <w14:ligatures w14:val="none"/>
-        </w:rPr>
-        <w:t xml:space="preserve">+ </w:t>
-      </w:r>
-      <w:r>
-        <w:rPr>
-          <w:rFonts w:ascii="MathJax_Math-italic" w:eastAsia="Times New Roman" w:hAnsi="MathJax_Math-italic" w:cs="Times New Roman"/>
-          <w:b/>
-          <w:bCs/>
-          <w:kern w:val="0"/>
-          <w:sz w:val="26"/>
-          <w:szCs w:val="26"/>
-          <w:bdr w:val="none" w:sz="0" w:space="0" w:color="auto" w:frame="1"/>
-          <w14:ligatures w14:val="none"/>
-        </w:rPr>
-        <w:t>Cc</w:t>
-      </w:r>
-      <w:r>
-        <w:rPr>
-          <w:rFonts w:ascii="MathJax_Math-italic" w:eastAsia="Times New Roman" w:hAnsi="MathJax_Math-italic" w:cs="Times New Roman"/>
-          <w:b/>
-          <w:bCs/>
-          <w:kern w:val="0"/>
-          <w:sz w:val="26"/>
-          <w:szCs w:val="26"/>
-          <w:bdr w:val="none" w:sz="0" w:space="0" w:color="auto" w:frame="1"/>
-          <w:vertAlign w:val="subscript"/>
-          <w14:ligatures w14:val="none"/>
-        </w:rPr>
-        <w:t>t</w:t>
-      </w:r>
-      <w:r>
-        <w:rPr>
-          <w:rFonts w:ascii="MathJax_Math-italic" w:eastAsia="Times New Roman" w:hAnsi="MathJax_Math-italic" w:cs="Times New Roman"/>
-          <w:kern w:val="0"/>
-          <w:sz w:val="26"/>
-          <w:szCs w:val="26"/>
-          <w:bdr w:val="none" w:sz="0" w:space="0" w:color="auto" w:frame="1"/>
-          <w14:ligatures w14:val="none"/>
-        </w:rPr>
-        <w:t xml:space="preserve"> </w:t>
-      </w:r>
-      <w:r>
-        <w:rPr>
-          <w:rFonts w:ascii="MathJax_Main" w:eastAsia="Times New Roman" w:hAnsi="MathJax_Main" w:cs="Times New Roman"/>
-          <w:kern w:val="0"/>
-          <w:sz w:val="26"/>
-          <w:szCs w:val="26"/>
-          <w:bdr w:val="none" w:sz="0" w:space="0" w:color="auto" w:frame="1"/>
-          <w14:ligatures w14:val="none"/>
-        </w:rPr>
-        <w:t xml:space="preserve">+ </w:t>
-      </w:r>
-      <w:r>
-        <w:rPr>
-          <w:rFonts w:ascii="MathJax_Math-italic" w:eastAsia="Times New Roman" w:hAnsi="MathJax_Math-italic" w:cs="Times New Roman"/>
-          <w:b/>
-          <w:bCs/>
-          <w:kern w:val="0"/>
-          <w:sz w:val="26"/>
-          <w:szCs w:val="26"/>
-          <w:bdr w:val="none" w:sz="0" w:space="0" w:color="auto" w:frame="1"/>
-          <w14:ligatures w14:val="none"/>
-        </w:rPr>
-        <w:t>w</w:t>
-      </w:r>
-      <w:r>
-        <w:rPr>
-          <w:rFonts w:ascii="MathJax_Math-italic" w:eastAsia="Times New Roman" w:hAnsi="MathJax_Math-italic" w:cs="Times New Roman"/>
-          <w:b/>
-          <w:bCs/>
-          <w:kern w:val="0"/>
-          <w:sz w:val="26"/>
-          <w:szCs w:val="26"/>
-          <w:bdr w:val="none" w:sz="0" w:space="0" w:color="auto" w:frame="1"/>
-          <w:vertAlign w:val="subscript"/>
-          <w14:ligatures w14:val="none"/>
-        </w:rPr>
-        <w:t>t</w:t>
-      </w:r>
-      <w:r>
-        <w:rPr>
-          <w:rFonts w:ascii="MathJax_Math-italic" w:eastAsia="Times New Roman" w:hAnsi="MathJax_Math-italic" w:cs="Times New Roman"/>
-          <w:kern w:val="0"/>
-          <w:sz w:val="20"/>
-          <w:szCs w:val="20"/>
-          <w:bdr w:val="none" w:sz="0" w:space="0" w:color="auto" w:frame="1"/>
-          <w14:ligatures w14:val="none"/>
-        </w:rPr>
-        <w:t xml:space="preserve">, where </w:t>
-      </w:r>
-      <w:r>
-        <w:rPr>
-          <w:rFonts w:ascii="MathJax_Math-italic" w:eastAsia="Times New Roman" w:hAnsi="MathJax_Math-italic" w:cs="Times New Roman"/>
-          <w:b/>
-          <w:bCs/>
-          <w:kern w:val="0"/>
-          <w:sz w:val="26"/>
-          <w:szCs w:val="26"/>
-          <w:bdr w:val="none" w:sz="0" w:space="0" w:color="auto" w:frame="1"/>
-          <w14:ligatures w14:val="none"/>
-        </w:rPr>
-        <w:t>w</w:t>
-      </w:r>
-      <w:r>
-        <w:rPr>
-          <w:rFonts w:ascii="MathJax_Math-italic" w:eastAsia="Times New Roman" w:hAnsi="MathJax_Math-italic" w:cs="Times New Roman"/>
-          <w:b/>
-          <w:bCs/>
-          <w:kern w:val="0"/>
-          <w:sz w:val="26"/>
-          <w:szCs w:val="26"/>
-          <w:bdr w:val="none" w:sz="0" w:space="0" w:color="auto" w:frame="1"/>
-          <w:vertAlign w:val="subscript"/>
-          <w14:ligatures w14:val="none"/>
-        </w:rPr>
-        <w:t>t</w:t>
-      </w:r>
-      <w:r>
-        <w:rPr>
-          <w:rFonts w:ascii="MathJax_Main" w:eastAsia="Times New Roman" w:hAnsi="MathJax_Main" w:cs="Times New Roman"/>
-          <w:kern w:val="0"/>
-          <w:sz w:val="26"/>
-          <w:szCs w:val="26"/>
-          <w:bdr w:val="none" w:sz="0" w:space="0" w:color="auto" w:frame="1"/>
-          <w14:ligatures w14:val="none"/>
-        </w:rPr>
-        <w:t>∼</w:t>
-      </w:r>
-      <w:r>
-        <w:rPr>
-          <w:rFonts w:ascii="MathJax_Math-italic" w:eastAsia="Times New Roman" w:hAnsi="MathJax_Math-italic" w:cs="Times New Roman"/>
-          <w:kern w:val="0"/>
-          <w:sz w:val="26"/>
-          <w:szCs w:val="26"/>
-          <w:bdr w:val="none" w:sz="0" w:space="0" w:color="auto" w:frame="1"/>
-          <w14:ligatures w14:val="none"/>
-        </w:rPr>
-        <w:t>MVN</w:t>
-      </w:r>
-      <w:r>
-        <w:rPr>
-          <w:rFonts w:ascii="MathJax_Main" w:eastAsia="Times New Roman" w:hAnsi="MathJax_Main" w:cs="Times New Roman"/>
-          <w:kern w:val="0"/>
-          <w:sz w:val="26"/>
-          <w:szCs w:val="26"/>
-          <w:bdr w:val="none" w:sz="0" w:space="0" w:color="auto" w:frame="1"/>
-          <w14:ligatures w14:val="none"/>
-        </w:rPr>
-        <w:t>(0,</w:t>
-      </w:r>
-      <w:r>
-        <w:rPr>
-          <w:rFonts w:ascii="MathJax_Math-italic" w:eastAsia="Times New Roman" w:hAnsi="MathJax_Math-italic" w:cs="Times New Roman"/>
-          <w:b/>
-          <w:bCs/>
-          <w:kern w:val="0"/>
-          <w:sz w:val="26"/>
-          <w:szCs w:val="26"/>
-          <w:bdr w:val="none" w:sz="0" w:space="0" w:color="auto" w:frame="1"/>
-          <w14:ligatures w14:val="none"/>
-        </w:rPr>
-        <w:t>Q</w:t>
-      </w:r>
-      <w:r>
-        <w:rPr>
-          <w:rFonts w:ascii="MathJax_Main" w:eastAsia="Times New Roman" w:hAnsi="MathJax_Main" w:cs="Times New Roman"/>
-          <w:kern w:val="0"/>
-          <w:sz w:val="26"/>
-          <w:szCs w:val="26"/>
-          <w:bdr w:val="none" w:sz="0" w:space="0" w:color="auto" w:frame="1"/>
-          <w14:ligatures w14:val="none"/>
-        </w:rPr>
-        <w:t>)</w:t>
-      </w:r>
-    </w:p>
-    <w:p>
-      <w:pPr>
-        <w:spacing w:after="0" w:line="480" w:lineRule="auto"/>
-      </w:pPr>
-      <w:r>
-        <w:t xml:space="preserve">Depending on the specification of </w:t>
-      </w:r>
-      <w:r>
-        <w:rPr>
-          <w:rFonts w:ascii="MathJax_Math-italic" w:eastAsia="Times New Roman" w:hAnsi="MathJax_Math-italic" w:cs="Times New Roman"/>
-          <w:b/>
-          <w:bCs/>
-          <w:kern w:val="0"/>
-          <w:sz w:val="26"/>
-          <w:szCs w:val="26"/>
-          <w:bdr w:val="none" w:sz="0" w:space="0" w:color="auto" w:frame="1"/>
-          <w14:ligatures w14:val="none"/>
-        </w:rPr>
-        <w:t>Z</w:t>
-      </w:r>
-      <w:r>
-        <w:t>,</w:t>
-      </w:r>
-      <w:r>
-        <w:t xml:space="preserve"> </w:t>
-      </w:r>
-      <w:r>
-        <w:t>We are</w:t>
-      </w:r>
-      <w:r>
-        <w:t xml:space="preserve"> able to </w:t>
-      </w:r>
-      <w:r>
-        <w:t xml:space="preserve">estimate </w:t>
-      </w:r>
-      <w:r>
-        <w:t xml:space="preserve">either one or </w:t>
-      </w:r>
-      <w:r>
-        <w:t>two</w:t>
-      </w:r>
-      <w:r>
-        <w:t xml:space="preserve"> </w:t>
-      </w:r>
-      <w:r>
-        <w:t xml:space="preserve">underlying </w:t>
-      </w:r>
-      <w:r>
-        <w:t xml:space="preserve">state processes </w:t>
-      </w:r>
-      <w:r>
-        <w:t>of pink salmon abundance</w:t>
-      </w:r>
-      <w:r>
-        <w:t>.</w:t>
-      </w:r>
-      <w:r>
-        <w:t xml:space="preserve"> </w:t>
-      </w:r>
-      <w:r>
-        <w:t>T</w:t>
-      </w:r>
-      <w:r>
-        <w:t>hese separate model specifications are compared for</w:t>
-      </w:r>
-      <w:r>
-        <w:t xml:space="preserve"> goodness of</w:t>
-      </w:r>
-      <w:r>
-        <w:t xml:space="preserve"> fit using AICc</w:t>
-      </w:r>
-      <w:r>
-        <w:t xml:space="preserve">, a criterion which </w:t>
-      </w:r>
-      <w:r>
-        <w:t>is well suited for evaluating models fitted on relatively sparse data (i.e., the small number of observations at Indian River) (Burnham et al. 2010)</w:t>
-      </w:r>
-      <w:r>
-        <w:t>.</w:t>
-      </w:r>
-      <w:r>
-        <w:t xml:space="preserve"> </w:t>
-      </w:r>
-      <w:r>
-        <w:t xml:space="preserve"> </w:t>
-      </w:r>
-    </w:p>
-    <w:p>
-      <w:pPr>
-        <w:spacing w:after="0" w:line="480" w:lineRule="auto"/>
-      </w:pPr>
-      <w:r>
-        <w:tab/>
-        <w:t xml:space="preserve">The above description of an approach comparing a one-state model to a two-state model as a means of determining whether pink salmon abundances at Indian River </w:t>
-      </w:r>
-      <w:r>
-        <w:t xml:space="preserve">differ </w:t>
-      </w:r>
-      <w:r>
-        <w:t>substantially from those observed elsewhere in the reason is made additionally complicated by the life history of pink salmon leading to the existence of genetically distinct populations in the same stream in even- and odd-year runs. This means that</w:t>
-      </w:r>
-      <w:r>
-        <w:t xml:space="preserve"> four models must be fit</w:t>
-      </w:r>
-      <w:r>
-        <w:t xml:space="preserve"> </w:t>
-      </w:r>
-      <w:r>
-        <w:t>to</w:t>
-      </w:r>
-      <w:r>
-        <w:t xml:space="preserve"> evaluate whether abundances at Indian River are exhibiting behaviors atypical of an equivalent pink salmon stream in the region. The first is the equivalent of the abstract two-state model, where </w:t>
-      </w:r>
-      <w:r>
-        <w:lastRenderedPageBreak/>
-        <w:t xml:space="preserve">for each run (even and odd) the underlying state process of pink salmon at Indian River is estimated separately from the underlying state of the wider region, meaning the model estimates four state processes total. </w:t>
-      </w:r>
-      <w:ins w:id="18" w:author="tquinn" w:date="2026-05-21T17:51:00Z" w16du:dateUtc="2026-05-22T00:51:00Z">
-        <w:r>
-          <w:rPr>
-            <w:highlight w:val="yellow"/>
-            <w:rPrChange w:id="19" w:author="tquinn" w:date="2026-05-21T17:52:00Z" w16du:dateUtc="2026-05-22T00:52:00Z">
+            <w:rPrChange w:id="3" w:author="tquinn" w:date="2026-05-21T17:52:00Z" w16du:dateUtc="2026-05-22T00:52:00Z">
               <w:rPr/>
             </w:rPrChange>
           </w:rPr>
           <w:t xml:space="preserve">[I confess that I find this </w:t>
         </w:r>
       </w:ins>
-      <w:ins w:id="20" w:author="tquinn" w:date="2026-05-21T17:52:00Z" w16du:dateUtc="2026-05-22T00:52:00Z">
+      <w:ins w:id="4" w:author="tquinn" w:date="2026-05-21T17:52:00Z" w16du:dateUtc="2026-05-22T00:52:00Z">
         <w:r>
           <w:rPr>
             <w:highlight w:val="yellow"/>
-            <w:rPrChange w:id="21" w:author="tquinn" w:date="2026-05-21T17:52:00Z" w16du:dateUtc="2026-05-22T00:52:00Z">
+            <w:rPrChange w:id="5" w:author="tquinn" w:date="2026-05-21T17:52:00Z" w16du:dateUtc="2026-05-22T00:52:00Z">
               <w:rPr/>
             </w:rPrChange>
           </w:rPr>
           <w:t>very hard</w:t>
         </w:r>
       </w:ins>
-      <w:ins w:id="22" w:author="tquinn" w:date="2026-05-21T17:51:00Z" w16du:dateUtc="2026-05-22T00:51:00Z">
+      <w:ins w:id="6" w:author="tquinn" w:date="2026-05-21T17:51:00Z" w16du:dateUtc="2026-05-22T00:51:00Z">
         <w:r>
           <w:rPr>
             <w:highlight w:val="yellow"/>
-            <w:rPrChange w:id="23" w:author="tquinn" w:date="2026-05-21T17:52:00Z" w16du:dateUtc="2026-05-22T00:52:00Z">
+            <w:rPrChange w:id="7" w:author="tquinn" w:date="2026-05-21T17:52:00Z" w16du:dateUtc="2026-05-22T00:52:00Z">
               <w:rPr/>
             </w:rPrChange>
           </w:rPr>
           <w:t xml:space="preserve"> to follow. What, exactly, is the null and alternative hypothes</w:t>
         </w:r>
       </w:ins>
-      <w:ins w:id="24" w:author="tquinn" w:date="2026-05-21T17:52:00Z" w16du:dateUtc="2026-05-22T00:52:00Z">
+      <w:ins w:id="8" w:author="tquinn" w:date="2026-05-21T17:52:00Z" w16du:dateUtc="2026-05-22T00:52:00Z">
         <w:r>
           <w:rPr>
             <w:highlight w:val="yellow"/>
-            <w:rPrChange w:id="25" w:author="tquinn" w:date="2026-05-21T17:52:00Z" w16du:dateUtc="2026-05-22T00:52:00Z">
+            <w:rPrChange w:id="9" w:author="tquinn" w:date="2026-05-21T17:52:00Z" w16du:dateUtc="2026-05-22T00:52:00Z">
               <w:rPr/>
             </w:rPrChange>
           </w:rPr>
           <w:t>e</w:t>
         </w:r>
       </w:ins>
-      <w:ins w:id="26" w:author="tquinn" w:date="2026-05-21T17:51:00Z" w16du:dateUtc="2026-05-22T00:51:00Z">
+      <w:ins w:id="10" w:author="tquinn" w:date="2026-05-21T17:51:00Z" w16du:dateUtc="2026-05-22T00:51:00Z">
         <w:r>
           <w:rPr>
             <w:highlight w:val="yellow"/>
-            <w:rPrChange w:id="27" w:author="tquinn" w:date="2026-05-21T17:52:00Z" w16du:dateUtc="2026-05-22T00:52:00Z">
+            <w:rPrChange w:id="11" w:author="tquinn" w:date="2026-05-21T17:52:00Z" w16du:dateUtc="2026-05-22T00:52:00Z">
               <w:rPr/>
             </w:rPrChange>
           </w:rPr>
           <w:t>s or prediction</w:t>
         </w:r>
       </w:ins>
-      <w:ins w:id="28" w:author="tquinn" w:date="2026-05-21T17:52:00Z" w16du:dateUtc="2026-05-22T00:52:00Z">
+      <w:ins w:id="12" w:author="tquinn" w:date="2026-05-21T17:52:00Z" w16du:dateUtc="2026-05-22T00:52:00Z">
         <w:r>
           <w:rPr>
             <w:highlight w:val="yellow"/>
-            <w:rPrChange w:id="29" w:author="tquinn" w:date="2026-05-21T17:52:00Z" w16du:dateUtc="2026-05-22T00:52:00Z">
+            <w:rPrChange w:id="13" w:author="tquinn" w:date="2026-05-21T17:52:00Z" w16du:dateUtc="2026-05-22T00:52:00Z">
               <w:rPr/>
             </w:rPrChange>
           </w:rPr>
           <w:t>s</w:t>
         </w:r>
       </w:ins>
-      <w:ins w:id="30" w:author="tquinn" w:date="2026-05-21T17:51:00Z" w16du:dateUtc="2026-05-22T00:51:00Z">
+      <w:ins w:id="14" w:author="tquinn" w:date="2026-05-21T17:51:00Z" w16du:dateUtc="2026-05-22T00:51:00Z">
         <w:r>
           <w:rPr>
             <w:highlight w:val="yellow"/>
-            <w:rPrChange w:id="31" w:author="tquinn" w:date="2026-05-21T17:52:00Z" w16du:dateUtc="2026-05-22T00:52:00Z">
+            <w:rPrChange w:id="15" w:author="tquinn" w:date="2026-05-21T17:52:00Z" w16du:dateUtc="2026-05-22T00:52:00Z">
               <w:rPr/>
             </w:rPrChange>
           </w:rPr>
           <w:t xml:space="preserve"> being test</w:t>
         </w:r>
       </w:ins>
-      <w:ins w:id="32" w:author="tquinn" w:date="2026-05-21T17:52:00Z" w16du:dateUtc="2026-05-22T00:52:00Z">
+      <w:ins w:id="16" w:author="tquinn" w:date="2026-05-21T17:52:00Z" w16du:dateUtc="2026-05-22T00:52:00Z">
         <w:r>
           <w:rPr>
             <w:highlight w:val="yellow"/>
-            <w:rPrChange w:id="33" w:author="tquinn" w:date="2026-05-21T17:52:00Z" w16du:dateUtc="2026-05-22T00:52:00Z">
+            <w:rPrChange w:id="17" w:author="tquinn" w:date="2026-05-21T17:52:00Z" w16du:dateUtc="2026-05-22T00:52:00Z">
               <w:rPr/>
             </w:rPrChange>
           </w:rPr>
@@ -6496,14 +5414,14 @@
         <w:lastRenderedPageBreak/>
         <w:t>construct confidence intervals around these parameter estimates.</w:t>
       </w:r>
-      <w:ins w:id="34" w:author="tquinn" w:date="2026-05-22T10:29:00Z" w16du:dateUtc="2026-05-22T17:29:00Z">
+      <w:ins w:id="18" w:author="tquinn" w:date="2026-05-22T10:29:00Z" w16du:dateUtc="2026-05-22T17:29:00Z">
         <w:r>
           <w:t xml:space="preserve"> </w:t>
         </w:r>
         <w:r>
           <w:rPr>
             <w:highlight w:val="yellow"/>
-            <w:rPrChange w:id="35" w:author="tquinn" w:date="2026-05-22T10:29:00Z" w16du:dateUtc="2026-05-22T17:29:00Z">
+            <w:rPrChange w:id="19" w:author="tquinn" w:date="2026-05-22T10:29:00Z" w16du:dateUtc="2026-05-22T17:29:00Z">
               <w:rPr/>
             </w:rPrChange>
           </w:rPr>
@@ -6628,7 +5546,7 @@
                     <pic:cNvPicPr/>
                   </pic:nvPicPr>
                   <pic:blipFill>
-                    <a:blip r:embed="rId9"/>
+                    <a:blip r:embed="rId13"/>
                     <a:stretch>
                       <a:fillRect/>
                     </a:stretch>
@@ -6725,7 +5643,7 @@
       <w:r>
         <w:t xml:space="preserve"> Observation error is site specific, while process error is shared by both states (river and hatchery returners) due to fish encountering the same conditions throughout their lifespan at sea as well as the same commercial fishing effort upon their return.</w:t>
       </w:r>
-      <w:bookmarkStart w:id="36" w:name="_Hlk201668133"/>
+      <w:bookmarkStart w:id="20" w:name="_Hlk201668133"/>
       <w:r>
         <w:rPr>
           <w:b/>
@@ -6808,7 +5726,7 @@
                     </pic:cNvPicPr>
                   </pic:nvPicPr>
                   <pic:blipFill>
-                    <a:blip r:embed="rId10" cstate="print">
+                    <a:blip r:embed="rId14" cstate="print">
                       <a:extLst>
                         <a:ext uri="{28A0092B-C50C-407E-A947-70E740481C1C}">
                           <a14:useLocalDpi xmlns:a14="http://schemas.microsoft.com/office/drawing/2010/main" val="0"/>
@@ -7083,7 +6001,7 @@
                     <pic:cNvPicPr/>
                   </pic:nvPicPr>
                   <pic:blipFill>
-                    <a:blip r:embed="rId11"/>
+                    <a:blip r:embed="rId15"/>
                     <a:stretch>
                       <a:fillRect/>
                     </a:stretch>
@@ -7149,25 +6067,25 @@
       <w:r>
         <w:t xml:space="preserve">. However, plotting these time series is not enough to conclusively state that abundances at Indian River do not differ from those that would be expected of an average pink salmon index stream in the region in a statistically significant way. </w:t>
       </w:r>
-      <w:ins w:id="37" w:author="tquinn" w:date="2026-05-22T10:40:00Z" w16du:dateUtc="2026-05-22T17:40:00Z">
+      <w:ins w:id="21" w:author="tquinn" w:date="2026-05-22T10:40:00Z" w16du:dateUtc="2026-05-22T17:40:00Z">
         <w:r>
           <w:t>[</w:t>
         </w:r>
         <w:r>
           <w:rPr>
             <w:highlight w:val="yellow"/>
-            <w:rPrChange w:id="38" w:author="tquinn" w:date="2026-05-22T10:41:00Z" w16du:dateUtc="2026-05-22T17:41:00Z">
+            <w:rPrChange w:id="22" w:author="tquinn" w:date="2026-05-22T10:41:00Z" w16du:dateUtc="2026-05-22T17:41:00Z">
               <w:rPr/>
             </w:rPrChange>
           </w:rPr>
           <w:t>Brian – this is to</w:t>
         </w:r>
       </w:ins>
-      <w:ins w:id="39" w:author="tquinn" w:date="2026-05-22T10:41:00Z" w16du:dateUtc="2026-05-22T17:41:00Z">
+      <w:ins w:id="23" w:author="tquinn" w:date="2026-05-22T10:41:00Z" w16du:dateUtc="2026-05-22T17:41:00Z">
         <w:r>
           <w:rPr>
             <w:highlight w:val="yellow"/>
-            <w:rPrChange w:id="40" w:author="tquinn" w:date="2026-05-22T10:41:00Z" w16du:dateUtc="2026-05-22T17:41:00Z">
+            <w:rPrChange w:id="24" w:author="tquinn" w:date="2026-05-22T10:41:00Z" w16du:dateUtc="2026-05-22T17:41:00Z">
               <w:rPr/>
             </w:rPrChange>
           </w:rPr>
@@ -7314,7 +6232,7 @@
                     </pic:cNvPicPr>
                   </pic:nvPicPr>
                   <pic:blipFill>
-                    <a:blip r:embed="rId12" cstate="print">
+                    <a:blip r:embed="rId16" cstate="print">
                       <a:extLst>
                         <a:ext uri="{28A0092B-C50C-407E-A947-70E740481C1C}">
                           <a14:useLocalDpi xmlns:a14="http://schemas.microsoft.com/office/drawing/2010/main" val="0"/>
@@ -7439,7 +6357,7 @@
                     </pic:cNvPicPr>
                   </pic:nvPicPr>
                   <pic:blipFill>
-                    <a:blip r:embed="rId13" cstate="print">
+                    <a:blip r:embed="rId17" cstate="print">
                       <a:extLst>
                         <a:ext uri="{28A0092B-C50C-407E-A947-70E740481C1C}">
                           <a14:useLocalDpi xmlns:a14="http://schemas.microsoft.com/office/drawing/2010/main" val="0"/>
@@ -7563,18 +6481,18 @@
       <w:r>
         <w:t>bundances (Table 3). The difference in time periods (pre- and post-198</w:t>
       </w:r>
-      <w:commentRangeStart w:id="41"/>
+      <w:commentRangeStart w:id="25"/>
       <w:r>
         <w:t>0</w:t>
       </w:r>
-      <w:ins w:id="42" w:author="tquinn" w:date="2026-05-22T10:45:00Z" w16du:dateUtc="2026-05-22T17:45:00Z">
+      <w:ins w:id="26" w:author="tquinn" w:date="2026-05-22T10:45:00Z" w16du:dateUtc="2026-05-22T17:45:00Z">
         <w:r>
           <w:t xml:space="preserve"> [</w:t>
         </w:r>
         <w:r>
           <w:rPr>
             <w:highlight w:val="yellow"/>
-            <w:rPrChange w:id="43" w:author="tquinn" w:date="2026-05-22T10:45:00Z" w16du:dateUtc="2026-05-22T17:45:00Z">
+            <w:rPrChange w:id="27" w:author="tquinn" w:date="2026-05-22T10:45:00Z" w16du:dateUtc="2026-05-22T17:45:00Z">
               <w:rPr/>
             </w:rPrChange>
           </w:rPr>
@@ -7587,14 +6505,14 @@
       <w:r>
         <w:t xml:space="preserve">, </w:t>
       </w:r>
-      <w:commentRangeEnd w:id="41"/>
+      <w:commentRangeEnd w:id="25"/>
       <w:r>
         <w:rPr>
           <w:rStyle w:val="CommentReference"/>
           <w:sz w:val="24"/>
           <w:szCs w:val="24"/>
         </w:rPr>
-        <w:commentReference w:id="41"/>
+        <w:commentReference w:id="25"/>
       </w:r>
       <w:r>
         <w:t xml:space="preserve">and pre- and post-2010) is found to be a significant driver of pink salmon abundances both at Indian River and throughout the </w:t>
@@ -7908,14 +6826,14 @@
       <w:r>
         <w:t>could be roughly equal or even skewed towards hatchery-born fish returning to Indian River</w:t>
       </w:r>
-      <w:ins w:id="44" w:author="tquinn" w:date="2026-05-22T10:48:00Z" w16du:dateUtc="2026-05-22T17:48:00Z">
+      <w:ins w:id="28" w:author="tquinn" w:date="2026-05-22T10:48:00Z" w16du:dateUtc="2026-05-22T17:48:00Z">
         <w:r>
           <w:t xml:space="preserve"> [</w:t>
         </w:r>
         <w:r>
           <w:rPr>
             <w:highlight w:val="yellow"/>
-            <w:rPrChange w:id="45" w:author="tquinn" w:date="2026-05-22T10:48:00Z" w16du:dateUtc="2026-05-22T17:48:00Z">
+            <w:rPrChange w:id="29" w:author="tquinn" w:date="2026-05-22T10:48:00Z" w16du:dateUtc="2026-05-22T17:48:00Z">
               <w:rPr/>
             </w:rPrChange>
           </w:rPr>
@@ -7935,7 +6853,7 @@
         <w:t>s imply that the following brood year will see more fish from Indian River returning to the hatchery than vice versa.</w:t>
       </w:r>
       <w:bookmarkEnd w:id="0"/>
-      <w:bookmarkEnd w:id="36"/>
+      <w:bookmarkEnd w:id="20"/>
     </w:p>
     <w:p>
       <w:pPr>
@@ -7961,7 +6879,7 @@
           <w:szCs w:val="20"/>
         </w:rPr>
         <w:drawing>
-          <wp:inline distT="0" distB="0" distL="0" distR="0" wp14:anchorId="524AAB61" wp14:editId="0F01DAE9">
+          <wp:inline distT="0" distB="0" distL="0" distR="0" wp14:anchorId="524AAB61" wp14:editId="0583B969">
             <wp:extent cx="6960541" cy="3239548"/>
             <wp:effectExtent l="0" t="0" r="0" b="0"/>
             <wp:docPr id="1324619098" name="Picture 6" descr="The diagram presents a statistical comparison of the effects of previous year's hatchery returns on the current year's brood counts for different species, including Indian River, with a focus on even and odd years.&#10;&#10;AI-generated content may be incorrect."/>
@@ -8072,29 +6990,29 @@
         <w:spacing w:after="0" w:line="480" w:lineRule="auto"/>
         <w:ind w:firstLine="720"/>
       </w:pPr>
-      <w:ins w:id="46" w:author="tquinn" w:date="2026-05-22T10:49:00Z" w16du:dateUtc="2026-05-22T17:49:00Z">
+      <w:ins w:id="30" w:author="tquinn" w:date="2026-05-22T10:49:00Z" w16du:dateUtc="2026-05-22T17:49:00Z">
         <w:r>
           <w:rPr>
             <w:highlight w:val="yellow"/>
-            <w:rPrChange w:id="47" w:author="tquinn" w:date="2026-05-22T10:52:00Z" w16du:dateUtc="2026-05-22T17:52:00Z">
+            <w:rPrChange w:id="31" w:author="tquinn" w:date="2026-05-22T10:52:00Z" w16du:dateUtc="2026-05-22T17:52:00Z">
               <w:rPr/>
             </w:rPrChange>
           </w:rPr>
           <w:t>I think it is important here, at the start of the Discussion, to remind the readers exactly what hypotheses were tested, and then make sure, in non-statistical terms, they know what the findings were</w:t>
         </w:r>
       </w:ins>
-      <w:ins w:id="48" w:author="tquinn" w:date="2026-05-22T10:50:00Z" w16du:dateUtc="2026-05-22T17:50:00Z">
+      <w:ins w:id="32" w:author="tquinn" w:date="2026-05-22T10:50:00Z" w16du:dateUtc="2026-05-22T17:50:00Z">
         <w:r>
           <w:rPr>
             <w:highlight w:val="yellow"/>
-            <w:rPrChange w:id="49" w:author="tquinn" w:date="2026-05-22T10:52:00Z" w16du:dateUtc="2026-05-22T17:52:00Z">
+            <w:rPrChange w:id="33" w:author="tquinn" w:date="2026-05-22T10:52:00Z" w16du:dateUtc="2026-05-22T17:52:00Z">
               <w:rPr/>
             </w:rPrChange>
           </w:rPr>
           <w:t>. Going back into the Introduction themes leaves the reader unsure what the true outcome was</w:t>
         </w:r>
       </w:ins>
-      <w:ins w:id="50" w:author="tquinn" w:date="2026-05-22T10:53:00Z" w16du:dateUtc="2026-05-22T17:53:00Z">
+      <w:ins w:id="34" w:author="tquinn" w:date="2026-05-22T10:53:00Z" w16du:dateUtc="2026-05-22T17:53:00Z">
         <w:r>
           <w:rPr>
             <w:highlight w:val="yellow"/>
@@ -8102,7 +7020,7 @@
           <w:t xml:space="preserve">, and I am </w:t>
         </w:r>
       </w:ins>
-      <w:ins w:id="51" w:author="tquinn" w:date="2026-05-22T10:54:00Z" w16du:dateUtc="2026-05-22T17:54:00Z">
+      <w:ins w:id="35" w:author="tquinn" w:date="2026-05-22T10:54:00Z" w16du:dateUtc="2026-05-22T17:54:00Z">
         <w:r>
           <w:rPr>
             <w:highlight w:val="yellow"/>
@@ -8110,33 +7028,33 @@
           <w:t>not at all sure</w:t>
         </w:r>
       </w:ins>
-      <w:ins w:id="52" w:author="tquinn" w:date="2026-05-22T10:50:00Z" w16du:dateUtc="2026-05-22T17:50:00Z">
+      <w:ins w:id="36" w:author="tquinn" w:date="2026-05-22T10:50:00Z" w16du:dateUtc="2026-05-22T17:50:00Z">
         <w:r>
           <w:rPr>
             <w:highlight w:val="yellow"/>
-            <w:rPrChange w:id="53" w:author="tquinn" w:date="2026-05-22T10:52:00Z" w16du:dateUtc="2026-05-22T17:52:00Z">
+            <w:rPrChange w:id="37" w:author="tquinn" w:date="2026-05-22T10:52:00Z" w16du:dateUtc="2026-05-22T17:52:00Z">
               <w:rPr/>
             </w:rPrChange>
           </w:rPr>
           <w:t>. Once we all know that, then you w</w:t>
         </w:r>
       </w:ins>
-      <w:ins w:id="54" w:author="tquinn" w:date="2026-05-22T10:51:00Z" w16du:dateUtc="2026-05-22T17:51:00Z">
+      <w:ins w:id="38" w:author="tquinn" w:date="2026-05-22T10:51:00Z" w16du:dateUtc="2026-05-22T17:51:00Z">
         <w:r>
           <w:rPr>
             <w:highlight w:val="yellow"/>
-            <w:rPrChange w:id="55" w:author="tquinn" w:date="2026-05-22T10:52:00Z" w16du:dateUtc="2026-05-22T17:52:00Z">
+            <w:rPrChange w:id="39" w:author="tquinn" w:date="2026-05-22T10:52:00Z" w16du:dateUtc="2026-05-22T17:52:00Z">
               <w:rPr/>
             </w:rPrChange>
           </w:rPr>
           <w:t>ant to discuss your findings per se, followed by gradually broadening the scope to discuss them in light of broader conservation concerns for salmon (wild – hatchery, etc.) and then for other animals. A paragraph for caveats follows that</w:t>
         </w:r>
       </w:ins>
-      <w:ins w:id="56" w:author="tquinn" w:date="2026-05-22T10:52:00Z" w16du:dateUtc="2026-05-22T17:52:00Z">
+      <w:ins w:id="40" w:author="tquinn" w:date="2026-05-22T10:52:00Z" w16du:dateUtc="2026-05-22T17:52:00Z">
         <w:r>
           <w:rPr>
             <w:highlight w:val="yellow"/>
-            <w:rPrChange w:id="57" w:author="tquinn" w:date="2026-05-22T10:52:00Z" w16du:dateUtc="2026-05-22T17:52:00Z">
+            <w:rPrChange w:id="41" w:author="tquinn" w:date="2026-05-22T10:52:00Z" w16du:dateUtc="2026-05-22T17:52:00Z">
               <w:rPr/>
             </w:rPrChange>
           </w:rPr>
@@ -8324,14 +7242,14 @@
       <w:r>
         <w:t xml:space="preserve"> those recorded decades ago, more contemporary </w:t>
       </w:r>
-      <w:ins w:id="58" w:author="tquinn" w:date="2026-05-22T16:34:00Z" w16du:dateUtc="2026-05-22T23:34:00Z">
+      <w:ins w:id="42" w:author="tquinn" w:date="2026-05-22T16:34:00Z" w16du:dateUtc="2026-05-22T23:34:00Z">
         <w:r>
           <w:t>[</w:t>
         </w:r>
         <w:r>
           <w:rPr>
             <w:highlight w:val="yellow"/>
-            <w:rPrChange w:id="59" w:author="tquinn" w:date="2026-05-22T16:34:00Z" w16du:dateUtc="2026-05-22T23:34:00Z">
+            <w:rPrChange w:id="43" w:author="tquinn" w:date="2026-05-22T16:34:00Z" w16du:dateUtc="2026-05-22T23:34:00Z">
               <w:rPr/>
             </w:rPrChange>
           </w:rPr>
@@ -8359,11 +7277,11 @@
       <w:r>
         <w:t xml:space="preserve"> </w:t>
       </w:r>
-      <w:ins w:id="60" w:author="tquinn" w:date="2026-05-22T11:01:00Z" w16du:dateUtc="2026-05-22T18:01:00Z">
+      <w:ins w:id="44" w:author="tquinn" w:date="2026-05-22T11:01:00Z" w16du:dateUtc="2026-05-22T18:01:00Z">
         <w:r>
           <w:rPr>
             <w:highlight w:val="yellow"/>
-            <w:rPrChange w:id="61" w:author="tquinn" w:date="2026-05-22T11:01:00Z" w16du:dateUtc="2026-05-22T18:01:00Z">
+            <w:rPrChange w:id="45" w:author="tquinn" w:date="2026-05-22T11:01:00Z" w16du:dateUtc="2026-05-22T18:01:00Z">
               <w:rPr/>
             </w:rPrChange>
           </w:rPr>
@@ -8413,25 +7331,25 @@
         <w:lastRenderedPageBreak/>
         <w:t>brood year Indian River abundances, the overall numbers of fish straying to a non-origin site could be roughly equal or even skewed towards hatchery-born fish returning to Indian River</w:t>
       </w:r>
-      <w:ins w:id="62" w:author="tquinn" w:date="2026-05-22T16:38:00Z" w16du:dateUtc="2026-05-22T23:38:00Z">
+      <w:ins w:id="46" w:author="tquinn" w:date="2026-05-22T16:38:00Z" w16du:dateUtc="2026-05-22T23:38:00Z">
         <w:r>
           <w:t xml:space="preserve"> [</w:t>
         </w:r>
         <w:r>
           <w:rPr>
             <w:highlight w:val="yellow"/>
-            <w:rPrChange w:id="63" w:author="tquinn" w:date="2026-05-22T16:39:00Z" w16du:dateUtc="2026-05-22T23:39:00Z">
+            <w:rPrChange w:id="47" w:author="tquinn" w:date="2026-05-22T16:39:00Z" w16du:dateUtc="2026-05-22T23:39:00Z">
               <w:rPr/>
             </w:rPrChange>
           </w:rPr>
           <w:t>This sentence is long and complicated and I am having trouble untangling it. Are you suggesting that if there are more hatchery than natural origin fish, and equal straying rates for each, there will be more hatch</w:t>
         </w:r>
       </w:ins>
-      <w:ins w:id="64" w:author="tquinn" w:date="2026-05-22T16:39:00Z" w16du:dateUtc="2026-05-22T23:39:00Z">
+      <w:ins w:id="48" w:author="tquinn" w:date="2026-05-22T16:39:00Z" w16du:dateUtc="2026-05-22T23:39:00Z">
         <w:r>
           <w:rPr>
             <w:highlight w:val="yellow"/>
-            <w:rPrChange w:id="65" w:author="tquinn" w:date="2026-05-22T16:39:00Z" w16du:dateUtc="2026-05-22T23:39:00Z">
+            <w:rPrChange w:id="49" w:author="tquinn" w:date="2026-05-22T16:39:00Z" w16du:dateUtc="2026-05-22T23:39:00Z">
               <w:rPr/>
             </w:rPrChange>
           </w:rPr>
@@ -8577,18 +7495,18 @@
       <w:r>
         <w:t xml:space="preserve">from what would be expected of a similar </w:t>
       </w:r>
-      <w:ins w:id="66" w:author="tquinn" w:date="2026-05-22T16:59:00Z" w16du:dateUtc="2026-05-22T23:59:00Z">
+      <w:ins w:id="50" w:author="tquinn" w:date="2026-05-22T16:59:00Z" w16du:dateUtc="2026-05-22T23:59:00Z">
         <w:r>
           <w:rPr>
             <w:highlight w:val="yellow"/>
-            <w:rPrChange w:id="67" w:author="tquinn" w:date="2026-05-22T17:00:00Z" w16du:dateUtc="2026-05-23T00:00:00Z">
+            <w:rPrChange w:id="51" w:author="tquinn" w:date="2026-05-22T17:00:00Z" w16du:dateUtc="2026-05-23T00:00:00Z">
               <w:rPr/>
             </w:rPrChange>
           </w:rPr>
           <w:t>[in what way</w:t>
         </w:r>
       </w:ins>
-      <w:ins w:id="68" w:author="tquinn" w:date="2026-05-22T17:00:00Z" w16du:dateUtc="2026-05-23T00:00:00Z">
+      <w:ins w:id="52" w:author="tquinn" w:date="2026-05-22T17:00:00Z" w16du:dateUtc="2026-05-23T00:00:00Z">
         <w:r>
           <w:t xml:space="preserve">?] </w:t>
         </w:r>
@@ -8774,32 +7692,32 @@
       <w:r>
         <w:t xml:space="preserve">s lower than the effect observed in even years. If there exists some small but positive true effect of hatchery releases on subsequent brood year Indian River abundances, the difference between the magnitude of these effects in odd years would be far less than in even-years, meaning that odd-year Indian River abundances would be more susceptible to being inflated by hatchery releases. It is possible that limiting the number of SJH pink salmon moving into Indian River to spawn in odd years may be beneficial for maintaining the wild population in the park within their natural range of variation, but this is far from conclusive, and suggests the need for more consistent otolith sampling </w:t>
       </w:r>
-      <w:ins w:id="69" w:author="tquinn" w:date="2026-05-22T17:13:00Z" w16du:dateUtc="2026-05-23T00:13:00Z">
+      <w:ins w:id="53" w:author="tquinn" w:date="2026-05-22T17:13:00Z" w16du:dateUtc="2026-05-23T00:13:00Z">
         <w:r>
           <w:t>[</w:t>
         </w:r>
       </w:ins>
-      <w:ins w:id="70" w:author="tquinn" w:date="2026-05-22T17:14:00Z" w16du:dateUtc="2026-05-23T00:14:00Z">
+      <w:ins w:id="54" w:author="tquinn" w:date="2026-05-22T17:14:00Z" w16du:dateUtc="2026-05-23T00:14:00Z">
         <w:r>
           <w:t>H</w:t>
         </w:r>
       </w:ins>
-      <w:ins w:id="71" w:author="tquinn" w:date="2026-05-22T17:13:00Z" w16du:dateUtc="2026-05-23T00:13:00Z">
+      <w:ins w:id="55" w:author="tquinn" w:date="2026-05-22T17:13:00Z" w16du:dateUtc="2026-05-23T00:13:00Z">
         <w:r>
           <w:t xml:space="preserve">as this </w:t>
         </w:r>
       </w:ins>
-      <w:ins w:id="72" w:author="tquinn" w:date="2026-05-22T17:14:00Z" w16du:dateUtc="2026-05-23T00:14:00Z">
+      <w:ins w:id="56" w:author="tquinn" w:date="2026-05-22T17:14:00Z" w16du:dateUtc="2026-05-23T00:14:00Z">
         <w:r>
           <w:t xml:space="preserve">method </w:t>
         </w:r>
       </w:ins>
-      <w:ins w:id="73" w:author="tquinn" w:date="2026-05-22T17:13:00Z" w16du:dateUtc="2026-05-23T00:13:00Z">
+      <w:ins w:id="57" w:author="tquinn" w:date="2026-05-22T17:13:00Z" w16du:dateUtc="2026-05-23T00:13:00Z">
         <w:r>
           <w:t>been described and the results presented?</w:t>
         </w:r>
       </w:ins>
-      <w:ins w:id="74" w:author="tquinn" w:date="2026-05-22T17:14:00Z" w16du:dateUtc="2026-05-23T00:14:00Z">
+      <w:ins w:id="58" w:author="tquinn" w:date="2026-05-22T17:14:00Z" w16du:dateUtc="2026-05-23T00:14:00Z">
         <w:r>
           <w:t xml:space="preserve">] </w:t>
         </w:r>
@@ -9688,23 +8606,47 @@
         <w:ind w:left="720" w:hanging="720"/>
       </w:pPr>
       <w:r>
-        <w:t xml:space="preserve">Knudsen, E. E., P. S. Rand, K. B. Gorman, D. R. Bernard, </w:t>
-      </w:r>
-      <w:r>
-        <w:t xml:space="preserve">and </w:t>
-      </w:r>
-      <w:r>
-        <w:t xml:space="preserve">W. D. Templin. 2021. Hatchery-origin stray rates and total run characteristics for Pink Salmon and Chum Salmon returning to Prince William Sound, Alaska in 2013-2015. </w:t>
+        <w:t xml:space="preserve">Lemoine, N. P., D. E. Burkepile, and J. D. Parker. 2016. Quantifying </w:t>
+      </w:r>
+      <w:r>
+        <w:t>d</w:t>
+      </w:r>
+      <w:r>
+        <w:t xml:space="preserve">ifferences </w:t>
+      </w:r>
+      <w:r>
+        <w:t>b</w:t>
+      </w:r>
+      <w:r>
+        <w:t xml:space="preserve">etween </w:t>
+      </w:r>
+      <w:r>
+        <w:t>n</w:t>
+      </w:r>
+      <w:r>
+        <w:t xml:space="preserve">ative and </w:t>
+      </w:r>
+      <w:r>
+        <w:t>i</w:t>
+      </w:r>
+      <w:r>
+        <w:t xml:space="preserve">ntroduced </w:t>
+      </w:r>
+      <w:r>
+        <w:t>s</w:t>
+      </w:r>
+      <w:r>
+        <w:t xml:space="preserve">pecies. </w:t>
       </w:r>
       <w:r>
         <w:rPr>
           <w:i/>
           <w:iCs/>
         </w:rPr>
-        <w:t xml:space="preserve">Marine and Coastal Fisheries </w:t>
-      </w:r>
-      <w:r>
-        <w:t>13(1): 41-68.</w:t>
+        <w:t xml:space="preserve">Trends in Ecology &amp; Evolution </w:t>
+      </w:r>
+      <w:r>
+        <w:t>31(5): 372-381.</w:t>
       </w:r>
     </w:p>
     <w:p>
@@ -9713,47 +8655,17 @@
         <w:ind w:left="720" w:hanging="720"/>
       </w:pPr>
       <w:r>
-        <w:t xml:space="preserve">Lemoine, N. P., D. E. Burkepile, and J. D. Parker. 2016. Quantifying </w:t>
-      </w:r>
-      <w:r>
-        <w:t>d</w:t>
-      </w:r>
-      <w:r>
-        <w:t xml:space="preserve">ifferences </w:t>
-      </w:r>
-      <w:r>
-        <w:t>b</w:t>
-      </w:r>
-      <w:r>
-        <w:t xml:space="preserve">etween </w:t>
-      </w:r>
-      <w:r>
-        <w:t>n</w:t>
-      </w:r>
-      <w:r>
-        <w:t xml:space="preserve">ative and </w:t>
-      </w:r>
-      <w:r>
-        <w:t>i</w:t>
-      </w:r>
-      <w:r>
-        <w:t xml:space="preserve">ntroduced </w:t>
-      </w:r>
-      <w:r>
-        <w:t>s</w:t>
-      </w:r>
-      <w:r>
-        <w:t xml:space="preserve">pecies. </w:t>
+        <w:t xml:space="preserve">Levin, P. S., and N. Tolimieri. 2001. Differences in the impacts of dams on the dynamics of salmon populations. </w:t>
       </w:r>
       <w:r>
         <w:rPr>
           <w:i/>
           <w:iCs/>
         </w:rPr>
-        <w:t xml:space="preserve">Trends in Ecology &amp; Evolution </w:t>
-      </w:r>
-      <w:r>
-        <w:t>31(5): 372-381.</w:t>
+        <w:t xml:space="preserve">Animal Conservation </w:t>
+      </w:r>
+      <w:r>
+        <w:t>4(4): 291-299.</w:t>
       </w:r>
     </w:p>
     <w:p>
@@ -9762,17 +8674,33 @@
         <w:ind w:left="720" w:hanging="720"/>
       </w:pPr>
       <w:r>
-        <w:t xml:space="preserve">Levin, P. S., and N. Tolimieri. 2001. Differences in the impacts of dams on the dynamics of salmon populations. </w:t>
+        <w:t xml:space="preserve">Manhard, C. V., J. E. Joyce, W. W. Smoker, </w:t>
+      </w:r>
+      <w:r>
+        <w:t>and</w:t>
+      </w:r>
+      <w:r>
+        <w:t xml:space="preserve"> A. J. Gharrett. 2017. Ecological factors influencing lifetime productivity of pink salmon (</w:t>
       </w:r>
       <w:r>
         <w:rPr>
           <w:i/>
           <w:iCs/>
         </w:rPr>
-        <w:t xml:space="preserve">Animal Conservation </w:t>
-      </w:r>
-      <w:r>
-        <w:t>4(4): 291-299.</w:t>
+        <w:t>Oncorhynchus gorbuscha</w:t>
+      </w:r>
+      <w:r>
+        <w:t xml:space="preserve">) in an Alaskan stream. </w:t>
+      </w:r>
+      <w:r>
+        <w:rPr>
+          <w:i/>
+          <w:iCs/>
+        </w:rPr>
+        <w:t>Canadian Journal of Fisheries and Aquatic Sciences</w:t>
+      </w:r>
+      <w:r>
+        <w:t xml:space="preserve"> 74(9): 1325-1336.</w:t>
       </w:r>
     </w:p>
     <w:p>
@@ -9782,33 +8710,78 @@
       </w:pPr>
       <w:r>
         <w:lastRenderedPageBreak/>
-        <w:t xml:space="preserve">Manhard, C. V., J. E. Joyce, W. W. Smoker, </w:t>
+        <w:t xml:space="preserve">Mantua, N. J., S. R. Hare, Y. Zhang, J. M. Wallace, </w:t>
       </w:r>
       <w:r>
         <w:t>and</w:t>
       </w:r>
       <w:r>
-        <w:t xml:space="preserve"> A. J. Gharrett. 2017. Ecological factors influencing lifetime productivity of pink salmon (</w:t>
+        <w:t xml:space="preserve"> R. C. Francis. A Pacific </w:t>
+      </w:r>
+      <w:r>
+        <w:t>i</w:t>
+      </w:r>
+      <w:r>
+        <w:t xml:space="preserve">nterdecadal </w:t>
+      </w:r>
+      <w:r>
+        <w:t>c</w:t>
+      </w:r>
+      <w:r>
+        <w:t xml:space="preserve">limate </w:t>
+      </w:r>
+      <w:r>
+        <w:t>o</w:t>
+      </w:r>
+      <w:r>
+        <w:t xml:space="preserve">scillation with </w:t>
+      </w:r>
+      <w:r>
+        <w:t>i</w:t>
+      </w:r>
+      <w:r>
+        <w:t xml:space="preserve">mpacts on </w:t>
+      </w:r>
+      <w:r>
+        <w:t>s</w:t>
+      </w:r>
+      <w:r>
+        <w:t xml:space="preserve">almon </w:t>
+      </w:r>
+      <w:r>
+        <w:t>p</w:t>
+      </w:r>
+      <w:r>
+        <w:t xml:space="preserve">roduction. </w:t>
       </w:r>
       <w:r>
         <w:rPr>
           <w:i/>
           <w:iCs/>
         </w:rPr>
-        <w:t>Oncorhynchus gorbuscha</w:t>
-      </w:r>
-      <w:r>
-        <w:t xml:space="preserve">) in an Alaskan stream. </w:t>
+        <w:t>Bulletin of the American Meteorological Society</w:t>
+      </w:r>
+      <w:r>
+        <w:t xml:space="preserve"> 78(6): 1069-1079.</w:t>
+      </w:r>
+    </w:p>
+    <w:p>
+      <w:pPr>
+        <w:spacing w:line="240" w:lineRule="auto"/>
+        <w:ind w:left="720" w:hanging="720"/>
+      </w:pPr>
+      <w:r>
+        <w:t xml:space="preserve">May, S. A., K. R. Shedd, K. M. Gruenthal, J. J. Hard, W. D. Templin, C. D. Waters, M. D. Adkison, E. J. Ward, C. Habicht, L. I. Wilson, A. C. Wertheimer, and P. A. H. Westley. 2024. Salmon hatchery strays can demographically boost wild populations at the cost of diversity: quantitative genetic modelling of Alaska pink salmon. </w:t>
       </w:r>
       <w:r>
         <w:rPr>
           <w:i/>
           <w:iCs/>
         </w:rPr>
-        <w:t>Canadian Journal of Fisheries and Aquatic Sciences</w:t>
-      </w:r>
-      <w:r>
-        <w:t xml:space="preserve"> 74(9): 1325-1336.</w:t>
+        <w:t>Royal Society Open Science</w:t>
+      </w:r>
+      <w:r>
+        <w:t xml:space="preserve"> 11(7): 18pp.</w:t>
       </w:r>
     </w:p>
     <w:p>
@@ -9817,59 +8790,17 @@
         <w:ind w:left="720" w:hanging="720"/>
       </w:pPr>
       <w:r>
-        <w:t xml:space="preserve">Mantua, N. J., S. R. Hare, Y. Zhang, J. M. Wallace, </w:t>
-      </w:r>
-      <w:r>
-        <w:t>and</w:t>
-      </w:r>
-      <w:r>
-        <w:t xml:space="preserve"> R. C. Francis. A Pacific </w:t>
-      </w:r>
-      <w:r>
-        <w:t>i</w:t>
-      </w:r>
-      <w:r>
-        <w:t xml:space="preserve">nterdecadal </w:t>
-      </w:r>
-      <w:r>
-        <w:t>c</w:t>
-      </w:r>
-      <w:r>
-        <w:t xml:space="preserve">limate </w:t>
-      </w:r>
-      <w:r>
-        <w:t>o</w:t>
-      </w:r>
-      <w:r>
-        <w:t xml:space="preserve">scillation with </w:t>
-      </w:r>
-      <w:r>
-        <w:t>i</w:t>
-      </w:r>
-      <w:r>
-        <w:t xml:space="preserve">mpacts on </w:t>
-      </w:r>
-      <w:r>
-        <w:t>s</w:t>
-      </w:r>
-      <w:r>
-        <w:t xml:space="preserve">almon </w:t>
-      </w:r>
-      <w:r>
-        <w:t>p</w:t>
-      </w:r>
-      <w:r>
-        <w:t xml:space="preserve">roduction. </w:t>
+        <w:t xml:space="preserve">Mazerolle, M. 2006. Improving data analysis in herpetology: using Akaike’s Information Criterion (AIC) to assess the strength of biological hypotheses. </w:t>
       </w:r>
       <w:r>
         <w:rPr>
           <w:i/>
           <w:iCs/>
         </w:rPr>
-        <w:t>Bulletin of the American Meteorological Society</w:t>
-      </w:r>
-      <w:r>
-        <w:t xml:space="preserve"> 78(6): 1069-1079.</w:t>
+        <w:t>Amphibia-Reptilia</w:t>
+      </w:r>
+      <w:r>
+        <w:t xml:space="preserve"> 27: 169-180.</w:t>
       </w:r>
     </w:p>
     <w:p>
@@ -9878,17 +8809,17 @@
         <w:ind w:left="720" w:hanging="720"/>
       </w:pPr>
       <w:r>
-        <w:t xml:space="preserve">May, S. A., K. R. Shedd, K. M. Gruenthal, J. J. Hard, W. D. Templin, C. D. Waters, M. D. Adkison, E. J. Ward, C. Habicht, L. I. Wilson, A. C. Wertheimer, and P. A. H. Westley. 2024. Salmon hatchery strays can demographically boost wild populations at the cost of diversity: quantitative genetic modelling of Alaska pink salmon. </w:t>
+        <w:t xml:space="preserve">McComb, S., K. Beckett, T. Akerman, P. Arcese, D. Bedford, P. Dunwiddie, J. T. Fisher, T. Golumbia, E. K. Gonzales, R. Irvine, A. James, E. S. Long, J. Martin, S. Michel, W. Pelkey, T. Sylvester, S. Thomas, N. Thomas, and T. G. Martin. 2026. Decision analysis rooted in Indigenous and Western scientific knowledge identifies cost-effective strategies for managing hyperabundant deer to restore keystone places. </w:t>
       </w:r>
       <w:r>
         <w:rPr>
           <w:i/>
           <w:iCs/>
         </w:rPr>
-        <w:t>Royal Society Open Science</w:t>
-      </w:r>
-      <w:r>
-        <w:t xml:space="preserve"> 11(7): 18pp.</w:t>
+        <w:t xml:space="preserve">People and Nature </w:t>
+      </w:r>
+      <w:r>
+        <w:t>8(1): 4-20.</w:t>
       </w:r>
     </w:p>
     <w:p>
@@ -9897,51 +8828,13 @@
         <w:ind w:left="720" w:hanging="720"/>
       </w:pPr>
       <w:r>
-        <w:t xml:space="preserve">Mazerolle, M. 2006. Improving data analysis in herpetology: using Akaike’s Information Criterion (AIC) to assess the strength of biological hypotheses. </w:t>
+        <w:t xml:space="preserve">McMillan, J. R., B. Morrison, N. Chambers, G. Ruggerone, L. Bernatchez, J. Stanford, and H. Neville. 2023. A global synthesis of peer-reviewed research on the effects of hatchery salmonids on wild salmonids. </w:t>
       </w:r>
       <w:r>
         <w:rPr>
           <w:i/>
           <w:iCs/>
         </w:rPr>
-        <w:t>Amphibia-Reptilia</w:t>
-      </w:r>
-      <w:r>
-        <w:t xml:space="preserve"> 27: 169-180.</w:t>
-      </w:r>
-    </w:p>
-    <w:p>
-      <w:pPr>
-        <w:spacing w:line="240" w:lineRule="auto"/>
-        <w:ind w:left="720" w:hanging="720"/>
-      </w:pPr>
-      <w:r>
-        <w:t xml:space="preserve">McComb, S., K. Beckett, T. Akerman, P. Arcese, D. Bedford, P. Dunwiddie, J. T. Fisher, T. Golumbia, E. K. Gonzales, R. Irvine, A. James, E. S. Long, J. Martin, S. Michel, W. Pelkey, T. Sylvester, S. Thomas, N. Thomas, and T. G. Martin. 2026. Decision analysis rooted in Indigenous and Western scientific knowledge identifies cost-effective strategies for managing hyperabundant deer to restore keystone places. </w:t>
-      </w:r>
-      <w:r>
-        <w:rPr>
-          <w:i/>
-          <w:iCs/>
-        </w:rPr>
-        <w:t xml:space="preserve">People and Nature </w:t>
-      </w:r>
-      <w:r>
-        <w:t>8(1): 4-20.</w:t>
-      </w:r>
-    </w:p>
-    <w:p>
-      <w:pPr>
-        <w:spacing w:line="240" w:lineRule="auto"/>
-        <w:ind w:left="720" w:hanging="720"/>
-      </w:pPr>
-      <w:r>
-        <w:t xml:space="preserve">McMillan, J. R., B. Morrison, N. Chambers, G. Ruggerone, L. Bernatchez, J. Stanford, and H. Neville. 2023. A global synthesis of peer-reviewed research on the effects of hatchery salmonids on wild salmonids. </w:t>
-      </w:r>
-      <w:r>
-        <w:rPr>
-          <w:i/>
-          <w:iCs/>
-        </w:rPr>
         <w:t xml:space="preserve">Fisheries Management and Ecology </w:t>
       </w:r>
       <w:r>
@@ -9949,101 +8842,6 @@
       </w:r>
       <w:r>
         <w:t xml:space="preserve">  </w:t>
-      </w:r>
-    </w:p>
-    <w:p>
-      <w:pPr>
-        <w:spacing w:line="240" w:lineRule="auto"/>
-        <w:ind w:left="720" w:hanging="720"/>
-      </w:pPr>
-      <w:r>
-        <w:t xml:space="preserve">McNeil, W. J. 1964. Redd </w:t>
-      </w:r>
-      <w:r>
-        <w:t>s</w:t>
-      </w:r>
-      <w:r>
-        <w:t xml:space="preserve">uperimposition and </w:t>
-      </w:r>
-      <w:r>
-        <w:t>e</w:t>
-      </w:r>
-      <w:r>
-        <w:t xml:space="preserve">gg </w:t>
-      </w:r>
-      <w:r>
-        <w:t>c</w:t>
-      </w:r>
-      <w:r>
-        <w:t xml:space="preserve">apacity of </w:t>
-      </w:r>
-      <w:r>
-        <w:t>p</w:t>
-      </w:r>
-      <w:r>
-        <w:t xml:space="preserve">ink </w:t>
-      </w:r>
-      <w:r>
-        <w:t>s</w:t>
-      </w:r>
-      <w:r>
-        <w:t xml:space="preserve">almon </w:t>
-      </w:r>
-      <w:r>
-        <w:t>s</w:t>
-      </w:r>
-      <w:r>
-        <w:t xml:space="preserve">pawning </w:t>
-      </w:r>
-      <w:r>
-        <w:t>b</w:t>
-      </w:r>
-      <w:r>
-        <w:t xml:space="preserve">eds. </w:t>
-      </w:r>
-      <w:r>
-        <w:t>Journal of the Fisheries Board of Canada</w:t>
-      </w:r>
-      <w:r>
-        <w:t xml:space="preserve"> 21(6): 1385-1396.</w:t>
-      </w:r>
-    </w:p>
-    <w:p>
-      <w:pPr>
-        <w:spacing w:line="240" w:lineRule="auto"/>
-        <w:ind w:left="720" w:hanging="720"/>
-      </w:pPr>
-      <w:r>
-        <w:t xml:space="preserve">Miller, K. M., S. J. Perles, J. P. Schmit, E. R. Matthews, A. S. Weed, J. A. Comiskey, M. R. Marshall, P. Nelson, </w:t>
-      </w:r>
-      <w:r>
-        <w:t xml:space="preserve">and </w:t>
-      </w:r>
-      <w:r>
-        <w:t xml:space="preserve">N. A. Fisichelli. 2023. </w:t>
-      </w:r>
-      <w:r>
-        <w:t>Overabundant deer and invasive plants drive widespread regeneration debt in eastern United States national parks.</w:t>
-      </w:r>
-      <w:r>
-        <w:t xml:space="preserve"> </w:t>
-      </w:r>
-      <w:r>
-        <w:rPr>
-          <w:i/>
-          <w:iCs/>
-        </w:rPr>
-        <w:t>Ecological Applications</w:t>
-      </w:r>
-      <w:r>
-        <w:rPr>
-          <w:i/>
-          <w:iCs/>
-        </w:rPr>
-        <w:t xml:space="preserve"> </w:t>
-      </w:r>
-      <w:r>
-        <w:t>33: 24pp.</w:t>
       </w:r>
     </w:p>
     <w:p>
@@ -10122,7 +8920,6 @@
         <w:ind w:left="720" w:hanging="720"/>
       </w:pPr>
       <w:r>
-        <w:lastRenderedPageBreak/>
         <w:t>National Park Service. 2025</w:t>
       </w:r>
       <w:r>
@@ -10224,6 +9021,7 @@
         <w:ind w:left="720" w:hanging="720"/>
       </w:pPr>
       <w:r>
+        <w:lastRenderedPageBreak/>
         <w:t xml:space="preserve">Ruggerone, G. T., </w:t>
       </w:r>
       <w:r>
@@ -10540,7 +9338,6 @@
         <w:ind w:left="720" w:hanging="720"/>
       </w:pPr>
       <w:r>
-        <w:lastRenderedPageBreak/>
         <w:t xml:space="preserve">Valéry, L., H. Fritz, and J. C. Lefeuvre. 2013. Another call for the end of invasion biology. </w:t>
       </w:r>
       <w:r>
@@ -10589,7 +9386,23 @@
 
 <file path=word/comments.xml><?xml version="1.0" encoding="utf-8"?>
 <w:comments xmlns:wpc="http://schemas.microsoft.com/office/word/2010/wordprocessingCanvas" xmlns:cx="http://schemas.microsoft.com/office/drawing/2014/chartex" xmlns:cx1="http://schemas.microsoft.com/office/drawing/2015/9/8/chartex" xmlns:cx2="http://schemas.microsoft.com/office/drawing/2015/10/21/chartex" xmlns:cx3="http://schemas.microsoft.com/office/drawing/2016/5/9/chartex" xmlns:cx4="http://schemas.microsoft.com/office/drawing/2016/5/10/chartex" xmlns:cx5="http://schemas.microsoft.com/office/drawing/2016/5/11/chartex" xmlns:cx6="http://schemas.microsoft.com/office/drawing/2016/5/12/chartex" xmlns:cx7="http://schemas.microsoft.com/office/drawing/2016/5/13/chartex" xmlns:cx8="http://schemas.microsoft.com/office/drawing/2016/5/14/chartex" xmlns:mc="http://schemas.openxmlformats.org/markup-compatibility/2006" xmlns:aink="http://schemas.microsoft.com/office/drawing/2016/ink" xmlns:am3d="http://schemas.microsoft.com/office/drawing/2017/model3d" xmlns:o="urn:schemas-microsoft-com:office:office" xmlns:oel="http://schemas.microsoft.com/office/2019/extlst" xmlns:r="http://schemas.openxmlformats.org/officeDocument/2006/relationships" xmlns:m="http://schemas.openxmlformats.org/officeDocument/2006/math" xmlns:v="urn:schemas-microsoft-com:vml" xmlns:wp14="http://schemas.microsoft.com/office/word/2010/wordprocessingDrawing" xmlns:wp="http://schemas.openxmlformats.org/drawingml/2006/wordprocessingDrawing" xmlns:w10="urn:schemas-microsoft-com:office:word" xmlns:w="http://schemas.openxmlformats.org/wordprocessingml/2006/main" xmlns:w14="http://schemas.microsoft.com/office/word/2010/wordml" xmlns:w15="http://schemas.microsoft.com/office/word/2012/wordml" xmlns:w16cex="http://schemas.microsoft.com/office/word/2018/wordml/cex" xmlns:w16cid="http://schemas.microsoft.com/office/word/2016/wordml/cid" xmlns:w16="http://schemas.microsoft.com/office/word/2018/wordml" xmlns:w16du="http://schemas.microsoft.com/office/word/2023/wordml/word16du" xmlns:w16sdtdh="http://schemas.microsoft.com/office/word/2020/wordml/sdtdatahash" xmlns:w16sdtfl="http://schemas.microsoft.com/office/word/2024/wordml/sdtformatlock" xmlns:w16se="http://schemas.microsoft.com/office/word/2015/wordml/symex" xmlns:wpg="http://schemas.microsoft.com/office/word/2010/wordprocessingGroup" xmlns:wpi="http://schemas.microsoft.com/office/word/2010/wordprocessingInk" xmlns:wne="http://schemas.microsoft.com/office/word/2006/wordml" xmlns:wps="http://schemas.microsoft.com/office/word/2010/wordprocessingShape" mc:Ignorable="w14 w15 w16se w16cid w16 w16cex w16sdtdh w16sdtfl w16du wp14">
-  <w:comment w:id="41" w:author="Brian E McGreal" w:date="2026-06-05T18:19:00Z" w:initials="BM">
+  <w:comment w:id="1" w:author="Brian E McGreal" w:date="2026-06-12T13:46:00Z" w:initials="BM">
+    <w:p>
+      <w:pPr>
+        <w:pStyle w:val="CommentText"/>
+      </w:pPr>
+      <w:r>
+        <w:rPr>
+          <w:rStyle w:val="CommentReference"/>
+        </w:rPr>
+        <w:annotationRef/>
+      </w:r>
+      <w:r>
+        <w:t>Tom struck this and I’m not quite sure why..</w:t>
+      </w:r>
+    </w:p>
+  </w:comment>
+  <w:comment w:id="25" w:author="Brian E McGreal" w:date="2026-06-05T18:19:00Z" w:initials="BM">
     <w:p>
       <w:pPr>
         <w:pStyle w:val="CommentText"/>
@@ -10610,18 +9423,21 @@
 
 <file path=word/commentsExtended.xml><?xml version="1.0" encoding="utf-8"?>
 <w15:commentsEx xmlns:wpc="http://schemas.microsoft.com/office/word/2010/wordprocessingCanvas" xmlns:cx="http://schemas.microsoft.com/office/drawing/2014/chartex" xmlns:cx1="http://schemas.microsoft.com/office/drawing/2015/9/8/chartex" xmlns:cx2="http://schemas.microsoft.com/office/drawing/2015/10/21/chartex" xmlns:cx3="http://schemas.microsoft.com/office/drawing/2016/5/9/chartex" xmlns:cx4="http://schemas.microsoft.com/office/drawing/2016/5/10/chartex" xmlns:cx5="http://schemas.microsoft.com/office/drawing/2016/5/11/chartex" xmlns:cx6="http://schemas.microsoft.com/office/drawing/2016/5/12/chartex" xmlns:cx7="http://schemas.microsoft.com/office/drawing/2016/5/13/chartex" xmlns:cx8="http://schemas.microsoft.com/office/drawing/2016/5/14/chartex" xmlns:mc="http://schemas.openxmlformats.org/markup-compatibility/2006" xmlns:aink="http://schemas.microsoft.com/office/drawing/2016/ink" xmlns:am3d="http://schemas.microsoft.com/office/drawing/2017/model3d" xmlns:o="urn:schemas-microsoft-com:office:office" xmlns:oel="http://schemas.microsoft.com/office/2019/extlst" xmlns:r="http://schemas.openxmlformats.org/officeDocument/2006/relationships" xmlns:m="http://schemas.openxmlformats.org/officeDocument/2006/math" xmlns:v="urn:schemas-microsoft-com:vml" xmlns:wp14="http://schemas.microsoft.com/office/word/2010/wordprocessingDrawing" xmlns:wp="http://schemas.openxmlformats.org/drawingml/2006/wordprocessingDrawing" xmlns:w10="urn:schemas-microsoft-com:office:word" xmlns:w="http://schemas.openxmlformats.org/wordprocessingml/2006/main" xmlns:w14="http://schemas.microsoft.com/office/word/2010/wordml" xmlns:w15="http://schemas.microsoft.com/office/word/2012/wordml" xmlns:w16cex="http://schemas.microsoft.com/office/word/2018/wordml/cex" xmlns:w16cid="http://schemas.microsoft.com/office/word/2016/wordml/cid" xmlns:w16="http://schemas.microsoft.com/office/word/2018/wordml" xmlns:w16du="http://schemas.microsoft.com/office/word/2023/wordml/word16du" xmlns:w16sdtdh="http://schemas.microsoft.com/office/word/2020/wordml/sdtdatahash" xmlns:w16sdtfl="http://schemas.microsoft.com/office/word/2024/wordml/sdtformatlock" xmlns:w16se="http://schemas.microsoft.com/office/word/2015/wordml/symex" xmlns:wpg="http://schemas.microsoft.com/office/word/2010/wordprocessingGroup" xmlns:wpi="http://schemas.microsoft.com/office/word/2010/wordprocessingInk" xmlns:wne="http://schemas.microsoft.com/office/word/2006/wordml" xmlns:wps="http://schemas.microsoft.com/office/word/2010/wordprocessingShape" mc:Ignorable="w14 w15 w16se w16cid w16 w16cex w16sdtdh w16sdtfl w16du wp14">
+  <w15:commentEx w15:paraId="2CCE9B09" w15:done="0"/>
   <w15:commentEx w15:paraId="27D5BA5C" w15:done="0"/>
 </w15:commentsEx>
 </file>
 
 <file path=word/commentsExtensible.xml><?xml version="1.0" encoding="utf-8"?>
 <w16cex:commentsExtensible xmlns:wpc="http://schemas.microsoft.com/office/word/2010/wordprocessingCanvas" xmlns:cx="http://schemas.microsoft.com/office/drawing/2014/chartex" xmlns:cx1="http://schemas.microsoft.com/office/drawing/2015/9/8/chartex" xmlns:cx2="http://schemas.microsoft.com/office/drawing/2015/10/21/chartex" xmlns:cx3="http://schemas.microsoft.com/office/drawing/2016/5/9/chartex" xmlns:cx4="http://schemas.microsoft.com/office/drawing/2016/5/10/chartex" xmlns:cx5="http://schemas.microsoft.com/office/drawing/2016/5/11/chartex" xmlns:cx6="http://schemas.microsoft.com/office/drawing/2016/5/12/chartex" xmlns:cx7="http://schemas.microsoft.com/office/drawing/2016/5/13/chartex" xmlns:cx8="http://schemas.microsoft.com/office/drawing/2016/5/14/chartex" xmlns:cr="http://schemas.microsoft.com/office/comments/2020/reactions" xmlns:mc="http://schemas.openxmlformats.org/markup-compatibility/2006" xmlns:aink="http://schemas.microsoft.com/office/drawing/2016/ink" xmlns:am3d="http://schemas.microsoft.com/office/drawing/2017/model3d" xmlns:o="urn:schemas-microsoft-com:office:office" xmlns:oel="http://schemas.microsoft.com/office/2019/extlst" xmlns:r="http://schemas.openxmlformats.org/officeDocument/2006/relationships" xmlns:m="http://schemas.openxmlformats.org/officeDocument/2006/math" xmlns:v="urn:schemas-microsoft-com:vml" xmlns:wp14="http://schemas.microsoft.com/office/word/2010/wordprocessingDrawing" xmlns:wp="http://schemas.openxmlformats.org/drawingml/2006/wordprocessingDrawing" xmlns:w10="urn:schemas-microsoft-com:office:word" xmlns:w="http://schemas.openxmlformats.org/wordprocessingml/2006/main" xmlns:w14="http://schemas.microsoft.com/office/word/2010/wordml" xmlns:w15="http://schemas.microsoft.com/office/word/2012/wordml" xmlns:w16cex="http://schemas.microsoft.com/office/word/2018/wordml/cex" xmlns:w16cid="http://schemas.microsoft.com/office/word/2016/wordml/cid" xmlns:w16="http://schemas.microsoft.com/office/word/2018/wordml" xmlns:w16du="http://schemas.microsoft.com/office/word/2023/wordml/word16du" xmlns:w16sdtdh="http://schemas.microsoft.com/office/word/2020/wordml/sdtdatahash" xmlns:w16sdtfl="http://schemas.microsoft.com/office/word/2024/wordml/sdtformatlock" xmlns:w16se="http://schemas.microsoft.com/office/word/2015/wordml/symex" xmlns:wpg="http://schemas.microsoft.com/office/word/2010/wordprocessingGroup" xmlns:wpi="http://schemas.microsoft.com/office/word/2010/wordprocessingInk" xmlns:wne="http://schemas.microsoft.com/office/word/2006/wordml" xmlns:wps="http://schemas.microsoft.com/office/word/2010/wordprocessingShape" mc:Ignorable="w14 w15 w16se w16cid w16 w16cex w16sdtdh w16sdtfl cr w16du wp14">
+  <w16cex:commentExtensible w16cex:durableId="1DD21039" w16cex:dateUtc="2026-06-12T20:46:00Z"/>
   <w16cex:commentExtensible w16cex:durableId="052C9960" w16cex:dateUtc="2026-06-06T01:19:00Z"/>
 </w16cex:commentsExtensible>
 </file>
 
 <file path=word/commentsIds.xml><?xml version="1.0" encoding="utf-8"?>
 <w16cid:commentsIds xmlns:wpc="http://schemas.microsoft.com/office/word/2010/wordprocessingCanvas" xmlns:cx="http://schemas.microsoft.com/office/drawing/2014/chartex" xmlns:cx1="http://schemas.microsoft.com/office/drawing/2015/9/8/chartex" xmlns:cx2="http://schemas.microsoft.com/office/drawing/2015/10/21/chartex" xmlns:cx3="http://schemas.microsoft.com/office/drawing/2016/5/9/chartex" xmlns:cx4="http://schemas.microsoft.com/office/drawing/2016/5/10/chartex" xmlns:cx5="http://schemas.microsoft.com/office/drawing/2016/5/11/chartex" xmlns:cx6="http://schemas.microsoft.com/office/drawing/2016/5/12/chartex" xmlns:cx7="http://schemas.microsoft.com/office/drawing/2016/5/13/chartex" xmlns:cx8="http://schemas.microsoft.com/office/drawing/2016/5/14/chartex" xmlns:mc="http://schemas.openxmlformats.org/markup-compatibility/2006" xmlns:aink="http://schemas.microsoft.com/office/drawing/2016/ink" xmlns:am3d="http://schemas.microsoft.com/office/drawing/2017/model3d" xmlns:o="urn:schemas-microsoft-com:office:office" xmlns:oel="http://schemas.microsoft.com/office/2019/extlst" xmlns:r="http://schemas.openxmlformats.org/officeDocument/2006/relationships" xmlns:m="http://schemas.openxmlformats.org/officeDocument/2006/math" xmlns:v="urn:schemas-microsoft-com:vml" xmlns:wp14="http://schemas.microsoft.com/office/word/2010/wordprocessingDrawing" xmlns:wp="http://schemas.openxmlformats.org/drawingml/2006/wordprocessingDrawing" xmlns:w10="urn:schemas-microsoft-com:office:word" xmlns:w="http://schemas.openxmlformats.org/wordprocessingml/2006/main" xmlns:w14="http://schemas.microsoft.com/office/word/2010/wordml" xmlns:w15="http://schemas.microsoft.com/office/word/2012/wordml" xmlns:w16cex="http://schemas.microsoft.com/office/word/2018/wordml/cex" xmlns:w16cid="http://schemas.microsoft.com/office/word/2016/wordml/cid" xmlns:w16="http://schemas.microsoft.com/office/word/2018/wordml" xmlns:w16du="http://schemas.microsoft.com/office/word/2023/wordml/word16du" xmlns:w16sdtdh="http://schemas.microsoft.com/office/word/2020/wordml/sdtdatahash" xmlns:w16sdtfl="http://schemas.microsoft.com/office/word/2024/wordml/sdtformatlock" xmlns:w16se="http://schemas.microsoft.com/office/word/2015/wordml/symex" xmlns:wpg="http://schemas.microsoft.com/office/word/2010/wordprocessingGroup" xmlns:wpi="http://schemas.microsoft.com/office/word/2010/wordprocessingInk" xmlns:wne="http://schemas.microsoft.com/office/word/2006/wordml" xmlns:wps="http://schemas.microsoft.com/office/word/2010/wordprocessingShape" mc:Ignorable="w14 w15 w16se w16cid w16 w16cex w16sdtdh w16sdtfl w16du wp14">
+  <w16cid:commentId w16cid:paraId="2CCE9B09" w16cid:durableId="1DD21039"/>
   <w16cid:commentId w16cid:paraId="27D5BA5C" w16cid:durableId="052C9960"/>
 </w16cid:commentsIds>
 </file>
@@ -10921,11 +9737,11 @@
 
 <file path=word/people.xml><?xml version="1.0" encoding="utf-8"?>
 <w15:people xmlns:wpc="http://schemas.microsoft.com/office/word/2010/wordprocessingCanvas" xmlns:cx="http://schemas.microsoft.com/office/drawing/2014/chartex" xmlns:cx1="http://schemas.microsoft.com/office/drawing/2015/9/8/chartex" xmlns:cx2="http://schemas.microsoft.com/office/drawing/2015/10/21/chartex" xmlns:cx3="http://schemas.microsoft.com/office/drawing/2016/5/9/chartex" xmlns:cx4="http://schemas.microsoft.com/office/drawing/2016/5/10/chartex" xmlns:cx5="http://schemas.microsoft.com/office/drawing/2016/5/11/chartex" xmlns:cx6="http://schemas.microsoft.com/office/drawing/2016/5/12/chartex" xmlns:cx7="http://schemas.microsoft.com/office/drawing/2016/5/13/chartex" xmlns:cx8="http://schemas.microsoft.com/office/drawing/2016/5/14/chartex" xmlns:mc="http://schemas.openxmlformats.org/markup-compatibility/2006" xmlns:aink="http://schemas.microsoft.com/office/drawing/2016/ink" xmlns:am3d="http://schemas.microsoft.com/office/drawing/2017/model3d" xmlns:o="urn:schemas-microsoft-com:office:office" xmlns:oel="http://schemas.microsoft.com/office/2019/extlst" xmlns:r="http://schemas.openxmlformats.org/officeDocument/2006/relationships" xmlns:m="http://schemas.openxmlformats.org/officeDocument/2006/math" xmlns:v="urn:schemas-microsoft-com:vml" xmlns:wp14="http://schemas.microsoft.com/office/word/2010/wordprocessingDrawing" xmlns:wp="http://schemas.openxmlformats.org/drawingml/2006/wordprocessingDrawing" xmlns:w10="urn:schemas-microsoft-com:office:word" xmlns:w="http://schemas.openxmlformats.org/wordprocessingml/2006/main" xmlns:w14="http://schemas.microsoft.com/office/word/2010/wordml" xmlns:w15="http://schemas.microsoft.com/office/word/2012/wordml" xmlns:w16cex="http://schemas.microsoft.com/office/word/2018/wordml/cex" xmlns:w16cid="http://schemas.microsoft.com/office/word/2016/wordml/cid" xmlns:w16="http://schemas.microsoft.com/office/word/2018/wordml" xmlns:w16du="http://schemas.microsoft.com/office/word/2023/wordml/word16du" xmlns:w16sdtdh="http://schemas.microsoft.com/office/word/2020/wordml/sdtdatahash" xmlns:w16sdtfl="http://schemas.microsoft.com/office/word/2024/wordml/sdtformatlock" xmlns:w16se="http://schemas.microsoft.com/office/word/2015/wordml/symex" xmlns:wpg="http://schemas.microsoft.com/office/word/2010/wordprocessingGroup" xmlns:wpi="http://schemas.microsoft.com/office/word/2010/wordprocessingInk" xmlns:wne="http://schemas.microsoft.com/office/word/2006/wordml" xmlns:wps="http://schemas.microsoft.com/office/word/2010/wordprocessingShape" mc:Ignorable="w14 w15 w16se w16cid w16 w16cex w16sdtdh w16sdtfl w16du wp14">
+  <w15:person w15:author="Brian E McGreal">
+    <w15:presenceInfo w15:providerId="AD" w15:userId="S::bmcgreal@uw.edu::500ccbb3-e957-4a38-850c-c0c2fd4a68d5"/>
+  </w15:person>
   <w15:person w15:author="tquinn">
     <w15:presenceInfo w15:providerId="AD" w15:userId="S::tquinn@uw.edu::ee529a76-8161-4736-8a8f-a36503551b67"/>
-  </w15:person>
-  <w15:person w15:author="Brian E McGreal">
-    <w15:presenceInfo w15:providerId="AD" w15:userId="S::bmcgreal@uw.edu::500ccbb3-e957-4a38-850c-c0c2fd4a68d5"/>
   </w15:person>
 </w15:people>
 </file>

--- a/output/writing/DissertationChapter/mcgrealCh1_draft3DD_TQ 20 May 2026.docx
+++ b/output/writing/DissertationChapter/mcgrealCh1_draft3DD_TQ 20 May 2026.docx
@@ -666,6 +666,7 @@
         </w:rPr>
         <w:t>(</w:t>
       </w:r>
+      <w:commentRangeStart w:id="1"/>
       <w:r>
         <w:rPr>
           <w:i/>
@@ -682,6 +683,18 @@
           <w:shd w:val="clear" w:color="auto" w:fill="FFFFFF"/>
         </w:rPr>
         <w:t xml:space="preserve"> gorbuscha</w:t>
+      </w:r>
+      <w:commentRangeEnd w:id="1"/>
+      <w:r>
+        <w:rPr>
+          <w:rStyle w:val="CommentReference"/>
+          <w:rFonts w:cstheme="minorHAnsi"/>
+          <w:color w:val="202122"/>
+          <w:sz w:val="24"/>
+          <w:szCs w:val="24"/>
+          <w:shd w:val="clear" w:color="auto" w:fill="FFFFFF"/>
+        </w:rPr>
+        <w:commentReference w:id="1"/>
       </w:r>
       <w:r>
         <w:rPr>
@@ -1091,7 +1104,7 @@
                     <pic:cNvPicPr/>
                   </pic:nvPicPr>
                   <pic:blipFill>
-                    <a:blip r:embed="rId7" cstate="print">
+                    <a:blip r:embed="rId11" cstate="print">
                       <a:extLst>
                         <a:ext uri="{28A0092B-C50C-407E-A947-70E740481C1C}">
                           <a14:useLocalDpi xmlns:a14="http://schemas.microsoft.com/office/drawing/2010/main" val="0"/>
@@ -1160,18 +1173,18 @@
       <w:r>
         <w:t xml:space="preserve">If all pink salmon reared at the hatchery returned to the hatchery, the population dynamics of salmon in the Indian River would be unaffected by hatchery operations. However, homing by salmon is imperfect and has adaptive value (Quinn 2018). </w:t>
       </w:r>
-      <w:commentRangeStart w:id="1"/>
+      <w:commentRangeStart w:id="2"/>
       <w:r>
         <w:t>It has been shown that both the purposeful and incidental introduction of hatchery salmon into streams with native populations can contribute to increased abundances (Anderson et al. 2014, McMillan et al. 2023, May et al. 2024).</w:t>
       </w:r>
-      <w:commentRangeEnd w:id="1"/>
+      <w:commentRangeEnd w:id="2"/>
       <w:r>
         <w:rPr>
           <w:rStyle w:val="CommentReference"/>
           <w:sz w:val="24"/>
           <w:szCs w:val="24"/>
         </w:rPr>
-        <w:commentReference w:id="1"/>
+        <w:commentReference w:id="2"/>
       </w:r>
       <w:r>
         <w:t xml:space="preserve"> Evidence suggests that the Indian River is no exception, and indeed it is possible that the Indian River sees higher than average levels of straying due to the proximity of </w:t>
@@ -1488,10 +1501,65 @@
         <w:t xml:space="preserve">. </w:t>
       </w:r>
       <w:r>
-        <w:t>Survey data used in this study cover the period from 1960 to 2023. Due to the proximity of SJH and the accompanying potential of hatchery fish to affect wild fish abundance estimates, the Indian River is not one of ADFG’s index streams. Nonetheless, ADFG has often monitored pink salmon escapement in the stream to provide the most complete data possible on pink salmon in the region. Data are available from Indian River from 1962-67, 1969, 1971-73, 1977-88, 1990, and from 1993-2023 (n = 54 annual observations). Annual reports from Sheldon Jackson Hatchery are available from 1975 onwards, commensurate with the establishment of the hatchery. NOAA PDO data included in this research likewise covers the period from 1960 to 2023</w:t>
-      </w:r>
-      <w:r>
-        <w:t xml:space="preserve"> (A. Dupuis, Alaska Department of Fish and Game, personal communication, August 19, 2024).</w:t>
+        <w:t>Survey data used in this study cover the period from 1960 to 2023. Due to the proximity of SJH and the accompanying potential of hatchery fish to affect wild fish abundance estimates, the Indian River is not one of ADFG’s index streams. Nonetheless, ADFG has often monitored pink salmon escapement in the stream to provide the most complete data possible on pink salmon in the region. Data are available from Indian River from 1962-67, 1969, 1971-73, 1977-88, 1990, and from 1993-2023 (n = 54 annual observations)</w:t>
+      </w:r>
+      <w:r>
+        <w:t xml:space="preserve"> </w:t>
+      </w:r>
+      <w:r>
+        <w:t>(A. Dupuis, Alaska Department of Fish and Game, personal communication, August 19, 2024)</w:t>
+      </w:r>
+      <w:r>
+        <w:t xml:space="preserve">. Annual reports from Sheldon Jackson Hatchery are available from 1975 onwards, commensurate with the establishment of the hatchery. </w:t>
+      </w:r>
+      <w:r>
+        <w:t>These reports include</w:t>
+      </w:r>
+      <w:r>
+        <w:t xml:space="preserve"> </w:t>
+      </w:r>
+      <w:r>
+        <w:t xml:space="preserve">the </w:t>
+      </w:r>
+      <w:r>
+        <w:t xml:space="preserve">number of </w:t>
+      </w:r>
+      <w:r>
+        <w:t xml:space="preserve">juvenile </w:t>
+      </w:r>
+      <w:r>
+        <w:t>salmon released</w:t>
+      </w:r>
+      <w:r>
+        <w:t xml:space="preserve"> each year</w:t>
+      </w:r>
+      <w:r>
+        <w:t>,</w:t>
+      </w:r>
+      <w:r>
+        <w:t xml:space="preserve"> estimates of</w:t>
+      </w:r>
+      <w:r>
+        <w:t xml:space="preserve"> the number of hatchery-raised adult salmon which survive the marine </w:t>
+      </w:r>
+      <w:r>
+        <w:lastRenderedPageBreak/>
+        <w:t>environment</w:t>
+      </w:r>
+      <w:r>
+        <w:t xml:space="preserve">, </w:t>
+      </w:r>
+      <w:r>
+        <w:t>and numbers of adult fish which return to the hatchery and are taken as cost recovery or as broodstock</w:t>
+      </w:r>
+      <w:r>
+        <w:t xml:space="preserve"> (L. Wilson, ADFG, personal communication, July 9, 2025)</w:t>
+      </w:r>
+      <w:r>
+        <w:t>.</w:t>
+      </w:r>
+      <w:r>
+        <w:t xml:space="preserve"> </w:t>
       </w:r>
     </w:p>
     <w:p>
@@ -1500,41 +1568,807 @@
         <w:ind w:firstLine="720"/>
       </w:pPr>
       <w:r>
+        <w:t xml:space="preserve">Because they </w:t>
+      </w:r>
+      <w:r>
+        <w:t>immediately migrat</w:t>
+      </w:r>
+      <w:r>
+        <w:t>e</w:t>
+      </w:r>
+      <w:r>
+        <w:t xml:space="preserve"> into the ocean as juveniles</w:t>
+      </w:r>
+      <w:r>
+        <w:t xml:space="preserve">, </w:t>
+      </w:r>
+      <w:r>
+        <w:t xml:space="preserve">the </w:t>
+      </w:r>
+      <w:r>
+        <w:t>marine environment</w:t>
+      </w:r>
+      <w:r>
+        <w:t xml:space="preserve"> </w:t>
+      </w:r>
+      <w:r>
+        <w:t xml:space="preserve">is </w:t>
+      </w:r>
+      <w:r>
+        <w:t xml:space="preserve">critical rearing habitat </w:t>
+      </w:r>
+      <w:r>
+        <w:t>for pink salmon</w:t>
+      </w:r>
+      <w:r>
+        <w:t xml:space="preserve"> (</w:t>
+      </w:r>
+      <w:r>
+        <w:t xml:space="preserve">Heard 1991). </w:t>
+      </w:r>
+      <w:r>
+        <w:t>Therefore, i</w:t>
+      </w:r>
+      <w:r>
+        <w:t xml:space="preserve">ncluding </w:t>
+      </w:r>
+      <w:r>
+        <w:t>some</w:t>
+      </w:r>
+      <w:r>
+        <w:t xml:space="preserve"> measure</w:t>
+      </w:r>
+      <w:r>
+        <w:t xml:space="preserve"> </w:t>
+      </w:r>
+      <w:r>
+        <w:t>of ocean climate</w:t>
+      </w:r>
+      <w:r>
+        <w:t xml:space="preserve"> and productivity</w:t>
+      </w:r>
+      <w:r>
+        <w:t xml:space="preserve"> in models of pink salmon abundance </w:t>
+      </w:r>
+      <w:r>
+        <w:t xml:space="preserve">may </w:t>
+      </w:r>
+      <w:r>
+        <w:t>help</w:t>
+      </w:r>
+      <w:r>
+        <w:t xml:space="preserve"> explain year-to-year variations in returning adults. The Pacific Decadal Oscillation, a recurring pattern of Northen Pacific sea surface temperature, has been correlated with salmon production regimes off the coast of Alaska</w:t>
+      </w:r>
+      <w:r>
+        <w:t xml:space="preserve"> (Mantua et al. 1997). As such, </w:t>
+      </w:r>
+      <w:r>
+        <w:t>we</w:t>
+      </w:r>
+      <w:r>
+        <w:t xml:space="preserve"> </w:t>
+      </w:r>
+      <w:r>
+        <w:t xml:space="preserve">include </w:t>
+      </w:r>
+      <w:r>
+        <w:t>data on ocean climate in the form of PDO as recorded by the US National Oceanic and Atmospheric Administration (NOAA)</w:t>
+      </w:r>
+      <w:r>
+        <w:t xml:space="preserve"> to control for variations in the productivity of the marine ecosystems in which these fish matured</w:t>
+      </w:r>
+      <w:r>
+        <w:t>, covering the period from 1960 to 2023</w:t>
+      </w:r>
+      <w:r>
+        <w:t xml:space="preserve">.  </w:t>
+      </w:r>
+    </w:p>
+    <w:p>
+      <w:pPr>
+        <w:spacing w:after="0" w:line="480" w:lineRule="auto"/>
+        <w:ind w:firstLine="360"/>
+        <w:rPr>
+          <w:b/>
+          <w:bCs/>
+        </w:rPr>
+      </w:pPr>
+    </w:p>
+    <w:p>
+      <w:pPr>
+        <w:spacing w:after="0" w:line="480" w:lineRule="auto"/>
+        <w:rPr>
+          <w:b/>
+          <w:bCs/>
+        </w:rPr>
+      </w:pPr>
+      <w:r>
+        <w:rPr>
+          <w:b/>
+          <w:bCs/>
+        </w:rPr>
+        <w:t>MARSS Models</w:t>
+      </w:r>
+    </w:p>
+    <w:p>
+      <w:pPr>
+        <w:spacing w:after="0" w:line="480" w:lineRule="auto"/>
+      </w:pPr>
+      <w:r>
+        <w:t xml:space="preserve">Multivariate autoregressive state-space (MARSS) models are well suited for </w:t>
+      </w:r>
+      <w:r>
+        <w:t>analyzing</w:t>
+      </w:r>
+      <w:r>
+        <w:t xml:space="preserve"> long running time series survey </w:t>
+      </w:r>
+      <w:r>
+        <w:t>data and</w:t>
+      </w:r>
+      <w:r>
+        <w:t xml:space="preserve"> </w:t>
+      </w:r>
+      <w:r>
+        <w:t xml:space="preserve">able </w:t>
+      </w:r>
+      <w:r>
+        <w:t xml:space="preserve">to mathematically distinguish observation error from error arising from stochasticity in the underlying state of a system. </w:t>
+      </w:r>
+      <w:r>
+        <w:t xml:space="preserve">This is accomplished through a model structure with two components: a process equation which models one or more true but unobserved states, and an observation equation which models the relationship between these unobserved states and the </w:t>
+      </w:r>
+      <w:r>
+        <w:t xml:space="preserve">observed </w:t>
+      </w:r>
+      <w:r>
+        <w:t>data</w:t>
+      </w:r>
+      <w:r>
+        <w:t xml:space="preserve"> and capture</w:t>
+      </w:r>
+      <w:r>
+        <w:t>s</w:t>
+      </w:r>
+      <w:r>
+        <w:t xml:space="preserve"> error resulting from imperfect detection</w:t>
+      </w:r>
+      <w:r>
+        <w:t xml:space="preserve">. </w:t>
+      </w:r>
+      <w:r>
+        <w:t>The observation equation is generically formulated as follows:</w:t>
+      </w:r>
+    </w:p>
+    <w:p>
+      <w:pPr>
+        <w:spacing w:after="0" w:line="480" w:lineRule="auto"/>
+        <w:jc w:val="center"/>
+        <w:rPr>
+          <w:rFonts w:ascii="Times New Roman" w:eastAsia="Times New Roman" w:hAnsi="Times New Roman" w:cs="Times New Roman"/>
+          <w:kern w:val="0"/>
+          <w:sz w:val="26"/>
+          <w:szCs w:val="26"/>
+          <w14:ligatures w14:val="none"/>
+        </w:rPr>
+      </w:pPr>
+      <w:r>
+        <w:rPr>
+          <w:rFonts w:ascii="MathJax_Math-italic" w:eastAsia="Times New Roman" w:hAnsi="MathJax_Math-italic" w:cs="Times New Roman"/>
+          <w:b/>
+          <w:bCs/>
+          <w:kern w:val="0"/>
+          <w:sz w:val="26"/>
+          <w:szCs w:val="26"/>
+          <w:bdr w:val="none" w:sz="0" w:space="0" w:color="auto" w:frame="1"/>
+          <w14:ligatures w14:val="none"/>
+        </w:rPr>
+        <w:t>y</w:t>
+      </w:r>
+      <w:r>
+        <w:rPr>
+          <w:rFonts w:ascii="MathJax_Math-italic" w:eastAsia="Times New Roman" w:hAnsi="MathJax_Math-italic" w:cs="Times New Roman"/>
+          <w:b/>
+          <w:bCs/>
+          <w:kern w:val="0"/>
+          <w:sz w:val="26"/>
+          <w:szCs w:val="26"/>
+          <w:bdr w:val="none" w:sz="0" w:space="0" w:color="auto" w:frame="1"/>
+          <w:vertAlign w:val="subscript"/>
+          <w14:ligatures w14:val="none"/>
+        </w:rPr>
+        <w:t>t</w:t>
+      </w:r>
+      <w:r>
+        <w:rPr>
+          <w:rFonts w:ascii="MathJax_Math-italic" w:eastAsia="Times New Roman" w:hAnsi="MathJax_Math-italic" w:cs="Times New Roman"/>
+          <w:kern w:val="0"/>
+          <w:sz w:val="26"/>
+          <w:szCs w:val="26"/>
+          <w:bdr w:val="none" w:sz="0" w:space="0" w:color="auto" w:frame="1"/>
+          <w14:ligatures w14:val="none"/>
+        </w:rPr>
+        <w:t xml:space="preserve"> </w:t>
+      </w:r>
+      <w:r>
+        <w:rPr>
+          <w:rFonts w:ascii="MathJax_Main" w:eastAsia="Times New Roman" w:hAnsi="MathJax_Main" w:cs="Times New Roman"/>
+          <w:kern w:val="0"/>
+          <w:sz w:val="26"/>
+          <w:szCs w:val="26"/>
+          <w:bdr w:val="none" w:sz="0" w:space="0" w:color="auto" w:frame="1"/>
+          <w14:ligatures w14:val="none"/>
+        </w:rPr>
+        <w:t>=</w:t>
+      </w:r>
+      <w:r>
+        <w:rPr>
+          <w:rFonts w:ascii="MathJax_Main" w:eastAsia="Times New Roman" w:hAnsi="MathJax_Main" w:cs="Times New Roman"/>
+          <w:kern w:val="0"/>
+          <w:sz w:val="26"/>
+          <w:szCs w:val="26"/>
+          <w:bdr w:val="none" w:sz="0" w:space="0" w:color="auto" w:frame="1"/>
+          <w14:ligatures w14:val="none"/>
+        </w:rPr>
+        <w:t xml:space="preserve"> </w:t>
+      </w:r>
+      <w:r>
+        <w:rPr>
+          <w:rFonts w:ascii="MathJax_Math-italic" w:eastAsia="Times New Roman" w:hAnsi="MathJax_Math-italic" w:cs="Times New Roman"/>
+          <w:b/>
+          <w:bCs/>
+          <w:kern w:val="0"/>
+          <w:sz w:val="26"/>
+          <w:szCs w:val="26"/>
+          <w:bdr w:val="none" w:sz="0" w:space="0" w:color="auto" w:frame="1"/>
+          <w14:ligatures w14:val="none"/>
+        </w:rPr>
+        <w:t>Zx</w:t>
+      </w:r>
+      <w:r>
+        <w:rPr>
+          <w:rFonts w:ascii="MathJax_Math-italic" w:eastAsia="Times New Roman" w:hAnsi="MathJax_Math-italic" w:cs="Times New Roman"/>
+          <w:b/>
+          <w:bCs/>
+          <w:kern w:val="0"/>
+          <w:sz w:val="26"/>
+          <w:szCs w:val="26"/>
+          <w:bdr w:val="none" w:sz="0" w:space="0" w:color="auto" w:frame="1"/>
+          <w:vertAlign w:val="subscript"/>
+          <w14:ligatures w14:val="none"/>
+        </w:rPr>
+        <w:t>t</w:t>
+      </w:r>
+      <w:r>
+        <w:rPr>
+          <w:rFonts w:ascii="MathJax_Math-italic" w:eastAsia="Times New Roman" w:hAnsi="MathJax_Math-italic" w:cs="Times New Roman"/>
+          <w:kern w:val="0"/>
+          <w:sz w:val="26"/>
+          <w:szCs w:val="26"/>
+          <w:bdr w:val="none" w:sz="0" w:space="0" w:color="auto" w:frame="1"/>
+          <w14:ligatures w14:val="none"/>
+        </w:rPr>
+        <w:t xml:space="preserve"> </w:t>
+      </w:r>
+      <w:r>
+        <w:rPr>
+          <w:rFonts w:ascii="MathJax_Main" w:eastAsia="Times New Roman" w:hAnsi="MathJax_Main" w:cs="Times New Roman"/>
+          <w:kern w:val="0"/>
+          <w:sz w:val="26"/>
+          <w:szCs w:val="26"/>
+          <w:bdr w:val="none" w:sz="0" w:space="0" w:color="auto" w:frame="1"/>
+          <w14:ligatures w14:val="none"/>
+        </w:rPr>
+        <w:t xml:space="preserve">+ </w:t>
+      </w:r>
+      <w:r>
+        <w:rPr>
+          <w:rFonts w:ascii="MathJax_Math-italic" w:eastAsia="Times New Roman" w:hAnsi="MathJax_Math-italic" w:cs="Times New Roman"/>
+          <w:b/>
+          <w:bCs/>
+          <w:kern w:val="0"/>
+          <w:sz w:val="26"/>
+          <w:szCs w:val="26"/>
+          <w:bdr w:val="none" w:sz="0" w:space="0" w:color="auto" w:frame="1"/>
+          <w14:ligatures w14:val="none"/>
+        </w:rPr>
+        <w:t>a</w:t>
+      </w:r>
+      <w:r>
+        <w:rPr>
+          <w:rFonts w:ascii="MathJax_Math-italic" w:eastAsia="Times New Roman" w:hAnsi="MathJax_Math-italic" w:cs="Times New Roman"/>
+          <w:kern w:val="0"/>
+          <w:sz w:val="26"/>
+          <w:szCs w:val="26"/>
+          <w:bdr w:val="none" w:sz="0" w:space="0" w:color="auto" w:frame="1"/>
+          <w14:ligatures w14:val="none"/>
+        </w:rPr>
+        <w:t xml:space="preserve"> </w:t>
+      </w:r>
+      <w:r>
+        <w:rPr>
+          <w:rFonts w:ascii="MathJax_Main" w:eastAsia="Times New Roman" w:hAnsi="MathJax_Main" w:cs="Times New Roman"/>
+          <w:kern w:val="0"/>
+          <w:sz w:val="26"/>
+          <w:szCs w:val="26"/>
+          <w:bdr w:val="none" w:sz="0" w:space="0" w:color="auto" w:frame="1"/>
+          <w14:ligatures w14:val="none"/>
+        </w:rPr>
+        <w:t xml:space="preserve">+ </w:t>
+      </w:r>
+      <w:r>
+        <w:rPr>
+          <w:rFonts w:ascii="MathJax_Math-italic" w:eastAsia="Times New Roman" w:hAnsi="MathJax_Math-italic" w:cs="Times New Roman"/>
+          <w:b/>
+          <w:bCs/>
+          <w:kern w:val="0"/>
+          <w:sz w:val="26"/>
+          <w:szCs w:val="26"/>
+          <w:bdr w:val="none" w:sz="0" w:space="0" w:color="auto" w:frame="1"/>
+          <w14:ligatures w14:val="none"/>
+        </w:rPr>
+        <w:t>Dd</w:t>
+      </w:r>
+      <w:r>
+        <w:rPr>
+          <w:rFonts w:ascii="MathJax_Math-italic" w:eastAsia="Times New Roman" w:hAnsi="MathJax_Math-italic" w:cs="Times New Roman"/>
+          <w:b/>
+          <w:bCs/>
+          <w:kern w:val="0"/>
+          <w:sz w:val="26"/>
+          <w:szCs w:val="26"/>
+          <w:bdr w:val="none" w:sz="0" w:space="0" w:color="auto" w:frame="1"/>
+          <w:vertAlign w:val="subscript"/>
+          <w14:ligatures w14:val="none"/>
+        </w:rPr>
+        <w:t>t</w:t>
+      </w:r>
+      <w:r>
+        <w:rPr>
+          <w:rFonts w:ascii="MathJax_Math-italic" w:eastAsia="Times New Roman" w:hAnsi="MathJax_Math-italic" w:cs="Times New Roman"/>
+          <w:kern w:val="0"/>
+          <w:sz w:val="26"/>
+          <w:szCs w:val="26"/>
+          <w:bdr w:val="none" w:sz="0" w:space="0" w:color="auto" w:frame="1"/>
+          <w:vertAlign w:val="subscript"/>
+          <w14:ligatures w14:val="none"/>
+        </w:rPr>
+        <w:t>,</w:t>
+      </w:r>
+      <w:r>
+        <w:rPr>
+          <w:rFonts w:ascii="MathJax_Math-italic" w:eastAsia="Times New Roman" w:hAnsi="MathJax_Math-italic" w:cs="Times New Roman"/>
+          <w:kern w:val="0"/>
+          <w:sz w:val="26"/>
+          <w:szCs w:val="26"/>
+          <w:bdr w:val="none" w:sz="0" w:space="0" w:color="auto" w:frame="1"/>
+          <w14:ligatures w14:val="none"/>
+        </w:rPr>
+        <w:t xml:space="preserve"> </w:t>
+      </w:r>
+      <w:r>
+        <w:rPr>
+          <w:rFonts w:ascii="MathJax_Main" w:eastAsia="Times New Roman" w:hAnsi="MathJax_Main" w:cs="Times New Roman"/>
+          <w:kern w:val="0"/>
+          <w:sz w:val="26"/>
+          <w:szCs w:val="26"/>
+          <w:bdr w:val="none" w:sz="0" w:space="0" w:color="auto" w:frame="1"/>
+          <w14:ligatures w14:val="none"/>
+        </w:rPr>
+        <w:t xml:space="preserve">+ </w:t>
+      </w:r>
+      <w:r>
+        <w:rPr>
+          <w:rFonts w:ascii="MathJax_Math-italic" w:eastAsia="Times New Roman" w:hAnsi="MathJax_Math-italic" w:cs="Times New Roman"/>
+          <w:b/>
+          <w:bCs/>
+          <w:kern w:val="0"/>
+          <w:sz w:val="26"/>
+          <w:szCs w:val="26"/>
+          <w:bdr w:val="none" w:sz="0" w:space="0" w:color="auto" w:frame="1"/>
+          <w14:ligatures w14:val="none"/>
+        </w:rPr>
+        <w:t>v</w:t>
+      </w:r>
+      <w:r>
+        <w:rPr>
+          <w:rFonts w:ascii="MathJax_Math-italic" w:eastAsia="Times New Roman" w:hAnsi="MathJax_Math-italic" w:cs="Times New Roman"/>
+          <w:b/>
+          <w:bCs/>
+          <w:kern w:val="0"/>
+          <w:sz w:val="26"/>
+          <w:szCs w:val="26"/>
+          <w:bdr w:val="none" w:sz="0" w:space="0" w:color="auto" w:frame="1"/>
+          <w:vertAlign w:val="subscript"/>
+          <w14:ligatures w14:val="none"/>
+        </w:rPr>
+        <w:t>t</w:t>
+      </w:r>
+      <w:r>
+        <w:rPr>
+          <w:rFonts w:ascii="MathJax_Math-italic" w:eastAsia="Times New Roman" w:hAnsi="MathJax_Math-italic" w:cs="Times New Roman"/>
+          <w:kern w:val="0"/>
+          <w:sz w:val="20"/>
+          <w:szCs w:val="20"/>
+          <w:bdr w:val="none" w:sz="0" w:space="0" w:color="auto" w:frame="1"/>
+          <w14:ligatures w14:val="none"/>
+        </w:rPr>
+        <w:t>, where</w:t>
+      </w:r>
+      <w:r>
+        <w:rPr>
+          <w:rFonts w:ascii="MathJax_Math-italic" w:eastAsia="Times New Roman" w:hAnsi="MathJax_Math-italic" w:cs="Times New Roman"/>
+          <w:kern w:val="0"/>
+          <w:sz w:val="26"/>
+          <w:szCs w:val="26"/>
+          <w:bdr w:val="none" w:sz="0" w:space="0" w:color="auto" w:frame="1"/>
+          <w14:ligatures w14:val="none"/>
+        </w:rPr>
+        <w:t xml:space="preserve"> </w:t>
+      </w:r>
+      <w:r>
+        <w:rPr>
+          <w:rFonts w:ascii="MathJax_Math-italic" w:eastAsia="Times New Roman" w:hAnsi="MathJax_Math-italic" w:cs="Times New Roman"/>
+          <w:b/>
+          <w:bCs/>
+          <w:kern w:val="0"/>
+          <w:sz w:val="26"/>
+          <w:szCs w:val="26"/>
+          <w:bdr w:val="none" w:sz="0" w:space="0" w:color="auto" w:frame="1"/>
+          <w14:ligatures w14:val="none"/>
+        </w:rPr>
+        <w:t>v</w:t>
+      </w:r>
+      <w:r>
+        <w:rPr>
+          <w:rFonts w:ascii="MathJax_Math-italic" w:eastAsia="Times New Roman" w:hAnsi="MathJax_Math-italic" w:cs="Times New Roman"/>
+          <w:b/>
+          <w:bCs/>
+          <w:kern w:val="0"/>
+          <w:sz w:val="26"/>
+          <w:szCs w:val="26"/>
+          <w:bdr w:val="none" w:sz="0" w:space="0" w:color="auto" w:frame="1"/>
+          <w:vertAlign w:val="subscript"/>
+          <w14:ligatures w14:val="none"/>
+        </w:rPr>
+        <w:t>t</w:t>
+      </w:r>
+      <w:r>
+        <w:rPr>
+          <w:rFonts w:ascii="MathJax_Main" w:eastAsia="Times New Roman" w:hAnsi="MathJax_Main" w:cs="Times New Roman"/>
+          <w:kern w:val="0"/>
+          <w:sz w:val="26"/>
+          <w:szCs w:val="26"/>
+          <w:bdr w:val="none" w:sz="0" w:space="0" w:color="auto" w:frame="1"/>
+          <w14:ligatures w14:val="none"/>
+        </w:rPr>
+        <w:t>∼</w:t>
+      </w:r>
+      <w:r>
+        <w:rPr>
+          <w:rFonts w:ascii="MathJax_Math-italic" w:eastAsia="Times New Roman" w:hAnsi="MathJax_Math-italic" w:cs="Times New Roman"/>
+          <w:kern w:val="0"/>
+          <w:sz w:val="26"/>
+          <w:szCs w:val="26"/>
+          <w:bdr w:val="none" w:sz="0" w:space="0" w:color="auto" w:frame="1"/>
+          <w14:ligatures w14:val="none"/>
+        </w:rPr>
+        <w:t>MVN</w:t>
+      </w:r>
+      <w:r>
+        <w:rPr>
+          <w:rFonts w:ascii="MathJax_Main" w:eastAsia="Times New Roman" w:hAnsi="MathJax_Main" w:cs="Times New Roman"/>
+          <w:kern w:val="0"/>
+          <w:sz w:val="26"/>
+          <w:szCs w:val="26"/>
+          <w:bdr w:val="none" w:sz="0" w:space="0" w:color="auto" w:frame="1"/>
+          <w14:ligatures w14:val="none"/>
+        </w:rPr>
+        <w:t>(0,</w:t>
+      </w:r>
+      <w:r>
+        <w:rPr>
+          <w:rFonts w:ascii="MathJax_Math-italic" w:eastAsia="Times New Roman" w:hAnsi="MathJax_Math-italic" w:cs="Times New Roman"/>
+          <w:b/>
+          <w:bCs/>
+          <w:kern w:val="0"/>
+          <w:sz w:val="26"/>
+          <w:szCs w:val="26"/>
+          <w:bdr w:val="none" w:sz="0" w:space="0" w:color="auto" w:frame="1"/>
+          <w14:ligatures w14:val="none"/>
+        </w:rPr>
+        <w:t>R</w:t>
+      </w:r>
+      <w:r>
+        <w:rPr>
+          <w:rFonts w:ascii="MathJax_Main" w:eastAsia="Times New Roman" w:hAnsi="MathJax_Main" w:cs="Times New Roman"/>
+          <w:kern w:val="0"/>
+          <w:sz w:val="26"/>
+          <w:szCs w:val="26"/>
+          <w:bdr w:val="none" w:sz="0" w:space="0" w:color="auto" w:frame="1"/>
+          <w14:ligatures w14:val="none"/>
+        </w:rPr>
+        <w:t>)</w:t>
+      </w:r>
+    </w:p>
+    <w:p>
+      <w:pPr>
+        <w:spacing w:after="0" w:line="480" w:lineRule="auto"/>
+      </w:pPr>
+      <w:r>
         <w:lastRenderedPageBreak/>
-        <w:t>In addition to these aerial surveys, SJH files annual reports with ADFG</w:t>
+        <w:t xml:space="preserve">In the above, observed data in </w:t>
+      </w:r>
+      <w:r>
+        <w:t>e</w:t>
+      </w:r>
+      <w:r>
+        <w:t>a</w:t>
+      </w:r>
+      <w:r>
+        <w:t>ch</w:t>
+      </w:r>
+      <w:r>
+        <w:t xml:space="preserve"> period (</w:t>
+      </w:r>
+      <w:r>
+        <w:rPr>
+          <w:rFonts w:ascii="MathJax_Math-italic" w:eastAsia="Times New Roman" w:hAnsi="MathJax_Math-italic" w:cs="Times New Roman"/>
+          <w:b/>
+          <w:bCs/>
+          <w:kern w:val="0"/>
+          <w:sz w:val="26"/>
+          <w:szCs w:val="26"/>
+          <w:bdr w:val="none" w:sz="0" w:space="0" w:color="auto" w:frame="1"/>
+          <w14:ligatures w14:val="none"/>
+        </w:rPr>
+        <w:t>y</w:t>
+      </w:r>
+      <w:r>
+        <w:rPr>
+          <w:rFonts w:ascii="MathJax_Math-italic" w:eastAsia="Times New Roman" w:hAnsi="MathJax_Math-italic" w:cs="Times New Roman"/>
+          <w:b/>
+          <w:bCs/>
+          <w:kern w:val="0"/>
+          <w:sz w:val="26"/>
+          <w:szCs w:val="26"/>
+          <w:bdr w:val="none" w:sz="0" w:space="0" w:color="auto" w:frame="1"/>
+          <w:vertAlign w:val="subscript"/>
+          <w14:ligatures w14:val="none"/>
+        </w:rPr>
+        <w:t>t</w:t>
+      </w:r>
+      <w:r>
+        <w:t>) are used to estimate the underlying state of a system of interest (</w:t>
+      </w:r>
+      <w:r>
+        <w:rPr>
+          <w:rFonts w:ascii="MathJax_Math-italic" w:eastAsia="Times New Roman" w:hAnsi="MathJax_Math-italic" w:cs="Times New Roman"/>
+          <w:b/>
+          <w:bCs/>
+          <w:kern w:val="0"/>
+          <w:sz w:val="26"/>
+          <w:szCs w:val="26"/>
+          <w:bdr w:val="none" w:sz="0" w:space="0" w:color="auto" w:frame="1"/>
+          <w14:ligatures w14:val="none"/>
+        </w:rPr>
+        <w:t>x</w:t>
+      </w:r>
+      <w:r>
+        <w:rPr>
+          <w:rFonts w:ascii="MathJax_Math-italic" w:eastAsia="Times New Roman" w:hAnsi="MathJax_Math-italic" w:cs="Times New Roman"/>
+          <w:b/>
+          <w:bCs/>
+          <w:kern w:val="0"/>
+          <w:sz w:val="26"/>
+          <w:szCs w:val="26"/>
+          <w:bdr w:val="none" w:sz="0" w:space="0" w:color="auto" w:frame="1"/>
+          <w:vertAlign w:val="subscript"/>
+          <w14:ligatures w14:val="none"/>
+        </w:rPr>
+        <w:t>t</w:t>
+      </w:r>
+      <w:r>
+        <w:t xml:space="preserve">). </w:t>
+      </w:r>
+      <w:r>
+        <w:rPr>
+          <w:rFonts w:ascii="MathJax_Math-italic" w:eastAsia="Times New Roman" w:hAnsi="MathJax_Math-italic" w:cs="Times New Roman"/>
+          <w:b/>
+          <w:bCs/>
+          <w:kern w:val="0"/>
+          <w:sz w:val="26"/>
+          <w:szCs w:val="26"/>
+          <w:bdr w:val="none" w:sz="0" w:space="0" w:color="auto" w:frame="1"/>
+          <w14:ligatures w14:val="none"/>
+        </w:rPr>
+        <w:t>Z</w:t>
+      </w:r>
+      <w:r>
+        <w:t xml:space="preserve"> determines which time series observations will inform which underlying states in the process equation. In the case of Indian River and the 35 index streams in its vicinity, specifying </w:t>
+      </w:r>
+      <w:r>
+        <w:rPr>
+          <w:rFonts w:ascii="MathJax_Math-italic" w:eastAsia="Times New Roman" w:hAnsi="MathJax_Math-italic" w:cs="Times New Roman"/>
+          <w:b/>
+          <w:bCs/>
+          <w:kern w:val="0"/>
+          <w:sz w:val="26"/>
+          <w:szCs w:val="26"/>
+          <w:bdr w:val="none" w:sz="0" w:space="0" w:color="auto" w:frame="1"/>
+          <w14:ligatures w14:val="none"/>
+        </w:rPr>
+        <w:t>Z</w:t>
+      </w:r>
+      <w:r>
+        <w:t xml:space="preserve"> as a 36x36 identity matrix would allow each time series to be representative of a separate (in this case stream-level) state, while specifying </w:t>
+      </w:r>
+      <w:r>
+        <w:rPr>
+          <w:rFonts w:ascii="MathJax_Math-italic" w:eastAsia="Times New Roman" w:hAnsi="MathJax_Math-italic" w:cs="Times New Roman"/>
+          <w:b/>
+          <w:bCs/>
+          <w:kern w:val="0"/>
+          <w:sz w:val="26"/>
+          <w:szCs w:val="26"/>
+          <w:bdr w:val="none" w:sz="0" w:space="0" w:color="auto" w:frame="1"/>
+          <w14:ligatures w14:val="none"/>
+        </w:rPr>
+        <w:t>Z</w:t>
+      </w:r>
+      <w:r>
+        <w:t xml:space="preserve"> as a 36x1 vector of 1s would force all-time series in the data to represent samples from one comprehensive underlying state</w:t>
+      </w:r>
+      <w:r>
+        <w:t xml:space="preserve">. This critical feature allows these models to be used </w:t>
+      </w:r>
+      <w:r>
+        <w:t xml:space="preserve">to </w:t>
+      </w:r>
+      <w:r>
+        <w:t xml:space="preserve">determine how many true underlying states a set of observations </w:t>
+      </w:r>
+      <w:r>
+        <w:t>represent</w:t>
+      </w:r>
+      <w:r>
+        <w:t xml:space="preserve">, by comparing goodness of fit between various specifications of </w:t>
+      </w:r>
+      <w:r>
+        <w:rPr>
+          <w:rFonts w:ascii="MathJax_Math-italic" w:eastAsia="Times New Roman" w:hAnsi="MathJax_Math-italic" w:cs="Times New Roman"/>
+          <w:b/>
+          <w:bCs/>
+          <w:kern w:val="0"/>
+          <w:sz w:val="26"/>
+          <w:szCs w:val="26"/>
+          <w:bdr w:val="none" w:sz="0" w:space="0" w:color="auto" w:frame="1"/>
+          <w14:ligatures w14:val="none"/>
+        </w:rPr>
+        <w:t>Z</w:t>
+      </w:r>
+      <w:r>
+        <w:t xml:space="preserve">. </w:t>
+      </w:r>
+      <w:r>
+        <w:t xml:space="preserve">The vector </w:t>
+      </w:r>
+      <w:r>
+        <w:rPr>
+          <w:rFonts w:ascii="MathJax_Math-italic" w:eastAsia="Times New Roman" w:hAnsi="MathJax_Math-italic" w:cs="Times New Roman"/>
+          <w:b/>
+          <w:bCs/>
+          <w:kern w:val="0"/>
+          <w:sz w:val="26"/>
+          <w:szCs w:val="26"/>
+          <w:bdr w:val="none" w:sz="0" w:space="0" w:color="auto" w:frame="1"/>
+          <w14:ligatures w14:val="none"/>
+        </w:rPr>
+        <w:t>a</w:t>
+      </w:r>
+      <w:r>
+        <w:t xml:space="preserve"> allows for </w:t>
+      </w:r>
+      <w:r>
+        <w:t>the existence of some</w:t>
+      </w:r>
+      <w:r>
+        <w:t xml:space="preserve"> degree of offset between the observed data and the underlying state process to be asserted or captured (depending on whether </w:t>
+      </w:r>
+      <w:r>
+        <w:rPr>
+          <w:rFonts w:ascii="MathJax_Math-italic" w:eastAsia="Times New Roman" w:hAnsi="MathJax_Math-italic" w:cs="Times New Roman"/>
+          <w:b/>
+          <w:bCs/>
+          <w:kern w:val="0"/>
+          <w:sz w:val="26"/>
+          <w:szCs w:val="26"/>
+          <w:bdr w:val="none" w:sz="0" w:space="0" w:color="auto" w:frame="1"/>
+          <w14:ligatures w14:val="none"/>
+        </w:rPr>
+        <w:t>a</w:t>
+      </w:r>
+      <w:r>
+        <w:t xml:space="preserve"> is specified or estimated), and any correlation in observation error between time series is defined by the off-diagonal elements in </w:t>
+      </w:r>
+      <w:r>
+        <w:rPr>
+          <w:rFonts w:ascii="MathJax_Math-italic" w:eastAsia="Times New Roman" w:hAnsi="MathJax_Math-italic" w:cs="Times New Roman"/>
+          <w:b/>
+          <w:bCs/>
+          <w:kern w:val="0"/>
+          <w:sz w:val="26"/>
+          <w:szCs w:val="26"/>
+          <w:bdr w:val="none" w:sz="0" w:space="0" w:color="auto" w:frame="1"/>
+          <w14:ligatures w14:val="none"/>
+        </w:rPr>
+        <w:t>R</w:t>
+      </w:r>
+      <w:r>
+        <w:rPr>
+          <w:rFonts w:ascii="MathJax_Math-italic" w:eastAsia="Times New Roman" w:hAnsi="MathJax_Math-italic" w:cs="Times New Roman"/>
+          <w:kern w:val="0"/>
+          <w:sz w:val="26"/>
+          <w:szCs w:val="26"/>
+          <w:bdr w:val="none" w:sz="0" w:space="0" w:color="auto" w:frame="1"/>
+          <w14:ligatures w14:val="none"/>
+        </w:rPr>
+        <w:t xml:space="preserve">, </w:t>
+      </w:r>
+      <w:r>
+        <w:t>the variance-covariance matrix.</w:t>
       </w:r>
       <w:r>
         <w:t xml:space="preserve"> </w:t>
       </w:r>
       <w:r>
-        <w:t>which include</w:t>
-      </w:r>
-      <w:r>
-        <w:t xml:space="preserve"> the number of </w:t>
-      </w:r>
-      <w:r>
-        <w:t xml:space="preserve">juvenile </w:t>
-      </w:r>
-      <w:r>
-        <w:t xml:space="preserve">salmon released, the number of hatchery-raised adult salmon which survive the marine environment, </w:t>
-      </w:r>
-      <w:r>
-        <w:t xml:space="preserve">based on </w:t>
-      </w:r>
-      <w:r>
-        <w:t>the hatchery’s contributions to common property commercial</w:t>
-      </w:r>
-      <w:r>
-        <w:t xml:space="preserve">, </w:t>
-      </w:r>
-      <w:r>
-        <w:t>sport and subsistence fisheries, and numbers of adult fish which return to the hatchery and are taken as cost recovery or as broodstock</w:t>
-      </w:r>
-      <w:r>
-        <w:t xml:space="preserve"> (L. Wilson, ADFG, personal communication, July 9, 2025)</w:t>
-      </w:r>
-      <w:r>
-        <w:t>.</w:t>
+        <w:t xml:space="preserve">The vector </w:t>
+      </w:r>
+      <w:r>
+        <w:rPr>
+          <w:rFonts w:ascii="MathJax_Math-italic" w:eastAsia="Times New Roman" w:hAnsi="MathJax_Math-italic" w:cs="Times New Roman"/>
+          <w:b/>
+          <w:bCs/>
+          <w:kern w:val="0"/>
+          <w:sz w:val="26"/>
+          <w:szCs w:val="26"/>
+          <w:bdr w:val="none" w:sz="0" w:space="0" w:color="auto" w:frame="1"/>
+          <w14:ligatures w14:val="none"/>
+        </w:rPr>
+        <w:t>d</w:t>
+      </w:r>
+      <w:r>
+        <w:rPr>
+          <w:rFonts w:ascii="MathJax_Math-italic" w:eastAsia="Times New Roman" w:hAnsi="MathJax_Math-italic" w:cs="Times New Roman"/>
+          <w:b/>
+          <w:bCs/>
+          <w:kern w:val="0"/>
+          <w:sz w:val="26"/>
+          <w:szCs w:val="26"/>
+          <w:bdr w:val="none" w:sz="0" w:space="0" w:color="auto" w:frame="1"/>
+          <w:vertAlign w:val="subscript"/>
+          <w14:ligatures w14:val="none"/>
+        </w:rPr>
+        <w:t>t</w:t>
+      </w:r>
+      <w:r>
+        <w:t xml:space="preserve"> represents covariate data related to the sampling procedure, with </w:t>
+      </w:r>
+      <w:r>
+        <w:rPr>
+          <w:rFonts w:ascii="MathJax_Math-italic" w:eastAsia="Times New Roman" w:hAnsi="MathJax_Math-italic" w:cs="Times New Roman"/>
+          <w:b/>
+          <w:bCs/>
+          <w:kern w:val="0"/>
+          <w:sz w:val="26"/>
+          <w:szCs w:val="26"/>
+          <w:bdr w:val="none" w:sz="0" w:space="0" w:color="auto" w:frame="1"/>
+          <w14:ligatures w14:val="none"/>
+        </w:rPr>
+        <w:t>D</w:t>
+      </w:r>
+      <w:r>
+        <w:t xml:space="preserve"> capturing the effect of these covariates. </w:t>
       </w:r>
     </w:p>
     <w:p>
@@ -1543,177 +2377,117 @@
         <w:ind w:firstLine="720"/>
       </w:pPr>
       <w:r>
-        <w:t xml:space="preserve">Because they </w:t>
-      </w:r>
-      <w:r>
-        <w:t>immediately migrat</w:t>
-      </w:r>
-      <w:r>
-        <w:t>e</w:t>
-      </w:r>
-      <w:r>
-        <w:t xml:space="preserve"> into the ocean as juveniles</w:t>
-      </w:r>
-      <w:r>
-        <w:t xml:space="preserve">, </w:t>
-      </w:r>
-      <w:r>
-        <w:t xml:space="preserve">the </w:t>
-      </w:r>
-      <w:r>
-        <w:t>marine environment</w:t>
-      </w:r>
-      <w:r>
-        <w:t xml:space="preserve"> </w:t>
-      </w:r>
-      <w:r>
-        <w:t xml:space="preserve">is </w:t>
-      </w:r>
-      <w:r>
-        <w:t xml:space="preserve">critical rearing habitat </w:t>
-      </w:r>
-      <w:r>
-        <w:t>for pink salmon</w:t>
-      </w:r>
-      <w:r>
-        <w:t xml:space="preserve"> (</w:t>
-      </w:r>
-      <w:r>
-        <w:t xml:space="preserve">Heard 1991). </w:t>
-      </w:r>
-      <w:r>
-        <w:t>Therefore, i</w:t>
-      </w:r>
-      <w:r>
-        <w:t xml:space="preserve">ncluding </w:t>
-      </w:r>
-      <w:r>
-        <w:t>some</w:t>
-      </w:r>
-      <w:r>
-        <w:t xml:space="preserve"> measure</w:t>
-      </w:r>
-      <w:r>
-        <w:t xml:space="preserve"> </w:t>
-      </w:r>
-      <w:r>
-        <w:t>of ocean climate</w:t>
-      </w:r>
-      <w:r>
-        <w:t xml:space="preserve"> and productivity</w:t>
-      </w:r>
-      <w:r>
-        <w:t xml:space="preserve"> in models of pink salmon abundance </w:t>
-      </w:r>
-      <w:r>
-        <w:t xml:space="preserve">may </w:t>
-      </w:r>
-      <w:r>
-        <w:t>help</w:t>
-      </w:r>
-      <w:r>
-        <w:t xml:space="preserve"> explain year-to-year variations in returning adults. The Pacific Decadal Oscillation, a recurring pattern of Northen Pacific sea surface temperature, has been correlated with salmon production regimes off the coast of Alaska</w:t>
-      </w:r>
-      <w:r>
-        <w:t xml:space="preserve"> (Mantua et al. 1997). As such, </w:t>
-      </w:r>
-      <w:r>
-        <w:t>we</w:t>
-      </w:r>
-      <w:r>
-        <w:t xml:space="preserve"> </w:t>
-      </w:r>
-      <w:r>
-        <w:t xml:space="preserve">include </w:t>
-      </w:r>
-      <w:r>
-        <w:t>data on ocean climate in the form of PDO as recorded by the US National Oceanic and Atmospheric Administration (NOAA)</w:t>
-      </w:r>
-      <w:r>
-        <w:t xml:space="preserve"> to control for variations in the productivity of the marine ecosystems in which these fish matured</w:t>
-      </w:r>
-      <w:r>
-        <w:t xml:space="preserve">.  </w:t>
-      </w:r>
-    </w:p>
-    <w:p>
-      <w:pPr>
-        <w:spacing w:after="0" w:line="480" w:lineRule="auto"/>
-        <w:ind w:firstLine="360"/>
-        <w:rPr>
-          <w:b/>
-          <w:bCs/>
-        </w:rPr>
-      </w:pPr>
-    </w:p>
-    <w:p>
-      <w:pPr>
-        <w:spacing w:after="0" w:line="480" w:lineRule="auto"/>
-        <w:rPr>
-          <w:b/>
-          <w:bCs/>
-        </w:rPr>
-      </w:pPr>
-      <w:r>
-        <w:rPr>
-          <w:b/>
-          <w:bCs/>
-        </w:rPr>
-        <w:t>MARSS Models</w:t>
-      </w:r>
-    </w:p>
-    <w:p>
-      <w:pPr>
-        <w:spacing w:after="0" w:line="480" w:lineRule="auto"/>
-      </w:pPr>
-      <w:r>
-        <w:t xml:space="preserve">Multivariate autoregressive state-space (MARSS) models are well suited for </w:t>
-      </w:r>
-      <w:r>
-        <w:t>analyzing</w:t>
-      </w:r>
-      <w:r>
-        <w:t xml:space="preserve"> long running time series survey </w:t>
-      </w:r>
-      <w:r>
-        <w:t>data and</w:t>
-      </w:r>
-      <w:r>
-        <w:t xml:space="preserve"> </w:t>
-      </w:r>
-      <w:r>
-        <w:t xml:space="preserve">able </w:t>
-      </w:r>
-      <w:r>
-        <w:t xml:space="preserve">to mathematically distinguish observation error from error arising from stochasticity in the underlying state of a system. </w:t>
-      </w:r>
-      <w:r>
-        <w:t xml:space="preserve">This is accomplished through a model structure with two components: a process equation which models one or more true but unobserved states, and an observation equation which models the relationship between </w:t>
-      </w:r>
-      <w:r>
-        <w:lastRenderedPageBreak/>
-        <w:t xml:space="preserve">these unobserved states and the </w:t>
-      </w:r>
-      <w:r>
-        <w:t xml:space="preserve">observed </w:t>
-      </w:r>
-      <w:r>
-        <w:t>data</w:t>
-      </w:r>
-      <w:r>
-        <w:t xml:space="preserve"> and capture</w:t>
-      </w:r>
-      <w:r>
-        <w:t>s</w:t>
-      </w:r>
-      <w:r>
-        <w:t xml:space="preserve"> error resulting from imperfect detection</w:t>
-      </w:r>
-      <w:r>
-        <w:t xml:space="preserve">. </w:t>
-      </w:r>
-      <w:r>
-        <w:t>The observation equation is generically formulated as follows:</w:t>
+        <w:t>The observation equation is linked to the autoregressive process equation through the estimates of underlying states (</w:t>
+      </w:r>
+      <w:r>
+        <w:rPr>
+          <w:rFonts w:ascii="MathJax_Math-italic" w:eastAsia="Times New Roman" w:hAnsi="MathJax_Math-italic" w:cs="Times New Roman"/>
+          <w:b/>
+          <w:bCs/>
+          <w:kern w:val="0"/>
+          <w:sz w:val="26"/>
+          <w:szCs w:val="26"/>
+          <w:bdr w:val="none" w:sz="0" w:space="0" w:color="auto" w:frame="1"/>
+          <w14:ligatures w14:val="none"/>
+        </w:rPr>
+        <w:t>x</w:t>
+      </w:r>
+      <w:r>
+        <w:rPr>
+          <w:rFonts w:ascii="MathJax_Math-italic" w:eastAsia="Times New Roman" w:hAnsi="MathJax_Math-italic" w:cs="Times New Roman"/>
+          <w:b/>
+          <w:bCs/>
+          <w:kern w:val="0"/>
+          <w:sz w:val="26"/>
+          <w:szCs w:val="26"/>
+          <w:bdr w:val="none" w:sz="0" w:space="0" w:color="auto" w:frame="1"/>
+          <w:vertAlign w:val="subscript"/>
+          <w14:ligatures w14:val="none"/>
+        </w:rPr>
+        <w:t>t</w:t>
+      </w:r>
+      <w:r>
+        <w:t xml:space="preserve">). </w:t>
+      </w:r>
+      <w:r>
+        <w:t xml:space="preserve">The process equation connects time steps in state processes by estimating terms for both </w:t>
+      </w:r>
+      <w:r>
+        <w:rPr>
+          <w:rFonts w:ascii="MathJax_Math-italic" w:eastAsia="Times New Roman" w:hAnsi="MathJax_Math-italic" w:cs="Times New Roman"/>
+          <w:b/>
+          <w:bCs/>
+          <w:kern w:val="0"/>
+          <w:sz w:val="26"/>
+          <w:szCs w:val="26"/>
+          <w:bdr w:val="none" w:sz="0" w:space="0" w:color="auto" w:frame="1"/>
+          <w14:ligatures w14:val="none"/>
+        </w:rPr>
+        <w:t>x</w:t>
+      </w:r>
+      <w:r>
+        <w:rPr>
+          <w:rFonts w:ascii="MathJax_Math-italic" w:eastAsia="Times New Roman" w:hAnsi="MathJax_Math-italic" w:cs="Times New Roman"/>
+          <w:b/>
+          <w:bCs/>
+          <w:kern w:val="0"/>
+          <w:sz w:val="26"/>
+          <w:szCs w:val="26"/>
+          <w:bdr w:val="none" w:sz="0" w:space="0" w:color="auto" w:frame="1"/>
+          <w:vertAlign w:val="subscript"/>
+          <w14:ligatures w14:val="none"/>
+        </w:rPr>
+        <w:t>t</w:t>
+      </w:r>
+      <w:r>
+        <w:t xml:space="preserve"> (in conjunction with the observation equation) and </w:t>
+      </w:r>
+      <w:r>
+        <w:rPr>
+          <w:rFonts w:ascii="MathJax_Math-italic" w:eastAsia="Times New Roman" w:hAnsi="MathJax_Math-italic" w:cs="Times New Roman"/>
+          <w:b/>
+          <w:bCs/>
+          <w:kern w:val="0"/>
+          <w:sz w:val="26"/>
+          <w:szCs w:val="26"/>
+          <w:bdr w:val="none" w:sz="0" w:space="0" w:color="auto" w:frame="1"/>
+          <w14:ligatures w14:val="none"/>
+        </w:rPr>
+        <w:t>x</w:t>
+      </w:r>
+      <w:r>
+        <w:rPr>
+          <w:rFonts w:ascii="MathJax_Math-italic" w:eastAsia="Times New Roman" w:hAnsi="MathJax_Math-italic" w:cs="Times New Roman"/>
+          <w:b/>
+          <w:bCs/>
+          <w:kern w:val="0"/>
+          <w:sz w:val="26"/>
+          <w:szCs w:val="26"/>
+          <w:bdr w:val="none" w:sz="0" w:space="0" w:color="auto" w:frame="1"/>
+          <w:vertAlign w:val="subscript"/>
+          <w14:ligatures w14:val="none"/>
+        </w:rPr>
+        <w:t>t</w:t>
+      </w:r>
+      <w:r>
+        <w:rPr>
+          <w:rFonts w:ascii="MathJax_Main" w:eastAsia="Times New Roman" w:hAnsi="MathJax_Main" w:cs="Times New Roman"/>
+          <w:b/>
+          <w:bCs/>
+          <w:kern w:val="0"/>
+          <w:sz w:val="26"/>
+          <w:szCs w:val="26"/>
+          <w:bdr w:val="none" w:sz="0" w:space="0" w:color="auto" w:frame="1"/>
+          <w:vertAlign w:val="subscript"/>
+          <w14:ligatures w14:val="none"/>
+        </w:rPr>
+        <w:t>−1</w:t>
+      </w:r>
+      <w:r>
+        <w:t xml:space="preserve">. The process equation is </w:t>
+      </w:r>
+      <w:r>
+        <w:t xml:space="preserve">formulated as follows: </w:t>
       </w:r>
     </w:p>
     <w:p>
@@ -1739,7 +2513,7 @@
           <w:bdr w:val="none" w:sz="0" w:space="0" w:color="auto" w:frame="1"/>
           <w14:ligatures w14:val="none"/>
         </w:rPr>
-        <w:t>y</w:t>
+        <w:t>x</w:t>
       </w:r>
       <w:r>
         <w:rPr>
@@ -1775,11 +2549,76 @@
           <w:bdr w:val="none" w:sz="0" w:space="0" w:color="auto" w:frame="1"/>
           <w14:ligatures w14:val="none"/>
         </w:rPr>
-        <w:t>=</w:t>
+        <w:t xml:space="preserve">= </w:t>
+      </w:r>
+      <w:r>
+        <w:rPr>
+          <w:rFonts w:ascii="MathJax_Math-italic" w:eastAsia="Times New Roman" w:hAnsi="MathJax_Math-italic" w:cs="Times New Roman"/>
+          <w:b/>
+          <w:bCs/>
+          <w:kern w:val="0"/>
+          <w:sz w:val="26"/>
+          <w:szCs w:val="26"/>
+          <w:bdr w:val="none" w:sz="0" w:space="0" w:color="auto" w:frame="1"/>
+          <w14:ligatures w14:val="none"/>
+        </w:rPr>
+        <w:t>Bx</w:t>
+      </w:r>
+      <w:r>
+        <w:rPr>
+          <w:rFonts w:ascii="MathJax_Math-italic" w:eastAsia="Times New Roman" w:hAnsi="MathJax_Math-italic" w:cs="Times New Roman"/>
+          <w:b/>
+          <w:bCs/>
+          <w:kern w:val="0"/>
+          <w:sz w:val="26"/>
+          <w:szCs w:val="26"/>
+          <w:bdr w:val="none" w:sz="0" w:space="0" w:color="auto" w:frame="1"/>
+          <w:vertAlign w:val="subscript"/>
+          <w14:ligatures w14:val="none"/>
+        </w:rPr>
+        <w:t>t</w:t>
       </w:r>
       <w:r>
         <w:rPr>
           <w:rFonts w:ascii="MathJax_Main" w:eastAsia="Times New Roman" w:hAnsi="MathJax_Main" w:cs="Times New Roman"/>
+          <w:b/>
+          <w:bCs/>
+          <w:kern w:val="0"/>
+          <w:sz w:val="26"/>
+          <w:szCs w:val="26"/>
+          <w:bdr w:val="none" w:sz="0" w:space="0" w:color="auto" w:frame="1"/>
+          <w:vertAlign w:val="subscript"/>
+          <w14:ligatures w14:val="none"/>
+        </w:rPr>
+        <w:t>−1</w:t>
+      </w:r>
+      <w:r>
+        <w:rPr>
+          <w:rFonts w:ascii="MathJax_Main" w:eastAsia="Times New Roman" w:hAnsi="MathJax_Main" w:cs="Times New Roman"/>
+          <w:kern w:val="0"/>
+          <w:sz w:val="26"/>
+          <w:szCs w:val="26"/>
+          <w:bdr w:val="none" w:sz="0" w:space="0" w:color="auto" w:frame="1"/>
+          <w14:ligatures w14:val="none"/>
+        </w:rPr>
+        <w:t xml:space="preserve"> + </w:t>
+      </w:r>
+      <w:r>
+        <w:rPr>
+          <w:rFonts w:ascii="MathJax_Math-italic" w:eastAsia="Times New Roman" w:hAnsi="MathJax_Math-italic" w:cs="Times New Roman"/>
+          <w:b/>
+          <w:bCs/>
+          <w:kern w:val="0"/>
+          <w:sz w:val="26"/>
+          <w:szCs w:val="26"/>
+          <w:bdr w:val="none" w:sz="0" w:space="0" w:color="auto" w:frame="1"/>
+          <w14:ligatures w14:val="none"/>
+        </w:rPr>
+        <w:t>u</w:t>
+      </w:r>
+      <w:r>
+        <w:rPr>
+          <w:rFonts w:ascii="MathJax_Math-italic" w:eastAsia="Times New Roman" w:hAnsi="MathJax_Math-italic" w:cs="Times New Roman"/>
           <w:kern w:val="0"/>
           <w:sz w:val="26"/>
           <w:szCs w:val="26"/>
@@ -1790,16 +2629,27 @@
       </w:r>
       <w:r>
         <w:rPr>
-          <w:rFonts w:ascii="MathJax_Math-italic" w:eastAsia="Times New Roman" w:hAnsi="MathJax_Math-italic" w:cs="Times New Roman"/>
-          <w:b/>
-          <w:bCs/>
-          <w:kern w:val="0"/>
-          <w:sz w:val="26"/>
-          <w:szCs w:val="26"/>
-          <w:bdr w:val="none" w:sz="0" w:space="0" w:color="auto" w:frame="1"/>
-          <w14:ligatures w14:val="none"/>
-        </w:rPr>
-        <w:t>Zx</w:t>
+          <w:rFonts w:ascii="MathJax_Main" w:eastAsia="Times New Roman" w:hAnsi="MathJax_Main" w:cs="Times New Roman"/>
+          <w:kern w:val="0"/>
+          <w:sz w:val="26"/>
+          <w:szCs w:val="26"/>
+          <w:bdr w:val="none" w:sz="0" w:space="0" w:color="auto" w:frame="1"/>
+          <w14:ligatures w14:val="none"/>
+        </w:rPr>
+        <w:t xml:space="preserve">+ </w:t>
+      </w:r>
+      <w:r>
+        <w:rPr>
+          <w:rFonts w:ascii="MathJax_Math-italic" w:eastAsia="Times New Roman" w:hAnsi="MathJax_Math-italic" w:cs="Times New Roman"/>
+          <w:b/>
+          <w:bCs/>
+          <w:kern w:val="0"/>
+          <w:sz w:val="26"/>
+          <w:szCs w:val="26"/>
+          <w:bdr w:val="none" w:sz="0" w:space="0" w:color="auto" w:frame="1"/>
+          <w14:ligatures w14:val="none"/>
+        </w:rPr>
+        <w:t>Cc</w:t>
       </w:r>
       <w:r>
         <w:rPr>
@@ -1848,103 +2698,7 @@
           <w:bdr w:val="none" w:sz="0" w:space="0" w:color="auto" w:frame="1"/>
           <w14:ligatures w14:val="none"/>
         </w:rPr>
-        <w:t>a</w:t>
-      </w:r>
-      <w:r>
-        <w:rPr>
-          <w:rFonts w:ascii="MathJax_Math-italic" w:eastAsia="Times New Roman" w:hAnsi="MathJax_Math-italic" w:cs="Times New Roman"/>
-          <w:kern w:val="0"/>
-          <w:sz w:val="26"/>
-          <w:szCs w:val="26"/>
-          <w:bdr w:val="none" w:sz="0" w:space="0" w:color="auto" w:frame="1"/>
-          <w14:ligatures w14:val="none"/>
-        </w:rPr>
-        <w:t xml:space="preserve"> </w:t>
-      </w:r>
-      <w:r>
-        <w:rPr>
-          <w:rFonts w:ascii="MathJax_Main" w:eastAsia="Times New Roman" w:hAnsi="MathJax_Main" w:cs="Times New Roman"/>
-          <w:kern w:val="0"/>
-          <w:sz w:val="26"/>
-          <w:szCs w:val="26"/>
-          <w:bdr w:val="none" w:sz="0" w:space="0" w:color="auto" w:frame="1"/>
-          <w14:ligatures w14:val="none"/>
-        </w:rPr>
-        <w:t xml:space="preserve">+ </w:t>
-      </w:r>
-      <w:r>
-        <w:rPr>
-          <w:rFonts w:ascii="MathJax_Math-italic" w:eastAsia="Times New Roman" w:hAnsi="MathJax_Math-italic" w:cs="Times New Roman"/>
-          <w:b/>
-          <w:bCs/>
-          <w:kern w:val="0"/>
-          <w:sz w:val="26"/>
-          <w:szCs w:val="26"/>
-          <w:bdr w:val="none" w:sz="0" w:space="0" w:color="auto" w:frame="1"/>
-          <w14:ligatures w14:val="none"/>
-        </w:rPr>
-        <w:t>Dd</w:t>
-      </w:r>
-      <w:r>
-        <w:rPr>
-          <w:rFonts w:ascii="MathJax_Math-italic" w:eastAsia="Times New Roman" w:hAnsi="MathJax_Math-italic" w:cs="Times New Roman"/>
-          <w:b/>
-          <w:bCs/>
-          <w:kern w:val="0"/>
-          <w:sz w:val="26"/>
-          <w:szCs w:val="26"/>
-          <w:bdr w:val="none" w:sz="0" w:space="0" w:color="auto" w:frame="1"/>
-          <w:vertAlign w:val="subscript"/>
-          <w14:ligatures w14:val="none"/>
-        </w:rPr>
-        <w:t>t</w:t>
-      </w:r>
-      <w:r>
-        <w:rPr>
-          <w:rFonts w:ascii="MathJax_Math-italic" w:eastAsia="Times New Roman" w:hAnsi="MathJax_Math-italic" w:cs="Times New Roman"/>
-          <w:kern w:val="0"/>
-          <w:sz w:val="26"/>
-          <w:szCs w:val="26"/>
-          <w:bdr w:val="none" w:sz="0" w:space="0" w:color="auto" w:frame="1"/>
-          <w:vertAlign w:val="subscript"/>
-          <w14:ligatures w14:val="none"/>
-        </w:rPr>
-        <w:t>,</w:t>
-      </w:r>
-      <w:r>
-        <w:rPr>
-          <w:rFonts w:ascii="MathJax_Math-italic" w:eastAsia="Times New Roman" w:hAnsi="MathJax_Math-italic" w:cs="Times New Roman"/>
-          <w:kern w:val="0"/>
-          <w:sz w:val="26"/>
-          <w:szCs w:val="26"/>
-          <w:bdr w:val="none" w:sz="0" w:space="0" w:color="auto" w:frame="1"/>
-          <w14:ligatures w14:val="none"/>
-        </w:rPr>
-        <w:t xml:space="preserve"> </w:t>
-      </w:r>
-      <w:r>
-        <w:rPr>
-          <w:rFonts w:ascii="MathJax_Main" w:eastAsia="Times New Roman" w:hAnsi="MathJax_Main" w:cs="Times New Roman"/>
-          <w:kern w:val="0"/>
-          <w:sz w:val="26"/>
-          <w:szCs w:val="26"/>
-          <w:bdr w:val="none" w:sz="0" w:space="0" w:color="auto" w:frame="1"/>
-          <w14:ligatures w14:val="none"/>
-        </w:rPr>
-        <w:t xml:space="preserve">+ </w:t>
-      </w:r>
-      <w:r>
-        <w:rPr>
-          <w:rFonts w:ascii="MathJax_Math-italic" w:eastAsia="Times New Roman" w:hAnsi="MathJax_Math-italic" w:cs="Times New Roman"/>
-          <w:b/>
-          <w:bCs/>
-          <w:kern w:val="0"/>
-          <w:sz w:val="26"/>
-          <w:szCs w:val="26"/>
-          <w:bdr w:val="none" w:sz="0" w:space="0" w:color="auto" w:frame="1"/>
-          <w14:ligatures w14:val="none"/>
-        </w:rPr>
-        <w:t>v</w:t>
+        <w:t>w</w:t>
       </w:r>
       <w:r>
         <w:rPr>
@@ -1969,11 +2723,146 @@
           <w:bdr w:val="none" w:sz="0" w:space="0" w:color="auto" w:frame="1"/>
           <w14:ligatures w14:val="none"/>
         </w:rPr>
-        <w:t>, where</w:t>
-      </w:r>
-      <w:r>
-        <w:rPr>
-          <w:rFonts w:ascii="MathJax_Math-italic" w:eastAsia="Times New Roman" w:hAnsi="MathJax_Math-italic" w:cs="Times New Roman"/>
+        <w:t xml:space="preserve">, where </w:t>
+      </w:r>
+      <w:r>
+        <w:rPr>
+          <w:rFonts w:ascii="MathJax_Math-italic" w:eastAsia="Times New Roman" w:hAnsi="MathJax_Math-italic" w:cs="Times New Roman"/>
+          <w:b/>
+          <w:bCs/>
+          <w:kern w:val="0"/>
+          <w:sz w:val="26"/>
+          <w:szCs w:val="26"/>
+          <w:bdr w:val="none" w:sz="0" w:space="0" w:color="auto" w:frame="1"/>
+          <w14:ligatures w14:val="none"/>
+        </w:rPr>
+        <w:t>w</w:t>
+      </w:r>
+      <w:r>
+        <w:rPr>
+          <w:rFonts w:ascii="MathJax_Math-italic" w:eastAsia="Times New Roman" w:hAnsi="MathJax_Math-italic" w:cs="Times New Roman"/>
+          <w:b/>
+          <w:bCs/>
+          <w:kern w:val="0"/>
+          <w:sz w:val="26"/>
+          <w:szCs w:val="26"/>
+          <w:bdr w:val="none" w:sz="0" w:space="0" w:color="auto" w:frame="1"/>
+          <w:vertAlign w:val="subscript"/>
+          <w14:ligatures w14:val="none"/>
+        </w:rPr>
+        <w:t>t</w:t>
+      </w:r>
+      <w:r>
+        <w:rPr>
+          <w:rFonts w:ascii="MathJax_Main" w:eastAsia="Times New Roman" w:hAnsi="MathJax_Main" w:cs="Times New Roman"/>
+          <w:kern w:val="0"/>
+          <w:sz w:val="26"/>
+          <w:szCs w:val="26"/>
+          <w:bdr w:val="none" w:sz="0" w:space="0" w:color="auto" w:frame="1"/>
+          <w14:ligatures w14:val="none"/>
+        </w:rPr>
+        <w:t>∼</w:t>
+      </w:r>
+      <w:r>
+        <w:rPr>
+          <w:rFonts w:ascii="MathJax_Math-italic" w:eastAsia="Times New Roman" w:hAnsi="MathJax_Math-italic" w:cs="Times New Roman"/>
+          <w:kern w:val="0"/>
+          <w:sz w:val="26"/>
+          <w:szCs w:val="26"/>
+          <w:bdr w:val="none" w:sz="0" w:space="0" w:color="auto" w:frame="1"/>
+          <w14:ligatures w14:val="none"/>
+        </w:rPr>
+        <w:t>MVN</w:t>
+      </w:r>
+      <w:r>
+        <w:rPr>
+          <w:rFonts w:ascii="MathJax_Main" w:eastAsia="Times New Roman" w:hAnsi="MathJax_Main" w:cs="Times New Roman"/>
+          <w:kern w:val="0"/>
+          <w:sz w:val="26"/>
+          <w:szCs w:val="26"/>
+          <w:bdr w:val="none" w:sz="0" w:space="0" w:color="auto" w:frame="1"/>
+          <w14:ligatures w14:val="none"/>
+        </w:rPr>
+        <w:t>(0,</w:t>
+      </w:r>
+      <w:r>
+        <w:rPr>
+          <w:rFonts w:ascii="MathJax_Math-italic" w:eastAsia="Times New Roman" w:hAnsi="MathJax_Math-italic" w:cs="Times New Roman"/>
+          <w:b/>
+          <w:bCs/>
+          <w:kern w:val="0"/>
+          <w:sz w:val="26"/>
+          <w:szCs w:val="26"/>
+          <w:bdr w:val="none" w:sz="0" w:space="0" w:color="auto" w:frame="1"/>
+          <w14:ligatures w14:val="none"/>
+        </w:rPr>
+        <w:t>Q</w:t>
+      </w:r>
+      <w:r>
+        <w:rPr>
+          <w:rFonts w:ascii="MathJax_Main" w:eastAsia="Times New Roman" w:hAnsi="MathJax_Main" w:cs="Times New Roman"/>
+          <w:kern w:val="0"/>
+          <w:sz w:val="26"/>
+          <w:szCs w:val="26"/>
+          <w:bdr w:val="none" w:sz="0" w:space="0" w:color="auto" w:frame="1"/>
+          <w14:ligatures w14:val="none"/>
+        </w:rPr>
+        <w:t>)</w:t>
+      </w:r>
+    </w:p>
+    <w:p>
+      <w:pPr>
+        <w:spacing w:after="0" w:line="480" w:lineRule="auto"/>
+      </w:pPr>
+      <w:r>
+        <w:t xml:space="preserve">Here, </w:t>
+      </w:r>
+      <w:r>
+        <w:rPr>
+          <w:rFonts w:ascii="MathJax_Math-italic" w:eastAsia="Times New Roman" w:hAnsi="MathJax_Math-italic" w:cs="Times New Roman"/>
+          <w:b/>
+          <w:bCs/>
+          <w:kern w:val="0"/>
+          <w:sz w:val="26"/>
+          <w:szCs w:val="26"/>
+          <w:bdr w:val="none" w:sz="0" w:space="0" w:color="auto" w:frame="1"/>
+          <w14:ligatures w14:val="none"/>
+        </w:rPr>
+        <w:t>B</w:t>
+      </w:r>
+      <w:r>
+        <w:t xml:space="preserve"> defines the interaction between state estimates through time (i.e., </w:t>
+      </w:r>
+      <w:r>
+        <w:rPr>
+          <w:rFonts w:ascii="MathJax_Math-italic" w:eastAsia="Times New Roman" w:hAnsi="MathJax_Math-italic" w:cs="Times New Roman"/>
+          <w:b/>
+          <w:bCs/>
+          <w:kern w:val="0"/>
+          <w:sz w:val="26"/>
+          <w:szCs w:val="26"/>
+          <w:bdr w:val="none" w:sz="0" w:space="0" w:color="auto" w:frame="1"/>
+          <w14:ligatures w14:val="none"/>
+        </w:rPr>
+        <w:t>x</w:t>
+      </w:r>
+      <w:r>
+        <w:rPr>
+          <w:rFonts w:ascii="MathJax_Math-italic" w:eastAsia="Times New Roman" w:hAnsi="MathJax_Math-italic" w:cs="Times New Roman"/>
+          <w:b/>
+          <w:bCs/>
+          <w:kern w:val="0"/>
+          <w:sz w:val="26"/>
+          <w:szCs w:val="26"/>
+          <w:bdr w:val="none" w:sz="0" w:space="0" w:color="auto" w:frame="1"/>
+          <w:vertAlign w:val="subscript"/>
+          <w14:ligatures w14:val="none"/>
+        </w:rPr>
+        <w:t>t</w:t>
+      </w:r>
+      <w:r>
+        <w:rPr>
+          <w:rFonts w:ascii="MathJax_Main" w:eastAsia="Times New Roman" w:hAnsi="MathJax_Main" w:cs="Times New Roman"/>
           <w:kern w:val="0"/>
           <w:sz w:val="26"/>
           <w:szCs w:val="26"/>
@@ -1983,17 +2872,20 @@
         <w:t xml:space="preserve"> </w:t>
       </w:r>
       <w:r>
-        <w:rPr>
-          <w:rFonts w:ascii="MathJax_Math-italic" w:eastAsia="Times New Roman" w:hAnsi="MathJax_Math-italic" w:cs="Times New Roman"/>
-          <w:b/>
-          <w:bCs/>
-          <w:kern w:val="0"/>
-          <w:sz w:val="26"/>
-          <w:szCs w:val="26"/>
-          <w:bdr w:val="none" w:sz="0" w:space="0" w:color="auto" w:frame="1"/>
-          <w14:ligatures w14:val="none"/>
-        </w:rPr>
-        <w:t>v</w:t>
+        <w:t xml:space="preserve">and </w:t>
+      </w:r>
+      <w:r>
+        <w:rPr>
+          <w:rFonts w:ascii="MathJax_Math-italic" w:eastAsia="Times New Roman" w:hAnsi="MathJax_Math-italic" w:cs="Times New Roman"/>
+          <w:b/>
+          <w:bCs/>
+          <w:kern w:val="0"/>
+          <w:sz w:val="26"/>
+          <w:szCs w:val="26"/>
+          <w:bdr w:val="none" w:sz="0" w:space="0" w:color="auto" w:frame="1"/>
+          <w14:ligatures w14:val="none"/>
+        </w:rPr>
+        <w:t>x</w:t>
       </w:r>
       <w:r>
         <w:rPr>
@@ -2012,96 +2904,6 @@
       <w:r>
         <w:rPr>
           <w:rFonts w:ascii="MathJax_Main" w:eastAsia="Times New Roman" w:hAnsi="MathJax_Main" w:cs="Times New Roman"/>
-          <w:kern w:val="0"/>
-          <w:sz w:val="26"/>
-          <w:szCs w:val="26"/>
-          <w:bdr w:val="none" w:sz="0" w:space="0" w:color="auto" w:frame="1"/>
-          <w14:ligatures w14:val="none"/>
-        </w:rPr>
-        <w:t>∼</w:t>
-      </w:r>
-      <w:r>
-        <w:rPr>
-          <w:rFonts w:ascii="MathJax_Math-italic" w:eastAsia="Times New Roman" w:hAnsi="MathJax_Math-italic" w:cs="Times New Roman"/>
-          <w:kern w:val="0"/>
-          <w:sz w:val="26"/>
-          <w:szCs w:val="26"/>
-          <w:bdr w:val="none" w:sz="0" w:space="0" w:color="auto" w:frame="1"/>
-          <w14:ligatures w14:val="none"/>
-        </w:rPr>
-        <w:t>MVN</w:t>
-      </w:r>
-      <w:r>
-        <w:rPr>
-          <w:rFonts w:ascii="MathJax_Main" w:eastAsia="Times New Roman" w:hAnsi="MathJax_Main" w:cs="Times New Roman"/>
-          <w:kern w:val="0"/>
-          <w:sz w:val="26"/>
-          <w:szCs w:val="26"/>
-          <w:bdr w:val="none" w:sz="0" w:space="0" w:color="auto" w:frame="1"/>
-          <w14:ligatures w14:val="none"/>
-        </w:rPr>
-        <w:t>(0,</w:t>
-      </w:r>
-      <w:r>
-        <w:rPr>
-          <w:rFonts w:ascii="MathJax_Math-italic" w:eastAsia="Times New Roman" w:hAnsi="MathJax_Math-italic" w:cs="Times New Roman"/>
-          <w:b/>
-          <w:bCs/>
-          <w:kern w:val="0"/>
-          <w:sz w:val="26"/>
-          <w:szCs w:val="26"/>
-          <w:bdr w:val="none" w:sz="0" w:space="0" w:color="auto" w:frame="1"/>
-          <w14:ligatures w14:val="none"/>
-        </w:rPr>
-        <w:t>R</w:t>
-      </w:r>
-      <w:r>
-        <w:rPr>
-          <w:rFonts w:ascii="MathJax_Main" w:eastAsia="Times New Roman" w:hAnsi="MathJax_Main" w:cs="Times New Roman"/>
-          <w:kern w:val="0"/>
-          <w:sz w:val="26"/>
-          <w:szCs w:val="26"/>
-          <w:bdr w:val="none" w:sz="0" w:space="0" w:color="auto" w:frame="1"/>
-          <w14:ligatures w14:val="none"/>
-        </w:rPr>
-        <w:t>)</w:t>
-      </w:r>
-    </w:p>
-    <w:p>
-      <w:pPr>
-        <w:spacing w:after="0" w:line="480" w:lineRule="auto"/>
-      </w:pPr>
-      <w:r>
-        <w:t xml:space="preserve">In the above, observed data in </w:t>
-      </w:r>
-      <w:r>
-        <w:t>e</w:t>
-      </w:r>
-      <w:r>
-        <w:t>a</w:t>
-      </w:r>
-      <w:r>
-        <w:t>ch</w:t>
-      </w:r>
-      <w:r>
-        <w:t xml:space="preserve"> period (</w:t>
-      </w:r>
-      <w:r>
-        <w:rPr>
-          <w:rFonts w:ascii="MathJax_Math-italic" w:eastAsia="Times New Roman" w:hAnsi="MathJax_Math-italic" w:cs="Times New Roman"/>
-          <w:b/>
-          <w:bCs/>
-          <w:kern w:val="0"/>
-          <w:sz w:val="26"/>
-          <w:szCs w:val="26"/>
-          <w:bdr w:val="none" w:sz="0" w:space="0" w:color="auto" w:frame="1"/>
-          <w14:ligatures w14:val="none"/>
-        </w:rPr>
-        <w:t>y</w:t>
-      </w:r>
-      <w:r>
-        <w:rPr>
-          <w:rFonts w:ascii="MathJax_Math-italic" w:eastAsia="Times New Roman" w:hAnsi="MathJax_Math-italic" w:cs="Times New Roman"/>
           <w:b/>
           <w:bCs/>
           <w:kern w:val="0"/>
@@ -2111,830 +2913,62 @@
           <w:vertAlign w:val="subscript"/>
           <w14:ligatures w14:val="none"/>
         </w:rPr>
-        <w:t>t</w:t>
-      </w:r>
-      <w:r>
-        <w:t>) are used to estimate the underlying state of a system of interest (</w:t>
-      </w:r>
-      <w:r>
-        <w:rPr>
-          <w:rFonts w:ascii="MathJax_Math-italic" w:eastAsia="Times New Roman" w:hAnsi="MathJax_Math-italic" w:cs="Times New Roman"/>
-          <w:b/>
-          <w:bCs/>
-          <w:kern w:val="0"/>
-          <w:sz w:val="26"/>
-          <w:szCs w:val="26"/>
-          <w:bdr w:val="none" w:sz="0" w:space="0" w:color="auto" w:frame="1"/>
-          <w14:ligatures w14:val="none"/>
-        </w:rPr>
-        <w:t>x</w:t>
-      </w:r>
-      <w:r>
-        <w:rPr>
-          <w:rFonts w:ascii="MathJax_Math-italic" w:eastAsia="Times New Roman" w:hAnsi="MathJax_Math-italic" w:cs="Times New Roman"/>
-          <w:b/>
-          <w:bCs/>
-          <w:kern w:val="0"/>
-          <w:sz w:val="26"/>
-          <w:szCs w:val="26"/>
-          <w:bdr w:val="none" w:sz="0" w:space="0" w:color="auto" w:frame="1"/>
-          <w:vertAlign w:val="subscript"/>
-          <w14:ligatures w14:val="none"/>
-        </w:rPr>
-        <w:t>t</w:t>
-      </w:r>
-      <w:r>
-        <w:t xml:space="preserve">). </w:t>
-      </w:r>
-      <w:r>
-        <w:rPr>
-          <w:rFonts w:ascii="MathJax_Math-italic" w:eastAsia="Times New Roman" w:hAnsi="MathJax_Math-italic" w:cs="Times New Roman"/>
-          <w:b/>
-          <w:bCs/>
-          <w:kern w:val="0"/>
-          <w:sz w:val="26"/>
-          <w:szCs w:val="26"/>
-          <w:bdr w:val="none" w:sz="0" w:space="0" w:color="auto" w:frame="1"/>
-          <w14:ligatures w14:val="none"/>
-        </w:rPr>
-        <w:t>Z</w:t>
-      </w:r>
-      <w:r>
-        <w:t xml:space="preserve"> determines which time series observations will inform which underlying states in the process equation. In the case of Indian River and the 35 index streams in its vicinity, specifying </w:t>
-      </w:r>
-      <w:r>
-        <w:rPr>
-          <w:rFonts w:ascii="MathJax_Math-italic" w:eastAsia="Times New Roman" w:hAnsi="MathJax_Math-italic" w:cs="Times New Roman"/>
-          <w:b/>
-          <w:bCs/>
-          <w:kern w:val="0"/>
-          <w:sz w:val="26"/>
-          <w:szCs w:val="26"/>
-          <w:bdr w:val="none" w:sz="0" w:space="0" w:color="auto" w:frame="1"/>
-          <w14:ligatures w14:val="none"/>
-        </w:rPr>
-        <w:t>Z</w:t>
-      </w:r>
-      <w:r>
-        <w:t xml:space="preserve"> as a 36x36 identity matrix would allow each time series to be representative of a separate (in this case stream-level) state, while specifying </w:t>
-      </w:r>
-      <w:r>
-        <w:rPr>
-          <w:rFonts w:ascii="MathJax_Math-italic" w:eastAsia="Times New Roman" w:hAnsi="MathJax_Math-italic" w:cs="Times New Roman"/>
-          <w:b/>
-          <w:bCs/>
-          <w:kern w:val="0"/>
-          <w:sz w:val="26"/>
-          <w:szCs w:val="26"/>
-          <w:bdr w:val="none" w:sz="0" w:space="0" w:color="auto" w:frame="1"/>
-          <w14:ligatures w14:val="none"/>
-        </w:rPr>
-        <w:t>Z</w:t>
-      </w:r>
-      <w:r>
-        <w:t xml:space="preserve"> as a 36x1 vector of 1s would force all-time series in the data to represent samples from one comprehensive underlying state</w:t>
-      </w:r>
-      <w:r>
-        <w:t xml:space="preserve">. This critical feature allows these models to be used </w:t>
-      </w:r>
-      <w:r>
-        <w:t xml:space="preserve">to </w:t>
-      </w:r>
-      <w:r>
-        <w:t xml:space="preserve">determine how many true underlying states a set of observations represents, by comparing goodness of fit between various specifications of </w:t>
-      </w:r>
-      <w:r>
-        <w:rPr>
-          <w:rFonts w:ascii="MathJax_Math-italic" w:eastAsia="Times New Roman" w:hAnsi="MathJax_Math-italic" w:cs="Times New Roman"/>
-          <w:b/>
-          <w:bCs/>
-          <w:kern w:val="0"/>
-          <w:sz w:val="26"/>
-          <w:szCs w:val="26"/>
-          <w:bdr w:val="none" w:sz="0" w:space="0" w:color="auto" w:frame="1"/>
-          <w14:ligatures w14:val="none"/>
-        </w:rPr>
-        <w:t>Z</w:t>
-      </w:r>
-      <w:r>
-        <w:t xml:space="preserve">. </w:t>
-      </w:r>
-      <w:r>
-        <w:t xml:space="preserve">The vector </w:t>
-      </w:r>
-      <w:r>
-        <w:rPr>
-          <w:rFonts w:ascii="MathJax_Math-italic" w:eastAsia="Times New Roman" w:hAnsi="MathJax_Math-italic" w:cs="Times New Roman"/>
-          <w:b/>
-          <w:bCs/>
-          <w:kern w:val="0"/>
-          <w:sz w:val="26"/>
-          <w:szCs w:val="26"/>
-          <w:bdr w:val="none" w:sz="0" w:space="0" w:color="auto" w:frame="1"/>
-          <w14:ligatures w14:val="none"/>
-        </w:rPr>
-        <w:t>a</w:t>
-      </w:r>
-      <w:r>
-        <w:t xml:space="preserve"> allows for </w:t>
-      </w:r>
-      <w:r>
-        <w:t>the existence of some</w:t>
-      </w:r>
-      <w:r>
-        <w:t xml:space="preserve"> degree of offset between the observed data and the underlying state process to be asserted or captured (depending on whether </w:t>
-      </w:r>
-      <w:r>
-        <w:rPr>
-          <w:rFonts w:ascii="MathJax_Math-italic" w:eastAsia="Times New Roman" w:hAnsi="MathJax_Math-italic" w:cs="Times New Roman"/>
-          <w:b/>
-          <w:bCs/>
-          <w:kern w:val="0"/>
-          <w:sz w:val="26"/>
-          <w:szCs w:val="26"/>
-          <w:bdr w:val="none" w:sz="0" w:space="0" w:color="auto" w:frame="1"/>
-          <w14:ligatures w14:val="none"/>
-        </w:rPr>
-        <w:t>a</w:t>
-      </w:r>
-      <w:r>
-        <w:t xml:space="preserve"> is specified or estimated), and any correlation in observation error between time series is defined by the off-diagonal elements in </w:t>
-      </w:r>
-      <w:r>
-        <w:rPr>
-          <w:rFonts w:ascii="MathJax_Math-italic" w:eastAsia="Times New Roman" w:hAnsi="MathJax_Math-italic" w:cs="Times New Roman"/>
-          <w:b/>
-          <w:bCs/>
-          <w:kern w:val="0"/>
-          <w:sz w:val="26"/>
-          <w:szCs w:val="26"/>
-          <w:bdr w:val="none" w:sz="0" w:space="0" w:color="auto" w:frame="1"/>
-          <w14:ligatures w14:val="none"/>
-        </w:rPr>
-        <w:t>R</w:t>
-      </w:r>
-      <w:r>
-        <w:rPr>
-          <w:rFonts w:ascii="MathJax_Math-italic" w:eastAsia="Times New Roman" w:hAnsi="MathJax_Math-italic" w:cs="Times New Roman"/>
-          <w:kern w:val="0"/>
-          <w:sz w:val="26"/>
-          <w:szCs w:val="26"/>
-          <w:bdr w:val="none" w:sz="0" w:space="0" w:color="auto" w:frame="1"/>
-          <w14:ligatures w14:val="none"/>
-        </w:rPr>
-        <w:t xml:space="preserve">, </w:t>
-      </w:r>
-      <w:r>
-        <w:t>the variance-covariance matrix.</w:t>
+        <w:t>−1</w:t>
+      </w:r>
+      <w:r>
+        <w:t xml:space="preserve">). If </w:t>
+      </w:r>
+      <w:r>
+        <w:rPr>
+          <w:rFonts w:ascii="MathJax_Math-italic" w:eastAsia="Times New Roman" w:hAnsi="MathJax_Math-italic" w:cs="Times New Roman"/>
+          <w:b/>
+          <w:bCs/>
+          <w:kern w:val="0"/>
+          <w:sz w:val="26"/>
+          <w:szCs w:val="26"/>
+          <w:bdr w:val="none" w:sz="0" w:space="0" w:color="auto" w:frame="1"/>
+          <w14:ligatures w14:val="none"/>
+        </w:rPr>
+        <w:t>B</w:t>
+      </w:r>
+      <w:r>
+        <w:t xml:space="preserve"> is specified as an identity matrix, </w:t>
+      </w:r>
+      <w:r>
+        <w:rPr>
+          <w:rFonts w:ascii="MathJax_Math-italic" w:eastAsia="Times New Roman" w:hAnsi="MathJax_Math-italic" w:cs="Times New Roman"/>
+          <w:b/>
+          <w:bCs/>
+          <w:kern w:val="0"/>
+          <w:sz w:val="26"/>
+          <w:szCs w:val="26"/>
+          <w:bdr w:val="none" w:sz="0" w:space="0" w:color="auto" w:frame="1"/>
+          <w14:ligatures w14:val="none"/>
+        </w:rPr>
+        <w:t>u</w:t>
+      </w:r>
+      <w:r>
+        <w:t xml:space="preserve"> then represents trends in the underlying state(s), otherwise </w:t>
+      </w:r>
+      <w:r>
+        <w:rPr>
+          <w:rFonts w:ascii="MathJax_Math-italic" w:eastAsia="Times New Roman" w:hAnsi="MathJax_Math-italic" w:cs="Times New Roman"/>
+          <w:b/>
+          <w:bCs/>
+          <w:kern w:val="0"/>
+          <w:sz w:val="26"/>
+          <w:szCs w:val="26"/>
+          <w:bdr w:val="none" w:sz="0" w:space="0" w:color="auto" w:frame="1"/>
+          <w14:ligatures w14:val="none"/>
+        </w:rPr>
+        <w:t>B</w:t>
       </w:r>
       <w:r>
         <w:t xml:space="preserve"> </w:t>
       </w:r>
       <w:r>
-        <w:t xml:space="preserve">The vector </w:t>
-      </w:r>
-      <w:r>
-        <w:rPr>
-          <w:rFonts w:ascii="MathJax_Math-italic" w:eastAsia="Times New Roman" w:hAnsi="MathJax_Math-italic" w:cs="Times New Roman"/>
-          <w:b/>
-          <w:bCs/>
-          <w:kern w:val="0"/>
-          <w:sz w:val="26"/>
-          <w:szCs w:val="26"/>
-          <w:bdr w:val="none" w:sz="0" w:space="0" w:color="auto" w:frame="1"/>
-          <w14:ligatures w14:val="none"/>
-        </w:rPr>
-        <w:t>d</w:t>
-      </w:r>
-      <w:r>
-        <w:rPr>
-          <w:rFonts w:ascii="MathJax_Math-italic" w:eastAsia="Times New Roman" w:hAnsi="MathJax_Math-italic" w:cs="Times New Roman"/>
-          <w:b/>
-          <w:bCs/>
-          <w:kern w:val="0"/>
-          <w:sz w:val="26"/>
-          <w:szCs w:val="26"/>
-          <w:bdr w:val="none" w:sz="0" w:space="0" w:color="auto" w:frame="1"/>
-          <w:vertAlign w:val="subscript"/>
-          <w14:ligatures w14:val="none"/>
-        </w:rPr>
-        <w:t>t</w:t>
-      </w:r>
-      <w:r>
-        <w:t xml:space="preserve"> represents covariate data related to the sampling procedure, with </w:t>
-      </w:r>
-      <w:r>
-        <w:rPr>
-          <w:rFonts w:ascii="MathJax_Math-italic" w:eastAsia="Times New Roman" w:hAnsi="MathJax_Math-italic" w:cs="Times New Roman"/>
-          <w:b/>
-          <w:bCs/>
-          <w:kern w:val="0"/>
-          <w:sz w:val="26"/>
-          <w:szCs w:val="26"/>
-          <w:bdr w:val="none" w:sz="0" w:space="0" w:color="auto" w:frame="1"/>
-          <w14:ligatures w14:val="none"/>
-        </w:rPr>
-        <w:t>D</w:t>
-      </w:r>
-      <w:r>
-        <w:t xml:space="preserve"> capturing the effect of these covariates. </w:t>
-      </w:r>
-    </w:p>
-    <w:p>
-      <w:pPr>
-        <w:spacing w:after="0" w:line="480" w:lineRule="auto"/>
-        <w:ind w:firstLine="720"/>
-      </w:pPr>
-      <w:r>
-        <w:t>The observation equation is linked to the autoregressive process equation through the estimates of underlying states (</w:t>
-      </w:r>
-      <w:r>
-        <w:rPr>
-          <w:rFonts w:ascii="MathJax_Math-italic" w:eastAsia="Times New Roman" w:hAnsi="MathJax_Math-italic" w:cs="Times New Roman"/>
-          <w:b/>
-          <w:bCs/>
-          <w:kern w:val="0"/>
-          <w:sz w:val="26"/>
-          <w:szCs w:val="26"/>
-          <w:bdr w:val="none" w:sz="0" w:space="0" w:color="auto" w:frame="1"/>
-          <w14:ligatures w14:val="none"/>
-        </w:rPr>
-        <w:t>x</w:t>
-      </w:r>
-      <w:r>
-        <w:rPr>
-          <w:rFonts w:ascii="MathJax_Math-italic" w:eastAsia="Times New Roman" w:hAnsi="MathJax_Math-italic" w:cs="Times New Roman"/>
-          <w:b/>
-          <w:bCs/>
-          <w:kern w:val="0"/>
-          <w:sz w:val="26"/>
-          <w:szCs w:val="26"/>
-          <w:bdr w:val="none" w:sz="0" w:space="0" w:color="auto" w:frame="1"/>
-          <w:vertAlign w:val="subscript"/>
-          <w14:ligatures w14:val="none"/>
-        </w:rPr>
-        <w:t>t</w:t>
-      </w:r>
-      <w:r>
-        <w:t xml:space="preserve">). </w:t>
-      </w:r>
-      <w:r>
-        <w:t xml:space="preserve">The process equation connects time steps in state processes by estimating terms for both </w:t>
-      </w:r>
-      <w:r>
-        <w:rPr>
-          <w:rFonts w:ascii="MathJax_Math-italic" w:eastAsia="Times New Roman" w:hAnsi="MathJax_Math-italic" w:cs="Times New Roman"/>
-          <w:b/>
-          <w:bCs/>
-          <w:kern w:val="0"/>
-          <w:sz w:val="26"/>
-          <w:szCs w:val="26"/>
-          <w:bdr w:val="none" w:sz="0" w:space="0" w:color="auto" w:frame="1"/>
-          <w14:ligatures w14:val="none"/>
-        </w:rPr>
-        <w:t>x</w:t>
-      </w:r>
-      <w:r>
-        <w:rPr>
-          <w:rFonts w:ascii="MathJax_Math-italic" w:eastAsia="Times New Roman" w:hAnsi="MathJax_Math-italic" w:cs="Times New Roman"/>
-          <w:b/>
-          <w:bCs/>
-          <w:kern w:val="0"/>
-          <w:sz w:val="26"/>
-          <w:szCs w:val="26"/>
-          <w:bdr w:val="none" w:sz="0" w:space="0" w:color="auto" w:frame="1"/>
-          <w:vertAlign w:val="subscript"/>
-          <w14:ligatures w14:val="none"/>
-        </w:rPr>
-        <w:t>t</w:t>
-      </w:r>
-      <w:r>
-        <w:t xml:space="preserve"> (in conjunction with the observation equation) and </w:t>
-      </w:r>
-      <w:r>
-        <w:rPr>
-          <w:rFonts w:ascii="MathJax_Math-italic" w:eastAsia="Times New Roman" w:hAnsi="MathJax_Math-italic" w:cs="Times New Roman"/>
-          <w:b/>
-          <w:bCs/>
-          <w:kern w:val="0"/>
-          <w:sz w:val="26"/>
-          <w:szCs w:val="26"/>
-          <w:bdr w:val="none" w:sz="0" w:space="0" w:color="auto" w:frame="1"/>
-          <w14:ligatures w14:val="none"/>
-        </w:rPr>
-        <w:t>x</w:t>
-      </w:r>
-      <w:r>
-        <w:rPr>
-          <w:rFonts w:ascii="MathJax_Math-italic" w:eastAsia="Times New Roman" w:hAnsi="MathJax_Math-italic" w:cs="Times New Roman"/>
-          <w:b/>
-          <w:bCs/>
-          <w:kern w:val="0"/>
-          <w:sz w:val="26"/>
-          <w:szCs w:val="26"/>
-          <w:bdr w:val="none" w:sz="0" w:space="0" w:color="auto" w:frame="1"/>
-          <w:vertAlign w:val="subscript"/>
-          <w14:ligatures w14:val="none"/>
-        </w:rPr>
-        <w:t>t</w:t>
-      </w:r>
-      <w:r>
-        <w:rPr>
-          <w:rFonts w:ascii="MathJax_Main" w:eastAsia="Times New Roman" w:hAnsi="MathJax_Main" w:cs="Times New Roman"/>
-          <w:b/>
-          <w:bCs/>
-          <w:kern w:val="0"/>
-          <w:sz w:val="26"/>
-          <w:szCs w:val="26"/>
-          <w:bdr w:val="none" w:sz="0" w:space="0" w:color="auto" w:frame="1"/>
-          <w:vertAlign w:val="subscript"/>
-          <w14:ligatures w14:val="none"/>
-        </w:rPr>
-        <w:t>−1</w:t>
-      </w:r>
-      <w:r>
-        <w:t xml:space="preserve">. The process equation is </w:t>
-      </w:r>
-      <w:r>
-        <w:t xml:space="preserve">formulated as follows: </w:t>
-      </w:r>
-    </w:p>
-    <w:p>
-      <w:pPr>
-        <w:spacing w:after="0" w:line="480" w:lineRule="auto"/>
-        <w:jc w:val="center"/>
-        <w:rPr>
-          <w:rFonts w:ascii="Times New Roman" w:eastAsia="Times New Roman" w:hAnsi="Times New Roman" w:cs="Times New Roman"/>
-          <w:kern w:val="0"/>
-          <w:sz w:val="26"/>
-          <w:szCs w:val="26"/>
-          <w14:ligatures w14:val="none"/>
-        </w:rPr>
-      </w:pPr>
-      <w:r>
-        <w:rPr>
-          <w:rFonts w:ascii="MathJax_Math-italic" w:eastAsia="Times New Roman" w:hAnsi="MathJax_Math-italic" w:cs="Times New Roman"/>
-          <w:b/>
-          <w:bCs/>
-          <w:kern w:val="0"/>
-          <w:sz w:val="26"/>
-          <w:szCs w:val="26"/>
-          <w:bdr w:val="none" w:sz="0" w:space="0" w:color="auto" w:frame="1"/>
-          <w14:ligatures w14:val="none"/>
-        </w:rPr>
-        <w:t>x</w:t>
-      </w:r>
-      <w:r>
-        <w:rPr>
-          <w:rFonts w:ascii="MathJax_Math-italic" w:eastAsia="Times New Roman" w:hAnsi="MathJax_Math-italic" w:cs="Times New Roman"/>
-          <w:b/>
-          <w:bCs/>
-          <w:kern w:val="0"/>
-          <w:sz w:val="26"/>
-          <w:szCs w:val="26"/>
-          <w:bdr w:val="none" w:sz="0" w:space="0" w:color="auto" w:frame="1"/>
-          <w:vertAlign w:val="subscript"/>
-          <w14:ligatures w14:val="none"/>
-        </w:rPr>
-        <w:t>t</w:t>
-      </w:r>
-      <w:r>
-        <w:rPr>
-          <w:rFonts w:ascii="MathJax_Math-italic" w:eastAsia="Times New Roman" w:hAnsi="MathJax_Math-italic" w:cs="Times New Roman"/>
-          <w:kern w:val="0"/>
-          <w:sz w:val="26"/>
-          <w:szCs w:val="26"/>
-          <w:bdr w:val="none" w:sz="0" w:space="0" w:color="auto" w:frame="1"/>
-          <w14:ligatures w14:val="none"/>
-        </w:rPr>
-        <w:t xml:space="preserve"> </w:t>
-      </w:r>
-      <w:r>
-        <w:rPr>
-          <w:rFonts w:ascii="MathJax_Main" w:eastAsia="Times New Roman" w:hAnsi="MathJax_Main" w:cs="Times New Roman"/>
-          <w:kern w:val="0"/>
-          <w:sz w:val="26"/>
-          <w:szCs w:val="26"/>
-          <w:bdr w:val="none" w:sz="0" w:space="0" w:color="auto" w:frame="1"/>
-          <w14:ligatures w14:val="none"/>
-        </w:rPr>
-        <w:t xml:space="preserve">= </w:t>
-      </w:r>
-      <w:r>
-        <w:rPr>
-          <w:rFonts w:ascii="MathJax_Math-italic" w:eastAsia="Times New Roman" w:hAnsi="MathJax_Math-italic" w:cs="Times New Roman"/>
-          <w:b/>
-          <w:bCs/>
-          <w:kern w:val="0"/>
-          <w:sz w:val="26"/>
-          <w:szCs w:val="26"/>
-          <w:bdr w:val="none" w:sz="0" w:space="0" w:color="auto" w:frame="1"/>
-          <w14:ligatures w14:val="none"/>
-        </w:rPr>
-        <w:t>Bx</w:t>
-      </w:r>
-      <w:r>
-        <w:rPr>
-          <w:rFonts w:ascii="MathJax_Math-italic" w:eastAsia="Times New Roman" w:hAnsi="MathJax_Math-italic" w:cs="Times New Roman"/>
-          <w:b/>
-          <w:bCs/>
-          <w:kern w:val="0"/>
-          <w:sz w:val="26"/>
-          <w:szCs w:val="26"/>
-          <w:bdr w:val="none" w:sz="0" w:space="0" w:color="auto" w:frame="1"/>
-          <w:vertAlign w:val="subscript"/>
-          <w14:ligatures w14:val="none"/>
-        </w:rPr>
-        <w:t>t</w:t>
-      </w:r>
-      <w:r>
-        <w:rPr>
-          <w:rFonts w:ascii="MathJax_Main" w:eastAsia="Times New Roman" w:hAnsi="MathJax_Main" w:cs="Times New Roman"/>
-          <w:b/>
-          <w:bCs/>
-          <w:kern w:val="0"/>
-          <w:sz w:val="26"/>
-          <w:szCs w:val="26"/>
-          <w:bdr w:val="none" w:sz="0" w:space="0" w:color="auto" w:frame="1"/>
-          <w:vertAlign w:val="subscript"/>
-          <w14:ligatures w14:val="none"/>
-        </w:rPr>
-        <w:t>−1</w:t>
-      </w:r>
-      <w:r>
-        <w:rPr>
-          <w:rFonts w:ascii="MathJax_Main" w:eastAsia="Times New Roman" w:hAnsi="MathJax_Main" w:cs="Times New Roman"/>
-          <w:kern w:val="0"/>
-          <w:sz w:val="26"/>
-          <w:szCs w:val="26"/>
-          <w:bdr w:val="none" w:sz="0" w:space="0" w:color="auto" w:frame="1"/>
-          <w14:ligatures w14:val="none"/>
-        </w:rPr>
-        <w:t xml:space="preserve"> + </w:t>
-      </w:r>
-      <w:r>
-        <w:rPr>
-          <w:rFonts w:ascii="MathJax_Math-italic" w:eastAsia="Times New Roman" w:hAnsi="MathJax_Math-italic" w:cs="Times New Roman"/>
-          <w:b/>
-          <w:bCs/>
-          <w:kern w:val="0"/>
-          <w:sz w:val="26"/>
-          <w:szCs w:val="26"/>
-          <w:bdr w:val="none" w:sz="0" w:space="0" w:color="auto" w:frame="1"/>
-          <w14:ligatures w14:val="none"/>
-        </w:rPr>
-        <w:t>u</w:t>
-      </w:r>
-      <w:r>
-        <w:rPr>
-          <w:rFonts w:ascii="MathJax_Math-italic" w:eastAsia="Times New Roman" w:hAnsi="MathJax_Math-italic" w:cs="Times New Roman"/>
-          <w:kern w:val="0"/>
-          <w:sz w:val="26"/>
-          <w:szCs w:val="26"/>
-          <w:bdr w:val="none" w:sz="0" w:space="0" w:color="auto" w:frame="1"/>
-          <w14:ligatures w14:val="none"/>
-        </w:rPr>
-        <w:t xml:space="preserve"> </w:t>
-      </w:r>
-      <w:r>
-        <w:rPr>
-          <w:rFonts w:ascii="MathJax_Main" w:eastAsia="Times New Roman" w:hAnsi="MathJax_Main" w:cs="Times New Roman"/>
-          <w:kern w:val="0"/>
-          <w:sz w:val="26"/>
-          <w:szCs w:val="26"/>
-          <w:bdr w:val="none" w:sz="0" w:space="0" w:color="auto" w:frame="1"/>
-          <w14:ligatures w14:val="none"/>
-        </w:rPr>
-        <w:t xml:space="preserve">+ </w:t>
-      </w:r>
-      <w:r>
-        <w:rPr>
-          <w:rFonts w:ascii="MathJax_Math-italic" w:eastAsia="Times New Roman" w:hAnsi="MathJax_Math-italic" w:cs="Times New Roman"/>
-          <w:b/>
-          <w:bCs/>
-          <w:kern w:val="0"/>
-          <w:sz w:val="26"/>
-          <w:szCs w:val="26"/>
-          <w:bdr w:val="none" w:sz="0" w:space="0" w:color="auto" w:frame="1"/>
-          <w14:ligatures w14:val="none"/>
-        </w:rPr>
-        <w:t>Cc</w:t>
-      </w:r>
-      <w:r>
-        <w:rPr>
-          <w:rFonts w:ascii="MathJax_Math-italic" w:eastAsia="Times New Roman" w:hAnsi="MathJax_Math-italic" w:cs="Times New Roman"/>
-          <w:b/>
-          <w:bCs/>
-          <w:kern w:val="0"/>
-          <w:sz w:val="26"/>
-          <w:szCs w:val="26"/>
-          <w:bdr w:val="none" w:sz="0" w:space="0" w:color="auto" w:frame="1"/>
-          <w:vertAlign w:val="subscript"/>
-          <w14:ligatures w14:val="none"/>
-        </w:rPr>
-        <w:t>t</w:t>
-      </w:r>
-      <w:r>
-        <w:rPr>
-          <w:rFonts w:ascii="MathJax_Math-italic" w:eastAsia="Times New Roman" w:hAnsi="MathJax_Math-italic" w:cs="Times New Roman"/>
-          <w:kern w:val="0"/>
-          <w:sz w:val="26"/>
-          <w:szCs w:val="26"/>
-          <w:bdr w:val="none" w:sz="0" w:space="0" w:color="auto" w:frame="1"/>
-          <w14:ligatures w14:val="none"/>
-        </w:rPr>
-        <w:t xml:space="preserve"> </w:t>
-      </w:r>
-      <w:r>
-        <w:rPr>
-          <w:rFonts w:ascii="MathJax_Main" w:eastAsia="Times New Roman" w:hAnsi="MathJax_Main" w:cs="Times New Roman"/>
-          <w:kern w:val="0"/>
-          <w:sz w:val="26"/>
-          <w:szCs w:val="26"/>
-          <w:bdr w:val="none" w:sz="0" w:space="0" w:color="auto" w:frame="1"/>
-          <w14:ligatures w14:val="none"/>
-        </w:rPr>
-        <w:t xml:space="preserve">+ </w:t>
-      </w:r>
-      <w:r>
-        <w:rPr>
-          <w:rFonts w:ascii="MathJax_Math-italic" w:eastAsia="Times New Roman" w:hAnsi="MathJax_Math-italic" w:cs="Times New Roman"/>
-          <w:b/>
-          <w:bCs/>
-          <w:kern w:val="0"/>
-          <w:sz w:val="26"/>
-          <w:szCs w:val="26"/>
-          <w:bdr w:val="none" w:sz="0" w:space="0" w:color="auto" w:frame="1"/>
-          <w14:ligatures w14:val="none"/>
-        </w:rPr>
-        <w:t>w</w:t>
-      </w:r>
-      <w:r>
-        <w:rPr>
-          <w:rFonts w:ascii="MathJax_Math-italic" w:eastAsia="Times New Roman" w:hAnsi="MathJax_Math-italic" w:cs="Times New Roman"/>
-          <w:b/>
-          <w:bCs/>
-          <w:kern w:val="0"/>
-          <w:sz w:val="26"/>
-          <w:szCs w:val="26"/>
-          <w:bdr w:val="none" w:sz="0" w:space="0" w:color="auto" w:frame="1"/>
-          <w:vertAlign w:val="subscript"/>
-          <w14:ligatures w14:val="none"/>
-        </w:rPr>
-        <w:t>t</w:t>
-      </w:r>
-      <w:r>
-        <w:rPr>
-          <w:rFonts w:ascii="MathJax_Math-italic" w:eastAsia="Times New Roman" w:hAnsi="MathJax_Math-italic" w:cs="Times New Roman"/>
-          <w:kern w:val="0"/>
-          <w:sz w:val="20"/>
-          <w:szCs w:val="20"/>
-          <w:bdr w:val="none" w:sz="0" w:space="0" w:color="auto" w:frame="1"/>
-          <w14:ligatures w14:val="none"/>
-        </w:rPr>
-        <w:t xml:space="preserve">, where </w:t>
-      </w:r>
-      <w:r>
-        <w:rPr>
-          <w:rFonts w:ascii="MathJax_Math-italic" w:eastAsia="Times New Roman" w:hAnsi="MathJax_Math-italic" w:cs="Times New Roman"/>
-          <w:b/>
-          <w:bCs/>
-          <w:kern w:val="0"/>
-          <w:sz w:val="26"/>
-          <w:szCs w:val="26"/>
-          <w:bdr w:val="none" w:sz="0" w:space="0" w:color="auto" w:frame="1"/>
-          <w14:ligatures w14:val="none"/>
-        </w:rPr>
-        <w:t>w</w:t>
-      </w:r>
-      <w:r>
-        <w:rPr>
-          <w:rFonts w:ascii="MathJax_Math-italic" w:eastAsia="Times New Roman" w:hAnsi="MathJax_Math-italic" w:cs="Times New Roman"/>
-          <w:b/>
-          <w:bCs/>
-          <w:kern w:val="0"/>
-          <w:sz w:val="26"/>
-          <w:szCs w:val="26"/>
-          <w:bdr w:val="none" w:sz="0" w:space="0" w:color="auto" w:frame="1"/>
-          <w:vertAlign w:val="subscript"/>
-          <w14:ligatures w14:val="none"/>
-        </w:rPr>
-        <w:t>t</w:t>
-      </w:r>
-      <w:r>
-        <w:rPr>
-          <w:rFonts w:ascii="MathJax_Main" w:eastAsia="Times New Roman" w:hAnsi="MathJax_Main" w:cs="Times New Roman"/>
-          <w:kern w:val="0"/>
-          <w:sz w:val="26"/>
-          <w:szCs w:val="26"/>
-          <w:bdr w:val="none" w:sz="0" w:space="0" w:color="auto" w:frame="1"/>
-          <w14:ligatures w14:val="none"/>
-        </w:rPr>
-        <w:t>∼</w:t>
-      </w:r>
-      <w:r>
-        <w:rPr>
-          <w:rFonts w:ascii="MathJax_Math-italic" w:eastAsia="Times New Roman" w:hAnsi="MathJax_Math-italic" w:cs="Times New Roman"/>
-          <w:kern w:val="0"/>
-          <w:sz w:val="26"/>
-          <w:szCs w:val="26"/>
-          <w:bdr w:val="none" w:sz="0" w:space="0" w:color="auto" w:frame="1"/>
-          <w14:ligatures w14:val="none"/>
-        </w:rPr>
-        <w:t>MVN</w:t>
-      </w:r>
-      <w:r>
-        <w:rPr>
-          <w:rFonts w:ascii="MathJax_Main" w:eastAsia="Times New Roman" w:hAnsi="MathJax_Main" w:cs="Times New Roman"/>
-          <w:kern w:val="0"/>
-          <w:sz w:val="26"/>
-          <w:szCs w:val="26"/>
-          <w:bdr w:val="none" w:sz="0" w:space="0" w:color="auto" w:frame="1"/>
-          <w14:ligatures w14:val="none"/>
-        </w:rPr>
-        <w:t>(0,</w:t>
-      </w:r>
-      <w:r>
-        <w:rPr>
-          <w:rFonts w:ascii="MathJax_Math-italic" w:eastAsia="Times New Roman" w:hAnsi="MathJax_Math-italic" w:cs="Times New Roman"/>
-          <w:b/>
-          <w:bCs/>
-          <w:kern w:val="0"/>
-          <w:sz w:val="26"/>
-          <w:szCs w:val="26"/>
-          <w:bdr w:val="none" w:sz="0" w:space="0" w:color="auto" w:frame="1"/>
-          <w14:ligatures w14:val="none"/>
-        </w:rPr>
-        <w:t>Q</w:t>
-      </w:r>
-      <w:r>
-        <w:rPr>
-          <w:rFonts w:ascii="MathJax_Main" w:eastAsia="Times New Roman" w:hAnsi="MathJax_Main" w:cs="Times New Roman"/>
-          <w:kern w:val="0"/>
-          <w:sz w:val="26"/>
-          <w:szCs w:val="26"/>
-          <w:bdr w:val="none" w:sz="0" w:space="0" w:color="auto" w:frame="1"/>
-          <w14:ligatures w14:val="none"/>
-        </w:rPr>
-        <w:t>)</w:t>
-      </w:r>
-    </w:p>
-    <w:p>
-      <w:pPr>
-        <w:spacing w:after="0" w:line="480" w:lineRule="auto"/>
-      </w:pPr>
-      <w:r>
         <w:lastRenderedPageBreak/>
-        <w:t xml:space="preserve">Here, </w:t>
-      </w:r>
-      <w:r>
-        <w:rPr>
-          <w:rFonts w:ascii="MathJax_Math-italic" w:eastAsia="Times New Roman" w:hAnsi="MathJax_Math-italic" w:cs="Times New Roman"/>
-          <w:b/>
-          <w:bCs/>
-          <w:kern w:val="0"/>
-          <w:sz w:val="26"/>
-          <w:szCs w:val="26"/>
-          <w:bdr w:val="none" w:sz="0" w:space="0" w:color="auto" w:frame="1"/>
-          <w14:ligatures w14:val="none"/>
-        </w:rPr>
-        <w:t>B</w:t>
-      </w:r>
-      <w:r>
-        <w:t xml:space="preserve"> defines the interaction between state estimates through time (i.e., </w:t>
-      </w:r>
-      <w:r>
-        <w:rPr>
-          <w:rFonts w:ascii="MathJax_Math-italic" w:eastAsia="Times New Roman" w:hAnsi="MathJax_Math-italic" w:cs="Times New Roman"/>
-          <w:b/>
-          <w:bCs/>
-          <w:kern w:val="0"/>
-          <w:sz w:val="26"/>
-          <w:szCs w:val="26"/>
-          <w:bdr w:val="none" w:sz="0" w:space="0" w:color="auto" w:frame="1"/>
-          <w14:ligatures w14:val="none"/>
-        </w:rPr>
-        <w:t>x</w:t>
-      </w:r>
-      <w:r>
-        <w:rPr>
-          <w:rFonts w:ascii="MathJax_Math-italic" w:eastAsia="Times New Roman" w:hAnsi="MathJax_Math-italic" w:cs="Times New Roman"/>
-          <w:b/>
-          <w:bCs/>
-          <w:kern w:val="0"/>
-          <w:sz w:val="26"/>
-          <w:szCs w:val="26"/>
-          <w:bdr w:val="none" w:sz="0" w:space="0" w:color="auto" w:frame="1"/>
-          <w:vertAlign w:val="subscript"/>
-          <w14:ligatures w14:val="none"/>
-        </w:rPr>
-        <w:t>t</w:t>
-      </w:r>
-      <w:r>
-        <w:rPr>
-          <w:rFonts w:ascii="MathJax_Main" w:eastAsia="Times New Roman" w:hAnsi="MathJax_Main" w:cs="Times New Roman"/>
-          <w:kern w:val="0"/>
-          <w:sz w:val="26"/>
-          <w:szCs w:val="26"/>
-          <w:bdr w:val="none" w:sz="0" w:space="0" w:color="auto" w:frame="1"/>
-          <w14:ligatures w14:val="none"/>
-        </w:rPr>
-        <w:t xml:space="preserve"> </w:t>
-      </w:r>
-      <w:r>
         <w:t xml:space="preserve">and </w:t>
-      </w:r>
-      <w:r>
-        <w:rPr>
-          <w:rFonts w:ascii="MathJax_Math-italic" w:eastAsia="Times New Roman" w:hAnsi="MathJax_Math-italic" w:cs="Times New Roman"/>
-          <w:b/>
-          <w:bCs/>
-          <w:kern w:val="0"/>
-          <w:sz w:val="26"/>
-          <w:szCs w:val="26"/>
-          <w:bdr w:val="none" w:sz="0" w:space="0" w:color="auto" w:frame="1"/>
-          <w14:ligatures w14:val="none"/>
-        </w:rPr>
-        <w:t>x</w:t>
-      </w:r>
-      <w:r>
-        <w:rPr>
-          <w:rFonts w:ascii="MathJax_Math-italic" w:eastAsia="Times New Roman" w:hAnsi="MathJax_Math-italic" w:cs="Times New Roman"/>
-          <w:b/>
-          <w:bCs/>
-          <w:kern w:val="0"/>
-          <w:sz w:val="26"/>
-          <w:szCs w:val="26"/>
-          <w:bdr w:val="none" w:sz="0" w:space="0" w:color="auto" w:frame="1"/>
-          <w:vertAlign w:val="subscript"/>
-          <w14:ligatures w14:val="none"/>
-        </w:rPr>
-        <w:t>t</w:t>
-      </w:r>
-      <w:r>
-        <w:rPr>
-          <w:rFonts w:ascii="MathJax_Main" w:eastAsia="Times New Roman" w:hAnsi="MathJax_Main" w:cs="Times New Roman"/>
-          <w:b/>
-          <w:bCs/>
-          <w:kern w:val="0"/>
-          <w:sz w:val="26"/>
-          <w:szCs w:val="26"/>
-          <w:bdr w:val="none" w:sz="0" w:space="0" w:color="auto" w:frame="1"/>
-          <w:vertAlign w:val="subscript"/>
-          <w14:ligatures w14:val="none"/>
-        </w:rPr>
-        <w:t>−1</w:t>
-      </w:r>
-      <w:r>
-        <w:t xml:space="preserve">). If </w:t>
-      </w:r>
-      <w:r>
-        <w:rPr>
-          <w:rFonts w:ascii="MathJax_Math-italic" w:eastAsia="Times New Roman" w:hAnsi="MathJax_Math-italic" w:cs="Times New Roman"/>
-          <w:b/>
-          <w:bCs/>
-          <w:kern w:val="0"/>
-          <w:sz w:val="26"/>
-          <w:szCs w:val="26"/>
-          <w:bdr w:val="none" w:sz="0" w:space="0" w:color="auto" w:frame="1"/>
-          <w14:ligatures w14:val="none"/>
-        </w:rPr>
-        <w:t>B</w:t>
-      </w:r>
-      <w:r>
-        <w:t xml:space="preserve"> is specified as an identity matrix, </w:t>
-      </w:r>
-      <w:r>
-        <w:rPr>
-          <w:rFonts w:ascii="MathJax_Math-italic" w:eastAsia="Times New Roman" w:hAnsi="MathJax_Math-italic" w:cs="Times New Roman"/>
-          <w:b/>
-          <w:bCs/>
-          <w:kern w:val="0"/>
-          <w:sz w:val="26"/>
-          <w:szCs w:val="26"/>
-          <w:bdr w:val="none" w:sz="0" w:space="0" w:color="auto" w:frame="1"/>
-          <w14:ligatures w14:val="none"/>
-        </w:rPr>
-        <w:t>u</w:t>
-      </w:r>
-      <w:r>
-        <w:t xml:space="preserve"> then represents trends in the underlying state(s), otherwise </w:t>
-      </w:r>
-      <w:r>
-        <w:rPr>
-          <w:rFonts w:ascii="MathJax_Math-italic" w:eastAsia="Times New Roman" w:hAnsi="MathJax_Math-italic" w:cs="Times New Roman"/>
-          <w:b/>
-          <w:bCs/>
-          <w:kern w:val="0"/>
-          <w:sz w:val="26"/>
-          <w:szCs w:val="26"/>
-          <w:bdr w:val="none" w:sz="0" w:space="0" w:color="auto" w:frame="1"/>
-          <w14:ligatures w14:val="none"/>
-        </w:rPr>
-        <w:t>B</w:t>
-      </w:r>
-      <w:r>
-        <w:t xml:space="preserve"> and </w:t>
       </w:r>
       <w:r>
         <w:rPr>
@@ -3112,11 +3146,11 @@
         <w:t>north southeast (outside)</w:t>
       </w:r>
       <w:r>
-        <w:t xml:space="preserve"> index streams) to estimate one underlying state process of pink salmon abundance throughout the region. A </w:t>
+        <w:t xml:space="preserve"> index streams) to estimate one underlying state process of pink salmon abundance throughout the region. A comparison of how well each model fits the abundance data will either lend support to or undermine the notion that Indian River pink salmon abundances significantly differ from those </w:t>
       </w:r>
       <w:r>
         <w:lastRenderedPageBreak/>
-        <w:t xml:space="preserve">comparison of how well each model fits the abundance data will either lend support to or undermine the notion that Indian River pink salmon abundances significantly differ from those observed elsewhere in the region throughout the study period. </w:t>
+        <w:t xml:space="preserve">observed elsewhere in the region throughout the study period. </w:t>
       </w:r>
       <w:r>
         <w:t>Annual abundance d</w:t>
@@ -3909,10 +3943,10 @@
         <w:t xml:space="preserve"> </w:t>
       </w:r>
       <w:r>
-        <w:t>We are</w:t>
-      </w:r>
-      <w:r>
-        <w:t xml:space="preserve"> able to </w:t>
+        <w:t>w</w:t>
+      </w:r>
+      <w:r>
+        <w:t xml:space="preserve">e </w:t>
       </w:r>
       <w:r>
         <w:t xml:space="preserve">estimate </w:t>
@@ -3975,138 +4009,165 @@
       </w:pPr>
       <w:r>
         <w:tab/>
-        <w:t xml:space="preserve">The above description of an approach comparing a one-state model to a two-state model as a means of determining whether pink salmon abundances at Indian River </w:t>
+      </w:r>
+      <w:commentRangeStart w:id="3"/>
+      <w:r>
+        <w:t xml:space="preserve">The above approach </w:t>
+      </w:r>
+      <w:r>
+        <w:t>(</w:t>
+      </w:r>
+      <w:r>
+        <w:t xml:space="preserve">comparing a one-state </w:t>
+      </w:r>
+      <w:r>
+        <w:t>and</w:t>
+      </w:r>
+      <w:r>
+        <w:t xml:space="preserve"> two-state model </w:t>
+      </w:r>
+      <w:r>
+        <w:t xml:space="preserve">to </w:t>
+      </w:r>
+      <w:r>
+        <w:t>determin</w:t>
+      </w:r>
+      <w:r>
+        <w:t>e</w:t>
+      </w:r>
+      <w:r>
+        <w:t xml:space="preserve"> whether pink salmon abundances at Indian River </w:t>
       </w:r>
       <w:r>
         <w:t xml:space="preserve">differ </w:t>
       </w:r>
       <w:r>
-        <w:t>substantially from those observed elsewhere in the reason is made additionally complicated by the life history of pink salmon leading to the existence of genetically distinct populations in the same stream in even- and odd-year runs. This means that</w:t>
-      </w:r>
-      <w:r>
-        <w:t xml:space="preserve"> four models must be fit</w:t>
+        <w:t>substantially from those observed elsewhere in the re</w:t>
+      </w:r>
+      <w:r>
+        <w:t>gion)</w:t>
+      </w:r>
+      <w:r>
+        <w:t xml:space="preserve"> is made additionally complicated by the life history of pink salmon</w:t>
+      </w:r>
+      <w:r>
+        <w:t>.</w:t>
       </w:r>
       <w:r>
         <w:t xml:space="preserve"> </w:t>
       </w:r>
       <w:r>
+        <w:rPr>
+          <w:rFonts w:cstheme="minorHAnsi"/>
+          <w:color w:val="202122"/>
+          <w:shd w:val="clear" w:color="auto" w:fill="FFFFFF"/>
+        </w:rPr>
+        <w:t>Pink salmon hatch in the winter</w:t>
+      </w:r>
+      <w:r>
+        <w:rPr>
+          <w:rFonts w:cstheme="minorHAnsi"/>
+          <w:color w:val="202122"/>
+          <w:shd w:val="clear" w:color="auto" w:fill="FFFFFF"/>
+        </w:rPr>
+        <w:t xml:space="preserve"> and </w:t>
+      </w:r>
+      <w:r>
+        <w:t xml:space="preserve">immediately </w:t>
+      </w:r>
+      <w:r>
+        <w:t>enter the ocean</w:t>
+      </w:r>
+      <w:r>
+        <w:t xml:space="preserve"> as juveniles in spring</w:t>
+      </w:r>
+      <w:r>
+        <w:t xml:space="preserve">, </w:t>
+      </w:r>
+      <w:r>
+        <w:t xml:space="preserve">making no use of freshwater as rearing habitat. All members of a brood then </w:t>
+      </w:r>
+      <w:r>
+        <w:t>return to spawn</w:t>
+      </w:r>
+      <w:r>
+        <w:t xml:space="preserve"> in autumn of the following year at two years of age (Heard 1991, Quinn 2018)</w:t>
+      </w:r>
+      <w:r>
+        <w:t xml:space="preserve">. This </w:t>
+      </w:r>
+      <w:r>
+        <w:t xml:space="preserve">obligate two-year life cycle </w:t>
+      </w:r>
+      <w:r>
+        <w:t>leads to</w:t>
+      </w:r>
+      <w:r>
+        <w:t xml:space="preserve"> </w:t>
+      </w:r>
+      <w:r>
+        <w:t xml:space="preserve">genetically distinct runs </w:t>
+      </w:r>
+      <w:r>
+        <w:t xml:space="preserve">of salmon inhabiting the same stream </w:t>
+      </w:r>
+      <w:r>
+        <w:t>in even numbered and odd numbered years</w:t>
+      </w:r>
+      <w:r>
+        <w:t xml:space="preserve"> (Quinn 2018). </w:t>
+      </w:r>
+      <w:r>
+        <w:t xml:space="preserve">Due to this, </w:t>
+      </w:r>
+      <w:r>
+        <w:t xml:space="preserve">four models </w:t>
+      </w:r>
+      <w:r>
+        <w:t>were</w:t>
+      </w:r>
+      <w:r>
+        <w:t xml:space="preserve"> fit</w:t>
+      </w:r>
+      <w:r>
+        <w:t xml:space="preserve"> </w:t>
+      </w:r>
+      <w:r>
         <w:t>to</w:t>
       </w:r>
       <w:r>
-        <w:t xml:space="preserve"> evaluate whether abundances at Indian River are exhibiting behaviors atypical of an equivalent pink salmon stream in the region. The first is the equivalent of the abstract two-state model, where </w:t>
+        <w:t xml:space="preserve"> evaluate whether abundances at Indian River are exhibiting behaviors atypical of an equivalent pink salmon stream in the region. The first estimates four state processes total</w:t>
+      </w:r>
+      <w:r>
+        <w:t xml:space="preserve">, treating the Indian River as a </w:t>
       </w:r>
       <w:r>
         <w:lastRenderedPageBreak/>
-        <w:t xml:space="preserve">for each run (even and odd) the underlying state process of pink salmon at Indian River is estimated separately from the underlying state of the wider region, meaning the model estimates four state processes total. </w:t>
-      </w:r>
-      <w:ins w:id="2" w:author="tquinn" w:date="2026-05-21T17:51:00Z" w16du:dateUtc="2026-05-22T00:51:00Z">
-        <w:r>
-          <w:rPr>
-            <w:highlight w:val="yellow"/>
-            <w:rPrChange w:id="3" w:author="tquinn" w:date="2026-05-21T17:52:00Z" w16du:dateUtc="2026-05-22T00:52:00Z">
-              <w:rPr/>
-            </w:rPrChange>
-          </w:rPr>
-          <w:t xml:space="preserve">[I confess that I find this </w:t>
-        </w:r>
-      </w:ins>
-      <w:ins w:id="4" w:author="tquinn" w:date="2026-05-21T17:52:00Z" w16du:dateUtc="2026-05-22T00:52:00Z">
-        <w:r>
-          <w:rPr>
-            <w:highlight w:val="yellow"/>
-            <w:rPrChange w:id="5" w:author="tquinn" w:date="2026-05-21T17:52:00Z" w16du:dateUtc="2026-05-22T00:52:00Z">
-              <w:rPr/>
-            </w:rPrChange>
-          </w:rPr>
-          <w:t>very hard</w:t>
-        </w:r>
-      </w:ins>
-      <w:ins w:id="6" w:author="tquinn" w:date="2026-05-21T17:51:00Z" w16du:dateUtc="2026-05-22T00:51:00Z">
-        <w:r>
-          <w:rPr>
-            <w:highlight w:val="yellow"/>
-            <w:rPrChange w:id="7" w:author="tquinn" w:date="2026-05-21T17:52:00Z" w16du:dateUtc="2026-05-22T00:52:00Z">
-              <w:rPr/>
-            </w:rPrChange>
-          </w:rPr>
-          <w:t xml:space="preserve"> to follow. What, exactly, is the null and alternative hypothes</w:t>
-        </w:r>
-      </w:ins>
-      <w:ins w:id="8" w:author="tquinn" w:date="2026-05-21T17:52:00Z" w16du:dateUtc="2026-05-22T00:52:00Z">
-        <w:r>
-          <w:rPr>
-            <w:highlight w:val="yellow"/>
-            <w:rPrChange w:id="9" w:author="tquinn" w:date="2026-05-21T17:52:00Z" w16du:dateUtc="2026-05-22T00:52:00Z">
-              <w:rPr/>
-            </w:rPrChange>
-          </w:rPr>
-          <w:t>e</w:t>
-        </w:r>
-      </w:ins>
-      <w:ins w:id="10" w:author="tquinn" w:date="2026-05-21T17:51:00Z" w16du:dateUtc="2026-05-22T00:51:00Z">
-        <w:r>
-          <w:rPr>
-            <w:highlight w:val="yellow"/>
-            <w:rPrChange w:id="11" w:author="tquinn" w:date="2026-05-21T17:52:00Z" w16du:dateUtc="2026-05-22T00:52:00Z">
-              <w:rPr/>
-            </w:rPrChange>
-          </w:rPr>
-          <w:t>s or prediction</w:t>
-        </w:r>
-      </w:ins>
-      <w:ins w:id="12" w:author="tquinn" w:date="2026-05-21T17:52:00Z" w16du:dateUtc="2026-05-22T00:52:00Z">
-        <w:r>
-          <w:rPr>
-            <w:highlight w:val="yellow"/>
-            <w:rPrChange w:id="13" w:author="tquinn" w:date="2026-05-21T17:52:00Z" w16du:dateUtc="2026-05-22T00:52:00Z">
-              <w:rPr/>
-            </w:rPrChange>
-          </w:rPr>
-          <w:t>s</w:t>
-        </w:r>
-      </w:ins>
-      <w:ins w:id="14" w:author="tquinn" w:date="2026-05-21T17:51:00Z" w16du:dateUtc="2026-05-22T00:51:00Z">
-        <w:r>
-          <w:rPr>
-            <w:highlight w:val="yellow"/>
-            <w:rPrChange w:id="15" w:author="tquinn" w:date="2026-05-21T17:52:00Z" w16du:dateUtc="2026-05-22T00:52:00Z">
-              <w:rPr/>
-            </w:rPrChange>
-          </w:rPr>
-          <w:t xml:space="preserve"> being test</w:t>
-        </w:r>
-      </w:ins>
-      <w:ins w:id="16" w:author="tquinn" w:date="2026-05-21T17:52:00Z" w16du:dateUtc="2026-05-22T00:52:00Z">
-        <w:r>
-          <w:rPr>
-            <w:highlight w:val="yellow"/>
-            <w:rPrChange w:id="17" w:author="tquinn" w:date="2026-05-21T17:52:00Z" w16du:dateUtc="2026-05-22T00:52:00Z">
-              <w:rPr/>
-            </w:rPrChange>
-          </w:rPr>
-          <w:t>ed? Can they be expressed in plain English?</w:t>
-        </w:r>
-        <w:r>
-          <w:t xml:space="preserve">] </w:t>
-        </w:r>
-      </w:ins>
-      <w:r>
-        <w:t>Next, the equivalent of the abstract one-state model is specified such that, for each run, all 35 index streams and</w:t>
+        <w:t>separate state from the region in both even and odd years</w:t>
+      </w:r>
+      <w:r>
+        <w:t xml:space="preserve">. Next, </w:t>
+      </w:r>
+      <w:r>
+        <w:t>a two-state model is specified, meaning that for each run</w:t>
+      </w:r>
+      <w:r>
+        <w:t xml:space="preserve"> all 35 index streams and</w:t>
       </w:r>
       <w:r>
         <w:t xml:space="preserve"> the</w:t>
       </w:r>
       <w:r>
-        <w:t xml:space="preserve"> Indian River are treated as representative of one underlying state, leading to the model estimating two state processes total. There </w:t>
-      </w:r>
-      <w:r>
-        <w:t>are</w:t>
-      </w:r>
-      <w:r>
-        <w:t xml:space="preserve"> two other important cases to consider</w:t>
-      </w:r>
-      <w:r>
-        <w:t xml:space="preserve">: It is possible that, </w:t>
+        <w:t xml:space="preserve"> Indian River are treated as representative of one underlying state. </w:t>
+      </w:r>
+      <w:r>
+        <w:t>Finally, it is important to</w:t>
+      </w:r>
+      <w:r>
+        <w:t xml:space="preserve"> consider</w:t>
+      </w:r>
+      <w:r>
+        <w:t xml:space="preserve"> that, </w:t>
       </w:r>
       <w:r>
         <w:t xml:space="preserve">due to some variation in the underlying genetics of each run, odd-year runs at Indian River </w:t>
@@ -4118,10 +4179,22 @@
         <w:t xml:space="preserve"> in abundance from those of streams in the wider region</w:t>
       </w:r>
       <w:r>
-        <w:t xml:space="preserve"> but</w:t>
-      </w:r>
-      <w:r>
-        <w:t xml:space="preserve"> even-runs at Indian River </w:t>
+        <w:t xml:space="preserve"> </w:t>
+      </w:r>
+      <w:r>
+        <w:t>while</w:t>
+      </w:r>
+      <w:r>
+        <w:t xml:space="preserve"> </w:t>
+      </w:r>
+      <w:r>
+        <w:t>even-</w:t>
+      </w:r>
+      <w:r>
+        <w:t xml:space="preserve">year </w:t>
+      </w:r>
+      <w:r>
+        <w:t xml:space="preserve">runs </w:t>
       </w:r>
       <w:r>
         <w:t>do not</w:t>
@@ -4133,7 +4206,55 @@
         <w:t>.</w:t>
       </w:r>
       <w:r>
-        <w:t xml:space="preserve"> To evaluate these cases, two three-state models are specified, in which Indian River abundance is estimated separately for one run, while the other is included as part of the regional underlying state. Evaluation of model fit using AICc then determines which of these model structures most closely fits the observed data.</w:t>
+        <w:t xml:space="preserve"> To evaluate these cases, two three-state models are specified, in which Indian River abundance </w:t>
+      </w:r>
+      <w:r>
+        <w:t xml:space="preserve">is treated </w:t>
+      </w:r>
+      <w:r>
+        <w:t xml:space="preserve">separately </w:t>
+      </w:r>
+      <w:r>
+        <w:t xml:space="preserve">from the region </w:t>
+      </w:r>
+      <w:r>
+        <w:t>for one run, while the other is included as part of the regional underlying state. Evaluation of model fit using AICc then determines which of these model structures most closely fits the observed data</w:t>
+      </w:r>
+      <w:r>
+        <w:t xml:space="preserve">, and therefore </w:t>
+      </w:r>
+      <w:r>
+        <w:t>if and how</w:t>
+      </w:r>
+      <w:r>
+        <w:t xml:space="preserve"> p</w:t>
+      </w:r>
+      <w:r>
+        <w:t xml:space="preserve">ink salmon population dynamics at Indian River </w:t>
+      </w:r>
+      <w:r>
+        <w:t>differ</w:t>
+      </w:r>
+      <w:r>
+        <w:t xml:space="preserve"> from those observed at ADFG index streams </w:t>
+      </w:r>
+      <w:r>
+        <w:t xml:space="preserve">elsewhere </w:t>
+      </w:r>
+      <w:r>
+        <w:t>in the region</w:t>
+      </w:r>
+      <w:r>
+        <w:t>.</w:t>
+      </w:r>
+      <w:commentRangeEnd w:id="3"/>
+      <w:r>
+        <w:rPr>
+          <w:rStyle w:val="CommentReference"/>
+          <w:sz w:val="24"/>
+          <w:szCs w:val="24"/>
+        </w:rPr>
+        <w:commentReference w:id="3"/>
       </w:r>
     </w:p>
     <w:p>
@@ -4185,716 +4306,138 @@
         <w:ind w:firstLine="720"/>
       </w:pPr>
       <w:r>
+        <w:t>T</w:t>
+      </w:r>
+      <w:r>
+        <w:t xml:space="preserve">o take advantage of these distinct time periods </w:t>
+      </w:r>
+      <w:r>
+        <w:t>we</w:t>
+      </w:r>
+      <w:r>
+        <w:t xml:space="preserve"> utiliz</w:t>
+      </w:r>
+      <w:r>
+        <w:t>e</w:t>
+      </w:r>
+      <w:r>
+        <w:t xml:space="preserve"> a difference-in-difference (DD) framework. This quasi-experimental approach</w:t>
+      </w:r>
+      <w:r>
+        <w:t xml:space="preserve"> is</w:t>
+      </w:r>
+      <w:r>
+        <w:t xml:space="preserve"> </w:t>
+      </w:r>
+      <w:r>
+        <w:t xml:space="preserve">designed to assess the </w:t>
+      </w:r>
+      <w:r>
+        <w:t>effect</w:t>
+      </w:r>
+      <w:r>
+        <w:t xml:space="preserve"> of </w:t>
+      </w:r>
+      <w:r>
+        <w:t>a treatment</w:t>
+      </w:r>
+      <w:r>
+        <w:t xml:space="preserve"> (in this case the operations of SJH) on an outcome of interest (pink salmon abundance at Indian River</w:t>
+      </w:r>
+      <w:r>
+        <w:t>) and</w:t>
+      </w:r>
+      <w:r>
+        <w:t xml:space="preserve"> is commonly employed</w:t>
+      </w:r>
+      <w:r>
+        <w:t xml:space="preserve"> when </w:t>
+      </w:r>
+      <w:r>
+        <w:t>evaluating</w:t>
+      </w:r>
+      <w:r>
+        <w:t xml:space="preserve"> the impact of </w:t>
+      </w:r>
+      <w:r>
+        <w:t xml:space="preserve">an anthropogenic </w:t>
+      </w:r>
+      <w:r>
         <w:lastRenderedPageBreak/>
-        <w:t>T</w:t>
-      </w:r>
-      <w:r>
-        <w:t xml:space="preserve">o take advantage of these distinct time periods </w:t>
-      </w:r>
-      <w:r>
-        <w:t>we</w:t>
-      </w:r>
-      <w:r>
-        <w:t xml:space="preserve"> utiliz</w:t>
-      </w:r>
-      <w:r>
-        <w:t>e</w:t>
-      </w:r>
-      <w:r>
-        <w:t xml:space="preserve"> a difference-in-difference (DD) framework. This quasi-experimental approach</w:t>
-      </w:r>
-      <w:r>
-        <w:t xml:space="preserve"> is</w:t>
+        <w:t>interventions</w:t>
+      </w:r>
+      <w:r>
+        <w:t xml:space="preserve"> on wild salmonid populations</w:t>
+      </w:r>
+      <w:r>
+        <w:t xml:space="preserve"> (</w:t>
+      </w:r>
+      <w:r>
+        <w:t xml:space="preserve">Levin and Tolimieri 2001, </w:t>
+      </w:r>
+      <w:r>
+        <w:t>Berejikian et al. 2025</w:t>
+      </w:r>
+      <w:r>
+        <w:t>, Pearsons and Hillman 2025</w:t>
+      </w:r>
+      <w:r>
+        <w:t>)</w:t>
+      </w:r>
+      <w:r>
+        <w:t>. DD modeling compares a treatment group to a control group across two time periods, pre- and post- intervention</w:t>
+      </w:r>
+      <w:r>
+        <w:t>.</w:t>
       </w:r>
       <w:r>
         <w:t xml:space="preserve"> </w:t>
       </w:r>
       <w:r>
-        <w:t xml:space="preserve">designed to assess the </w:t>
-      </w:r>
-      <w:r>
-        <w:t>effect</w:t>
-      </w:r>
-      <w:r>
-        <w:t xml:space="preserve"> of </w:t>
-      </w:r>
-      <w:r>
-        <w:t>a treatment</w:t>
-      </w:r>
-      <w:r>
-        <w:t xml:space="preserve"> (in this case the operations of SJH) on an outcome of interest (pink salmon abundance at Indian River</w:t>
-      </w:r>
-      <w:r>
-        <w:t>) and</w:t>
-      </w:r>
-      <w:r>
-        <w:t xml:space="preserve"> is commonly employed</w:t>
-      </w:r>
-      <w:r>
-        <w:t xml:space="preserve"> when </w:t>
-      </w:r>
-      <w:r>
-        <w:t>evaluating</w:t>
-      </w:r>
-      <w:r>
-        <w:t xml:space="preserve"> the impact of </w:t>
-      </w:r>
-      <w:r>
-        <w:t>an anthropogenic interventions</w:t>
-      </w:r>
-      <w:r>
-        <w:t xml:space="preserve"> on wild salmonid populations</w:t>
-      </w:r>
-      <w:r>
-        <w:t xml:space="preserve"> (</w:t>
-      </w:r>
-      <w:r>
-        <w:t xml:space="preserve">Levin and Tolimieri 2001, </w:t>
-      </w:r>
-      <w:r>
-        <w:t>Berejikian et al. 2025</w:t>
-      </w:r>
-      <w:r>
-        <w:t>, Pearsons and Hillman 2025</w:t>
-      </w:r>
-      <w:r>
-        <w:t>)</w:t>
-      </w:r>
-      <w:r>
-        <w:t>. DD modeling compares a treatment group to a control group across two time periods, pre- and post- intervention. The general structure of a difference-in-difference model is as follows:</w:t>
+        <w:t>It is important to note that in this case, and indeed in almost every application of DD modeling, true controls in the sense of those resulting from a randomized experimental design are unavailable. Instead, researchers must make do with treating what might be referred to as reference states as control groups. The assumption that these reference states are suitable proxies for randomized control groups, known as the parallel trends assumption, is bolstered through the application of event studies evaluating whether trends in control and treatment groups were similar in the pre-treatment period (Cunningham 2021).</w:t>
       </w:r>
     </w:p>
     <w:p>
       <w:pPr>
         <w:spacing w:after="0" w:line="480" w:lineRule="auto"/>
-        <w:jc w:val="center"/>
-      </w:pPr>
-      <w:r>
-        <w:rPr>
-          <w:rFonts w:ascii="MathJax_Math-italic" w:eastAsia="Times New Roman" w:hAnsi="MathJax_Math-italic" w:cs="Times New Roman"/>
-          <w:kern w:val="0"/>
-          <w:sz w:val="26"/>
-          <w:szCs w:val="26"/>
-          <w:bdr w:val="none" w:sz="0" w:space="0" w:color="auto" w:frame="1"/>
-          <w14:ligatures w14:val="none"/>
-        </w:rPr>
-        <w:t>y</w:t>
-      </w:r>
-      <w:r>
-        <w:rPr>
-          <w:rFonts w:ascii="MathJax_Math-italic" w:eastAsia="Times New Roman" w:hAnsi="MathJax_Math-italic" w:cs="Times New Roman"/>
-          <w:kern w:val="0"/>
-          <w:sz w:val="26"/>
-          <w:szCs w:val="26"/>
-          <w:bdr w:val="none" w:sz="0" w:space="0" w:color="auto" w:frame="1"/>
-          <w:vertAlign w:val="subscript"/>
-          <w14:ligatures w14:val="none"/>
-        </w:rPr>
-        <w:t>i,t</w:t>
-      </w:r>
-      <w:r>
-        <w:rPr>
-          <w:rFonts w:ascii="MathJax_Math-italic" w:eastAsia="Times New Roman" w:hAnsi="MathJax_Math-italic" w:cs="Times New Roman"/>
-          <w:kern w:val="0"/>
-          <w:sz w:val="26"/>
-          <w:szCs w:val="26"/>
-          <w:bdr w:val="none" w:sz="0" w:space="0" w:color="auto" w:frame="1"/>
-          <w14:ligatures w14:val="none"/>
-        </w:rPr>
+        <w:ind w:firstLine="720"/>
+      </w:pPr>
+      <w:r>
+        <w:t xml:space="preserve">We applied a DD framework </w:t>
+      </w:r>
+      <w:r>
+        <w:t>using</w:t>
+      </w:r>
+      <w:r>
+        <w:t xml:space="preserve"> MARSS models to once again </w:t>
+      </w:r>
+      <w:r>
+        <w:t>allow</w:t>
+      </w:r>
+      <w:r>
+        <w:t xml:space="preserve"> for observation error and to capture the autoregressive behavior of the underlying state processes.</w:t>
+      </w:r>
+      <w:r>
+        <w:t xml:space="preserve"> The matrix</w:t>
+      </w:r>
+      <w:r>
         <w:t xml:space="preserve"> </w:t>
       </w:r>
       <w:r>
         <w:rPr>
-          <w:rFonts w:ascii="MathJax_Main" w:eastAsia="Times New Roman" w:hAnsi="MathJax_Main" w:cs="Times New Roman"/>
-          <w:kern w:val="0"/>
-          <w:sz w:val="26"/>
-          <w:szCs w:val="26"/>
-          <w:bdr w:val="none" w:sz="0" w:space="0" w:color="auto" w:frame="1"/>
-          <w14:ligatures w14:val="none"/>
-        </w:rPr>
-        <w:t xml:space="preserve">= </w:t>
-      </w:r>
-      <w:r>
-        <w:rPr>
-          <w:rFonts w:ascii="MathJax_Math-italic" w:eastAsia="Times New Roman" w:hAnsi="MathJax_Math-italic" w:cs="Times New Roman"/>
-          <w:kern w:val="0"/>
-          <w:sz w:val="26"/>
-          <w:szCs w:val="26"/>
-          <w:bdr w:val="none" w:sz="0" w:space="0" w:color="auto" w:frame="1"/>
-          <w14:ligatures w14:val="none"/>
-        </w:rPr>
-        <w:t>β</w:t>
-      </w:r>
-      <w:r>
-        <w:rPr>
-          <w:rFonts w:ascii="MathJax_Math-italic" w:eastAsia="Times New Roman" w:hAnsi="MathJax_Math-italic" w:cs="Times New Roman"/>
-          <w:kern w:val="0"/>
-          <w:sz w:val="26"/>
-          <w:szCs w:val="26"/>
-          <w:bdr w:val="none" w:sz="0" w:space="0" w:color="auto" w:frame="1"/>
-          <w:vertAlign w:val="subscript"/>
-          <w14:ligatures w14:val="none"/>
-        </w:rPr>
-        <w:t>0</w:t>
-      </w:r>
-      <w:r>
-        <w:rPr>
-          <w:rFonts w:ascii="MathJax_Main" w:eastAsia="Times New Roman" w:hAnsi="MathJax_Main" w:cs="Times New Roman"/>
-          <w:kern w:val="0"/>
-          <w:sz w:val="26"/>
-          <w:szCs w:val="26"/>
-          <w:bdr w:val="none" w:sz="0" w:space="0" w:color="auto" w:frame="1"/>
-          <w14:ligatures w14:val="none"/>
-        </w:rPr>
-        <w:t xml:space="preserve"> + </w:t>
-      </w:r>
-      <w:r>
-        <w:rPr>
-          <w:rFonts w:ascii="MathJax_Math-italic" w:eastAsia="Times New Roman" w:hAnsi="MathJax_Math-italic" w:cs="Times New Roman"/>
-          <w:kern w:val="0"/>
-          <w:sz w:val="26"/>
-          <w:szCs w:val="26"/>
-          <w:bdr w:val="none" w:sz="0" w:space="0" w:color="auto" w:frame="1"/>
-          <w14:ligatures w14:val="none"/>
-        </w:rPr>
-        <w:t>β</w:t>
-      </w:r>
-      <w:r>
-        <w:rPr>
-          <w:rFonts w:ascii="MathJax_Math-italic" w:eastAsia="Times New Roman" w:hAnsi="MathJax_Math-italic" w:cs="Times New Roman"/>
-          <w:kern w:val="0"/>
-          <w:sz w:val="26"/>
-          <w:szCs w:val="26"/>
-          <w:bdr w:val="none" w:sz="0" w:space="0" w:color="auto" w:frame="1"/>
-          <w:vertAlign w:val="subscript"/>
-          <w14:ligatures w14:val="none"/>
-        </w:rPr>
-        <w:t>1</w:t>
-      </w:r>
-      <w:r>
-        <w:rPr>
-          <w:rFonts w:ascii="MathJax_Math-italic" w:eastAsia="Times New Roman" w:hAnsi="MathJax_Math-italic" w:cs="Times New Roman"/>
-          <w:kern w:val="0"/>
-          <w:sz w:val="26"/>
-          <w:szCs w:val="26"/>
-          <w:bdr w:val="none" w:sz="0" w:space="0" w:color="auto" w:frame="1"/>
-          <w14:ligatures w14:val="none"/>
-        </w:rPr>
-        <w:t>D</w:t>
-      </w:r>
-      <w:r>
-        <w:rPr>
-          <w:rFonts w:ascii="MathJax_Math-italic" w:eastAsia="Times New Roman" w:hAnsi="MathJax_Math-italic" w:cs="Times New Roman"/>
-          <w:kern w:val="0"/>
-          <w:sz w:val="26"/>
-          <w:szCs w:val="26"/>
-          <w:bdr w:val="none" w:sz="0" w:space="0" w:color="auto" w:frame="1"/>
-          <w:vertAlign w:val="subscript"/>
-          <w14:ligatures w14:val="none"/>
-        </w:rPr>
-        <w:t>treatment</w:t>
-      </w:r>
-      <w:r>
-        <w:rPr>
-          <w:rFonts w:ascii="MathJax_Math-italic" w:eastAsia="Times New Roman" w:hAnsi="MathJax_Math-italic" w:cs="Times New Roman"/>
-          <w:kern w:val="0"/>
-          <w:sz w:val="26"/>
-          <w:szCs w:val="26"/>
-          <w:bdr w:val="none" w:sz="0" w:space="0" w:color="auto" w:frame="1"/>
-          <w14:ligatures w14:val="none"/>
-        </w:rPr>
-        <w:t xml:space="preserve"> </w:t>
-      </w:r>
-      <w:r>
-        <w:rPr>
-          <w:rFonts w:ascii="MathJax_Main" w:eastAsia="Times New Roman" w:hAnsi="MathJax_Main" w:cs="Times New Roman"/>
-          <w:kern w:val="0"/>
-          <w:sz w:val="26"/>
-          <w:szCs w:val="26"/>
-          <w:bdr w:val="none" w:sz="0" w:space="0" w:color="auto" w:frame="1"/>
-          <w14:ligatures w14:val="none"/>
-        </w:rPr>
-        <w:t xml:space="preserve">+ </w:t>
-      </w:r>
-      <w:r>
-        <w:rPr>
-          <w:rFonts w:ascii="MathJax_Math-italic" w:eastAsia="Times New Roman" w:hAnsi="MathJax_Math-italic" w:cs="Times New Roman"/>
-          <w:kern w:val="0"/>
-          <w:sz w:val="26"/>
-          <w:szCs w:val="26"/>
-          <w:bdr w:val="none" w:sz="0" w:space="0" w:color="auto" w:frame="1"/>
-          <w14:ligatures w14:val="none"/>
-        </w:rPr>
-        <w:t>β</w:t>
-      </w:r>
-      <w:r>
-        <w:rPr>
-          <w:rFonts w:ascii="MathJax_Math-italic" w:eastAsia="Times New Roman" w:hAnsi="MathJax_Math-italic" w:cs="Times New Roman"/>
-          <w:kern w:val="0"/>
-          <w:sz w:val="26"/>
-          <w:szCs w:val="26"/>
-          <w:bdr w:val="none" w:sz="0" w:space="0" w:color="auto" w:frame="1"/>
-          <w:vertAlign w:val="subscript"/>
-          <w14:ligatures w14:val="none"/>
-        </w:rPr>
-        <w:t>2</w:t>
-      </w:r>
-      <w:r>
-        <w:rPr>
-          <w:rFonts w:ascii="MathJax_Math-italic" w:eastAsia="Times New Roman" w:hAnsi="MathJax_Math-italic" w:cs="Times New Roman"/>
-          <w:kern w:val="0"/>
-          <w:sz w:val="26"/>
-          <w:szCs w:val="26"/>
-          <w:bdr w:val="none" w:sz="0" w:space="0" w:color="auto" w:frame="1"/>
-          <w14:ligatures w14:val="none"/>
-        </w:rPr>
-        <w:t>D</w:t>
-      </w:r>
-      <w:r>
-        <w:rPr>
-          <w:rFonts w:ascii="MathJax_Math-italic" w:eastAsia="Times New Roman" w:hAnsi="MathJax_Math-italic" w:cs="Times New Roman"/>
-          <w:kern w:val="0"/>
-          <w:sz w:val="26"/>
-          <w:szCs w:val="26"/>
-          <w:bdr w:val="none" w:sz="0" w:space="0" w:color="auto" w:frame="1"/>
-          <w:vertAlign w:val="subscript"/>
-          <w14:ligatures w14:val="none"/>
-        </w:rPr>
-        <w:t xml:space="preserve">post </w:t>
-      </w:r>
-      <w:r>
-        <w:rPr>
-          <w:rFonts w:ascii="MathJax_Math-italic" w:eastAsia="Times New Roman" w:hAnsi="MathJax_Math-italic" w:cs="Times New Roman"/>
-          <w:kern w:val="0"/>
-          <w:sz w:val="26"/>
-          <w:szCs w:val="26"/>
-          <w:bdr w:val="none" w:sz="0" w:space="0" w:color="auto" w:frame="1"/>
-          <w14:ligatures w14:val="none"/>
-        </w:rPr>
-        <w:t xml:space="preserve"> </w:t>
-      </w:r>
-      <w:r>
-        <w:rPr>
-          <w:rFonts w:ascii="MathJax_Main" w:eastAsia="Times New Roman" w:hAnsi="MathJax_Main" w:cs="Times New Roman"/>
-          <w:kern w:val="0"/>
-          <w:sz w:val="26"/>
-          <w:szCs w:val="26"/>
-          <w:bdr w:val="none" w:sz="0" w:space="0" w:color="auto" w:frame="1"/>
-          <w14:ligatures w14:val="none"/>
-        </w:rPr>
-        <w:t xml:space="preserve">+ </w:t>
-      </w:r>
-      <w:r>
-        <w:rPr>
-          <w:rFonts w:ascii="MathJax_Math-italic" w:eastAsia="Times New Roman" w:hAnsi="MathJax_Math-italic" w:cs="Times New Roman"/>
-          <w:kern w:val="0"/>
-          <w:sz w:val="26"/>
-          <w:szCs w:val="26"/>
-          <w:bdr w:val="none" w:sz="0" w:space="0" w:color="auto" w:frame="1"/>
-          <w14:ligatures w14:val="none"/>
-        </w:rPr>
-        <w:t>β</w:t>
-      </w:r>
-      <w:r>
-        <w:rPr>
-          <w:rFonts w:ascii="MathJax_Math-italic" w:eastAsia="Times New Roman" w:hAnsi="MathJax_Math-italic" w:cs="Times New Roman"/>
-          <w:kern w:val="0"/>
-          <w:sz w:val="26"/>
-          <w:szCs w:val="26"/>
-          <w:bdr w:val="none" w:sz="0" w:space="0" w:color="auto" w:frame="1"/>
-          <w:vertAlign w:val="subscript"/>
-          <w14:ligatures w14:val="none"/>
-        </w:rPr>
-        <w:t>3</w:t>
-      </w:r>
-      <w:r>
-        <w:rPr>
-          <w:rFonts w:ascii="MathJax_Math-italic" w:eastAsia="Times New Roman" w:hAnsi="MathJax_Math-italic" w:cs="Times New Roman"/>
-          <w:kern w:val="0"/>
-          <w:sz w:val="26"/>
-          <w:szCs w:val="26"/>
-          <w:bdr w:val="none" w:sz="0" w:space="0" w:color="auto" w:frame="1"/>
-          <w14:ligatures w14:val="none"/>
-        </w:rPr>
-        <w:t>D</w:t>
-      </w:r>
-      <w:r>
-        <w:rPr>
-          <w:rFonts w:ascii="MathJax_Math-italic" w:eastAsia="Times New Roman" w:hAnsi="MathJax_Math-italic" w:cs="Times New Roman"/>
-          <w:kern w:val="0"/>
-          <w:sz w:val="26"/>
-          <w:szCs w:val="26"/>
-          <w:bdr w:val="none" w:sz="0" w:space="0" w:color="auto" w:frame="1"/>
-          <w:vertAlign w:val="subscript"/>
-          <w14:ligatures w14:val="none"/>
-        </w:rPr>
-        <w:t>post</w:t>
-      </w:r>
-      <w:r>
-        <w:rPr>
-          <w:rFonts w:ascii="MathJax_Math-italic" w:eastAsia="Times New Roman" w:hAnsi="MathJax_Math-italic" w:cs="Times New Roman"/>
-          <w:kern w:val="0"/>
-          <w:sz w:val="26"/>
-          <w:szCs w:val="26"/>
-          <w:bdr w:val="none" w:sz="0" w:space="0" w:color="auto" w:frame="1"/>
-          <w14:ligatures w14:val="none"/>
-        </w:rPr>
-        <w:t>*D</w:t>
-      </w:r>
-      <w:r>
-        <w:rPr>
-          <w:rFonts w:ascii="MathJax_Math-italic" w:eastAsia="Times New Roman" w:hAnsi="MathJax_Math-italic" w:cs="Times New Roman"/>
-          <w:kern w:val="0"/>
-          <w:sz w:val="26"/>
-          <w:szCs w:val="26"/>
-          <w:bdr w:val="none" w:sz="0" w:space="0" w:color="auto" w:frame="1"/>
-          <w:vertAlign w:val="subscript"/>
-          <w14:ligatures w14:val="none"/>
-        </w:rPr>
-        <w:t xml:space="preserve">treatment </w:t>
-      </w:r>
-      <w:r>
-        <w:rPr>
-          <w:rFonts w:ascii="MathJax_Main" w:eastAsia="Times New Roman" w:hAnsi="MathJax_Main" w:cs="Times New Roman"/>
-          <w:kern w:val="0"/>
-          <w:sz w:val="26"/>
-          <w:szCs w:val="26"/>
-          <w:bdr w:val="none" w:sz="0" w:space="0" w:color="auto" w:frame="1"/>
-          <w14:ligatures w14:val="none"/>
-        </w:rPr>
-        <w:t>+</w:t>
-      </w:r>
-      <w:r>
-        <w:rPr>
-          <w:rFonts w:ascii="MathJax_Main" w:eastAsia="Times New Roman" w:hAnsi="MathJax_Main" w:cs="Times New Roman"/>
-          <w:kern w:val="0"/>
-          <w:sz w:val="26"/>
-          <w:szCs w:val="26"/>
-          <w:bdr w:val="none" w:sz="0" w:space="0" w:color="auto" w:frame="1"/>
-          <w14:ligatures w14:val="none"/>
-        </w:rPr>
-        <w:t xml:space="preserve"> </w:t>
-      </w:r>
-      <w:r>
-        <w:rPr>
-          <w:rFonts w:ascii="MathJax_Math-italic" w:eastAsia="Times New Roman" w:hAnsi="MathJax_Math-italic" w:cs="Times New Roman"/>
-          <w:kern w:val="0"/>
-          <w:sz w:val="26"/>
-          <w:szCs w:val="26"/>
-          <w:bdr w:val="none" w:sz="0" w:space="0" w:color="auto" w:frame="1"/>
-          <w14:ligatures w14:val="none"/>
-        </w:rPr>
-        <w:t>e</w:t>
-      </w:r>
-      <w:r>
-        <w:rPr>
-          <w:rFonts w:ascii="MathJax_Math-italic" w:eastAsia="Times New Roman" w:hAnsi="MathJax_Math-italic" w:cs="Times New Roman"/>
-          <w:kern w:val="0"/>
-          <w:sz w:val="26"/>
-          <w:szCs w:val="26"/>
-          <w:bdr w:val="none" w:sz="0" w:space="0" w:color="auto" w:frame="1"/>
-          <w:vertAlign w:val="subscript"/>
-          <w14:ligatures w14:val="none"/>
-        </w:rPr>
-        <w:t>i,t</w:t>
-      </w:r>
-    </w:p>
-    <w:p>
-      <w:pPr>
-        <w:spacing w:after="0" w:line="480" w:lineRule="auto"/>
-      </w:pPr>
-      <w:r>
-        <w:t xml:space="preserve">In the above, </w:t>
-      </w:r>
-      <w:r>
-        <w:rPr>
-          <w:rFonts w:ascii="MathJax_Math-italic" w:eastAsia="Times New Roman" w:hAnsi="MathJax_Math-italic" w:cs="Times New Roman"/>
-          <w:kern w:val="0"/>
-          <w:sz w:val="26"/>
-          <w:szCs w:val="26"/>
-          <w:bdr w:val="none" w:sz="0" w:space="0" w:color="auto" w:frame="1"/>
-          <w14:ligatures w14:val="none"/>
-        </w:rPr>
-        <w:t>i</w:t>
-      </w:r>
-      <w:r>
-        <w:t xml:space="preserve"> indexes whether an observation (</w:t>
-      </w:r>
-      <w:r>
-        <w:rPr>
-          <w:rFonts w:ascii="MathJax_Math-italic" w:eastAsia="Times New Roman" w:hAnsi="MathJax_Math-italic" w:cs="Times New Roman"/>
-          <w:kern w:val="0"/>
-          <w:sz w:val="26"/>
-          <w:szCs w:val="26"/>
-          <w:bdr w:val="none" w:sz="0" w:space="0" w:color="auto" w:frame="1"/>
-          <w14:ligatures w14:val="none"/>
-        </w:rPr>
-        <w:t>y</w:t>
-      </w:r>
-      <w:r>
-        <w:rPr>
-          <w:rFonts w:ascii="MathJax_Math-italic" w:eastAsia="Times New Roman" w:hAnsi="MathJax_Math-italic" w:cs="Times New Roman"/>
-          <w:kern w:val="0"/>
-          <w:sz w:val="26"/>
-          <w:szCs w:val="26"/>
-          <w:bdr w:val="none" w:sz="0" w:space="0" w:color="auto" w:frame="1"/>
-          <w:vertAlign w:val="subscript"/>
-          <w14:ligatures w14:val="none"/>
-        </w:rPr>
-        <w:t>i,t</w:t>
-      </w:r>
-      <w:r>
-        <w:t xml:space="preserve">) relates to the treatment or control group, while </w:t>
-      </w:r>
-      <w:r>
-        <w:rPr>
-          <w:rFonts w:ascii="MathJax_Math-italic" w:eastAsia="Times New Roman" w:hAnsi="MathJax_Math-italic" w:cs="Times New Roman"/>
-          <w:kern w:val="0"/>
-          <w:sz w:val="26"/>
-          <w:szCs w:val="26"/>
-          <w:bdr w:val="none" w:sz="0" w:space="0" w:color="auto" w:frame="1"/>
-          <w14:ligatures w14:val="none"/>
-        </w:rPr>
-        <w:t>t</w:t>
-      </w:r>
-      <w:r>
-        <w:t xml:space="preserve"> indexes whether that same observation comes from before or after the treatment is applied. </w:t>
-      </w:r>
-      <w:r>
-        <w:rPr>
-          <w:rFonts w:ascii="MathJax_Math-italic" w:eastAsia="Times New Roman" w:hAnsi="MathJax_Math-italic" w:cs="Times New Roman"/>
-          <w:kern w:val="0"/>
-          <w:sz w:val="26"/>
-          <w:szCs w:val="26"/>
-          <w:bdr w:val="none" w:sz="0" w:space="0" w:color="auto" w:frame="1"/>
-          <w14:ligatures w14:val="none"/>
-        </w:rPr>
-        <w:t>D</w:t>
-      </w:r>
-      <w:r>
-        <w:rPr>
-          <w:rFonts w:ascii="MathJax_Math-italic" w:eastAsia="Times New Roman" w:hAnsi="MathJax_Math-italic" w:cs="Times New Roman"/>
-          <w:kern w:val="0"/>
-          <w:sz w:val="26"/>
-          <w:szCs w:val="26"/>
-          <w:bdr w:val="none" w:sz="0" w:space="0" w:color="auto" w:frame="1"/>
-          <w:vertAlign w:val="subscript"/>
-          <w14:ligatures w14:val="none"/>
-        </w:rPr>
-        <w:t>treatment</w:t>
-      </w:r>
-      <w:r>
-        <w:t xml:space="preserve"> is equal to 1 when </w:t>
-      </w:r>
-      <w:r>
-        <w:rPr>
-          <w:rFonts w:ascii="MathJax_Math-italic" w:eastAsia="Times New Roman" w:hAnsi="MathJax_Math-italic" w:cs="Times New Roman"/>
-          <w:kern w:val="0"/>
-          <w:sz w:val="26"/>
-          <w:szCs w:val="26"/>
-          <w:bdr w:val="none" w:sz="0" w:space="0" w:color="auto" w:frame="1"/>
-          <w14:ligatures w14:val="none"/>
-        </w:rPr>
-        <w:t>y</w:t>
-      </w:r>
-      <w:r>
-        <w:rPr>
-          <w:rFonts w:ascii="MathJax_Math-italic" w:eastAsia="Times New Roman" w:hAnsi="MathJax_Math-italic" w:cs="Times New Roman"/>
-          <w:kern w:val="0"/>
-          <w:sz w:val="26"/>
-          <w:szCs w:val="26"/>
-          <w:bdr w:val="none" w:sz="0" w:space="0" w:color="auto" w:frame="1"/>
-          <w:vertAlign w:val="subscript"/>
-          <w14:ligatures w14:val="none"/>
-        </w:rPr>
-        <w:t>i,t</w:t>
-      </w:r>
-      <w:r>
-        <w:t xml:space="preserve"> is part of the treatment group and equal to 0 otherwise. Similarly, </w:t>
-      </w:r>
-      <w:r>
-        <w:rPr>
-          <w:rFonts w:ascii="MathJax_Math-italic" w:eastAsia="Times New Roman" w:hAnsi="MathJax_Math-italic" w:cs="Times New Roman"/>
-          <w:kern w:val="0"/>
-          <w:sz w:val="26"/>
-          <w:szCs w:val="26"/>
-          <w:bdr w:val="none" w:sz="0" w:space="0" w:color="auto" w:frame="1"/>
-          <w14:ligatures w14:val="none"/>
-        </w:rPr>
-        <w:t>D</w:t>
-      </w:r>
-      <w:r>
-        <w:rPr>
-          <w:rFonts w:ascii="MathJax_Math-italic" w:eastAsia="Times New Roman" w:hAnsi="MathJax_Math-italic" w:cs="Times New Roman"/>
-          <w:kern w:val="0"/>
-          <w:sz w:val="26"/>
-          <w:szCs w:val="26"/>
-          <w:bdr w:val="none" w:sz="0" w:space="0" w:color="auto" w:frame="1"/>
-          <w:vertAlign w:val="subscript"/>
-          <w14:ligatures w14:val="none"/>
-        </w:rPr>
-        <w:t>post</w:t>
-      </w:r>
-      <w:r>
-        <w:t xml:space="preserve"> is equal to 1 when </w:t>
-      </w:r>
-      <w:r>
-        <w:rPr>
-          <w:rFonts w:ascii="MathJax_Math-italic" w:eastAsia="Times New Roman" w:hAnsi="MathJax_Math-italic" w:cs="Times New Roman"/>
-          <w:kern w:val="0"/>
-          <w:sz w:val="26"/>
-          <w:szCs w:val="26"/>
-          <w:bdr w:val="none" w:sz="0" w:space="0" w:color="auto" w:frame="1"/>
-          <w14:ligatures w14:val="none"/>
-        </w:rPr>
-        <w:t>y</w:t>
-      </w:r>
-      <w:r>
-        <w:rPr>
-          <w:rFonts w:ascii="MathJax_Math-italic" w:eastAsia="Times New Roman" w:hAnsi="MathJax_Math-italic" w:cs="Times New Roman"/>
-          <w:kern w:val="0"/>
-          <w:sz w:val="26"/>
-          <w:szCs w:val="26"/>
-          <w:bdr w:val="none" w:sz="0" w:space="0" w:color="auto" w:frame="1"/>
-          <w:vertAlign w:val="subscript"/>
-          <w14:ligatures w14:val="none"/>
-        </w:rPr>
-        <w:t>i,t</w:t>
-      </w:r>
-      <w:r>
-        <w:t xml:space="preserve"> is observed after treatment is applied, and equal to 0 when </w:t>
-      </w:r>
-      <w:r>
-        <w:rPr>
-          <w:rFonts w:ascii="MathJax_Math-italic" w:eastAsia="Times New Roman" w:hAnsi="MathJax_Math-italic" w:cs="Times New Roman"/>
-          <w:kern w:val="0"/>
-          <w:sz w:val="26"/>
-          <w:szCs w:val="26"/>
-          <w:bdr w:val="none" w:sz="0" w:space="0" w:color="auto" w:frame="1"/>
-          <w14:ligatures w14:val="none"/>
-        </w:rPr>
-        <w:t>y</w:t>
-      </w:r>
-      <w:r>
-        <w:rPr>
-          <w:rFonts w:ascii="MathJax_Math-italic" w:eastAsia="Times New Roman" w:hAnsi="MathJax_Math-italic" w:cs="Times New Roman"/>
-          <w:kern w:val="0"/>
-          <w:sz w:val="26"/>
-          <w:szCs w:val="26"/>
-          <w:bdr w:val="none" w:sz="0" w:space="0" w:color="auto" w:frame="1"/>
-          <w:vertAlign w:val="subscript"/>
-          <w14:ligatures w14:val="none"/>
-        </w:rPr>
-        <w:t>i,t</w:t>
-      </w:r>
-      <w:r>
-        <w:t xml:space="preserve"> is observed before. These indicator variables allow for the estimation of a net effect of treatment on the treatment group (</w:t>
-      </w:r>
-      <w:r>
-        <w:rPr>
-          <w:rFonts w:ascii="MathJax_Math-italic" w:eastAsia="Times New Roman" w:hAnsi="MathJax_Math-italic" w:cs="Times New Roman"/>
-          <w:kern w:val="0"/>
-          <w:sz w:val="26"/>
-          <w:szCs w:val="26"/>
-          <w:bdr w:val="none" w:sz="0" w:space="0" w:color="auto" w:frame="1"/>
-          <w14:ligatures w14:val="none"/>
-        </w:rPr>
-        <w:t>β</w:t>
-      </w:r>
-      <w:r>
-        <w:rPr>
-          <w:rFonts w:ascii="MathJax_Math-italic" w:eastAsia="Times New Roman" w:hAnsi="MathJax_Math-italic" w:cs="Times New Roman"/>
-          <w:kern w:val="0"/>
-          <w:sz w:val="26"/>
-          <w:szCs w:val="26"/>
-          <w:bdr w:val="none" w:sz="0" w:space="0" w:color="auto" w:frame="1"/>
-          <w:vertAlign w:val="subscript"/>
-          <w14:ligatures w14:val="none"/>
-        </w:rPr>
-        <w:t>3</w:t>
-      </w:r>
-      <w:r>
-        <w:t>) by first controlling for differing characteristics in the treatment and control group (</w:t>
-      </w:r>
-      <w:r>
-        <w:rPr>
-          <w:rFonts w:ascii="MathJax_Math-italic" w:eastAsia="Times New Roman" w:hAnsi="MathJax_Math-italic" w:cs="Times New Roman"/>
-          <w:kern w:val="0"/>
-          <w:sz w:val="26"/>
-          <w:szCs w:val="26"/>
-          <w:bdr w:val="none" w:sz="0" w:space="0" w:color="auto" w:frame="1"/>
-          <w14:ligatures w14:val="none"/>
-        </w:rPr>
-        <w:t>β</w:t>
-      </w:r>
-      <w:r>
-        <w:rPr>
-          <w:rFonts w:ascii="MathJax_Math-italic" w:eastAsia="Times New Roman" w:hAnsi="MathJax_Math-italic" w:cs="Times New Roman"/>
-          <w:kern w:val="0"/>
-          <w:sz w:val="26"/>
-          <w:szCs w:val="26"/>
-          <w:bdr w:val="none" w:sz="0" w:space="0" w:color="auto" w:frame="1"/>
-          <w:vertAlign w:val="subscript"/>
-          <w14:ligatures w14:val="none"/>
-        </w:rPr>
-        <w:t>1</w:t>
-      </w:r>
-      <w:r>
-        <w:t>) and differences in the pre- and post-treatment time periods (</w:t>
-      </w:r>
-      <w:r>
-        <w:rPr>
-          <w:rFonts w:ascii="MathJax_Math-italic" w:eastAsia="Times New Roman" w:hAnsi="MathJax_Math-italic" w:cs="Times New Roman"/>
-          <w:kern w:val="0"/>
-          <w:sz w:val="26"/>
-          <w:szCs w:val="26"/>
-          <w:bdr w:val="none" w:sz="0" w:space="0" w:color="auto" w:frame="1"/>
-          <w14:ligatures w14:val="none"/>
-        </w:rPr>
-        <w:t>β</w:t>
-      </w:r>
-      <w:r>
-        <w:rPr>
-          <w:rFonts w:ascii="MathJax_Math-italic" w:eastAsia="Times New Roman" w:hAnsi="MathJax_Math-italic" w:cs="Times New Roman"/>
-          <w:kern w:val="0"/>
-          <w:sz w:val="26"/>
-          <w:szCs w:val="26"/>
-          <w:bdr w:val="none" w:sz="0" w:space="0" w:color="auto" w:frame="1"/>
-          <w:vertAlign w:val="subscript"/>
-          <w14:ligatures w14:val="none"/>
-        </w:rPr>
-        <w:t>2</w:t>
-      </w:r>
-      <w:r>
-        <w:t xml:space="preserve">). Crucially, input data must cover both a control and treatment group, as well as time periods before and after the intervention of interest. It is important to note that in this case, and indeed in almost every application of DD modeling, true controls in the sense of those resulting from a randomized experimental design are unavailable. Instead, researchers must make do with treating what might be referred to as reference states as control groups. The assumption that these reference states are suitable proxies for randomized control </w:t>
-      </w:r>
-      <w:r>
-        <w:lastRenderedPageBreak/>
-        <w:t>groups, known as the parallel trends assumption, is bolstered through the application of event studies evaluat</w:t>
-      </w:r>
-      <w:r>
-        <w:t>ing</w:t>
-      </w:r>
-      <w:r>
-        <w:t xml:space="preserve"> whether trends in control and treatment groups </w:t>
-      </w:r>
-      <w:r>
-        <w:t>we</w:t>
-      </w:r>
-      <w:r>
-        <w:t>re similar in the pre-treatment period (Cunningham 2021).</w:t>
-      </w:r>
-    </w:p>
-    <w:p>
-      <w:pPr>
-        <w:spacing w:after="0" w:line="480" w:lineRule="auto"/>
-        <w:ind w:firstLine="360"/>
-      </w:pPr>
-      <w:r>
-        <w:t>We</w:t>
-      </w:r>
-      <w:r>
-        <w:t xml:space="preserve"> applied a DD framework to this research by assigning observations of pink salmon abundances at Indian River as a treatment group and observations at ADFG’s other </w:t>
+          <w:rFonts w:ascii="MathJax_Math-italic" w:eastAsia="Times New Roman" w:hAnsi="MathJax_Math-italic" w:cs="Times New Roman"/>
+          <w:b/>
+          <w:bCs/>
+          <w:kern w:val="0"/>
+          <w:sz w:val="26"/>
+          <w:szCs w:val="26"/>
+          <w:bdr w:val="none" w:sz="0" w:space="0" w:color="auto" w:frame="1"/>
+          <w14:ligatures w14:val="none"/>
+        </w:rPr>
+        <w:t>Z</w:t>
+      </w:r>
+      <w:r>
+        <w:t xml:space="preserve"> is specified to allow the treatment group (observations at Indian River) to be estimated as a separate state from the control group (observations made at ADFG’s other </w:t>
       </w:r>
       <w:r>
         <w:rPr>
@@ -4904,28 +4447,72 @@
         <w:t>north southeast (outside)</w:t>
       </w:r>
       <w:r>
-        <w:t xml:space="preserve"> index streams as a control group. Pre- and post-1980 </w:t>
-      </w:r>
-      <w:r>
-        <w:t>were</w:t>
-      </w:r>
-      <w:r>
-        <w:t xml:space="preserve"> evaluated to indicate the treatment period (allowing a couple of years for hatchery operations to ramp up). A statistically significant estimate of </w:t>
-      </w:r>
-      <w:r>
-        <w:rPr>
-          <w:rFonts w:ascii="MathJax_Math-italic" w:eastAsia="Times New Roman" w:hAnsi="MathJax_Math-italic" w:cs="Times New Roman"/>
-          <w:kern w:val="0"/>
-          <w:sz w:val="26"/>
-          <w:szCs w:val="26"/>
-          <w:bdr w:val="none" w:sz="0" w:space="0" w:color="auto" w:frame="1"/>
-          <w14:ligatures w14:val="none"/>
-        </w:rPr>
-        <w:t>β</w:t>
-      </w:r>
-      <w:r>
-        <w:rPr>
-          <w:rFonts w:ascii="MathJax_Math-italic" w:eastAsia="Times New Roman" w:hAnsi="MathJax_Math-italic" w:cs="Times New Roman"/>
+        <w:t xml:space="preserve"> index stream)</w:t>
+      </w:r>
+      <w:r>
+        <w:t>,</w:t>
+      </w:r>
+      <w:r>
+        <w:t xml:space="preserve"> and the </w:t>
+      </w:r>
+      <w:r>
+        <w:t>effect of treatment</w:t>
+      </w:r>
+      <w:r>
+        <w:t xml:space="preserve"> (</w:t>
+      </w:r>
+      <w:r>
+        <w:rPr>
+          <w:rFonts w:ascii="MathJax_Math-italic" w:eastAsia="Times New Roman" w:hAnsi="MathJax_Math-italic" w:cs="Times New Roman"/>
+          <w:b/>
+          <w:bCs/>
+          <w:kern w:val="0"/>
+          <w:sz w:val="26"/>
+          <w:szCs w:val="26"/>
+          <w:bdr w:val="none" w:sz="0" w:space="0" w:color="auto" w:frame="1"/>
+          <w14:ligatures w14:val="none"/>
+        </w:rPr>
+        <w:t>C</w:t>
+      </w:r>
+      <w:r>
+        <w:t>)</w:t>
+      </w:r>
+      <w:r>
+        <w:t xml:space="preserve"> is captured through </w:t>
+      </w:r>
+      <w:r>
+        <w:t xml:space="preserve">inclusion of </w:t>
+      </w:r>
+      <w:r>
+        <w:t xml:space="preserve">binary </w:t>
+      </w:r>
+      <w:r>
+        <w:t>covariate data</w:t>
+      </w:r>
+      <w:r>
+        <w:t xml:space="preserve"> </w:t>
+      </w:r>
+      <w:r>
+        <w:t>(</w:t>
+      </w:r>
+      <w:r>
+        <w:rPr>
+          <w:rFonts w:ascii="MathJax_Math-italic" w:eastAsia="Times New Roman" w:hAnsi="MathJax_Math-italic" w:cs="Times New Roman"/>
+          <w:b/>
+          <w:bCs/>
+          <w:kern w:val="0"/>
+          <w:sz w:val="26"/>
+          <w:szCs w:val="26"/>
+          <w:bdr w:val="none" w:sz="0" w:space="0" w:color="auto" w:frame="1"/>
+          <w14:ligatures w14:val="none"/>
+        </w:rPr>
+        <w:t>c</w:t>
+      </w:r>
+      <w:r>
+        <w:rPr>
+          <w:rFonts w:ascii="MathJax_Math-italic" w:eastAsia="Times New Roman" w:hAnsi="MathJax_Math-italic" w:cs="Times New Roman"/>
+          <w:b/>
+          <w:bCs/>
           <w:kern w:val="0"/>
           <w:sz w:val="26"/>
           <w:szCs w:val="26"/>
@@ -4933,501 +4520,93 @@
           <w:vertAlign w:val="subscript"/>
           <w14:ligatures w14:val="none"/>
         </w:rPr>
-        <w:t>3</w:t>
-      </w:r>
-      <w:r>
-        <w:t xml:space="preserve"> greater than 0 would indicate that SJH operations are exerting upward pressure on Indian River pink salmon abundance. However, even if an estimate is found to be statistically significant, the size of the effect must also be considered, as even a significant effect may not be responsible for a large impact on salmon abundance. A separate specification of the DD model will include an indicator variable related to periods pre- and post-2010, to assess the impact of heightened pink salmon production. As with the MARSS models of regional abundance, covariate data relating to observers and ocean climate are included in model specifications, with model fit evaluated using AIC. The best fit models are then evaluated to ensure that treatment and control groups are mathematically similar during the pre-treatment period (if these groups significantly differ, a synthetic control group may be constructed using a weighted average of untreated streams to match the Indian River’s pre-treatment trend).</w:t>
-      </w:r>
-    </w:p>
-    <w:p>
-      <w:pPr>
-        <w:spacing w:after="0" w:line="480" w:lineRule="auto"/>
-        <w:ind w:firstLine="720"/>
-      </w:pPr>
-      <w:r>
-        <w:t xml:space="preserve">To ensure that the parallel trends assumption holds between treatment and control groups during the pre-treatment period, </w:t>
-      </w:r>
-      <w:r>
-        <w:t>we</w:t>
-      </w:r>
-      <w:r>
-        <w:t xml:space="preserve"> conducted </w:t>
-      </w:r>
-      <w:r>
-        <w:t xml:space="preserve">event studies </w:t>
-      </w:r>
-      <w:r>
-        <w:t>by structuring s</w:t>
-      </w:r>
-      <w:r>
-        <w:t xml:space="preserve">imple </w:t>
-      </w:r>
-      <w:r>
-        <w:lastRenderedPageBreak/>
-        <w:t>linear models to isolate the effect of Indian River on pink salmon abundances during pre-treatment periods, as illustrated below:</w:t>
-      </w:r>
-    </w:p>
-    <w:p>
-      <w:pPr>
-        <w:spacing w:after="0" w:line="480" w:lineRule="auto"/>
-        <w:jc w:val="center"/>
-        <w:rPr>
-          <w:rFonts w:ascii="Times New Roman" w:eastAsia="Times New Roman" w:hAnsi="Times New Roman" w:cs="Times New Roman"/>
-          <w:kern w:val="0"/>
-          <w:sz w:val="26"/>
-          <w:szCs w:val="26"/>
-          <w:lang w:val="fr-FR"/>
-          <w14:ligatures w14:val="none"/>
-        </w:rPr>
-      </w:pPr>
-      <w:r>
-        <w:rPr>
-          <w:rFonts w:ascii="MathJax_Math-italic" w:eastAsia="Times New Roman" w:hAnsi="MathJax_Math-italic" w:cs="Times New Roman"/>
-          <w:kern w:val="0"/>
-          <w:sz w:val="26"/>
-          <w:szCs w:val="26"/>
-          <w:bdr w:val="none" w:sz="0" w:space="0" w:color="auto" w:frame="1"/>
-          <w:lang w:val="fr-FR"/>
-          <w14:ligatures w14:val="none"/>
-        </w:rPr>
-        <w:t>y</w:t>
-      </w:r>
-      <w:r>
-        <w:rPr>
-          <w:rFonts w:ascii="MathJax_Math-italic" w:eastAsia="Times New Roman" w:hAnsi="MathJax_Math-italic" w:cs="Times New Roman"/>
-          <w:kern w:val="0"/>
-          <w:sz w:val="26"/>
-          <w:szCs w:val="26"/>
-          <w:bdr w:val="none" w:sz="0" w:space="0" w:color="auto" w:frame="1"/>
-          <w:vertAlign w:val="subscript"/>
-          <w:lang w:val="fr-FR"/>
-          <w14:ligatures w14:val="none"/>
-        </w:rPr>
-        <w:t>i,t</w:t>
-      </w:r>
-      <w:r>
-        <w:rPr>
-          <w:rFonts w:ascii="MathJax_Math-italic" w:eastAsia="Times New Roman" w:hAnsi="MathJax_Math-italic" w:cs="Times New Roman"/>
-          <w:kern w:val="0"/>
-          <w:sz w:val="26"/>
-          <w:szCs w:val="26"/>
-          <w:bdr w:val="none" w:sz="0" w:space="0" w:color="auto" w:frame="1"/>
-          <w:lang w:val="fr-FR"/>
-          <w14:ligatures w14:val="none"/>
-        </w:rPr>
-        <w:t xml:space="preserve"> </w:t>
-      </w:r>
-      <w:r>
-        <w:rPr>
-          <w:rFonts w:ascii="MathJax_Main" w:eastAsia="Times New Roman" w:hAnsi="MathJax_Main" w:cs="Times New Roman"/>
-          <w:kern w:val="0"/>
-          <w:sz w:val="26"/>
-          <w:szCs w:val="26"/>
-          <w:bdr w:val="none" w:sz="0" w:space="0" w:color="auto" w:frame="1"/>
-          <w:lang w:val="fr-FR"/>
-          <w14:ligatures w14:val="none"/>
-        </w:rPr>
-        <w:t xml:space="preserve">= </w:t>
-      </w:r>
-      <w:r>
-        <w:rPr>
-          <w:rFonts w:ascii="MathJax_Math-italic" w:eastAsia="Times New Roman" w:hAnsi="MathJax_Math-italic" w:cs="Times New Roman"/>
-          <w:kern w:val="0"/>
-          <w:sz w:val="26"/>
-          <w:szCs w:val="26"/>
-          <w:bdr w:val="none" w:sz="0" w:space="0" w:color="auto" w:frame="1"/>
-          <w14:ligatures w14:val="none"/>
-        </w:rPr>
-        <w:t>β</w:t>
-      </w:r>
-      <w:r>
-        <w:rPr>
-          <w:rFonts w:ascii="MathJax_Math-italic" w:eastAsia="Times New Roman" w:hAnsi="MathJax_Math-italic" w:cs="Times New Roman"/>
-          <w:kern w:val="0"/>
-          <w:sz w:val="26"/>
-          <w:szCs w:val="26"/>
-          <w:bdr w:val="none" w:sz="0" w:space="0" w:color="auto" w:frame="1"/>
-          <w:vertAlign w:val="subscript"/>
-          <w:lang w:val="fr-FR"/>
-          <w14:ligatures w14:val="none"/>
-        </w:rPr>
-        <w:t>0</w:t>
-      </w:r>
-      <w:r>
-        <w:rPr>
-          <w:rFonts w:ascii="MathJax_Main" w:eastAsia="Times New Roman" w:hAnsi="MathJax_Main" w:cs="Times New Roman"/>
-          <w:kern w:val="0"/>
-          <w:sz w:val="26"/>
-          <w:szCs w:val="26"/>
-          <w:bdr w:val="none" w:sz="0" w:space="0" w:color="auto" w:frame="1"/>
-          <w:lang w:val="fr-FR"/>
-          <w14:ligatures w14:val="none"/>
-        </w:rPr>
-        <w:t xml:space="preserve"> + </w:t>
-      </w:r>
-      <w:r>
-        <w:rPr>
-          <w:rFonts w:ascii="MathJax_Math-italic" w:eastAsia="Times New Roman" w:hAnsi="MathJax_Math-italic" w:cs="Times New Roman"/>
-          <w:kern w:val="0"/>
-          <w:sz w:val="26"/>
-          <w:szCs w:val="26"/>
-          <w:bdr w:val="none" w:sz="0" w:space="0" w:color="auto" w:frame="1"/>
-          <w14:ligatures w14:val="none"/>
-        </w:rPr>
-        <w:t>β</w:t>
-      </w:r>
-      <w:r>
-        <w:rPr>
-          <w:rFonts w:ascii="MathJax_Math-italic" w:eastAsia="Times New Roman" w:hAnsi="MathJax_Math-italic" w:cs="Times New Roman"/>
-          <w:kern w:val="0"/>
-          <w:sz w:val="26"/>
-          <w:szCs w:val="26"/>
-          <w:bdr w:val="none" w:sz="0" w:space="0" w:color="auto" w:frame="1"/>
-          <w:vertAlign w:val="subscript"/>
-          <w:lang w:val="fr-FR"/>
-          <w14:ligatures w14:val="none"/>
-        </w:rPr>
-        <w:t>1</w:t>
-      </w:r>
-      <w:r>
-        <w:rPr>
-          <w:rFonts w:ascii="MathJax_Math-italic" w:eastAsia="Times New Roman" w:hAnsi="MathJax_Math-italic" w:cs="Times New Roman"/>
-          <w:kern w:val="0"/>
-          <w:sz w:val="26"/>
-          <w:szCs w:val="26"/>
-          <w:bdr w:val="none" w:sz="0" w:space="0" w:color="auto" w:frame="1"/>
-          <w:lang w:val="fr-FR"/>
-          <w14:ligatures w14:val="none"/>
-        </w:rPr>
-        <w:t>D</w:t>
-      </w:r>
-      <w:r>
-        <w:rPr>
-          <w:rFonts w:ascii="MathJax_Math-italic" w:eastAsia="Times New Roman" w:hAnsi="MathJax_Math-italic" w:cs="Times New Roman"/>
-          <w:kern w:val="0"/>
-          <w:sz w:val="26"/>
-          <w:szCs w:val="26"/>
-          <w:bdr w:val="none" w:sz="0" w:space="0" w:color="auto" w:frame="1"/>
-          <w:vertAlign w:val="subscript"/>
-          <w:lang w:val="fr-FR"/>
-          <w14:ligatures w14:val="none"/>
-        </w:rPr>
-        <w:t xml:space="preserve">Indian River </w:t>
-      </w:r>
-      <w:r>
-        <w:rPr>
-          <w:rFonts w:ascii="MathJax_Main" w:eastAsia="Times New Roman" w:hAnsi="MathJax_Main" w:cs="Times New Roman"/>
-          <w:kern w:val="0"/>
-          <w:sz w:val="26"/>
-          <w:szCs w:val="26"/>
-          <w:bdr w:val="none" w:sz="0" w:space="0" w:color="auto" w:frame="1"/>
-          <w:lang w:val="fr-FR"/>
-          <w14:ligatures w14:val="none"/>
-        </w:rPr>
-        <w:t xml:space="preserve">+ </w:t>
-      </w:r>
-      <w:r>
-        <w:rPr>
-          <w:rFonts w:ascii="MathJax_Math-italic" w:eastAsia="Times New Roman" w:hAnsi="MathJax_Math-italic" w:cs="Times New Roman"/>
-          <w:kern w:val="0"/>
-          <w:sz w:val="26"/>
-          <w:szCs w:val="26"/>
-          <w:bdr w:val="none" w:sz="0" w:space="0" w:color="auto" w:frame="1"/>
-          <w:lang w:val="fr-FR"/>
-          <w14:ligatures w14:val="none"/>
-        </w:rPr>
-        <w:t>e</w:t>
-      </w:r>
-      <w:r>
-        <w:rPr>
-          <w:rFonts w:ascii="MathJax_Math-italic" w:eastAsia="Times New Roman" w:hAnsi="MathJax_Math-italic" w:cs="Times New Roman"/>
-          <w:kern w:val="0"/>
-          <w:sz w:val="26"/>
-          <w:szCs w:val="26"/>
-          <w:bdr w:val="none" w:sz="0" w:space="0" w:color="auto" w:frame="1"/>
-          <w:vertAlign w:val="subscript"/>
-          <w:lang w:val="fr-FR"/>
-          <w14:ligatures w14:val="none"/>
-        </w:rPr>
-        <w:t>i,t</w:t>
-      </w:r>
-    </w:p>
-    <w:p>
-      <w:pPr>
-        <w:spacing w:after="0" w:line="480" w:lineRule="auto"/>
-      </w:pPr>
-      <w:r>
-        <w:t xml:space="preserve">Here, the variable </w:t>
-      </w:r>
-      <w:r>
-        <w:rPr>
-          <w:rFonts w:ascii="MathJax_Math-italic" w:eastAsia="Times New Roman" w:hAnsi="MathJax_Math-italic" w:cs="Times New Roman"/>
-          <w:kern w:val="0"/>
-          <w:sz w:val="26"/>
-          <w:szCs w:val="26"/>
-          <w:bdr w:val="none" w:sz="0" w:space="0" w:color="auto" w:frame="1"/>
-          <w14:ligatures w14:val="none"/>
-        </w:rPr>
-        <w:t>D</w:t>
-      </w:r>
-      <w:r>
-        <w:rPr>
-          <w:rFonts w:ascii="MathJax_Math-italic" w:eastAsia="Times New Roman" w:hAnsi="MathJax_Math-italic" w:cs="Times New Roman"/>
-          <w:kern w:val="0"/>
-          <w:sz w:val="26"/>
-          <w:szCs w:val="26"/>
-          <w:bdr w:val="none" w:sz="0" w:space="0" w:color="auto" w:frame="1"/>
-          <w:vertAlign w:val="subscript"/>
-          <w14:ligatures w14:val="none"/>
-        </w:rPr>
-        <w:t xml:space="preserve">Indian River </w:t>
-      </w:r>
-      <w:r>
-        <w:t xml:space="preserve">indicates </w:t>
-      </w:r>
-      <w:r>
-        <w:t>whether</w:t>
-      </w:r>
-      <w:r>
-        <w:t xml:space="preserve"> an observation was taken at Indian River (</w:t>
-      </w:r>
-      <w:r>
-        <w:rPr>
-          <w:rFonts w:ascii="MathJax_Math-italic" w:eastAsia="Times New Roman" w:hAnsi="MathJax_Math-italic" w:cs="Times New Roman"/>
-          <w:kern w:val="0"/>
-          <w:sz w:val="26"/>
-          <w:szCs w:val="26"/>
-          <w:bdr w:val="none" w:sz="0" w:space="0" w:color="auto" w:frame="1"/>
-          <w14:ligatures w14:val="none"/>
-        </w:rPr>
-        <w:t>D</w:t>
-      </w:r>
-      <w:r>
-        <w:rPr>
-          <w:rFonts w:ascii="MathJax_Math-italic" w:eastAsia="Times New Roman" w:hAnsi="MathJax_Math-italic" w:cs="Times New Roman"/>
-          <w:kern w:val="0"/>
-          <w:sz w:val="26"/>
-          <w:szCs w:val="26"/>
-          <w:bdr w:val="none" w:sz="0" w:space="0" w:color="auto" w:frame="1"/>
-          <w:vertAlign w:val="subscript"/>
-          <w14:ligatures w14:val="none"/>
-        </w:rPr>
-        <w:t>Indian River</w:t>
-      </w:r>
-      <w:r>
-        <w:t xml:space="preserve"> = 1) or elsewhere in the </w:t>
-      </w:r>
-      <w:r>
-        <w:rPr>
-          <w:i/>
-          <w:iCs/>
-        </w:rPr>
-        <w:t>north southeast (outside)</w:t>
-      </w:r>
-      <w:r>
-        <w:t xml:space="preserve"> region (</w:t>
-      </w:r>
-      <w:r>
-        <w:rPr>
-          <w:rFonts w:ascii="MathJax_Math-italic" w:eastAsia="Times New Roman" w:hAnsi="MathJax_Math-italic" w:cs="Times New Roman"/>
-          <w:kern w:val="0"/>
-          <w:sz w:val="26"/>
-          <w:szCs w:val="26"/>
-          <w:bdr w:val="none" w:sz="0" w:space="0" w:color="auto" w:frame="1"/>
-          <w14:ligatures w14:val="none"/>
-        </w:rPr>
-        <w:t>D</w:t>
-      </w:r>
-      <w:r>
-        <w:rPr>
-          <w:rFonts w:ascii="MathJax_Math-italic" w:eastAsia="Times New Roman" w:hAnsi="MathJax_Math-italic" w:cs="Times New Roman"/>
-          <w:kern w:val="0"/>
-          <w:sz w:val="26"/>
-          <w:szCs w:val="26"/>
-          <w:bdr w:val="none" w:sz="0" w:space="0" w:color="auto" w:frame="1"/>
-          <w:vertAlign w:val="subscript"/>
-          <w14:ligatures w14:val="none"/>
-        </w:rPr>
-        <w:t>Indian River</w:t>
-      </w:r>
-      <w:r>
-        <w:t xml:space="preserve"> = 0). If indeed treatment and control groups are similar during the pre-treatment period, then the effect of Indian River on pink salmon abundances (</w:t>
-      </w:r>
-      <w:r>
-        <w:rPr>
-          <w:rFonts w:ascii="MathJax_Math-italic" w:eastAsia="Times New Roman" w:hAnsi="MathJax_Math-italic" w:cs="Times New Roman"/>
-          <w:kern w:val="0"/>
-          <w:sz w:val="26"/>
-          <w:szCs w:val="26"/>
-          <w:bdr w:val="none" w:sz="0" w:space="0" w:color="auto" w:frame="1"/>
-          <w14:ligatures w14:val="none"/>
-        </w:rPr>
-        <w:t>β</w:t>
-      </w:r>
-      <w:r>
-        <w:rPr>
-          <w:rFonts w:ascii="MathJax_Math-italic" w:eastAsia="Times New Roman" w:hAnsi="MathJax_Math-italic" w:cs="Times New Roman"/>
-          <w:kern w:val="0"/>
-          <w:sz w:val="26"/>
-          <w:szCs w:val="26"/>
-          <w:bdr w:val="none" w:sz="0" w:space="0" w:color="auto" w:frame="1"/>
-          <w:vertAlign w:val="subscript"/>
-          <w14:ligatures w14:val="none"/>
-        </w:rPr>
-        <w:t>1</w:t>
-      </w:r>
-      <w:r>
-        <w:t>) should not be statistically significant. I</w:t>
-      </w:r>
-      <w:r>
-        <w:t xml:space="preserve">f these groups significantly differ, a synthetic control group is constructed using a weighted average of untreated streams to match the Indian River’s pre-treatment trend. </w:t>
-      </w:r>
-    </w:p>
-    <w:p>
-      <w:pPr>
-        <w:spacing w:after="0" w:line="480" w:lineRule="auto"/>
-      </w:pPr>
-    </w:p>
-    <w:p>
-      <w:pPr>
-        <w:spacing w:after="0" w:line="480" w:lineRule="auto"/>
-        <w:rPr>
-          <w:b/>
-          <w:bCs/>
-        </w:rPr>
-      </w:pPr>
-      <w:r>
-        <w:rPr>
-          <w:b/>
-          <w:bCs/>
-        </w:rPr>
-        <w:t>Effect of Hatchery Releases</w:t>
-      </w:r>
-    </w:p>
-    <w:p>
-      <w:pPr>
-        <w:spacing w:after="0" w:line="480" w:lineRule="auto"/>
-      </w:pPr>
-      <w:r>
-        <w:t xml:space="preserve">The last stage of </w:t>
-      </w:r>
-      <w:r>
-        <w:t xml:space="preserve">our </w:t>
-      </w:r>
-      <w:r>
-        <w:t>research</w:t>
-      </w:r>
-      <w:r>
-        <w:t xml:space="preserve"> focus</w:t>
-      </w:r>
-      <w:r>
-        <w:t>e</w:t>
-      </w:r>
-      <w:r>
-        <w:t>s</w:t>
-      </w:r>
-      <w:r>
-        <w:t xml:space="preserve"> on the effect of the number of fish released by the hatchery each year. While scarcity of available stray rate data makes a direct analysis of the impacts of straying impossible, the impacts of hatchery releases on pink salmon abundance at Indian River (as well as the inverse)</w:t>
-      </w:r>
-      <w:r>
-        <w:t xml:space="preserve"> are estimated</w:t>
-      </w:r>
-      <w:r>
-        <w:t xml:space="preserve"> via the same MARSS models described above</w:t>
-      </w:r>
-      <w:r>
-        <w:t xml:space="preserve">. It is important to consider the effect of straying both to and from Indian River, as both would influence the abundances observed in stream. By specifying </w:t>
-      </w:r>
-      <w:r>
-        <w:rPr>
-          <w:rFonts w:ascii="MathJax_Math-italic" w:eastAsia="Times New Roman" w:hAnsi="MathJax_Math-italic" w:cs="Times New Roman"/>
-          <w:b/>
-          <w:bCs/>
-          <w:kern w:val="0"/>
-          <w:sz w:val="26"/>
-          <w:szCs w:val="26"/>
-          <w:bdr w:val="none" w:sz="0" w:space="0" w:color="auto" w:frame="1"/>
-          <w14:ligatures w14:val="none"/>
-        </w:rPr>
-        <w:t>B</w:t>
-      </w:r>
-      <w:r>
-        <w:t xml:space="preserve"> as a 2x2 matrix with four unique elements, the effect of the number of fish returning to each system in time step </w:t>
-      </w:r>
-      <w:r>
-        <w:rPr>
-          <w:rFonts w:ascii="MathJax_Math-italic" w:eastAsia="Times New Roman" w:hAnsi="MathJax_Math-italic" w:cs="Times New Roman"/>
-          <w:kern w:val="0"/>
-          <w:sz w:val="26"/>
-          <w:szCs w:val="26"/>
-          <w:bdr w:val="none" w:sz="0" w:space="0" w:color="auto" w:frame="1"/>
-          <w14:ligatures w14:val="none"/>
-        </w:rPr>
-        <w:t>t-1</w:t>
-      </w:r>
-      <w:r>
-        <w:t xml:space="preserve"> on the number of fish returning to each system in time step </w:t>
-      </w:r>
-      <w:r>
-        <w:rPr>
-          <w:rFonts w:ascii="MathJax_Math-italic" w:eastAsia="Times New Roman" w:hAnsi="MathJax_Math-italic" w:cs="Times New Roman"/>
-          <w:kern w:val="0"/>
-          <w:sz w:val="26"/>
-          <w:szCs w:val="26"/>
-          <w:bdr w:val="none" w:sz="0" w:space="0" w:color="auto" w:frame="1"/>
-          <w14:ligatures w14:val="none"/>
-        </w:rPr>
         <w:t>t</w:t>
       </w:r>
       <w:r>
-        <w:t xml:space="preserve"> is isolated.</w:t>
-      </w:r>
-      <w:r>
-        <w:t xml:space="preserve"> It is important to note that, because escapement data are log</w:t>
-      </w:r>
-      <w:r>
-        <w:t>-</w:t>
-      </w:r>
-      <w:r>
-        <w:t xml:space="preserve">transformed, the </w:t>
-      </w:r>
-      <w:r>
-        <w:rPr>
-          <w:rFonts w:ascii="MathJax_Math-italic" w:eastAsia="Times New Roman" w:hAnsi="MathJax_Math-italic" w:cs="Times New Roman"/>
-          <w:b/>
-          <w:bCs/>
-          <w:kern w:val="0"/>
-          <w:sz w:val="26"/>
-          <w:szCs w:val="26"/>
-          <w:bdr w:val="none" w:sz="0" w:space="0" w:color="auto" w:frame="1"/>
-          <w14:ligatures w14:val="none"/>
-        </w:rPr>
-        <w:t>B</w:t>
-      </w:r>
-      <w:r>
-        <w:t xml:space="preserve"> elements estimated will be associated with percent increases from one time step to the next. </w:t>
-      </w:r>
-      <w:r>
-        <w:t xml:space="preserve">Parametric bootstrapping is employed to </w:t>
-      </w:r>
-      <w:r>
-        <w:lastRenderedPageBreak/>
-        <w:t>construct confidence intervals around these parameter estimates.</w:t>
-      </w:r>
-      <w:ins w:id="18" w:author="tquinn" w:date="2026-05-22T10:29:00Z" w16du:dateUtc="2026-05-22T17:29:00Z">
+        <w:t xml:space="preserve">) </w:t>
+      </w:r>
+      <w:r>
+        <w:t>indicating the post-treatment time period</w:t>
+      </w:r>
+      <w:ins w:id="4" w:author="Brian E McGreal" w:date="2026-06-15T15:52:00Z" w16du:dateUtc="2026-06-15T22:52:00Z">
         <w:r>
           <w:t xml:space="preserve"> </w:t>
         </w:r>
+        <w:commentRangeStart w:id="5"/>
         <w:r>
-          <w:rPr>
-            <w:highlight w:val="yellow"/>
-            <w:rPrChange w:id="19" w:author="tquinn" w:date="2026-05-22T10:29:00Z" w16du:dateUtc="2026-05-22T17:29:00Z">
-              <w:rPr/>
-            </w:rPrChange>
-          </w:rPr>
-          <w:t>But Scott has data on straying from otolith analysis, and I thought the hatchery took a sample too. No?</w:t>
+          <w:t>(1975 and 2010)</w:t>
         </w:r>
       </w:ins>
+      <w:commentRangeEnd w:id="5"/>
+      <w:r>
+        <w:rPr>
+          <w:rStyle w:val="CommentReference"/>
+          <w:sz w:val="24"/>
+          <w:szCs w:val="24"/>
+        </w:rPr>
+        <w:commentReference w:id="5"/>
+      </w:r>
+      <w:r>
+        <w:t>. Separate models consider two treatment periods: 1) the period related to the commencement of hatchery operations (post-19</w:t>
+      </w:r>
+      <w:r>
+        <w:t>75</w:t>
+      </w:r>
+      <w:r>
+        <w:t xml:space="preserve">), and 2) the period related to the expansion of permitted pink salmon production at SJH (post-2010). </w:t>
+      </w:r>
+      <w:r>
+        <w:t>In addition to these covariates indicating the treatment period</w:t>
+      </w:r>
+      <w:r>
+        <w:t>, covariates</w:t>
+      </w:r>
+      <w:r>
+        <w:t xml:space="preserve"> </w:t>
+      </w:r>
+      <w:r>
+        <w:t>controlling for observer and for ocean climate via PDO</w:t>
+      </w:r>
+      <w:r>
+        <w:t xml:space="preserve"> are included </w:t>
+      </w:r>
+      <w:r>
+        <w:t>to further isolate the effect of interest. This procedure leads to many competing treatment specifications (23 sets of covariate data (</w:t>
+      </w:r>
+      <w:r>
+        <w:rPr>
+          <w:rFonts w:ascii="MathJax_Math-italic" w:eastAsia="Times New Roman" w:hAnsi="MathJax_Math-italic" w:cs="Times New Roman"/>
+          <w:b/>
+          <w:bCs/>
+          <w:kern w:val="0"/>
+          <w:sz w:val="26"/>
+          <w:szCs w:val="26"/>
+          <w:bdr w:val="none" w:sz="0" w:space="0" w:color="auto" w:frame="1"/>
+          <w14:ligatures w14:val="none"/>
+        </w:rPr>
+        <w:t>c</w:t>
+      </w:r>
+      <w:r>
+        <w:rPr>
+          <w:rFonts w:ascii="MathJax_Math-italic" w:eastAsia="Times New Roman" w:hAnsi="MathJax_Math-italic" w:cs="Times New Roman"/>
+          <w:b/>
+          <w:bCs/>
+          <w:kern w:val="0"/>
+          <w:sz w:val="26"/>
+          <w:szCs w:val="26"/>
+          <w:bdr w:val="none" w:sz="0" w:space="0" w:color="auto" w:frame="1"/>
+          <w:vertAlign w:val="subscript"/>
+          <w14:ligatures w14:val="none"/>
+        </w:rPr>
+        <w:t>t</w:t>
+      </w:r>
+      <w:r>
+        <w:t xml:space="preserve">) in the post-1980 model) which are fit and then evaluated using AICc to </w:t>
+      </w:r>
+      <w:r>
+        <w:lastRenderedPageBreak/>
+        <w:t>determine which specification best describes the data. By comparing the fit of a model which allows separate effects for the treatment period to be estimated at Indian River and throughout the wider region, to the fit of a model which asserts one region wide effect of the treatment period, it can be determined whether some additional effect of treatment at Indian River exists beyond that of the treatment period throughout the study area.</w:t>
+      </w:r>
     </w:p>
     <w:p>
       <w:pPr>
@@ -5435,6 +4614,591 @@
         <w:ind w:firstLine="720"/>
       </w:pPr>
       <w:r>
+        <w:t xml:space="preserve">Because of the autoregressive character of state processes in MARSS models, an intervention occurring at a single time step can impact the time series many steps into the future. It is easy to imagine that a recurring intervention could impact the time series at multiple time steps, pushing it far from its original state. </w:t>
+      </w:r>
+      <w:commentRangeStart w:id="6"/>
+      <w:r>
+        <w:t xml:space="preserve">However, </w:t>
+      </w:r>
+      <w:r>
+        <w:t xml:space="preserve">for </w:t>
+      </w:r>
+      <w:r>
+        <w:t xml:space="preserve">a case </w:t>
+      </w:r>
+      <w:r>
+        <w:t>in which</w:t>
+      </w:r>
+      <w:r>
+        <w:t xml:space="preserve"> a recurring intervention is driving the abundance of some natural population, there is likely to exist some upper limit beyond which the effect of an intervention would be </w:t>
+      </w:r>
+      <w:r>
+        <w:t>negligible</w:t>
+      </w:r>
+      <w:r>
+        <w:t xml:space="preserve"> due to the carrying capacity of the ecosystem in which the population exists (del Monte-Luna et al. 2004). </w:t>
+      </w:r>
+      <w:commentRangeEnd w:id="6"/>
+      <w:r>
+        <w:rPr>
+          <w:rStyle w:val="CommentReference"/>
+          <w:sz w:val="24"/>
+          <w:szCs w:val="24"/>
+        </w:rPr>
+        <w:commentReference w:id="6"/>
+      </w:r>
+      <w:r>
+        <w:t>To</w:t>
+      </w:r>
+      <w:r>
+        <w:t xml:space="preserve"> thoroughly explore this possibility, iterations of </w:t>
+      </w:r>
+      <w:r>
+        <w:t xml:space="preserve">binary </w:t>
+      </w:r>
+      <w:r>
+        <w:t xml:space="preserve">covariate data </w:t>
+      </w:r>
+      <w:r>
+        <w:t xml:space="preserve">indicating </w:t>
+      </w:r>
+      <w:r>
+        <w:t xml:space="preserve">treatment period were constructed to </w:t>
+      </w:r>
+      <w:r>
+        <w:t>model</w:t>
+      </w:r>
+      <w:r>
+        <w:t xml:space="preserve"> the </w:t>
+      </w:r>
+      <w:r>
+        <w:t>effect</w:t>
+      </w:r>
+      <w:r>
+        <w:t xml:space="preserve"> of treatment in any number of consecutive years following the initial application. </w:t>
+      </w:r>
+    </w:p>
+    <w:p>
+      <w:pPr>
+        <w:spacing w:after="0" w:line="480" w:lineRule="auto"/>
+        <w:ind w:firstLine="720"/>
+      </w:pPr>
+      <w:commentRangeStart w:id="7"/>
+      <w:r>
+        <w:t xml:space="preserve">To ensure that the parallel trends assumption holds between treatment and control groups during the pre-treatment period, </w:t>
+      </w:r>
+      <w:r>
+        <w:t>we</w:t>
+      </w:r>
+      <w:r>
+        <w:t xml:space="preserve"> conducted </w:t>
+      </w:r>
+      <w:r>
+        <w:t xml:space="preserve">event studies </w:t>
+      </w:r>
+      <w:r>
+        <w:t>by structuring s</w:t>
+      </w:r>
+      <w:r>
+        <w:t>imple linear models to isolate the effect of Indian River on pink salmon abundances during pre-treatment periods, as illustrated below:</w:t>
+      </w:r>
+    </w:p>
+    <w:p>
+      <w:pPr>
+        <w:spacing w:after="0" w:line="480" w:lineRule="auto"/>
+        <w:jc w:val="center"/>
+        <w:rPr>
+          <w:rFonts w:ascii="Times New Roman" w:eastAsia="Times New Roman" w:hAnsi="Times New Roman" w:cs="Times New Roman"/>
+          <w:kern w:val="0"/>
+          <w:sz w:val="26"/>
+          <w:szCs w:val="26"/>
+          <w:lang w:val="fr-FR"/>
+          <w14:ligatures w14:val="none"/>
+        </w:rPr>
+      </w:pPr>
+      <w:r>
+        <w:rPr>
+          <w:rFonts w:ascii="MathJax_Math-italic" w:eastAsia="Times New Roman" w:hAnsi="MathJax_Math-italic" w:cs="Times New Roman"/>
+          <w:kern w:val="0"/>
+          <w:sz w:val="26"/>
+          <w:szCs w:val="26"/>
+          <w:bdr w:val="none" w:sz="0" w:space="0" w:color="auto" w:frame="1"/>
+          <w:lang w:val="fr-FR"/>
+          <w14:ligatures w14:val="none"/>
+        </w:rPr>
+        <w:t>y</w:t>
+      </w:r>
+      <w:r>
+        <w:rPr>
+          <w:rFonts w:ascii="MathJax_Math-italic" w:eastAsia="Times New Roman" w:hAnsi="MathJax_Math-italic" w:cs="Times New Roman"/>
+          <w:kern w:val="0"/>
+          <w:sz w:val="26"/>
+          <w:szCs w:val="26"/>
+          <w:bdr w:val="none" w:sz="0" w:space="0" w:color="auto" w:frame="1"/>
+          <w:vertAlign w:val="subscript"/>
+          <w:lang w:val="fr-FR"/>
+          <w14:ligatures w14:val="none"/>
+        </w:rPr>
+        <w:t>i,t</w:t>
+      </w:r>
+      <w:r>
+        <w:rPr>
+          <w:rFonts w:ascii="MathJax_Math-italic" w:eastAsia="Times New Roman" w:hAnsi="MathJax_Math-italic" w:cs="Times New Roman"/>
+          <w:kern w:val="0"/>
+          <w:sz w:val="26"/>
+          <w:szCs w:val="26"/>
+          <w:bdr w:val="none" w:sz="0" w:space="0" w:color="auto" w:frame="1"/>
+          <w:lang w:val="fr-FR"/>
+          <w14:ligatures w14:val="none"/>
+        </w:rPr>
+        <w:t xml:space="preserve"> </w:t>
+      </w:r>
+      <w:r>
+        <w:rPr>
+          <w:rFonts w:ascii="MathJax_Main" w:eastAsia="Times New Roman" w:hAnsi="MathJax_Main" w:cs="Times New Roman"/>
+          <w:kern w:val="0"/>
+          <w:sz w:val="26"/>
+          <w:szCs w:val="26"/>
+          <w:bdr w:val="none" w:sz="0" w:space="0" w:color="auto" w:frame="1"/>
+          <w:lang w:val="fr-FR"/>
+          <w14:ligatures w14:val="none"/>
+        </w:rPr>
+        <w:t xml:space="preserve">= </w:t>
+      </w:r>
+      <w:r>
+        <w:rPr>
+          <w:rFonts w:ascii="MathJax_Math-italic" w:eastAsia="Times New Roman" w:hAnsi="MathJax_Math-italic" w:cs="Times New Roman"/>
+          <w:kern w:val="0"/>
+          <w:sz w:val="26"/>
+          <w:szCs w:val="26"/>
+          <w:bdr w:val="none" w:sz="0" w:space="0" w:color="auto" w:frame="1"/>
+          <w14:ligatures w14:val="none"/>
+        </w:rPr>
+        <w:t>β</w:t>
+      </w:r>
+      <w:r>
+        <w:rPr>
+          <w:rFonts w:ascii="MathJax_Math-italic" w:eastAsia="Times New Roman" w:hAnsi="MathJax_Math-italic" w:cs="Times New Roman"/>
+          <w:kern w:val="0"/>
+          <w:sz w:val="26"/>
+          <w:szCs w:val="26"/>
+          <w:bdr w:val="none" w:sz="0" w:space="0" w:color="auto" w:frame="1"/>
+          <w:vertAlign w:val="subscript"/>
+          <w:lang w:val="fr-FR"/>
+          <w14:ligatures w14:val="none"/>
+        </w:rPr>
+        <w:t>0</w:t>
+      </w:r>
+      <w:r>
+        <w:rPr>
+          <w:rFonts w:ascii="MathJax_Main" w:eastAsia="Times New Roman" w:hAnsi="MathJax_Main" w:cs="Times New Roman"/>
+          <w:kern w:val="0"/>
+          <w:sz w:val="26"/>
+          <w:szCs w:val="26"/>
+          <w:bdr w:val="none" w:sz="0" w:space="0" w:color="auto" w:frame="1"/>
+          <w:lang w:val="fr-FR"/>
+          <w14:ligatures w14:val="none"/>
+        </w:rPr>
+        <w:t xml:space="preserve"> + </w:t>
+      </w:r>
+      <w:r>
+        <w:rPr>
+          <w:rFonts w:ascii="MathJax_Math-italic" w:eastAsia="Times New Roman" w:hAnsi="MathJax_Math-italic" w:cs="Times New Roman"/>
+          <w:kern w:val="0"/>
+          <w:sz w:val="26"/>
+          <w:szCs w:val="26"/>
+          <w:bdr w:val="none" w:sz="0" w:space="0" w:color="auto" w:frame="1"/>
+          <w14:ligatures w14:val="none"/>
+        </w:rPr>
+        <w:t>β</w:t>
+      </w:r>
+      <w:r>
+        <w:rPr>
+          <w:rFonts w:ascii="MathJax_Math-italic" w:eastAsia="Times New Roman" w:hAnsi="MathJax_Math-italic" w:cs="Times New Roman"/>
+          <w:kern w:val="0"/>
+          <w:sz w:val="26"/>
+          <w:szCs w:val="26"/>
+          <w:bdr w:val="none" w:sz="0" w:space="0" w:color="auto" w:frame="1"/>
+          <w:vertAlign w:val="subscript"/>
+          <w:lang w:val="fr-FR"/>
+          <w14:ligatures w14:val="none"/>
+        </w:rPr>
+        <w:t>1</w:t>
+      </w:r>
+      <w:r>
+        <w:rPr>
+          <w:rFonts w:ascii="MathJax_Math-italic" w:eastAsia="Times New Roman" w:hAnsi="MathJax_Math-italic" w:cs="Times New Roman"/>
+          <w:kern w:val="0"/>
+          <w:sz w:val="26"/>
+          <w:szCs w:val="26"/>
+          <w:bdr w:val="none" w:sz="0" w:space="0" w:color="auto" w:frame="1"/>
+          <w:lang w:val="fr-FR"/>
+          <w14:ligatures w14:val="none"/>
+        </w:rPr>
+        <w:t>D</w:t>
+      </w:r>
+      <w:r>
+        <w:rPr>
+          <w:rFonts w:ascii="MathJax_Math-italic" w:eastAsia="Times New Roman" w:hAnsi="MathJax_Math-italic" w:cs="Times New Roman"/>
+          <w:kern w:val="0"/>
+          <w:sz w:val="26"/>
+          <w:szCs w:val="26"/>
+          <w:bdr w:val="none" w:sz="0" w:space="0" w:color="auto" w:frame="1"/>
+          <w:vertAlign w:val="subscript"/>
+          <w:lang w:val="fr-FR"/>
+          <w14:ligatures w14:val="none"/>
+        </w:rPr>
+        <w:t xml:space="preserve">Indian River </w:t>
+      </w:r>
+      <w:r>
+        <w:rPr>
+          <w:rFonts w:ascii="MathJax_Main" w:eastAsia="Times New Roman" w:hAnsi="MathJax_Main" w:cs="Times New Roman"/>
+          <w:kern w:val="0"/>
+          <w:sz w:val="26"/>
+          <w:szCs w:val="26"/>
+          <w:bdr w:val="none" w:sz="0" w:space="0" w:color="auto" w:frame="1"/>
+          <w:lang w:val="fr-FR"/>
+          <w14:ligatures w14:val="none"/>
+        </w:rPr>
+        <w:t xml:space="preserve">+ </w:t>
+      </w:r>
+      <w:r>
+        <w:rPr>
+          <w:rFonts w:ascii="MathJax_Math-italic" w:eastAsia="Times New Roman" w:hAnsi="MathJax_Math-italic" w:cs="Times New Roman"/>
+          <w:kern w:val="0"/>
+          <w:sz w:val="26"/>
+          <w:szCs w:val="26"/>
+          <w:bdr w:val="none" w:sz="0" w:space="0" w:color="auto" w:frame="1"/>
+          <w:lang w:val="fr-FR"/>
+          <w14:ligatures w14:val="none"/>
+        </w:rPr>
+        <w:t>e</w:t>
+      </w:r>
+      <w:r>
+        <w:rPr>
+          <w:rFonts w:ascii="MathJax_Math-italic" w:eastAsia="Times New Roman" w:hAnsi="MathJax_Math-italic" w:cs="Times New Roman"/>
+          <w:kern w:val="0"/>
+          <w:sz w:val="26"/>
+          <w:szCs w:val="26"/>
+          <w:bdr w:val="none" w:sz="0" w:space="0" w:color="auto" w:frame="1"/>
+          <w:vertAlign w:val="subscript"/>
+          <w:lang w:val="fr-FR"/>
+          <w14:ligatures w14:val="none"/>
+        </w:rPr>
+        <w:t>i,t</w:t>
+      </w:r>
+    </w:p>
+    <w:p>
+      <w:pPr>
+        <w:spacing w:after="0" w:line="480" w:lineRule="auto"/>
+      </w:pPr>
+      <w:r>
+        <w:t xml:space="preserve">Here, the variable </w:t>
+      </w:r>
+      <w:r>
+        <w:rPr>
+          <w:rFonts w:ascii="MathJax_Math-italic" w:eastAsia="Times New Roman" w:hAnsi="MathJax_Math-italic" w:cs="Times New Roman"/>
+          <w:kern w:val="0"/>
+          <w:sz w:val="26"/>
+          <w:szCs w:val="26"/>
+          <w:bdr w:val="none" w:sz="0" w:space="0" w:color="auto" w:frame="1"/>
+          <w14:ligatures w14:val="none"/>
+        </w:rPr>
+        <w:t>D</w:t>
+      </w:r>
+      <w:r>
+        <w:rPr>
+          <w:rFonts w:ascii="MathJax_Math-italic" w:eastAsia="Times New Roman" w:hAnsi="MathJax_Math-italic" w:cs="Times New Roman"/>
+          <w:kern w:val="0"/>
+          <w:sz w:val="26"/>
+          <w:szCs w:val="26"/>
+          <w:bdr w:val="none" w:sz="0" w:space="0" w:color="auto" w:frame="1"/>
+          <w:vertAlign w:val="subscript"/>
+          <w14:ligatures w14:val="none"/>
+        </w:rPr>
+        <w:t xml:space="preserve">Indian River </w:t>
+      </w:r>
+      <w:r>
+        <w:t xml:space="preserve">indicates </w:t>
+      </w:r>
+      <w:r>
+        <w:t>whether</w:t>
+      </w:r>
+      <w:r>
+        <w:t xml:space="preserve"> an observation was taken at Indian River (</w:t>
+      </w:r>
+      <w:r>
+        <w:rPr>
+          <w:rFonts w:ascii="MathJax_Math-italic" w:eastAsia="Times New Roman" w:hAnsi="MathJax_Math-italic" w:cs="Times New Roman"/>
+          <w:kern w:val="0"/>
+          <w:sz w:val="26"/>
+          <w:szCs w:val="26"/>
+          <w:bdr w:val="none" w:sz="0" w:space="0" w:color="auto" w:frame="1"/>
+          <w14:ligatures w14:val="none"/>
+        </w:rPr>
+        <w:t>D</w:t>
+      </w:r>
+      <w:r>
+        <w:rPr>
+          <w:rFonts w:ascii="MathJax_Math-italic" w:eastAsia="Times New Roman" w:hAnsi="MathJax_Math-italic" w:cs="Times New Roman"/>
+          <w:kern w:val="0"/>
+          <w:sz w:val="26"/>
+          <w:szCs w:val="26"/>
+          <w:bdr w:val="none" w:sz="0" w:space="0" w:color="auto" w:frame="1"/>
+          <w:vertAlign w:val="subscript"/>
+          <w14:ligatures w14:val="none"/>
+        </w:rPr>
+        <w:t>Indian River</w:t>
+      </w:r>
+      <w:r>
+        <w:t xml:space="preserve"> = 1) or elsewhere in the </w:t>
+      </w:r>
+      <w:r>
+        <w:rPr>
+          <w:i/>
+          <w:iCs/>
+        </w:rPr>
+        <w:t>north southeast (outside)</w:t>
+      </w:r>
+      <w:r>
+        <w:t xml:space="preserve"> region (</w:t>
+      </w:r>
+      <w:r>
+        <w:rPr>
+          <w:rFonts w:ascii="MathJax_Math-italic" w:eastAsia="Times New Roman" w:hAnsi="MathJax_Math-italic" w:cs="Times New Roman"/>
+          <w:kern w:val="0"/>
+          <w:sz w:val="26"/>
+          <w:szCs w:val="26"/>
+          <w:bdr w:val="none" w:sz="0" w:space="0" w:color="auto" w:frame="1"/>
+          <w14:ligatures w14:val="none"/>
+        </w:rPr>
+        <w:t>D</w:t>
+      </w:r>
+      <w:r>
+        <w:rPr>
+          <w:rFonts w:ascii="MathJax_Math-italic" w:eastAsia="Times New Roman" w:hAnsi="MathJax_Math-italic" w:cs="Times New Roman"/>
+          <w:kern w:val="0"/>
+          <w:sz w:val="26"/>
+          <w:szCs w:val="26"/>
+          <w:bdr w:val="none" w:sz="0" w:space="0" w:color="auto" w:frame="1"/>
+          <w:vertAlign w:val="subscript"/>
+          <w14:ligatures w14:val="none"/>
+        </w:rPr>
+        <w:t>Indian River</w:t>
+      </w:r>
+      <w:r>
+        <w:t xml:space="preserve"> = 0). If indeed </w:t>
+      </w:r>
+      <w:r>
+        <w:lastRenderedPageBreak/>
+        <w:t>treatment and control groups are similar during the pre-treatment period, then the effect of Indian River on pink salmon abundances (</w:t>
+      </w:r>
+      <w:r>
+        <w:rPr>
+          <w:rFonts w:ascii="MathJax_Math-italic" w:eastAsia="Times New Roman" w:hAnsi="MathJax_Math-italic" w:cs="Times New Roman"/>
+          <w:kern w:val="0"/>
+          <w:sz w:val="26"/>
+          <w:szCs w:val="26"/>
+          <w:bdr w:val="none" w:sz="0" w:space="0" w:color="auto" w:frame="1"/>
+          <w14:ligatures w14:val="none"/>
+        </w:rPr>
+        <w:t>β</w:t>
+      </w:r>
+      <w:r>
+        <w:rPr>
+          <w:rFonts w:ascii="MathJax_Math-italic" w:eastAsia="Times New Roman" w:hAnsi="MathJax_Math-italic" w:cs="Times New Roman"/>
+          <w:kern w:val="0"/>
+          <w:sz w:val="26"/>
+          <w:szCs w:val="26"/>
+          <w:bdr w:val="none" w:sz="0" w:space="0" w:color="auto" w:frame="1"/>
+          <w:vertAlign w:val="subscript"/>
+          <w14:ligatures w14:val="none"/>
+        </w:rPr>
+        <w:t>1</w:t>
+      </w:r>
+      <w:r>
+        <w:t>) should not be statistically significant. I</w:t>
+      </w:r>
+      <w:r>
+        <w:t xml:space="preserve">f these groups significantly differ, a synthetic control group is constructed using a weighted average of untreated streams to match the Indian River’s pre-treatment trend. </w:t>
+      </w:r>
+      <w:commentRangeEnd w:id="7"/>
+      <w:r>
+        <w:rPr>
+          <w:rStyle w:val="CommentReference"/>
+          <w:sz w:val="24"/>
+          <w:szCs w:val="24"/>
+        </w:rPr>
+        <w:commentReference w:id="7"/>
+      </w:r>
+    </w:p>
+    <w:p>
+      <w:pPr>
+        <w:spacing w:after="0" w:line="480" w:lineRule="auto"/>
+      </w:pPr>
+    </w:p>
+    <w:p>
+      <w:pPr>
+        <w:spacing w:after="0" w:line="480" w:lineRule="auto"/>
+        <w:rPr>
+          <w:b/>
+          <w:bCs/>
+        </w:rPr>
+      </w:pPr>
+      <w:r>
+        <w:rPr>
+          <w:b/>
+          <w:bCs/>
+        </w:rPr>
+        <w:t>Effect of Hatchery Releases</w:t>
+      </w:r>
+    </w:p>
+    <w:p>
+      <w:pPr>
+        <w:spacing w:after="0" w:line="480" w:lineRule="auto"/>
+      </w:pPr>
+      <w:r>
+        <w:t xml:space="preserve">The last stage of </w:t>
+      </w:r>
+      <w:r>
+        <w:t xml:space="preserve">our </w:t>
+      </w:r>
+      <w:r>
+        <w:t>research</w:t>
+      </w:r>
+      <w:r>
+        <w:t xml:space="preserve"> focus</w:t>
+      </w:r>
+      <w:r>
+        <w:t>e</w:t>
+      </w:r>
+      <w:r>
+        <w:t>s</w:t>
+      </w:r>
+      <w:r>
+        <w:t xml:space="preserve"> on the effect of the number of fish released by the hatchery each year. </w:t>
+      </w:r>
+      <w:r>
+        <w:t xml:space="preserve">Because </w:t>
+      </w:r>
+      <w:r>
+        <w:t>available stray rate data</w:t>
+      </w:r>
+      <w:r>
+        <w:t xml:space="preserve"> is sparse,</w:t>
+      </w:r>
+      <w:r>
+        <w:t xml:space="preserve"> a direct analysis of the impacts of </w:t>
+      </w:r>
+      <w:r>
+        <w:t xml:space="preserve">SJH </w:t>
+      </w:r>
+      <w:r>
+        <w:t>stray</w:t>
+      </w:r>
+      <w:r>
+        <w:t>s on Indian River abundances is</w:t>
+      </w:r>
+      <w:r>
+        <w:t xml:space="preserve"> impossible</w:t>
+      </w:r>
+      <w:r>
+        <w:t>. Instead</w:t>
+      </w:r>
+      <w:r>
+        <w:t>, the impacts of hatchery releases on pink salmon abundance at Indian River (as well as the inverse)</w:t>
+      </w:r>
+      <w:r>
+        <w:t xml:space="preserve"> are estimated</w:t>
+      </w:r>
+      <w:r>
+        <w:t xml:space="preserve"> via the same MARSS models described above</w:t>
+      </w:r>
+      <w:r>
+        <w:t xml:space="preserve">. It is important to consider the effect of straying both to and from Indian River, as both would influence the abundances observed in stream. By specifying </w:t>
+      </w:r>
+      <w:r>
+        <w:rPr>
+          <w:rFonts w:ascii="MathJax_Math-italic" w:eastAsia="Times New Roman" w:hAnsi="MathJax_Math-italic" w:cs="Times New Roman"/>
+          <w:b/>
+          <w:bCs/>
+          <w:kern w:val="0"/>
+          <w:sz w:val="26"/>
+          <w:szCs w:val="26"/>
+          <w:bdr w:val="none" w:sz="0" w:space="0" w:color="auto" w:frame="1"/>
+          <w14:ligatures w14:val="none"/>
+        </w:rPr>
+        <w:t>B</w:t>
+      </w:r>
+      <w:r>
+        <w:t xml:space="preserve"> as a 2x2 matrix with four unique elements, the effect of the number of fish returning to each system in time step </w:t>
+      </w:r>
+      <w:r>
+        <w:rPr>
+          <w:rFonts w:ascii="MathJax_Math-italic" w:eastAsia="Times New Roman" w:hAnsi="MathJax_Math-italic" w:cs="Times New Roman"/>
+          <w:kern w:val="0"/>
+          <w:sz w:val="26"/>
+          <w:szCs w:val="26"/>
+          <w:bdr w:val="none" w:sz="0" w:space="0" w:color="auto" w:frame="1"/>
+          <w14:ligatures w14:val="none"/>
+        </w:rPr>
+        <w:t>t-1</w:t>
+      </w:r>
+      <w:r>
+        <w:t xml:space="preserve"> on the number of fish returning to each system in time step </w:t>
+      </w:r>
+      <w:r>
+        <w:rPr>
+          <w:rFonts w:ascii="MathJax_Math-italic" w:eastAsia="Times New Roman" w:hAnsi="MathJax_Math-italic" w:cs="Times New Roman"/>
+          <w:kern w:val="0"/>
+          <w:sz w:val="26"/>
+          <w:szCs w:val="26"/>
+          <w:bdr w:val="none" w:sz="0" w:space="0" w:color="auto" w:frame="1"/>
+          <w14:ligatures w14:val="none"/>
+        </w:rPr>
+        <w:t>t</w:t>
+      </w:r>
+      <w:r>
+        <w:t xml:space="preserve"> is isolated.</w:t>
+      </w:r>
+      <w:r>
+        <w:t xml:space="preserve"> It is important to note that, because escapement data are log</w:t>
+      </w:r>
+      <w:r>
+        <w:t>-</w:t>
+      </w:r>
+      <w:r>
+        <w:t xml:space="preserve">transformed, the </w:t>
+      </w:r>
+      <w:r>
+        <w:rPr>
+          <w:rFonts w:ascii="MathJax_Math-italic" w:eastAsia="Times New Roman" w:hAnsi="MathJax_Math-italic" w:cs="Times New Roman"/>
+          <w:b/>
+          <w:bCs/>
+          <w:kern w:val="0"/>
+          <w:sz w:val="26"/>
+          <w:szCs w:val="26"/>
+          <w:bdr w:val="none" w:sz="0" w:space="0" w:color="auto" w:frame="1"/>
+          <w14:ligatures w14:val="none"/>
+        </w:rPr>
+        <w:t>B</w:t>
+      </w:r>
+      <w:r>
+        <w:t xml:space="preserve"> elements estimated will be associated with percent increases from one time step to the next. </w:t>
+      </w:r>
+      <w:r>
+        <w:t>Parametric bootstrapping is employed to construct confidence intervals around these parameter estimates.</w:t>
+      </w:r>
+      <w:r>
+        <w:t xml:space="preserve"> </w:t>
+      </w:r>
+    </w:p>
+    <w:p>
+      <w:pPr>
+        <w:spacing w:after="0" w:line="480" w:lineRule="auto"/>
+        <w:ind w:firstLine="720"/>
+      </w:pPr>
+      <w:r>
         <w:t xml:space="preserve">The state of the hatchery must also be considered, as regardless of the previous brood year’s returns, </w:t>
       </w:r>
       <w:r>
@@ -5466,7 +5230,11 @@
         <w:t xml:space="preserve">Instead, the model includes </w:t>
       </w:r>
       <w:r>
-        <w:t>covariate data relating to smolts reared by the hatchery from eggs taken from the previous brood year’s broodstock and released the prior year. This</w:t>
+        <w:t xml:space="preserve">covariate data relating to smolts reared by the </w:t>
+      </w:r>
+      <w:r>
+        <w:lastRenderedPageBreak/>
+        <w:t>hatchery from eggs taken from the previous brood year’s broodstock and released the prior year. This</w:t>
       </w:r>
       <w:r>
         <w:t xml:space="preserve"> allow</w:t>
@@ -5643,7 +5411,7 @@
       <w:r>
         <w:t xml:space="preserve"> Observation error is site specific, while process error is shared by both states (river and hatchery returners) due to fish encountering the same conditions throughout their lifespan at sea as well as the same commercial fishing effort upon their return.</w:t>
       </w:r>
-      <w:bookmarkStart w:id="20" w:name="_Hlk201668133"/>
+      <w:bookmarkStart w:id="8" w:name="_Hlk201668133"/>
       <w:r>
         <w:rPr>
           <w:b/>
@@ -6065,36 +5833,34 @@
         <w:t xml:space="preserve"> from the regional average</w:t>
       </w:r>
       <w:r>
-        <w:t xml:space="preserve">. However, plotting these time series is not enough to conclusively state that abundances at Indian River do not differ from those that would be expected of an average pink salmon index stream in the region in a statistically significant way. </w:t>
-      </w:r>
-      <w:ins w:id="21" w:author="tquinn" w:date="2026-05-22T10:40:00Z" w16du:dateUtc="2026-05-22T17:40:00Z">
-        <w:r>
-          <w:t>[</w:t>
-        </w:r>
-        <w:r>
-          <w:rPr>
-            <w:highlight w:val="yellow"/>
-            <w:rPrChange w:id="22" w:author="tquinn" w:date="2026-05-22T10:41:00Z" w16du:dateUtc="2026-05-22T17:41:00Z">
-              <w:rPr/>
-            </w:rPrChange>
-          </w:rPr>
-          <w:t>Brian – this is to</w:t>
-        </w:r>
-      </w:ins>
-      <w:ins w:id="23" w:author="tquinn" w:date="2026-05-22T10:41:00Z" w16du:dateUtc="2026-05-22T17:41:00Z">
-        <w:r>
-          <w:rPr>
-            <w:highlight w:val="yellow"/>
-            <w:rPrChange w:id="24" w:author="tquinn" w:date="2026-05-22T10:41:00Z" w16du:dateUtc="2026-05-22T17:41:00Z">
-              <w:rPr/>
-            </w:rPrChange>
-          </w:rPr>
-          <w:t>o long. Try to streamline as much as possible and make sure the reader not only gets the statistical details but the biological message, OK?]</w:t>
-        </w:r>
-        <w:r>
-          <w:t xml:space="preserve"> </w:t>
-        </w:r>
-      </w:ins>
+        <w:t xml:space="preserve">. However, plotting these time series is not enough to conclusively state that abundances at Indian River do not differ from those that would be expected of an average pink salmon index stream in the region in a statistically significant </w:t>
+      </w:r>
+      <w:commentRangeStart w:id="9"/>
+      <w:commentRangeStart w:id="10"/>
+      <w:r>
+        <w:t>way</w:t>
+      </w:r>
+      <w:commentRangeEnd w:id="9"/>
+      <w:r>
+        <w:rPr>
+          <w:rStyle w:val="CommentReference"/>
+          <w:sz w:val="24"/>
+          <w:szCs w:val="24"/>
+        </w:rPr>
+        <w:commentReference w:id="9"/>
+      </w:r>
+      <w:commentRangeEnd w:id="10"/>
+      <w:r>
+        <w:rPr>
+          <w:rStyle w:val="CommentReference"/>
+          <w:sz w:val="24"/>
+          <w:szCs w:val="24"/>
+        </w:rPr>
+        <w:commentReference w:id="10"/>
+      </w:r>
+      <w:r>
+        <w:t xml:space="preserve">. </w:t>
+      </w:r>
       <w:r>
         <w:t>The best fit model allows includes a separate underlying state of Indian River pink salmon abundance in odd years, while estimating a single underlying state of pink salmon abundance throughout the region (including Indian River) in even years</w:t>
       </w:r>
@@ -6147,17 +5913,17 @@
         <w:t xml:space="preserve">the </w:t>
       </w:r>
       <w:r>
-        <w:t xml:space="preserve">best with </w:t>
+        <w:t xml:space="preserve">best with 99.84% confidence </w:t>
+      </w:r>
+      <w:r>
+        <w:t>(Mazerolle 2006).</w:t>
+      </w:r>
+      <w:r>
+        <w:t xml:space="preserve"> Model specifications which estimated a single state of odd-year pink salmon abundance throughout the region performed abysmally </w:t>
       </w:r>
       <w:r>
         <w:lastRenderedPageBreak/>
-        <w:t xml:space="preserve">99.84% confidence </w:t>
-      </w:r>
-      <w:r>
-        <w:t>(Mazerolle 2006).</w:t>
-      </w:r>
-      <w:r>
-        <w:t xml:space="preserve"> Model specifications which estimated a single state of odd-year pink salmon abundance throughout the region performed abysmally by this standard, with infinitesimally small likelihoods of best fit. These findings suggest a scenario in which even-year pink salmon abundances at Indian River are very much in line with those that might be expected of an average stream in the </w:t>
+        <w:t xml:space="preserve">by this standard, with infinitesimally small likelihoods of best fit. These findings suggest a scenario in which even-year pink salmon abundances at Indian River are very much in line with those that might be expected of an average stream in the </w:t>
       </w:r>
       <w:r>
         <w:rPr>
@@ -6193,6 +5959,7 @@
           <w:bCs/>
         </w:rPr>
       </w:pPr>
+      <w:commentRangeStart w:id="11"/>
       <w:r>
         <w:rPr>
           <w:b/>
@@ -6312,23 +6079,23 @@
         <w:t>Difference-in-difference models for even- and odd-year runs considering post-1980 and post-2010 treatment periods were specified, with suites of covariate data relating to observers and ocean climate evaluated for best fit. To ensure the parallel trends assumption holds, th</w:t>
       </w:r>
       <w:r>
-        <w:t xml:space="preserve">e effect </w:t>
+        <w:t>e effect of Indian River in the pre-treatment period i</w:t>
+      </w:r>
+      <w:r>
+        <w:t>s estimated in</w:t>
+      </w:r>
+      <w:r>
+        <w:t xml:space="preserve"> all four models</w:t>
+      </w:r>
+      <w:r>
+        <w:t xml:space="preserve"> (Table 2)</w:t>
+      </w:r>
+      <w:r>
+        <w:t xml:space="preserve">. For even-year runs there exists some significant difference between trends at Indian River and elsewhere </w:t>
       </w:r>
       <w:r>
         <w:lastRenderedPageBreak/>
-        <w:t>of Indian River in the pre-treatment period i</w:t>
-      </w:r>
-      <w:r>
-        <w:t>s estimated in</w:t>
-      </w:r>
-      <w:r>
-        <w:t xml:space="preserve"> all four models</w:t>
-      </w:r>
-      <w:r>
-        <w:t xml:space="preserve"> (Table 2)</w:t>
-      </w:r>
-      <w:r>
-        <w:t>. For even-year runs there exists some significant difference between trends at Indian River and elsewhere in the region prior to 1980. Due to this difference, a synthetic control group time series was constructed for comparison with the treatment group. All other models satisfy the parallel trends assumption.</w:t>
+        <w:t>in the region prior to 1980. Due to this difference, a synthetic control group time series was constructed for comparison with the treatment group. All other models satisfy the parallel trends assumption.</w:t>
       </w:r>
     </w:p>
     <w:p>
@@ -6463,36 +6230,36 @@
         <w:t>effect occurred for</w:t>
       </w:r>
       <w:r>
-        <w:t xml:space="preserve"> even-year runs. </w:t>
+        <w:t xml:space="preserve"> even-year runs. The expansion of permitted pink salmon releases from 1 million to 3 million in 2010 increase</w:t>
+      </w:r>
+      <w:r>
+        <w:t>d</w:t>
+      </w:r>
+      <w:r>
+        <w:t xml:space="preserve"> both even- and odd-year</w:t>
+      </w:r>
+      <w:r>
+        <w:t xml:space="preserve"> a</w:t>
+      </w:r>
+      <w:r>
+        <w:t>bundances (Table 3). The difference in time periods (pre- and post-</w:t>
       </w:r>
       <w:r>
         <w:lastRenderedPageBreak/>
-        <w:t>The expansion of permitted pink salmon releases from 1 million to 3 million in 2010 increase</w:t>
-      </w:r>
-      <w:r>
-        <w:t>d</w:t>
-      </w:r>
-      <w:r>
-        <w:t xml:space="preserve"> both even- and odd-year</w:t>
-      </w:r>
-      <w:r>
-        <w:t xml:space="preserve"> a</w:t>
-      </w:r>
-      <w:r>
-        <w:t>bundances (Table 3). The difference in time periods (pre- and post-198</w:t>
-      </w:r>
-      <w:commentRangeStart w:id="25"/>
+        <w:t>198</w:t>
+      </w:r>
+      <w:commentRangeStart w:id="12"/>
       <w:r>
         <w:t>0</w:t>
       </w:r>
-      <w:ins w:id="26" w:author="tquinn" w:date="2026-05-22T10:45:00Z" w16du:dateUtc="2026-05-22T17:45:00Z">
+      <w:ins w:id="13" w:author="tquinn" w:date="2026-05-22T10:45:00Z" w16du:dateUtc="2026-05-22T17:45:00Z">
         <w:r>
           <w:t xml:space="preserve"> [</w:t>
         </w:r>
         <w:r>
           <w:rPr>
             <w:highlight w:val="yellow"/>
-            <w:rPrChange w:id="27" w:author="tquinn" w:date="2026-05-22T10:45:00Z" w16du:dateUtc="2026-05-22T17:45:00Z">
+            <w:rPrChange w:id="14" w:author="tquinn" w:date="2026-05-22T10:45:00Z" w16du:dateUtc="2026-05-22T17:45:00Z">
               <w:rPr/>
             </w:rPrChange>
           </w:rPr>
@@ -6505,14 +6272,14 @@
       <w:r>
         <w:t xml:space="preserve">, </w:t>
       </w:r>
-      <w:commentRangeEnd w:id="25"/>
+      <w:commentRangeEnd w:id="12"/>
       <w:r>
         <w:rPr>
           <w:rStyle w:val="CommentReference"/>
           <w:sz w:val="24"/>
           <w:szCs w:val="24"/>
         </w:rPr>
-        <w:commentReference w:id="25"/>
+        <w:commentReference w:id="12"/>
       </w:r>
       <w:r>
         <w:t xml:space="preserve">and pre- and post-2010) is found to be a significant driver of pink salmon abundances both at Indian River and throughout the </w:t>
@@ -6551,6 +6318,17 @@
       <w:r>
         <w:t xml:space="preserve">. </w:t>
       </w:r>
+      <w:commentRangeEnd w:id="11"/>
+      <w:r>
+        <w:rPr>
+          <w:rStyle w:val="CommentReference"/>
+          <w:b/>
+          <w:bCs/>
+          <w:sz w:val="24"/>
+          <w:szCs w:val="24"/>
+        </w:rPr>
+        <w:commentReference w:id="11"/>
+      </w:r>
     </w:p>
     <w:p>
       <w:pPr>
@@ -6581,7 +6359,10 @@
         <w:spacing w:after="0" w:line="480" w:lineRule="auto"/>
       </w:pPr>
       <w:r>
-        <w:t xml:space="preserve">The range of interaction effects of brood year </w:t>
+        <w:t>All</w:t>
+      </w:r>
+      <w:r>
+        <w:t xml:space="preserve"> interaction effects of brood year </w:t>
       </w:r>
       <w:r>
         <w:rPr>
@@ -6796,20 +6577,20 @@
         <w:t xml:space="preserve"> </w:t>
       </w:r>
       <w:r>
-        <w:t xml:space="preserve">While the effect of prior brood year Indian River abundances on current brood year hatchery returns is </w:t>
+        <w:t xml:space="preserve">While the effect of prior brood year Indian River abundances on current brood year hatchery returns is stronger for both runs than its inverse, it is crucial to note that hatchery returns are </w:t>
+      </w:r>
+      <w:r>
+        <w:t>greater than Indian River abundance much more often than not. This means that</w:t>
+      </w:r>
+      <w:r>
+        <w:t>,</w:t>
+      </w:r>
+      <w:r>
+        <w:t xml:space="preserve"> despite the difference in effect, the </w:t>
       </w:r>
       <w:r>
         <w:lastRenderedPageBreak/>
-        <w:t xml:space="preserve">stronger for both runs than its inverse, it is crucial to note that hatchery returns are </w:t>
-      </w:r>
-      <w:r>
-        <w:t>greater than Indian River abundance much more often than not. This means that</w:t>
-      </w:r>
-      <w:r>
-        <w:t>,</w:t>
-      </w:r>
-      <w:r>
-        <w:t xml:space="preserve"> despite the difference in effect, the overall numbers of fish </w:t>
+        <w:t xml:space="preserve">overall numbers of fish </w:t>
       </w:r>
       <w:r>
         <w:t xml:space="preserve">straying </w:t>
@@ -6824,27 +6605,7 @@
         <w:t xml:space="preserve">site </w:t>
       </w:r>
       <w:r>
-        <w:t>could be roughly equal or even skewed towards hatchery-born fish returning to Indian River</w:t>
-      </w:r>
-      <w:ins w:id="28" w:author="tquinn" w:date="2026-05-22T10:48:00Z" w16du:dateUtc="2026-05-22T17:48:00Z">
-        <w:r>
-          <w:t xml:space="preserve"> [</w:t>
-        </w:r>
-        <w:r>
-          <w:rPr>
-            <w:highlight w:val="yellow"/>
-            <w:rPrChange w:id="29" w:author="tquinn" w:date="2026-05-22T10:48:00Z" w16du:dateUtc="2026-05-22T17:48:00Z">
-              <w:rPr/>
-            </w:rPrChange>
-          </w:rPr>
-          <w:t>what about the otolith data</w:t>
-        </w:r>
-        <w:r>
-          <w:t>?]</w:t>
-        </w:r>
-      </w:ins>
-      <w:r>
-        <w:t>. In those brood years where Indian River abundances exceed hatchery returns, these effect</w:t>
+        <w:t>could be roughly equal or even skewed towards hatchery-born fish returning to Indian River. In those brood years where Indian River abundances exceed hatchery returns, these effect</w:t>
       </w:r>
       <w:r>
         <w:t xml:space="preserve"> size</w:t>
@@ -6853,7 +6614,7 @@
         <w:t>s imply that the following brood year will see more fish from Indian River returning to the hatchery than vice versa.</w:t>
       </w:r>
       <w:bookmarkEnd w:id="0"/>
-      <w:bookmarkEnd w:id="20"/>
+      <w:bookmarkEnd w:id="8"/>
     </w:p>
     <w:p>
       <w:pPr>
@@ -6879,7 +6640,7 @@
           <w:szCs w:val="20"/>
         </w:rPr>
         <w:drawing>
-          <wp:inline distT="0" distB="0" distL="0" distR="0" wp14:anchorId="524AAB61" wp14:editId="0583B969">
+          <wp:inline distT="0" distB="0" distL="0" distR="0" wp14:anchorId="524AAB61" wp14:editId="3FDC2870">
             <wp:extent cx="6960541" cy="3239548"/>
             <wp:effectExtent l="0" t="0" r="0" b="0"/>
             <wp:docPr id="1324619098" name="Picture 6" descr="The diagram presents a statistical comparison of the effects of previous year's hatchery returns on the current year's brood counts for different species, including Indian River, with a focus on even and odd years.&#10;&#10;AI-generated content may be incorrect."/>
@@ -6990,29 +6751,29 @@
         <w:spacing w:after="0" w:line="480" w:lineRule="auto"/>
         <w:ind w:firstLine="720"/>
       </w:pPr>
-      <w:ins w:id="30" w:author="tquinn" w:date="2026-05-22T10:49:00Z" w16du:dateUtc="2026-05-22T17:49:00Z">
+      <w:ins w:id="15" w:author="tquinn" w:date="2026-05-22T10:49:00Z" w16du:dateUtc="2026-05-22T17:49:00Z">
         <w:r>
           <w:rPr>
             <w:highlight w:val="yellow"/>
-            <w:rPrChange w:id="31" w:author="tquinn" w:date="2026-05-22T10:52:00Z" w16du:dateUtc="2026-05-22T17:52:00Z">
+            <w:rPrChange w:id="16" w:author="tquinn" w:date="2026-05-22T10:52:00Z" w16du:dateUtc="2026-05-22T17:52:00Z">
               <w:rPr/>
             </w:rPrChange>
           </w:rPr>
           <w:t>I think it is important here, at the start of the Discussion, to remind the readers exactly what hypotheses were tested, and then make sure, in non-statistical terms, they know what the findings were</w:t>
         </w:r>
       </w:ins>
-      <w:ins w:id="32" w:author="tquinn" w:date="2026-05-22T10:50:00Z" w16du:dateUtc="2026-05-22T17:50:00Z">
+      <w:ins w:id="17" w:author="tquinn" w:date="2026-05-22T10:50:00Z" w16du:dateUtc="2026-05-22T17:50:00Z">
         <w:r>
           <w:rPr>
             <w:highlight w:val="yellow"/>
-            <w:rPrChange w:id="33" w:author="tquinn" w:date="2026-05-22T10:52:00Z" w16du:dateUtc="2026-05-22T17:52:00Z">
+            <w:rPrChange w:id="18" w:author="tquinn" w:date="2026-05-22T10:52:00Z" w16du:dateUtc="2026-05-22T17:52:00Z">
               <w:rPr/>
             </w:rPrChange>
           </w:rPr>
           <w:t>. Going back into the Introduction themes leaves the reader unsure what the true outcome was</w:t>
         </w:r>
       </w:ins>
-      <w:ins w:id="34" w:author="tquinn" w:date="2026-05-22T10:53:00Z" w16du:dateUtc="2026-05-22T17:53:00Z">
+      <w:ins w:id="19" w:author="tquinn" w:date="2026-05-22T10:53:00Z" w16du:dateUtc="2026-05-22T17:53:00Z">
         <w:r>
           <w:rPr>
             <w:highlight w:val="yellow"/>
@@ -7020,7 +6781,7 @@
           <w:t xml:space="preserve">, and I am </w:t>
         </w:r>
       </w:ins>
-      <w:ins w:id="35" w:author="tquinn" w:date="2026-05-22T10:54:00Z" w16du:dateUtc="2026-05-22T17:54:00Z">
+      <w:ins w:id="20" w:author="tquinn" w:date="2026-05-22T10:54:00Z" w16du:dateUtc="2026-05-22T17:54:00Z">
         <w:r>
           <w:rPr>
             <w:highlight w:val="yellow"/>
@@ -7028,33 +6789,33 @@
           <w:t>not at all sure</w:t>
         </w:r>
       </w:ins>
-      <w:ins w:id="36" w:author="tquinn" w:date="2026-05-22T10:50:00Z" w16du:dateUtc="2026-05-22T17:50:00Z">
+      <w:ins w:id="21" w:author="tquinn" w:date="2026-05-22T10:50:00Z" w16du:dateUtc="2026-05-22T17:50:00Z">
         <w:r>
           <w:rPr>
             <w:highlight w:val="yellow"/>
-            <w:rPrChange w:id="37" w:author="tquinn" w:date="2026-05-22T10:52:00Z" w16du:dateUtc="2026-05-22T17:52:00Z">
+            <w:rPrChange w:id="22" w:author="tquinn" w:date="2026-05-22T10:52:00Z" w16du:dateUtc="2026-05-22T17:52:00Z">
               <w:rPr/>
             </w:rPrChange>
           </w:rPr>
           <w:t>. Once we all know that, then you w</w:t>
         </w:r>
       </w:ins>
-      <w:ins w:id="38" w:author="tquinn" w:date="2026-05-22T10:51:00Z" w16du:dateUtc="2026-05-22T17:51:00Z">
+      <w:ins w:id="23" w:author="tquinn" w:date="2026-05-22T10:51:00Z" w16du:dateUtc="2026-05-22T17:51:00Z">
         <w:r>
           <w:rPr>
             <w:highlight w:val="yellow"/>
-            <w:rPrChange w:id="39" w:author="tquinn" w:date="2026-05-22T10:52:00Z" w16du:dateUtc="2026-05-22T17:52:00Z">
+            <w:rPrChange w:id="24" w:author="tquinn" w:date="2026-05-22T10:52:00Z" w16du:dateUtc="2026-05-22T17:52:00Z">
               <w:rPr/>
             </w:rPrChange>
           </w:rPr>
           <w:t>ant to discuss your findings per se, followed by gradually broadening the scope to discuss them in light of broader conservation concerns for salmon (wild – hatchery, etc.) and then for other animals. A paragraph for caveats follows that</w:t>
         </w:r>
       </w:ins>
-      <w:ins w:id="40" w:author="tquinn" w:date="2026-05-22T10:52:00Z" w16du:dateUtc="2026-05-22T17:52:00Z">
+      <w:ins w:id="25" w:author="tquinn" w:date="2026-05-22T10:52:00Z" w16du:dateUtc="2026-05-22T17:52:00Z">
         <w:r>
           <w:rPr>
             <w:highlight w:val="yellow"/>
-            <w:rPrChange w:id="41" w:author="tquinn" w:date="2026-05-22T10:52:00Z" w16du:dateUtc="2026-05-22T17:52:00Z">
+            <w:rPrChange w:id="26" w:author="tquinn" w:date="2026-05-22T10:52:00Z" w16du:dateUtc="2026-05-22T17:52:00Z">
               <w:rPr/>
             </w:rPrChange>
           </w:rPr>
@@ -7242,14 +7003,14 @@
       <w:r>
         <w:t xml:space="preserve"> those recorded decades ago, more contemporary </w:t>
       </w:r>
-      <w:ins w:id="42" w:author="tquinn" w:date="2026-05-22T16:34:00Z" w16du:dateUtc="2026-05-22T23:34:00Z">
+      <w:ins w:id="27" w:author="tquinn" w:date="2026-05-22T16:34:00Z" w16du:dateUtc="2026-05-22T23:34:00Z">
         <w:r>
           <w:t>[</w:t>
         </w:r>
         <w:r>
           <w:rPr>
             <w:highlight w:val="yellow"/>
-            <w:rPrChange w:id="43" w:author="tquinn" w:date="2026-05-22T16:34:00Z" w16du:dateUtc="2026-05-22T23:34:00Z">
+            <w:rPrChange w:id="28" w:author="tquinn" w:date="2026-05-22T16:34:00Z" w16du:dateUtc="2026-05-22T23:34:00Z">
               <w:rPr/>
             </w:rPrChange>
           </w:rPr>
@@ -7277,11 +7038,11 @@
       <w:r>
         <w:t xml:space="preserve"> </w:t>
       </w:r>
-      <w:ins w:id="44" w:author="tquinn" w:date="2026-05-22T11:01:00Z" w16du:dateUtc="2026-05-22T18:01:00Z">
+      <w:ins w:id="29" w:author="tquinn" w:date="2026-05-22T11:01:00Z" w16du:dateUtc="2026-05-22T18:01:00Z">
         <w:r>
           <w:rPr>
             <w:highlight w:val="yellow"/>
-            <w:rPrChange w:id="45" w:author="tquinn" w:date="2026-05-22T11:01:00Z" w16du:dateUtc="2026-05-22T18:01:00Z">
+            <w:rPrChange w:id="30" w:author="tquinn" w:date="2026-05-22T11:01:00Z" w16du:dateUtc="2026-05-22T18:01:00Z">
               <w:rPr/>
             </w:rPrChange>
           </w:rPr>
@@ -7331,25 +7092,25 @@
         <w:lastRenderedPageBreak/>
         <w:t>brood year Indian River abundances, the overall numbers of fish straying to a non-origin site could be roughly equal or even skewed towards hatchery-born fish returning to Indian River</w:t>
       </w:r>
-      <w:ins w:id="46" w:author="tquinn" w:date="2026-05-22T16:38:00Z" w16du:dateUtc="2026-05-22T23:38:00Z">
+      <w:ins w:id="31" w:author="tquinn" w:date="2026-05-22T16:38:00Z" w16du:dateUtc="2026-05-22T23:38:00Z">
         <w:r>
           <w:t xml:space="preserve"> [</w:t>
         </w:r>
         <w:r>
           <w:rPr>
             <w:highlight w:val="yellow"/>
-            <w:rPrChange w:id="47" w:author="tquinn" w:date="2026-05-22T16:39:00Z" w16du:dateUtc="2026-05-22T23:39:00Z">
+            <w:rPrChange w:id="32" w:author="tquinn" w:date="2026-05-22T16:39:00Z" w16du:dateUtc="2026-05-22T23:39:00Z">
               <w:rPr/>
             </w:rPrChange>
           </w:rPr>
           <w:t>This sentence is long and complicated and I am having trouble untangling it. Are you suggesting that if there are more hatchery than natural origin fish, and equal straying rates for each, there will be more hatch</w:t>
         </w:r>
       </w:ins>
-      <w:ins w:id="48" w:author="tquinn" w:date="2026-05-22T16:39:00Z" w16du:dateUtc="2026-05-22T23:39:00Z">
+      <w:ins w:id="33" w:author="tquinn" w:date="2026-05-22T16:39:00Z" w16du:dateUtc="2026-05-22T23:39:00Z">
         <w:r>
           <w:rPr>
             <w:highlight w:val="yellow"/>
-            <w:rPrChange w:id="49" w:author="tquinn" w:date="2026-05-22T16:39:00Z" w16du:dateUtc="2026-05-22T23:39:00Z">
+            <w:rPrChange w:id="34" w:author="tquinn" w:date="2026-05-22T16:39:00Z" w16du:dateUtc="2026-05-22T23:39:00Z">
               <w:rPr/>
             </w:rPrChange>
           </w:rPr>
@@ -7495,18 +7256,18 @@
       <w:r>
         <w:t xml:space="preserve">from what would be expected of a similar </w:t>
       </w:r>
-      <w:ins w:id="50" w:author="tquinn" w:date="2026-05-22T16:59:00Z" w16du:dateUtc="2026-05-22T23:59:00Z">
+      <w:ins w:id="35" w:author="tquinn" w:date="2026-05-22T16:59:00Z" w16du:dateUtc="2026-05-22T23:59:00Z">
         <w:r>
           <w:rPr>
             <w:highlight w:val="yellow"/>
-            <w:rPrChange w:id="51" w:author="tquinn" w:date="2026-05-22T17:00:00Z" w16du:dateUtc="2026-05-23T00:00:00Z">
+            <w:rPrChange w:id="36" w:author="tquinn" w:date="2026-05-22T17:00:00Z" w16du:dateUtc="2026-05-23T00:00:00Z">
               <w:rPr/>
             </w:rPrChange>
           </w:rPr>
           <w:t>[in what way</w:t>
         </w:r>
       </w:ins>
-      <w:ins w:id="52" w:author="tquinn" w:date="2026-05-22T17:00:00Z" w16du:dateUtc="2026-05-23T00:00:00Z">
+      <w:ins w:id="37" w:author="tquinn" w:date="2026-05-22T17:00:00Z" w16du:dateUtc="2026-05-23T00:00:00Z">
         <w:r>
           <w:t xml:space="preserve">?] </w:t>
         </w:r>
@@ -7692,32 +7453,32 @@
       <w:r>
         <w:t xml:space="preserve">s lower than the effect observed in even years. If there exists some small but positive true effect of hatchery releases on subsequent brood year Indian River abundances, the difference between the magnitude of these effects in odd years would be far less than in even-years, meaning that odd-year Indian River abundances would be more susceptible to being inflated by hatchery releases. It is possible that limiting the number of SJH pink salmon moving into Indian River to spawn in odd years may be beneficial for maintaining the wild population in the park within their natural range of variation, but this is far from conclusive, and suggests the need for more consistent otolith sampling </w:t>
       </w:r>
-      <w:ins w:id="53" w:author="tquinn" w:date="2026-05-22T17:13:00Z" w16du:dateUtc="2026-05-23T00:13:00Z">
+      <w:ins w:id="38" w:author="tquinn" w:date="2026-05-22T17:13:00Z" w16du:dateUtc="2026-05-23T00:13:00Z">
         <w:r>
           <w:t>[</w:t>
         </w:r>
       </w:ins>
-      <w:ins w:id="54" w:author="tquinn" w:date="2026-05-22T17:14:00Z" w16du:dateUtc="2026-05-23T00:14:00Z">
+      <w:ins w:id="39" w:author="tquinn" w:date="2026-05-22T17:14:00Z" w16du:dateUtc="2026-05-23T00:14:00Z">
         <w:r>
           <w:t>H</w:t>
         </w:r>
       </w:ins>
-      <w:ins w:id="55" w:author="tquinn" w:date="2026-05-22T17:13:00Z" w16du:dateUtc="2026-05-23T00:13:00Z">
+      <w:ins w:id="40" w:author="tquinn" w:date="2026-05-22T17:13:00Z" w16du:dateUtc="2026-05-23T00:13:00Z">
         <w:r>
           <w:t xml:space="preserve">as this </w:t>
         </w:r>
       </w:ins>
-      <w:ins w:id="56" w:author="tquinn" w:date="2026-05-22T17:14:00Z" w16du:dateUtc="2026-05-23T00:14:00Z">
+      <w:ins w:id="41" w:author="tquinn" w:date="2026-05-22T17:14:00Z" w16du:dateUtc="2026-05-23T00:14:00Z">
         <w:r>
           <w:t xml:space="preserve">method </w:t>
         </w:r>
       </w:ins>
-      <w:ins w:id="57" w:author="tquinn" w:date="2026-05-22T17:13:00Z" w16du:dateUtc="2026-05-23T00:13:00Z">
+      <w:ins w:id="42" w:author="tquinn" w:date="2026-05-22T17:13:00Z" w16du:dateUtc="2026-05-23T00:13:00Z">
         <w:r>
           <w:t>been described and the results presented?</w:t>
         </w:r>
       </w:ins>
-      <w:ins w:id="58" w:author="tquinn" w:date="2026-05-22T17:14:00Z" w16du:dateUtc="2026-05-23T00:14:00Z">
+      <w:ins w:id="43" w:author="tquinn" w:date="2026-05-22T17:14:00Z" w16du:dateUtc="2026-05-23T00:14:00Z">
         <w:r>
           <w:t xml:space="preserve">] </w:t>
         </w:r>
@@ -9386,7 +9147,7 @@
 
 <file path=word/comments.xml><?xml version="1.0" encoding="utf-8"?>
 <w:comments xmlns:wpc="http://schemas.microsoft.com/office/word/2010/wordprocessingCanvas" xmlns:cx="http://schemas.microsoft.com/office/drawing/2014/chartex" xmlns:cx1="http://schemas.microsoft.com/office/drawing/2015/9/8/chartex" xmlns:cx2="http://schemas.microsoft.com/office/drawing/2015/10/21/chartex" xmlns:cx3="http://schemas.microsoft.com/office/drawing/2016/5/9/chartex" xmlns:cx4="http://schemas.microsoft.com/office/drawing/2016/5/10/chartex" xmlns:cx5="http://schemas.microsoft.com/office/drawing/2016/5/11/chartex" xmlns:cx6="http://schemas.microsoft.com/office/drawing/2016/5/12/chartex" xmlns:cx7="http://schemas.microsoft.com/office/drawing/2016/5/13/chartex" xmlns:cx8="http://schemas.microsoft.com/office/drawing/2016/5/14/chartex" xmlns:mc="http://schemas.openxmlformats.org/markup-compatibility/2006" xmlns:aink="http://schemas.microsoft.com/office/drawing/2016/ink" xmlns:am3d="http://schemas.microsoft.com/office/drawing/2017/model3d" xmlns:o="urn:schemas-microsoft-com:office:office" xmlns:oel="http://schemas.microsoft.com/office/2019/extlst" xmlns:r="http://schemas.openxmlformats.org/officeDocument/2006/relationships" xmlns:m="http://schemas.openxmlformats.org/officeDocument/2006/math" xmlns:v="urn:schemas-microsoft-com:vml" xmlns:wp14="http://schemas.microsoft.com/office/word/2010/wordprocessingDrawing" xmlns:wp="http://schemas.openxmlformats.org/drawingml/2006/wordprocessingDrawing" xmlns:w10="urn:schemas-microsoft-com:office:word" xmlns:w="http://schemas.openxmlformats.org/wordprocessingml/2006/main" xmlns:w14="http://schemas.microsoft.com/office/word/2010/wordml" xmlns:w15="http://schemas.microsoft.com/office/word/2012/wordml" xmlns:w16cex="http://schemas.microsoft.com/office/word/2018/wordml/cex" xmlns:w16cid="http://schemas.microsoft.com/office/word/2016/wordml/cid" xmlns:w16="http://schemas.microsoft.com/office/word/2018/wordml" xmlns:w16du="http://schemas.microsoft.com/office/word/2023/wordml/word16du" xmlns:w16sdtdh="http://schemas.microsoft.com/office/word/2020/wordml/sdtdatahash" xmlns:w16sdtfl="http://schemas.microsoft.com/office/word/2024/wordml/sdtformatlock" xmlns:w16se="http://schemas.microsoft.com/office/word/2015/wordml/symex" xmlns:wpg="http://schemas.microsoft.com/office/word/2010/wordprocessingGroup" xmlns:wpi="http://schemas.microsoft.com/office/word/2010/wordprocessingInk" xmlns:wne="http://schemas.microsoft.com/office/word/2006/wordml" xmlns:wps="http://schemas.microsoft.com/office/word/2010/wordprocessingShape" mc:Ignorable="w14 w15 w16se w16cid w16 w16cex w16sdtdh w16sdtfl w16du wp14">
-  <w:comment w:id="1" w:author="Brian E McGreal" w:date="2026-06-12T13:46:00Z" w:initials="BM">
+  <w:comment w:id="1" w:author="Brian E McGreal" w:date="2026-06-15T12:11:00Z" w:initials="BM">
     <w:p>
       <w:pPr>
         <w:pStyle w:val="CommentText"/>
@@ -9398,11 +9159,27 @@
         <w:annotationRef/>
       </w:r>
       <w:r>
+        <w:t>Tlingit names?</w:t>
+      </w:r>
+    </w:p>
+  </w:comment>
+  <w:comment w:id="2" w:author="Brian E McGreal" w:date="2026-06-12T13:46:00Z" w:initials="BM">
+    <w:p>
+      <w:pPr>
+        <w:pStyle w:val="CommentText"/>
+      </w:pPr>
+      <w:r>
+        <w:rPr>
+          <w:rStyle w:val="CommentReference"/>
+        </w:rPr>
+        <w:annotationRef/>
+      </w:r>
+      <w:r>
         <w:t>Tom struck this and I’m not quite sure why..</w:t>
       </w:r>
     </w:p>
   </w:comment>
-  <w:comment w:id="25" w:author="Brian E McGreal" w:date="2026-06-05T18:19:00Z" w:initials="BM">
+  <w:comment w:id="3" w:author="Brian E McGreal" w:date="2026-06-15T13:20:00Z" w:initials="BM">
     <w:p>
       <w:pPr>
         <w:pStyle w:val="CommentText"/>
@@ -9414,7 +9191,170 @@
         <w:annotationRef/>
       </w:r>
       <w:r>
+        <w:t>Tom said:</w:t>
+      </w:r>
+    </w:p>
+    <w:p>
+      <w:pPr>
+        <w:pStyle w:val="CommentText"/>
+      </w:pPr>
+    </w:p>
+    <w:p>
+      <w:pPr>
+        <w:pStyle w:val="CommentText"/>
+      </w:pPr>
+      <w:r>
+        <w:rPr>
+          <w:highlight w:val="yellow"/>
+        </w:rPr>
+        <w:t>I confess that I find this very hard to follow. What, exactly, is the null and alternative hypotheses or predictions being tested? Can they be expressed in plain English?</w:t>
+      </w:r>
+    </w:p>
+    <w:p>
+      <w:pPr>
+        <w:pStyle w:val="CommentText"/>
+      </w:pPr>
+    </w:p>
+    <w:p>
+      <w:pPr>
+        <w:pStyle w:val="CommentText"/>
+      </w:pPr>
+      <w:r>
+        <w:t>I hope my changes hve cleared this up but it’s a good paragraph to watch for clarity.</w:t>
+      </w:r>
+    </w:p>
+  </w:comment>
+  <w:comment w:id="5" w:author="Brian E McGreal" w:date="2026-06-15T15:53:00Z" w:initials="BM">
+    <w:p>
+      <w:pPr>
+        <w:pStyle w:val="CommentText"/>
+      </w:pPr>
+      <w:r>
+        <w:rPr>
+          <w:rStyle w:val="CommentReference"/>
+        </w:rPr>
+        <w:annotationRef/>
+      </w:r>
+      <w:r>
+        <w:t>Unpack this thing somewhere</w:t>
+      </w:r>
+    </w:p>
+  </w:comment>
+  <w:comment w:id="6" w:author="Brian E McGreal" w:date="2026-06-15T15:42:00Z" w:initials="BM">
+    <w:p>
+      <w:pPr>
+        <w:pStyle w:val="CommentText"/>
+      </w:pPr>
+      <w:r>
+        <w:rPr>
+          <w:rStyle w:val="CommentReference"/>
+        </w:rPr>
+        <w:annotationRef/>
+      </w:r>
+      <w:r>
+        <w:t>This sentence is important. Is this clear?</w:t>
+      </w:r>
+    </w:p>
+  </w:comment>
+  <w:comment w:id="7" w:author="Brian E McGreal" w:date="2026-06-15T15:55:00Z" w:initials="BM">
+    <w:p>
+      <w:pPr>
+        <w:pStyle w:val="CommentText"/>
+      </w:pPr>
+      <w:r>
+        <w:rPr>
+          <w:rStyle w:val="CommentReference"/>
+        </w:rPr>
+        <w:annotationRef/>
+      </w:r>
+      <w:r>
+        <w:t>BACI approach - just fit the two models and compare?</w:t>
+      </w:r>
+    </w:p>
+  </w:comment>
+  <w:comment w:id="9" w:author="Brian E McGreal" w:date="2026-06-15T16:09:00Z" w:initials="BM">
+    <w:p>
+      <w:pPr>
+        <w:pStyle w:val="CommentText"/>
+      </w:pPr>
+      <w:r>
+        <w:rPr>
+          <w:rStyle w:val="CommentReference"/>
+        </w:rPr>
+        <w:annotationRef/>
+      </w:r>
+      <w:r>
+        <w:t>Tom leaves this comment here:</w:t>
+      </w:r>
+    </w:p>
+    <w:p>
+      <w:pPr>
+        <w:pStyle w:val="CommentText"/>
+      </w:pPr>
+    </w:p>
+    <w:p>
+      <w:pPr>
+        <w:pStyle w:val="CommentText"/>
+      </w:pPr>
+      <w:r>
+        <w:t>“</w:t>
+      </w:r>
+      <w:r>
+        <w:rPr>
+          <w:highlight w:val="yellow"/>
+        </w:rPr>
+        <w:t>Brian – this is too long. Try to streamline as much as possible and make sure the reader not only gets the statistical details but the biological message, OK?</w:t>
+      </w:r>
+      <w:r>
+        <w:t xml:space="preserve"> ”</w:t>
+      </w:r>
+    </w:p>
+  </w:comment>
+  <w:comment w:id="10" w:author="Brian E McGreal" w:date="2026-06-15T16:10:00Z" w:initials="BM">
+    <w:p>
+      <w:pPr>
+        <w:pStyle w:val="CommentText"/>
+      </w:pPr>
+      <w:r>
+        <w:rPr>
+          <w:rStyle w:val="CommentReference"/>
+        </w:rPr>
+        <w:annotationRef/>
+      </w:r>
+      <w:r>
+        <w:t>Headline up front</w:t>
+      </w:r>
+    </w:p>
+  </w:comment>
+  <w:comment w:id="12" w:author="Brian E McGreal" w:date="2026-06-05T18:19:00Z" w:initials="BM">
+    <w:p>
+      <w:pPr>
+        <w:pStyle w:val="CommentText"/>
+      </w:pPr>
+      <w:r>
+        <w:rPr>
+          <w:rStyle w:val="CommentReference"/>
+        </w:rPr>
+        <w:annotationRef/>
+      </w:r>
+      <w:r>
         <w:t>Making adjustments here because tom is right. The first impacted years should be 1977 and 1978. HOWEVER, I’ll wait until I meet with mark to talk about the MARSS BACI approach</w:t>
+      </w:r>
+    </w:p>
+  </w:comment>
+  <w:comment w:id="11" w:author="Brian E McGreal" w:date="2026-06-15T16:11:00Z" w:initials="BM">
+    <w:p>
+      <w:pPr>
+        <w:pStyle w:val="CommentText"/>
+      </w:pPr>
+      <w:r>
+        <w:rPr>
+          <w:rStyle w:val="CommentReference"/>
+        </w:rPr>
+        <w:annotationRef/>
+      </w:r>
+      <w:r>
+        <w:t>This whole piece will be different</w:t>
       </w:r>
     </w:p>
   </w:comment>
@@ -9423,22 +9363,46 @@
 
 <file path=word/commentsExtended.xml><?xml version="1.0" encoding="utf-8"?>
 <w15:commentsEx xmlns:wpc="http://schemas.microsoft.com/office/word/2010/wordprocessingCanvas" xmlns:cx="http://schemas.microsoft.com/office/drawing/2014/chartex" xmlns:cx1="http://schemas.microsoft.com/office/drawing/2015/9/8/chartex" xmlns:cx2="http://schemas.microsoft.com/office/drawing/2015/10/21/chartex" xmlns:cx3="http://schemas.microsoft.com/office/drawing/2016/5/9/chartex" xmlns:cx4="http://schemas.microsoft.com/office/drawing/2016/5/10/chartex" xmlns:cx5="http://schemas.microsoft.com/office/drawing/2016/5/11/chartex" xmlns:cx6="http://schemas.microsoft.com/office/drawing/2016/5/12/chartex" xmlns:cx7="http://schemas.microsoft.com/office/drawing/2016/5/13/chartex" xmlns:cx8="http://schemas.microsoft.com/office/drawing/2016/5/14/chartex" xmlns:mc="http://schemas.openxmlformats.org/markup-compatibility/2006" xmlns:aink="http://schemas.microsoft.com/office/drawing/2016/ink" xmlns:am3d="http://schemas.microsoft.com/office/drawing/2017/model3d" xmlns:o="urn:schemas-microsoft-com:office:office" xmlns:oel="http://schemas.microsoft.com/office/2019/extlst" xmlns:r="http://schemas.openxmlformats.org/officeDocument/2006/relationships" xmlns:m="http://schemas.openxmlformats.org/officeDocument/2006/math" xmlns:v="urn:schemas-microsoft-com:vml" xmlns:wp14="http://schemas.microsoft.com/office/word/2010/wordprocessingDrawing" xmlns:wp="http://schemas.openxmlformats.org/drawingml/2006/wordprocessingDrawing" xmlns:w10="urn:schemas-microsoft-com:office:word" xmlns:w="http://schemas.openxmlformats.org/wordprocessingml/2006/main" xmlns:w14="http://schemas.microsoft.com/office/word/2010/wordml" xmlns:w15="http://schemas.microsoft.com/office/word/2012/wordml" xmlns:w16cex="http://schemas.microsoft.com/office/word/2018/wordml/cex" xmlns:w16cid="http://schemas.microsoft.com/office/word/2016/wordml/cid" xmlns:w16="http://schemas.microsoft.com/office/word/2018/wordml" xmlns:w16du="http://schemas.microsoft.com/office/word/2023/wordml/word16du" xmlns:w16sdtdh="http://schemas.microsoft.com/office/word/2020/wordml/sdtdatahash" xmlns:w16sdtfl="http://schemas.microsoft.com/office/word/2024/wordml/sdtformatlock" xmlns:w16se="http://schemas.microsoft.com/office/word/2015/wordml/symex" xmlns:wpg="http://schemas.microsoft.com/office/word/2010/wordprocessingGroup" xmlns:wpi="http://schemas.microsoft.com/office/word/2010/wordprocessingInk" xmlns:wne="http://schemas.microsoft.com/office/word/2006/wordml" xmlns:wps="http://schemas.microsoft.com/office/word/2010/wordprocessingShape" mc:Ignorable="w14 w15 w16se w16cid w16 w16cex w16sdtdh w16sdtfl w16du wp14">
+  <w15:commentEx w15:paraId="6C873095" w15:done="0"/>
   <w15:commentEx w15:paraId="2CCE9B09" w15:done="0"/>
+  <w15:commentEx w15:paraId="2BEE10A3" w15:done="0"/>
+  <w15:commentEx w15:paraId="53B37B10" w15:done="0"/>
+  <w15:commentEx w15:paraId="736BFCA7" w15:done="0"/>
+  <w15:commentEx w15:paraId="203F00ED" w15:done="0"/>
+  <w15:commentEx w15:paraId="0D3129D4" w15:done="0"/>
+  <w15:commentEx w15:paraId="16BD76E0" w15:paraIdParent="0D3129D4" w15:done="0"/>
   <w15:commentEx w15:paraId="27D5BA5C" w15:done="0"/>
+  <w15:commentEx w15:paraId="220ED81E" w15:done="0"/>
 </w15:commentsEx>
 </file>
 
 <file path=word/commentsExtensible.xml><?xml version="1.0" encoding="utf-8"?>
 <w16cex:commentsExtensible xmlns:wpc="http://schemas.microsoft.com/office/word/2010/wordprocessingCanvas" xmlns:cx="http://schemas.microsoft.com/office/drawing/2014/chartex" xmlns:cx1="http://schemas.microsoft.com/office/drawing/2015/9/8/chartex" xmlns:cx2="http://schemas.microsoft.com/office/drawing/2015/10/21/chartex" xmlns:cx3="http://schemas.microsoft.com/office/drawing/2016/5/9/chartex" xmlns:cx4="http://schemas.microsoft.com/office/drawing/2016/5/10/chartex" xmlns:cx5="http://schemas.microsoft.com/office/drawing/2016/5/11/chartex" xmlns:cx6="http://schemas.microsoft.com/office/drawing/2016/5/12/chartex" xmlns:cx7="http://schemas.microsoft.com/office/drawing/2016/5/13/chartex" xmlns:cx8="http://schemas.microsoft.com/office/drawing/2016/5/14/chartex" xmlns:cr="http://schemas.microsoft.com/office/comments/2020/reactions" xmlns:mc="http://schemas.openxmlformats.org/markup-compatibility/2006" xmlns:aink="http://schemas.microsoft.com/office/drawing/2016/ink" xmlns:am3d="http://schemas.microsoft.com/office/drawing/2017/model3d" xmlns:o="urn:schemas-microsoft-com:office:office" xmlns:oel="http://schemas.microsoft.com/office/2019/extlst" xmlns:r="http://schemas.openxmlformats.org/officeDocument/2006/relationships" xmlns:m="http://schemas.openxmlformats.org/officeDocument/2006/math" xmlns:v="urn:schemas-microsoft-com:vml" xmlns:wp14="http://schemas.microsoft.com/office/word/2010/wordprocessingDrawing" xmlns:wp="http://schemas.openxmlformats.org/drawingml/2006/wordprocessingDrawing" xmlns:w10="urn:schemas-microsoft-com:office:word" xmlns:w="http://schemas.openxmlformats.org/wordprocessingml/2006/main" xmlns:w14="http://schemas.microsoft.com/office/word/2010/wordml" xmlns:w15="http://schemas.microsoft.com/office/word/2012/wordml" xmlns:w16cex="http://schemas.microsoft.com/office/word/2018/wordml/cex" xmlns:w16cid="http://schemas.microsoft.com/office/word/2016/wordml/cid" xmlns:w16="http://schemas.microsoft.com/office/word/2018/wordml" xmlns:w16du="http://schemas.microsoft.com/office/word/2023/wordml/word16du" xmlns:w16sdtdh="http://schemas.microsoft.com/office/word/2020/wordml/sdtdatahash" xmlns:w16sdtfl="http://schemas.microsoft.com/office/word/2024/wordml/sdtformatlock" xmlns:w16se="http://schemas.microsoft.com/office/word/2015/wordml/symex" xmlns:wpg="http://schemas.microsoft.com/office/word/2010/wordprocessingGroup" xmlns:wpi="http://schemas.microsoft.com/office/word/2010/wordprocessingInk" xmlns:wne="http://schemas.microsoft.com/office/word/2006/wordml" xmlns:wps="http://schemas.microsoft.com/office/word/2010/wordprocessingShape" mc:Ignorable="w14 w15 w16se w16cid w16 w16cex w16sdtdh w16sdtfl cr w16du wp14">
+  <w16cex:commentExtensible w16cex:durableId="6095FE69" w16cex:dateUtc="2026-06-15T19:11:00Z"/>
   <w16cex:commentExtensible w16cex:durableId="1DD21039" w16cex:dateUtc="2026-06-12T20:46:00Z"/>
+  <w16cex:commentExtensible w16cex:durableId="4B1497F6" w16cex:dateUtc="2026-06-15T20:20:00Z"/>
+  <w16cex:commentExtensible w16cex:durableId="07EFEECB" w16cex:dateUtc="2026-06-15T22:53:00Z"/>
+  <w16cex:commentExtensible w16cex:durableId="1CBC99B8" w16cex:dateUtc="2026-06-15T22:42:00Z"/>
+  <w16cex:commentExtensible w16cex:durableId="2713DB12" w16cex:dateUtc="2026-06-15T22:55:00Z"/>
+  <w16cex:commentExtensible w16cex:durableId="78FEC661" w16cex:dateUtc="2026-06-15T23:09:00Z"/>
+  <w16cex:commentExtensible w16cex:durableId="28A4AD9F" w16cex:dateUtc="2026-06-15T23:10:00Z"/>
   <w16cex:commentExtensible w16cex:durableId="052C9960" w16cex:dateUtc="2026-06-06T01:19:00Z"/>
+  <w16cex:commentExtensible w16cex:durableId="259A6C5D" w16cex:dateUtc="2026-06-15T23:11:00Z"/>
 </w16cex:commentsExtensible>
 </file>
 
 <file path=word/commentsIds.xml><?xml version="1.0" encoding="utf-8"?>
 <w16cid:commentsIds xmlns:wpc="http://schemas.microsoft.com/office/word/2010/wordprocessingCanvas" xmlns:cx="http://schemas.microsoft.com/office/drawing/2014/chartex" xmlns:cx1="http://schemas.microsoft.com/office/drawing/2015/9/8/chartex" xmlns:cx2="http://schemas.microsoft.com/office/drawing/2015/10/21/chartex" xmlns:cx3="http://schemas.microsoft.com/office/drawing/2016/5/9/chartex" xmlns:cx4="http://schemas.microsoft.com/office/drawing/2016/5/10/chartex" xmlns:cx5="http://schemas.microsoft.com/office/drawing/2016/5/11/chartex" xmlns:cx6="http://schemas.microsoft.com/office/drawing/2016/5/12/chartex" xmlns:cx7="http://schemas.microsoft.com/office/drawing/2016/5/13/chartex" xmlns:cx8="http://schemas.microsoft.com/office/drawing/2016/5/14/chartex" xmlns:mc="http://schemas.openxmlformats.org/markup-compatibility/2006" xmlns:aink="http://schemas.microsoft.com/office/drawing/2016/ink" xmlns:am3d="http://schemas.microsoft.com/office/drawing/2017/model3d" xmlns:o="urn:schemas-microsoft-com:office:office" xmlns:oel="http://schemas.microsoft.com/office/2019/extlst" xmlns:r="http://schemas.openxmlformats.org/officeDocument/2006/relationships" xmlns:m="http://schemas.openxmlformats.org/officeDocument/2006/math" xmlns:v="urn:schemas-microsoft-com:vml" xmlns:wp14="http://schemas.microsoft.com/office/word/2010/wordprocessingDrawing" xmlns:wp="http://schemas.openxmlformats.org/drawingml/2006/wordprocessingDrawing" xmlns:w10="urn:schemas-microsoft-com:office:word" xmlns:w="http://schemas.openxmlformats.org/wordprocessingml/2006/main" xmlns:w14="http://schemas.microsoft.com/office/word/2010/wordml" xmlns:w15="http://schemas.microsoft.com/office/word/2012/wordml" xmlns:w16cex="http://schemas.microsoft.com/office/word/2018/wordml/cex" xmlns:w16cid="http://schemas.microsoft.com/office/word/2016/wordml/cid" xmlns:w16="http://schemas.microsoft.com/office/word/2018/wordml" xmlns:w16du="http://schemas.microsoft.com/office/word/2023/wordml/word16du" xmlns:w16sdtdh="http://schemas.microsoft.com/office/word/2020/wordml/sdtdatahash" xmlns:w16sdtfl="http://schemas.microsoft.com/office/word/2024/wordml/sdtformatlock" xmlns:w16se="http://schemas.microsoft.com/office/word/2015/wordml/symex" xmlns:wpg="http://schemas.microsoft.com/office/word/2010/wordprocessingGroup" xmlns:wpi="http://schemas.microsoft.com/office/word/2010/wordprocessingInk" xmlns:wne="http://schemas.microsoft.com/office/word/2006/wordml" xmlns:wps="http://schemas.microsoft.com/office/word/2010/wordprocessingShape" mc:Ignorable="w14 w15 w16se w16cid w16 w16cex w16sdtdh w16sdtfl w16du wp14">
+  <w16cid:commentId w16cid:paraId="6C873095" w16cid:durableId="6095FE69"/>
   <w16cid:commentId w16cid:paraId="2CCE9B09" w16cid:durableId="1DD21039"/>
+  <w16cid:commentId w16cid:paraId="2BEE10A3" w16cid:durableId="4B1497F6"/>
+  <w16cid:commentId w16cid:paraId="53B37B10" w16cid:durableId="07EFEECB"/>
+  <w16cid:commentId w16cid:paraId="736BFCA7" w16cid:durableId="1CBC99B8"/>
+  <w16cid:commentId w16cid:paraId="203F00ED" w16cid:durableId="2713DB12"/>
+  <w16cid:commentId w16cid:paraId="0D3129D4" w16cid:durableId="78FEC661"/>
+  <w16cid:commentId w16cid:paraId="16BD76E0" w16cid:durableId="28A4AD9F"/>
   <w16cid:commentId w16cid:paraId="27D5BA5C" w16cid:durableId="052C9960"/>
+  <w16cid:commentId w16cid:paraId="220ED81E" w16cid:durableId="259A6C5D"/>
 </w16cid:commentsIds>
 </file>
 

--- a/output/writing/DissertationChapter/mcgrealCh1_draft3DD_TQ 20 May 2026.docx
+++ b/output/writing/DissertationChapter/mcgrealCh1_draft3DD_TQ 20 May 2026.docx
@@ -666,7 +666,6 @@
         </w:rPr>
         <w:t>(</w:t>
       </w:r>
-      <w:commentRangeStart w:id="1"/>
       <w:r>
         <w:rPr>
           <w:i/>
@@ -684,18 +683,6 @@
         </w:rPr>
         <w:t xml:space="preserve"> gorbuscha</w:t>
       </w:r>
-      <w:commentRangeEnd w:id="1"/>
-      <w:r>
-        <w:rPr>
-          <w:rStyle w:val="CommentReference"/>
-          <w:rFonts w:cstheme="minorHAnsi"/>
-          <w:color w:val="202122"/>
-          <w:sz w:val="24"/>
-          <w:szCs w:val="24"/>
-          <w:shd w:val="clear" w:color="auto" w:fill="FFFFFF"/>
-        </w:rPr>
-        <w:commentReference w:id="1"/>
-      </w:r>
       <w:r>
         <w:rPr>
           <w:rFonts w:cstheme="minorHAnsi"/>
@@ -735,7 +722,59 @@
         <w:t xml:space="preserve"> </w:t>
       </w:r>
       <w:r>
-        <w:t>Indian River (</w:t>
+        <w:t>Indian River</w:t>
+      </w:r>
+      <w:r>
+        <w:t xml:space="preserve">, </w:t>
+      </w:r>
+      <w:r>
+        <w:t>the main reach and intertidal area of which fall within park boundaries</w:t>
+      </w:r>
+      <w:r>
+        <w:rPr>
+          <w:rFonts w:cstheme="minorHAnsi"/>
+          <w:color w:val="202122"/>
+          <w:shd w:val="clear" w:color="auto" w:fill="FFFFFF"/>
+        </w:rPr>
+        <w:t xml:space="preserve"> </w:t>
+      </w:r>
+      <w:r>
+        <w:t xml:space="preserve">(National Park Service 2025b). </w:t>
+      </w:r>
+      <w:r>
+        <w:rPr>
+          <w:rFonts w:cstheme="minorHAnsi"/>
+          <w:color w:val="202122"/>
+          <w:shd w:val="clear" w:color="auto" w:fill="FFFFFF"/>
+        </w:rPr>
+        <w:t>Since time immemorial</w:t>
+      </w:r>
+      <w:r>
+        <w:rPr>
+          <w:rFonts w:cstheme="minorHAnsi"/>
+          <w:color w:val="202122"/>
+          <w:shd w:val="clear" w:color="auto" w:fill="FFFFFF"/>
+        </w:rPr>
+        <w:t xml:space="preserve">, </w:t>
+      </w:r>
+      <w:r>
+        <w:rPr>
+          <w:rFonts w:cstheme="minorHAnsi"/>
+          <w:color w:val="202122"/>
+          <w:shd w:val="clear" w:color="auto" w:fill="FFFFFF"/>
+        </w:rPr>
+        <w:t>the Indian River</w:t>
+      </w:r>
+      <w:r>
+        <w:rPr>
+          <w:rFonts w:cstheme="minorHAnsi"/>
+          <w:color w:val="202122"/>
+          <w:shd w:val="clear" w:color="auto" w:fill="FFFFFF"/>
+        </w:rPr>
+        <w:t xml:space="preserve"> </w:t>
+      </w:r>
+      <w:r>
+        <w:t>(</w:t>
       </w:r>
       <w:r>
         <w:rPr>
@@ -763,7 +802,7 @@
         <w:t xml:space="preserve"> in Tlingit</w:t>
       </w:r>
       <w:r>
-        <w:t>), the main reach and intertidal area of which fall within park boundaries</w:t>
+        <w:t>)</w:t>
       </w:r>
       <w:r>
         <w:rPr>
@@ -771,34 +810,7 @@
           <w:color w:val="202122"/>
           <w:shd w:val="clear" w:color="auto" w:fill="FFFFFF"/>
         </w:rPr>
-        <w:t xml:space="preserve"> </w:t>
-      </w:r>
-      <w:r>
-        <w:t xml:space="preserve">(National Park Service 2025b). </w:t>
-      </w:r>
-      <w:r>
-        <w:rPr>
-          <w:rFonts w:cstheme="minorHAnsi"/>
-          <w:color w:val="202122"/>
-          <w:shd w:val="clear" w:color="auto" w:fill="FFFFFF"/>
-        </w:rPr>
-        <w:t>Since time immemorial</w:t>
-      </w:r>
-      <w:r>
-        <w:rPr>
-          <w:rFonts w:cstheme="minorHAnsi"/>
-          <w:color w:val="202122"/>
-          <w:shd w:val="clear" w:color="auto" w:fill="FFFFFF"/>
-        </w:rPr>
-        <w:t xml:space="preserve">, </w:t>
-      </w:r>
-      <w:r>
-        <w:rPr>
-          <w:rFonts w:cstheme="minorHAnsi"/>
-          <w:color w:val="202122"/>
-          <w:shd w:val="clear" w:color="auto" w:fill="FFFFFF"/>
-        </w:rPr>
-        <w:t>the Indian River has been the location of a fishing camp and harvesting site for the Kiks.ádi clan, and particularly valued for its close proximity to the clan’s winter villages, as well as for hosting runs of a variety of Pacific salmon species, including chum (</w:t>
+        <w:t xml:space="preserve"> has been the location of a fishing camp and harvesting site for the Kiks.ádi clan, and particularly valued for its close proximity to the clan’s winter villages, as well as for hosting runs of a variety of Pacific salmon species, including chum (</w:t>
       </w:r>
       <w:r>
         <w:rPr>
@@ -874,7 +886,7 @@
           <w:color w:val="202122"/>
           <w:shd w:val="clear" w:color="auto" w:fill="FFFFFF"/>
         </w:rPr>
-        <w:t>between the native Tlingit Kiks.ádi clan and Russian colonizers</w:t>
+        <w:t xml:space="preserve">between the native Tlingit Kiks.ádi clan and Russian </w:t>
       </w:r>
       <w:r>
         <w:rPr>
@@ -882,14 +894,19 @@
           <w:color w:val="202122"/>
           <w:shd w:val="clear" w:color="auto" w:fill="FFFFFF"/>
         </w:rPr>
+        <w:lastRenderedPageBreak/>
+        <w:t>colonizers</w:t>
+      </w:r>
+      <w:r>
+        <w:rPr>
+          <w:rFonts w:cstheme="minorHAnsi"/>
+          <w:color w:val="202122"/>
+          <w:shd w:val="clear" w:color="auto" w:fill="FFFFFF"/>
+        </w:rPr>
         <w:t xml:space="preserve">, </w:t>
       </w:r>
       <w:r>
-        <w:t xml:space="preserve">today the park is </w:t>
-      </w:r>
-      <w:r>
-        <w:lastRenderedPageBreak/>
-        <w:t>managed to</w:t>
+        <w:t>today the park is managed to</w:t>
       </w:r>
       <w:r>
         <w:rPr>
@@ -1104,7 +1121,7 @@
                     <pic:cNvPicPr/>
                   </pic:nvPicPr>
                   <pic:blipFill>
-                    <a:blip r:embed="rId11" cstate="print">
+                    <a:blip r:embed="rId7" cstate="print">
                       <a:extLst>
                         <a:ext uri="{28A0092B-C50C-407E-A947-70E740481C1C}">
                           <a14:useLocalDpi xmlns:a14="http://schemas.microsoft.com/office/drawing/2010/main" val="0"/>
@@ -1173,18 +1190,18 @@
       <w:r>
         <w:t xml:space="preserve">If all pink salmon reared at the hatchery returned to the hatchery, the population dynamics of salmon in the Indian River would be unaffected by hatchery operations. However, homing by salmon is imperfect and has adaptive value (Quinn 2018). </w:t>
       </w:r>
-      <w:commentRangeStart w:id="2"/>
+      <w:commentRangeStart w:id="1"/>
       <w:r>
         <w:t>It has been shown that both the purposeful and incidental introduction of hatchery salmon into streams with native populations can contribute to increased abundances (Anderson et al. 2014, McMillan et al. 2023, May et al. 2024).</w:t>
       </w:r>
-      <w:commentRangeEnd w:id="2"/>
+      <w:commentRangeEnd w:id="1"/>
       <w:r>
         <w:rPr>
           <w:rStyle w:val="CommentReference"/>
           <w:sz w:val="24"/>
           <w:szCs w:val="24"/>
         </w:rPr>
-        <w:commentReference w:id="2"/>
+        <w:commentReference w:id="1"/>
       </w:r>
       <w:r>
         <w:t xml:space="preserve"> Evidence suggests that the Indian River is no exception, and indeed it is possible that the Indian River sees higher than average levels of straying due to the proximity of </w:t>
@@ -1504,10 +1521,7 @@
         <w:t>Survey data used in this study cover the period from 1960 to 2023. Due to the proximity of SJH and the accompanying potential of hatchery fish to affect wild fish abundance estimates, the Indian River is not one of ADFG’s index streams. Nonetheless, ADFG has often monitored pink salmon escapement in the stream to provide the most complete data possible on pink salmon in the region. Data are available from Indian River from 1962-67, 1969, 1971-73, 1977-88, 1990, and from 1993-2023 (n = 54 annual observations)</w:t>
       </w:r>
       <w:r>
-        <w:t xml:space="preserve"> </w:t>
-      </w:r>
-      <w:r>
-        <w:t>(A. Dupuis, Alaska Department of Fish and Game, personal communication, August 19, 2024)</w:t>
+        <w:t xml:space="preserve"> (A. Dupuis, Alaska Department of Fish and Game, personal communication, August 19, 2024)</w:t>
       </w:r>
       <w:r>
         <w:t xml:space="preserve">. Annual reports from Sheldon Jackson Hatchery are available from 1975 onwards, commensurate with the establishment of the hatchery. </w:t>
@@ -4010,7 +4024,7 @@
       <w:r>
         <w:tab/>
       </w:r>
-      <w:commentRangeStart w:id="3"/>
+      <w:commentRangeStart w:id="2"/>
       <w:r>
         <w:t xml:space="preserve">The above approach </w:t>
       </w:r>
@@ -4115,10 +4129,7 @@
         <w:t>in even numbered and odd numbered years</w:t>
       </w:r>
       <w:r>
-        <w:t xml:space="preserve"> (Quinn 2018). </w:t>
-      </w:r>
-      <w:r>
-        <w:t xml:space="preserve">Due to this, </w:t>
+        <w:t xml:space="preserve"> (Quinn 2018). Due to this, </w:t>
       </w:r>
       <w:r>
         <w:t xml:space="preserve">four models </w:t>
@@ -4182,10 +4193,7 @@
         <w:t xml:space="preserve"> </w:t>
       </w:r>
       <w:r>
-        <w:t>while</w:t>
-      </w:r>
-      <w:r>
-        <w:t xml:space="preserve"> </w:t>
+        <w:t xml:space="preserve">while </w:t>
       </w:r>
       <w:r>
         <w:t>even-</w:t>
@@ -4227,34 +4235,19 @@
         <w:t>if and how</w:t>
       </w:r>
       <w:r>
-        <w:t xml:space="preserve"> p</w:t>
-      </w:r>
-      <w:r>
-        <w:t xml:space="preserve">ink salmon population dynamics at Indian River </w:t>
-      </w:r>
-      <w:r>
-        <w:t>differ</w:t>
-      </w:r>
-      <w:r>
-        <w:t xml:space="preserve"> from those observed at ADFG index streams </w:t>
-      </w:r>
-      <w:r>
-        <w:t xml:space="preserve">elsewhere </w:t>
-      </w:r>
-      <w:r>
-        <w:t>in the region</w:t>
+        <w:t xml:space="preserve"> pink salmon population dynamics at Indian River differ from those observed at ADFG index streams elsewhere in the region</w:t>
       </w:r>
       <w:r>
         <w:t>.</w:t>
       </w:r>
-      <w:commentRangeEnd w:id="3"/>
+      <w:commentRangeEnd w:id="2"/>
       <w:r>
         <w:rPr>
           <w:rStyle w:val="CommentReference"/>
           <w:sz w:val="24"/>
           <w:szCs w:val="24"/>
         </w:rPr>
-        <w:commentReference w:id="3"/>
+        <w:commentReference w:id="2"/>
       </w:r>
     </w:p>
     <w:p>
@@ -4391,10 +4384,7 @@
         <w:t>.</w:t>
       </w:r>
       <w:r>
-        <w:t xml:space="preserve"> </w:t>
-      </w:r>
-      <w:r>
-        <w:t>It is important to note that in this case, and indeed in almost every application of DD modeling, true controls in the sense of those resulting from a randomized experimental design are unavailable. Instead, researchers must make do with treating what might be referred to as reference states as control groups. The assumption that these reference states are suitable proxies for randomized control groups, known as the parallel trends assumption, is bolstered through the application of event studies evaluating whether trends in control and treatment groups were similar in the pre-treatment period (Cunningham 2021).</w:t>
+        <w:t xml:space="preserve"> It is important to note that in this case, and indeed in almost every application of DD modeling, true controls in the sense of those resulting from a randomized experimental design are unavailable. Instead, researchers must make do with treating what might be referred to as reference states as control groups. The assumption that these reference states are suitable proxies for randomized control groups, known as the parallel trends assumption, is bolstered through the application of event studies evaluating whether trends in control and treatment groups were similar in the pre-treatment period (Cunningham 2021).</w:t>
       </w:r>
     </w:p>
     <w:p>
@@ -4403,25 +4393,7 @@
         <w:ind w:firstLine="720"/>
       </w:pPr>
       <w:r>
-        <w:t xml:space="preserve">We applied a DD framework </w:t>
-      </w:r>
-      <w:r>
-        <w:t>using</w:t>
-      </w:r>
-      <w:r>
-        <w:t xml:space="preserve"> MARSS models to once again </w:t>
-      </w:r>
-      <w:r>
-        <w:t>allow</w:t>
-      </w:r>
-      <w:r>
-        <w:t xml:space="preserve"> for observation error and to capture the autoregressive behavior of the underlying state processes.</w:t>
-      </w:r>
-      <w:r>
-        <w:t xml:space="preserve"> The matrix</w:t>
-      </w:r>
-      <w:r>
-        <w:t xml:space="preserve"> </w:t>
+        <w:t xml:space="preserve">We applied a DD framework using MARSS models to once again allow for observation error and to capture the autoregressive behavior of the underlying state processes. The matrix </w:t>
       </w:r>
       <w:r>
         <w:rPr>
@@ -4447,16 +4419,7 @@
         <w:t>north southeast (outside)</w:t>
       </w:r>
       <w:r>
-        <w:t xml:space="preserve"> index stream)</w:t>
-      </w:r>
-      <w:r>
-        <w:t>,</w:t>
-      </w:r>
-      <w:r>
-        <w:t xml:space="preserve"> and the </w:t>
-      </w:r>
-      <w:r>
-        <w:t>effect of treatment</w:t>
+        <w:t xml:space="preserve"> index stream), and the effect of treatment</w:t>
       </w:r>
       <w:r>
         <w:t xml:space="preserve"> (</w:t>
@@ -4478,100 +4441,180 @@
         <w:t>)</w:t>
       </w:r>
       <w:r>
-        <w:t xml:space="preserve"> is captured through </w:t>
-      </w:r>
-      <w:r>
-        <w:t xml:space="preserve">inclusion of </w:t>
-      </w:r>
-      <w:r>
-        <w:t xml:space="preserve">binary </w:t>
-      </w:r>
-      <w:r>
-        <w:t>covariate data</w:t>
+        <w:t xml:space="preserve"> is captured through inclusion of binary covariate data </w:t>
+      </w:r>
+      <w:r>
+        <w:t>(</w:t>
+      </w:r>
+      <w:r>
+        <w:rPr>
+          <w:rFonts w:ascii="MathJax_Math-italic" w:eastAsia="Times New Roman" w:hAnsi="MathJax_Math-italic" w:cs="Times New Roman"/>
+          <w:b/>
+          <w:bCs/>
+          <w:kern w:val="0"/>
+          <w:sz w:val="26"/>
+          <w:szCs w:val="26"/>
+          <w:bdr w:val="none" w:sz="0" w:space="0" w:color="auto" w:frame="1"/>
+          <w14:ligatures w14:val="none"/>
+        </w:rPr>
+        <w:t>c</w:t>
+      </w:r>
+      <w:r>
+        <w:rPr>
+          <w:rFonts w:ascii="MathJax_Math-italic" w:eastAsia="Times New Roman" w:hAnsi="MathJax_Math-italic" w:cs="Times New Roman"/>
+          <w:b/>
+          <w:bCs/>
+          <w:kern w:val="0"/>
+          <w:sz w:val="26"/>
+          <w:szCs w:val="26"/>
+          <w:bdr w:val="none" w:sz="0" w:space="0" w:color="auto" w:frame="1"/>
+          <w:vertAlign w:val="subscript"/>
+          <w14:ligatures w14:val="none"/>
+        </w:rPr>
+        <w:t>t</w:t>
+      </w:r>
+      <w:r>
+        <w:t xml:space="preserve">) </w:t>
+      </w:r>
+      <w:r>
+        <w:t>indicating the post-treatment time period. Separate models consider two treatment periods: 1) the period related to the commencement of hatchery operations (</w:t>
+      </w:r>
+      <w:r>
+        <w:t xml:space="preserve">runs which return post </w:t>
+      </w:r>
+      <w:r>
+        <w:t>1975</w:t>
+      </w:r>
+      <w:r>
+        <w:t>/76</w:t>
+      </w:r>
+      <w:r>
+        <w:t>), and 2) the period related to the expansion of permitted pink salmon production at SJH (</w:t>
+      </w:r>
+      <w:r>
+        <w:t xml:space="preserve">runs which return post </w:t>
+      </w:r>
+      <w:r>
+        <w:t>2010</w:t>
+      </w:r>
+      <w:r>
+        <w:t>/11</w:t>
+      </w:r>
+      <w:r>
+        <w:t xml:space="preserve">). </w:t>
+      </w:r>
+      <w:r>
+        <w:t xml:space="preserve">In addition to these covariates indicating the treatment period, covariates controlling for observer and for ocean climate via PDO are included to further isolate the effect of interest. </w:t>
+      </w:r>
+      <w:r>
+        <w:t>Models</w:t>
+      </w:r>
+      <w:r>
+        <w:t xml:space="preserve"> are fit and evaluated using AICc to determine which specification best describes the data. By comparing the fit of a model</w:t>
+      </w:r>
+      <w:r>
+        <w:t>s</w:t>
       </w:r>
       <w:r>
         <w:t xml:space="preserve"> </w:t>
       </w:r>
       <w:r>
-        <w:t>(</w:t>
-      </w:r>
-      <w:r>
-        <w:rPr>
-          <w:rFonts w:ascii="MathJax_Math-italic" w:eastAsia="Times New Roman" w:hAnsi="MathJax_Math-italic" w:cs="Times New Roman"/>
-          <w:b/>
-          <w:bCs/>
-          <w:kern w:val="0"/>
-          <w:sz w:val="26"/>
-          <w:szCs w:val="26"/>
-          <w:bdr w:val="none" w:sz="0" w:space="0" w:color="auto" w:frame="1"/>
-          <w14:ligatures w14:val="none"/>
-        </w:rPr>
-        <w:t>c</w:t>
-      </w:r>
-      <w:r>
-        <w:rPr>
-          <w:rFonts w:ascii="MathJax_Math-italic" w:eastAsia="Times New Roman" w:hAnsi="MathJax_Math-italic" w:cs="Times New Roman"/>
-          <w:b/>
-          <w:bCs/>
-          <w:kern w:val="0"/>
-          <w:sz w:val="26"/>
-          <w:szCs w:val="26"/>
-          <w:bdr w:val="none" w:sz="0" w:space="0" w:color="auto" w:frame="1"/>
-          <w:vertAlign w:val="subscript"/>
-          <w14:ligatures w14:val="none"/>
-        </w:rPr>
-        <w:t>t</w:t>
-      </w:r>
-      <w:r>
-        <w:t xml:space="preserve">) </w:t>
-      </w:r>
-      <w:r>
-        <w:t>indicating the post-treatment time period</w:t>
-      </w:r>
-      <w:ins w:id="4" w:author="Brian E McGreal" w:date="2026-06-15T15:52:00Z" w16du:dateUtc="2026-06-15T22:52:00Z">
-        <w:r>
-          <w:t xml:space="preserve"> </w:t>
-        </w:r>
-        <w:commentRangeStart w:id="5"/>
-        <w:r>
-          <w:t>(1975 and 2010)</w:t>
-        </w:r>
-      </w:ins>
-      <w:commentRangeEnd w:id="5"/>
+        <w:lastRenderedPageBreak/>
+        <w:t>which allow separate effects for the treatment period to be estimated at Indian River and throughout the wider region, model</w:t>
+      </w:r>
+      <w:r>
+        <w:t>s</w:t>
+      </w:r>
+      <w:r>
+        <w:t xml:space="preserve"> which assert one region wide effect of treatment period, </w:t>
+      </w:r>
+      <w:r>
+        <w:t xml:space="preserve">and models which only allow for an effect of treatment at Indian River, </w:t>
+      </w:r>
+      <w:r>
+        <w:t>it can be determined whether some additional effect of treatment at Indian River exists beyond that of the treatment period throughout the study area.</w:t>
+      </w:r>
+    </w:p>
+    <w:p>
+      <w:pPr>
+        <w:spacing w:after="0" w:line="480" w:lineRule="auto"/>
+        <w:ind w:firstLine="720"/>
+      </w:pPr>
+      <w:r>
+        <w:t xml:space="preserve">Because of the autoregressive character of state processes in MARSS models, an intervention occurring at a single time step can impact the time series many steps into the future. It is easy to imagine that a recurring intervention could impact the time series at multiple time steps, pushing it far from its original state. </w:t>
+      </w:r>
+      <w:commentRangeStart w:id="3"/>
+      <w:r>
+        <w:t xml:space="preserve">However, </w:t>
+      </w:r>
+      <w:r>
+        <w:t xml:space="preserve">for </w:t>
+      </w:r>
+      <w:r>
+        <w:t xml:space="preserve">a case </w:t>
+      </w:r>
+      <w:r>
+        <w:t>in which</w:t>
+      </w:r>
+      <w:r>
+        <w:t xml:space="preserve"> a recurring intervention is driving the abundance of some natural population, there is likely to exist some upper limit beyond which the effect of an intervention would be </w:t>
+      </w:r>
+      <w:r>
+        <w:t>negligible</w:t>
+      </w:r>
+      <w:r>
+        <w:t xml:space="preserve"> due to the carrying capacity of the ecosystem in which the population exists (del Monte-Luna et al. 2004). </w:t>
+      </w:r>
+      <w:commentRangeEnd w:id="3"/>
       <w:r>
         <w:rPr>
           <w:rStyle w:val="CommentReference"/>
           <w:sz w:val="24"/>
           <w:szCs w:val="24"/>
         </w:rPr>
-        <w:commentReference w:id="5"/>
-      </w:r>
-      <w:r>
-        <w:t>. Separate models consider two treatment periods: 1) the period related to the commencement of hatchery operations (post-19</w:t>
-      </w:r>
-      <w:r>
-        <w:t>75</w:t>
-      </w:r>
-      <w:r>
-        <w:t xml:space="preserve">), and 2) the period related to the expansion of permitted pink salmon production at SJH (post-2010). </w:t>
-      </w:r>
-      <w:r>
-        <w:t>In addition to these covariates indicating the treatment period</w:t>
-      </w:r>
-      <w:r>
-        <w:t>, covariates</w:t>
-      </w:r>
-      <w:r>
-        <w:t xml:space="preserve"> </w:t>
-      </w:r>
-      <w:r>
-        <w:t>controlling for observer and for ocean climate via PDO</w:t>
-      </w:r>
-      <w:r>
-        <w:t xml:space="preserve"> are included </w:t>
-      </w:r>
-      <w:r>
-        <w:t>to further isolate the effect of interest. This procedure leads to many competing treatment specifications (23 sets of covariate data (</w:t>
+        <w:commentReference w:id="3"/>
+      </w:r>
+      <w:r>
+        <w:t>To</w:t>
+      </w:r>
+      <w:r>
+        <w:t xml:space="preserve"> thoroughly explore this possibility, iterations of </w:t>
+      </w:r>
+      <w:r>
+        <w:t xml:space="preserve">binary </w:t>
+      </w:r>
+      <w:r>
+        <w:t xml:space="preserve">covariate data </w:t>
+      </w:r>
+      <w:r>
+        <w:t xml:space="preserve">indicating </w:t>
+      </w:r>
+      <w:r>
+        <w:t xml:space="preserve">treatment period were constructed to </w:t>
+      </w:r>
+      <w:r>
+        <w:t>model</w:t>
+      </w:r>
+      <w:r>
+        <w:t xml:space="preserve"> the </w:t>
+      </w:r>
+      <w:r>
+        <w:t>effect</w:t>
+      </w:r>
+      <w:r>
+        <w:t xml:space="preserve"> of treatment in any number of consecutive years following the initial application. </w:t>
+      </w:r>
+      <w:r>
+        <w:t>This procedure leads to many competing treatment specifications (23</w:t>
+      </w:r>
+      <w:r>
+        <w:rPr>
+          <w:vertAlign w:val="superscript"/>
+        </w:rPr>
+        <w:t>2</w:t>
+      </w:r>
+      <w:r>
+        <w:t xml:space="preserve"> sets of covariate data (</w:t>
       </w:r>
       <w:r>
         <w:rPr>
@@ -4601,11 +4644,10 @@
         <w:t>t</w:t>
       </w:r>
       <w:r>
-        <w:t xml:space="preserve">) in the post-1980 model) which are fit and then evaluated using AICc to </w:t>
-      </w:r>
-      <w:r>
-        <w:lastRenderedPageBreak/>
-        <w:t>determine which specification best describes the data. By comparing the fit of a model which allows separate effects for the treatment period to be estimated at Indian River and throughout the wider region, to the fit of a model which asserts one region wide effect of the treatment period, it can be determined whether some additional effect of treatment at Indian River exists beyond that of the treatment period throughout the study area.</w:t>
+        <w:t>) in the post-1975 model)</w:t>
+      </w:r>
+      <w:r>
+        <w:t>.</w:t>
       </w:r>
     </w:p>
     <w:p>
@@ -4614,68 +4656,239 @@
         <w:ind w:firstLine="720"/>
       </w:pPr>
       <w:r>
-        <w:t xml:space="preserve">Because of the autoregressive character of state processes in MARSS models, an intervention occurring at a single time step can impact the time series many steps into the future. It is easy to imagine that a recurring intervention could impact the time series at multiple time steps, pushing it far from its original state. </w:t>
-      </w:r>
-      <w:commentRangeStart w:id="6"/>
-      <w:r>
-        <w:t xml:space="preserve">However, </w:t>
-      </w:r>
-      <w:r>
-        <w:t xml:space="preserve">for </w:t>
-      </w:r>
-      <w:r>
-        <w:t xml:space="preserve">a case </w:t>
-      </w:r>
-      <w:r>
-        <w:t>in which</w:t>
-      </w:r>
-      <w:r>
-        <w:t xml:space="preserve"> a recurring intervention is driving the abundance of some natural population, there is likely to exist some upper limit beyond which the effect of an intervention would be </w:t>
-      </w:r>
-      <w:r>
-        <w:t>negligible</w:t>
-      </w:r>
-      <w:r>
-        <w:t xml:space="preserve"> due to the carrying capacity of the ecosystem in which the population exists (del Monte-Luna et al. 2004). </w:t>
-      </w:r>
-      <w:commentRangeEnd w:id="6"/>
-      <w:r>
-        <w:rPr>
-          <w:rStyle w:val="CommentReference"/>
-          <w:sz w:val="24"/>
-          <w:szCs w:val="24"/>
-        </w:rPr>
-        <w:commentReference w:id="6"/>
-      </w:r>
-      <w:r>
-        <w:t>To</w:t>
-      </w:r>
-      <w:r>
-        <w:t xml:space="preserve"> thoroughly explore this possibility, iterations of </w:t>
-      </w:r>
-      <w:r>
-        <w:t xml:space="preserve">binary </w:t>
-      </w:r>
-      <w:r>
-        <w:t xml:space="preserve">covariate data </w:t>
-      </w:r>
-      <w:r>
-        <w:t xml:space="preserve">indicating </w:t>
-      </w:r>
-      <w:r>
-        <w:t xml:space="preserve">treatment period were constructed to </w:t>
-      </w:r>
-      <w:r>
-        <w:t>model</w:t>
-      </w:r>
-      <w:r>
-        <w:t xml:space="preserve"> the </w:t>
-      </w:r>
-      <w:r>
-        <w:t>effect</w:t>
-      </w:r>
-      <w:r>
-        <w:t xml:space="preserve"> of treatment in any number of consecutive years following the initial application. </w:t>
+        <w:t xml:space="preserve">To ensure that the parallel trends assumption holds between treatment and control groups during the pre-treatment period, event studies </w:t>
+      </w:r>
+      <w:r>
+        <w:t>were conducted</w:t>
+      </w:r>
+      <w:r>
+        <w:t>.</w:t>
+      </w:r>
+      <w:r>
+        <w:t xml:space="preserve"> </w:t>
+      </w:r>
+      <w:r>
+        <w:t>Once again w</w:t>
+      </w:r>
+      <w:r>
+        <w:t>e specify</w:t>
+      </w:r>
+      <w:r>
+        <w:t xml:space="preserve"> </w:t>
+      </w:r>
+      <w:r>
+        <w:t xml:space="preserve">MARSS </w:t>
+      </w:r>
+      <w:r>
+        <w:t>models to</w:t>
+      </w:r>
+      <w:r>
+        <w:t xml:space="preserve"> consider the Indian River as 1) a separate state from the wider region, and 2) as part of a single underlying state represented by all streams in the region, and extend this structure to allow for even- and odd- year runs to exhibit different behavior in this regard</w:t>
+      </w:r>
+      <w:r>
+        <w:t xml:space="preserve">, leading to four competing </w:t>
+      </w:r>
+      <w:r>
+        <w:rPr>
+          <w:rFonts w:ascii="MathJax_Math-italic" w:eastAsia="Times New Roman" w:hAnsi="MathJax_Math-italic" w:cs="Times New Roman"/>
+          <w:b/>
+          <w:bCs/>
+          <w:kern w:val="0"/>
+          <w:sz w:val="26"/>
+          <w:szCs w:val="26"/>
+          <w:bdr w:val="none" w:sz="0" w:space="0" w:color="auto" w:frame="1"/>
+          <w14:ligatures w14:val="none"/>
+        </w:rPr>
+        <w:t>Z</w:t>
+      </w:r>
+      <w:r>
+        <w:t xml:space="preserve"> matrices. These models are then fit using only data from the pre-</w:t>
+      </w:r>
+      <w:r>
+        <w:lastRenderedPageBreak/>
+        <w:t xml:space="preserve">treatment period. </w:t>
+      </w:r>
+      <w:r>
+        <w:t xml:space="preserve">If indeed treatment and control groups are similar during the pre-treatment period, </w:t>
+      </w:r>
+      <w:r>
+        <w:t xml:space="preserve">a model which treats </w:t>
+      </w:r>
+      <w:r>
+        <w:t xml:space="preserve">Indian River </w:t>
+      </w:r>
+      <w:r>
+        <w:t>pink salmon abundances as</w:t>
+      </w:r>
+      <w:r>
+        <w:t xml:space="preserve"> part of a single underlying state represented by all streams in the region</w:t>
+      </w:r>
+      <w:r>
+        <w:t xml:space="preserve"> should fit the data best.</w:t>
+      </w:r>
+      <w:r>
+        <w:t xml:space="preserve"> </w:t>
+      </w:r>
+    </w:p>
+    <w:p>
+      <w:pPr>
+        <w:spacing w:after="0" w:line="480" w:lineRule="auto"/>
+      </w:pPr>
+    </w:p>
+    <w:p>
+      <w:pPr>
+        <w:spacing w:after="0" w:line="480" w:lineRule="auto"/>
+        <w:rPr>
+          <w:b/>
+          <w:bCs/>
+        </w:rPr>
+      </w:pPr>
+      <w:r>
+        <w:rPr>
+          <w:b/>
+          <w:bCs/>
+        </w:rPr>
+        <w:t>Effect of Hatchery Releases</w:t>
+      </w:r>
+    </w:p>
+    <w:p>
+      <w:pPr>
+        <w:spacing w:after="0" w:line="480" w:lineRule="auto"/>
+      </w:pPr>
+      <w:r>
+        <w:t xml:space="preserve">The last stage of </w:t>
+      </w:r>
+      <w:r>
+        <w:t xml:space="preserve">our </w:t>
+      </w:r>
+      <w:r>
+        <w:t>research</w:t>
+      </w:r>
+      <w:r>
+        <w:t xml:space="preserve"> focus</w:t>
+      </w:r>
+      <w:r>
+        <w:t>e</w:t>
+      </w:r>
+      <w:r>
+        <w:t>s</w:t>
+      </w:r>
+      <w:r>
+        <w:t xml:space="preserve"> on the effect of the number of fish released by the hatchery each year. </w:t>
+      </w:r>
+      <w:r>
+        <w:t xml:space="preserve">Because </w:t>
+      </w:r>
+      <w:r>
+        <w:t>available stray rate data</w:t>
+      </w:r>
+      <w:r>
+        <w:t xml:space="preserve"> is sparse,</w:t>
+      </w:r>
+      <w:r>
+        <w:t xml:space="preserve"> a direct analysis of the impacts of </w:t>
+      </w:r>
+      <w:r>
+        <w:t xml:space="preserve">SJH </w:t>
+      </w:r>
+      <w:r>
+        <w:t>stray</w:t>
+      </w:r>
+      <w:r>
+        <w:t>s on Indian River abundances is</w:t>
+      </w:r>
+      <w:r>
+        <w:t xml:space="preserve"> impossible</w:t>
+      </w:r>
+      <w:r>
+        <w:t>. Instead</w:t>
+      </w:r>
+      <w:r>
+        <w:t>, the impacts of hatchery releases on pink salmon abundance at Indian River (as well as the inverse)</w:t>
+      </w:r>
+      <w:r>
+        <w:t xml:space="preserve"> are estimated</w:t>
+      </w:r>
+      <w:r>
+        <w:t xml:space="preserve"> via the same MARSS models described above</w:t>
+      </w:r>
+      <w:r>
+        <w:t xml:space="preserve">. It is important to consider the effect of straying both to and from Indian River, as both would influence the abundances observed in stream. By specifying </w:t>
+      </w:r>
+      <w:r>
+        <w:rPr>
+          <w:rFonts w:ascii="MathJax_Math-italic" w:eastAsia="Times New Roman" w:hAnsi="MathJax_Math-italic" w:cs="Times New Roman"/>
+          <w:b/>
+          <w:bCs/>
+          <w:kern w:val="0"/>
+          <w:sz w:val="26"/>
+          <w:szCs w:val="26"/>
+          <w:bdr w:val="none" w:sz="0" w:space="0" w:color="auto" w:frame="1"/>
+          <w14:ligatures w14:val="none"/>
+        </w:rPr>
+        <w:t>B</w:t>
+      </w:r>
+      <w:r>
+        <w:t xml:space="preserve"> as a 2x2 matrix with four unique elements, the effect of the number of fish returning to each system in time step </w:t>
+      </w:r>
+      <w:r>
+        <w:rPr>
+          <w:rFonts w:ascii="MathJax_Math-italic" w:eastAsia="Times New Roman" w:hAnsi="MathJax_Math-italic" w:cs="Times New Roman"/>
+          <w:kern w:val="0"/>
+          <w:sz w:val="26"/>
+          <w:szCs w:val="26"/>
+          <w:bdr w:val="none" w:sz="0" w:space="0" w:color="auto" w:frame="1"/>
+          <w14:ligatures w14:val="none"/>
+        </w:rPr>
+        <w:t>t-1</w:t>
+      </w:r>
+      <w:r>
+        <w:t xml:space="preserve"> on the number of fish returning to each system in time step </w:t>
+      </w:r>
+      <w:r>
+        <w:rPr>
+          <w:rFonts w:ascii="MathJax_Math-italic" w:eastAsia="Times New Roman" w:hAnsi="MathJax_Math-italic" w:cs="Times New Roman"/>
+          <w:kern w:val="0"/>
+          <w:sz w:val="26"/>
+          <w:szCs w:val="26"/>
+          <w:bdr w:val="none" w:sz="0" w:space="0" w:color="auto" w:frame="1"/>
+          <w14:ligatures w14:val="none"/>
+        </w:rPr>
+        <w:t>t</w:t>
+      </w:r>
+      <w:r>
+        <w:t xml:space="preserve"> is isolated.</w:t>
+      </w:r>
+      <w:r>
+        <w:t xml:space="preserve"> It is important to note that, because escapement data are log</w:t>
+      </w:r>
+      <w:r>
+        <w:t>-</w:t>
+      </w:r>
+      <w:r>
+        <w:t xml:space="preserve">transformed, the </w:t>
+      </w:r>
+      <w:r>
+        <w:rPr>
+          <w:rFonts w:ascii="MathJax_Math-italic" w:eastAsia="Times New Roman" w:hAnsi="MathJax_Math-italic" w:cs="Times New Roman"/>
+          <w:b/>
+          <w:bCs/>
+          <w:kern w:val="0"/>
+          <w:sz w:val="26"/>
+          <w:szCs w:val="26"/>
+          <w:bdr w:val="none" w:sz="0" w:space="0" w:color="auto" w:frame="1"/>
+          <w14:ligatures w14:val="none"/>
+        </w:rPr>
+        <w:t>B</w:t>
+      </w:r>
+      <w:r>
+        <w:t xml:space="preserve"> elements estimated will be associated with percent increases from one time step to the next. </w:t>
+      </w:r>
+      <w:r>
+        <w:t>Parametric bootstrapping is employed to construct confidence intervals around these parameter estimates.</w:t>
+      </w:r>
+      <w:r>
+        <w:t xml:space="preserve"> </w:t>
       </w:r>
     </w:p>
     <w:p>
@@ -4683,558 +4896,43 @@
         <w:spacing w:after="0" w:line="480" w:lineRule="auto"/>
         <w:ind w:firstLine="720"/>
       </w:pPr>
-      <w:commentRangeStart w:id="7"/>
-      <w:r>
-        <w:t xml:space="preserve">To ensure that the parallel trends assumption holds between treatment and control groups during the pre-treatment period, </w:t>
-      </w:r>
-      <w:r>
-        <w:t>we</w:t>
-      </w:r>
-      <w:r>
-        <w:t xml:space="preserve"> conducted </w:t>
-      </w:r>
-      <w:r>
-        <w:t xml:space="preserve">event studies </w:t>
-      </w:r>
-      <w:r>
-        <w:t>by structuring s</w:t>
-      </w:r>
-      <w:r>
-        <w:t>imple linear models to isolate the effect of Indian River on pink salmon abundances during pre-treatment periods, as illustrated below:</w:t>
-      </w:r>
-    </w:p>
-    <w:p>
-      <w:pPr>
-        <w:spacing w:after="0" w:line="480" w:lineRule="auto"/>
-        <w:jc w:val="center"/>
-        <w:rPr>
-          <w:rFonts w:ascii="Times New Roman" w:eastAsia="Times New Roman" w:hAnsi="Times New Roman" w:cs="Times New Roman"/>
-          <w:kern w:val="0"/>
-          <w:sz w:val="26"/>
-          <w:szCs w:val="26"/>
-          <w:lang w:val="fr-FR"/>
-          <w14:ligatures w14:val="none"/>
-        </w:rPr>
-      </w:pPr>
-      <w:r>
-        <w:rPr>
-          <w:rFonts w:ascii="MathJax_Math-italic" w:eastAsia="Times New Roman" w:hAnsi="MathJax_Math-italic" w:cs="Times New Roman"/>
-          <w:kern w:val="0"/>
-          <w:sz w:val="26"/>
-          <w:szCs w:val="26"/>
-          <w:bdr w:val="none" w:sz="0" w:space="0" w:color="auto" w:frame="1"/>
-          <w:lang w:val="fr-FR"/>
-          <w14:ligatures w14:val="none"/>
-        </w:rPr>
-        <w:t>y</w:t>
-      </w:r>
-      <w:r>
-        <w:rPr>
-          <w:rFonts w:ascii="MathJax_Math-italic" w:eastAsia="Times New Roman" w:hAnsi="MathJax_Math-italic" w:cs="Times New Roman"/>
-          <w:kern w:val="0"/>
-          <w:sz w:val="26"/>
-          <w:szCs w:val="26"/>
-          <w:bdr w:val="none" w:sz="0" w:space="0" w:color="auto" w:frame="1"/>
-          <w:vertAlign w:val="subscript"/>
-          <w:lang w:val="fr-FR"/>
-          <w14:ligatures w14:val="none"/>
-        </w:rPr>
-        <w:t>i,t</w:t>
-      </w:r>
-      <w:r>
-        <w:rPr>
-          <w:rFonts w:ascii="MathJax_Math-italic" w:eastAsia="Times New Roman" w:hAnsi="MathJax_Math-italic" w:cs="Times New Roman"/>
-          <w:kern w:val="0"/>
-          <w:sz w:val="26"/>
-          <w:szCs w:val="26"/>
-          <w:bdr w:val="none" w:sz="0" w:space="0" w:color="auto" w:frame="1"/>
-          <w:lang w:val="fr-FR"/>
-          <w14:ligatures w14:val="none"/>
-        </w:rPr>
-        <w:t xml:space="preserve"> </w:t>
-      </w:r>
-      <w:r>
-        <w:rPr>
-          <w:rFonts w:ascii="MathJax_Main" w:eastAsia="Times New Roman" w:hAnsi="MathJax_Main" w:cs="Times New Roman"/>
-          <w:kern w:val="0"/>
-          <w:sz w:val="26"/>
-          <w:szCs w:val="26"/>
-          <w:bdr w:val="none" w:sz="0" w:space="0" w:color="auto" w:frame="1"/>
-          <w:lang w:val="fr-FR"/>
-          <w14:ligatures w14:val="none"/>
-        </w:rPr>
-        <w:t xml:space="preserve">= </w:t>
-      </w:r>
-      <w:r>
-        <w:rPr>
-          <w:rFonts w:ascii="MathJax_Math-italic" w:eastAsia="Times New Roman" w:hAnsi="MathJax_Math-italic" w:cs="Times New Roman"/>
-          <w:kern w:val="0"/>
-          <w:sz w:val="26"/>
-          <w:szCs w:val="26"/>
-          <w:bdr w:val="none" w:sz="0" w:space="0" w:color="auto" w:frame="1"/>
-          <w14:ligatures w14:val="none"/>
-        </w:rPr>
-        <w:t>β</w:t>
-      </w:r>
-      <w:r>
-        <w:rPr>
-          <w:rFonts w:ascii="MathJax_Math-italic" w:eastAsia="Times New Roman" w:hAnsi="MathJax_Math-italic" w:cs="Times New Roman"/>
-          <w:kern w:val="0"/>
-          <w:sz w:val="26"/>
-          <w:szCs w:val="26"/>
-          <w:bdr w:val="none" w:sz="0" w:space="0" w:color="auto" w:frame="1"/>
-          <w:vertAlign w:val="subscript"/>
-          <w:lang w:val="fr-FR"/>
-          <w14:ligatures w14:val="none"/>
-        </w:rPr>
-        <w:t>0</w:t>
-      </w:r>
-      <w:r>
-        <w:rPr>
-          <w:rFonts w:ascii="MathJax_Main" w:eastAsia="Times New Roman" w:hAnsi="MathJax_Main" w:cs="Times New Roman"/>
-          <w:kern w:val="0"/>
-          <w:sz w:val="26"/>
-          <w:szCs w:val="26"/>
-          <w:bdr w:val="none" w:sz="0" w:space="0" w:color="auto" w:frame="1"/>
-          <w:lang w:val="fr-FR"/>
-          <w14:ligatures w14:val="none"/>
-        </w:rPr>
-        <w:t xml:space="preserve"> + </w:t>
-      </w:r>
-      <w:r>
-        <w:rPr>
-          <w:rFonts w:ascii="MathJax_Math-italic" w:eastAsia="Times New Roman" w:hAnsi="MathJax_Math-italic" w:cs="Times New Roman"/>
-          <w:kern w:val="0"/>
-          <w:sz w:val="26"/>
-          <w:szCs w:val="26"/>
-          <w:bdr w:val="none" w:sz="0" w:space="0" w:color="auto" w:frame="1"/>
-          <w14:ligatures w14:val="none"/>
-        </w:rPr>
-        <w:t>β</w:t>
-      </w:r>
-      <w:r>
-        <w:rPr>
-          <w:rFonts w:ascii="MathJax_Math-italic" w:eastAsia="Times New Roman" w:hAnsi="MathJax_Math-italic" w:cs="Times New Roman"/>
-          <w:kern w:val="0"/>
-          <w:sz w:val="26"/>
-          <w:szCs w:val="26"/>
-          <w:bdr w:val="none" w:sz="0" w:space="0" w:color="auto" w:frame="1"/>
-          <w:vertAlign w:val="subscript"/>
-          <w:lang w:val="fr-FR"/>
-          <w14:ligatures w14:val="none"/>
-        </w:rPr>
-        <w:t>1</w:t>
-      </w:r>
-      <w:r>
-        <w:rPr>
-          <w:rFonts w:ascii="MathJax_Math-italic" w:eastAsia="Times New Roman" w:hAnsi="MathJax_Math-italic" w:cs="Times New Roman"/>
-          <w:kern w:val="0"/>
-          <w:sz w:val="26"/>
-          <w:szCs w:val="26"/>
-          <w:bdr w:val="none" w:sz="0" w:space="0" w:color="auto" w:frame="1"/>
-          <w:lang w:val="fr-FR"/>
-          <w14:ligatures w14:val="none"/>
-        </w:rPr>
-        <w:t>D</w:t>
-      </w:r>
-      <w:r>
-        <w:rPr>
-          <w:rFonts w:ascii="MathJax_Math-italic" w:eastAsia="Times New Roman" w:hAnsi="MathJax_Math-italic" w:cs="Times New Roman"/>
-          <w:kern w:val="0"/>
-          <w:sz w:val="26"/>
-          <w:szCs w:val="26"/>
-          <w:bdr w:val="none" w:sz="0" w:space="0" w:color="auto" w:frame="1"/>
-          <w:vertAlign w:val="subscript"/>
-          <w:lang w:val="fr-FR"/>
-          <w14:ligatures w14:val="none"/>
-        </w:rPr>
-        <w:t xml:space="preserve">Indian River </w:t>
-      </w:r>
-      <w:r>
-        <w:rPr>
-          <w:rFonts w:ascii="MathJax_Main" w:eastAsia="Times New Roman" w:hAnsi="MathJax_Main" w:cs="Times New Roman"/>
-          <w:kern w:val="0"/>
-          <w:sz w:val="26"/>
-          <w:szCs w:val="26"/>
-          <w:bdr w:val="none" w:sz="0" w:space="0" w:color="auto" w:frame="1"/>
-          <w:lang w:val="fr-FR"/>
-          <w14:ligatures w14:val="none"/>
-        </w:rPr>
-        <w:t xml:space="preserve">+ </w:t>
-      </w:r>
-      <w:r>
-        <w:rPr>
-          <w:rFonts w:ascii="MathJax_Math-italic" w:eastAsia="Times New Roman" w:hAnsi="MathJax_Math-italic" w:cs="Times New Roman"/>
-          <w:kern w:val="0"/>
-          <w:sz w:val="26"/>
-          <w:szCs w:val="26"/>
-          <w:bdr w:val="none" w:sz="0" w:space="0" w:color="auto" w:frame="1"/>
-          <w:lang w:val="fr-FR"/>
-          <w14:ligatures w14:val="none"/>
-        </w:rPr>
-        <w:t>e</w:t>
-      </w:r>
-      <w:r>
-        <w:rPr>
-          <w:rFonts w:ascii="MathJax_Math-italic" w:eastAsia="Times New Roman" w:hAnsi="MathJax_Math-italic" w:cs="Times New Roman"/>
-          <w:kern w:val="0"/>
-          <w:sz w:val="26"/>
-          <w:szCs w:val="26"/>
-          <w:bdr w:val="none" w:sz="0" w:space="0" w:color="auto" w:frame="1"/>
-          <w:vertAlign w:val="subscript"/>
-          <w:lang w:val="fr-FR"/>
-          <w14:ligatures w14:val="none"/>
-        </w:rPr>
-        <w:t>i,t</w:t>
-      </w:r>
-    </w:p>
-    <w:p>
-      <w:pPr>
-        <w:spacing w:after="0" w:line="480" w:lineRule="auto"/>
-      </w:pPr>
-      <w:r>
-        <w:t xml:space="preserve">Here, the variable </w:t>
-      </w:r>
-      <w:r>
-        <w:rPr>
-          <w:rFonts w:ascii="MathJax_Math-italic" w:eastAsia="Times New Roman" w:hAnsi="MathJax_Math-italic" w:cs="Times New Roman"/>
-          <w:kern w:val="0"/>
-          <w:sz w:val="26"/>
-          <w:szCs w:val="26"/>
-          <w:bdr w:val="none" w:sz="0" w:space="0" w:color="auto" w:frame="1"/>
-          <w14:ligatures w14:val="none"/>
-        </w:rPr>
-        <w:t>D</w:t>
-      </w:r>
-      <w:r>
-        <w:rPr>
-          <w:rFonts w:ascii="MathJax_Math-italic" w:eastAsia="Times New Roman" w:hAnsi="MathJax_Math-italic" w:cs="Times New Roman"/>
-          <w:kern w:val="0"/>
-          <w:sz w:val="26"/>
-          <w:szCs w:val="26"/>
-          <w:bdr w:val="none" w:sz="0" w:space="0" w:color="auto" w:frame="1"/>
-          <w:vertAlign w:val="subscript"/>
-          <w14:ligatures w14:val="none"/>
-        </w:rPr>
-        <w:t xml:space="preserve">Indian River </w:t>
-      </w:r>
-      <w:r>
-        <w:t xml:space="preserve">indicates </w:t>
-      </w:r>
-      <w:r>
-        <w:t>whether</w:t>
-      </w:r>
-      <w:r>
-        <w:t xml:space="preserve"> an observation was taken at Indian River (</w:t>
-      </w:r>
-      <w:r>
-        <w:rPr>
-          <w:rFonts w:ascii="MathJax_Math-italic" w:eastAsia="Times New Roman" w:hAnsi="MathJax_Math-italic" w:cs="Times New Roman"/>
-          <w:kern w:val="0"/>
-          <w:sz w:val="26"/>
-          <w:szCs w:val="26"/>
-          <w:bdr w:val="none" w:sz="0" w:space="0" w:color="auto" w:frame="1"/>
-          <w14:ligatures w14:val="none"/>
-        </w:rPr>
-        <w:t>D</w:t>
-      </w:r>
-      <w:r>
-        <w:rPr>
-          <w:rFonts w:ascii="MathJax_Math-italic" w:eastAsia="Times New Roman" w:hAnsi="MathJax_Math-italic" w:cs="Times New Roman"/>
-          <w:kern w:val="0"/>
-          <w:sz w:val="26"/>
-          <w:szCs w:val="26"/>
-          <w:bdr w:val="none" w:sz="0" w:space="0" w:color="auto" w:frame="1"/>
-          <w:vertAlign w:val="subscript"/>
-          <w14:ligatures w14:val="none"/>
-        </w:rPr>
-        <w:t>Indian River</w:t>
-      </w:r>
-      <w:r>
-        <w:t xml:space="preserve"> = 1) or elsewhere in the </w:t>
-      </w:r>
-      <w:r>
-        <w:rPr>
-          <w:i/>
-          <w:iCs/>
-        </w:rPr>
-        <w:t>north southeast (outside)</w:t>
-      </w:r>
-      <w:r>
-        <w:t xml:space="preserve"> region (</w:t>
-      </w:r>
-      <w:r>
-        <w:rPr>
-          <w:rFonts w:ascii="MathJax_Math-italic" w:eastAsia="Times New Roman" w:hAnsi="MathJax_Math-italic" w:cs="Times New Roman"/>
-          <w:kern w:val="0"/>
-          <w:sz w:val="26"/>
-          <w:szCs w:val="26"/>
-          <w:bdr w:val="none" w:sz="0" w:space="0" w:color="auto" w:frame="1"/>
-          <w14:ligatures w14:val="none"/>
-        </w:rPr>
-        <w:t>D</w:t>
-      </w:r>
-      <w:r>
-        <w:rPr>
-          <w:rFonts w:ascii="MathJax_Math-italic" w:eastAsia="Times New Roman" w:hAnsi="MathJax_Math-italic" w:cs="Times New Roman"/>
-          <w:kern w:val="0"/>
-          <w:sz w:val="26"/>
-          <w:szCs w:val="26"/>
-          <w:bdr w:val="none" w:sz="0" w:space="0" w:color="auto" w:frame="1"/>
-          <w:vertAlign w:val="subscript"/>
-          <w14:ligatures w14:val="none"/>
-        </w:rPr>
-        <w:t>Indian River</w:t>
-      </w:r>
-      <w:r>
-        <w:t xml:space="preserve"> = 0). If indeed </w:t>
+      <w:r>
+        <w:t xml:space="preserve">The state of the hatchery must also be considered, as regardless of the previous brood year’s returns, </w:t>
+      </w:r>
+      <w:r>
+        <w:t xml:space="preserve">it is assumed that </w:t>
+      </w:r>
+      <w:r>
+        <w:t>the hatchery will release a number of smolts which is as close as possible to their permitted maximum.</w:t>
+      </w:r>
+      <w:r>
+        <w:t xml:space="preserve"> For this reason, the element of </w:t>
+      </w:r>
+      <w:r>
+        <w:rPr>
+          <w:rFonts w:ascii="MathJax_Math-italic" w:eastAsia="Times New Roman" w:hAnsi="MathJax_Math-italic" w:cs="Times New Roman"/>
+          <w:b/>
+          <w:bCs/>
+          <w:kern w:val="0"/>
+          <w:sz w:val="26"/>
+          <w:szCs w:val="26"/>
+          <w:bdr w:val="none" w:sz="0" w:space="0" w:color="auto" w:frame="1"/>
+          <w14:ligatures w14:val="none"/>
+        </w:rPr>
+        <w:t>B</w:t>
+      </w:r>
+      <w:r>
+        <w:t xml:space="preserve"> which would represent the interaction between the hatchery in time step t-1 and the hatchery in time step t is specified as 0. </w:t>
+      </w:r>
+      <w:r>
+        <w:t xml:space="preserve">Instead, the model includes </w:t>
+      </w:r>
+      <w:r>
+        <w:t xml:space="preserve">covariate data relating to smolts reared by the hatchery from eggs taken from the previous brood year’s broodstock and released the prior </w:t>
       </w:r>
       <w:r>
         <w:lastRenderedPageBreak/>
-        <w:t>treatment and control groups are similar during the pre-treatment period, then the effect of Indian River on pink salmon abundances (</w:t>
-      </w:r>
-      <w:r>
-        <w:rPr>
-          <w:rFonts w:ascii="MathJax_Math-italic" w:eastAsia="Times New Roman" w:hAnsi="MathJax_Math-italic" w:cs="Times New Roman"/>
-          <w:kern w:val="0"/>
-          <w:sz w:val="26"/>
-          <w:szCs w:val="26"/>
-          <w:bdr w:val="none" w:sz="0" w:space="0" w:color="auto" w:frame="1"/>
-          <w14:ligatures w14:val="none"/>
-        </w:rPr>
-        <w:t>β</w:t>
-      </w:r>
-      <w:r>
-        <w:rPr>
-          <w:rFonts w:ascii="MathJax_Math-italic" w:eastAsia="Times New Roman" w:hAnsi="MathJax_Math-italic" w:cs="Times New Roman"/>
-          <w:kern w:val="0"/>
-          <w:sz w:val="26"/>
-          <w:szCs w:val="26"/>
-          <w:bdr w:val="none" w:sz="0" w:space="0" w:color="auto" w:frame="1"/>
-          <w:vertAlign w:val="subscript"/>
-          <w14:ligatures w14:val="none"/>
-        </w:rPr>
-        <w:t>1</w:t>
-      </w:r>
-      <w:r>
-        <w:t>) should not be statistically significant. I</w:t>
-      </w:r>
-      <w:r>
-        <w:t xml:space="preserve">f these groups significantly differ, a synthetic control group is constructed using a weighted average of untreated streams to match the Indian River’s pre-treatment trend. </w:t>
-      </w:r>
-      <w:commentRangeEnd w:id="7"/>
-      <w:r>
-        <w:rPr>
-          <w:rStyle w:val="CommentReference"/>
-          <w:sz w:val="24"/>
-          <w:szCs w:val="24"/>
-        </w:rPr>
-        <w:commentReference w:id="7"/>
-      </w:r>
-    </w:p>
-    <w:p>
-      <w:pPr>
-        <w:spacing w:after="0" w:line="480" w:lineRule="auto"/>
-      </w:pPr>
-    </w:p>
-    <w:p>
-      <w:pPr>
-        <w:spacing w:after="0" w:line="480" w:lineRule="auto"/>
-        <w:rPr>
-          <w:b/>
-          <w:bCs/>
-        </w:rPr>
-      </w:pPr>
-      <w:r>
-        <w:rPr>
-          <w:b/>
-          <w:bCs/>
-        </w:rPr>
-        <w:t>Effect of Hatchery Releases</w:t>
-      </w:r>
-    </w:p>
-    <w:p>
-      <w:pPr>
-        <w:spacing w:after="0" w:line="480" w:lineRule="auto"/>
-      </w:pPr>
-      <w:r>
-        <w:t xml:space="preserve">The last stage of </w:t>
-      </w:r>
-      <w:r>
-        <w:t xml:space="preserve">our </w:t>
-      </w:r>
-      <w:r>
-        <w:t>research</w:t>
-      </w:r>
-      <w:r>
-        <w:t xml:space="preserve"> focus</w:t>
-      </w:r>
-      <w:r>
-        <w:t>e</w:t>
-      </w:r>
-      <w:r>
-        <w:t>s</w:t>
-      </w:r>
-      <w:r>
-        <w:t xml:space="preserve"> on the effect of the number of fish released by the hatchery each year. </w:t>
-      </w:r>
-      <w:r>
-        <w:t xml:space="preserve">Because </w:t>
-      </w:r>
-      <w:r>
-        <w:t>available stray rate data</w:t>
-      </w:r>
-      <w:r>
-        <w:t xml:space="preserve"> is sparse,</w:t>
-      </w:r>
-      <w:r>
-        <w:t xml:space="preserve"> a direct analysis of the impacts of </w:t>
-      </w:r>
-      <w:r>
-        <w:t xml:space="preserve">SJH </w:t>
-      </w:r>
-      <w:r>
-        <w:t>stray</w:t>
-      </w:r>
-      <w:r>
-        <w:t>s on Indian River abundances is</w:t>
-      </w:r>
-      <w:r>
-        <w:t xml:space="preserve"> impossible</w:t>
-      </w:r>
-      <w:r>
-        <w:t>. Instead</w:t>
-      </w:r>
-      <w:r>
-        <w:t>, the impacts of hatchery releases on pink salmon abundance at Indian River (as well as the inverse)</w:t>
-      </w:r>
-      <w:r>
-        <w:t xml:space="preserve"> are estimated</w:t>
-      </w:r>
-      <w:r>
-        <w:t xml:space="preserve"> via the same MARSS models described above</w:t>
-      </w:r>
-      <w:r>
-        <w:t xml:space="preserve">. It is important to consider the effect of straying both to and from Indian River, as both would influence the abundances observed in stream. By specifying </w:t>
-      </w:r>
-      <w:r>
-        <w:rPr>
-          <w:rFonts w:ascii="MathJax_Math-italic" w:eastAsia="Times New Roman" w:hAnsi="MathJax_Math-italic" w:cs="Times New Roman"/>
-          <w:b/>
-          <w:bCs/>
-          <w:kern w:val="0"/>
-          <w:sz w:val="26"/>
-          <w:szCs w:val="26"/>
-          <w:bdr w:val="none" w:sz="0" w:space="0" w:color="auto" w:frame="1"/>
-          <w14:ligatures w14:val="none"/>
-        </w:rPr>
-        <w:t>B</w:t>
-      </w:r>
-      <w:r>
-        <w:t xml:space="preserve"> as a 2x2 matrix with four unique elements, the effect of the number of fish returning to each system in time step </w:t>
-      </w:r>
-      <w:r>
-        <w:rPr>
-          <w:rFonts w:ascii="MathJax_Math-italic" w:eastAsia="Times New Roman" w:hAnsi="MathJax_Math-italic" w:cs="Times New Roman"/>
-          <w:kern w:val="0"/>
-          <w:sz w:val="26"/>
-          <w:szCs w:val="26"/>
-          <w:bdr w:val="none" w:sz="0" w:space="0" w:color="auto" w:frame="1"/>
-          <w14:ligatures w14:val="none"/>
-        </w:rPr>
-        <w:t>t-1</w:t>
-      </w:r>
-      <w:r>
-        <w:t xml:space="preserve"> on the number of fish returning to each system in time step </w:t>
-      </w:r>
-      <w:r>
-        <w:rPr>
-          <w:rFonts w:ascii="MathJax_Math-italic" w:eastAsia="Times New Roman" w:hAnsi="MathJax_Math-italic" w:cs="Times New Roman"/>
-          <w:kern w:val="0"/>
-          <w:sz w:val="26"/>
-          <w:szCs w:val="26"/>
-          <w:bdr w:val="none" w:sz="0" w:space="0" w:color="auto" w:frame="1"/>
-          <w14:ligatures w14:val="none"/>
-        </w:rPr>
-        <w:t>t</w:t>
-      </w:r>
-      <w:r>
-        <w:t xml:space="preserve"> is isolated.</w:t>
-      </w:r>
-      <w:r>
-        <w:t xml:space="preserve"> It is important to note that, because escapement data are log</w:t>
-      </w:r>
-      <w:r>
-        <w:t>-</w:t>
-      </w:r>
-      <w:r>
-        <w:t xml:space="preserve">transformed, the </w:t>
-      </w:r>
-      <w:r>
-        <w:rPr>
-          <w:rFonts w:ascii="MathJax_Math-italic" w:eastAsia="Times New Roman" w:hAnsi="MathJax_Math-italic" w:cs="Times New Roman"/>
-          <w:b/>
-          <w:bCs/>
-          <w:kern w:val="0"/>
-          <w:sz w:val="26"/>
-          <w:szCs w:val="26"/>
-          <w:bdr w:val="none" w:sz="0" w:space="0" w:color="auto" w:frame="1"/>
-          <w14:ligatures w14:val="none"/>
-        </w:rPr>
-        <w:t>B</w:t>
-      </w:r>
-      <w:r>
-        <w:t xml:space="preserve"> elements estimated will be associated with percent increases from one time step to the next. </w:t>
-      </w:r>
-      <w:r>
-        <w:t>Parametric bootstrapping is employed to construct confidence intervals around these parameter estimates.</w:t>
-      </w:r>
-      <w:r>
-        <w:t xml:space="preserve"> </w:t>
-      </w:r>
-    </w:p>
-    <w:p>
-      <w:pPr>
-        <w:spacing w:after="0" w:line="480" w:lineRule="auto"/>
-        <w:ind w:firstLine="720"/>
-      </w:pPr>
-      <w:r>
-        <w:t xml:space="preserve">The state of the hatchery must also be considered, as regardless of the previous brood year’s returns, </w:t>
-      </w:r>
-      <w:r>
-        <w:t xml:space="preserve">it is assumed that </w:t>
-      </w:r>
-      <w:r>
-        <w:t>the hatchery will release a number of smolts which is as close as possible to their permitted maximum.</w:t>
-      </w:r>
-      <w:r>
-        <w:t xml:space="preserve"> For this reason, the element of </w:t>
-      </w:r>
-      <w:r>
-        <w:rPr>
-          <w:rFonts w:ascii="MathJax_Math-italic" w:eastAsia="Times New Roman" w:hAnsi="MathJax_Math-italic" w:cs="Times New Roman"/>
-          <w:b/>
-          <w:bCs/>
-          <w:kern w:val="0"/>
-          <w:sz w:val="26"/>
-          <w:szCs w:val="26"/>
-          <w:bdr w:val="none" w:sz="0" w:space="0" w:color="auto" w:frame="1"/>
-          <w14:ligatures w14:val="none"/>
-        </w:rPr>
-        <w:t>B</w:t>
-      </w:r>
-      <w:r>
-        <w:t xml:space="preserve"> which would represent the interaction between the hatchery in time step t-1 and the hatchery in time step t is specified as 0. </w:t>
-      </w:r>
-      <w:r>
-        <w:t xml:space="preserve">Instead, the model includes </w:t>
-      </w:r>
-      <w:r>
-        <w:t xml:space="preserve">covariate data relating to smolts reared by the </w:t>
-      </w:r>
-      <w:r>
-        <w:lastRenderedPageBreak/>
-        <w:t>hatchery from eggs taken from the previous brood year’s broodstock and released the prior year. This</w:t>
+        <w:t>year. This</w:t>
       </w:r>
       <w:r>
         <w:t xml:space="preserve"> allow</w:t>
@@ -5411,7 +5109,7 @@
       <w:r>
         <w:t xml:space="preserve"> Observation error is site specific, while process error is shared by both states (river and hatchery returners) due to fish encountering the same conditions throughout their lifespan at sea as well as the same commercial fishing effort upon their return.</w:t>
       </w:r>
-      <w:bookmarkStart w:id="8" w:name="_Hlk201668133"/>
+      <w:bookmarkStart w:id="4" w:name="_Hlk201668133"/>
       <w:r>
         <w:rPr>
           <w:b/>
@@ -5714,17 +5412,23 @@
         <w:t xml:space="preserve">Indian River </w:t>
       </w:r>
       <w:r>
-        <w:t xml:space="preserve">runs are closely aligned with the </w:t>
+        <w:t xml:space="preserve">runs are closely aligned with the average index stream, exceeding the average in some years and falling short in others, but in </w:t>
       </w:r>
       <w:r>
         <w:lastRenderedPageBreak/>
-        <w:t>average index stream, exceeding the average in some years and falling short in others, but in either case not by an amount that appears drastic when visually appraised</w:t>
+        <w:t>either case not by an amount that appears drastic when visually appraised</w:t>
       </w:r>
       <w:r>
         <w:t xml:space="preserve"> (Figure 3)</w:t>
       </w:r>
       <w:r>
         <w:t>.</w:t>
+      </w:r>
+      <w:r>
+        <w:t xml:space="preserve"> </w:t>
+      </w:r>
+      <w:r>
+        <w:t>Pink salmon abundances observed in recent years at Indian River did not deviate significantly from the regional average. However, plotting these time series is not enough to conclusively state that abundances at Indian River do not differ from those that would be expected of an average pink salmon index stream in the region in a statistically significant way.</w:t>
       </w:r>
     </w:p>
     <w:p>
@@ -5809,68 +5513,15 @@
         <w:ind w:firstLine="720"/>
       </w:pPr>
       <w:r>
-        <w:t>P</w:t>
-      </w:r>
-      <w:r>
-        <w:t>ink salmon abundances observed in recent years at Indian River</w:t>
-      </w:r>
-      <w:r>
-        <w:t xml:space="preserve"> d</w:t>
-      </w:r>
-      <w:r>
-        <w:t>id</w:t>
-      </w:r>
-      <w:r>
-        <w:t xml:space="preserve"> not </w:t>
-      </w:r>
-      <w:r>
-        <w:t xml:space="preserve">deviate </w:t>
-      </w:r>
-      <w:r>
-        <w:t>significantly</w:t>
-      </w:r>
-      <w:r>
-        <w:t xml:space="preserve"> from the regional average</w:t>
-      </w:r>
-      <w:r>
-        <w:t xml:space="preserve">. However, plotting these time series is not enough to conclusively state that abundances at Indian River do not differ from those that would be expected of an average pink salmon index stream in the region in a statistically significant </w:t>
-      </w:r>
-      <w:commentRangeStart w:id="9"/>
-      <w:commentRangeStart w:id="10"/>
-      <w:r>
-        <w:t>way</w:t>
-      </w:r>
-      <w:commentRangeEnd w:id="9"/>
-      <w:r>
-        <w:rPr>
-          <w:rStyle w:val="CommentReference"/>
-          <w:sz w:val="24"/>
-          <w:szCs w:val="24"/>
-        </w:rPr>
-        <w:commentReference w:id="9"/>
-      </w:r>
-      <w:commentRangeEnd w:id="10"/>
-      <w:r>
-        <w:rPr>
-          <w:rStyle w:val="CommentReference"/>
-          <w:sz w:val="24"/>
-          <w:szCs w:val="24"/>
-        </w:rPr>
-        <w:commentReference w:id="10"/>
+        <w:t>The best fit model allows includes a separate underlying state of Indian River pink salmon abundance in odd years, while estimating a single underlying state of pink salmon abundance throughout the region (including Indian River) in even years</w:t>
+      </w:r>
+      <w:r>
+        <w:t xml:space="preserve"> (Table 1)</w:t>
       </w:r>
       <w:r>
         <w:t xml:space="preserve">. </w:t>
       </w:r>
       <w:r>
-        <w:t>The best fit model allows includes a separate underlying state of Indian River pink salmon abundance in odd years, while estimating a single underlying state of pink salmon abundance throughout the region (including Indian River) in even years</w:t>
-      </w:r>
-      <w:r>
-        <w:t xml:space="preserve"> (Table 1)</w:t>
-      </w:r>
-      <w:r>
-        <w:t xml:space="preserve">. </w:t>
-      </w:r>
-      <w:r>
         <w:t>The</w:t>
       </w:r>
       <w:r>
@@ -5919,11 +5570,11 @@
         <w:t>(Mazerolle 2006).</w:t>
       </w:r>
       <w:r>
-        <w:t xml:space="preserve"> Model specifications which estimated a single state of odd-year pink salmon abundance throughout the region performed abysmally </w:t>
+        <w:t xml:space="preserve"> Model specifications which estimated a single state of odd-year pink salmon abundance throughout the region performed abysmally by this standard, with infinitesimally small likelihoods of best fit. These </w:t>
       </w:r>
       <w:r>
         <w:lastRenderedPageBreak/>
-        <w:t xml:space="preserve">by this standard, with infinitesimally small likelihoods of best fit. These findings suggest a scenario in which even-year pink salmon abundances at Indian River are very much in line with those that might be expected of an average stream in the </w:t>
+        <w:t xml:space="preserve">findings suggest a scenario in which even-year pink salmon abundances at Indian River are very much in line with those that might be expected of an average stream in the </w:t>
       </w:r>
       <w:r>
         <w:rPr>
@@ -5959,7 +5610,7 @@
           <w:bCs/>
         </w:rPr>
       </w:pPr>
-      <w:commentRangeStart w:id="11"/>
+      <w:commentRangeStart w:id="5"/>
       <w:r>
         <w:rPr>
           <w:b/>
@@ -6091,11 +5742,11 @@
         <w:t xml:space="preserve"> (Table 2)</w:t>
       </w:r>
       <w:r>
-        <w:t xml:space="preserve">. For even-year runs there exists some significant difference between trends at Indian River and elsewhere </w:t>
+        <w:t xml:space="preserve">. For even-year runs there exists some significant difference between trends at Indian River and elsewhere in the region prior to 1980. Due to this difference, a synthetic control group time series was </w:t>
       </w:r>
       <w:r>
         <w:lastRenderedPageBreak/>
-        <w:t>in the region prior to 1980. Due to this difference, a synthetic control group time series was constructed for comparison with the treatment group. All other models satisfy the parallel trends assumption.</w:t>
+        <w:t>constructed for comparison with the treatment group. All other models satisfy the parallel trends assumption.</w:t>
       </w:r>
     </w:p>
     <w:p>
@@ -6242,24 +5893,20 @@
         <w:t xml:space="preserve"> a</w:t>
       </w:r>
       <w:r>
-        <w:t>bundances (Table 3). The difference in time periods (pre- and post-</w:t>
-      </w:r>
-      <w:r>
-        <w:lastRenderedPageBreak/>
-        <w:t>198</w:t>
-      </w:r>
-      <w:commentRangeStart w:id="12"/>
+        <w:t>bundances (Table 3). The difference in time periods (pre- and post-198</w:t>
+      </w:r>
+      <w:commentRangeStart w:id="6"/>
       <w:r>
         <w:t>0</w:t>
       </w:r>
-      <w:ins w:id="13" w:author="tquinn" w:date="2026-05-22T10:45:00Z" w16du:dateUtc="2026-05-22T17:45:00Z">
+      <w:ins w:id="7" w:author="tquinn" w:date="2026-05-22T10:45:00Z" w16du:dateUtc="2026-05-22T17:45:00Z">
         <w:r>
           <w:t xml:space="preserve"> [</w:t>
         </w:r>
         <w:r>
           <w:rPr>
             <w:highlight w:val="yellow"/>
-            <w:rPrChange w:id="14" w:author="tquinn" w:date="2026-05-22T10:45:00Z" w16du:dateUtc="2026-05-22T17:45:00Z">
+            <w:rPrChange w:id="8" w:author="tquinn" w:date="2026-05-22T10:45:00Z" w16du:dateUtc="2026-05-22T17:45:00Z">
               <w:rPr/>
             </w:rPrChange>
           </w:rPr>
@@ -6272,17 +5919,21 @@
       <w:r>
         <w:t xml:space="preserve">, </w:t>
       </w:r>
-      <w:commentRangeEnd w:id="12"/>
+      <w:commentRangeEnd w:id="6"/>
       <w:r>
         <w:rPr>
           <w:rStyle w:val="CommentReference"/>
           <w:sz w:val="24"/>
           <w:szCs w:val="24"/>
         </w:rPr>
-        <w:commentReference w:id="12"/>
-      </w:r>
-      <w:r>
-        <w:t xml:space="preserve">and pre- and post-2010) is found to be a significant driver of pink salmon abundances both at Indian River and throughout the </w:t>
+        <w:commentReference w:id="6"/>
+      </w:r>
+      <w:r>
+        <w:t xml:space="preserve">and pre- and post-2010) is </w:t>
+      </w:r>
+      <w:r>
+        <w:lastRenderedPageBreak/>
+        <w:t xml:space="preserve">found to be a significant driver of pink salmon abundances both at Indian River and throughout the </w:t>
       </w:r>
       <w:r>
         <w:rPr>
@@ -6318,7 +5969,7 @@
       <w:r>
         <w:t xml:space="preserve">. </w:t>
       </w:r>
-      <w:commentRangeEnd w:id="11"/>
+      <w:commentRangeEnd w:id="5"/>
       <w:r>
         <w:rPr>
           <w:rStyle w:val="CommentReference"/>
@@ -6327,7 +5978,7 @@
           <w:sz w:val="24"/>
           <w:szCs w:val="24"/>
         </w:rPr>
-        <w:commentReference w:id="11"/>
+        <w:commentReference w:id="5"/>
       </w:r>
     </w:p>
     <w:p>
@@ -6586,26 +6237,26 @@
         <w:t>,</w:t>
       </w:r>
       <w:r>
-        <w:t xml:space="preserve"> despite the difference in effect, the </w:t>
+        <w:t xml:space="preserve"> despite the difference in effect, the overall numbers of fish </w:t>
+      </w:r>
+      <w:r>
+        <w:t xml:space="preserve">straying </w:t>
+      </w:r>
+      <w:r>
+        <w:t xml:space="preserve">to a </w:t>
+      </w:r>
+      <w:r>
+        <w:t xml:space="preserve">non-origin </w:t>
+      </w:r>
+      <w:r>
+        <w:t xml:space="preserve">site </w:t>
+      </w:r>
+      <w:r>
+        <w:t xml:space="preserve">could be roughly equal or even skewed </w:t>
       </w:r>
       <w:r>
         <w:lastRenderedPageBreak/>
-        <w:t xml:space="preserve">overall numbers of fish </w:t>
-      </w:r>
-      <w:r>
-        <w:t xml:space="preserve">straying </w:t>
-      </w:r>
-      <w:r>
-        <w:t xml:space="preserve">to a </w:t>
-      </w:r>
-      <w:r>
-        <w:t xml:space="preserve">non-origin </w:t>
-      </w:r>
-      <w:r>
-        <w:t xml:space="preserve">site </w:t>
-      </w:r>
-      <w:r>
-        <w:t>could be roughly equal or even skewed towards hatchery-born fish returning to Indian River. In those brood years where Indian River abundances exceed hatchery returns, these effect</w:t>
+        <w:t>towards hatchery-born fish returning to Indian River. In those brood years where Indian River abundances exceed hatchery returns, these effect</w:t>
       </w:r>
       <w:r>
         <w:t xml:space="preserve"> size</w:t>
@@ -6614,7 +6265,7 @@
         <w:t>s imply that the following brood year will see more fish from Indian River returning to the hatchery than vice versa.</w:t>
       </w:r>
       <w:bookmarkEnd w:id="0"/>
-      <w:bookmarkEnd w:id="8"/>
+      <w:bookmarkEnd w:id="4"/>
     </w:p>
     <w:p>
       <w:pPr>
@@ -6640,7 +6291,7 @@
           <w:szCs w:val="20"/>
         </w:rPr>
         <w:drawing>
-          <wp:inline distT="0" distB="0" distL="0" distR="0" wp14:anchorId="524AAB61" wp14:editId="3FDC2870">
+          <wp:inline distT="0" distB="0" distL="0" distR="0" wp14:anchorId="524AAB61" wp14:editId="20A2C984">
             <wp:extent cx="6960541" cy="3239548"/>
             <wp:effectExtent l="0" t="0" r="0" b="0"/>
             <wp:docPr id="1324619098" name="Picture 6" descr="The diagram presents a statistical comparison of the effects of previous year's hatchery returns on the current year's brood counts for different species, including Indian River, with a focus on even and odd years.&#10;&#10;AI-generated content may be incorrect."/>
@@ -6751,7 +6402,45 @@
         <w:spacing w:after="0" w:line="480" w:lineRule="auto"/>
         <w:ind w:firstLine="720"/>
       </w:pPr>
-      <w:ins w:id="15" w:author="tquinn" w:date="2026-05-22T10:49:00Z" w16du:dateUtc="2026-05-22T17:49:00Z">
+      <w:ins w:id="9" w:author="tquinn" w:date="2026-05-22T10:49:00Z" w16du:dateUtc="2026-05-22T17:49:00Z">
+        <w:r>
+          <w:rPr>
+            <w:highlight w:val="yellow"/>
+            <w:rPrChange w:id="10" w:author="tquinn" w:date="2026-05-22T10:52:00Z" w16du:dateUtc="2026-05-22T17:52:00Z">
+              <w:rPr/>
+            </w:rPrChange>
+          </w:rPr>
+          <w:t>I think it is important here, at the start of the Discussion, to remind the readers exactly what hypotheses were tested, and then make sure, in non-statistical terms, they know what the findings were</w:t>
+        </w:r>
+      </w:ins>
+      <w:ins w:id="11" w:author="tquinn" w:date="2026-05-22T10:50:00Z" w16du:dateUtc="2026-05-22T17:50:00Z">
+        <w:r>
+          <w:rPr>
+            <w:highlight w:val="yellow"/>
+            <w:rPrChange w:id="12" w:author="tquinn" w:date="2026-05-22T10:52:00Z" w16du:dateUtc="2026-05-22T17:52:00Z">
+              <w:rPr/>
+            </w:rPrChange>
+          </w:rPr>
+          <w:t>. Going back into the Introduction themes leaves the reader unsure what the true outcome was</w:t>
+        </w:r>
+      </w:ins>
+      <w:ins w:id="13" w:author="tquinn" w:date="2026-05-22T10:53:00Z" w16du:dateUtc="2026-05-22T17:53:00Z">
+        <w:r>
+          <w:rPr>
+            <w:highlight w:val="yellow"/>
+          </w:rPr>
+          <w:t xml:space="preserve">, and I am </w:t>
+        </w:r>
+      </w:ins>
+      <w:ins w:id="14" w:author="tquinn" w:date="2026-05-22T10:54:00Z" w16du:dateUtc="2026-05-22T17:54:00Z">
+        <w:r>
+          <w:rPr>
+            <w:highlight w:val="yellow"/>
+          </w:rPr>
+          <w:t>not at all sure</w:t>
+        </w:r>
+      </w:ins>
+      <w:ins w:id="15" w:author="tquinn" w:date="2026-05-22T10:50:00Z" w16du:dateUtc="2026-05-22T17:50:00Z">
         <w:r>
           <w:rPr>
             <w:highlight w:val="yellow"/>
@@ -6759,10 +6448,10 @@
               <w:rPr/>
             </w:rPrChange>
           </w:rPr>
-          <w:t>I think it is important here, at the start of the Discussion, to remind the readers exactly what hypotheses were tested, and then make sure, in non-statistical terms, they know what the findings were</w:t>
+          <w:t>. Once we all know that, then you w</w:t>
         </w:r>
       </w:ins>
-      <w:ins w:id="17" w:author="tquinn" w:date="2026-05-22T10:50:00Z" w16du:dateUtc="2026-05-22T17:50:00Z">
+      <w:ins w:id="17" w:author="tquinn" w:date="2026-05-22T10:51:00Z" w16du:dateUtc="2026-05-22T17:51:00Z">
         <w:r>
           <w:rPr>
             <w:highlight w:val="yellow"/>
@@ -6770,52 +6459,14 @@
               <w:rPr/>
             </w:rPrChange>
           </w:rPr>
-          <w:t>. Going back into the Introduction themes leaves the reader unsure what the true outcome was</w:t>
+          <w:t>ant to discuss your findings per se, followed by gradually broadening the scope to discuss them in light of broader conservation concerns for salmon (wild – hatchery, etc.) and then for other animals. A paragraph for caveats follows that</w:t>
         </w:r>
       </w:ins>
-      <w:ins w:id="19" w:author="tquinn" w:date="2026-05-22T10:53:00Z" w16du:dateUtc="2026-05-22T17:53:00Z">
+      <w:ins w:id="19" w:author="tquinn" w:date="2026-05-22T10:52:00Z" w16du:dateUtc="2026-05-22T17:52:00Z">
         <w:r>
           <w:rPr>
             <w:highlight w:val="yellow"/>
-          </w:rPr>
-          <w:t xml:space="preserve">, and I am </w:t>
-        </w:r>
-      </w:ins>
-      <w:ins w:id="20" w:author="tquinn" w:date="2026-05-22T10:54:00Z" w16du:dateUtc="2026-05-22T17:54:00Z">
-        <w:r>
-          <w:rPr>
-            <w:highlight w:val="yellow"/>
-          </w:rPr>
-          <w:t>not at all sure</w:t>
-        </w:r>
-      </w:ins>
-      <w:ins w:id="21" w:author="tquinn" w:date="2026-05-22T10:50:00Z" w16du:dateUtc="2026-05-22T17:50:00Z">
-        <w:r>
-          <w:rPr>
-            <w:highlight w:val="yellow"/>
-            <w:rPrChange w:id="22" w:author="tquinn" w:date="2026-05-22T10:52:00Z" w16du:dateUtc="2026-05-22T17:52:00Z">
-              <w:rPr/>
-            </w:rPrChange>
-          </w:rPr>
-          <w:t>. Once we all know that, then you w</w:t>
-        </w:r>
-      </w:ins>
-      <w:ins w:id="23" w:author="tquinn" w:date="2026-05-22T10:51:00Z" w16du:dateUtc="2026-05-22T17:51:00Z">
-        <w:r>
-          <w:rPr>
-            <w:highlight w:val="yellow"/>
-            <w:rPrChange w:id="24" w:author="tquinn" w:date="2026-05-22T10:52:00Z" w16du:dateUtc="2026-05-22T17:52:00Z">
-              <w:rPr/>
-            </w:rPrChange>
-          </w:rPr>
-          <w:t>ant to discuss your findings per se, followed by gradually broadening the scope to discuss them in light of broader conservation concerns for salmon (wild – hatchery, etc.) and then for other animals. A paragraph for caveats follows that</w:t>
-        </w:r>
-      </w:ins>
-      <w:ins w:id="25" w:author="tquinn" w:date="2026-05-22T10:52:00Z" w16du:dateUtc="2026-05-22T17:52:00Z">
-        <w:r>
-          <w:rPr>
-            <w:highlight w:val="yellow"/>
-            <w:rPrChange w:id="26" w:author="tquinn" w:date="2026-05-22T10:52:00Z" w16du:dateUtc="2026-05-22T17:52:00Z">
+            <w:rPrChange w:id="20" w:author="tquinn" w:date="2026-05-22T10:52:00Z" w16du:dateUtc="2026-05-22T17:52:00Z">
               <w:rPr/>
             </w:rPrChange>
           </w:rPr>
@@ -7003,14 +6654,14 @@
       <w:r>
         <w:t xml:space="preserve"> those recorded decades ago, more contemporary </w:t>
       </w:r>
-      <w:ins w:id="27" w:author="tquinn" w:date="2026-05-22T16:34:00Z" w16du:dateUtc="2026-05-22T23:34:00Z">
+      <w:ins w:id="21" w:author="tquinn" w:date="2026-05-22T16:34:00Z" w16du:dateUtc="2026-05-22T23:34:00Z">
         <w:r>
           <w:t>[</w:t>
         </w:r>
         <w:r>
           <w:rPr>
             <w:highlight w:val="yellow"/>
-            <w:rPrChange w:id="28" w:author="tquinn" w:date="2026-05-22T16:34:00Z" w16du:dateUtc="2026-05-22T23:34:00Z">
+            <w:rPrChange w:id="22" w:author="tquinn" w:date="2026-05-22T16:34:00Z" w16du:dateUtc="2026-05-22T23:34:00Z">
               <w:rPr/>
             </w:rPrChange>
           </w:rPr>
@@ -7038,11 +6689,11 @@
       <w:r>
         <w:t xml:space="preserve"> </w:t>
       </w:r>
-      <w:ins w:id="29" w:author="tquinn" w:date="2026-05-22T11:01:00Z" w16du:dateUtc="2026-05-22T18:01:00Z">
+      <w:ins w:id="23" w:author="tquinn" w:date="2026-05-22T11:01:00Z" w16du:dateUtc="2026-05-22T18:01:00Z">
         <w:r>
           <w:rPr>
             <w:highlight w:val="yellow"/>
-            <w:rPrChange w:id="30" w:author="tquinn" w:date="2026-05-22T11:01:00Z" w16du:dateUtc="2026-05-22T18:01:00Z">
+            <w:rPrChange w:id="24" w:author="tquinn" w:date="2026-05-22T11:01:00Z" w16du:dateUtc="2026-05-22T18:01:00Z">
               <w:rPr/>
             </w:rPrChange>
           </w:rPr>
@@ -7092,25 +6743,25 @@
         <w:lastRenderedPageBreak/>
         <w:t>brood year Indian River abundances, the overall numbers of fish straying to a non-origin site could be roughly equal or even skewed towards hatchery-born fish returning to Indian River</w:t>
       </w:r>
-      <w:ins w:id="31" w:author="tquinn" w:date="2026-05-22T16:38:00Z" w16du:dateUtc="2026-05-22T23:38:00Z">
+      <w:ins w:id="25" w:author="tquinn" w:date="2026-05-22T16:38:00Z" w16du:dateUtc="2026-05-22T23:38:00Z">
         <w:r>
           <w:t xml:space="preserve"> [</w:t>
         </w:r>
         <w:r>
           <w:rPr>
             <w:highlight w:val="yellow"/>
-            <w:rPrChange w:id="32" w:author="tquinn" w:date="2026-05-22T16:39:00Z" w16du:dateUtc="2026-05-22T23:39:00Z">
+            <w:rPrChange w:id="26" w:author="tquinn" w:date="2026-05-22T16:39:00Z" w16du:dateUtc="2026-05-22T23:39:00Z">
               <w:rPr/>
             </w:rPrChange>
           </w:rPr>
           <w:t>This sentence is long and complicated and I am having trouble untangling it. Are you suggesting that if there are more hatchery than natural origin fish, and equal straying rates for each, there will be more hatch</w:t>
         </w:r>
       </w:ins>
-      <w:ins w:id="33" w:author="tquinn" w:date="2026-05-22T16:39:00Z" w16du:dateUtc="2026-05-22T23:39:00Z">
+      <w:ins w:id="27" w:author="tquinn" w:date="2026-05-22T16:39:00Z" w16du:dateUtc="2026-05-22T23:39:00Z">
         <w:r>
           <w:rPr>
             <w:highlight w:val="yellow"/>
-            <w:rPrChange w:id="34" w:author="tquinn" w:date="2026-05-22T16:39:00Z" w16du:dateUtc="2026-05-22T23:39:00Z">
+            <w:rPrChange w:id="28" w:author="tquinn" w:date="2026-05-22T16:39:00Z" w16du:dateUtc="2026-05-22T23:39:00Z">
               <w:rPr/>
             </w:rPrChange>
           </w:rPr>
@@ -7256,18 +6907,18 @@
       <w:r>
         <w:t xml:space="preserve">from what would be expected of a similar </w:t>
       </w:r>
-      <w:ins w:id="35" w:author="tquinn" w:date="2026-05-22T16:59:00Z" w16du:dateUtc="2026-05-22T23:59:00Z">
+      <w:ins w:id="29" w:author="tquinn" w:date="2026-05-22T16:59:00Z" w16du:dateUtc="2026-05-22T23:59:00Z">
         <w:r>
           <w:rPr>
             <w:highlight w:val="yellow"/>
-            <w:rPrChange w:id="36" w:author="tquinn" w:date="2026-05-22T17:00:00Z" w16du:dateUtc="2026-05-23T00:00:00Z">
+            <w:rPrChange w:id="30" w:author="tquinn" w:date="2026-05-22T17:00:00Z" w16du:dateUtc="2026-05-23T00:00:00Z">
               <w:rPr/>
             </w:rPrChange>
           </w:rPr>
           <w:t>[in what way</w:t>
         </w:r>
       </w:ins>
-      <w:ins w:id="37" w:author="tquinn" w:date="2026-05-22T17:00:00Z" w16du:dateUtc="2026-05-23T00:00:00Z">
+      <w:ins w:id="31" w:author="tquinn" w:date="2026-05-22T17:00:00Z" w16du:dateUtc="2026-05-23T00:00:00Z">
         <w:r>
           <w:t xml:space="preserve">?] </w:t>
         </w:r>
@@ -7453,32 +7104,32 @@
       <w:r>
         <w:t xml:space="preserve">s lower than the effect observed in even years. If there exists some small but positive true effect of hatchery releases on subsequent brood year Indian River abundances, the difference between the magnitude of these effects in odd years would be far less than in even-years, meaning that odd-year Indian River abundances would be more susceptible to being inflated by hatchery releases. It is possible that limiting the number of SJH pink salmon moving into Indian River to spawn in odd years may be beneficial for maintaining the wild population in the park within their natural range of variation, but this is far from conclusive, and suggests the need for more consistent otolith sampling </w:t>
       </w:r>
-      <w:ins w:id="38" w:author="tquinn" w:date="2026-05-22T17:13:00Z" w16du:dateUtc="2026-05-23T00:13:00Z">
+      <w:ins w:id="32" w:author="tquinn" w:date="2026-05-22T17:13:00Z" w16du:dateUtc="2026-05-23T00:13:00Z">
         <w:r>
           <w:t>[</w:t>
         </w:r>
       </w:ins>
-      <w:ins w:id="39" w:author="tquinn" w:date="2026-05-22T17:14:00Z" w16du:dateUtc="2026-05-23T00:14:00Z">
+      <w:ins w:id="33" w:author="tquinn" w:date="2026-05-22T17:14:00Z" w16du:dateUtc="2026-05-23T00:14:00Z">
         <w:r>
           <w:t>H</w:t>
         </w:r>
       </w:ins>
-      <w:ins w:id="40" w:author="tquinn" w:date="2026-05-22T17:13:00Z" w16du:dateUtc="2026-05-23T00:13:00Z">
+      <w:ins w:id="34" w:author="tquinn" w:date="2026-05-22T17:13:00Z" w16du:dateUtc="2026-05-23T00:13:00Z">
         <w:r>
           <w:t xml:space="preserve">as this </w:t>
         </w:r>
       </w:ins>
-      <w:ins w:id="41" w:author="tquinn" w:date="2026-05-22T17:14:00Z" w16du:dateUtc="2026-05-23T00:14:00Z">
+      <w:ins w:id="35" w:author="tquinn" w:date="2026-05-22T17:14:00Z" w16du:dateUtc="2026-05-23T00:14:00Z">
         <w:r>
           <w:t xml:space="preserve">method </w:t>
         </w:r>
       </w:ins>
-      <w:ins w:id="42" w:author="tquinn" w:date="2026-05-22T17:13:00Z" w16du:dateUtc="2026-05-23T00:13:00Z">
+      <w:ins w:id="36" w:author="tquinn" w:date="2026-05-22T17:13:00Z" w16du:dateUtc="2026-05-23T00:13:00Z">
         <w:r>
           <w:t>been described and the results presented?</w:t>
         </w:r>
       </w:ins>
-      <w:ins w:id="43" w:author="tquinn" w:date="2026-05-22T17:14:00Z" w16du:dateUtc="2026-05-23T00:14:00Z">
+      <w:ins w:id="37" w:author="tquinn" w:date="2026-05-22T17:14:00Z" w16du:dateUtc="2026-05-23T00:14:00Z">
         <w:r>
           <w:t xml:space="preserve">] </w:t>
         </w:r>
@@ -9147,7 +8798,7 @@
 
 <file path=word/comments.xml><?xml version="1.0" encoding="utf-8"?>
 <w:comments xmlns:wpc="http://schemas.microsoft.com/office/word/2010/wordprocessingCanvas" xmlns:cx="http://schemas.microsoft.com/office/drawing/2014/chartex" xmlns:cx1="http://schemas.microsoft.com/office/drawing/2015/9/8/chartex" xmlns:cx2="http://schemas.microsoft.com/office/drawing/2015/10/21/chartex" xmlns:cx3="http://schemas.microsoft.com/office/drawing/2016/5/9/chartex" xmlns:cx4="http://schemas.microsoft.com/office/drawing/2016/5/10/chartex" xmlns:cx5="http://schemas.microsoft.com/office/drawing/2016/5/11/chartex" xmlns:cx6="http://schemas.microsoft.com/office/drawing/2016/5/12/chartex" xmlns:cx7="http://schemas.microsoft.com/office/drawing/2016/5/13/chartex" xmlns:cx8="http://schemas.microsoft.com/office/drawing/2016/5/14/chartex" xmlns:mc="http://schemas.openxmlformats.org/markup-compatibility/2006" xmlns:aink="http://schemas.microsoft.com/office/drawing/2016/ink" xmlns:am3d="http://schemas.microsoft.com/office/drawing/2017/model3d" xmlns:o="urn:schemas-microsoft-com:office:office" xmlns:oel="http://schemas.microsoft.com/office/2019/extlst" xmlns:r="http://schemas.openxmlformats.org/officeDocument/2006/relationships" xmlns:m="http://schemas.openxmlformats.org/officeDocument/2006/math" xmlns:v="urn:schemas-microsoft-com:vml" xmlns:wp14="http://schemas.microsoft.com/office/word/2010/wordprocessingDrawing" xmlns:wp="http://schemas.openxmlformats.org/drawingml/2006/wordprocessingDrawing" xmlns:w10="urn:schemas-microsoft-com:office:word" xmlns:w="http://schemas.openxmlformats.org/wordprocessingml/2006/main" xmlns:w14="http://schemas.microsoft.com/office/word/2010/wordml" xmlns:w15="http://schemas.microsoft.com/office/word/2012/wordml" xmlns:w16cex="http://schemas.microsoft.com/office/word/2018/wordml/cex" xmlns:w16cid="http://schemas.microsoft.com/office/word/2016/wordml/cid" xmlns:w16="http://schemas.microsoft.com/office/word/2018/wordml" xmlns:w16du="http://schemas.microsoft.com/office/word/2023/wordml/word16du" xmlns:w16sdtdh="http://schemas.microsoft.com/office/word/2020/wordml/sdtdatahash" xmlns:w16sdtfl="http://schemas.microsoft.com/office/word/2024/wordml/sdtformatlock" xmlns:w16se="http://schemas.microsoft.com/office/word/2015/wordml/symex" xmlns:wpg="http://schemas.microsoft.com/office/word/2010/wordprocessingGroup" xmlns:wpi="http://schemas.microsoft.com/office/word/2010/wordprocessingInk" xmlns:wne="http://schemas.microsoft.com/office/word/2006/wordml" xmlns:wps="http://schemas.microsoft.com/office/word/2010/wordprocessingShape" mc:Ignorable="w14 w15 w16se w16cid w16 w16cex w16sdtdh w16sdtfl w16du wp14">
-  <w:comment w:id="1" w:author="Brian E McGreal" w:date="2026-06-15T12:11:00Z" w:initials="BM">
+  <w:comment w:id="1" w:author="Brian E McGreal" w:date="2026-06-12T13:46:00Z" w:initials="BM">
     <w:p>
       <w:pPr>
         <w:pStyle w:val="CommentText"/>
@@ -9159,11 +8810,11 @@
         <w:annotationRef/>
       </w:r>
       <w:r>
-        <w:t>Tlingit names?</w:t>
+        <w:t>Tom struck this and I’m not quite sure why..</w:t>
       </w:r>
     </w:p>
   </w:comment>
-  <w:comment w:id="2" w:author="Brian E McGreal" w:date="2026-06-12T13:46:00Z" w:initials="BM">
+  <w:comment w:id="2" w:author="Brian E McGreal" w:date="2026-06-15T13:20:00Z" w:initials="BM">
     <w:p>
       <w:pPr>
         <w:pStyle w:val="CommentText"/>
@@ -9175,11 +8826,40 @@
         <w:annotationRef/>
       </w:r>
       <w:r>
-        <w:t>Tom struck this and I’m not quite sure why..</w:t>
+        <w:t>Tom said:</w:t>
+      </w:r>
+    </w:p>
+    <w:p>
+      <w:pPr>
+        <w:pStyle w:val="CommentText"/>
+      </w:pPr>
+    </w:p>
+    <w:p>
+      <w:pPr>
+        <w:pStyle w:val="CommentText"/>
+      </w:pPr>
+      <w:r>
+        <w:rPr>
+          <w:highlight w:val="yellow"/>
+        </w:rPr>
+        <w:t>I confess that I find this very hard to follow. What, exactly, is the null and alternative hypotheses or predictions being tested? Can they be expressed in plain English?</w:t>
+      </w:r>
+    </w:p>
+    <w:p>
+      <w:pPr>
+        <w:pStyle w:val="CommentText"/>
+      </w:pPr>
+    </w:p>
+    <w:p>
+      <w:pPr>
+        <w:pStyle w:val="CommentText"/>
+      </w:pPr>
+      <w:r>
+        <w:t>I hope my changes hve cleared this up but it’s a good paragraph to watch for clarity.</w:t>
       </w:r>
     </w:p>
   </w:comment>
-  <w:comment w:id="3" w:author="Brian E McGreal" w:date="2026-06-15T13:20:00Z" w:initials="BM">
+  <w:comment w:id="3" w:author="Brian E McGreal" w:date="2026-06-15T15:42:00Z" w:initials="BM">
     <w:p>
       <w:pPr>
         <w:pStyle w:val="CommentText"/>
@@ -9191,158 +8871,27 @@
         <w:annotationRef/>
       </w:r>
       <w:r>
-        <w:t>Tom said:</w:t>
-      </w:r>
-    </w:p>
+        <w:t>This sentence is important. Is this clear?</w:t>
+      </w:r>
+    </w:p>
+  </w:comment>
+  <w:comment w:id="6" w:author="Brian E McGreal" w:date="2026-06-05T18:19:00Z" w:initials="BM">
     <w:p>
       <w:pPr>
         <w:pStyle w:val="CommentText"/>
       </w:pPr>
-    </w:p>
-    <w:p>
-      <w:pPr>
-        <w:pStyle w:val="CommentText"/>
-      </w:pPr>
-      <w:r>
-        <w:rPr>
-          <w:highlight w:val="yellow"/>
-        </w:rPr>
-        <w:t>I confess that I find this very hard to follow. What, exactly, is the null and alternative hypotheses or predictions being tested? Can they be expressed in plain English?</w:t>
-      </w:r>
-    </w:p>
-    <w:p>
-      <w:pPr>
-        <w:pStyle w:val="CommentText"/>
-      </w:pPr>
-    </w:p>
-    <w:p>
-      <w:pPr>
-        <w:pStyle w:val="CommentText"/>
-      </w:pPr>
-      <w:r>
-        <w:t>I hope my changes hve cleared this up but it’s a good paragraph to watch for clarity.</w:t>
+      <w:r>
+        <w:rPr>
+          <w:rStyle w:val="CommentReference"/>
+        </w:rPr>
+        <w:annotationRef/>
+      </w:r>
+      <w:r>
+        <w:t>Making adjustments here because tom is right. The first impacted years should be 1977 and 1978. HOWEVER, I’ll wait until I meet with mark to talk about the MARSS BACI approach</w:t>
       </w:r>
     </w:p>
   </w:comment>
-  <w:comment w:id="5" w:author="Brian E McGreal" w:date="2026-06-15T15:53:00Z" w:initials="BM">
-    <w:p>
-      <w:pPr>
-        <w:pStyle w:val="CommentText"/>
-      </w:pPr>
-      <w:r>
-        <w:rPr>
-          <w:rStyle w:val="CommentReference"/>
-        </w:rPr>
-        <w:annotationRef/>
-      </w:r>
-      <w:r>
-        <w:t>Unpack this thing somewhere</w:t>
-      </w:r>
-    </w:p>
-  </w:comment>
-  <w:comment w:id="6" w:author="Brian E McGreal" w:date="2026-06-15T15:42:00Z" w:initials="BM">
-    <w:p>
-      <w:pPr>
-        <w:pStyle w:val="CommentText"/>
-      </w:pPr>
-      <w:r>
-        <w:rPr>
-          <w:rStyle w:val="CommentReference"/>
-        </w:rPr>
-        <w:annotationRef/>
-      </w:r>
-      <w:r>
-        <w:t>This sentence is important. Is this clear?</w:t>
-      </w:r>
-    </w:p>
-  </w:comment>
-  <w:comment w:id="7" w:author="Brian E McGreal" w:date="2026-06-15T15:55:00Z" w:initials="BM">
-    <w:p>
-      <w:pPr>
-        <w:pStyle w:val="CommentText"/>
-      </w:pPr>
-      <w:r>
-        <w:rPr>
-          <w:rStyle w:val="CommentReference"/>
-        </w:rPr>
-        <w:annotationRef/>
-      </w:r>
-      <w:r>
-        <w:t>BACI approach - just fit the two models and compare?</w:t>
-      </w:r>
-    </w:p>
-  </w:comment>
-  <w:comment w:id="9" w:author="Brian E McGreal" w:date="2026-06-15T16:09:00Z" w:initials="BM">
-    <w:p>
-      <w:pPr>
-        <w:pStyle w:val="CommentText"/>
-      </w:pPr>
-      <w:r>
-        <w:rPr>
-          <w:rStyle w:val="CommentReference"/>
-        </w:rPr>
-        <w:annotationRef/>
-      </w:r>
-      <w:r>
-        <w:t>Tom leaves this comment here:</w:t>
-      </w:r>
-    </w:p>
-    <w:p>
-      <w:pPr>
-        <w:pStyle w:val="CommentText"/>
-      </w:pPr>
-    </w:p>
-    <w:p>
-      <w:pPr>
-        <w:pStyle w:val="CommentText"/>
-      </w:pPr>
-      <w:r>
-        <w:t>“</w:t>
-      </w:r>
-      <w:r>
-        <w:rPr>
-          <w:highlight w:val="yellow"/>
-        </w:rPr>
-        <w:t>Brian – this is too long. Try to streamline as much as possible and make sure the reader not only gets the statistical details but the biological message, OK?</w:t>
-      </w:r>
-      <w:r>
-        <w:t xml:space="preserve"> ”</w:t>
-      </w:r>
-    </w:p>
-  </w:comment>
-  <w:comment w:id="10" w:author="Brian E McGreal" w:date="2026-06-15T16:10:00Z" w:initials="BM">
-    <w:p>
-      <w:pPr>
-        <w:pStyle w:val="CommentText"/>
-      </w:pPr>
-      <w:r>
-        <w:rPr>
-          <w:rStyle w:val="CommentReference"/>
-        </w:rPr>
-        <w:annotationRef/>
-      </w:r>
-      <w:r>
-        <w:t>Headline up front</w:t>
-      </w:r>
-    </w:p>
-  </w:comment>
-  <w:comment w:id="12" w:author="Brian E McGreal" w:date="2026-06-05T18:19:00Z" w:initials="BM">
-    <w:p>
-      <w:pPr>
-        <w:pStyle w:val="CommentText"/>
-      </w:pPr>
-      <w:r>
-        <w:rPr>
-          <w:rStyle w:val="CommentReference"/>
-        </w:rPr>
-        <w:annotationRef/>
-      </w:r>
-      <w:r>
-        <w:t>Making adjustments here because tom is right. The first impacted years should be 1977 and 1978. HOWEVER, I’ll wait until I meet with mark to talk about the MARSS BACI approach</w:t>
-      </w:r>
-    </w:p>
-  </w:comment>
-  <w:comment w:id="11" w:author="Brian E McGreal" w:date="2026-06-15T16:11:00Z" w:initials="BM">
+  <w:comment w:id="5" w:author="Brian E McGreal" w:date="2026-06-15T16:11:00Z" w:initials="BM">
     <w:p>
       <w:pPr>
         <w:pStyle w:val="CommentText"/>
@@ -9363,14 +8912,9 @@
 
 <file path=word/commentsExtended.xml><?xml version="1.0" encoding="utf-8"?>
 <w15:commentsEx xmlns:wpc="http://schemas.microsoft.com/office/word/2010/wordprocessingCanvas" xmlns:cx="http://schemas.microsoft.com/office/drawing/2014/chartex" xmlns:cx1="http://schemas.microsoft.com/office/drawing/2015/9/8/chartex" xmlns:cx2="http://schemas.microsoft.com/office/drawing/2015/10/21/chartex" xmlns:cx3="http://schemas.microsoft.com/office/drawing/2016/5/9/chartex" xmlns:cx4="http://schemas.microsoft.com/office/drawing/2016/5/10/chartex" xmlns:cx5="http://schemas.microsoft.com/office/drawing/2016/5/11/chartex" xmlns:cx6="http://schemas.microsoft.com/office/drawing/2016/5/12/chartex" xmlns:cx7="http://schemas.microsoft.com/office/drawing/2016/5/13/chartex" xmlns:cx8="http://schemas.microsoft.com/office/drawing/2016/5/14/chartex" xmlns:mc="http://schemas.openxmlformats.org/markup-compatibility/2006" xmlns:aink="http://schemas.microsoft.com/office/drawing/2016/ink" xmlns:am3d="http://schemas.microsoft.com/office/drawing/2017/model3d" xmlns:o="urn:schemas-microsoft-com:office:office" xmlns:oel="http://schemas.microsoft.com/office/2019/extlst" xmlns:r="http://schemas.openxmlformats.org/officeDocument/2006/relationships" xmlns:m="http://schemas.openxmlformats.org/officeDocument/2006/math" xmlns:v="urn:schemas-microsoft-com:vml" xmlns:wp14="http://schemas.microsoft.com/office/word/2010/wordprocessingDrawing" xmlns:wp="http://schemas.openxmlformats.org/drawingml/2006/wordprocessingDrawing" xmlns:w10="urn:schemas-microsoft-com:office:word" xmlns:w="http://schemas.openxmlformats.org/wordprocessingml/2006/main" xmlns:w14="http://schemas.microsoft.com/office/word/2010/wordml" xmlns:w15="http://schemas.microsoft.com/office/word/2012/wordml" xmlns:w16cex="http://schemas.microsoft.com/office/word/2018/wordml/cex" xmlns:w16cid="http://schemas.microsoft.com/office/word/2016/wordml/cid" xmlns:w16="http://schemas.microsoft.com/office/word/2018/wordml" xmlns:w16du="http://schemas.microsoft.com/office/word/2023/wordml/word16du" xmlns:w16sdtdh="http://schemas.microsoft.com/office/word/2020/wordml/sdtdatahash" xmlns:w16sdtfl="http://schemas.microsoft.com/office/word/2024/wordml/sdtformatlock" xmlns:w16se="http://schemas.microsoft.com/office/word/2015/wordml/symex" xmlns:wpg="http://schemas.microsoft.com/office/word/2010/wordprocessingGroup" xmlns:wpi="http://schemas.microsoft.com/office/word/2010/wordprocessingInk" xmlns:wne="http://schemas.microsoft.com/office/word/2006/wordml" xmlns:wps="http://schemas.microsoft.com/office/word/2010/wordprocessingShape" mc:Ignorable="w14 w15 w16se w16cid w16 w16cex w16sdtdh w16sdtfl w16du wp14">
-  <w15:commentEx w15:paraId="6C873095" w15:done="0"/>
   <w15:commentEx w15:paraId="2CCE9B09" w15:done="0"/>
   <w15:commentEx w15:paraId="2BEE10A3" w15:done="0"/>
-  <w15:commentEx w15:paraId="53B37B10" w15:done="0"/>
   <w15:commentEx w15:paraId="736BFCA7" w15:done="0"/>
-  <w15:commentEx w15:paraId="203F00ED" w15:done="0"/>
-  <w15:commentEx w15:paraId="0D3129D4" w15:done="0"/>
-  <w15:commentEx w15:paraId="16BD76E0" w15:paraIdParent="0D3129D4" w15:done="0"/>
   <w15:commentEx w15:paraId="27D5BA5C" w15:done="0"/>
   <w15:commentEx w15:paraId="220ED81E" w15:done="0"/>
 </w15:commentsEx>
@@ -9378,14 +8922,9 @@
 
 <file path=word/commentsExtensible.xml><?xml version="1.0" encoding="utf-8"?>
 <w16cex:commentsExtensible xmlns:wpc="http://schemas.microsoft.com/office/word/2010/wordprocessingCanvas" xmlns:cx="http://schemas.microsoft.com/office/drawing/2014/chartex" xmlns:cx1="http://schemas.microsoft.com/office/drawing/2015/9/8/chartex" xmlns:cx2="http://schemas.microsoft.com/office/drawing/2015/10/21/chartex" xmlns:cx3="http://schemas.microsoft.com/office/drawing/2016/5/9/chartex" xmlns:cx4="http://schemas.microsoft.com/office/drawing/2016/5/10/chartex" xmlns:cx5="http://schemas.microsoft.com/office/drawing/2016/5/11/chartex" xmlns:cx6="http://schemas.microsoft.com/office/drawing/2016/5/12/chartex" xmlns:cx7="http://schemas.microsoft.com/office/drawing/2016/5/13/chartex" xmlns:cx8="http://schemas.microsoft.com/office/drawing/2016/5/14/chartex" xmlns:cr="http://schemas.microsoft.com/office/comments/2020/reactions" xmlns:mc="http://schemas.openxmlformats.org/markup-compatibility/2006" xmlns:aink="http://schemas.microsoft.com/office/drawing/2016/ink" xmlns:am3d="http://schemas.microsoft.com/office/drawing/2017/model3d" xmlns:o="urn:schemas-microsoft-com:office:office" xmlns:oel="http://schemas.microsoft.com/office/2019/extlst" xmlns:r="http://schemas.openxmlformats.org/officeDocument/2006/relationships" xmlns:m="http://schemas.openxmlformats.org/officeDocument/2006/math" xmlns:v="urn:schemas-microsoft-com:vml" xmlns:wp14="http://schemas.microsoft.com/office/word/2010/wordprocessingDrawing" xmlns:wp="http://schemas.openxmlformats.org/drawingml/2006/wordprocessingDrawing" xmlns:w10="urn:schemas-microsoft-com:office:word" xmlns:w="http://schemas.openxmlformats.org/wordprocessingml/2006/main" xmlns:w14="http://schemas.microsoft.com/office/word/2010/wordml" xmlns:w15="http://schemas.microsoft.com/office/word/2012/wordml" xmlns:w16cex="http://schemas.microsoft.com/office/word/2018/wordml/cex" xmlns:w16cid="http://schemas.microsoft.com/office/word/2016/wordml/cid" xmlns:w16="http://schemas.microsoft.com/office/word/2018/wordml" xmlns:w16du="http://schemas.microsoft.com/office/word/2023/wordml/word16du" xmlns:w16sdtdh="http://schemas.microsoft.com/office/word/2020/wordml/sdtdatahash" xmlns:w16sdtfl="http://schemas.microsoft.com/office/word/2024/wordml/sdtformatlock" xmlns:w16se="http://schemas.microsoft.com/office/word/2015/wordml/symex" xmlns:wpg="http://schemas.microsoft.com/office/word/2010/wordprocessingGroup" xmlns:wpi="http://schemas.microsoft.com/office/word/2010/wordprocessingInk" xmlns:wne="http://schemas.microsoft.com/office/word/2006/wordml" xmlns:wps="http://schemas.microsoft.com/office/word/2010/wordprocessingShape" mc:Ignorable="w14 w15 w16se w16cid w16 w16cex w16sdtdh w16sdtfl cr w16du wp14">
-  <w16cex:commentExtensible w16cex:durableId="6095FE69" w16cex:dateUtc="2026-06-15T19:11:00Z"/>
   <w16cex:commentExtensible w16cex:durableId="1DD21039" w16cex:dateUtc="2026-06-12T20:46:00Z"/>
   <w16cex:commentExtensible w16cex:durableId="4B1497F6" w16cex:dateUtc="2026-06-15T20:20:00Z"/>
-  <w16cex:commentExtensible w16cex:durableId="07EFEECB" w16cex:dateUtc="2026-06-15T22:53:00Z"/>
   <w16cex:commentExtensible w16cex:durableId="1CBC99B8" w16cex:dateUtc="2026-06-15T22:42:00Z"/>
-  <w16cex:commentExtensible w16cex:durableId="2713DB12" w16cex:dateUtc="2026-06-15T22:55:00Z"/>
-  <w16cex:commentExtensible w16cex:durableId="78FEC661" w16cex:dateUtc="2026-06-15T23:09:00Z"/>
-  <w16cex:commentExtensible w16cex:durableId="28A4AD9F" w16cex:dateUtc="2026-06-15T23:10:00Z"/>
   <w16cex:commentExtensible w16cex:durableId="052C9960" w16cex:dateUtc="2026-06-06T01:19:00Z"/>
   <w16cex:commentExtensible w16cex:durableId="259A6C5D" w16cex:dateUtc="2026-06-15T23:11:00Z"/>
 </w16cex:commentsExtensible>
@@ -9393,14 +8932,9 @@
 
 <file path=word/commentsIds.xml><?xml version="1.0" encoding="utf-8"?>
 <w16cid:commentsIds xmlns:wpc="http://schemas.microsoft.com/office/word/2010/wordprocessingCanvas" xmlns:cx="http://schemas.microsoft.com/office/drawing/2014/chartex" xmlns:cx1="http://schemas.microsoft.com/office/drawing/2015/9/8/chartex" xmlns:cx2="http://schemas.microsoft.com/office/drawing/2015/10/21/chartex" xmlns:cx3="http://schemas.microsoft.com/office/drawing/2016/5/9/chartex" xmlns:cx4="http://schemas.microsoft.com/office/drawing/2016/5/10/chartex" xmlns:cx5="http://schemas.microsoft.com/office/drawing/2016/5/11/chartex" xmlns:cx6="http://schemas.microsoft.com/office/drawing/2016/5/12/chartex" xmlns:cx7="http://schemas.microsoft.com/office/drawing/2016/5/13/chartex" xmlns:cx8="http://schemas.microsoft.com/office/drawing/2016/5/14/chartex" xmlns:mc="http://schemas.openxmlformats.org/markup-compatibility/2006" xmlns:aink="http://schemas.microsoft.com/office/drawing/2016/ink" xmlns:am3d="http://schemas.microsoft.com/office/drawing/2017/model3d" xmlns:o="urn:schemas-microsoft-com:office:office" xmlns:oel="http://schemas.microsoft.com/office/2019/extlst" xmlns:r="http://schemas.openxmlformats.org/officeDocument/2006/relationships" xmlns:m="http://schemas.openxmlformats.org/officeDocument/2006/math" xmlns:v="urn:schemas-microsoft-com:vml" xmlns:wp14="http://schemas.microsoft.com/office/word/2010/wordprocessingDrawing" xmlns:wp="http://schemas.openxmlformats.org/drawingml/2006/wordprocessingDrawing" xmlns:w10="urn:schemas-microsoft-com:office:word" xmlns:w="http://schemas.openxmlformats.org/wordprocessingml/2006/main" xmlns:w14="http://schemas.microsoft.com/office/word/2010/wordml" xmlns:w15="http://schemas.microsoft.com/office/word/2012/wordml" xmlns:w16cex="http://schemas.microsoft.com/office/word/2018/wordml/cex" xmlns:w16cid="http://schemas.microsoft.com/office/word/2016/wordml/cid" xmlns:w16="http://schemas.microsoft.com/office/word/2018/wordml" xmlns:w16du="http://schemas.microsoft.com/office/word/2023/wordml/word16du" xmlns:w16sdtdh="http://schemas.microsoft.com/office/word/2020/wordml/sdtdatahash" xmlns:w16sdtfl="http://schemas.microsoft.com/office/word/2024/wordml/sdtformatlock" xmlns:w16se="http://schemas.microsoft.com/office/word/2015/wordml/symex" xmlns:wpg="http://schemas.microsoft.com/office/word/2010/wordprocessingGroup" xmlns:wpi="http://schemas.microsoft.com/office/word/2010/wordprocessingInk" xmlns:wne="http://schemas.microsoft.com/office/word/2006/wordml" xmlns:wps="http://schemas.microsoft.com/office/word/2010/wordprocessingShape" mc:Ignorable="w14 w15 w16se w16cid w16 w16cex w16sdtdh w16sdtfl w16du wp14">
-  <w16cid:commentId w16cid:paraId="6C873095" w16cid:durableId="6095FE69"/>
   <w16cid:commentId w16cid:paraId="2CCE9B09" w16cid:durableId="1DD21039"/>
   <w16cid:commentId w16cid:paraId="2BEE10A3" w16cid:durableId="4B1497F6"/>
-  <w16cid:commentId w16cid:paraId="53B37B10" w16cid:durableId="07EFEECB"/>
   <w16cid:commentId w16cid:paraId="736BFCA7" w16cid:durableId="1CBC99B8"/>
-  <w16cid:commentId w16cid:paraId="203F00ED" w16cid:durableId="2713DB12"/>
-  <w16cid:commentId w16cid:paraId="0D3129D4" w16cid:durableId="78FEC661"/>
-  <w16cid:commentId w16cid:paraId="16BD76E0" w16cid:durableId="28A4AD9F"/>
   <w16cid:commentId w16cid:paraId="27D5BA5C" w16cid:durableId="052C9960"/>
   <w16cid:commentId w16cid:paraId="220ED81E" w16cid:durableId="259A6C5D"/>
 </w16cid:commentsIds>

--- a/output/writing/DissertationChapter/mcgrealCh1_draft3DD_TQ 20 May 2026.docx
+++ b/output/writing/DissertationChapter/mcgrealCh1_draft3DD_TQ 20 May 2026.docx
@@ -4644,10 +4644,7 @@
         <w:t>t</w:t>
       </w:r>
       <w:r>
-        <w:t>) in the post-1975 model)</w:t>
-      </w:r>
-      <w:r>
-        <w:t>.</w:t>
+        <w:t>) in the post-1975 model).</w:t>
       </w:r>
     </w:p>
     <w:p>
@@ -4718,13 +4715,7 @@
         <w:t xml:space="preserve">Indian River </w:t>
       </w:r>
       <w:r>
-        <w:t>pink salmon abundances as</w:t>
-      </w:r>
-      <w:r>
-        <w:t xml:space="preserve"> part of a single underlying state represented by all streams in the region</w:t>
-      </w:r>
-      <w:r>
-        <w:t xml:space="preserve"> should fit the data best.</w:t>
+        <w:t>pink salmon abundances as part of a single underlying state represented by all streams in the region should fit the data best.</w:t>
       </w:r>
       <w:r>
         <w:t xml:space="preserve"> </w:t>
@@ -5238,111 +5229,9 @@
     <w:p>
       <w:pPr>
         <w:spacing w:after="0" w:line="240" w:lineRule="auto"/>
-        <w:rPr>
-          <w:i/>
-          <w:iCs/>
-          <w:sz w:val="20"/>
-          <w:szCs w:val="20"/>
-        </w:rPr>
-      </w:pPr>
-      <w:r>
-        <w:rPr>
-          <w:i/>
-          <w:iCs/>
-          <w:sz w:val="20"/>
-          <w:szCs w:val="20"/>
-        </w:rPr>
-        <w:t xml:space="preserve">Figure </w:t>
-      </w:r>
-      <w:r>
-        <w:rPr>
-          <w:i/>
-          <w:iCs/>
-          <w:sz w:val="20"/>
-          <w:szCs w:val="20"/>
-        </w:rPr>
-        <w:t>3</w:t>
-      </w:r>
-      <w:r>
-        <w:rPr>
-          <w:i/>
-          <w:iCs/>
-          <w:sz w:val="20"/>
-          <w:szCs w:val="20"/>
-        </w:rPr>
-        <w:t xml:space="preserve">: MARSS model results estimating the underlying states of </w:t>
-      </w:r>
-      <w:r>
-        <w:rPr>
-          <w:i/>
-          <w:iCs/>
-          <w:sz w:val="20"/>
-          <w:szCs w:val="20"/>
-        </w:rPr>
-        <w:t>even- and odd</w:t>
-      </w:r>
-      <w:r>
-        <w:rPr>
-          <w:i/>
-          <w:iCs/>
-          <w:sz w:val="20"/>
-          <w:szCs w:val="20"/>
-        </w:rPr>
-        <w:t xml:space="preserve">-year pink salmon abundance at Indian River (highlighted in pink) and throughout </w:t>
-      </w:r>
-      <w:r>
-        <w:rPr>
-          <w:i/>
-          <w:iCs/>
-          <w:sz w:val="20"/>
-          <w:szCs w:val="20"/>
-        </w:rPr>
-        <w:t>‘</w:t>
-      </w:r>
-      <w:r>
-        <w:rPr>
-          <w:i/>
-          <w:iCs/>
-          <w:sz w:val="20"/>
-          <w:szCs w:val="20"/>
-        </w:rPr>
-        <w:t>north southeast (outside)</w:t>
-      </w:r>
-      <w:r>
-        <w:rPr>
-          <w:i/>
-          <w:iCs/>
-          <w:sz w:val="20"/>
-          <w:szCs w:val="20"/>
-        </w:rPr>
-        <w:t>’</w:t>
-      </w:r>
-      <w:r>
-        <w:rPr>
-          <w:i/>
-          <w:iCs/>
-          <w:sz w:val="20"/>
-          <w:szCs w:val="20"/>
-        </w:rPr>
-        <w:t xml:space="preserve"> region (grey). Abundance estimates are </w:t>
-      </w:r>
-      <w:r>
-        <w:rPr>
-          <w:i/>
-          <w:iCs/>
-          <w:sz w:val="20"/>
-          <w:szCs w:val="20"/>
-        </w:rPr>
-        <w:t>s</w:t>
-      </w:r>
-      <w:r>
-        <w:rPr>
-          <w:i/>
-          <w:iCs/>
-          <w:sz w:val="20"/>
-          <w:szCs w:val="20"/>
-        </w:rPr>
-        <w:t xml:space="preserve">caled by stream length and z-standardized at the stream level. </w:t>
+      </w:pPr>
+      <w:r>
+        <w:t xml:space="preserve">Figure 3: MARSS model results estimating the underlying states of even- and odd-year pink salmon abundance at Indian River (highlighted in pink) and throughout ‘north southeast (outside)’ region (grey). Abundance estimates are scaled by stream length and z-standardized at the stream level. </w:t>
       </w:r>
     </w:p>
     <w:p>
@@ -5412,11 +5301,11 @@
         <w:t xml:space="preserve">Indian River </w:t>
       </w:r>
       <w:r>
-        <w:t xml:space="preserve">runs are closely aligned with the average index stream, exceeding the average in some years and falling short in others, but in </w:t>
+        <w:t xml:space="preserve">runs are closely aligned with the </w:t>
       </w:r>
       <w:r>
         <w:lastRenderedPageBreak/>
-        <w:t>either case not by an amount that appears drastic when visually appraised</w:t>
+        <w:t>average index stream, exceeding the average in some years and falling short in others, but in either case not by an amount that appears drastic when visually appraised</w:t>
       </w:r>
       <w:r>
         <w:t xml:space="preserve"> (Figure 3)</w:t>
@@ -5425,10 +5314,7 @@
         <w:t>.</w:t>
       </w:r>
       <w:r>
-        <w:t xml:space="preserve"> </w:t>
-      </w:r>
-      <w:r>
-        <w:t>Pink salmon abundances observed in recent years at Indian River did not deviate significantly from the regional average. However, plotting these time series is not enough to conclusively state that abundances at Indian River do not differ from those that would be expected of an average pink salmon index stream in the region in a statistically significant way.</w:t>
+        <w:t xml:space="preserve"> Pink salmon abundances observed in recent years at Indian River did not deviate significantly from the regional average. However, plotting these time series is not enough to conclusively state that abundances at Indian River do not differ from those that would be expected of an average pink salmon index stream in the region in a statistically significant way.</w:t>
       </w:r>
     </w:p>
     <w:p>
@@ -5570,11 +5456,11 @@
         <w:t>(Mazerolle 2006).</w:t>
       </w:r>
       <w:r>
-        <w:t xml:space="preserve"> Model specifications which estimated a single state of odd-year pink salmon abundance throughout the region performed abysmally by this standard, with infinitesimally small likelihoods of best fit. These </w:t>
+        <w:t xml:space="preserve"> Model specifications which estimated a single state of odd-year pink salmon abundance throughout the region </w:t>
       </w:r>
       <w:r>
         <w:lastRenderedPageBreak/>
-        <w:t xml:space="preserve">findings suggest a scenario in which even-year pink salmon abundances at Indian River are very much in line with those that might be expected of an average stream in the </w:t>
+        <w:t xml:space="preserve">performed abysmally by this standard, with infinitesimally small likelihoods of best fit. These findings suggest a scenario in which even-year pink salmon abundances at Indian River are very much in line with those that might be expected of an average stream in the </w:t>
       </w:r>
       <w:r>
         <w:rPr>
@@ -5610,7 +5496,6 @@
           <w:bCs/>
         </w:rPr>
       </w:pPr>
-      <w:commentRangeStart w:id="5"/>
       <w:r>
         <w:rPr>
           <w:b/>
@@ -5621,22 +5506,32 @@
     </w:p>
     <w:p>
       <w:pPr>
-        <w:rPr>
-          <w:sz w:val="20"/>
-          <w:szCs w:val="20"/>
-        </w:rPr>
-      </w:pPr>
+        <w:spacing w:after="0" w:line="480" w:lineRule="auto"/>
+      </w:pPr>
+      <w:r>
+        <w:t>For both the post-1975 and post-2010 treatment periods, m</w:t>
+      </w:r>
+      <w:r>
+        <w:t>odels</w:t>
+      </w:r>
+      <w:r>
+        <w:t xml:space="preserve"> which best fit the data were those</w:t>
+      </w:r>
+      <w:r>
+        <w:t xml:space="preserve"> </w:t>
+      </w:r>
+      <w:r>
+        <w:t xml:space="preserve">specified to assert one region wide effect of treatment period for each run across all sites </w:t>
+      </w:r>
       <w:r>
         <w:rPr>
           <w:noProof/>
-          <w:sz w:val="20"/>
-          <w:szCs w:val="20"/>
         </w:rPr>
         <w:drawing>
-          <wp:inline distT="0" distB="0" distL="0" distR="0" wp14:anchorId="1900FDD3" wp14:editId="5616422C">
-            <wp:extent cx="5934075" cy="3267075"/>
-            <wp:effectExtent l="0" t="0" r="9525" b="9525"/>
-            <wp:docPr id="995212610" name="Picture 8" descr="The image displays a table presenting the difference-in-difference models for Indian River pink salmon, comparing even and odd years (1980 and 2010) and showing the Indian River effect with various coefficients and their significance levels.&#10;&#10;AI-generated content may be incorrect."/>
+          <wp:inline distT="0" distB="0" distL="0" distR="0" wp14:anchorId="2A760248" wp14:editId="0C4258C1">
+            <wp:extent cx="5943600" cy="3278505"/>
+            <wp:effectExtent l="0" t="0" r="0" b="0"/>
+            <wp:docPr id="717413142" name="Picture 1" descr="The diagram presents a statistical comparison of different models, specifically the AICc (Akaike Information Criterion corrected) values and the number of models for various configurations across different years, including two-state and three-state models for regions and odd/even categories.&#10;&#10;AI-generated content may be incorrect."/>
             <wp:cNvGraphicFramePr>
               <a:graphicFrameLocks xmlns:a="http://schemas.openxmlformats.org/drawingml/2006/main" noChangeAspect="1"/>
             </wp:cNvGraphicFramePr>
@@ -5644,36 +5539,23 @@
               <a:graphicData uri="http://schemas.openxmlformats.org/drawingml/2006/picture">
                 <pic:pic xmlns:pic="http://schemas.openxmlformats.org/drawingml/2006/picture">
                   <pic:nvPicPr>
-                    <pic:cNvPr id="995212610" name="Picture 8" descr="The image displays a table presenting the difference-in-difference models for Indian River pink salmon, comparing even and odd years (1980 and 2010) and showing the Indian River effect with various coefficients and their significance levels.&#10;&#10;AI-generated content may be incorrect."/>
-                    <pic:cNvPicPr>
-                      <a:picLocks noChangeAspect="1" noChangeArrowheads="1"/>
-                    </pic:cNvPicPr>
+                    <pic:cNvPr id="1614438269" name="Picture 1" descr="The diagram presents a statistical comparison of different models, specifically the AICc (Akaike Information Criterion corrected) values and the number of models for various configurations across different years, including two-state and three-state models for regions and odd/even categories.&#10;&#10;AI-generated content may be incorrect."/>
+                    <pic:cNvPicPr/>
                   </pic:nvPicPr>
                   <pic:blipFill>
-                    <a:blip r:embed="rId16" cstate="print">
-                      <a:extLst>
-                        <a:ext uri="{28A0092B-C50C-407E-A947-70E740481C1C}">
-                          <a14:useLocalDpi xmlns:a14="http://schemas.microsoft.com/office/drawing/2010/main" val="0"/>
-                        </a:ext>
-                      </a:extLst>
-                    </a:blip>
-                    <a:srcRect/>
+                    <a:blip r:embed="rId16"/>
                     <a:stretch>
                       <a:fillRect/>
                     </a:stretch>
                   </pic:blipFill>
-                  <pic:spPr bwMode="auto">
+                  <pic:spPr>
                     <a:xfrm>
                       <a:off x="0" y="0"/>
-                      <a:ext cx="5934075" cy="3267075"/>
+                      <a:ext cx="5943600" cy="3278505"/>
                     </a:xfrm>
                     <a:prstGeom prst="rect">
                       <a:avLst/>
                     </a:prstGeom>
-                    <a:noFill/>
-                    <a:ln>
-                      <a:noFill/>
-                    </a:ln>
                   </pic:spPr>
                 </pic:pic>
               </a:graphicData>
@@ -5681,10 +5563,13 @@
           </wp:inline>
         </w:drawing>
       </w:r>
-    </w:p>
-    <w:p>
-      <w:pPr>
-        <w:spacing w:after="0"/>
+      <w:r>
+        <w:t xml:space="preserve"> </w:t>
+      </w:r>
+    </w:p>
+    <w:p>
+      <w:pPr>
+        <w:spacing w:after="0" w:line="240" w:lineRule="auto"/>
         <w:rPr>
           <w:i/>
           <w:iCs/>
@@ -5693,75 +5578,60 @@
         </w:rPr>
       </w:pPr>
       <w:r>
+        <w:t xml:space="preserve">Table 2: Difference-in-difference results estimating the impact of Sheldon Jackson Hatchery operations on Indian River pink salmon abundances. Best fit model effect structure in bold. The lowest (best) AICc value for each effect structure is included, along with the number of models featuring said effect structure within 2 AICc of the best fit model. </w:t>
+      </w:r>
+    </w:p>
+    <w:p>
+      <w:pPr>
+        <w:spacing w:after="0" w:line="480" w:lineRule="auto"/>
+      </w:pPr>
+    </w:p>
+    <w:p>
+      <w:pPr>
+        <w:spacing w:after="0" w:line="480" w:lineRule="auto"/>
+      </w:pPr>
+      <w:r>
+        <w:lastRenderedPageBreak/>
+        <w:t>(including Indian River), implying that in both treatment periods, any effect hatchery releases may be having on Indian River pink salmon abundances is not as impactful as the effect of the</w:t>
+      </w:r>
+    </w:p>
+    <w:p>
+      <w:pPr>
+        <w:spacing w:after="0" w:line="480" w:lineRule="auto"/>
+      </w:pPr>
+      <w:r>
+        <w:t xml:space="preserve">treatment period itself. For the post-1975 treatment, over 75% of models within 2 AICc of the best fit model were specified with the same region wide effect structure. Conversely, while the post-2010 treatment best fit model was specified with the same region wide effect structure, fully half of the models that fell within 2 AICc of best fit were specified to only estimate an effect of treatment at Indian River (Table 2).  </w:t>
+      </w:r>
+    </w:p>
+    <w:p>
+      <w:pPr>
+        <w:spacing w:after="0" w:line="480" w:lineRule="auto"/>
+      </w:pPr>
+    </w:p>
+    <w:p>
+      <w:pPr>
+        <w:spacing w:after="0" w:line="240" w:lineRule="auto"/>
+        <w:jc w:val="center"/>
         <w:rPr>
           <w:i/>
           <w:iCs/>
           <w:sz w:val="20"/>
           <w:szCs w:val="20"/>
         </w:rPr>
-        <w:t xml:space="preserve">Table </w:t>
-      </w:r>
+      </w:pPr>
       <w:r>
         <w:rPr>
           <w:i/>
           <w:iCs/>
+          <w:noProof/>
           <w:sz w:val="20"/>
           <w:szCs w:val="20"/>
         </w:rPr>
-        <w:t>2: Event studies evaluating the effect of Indian River on pink salmon abundances during pre-treatment periods. Standard errors reported in parentheses.</w:t>
-      </w:r>
-    </w:p>
-    <w:p>
-      <w:pPr>
-        <w:spacing w:after="0"/>
-        <w:rPr>
-          <w:i/>
-          <w:iCs/>
-          <w:sz w:val="20"/>
-          <w:szCs w:val="20"/>
-        </w:rPr>
-      </w:pPr>
-    </w:p>
-    <w:p>
-      <w:pPr>
-        <w:spacing w:after="0" w:line="480" w:lineRule="auto"/>
-      </w:pPr>
-      <w:r>
-        <w:t>Difference-in-difference models for even- and odd-year runs considering post-1980 and post-2010 treatment periods were specified, with suites of covariate data relating to observers and ocean climate evaluated for best fit. To ensure the parallel trends assumption holds, th</w:t>
-      </w:r>
-      <w:r>
-        <w:t>e effect of Indian River in the pre-treatment period i</w:t>
-      </w:r>
-      <w:r>
-        <w:t>s estimated in</w:t>
-      </w:r>
-      <w:r>
-        <w:t xml:space="preserve"> all four models</w:t>
-      </w:r>
-      <w:r>
-        <w:t xml:space="preserve"> (Table 2)</w:t>
-      </w:r>
-      <w:r>
-        <w:t xml:space="preserve">. For even-year runs there exists some significant difference between trends at Indian River and elsewhere in the region prior to 1980. Due to this difference, a synthetic control group time series was </w:t>
-      </w:r>
-      <w:r>
-        <w:lastRenderedPageBreak/>
-        <w:t>constructed for comparison with the treatment group. All other models satisfy the parallel trends assumption.</w:t>
-      </w:r>
-    </w:p>
-    <w:p>
-      <w:pPr>
-        <w:spacing w:after="0" w:line="240" w:lineRule="auto"/>
-      </w:pPr>
-      <w:r>
-        <w:rPr>
-          <w:noProof/>
-        </w:rPr>
         <w:drawing>
-          <wp:inline distT="0" distB="0" distL="0" distR="0" wp14:anchorId="63A97548" wp14:editId="77052691">
-            <wp:extent cx="5934075" cy="4933950"/>
-            <wp:effectExtent l="0" t="0" r="9525" b="0"/>
-            <wp:docPr id="1642919015" name="Picture 9" descr="The diagram illustrates the difference-in-difference models comparing the effects of time, Indian River, and treatment on Indian River pink salmon, with significant results marked by asterisks.&#10;&#10;AI-generated content may be incorrect."/>
+          <wp:inline distT="0" distB="0" distL="0" distR="0" wp14:anchorId="6767CCB0" wp14:editId="14246956">
+            <wp:extent cx="4654789" cy="3587934"/>
+            <wp:effectExtent l="0" t="0" r="0" b="0"/>
+            <wp:docPr id="2011708144" name="Picture 1" descr="The image presents a table comparing different statistical models used in a diff-in-diff event study, specifically detailing the Akaike Information Criterion (AICc) values for various combinations of treatment periods and state configurations.&#10;&#10;AI-generated content may be incorrect."/>
             <wp:cNvGraphicFramePr>
               <a:graphicFrameLocks xmlns:a="http://schemas.openxmlformats.org/drawingml/2006/main" noChangeAspect="1"/>
             </wp:cNvGraphicFramePr>
@@ -5769,36 +5639,23 @@
               <a:graphicData uri="http://schemas.openxmlformats.org/drawingml/2006/picture">
                 <pic:pic xmlns:pic="http://schemas.openxmlformats.org/drawingml/2006/picture">
                   <pic:nvPicPr>
-                    <pic:cNvPr id="1642919015" name="Picture 9" descr="The diagram illustrates the difference-in-difference models comparing the effects of time, Indian River, and treatment on Indian River pink salmon, with significant results marked by asterisks.&#10;&#10;AI-generated content may be incorrect."/>
-                    <pic:cNvPicPr>
-                      <a:picLocks noChangeAspect="1" noChangeArrowheads="1"/>
-                    </pic:cNvPicPr>
+                    <pic:cNvPr id="2011708144" name="Picture 1" descr="The image presents a table comparing different statistical models used in a diff-in-diff event study, specifically detailing the Akaike Information Criterion (AICc) values for various combinations of treatment periods and state configurations.&#10;&#10;AI-generated content may be incorrect."/>
+                    <pic:cNvPicPr/>
                   </pic:nvPicPr>
                   <pic:blipFill>
-                    <a:blip r:embed="rId17" cstate="print">
-                      <a:extLst>
-                        <a:ext uri="{28A0092B-C50C-407E-A947-70E740481C1C}">
-                          <a14:useLocalDpi xmlns:a14="http://schemas.microsoft.com/office/drawing/2010/main" val="0"/>
-                        </a:ext>
-                      </a:extLst>
-                    </a:blip>
-                    <a:srcRect/>
+                    <a:blip r:embed="rId17"/>
                     <a:stretch>
                       <a:fillRect/>
                     </a:stretch>
                   </pic:blipFill>
-                  <pic:spPr bwMode="auto">
+                  <pic:spPr>
                     <a:xfrm>
                       <a:off x="0" y="0"/>
-                      <a:ext cx="5934075" cy="4933950"/>
+                      <a:ext cx="4654789" cy="3587934"/>
                     </a:xfrm>
                     <a:prstGeom prst="rect">
                       <a:avLst/>
                     </a:prstGeom>
-                    <a:noFill/>
-                    <a:ln>
-                      <a:noFill/>
-                    </a:ln>
                   </pic:spPr>
                 </pic:pic>
               </a:graphicData>
@@ -5810,433 +5667,311 @@
     <w:p>
       <w:pPr>
         <w:spacing w:after="0" w:line="240" w:lineRule="auto"/>
-        <w:ind w:left="360"/>
+      </w:pPr>
+      <w:r>
         <w:rPr>
           <w:i/>
           <w:iCs/>
           <w:sz w:val="20"/>
           <w:szCs w:val="20"/>
         </w:rPr>
-      </w:pPr>
-    </w:p>
-    <w:p>
-      <w:pPr>
-        <w:spacing w:after="0" w:line="240" w:lineRule="auto"/>
+        <w:t xml:space="preserve">Table </w:t>
+      </w:r>
+      <w:r>
         <w:rPr>
           <w:i/>
           <w:iCs/>
           <w:sz w:val="20"/>
           <w:szCs w:val="20"/>
         </w:rPr>
-      </w:pPr>
+        <w:t>3: Event studies evaluating the effect of Indian River on pink salmon abundances during pre-treatment periods. Best fit models in both treatment periods include separate states of Indian River and regional abundances in odd years and only one regional underlying state (including Indian River) in even years.</w:t>
+      </w:r>
+    </w:p>
+    <w:p>
+      <w:pPr>
+        <w:spacing w:after="0" w:line="480" w:lineRule="auto"/>
+      </w:pPr>
+    </w:p>
+    <w:p>
+      <w:pPr>
+        <w:spacing w:after="0" w:line="480" w:lineRule="auto"/>
+        <w:ind w:firstLine="720"/>
+      </w:pPr>
+      <w:r>
+        <w:t xml:space="preserve">Event studies conducted to validate the parallel trends assumption revealed that, in both pre-treatment periods, best fit models were those specified with a 3-state structure, treating </w:t>
+      </w:r>
+      <w:r>
+        <w:lastRenderedPageBreak/>
+        <w:t>odd-year Indian River pink salmon runs as separate state from odd-year runs throughout the region (Table 3). This then means that the parallel trends assumption is not supported for odd-year abundances at Indian River and throughout the region, a very interesting finding when</w:t>
+      </w:r>
+      <w:r>
+        <w:t xml:space="preserve"> </w:t>
+      </w:r>
+      <w:r>
+        <w:t>considered in conjunction with the best fit models described above (Table 2). These findings are consistent with the idea that the statistically significant difference observed between odd-year Indian River and regional abundances discussed in the last section is being driven by the Indian River falling below regional expectations in the pre-treatment period (Figure 3).</w:t>
+      </w:r>
+    </w:p>
+    <w:p>
+      <w:pPr>
+        <w:spacing w:after="0" w:line="480" w:lineRule="auto"/>
+        <w:rPr>
+          <w:b/>
+          <w:bCs/>
+        </w:rPr>
+      </w:pPr>
+    </w:p>
+    <w:p>
+      <w:pPr>
+        <w:spacing w:after="0" w:line="480" w:lineRule="auto"/>
+        <w:rPr>
+          <w:b/>
+          <w:bCs/>
+        </w:rPr>
+      </w:pPr>
+      <w:r>
+        <w:rPr>
+          <w:b/>
+          <w:bCs/>
+        </w:rPr>
+        <w:t>Effect of Hatchery Releases</w:t>
+      </w:r>
+    </w:p>
+    <w:p>
+      <w:pPr>
+        <w:spacing w:after="0" w:line="480" w:lineRule="auto"/>
+      </w:pPr>
+      <w:r>
+        <w:t>All</w:t>
+      </w:r>
+      <w:r>
+        <w:t xml:space="preserve"> interaction effects of brood year </w:t>
+      </w:r>
       <w:r>
         <w:rPr>
           <w:i/>
           <w:iCs/>
-          <w:sz w:val="20"/>
-          <w:szCs w:val="20"/>
-        </w:rPr>
-        <w:t xml:space="preserve">Table </w:t>
+        </w:rPr>
+        <w:t>t-1</w:t>
+      </w:r>
+      <w:r>
+        <w:t xml:space="preserve"> on brood year </w:t>
       </w:r>
       <w:r>
         <w:rPr>
           <w:i/>
           <w:iCs/>
-          <w:sz w:val="20"/>
-          <w:szCs w:val="20"/>
-        </w:rPr>
-        <w:t>3: Difference-in-difference results estimating the impact of Sheldon Jackson Hatchery operations on Indian River pink salmon abundances. Standard errors reported in parentheses.</w:t>
-      </w:r>
-    </w:p>
-    <w:p>
-      <w:pPr>
-        <w:spacing w:after="0" w:line="480" w:lineRule="auto"/>
-      </w:pPr>
-    </w:p>
-    <w:p>
-      <w:pPr>
-        <w:spacing w:after="0" w:line="480" w:lineRule="auto"/>
-        <w:ind w:firstLine="720"/>
-        <w:rPr>
-          <w:b/>
-          <w:bCs/>
-        </w:rPr>
-      </w:pPr>
-      <w:r>
-        <w:t xml:space="preserve">The commencement of SJH operations in 1980 </w:t>
-      </w:r>
-      <w:r>
-        <w:t>caused</w:t>
-      </w:r>
-      <w:r>
-        <w:t xml:space="preserve"> a significant increase in odd-year pink salmon abundances at Indian River, </w:t>
-      </w:r>
-      <w:r>
-        <w:t>but</w:t>
-      </w:r>
-      <w:r>
-        <w:t xml:space="preserve"> no significant </w:t>
-      </w:r>
-      <w:r>
-        <w:t>effect occurred for</w:t>
-      </w:r>
-      <w:r>
-        <w:t xml:space="preserve"> even-year runs. The expansion of permitted pink salmon releases from 1 million to 3 million in 2010 increase</w:t>
-      </w:r>
-      <w:r>
-        <w:t>d</w:t>
-      </w:r>
-      <w:r>
-        <w:t xml:space="preserve"> both even- and odd-year</w:t>
-      </w:r>
-      <w:r>
-        <w:t xml:space="preserve"> a</w:t>
-      </w:r>
-      <w:r>
-        <w:t>bundances (Table 3). The difference in time periods (pre- and post-198</w:t>
-      </w:r>
-      <w:commentRangeStart w:id="6"/>
+        </w:rPr>
+        <w:t>t</w:t>
+      </w:r>
+      <w:r>
+        <w:t xml:space="preserve"> are positive for both runs (Figure </w:t>
+      </w:r>
+      <w:r>
+        <w:t>4</w:t>
+      </w:r>
+      <w:r>
+        <w:t xml:space="preserve">). </w:t>
+      </w:r>
+      <w:r>
+        <w:t xml:space="preserve">The </w:t>
+      </w:r>
+      <w:r>
+        <w:t xml:space="preserve">average </w:t>
+      </w:r>
+      <w:r>
+        <w:t>e</w:t>
+      </w:r>
+      <w:r>
+        <w:t>ffect of prior brood year hatchery returns on current brood year Indian River abundance</w:t>
+      </w:r>
+      <w:r>
+        <w:t>, the parameter of greatest interest,</w:t>
+      </w:r>
+      <w:r>
+        <w:t xml:space="preserve"> was</w:t>
+      </w:r>
+      <w:r>
+        <w:t xml:space="preserve"> </w:t>
+      </w:r>
+      <w:r>
+        <w:t xml:space="preserve">positive </w:t>
+      </w:r>
+      <w:r>
+        <w:t>for both even- and odd-year runs</w:t>
+      </w:r>
+      <w:r>
+        <w:t xml:space="preserve">, although this </w:t>
+      </w:r>
+      <w:r>
+        <w:t xml:space="preserve">was </w:t>
+      </w:r>
+      <w:r>
+        <w:t>the smallest of the three effects observed for each run, with point estimates of 0.</w:t>
+      </w:r>
+      <w:r>
+        <w:t>09</w:t>
+      </w:r>
+      <w:r>
+        <w:t xml:space="preserve"> and 0.</w:t>
+      </w:r>
+      <w:r>
+        <w:t>04</w:t>
+      </w:r>
+      <w:r>
+        <w:t xml:space="preserve"> respectively</w:t>
+      </w:r>
+      <w:r>
+        <w:t>.</w:t>
+      </w:r>
+      <w:r>
+        <w:t xml:space="preserve"> </w:t>
+      </w:r>
+      <w:r>
+        <w:t>I</w:t>
+      </w:r>
+      <w:r>
+        <w:t>n both cases enough parameter estimates fell below zero to diminish statistical confidence in the result</w:t>
+      </w:r>
+      <w:r>
+        <w:t>,</w:t>
+      </w:r>
+      <w:r>
+        <w:t xml:space="preserve"> </w:t>
+      </w:r>
+      <w:r>
+        <w:t xml:space="preserve">but </w:t>
+      </w:r>
+      <w:r>
+        <w:t>most</w:t>
+      </w:r>
+      <w:r>
+        <w:t xml:space="preserve"> bootstrapped parameter estimates were positive (94.2% in even-year runs, and 92% in odd-year runs).</w:t>
+      </w:r>
+      <w:r>
+        <w:t xml:space="preserve"> </w:t>
+      </w:r>
+      <w:r>
+        <w:t>Not surprisingly</w:t>
+      </w:r>
+      <w:r>
+        <w:t>,</w:t>
+      </w:r>
+      <w:r>
+        <w:t xml:space="preserve"> t</w:t>
+      </w:r>
+      <w:r>
+        <w:t>he river shows a significant positive effect on itself</w:t>
+      </w:r>
+      <w:r>
+        <w:t xml:space="preserve"> </w:t>
+      </w:r>
+      <w:r>
+        <w:t xml:space="preserve">for both odd- and even-year runs </w:t>
+      </w:r>
+      <w:r>
+        <w:t>(</w:t>
+      </w:r>
+      <w:r>
+        <w:t>point estimates</w:t>
+      </w:r>
+      <w:r>
+        <w:t xml:space="preserve"> of </w:t>
+      </w:r>
+      <w:r>
+        <w:t>0.</w:t>
+      </w:r>
+      <w:r>
+        <w:t>92</w:t>
+      </w:r>
+      <w:r>
+        <w:t xml:space="preserve"> in even years and 0.</w:t>
+      </w:r>
+      <w:r>
+        <w:t>96</w:t>
+      </w:r>
+      <w:r>
+        <w:t xml:space="preserve"> in odd years</w:t>
+      </w:r>
+      <w:r>
+        <w:t xml:space="preserve">), meaning that the strongest predictor of </w:t>
+      </w:r>
+      <w:r>
+        <w:t xml:space="preserve">the size of an </w:t>
+      </w:r>
+      <w:r>
+        <w:t>Indian River pink salmon</w:t>
+      </w:r>
+      <w:r>
+        <w:t xml:space="preserve"> is the size of the run in the previous brood year</w:t>
+      </w:r>
+      <w:r>
+        <w:t xml:space="preserve">. </w:t>
+      </w:r>
+      <w:r>
+        <w:t>B</w:t>
+      </w:r>
+      <w:r>
+        <w:t xml:space="preserve">oth even- and odd-year hatchery returns are </w:t>
+      </w:r>
+      <w:r>
+        <w:t xml:space="preserve">also </w:t>
+      </w:r>
+      <w:r>
+        <w:t xml:space="preserve">significantly influenced by </w:t>
+      </w:r>
+      <w:r>
+        <w:t>prior brood year</w:t>
+      </w:r>
+      <w:r>
+        <w:t xml:space="preserve"> Indian River abundances</w:t>
+      </w:r>
+      <w:r>
+        <w:t>, with the model</w:t>
+      </w:r>
+      <w:r>
+        <w:t xml:space="preserve"> finding respective</w:t>
+      </w:r>
+      <w:r>
+        <w:t xml:space="preserve"> point estimates of </w:t>
+      </w:r>
       <w:r>
         <w:t>0</w:t>
       </w:r>
-      <w:ins w:id="7" w:author="tquinn" w:date="2026-05-22T10:45:00Z" w16du:dateUtc="2026-05-22T17:45:00Z">
-        <w:r>
-          <w:t xml:space="preserve"> [</w:t>
-        </w:r>
-        <w:r>
-          <w:rPr>
-            <w:highlight w:val="yellow"/>
-            <w:rPrChange w:id="8" w:author="tquinn" w:date="2026-05-22T10:45:00Z" w16du:dateUtc="2026-05-22T17:45:00Z">
-              <w:rPr/>
-            </w:rPrChange>
-          </w:rPr>
-          <w:t>but the Methods section says 1975 so be consistent on this</w:t>
-        </w:r>
-        <w:r>
-          <w:t>]</w:t>
-        </w:r>
-      </w:ins>
-      <w:r>
-        <w:t xml:space="preserve">, </w:t>
-      </w:r>
-      <w:commentRangeEnd w:id="6"/>
-      <w:r>
-        <w:rPr>
-          <w:rStyle w:val="CommentReference"/>
-          <w:sz w:val="24"/>
-          <w:szCs w:val="24"/>
-        </w:rPr>
-        <w:commentReference w:id="6"/>
-      </w:r>
-      <w:r>
-        <w:t xml:space="preserve">and pre- and post-2010) is </w:t>
+      <w:r>
+        <w:t>.</w:t>
+      </w:r>
+      <w:r>
+        <w:t>6</w:t>
+      </w:r>
+      <w:r>
+        <w:t>31</w:t>
+      </w:r>
+      <w:r>
+        <w:t xml:space="preserve"> and 0.</w:t>
+      </w:r>
+      <w:r>
+        <w:t>311</w:t>
+      </w:r>
+      <w:r>
+        <w:t>.</w:t>
+      </w:r>
+      <w:r>
+        <w:t xml:space="preserve"> </w:t>
+      </w:r>
+      <w:r>
+        <w:t xml:space="preserve">While the effect of prior brood year Indian River abundances on current brood year hatchery returns is stronger for both </w:t>
       </w:r>
       <w:r>
         <w:lastRenderedPageBreak/>
-        <w:t xml:space="preserve">found to be a significant driver of pink salmon abundances both at Indian River and throughout the </w:t>
-      </w:r>
-      <w:r>
-        <w:rPr>
-          <w:i/>
-          <w:iCs/>
-        </w:rPr>
-        <w:t>north southeast (outside)</w:t>
-      </w:r>
-      <w:r>
-        <w:t xml:space="preserve"> region. This result is consistent with trends seen in ADFG’s survey data (Figure 2), as well as </w:t>
-      </w:r>
-      <w:r>
-        <w:t xml:space="preserve">with </w:t>
-      </w:r>
-      <w:r>
-        <w:t xml:space="preserve">the </w:t>
-      </w:r>
-      <w:r>
-        <w:t>underlying</w:t>
-      </w:r>
-      <w:r>
-        <w:t xml:space="preserve"> states of pink salmon abundance </w:t>
-      </w:r>
-      <w:r>
-        <w:t>estimated through MARSS modeling (</w:t>
-      </w:r>
-      <w:r>
-        <w:t>Figure 3</w:t>
-      </w:r>
-      <w:r>
-        <w:t>)</w:t>
-      </w:r>
-      <w:r>
-        <w:t xml:space="preserve">. </w:t>
-      </w:r>
-      <w:commentRangeEnd w:id="5"/>
-      <w:r>
-        <w:rPr>
-          <w:rStyle w:val="CommentReference"/>
-          <w:b/>
-          <w:bCs/>
-          <w:sz w:val="24"/>
-          <w:szCs w:val="24"/>
-        </w:rPr>
-        <w:commentReference w:id="5"/>
-      </w:r>
-    </w:p>
-    <w:p>
-      <w:pPr>
-        <w:rPr>
-          <w:b/>
-          <w:bCs/>
-        </w:rPr>
-      </w:pPr>
-    </w:p>
-    <w:p>
-      <w:pPr>
-        <w:spacing w:after="0" w:line="480" w:lineRule="auto"/>
-        <w:rPr>
-          <w:b/>
-          <w:bCs/>
-        </w:rPr>
-      </w:pPr>
-      <w:r>
-        <w:rPr>
-          <w:b/>
-          <w:bCs/>
-        </w:rPr>
-        <w:t>Effect of Hatchery Releases</w:t>
-      </w:r>
-    </w:p>
-    <w:p>
-      <w:pPr>
-        <w:spacing w:after="0" w:line="480" w:lineRule="auto"/>
-      </w:pPr>
-      <w:r>
-        <w:t>All</w:t>
-      </w:r>
-      <w:r>
-        <w:t xml:space="preserve"> interaction effects of brood year </w:t>
-      </w:r>
-      <w:r>
-        <w:rPr>
-          <w:i/>
-          <w:iCs/>
-        </w:rPr>
-        <w:t>t-1</w:t>
-      </w:r>
-      <w:r>
-        <w:t xml:space="preserve"> on brood year </w:t>
-      </w:r>
-      <w:r>
-        <w:rPr>
-          <w:i/>
-          <w:iCs/>
-        </w:rPr>
-        <w:t>t</w:t>
-      </w:r>
-      <w:r>
-        <w:t xml:space="preserve"> are positive for both runs (Figure </w:t>
-      </w:r>
-      <w:r>
-        <w:t>4</w:t>
-      </w:r>
-      <w:r>
-        <w:t xml:space="preserve">). </w:t>
-      </w:r>
-      <w:r>
-        <w:t xml:space="preserve">The </w:t>
-      </w:r>
-      <w:r>
-        <w:t xml:space="preserve">average </w:t>
-      </w:r>
-      <w:r>
-        <w:t>e</w:t>
-      </w:r>
-      <w:r>
-        <w:t>ffect of prior brood year hatchery returns on current brood year Indian River abundance</w:t>
-      </w:r>
-      <w:r>
-        <w:t>, the parameter of greatest interest,</w:t>
-      </w:r>
-      <w:r>
-        <w:t xml:space="preserve"> was</w:t>
-      </w:r>
-      <w:r>
-        <w:t xml:space="preserve"> </w:t>
-      </w:r>
-      <w:r>
-        <w:t xml:space="preserve">positive </w:t>
-      </w:r>
-      <w:r>
-        <w:t>for both even- and odd-year runs</w:t>
-      </w:r>
-      <w:r>
-        <w:t xml:space="preserve">, although this </w:t>
-      </w:r>
-      <w:r>
-        <w:t xml:space="preserve">was </w:t>
-      </w:r>
-      <w:r>
-        <w:t>the smallest of the three effects observed for each run, with point estimates of 0.</w:t>
-      </w:r>
-      <w:r>
-        <w:t>09</w:t>
-      </w:r>
-      <w:r>
-        <w:t xml:space="preserve"> and 0.</w:t>
-      </w:r>
-      <w:r>
-        <w:t>04</w:t>
-      </w:r>
-      <w:r>
-        <w:t xml:space="preserve"> respectively</w:t>
-      </w:r>
-      <w:r>
-        <w:t>.</w:t>
-      </w:r>
-      <w:r>
-        <w:t xml:space="preserve"> </w:t>
-      </w:r>
-      <w:r>
-        <w:t>I</w:t>
-      </w:r>
-      <w:r>
-        <w:t>n both cases enough parameter estimates fell below zero to diminish statistical confidence in the result</w:t>
+        <w:t xml:space="preserve">runs than its inverse, it is crucial to note that hatchery returns are </w:t>
+      </w:r>
+      <w:r>
+        <w:t>greater than Indian River abundance much more often than not. This means that</w:t>
       </w:r>
       <w:r>
         <w:t>,</w:t>
       </w:r>
       <w:r>
-        <w:t xml:space="preserve"> </w:t>
-      </w:r>
-      <w:r>
-        <w:t xml:space="preserve">but </w:t>
-      </w:r>
-      <w:r>
-        <w:t>most</w:t>
-      </w:r>
-      <w:r>
-        <w:t xml:space="preserve"> bootstrapped parameter estimates were positive (94.2% in even-year runs, and 92% in odd-year runs).</w:t>
-      </w:r>
-      <w:r>
-        <w:t xml:space="preserve"> </w:t>
-      </w:r>
-      <w:r>
-        <w:t>Not surprisingly</w:t>
-      </w:r>
-      <w:r>
-        <w:t>,</w:t>
-      </w:r>
-      <w:r>
-        <w:t xml:space="preserve"> t</w:t>
-      </w:r>
-      <w:r>
-        <w:t>he river shows a significant positive effect on itself</w:t>
-      </w:r>
-      <w:r>
-        <w:t xml:space="preserve"> </w:t>
-      </w:r>
-      <w:r>
-        <w:t xml:space="preserve">for both odd- and even-year runs </w:t>
-      </w:r>
-      <w:r>
-        <w:t>(</w:t>
-      </w:r>
-      <w:r>
-        <w:t>point estimates</w:t>
-      </w:r>
-      <w:r>
-        <w:t xml:space="preserve"> of </w:t>
-      </w:r>
-      <w:r>
-        <w:t>0.</w:t>
-      </w:r>
-      <w:r>
-        <w:t>92</w:t>
-      </w:r>
-      <w:r>
-        <w:t xml:space="preserve"> in even years and 0.</w:t>
-      </w:r>
-      <w:r>
-        <w:t>96</w:t>
-      </w:r>
-      <w:r>
-        <w:t xml:space="preserve"> in odd years</w:t>
-      </w:r>
-      <w:r>
-        <w:t xml:space="preserve">), meaning that the strongest predictor of </w:t>
-      </w:r>
-      <w:r>
-        <w:t xml:space="preserve">the size of an </w:t>
-      </w:r>
-      <w:r>
-        <w:t>Indian River pink salmon</w:t>
-      </w:r>
-      <w:r>
-        <w:t xml:space="preserve"> is the size of the run in the previous brood year</w:t>
-      </w:r>
-      <w:r>
-        <w:t xml:space="preserve">. </w:t>
-      </w:r>
-      <w:r>
-        <w:t>B</w:t>
-      </w:r>
-      <w:r>
-        <w:t xml:space="preserve">oth even- and odd-year hatchery returns are </w:t>
-      </w:r>
-      <w:r>
-        <w:t xml:space="preserve">also </w:t>
-      </w:r>
-      <w:r>
-        <w:t xml:space="preserve">significantly influenced by </w:t>
-      </w:r>
-      <w:r>
-        <w:t>prior brood year</w:t>
-      </w:r>
-      <w:r>
-        <w:t xml:space="preserve"> Indian River abundances</w:t>
-      </w:r>
-      <w:r>
-        <w:t>, with the model</w:t>
-      </w:r>
-      <w:r>
-        <w:t xml:space="preserve"> finding respective</w:t>
-      </w:r>
-      <w:r>
-        <w:t xml:space="preserve"> point estimates of </w:t>
-      </w:r>
-      <w:r>
-        <w:t>0</w:t>
-      </w:r>
-      <w:r>
-        <w:t>.</w:t>
-      </w:r>
-      <w:r>
-        <w:t>6</w:t>
-      </w:r>
-      <w:r>
-        <w:t>31</w:t>
-      </w:r>
-      <w:r>
-        <w:t xml:space="preserve"> and 0.</w:t>
-      </w:r>
-      <w:r>
-        <w:t>311</w:t>
-      </w:r>
-      <w:r>
-        <w:t>.</w:t>
-      </w:r>
-      <w:r>
-        <w:t xml:space="preserve"> </w:t>
-      </w:r>
-      <w:r>
-        <w:t xml:space="preserve">While the effect of prior brood year Indian River abundances on current brood year hatchery returns is stronger for both runs than its inverse, it is crucial to note that hatchery returns are </w:t>
-      </w:r>
-      <w:r>
-        <w:t>greater than Indian River abundance much more often than not. This means that</w:t>
-      </w:r>
-      <w:r>
-        <w:t>,</w:t>
-      </w:r>
-      <w:r>
         <w:t xml:space="preserve"> despite the difference in effect, the overall numbers of fish </w:t>
       </w:r>
       <w:r>
@@ -6252,11 +5987,7 @@
         <w:t xml:space="preserve">site </w:t>
       </w:r>
       <w:r>
-        <w:t xml:space="preserve">could be roughly equal or even skewed </w:t>
-      </w:r>
-      <w:r>
-        <w:lastRenderedPageBreak/>
-        <w:t>towards hatchery-born fish returning to Indian River. In those brood years where Indian River abundances exceed hatchery returns, these effect</w:t>
+        <w:t>could be roughly equal or even skewed towards hatchery-born fish returning to Indian River. In those brood years where Indian River abundances exceed hatchery returns, these effect</w:t>
       </w:r>
       <w:r>
         <w:t xml:space="preserve"> size</w:t>
@@ -6291,7 +6022,7 @@
           <w:szCs w:val="20"/>
         </w:rPr>
         <w:drawing>
-          <wp:inline distT="0" distB="0" distL="0" distR="0" wp14:anchorId="524AAB61" wp14:editId="20A2C984">
+          <wp:inline distT="0" distB="0" distL="0" distR="0" wp14:anchorId="524AAB61" wp14:editId="1651A3EF">
             <wp:extent cx="6960541" cy="3239548"/>
             <wp:effectExtent l="0" t="0" r="0" b="0"/>
             <wp:docPr id="1324619098" name="Picture 6" descr="The diagram presents a statistical comparison of the effects of previous year's hatchery returns on the current year's brood counts for different species, including Indian River, with a focus on even and odd years.&#10;&#10;AI-generated content may be incorrect."/>
@@ -6402,15 +6133,42 @@
         <w:spacing w:after="0" w:line="480" w:lineRule="auto"/>
         <w:ind w:firstLine="720"/>
       </w:pPr>
-      <w:ins w:id="9" w:author="tquinn" w:date="2026-05-22T10:49:00Z" w16du:dateUtc="2026-05-22T17:49:00Z">
+      <w:ins w:id="5" w:author="tquinn" w:date="2026-05-22T10:49:00Z" w16du:dateUtc="2026-05-22T17:49:00Z">
         <w:r>
           <w:rPr>
             <w:highlight w:val="yellow"/>
-            <w:rPrChange w:id="10" w:author="tquinn" w:date="2026-05-22T10:52:00Z" w16du:dateUtc="2026-05-22T17:52:00Z">
+            <w:rPrChange w:id="6" w:author="tquinn" w:date="2026-05-22T10:52:00Z" w16du:dateUtc="2026-05-22T17:52:00Z">
               <w:rPr/>
             </w:rPrChange>
           </w:rPr>
           <w:t>I think it is important here, at the start of the Discussion, to remind the readers exactly what hypotheses were tested, and then make sure, in non-statistical terms, they know what the findings were</w:t>
+        </w:r>
+      </w:ins>
+      <w:ins w:id="7" w:author="tquinn" w:date="2026-05-22T10:50:00Z" w16du:dateUtc="2026-05-22T17:50:00Z">
+        <w:r>
+          <w:rPr>
+            <w:highlight w:val="yellow"/>
+            <w:rPrChange w:id="8" w:author="tquinn" w:date="2026-05-22T10:52:00Z" w16du:dateUtc="2026-05-22T17:52:00Z">
+              <w:rPr/>
+            </w:rPrChange>
+          </w:rPr>
+          <w:t>. Going back into the Introduction themes leaves the reader unsure what the true outcome was</w:t>
+        </w:r>
+      </w:ins>
+      <w:ins w:id="9" w:author="tquinn" w:date="2026-05-22T10:53:00Z" w16du:dateUtc="2026-05-22T17:53:00Z">
+        <w:r>
+          <w:rPr>
+            <w:highlight w:val="yellow"/>
+          </w:rPr>
+          <w:t xml:space="preserve">, and I am </w:t>
+        </w:r>
+      </w:ins>
+      <w:ins w:id="10" w:author="tquinn" w:date="2026-05-22T10:54:00Z" w16du:dateUtc="2026-05-22T17:54:00Z">
+        <w:r>
+          <w:rPr>
+            <w:highlight w:val="yellow"/>
+          </w:rPr>
+          <w:t>not at all sure</w:t>
         </w:r>
       </w:ins>
       <w:ins w:id="11" w:author="tquinn" w:date="2026-05-22T10:50:00Z" w16du:dateUtc="2026-05-22T17:50:00Z">
@@ -6421,52 +6179,25 @@
               <w:rPr/>
             </w:rPrChange>
           </w:rPr>
-          <w:t>. Going back into the Introduction themes leaves the reader unsure what the true outcome was</w:t>
+          <w:t>. Once we all know that, then you w</w:t>
         </w:r>
       </w:ins>
-      <w:ins w:id="13" w:author="tquinn" w:date="2026-05-22T10:53:00Z" w16du:dateUtc="2026-05-22T17:53:00Z">
+      <w:ins w:id="13" w:author="tquinn" w:date="2026-05-22T10:51:00Z" w16du:dateUtc="2026-05-22T17:51:00Z">
         <w:r>
           <w:rPr>
             <w:highlight w:val="yellow"/>
-          </w:rPr>
-          <w:t xml:space="preserve">, and I am </w:t>
-        </w:r>
-      </w:ins>
-      <w:ins w:id="14" w:author="tquinn" w:date="2026-05-22T10:54:00Z" w16du:dateUtc="2026-05-22T17:54:00Z">
-        <w:r>
-          <w:rPr>
-            <w:highlight w:val="yellow"/>
-          </w:rPr>
-          <w:t>not at all sure</w:t>
-        </w:r>
-      </w:ins>
-      <w:ins w:id="15" w:author="tquinn" w:date="2026-05-22T10:50:00Z" w16du:dateUtc="2026-05-22T17:50:00Z">
-        <w:r>
-          <w:rPr>
-            <w:highlight w:val="yellow"/>
-            <w:rPrChange w:id="16" w:author="tquinn" w:date="2026-05-22T10:52:00Z" w16du:dateUtc="2026-05-22T17:52:00Z">
-              <w:rPr/>
-            </w:rPrChange>
-          </w:rPr>
-          <w:t>. Once we all know that, then you w</w:t>
-        </w:r>
-      </w:ins>
-      <w:ins w:id="17" w:author="tquinn" w:date="2026-05-22T10:51:00Z" w16du:dateUtc="2026-05-22T17:51:00Z">
-        <w:r>
-          <w:rPr>
-            <w:highlight w:val="yellow"/>
-            <w:rPrChange w:id="18" w:author="tquinn" w:date="2026-05-22T10:52:00Z" w16du:dateUtc="2026-05-22T17:52:00Z">
+            <w:rPrChange w:id="14" w:author="tquinn" w:date="2026-05-22T10:52:00Z" w16du:dateUtc="2026-05-22T17:52:00Z">
               <w:rPr/>
             </w:rPrChange>
           </w:rPr>
           <w:t>ant to discuss your findings per se, followed by gradually broadening the scope to discuss them in light of broader conservation concerns for salmon (wild – hatchery, etc.) and then for other animals. A paragraph for caveats follows that</w:t>
         </w:r>
       </w:ins>
-      <w:ins w:id="19" w:author="tquinn" w:date="2026-05-22T10:52:00Z" w16du:dateUtc="2026-05-22T17:52:00Z">
+      <w:ins w:id="15" w:author="tquinn" w:date="2026-05-22T10:52:00Z" w16du:dateUtc="2026-05-22T17:52:00Z">
         <w:r>
           <w:rPr>
             <w:highlight w:val="yellow"/>
-            <w:rPrChange w:id="20" w:author="tquinn" w:date="2026-05-22T10:52:00Z" w16du:dateUtc="2026-05-22T17:52:00Z">
+            <w:rPrChange w:id="16" w:author="tquinn" w:date="2026-05-22T10:52:00Z" w16du:dateUtc="2026-05-22T17:52:00Z">
               <w:rPr/>
             </w:rPrChange>
           </w:rPr>
@@ -6654,14 +6385,14 @@
       <w:r>
         <w:t xml:space="preserve"> those recorded decades ago, more contemporary </w:t>
       </w:r>
-      <w:ins w:id="21" w:author="tquinn" w:date="2026-05-22T16:34:00Z" w16du:dateUtc="2026-05-22T23:34:00Z">
+      <w:ins w:id="17" w:author="tquinn" w:date="2026-05-22T16:34:00Z" w16du:dateUtc="2026-05-22T23:34:00Z">
         <w:r>
           <w:t>[</w:t>
         </w:r>
         <w:r>
           <w:rPr>
             <w:highlight w:val="yellow"/>
-            <w:rPrChange w:id="22" w:author="tquinn" w:date="2026-05-22T16:34:00Z" w16du:dateUtc="2026-05-22T23:34:00Z">
+            <w:rPrChange w:id="18" w:author="tquinn" w:date="2026-05-22T16:34:00Z" w16du:dateUtc="2026-05-22T23:34:00Z">
               <w:rPr/>
             </w:rPrChange>
           </w:rPr>
@@ -6689,11 +6420,11 @@
       <w:r>
         <w:t xml:space="preserve"> </w:t>
       </w:r>
-      <w:ins w:id="23" w:author="tquinn" w:date="2026-05-22T11:01:00Z" w16du:dateUtc="2026-05-22T18:01:00Z">
+      <w:ins w:id="19" w:author="tquinn" w:date="2026-05-22T11:01:00Z" w16du:dateUtc="2026-05-22T18:01:00Z">
         <w:r>
           <w:rPr>
             <w:highlight w:val="yellow"/>
-            <w:rPrChange w:id="24" w:author="tquinn" w:date="2026-05-22T11:01:00Z" w16du:dateUtc="2026-05-22T18:01:00Z">
+            <w:rPrChange w:id="20" w:author="tquinn" w:date="2026-05-22T11:01:00Z" w16du:dateUtc="2026-05-22T18:01:00Z">
               <w:rPr/>
             </w:rPrChange>
           </w:rPr>
@@ -6743,25 +6474,25 @@
         <w:lastRenderedPageBreak/>
         <w:t>brood year Indian River abundances, the overall numbers of fish straying to a non-origin site could be roughly equal or even skewed towards hatchery-born fish returning to Indian River</w:t>
       </w:r>
-      <w:ins w:id="25" w:author="tquinn" w:date="2026-05-22T16:38:00Z" w16du:dateUtc="2026-05-22T23:38:00Z">
+      <w:ins w:id="21" w:author="tquinn" w:date="2026-05-22T16:38:00Z" w16du:dateUtc="2026-05-22T23:38:00Z">
         <w:r>
           <w:t xml:space="preserve"> [</w:t>
         </w:r>
         <w:r>
           <w:rPr>
             <w:highlight w:val="yellow"/>
-            <w:rPrChange w:id="26" w:author="tquinn" w:date="2026-05-22T16:39:00Z" w16du:dateUtc="2026-05-22T23:39:00Z">
+            <w:rPrChange w:id="22" w:author="tquinn" w:date="2026-05-22T16:39:00Z" w16du:dateUtc="2026-05-22T23:39:00Z">
               <w:rPr/>
             </w:rPrChange>
           </w:rPr>
           <w:t>This sentence is long and complicated and I am having trouble untangling it. Are you suggesting that if there are more hatchery than natural origin fish, and equal straying rates for each, there will be more hatch</w:t>
         </w:r>
       </w:ins>
-      <w:ins w:id="27" w:author="tquinn" w:date="2026-05-22T16:39:00Z" w16du:dateUtc="2026-05-22T23:39:00Z">
+      <w:ins w:id="23" w:author="tquinn" w:date="2026-05-22T16:39:00Z" w16du:dateUtc="2026-05-22T23:39:00Z">
         <w:r>
           <w:rPr>
             <w:highlight w:val="yellow"/>
-            <w:rPrChange w:id="28" w:author="tquinn" w:date="2026-05-22T16:39:00Z" w16du:dateUtc="2026-05-22T23:39:00Z">
+            <w:rPrChange w:id="24" w:author="tquinn" w:date="2026-05-22T16:39:00Z" w16du:dateUtc="2026-05-22T23:39:00Z">
               <w:rPr/>
             </w:rPrChange>
           </w:rPr>
@@ -6907,18 +6638,18 @@
       <w:r>
         <w:t xml:space="preserve">from what would be expected of a similar </w:t>
       </w:r>
-      <w:ins w:id="29" w:author="tquinn" w:date="2026-05-22T16:59:00Z" w16du:dateUtc="2026-05-22T23:59:00Z">
+      <w:ins w:id="25" w:author="tquinn" w:date="2026-05-22T16:59:00Z" w16du:dateUtc="2026-05-22T23:59:00Z">
         <w:r>
           <w:rPr>
             <w:highlight w:val="yellow"/>
-            <w:rPrChange w:id="30" w:author="tquinn" w:date="2026-05-22T17:00:00Z" w16du:dateUtc="2026-05-23T00:00:00Z">
+            <w:rPrChange w:id="26" w:author="tquinn" w:date="2026-05-22T17:00:00Z" w16du:dateUtc="2026-05-23T00:00:00Z">
               <w:rPr/>
             </w:rPrChange>
           </w:rPr>
           <w:t>[in what way</w:t>
         </w:r>
       </w:ins>
-      <w:ins w:id="31" w:author="tquinn" w:date="2026-05-22T17:00:00Z" w16du:dateUtc="2026-05-23T00:00:00Z">
+      <w:ins w:id="27" w:author="tquinn" w:date="2026-05-22T17:00:00Z" w16du:dateUtc="2026-05-23T00:00:00Z">
         <w:r>
           <w:t xml:space="preserve">?] </w:t>
         </w:r>
@@ -7104,32 +6835,32 @@
       <w:r>
         <w:t xml:space="preserve">s lower than the effect observed in even years. If there exists some small but positive true effect of hatchery releases on subsequent brood year Indian River abundances, the difference between the magnitude of these effects in odd years would be far less than in even-years, meaning that odd-year Indian River abundances would be more susceptible to being inflated by hatchery releases. It is possible that limiting the number of SJH pink salmon moving into Indian River to spawn in odd years may be beneficial for maintaining the wild population in the park within their natural range of variation, but this is far from conclusive, and suggests the need for more consistent otolith sampling </w:t>
       </w:r>
-      <w:ins w:id="32" w:author="tquinn" w:date="2026-05-22T17:13:00Z" w16du:dateUtc="2026-05-23T00:13:00Z">
+      <w:ins w:id="28" w:author="tquinn" w:date="2026-05-22T17:13:00Z" w16du:dateUtc="2026-05-23T00:13:00Z">
         <w:r>
           <w:t>[</w:t>
         </w:r>
       </w:ins>
-      <w:ins w:id="33" w:author="tquinn" w:date="2026-05-22T17:14:00Z" w16du:dateUtc="2026-05-23T00:14:00Z">
+      <w:ins w:id="29" w:author="tquinn" w:date="2026-05-22T17:14:00Z" w16du:dateUtc="2026-05-23T00:14:00Z">
         <w:r>
           <w:t>H</w:t>
         </w:r>
       </w:ins>
-      <w:ins w:id="34" w:author="tquinn" w:date="2026-05-22T17:13:00Z" w16du:dateUtc="2026-05-23T00:13:00Z">
+      <w:ins w:id="30" w:author="tquinn" w:date="2026-05-22T17:13:00Z" w16du:dateUtc="2026-05-23T00:13:00Z">
         <w:r>
           <w:t xml:space="preserve">as this </w:t>
         </w:r>
       </w:ins>
-      <w:ins w:id="35" w:author="tquinn" w:date="2026-05-22T17:14:00Z" w16du:dateUtc="2026-05-23T00:14:00Z">
+      <w:ins w:id="31" w:author="tquinn" w:date="2026-05-22T17:14:00Z" w16du:dateUtc="2026-05-23T00:14:00Z">
         <w:r>
           <w:t xml:space="preserve">method </w:t>
         </w:r>
       </w:ins>
-      <w:ins w:id="36" w:author="tquinn" w:date="2026-05-22T17:13:00Z" w16du:dateUtc="2026-05-23T00:13:00Z">
+      <w:ins w:id="32" w:author="tquinn" w:date="2026-05-22T17:13:00Z" w16du:dateUtc="2026-05-23T00:13:00Z">
         <w:r>
           <w:t>been described and the results presented?</w:t>
         </w:r>
       </w:ins>
-      <w:ins w:id="37" w:author="tquinn" w:date="2026-05-22T17:14:00Z" w16du:dateUtc="2026-05-23T00:14:00Z">
+      <w:ins w:id="33" w:author="tquinn" w:date="2026-05-22T17:14:00Z" w16du:dateUtc="2026-05-23T00:14:00Z">
         <w:r>
           <w:t xml:space="preserve">] </w:t>
         </w:r>
@@ -8875,38 +8606,6 @@
       </w:r>
     </w:p>
   </w:comment>
-  <w:comment w:id="6" w:author="Brian E McGreal" w:date="2026-06-05T18:19:00Z" w:initials="BM">
-    <w:p>
-      <w:pPr>
-        <w:pStyle w:val="CommentText"/>
-      </w:pPr>
-      <w:r>
-        <w:rPr>
-          <w:rStyle w:val="CommentReference"/>
-        </w:rPr>
-        <w:annotationRef/>
-      </w:r>
-      <w:r>
-        <w:t>Making adjustments here because tom is right. The first impacted years should be 1977 and 1978. HOWEVER, I’ll wait until I meet with mark to talk about the MARSS BACI approach</w:t>
-      </w:r>
-    </w:p>
-  </w:comment>
-  <w:comment w:id="5" w:author="Brian E McGreal" w:date="2026-06-15T16:11:00Z" w:initials="BM">
-    <w:p>
-      <w:pPr>
-        <w:pStyle w:val="CommentText"/>
-      </w:pPr>
-      <w:r>
-        <w:rPr>
-          <w:rStyle w:val="CommentReference"/>
-        </w:rPr>
-        <w:annotationRef/>
-      </w:r>
-      <w:r>
-        <w:t>This whole piece will be different</w:t>
-      </w:r>
-    </w:p>
-  </w:comment>
 </w:comments>
 </file>
 
@@ -8915,8 +8614,6 @@
   <w15:commentEx w15:paraId="2CCE9B09" w15:done="0"/>
   <w15:commentEx w15:paraId="2BEE10A3" w15:done="0"/>
   <w15:commentEx w15:paraId="736BFCA7" w15:done="0"/>
-  <w15:commentEx w15:paraId="27D5BA5C" w15:done="0"/>
-  <w15:commentEx w15:paraId="220ED81E" w15:done="0"/>
 </w15:commentsEx>
 </file>
 
@@ -8925,8 +8622,6 @@
   <w16cex:commentExtensible w16cex:durableId="1DD21039" w16cex:dateUtc="2026-06-12T20:46:00Z"/>
   <w16cex:commentExtensible w16cex:durableId="4B1497F6" w16cex:dateUtc="2026-06-15T20:20:00Z"/>
   <w16cex:commentExtensible w16cex:durableId="1CBC99B8" w16cex:dateUtc="2026-06-15T22:42:00Z"/>
-  <w16cex:commentExtensible w16cex:durableId="052C9960" w16cex:dateUtc="2026-06-06T01:19:00Z"/>
-  <w16cex:commentExtensible w16cex:durableId="259A6C5D" w16cex:dateUtc="2026-06-15T23:11:00Z"/>
 </w16cex:commentsExtensible>
 </file>
 
@@ -8935,8 +8630,6 @@
   <w16cid:commentId w16cid:paraId="2CCE9B09" w16cid:durableId="1DD21039"/>
   <w16cid:commentId w16cid:paraId="2BEE10A3" w16cid:durableId="4B1497F6"/>
   <w16cid:commentId w16cid:paraId="736BFCA7" w16cid:durableId="1CBC99B8"/>
-  <w16cid:commentId w16cid:paraId="27D5BA5C" w16cid:durableId="052C9960"/>
-  <w16cid:commentId w16cid:paraId="220ED81E" w16cid:durableId="259A6C5D"/>
 </w16cid:commentsIds>
 </file>
 

--- a/output/writing/DissertationChapter/mcgrealCh1_draft3DD_TQ 20 May 2026.docx
+++ b/output/writing/DissertationChapter/mcgrealCh1_draft3DD_TQ 20 May 2026.docx
@@ -5705,10 +5705,7 @@
         <w:t>odd-year Indian River pink salmon runs as separate state from odd-year runs throughout the region (Table 3). This then means that the parallel trends assumption is not supported for odd-year abundances at Indian River and throughout the region, a very interesting finding when</w:t>
       </w:r>
       <w:r>
-        <w:t xml:space="preserve"> </w:t>
-      </w:r>
-      <w:r>
-        <w:t>considered in conjunction with the best fit models described above (Table 2). These findings are consistent with the idea that the statistically significant difference observed between odd-year Indian River and regional abundances discussed in the last section is being driven by the Indian River falling below regional expectations in the pre-treatment period (Figure 3).</w:t>
+        <w:t xml:space="preserve"> considered in conjunction with the best fit models described above (Table 2). These findings are consistent with the idea that the statistically significant difference observed between odd-year Indian River and regional abundances discussed in the last section is being driven by the Indian River falling below regional expectations in the pre-treatment period (Figure 3).</w:t>
       </w:r>
     </w:p>
     <w:p>
@@ -6022,7 +6019,7 @@
           <w:szCs w:val="20"/>
         </w:rPr>
         <w:drawing>
-          <wp:inline distT="0" distB="0" distL="0" distR="0" wp14:anchorId="524AAB61" wp14:editId="1651A3EF">
+          <wp:inline distT="0" distB="0" distL="0" distR="0" wp14:anchorId="524AAB61" wp14:editId="657EE2EA">
             <wp:extent cx="6960541" cy="3239548"/>
             <wp:effectExtent l="0" t="0" r="0" b="0"/>
             <wp:docPr id="1324619098" name="Picture 6" descr="The diagram presents a statistical comparison of the effects of previous year's hatchery returns on the current year's brood counts for different species, including Indian River, with a focus on even and odd years.&#10;&#10;AI-generated content may be incorrect."/>
@@ -6133,145 +6130,28 @@
         <w:spacing w:after="0" w:line="480" w:lineRule="auto"/>
         <w:ind w:firstLine="720"/>
       </w:pPr>
-      <w:ins w:id="5" w:author="tquinn" w:date="2026-05-22T10:49:00Z" w16du:dateUtc="2026-05-22T17:49:00Z">
-        <w:r>
-          <w:rPr>
-            <w:highlight w:val="yellow"/>
-            <w:rPrChange w:id="6" w:author="tquinn" w:date="2026-05-22T10:52:00Z" w16du:dateUtc="2026-05-22T17:52:00Z">
-              <w:rPr/>
-            </w:rPrChange>
-          </w:rPr>
-          <w:t>I think it is important here, at the start of the Discussion, to remind the readers exactly what hypotheses were tested, and then make sure, in non-statistical terms, they know what the findings were</w:t>
-        </w:r>
-      </w:ins>
-      <w:ins w:id="7" w:author="tquinn" w:date="2026-05-22T10:50:00Z" w16du:dateUtc="2026-05-22T17:50:00Z">
-        <w:r>
-          <w:rPr>
-            <w:highlight w:val="yellow"/>
-            <w:rPrChange w:id="8" w:author="tquinn" w:date="2026-05-22T10:52:00Z" w16du:dateUtc="2026-05-22T17:52:00Z">
-              <w:rPr/>
-            </w:rPrChange>
-          </w:rPr>
-          <w:t>. Going back into the Introduction themes leaves the reader unsure what the true outcome was</w:t>
-        </w:r>
-      </w:ins>
-      <w:ins w:id="9" w:author="tquinn" w:date="2026-05-22T10:53:00Z" w16du:dateUtc="2026-05-22T17:53:00Z">
-        <w:r>
-          <w:rPr>
-            <w:highlight w:val="yellow"/>
-          </w:rPr>
-          <w:t xml:space="preserve">, and I am </w:t>
-        </w:r>
-      </w:ins>
-      <w:ins w:id="10" w:author="tquinn" w:date="2026-05-22T10:54:00Z" w16du:dateUtc="2026-05-22T17:54:00Z">
-        <w:r>
-          <w:rPr>
-            <w:highlight w:val="yellow"/>
-          </w:rPr>
-          <w:t>not at all sure</w:t>
-        </w:r>
-      </w:ins>
-      <w:ins w:id="11" w:author="tquinn" w:date="2026-05-22T10:50:00Z" w16du:dateUtc="2026-05-22T17:50:00Z">
-        <w:r>
-          <w:rPr>
-            <w:highlight w:val="yellow"/>
-            <w:rPrChange w:id="12" w:author="tquinn" w:date="2026-05-22T10:52:00Z" w16du:dateUtc="2026-05-22T17:52:00Z">
-              <w:rPr/>
-            </w:rPrChange>
-          </w:rPr>
-          <w:t>. Once we all know that, then you w</w:t>
-        </w:r>
-      </w:ins>
-      <w:ins w:id="13" w:author="tquinn" w:date="2026-05-22T10:51:00Z" w16du:dateUtc="2026-05-22T17:51:00Z">
-        <w:r>
-          <w:rPr>
-            <w:highlight w:val="yellow"/>
-            <w:rPrChange w:id="14" w:author="tquinn" w:date="2026-05-22T10:52:00Z" w16du:dateUtc="2026-05-22T17:52:00Z">
-              <w:rPr/>
-            </w:rPrChange>
-          </w:rPr>
-          <w:t>ant to discuss your findings per se, followed by gradually broadening the scope to discuss them in light of broader conservation concerns for salmon (wild – hatchery, etc.) and then for other animals. A paragraph for caveats follows that</w:t>
-        </w:r>
-      </w:ins>
-      <w:ins w:id="15" w:author="tquinn" w:date="2026-05-22T10:52:00Z" w16du:dateUtc="2026-05-22T17:52:00Z">
-        <w:r>
-          <w:rPr>
-            <w:highlight w:val="yellow"/>
-            <w:rPrChange w:id="16" w:author="tquinn" w:date="2026-05-22T10:52:00Z" w16du:dateUtc="2026-05-22T17:52:00Z">
-              <w:rPr/>
-            </w:rPrChange>
-          </w:rPr>
-          <w:t>, and then you end with the conclusions. OK</w:t>
-        </w:r>
-        <w:r>
-          <w:t xml:space="preserve">?] </w:t>
-        </w:r>
-      </w:ins>
-      <w:r>
-        <w:t>Establishing</w:t>
-      </w:r>
-      <w:r>
-        <w:t xml:space="preserve"> at what point a species becomes overabundant in its native range </w:t>
-      </w:r>
-      <w:r>
-        <w:t>is difficult, with extant literature on the subject diverging in how this determination is made</w:t>
-      </w:r>
-      <w:r>
-        <w:t xml:space="preserve"> (Lemoine et al. 2016, Moore et al. 2023, Holzner et al. 2025)</w:t>
-      </w:r>
-      <w:r>
-        <w:t xml:space="preserve">. </w:t>
-      </w:r>
-      <w:r>
-        <w:t>As with Indian River pink salmon, often a species is not re</w:t>
-      </w:r>
-      <w:r>
-        <w:t>cognized</w:t>
-      </w:r>
-      <w:r>
-        <w:t xml:space="preserve"> as overabundant in its native range until such time as it begins to threaten other inhabitants of a shared ecosystem (</w:t>
-      </w:r>
-      <w:r>
-        <w:t xml:space="preserve">Beckett et al. 2022, </w:t>
-      </w:r>
-      <w:r>
-        <w:t>Brown et al. 2025).</w:t>
-      </w:r>
-      <w:r>
-        <w:t xml:space="preserve"> </w:t>
-      </w:r>
-      <w:r>
-        <w:t xml:space="preserve">There is also distinct concern about </w:t>
-      </w:r>
-      <w:r>
-        <w:t xml:space="preserve">the rapid growth in population of </w:t>
-      </w:r>
-      <w:r>
-        <w:t xml:space="preserve">native species as a result of anthropogenic activity </w:t>
-      </w:r>
-      <w:r>
-        <w:t>(</w:t>
-      </w:r>
-      <w:r>
-        <w:t>although this is not necessarily a requisite for a species to be considered such</w:t>
-      </w:r>
-      <w:r>
-        <w:t>), and is primarily focused on management of native species causing harm in ecosystems rather than assessment of the point at which a species might be considered overabundant</w:t>
-      </w:r>
-      <w:r>
-        <w:t xml:space="preserve"> (</w:t>
-      </w:r>
-      <w:r>
-        <w:t xml:space="preserve">Brown et al. 2025, </w:t>
-      </w:r>
-      <w:r>
-        <w:t xml:space="preserve">McComb et al. </w:t>
-      </w:r>
-      <w:r>
-        <w:t>2026)</w:t>
-      </w:r>
-      <w:r>
-        <w:t xml:space="preserve">. </w:t>
+      <w:r>
+        <w:t xml:space="preserve">An assessment of whether a native species has exceeded some natural range of variation requires long term knowledge of a natural system, and determining whether such overabundance resulted from some anthropogenic intervention also requires data on otherwise comparable populations of the species that have not been exposed to the same intervention. In the case of pink salmon at Indian River, this task is made additionally complicated by the fact there two populations inhabiting the same environment (odd- and even-year runs) with potentially different life histories and characteristics. My research evaluated three hypotheses to determine whether Indian River pink salmon population densities fall within a natural range of variation: 1) pink salmon population dynamics at Indian River are separate from those observed at ADFG index streams in the region, 2) the 1975 commencement and/or 2010 expansion of hatchery operations has had some measurable impact on Indian River pink salmon population densities, and 3) the number of pink salmon juveniles released by SJH in brood year </w:t>
+      </w:r>
+      <w:r>
+        <w:rPr>
+          <w:i/>
+          <w:iCs/>
+        </w:rPr>
+        <w:t>t-1</w:t>
+      </w:r>
+      <w:r>
+        <w:t xml:space="preserve"> is impacting pink salmon abundance observed at Indian River in brood year </w:t>
+      </w:r>
+      <w:r>
+        <w:rPr>
+          <w:i/>
+          <w:iCs/>
+        </w:rPr>
+        <w:t>t</w:t>
+      </w:r>
+      <w:r>
+        <w:t xml:space="preserve">. Evaluation of these hypotheses was approached to allow for odd- and even- year pink salmon runs to differ in their dynamics. </w:t>
       </w:r>
     </w:p>
     <w:p>
@@ -6280,89 +6160,49 @@
         <w:ind w:firstLine="720"/>
       </w:pPr>
       <w:r>
-        <w:t xml:space="preserve">Assessing whether </w:t>
-      </w:r>
-      <w:r>
-        <w:t>a native species has exceeded some natural range of variation requires long term knowledge of a natural system, and determining whether</w:t>
+        <w:t>Across both runs</w:t>
+      </w:r>
+      <w:r>
+        <w:t xml:space="preserve"> pink salmon densities observed at Indian River in recent decades are high</w:t>
+      </w:r>
+      <w:r>
+        <w:t>er</w:t>
       </w:r>
       <w:r>
         <w:t xml:space="preserve"> </w:t>
       </w:r>
       <w:r>
-        <w:t xml:space="preserve">such </w:t>
-      </w:r>
-      <w:r>
-        <w:t xml:space="preserve">overabundance </w:t>
-      </w:r>
-      <w:r>
-        <w:t>resulted from</w:t>
-      </w:r>
-      <w:r>
-        <w:t xml:space="preserve"> some anthropogenic intervention </w:t>
-      </w:r>
-      <w:r>
-        <w:t xml:space="preserve">also </w:t>
-      </w:r>
-      <w:r>
-        <w:t>requires</w:t>
-      </w:r>
-      <w:r>
-        <w:t xml:space="preserve"> data on</w:t>
-      </w:r>
-      <w:r>
-        <w:t xml:space="preserve"> </w:t>
-      </w:r>
-      <w:r>
-        <w:t>otherwise comparable</w:t>
-      </w:r>
-      <w:r>
-        <w:t xml:space="preserve"> populations of the species that have not been exposed to the intervention. In the </w:t>
+        <w:t>than</w:t>
+      </w:r>
+      <w:r>
+        <w:t xml:space="preserve"> those recorded decades ago</w:t>
+      </w:r>
+      <w:r>
+        <w:t xml:space="preserve"> (Figure 2). The underlying state of Indian River abundances described by the best fit models is lower than the regional expectation at the outset of the time series but has largely ‘caught up’ to the regional state of pink salmon abundance in recent decades (Figure 3). Some effect of the 1975 commencement and hatchery operations was observed in both runs, with 18% of models within 2 AICc of the model of best fit </w:t>
       </w:r>
       <w:r>
         <w:lastRenderedPageBreak/>
-        <w:t xml:space="preserve">case of pink salmon at Indian River, this task is made additionally complicated by the fact there two populations inhabiting the same environment (odd- and even-year runs) with potentially different life histories and characteristics. Pink salmon abundances are </w:t>
-      </w:r>
-      <w:r>
-        <w:t>increasing</w:t>
-      </w:r>
-      <w:r>
-        <w:t xml:space="preserve"> throughout their native range, so determin</w:t>
-      </w:r>
-      <w:r>
-        <w:t>ing</w:t>
-      </w:r>
-      <w:r>
-        <w:t xml:space="preserve"> whether high abundances </w:t>
-      </w:r>
-      <w:r>
-        <w:t>of one population</w:t>
-      </w:r>
-      <w:r>
-        <w:t xml:space="preserve"> fall outside a natural range of variation</w:t>
-      </w:r>
-      <w:r>
-        <w:t xml:space="preserve"> requires data on</w:t>
-      </w:r>
-      <w:r>
-        <w:t xml:space="preserve"> the population dynamics of </w:t>
-      </w:r>
-      <w:r>
-        <w:t>unaffected</w:t>
-      </w:r>
-      <w:r>
-        <w:t xml:space="preserve"> sites throughout the region (Ruggerone and Irvine 2018). Given their shared heritage, the proximity of the origin sites (Figure 1), and the results of prior Indian River stray surveys, it is very likely that fish from SJH </w:t>
-      </w:r>
-      <w:r>
-        <w:t>entering the</w:t>
-      </w:r>
-      <w:r>
-        <w:t xml:space="preserve"> Indian River </w:t>
-      </w:r>
-      <w:r>
-        <w:t>to</w:t>
-      </w:r>
-      <w:r>
-        <w:t xml:space="preserve"> spawn (and vice vera), but it is also plausible that the primary driver of increased pink salmon abundances at Indian River is not SJH releases but the same factors driving increased abundances throughout the region (Gende and Carter 2015, Ruggerone et al. 2023). </w:t>
+        <w:t xml:space="preserve">specified to only include an effect of treatment at Indian River, although increased abundances in the pre- and post-treatment period seem to be predominantly driven by regional trends, as evidenced by the majority of best fit models specified to describe a single regional state. The expansion of hatchery operations in 2010 seems to have had a more discernable impact on Indian River abundances. While the bet fit model once again is specified to describe a single regional state, fully 50% of models within 2 AICc of best fit only include an effect of treatment at Indian River (Table 2). The effect of hatchery releases on subsequent brood year Indian River abundances was not statistically significant for either run, but in both cases a convincing majority of bootstrapped parameter estimates were positive. Meanwhile, the opposite effect (year </w:t>
+      </w:r>
+      <w:r>
+        <w:rPr>
+          <w:i/>
+          <w:iCs/>
+        </w:rPr>
+        <w:t>t-1</w:t>
+      </w:r>
+      <w:r>
+        <w:t xml:space="preserve"> Indian River abundances on year </w:t>
+      </w:r>
+      <w:r>
+        <w:rPr>
+          <w:i/>
+          <w:iCs/>
+        </w:rPr>
+        <w:t>t</w:t>
+      </w:r>
+      <w:r>
+        <w:t xml:space="preserve"> hatchery returns) was positive and larger for both runs (Figure 4). However, hatchery returns frequently exceed in-river abundances, meaning that even if the effect of hatchery releases on subsequent brood year Indian River abundances is smaller than its opposite counterpart, the overall numbers of fish straying to a non-origin site could be roughly equal or even skewed towards hatchery-born fish returning to Indian River. In those brood years where Indian River abundances exceed hatchery returns, these effect sizes imply that the following brood year will see more fish from Indian River returning to the hatchery than vice versa. </w:t>
       </w:r>
     </w:p>
     <w:p>
@@ -6371,139 +6211,11 @@
         <w:ind w:firstLine="720"/>
       </w:pPr>
       <w:r>
-        <w:t>While pink salmon densities observed at Indian River in recent decades are high</w:t>
-      </w:r>
-      <w:r>
-        <w:t>er</w:t>
-      </w:r>
-      <w:r>
-        <w:t xml:space="preserve"> </w:t>
-      </w:r>
-      <w:r>
-        <w:t>than</w:t>
-      </w:r>
-      <w:r>
-        <w:t xml:space="preserve"> those recorded decades ago, more contemporary </w:t>
-      </w:r>
-      <w:ins w:id="17" w:author="tquinn" w:date="2026-05-22T16:34:00Z" w16du:dateUtc="2026-05-22T23:34:00Z">
-        <w:r>
-          <w:t>[</w:t>
-        </w:r>
-        <w:r>
-          <w:rPr>
-            <w:highlight w:val="yellow"/>
-            <w:rPrChange w:id="18" w:author="tquinn" w:date="2026-05-22T16:34:00Z" w16du:dateUtc="2026-05-22T23:34:00Z">
-              <w:rPr/>
-            </w:rPrChange>
-          </w:rPr>
-          <w:t>can you be more precise</w:t>
-        </w:r>
-        <w:r>
-          <w:t xml:space="preserve">?] </w:t>
-        </w:r>
-      </w:ins>
-      <w:r>
-        <w:t xml:space="preserve">returns of adults to the Indian River in even years are largely in line with index streams in the </w:t>
-      </w:r>
-      <w:r>
-        <w:t>surrounding</w:t>
-      </w:r>
-      <w:r>
-        <w:t xml:space="preserve"> region,</w:t>
-      </w:r>
-      <w:r>
-        <w:t xml:space="preserve"> whereas odd-year runs </w:t>
-      </w:r>
-      <w:r>
-        <w:t>differ</w:t>
-      </w:r>
-      <w:r>
-        <w:t xml:space="preserve"> </w:t>
-      </w:r>
-      <w:ins w:id="19" w:author="tquinn" w:date="2026-05-22T11:01:00Z" w16du:dateUtc="2026-05-22T18:01:00Z">
-        <w:r>
-          <w:rPr>
-            <w:highlight w:val="yellow"/>
-            <w:rPrChange w:id="20" w:author="tquinn" w:date="2026-05-22T11:01:00Z" w16du:dateUtc="2026-05-22T18:01:00Z">
-              <w:rPr/>
-            </w:rPrChange>
-          </w:rPr>
-          <w:t>[in what way? Higher or lower</w:t>
-        </w:r>
-        <w:r>
-          <w:t xml:space="preserve">?] </w:t>
-        </w:r>
-      </w:ins>
-      <w:r>
-        <w:t>with broader regional patterns.</w:t>
-      </w:r>
-      <w:r>
-        <w:t xml:space="preserve"> The effect of hatchery releases on subsequent brood year Indian River abundances was not statistically significant for either run, but in both cases a convincing majority of bootstrapped parameter estimates were positive. </w:t>
-      </w:r>
-      <w:r>
-        <w:t>I</w:t>
-      </w:r>
-      <w:r>
-        <w:t xml:space="preserve">t is worth considering the implications of a small but positive effect of hatchery releases on Indian River pink salmon abundance in the following brood year. For both runs, the effect of prior brood year Indian River abundances on current brood year hatchery returns is stronger than its inverse (Figure </w:t>
-      </w:r>
-      <w:r>
-        <w:t>4</w:t>
-      </w:r>
-      <w:r>
-        <w:t>)</w:t>
-      </w:r>
-      <w:r>
-        <w:t>. H</w:t>
-      </w:r>
-      <w:r>
-        <w:t xml:space="preserve">atchery returns frequently exceed </w:t>
-      </w:r>
-      <w:r>
-        <w:t>in-river</w:t>
-      </w:r>
-      <w:r>
-        <w:t xml:space="preserve"> abundances, </w:t>
-      </w:r>
-      <w:r>
-        <w:t>thus</w:t>
-      </w:r>
-      <w:r>
-        <w:t xml:space="preserve"> a small positive effect of hatchery releases on subsequent </w:t>
+        <w:t xml:space="preserve">In even years, Indian River pink salmon were within the expected range of abundance for the region. Difference-in-difference event studies found no separate state of Indian River abundances prior to either the 1975 commencement or 2010 expansion of hatchery operations, meaning that the impact of hatchery operations on even-year runs in the post-treatment period is likely negligible (Tables 2 &amp; 3). Indian River abundances were estimated to have a strong </w:t>
       </w:r>
       <w:r>
         <w:lastRenderedPageBreak/>
-        <w:t>brood year Indian River abundances, the overall numbers of fish straying to a non-origin site could be roughly equal or even skewed towards hatchery-born fish returning to Indian River</w:t>
-      </w:r>
-      <w:ins w:id="21" w:author="tquinn" w:date="2026-05-22T16:38:00Z" w16du:dateUtc="2026-05-22T23:38:00Z">
-        <w:r>
-          <w:t xml:space="preserve"> [</w:t>
-        </w:r>
-        <w:r>
-          <w:rPr>
-            <w:highlight w:val="yellow"/>
-            <w:rPrChange w:id="22" w:author="tquinn" w:date="2026-05-22T16:39:00Z" w16du:dateUtc="2026-05-22T23:39:00Z">
-              <w:rPr/>
-            </w:rPrChange>
-          </w:rPr>
-          <w:t>This sentence is long and complicated and I am having trouble untangling it. Are you suggesting that if there are more hatchery than natural origin fish, and equal straying rates for each, there will be more hatch</w:t>
-        </w:r>
-      </w:ins>
-      <w:ins w:id="23" w:author="tquinn" w:date="2026-05-22T16:39:00Z" w16du:dateUtc="2026-05-22T23:39:00Z">
-        <w:r>
-          <w:rPr>
-            <w:highlight w:val="yellow"/>
-            <w:rPrChange w:id="24" w:author="tquinn" w:date="2026-05-22T16:39:00Z" w16du:dateUtc="2026-05-22T23:39:00Z">
-              <w:rPr/>
-            </w:rPrChange>
-          </w:rPr>
-          <w:t>ery strays to the river than vice versa?]</w:t>
-        </w:r>
-        <w:r>
-          <w:t xml:space="preserve"> </w:t>
-        </w:r>
-      </w:ins>
-      <w:r>
-        <w:t>. In those brood years where Indian River abundances exceed hatchery returns, these effect sizes imply that the following brood year will see more fish from Indian River returning to the hatchery than vice versa.</w:t>
+        <w:t>positive impact on pink salmon returning to the hatchery in the subsequent brood year, while an accompanying effect of hatchery releases on subsequent brood year Indian River abundances was estimated to be positive not statistically significant (Figure 4). Even if there exists a small but positive true effect of hatchery releases on subsequent brood year Indian River abundances in even-year runs, the difference between this effect and the effect of Indian River abundances on pink salmon returning to the hatchery in the subsequent brood year is large, meaning that even-year Indian River spawners would have to vastly outnumber hatchery releases in a given year in order for a net increase in Indian River abundance due to hatchery releases to occur in the following brood year. Taken together, these results imply there is little concern that even-year pink salmon abundances fall outside their natural range of variation at Indian River and indeed seem to be contributing to hatchery returns.</w:t>
       </w:r>
     </w:p>
     <w:p>
@@ -6512,104 +6224,17 @@
         <w:ind w:firstLine="720"/>
       </w:pPr>
       <w:r>
-        <w:t xml:space="preserve">In even years, Indian River salmon </w:t>
-      </w:r>
-      <w:r>
-        <w:t>we</w:t>
-      </w:r>
-      <w:r>
-        <w:t xml:space="preserve">re </w:t>
-      </w:r>
-      <w:r>
-        <w:t>within the expected range of abundance for</w:t>
-      </w:r>
-      <w:r>
-        <w:t xml:space="preserve"> the region. </w:t>
-      </w:r>
-      <w:r>
-        <w:t>T</w:t>
-      </w:r>
-      <w:r>
-        <w:t xml:space="preserve">he commencement of hatchery operations was </w:t>
-      </w:r>
-      <w:r>
-        <w:t xml:space="preserve">not </w:t>
-      </w:r>
-      <w:r>
-        <w:t>associated with an increase in the numbers of spawning pink salmon at Indian River relative to the wider region</w:t>
-      </w:r>
-      <w:r>
-        <w:t>, though the expansion of hatchery releases in 2010</w:t>
+        <w:t>In odd years, the best fit model suggests that abundances at Indian River differ significantly from what would be expected of a similar stream in the region. While evaluations of model fit do not explicitly indicate in what way these two states differ (greater or lesser), the model results imply that the difference may stem from Indian River abundances falling well below regional expectations for the first three or so decades of the time series (Figure 3).</w:t>
       </w:r>
       <w:r>
         <w:t xml:space="preserve"> </w:t>
       </w:r>
       <w:r>
-        <w:t xml:space="preserve">was associated a significant increase in Indian River abundances </w:t>
-      </w:r>
-      <w:r>
-        <w:t>(</w:t>
-      </w:r>
-      <w:r>
-        <w:t>Table 3</w:t>
-      </w:r>
-      <w:r>
-        <w:t xml:space="preserve">). Indian River abundances were estimated to have a strong </w:t>
-      </w:r>
-      <w:r>
-        <w:t xml:space="preserve">positive </w:t>
-      </w:r>
-      <w:r>
-        <w:t xml:space="preserve">impact on pink salmon returning to the hatchery in the subsequent brood year, while an accompanying effect of hatchery releases on subsequent brood year Indian River abundances </w:t>
-      </w:r>
-      <w:r>
-        <w:t xml:space="preserve">was estimated to be positive </w:t>
-      </w:r>
-      <w:r>
-        <w:t>not</w:t>
-      </w:r>
-      <w:r>
-        <w:t xml:space="preserve"> statistical</w:t>
-      </w:r>
-      <w:r>
-        <w:t>ly</w:t>
-      </w:r>
-      <w:r>
-        <w:t xml:space="preserve"> significan</w:t>
-      </w:r>
-      <w:r>
-        <w:t>t</w:t>
-      </w:r>
-      <w:r>
-        <w:t xml:space="preserve"> (Figure </w:t>
-      </w:r>
-      <w:r>
-        <w:t>4</w:t>
-      </w:r>
-      <w:r>
-        <w:t xml:space="preserve">). Even if there exists </w:t>
-      </w:r>
-      <w:r>
-        <w:t xml:space="preserve">a </w:t>
-      </w:r>
-      <w:r>
-        <w:t>small but positive true effect of hatchery releases on subsequent brood year Indian River abundances in even-year runs, the difference between this effect and the effect of Indian River abundances on pink salmon returning to the hatchery in the subsequent brood year is large, meaning that</w:t>
-      </w:r>
-      <w:r>
-        <w:t xml:space="preserve"> even-year</w:t>
-      </w:r>
-      <w:r>
-        <w:t xml:space="preserve"> Indian River spawners would have to vastly outnumber hatchery releases in a given year in order for a net increase in Indian River abundance due to hatchery releases to occur in the following brood year. Taken together, these results imply there is little concern that even-year </w:t>
+        <w:t xml:space="preserve">This suggests that SJH releases may indeed have bolstered in-river abundances in recent decades. Unlike even-year runs, event studies show that both the 1975 commencement and 2010 expansion of hatchery operations are associated with significant increases in the numbers of pink salmon at Indian River, beyond the increased abundances occurring elsewhere in the region during those periods (Tables 2 &amp; 3). Like even-year runs, odd-year Indian River abundances had a significant effect on pink salmon returning to SJH in the subsequent brood </w:t>
       </w:r>
       <w:r>
         <w:lastRenderedPageBreak/>
-        <w:t xml:space="preserve">pink salmon abundances fall outside their natural range of variation at Indian </w:t>
-      </w:r>
-      <w:r>
-        <w:t>River and</w:t>
-      </w:r>
-      <w:r>
-        <w:t xml:space="preserve"> indeed seem to be contributing to hatchery returns.</w:t>
+        <w:t xml:space="preserve">year, as well as a positive effect of hatchery releases on subsequent brood year Indian River abundances that falls just short of statistical significance (Figure 4). It is worth noting that the gap between these effects is not so pronounced as in even-year runs, meaning that Indian River spawners would not have to heavily outnumber hatchery releases in a given year for a net increase in Indian River abundance due to hatchery releases to occur in the following brood year. </w:t>
       </w:r>
     </w:p>
     <w:p>
@@ -6618,255 +6243,11 @@
         <w:ind w:firstLine="720"/>
       </w:pPr>
       <w:r>
-        <w:t xml:space="preserve">In odd years, </w:t>
-      </w:r>
-      <w:r>
-        <w:t xml:space="preserve">the </w:t>
-      </w:r>
-      <w:r>
-        <w:t>best fit model suggest</w:t>
-      </w:r>
-      <w:r>
-        <w:t>s</w:t>
-      </w:r>
-      <w:r>
-        <w:t xml:space="preserve"> that abundances at Indian River differ </w:t>
-      </w:r>
-      <w:r>
-        <w:t xml:space="preserve">significantly </w:t>
-      </w:r>
-      <w:r>
-        <w:t xml:space="preserve">from what would be expected of a similar </w:t>
-      </w:r>
-      <w:ins w:id="25" w:author="tquinn" w:date="2026-05-22T16:59:00Z" w16du:dateUtc="2026-05-22T23:59:00Z">
-        <w:r>
-          <w:rPr>
-            <w:highlight w:val="yellow"/>
-            <w:rPrChange w:id="26" w:author="tquinn" w:date="2026-05-22T17:00:00Z" w16du:dateUtc="2026-05-23T00:00:00Z">
-              <w:rPr/>
-            </w:rPrChange>
-          </w:rPr>
-          <w:t>[in what way</w:t>
-        </w:r>
-      </w:ins>
-      <w:ins w:id="27" w:author="tquinn" w:date="2026-05-22T17:00:00Z" w16du:dateUtc="2026-05-23T00:00:00Z">
-        <w:r>
-          <w:t xml:space="preserve">?] </w:t>
-        </w:r>
-      </w:ins>
-      <w:r>
-        <w:t xml:space="preserve">stream in the region. </w:t>
-      </w:r>
-      <w:r>
-        <w:t>Un</w:t>
-      </w:r>
-      <w:r>
-        <w:t xml:space="preserve">like even-year runs, </w:t>
-      </w:r>
-      <w:r>
-        <w:t xml:space="preserve">both </w:t>
-      </w:r>
-      <w:r>
-        <w:t xml:space="preserve">the </w:t>
-      </w:r>
-      <w:r>
-        <w:t xml:space="preserve">1980 </w:t>
-      </w:r>
-      <w:r>
-        <w:t xml:space="preserve">commencement </w:t>
-      </w:r>
-      <w:r>
-        <w:t>and 2010 expansion</w:t>
-      </w:r>
-      <w:r>
-        <w:t xml:space="preserve"> </w:t>
-      </w:r>
-      <w:r>
-        <w:t xml:space="preserve">of </w:t>
-      </w:r>
-      <w:r>
-        <w:t>hatchery operations</w:t>
-      </w:r>
-      <w:r>
-        <w:t xml:space="preserve"> are associated with significant increases in the numbers of pink salmon at Indian River, above and beyond what was happening elsewhere in the region during those periods. </w:t>
-      </w:r>
-      <w:r>
-        <w:t>Like</w:t>
-      </w:r>
-      <w:r>
-        <w:t xml:space="preserve"> even-year runs, odd-year Indian River abundances ha</w:t>
-      </w:r>
-      <w:r>
-        <w:t>d</w:t>
-      </w:r>
-      <w:r>
-        <w:t xml:space="preserve"> a significant effect on pink salmon returning to SJH in the subsequent brood year, </w:t>
-      </w:r>
-      <w:r>
-        <w:t>as well as a positive effect of hatchery releases on subsequent brood year Indian River abundances that falls just short of statistical significance (Figure 4). It is worth noting that the gap between these effects is not so pronounced as in even-year runs, meaning that Indian River spawners would not have to heavily outnumber hatchery releases in a given year for a net increase in Indian River abundance due to hatchery releases to occur in the following brood year.</w:t>
-      </w:r>
-      <w:r>
-        <w:t xml:space="preserve"> </w:t>
-      </w:r>
-      <w:r>
-        <w:t>While indications exist that odd-year pink salmon abundance at Indian River do</w:t>
-      </w:r>
-      <w:r>
-        <w:t>es</w:t>
-      </w:r>
-      <w:r>
-        <w:t xml:space="preserve"> not fall within the natural range of variation expected throughout the wider region, </w:t>
-      </w:r>
-      <w:r>
-        <w:t xml:space="preserve">it is important to note that this difference may be due to the large differences between odd year time series observed in the first 30 years of the study period (Figure 3), which could suggest that SJH releases may not be a primary driver of this disparity. Indeed, </w:t>
-      </w:r>
-      <w:r>
-        <w:t>it may be the case that hatchery origin pink salmon straying into the Indian River have</w:t>
-      </w:r>
-      <w:r>
-        <w:t xml:space="preserve"> </w:t>
-      </w:r>
-      <w:r>
-        <w:t>bolstered in-river abundances in recent decades</w:t>
-      </w:r>
-      <w:r>
-        <w:t xml:space="preserve">. </w:t>
-      </w:r>
-    </w:p>
-    <w:p>
-      <w:pPr>
-        <w:spacing w:after="0" w:line="480" w:lineRule="auto"/>
-      </w:pPr>
-      <w:r>
-        <w:tab/>
-        <w:t xml:space="preserve">This work is intended to provide management at SITK with a comprehensive description of both the impacts of SJH operations and the population dynamics of pink salmon </w:t>
-      </w:r>
-      <w:r>
-        <w:t>in</w:t>
-      </w:r>
-      <w:r>
-        <w:t xml:space="preserve"> the </w:t>
+        <w:t xml:space="preserve">This work is intended to provide management at SITK with a comprehensive description of both the impacts of SJH operations and the population dynamics of pink salmon in the region. In even years, pink salmon abundances at Indian River have been comparable with those observed at index streams nearby. Increases in the Indian River spawning densities were within the natural range of variation. This does not invalidate concerns about hypoxia events, but interceding on behalf of Indian River’s other resident species may run contrary to the natural state of even-year pink salmon in northern Southeast Alaska. Available evidence suggests that there is likely no need for intervention to address even-year abundance. In odd years there was more compelling evidence that SJH pink salmon releases could be increasing abundances at Indian River, but they have been less important than other factors affecting pink salmon population densities in odd years, as populations have been increasing throughout the region for decades. In odd years, the effect of Indian River pink salmon abundance on hatchery returns in the subsequent brood year was lower than the effect observed in even years. If there exists some small but positive true effect of hatchery releases on subsequent brood year Indian River abundances, the difference between the magnitude of these effects in odd years would be far greater than in even-years, meaning that odd-year Indian River abundances would be more </w:t>
       </w:r>
       <w:r>
         <w:lastRenderedPageBreak/>
-        <w:t xml:space="preserve">region. In even years, pink salmon abundances at Indian River </w:t>
-      </w:r>
-      <w:r>
-        <w:t>have been</w:t>
-      </w:r>
-      <w:r>
-        <w:t xml:space="preserve"> </w:t>
-      </w:r>
-      <w:r>
-        <w:t>comparable</w:t>
-      </w:r>
-      <w:r>
-        <w:t xml:space="preserve"> with those observed at index streams nearby. Thus, increases in the</w:t>
-      </w:r>
-      <w:r>
-        <w:t xml:space="preserve"> Indian River</w:t>
-      </w:r>
-      <w:r>
-        <w:t xml:space="preserve"> spawning densities </w:t>
-      </w:r>
-      <w:r>
-        <w:t>we</w:t>
-      </w:r>
-      <w:r>
-        <w:t xml:space="preserve">re within the natural range of variation. This </w:t>
-      </w:r>
-      <w:r>
-        <w:t>does</w:t>
-      </w:r>
-      <w:r>
-        <w:t xml:space="preserve"> not </w:t>
-      </w:r>
-      <w:r>
-        <w:t>invalidate</w:t>
-      </w:r>
-      <w:r>
-        <w:t xml:space="preserve"> concerns about hypoxia events, but interceding on behalf of Indian River’s other resident species may run contrary to the natural state of even-year pink salmon in northern Southeast Alaska. Available evidence suggests that there is likely no need for intervention to address even-year </w:t>
-      </w:r>
-      <w:r>
-        <w:t>abundance</w:t>
-      </w:r>
-      <w:r>
-        <w:t xml:space="preserve">. In odd years there </w:t>
-      </w:r>
-      <w:r>
-        <w:t>was</w:t>
-      </w:r>
-      <w:r>
-        <w:t xml:space="preserve"> more compelling evidence that SJH pink salmon releases could be </w:t>
-      </w:r>
-      <w:r>
-        <w:t>increasing</w:t>
-      </w:r>
-      <w:r>
-        <w:t xml:space="preserve"> abundances at Indian River, </w:t>
-      </w:r>
-      <w:r>
-        <w:t>but they have been less important than other factors affecting</w:t>
-      </w:r>
-      <w:r>
-        <w:t xml:space="preserve"> pink salmon population densities in odd years, as </w:t>
-      </w:r>
-      <w:r>
-        <w:t>populations</w:t>
-      </w:r>
-      <w:r>
-        <w:t xml:space="preserve"> have been </w:t>
-      </w:r>
-      <w:r>
-        <w:t>increasing</w:t>
-      </w:r>
-      <w:r>
-        <w:t xml:space="preserve"> throughout the region for decades. </w:t>
-      </w:r>
-      <w:r>
-        <w:t>I</w:t>
-      </w:r>
-      <w:r>
-        <w:t xml:space="preserve">n odd years, the effect of Indian River pink salmon abundance on hatchery returns in the subsequent brood year </w:t>
-      </w:r>
-      <w:r>
-        <w:t>wa</w:t>
-      </w:r>
-      <w:r>
-        <w:t xml:space="preserve">s lower than the effect observed in even years. If there exists some small but positive true effect of hatchery releases on subsequent brood year Indian River abundances, the difference between the magnitude of these effects in odd years would be far less than in even-years, meaning that odd-year Indian River abundances would be more susceptible to being inflated by hatchery releases. It is possible that limiting the number of SJH pink salmon moving into Indian River to spawn in odd years may be beneficial for maintaining the wild population in the park within their natural range of variation, but this is far from conclusive, and suggests the need for more consistent otolith sampling </w:t>
-      </w:r>
-      <w:ins w:id="28" w:author="tquinn" w:date="2026-05-22T17:13:00Z" w16du:dateUtc="2026-05-23T00:13:00Z">
-        <w:r>
-          <w:t>[</w:t>
-        </w:r>
-      </w:ins>
-      <w:ins w:id="29" w:author="tquinn" w:date="2026-05-22T17:14:00Z" w16du:dateUtc="2026-05-23T00:14:00Z">
-        <w:r>
-          <w:t>H</w:t>
-        </w:r>
-      </w:ins>
-      <w:ins w:id="30" w:author="tquinn" w:date="2026-05-22T17:13:00Z" w16du:dateUtc="2026-05-23T00:13:00Z">
-        <w:r>
-          <w:t xml:space="preserve">as this </w:t>
-        </w:r>
-      </w:ins>
-      <w:ins w:id="31" w:author="tquinn" w:date="2026-05-22T17:14:00Z" w16du:dateUtc="2026-05-23T00:14:00Z">
-        <w:r>
-          <w:t xml:space="preserve">method </w:t>
-        </w:r>
-      </w:ins>
-      <w:ins w:id="32" w:author="tquinn" w:date="2026-05-22T17:13:00Z" w16du:dateUtc="2026-05-23T00:13:00Z">
-        <w:r>
-          <w:t>been described and the results presented?</w:t>
-        </w:r>
-      </w:ins>
-      <w:ins w:id="33" w:author="tquinn" w:date="2026-05-22T17:14:00Z" w16du:dateUtc="2026-05-23T00:14:00Z">
-        <w:r>
-          <w:t xml:space="preserve">] </w:t>
-        </w:r>
-      </w:ins>
-      <w:r>
-        <w:t>of odd-year Indian River spawners in order to more completely understand the impact of SJH releases.</w:t>
+        <w:t>susceptible to being inflated by hatchery releases. It is possible that limiting the number of SJH pink salmon moving into Indian River to spawn in odd years may be beneficial for maintaining the wild population in the park within their natural range of variation, but this is far from conclusive, and suggests the need for more consistent monitoring of odd-year Indian River spawners in order to more completely understand the impact of SJH releases.</w:t>
       </w:r>
     </w:p>
     <w:p>
@@ -6875,55 +6256,27 @@
         <w:ind w:firstLine="720"/>
       </w:pPr>
       <w:r>
-        <w:t xml:space="preserve">Indian River pink salmon are </w:t>
-      </w:r>
-      <w:r>
-        <w:t xml:space="preserve">not dissimilar to the case of the mountain pine beetle discussed in the introduction, the proliferation of which was not unique to the impacted </w:t>
-      </w:r>
-      <w:r>
-        <w:lastRenderedPageBreak/>
-        <w:t>National Parks, but which the affected parks nevertheless were compelled to address through interventions, such as insecticide use and the culling of susceptible trees (Frost 2009).</w:t>
+        <w:t>Establishing at what point a species becomes overabundant in its native range is difficult, with extant literature on the subject diverging in how this determination is made (Lemoine et al. 2016, Moore et al. 2023, Holzner et al. 2025). As in the case of Indian River pink salmon, a species is</w:t>
       </w:r>
       <w:r>
         <w:t xml:space="preserve"> </w:t>
       </w:r>
       <w:r>
-        <w:t xml:space="preserve">Likewise, management at SITK may choose to address the proliferation of pink salmon at Indian River, even if it </w:t>
-      </w:r>
-      <w:r>
-        <w:t>does not exceed</w:t>
-      </w:r>
-      <w:r>
-        <w:t xml:space="preserve"> regional expectations</w:t>
-      </w:r>
-      <w:r>
-        <w:t xml:space="preserve">, </w:t>
-      </w:r>
-      <w:r>
-        <w:t>to</w:t>
-      </w:r>
-      <w:r>
-        <w:t xml:space="preserve"> protect other resident </w:t>
-      </w:r>
-      <w:r>
-        <w:t xml:space="preserve">aquatic </w:t>
-      </w:r>
-      <w:r>
-        <w:t>species</w:t>
-      </w:r>
-      <w:r>
-        <w:t xml:space="preserve"> and the riverine </w:t>
-      </w:r>
-      <w:r>
-        <w:t xml:space="preserve">ecosystem </w:t>
-      </w:r>
-      <w:r>
-        <w:t>from hypoxia events</w:t>
-      </w:r>
-      <w:r>
-        <w:t xml:space="preserve">. </w:t>
-      </w:r>
-      <w:r>
+        <w:t>often not recognized as overabundant in its native range until such time as it begins to threaten other inhabitants of a shared ecosystem (Beckett et al. 2022, Brown et al. 2025). There is also distinct concern about the rapid growth in population of native species as a result of anthropogenic activity (although this is not necessarily a requisite for a species to be considered such) and is primarily focused on management of native species causing harm in ecosystems rather than assessment of the point at which a species might be considered overabundant (Brown et al. 2025, McComb et al. 2026). Indian River pink salmon are not dissimilar to the case of the mountain pine beetle discussed in the introduction, the proliferation of which was not unique to the impacted National Parks, but which the affected parks nevertheless were compelled to address through interventions, such as insecticide use and the culling of susceptible trees (Frost 2009). Likewise, management at SITK may choose to address the proliferation of pink salmon at Indian River, even if it does not exceed regional expectations, to protect other resident aquatic species and the riverine ecosystem from hypoxia events.</w:t>
+      </w:r>
+    </w:p>
+    <w:p>
+      <w:pPr>
+        <w:rPr>
+          <w:b/>
+          <w:bCs/>
+        </w:rPr>
+      </w:pPr>
+      <w:r>
+        <w:rPr>
+          <w:b/>
+          <w:bCs/>
+        </w:rPr>
         <w:br w:type="page"/>
       </w:r>
     </w:p>
@@ -8930,9 +8283,6 @@
 <w15:people xmlns:wpc="http://schemas.microsoft.com/office/word/2010/wordprocessingCanvas" xmlns:cx="http://schemas.microsoft.com/office/drawing/2014/chartex" xmlns:cx1="http://schemas.microsoft.com/office/drawing/2015/9/8/chartex" xmlns:cx2="http://schemas.microsoft.com/office/drawing/2015/10/21/chartex" xmlns:cx3="http://schemas.microsoft.com/office/drawing/2016/5/9/chartex" xmlns:cx4="http://schemas.microsoft.com/office/drawing/2016/5/10/chartex" xmlns:cx5="http://schemas.microsoft.com/office/drawing/2016/5/11/chartex" xmlns:cx6="http://schemas.microsoft.com/office/drawing/2016/5/12/chartex" xmlns:cx7="http://schemas.microsoft.com/office/drawing/2016/5/13/chartex" xmlns:cx8="http://schemas.microsoft.com/office/drawing/2016/5/14/chartex" xmlns:mc="http://schemas.openxmlformats.org/markup-compatibility/2006" xmlns:aink="http://schemas.microsoft.com/office/drawing/2016/ink" xmlns:am3d="http://schemas.microsoft.com/office/drawing/2017/model3d" xmlns:o="urn:schemas-microsoft-com:office:office" xmlns:oel="http://schemas.microsoft.com/office/2019/extlst" xmlns:r="http://schemas.openxmlformats.org/officeDocument/2006/relationships" xmlns:m="http://schemas.openxmlformats.org/officeDocument/2006/math" xmlns:v="urn:schemas-microsoft-com:vml" xmlns:wp14="http://schemas.microsoft.com/office/word/2010/wordprocessingDrawing" xmlns:wp="http://schemas.openxmlformats.org/drawingml/2006/wordprocessingDrawing" xmlns:w10="urn:schemas-microsoft-com:office:word" xmlns:w="http://schemas.openxmlformats.org/wordprocessingml/2006/main" xmlns:w14="http://schemas.microsoft.com/office/word/2010/wordml" xmlns:w15="http://schemas.microsoft.com/office/word/2012/wordml" xmlns:w16cex="http://schemas.microsoft.com/office/word/2018/wordml/cex" xmlns:w16cid="http://schemas.microsoft.com/office/word/2016/wordml/cid" xmlns:w16="http://schemas.microsoft.com/office/word/2018/wordml" xmlns:w16du="http://schemas.microsoft.com/office/word/2023/wordml/word16du" xmlns:w16sdtdh="http://schemas.microsoft.com/office/word/2020/wordml/sdtdatahash" xmlns:w16sdtfl="http://schemas.microsoft.com/office/word/2024/wordml/sdtformatlock" xmlns:w16se="http://schemas.microsoft.com/office/word/2015/wordml/symex" xmlns:wpg="http://schemas.microsoft.com/office/word/2010/wordprocessingGroup" xmlns:wpi="http://schemas.microsoft.com/office/word/2010/wordprocessingInk" xmlns:wne="http://schemas.microsoft.com/office/word/2006/wordml" xmlns:wps="http://schemas.microsoft.com/office/word/2010/wordprocessingShape" mc:Ignorable="w14 w15 w16se w16cid w16 w16cex w16sdtdh w16sdtfl w16du wp14">
   <w15:person w15:author="Brian E McGreal">
     <w15:presenceInfo w15:providerId="AD" w15:userId="S::bmcgreal@uw.edu::500ccbb3-e957-4a38-850c-c0c2fd4a68d5"/>
-  </w15:person>
-  <w15:person w15:author="tquinn">
-    <w15:presenceInfo w15:providerId="AD" w15:userId="S::tquinn@uw.edu::ee529a76-8161-4736-8a8f-a36503551b67"/>
   </w15:person>
 </w15:people>
 </file>
